--- a/CombinedDispersalMS_v1.docx
+++ b/CombinedDispersalMS_v1.docx
@@ -1215,15 +1215,15 @@
           <w:sz w:val="24"/>
           <w:szCs w:val="24"/>
         </w:rPr>
-        <w:t>Paragraph about</w:t>
-      </w:r>
-      <w:r>
-        <w:rPr>
-          <w:rFonts w:ascii="Times New Roman" w:hAnsi="Times New Roman" w:cs="Times New Roman"/>
-          <w:sz w:val="24"/>
-          <w:szCs w:val="24"/>
-        </w:rPr>
-        <w:t xml:space="preserve"> why the total dispersal kernel is important.</w:t>
+        <w:t>A better understanding of total dispersal kernels can be useful for a variety of reasons. The most obvious reason would be that the ability to quantify all vectors of dispersal in a species would allow us to obtain more accurate estimates of how that particular species spreads across a landscape. An understanding of how each dispersal vector contributes to the overall dispersal process can also be useful in understanding how changes in</w:t>
+      </w:r>
+      <w:r>
+        <w:rPr>
+          <w:rFonts w:ascii="Times New Roman" w:hAnsi="Times New Roman" w:cs="Times New Roman"/>
+          <w:sz w:val="24"/>
+          <w:szCs w:val="24"/>
+        </w:rPr>
+        <w:t xml:space="preserve"> a particular part of the dispersal process may be affected by disruptions and pressures such as land-use change, climate change, overharvesting, etc. For example, if a particular bird species plays an integral role in dispersal of a plant, then removal of that species or its habitat may reduce its presence in the ecosystem, thus having an adverse impact on the plant’s ability to disperse its seeds. Such changes in dispersal vectors thus affect how plants spread, and may have profound impacts on the structure and function of plant communities.</w:t>
       </w:r>
     </w:p>
     <w:p>
@@ -1243,15 +1243,72 @@
           <w:sz w:val="24"/>
           <w:szCs w:val="24"/>
         </w:rPr>
-        <w:t>Paragraph about</w:t>
-      </w:r>
-      <w:r>
-        <w:rPr>
-          <w:rFonts w:ascii="Times New Roman" w:hAnsi="Times New Roman" w:cs="Times New Roman"/>
-          <w:sz w:val="24"/>
-          <w:szCs w:val="24"/>
-        </w:rPr>
-        <w:t xml:space="preserve"> challenges in quantifying a total dispersal kernel.</w:t>
+        <w:t>While the idea of the total dispersal kernel has received much attention in the dispersal literature, there are numerous challenges involved in constructing a total dispersal kernel.</w:t>
+      </w:r>
+      <w:r>
+        <w:rPr>
+          <w:rFonts w:ascii="Times New Roman" w:hAnsi="Times New Roman" w:cs="Times New Roman"/>
+          <w:sz w:val="24"/>
+          <w:szCs w:val="24"/>
+        </w:rPr>
+        <w:t xml:space="preserve"> Rogers et al describe four challenges in quantifying a total dispersal kernel: finding the seed origin, finding </w:t>
+      </w:r>
+      <w:r>
+        <w:rPr>
+          <w:rFonts w:ascii="Times New Roman" w:hAnsi="Times New Roman" w:cs="Times New Roman"/>
+          <w:sz w:val="24"/>
+          <w:szCs w:val="24"/>
+        </w:rPr>
+        <w:lastRenderedPageBreak/>
+        <w:t>the dispersal vector, measuring dispersal across the landscape, and measuring seed dispersal effectiveness.</w:t>
+      </w:r>
+      <w:r>
+        <w:rPr>
+          <w:rFonts w:ascii="Times New Roman" w:hAnsi="Times New Roman" w:cs="Times New Roman"/>
+          <w:sz w:val="24"/>
+          <w:szCs w:val="24"/>
+        </w:rPr>
+        <w:t xml:space="preserve"> </w:t>
+      </w:r>
+      <w:r>
+        <w:rPr>
+          <w:rFonts w:ascii="Times New Roman" w:hAnsi="Times New Roman" w:cs="Times New Roman"/>
+          <w:sz w:val="24"/>
+          <w:szCs w:val="24"/>
+        </w:rPr>
+        <w:t>For example</w:t>
+      </w:r>
+      <w:r>
+        <w:rPr>
+          <w:rFonts w:ascii="Times New Roman" w:hAnsi="Times New Roman" w:cs="Times New Roman"/>
+          <w:sz w:val="24"/>
+          <w:szCs w:val="24"/>
+        </w:rPr>
+        <w:t>, there is the challenge of identifying all of the dispersal vectors involved, which can be complicated in systems with many dispersers; while it may be easy to pinpoint certain vectors through direct observation, other vectors may be difficult to detect due to small size or nocturnal activity (cite Rogers).</w:t>
+      </w:r>
+      <w:r>
+        <w:rPr>
+          <w:rFonts w:ascii="Times New Roman" w:hAnsi="Times New Roman" w:cs="Times New Roman"/>
+          <w:sz w:val="24"/>
+          <w:szCs w:val="24"/>
+        </w:rPr>
+        <w:t xml:space="preserve"> There is the challenge of actually quantifying how far seeds travel from the parent plant; while techniques vary depending on what aspect of dispersal is being assessed (e.g. seed traps for plants dispersed by wind or gravity, or analysis of scat for seeds dispersed by small mammals or birds), there are still challenges associate with tracking seed dispersers across a heterogeneous landscape, or tracking seeds themselves if they are too small. Mention something about it being incredibly difficult to capture long-distance dispersal events as well. There is also the challenge of assessing seed fate, especially for seeds that are involved in any sort of biotic dispersal; </w:t>
+      </w:r>
+      <w:r>
+        <w:rPr>
+          <w:rFonts w:ascii="Times New Roman" w:hAnsi="Times New Roman" w:cs="Times New Roman"/>
+          <w:sz w:val="24"/>
+          <w:szCs w:val="24"/>
+        </w:rPr>
+        <w:t>while seeds often experience predation rather than dispersal, may studies assume that all seeds that are removed by animals are destroyed, which would underestimate true rates of dispersal and mask the importance of biotic dispersal vectors.</w:t>
+      </w:r>
+      <w:r>
+        <w:rPr>
+          <w:rFonts w:ascii="Times New Roman" w:hAnsi="Times New Roman" w:cs="Times New Roman"/>
+          <w:sz w:val="24"/>
+          <w:szCs w:val="24"/>
+        </w:rPr>
+        <w:t xml:space="preserve"> </w:t>
       </w:r>
     </w:p>
     <w:p>
@@ -1279,7 +1336,7 @@
           <w:sz w:val="24"/>
           <w:szCs w:val="24"/>
         </w:rPr>
-        <w:t xml:space="preserve"> </w:t>
+        <w:t xml:space="preserve"> climate change and possible effects on the total dispersal kernel as a whole, and effects on individual components of the kernel.</w:t>
       </w:r>
     </w:p>
     <w:p>
@@ -1307,7 +1364,74 @@
           <w:sz w:val="24"/>
           <w:szCs w:val="24"/>
         </w:rPr>
-        <w:t xml:space="preserve"> climate change and possible effects on the total dispersal kernel as a whole, and effects on individual components of the kernel.</w:t>
+        <w:t xml:space="preserve"> goals of the study. The goals are to build a model that quantifies combined primary and secondary dispersal, investigates the effects of climate change on the model in the form of increased temperatures, and investigates which factors of the model (e.g. wind speeds, plant height, seed removal rate, etc.) have the largest effects on overall dispersal distance.</w:t>
+      </w:r>
+      <w:r>
+        <w:rPr>
+          <w:rFonts w:ascii="Times New Roman" w:hAnsi="Times New Roman" w:cs="Times New Roman"/>
+          <w:sz w:val="24"/>
+          <w:szCs w:val="24"/>
+        </w:rPr>
+        <w:t xml:space="preserve"> Here, we seek answers to three questions. First, can we estimate rates of spread using a model that accounts for both primary and secondary dispersal? Second, what are the relative contributions of primary and secondary dispersal, and does one have a larger influence on dispersal than the other? And third, </w:t>
+      </w:r>
+    </w:p>
+    <w:p>
+      <w:pPr>
+        <w:rPr>
+          <w:rFonts w:ascii="Times New Roman" w:hAnsi="Times New Roman" w:cs="Times New Roman"/>
+          <w:sz w:val="24"/>
+          <w:szCs w:val="24"/>
+        </w:rPr>
+      </w:pPr>
+    </w:p>
+    <w:p>
+      <w:pPr>
+        <w:spacing w:line="240" w:lineRule="auto"/>
+        <w:jc w:val="both"/>
+        <w:rPr>
+          <w:rFonts w:ascii="Times New Roman" w:hAnsi="Times New Roman" w:cs="Times New Roman"/>
+          <w:b/>
+          <w:bCs/>
+          <w:sz w:val="32"/>
+          <w:szCs w:val="32"/>
+        </w:rPr>
+      </w:pPr>
+      <w:r>
+        <w:rPr>
+          <w:rFonts w:ascii="Times New Roman" w:hAnsi="Times New Roman" w:cs="Times New Roman"/>
+          <w:b/>
+          <w:bCs/>
+          <w:sz w:val="32"/>
+          <w:szCs w:val="32"/>
+        </w:rPr>
+        <w:t>Materials and Methods</w:t>
+      </w:r>
+    </w:p>
+    <w:p>
+      <w:pPr>
+        <w:spacing w:line="240" w:lineRule="auto"/>
+        <w:jc w:val="both"/>
+        <w:rPr>
+          <w:rFonts w:ascii="Times New Roman" w:hAnsi="Times New Roman" w:cs="Times New Roman"/>
+          <w:b/>
+          <w:bCs/>
+          <w:i/>
+          <w:iCs/>
+          <w:sz w:val="24"/>
+          <w:szCs w:val="24"/>
+        </w:rPr>
+      </w:pPr>
+      <w:r>
+        <w:rPr>
+          <w:rFonts w:ascii="Times New Roman" w:hAnsi="Times New Roman" w:cs="Times New Roman"/>
+          <w:b/>
+          <w:bCs/>
+          <w:i/>
+          <w:iCs/>
+          <w:sz w:val="24"/>
+          <w:szCs w:val="24"/>
+        </w:rPr>
+        <w:t>Study Species</w:t>
       </w:r>
     </w:p>
     <w:p>
@@ -1327,15 +1451,999 @@
           <w:sz w:val="24"/>
           <w:szCs w:val="24"/>
         </w:rPr>
-        <w:t>Paragraph about</w:t>
-      </w:r>
-      <w:r>
-        <w:rPr>
-          <w:rFonts w:ascii="Times New Roman" w:hAnsi="Times New Roman" w:cs="Times New Roman"/>
-          <w:sz w:val="24"/>
-          <w:szCs w:val="24"/>
-        </w:rPr>
-        <w:t xml:space="preserve"> goals of the study. The goals are to build a model that quantifies combined primary and secondary dispersal, investigates the effects of climate change on the model in the form of increased temperatures, and investigates which factors of the model (e.g. wind speeds, plant height, seed removal rate, etc.) have the largest effects on overall dispersal distance.</w:t>
+        <w:t>Text text text</w:t>
+      </w:r>
+      <w:r>
+        <w:rPr>
+          <w:rFonts w:ascii="Times New Roman" w:hAnsi="Times New Roman" w:cs="Times New Roman"/>
+          <w:sz w:val="24"/>
+          <w:szCs w:val="24"/>
+        </w:rPr>
+        <w:t xml:space="preserve"> </w:t>
+      </w:r>
+      <w:r>
+        <w:rPr>
+          <w:rFonts w:ascii="Times New Roman" w:hAnsi="Times New Roman" w:cs="Times New Roman"/>
+          <w:sz w:val="24"/>
+          <w:szCs w:val="24"/>
+        </w:rPr>
+        <w:t>text</w:t>
+      </w:r>
+      <w:r>
+        <w:rPr>
+          <w:rFonts w:ascii="Times New Roman" w:hAnsi="Times New Roman" w:cs="Times New Roman"/>
+          <w:sz w:val="24"/>
+          <w:szCs w:val="24"/>
+        </w:rPr>
+        <w:t xml:space="preserve"> </w:t>
+      </w:r>
+      <w:r>
+        <w:rPr>
+          <w:rFonts w:ascii="Times New Roman" w:hAnsi="Times New Roman" w:cs="Times New Roman"/>
+          <w:sz w:val="24"/>
+          <w:szCs w:val="24"/>
+        </w:rPr>
+        <w:t>text</w:t>
+      </w:r>
+      <w:r>
+        <w:rPr>
+          <w:rFonts w:ascii="Times New Roman" w:hAnsi="Times New Roman" w:cs="Times New Roman"/>
+          <w:sz w:val="24"/>
+          <w:szCs w:val="24"/>
+        </w:rPr>
+        <w:t xml:space="preserve"> </w:t>
+      </w:r>
+      <w:r>
+        <w:rPr>
+          <w:rFonts w:ascii="Times New Roman" w:hAnsi="Times New Roman" w:cs="Times New Roman"/>
+          <w:sz w:val="24"/>
+          <w:szCs w:val="24"/>
+        </w:rPr>
+        <w:t>text</w:t>
+      </w:r>
+      <w:r>
+        <w:rPr>
+          <w:rFonts w:ascii="Times New Roman" w:hAnsi="Times New Roman" w:cs="Times New Roman"/>
+          <w:sz w:val="24"/>
+          <w:szCs w:val="24"/>
+        </w:rPr>
+        <w:t xml:space="preserve"> </w:t>
+      </w:r>
+      <w:r>
+        <w:rPr>
+          <w:rFonts w:ascii="Times New Roman" w:hAnsi="Times New Roman" w:cs="Times New Roman"/>
+          <w:sz w:val="24"/>
+          <w:szCs w:val="24"/>
+        </w:rPr>
+        <w:t>text</w:t>
+      </w:r>
+      <w:r>
+        <w:rPr>
+          <w:rFonts w:ascii="Times New Roman" w:hAnsi="Times New Roman" w:cs="Times New Roman"/>
+          <w:sz w:val="24"/>
+          <w:szCs w:val="24"/>
+        </w:rPr>
+        <w:t xml:space="preserve"> </w:t>
+      </w:r>
+      <w:r>
+        <w:rPr>
+          <w:rFonts w:ascii="Times New Roman" w:hAnsi="Times New Roman" w:cs="Times New Roman"/>
+          <w:sz w:val="24"/>
+          <w:szCs w:val="24"/>
+        </w:rPr>
+        <w:t>text</w:t>
+      </w:r>
+      <w:r>
+        <w:rPr>
+          <w:rFonts w:ascii="Times New Roman" w:hAnsi="Times New Roman" w:cs="Times New Roman"/>
+          <w:sz w:val="24"/>
+          <w:szCs w:val="24"/>
+        </w:rPr>
+        <w:t xml:space="preserve"> </w:t>
+      </w:r>
+      <w:r>
+        <w:rPr>
+          <w:rFonts w:ascii="Times New Roman" w:hAnsi="Times New Roman" w:cs="Times New Roman"/>
+          <w:sz w:val="24"/>
+          <w:szCs w:val="24"/>
+        </w:rPr>
+        <w:t>text</w:t>
+      </w:r>
+      <w:r>
+        <w:rPr>
+          <w:rFonts w:ascii="Times New Roman" w:hAnsi="Times New Roman" w:cs="Times New Roman"/>
+          <w:sz w:val="24"/>
+          <w:szCs w:val="24"/>
+        </w:rPr>
+        <w:t xml:space="preserve"> </w:t>
+      </w:r>
+      <w:r>
+        <w:rPr>
+          <w:rFonts w:ascii="Times New Roman" w:hAnsi="Times New Roman" w:cs="Times New Roman"/>
+          <w:sz w:val="24"/>
+          <w:szCs w:val="24"/>
+        </w:rPr>
+        <w:t>text</w:t>
+      </w:r>
+      <w:r>
+        <w:rPr>
+          <w:rFonts w:ascii="Times New Roman" w:hAnsi="Times New Roman" w:cs="Times New Roman"/>
+          <w:sz w:val="24"/>
+          <w:szCs w:val="24"/>
+        </w:rPr>
+        <w:t xml:space="preserve"> </w:t>
+      </w:r>
+      <w:r>
+        <w:rPr>
+          <w:rFonts w:ascii="Times New Roman" w:hAnsi="Times New Roman" w:cs="Times New Roman"/>
+          <w:sz w:val="24"/>
+          <w:szCs w:val="24"/>
+        </w:rPr>
+        <w:t>text</w:t>
+      </w:r>
+      <w:r>
+        <w:rPr>
+          <w:rFonts w:ascii="Times New Roman" w:hAnsi="Times New Roman" w:cs="Times New Roman"/>
+          <w:sz w:val="24"/>
+          <w:szCs w:val="24"/>
+        </w:rPr>
+        <w:t xml:space="preserve"> </w:t>
+      </w:r>
+      <w:r>
+        <w:rPr>
+          <w:rFonts w:ascii="Times New Roman" w:hAnsi="Times New Roman" w:cs="Times New Roman"/>
+          <w:sz w:val="24"/>
+          <w:szCs w:val="24"/>
+        </w:rPr>
+        <w:t>text</w:t>
+      </w:r>
+      <w:r>
+        <w:rPr>
+          <w:rFonts w:ascii="Times New Roman" w:hAnsi="Times New Roman" w:cs="Times New Roman"/>
+          <w:sz w:val="24"/>
+          <w:szCs w:val="24"/>
+        </w:rPr>
+        <w:t xml:space="preserve"> </w:t>
+      </w:r>
+      <w:r>
+        <w:rPr>
+          <w:rFonts w:ascii="Times New Roman" w:hAnsi="Times New Roman" w:cs="Times New Roman"/>
+          <w:sz w:val="24"/>
+          <w:szCs w:val="24"/>
+        </w:rPr>
+        <w:t>text</w:t>
+      </w:r>
+      <w:r>
+        <w:rPr>
+          <w:rFonts w:ascii="Times New Roman" w:hAnsi="Times New Roman" w:cs="Times New Roman"/>
+          <w:sz w:val="24"/>
+          <w:szCs w:val="24"/>
+        </w:rPr>
+        <w:t xml:space="preserve"> </w:t>
+      </w:r>
+      <w:r>
+        <w:rPr>
+          <w:rFonts w:ascii="Times New Roman" w:hAnsi="Times New Roman" w:cs="Times New Roman"/>
+          <w:sz w:val="24"/>
+          <w:szCs w:val="24"/>
+        </w:rPr>
+        <w:t>text</w:t>
+      </w:r>
+      <w:r>
+        <w:rPr>
+          <w:rFonts w:ascii="Times New Roman" w:hAnsi="Times New Roman" w:cs="Times New Roman"/>
+          <w:sz w:val="24"/>
+          <w:szCs w:val="24"/>
+        </w:rPr>
+        <w:t xml:space="preserve"> </w:t>
+      </w:r>
+      <w:r>
+        <w:rPr>
+          <w:rFonts w:ascii="Times New Roman" w:hAnsi="Times New Roman" w:cs="Times New Roman"/>
+          <w:sz w:val="24"/>
+          <w:szCs w:val="24"/>
+        </w:rPr>
+        <w:t>text</w:t>
+      </w:r>
+      <w:r>
+        <w:rPr>
+          <w:rFonts w:ascii="Times New Roman" w:hAnsi="Times New Roman" w:cs="Times New Roman"/>
+          <w:sz w:val="24"/>
+          <w:szCs w:val="24"/>
+        </w:rPr>
+        <w:t xml:space="preserve"> </w:t>
+      </w:r>
+      <w:r>
+        <w:rPr>
+          <w:rFonts w:ascii="Times New Roman" w:hAnsi="Times New Roman" w:cs="Times New Roman"/>
+          <w:sz w:val="24"/>
+          <w:szCs w:val="24"/>
+        </w:rPr>
+        <w:t>text</w:t>
+      </w:r>
+      <w:r>
+        <w:rPr>
+          <w:rFonts w:ascii="Times New Roman" w:hAnsi="Times New Roman" w:cs="Times New Roman"/>
+          <w:sz w:val="24"/>
+          <w:szCs w:val="24"/>
+        </w:rPr>
+        <w:t xml:space="preserve"> </w:t>
+      </w:r>
+      <w:r>
+        <w:rPr>
+          <w:rFonts w:ascii="Times New Roman" w:hAnsi="Times New Roman" w:cs="Times New Roman"/>
+          <w:sz w:val="24"/>
+          <w:szCs w:val="24"/>
+        </w:rPr>
+        <w:t>text</w:t>
+      </w:r>
+      <w:r>
+        <w:rPr>
+          <w:rFonts w:ascii="Times New Roman" w:hAnsi="Times New Roman" w:cs="Times New Roman"/>
+          <w:sz w:val="24"/>
+          <w:szCs w:val="24"/>
+        </w:rPr>
+        <w:t xml:space="preserve"> </w:t>
+      </w:r>
+      <w:r>
+        <w:rPr>
+          <w:rFonts w:ascii="Times New Roman" w:hAnsi="Times New Roman" w:cs="Times New Roman"/>
+          <w:sz w:val="24"/>
+          <w:szCs w:val="24"/>
+        </w:rPr>
+        <w:t>text</w:t>
+      </w:r>
+      <w:r>
+        <w:rPr>
+          <w:rFonts w:ascii="Times New Roman" w:hAnsi="Times New Roman" w:cs="Times New Roman"/>
+          <w:sz w:val="24"/>
+          <w:szCs w:val="24"/>
+        </w:rPr>
+        <w:t xml:space="preserve"> </w:t>
+      </w:r>
+      <w:r>
+        <w:rPr>
+          <w:rFonts w:ascii="Times New Roman" w:hAnsi="Times New Roman" w:cs="Times New Roman"/>
+          <w:sz w:val="24"/>
+          <w:szCs w:val="24"/>
+        </w:rPr>
+        <w:t>text</w:t>
+      </w:r>
+      <w:r>
+        <w:rPr>
+          <w:rFonts w:ascii="Times New Roman" w:hAnsi="Times New Roman" w:cs="Times New Roman"/>
+          <w:sz w:val="24"/>
+          <w:szCs w:val="24"/>
+        </w:rPr>
+        <w:t xml:space="preserve"> </w:t>
+      </w:r>
+      <w:r>
+        <w:rPr>
+          <w:rFonts w:ascii="Times New Roman" w:hAnsi="Times New Roman" w:cs="Times New Roman"/>
+          <w:sz w:val="24"/>
+          <w:szCs w:val="24"/>
+        </w:rPr>
+        <w:t>text</w:t>
+      </w:r>
+      <w:r>
+        <w:rPr>
+          <w:rFonts w:ascii="Times New Roman" w:hAnsi="Times New Roman" w:cs="Times New Roman"/>
+          <w:sz w:val="24"/>
+          <w:szCs w:val="24"/>
+        </w:rPr>
+        <w:t xml:space="preserve"> </w:t>
+      </w:r>
+      <w:r>
+        <w:rPr>
+          <w:rFonts w:ascii="Times New Roman" w:hAnsi="Times New Roman" w:cs="Times New Roman"/>
+          <w:sz w:val="24"/>
+          <w:szCs w:val="24"/>
+        </w:rPr>
+        <w:t>text</w:t>
+      </w:r>
+      <w:r>
+        <w:rPr>
+          <w:rFonts w:ascii="Times New Roman" w:hAnsi="Times New Roman" w:cs="Times New Roman"/>
+          <w:sz w:val="24"/>
+          <w:szCs w:val="24"/>
+        </w:rPr>
+        <w:t xml:space="preserve"> </w:t>
+      </w:r>
+      <w:r>
+        <w:rPr>
+          <w:rFonts w:ascii="Times New Roman" w:hAnsi="Times New Roman" w:cs="Times New Roman"/>
+          <w:sz w:val="24"/>
+          <w:szCs w:val="24"/>
+        </w:rPr>
+        <w:t>text</w:t>
+      </w:r>
+      <w:r>
+        <w:rPr>
+          <w:rFonts w:ascii="Times New Roman" w:hAnsi="Times New Roman" w:cs="Times New Roman"/>
+          <w:sz w:val="24"/>
+          <w:szCs w:val="24"/>
+        </w:rPr>
+        <w:t xml:space="preserve"> </w:t>
+      </w:r>
+      <w:r>
+        <w:rPr>
+          <w:rFonts w:ascii="Times New Roman" w:hAnsi="Times New Roman" w:cs="Times New Roman"/>
+          <w:sz w:val="24"/>
+          <w:szCs w:val="24"/>
+        </w:rPr>
+        <w:t>text</w:t>
+      </w:r>
+      <w:r>
+        <w:rPr>
+          <w:rFonts w:ascii="Times New Roman" w:hAnsi="Times New Roman" w:cs="Times New Roman"/>
+          <w:sz w:val="24"/>
+          <w:szCs w:val="24"/>
+        </w:rPr>
+        <w:t xml:space="preserve"> </w:t>
+      </w:r>
+      <w:r>
+        <w:rPr>
+          <w:rFonts w:ascii="Times New Roman" w:hAnsi="Times New Roman" w:cs="Times New Roman"/>
+          <w:sz w:val="24"/>
+          <w:szCs w:val="24"/>
+        </w:rPr>
+        <w:t>text</w:t>
+      </w:r>
+      <w:r>
+        <w:rPr>
+          <w:rFonts w:ascii="Times New Roman" w:hAnsi="Times New Roman" w:cs="Times New Roman"/>
+          <w:sz w:val="24"/>
+          <w:szCs w:val="24"/>
+        </w:rPr>
+        <w:t xml:space="preserve"> </w:t>
+      </w:r>
+      <w:r>
+        <w:rPr>
+          <w:rFonts w:ascii="Times New Roman" w:hAnsi="Times New Roman" w:cs="Times New Roman"/>
+          <w:sz w:val="24"/>
+          <w:szCs w:val="24"/>
+        </w:rPr>
+        <w:t>text</w:t>
+      </w:r>
+      <w:r>
+        <w:rPr>
+          <w:rFonts w:ascii="Times New Roman" w:hAnsi="Times New Roman" w:cs="Times New Roman"/>
+          <w:sz w:val="24"/>
+          <w:szCs w:val="24"/>
+        </w:rPr>
+        <w:t xml:space="preserve"> </w:t>
+      </w:r>
+      <w:r>
+        <w:rPr>
+          <w:rFonts w:ascii="Times New Roman" w:hAnsi="Times New Roman" w:cs="Times New Roman"/>
+          <w:sz w:val="24"/>
+          <w:szCs w:val="24"/>
+        </w:rPr>
+        <w:t>text</w:t>
+      </w:r>
+      <w:r>
+        <w:rPr>
+          <w:rFonts w:ascii="Times New Roman" w:hAnsi="Times New Roman" w:cs="Times New Roman"/>
+          <w:sz w:val="24"/>
+          <w:szCs w:val="24"/>
+        </w:rPr>
+        <w:t xml:space="preserve"> </w:t>
+      </w:r>
+      <w:r>
+        <w:rPr>
+          <w:rFonts w:ascii="Times New Roman" w:hAnsi="Times New Roman" w:cs="Times New Roman"/>
+          <w:sz w:val="24"/>
+          <w:szCs w:val="24"/>
+        </w:rPr>
+        <w:t>text</w:t>
+      </w:r>
+      <w:r>
+        <w:rPr>
+          <w:rFonts w:ascii="Times New Roman" w:hAnsi="Times New Roman" w:cs="Times New Roman"/>
+          <w:sz w:val="24"/>
+          <w:szCs w:val="24"/>
+        </w:rPr>
+        <w:t xml:space="preserve"> </w:t>
+      </w:r>
+      <w:r>
+        <w:rPr>
+          <w:rFonts w:ascii="Times New Roman" w:hAnsi="Times New Roman" w:cs="Times New Roman"/>
+          <w:sz w:val="24"/>
+          <w:szCs w:val="24"/>
+        </w:rPr>
+        <w:t>text</w:t>
+      </w:r>
+      <w:r>
+        <w:rPr>
+          <w:rFonts w:ascii="Times New Roman" w:hAnsi="Times New Roman" w:cs="Times New Roman"/>
+          <w:sz w:val="24"/>
+          <w:szCs w:val="24"/>
+        </w:rPr>
+        <w:t xml:space="preserve"> </w:t>
+      </w:r>
+      <w:r>
+        <w:rPr>
+          <w:rFonts w:ascii="Times New Roman" w:hAnsi="Times New Roman" w:cs="Times New Roman"/>
+          <w:sz w:val="24"/>
+          <w:szCs w:val="24"/>
+        </w:rPr>
+        <w:t>text</w:t>
+      </w:r>
+      <w:r>
+        <w:rPr>
+          <w:rFonts w:ascii="Times New Roman" w:hAnsi="Times New Roman" w:cs="Times New Roman"/>
+          <w:sz w:val="24"/>
+          <w:szCs w:val="24"/>
+        </w:rPr>
+        <w:t xml:space="preserve"> </w:t>
+      </w:r>
+      <w:r>
+        <w:rPr>
+          <w:rFonts w:ascii="Times New Roman" w:hAnsi="Times New Roman" w:cs="Times New Roman"/>
+          <w:sz w:val="24"/>
+          <w:szCs w:val="24"/>
+        </w:rPr>
+        <w:t>text</w:t>
+      </w:r>
+      <w:r>
+        <w:rPr>
+          <w:rFonts w:ascii="Times New Roman" w:hAnsi="Times New Roman" w:cs="Times New Roman"/>
+          <w:sz w:val="24"/>
+          <w:szCs w:val="24"/>
+        </w:rPr>
+        <w:t xml:space="preserve"> </w:t>
+      </w:r>
+      <w:r>
+        <w:rPr>
+          <w:rFonts w:ascii="Times New Roman" w:hAnsi="Times New Roman" w:cs="Times New Roman"/>
+          <w:sz w:val="24"/>
+          <w:szCs w:val="24"/>
+        </w:rPr>
+        <w:t>text</w:t>
+      </w:r>
+      <w:r>
+        <w:rPr>
+          <w:rFonts w:ascii="Times New Roman" w:hAnsi="Times New Roman" w:cs="Times New Roman"/>
+          <w:sz w:val="24"/>
+          <w:szCs w:val="24"/>
+        </w:rPr>
+        <w:t xml:space="preserve"> </w:t>
+      </w:r>
+      <w:r>
+        <w:rPr>
+          <w:rFonts w:ascii="Times New Roman" w:hAnsi="Times New Roman" w:cs="Times New Roman"/>
+          <w:sz w:val="24"/>
+          <w:szCs w:val="24"/>
+        </w:rPr>
+        <w:t>text</w:t>
+      </w:r>
+      <w:r>
+        <w:rPr>
+          <w:rFonts w:ascii="Times New Roman" w:hAnsi="Times New Roman" w:cs="Times New Roman"/>
+          <w:sz w:val="24"/>
+          <w:szCs w:val="24"/>
+        </w:rPr>
+        <w:t xml:space="preserve"> </w:t>
+      </w:r>
+      <w:r>
+        <w:rPr>
+          <w:rFonts w:ascii="Times New Roman" w:hAnsi="Times New Roman" w:cs="Times New Roman"/>
+          <w:sz w:val="24"/>
+          <w:szCs w:val="24"/>
+        </w:rPr>
+        <w:t>text</w:t>
+      </w:r>
+      <w:r>
+        <w:rPr>
+          <w:rFonts w:ascii="Times New Roman" w:hAnsi="Times New Roman" w:cs="Times New Roman"/>
+          <w:sz w:val="24"/>
+          <w:szCs w:val="24"/>
+        </w:rPr>
+        <w:t xml:space="preserve"> </w:t>
+      </w:r>
+      <w:r>
+        <w:rPr>
+          <w:rFonts w:ascii="Times New Roman" w:hAnsi="Times New Roman" w:cs="Times New Roman"/>
+          <w:sz w:val="24"/>
+          <w:szCs w:val="24"/>
+        </w:rPr>
+        <w:t>text</w:t>
+      </w:r>
+      <w:r>
+        <w:rPr>
+          <w:rFonts w:ascii="Times New Roman" w:hAnsi="Times New Roman" w:cs="Times New Roman"/>
+          <w:sz w:val="24"/>
+          <w:szCs w:val="24"/>
+        </w:rPr>
+        <w:t xml:space="preserve"> </w:t>
+      </w:r>
+      <w:r>
+        <w:rPr>
+          <w:rFonts w:ascii="Times New Roman" w:hAnsi="Times New Roman" w:cs="Times New Roman"/>
+          <w:sz w:val="24"/>
+          <w:szCs w:val="24"/>
+        </w:rPr>
+        <w:t>text</w:t>
+      </w:r>
+      <w:r>
+        <w:rPr>
+          <w:rFonts w:ascii="Times New Roman" w:hAnsi="Times New Roman" w:cs="Times New Roman"/>
+          <w:sz w:val="24"/>
+          <w:szCs w:val="24"/>
+        </w:rPr>
+        <w:t xml:space="preserve"> </w:t>
+      </w:r>
+      <w:r>
+        <w:rPr>
+          <w:rFonts w:ascii="Times New Roman" w:hAnsi="Times New Roman" w:cs="Times New Roman"/>
+          <w:sz w:val="24"/>
+          <w:szCs w:val="24"/>
+        </w:rPr>
+        <w:t>text</w:t>
+      </w:r>
+      <w:r>
+        <w:rPr>
+          <w:rFonts w:ascii="Times New Roman" w:hAnsi="Times New Roman" w:cs="Times New Roman"/>
+          <w:sz w:val="24"/>
+          <w:szCs w:val="24"/>
+        </w:rPr>
+        <w:t xml:space="preserve"> </w:t>
+      </w:r>
+      <w:r>
+        <w:rPr>
+          <w:rFonts w:ascii="Times New Roman" w:hAnsi="Times New Roman" w:cs="Times New Roman"/>
+          <w:sz w:val="24"/>
+          <w:szCs w:val="24"/>
+        </w:rPr>
+        <w:t>text</w:t>
+      </w:r>
+      <w:r>
+        <w:rPr>
+          <w:rFonts w:ascii="Times New Roman" w:hAnsi="Times New Roman" w:cs="Times New Roman"/>
+          <w:sz w:val="24"/>
+          <w:szCs w:val="24"/>
+        </w:rPr>
+        <w:t xml:space="preserve"> </w:t>
+      </w:r>
+      <w:r>
+        <w:rPr>
+          <w:rFonts w:ascii="Times New Roman" w:hAnsi="Times New Roman" w:cs="Times New Roman"/>
+          <w:sz w:val="24"/>
+          <w:szCs w:val="24"/>
+        </w:rPr>
+        <w:t>text</w:t>
+      </w:r>
+      <w:r>
+        <w:rPr>
+          <w:rFonts w:ascii="Times New Roman" w:hAnsi="Times New Roman" w:cs="Times New Roman"/>
+          <w:sz w:val="24"/>
+          <w:szCs w:val="24"/>
+        </w:rPr>
+        <w:t xml:space="preserve"> </w:t>
+      </w:r>
+      <w:r>
+        <w:rPr>
+          <w:rFonts w:ascii="Times New Roman" w:hAnsi="Times New Roman" w:cs="Times New Roman"/>
+          <w:sz w:val="24"/>
+          <w:szCs w:val="24"/>
+        </w:rPr>
+        <w:t>text</w:t>
+      </w:r>
+      <w:r>
+        <w:rPr>
+          <w:rFonts w:ascii="Times New Roman" w:hAnsi="Times New Roman" w:cs="Times New Roman"/>
+          <w:sz w:val="24"/>
+          <w:szCs w:val="24"/>
+        </w:rPr>
+        <w:t xml:space="preserve"> </w:t>
+      </w:r>
+      <w:r>
+        <w:rPr>
+          <w:rFonts w:ascii="Times New Roman" w:hAnsi="Times New Roman" w:cs="Times New Roman"/>
+          <w:sz w:val="24"/>
+          <w:szCs w:val="24"/>
+        </w:rPr>
+        <w:t>text</w:t>
+      </w:r>
+      <w:r>
+        <w:rPr>
+          <w:rFonts w:ascii="Times New Roman" w:hAnsi="Times New Roman" w:cs="Times New Roman"/>
+          <w:sz w:val="24"/>
+          <w:szCs w:val="24"/>
+        </w:rPr>
+        <w:t xml:space="preserve"> </w:t>
+      </w:r>
+      <w:r>
+        <w:rPr>
+          <w:rFonts w:ascii="Times New Roman" w:hAnsi="Times New Roman" w:cs="Times New Roman"/>
+          <w:sz w:val="24"/>
+          <w:szCs w:val="24"/>
+        </w:rPr>
+        <w:t>text</w:t>
+      </w:r>
+      <w:r>
+        <w:rPr>
+          <w:rFonts w:ascii="Times New Roman" w:hAnsi="Times New Roman" w:cs="Times New Roman"/>
+          <w:sz w:val="24"/>
+          <w:szCs w:val="24"/>
+        </w:rPr>
+        <w:t xml:space="preserve"> </w:t>
+      </w:r>
+      <w:r>
+        <w:rPr>
+          <w:rFonts w:ascii="Times New Roman" w:hAnsi="Times New Roman" w:cs="Times New Roman"/>
+          <w:sz w:val="24"/>
+          <w:szCs w:val="24"/>
+        </w:rPr>
+        <w:t>text</w:t>
+      </w:r>
+      <w:r>
+        <w:rPr>
+          <w:rFonts w:ascii="Times New Roman" w:hAnsi="Times New Roman" w:cs="Times New Roman"/>
+          <w:sz w:val="24"/>
+          <w:szCs w:val="24"/>
+        </w:rPr>
+        <w:t xml:space="preserve"> </w:t>
+      </w:r>
+      <w:r>
+        <w:rPr>
+          <w:rFonts w:ascii="Times New Roman" w:hAnsi="Times New Roman" w:cs="Times New Roman"/>
+          <w:sz w:val="24"/>
+          <w:szCs w:val="24"/>
+        </w:rPr>
+        <w:t>text</w:t>
+      </w:r>
+      <w:r>
+        <w:rPr>
+          <w:rFonts w:ascii="Times New Roman" w:hAnsi="Times New Roman" w:cs="Times New Roman"/>
+          <w:sz w:val="24"/>
+          <w:szCs w:val="24"/>
+        </w:rPr>
+        <w:t xml:space="preserve"> </w:t>
+      </w:r>
+      <w:r>
+        <w:rPr>
+          <w:rFonts w:ascii="Times New Roman" w:hAnsi="Times New Roman" w:cs="Times New Roman"/>
+          <w:sz w:val="24"/>
+          <w:szCs w:val="24"/>
+        </w:rPr>
+        <w:t>text</w:t>
+      </w:r>
+      <w:r>
+        <w:rPr>
+          <w:rFonts w:ascii="Times New Roman" w:hAnsi="Times New Roman" w:cs="Times New Roman"/>
+          <w:sz w:val="24"/>
+          <w:szCs w:val="24"/>
+        </w:rPr>
+        <w:t xml:space="preserve"> </w:t>
+      </w:r>
+      <w:r>
+        <w:rPr>
+          <w:rFonts w:ascii="Times New Roman" w:hAnsi="Times New Roman" w:cs="Times New Roman"/>
+          <w:sz w:val="24"/>
+          <w:szCs w:val="24"/>
+        </w:rPr>
+        <w:t>text</w:t>
+      </w:r>
+      <w:r>
+        <w:rPr>
+          <w:rFonts w:ascii="Times New Roman" w:hAnsi="Times New Roman" w:cs="Times New Roman"/>
+          <w:sz w:val="24"/>
+          <w:szCs w:val="24"/>
+        </w:rPr>
+        <w:t xml:space="preserve"> </w:t>
+      </w:r>
+      <w:r>
+        <w:rPr>
+          <w:rFonts w:ascii="Times New Roman" w:hAnsi="Times New Roman" w:cs="Times New Roman"/>
+          <w:sz w:val="24"/>
+          <w:szCs w:val="24"/>
+        </w:rPr>
+        <w:t>text</w:t>
+      </w:r>
+      <w:r>
+        <w:rPr>
+          <w:rFonts w:ascii="Times New Roman" w:hAnsi="Times New Roman" w:cs="Times New Roman"/>
+          <w:sz w:val="24"/>
+          <w:szCs w:val="24"/>
+        </w:rPr>
+        <w:t xml:space="preserve"> </w:t>
+      </w:r>
+      <w:r>
+        <w:rPr>
+          <w:rFonts w:ascii="Times New Roman" w:hAnsi="Times New Roman" w:cs="Times New Roman"/>
+          <w:sz w:val="24"/>
+          <w:szCs w:val="24"/>
+        </w:rPr>
+        <w:t>text</w:t>
+      </w:r>
+      <w:r>
+        <w:rPr>
+          <w:rFonts w:ascii="Times New Roman" w:hAnsi="Times New Roman" w:cs="Times New Roman"/>
+          <w:sz w:val="24"/>
+          <w:szCs w:val="24"/>
+        </w:rPr>
+        <w:t xml:space="preserve"> </w:t>
+      </w:r>
+      <w:r>
+        <w:rPr>
+          <w:rFonts w:ascii="Times New Roman" w:hAnsi="Times New Roman" w:cs="Times New Roman"/>
+          <w:sz w:val="24"/>
+          <w:szCs w:val="24"/>
+        </w:rPr>
+        <w:t>text</w:t>
+      </w:r>
+      <w:r>
+        <w:rPr>
+          <w:rFonts w:ascii="Times New Roman" w:hAnsi="Times New Roman" w:cs="Times New Roman"/>
+          <w:sz w:val="24"/>
+          <w:szCs w:val="24"/>
+        </w:rPr>
+        <w:t xml:space="preserve"> </w:t>
+      </w:r>
+      <w:r>
+        <w:rPr>
+          <w:rFonts w:ascii="Times New Roman" w:hAnsi="Times New Roman" w:cs="Times New Roman"/>
+          <w:sz w:val="24"/>
+          <w:szCs w:val="24"/>
+        </w:rPr>
+        <w:t>text</w:t>
+      </w:r>
+      <w:r>
+        <w:rPr>
+          <w:rFonts w:ascii="Times New Roman" w:hAnsi="Times New Roman" w:cs="Times New Roman"/>
+          <w:sz w:val="24"/>
+          <w:szCs w:val="24"/>
+        </w:rPr>
+        <w:t xml:space="preserve"> </w:t>
+      </w:r>
+      <w:r>
+        <w:rPr>
+          <w:rFonts w:ascii="Times New Roman" w:hAnsi="Times New Roman" w:cs="Times New Roman"/>
+          <w:sz w:val="24"/>
+          <w:szCs w:val="24"/>
+        </w:rPr>
+        <w:t>text</w:t>
+      </w:r>
+      <w:r>
+        <w:rPr>
+          <w:rFonts w:ascii="Times New Roman" w:hAnsi="Times New Roman" w:cs="Times New Roman"/>
+          <w:sz w:val="24"/>
+          <w:szCs w:val="24"/>
+        </w:rPr>
+        <w:t xml:space="preserve"> </w:t>
+      </w:r>
+      <w:r>
+        <w:rPr>
+          <w:rFonts w:ascii="Times New Roman" w:hAnsi="Times New Roman" w:cs="Times New Roman"/>
+          <w:sz w:val="24"/>
+          <w:szCs w:val="24"/>
+        </w:rPr>
+        <w:t>text</w:t>
+      </w:r>
+      <w:r>
+        <w:rPr>
+          <w:rFonts w:ascii="Times New Roman" w:hAnsi="Times New Roman" w:cs="Times New Roman"/>
+          <w:sz w:val="24"/>
+          <w:szCs w:val="24"/>
+        </w:rPr>
+        <w:t xml:space="preserve"> </w:t>
+      </w:r>
+      <w:r>
+        <w:rPr>
+          <w:rFonts w:ascii="Times New Roman" w:hAnsi="Times New Roman" w:cs="Times New Roman"/>
+          <w:sz w:val="24"/>
+          <w:szCs w:val="24"/>
+        </w:rPr>
+        <w:t>text</w:t>
+      </w:r>
+      <w:r>
+        <w:rPr>
+          <w:rFonts w:ascii="Times New Roman" w:hAnsi="Times New Roman" w:cs="Times New Roman"/>
+          <w:sz w:val="24"/>
+          <w:szCs w:val="24"/>
+        </w:rPr>
+        <w:t xml:space="preserve"> </w:t>
+      </w:r>
+      <w:r>
+        <w:rPr>
+          <w:rFonts w:ascii="Times New Roman" w:hAnsi="Times New Roman" w:cs="Times New Roman"/>
+          <w:sz w:val="24"/>
+          <w:szCs w:val="24"/>
+        </w:rPr>
+        <w:t>text</w:t>
+      </w:r>
+      <w:r>
+        <w:rPr>
+          <w:rFonts w:ascii="Times New Roman" w:hAnsi="Times New Roman" w:cs="Times New Roman"/>
+          <w:sz w:val="24"/>
+          <w:szCs w:val="24"/>
+        </w:rPr>
+        <w:t xml:space="preserve"> </w:t>
+      </w:r>
+      <w:r>
+        <w:rPr>
+          <w:rFonts w:ascii="Times New Roman" w:hAnsi="Times New Roman" w:cs="Times New Roman"/>
+          <w:sz w:val="24"/>
+          <w:szCs w:val="24"/>
+        </w:rPr>
+        <w:t>text</w:t>
+      </w:r>
+      <w:r>
+        <w:rPr>
+          <w:rFonts w:ascii="Times New Roman" w:hAnsi="Times New Roman" w:cs="Times New Roman"/>
+          <w:sz w:val="24"/>
+          <w:szCs w:val="24"/>
+        </w:rPr>
+        <w:t xml:space="preserve"> </w:t>
+      </w:r>
+      <w:r>
+        <w:rPr>
+          <w:rFonts w:ascii="Times New Roman" w:hAnsi="Times New Roman" w:cs="Times New Roman"/>
+          <w:sz w:val="24"/>
+          <w:szCs w:val="24"/>
+        </w:rPr>
+        <w:t>text</w:t>
+      </w:r>
+      <w:r>
+        <w:rPr>
+          <w:rFonts w:ascii="Times New Roman" w:hAnsi="Times New Roman" w:cs="Times New Roman"/>
+          <w:sz w:val="24"/>
+          <w:szCs w:val="24"/>
+        </w:rPr>
+        <w:t xml:space="preserve"> </w:t>
+      </w:r>
+      <w:r>
+        <w:rPr>
+          <w:rFonts w:ascii="Times New Roman" w:hAnsi="Times New Roman" w:cs="Times New Roman"/>
+          <w:sz w:val="24"/>
+          <w:szCs w:val="24"/>
+        </w:rPr>
+        <w:t>text</w:t>
+      </w:r>
+      <w:r>
+        <w:rPr>
+          <w:rFonts w:ascii="Times New Roman" w:hAnsi="Times New Roman" w:cs="Times New Roman"/>
+          <w:sz w:val="24"/>
+          <w:szCs w:val="24"/>
+        </w:rPr>
+        <w:t xml:space="preserve"> </w:t>
+      </w:r>
+      <w:r>
+        <w:rPr>
+          <w:rFonts w:ascii="Times New Roman" w:hAnsi="Times New Roman" w:cs="Times New Roman"/>
+          <w:sz w:val="24"/>
+          <w:szCs w:val="24"/>
+        </w:rPr>
+        <w:t>text</w:t>
+      </w:r>
+      <w:r>
+        <w:rPr>
+          <w:rFonts w:ascii="Times New Roman" w:hAnsi="Times New Roman" w:cs="Times New Roman"/>
+          <w:sz w:val="24"/>
+          <w:szCs w:val="24"/>
+        </w:rPr>
+        <w:t xml:space="preserve"> </w:t>
+      </w:r>
+      <w:r>
+        <w:rPr>
+          <w:rFonts w:ascii="Times New Roman" w:hAnsi="Times New Roman" w:cs="Times New Roman"/>
+          <w:sz w:val="24"/>
+          <w:szCs w:val="24"/>
+        </w:rPr>
+        <w:t>text</w:t>
+      </w:r>
+      <w:r>
+        <w:rPr>
+          <w:rFonts w:ascii="Times New Roman" w:hAnsi="Times New Roman" w:cs="Times New Roman"/>
+          <w:sz w:val="24"/>
+          <w:szCs w:val="24"/>
+        </w:rPr>
+        <w:t xml:space="preserve"> </w:t>
+      </w:r>
+      <w:r>
+        <w:rPr>
+          <w:rFonts w:ascii="Times New Roman" w:hAnsi="Times New Roman" w:cs="Times New Roman"/>
+          <w:sz w:val="24"/>
+          <w:szCs w:val="24"/>
+        </w:rPr>
+        <w:t>text</w:t>
+      </w:r>
+      <w:r>
+        <w:rPr>
+          <w:rFonts w:ascii="Times New Roman" w:hAnsi="Times New Roman" w:cs="Times New Roman"/>
+          <w:sz w:val="24"/>
+          <w:szCs w:val="24"/>
+        </w:rPr>
+        <w:t xml:space="preserve"> </w:t>
+      </w:r>
+      <w:r>
+        <w:rPr>
+          <w:rFonts w:ascii="Times New Roman" w:hAnsi="Times New Roman" w:cs="Times New Roman"/>
+          <w:sz w:val="24"/>
+          <w:szCs w:val="24"/>
+        </w:rPr>
+        <w:t>text</w:t>
+      </w:r>
+      <w:r>
+        <w:rPr>
+          <w:rFonts w:ascii="Times New Roman" w:hAnsi="Times New Roman" w:cs="Times New Roman"/>
+          <w:sz w:val="24"/>
+          <w:szCs w:val="24"/>
+        </w:rPr>
+        <w:t xml:space="preserve"> </w:t>
+      </w:r>
+      <w:r>
+        <w:rPr>
+          <w:rFonts w:ascii="Times New Roman" w:hAnsi="Times New Roman" w:cs="Times New Roman"/>
+          <w:sz w:val="24"/>
+          <w:szCs w:val="24"/>
+        </w:rPr>
+        <w:t>text</w:t>
+      </w:r>
+      <w:r>
+        <w:rPr>
+          <w:rFonts w:ascii="Times New Roman" w:hAnsi="Times New Roman" w:cs="Times New Roman"/>
+          <w:sz w:val="24"/>
+          <w:szCs w:val="24"/>
+        </w:rPr>
+        <w:t xml:space="preserve"> </w:t>
+      </w:r>
+      <w:r>
+        <w:rPr>
+          <w:rFonts w:ascii="Times New Roman" w:hAnsi="Times New Roman" w:cs="Times New Roman"/>
+          <w:sz w:val="24"/>
+          <w:szCs w:val="24"/>
+        </w:rPr>
+        <w:t>text</w:t>
+      </w:r>
+      <w:r>
+        <w:rPr>
+          <w:rFonts w:ascii="Times New Roman" w:hAnsi="Times New Roman" w:cs="Times New Roman"/>
+          <w:sz w:val="24"/>
+          <w:szCs w:val="24"/>
+        </w:rPr>
+        <w:t xml:space="preserve"> </w:t>
+      </w:r>
+      <w:r>
+        <w:rPr>
+          <w:rFonts w:ascii="Times New Roman" w:hAnsi="Times New Roman" w:cs="Times New Roman"/>
+          <w:sz w:val="24"/>
+          <w:szCs w:val="24"/>
+        </w:rPr>
+        <w:t>text</w:t>
+      </w:r>
+      <w:r>
+        <w:rPr>
+          <w:rFonts w:ascii="Times New Roman" w:hAnsi="Times New Roman" w:cs="Times New Roman"/>
+          <w:sz w:val="24"/>
+          <w:szCs w:val="24"/>
+        </w:rPr>
+        <w:t xml:space="preserve"> </w:t>
+      </w:r>
+      <w:r>
+        <w:rPr>
+          <w:rFonts w:ascii="Times New Roman" w:hAnsi="Times New Roman" w:cs="Times New Roman"/>
+          <w:sz w:val="24"/>
+          <w:szCs w:val="24"/>
+        </w:rPr>
+        <w:t>text</w:t>
+      </w:r>
+      <w:r>
+        <w:rPr>
+          <w:rFonts w:ascii="Times New Roman" w:hAnsi="Times New Roman" w:cs="Times New Roman"/>
+          <w:sz w:val="24"/>
+          <w:szCs w:val="24"/>
+        </w:rPr>
+        <w:t xml:space="preserve"> </w:t>
+      </w:r>
+      <w:r>
+        <w:rPr>
+          <w:rFonts w:ascii="Times New Roman" w:hAnsi="Times New Roman" w:cs="Times New Roman"/>
+          <w:sz w:val="24"/>
+          <w:szCs w:val="24"/>
+        </w:rPr>
+        <w:t>text.</w:t>
       </w:r>
     </w:p>
     <w:p>
@@ -1355,26 +2463,13 @@
           <w:rFonts w:ascii="Times New Roman" w:hAnsi="Times New Roman" w:cs="Times New Roman"/>
           <w:b/>
           <w:bCs/>
-          <w:sz w:val="32"/>
-          <w:szCs w:val="32"/>
+          <w:i/>
+          <w:iCs/>
+          <w:sz w:val="24"/>
+          <w:szCs w:val="24"/>
         </w:rPr>
       </w:pPr>
       <w:r>
-        <w:rPr>
-          <w:rFonts w:ascii="Times New Roman" w:hAnsi="Times New Roman" w:cs="Times New Roman"/>
-          <w:b/>
-          <w:bCs/>
-          <w:sz w:val="32"/>
-          <w:szCs w:val="32"/>
-        </w:rPr>
-        <w:lastRenderedPageBreak/>
-        <w:t>Materials and Methods</w:t>
-      </w:r>
-    </w:p>
-    <w:p>
-      <w:pPr>
-        <w:spacing w:line="240" w:lineRule="auto"/>
-        <w:jc w:val="both"/>
         <w:rPr>
           <w:rFonts w:ascii="Times New Roman" w:hAnsi="Times New Roman" w:cs="Times New Roman"/>
           <w:b/>
@@ -1384,18 +2479,7 @@
           <w:sz w:val="24"/>
           <w:szCs w:val="24"/>
         </w:rPr>
-      </w:pPr>
-      <w:r>
-        <w:rPr>
-          <w:rFonts w:ascii="Times New Roman" w:hAnsi="Times New Roman" w:cs="Times New Roman"/>
-          <w:b/>
-          <w:bCs/>
-          <w:i/>
-          <w:iCs/>
-          <w:sz w:val="24"/>
-          <w:szCs w:val="24"/>
-        </w:rPr>
-        <w:t>Study Species</w:t>
+        <w:t>Dispersal models</w:t>
       </w:r>
     </w:p>
     <w:p>
@@ -2443,7 +3527,7 @@
           <w:sz w:val="24"/>
           <w:szCs w:val="24"/>
         </w:rPr>
-        <w:t>Dispersal models</w:t>
+        <w:t>Wavespeed models</w:t>
       </w:r>
     </w:p>
     <w:p>
@@ -2463,6 +3547,1047 @@
           <w:sz w:val="24"/>
           <w:szCs w:val="24"/>
         </w:rPr>
+        <w:lastRenderedPageBreak/>
+        <w:t>Text text text</w:t>
+      </w:r>
+      <w:r>
+        <w:rPr>
+          <w:rFonts w:ascii="Times New Roman" w:hAnsi="Times New Roman" w:cs="Times New Roman"/>
+          <w:sz w:val="24"/>
+          <w:szCs w:val="24"/>
+        </w:rPr>
+        <w:t xml:space="preserve"> </w:t>
+      </w:r>
+      <w:r>
+        <w:rPr>
+          <w:rFonts w:ascii="Times New Roman" w:hAnsi="Times New Roman" w:cs="Times New Roman"/>
+          <w:sz w:val="24"/>
+          <w:szCs w:val="24"/>
+        </w:rPr>
+        <w:t>text</w:t>
+      </w:r>
+      <w:r>
+        <w:rPr>
+          <w:rFonts w:ascii="Times New Roman" w:hAnsi="Times New Roman" w:cs="Times New Roman"/>
+          <w:sz w:val="24"/>
+          <w:szCs w:val="24"/>
+        </w:rPr>
+        <w:t xml:space="preserve"> </w:t>
+      </w:r>
+      <w:r>
+        <w:rPr>
+          <w:rFonts w:ascii="Times New Roman" w:hAnsi="Times New Roman" w:cs="Times New Roman"/>
+          <w:sz w:val="24"/>
+          <w:szCs w:val="24"/>
+        </w:rPr>
+        <w:t>text</w:t>
+      </w:r>
+      <w:r>
+        <w:rPr>
+          <w:rFonts w:ascii="Times New Roman" w:hAnsi="Times New Roman" w:cs="Times New Roman"/>
+          <w:sz w:val="24"/>
+          <w:szCs w:val="24"/>
+        </w:rPr>
+        <w:t xml:space="preserve"> </w:t>
+      </w:r>
+      <w:r>
+        <w:rPr>
+          <w:rFonts w:ascii="Times New Roman" w:hAnsi="Times New Roman" w:cs="Times New Roman"/>
+          <w:sz w:val="24"/>
+          <w:szCs w:val="24"/>
+        </w:rPr>
+        <w:t>text</w:t>
+      </w:r>
+      <w:r>
+        <w:rPr>
+          <w:rFonts w:ascii="Times New Roman" w:hAnsi="Times New Roman" w:cs="Times New Roman"/>
+          <w:sz w:val="24"/>
+          <w:szCs w:val="24"/>
+        </w:rPr>
+        <w:t xml:space="preserve"> </w:t>
+      </w:r>
+      <w:r>
+        <w:rPr>
+          <w:rFonts w:ascii="Times New Roman" w:hAnsi="Times New Roman" w:cs="Times New Roman"/>
+          <w:sz w:val="24"/>
+          <w:szCs w:val="24"/>
+        </w:rPr>
+        <w:t>text</w:t>
+      </w:r>
+      <w:r>
+        <w:rPr>
+          <w:rFonts w:ascii="Times New Roman" w:hAnsi="Times New Roman" w:cs="Times New Roman"/>
+          <w:sz w:val="24"/>
+          <w:szCs w:val="24"/>
+        </w:rPr>
+        <w:t xml:space="preserve"> </w:t>
+      </w:r>
+      <w:r>
+        <w:rPr>
+          <w:rFonts w:ascii="Times New Roman" w:hAnsi="Times New Roman" w:cs="Times New Roman"/>
+          <w:sz w:val="24"/>
+          <w:szCs w:val="24"/>
+        </w:rPr>
+        <w:t>text</w:t>
+      </w:r>
+      <w:r>
+        <w:rPr>
+          <w:rFonts w:ascii="Times New Roman" w:hAnsi="Times New Roman" w:cs="Times New Roman"/>
+          <w:sz w:val="24"/>
+          <w:szCs w:val="24"/>
+        </w:rPr>
+        <w:t xml:space="preserve"> </w:t>
+      </w:r>
+      <w:r>
+        <w:rPr>
+          <w:rFonts w:ascii="Times New Roman" w:hAnsi="Times New Roman" w:cs="Times New Roman"/>
+          <w:sz w:val="24"/>
+          <w:szCs w:val="24"/>
+        </w:rPr>
+        <w:t>text</w:t>
+      </w:r>
+      <w:r>
+        <w:rPr>
+          <w:rFonts w:ascii="Times New Roman" w:hAnsi="Times New Roman" w:cs="Times New Roman"/>
+          <w:sz w:val="24"/>
+          <w:szCs w:val="24"/>
+        </w:rPr>
+        <w:t xml:space="preserve"> </w:t>
+      </w:r>
+      <w:r>
+        <w:rPr>
+          <w:rFonts w:ascii="Times New Roman" w:hAnsi="Times New Roman" w:cs="Times New Roman"/>
+          <w:sz w:val="24"/>
+          <w:szCs w:val="24"/>
+        </w:rPr>
+        <w:t>text</w:t>
+      </w:r>
+      <w:r>
+        <w:rPr>
+          <w:rFonts w:ascii="Times New Roman" w:hAnsi="Times New Roman" w:cs="Times New Roman"/>
+          <w:sz w:val="24"/>
+          <w:szCs w:val="24"/>
+        </w:rPr>
+        <w:t xml:space="preserve"> </w:t>
+      </w:r>
+      <w:r>
+        <w:rPr>
+          <w:rFonts w:ascii="Times New Roman" w:hAnsi="Times New Roman" w:cs="Times New Roman"/>
+          <w:sz w:val="24"/>
+          <w:szCs w:val="24"/>
+        </w:rPr>
+        <w:t>text</w:t>
+      </w:r>
+      <w:r>
+        <w:rPr>
+          <w:rFonts w:ascii="Times New Roman" w:hAnsi="Times New Roman" w:cs="Times New Roman"/>
+          <w:sz w:val="24"/>
+          <w:szCs w:val="24"/>
+        </w:rPr>
+        <w:t xml:space="preserve"> </w:t>
+      </w:r>
+      <w:r>
+        <w:rPr>
+          <w:rFonts w:ascii="Times New Roman" w:hAnsi="Times New Roman" w:cs="Times New Roman"/>
+          <w:sz w:val="24"/>
+          <w:szCs w:val="24"/>
+        </w:rPr>
+        <w:t>text</w:t>
+      </w:r>
+      <w:r>
+        <w:rPr>
+          <w:rFonts w:ascii="Times New Roman" w:hAnsi="Times New Roman" w:cs="Times New Roman"/>
+          <w:sz w:val="24"/>
+          <w:szCs w:val="24"/>
+        </w:rPr>
+        <w:t xml:space="preserve"> </w:t>
+      </w:r>
+      <w:r>
+        <w:rPr>
+          <w:rFonts w:ascii="Times New Roman" w:hAnsi="Times New Roman" w:cs="Times New Roman"/>
+          <w:sz w:val="24"/>
+          <w:szCs w:val="24"/>
+        </w:rPr>
+        <w:t>text</w:t>
+      </w:r>
+      <w:r>
+        <w:rPr>
+          <w:rFonts w:ascii="Times New Roman" w:hAnsi="Times New Roman" w:cs="Times New Roman"/>
+          <w:sz w:val="24"/>
+          <w:szCs w:val="24"/>
+        </w:rPr>
+        <w:t xml:space="preserve"> </w:t>
+      </w:r>
+      <w:r>
+        <w:rPr>
+          <w:rFonts w:ascii="Times New Roman" w:hAnsi="Times New Roman" w:cs="Times New Roman"/>
+          <w:sz w:val="24"/>
+          <w:szCs w:val="24"/>
+        </w:rPr>
+        <w:t>text</w:t>
+      </w:r>
+      <w:r>
+        <w:rPr>
+          <w:rFonts w:ascii="Times New Roman" w:hAnsi="Times New Roman" w:cs="Times New Roman"/>
+          <w:sz w:val="24"/>
+          <w:szCs w:val="24"/>
+        </w:rPr>
+        <w:t xml:space="preserve"> </w:t>
+      </w:r>
+      <w:r>
+        <w:rPr>
+          <w:rFonts w:ascii="Times New Roman" w:hAnsi="Times New Roman" w:cs="Times New Roman"/>
+          <w:sz w:val="24"/>
+          <w:szCs w:val="24"/>
+        </w:rPr>
+        <w:t>text</w:t>
+      </w:r>
+      <w:r>
+        <w:rPr>
+          <w:rFonts w:ascii="Times New Roman" w:hAnsi="Times New Roman" w:cs="Times New Roman"/>
+          <w:sz w:val="24"/>
+          <w:szCs w:val="24"/>
+        </w:rPr>
+        <w:t xml:space="preserve"> </w:t>
+      </w:r>
+      <w:r>
+        <w:rPr>
+          <w:rFonts w:ascii="Times New Roman" w:hAnsi="Times New Roman" w:cs="Times New Roman"/>
+          <w:sz w:val="24"/>
+          <w:szCs w:val="24"/>
+        </w:rPr>
+        <w:t>text</w:t>
+      </w:r>
+      <w:r>
+        <w:rPr>
+          <w:rFonts w:ascii="Times New Roman" w:hAnsi="Times New Roman" w:cs="Times New Roman"/>
+          <w:sz w:val="24"/>
+          <w:szCs w:val="24"/>
+        </w:rPr>
+        <w:t xml:space="preserve"> </w:t>
+      </w:r>
+      <w:r>
+        <w:rPr>
+          <w:rFonts w:ascii="Times New Roman" w:hAnsi="Times New Roman" w:cs="Times New Roman"/>
+          <w:sz w:val="24"/>
+          <w:szCs w:val="24"/>
+        </w:rPr>
+        <w:t>text</w:t>
+      </w:r>
+      <w:r>
+        <w:rPr>
+          <w:rFonts w:ascii="Times New Roman" w:hAnsi="Times New Roman" w:cs="Times New Roman"/>
+          <w:sz w:val="24"/>
+          <w:szCs w:val="24"/>
+        </w:rPr>
+        <w:t xml:space="preserve"> </w:t>
+      </w:r>
+      <w:r>
+        <w:rPr>
+          <w:rFonts w:ascii="Times New Roman" w:hAnsi="Times New Roman" w:cs="Times New Roman"/>
+          <w:sz w:val="24"/>
+          <w:szCs w:val="24"/>
+        </w:rPr>
+        <w:t>text</w:t>
+      </w:r>
+      <w:r>
+        <w:rPr>
+          <w:rFonts w:ascii="Times New Roman" w:hAnsi="Times New Roman" w:cs="Times New Roman"/>
+          <w:sz w:val="24"/>
+          <w:szCs w:val="24"/>
+        </w:rPr>
+        <w:t xml:space="preserve"> </w:t>
+      </w:r>
+      <w:r>
+        <w:rPr>
+          <w:rFonts w:ascii="Times New Roman" w:hAnsi="Times New Roman" w:cs="Times New Roman"/>
+          <w:sz w:val="24"/>
+          <w:szCs w:val="24"/>
+        </w:rPr>
+        <w:t>text</w:t>
+      </w:r>
+      <w:r>
+        <w:rPr>
+          <w:rFonts w:ascii="Times New Roman" w:hAnsi="Times New Roman" w:cs="Times New Roman"/>
+          <w:sz w:val="24"/>
+          <w:szCs w:val="24"/>
+        </w:rPr>
+        <w:t xml:space="preserve"> </w:t>
+      </w:r>
+      <w:r>
+        <w:rPr>
+          <w:rFonts w:ascii="Times New Roman" w:hAnsi="Times New Roman" w:cs="Times New Roman"/>
+          <w:sz w:val="24"/>
+          <w:szCs w:val="24"/>
+        </w:rPr>
+        <w:t>text</w:t>
+      </w:r>
+      <w:r>
+        <w:rPr>
+          <w:rFonts w:ascii="Times New Roman" w:hAnsi="Times New Roman" w:cs="Times New Roman"/>
+          <w:sz w:val="24"/>
+          <w:szCs w:val="24"/>
+        </w:rPr>
+        <w:t xml:space="preserve"> </w:t>
+      </w:r>
+      <w:r>
+        <w:rPr>
+          <w:rFonts w:ascii="Times New Roman" w:hAnsi="Times New Roman" w:cs="Times New Roman"/>
+          <w:sz w:val="24"/>
+          <w:szCs w:val="24"/>
+        </w:rPr>
+        <w:t>text</w:t>
+      </w:r>
+      <w:r>
+        <w:rPr>
+          <w:rFonts w:ascii="Times New Roman" w:hAnsi="Times New Roman" w:cs="Times New Roman"/>
+          <w:sz w:val="24"/>
+          <w:szCs w:val="24"/>
+        </w:rPr>
+        <w:t xml:space="preserve"> </w:t>
+      </w:r>
+      <w:r>
+        <w:rPr>
+          <w:rFonts w:ascii="Times New Roman" w:hAnsi="Times New Roman" w:cs="Times New Roman"/>
+          <w:sz w:val="24"/>
+          <w:szCs w:val="24"/>
+        </w:rPr>
+        <w:t>text</w:t>
+      </w:r>
+      <w:r>
+        <w:rPr>
+          <w:rFonts w:ascii="Times New Roman" w:hAnsi="Times New Roman" w:cs="Times New Roman"/>
+          <w:sz w:val="24"/>
+          <w:szCs w:val="24"/>
+        </w:rPr>
+        <w:t xml:space="preserve"> </w:t>
+      </w:r>
+      <w:r>
+        <w:rPr>
+          <w:rFonts w:ascii="Times New Roman" w:hAnsi="Times New Roman" w:cs="Times New Roman"/>
+          <w:sz w:val="24"/>
+          <w:szCs w:val="24"/>
+        </w:rPr>
+        <w:t>text</w:t>
+      </w:r>
+      <w:r>
+        <w:rPr>
+          <w:rFonts w:ascii="Times New Roman" w:hAnsi="Times New Roman" w:cs="Times New Roman"/>
+          <w:sz w:val="24"/>
+          <w:szCs w:val="24"/>
+        </w:rPr>
+        <w:t xml:space="preserve"> </w:t>
+      </w:r>
+      <w:r>
+        <w:rPr>
+          <w:rFonts w:ascii="Times New Roman" w:hAnsi="Times New Roman" w:cs="Times New Roman"/>
+          <w:sz w:val="24"/>
+          <w:szCs w:val="24"/>
+        </w:rPr>
+        <w:t>text</w:t>
+      </w:r>
+      <w:r>
+        <w:rPr>
+          <w:rFonts w:ascii="Times New Roman" w:hAnsi="Times New Roman" w:cs="Times New Roman"/>
+          <w:sz w:val="24"/>
+          <w:szCs w:val="24"/>
+        </w:rPr>
+        <w:t xml:space="preserve"> </w:t>
+      </w:r>
+      <w:r>
+        <w:rPr>
+          <w:rFonts w:ascii="Times New Roman" w:hAnsi="Times New Roman" w:cs="Times New Roman"/>
+          <w:sz w:val="24"/>
+          <w:szCs w:val="24"/>
+        </w:rPr>
+        <w:t>text</w:t>
+      </w:r>
+      <w:r>
+        <w:rPr>
+          <w:rFonts w:ascii="Times New Roman" w:hAnsi="Times New Roman" w:cs="Times New Roman"/>
+          <w:sz w:val="24"/>
+          <w:szCs w:val="24"/>
+        </w:rPr>
+        <w:t xml:space="preserve"> </w:t>
+      </w:r>
+      <w:r>
+        <w:rPr>
+          <w:rFonts w:ascii="Times New Roman" w:hAnsi="Times New Roman" w:cs="Times New Roman"/>
+          <w:sz w:val="24"/>
+          <w:szCs w:val="24"/>
+        </w:rPr>
+        <w:t>text</w:t>
+      </w:r>
+      <w:r>
+        <w:rPr>
+          <w:rFonts w:ascii="Times New Roman" w:hAnsi="Times New Roman" w:cs="Times New Roman"/>
+          <w:sz w:val="24"/>
+          <w:szCs w:val="24"/>
+        </w:rPr>
+        <w:t xml:space="preserve"> </w:t>
+      </w:r>
+      <w:r>
+        <w:rPr>
+          <w:rFonts w:ascii="Times New Roman" w:hAnsi="Times New Roman" w:cs="Times New Roman"/>
+          <w:sz w:val="24"/>
+          <w:szCs w:val="24"/>
+        </w:rPr>
+        <w:t>text</w:t>
+      </w:r>
+      <w:r>
+        <w:rPr>
+          <w:rFonts w:ascii="Times New Roman" w:hAnsi="Times New Roman" w:cs="Times New Roman"/>
+          <w:sz w:val="24"/>
+          <w:szCs w:val="24"/>
+        </w:rPr>
+        <w:t xml:space="preserve"> </w:t>
+      </w:r>
+      <w:r>
+        <w:rPr>
+          <w:rFonts w:ascii="Times New Roman" w:hAnsi="Times New Roman" w:cs="Times New Roman"/>
+          <w:sz w:val="24"/>
+          <w:szCs w:val="24"/>
+        </w:rPr>
+        <w:t>text</w:t>
+      </w:r>
+      <w:r>
+        <w:rPr>
+          <w:rFonts w:ascii="Times New Roman" w:hAnsi="Times New Roman" w:cs="Times New Roman"/>
+          <w:sz w:val="24"/>
+          <w:szCs w:val="24"/>
+        </w:rPr>
+        <w:t xml:space="preserve"> </w:t>
+      </w:r>
+      <w:r>
+        <w:rPr>
+          <w:rFonts w:ascii="Times New Roman" w:hAnsi="Times New Roman" w:cs="Times New Roman"/>
+          <w:sz w:val="24"/>
+          <w:szCs w:val="24"/>
+        </w:rPr>
+        <w:t>text</w:t>
+      </w:r>
+      <w:r>
+        <w:rPr>
+          <w:rFonts w:ascii="Times New Roman" w:hAnsi="Times New Roman" w:cs="Times New Roman"/>
+          <w:sz w:val="24"/>
+          <w:szCs w:val="24"/>
+        </w:rPr>
+        <w:t xml:space="preserve"> </w:t>
+      </w:r>
+      <w:r>
+        <w:rPr>
+          <w:rFonts w:ascii="Times New Roman" w:hAnsi="Times New Roman" w:cs="Times New Roman"/>
+          <w:sz w:val="24"/>
+          <w:szCs w:val="24"/>
+        </w:rPr>
+        <w:t>text</w:t>
+      </w:r>
+      <w:r>
+        <w:rPr>
+          <w:rFonts w:ascii="Times New Roman" w:hAnsi="Times New Roman" w:cs="Times New Roman"/>
+          <w:sz w:val="24"/>
+          <w:szCs w:val="24"/>
+        </w:rPr>
+        <w:t xml:space="preserve"> </w:t>
+      </w:r>
+      <w:r>
+        <w:rPr>
+          <w:rFonts w:ascii="Times New Roman" w:hAnsi="Times New Roman" w:cs="Times New Roman"/>
+          <w:sz w:val="24"/>
+          <w:szCs w:val="24"/>
+        </w:rPr>
+        <w:t>text</w:t>
+      </w:r>
+      <w:r>
+        <w:rPr>
+          <w:rFonts w:ascii="Times New Roman" w:hAnsi="Times New Roman" w:cs="Times New Roman"/>
+          <w:sz w:val="24"/>
+          <w:szCs w:val="24"/>
+        </w:rPr>
+        <w:t xml:space="preserve"> </w:t>
+      </w:r>
+      <w:r>
+        <w:rPr>
+          <w:rFonts w:ascii="Times New Roman" w:hAnsi="Times New Roman" w:cs="Times New Roman"/>
+          <w:sz w:val="24"/>
+          <w:szCs w:val="24"/>
+        </w:rPr>
+        <w:t>text</w:t>
+      </w:r>
+      <w:r>
+        <w:rPr>
+          <w:rFonts w:ascii="Times New Roman" w:hAnsi="Times New Roman" w:cs="Times New Roman"/>
+          <w:sz w:val="24"/>
+          <w:szCs w:val="24"/>
+        </w:rPr>
+        <w:t xml:space="preserve"> </w:t>
+      </w:r>
+      <w:r>
+        <w:rPr>
+          <w:rFonts w:ascii="Times New Roman" w:hAnsi="Times New Roman" w:cs="Times New Roman"/>
+          <w:sz w:val="24"/>
+          <w:szCs w:val="24"/>
+        </w:rPr>
+        <w:t>text</w:t>
+      </w:r>
+      <w:r>
+        <w:rPr>
+          <w:rFonts w:ascii="Times New Roman" w:hAnsi="Times New Roman" w:cs="Times New Roman"/>
+          <w:sz w:val="24"/>
+          <w:szCs w:val="24"/>
+        </w:rPr>
+        <w:t xml:space="preserve"> </w:t>
+      </w:r>
+      <w:r>
+        <w:rPr>
+          <w:rFonts w:ascii="Times New Roman" w:hAnsi="Times New Roman" w:cs="Times New Roman"/>
+          <w:sz w:val="24"/>
+          <w:szCs w:val="24"/>
+        </w:rPr>
+        <w:t>text</w:t>
+      </w:r>
+      <w:r>
+        <w:rPr>
+          <w:rFonts w:ascii="Times New Roman" w:hAnsi="Times New Roman" w:cs="Times New Roman"/>
+          <w:sz w:val="24"/>
+          <w:szCs w:val="24"/>
+        </w:rPr>
+        <w:t xml:space="preserve"> </w:t>
+      </w:r>
+      <w:r>
+        <w:rPr>
+          <w:rFonts w:ascii="Times New Roman" w:hAnsi="Times New Roman" w:cs="Times New Roman"/>
+          <w:sz w:val="24"/>
+          <w:szCs w:val="24"/>
+        </w:rPr>
+        <w:t>text</w:t>
+      </w:r>
+      <w:r>
+        <w:rPr>
+          <w:rFonts w:ascii="Times New Roman" w:hAnsi="Times New Roman" w:cs="Times New Roman"/>
+          <w:sz w:val="24"/>
+          <w:szCs w:val="24"/>
+        </w:rPr>
+        <w:t xml:space="preserve"> </w:t>
+      </w:r>
+      <w:r>
+        <w:rPr>
+          <w:rFonts w:ascii="Times New Roman" w:hAnsi="Times New Roman" w:cs="Times New Roman"/>
+          <w:sz w:val="24"/>
+          <w:szCs w:val="24"/>
+        </w:rPr>
+        <w:t>text</w:t>
+      </w:r>
+      <w:r>
+        <w:rPr>
+          <w:rFonts w:ascii="Times New Roman" w:hAnsi="Times New Roman" w:cs="Times New Roman"/>
+          <w:sz w:val="24"/>
+          <w:szCs w:val="24"/>
+        </w:rPr>
+        <w:t xml:space="preserve"> </w:t>
+      </w:r>
+      <w:r>
+        <w:rPr>
+          <w:rFonts w:ascii="Times New Roman" w:hAnsi="Times New Roman" w:cs="Times New Roman"/>
+          <w:sz w:val="24"/>
+          <w:szCs w:val="24"/>
+        </w:rPr>
+        <w:t>text</w:t>
+      </w:r>
+      <w:r>
+        <w:rPr>
+          <w:rFonts w:ascii="Times New Roman" w:hAnsi="Times New Roman" w:cs="Times New Roman"/>
+          <w:sz w:val="24"/>
+          <w:szCs w:val="24"/>
+        </w:rPr>
+        <w:t xml:space="preserve"> </w:t>
+      </w:r>
+      <w:r>
+        <w:rPr>
+          <w:rFonts w:ascii="Times New Roman" w:hAnsi="Times New Roman" w:cs="Times New Roman"/>
+          <w:sz w:val="24"/>
+          <w:szCs w:val="24"/>
+        </w:rPr>
+        <w:t>text</w:t>
+      </w:r>
+      <w:r>
+        <w:rPr>
+          <w:rFonts w:ascii="Times New Roman" w:hAnsi="Times New Roman" w:cs="Times New Roman"/>
+          <w:sz w:val="24"/>
+          <w:szCs w:val="24"/>
+        </w:rPr>
+        <w:t xml:space="preserve"> </w:t>
+      </w:r>
+      <w:r>
+        <w:rPr>
+          <w:rFonts w:ascii="Times New Roman" w:hAnsi="Times New Roman" w:cs="Times New Roman"/>
+          <w:sz w:val="24"/>
+          <w:szCs w:val="24"/>
+        </w:rPr>
+        <w:t>text</w:t>
+      </w:r>
+      <w:r>
+        <w:rPr>
+          <w:rFonts w:ascii="Times New Roman" w:hAnsi="Times New Roman" w:cs="Times New Roman"/>
+          <w:sz w:val="24"/>
+          <w:szCs w:val="24"/>
+        </w:rPr>
+        <w:t xml:space="preserve"> </w:t>
+      </w:r>
+      <w:r>
+        <w:rPr>
+          <w:rFonts w:ascii="Times New Roman" w:hAnsi="Times New Roman" w:cs="Times New Roman"/>
+          <w:sz w:val="24"/>
+          <w:szCs w:val="24"/>
+        </w:rPr>
+        <w:t>text</w:t>
+      </w:r>
+      <w:r>
+        <w:rPr>
+          <w:rFonts w:ascii="Times New Roman" w:hAnsi="Times New Roman" w:cs="Times New Roman"/>
+          <w:sz w:val="24"/>
+          <w:szCs w:val="24"/>
+        </w:rPr>
+        <w:t xml:space="preserve"> </w:t>
+      </w:r>
+      <w:r>
+        <w:rPr>
+          <w:rFonts w:ascii="Times New Roman" w:hAnsi="Times New Roman" w:cs="Times New Roman"/>
+          <w:sz w:val="24"/>
+          <w:szCs w:val="24"/>
+        </w:rPr>
+        <w:t>text</w:t>
+      </w:r>
+      <w:r>
+        <w:rPr>
+          <w:rFonts w:ascii="Times New Roman" w:hAnsi="Times New Roman" w:cs="Times New Roman"/>
+          <w:sz w:val="24"/>
+          <w:szCs w:val="24"/>
+        </w:rPr>
+        <w:t xml:space="preserve"> </w:t>
+      </w:r>
+      <w:r>
+        <w:rPr>
+          <w:rFonts w:ascii="Times New Roman" w:hAnsi="Times New Roman" w:cs="Times New Roman"/>
+          <w:sz w:val="24"/>
+          <w:szCs w:val="24"/>
+        </w:rPr>
+        <w:t>text</w:t>
+      </w:r>
+      <w:r>
+        <w:rPr>
+          <w:rFonts w:ascii="Times New Roman" w:hAnsi="Times New Roman" w:cs="Times New Roman"/>
+          <w:sz w:val="24"/>
+          <w:szCs w:val="24"/>
+        </w:rPr>
+        <w:t xml:space="preserve"> </w:t>
+      </w:r>
+      <w:r>
+        <w:rPr>
+          <w:rFonts w:ascii="Times New Roman" w:hAnsi="Times New Roman" w:cs="Times New Roman"/>
+          <w:sz w:val="24"/>
+          <w:szCs w:val="24"/>
+        </w:rPr>
+        <w:t>text</w:t>
+      </w:r>
+      <w:r>
+        <w:rPr>
+          <w:rFonts w:ascii="Times New Roman" w:hAnsi="Times New Roman" w:cs="Times New Roman"/>
+          <w:sz w:val="24"/>
+          <w:szCs w:val="24"/>
+        </w:rPr>
+        <w:t xml:space="preserve"> </w:t>
+      </w:r>
+      <w:r>
+        <w:rPr>
+          <w:rFonts w:ascii="Times New Roman" w:hAnsi="Times New Roman" w:cs="Times New Roman"/>
+          <w:sz w:val="24"/>
+          <w:szCs w:val="24"/>
+        </w:rPr>
+        <w:t>text</w:t>
+      </w:r>
+      <w:r>
+        <w:rPr>
+          <w:rFonts w:ascii="Times New Roman" w:hAnsi="Times New Roman" w:cs="Times New Roman"/>
+          <w:sz w:val="24"/>
+          <w:szCs w:val="24"/>
+        </w:rPr>
+        <w:t xml:space="preserve"> </w:t>
+      </w:r>
+      <w:r>
+        <w:rPr>
+          <w:rFonts w:ascii="Times New Roman" w:hAnsi="Times New Roman" w:cs="Times New Roman"/>
+          <w:sz w:val="24"/>
+          <w:szCs w:val="24"/>
+        </w:rPr>
+        <w:t>text</w:t>
+      </w:r>
+      <w:r>
+        <w:rPr>
+          <w:rFonts w:ascii="Times New Roman" w:hAnsi="Times New Roman" w:cs="Times New Roman"/>
+          <w:sz w:val="24"/>
+          <w:szCs w:val="24"/>
+        </w:rPr>
+        <w:t xml:space="preserve"> </w:t>
+      </w:r>
+      <w:r>
+        <w:rPr>
+          <w:rFonts w:ascii="Times New Roman" w:hAnsi="Times New Roman" w:cs="Times New Roman"/>
+          <w:sz w:val="24"/>
+          <w:szCs w:val="24"/>
+        </w:rPr>
+        <w:t>text</w:t>
+      </w:r>
+      <w:r>
+        <w:rPr>
+          <w:rFonts w:ascii="Times New Roman" w:hAnsi="Times New Roman" w:cs="Times New Roman"/>
+          <w:sz w:val="24"/>
+          <w:szCs w:val="24"/>
+        </w:rPr>
+        <w:t xml:space="preserve"> </w:t>
+      </w:r>
+      <w:r>
+        <w:rPr>
+          <w:rFonts w:ascii="Times New Roman" w:hAnsi="Times New Roman" w:cs="Times New Roman"/>
+          <w:sz w:val="24"/>
+          <w:szCs w:val="24"/>
+        </w:rPr>
+        <w:t>text</w:t>
+      </w:r>
+      <w:r>
+        <w:rPr>
+          <w:rFonts w:ascii="Times New Roman" w:hAnsi="Times New Roman" w:cs="Times New Roman"/>
+          <w:sz w:val="24"/>
+          <w:szCs w:val="24"/>
+        </w:rPr>
+        <w:t xml:space="preserve"> </w:t>
+      </w:r>
+      <w:r>
+        <w:rPr>
+          <w:rFonts w:ascii="Times New Roman" w:hAnsi="Times New Roman" w:cs="Times New Roman"/>
+          <w:sz w:val="24"/>
+          <w:szCs w:val="24"/>
+        </w:rPr>
+        <w:t>text</w:t>
+      </w:r>
+      <w:r>
+        <w:rPr>
+          <w:rFonts w:ascii="Times New Roman" w:hAnsi="Times New Roman" w:cs="Times New Roman"/>
+          <w:sz w:val="24"/>
+          <w:szCs w:val="24"/>
+        </w:rPr>
+        <w:t xml:space="preserve"> </w:t>
+      </w:r>
+      <w:r>
+        <w:rPr>
+          <w:rFonts w:ascii="Times New Roman" w:hAnsi="Times New Roman" w:cs="Times New Roman"/>
+          <w:sz w:val="24"/>
+          <w:szCs w:val="24"/>
+        </w:rPr>
+        <w:t>text</w:t>
+      </w:r>
+      <w:r>
+        <w:rPr>
+          <w:rFonts w:ascii="Times New Roman" w:hAnsi="Times New Roman" w:cs="Times New Roman"/>
+          <w:sz w:val="24"/>
+          <w:szCs w:val="24"/>
+        </w:rPr>
+        <w:t xml:space="preserve"> </w:t>
+      </w:r>
+      <w:r>
+        <w:rPr>
+          <w:rFonts w:ascii="Times New Roman" w:hAnsi="Times New Roman" w:cs="Times New Roman"/>
+          <w:sz w:val="24"/>
+          <w:szCs w:val="24"/>
+        </w:rPr>
+        <w:t>text</w:t>
+      </w:r>
+      <w:r>
+        <w:rPr>
+          <w:rFonts w:ascii="Times New Roman" w:hAnsi="Times New Roman" w:cs="Times New Roman"/>
+          <w:sz w:val="24"/>
+          <w:szCs w:val="24"/>
+        </w:rPr>
+        <w:t xml:space="preserve"> </w:t>
+      </w:r>
+      <w:r>
+        <w:rPr>
+          <w:rFonts w:ascii="Times New Roman" w:hAnsi="Times New Roman" w:cs="Times New Roman"/>
+          <w:sz w:val="24"/>
+          <w:szCs w:val="24"/>
+        </w:rPr>
+        <w:t>text</w:t>
+      </w:r>
+      <w:r>
+        <w:rPr>
+          <w:rFonts w:ascii="Times New Roman" w:hAnsi="Times New Roman" w:cs="Times New Roman"/>
+          <w:sz w:val="24"/>
+          <w:szCs w:val="24"/>
+        </w:rPr>
+        <w:t xml:space="preserve"> </w:t>
+      </w:r>
+      <w:r>
+        <w:rPr>
+          <w:rFonts w:ascii="Times New Roman" w:hAnsi="Times New Roman" w:cs="Times New Roman"/>
+          <w:sz w:val="24"/>
+          <w:szCs w:val="24"/>
+        </w:rPr>
+        <w:t>text</w:t>
+      </w:r>
+      <w:r>
+        <w:rPr>
+          <w:rFonts w:ascii="Times New Roman" w:hAnsi="Times New Roman" w:cs="Times New Roman"/>
+          <w:sz w:val="24"/>
+          <w:szCs w:val="24"/>
+        </w:rPr>
+        <w:t xml:space="preserve"> </w:t>
+      </w:r>
+      <w:r>
+        <w:rPr>
+          <w:rFonts w:ascii="Times New Roman" w:hAnsi="Times New Roman" w:cs="Times New Roman"/>
+          <w:sz w:val="24"/>
+          <w:szCs w:val="24"/>
+        </w:rPr>
+        <w:t>text</w:t>
+      </w:r>
+      <w:r>
+        <w:rPr>
+          <w:rFonts w:ascii="Times New Roman" w:hAnsi="Times New Roman" w:cs="Times New Roman"/>
+          <w:sz w:val="24"/>
+          <w:szCs w:val="24"/>
+        </w:rPr>
+        <w:t xml:space="preserve"> </w:t>
+      </w:r>
+      <w:r>
+        <w:rPr>
+          <w:rFonts w:ascii="Times New Roman" w:hAnsi="Times New Roman" w:cs="Times New Roman"/>
+          <w:sz w:val="24"/>
+          <w:szCs w:val="24"/>
+        </w:rPr>
+        <w:t>text</w:t>
+      </w:r>
+      <w:r>
+        <w:rPr>
+          <w:rFonts w:ascii="Times New Roman" w:hAnsi="Times New Roman" w:cs="Times New Roman"/>
+          <w:sz w:val="24"/>
+          <w:szCs w:val="24"/>
+        </w:rPr>
+        <w:t xml:space="preserve"> </w:t>
+      </w:r>
+      <w:r>
+        <w:rPr>
+          <w:rFonts w:ascii="Times New Roman" w:hAnsi="Times New Roman" w:cs="Times New Roman"/>
+          <w:sz w:val="24"/>
+          <w:szCs w:val="24"/>
+        </w:rPr>
+        <w:t>text</w:t>
+      </w:r>
+      <w:r>
+        <w:rPr>
+          <w:rFonts w:ascii="Times New Roman" w:hAnsi="Times New Roman" w:cs="Times New Roman"/>
+          <w:sz w:val="24"/>
+          <w:szCs w:val="24"/>
+        </w:rPr>
+        <w:t xml:space="preserve"> </w:t>
+      </w:r>
+      <w:r>
+        <w:rPr>
+          <w:rFonts w:ascii="Times New Roman" w:hAnsi="Times New Roman" w:cs="Times New Roman"/>
+          <w:sz w:val="24"/>
+          <w:szCs w:val="24"/>
+        </w:rPr>
+        <w:t>text</w:t>
+      </w:r>
+      <w:r>
+        <w:rPr>
+          <w:rFonts w:ascii="Times New Roman" w:hAnsi="Times New Roman" w:cs="Times New Roman"/>
+          <w:sz w:val="24"/>
+          <w:szCs w:val="24"/>
+        </w:rPr>
+        <w:t xml:space="preserve"> </w:t>
+      </w:r>
+      <w:r>
+        <w:rPr>
+          <w:rFonts w:ascii="Times New Roman" w:hAnsi="Times New Roman" w:cs="Times New Roman"/>
+          <w:sz w:val="24"/>
+          <w:szCs w:val="24"/>
+        </w:rPr>
+        <w:t>text</w:t>
+      </w:r>
+      <w:r>
+        <w:rPr>
+          <w:rFonts w:ascii="Times New Roman" w:hAnsi="Times New Roman" w:cs="Times New Roman"/>
+          <w:sz w:val="24"/>
+          <w:szCs w:val="24"/>
+        </w:rPr>
+        <w:t xml:space="preserve"> </w:t>
+      </w:r>
+      <w:r>
+        <w:rPr>
+          <w:rFonts w:ascii="Times New Roman" w:hAnsi="Times New Roman" w:cs="Times New Roman"/>
+          <w:sz w:val="24"/>
+          <w:szCs w:val="24"/>
+        </w:rPr>
+        <w:t>text</w:t>
+      </w:r>
+      <w:r>
+        <w:rPr>
+          <w:rFonts w:ascii="Times New Roman" w:hAnsi="Times New Roman" w:cs="Times New Roman"/>
+          <w:sz w:val="24"/>
+          <w:szCs w:val="24"/>
+        </w:rPr>
+        <w:t xml:space="preserve"> </w:t>
+      </w:r>
+      <w:r>
+        <w:rPr>
+          <w:rFonts w:ascii="Times New Roman" w:hAnsi="Times New Roman" w:cs="Times New Roman"/>
+          <w:sz w:val="24"/>
+          <w:szCs w:val="24"/>
+        </w:rPr>
+        <w:t>text</w:t>
+      </w:r>
+      <w:r>
+        <w:rPr>
+          <w:rFonts w:ascii="Times New Roman" w:hAnsi="Times New Roman" w:cs="Times New Roman"/>
+          <w:sz w:val="24"/>
+          <w:szCs w:val="24"/>
+        </w:rPr>
+        <w:t xml:space="preserve"> </w:t>
+      </w:r>
+      <w:r>
+        <w:rPr>
+          <w:rFonts w:ascii="Times New Roman" w:hAnsi="Times New Roman" w:cs="Times New Roman"/>
+          <w:sz w:val="24"/>
+          <w:szCs w:val="24"/>
+        </w:rPr>
+        <w:t>text</w:t>
+      </w:r>
+      <w:r>
+        <w:rPr>
+          <w:rFonts w:ascii="Times New Roman" w:hAnsi="Times New Roman" w:cs="Times New Roman"/>
+          <w:sz w:val="24"/>
+          <w:szCs w:val="24"/>
+        </w:rPr>
+        <w:t xml:space="preserve"> </w:t>
+      </w:r>
+      <w:r>
+        <w:rPr>
+          <w:rFonts w:ascii="Times New Roman" w:hAnsi="Times New Roman" w:cs="Times New Roman"/>
+          <w:sz w:val="24"/>
+          <w:szCs w:val="24"/>
+        </w:rPr>
+        <w:t>text</w:t>
+      </w:r>
+      <w:r>
+        <w:rPr>
+          <w:rFonts w:ascii="Times New Roman" w:hAnsi="Times New Roman" w:cs="Times New Roman"/>
+          <w:sz w:val="24"/>
+          <w:szCs w:val="24"/>
+        </w:rPr>
+        <w:t xml:space="preserve"> </w:t>
+      </w:r>
+      <w:r>
+        <w:rPr>
+          <w:rFonts w:ascii="Times New Roman" w:hAnsi="Times New Roman" w:cs="Times New Roman"/>
+          <w:sz w:val="24"/>
+          <w:szCs w:val="24"/>
+        </w:rPr>
+        <w:t>text</w:t>
+      </w:r>
+      <w:r>
+        <w:rPr>
+          <w:rFonts w:ascii="Times New Roman" w:hAnsi="Times New Roman" w:cs="Times New Roman"/>
+          <w:sz w:val="24"/>
+          <w:szCs w:val="24"/>
+        </w:rPr>
+        <w:t xml:space="preserve"> </w:t>
+      </w:r>
+      <w:r>
+        <w:rPr>
+          <w:rFonts w:ascii="Times New Roman" w:hAnsi="Times New Roman" w:cs="Times New Roman"/>
+          <w:sz w:val="24"/>
+          <w:szCs w:val="24"/>
+        </w:rPr>
+        <w:t>text</w:t>
+      </w:r>
+      <w:r>
+        <w:rPr>
+          <w:rFonts w:ascii="Times New Roman" w:hAnsi="Times New Roman" w:cs="Times New Roman"/>
+          <w:sz w:val="24"/>
+          <w:szCs w:val="24"/>
+        </w:rPr>
+        <w:t xml:space="preserve"> </w:t>
+      </w:r>
+      <w:r>
+        <w:rPr>
+          <w:rFonts w:ascii="Times New Roman" w:hAnsi="Times New Roman" w:cs="Times New Roman"/>
+          <w:sz w:val="24"/>
+          <w:szCs w:val="24"/>
+        </w:rPr>
+        <w:t>text</w:t>
+      </w:r>
+      <w:r>
+        <w:rPr>
+          <w:rFonts w:ascii="Times New Roman" w:hAnsi="Times New Roman" w:cs="Times New Roman"/>
+          <w:sz w:val="24"/>
+          <w:szCs w:val="24"/>
+        </w:rPr>
+        <w:t xml:space="preserve"> </w:t>
+      </w:r>
+      <w:r>
+        <w:rPr>
+          <w:rFonts w:ascii="Times New Roman" w:hAnsi="Times New Roman" w:cs="Times New Roman"/>
+          <w:sz w:val="24"/>
+          <w:szCs w:val="24"/>
+        </w:rPr>
+        <w:t>text.</w:t>
+      </w:r>
+    </w:p>
+    <w:p/>
+    <w:p>
+      <w:pPr>
+        <w:spacing w:line="240" w:lineRule="auto"/>
+        <w:jc w:val="both"/>
+        <w:rPr>
+          <w:rFonts w:ascii="Times New Roman" w:hAnsi="Times New Roman" w:cs="Times New Roman"/>
+          <w:b/>
+          <w:bCs/>
+          <w:i/>
+          <w:iCs/>
+          <w:sz w:val="24"/>
+          <w:szCs w:val="24"/>
+        </w:rPr>
+      </w:pPr>
+      <w:r>
+        <w:rPr>
+          <w:rFonts w:ascii="Times New Roman" w:hAnsi="Times New Roman" w:cs="Times New Roman"/>
+          <w:b/>
+          <w:bCs/>
+          <w:i/>
+          <w:iCs/>
+          <w:sz w:val="24"/>
+          <w:szCs w:val="24"/>
+        </w:rPr>
+        <w:t>Sensitivity analyses</w:t>
+      </w:r>
+    </w:p>
+    <w:p>
+      <w:pPr>
+        <w:spacing w:line="240" w:lineRule="auto"/>
+        <w:ind w:firstLine="284"/>
+        <w:jc w:val="both"/>
+        <w:rPr>
+          <w:rFonts w:ascii="Times New Roman" w:hAnsi="Times New Roman" w:cs="Times New Roman"/>
+          <w:sz w:val="24"/>
+          <w:szCs w:val="24"/>
+        </w:rPr>
+      </w:pPr>
+      <w:r>
+        <w:rPr>
+          <w:rFonts w:ascii="Times New Roman" w:hAnsi="Times New Roman" w:cs="Times New Roman"/>
+          <w:sz w:val="24"/>
+          <w:szCs w:val="24"/>
+        </w:rPr>
         <w:t>Text text text</w:t>
       </w:r>
       <w:r>
@@ -3475,10 +5600,8 @@
           <w:rFonts w:ascii="Times New Roman" w:hAnsi="Times New Roman" w:cs="Times New Roman"/>
           <w:b/>
           <w:bCs/>
-          <w:i/>
-          <w:iCs/>
-          <w:sz w:val="24"/>
-          <w:szCs w:val="24"/>
+          <w:sz w:val="32"/>
+          <w:szCs w:val="32"/>
         </w:rPr>
       </w:pPr>
       <w:r>
@@ -3486,12 +5609,10 @@
           <w:rFonts w:ascii="Times New Roman" w:hAnsi="Times New Roman" w:cs="Times New Roman"/>
           <w:b/>
           <w:bCs/>
-          <w:i/>
-          <w:iCs/>
-          <w:sz w:val="24"/>
-          <w:szCs w:val="24"/>
-        </w:rPr>
-        <w:t>Wavespeed models</w:t>
+          <w:sz w:val="32"/>
+          <w:szCs w:val="32"/>
+        </w:rPr>
+        <w:t>Results</w:t>
       </w:r>
     </w:p>
     <w:p>
@@ -4506,7 +6627,15 @@
         <w:t>text.</w:t>
       </w:r>
     </w:p>
-    <w:p/>
+    <w:p>
+      <w:pPr>
+        <w:rPr>
+          <w:rFonts w:ascii="Times New Roman" w:hAnsi="Times New Roman" w:cs="Times New Roman"/>
+          <w:sz w:val="24"/>
+          <w:szCs w:val="24"/>
+        </w:rPr>
+      </w:pPr>
+    </w:p>
     <w:p>
       <w:pPr>
         <w:spacing w:line="240" w:lineRule="auto"/>
@@ -4515,10 +6644,8 @@
           <w:rFonts w:ascii="Times New Roman" w:hAnsi="Times New Roman" w:cs="Times New Roman"/>
           <w:b/>
           <w:bCs/>
-          <w:i/>
-          <w:iCs/>
-          <w:sz w:val="24"/>
-          <w:szCs w:val="24"/>
+          <w:sz w:val="32"/>
+          <w:szCs w:val="32"/>
         </w:rPr>
       </w:pPr>
       <w:r>
@@ -4526,12 +6653,10 @@
           <w:rFonts w:ascii="Times New Roman" w:hAnsi="Times New Roman" w:cs="Times New Roman"/>
           <w:b/>
           <w:bCs/>
-          <w:i/>
-          <w:iCs/>
-          <w:sz w:val="24"/>
-          <w:szCs w:val="24"/>
-        </w:rPr>
-        <w:t>Sensitivity analyses</w:t>
+          <w:sz w:val="32"/>
+          <w:szCs w:val="32"/>
+        </w:rPr>
+        <w:t>Discussion</w:t>
       </w:r>
     </w:p>
     <w:p>
@@ -5575,7 +7700,7 @@
           <w:sz w:val="32"/>
           <w:szCs w:val="32"/>
         </w:rPr>
-        <w:t>Results</w:t>
+        <w:t>References</w:t>
       </w:r>
     </w:p>
     <w:p>
@@ -5595,2095 +7720,6 @@
           <w:sz w:val="24"/>
           <w:szCs w:val="24"/>
         </w:rPr>
-        <w:t>Text text text</w:t>
-      </w:r>
-      <w:r>
-        <w:rPr>
-          <w:rFonts w:ascii="Times New Roman" w:hAnsi="Times New Roman" w:cs="Times New Roman"/>
-          <w:sz w:val="24"/>
-          <w:szCs w:val="24"/>
-        </w:rPr>
-        <w:t xml:space="preserve"> </w:t>
-      </w:r>
-      <w:r>
-        <w:rPr>
-          <w:rFonts w:ascii="Times New Roman" w:hAnsi="Times New Roman" w:cs="Times New Roman"/>
-          <w:sz w:val="24"/>
-          <w:szCs w:val="24"/>
-        </w:rPr>
-        <w:t>text</w:t>
-      </w:r>
-      <w:r>
-        <w:rPr>
-          <w:rFonts w:ascii="Times New Roman" w:hAnsi="Times New Roman" w:cs="Times New Roman"/>
-          <w:sz w:val="24"/>
-          <w:szCs w:val="24"/>
-        </w:rPr>
-        <w:t xml:space="preserve"> </w:t>
-      </w:r>
-      <w:r>
-        <w:rPr>
-          <w:rFonts w:ascii="Times New Roman" w:hAnsi="Times New Roman" w:cs="Times New Roman"/>
-          <w:sz w:val="24"/>
-          <w:szCs w:val="24"/>
-        </w:rPr>
-        <w:t>text</w:t>
-      </w:r>
-      <w:r>
-        <w:rPr>
-          <w:rFonts w:ascii="Times New Roman" w:hAnsi="Times New Roman" w:cs="Times New Roman"/>
-          <w:sz w:val="24"/>
-          <w:szCs w:val="24"/>
-        </w:rPr>
-        <w:t xml:space="preserve"> </w:t>
-      </w:r>
-      <w:r>
-        <w:rPr>
-          <w:rFonts w:ascii="Times New Roman" w:hAnsi="Times New Roman" w:cs="Times New Roman"/>
-          <w:sz w:val="24"/>
-          <w:szCs w:val="24"/>
-        </w:rPr>
-        <w:t>text</w:t>
-      </w:r>
-      <w:r>
-        <w:rPr>
-          <w:rFonts w:ascii="Times New Roman" w:hAnsi="Times New Roman" w:cs="Times New Roman"/>
-          <w:sz w:val="24"/>
-          <w:szCs w:val="24"/>
-        </w:rPr>
-        <w:t xml:space="preserve"> </w:t>
-      </w:r>
-      <w:r>
-        <w:rPr>
-          <w:rFonts w:ascii="Times New Roman" w:hAnsi="Times New Roman" w:cs="Times New Roman"/>
-          <w:sz w:val="24"/>
-          <w:szCs w:val="24"/>
-        </w:rPr>
-        <w:t>text</w:t>
-      </w:r>
-      <w:r>
-        <w:rPr>
-          <w:rFonts w:ascii="Times New Roman" w:hAnsi="Times New Roman" w:cs="Times New Roman"/>
-          <w:sz w:val="24"/>
-          <w:szCs w:val="24"/>
-        </w:rPr>
-        <w:t xml:space="preserve"> </w:t>
-      </w:r>
-      <w:r>
-        <w:rPr>
-          <w:rFonts w:ascii="Times New Roman" w:hAnsi="Times New Roman" w:cs="Times New Roman"/>
-          <w:sz w:val="24"/>
-          <w:szCs w:val="24"/>
-        </w:rPr>
-        <w:t>text</w:t>
-      </w:r>
-      <w:r>
-        <w:rPr>
-          <w:rFonts w:ascii="Times New Roman" w:hAnsi="Times New Roman" w:cs="Times New Roman"/>
-          <w:sz w:val="24"/>
-          <w:szCs w:val="24"/>
-        </w:rPr>
-        <w:t xml:space="preserve"> </w:t>
-      </w:r>
-      <w:r>
-        <w:rPr>
-          <w:rFonts w:ascii="Times New Roman" w:hAnsi="Times New Roman" w:cs="Times New Roman"/>
-          <w:sz w:val="24"/>
-          <w:szCs w:val="24"/>
-        </w:rPr>
-        <w:t>text</w:t>
-      </w:r>
-      <w:r>
-        <w:rPr>
-          <w:rFonts w:ascii="Times New Roman" w:hAnsi="Times New Roman" w:cs="Times New Roman"/>
-          <w:sz w:val="24"/>
-          <w:szCs w:val="24"/>
-        </w:rPr>
-        <w:t xml:space="preserve"> </w:t>
-      </w:r>
-      <w:r>
-        <w:rPr>
-          <w:rFonts w:ascii="Times New Roman" w:hAnsi="Times New Roman" w:cs="Times New Roman"/>
-          <w:sz w:val="24"/>
-          <w:szCs w:val="24"/>
-        </w:rPr>
-        <w:t>text</w:t>
-      </w:r>
-      <w:r>
-        <w:rPr>
-          <w:rFonts w:ascii="Times New Roman" w:hAnsi="Times New Roman" w:cs="Times New Roman"/>
-          <w:sz w:val="24"/>
-          <w:szCs w:val="24"/>
-        </w:rPr>
-        <w:t xml:space="preserve"> </w:t>
-      </w:r>
-      <w:r>
-        <w:rPr>
-          <w:rFonts w:ascii="Times New Roman" w:hAnsi="Times New Roman" w:cs="Times New Roman"/>
-          <w:sz w:val="24"/>
-          <w:szCs w:val="24"/>
-        </w:rPr>
-        <w:t>text</w:t>
-      </w:r>
-      <w:r>
-        <w:rPr>
-          <w:rFonts w:ascii="Times New Roman" w:hAnsi="Times New Roman" w:cs="Times New Roman"/>
-          <w:sz w:val="24"/>
-          <w:szCs w:val="24"/>
-        </w:rPr>
-        <w:t xml:space="preserve"> </w:t>
-      </w:r>
-      <w:r>
-        <w:rPr>
-          <w:rFonts w:ascii="Times New Roman" w:hAnsi="Times New Roman" w:cs="Times New Roman"/>
-          <w:sz w:val="24"/>
-          <w:szCs w:val="24"/>
-        </w:rPr>
-        <w:t>text</w:t>
-      </w:r>
-      <w:r>
-        <w:rPr>
-          <w:rFonts w:ascii="Times New Roman" w:hAnsi="Times New Roman" w:cs="Times New Roman"/>
-          <w:sz w:val="24"/>
-          <w:szCs w:val="24"/>
-        </w:rPr>
-        <w:t xml:space="preserve"> </w:t>
-      </w:r>
-      <w:r>
-        <w:rPr>
-          <w:rFonts w:ascii="Times New Roman" w:hAnsi="Times New Roman" w:cs="Times New Roman"/>
-          <w:sz w:val="24"/>
-          <w:szCs w:val="24"/>
-        </w:rPr>
-        <w:t>text</w:t>
-      </w:r>
-      <w:r>
-        <w:rPr>
-          <w:rFonts w:ascii="Times New Roman" w:hAnsi="Times New Roman" w:cs="Times New Roman"/>
-          <w:sz w:val="24"/>
-          <w:szCs w:val="24"/>
-        </w:rPr>
-        <w:t xml:space="preserve"> </w:t>
-      </w:r>
-      <w:r>
-        <w:rPr>
-          <w:rFonts w:ascii="Times New Roman" w:hAnsi="Times New Roman" w:cs="Times New Roman"/>
-          <w:sz w:val="24"/>
-          <w:szCs w:val="24"/>
-        </w:rPr>
-        <w:t>text</w:t>
-      </w:r>
-      <w:r>
-        <w:rPr>
-          <w:rFonts w:ascii="Times New Roman" w:hAnsi="Times New Roman" w:cs="Times New Roman"/>
-          <w:sz w:val="24"/>
-          <w:szCs w:val="24"/>
-        </w:rPr>
-        <w:t xml:space="preserve"> </w:t>
-      </w:r>
-      <w:r>
-        <w:rPr>
-          <w:rFonts w:ascii="Times New Roman" w:hAnsi="Times New Roman" w:cs="Times New Roman"/>
-          <w:sz w:val="24"/>
-          <w:szCs w:val="24"/>
-        </w:rPr>
-        <w:t>text</w:t>
-      </w:r>
-      <w:r>
-        <w:rPr>
-          <w:rFonts w:ascii="Times New Roman" w:hAnsi="Times New Roman" w:cs="Times New Roman"/>
-          <w:sz w:val="24"/>
-          <w:szCs w:val="24"/>
-        </w:rPr>
-        <w:t xml:space="preserve"> </w:t>
-      </w:r>
-      <w:r>
-        <w:rPr>
-          <w:rFonts w:ascii="Times New Roman" w:hAnsi="Times New Roman" w:cs="Times New Roman"/>
-          <w:sz w:val="24"/>
-          <w:szCs w:val="24"/>
-        </w:rPr>
-        <w:t>text</w:t>
-      </w:r>
-      <w:r>
-        <w:rPr>
-          <w:rFonts w:ascii="Times New Roman" w:hAnsi="Times New Roman" w:cs="Times New Roman"/>
-          <w:sz w:val="24"/>
-          <w:szCs w:val="24"/>
-        </w:rPr>
-        <w:t xml:space="preserve"> </w:t>
-      </w:r>
-      <w:r>
-        <w:rPr>
-          <w:rFonts w:ascii="Times New Roman" w:hAnsi="Times New Roman" w:cs="Times New Roman"/>
-          <w:sz w:val="24"/>
-          <w:szCs w:val="24"/>
-        </w:rPr>
-        <w:t>text</w:t>
-      </w:r>
-      <w:r>
-        <w:rPr>
-          <w:rFonts w:ascii="Times New Roman" w:hAnsi="Times New Roman" w:cs="Times New Roman"/>
-          <w:sz w:val="24"/>
-          <w:szCs w:val="24"/>
-        </w:rPr>
-        <w:t xml:space="preserve"> </w:t>
-      </w:r>
-      <w:r>
-        <w:rPr>
-          <w:rFonts w:ascii="Times New Roman" w:hAnsi="Times New Roman" w:cs="Times New Roman"/>
-          <w:sz w:val="24"/>
-          <w:szCs w:val="24"/>
-        </w:rPr>
-        <w:t>text</w:t>
-      </w:r>
-      <w:r>
-        <w:rPr>
-          <w:rFonts w:ascii="Times New Roman" w:hAnsi="Times New Roman" w:cs="Times New Roman"/>
-          <w:sz w:val="24"/>
-          <w:szCs w:val="24"/>
-        </w:rPr>
-        <w:t xml:space="preserve"> </w:t>
-      </w:r>
-      <w:r>
-        <w:rPr>
-          <w:rFonts w:ascii="Times New Roman" w:hAnsi="Times New Roman" w:cs="Times New Roman"/>
-          <w:sz w:val="24"/>
-          <w:szCs w:val="24"/>
-        </w:rPr>
-        <w:t>text</w:t>
-      </w:r>
-      <w:r>
-        <w:rPr>
-          <w:rFonts w:ascii="Times New Roman" w:hAnsi="Times New Roman" w:cs="Times New Roman"/>
-          <w:sz w:val="24"/>
-          <w:szCs w:val="24"/>
-        </w:rPr>
-        <w:t xml:space="preserve"> </w:t>
-      </w:r>
-      <w:r>
-        <w:rPr>
-          <w:rFonts w:ascii="Times New Roman" w:hAnsi="Times New Roman" w:cs="Times New Roman"/>
-          <w:sz w:val="24"/>
-          <w:szCs w:val="24"/>
-        </w:rPr>
-        <w:t>text</w:t>
-      </w:r>
-      <w:r>
-        <w:rPr>
-          <w:rFonts w:ascii="Times New Roman" w:hAnsi="Times New Roman" w:cs="Times New Roman"/>
-          <w:sz w:val="24"/>
-          <w:szCs w:val="24"/>
-        </w:rPr>
-        <w:t xml:space="preserve"> </w:t>
-      </w:r>
-      <w:r>
-        <w:rPr>
-          <w:rFonts w:ascii="Times New Roman" w:hAnsi="Times New Roman" w:cs="Times New Roman"/>
-          <w:sz w:val="24"/>
-          <w:szCs w:val="24"/>
-        </w:rPr>
-        <w:t>text</w:t>
-      </w:r>
-      <w:r>
-        <w:rPr>
-          <w:rFonts w:ascii="Times New Roman" w:hAnsi="Times New Roman" w:cs="Times New Roman"/>
-          <w:sz w:val="24"/>
-          <w:szCs w:val="24"/>
-        </w:rPr>
-        <w:t xml:space="preserve"> </w:t>
-      </w:r>
-      <w:r>
-        <w:rPr>
-          <w:rFonts w:ascii="Times New Roman" w:hAnsi="Times New Roman" w:cs="Times New Roman"/>
-          <w:sz w:val="24"/>
-          <w:szCs w:val="24"/>
-        </w:rPr>
-        <w:t>text</w:t>
-      </w:r>
-      <w:r>
-        <w:rPr>
-          <w:rFonts w:ascii="Times New Roman" w:hAnsi="Times New Roman" w:cs="Times New Roman"/>
-          <w:sz w:val="24"/>
-          <w:szCs w:val="24"/>
-        </w:rPr>
-        <w:t xml:space="preserve"> </w:t>
-      </w:r>
-      <w:r>
-        <w:rPr>
-          <w:rFonts w:ascii="Times New Roman" w:hAnsi="Times New Roman" w:cs="Times New Roman"/>
-          <w:sz w:val="24"/>
-          <w:szCs w:val="24"/>
-        </w:rPr>
-        <w:t>text</w:t>
-      </w:r>
-      <w:r>
-        <w:rPr>
-          <w:rFonts w:ascii="Times New Roman" w:hAnsi="Times New Roman" w:cs="Times New Roman"/>
-          <w:sz w:val="24"/>
-          <w:szCs w:val="24"/>
-        </w:rPr>
-        <w:t xml:space="preserve"> </w:t>
-      </w:r>
-      <w:r>
-        <w:rPr>
-          <w:rFonts w:ascii="Times New Roman" w:hAnsi="Times New Roman" w:cs="Times New Roman"/>
-          <w:sz w:val="24"/>
-          <w:szCs w:val="24"/>
-        </w:rPr>
-        <w:t>text</w:t>
-      </w:r>
-      <w:r>
-        <w:rPr>
-          <w:rFonts w:ascii="Times New Roman" w:hAnsi="Times New Roman" w:cs="Times New Roman"/>
-          <w:sz w:val="24"/>
-          <w:szCs w:val="24"/>
-        </w:rPr>
-        <w:t xml:space="preserve"> </w:t>
-      </w:r>
-      <w:r>
-        <w:rPr>
-          <w:rFonts w:ascii="Times New Roman" w:hAnsi="Times New Roman" w:cs="Times New Roman"/>
-          <w:sz w:val="24"/>
-          <w:szCs w:val="24"/>
-        </w:rPr>
-        <w:t>text</w:t>
-      </w:r>
-      <w:r>
-        <w:rPr>
-          <w:rFonts w:ascii="Times New Roman" w:hAnsi="Times New Roman" w:cs="Times New Roman"/>
-          <w:sz w:val="24"/>
-          <w:szCs w:val="24"/>
-        </w:rPr>
-        <w:t xml:space="preserve"> </w:t>
-      </w:r>
-      <w:r>
-        <w:rPr>
-          <w:rFonts w:ascii="Times New Roman" w:hAnsi="Times New Roman" w:cs="Times New Roman"/>
-          <w:sz w:val="24"/>
-          <w:szCs w:val="24"/>
-        </w:rPr>
-        <w:t>text</w:t>
-      </w:r>
-      <w:r>
-        <w:rPr>
-          <w:rFonts w:ascii="Times New Roman" w:hAnsi="Times New Roman" w:cs="Times New Roman"/>
-          <w:sz w:val="24"/>
-          <w:szCs w:val="24"/>
-        </w:rPr>
-        <w:t xml:space="preserve"> </w:t>
-      </w:r>
-      <w:r>
-        <w:rPr>
-          <w:rFonts w:ascii="Times New Roman" w:hAnsi="Times New Roman" w:cs="Times New Roman"/>
-          <w:sz w:val="24"/>
-          <w:szCs w:val="24"/>
-        </w:rPr>
-        <w:t>text</w:t>
-      </w:r>
-      <w:r>
-        <w:rPr>
-          <w:rFonts w:ascii="Times New Roman" w:hAnsi="Times New Roman" w:cs="Times New Roman"/>
-          <w:sz w:val="24"/>
-          <w:szCs w:val="24"/>
-        </w:rPr>
-        <w:t xml:space="preserve"> </w:t>
-      </w:r>
-      <w:r>
-        <w:rPr>
-          <w:rFonts w:ascii="Times New Roman" w:hAnsi="Times New Roman" w:cs="Times New Roman"/>
-          <w:sz w:val="24"/>
-          <w:szCs w:val="24"/>
-        </w:rPr>
-        <w:t>text</w:t>
-      </w:r>
-      <w:r>
-        <w:rPr>
-          <w:rFonts w:ascii="Times New Roman" w:hAnsi="Times New Roman" w:cs="Times New Roman"/>
-          <w:sz w:val="24"/>
-          <w:szCs w:val="24"/>
-        </w:rPr>
-        <w:t xml:space="preserve"> </w:t>
-      </w:r>
-      <w:r>
-        <w:rPr>
-          <w:rFonts w:ascii="Times New Roman" w:hAnsi="Times New Roman" w:cs="Times New Roman"/>
-          <w:sz w:val="24"/>
-          <w:szCs w:val="24"/>
-        </w:rPr>
-        <w:t>text</w:t>
-      </w:r>
-      <w:r>
-        <w:rPr>
-          <w:rFonts w:ascii="Times New Roman" w:hAnsi="Times New Roman" w:cs="Times New Roman"/>
-          <w:sz w:val="24"/>
-          <w:szCs w:val="24"/>
-        </w:rPr>
-        <w:t xml:space="preserve"> </w:t>
-      </w:r>
-      <w:r>
-        <w:rPr>
-          <w:rFonts w:ascii="Times New Roman" w:hAnsi="Times New Roman" w:cs="Times New Roman"/>
-          <w:sz w:val="24"/>
-          <w:szCs w:val="24"/>
-        </w:rPr>
-        <w:t>text</w:t>
-      </w:r>
-      <w:r>
-        <w:rPr>
-          <w:rFonts w:ascii="Times New Roman" w:hAnsi="Times New Roman" w:cs="Times New Roman"/>
-          <w:sz w:val="24"/>
-          <w:szCs w:val="24"/>
-        </w:rPr>
-        <w:t xml:space="preserve"> </w:t>
-      </w:r>
-      <w:r>
-        <w:rPr>
-          <w:rFonts w:ascii="Times New Roman" w:hAnsi="Times New Roman" w:cs="Times New Roman"/>
-          <w:sz w:val="24"/>
-          <w:szCs w:val="24"/>
-        </w:rPr>
-        <w:t>text</w:t>
-      </w:r>
-      <w:r>
-        <w:rPr>
-          <w:rFonts w:ascii="Times New Roman" w:hAnsi="Times New Roman" w:cs="Times New Roman"/>
-          <w:sz w:val="24"/>
-          <w:szCs w:val="24"/>
-        </w:rPr>
-        <w:t xml:space="preserve"> </w:t>
-      </w:r>
-      <w:r>
-        <w:rPr>
-          <w:rFonts w:ascii="Times New Roman" w:hAnsi="Times New Roman" w:cs="Times New Roman"/>
-          <w:sz w:val="24"/>
-          <w:szCs w:val="24"/>
-        </w:rPr>
-        <w:t>text</w:t>
-      </w:r>
-      <w:r>
-        <w:rPr>
-          <w:rFonts w:ascii="Times New Roman" w:hAnsi="Times New Roman" w:cs="Times New Roman"/>
-          <w:sz w:val="24"/>
-          <w:szCs w:val="24"/>
-        </w:rPr>
-        <w:t xml:space="preserve"> </w:t>
-      </w:r>
-      <w:r>
-        <w:rPr>
-          <w:rFonts w:ascii="Times New Roman" w:hAnsi="Times New Roman" w:cs="Times New Roman"/>
-          <w:sz w:val="24"/>
-          <w:szCs w:val="24"/>
-        </w:rPr>
-        <w:t>text</w:t>
-      </w:r>
-      <w:r>
-        <w:rPr>
-          <w:rFonts w:ascii="Times New Roman" w:hAnsi="Times New Roman" w:cs="Times New Roman"/>
-          <w:sz w:val="24"/>
-          <w:szCs w:val="24"/>
-        </w:rPr>
-        <w:t xml:space="preserve"> </w:t>
-      </w:r>
-      <w:r>
-        <w:rPr>
-          <w:rFonts w:ascii="Times New Roman" w:hAnsi="Times New Roman" w:cs="Times New Roman"/>
-          <w:sz w:val="24"/>
-          <w:szCs w:val="24"/>
-        </w:rPr>
-        <w:t>text</w:t>
-      </w:r>
-      <w:r>
-        <w:rPr>
-          <w:rFonts w:ascii="Times New Roman" w:hAnsi="Times New Roman" w:cs="Times New Roman"/>
-          <w:sz w:val="24"/>
-          <w:szCs w:val="24"/>
-        </w:rPr>
-        <w:t xml:space="preserve"> </w:t>
-      </w:r>
-      <w:r>
-        <w:rPr>
-          <w:rFonts w:ascii="Times New Roman" w:hAnsi="Times New Roman" w:cs="Times New Roman"/>
-          <w:sz w:val="24"/>
-          <w:szCs w:val="24"/>
-        </w:rPr>
-        <w:t>text</w:t>
-      </w:r>
-      <w:r>
-        <w:rPr>
-          <w:rFonts w:ascii="Times New Roman" w:hAnsi="Times New Roman" w:cs="Times New Roman"/>
-          <w:sz w:val="24"/>
-          <w:szCs w:val="24"/>
-        </w:rPr>
-        <w:t xml:space="preserve"> </w:t>
-      </w:r>
-      <w:r>
-        <w:rPr>
-          <w:rFonts w:ascii="Times New Roman" w:hAnsi="Times New Roman" w:cs="Times New Roman"/>
-          <w:sz w:val="24"/>
-          <w:szCs w:val="24"/>
-        </w:rPr>
-        <w:t>text</w:t>
-      </w:r>
-      <w:r>
-        <w:rPr>
-          <w:rFonts w:ascii="Times New Roman" w:hAnsi="Times New Roman" w:cs="Times New Roman"/>
-          <w:sz w:val="24"/>
-          <w:szCs w:val="24"/>
-        </w:rPr>
-        <w:t xml:space="preserve"> </w:t>
-      </w:r>
-      <w:r>
-        <w:rPr>
-          <w:rFonts w:ascii="Times New Roman" w:hAnsi="Times New Roman" w:cs="Times New Roman"/>
-          <w:sz w:val="24"/>
-          <w:szCs w:val="24"/>
-        </w:rPr>
-        <w:t>text</w:t>
-      </w:r>
-      <w:r>
-        <w:rPr>
-          <w:rFonts w:ascii="Times New Roman" w:hAnsi="Times New Roman" w:cs="Times New Roman"/>
-          <w:sz w:val="24"/>
-          <w:szCs w:val="24"/>
-        </w:rPr>
-        <w:t xml:space="preserve"> </w:t>
-      </w:r>
-      <w:r>
-        <w:rPr>
-          <w:rFonts w:ascii="Times New Roman" w:hAnsi="Times New Roman" w:cs="Times New Roman"/>
-          <w:sz w:val="24"/>
-          <w:szCs w:val="24"/>
-        </w:rPr>
-        <w:t>text</w:t>
-      </w:r>
-      <w:r>
-        <w:rPr>
-          <w:rFonts w:ascii="Times New Roman" w:hAnsi="Times New Roman" w:cs="Times New Roman"/>
-          <w:sz w:val="24"/>
-          <w:szCs w:val="24"/>
-        </w:rPr>
-        <w:t xml:space="preserve"> </w:t>
-      </w:r>
-      <w:r>
-        <w:rPr>
-          <w:rFonts w:ascii="Times New Roman" w:hAnsi="Times New Roman" w:cs="Times New Roman"/>
-          <w:sz w:val="24"/>
-          <w:szCs w:val="24"/>
-        </w:rPr>
-        <w:t>text</w:t>
-      </w:r>
-      <w:r>
-        <w:rPr>
-          <w:rFonts w:ascii="Times New Roman" w:hAnsi="Times New Roman" w:cs="Times New Roman"/>
-          <w:sz w:val="24"/>
-          <w:szCs w:val="24"/>
-        </w:rPr>
-        <w:t xml:space="preserve"> </w:t>
-      </w:r>
-      <w:r>
-        <w:rPr>
-          <w:rFonts w:ascii="Times New Roman" w:hAnsi="Times New Roman" w:cs="Times New Roman"/>
-          <w:sz w:val="24"/>
-          <w:szCs w:val="24"/>
-        </w:rPr>
-        <w:t>text</w:t>
-      </w:r>
-      <w:r>
-        <w:rPr>
-          <w:rFonts w:ascii="Times New Roman" w:hAnsi="Times New Roman" w:cs="Times New Roman"/>
-          <w:sz w:val="24"/>
-          <w:szCs w:val="24"/>
-        </w:rPr>
-        <w:t xml:space="preserve"> </w:t>
-      </w:r>
-      <w:r>
-        <w:rPr>
-          <w:rFonts w:ascii="Times New Roman" w:hAnsi="Times New Roman" w:cs="Times New Roman"/>
-          <w:sz w:val="24"/>
-          <w:szCs w:val="24"/>
-        </w:rPr>
-        <w:t>text</w:t>
-      </w:r>
-      <w:r>
-        <w:rPr>
-          <w:rFonts w:ascii="Times New Roman" w:hAnsi="Times New Roman" w:cs="Times New Roman"/>
-          <w:sz w:val="24"/>
-          <w:szCs w:val="24"/>
-        </w:rPr>
-        <w:t xml:space="preserve"> </w:t>
-      </w:r>
-      <w:r>
-        <w:rPr>
-          <w:rFonts w:ascii="Times New Roman" w:hAnsi="Times New Roman" w:cs="Times New Roman"/>
-          <w:sz w:val="24"/>
-          <w:szCs w:val="24"/>
-        </w:rPr>
-        <w:t>text</w:t>
-      </w:r>
-      <w:r>
-        <w:rPr>
-          <w:rFonts w:ascii="Times New Roman" w:hAnsi="Times New Roman" w:cs="Times New Roman"/>
-          <w:sz w:val="24"/>
-          <w:szCs w:val="24"/>
-        </w:rPr>
-        <w:t xml:space="preserve"> </w:t>
-      </w:r>
-      <w:r>
-        <w:rPr>
-          <w:rFonts w:ascii="Times New Roman" w:hAnsi="Times New Roman" w:cs="Times New Roman"/>
-          <w:sz w:val="24"/>
-          <w:szCs w:val="24"/>
-        </w:rPr>
-        <w:t>text</w:t>
-      </w:r>
-      <w:r>
-        <w:rPr>
-          <w:rFonts w:ascii="Times New Roman" w:hAnsi="Times New Roman" w:cs="Times New Roman"/>
-          <w:sz w:val="24"/>
-          <w:szCs w:val="24"/>
-        </w:rPr>
-        <w:t xml:space="preserve"> </w:t>
-      </w:r>
-      <w:r>
-        <w:rPr>
-          <w:rFonts w:ascii="Times New Roman" w:hAnsi="Times New Roman" w:cs="Times New Roman"/>
-          <w:sz w:val="24"/>
-          <w:szCs w:val="24"/>
-        </w:rPr>
-        <w:t>text</w:t>
-      </w:r>
-      <w:r>
-        <w:rPr>
-          <w:rFonts w:ascii="Times New Roman" w:hAnsi="Times New Roman" w:cs="Times New Roman"/>
-          <w:sz w:val="24"/>
-          <w:szCs w:val="24"/>
-        </w:rPr>
-        <w:t xml:space="preserve"> </w:t>
-      </w:r>
-      <w:r>
-        <w:rPr>
-          <w:rFonts w:ascii="Times New Roman" w:hAnsi="Times New Roman" w:cs="Times New Roman"/>
-          <w:sz w:val="24"/>
-          <w:szCs w:val="24"/>
-        </w:rPr>
-        <w:t>text</w:t>
-      </w:r>
-      <w:r>
-        <w:rPr>
-          <w:rFonts w:ascii="Times New Roman" w:hAnsi="Times New Roman" w:cs="Times New Roman"/>
-          <w:sz w:val="24"/>
-          <w:szCs w:val="24"/>
-        </w:rPr>
-        <w:t xml:space="preserve"> </w:t>
-      </w:r>
-      <w:r>
-        <w:rPr>
-          <w:rFonts w:ascii="Times New Roman" w:hAnsi="Times New Roman" w:cs="Times New Roman"/>
-          <w:sz w:val="24"/>
-          <w:szCs w:val="24"/>
-        </w:rPr>
-        <w:t>text</w:t>
-      </w:r>
-      <w:r>
-        <w:rPr>
-          <w:rFonts w:ascii="Times New Roman" w:hAnsi="Times New Roman" w:cs="Times New Roman"/>
-          <w:sz w:val="24"/>
-          <w:szCs w:val="24"/>
-        </w:rPr>
-        <w:t xml:space="preserve"> </w:t>
-      </w:r>
-      <w:r>
-        <w:rPr>
-          <w:rFonts w:ascii="Times New Roman" w:hAnsi="Times New Roman" w:cs="Times New Roman"/>
-          <w:sz w:val="24"/>
-          <w:szCs w:val="24"/>
-        </w:rPr>
-        <w:t>text</w:t>
-      </w:r>
-      <w:r>
-        <w:rPr>
-          <w:rFonts w:ascii="Times New Roman" w:hAnsi="Times New Roman" w:cs="Times New Roman"/>
-          <w:sz w:val="24"/>
-          <w:szCs w:val="24"/>
-        </w:rPr>
-        <w:t xml:space="preserve"> </w:t>
-      </w:r>
-      <w:r>
-        <w:rPr>
-          <w:rFonts w:ascii="Times New Roman" w:hAnsi="Times New Roman" w:cs="Times New Roman"/>
-          <w:sz w:val="24"/>
-          <w:szCs w:val="24"/>
-        </w:rPr>
-        <w:t>text</w:t>
-      </w:r>
-      <w:r>
-        <w:rPr>
-          <w:rFonts w:ascii="Times New Roman" w:hAnsi="Times New Roman" w:cs="Times New Roman"/>
-          <w:sz w:val="24"/>
-          <w:szCs w:val="24"/>
-        </w:rPr>
-        <w:t xml:space="preserve"> </w:t>
-      </w:r>
-      <w:r>
-        <w:rPr>
-          <w:rFonts w:ascii="Times New Roman" w:hAnsi="Times New Roman" w:cs="Times New Roman"/>
-          <w:sz w:val="24"/>
-          <w:szCs w:val="24"/>
-        </w:rPr>
-        <w:t>text</w:t>
-      </w:r>
-      <w:r>
-        <w:rPr>
-          <w:rFonts w:ascii="Times New Roman" w:hAnsi="Times New Roman" w:cs="Times New Roman"/>
-          <w:sz w:val="24"/>
-          <w:szCs w:val="24"/>
-        </w:rPr>
-        <w:t xml:space="preserve"> </w:t>
-      </w:r>
-      <w:r>
-        <w:rPr>
-          <w:rFonts w:ascii="Times New Roman" w:hAnsi="Times New Roman" w:cs="Times New Roman"/>
-          <w:sz w:val="24"/>
-          <w:szCs w:val="24"/>
-        </w:rPr>
-        <w:t>text</w:t>
-      </w:r>
-      <w:r>
-        <w:rPr>
-          <w:rFonts w:ascii="Times New Roman" w:hAnsi="Times New Roman" w:cs="Times New Roman"/>
-          <w:sz w:val="24"/>
-          <w:szCs w:val="24"/>
-        </w:rPr>
-        <w:t xml:space="preserve"> </w:t>
-      </w:r>
-      <w:r>
-        <w:rPr>
-          <w:rFonts w:ascii="Times New Roman" w:hAnsi="Times New Roman" w:cs="Times New Roman"/>
-          <w:sz w:val="24"/>
-          <w:szCs w:val="24"/>
-        </w:rPr>
-        <w:t>text</w:t>
-      </w:r>
-      <w:r>
-        <w:rPr>
-          <w:rFonts w:ascii="Times New Roman" w:hAnsi="Times New Roman" w:cs="Times New Roman"/>
-          <w:sz w:val="24"/>
-          <w:szCs w:val="24"/>
-        </w:rPr>
-        <w:t xml:space="preserve"> </w:t>
-      </w:r>
-      <w:r>
-        <w:rPr>
-          <w:rFonts w:ascii="Times New Roman" w:hAnsi="Times New Roman" w:cs="Times New Roman"/>
-          <w:sz w:val="24"/>
-          <w:szCs w:val="24"/>
-        </w:rPr>
-        <w:t>text</w:t>
-      </w:r>
-      <w:r>
-        <w:rPr>
-          <w:rFonts w:ascii="Times New Roman" w:hAnsi="Times New Roman" w:cs="Times New Roman"/>
-          <w:sz w:val="24"/>
-          <w:szCs w:val="24"/>
-        </w:rPr>
-        <w:t xml:space="preserve"> </w:t>
-      </w:r>
-      <w:r>
-        <w:rPr>
-          <w:rFonts w:ascii="Times New Roman" w:hAnsi="Times New Roman" w:cs="Times New Roman"/>
-          <w:sz w:val="24"/>
-          <w:szCs w:val="24"/>
-        </w:rPr>
-        <w:t>text</w:t>
-      </w:r>
-      <w:r>
-        <w:rPr>
-          <w:rFonts w:ascii="Times New Roman" w:hAnsi="Times New Roman" w:cs="Times New Roman"/>
-          <w:sz w:val="24"/>
-          <w:szCs w:val="24"/>
-        </w:rPr>
-        <w:t xml:space="preserve"> </w:t>
-      </w:r>
-      <w:r>
-        <w:rPr>
-          <w:rFonts w:ascii="Times New Roman" w:hAnsi="Times New Roman" w:cs="Times New Roman"/>
-          <w:sz w:val="24"/>
-          <w:szCs w:val="24"/>
-        </w:rPr>
-        <w:t>text</w:t>
-      </w:r>
-      <w:r>
-        <w:rPr>
-          <w:rFonts w:ascii="Times New Roman" w:hAnsi="Times New Roman" w:cs="Times New Roman"/>
-          <w:sz w:val="24"/>
-          <w:szCs w:val="24"/>
-        </w:rPr>
-        <w:t xml:space="preserve"> </w:t>
-      </w:r>
-      <w:r>
-        <w:rPr>
-          <w:rFonts w:ascii="Times New Roman" w:hAnsi="Times New Roman" w:cs="Times New Roman"/>
-          <w:sz w:val="24"/>
-          <w:szCs w:val="24"/>
-        </w:rPr>
-        <w:t>text</w:t>
-      </w:r>
-      <w:r>
-        <w:rPr>
-          <w:rFonts w:ascii="Times New Roman" w:hAnsi="Times New Roman" w:cs="Times New Roman"/>
-          <w:sz w:val="24"/>
-          <w:szCs w:val="24"/>
-        </w:rPr>
-        <w:t xml:space="preserve"> </w:t>
-      </w:r>
-      <w:r>
-        <w:rPr>
-          <w:rFonts w:ascii="Times New Roman" w:hAnsi="Times New Roman" w:cs="Times New Roman"/>
-          <w:sz w:val="24"/>
-          <w:szCs w:val="24"/>
-        </w:rPr>
-        <w:t>text</w:t>
-      </w:r>
-      <w:r>
-        <w:rPr>
-          <w:rFonts w:ascii="Times New Roman" w:hAnsi="Times New Roman" w:cs="Times New Roman"/>
-          <w:sz w:val="24"/>
-          <w:szCs w:val="24"/>
-        </w:rPr>
-        <w:t xml:space="preserve"> </w:t>
-      </w:r>
-      <w:r>
-        <w:rPr>
-          <w:rFonts w:ascii="Times New Roman" w:hAnsi="Times New Roman" w:cs="Times New Roman"/>
-          <w:sz w:val="24"/>
-          <w:szCs w:val="24"/>
-        </w:rPr>
-        <w:t>text</w:t>
-      </w:r>
-      <w:r>
-        <w:rPr>
-          <w:rFonts w:ascii="Times New Roman" w:hAnsi="Times New Roman" w:cs="Times New Roman"/>
-          <w:sz w:val="24"/>
-          <w:szCs w:val="24"/>
-        </w:rPr>
-        <w:t xml:space="preserve"> </w:t>
-      </w:r>
-      <w:r>
-        <w:rPr>
-          <w:rFonts w:ascii="Times New Roman" w:hAnsi="Times New Roman" w:cs="Times New Roman"/>
-          <w:sz w:val="24"/>
-          <w:szCs w:val="24"/>
-        </w:rPr>
-        <w:t>text</w:t>
-      </w:r>
-      <w:r>
-        <w:rPr>
-          <w:rFonts w:ascii="Times New Roman" w:hAnsi="Times New Roman" w:cs="Times New Roman"/>
-          <w:sz w:val="24"/>
-          <w:szCs w:val="24"/>
-        </w:rPr>
-        <w:t xml:space="preserve"> </w:t>
-      </w:r>
-      <w:r>
-        <w:rPr>
-          <w:rFonts w:ascii="Times New Roman" w:hAnsi="Times New Roman" w:cs="Times New Roman"/>
-          <w:sz w:val="24"/>
-          <w:szCs w:val="24"/>
-        </w:rPr>
-        <w:t>text</w:t>
-      </w:r>
-      <w:r>
-        <w:rPr>
-          <w:rFonts w:ascii="Times New Roman" w:hAnsi="Times New Roman" w:cs="Times New Roman"/>
-          <w:sz w:val="24"/>
-          <w:szCs w:val="24"/>
-        </w:rPr>
-        <w:t xml:space="preserve"> </w:t>
-      </w:r>
-      <w:r>
-        <w:rPr>
-          <w:rFonts w:ascii="Times New Roman" w:hAnsi="Times New Roman" w:cs="Times New Roman"/>
-          <w:sz w:val="24"/>
-          <w:szCs w:val="24"/>
-        </w:rPr>
-        <w:t>text</w:t>
-      </w:r>
-      <w:r>
-        <w:rPr>
-          <w:rFonts w:ascii="Times New Roman" w:hAnsi="Times New Roman" w:cs="Times New Roman"/>
-          <w:sz w:val="24"/>
-          <w:szCs w:val="24"/>
-        </w:rPr>
-        <w:t xml:space="preserve"> </w:t>
-      </w:r>
-      <w:r>
-        <w:rPr>
-          <w:rFonts w:ascii="Times New Roman" w:hAnsi="Times New Roman" w:cs="Times New Roman"/>
-          <w:sz w:val="24"/>
-          <w:szCs w:val="24"/>
-        </w:rPr>
-        <w:t>text</w:t>
-      </w:r>
-      <w:r>
-        <w:rPr>
-          <w:rFonts w:ascii="Times New Roman" w:hAnsi="Times New Roman" w:cs="Times New Roman"/>
-          <w:sz w:val="24"/>
-          <w:szCs w:val="24"/>
-        </w:rPr>
-        <w:t xml:space="preserve"> </w:t>
-      </w:r>
-      <w:r>
-        <w:rPr>
-          <w:rFonts w:ascii="Times New Roman" w:hAnsi="Times New Roman" w:cs="Times New Roman"/>
-          <w:sz w:val="24"/>
-          <w:szCs w:val="24"/>
-        </w:rPr>
-        <w:t>text</w:t>
-      </w:r>
-      <w:r>
-        <w:rPr>
-          <w:rFonts w:ascii="Times New Roman" w:hAnsi="Times New Roman" w:cs="Times New Roman"/>
-          <w:sz w:val="24"/>
-          <w:szCs w:val="24"/>
-        </w:rPr>
-        <w:t xml:space="preserve"> </w:t>
-      </w:r>
-      <w:r>
-        <w:rPr>
-          <w:rFonts w:ascii="Times New Roman" w:hAnsi="Times New Roman" w:cs="Times New Roman"/>
-          <w:sz w:val="24"/>
-          <w:szCs w:val="24"/>
-        </w:rPr>
-        <w:t>text</w:t>
-      </w:r>
-      <w:r>
-        <w:rPr>
-          <w:rFonts w:ascii="Times New Roman" w:hAnsi="Times New Roman" w:cs="Times New Roman"/>
-          <w:sz w:val="24"/>
-          <w:szCs w:val="24"/>
-        </w:rPr>
-        <w:t xml:space="preserve"> </w:t>
-      </w:r>
-      <w:r>
-        <w:rPr>
-          <w:rFonts w:ascii="Times New Roman" w:hAnsi="Times New Roman" w:cs="Times New Roman"/>
-          <w:sz w:val="24"/>
-          <w:szCs w:val="24"/>
-        </w:rPr>
-        <w:t>text</w:t>
-      </w:r>
-      <w:r>
-        <w:rPr>
-          <w:rFonts w:ascii="Times New Roman" w:hAnsi="Times New Roman" w:cs="Times New Roman"/>
-          <w:sz w:val="24"/>
-          <w:szCs w:val="24"/>
-        </w:rPr>
-        <w:t xml:space="preserve"> </w:t>
-      </w:r>
-      <w:r>
-        <w:rPr>
-          <w:rFonts w:ascii="Times New Roman" w:hAnsi="Times New Roman" w:cs="Times New Roman"/>
-          <w:sz w:val="24"/>
-          <w:szCs w:val="24"/>
-        </w:rPr>
-        <w:t>text.</w:t>
-      </w:r>
-    </w:p>
-    <w:p>
-      <w:pPr>
-        <w:rPr>
-          <w:rFonts w:ascii="Times New Roman" w:hAnsi="Times New Roman" w:cs="Times New Roman"/>
-          <w:sz w:val="24"/>
-          <w:szCs w:val="24"/>
-        </w:rPr>
-      </w:pPr>
-    </w:p>
-    <w:p>
-      <w:pPr>
-        <w:spacing w:line="240" w:lineRule="auto"/>
-        <w:jc w:val="both"/>
-        <w:rPr>
-          <w:rFonts w:ascii="Times New Roman" w:hAnsi="Times New Roman" w:cs="Times New Roman"/>
-          <w:b/>
-          <w:bCs/>
-          <w:sz w:val="32"/>
-          <w:szCs w:val="32"/>
-        </w:rPr>
-      </w:pPr>
-      <w:r>
-        <w:rPr>
-          <w:rFonts w:ascii="Times New Roman" w:hAnsi="Times New Roman" w:cs="Times New Roman"/>
-          <w:b/>
-          <w:bCs/>
-          <w:sz w:val="32"/>
-          <w:szCs w:val="32"/>
-        </w:rPr>
-        <w:t>Discussion</w:t>
-      </w:r>
-    </w:p>
-    <w:p>
-      <w:pPr>
-        <w:spacing w:line="240" w:lineRule="auto"/>
-        <w:ind w:firstLine="284"/>
-        <w:jc w:val="both"/>
-        <w:rPr>
-          <w:rFonts w:ascii="Times New Roman" w:hAnsi="Times New Roman" w:cs="Times New Roman"/>
-          <w:sz w:val="24"/>
-          <w:szCs w:val="24"/>
-        </w:rPr>
-      </w:pPr>
-      <w:r>
-        <w:rPr>
-          <w:rFonts w:ascii="Times New Roman" w:hAnsi="Times New Roman" w:cs="Times New Roman"/>
-          <w:sz w:val="24"/>
-          <w:szCs w:val="24"/>
-        </w:rPr>
-        <w:t>Text text text</w:t>
-      </w:r>
-      <w:r>
-        <w:rPr>
-          <w:rFonts w:ascii="Times New Roman" w:hAnsi="Times New Roman" w:cs="Times New Roman"/>
-          <w:sz w:val="24"/>
-          <w:szCs w:val="24"/>
-        </w:rPr>
-        <w:t xml:space="preserve"> </w:t>
-      </w:r>
-      <w:r>
-        <w:rPr>
-          <w:rFonts w:ascii="Times New Roman" w:hAnsi="Times New Roman" w:cs="Times New Roman"/>
-          <w:sz w:val="24"/>
-          <w:szCs w:val="24"/>
-        </w:rPr>
-        <w:t>text</w:t>
-      </w:r>
-      <w:r>
-        <w:rPr>
-          <w:rFonts w:ascii="Times New Roman" w:hAnsi="Times New Roman" w:cs="Times New Roman"/>
-          <w:sz w:val="24"/>
-          <w:szCs w:val="24"/>
-        </w:rPr>
-        <w:t xml:space="preserve"> </w:t>
-      </w:r>
-      <w:r>
-        <w:rPr>
-          <w:rFonts w:ascii="Times New Roman" w:hAnsi="Times New Roman" w:cs="Times New Roman"/>
-          <w:sz w:val="24"/>
-          <w:szCs w:val="24"/>
-        </w:rPr>
-        <w:t>text</w:t>
-      </w:r>
-      <w:r>
-        <w:rPr>
-          <w:rFonts w:ascii="Times New Roman" w:hAnsi="Times New Roman" w:cs="Times New Roman"/>
-          <w:sz w:val="24"/>
-          <w:szCs w:val="24"/>
-        </w:rPr>
-        <w:t xml:space="preserve"> </w:t>
-      </w:r>
-      <w:r>
-        <w:rPr>
-          <w:rFonts w:ascii="Times New Roman" w:hAnsi="Times New Roman" w:cs="Times New Roman"/>
-          <w:sz w:val="24"/>
-          <w:szCs w:val="24"/>
-        </w:rPr>
-        <w:t>text</w:t>
-      </w:r>
-      <w:r>
-        <w:rPr>
-          <w:rFonts w:ascii="Times New Roman" w:hAnsi="Times New Roman" w:cs="Times New Roman"/>
-          <w:sz w:val="24"/>
-          <w:szCs w:val="24"/>
-        </w:rPr>
-        <w:t xml:space="preserve"> </w:t>
-      </w:r>
-      <w:r>
-        <w:rPr>
-          <w:rFonts w:ascii="Times New Roman" w:hAnsi="Times New Roman" w:cs="Times New Roman"/>
-          <w:sz w:val="24"/>
-          <w:szCs w:val="24"/>
-        </w:rPr>
-        <w:t>text</w:t>
-      </w:r>
-      <w:r>
-        <w:rPr>
-          <w:rFonts w:ascii="Times New Roman" w:hAnsi="Times New Roman" w:cs="Times New Roman"/>
-          <w:sz w:val="24"/>
-          <w:szCs w:val="24"/>
-        </w:rPr>
-        <w:t xml:space="preserve"> </w:t>
-      </w:r>
-      <w:r>
-        <w:rPr>
-          <w:rFonts w:ascii="Times New Roman" w:hAnsi="Times New Roman" w:cs="Times New Roman"/>
-          <w:sz w:val="24"/>
-          <w:szCs w:val="24"/>
-        </w:rPr>
-        <w:t>text</w:t>
-      </w:r>
-      <w:r>
-        <w:rPr>
-          <w:rFonts w:ascii="Times New Roman" w:hAnsi="Times New Roman" w:cs="Times New Roman"/>
-          <w:sz w:val="24"/>
-          <w:szCs w:val="24"/>
-        </w:rPr>
-        <w:t xml:space="preserve"> </w:t>
-      </w:r>
-      <w:r>
-        <w:rPr>
-          <w:rFonts w:ascii="Times New Roman" w:hAnsi="Times New Roman" w:cs="Times New Roman"/>
-          <w:sz w:val="24"/>
-          <w:szCs w:val="24"/>
-        </w:rPr>
-        <w:t>text</w:t>
-      </w:r>
-      <w:r>
-        <w:rPr>
-          <w:rFonts w:ascii="Times New Roman" w:hAnsi="Times New Roman" w:cs="Times New Roman"/>
-          <w:sz w:val="24"/>
-          <w:szCs w:val="24"/>
-        </w:rPr>
-        <w:t xml:space="preserve"> </w:t>
-      </w:r>
-      <w:r>
-        <w:rPr>
-          <w:rFonts w:ascii="Times New Roman" w:hAnsi="Times New Roman" w:cs="Times New Roman"/>
-          <w:sz w:val="24"/>
-          <w:szCs w:val="24"/>
-        </w:rPr>
-        <w:t>text</w:t>
-      </w:r>
-      <w:r>
-        <w:rPr>
-          <w:rFonts w:ascii="Times New Roman" w:hAnsi="Times New Roman" w:cs="Times New Roman"/>
-          <w:sz w:val="24"/>
-          <w:szCs w:val="24"/>
-        </w:rPr>
-        <w:t xml:space="preserve"> </w:t>
-      </w:r>
-      <w:r>
-        <w:rPr>
-          <w:rFonts w:ascii="Times New Roman" w:hAnsi="Times New Roman" w:cs="Times New Roman"/>
-          <w:sz w:val="24"/>
-          <w:szCs w:val="24"/>
-        </w:rPr>
-        <w:t>text</w:t>
-      </w:r>
-      <w:r>
-        <w:rPr>
-          <w:rFonts w:ascii="Times New Roman" w:hAnsi="Times New Roman" w:cs="Times New Roman"/>
-          <w:sz w:val="24"/>
-          <w:szCs w:val="24"/>
-        </w:rPr>
-        <w:t xml:space="preserve"> </w:t>
-      </w:r>
-      <w:r>
-        <w:rPr>
-          <w:rFonts w:ascii="Times New Roman" w:hAnsi="Times New Roman" w:cs="Times New Roman"/>
-          <w:sz w:val="24"/>
-          <w:szCs w:val="24"/>
-        </w:rPr>
-        <w:t>text</w:t>
-      </w:r>
-      <w:r>
-        <w:rPr>
-          <w:rFonts w:ascii="Times New Roman" w:hAnsi="Times New Roman" w:cs="Times New Roman"/>
-          <w:sz w:val="24"/>
-          <w:szCs w:val="24"/>
-        </w:rPr>
-        <w:t xml:space="preserve"> </w:t>
-      </w:r>
-      <w:r>
-        <w:rPr>
-          <w:rFonts w:ascii="Times New Roman" w:hAnsi="Times New Roman" w:cs="Times New Roman"/>
-          <w:sz w:val="24"/>
-          <w:szCs w:val="24"/>
-        </w:rPr>
-        <w:t>text</w:t>
-      </w:r>
-      <w:r>
-        <w:rPr>
-          <w:rFonts w:ascii="Times New Roman" w:hAnsi="Times New Roman" w:cs="Times New Roman"/>
-          <w:sz w:val="24"/>
-          <w:szCs w:val="24"/>
-        </w:rPr>
-        <w:t xml:space="preserve"> </w:t>
-      </w:r>
-      <w:r>
-        <w:rPr>
-          <w:rFonts w:ascii="Times New Roman" w:hAnsi="Times New Roman" w:cs="Times New Roman"/>
-          <w:sz w:val="24"/>
-          <w:szCs w:val="24"/>
-        </w:rPr>
-        <w:t>text</w:t>
-      </w:r>
-      <w:r>
-        <w:rPr>
-          <w:rFonts w:ascii="Times New Roman" w:hAnsi="Times New Roman" w:cs="Times New Roman"/>
-          <w:sz w:val="24"/>
-          <w:szCs w:val="24"/>
-        </w:rPr>
-        <w:t xml:space="preserve"> </w:t>
-      </w:r>
-      <w:r>
-        <w:rPr>
-          <w:rFonts w:ascii="Times New Roman" w:hAnsi="Times New Roman" w:cs="Times New Roman"/>
-          <w:sz w:val="24"/>
-          <w:szCs w:val="24"/>
-        </w:rPr>
-        <w:t>text</w:t>
-      </w:r>
-      <w:r>
-        <w:rPr>
-          <w:rFonts w:ascii="Times New Roman" w:hAnsi="Times New Roman" w:cs="Times New Roman"/>
-          <w:sz w:val="24"/>
-          <w:szCs w:val="24"/>
-        </w:rPr>
-        <w:t xml:space="preserve"> </w:t>
-      </w:r>
-      <w:r>
-        <w:rPr>
-          <w:rFonts w:ascii="Times New Roman" w:hAnsi="Times New Roman" w:cs="Times New Roman"/>
-          <w:sz w:val="24"/>
-          <w:szCs w:val="24"/>
-        </w:rPr>
-        <w:t>text</w:t>
-      </w:r>
-      <w:r>
-        <w:rPr>
-          <w:rFonts w:ascii="Times New Roman" w:hAnsi="Times New Roman" w:cs="Times New Roman"/>
-          <w:sz w:val="24"/>
-          <w:szCs w:val="24"/>
-        </w:rPr>
-        <w:t xml:space="preserve"> </w:t>
-      </w:r>
-      <w:r>
-        <w:rPr>
-          <w:rFonts w:ascii="Times New Roman" w:hAnsi="Times New Roman" w:cs="Times New Roman"/>
-          <w:sz w:val="24"/>
-          <w:szCs w:val="24"/>
-        </w:rPr>
-        <w:t>text</w:t>
-      </w:r>
-      <w:r>
-        <w:rPr>
-          <w:rFonts w:ascii="Times New Roman" w:hAnsi="Times New Roman" w:cs="Times New Roman"/>
-          <w:sz w:val="24"/>
-          <w:szCs w:val="24"/>
-        </w:rPr>
-        <w:t xml:space="preserve"> </w:t>
-      </w:r>
-      <w:r>
-        <w:rPr>
-          <w:rFonts w:ascii="Times New Roman" w:hAnsi="Times New Roman" w:cs="Times New Roman"/>
-          <w:sz w:val="24"/>
-          <w:szCs w:val="24"/>
-        </w:rPr>
-        <w:t>text</w:t>
-      </w:r>
-      <w:r>
-        <w:rPr>
-          <w:rFonts w:ascii="Times New Roman" w:hAnsi="Times New Roman" w:cs="Times New Roman"/>
-          <w:sz w:val="24"/>
-          <w:szCs w:val="24"/>
-        </w:rPr>
-        <w:t xml:space="preserve"> </w:t>
-      </w:r>
-      <w:r>
-        <w:rPr>
-          <w:rFonts w:ascii="Times New Roman" w:hAnsi="Times New Roman" w:cs="Times New Roman"/>
-          <w:sz w:val="24"/>
-          <w:szCs w:val="24"/>
-        </w:rPr>
-        <w:t>text</w:t>
-      </w:r>
-      <w:r>
-        <w:rPr>
-          <w:rFonts w:ascii="Times New Roman" w:hAnsi="Times New Roman" w:cs="Times New Roman"/>
-          <w:sz w:val="24"/>
-          <w:szCs w:val="24"/>
-        </w:rPr>
-        <w:t xml:space="preserve"> </w:t>
-      </w:r>
-      <w:r>
-        <w:rPr>
-          <w:rFonts w:ascii="Times New Roman" w:hAnsi="Times New Roman" w:cs="Times New Roman"/>
-          <w:sz w:val="24"/>
-          <w:szCs w:val="24"/>
-        </w:rPr>
-        <w:t>text</w:t>
-      </w:r>
-      <w:r>
-        <w:rPr>
-          <w:rFonts w:ascii="Times New Roman" w:hAnsi="Times New Roman" w:cs="Times New Roman"/>
-          <w:sz w:val="24"/>
-          <w:szCs w:val="24"/>
-        </w:rPr>
-        <w:t xml:space="preserve"> </w:t>
-      </w:r>
-      <w:r>
-        <w:rPr>
-          <w:rFonts w:ascii="Times New Roman" w:hAnsi="Times New Roman" w:cs="Times New Roman"/>
-          <w:sz w:val="24"/>
-          <w:szCs w:val="24"/>
-        </w:rPr>
-        <w:t>text</w:t>
-      </w:r>
-      <w:r>
-        <w:rPr>
-          <w:rFonts w:ascii="Times New Roman" w:hAnsi="Times New Roman" w:cs="Times New Roman"/>
-          <w:sz w:val="24"/>
-          <w:szCs w:val="24"/>
-        </w:rPr>
-        <w:t xml:space="preserve"> </w:t>
-      </w:r>
-      <w:r>
-        <w:rPr>
-          <w:rFonts w:ascii="Times New Roman" w:hAnsi="Times New Roman" w:cs="Times New Roman"/>
-          <w:sz w:val="24"/>
-          <w:szCs w:val="24"/>
-        </w:rPr>
-        <w:t>text</w:t>
-      </w:r>
-      <w:r>
-        <w:rPr>
-          <w:rFonts w:ascii="Times New Roman" w:hAnsi="Times New Roman" w:cs="Times New Roman"/>
-          <w:sz w:val="24"/>
-          <w:szCs w:val="24"/>
-        </w:rPr>
-        <w:t xml:space="preserve"> </w:t>
-      </w:r>
-      <w:r>
-        <w:rPr>
-          <w:rFonts w:ascii="Times New Roman" w:hAnsi="Times New Roman" w:cs="Times New Roman"/>
-          <w:sz w:val="24"/>
-          <w:szCs w:val="24"/>
-        </w:rPr>
-        <w:t>text</w:t>
-      </w:r>
-      <w:r>
-        <w:rPr>
-          <w:rFonts w:ascii="Times New Roman" w:hAnsi="Times New Roman" w:cs="Times New Roman"/>
-          <w:sz w:val="24"/>
-          <w:szCs w:val="24"/>
-        </w:rPr>
-        <w:t xml:space="preserve"> </w:t>
-      </w:r>
-      <w:r>
-        <w:rPr>
-          <w:rFonts w:ascii="Times New Roman" w:hAnsi="Times New Roman" w:cs="Times New Roman"/>
-          <w:sz w:val="24"/>
-          <w:szCs w:val="24"/>
-        </w:rPr>
-        <w:t>text</w:t>
-      </w:r>
-      <w:r>
-        <w:rPr>
-          <w:rFonts w:ascii="Times New Roman" w:hAnsi="Times New Roman" w:cs="Times New Roman"/>
-          <w:sz w:val="24"/>
-          <w:szCs w:val="24"/>
-        </w:rPr>
-        <w:t xml:space="preserve"> </w:t>
-      </w:r>
-      <w:r>
-        <w:rPr>
-          <w:rFonts w:ascii="Times New Roman" w:hAnsi="Times New Roman" w:cs="Times New Roman"/>
-          <w:sz w:val="24"/>
-          <w:szCs w:val="24"/>
-        </w:rPr>
-        <w:t>text</w:t>
-      </w:r>
-      <w:r>
-        <w:rPr>
-          <w:rFonts w:ascii="Times New Roman" w:hAnsi="Times New Roman" w:cs="Times New Roman"/>
-          <w:sz w:val="24"/>
-          <w:szCs w:val="24"/>
-        </w:rPr>
-        <w:t xml:space="preserve"> </w:t>
-      </w:r>
-      <w:r>
-        <w:rPr>
-          <w:rFonts w:ascii="Times New Roman" w:hAnsi="Times New Roman" w:cs="Times New Roman"/>
-          <w:sz w:val="24"/>
-          <w:szCs w:val="24"/>
-        </w:rPr>
-        <w:t>text</w:t>
-      </w:r>
-      <w:r>
-        <w:rPr>
-          <w:rFonts w:ascii="Times New Roman" w:hAnsi="Times New Roman" w:cs="Times New Roman"/>
-          <w:sz w:val="24"/>
-          <w:szCs w:val="24"/>
-        </w:rPr>
-        <w:t xml:space="preserve"> </w:t>
-      </w:r>
-      <w:r>
-        <w:rPr>
-          <w:rFonts w:ascii="Times New Roman" w:hAnsi="Times New Roman" w:cs="Times New Roman"/>
-          <w:sz w:val="24"/>
-          <w:szCs w:val="24"/>
-        </w:rPr>
-        <w:t>text</w:t>
-      </w:r>
-      <w:r>
-        <w:rPr>
-          <w:rFonts w:ascii="Times New Roman" w:hAnsi="Times New Roman" w:cs="Times New Roman"/>
-          <w:sz w:val="24"/>
-          <w:szCs w:val="24"/>
-        </w:rPr>
-        <w:t xml:space="preserve"> </w:t>
-      </w:r>
-      <w:r>
-        <w:rPr>
-          <w:rFonts w:ascii="Times New Roman" w:hAnsi="Times New Roman" w:cs="Times New Roman"/>
-          <w:sz w:val="24"/>
-          <w:szCs w:val="24"/>
-        </w:rPr>
-        <w:t>text</w:t>
-      </w:r>
-      <w:r>
-        <w:rPr>
-          <w:rFonts w:ascii="Times New Roman" w:hAnsi="Times New Roman" w:cs="Times New Roman"/>
-          <w:sz w:val="24"/>
-          <w:szCs w:val="24"/>
-        </w:rPr>
-        <w:t xml:space="preserve"> </w:t>
-      </w:r>
-      <w:r>
-        <w:rPr>
-          <w:rFonts w:ascii="Times New Roman" w:hAnsi="Times New Roman" w:cs="Times New Roman"/>
-          <w:sz w:val="24"/>
-          <w:szCs w:val="24"/>
-        </w:rPr>
-        <w:t>text</w:t>
-      </w:r>
-      <w:r>
-        <w:rPr>
-          <w:rFonts w:ascii="Times New Roman" w:hAnsi="Times New Roman" w:cs="Times New Roman"/>
-          <w:sz w:val="24"/>
-          <w:szCs w:val="24"/>
-        </w:rPr>
-        <w:t xml:space="preserve"> </w:t>
-      </w:r>
-      <w:r>
-        <w:rPr>
-          <w:rFonts w:ascii="Times New Roman" w:hAnsi="Times New Roman" w:cs="Times New Roman"/>
-          <w:sz w:val="24"/>
-          <w:szCs w:val="24"/>
-        </w:rPr>
-        <w:t>text</w:t>
-      </w:r>
-      <w:r>
-        <w:rPr>
-          <w:rFonts w:ascii="Times New Roman" w:hAnsi="Times New Roman" w:cs="Times New Roman"/>
-          <w:sz w:val="24"/>
-          <w:szCs w:val="24"/>
-        </w:rPr>
-        <w:t xml:space="preserve"> </w:t>
-      </w:r>
-      <w:r>
-        <w:rPr>
-          <w:rFonts w:ascii="Times New Roman" w:hAnsi="Times New Roman" w:cs="Times New Roman"/>
-          <w:sz w:val="24"/>
-          <w:szCs w:val="24"/>
-        </w:rPr>
-        <w:t>text</w:t>
-      </w:r>
-      <w:r>
-        <w:rPr>
-          <w:rFonts w:ascii="Times New Roman" w:hAnsi="Times New Roman" w:cs="Times New Roman"/>
-          <w:sz w:val="24"/>
-          <w:szCs w:val="24"/>
-        </w:rPr>
-        <w:t xml:space="preserve"> </w:t>
-      </w:r>
-      <w:r>
-        <w:rPr>
-          <w:rFonts w:ascii="Times New Roman" w:hAnsi="Times New Roman" w:cs="Times New Roman"/>
-          <w:sz w:val="24"/>
-          <w:szCs w:val="24"/>
-        </w:rPr>
-        <w:t>text</w:t>
-      </w:r>
-      <w:r>
-        <w:rPr>
-          <w:rFonts w:ascii="Times New Roman" w:hAnsi="Times New Roman" w:cs="Times New Roman"/>
-          <w:sz w:val="24"/>
-          <w:szCs w:val="24"/>
-        </w:rPr>
-        <w:t xml:space="preserve"> </w:t>
-      </w:r>
-      <w:r>
-        <w:rPr>
-          <w:rFonts w:ascii="Times New Roman" w:hAnsi="Times New Roman" w:cs="Times New Roman"/>
-          <w:sz w:val="24"/>
-          <w:szCs w:val="24"/>
-        </w:rPr>
-        <w:t>text</w:t>
-      </w:r>
-      <w:r>
-        <w:rPr>
-          <w:rFonts w:ascii="Times New Roman" w:hAnsi="Times New Roman" w:cs="Times New Roman"/>
-          <w:sz w:val="24"/>
-          <w:szCs w:val="24"/>
-        </w:rPr>
-        <w:t xml:space="preserve"> </w:t>
-      </w:r>
-      <w:r>
-        <w:rPr>
-          <w:rFonts w:ascii="Times New Roman" w:hAnsi="Times New Roman" w:cs="Times New Roman"/>
-          <w:sz w:val="24"/>
-          <w:szCs w:val="24"/>
-        </w:rPr>
-        <w:t>text</w:t>
-      </w:r>
-      <w:r>
-        <w:rPr>
-          <w:rFonts w:ascii="Times New Roman" w:hAnsi="Times New Roman" w:cs="Times New Roman"/>
-          <w:sz w:val="24"/>
-          <w:szCs w:val="24"/>
-        </w:rPr>
-        <w:t xml:space="preserve"> </w:t>
-      </w:r>
-      <w:r>
-        <w:rPr>
-          <w:rFonts w:ascii="Times New Roman" w:hAnsi="Times New Roman" w:cs="Times New Roman"/>
-          <w:sz w:val="24"/>
-          <w:szCs w:val="24"/>
-        </w:rPr>
-        <w:t>text</w:t>
-      </w:r>
-      <w:r>
-        <w:rPr>
-          <w:rFonts w:ascii="Times New Roman" w:hAnsi="Times New Roman" w:cs="Times New Roman"/>
-          <w:sz w:val="24"/>
-          <w:szCs w:val="24"/>
-        </w:rPr>
-        <w:t xml:space="preserve"> </w:t>
-      </w:r>
-      <w:r>
-        <w:rPr>
-          <w:rFonts w:ascii="Times New Roman" w:hAnsi="Times New Roman" w:cs="Times New Roman"/>
-          <w:sz w:val="24"/>
-          <w:szCs w:val="24"/>
-        </w:rPr>
-        <w:t>text</w:t>
-      </w:r>
-      <w:r>
-        <w:rPr>
-          <w:rFonts w:ascii="Times New Roman" w:hAnsi="Times New Roman" w:cs="Times New Roman"/>
-          <w:sz w:val="24"/>
-          <w:szCs w:val="24"/>
-        </w:rPr>
-        <w:t xml:space="preserve"> </w:t>
-      </w:r>
-      <w:r>
-        <w:rPr>
-          <w:rFonts w:ascii="Times New Roman" w:hAnsi="Times New Roman" w:cs="Times New Roman"/>
-          <w:sz w:val="24"/>
-          <w:szCs w:val="24"/>
-        </w:rPr>
-        <w:t>text</w:t>
-      </w:r>
-      <w:r>
-        <w:rPr>
-          <w:rFonts w:ascii="Times New Roman" w:hAnsi="Times New Roman" w:cs="Times New Roman"/>
-          <w:sz w:val="24"/>
-          <w:szCs w:val="24"/>
-        </w:rPr>
-        <w:t xml:space="preserve"> </w:t>
-      </w:r>
-      <w:r>
-        <w:rPr>
-          <w:rFonts w:ascii="Times New Roman" w:hAnsi="Times New Roman" w:cs="Times New Roman"/>
-          <w:sz w:val="24"/>
-          <w:szCs w:val="24"/>
-        </w:rPr>
-        <w:t>text</w:t>
-      </w:r>
-      <w:r>
-        <w:rPr>
-          <w:rFonts w:ascii="Times New Roman" w:hAnsi="Times New Roman" w:cs="Times New Roman"/>
-          <w:sz w:val="24"/>
-          <w:szCs w:val="24"/>
-        </w:rPr>
-        <w:t xml:space="preserve"> </w:t>
-      </w:r>
-      <w:r>
-        <w:rPr>
-          <w:rFonts w:ascii="Times New Roman" w:hAnsi="Times New Roman" w:cs="Times New Roman"/>
-          <w:sz w:val="24"/>
-          <w:szCs w:val="24"/>
-        </w:rPr>
-        <w:t>text</w:t>
-      </w:r>
-      <w:r>
-        <w:rPr>
-          <w:rFonts w:ascii="Times New Roman" w:hAnsi="Times New Roman" w:cs="Times New Roman"/>
-          <w:sz w:val="24"/>
-          <w:szCs w:val="24"/>
-        </w:rPr>
-        <w:t xml:space="preserve"> </w:t>
-      </w:r>
-      <w:r>
-        <w:rPr>
-          <w:rFonts w:ascii="Times New Roman" w:hAnsi="Times New Roman" w:cs="Times New Roman"/>
-          <w:sz w:val="24"/>
-          <w:szCs w:val="24"/>
-        </w:rPr>
-        <w:t>text</w:t>
-      </w:r>
-      <w:r>
-        <w:rPr>
-          <w:rFonts w:ascii="Times New Roman" w:hAnsi="Times New Roman" w:cs="Times New Roman"/>
-          <w:sz w:val="24"/>
-          <w:szCs w:val="24"/>
-        </w:rPr>
-        <w:t xml:space="preserve"> </w:t>
-      </w:r>
-      <w:r>
-        <w:rPr>
-          <w:rFonts w:ascii="Times New Roman" w:hAnsi="Times New Roman" w:cs="Times New Roman"/>
-          <w:sz w:val="24"/>
-          <w:szCs w:val="24"/>
-        </w:rPr>
-        <w:t>text</w:t>
-      </w:r>
-      <w:r>
-        <w:rPr>
-          <w:rFonts w:ascii="Times New Roman" w:hAnsi="Times New Roman" w:cs="Times New Roman"/>
-          <w:sz w:val="24"/>
-          <w:szCs w:val="24"/>
-        </w:rPr>
-        <w:t xml:space="preserve"> </w:t>
-      </w:r>
-      <w:r>
-        <w:rPr>
-          <w:rFonts w:ascii="Times New Roman" w:hAnsi="Times New Roman" w:cs="Times New Roman"/>
-          <w:sz w:val="24"/>
-          <w:szCs w:val="24"/>
-        </w:rPr>
-        <w:t>text</w:t>
-      </w:r>
-      <w:r>
-        <w:rPr>
-          <w:rFonts w:ascii="Times New Roman" w:hAnsi="Times New Roman" w:cs="Times New Roman"/>
-          <w:sz w:val="24"/>
-          <w:szCs w:val="24"/>
-        </w:rPr>
-        <w:t xml:space="preserve"> </w:t>
-      </w:r>
-      <w:r>
-        <w:rPr>
-          <w:rFonts w:ascii="Times New Roman" w:hAnsi="Times New Roman" w:cs="Times New Roman"/>
-          <w:sz w:val="24"/>
-          <w:szCs w:val="24"/>
-        </w:rPr>
-        <w:t>text</w:t>
-      </w:r>
-      <w:r>
-        <w:rPr>
-          <w:rFonts w:ascii="Times New Roman" w:hAnsi="Times New Roman" w:cs="Times New Roman"/>
-          <w:sz w:val="24"/>
-          <w:szCs w:val="24"/>
-        </w:rPr>
-        <w:t xml:space="preserve"> </w:t>
-      </w:r>
-      <w:r>
-        <w:rPr>
-          <w:rFonts w:ascii="Times New Roman" w:hAnsi="Times New Roman" w:cs="Times New Roman"/>
-          <w:sz w:val="24"/>
-          <w:szCs w:val="24"/>
-        </w:rPr>
-        <w:t>text</w:t>
-      </w:r>
-      <w:r>
-        <w:rPr>
-          <w:rFonts w:ascii="Times New Roman" w:hAnsi="Times New Roman" w:cs="Times New Roman"/>
-          <w:sz w:val="24"/>
-          <w:szCs w:val="24"/>
-        </w:rPr>
-        <w:t xml:space="preserve"> </w:t>
-      </w:r>
-      <w:r>
-        <w:rPr>
-          <w:rFonts w:ascii="Times New Roman" w:hAnsi="Times New Roman" w:cs="Times New Roman"/>
-          <w:sz w:val="24"/>
-          <w:szCs w:val="24"/>
-        </w:rPr>
-        <w:t>text</w:t>
-      </w:r>
-      <w:r>
-        <w:rPr>
-          <w:rFonts w:ascii="Times New Roman" w:hAnsi="Times New Roman" w:cs="Times New Roman"/>
-          <w:sz w:val="24"/>
-          <w:szCs w:val="24"/>
-        </w:rPr>
-        <w:t xml:space="preserve"> </w:t>
-      </w:r>
-      <w:r>
-        <w:rPr>
-          <w:rFonts w:ascii="Times New Roman" w:hAnsi="Times New Roman" w:cs="Times New Roman"/>
-          <w:sz w:val="24"/>
-          <w:szCs w:val="24"/>
-        </w:rPr>
-        <w:t>text</w:t>
-      </w:r>
-      <w:r>
-        <w:rPr>
-          <w:rFonts w:ascii="Times New Roman" w:hAnsi="Times New Roman" w:cs="Times New Roman"/>
-          <w:sz w:val="24"/>
-          <w:szCs w:val="24"/>
-        </w:rPr>
-        <w:t xml:space="preserve"> </w:t>
-      </w:r>
-      <w:r>
-        <w:rPr>
-          <w:rFonts w:ascii="Times New Roman" w:hAnsi="Times New Roman" w:cs="Times New Roman"/>
-          <w:sz w:val="24"/>
-          <w:szCs w:val="24"/>
-        </w:rPr>
-        <w:t>text</w:t>
-      </w:r>
-      <w:r>
-        <w:rPr>
-          <w:rFonts w:ascii="Times New Roman" w:hAnsi="Times New Roman" w:cs="Times New Roman"/>
-          <w:sz w:val="24"/>
-          <w:szCs w:val="24"/>
-        </w:rPr>
-        <w:t xml:space="preserve"> </w:t>
-      </w:r>
-      <w:r>
-        <w:rPr>
-          <w:rFonts w:ascii="Times New Roman" w:hAnsi="Times New Roman" w:cs="Times New Roman"/>
-          <w:sz w:val="24"/>
-          <w:szCs w:val="24"/>
-        </w:rPr>
-        <w:t>text</w:t>
-      </w:r>
-      <w:r>
-        <w:rPr>
-          <w:rFonts w:ascii="Times New Roman" w:hAnsi="Times New Roman" w:cs="Times New Roman"/>
-          <w:sz w:val="24"/>
-          <w:szCs w:val="24"/>
-        </w:rPr>
-        <w:t xml:space="preserve"> </w:t>
-      </w:r>
-      <w:r>
-        <w:rPr>
-          <w:rFonts w:ascii="Times New Roman" w:hAnsi="Times New Roman" w:cs="Times New Roman"/>
-          <w:sz w:val="24"/>
-          <w:szCs w:val="24"/>
-        </w:rPr>
-        <w:t>text</w:t>
-      </w:r>
-      <w:r>
-        <w:rPr>
-          <w:rFonts w:ascii="Times New Roman" w:hAnsi="Times New Roman" w:cs="Times New Roman"/>
-          <w:sz w:val="24"/>
-          <w:szCs w:val="24"/>
-        </w:rPr>
-        <w:t xml:space="preserve"> </w:t>
-      </w:r>
-      <w:r>
-        <w:rPr>
-          <w:rFonts w:ascii="Times New Roman" w:hAnsi="Times New Roman" w:cs="Times New Roman"/>
-          <w:sz w:val="24"/>
-          <w:szCs w:val="24"/>
-        </w:rPr>
-        <w:t>text</w:t>
-      </w:r>
-      <w:r>
-        <w:rPr>
-          <w:rFonts w:ascii="Times New Roman" w:hAnsi="Times New Roman" w:cs="Times New Roman"/>
-          <w:sz w:val="24"/>
-          <w:szCs w:val="24"/>
-        </w:rPr>
-        <w:t xml:space="preserve"> </w:t>
-      </w:r>
-      <w:r>
-        <w:rPr>
-          <w:rFonts w:ascii="Times New Roman" w:hAnsi="Times New Roman" w:cs="Times New Roman"/>
-          <w:sz w:val="24"/>
-          <w:szCs w:val="24"/>
-        </w:rPr>
-        <w:t>text</w:t>
-      </w:r>
-      <w:r>
-        <w:rPr>
-          <w:rFonts w:ascii="Times New Roman" w:hAnsi="Times New Roman" w:cs="Times New Roman"/>
-          <w:sz w:val="24"/>
-          <w:szCs w:val="24"/>
-        </w:rPr>
-        <w:t xml:space="preserve"> </w:t>
-      </w:r>
-      <w:r>
-        <w:rPr>
-          <w:rFonts w:ascii="Times New Roman" w:hAnsi="Times New Roman" w:cs="Times New Roman"/>
-          <w:sz w:val="24"/>
-          <w:szCs w:val="24"/>
-        </w:rPr>
-        <w:t>text</w:t>
-      </w:r>
-      <w:r>
-        <w:rPr>
-          <w:rFonts w:ascii="Times New Roman" w:hAnsi="Times New Roman" w:cs="Times New Roman"/>
-          <w:sz w:val="24"/>
-          <w:szCs w:val="24"/>
-        </w:rPr>
-        <w:t xml:space="preserve"> </w:t>
-      </w:r>
-      <w:r>
-        <w:rPr>
-          <w:rFonts w:ascii="Times New Roman" w:hAnsi="Times New Roman" w:cs="Times New Roman"/>
-          <w:sz w:val="24"/>
-          <w:szCs w:val="24"/>
-        </w:rPr>
-        <w:t>text</w:t>
-      </w:r>
-      <w:r>
-        <w:rPr>
-          <w:rFonts w:ascii="Times New Roman" w:hAnsi="Times New Roman" w:cs="Times New Roman"/>
-          <w:sz w:val="24"/>
-          <w:szCs w:val="24"/>
-        </w:rPr>
-        <w:t xml:space="preserve"> </w:t>
-      </w:r>
-      <w:r>
-        <w:rPr>
-          <w:rFonts w:ascii="Times New Roman" w:hAnsi="Times New Roman" w:cs="Times New Roman"/>
-          <w:sz w:val="24"/>
-          <w:szCs w:val="24"/>
-        </w:rPr>
-        <w:t>text</w:t>
-      </w:r>
-      <w:r>
-        <w:rPr>
-          <w:rFonts w:ascii="Times New Roman" w:hAnsi="Times New Roman" w:cs="Times New Roman"/>
-          <w:sz w:val="24"/>
-          <w:szCs w:val="24"/>
-        </w:rPr>
-        <w:t xml:space="preserve"> </w:t>
-      </w:r>
-      <w:r>
-        <w:rPr>
-          <w:rFonts w:ascii="Times New Roman" w:hAnsi="Times New Roman" w:cs="Times New Roman"/>
-          <w:sz w:val="24"/>
-          <w:szCs w:val="24"/>
-        </w:rPr>
-        <w:t>text</w:t>
-      </w:r>
-      <w:r>
-        <w:rPr>
-          <w:rFonts w:ascii="Times New Roman" w:hAnsi="Times New Roman" w:cs="Times New Roman"/>
-          <w:sz w:val="24"/>
-          <w:szCs w:val="24"/>
-        </w:rPr>
-        <w:t xml:space="preserve"> </w:t>
-      </w:r>
-      <w:r>
-        <w:rPr>
-          <w:rFonts w:ascii="Times New Roman" w:hAnsi="Times New Roman" w:cs="Times New Roman"/>
-          <w:sz w:val="24"/>
-          <w:szCs w:val="24"/>
-        </w:rPr>
-        <w:t>text</w:t>
-      </w:r>
-      <w:r>
-        <w:rPr>
-          <w:rFonts w:ascii="Times New Roman" w:hAnsi="Times New Roman" w:cs="Times New Roman"/>
-          <w:sz w:val="24"/>
-          <w:szCs w:val="24"/>
-        </w:rPr>
-        <w:t xml:space="preserve"> </w:t>
-      </w:r>
-      <w:r>
-        <w:rPr>
-          <w:rFonts w:ascii="Times New Roman" w:hAnsi="Times New Roman" w:cs="Times New Roman"/>
-          <w:sz w:val="24"/>
-          <w:szCs w:val="24"/>
-        </w:rPr>
-        <w:t>text</w:t>
-      </w:r>
-      <w:r>
-        <w:rPr>
-          <w:rFonts w:ascii="Times New Roman" w:hAnsi="Times New Roman" w:cs="Times New Roman"/>
-          <w:sz w:val="24"/>
-          <w:szCs w:val="24"/>
-        </w:rPr>
-        <w:t xml:space="preserve"> </w:t>
-      </w:r>
-      <w:r>
-        <w:rPr>
-          <w:rFonts w:ascii="Times New Roman" w:hAnsi="Times New Roman" w:cs="Times New Roman"/>
-          <w:sz w:val="24"/>
-          <w:szCs w:val="24"/>
-        </w:rPr>
-        <w:t>text</w:t>
-      </w:r>
-      <w:r>
-        <w:rPr>
-          <w:rFonts w:ascii="Times New Roman" w:hAnsi="Times New Roman" w:cs="Times New Roman"/>
-          <w:sz w:val="24"/>
-          <w:szCs w:val="24"/>
-        </w:rPr>
-        <w:t xml:space="preserve"> </w:t>
-      </w:r>
-      <w:r>
-        <w:rPr>
-          <w:rFonts w:ascii="Times New Roman" w:hAnsi="Times New Roman" w:cs="Times New Roman"/>
-          <w:sz w:val="24"/>
-          <w:szCs w:val="24"/>
-        </w:rPr>
-        <w:t>text</w:t>
-      </w:r>
-      <w:r>
-        <w:rPr>
-          <w:rFonts w:ascii="Times New Roman" w:hAnsi="Times New Roman" w:cs="Times New Roman"/>
-          <w:sz w:val="24"/>
-          <w:szCs w:val="24"/>
-        </w:rPr>
-        <w:t xml:space="preserve"> </w:t>
-      </w:r>
-      <w:r>
-        <w:rPr>
-          <w:rFonts w:ascii="Times New Roman" w:hAnsi="Times New Roman" w:cs="Times New Roman"/>
-          <w:sz w:val="24"/>
-          <w:szCs w:val="24"/>
-        </w:rPr>
-        <w:t>text</w:t>
-      </w:r>
-      <w:r>
-        <w:rPr>
-          <w:rFonts w:ascii="Times New Roman" w:hAnsi="Times New Roman" w:cs="Times New Roman"/>
-          <w:sz w:val="24"/>
-          <w:szCs w:val="24"/>
-        </w:rPr>
-        <w:t xml:space="preserve"> </w:t>
-      </w:r>
-      <w:r>
-        <w:rPr>
-          <w:rFonts w:ascii="Times New Roman" w:hAnsi="Times New Roman" w:cs="Times New Roman"/>
-          <w:sz w:val="24"/>
-          <w:szCs w:val="24"/>
-        </w:rPr>
-        <w:t>text</w:t>
-      </w:r>
-      <w:r>
-        <w:rPr>
-          <w:rFonts w:ascii="Times New Roman" w:hAnsi="Times New Roman" w:cs="Times New Roman"/>
-          <w:sz w:val="24"/>
-          <w:szCs w:val="24"/>
-        </w:rPr>
-        <w:t xml:space="preserve"> </w:t>
-      </w:r>
-      <w:r>
-        <w:rPr>
-          <w:rFonts w:ascii="Times New Roman" w:hAnsi="Times New Roman" w:cs="Times New Roman"/>
-          <w:sz w:val="24"/>
-          <w:szCs w:val="24"/>
-        </w:rPr>
-        <w:t>text</w:t>
-      </w:r>
-      <w:r>
-        <w:rPr>
-          <w:rFonts w:ascii="Times New Roman" w:hAnsi="Times New Roman" w:cs="Times New Roman"/>
-          <w:sz w:val="24"/>
-          <w:szCs w:val="24"/>
-        </w:rPr>
-        <w:t xml:space="preserve"> </w:t>
-      </w:r>
-      <w:r>
-        <w:rPr>
-          <w:rFonts w:ascii="Times New Roman" w:hAnsi="Times New Roman" w:cs="Times New Roman"/>
-          <w:sz w:val="24"/>
-          <w:szCs w:val="24"/>
-        </w:rPr>
-        <w:t>text</w:t>
-      </w:r>
-      <w:r>
-        <w:rPr>
-          <w:rFonts w:ascii="Times New Roman" w:hAnsi="Times New Roman" w:cs="Times New Roman"/>
-          <w:sz w:val="24"/>
-          <w:szCs w:val="24"/>
-        </w:rPr>
-        <w:t xml:space="preserve"> </w:t>
-      </w:r>
-      <w:r>
-        <w:rPr>
-          <w:rFonts w:ascii="Times New Roman" w:hAnsi="Times New Roman" w:cs="Times New Roman"/>
-          <w:sz w:val="24"/>
-          <w:szCs w:val="24"/>
-        </w:rPr>
-        <w:t>text</w:t>
-      </w:r>
-      <w:r>
-        <w:rPr>
-          <w:rFonts w:ascii="Times New Roman" w:hAnsi="Times New Roman" w:cs="Times New Roman"/>
-          <w:sz w:val="24"/>
-          <w:szCs w:val="24"/>
-        </w:rPr>
-        <w:t xml:space="preserve"> </w:t>
-      </w:r>
-      <w:r>
-        <w:rPr>
-          <w:rFonts w:ascii="Times New Roman" w:hAnsi="Times New Roman" w:cs="Times New Roman"/>
-          <w:sz w:val="24"/>
-          <w:szCs w:val="24"/>
-        </w:rPr>
-        <w:t>text.</w:t>
-      </w:r>
-    </w:p>
-    <w:p>
-      <w:pPr>
-        <w:rPr>
-          <w:rFonts w:ascii="Times New Roman" w:hAnsi="Times New Roman" w:cs="Times New Roman"/>
-          <w:sz w:val="24"/>
-          <w:szCs w:val="24"/>
-        </w:rPr>
-      </w:pPr>
-    </w:p>
-    <w:p>
-      <w:pPr>
-        <w:spacing w:line="240" w:lineRule="auto"/>
-        <w:jc w:val="both"/>
-        <w:rPr>
-          <w:rFonts w:ascii="Times New Roman" w:hAnsi="Times New Roman" w:cs="Times New Roman"/>
-          <w:b/>
-          <w:bCs/>
-          <w:sz w:val="32"/>
-          <w:szCs w:val="32"/>
-        </w:rPr>
-      </w:pPr>
-      <w:r>
-        <w:rPr>
-          <w:rFonts w:ascii="Times New Roman" w:hAnsi="Times New Roman" w:cs="Times New Roman"/>
-          <w:b/>
-          <w:bCs/>
-          <w:sz w:val="32"/>
-          <w:szCs w:val="32"/>
-        </w:rPr>
-        <w:t>References</w:t>
-      </w:r>
-    </w:p>
-    <w:p>
-      <w:pPr>
-        <w:spacing w:line="240" w:lineRule="auto"/>
-        <w:ind w:firstLine="284"/>
-        <w:jc w:val="both"/>
-        <w:rPr>
-          <w:rFonts w:ascii="Times New Roman" w:hAnsi="Times New Roman" w:cs="Times New Roman"/>
-          <w:sz w:val="24"/>
-          <w:szCs w:val="24"/>
-        </w:rPr>
-      </w:pPr>
-      <w:r>
-        <w:rPr>
-          <w:rFonts w:ascii="Times New Roman" w:hAnsi="Times New Roman" w:cs="Times New Roman"/>
-          <w:sz w:val="24"/>
-          <w:szCs w:val="24"/>
-        </w:rPr>
-        <w:lastRenderedPageBreak/>
         <w:t>Text text text</w:t>
       </w:r>
       <w:r>

--- a/CombinedDispersalMS_v1.docx
+++ b/CombinedDispersalMS_v1.docx
@@ -2135,48 +2135,345 @@
           <w:sz w:val="24"/>
           <w:szCs w:val="24"/>
         </w:rPr>
-        <w:t xml:space="preserve">Given that dispersal in many plant species is often a complex assemblage of dispersal pathways rather than dispersal by a single vector, quantifying this dispersal is not easy. </w:t>
-      </w:r>
-      <w:r>
-        <w:rPr>
-          <w:rFonts w:ascii="Times New Roman" w:hAnsi="Times New Roman" w:cs="Times New Roman"/>
-          <w:sz w:val="24"/>
-          <w:szCs w:val="24"/>
-        </w:rPr>
-        <w:t xml:space="preserve">This realisation has led to the idea of the total dispersal kernel: while a dispersal kernel typically accounts for one specific aspect or vector of dispersal, the total dispersal kernel quantifies dispersal over all vectors of dispersal in a particular system. </w:t>
-      </w:r>
-      <w:r>
-        <w:rPr>
-          <w:rFonts w:ascii="Times New Roman" w:hAnsi="Times New Roman" w:cs="Times New Roman"/>
-          <w:sz w:val="24"/>
-          <w:szCs w:val="24"/>
-        </w:rPr>
-        <w:t xml:space="preserve">For example, </w:t>
-      </w:r>
-      <w:r>
-        <w:rPr>
-          <w:rFonts w:ascii="Times New Roman" w:hAnsi="Times New Roman" w:cs="Times New Roman"/>
-          <w:sz w:val="24"/>
-          <w:szCs w:val="24"/>
-          <w:highlight w:val="yellow"/>
-        </w:rPr>
-        <w:t>give example here.</w:t>
-      </w:r>
-      <w:r>
-        <w:rPr>
-          <w:rFonts w:ascii="Times New Roman" w:hAnsi="Times New Roman" w:cs="Times New Roman"/>
-          <w:sz w:val="24"/>
-          <w:szCs w:val="24"/>
-        </w:rPr>
-        <w:t xml:space="preserve"> Systems like this are an example of a total dispersal kernel in which there are both serial and parallel processes; a fruit falling from the tree and then being dispersed by a rodent would be an example of two dispersal events in series, and yet a bird removing the fruit directly from the tree and dispersing it would run parallel to </w:t>
-      </w:r>
-      <w:r>
-        <w:rPr>
-          <w:rFonts w:ascii="Times New Roman" w:hAnsi="Times New Roman" w:cs="Times New Roman"/>
-          <w:sz w:val="24"/>
-          <w:szCs w:val="24"/>
-        </w:rPr>
-        <w:t>the two serial events.</w:t>
+        <w:t xml:space="preserve">Given that dispersal in many plant species is often a complex assemblage of dispersal pathways rather than </w:t>
+      </w:r>
+      <w:r>
+        <w:rPr>
+          <w:rFonts w:ascii="Times New Roman" w:hAnsi="Times New Roman" w:cs="Times New Roman"/>
+          <w:sz w:val="24"/>
+          <w:szCs w:val="24"/>
+        </w:rPr>
+        <w:t>a single pathway with a single dispersal vector</w:t>
+      </w:r>
+      <w:r>
+        <w:rPr>
+          <w:rFonts w:ascii="Times New Roman" w:hAnsi="Times New Roman" w:cs="Times New Roman"/>
+          <w:sz w:val="24"/>
+          <w:szCs w:val="24"/>
+        </w:rPr>
+        <w:t xml:space="preserve">, quantifying </w:t>
+      </w:r>
+      <w:r>
+        <w:rPr>
+          <w:rFonts w:ascii="Times New Roman" w:hAnsi="Times New Roman" w:cs="Times New Roman"/>
+          <w:sz w:val="24"/>
+          <w:szCs w:val="24"/>
+        </w:rPr>
+        <w:t>all sources of dispersal within a given species can be quite challenging</w:t>
+      </w:r>
+      <w:r>
+        <w:rPr>
+          <w:rFonts w:ascii="Times New Roman" w:hAnsi="Times New Roman" w:cs="Times New Roman"/>
+          <w:sz w:val="24"/>
+          <w:szCs w:val="24"/>
+        </w:rPr>
+        <w:t xml:space="preserve">. </w:t>
+      </w:r>
+      <w:r>
+        <w:rPr>
+          <w:rFonts w:ascii="Times New Roman" w:hAnsi="Times New Roman" w:cs="Times New Roman"/>
+          <w:sz w:val="24"/>
+          <w:szCs w:val="24"/>
+        </w:rPr>
+        <w:t>These assemblages of multiple dispersal pathways are central to the concept of the total</w:t>
+      </w:r>
+      <w:r>
+        <w:rPr>
+          <w:rFonts w:ascii="Times New Roman" w:hAnsi="Times New Roman" w:cs="Times New Roman"/>
+          <w:sz w:val="24"/>
+          <w:szCs w:val="24"/>
+        </w:rPr>
+        <w:t xml:space="preserve"> dispersal kernel</w:t>
+      </w:r>
+      <w:r>
+        <w:rPr>
+          <w:rFonts w:ascii="Times New Roman" w:hAnsi="Times New Roman" w:cs="Times New Roman"/>
+          <w:sz w:val="24"/>
+          <w:szCs w:val="24"/>
+        </w:rPr>
+        <w:t>, which</w:t>
+      </w:r>
+      <w:r>
+        <w:rPr>
+          <w:rFonts w:ascii="Times New Roman" w:hAnsi="Times New Roman" w:cs="Times New Roman"/>
+          <w:sz w:val="24"/>
+          <w:szCs w:val="24"/>
+        </w:rPr>
+        <w:t xml:space="preserve"> quantifies dispersal over all vectors of dispersal in a particular system</w:t>
+      </w:r>
+      <w:r>
+        <w:rPr>
+          <w:rFonts w:ascii="Times New Roman" w:hAnsi="Times New Roman" w:cs="Times New Roman"/>
+          <w:sz w:val="24"/>
+          <w:szCs w:val="24"/>
+        </w:rPr>
+        <w:t xml:space="preserve"> and considers all dispersal vectors when quantifying the probability that a seed or propagule travels a given distance (Nathan 2007).</w:t>
+      </w:r>
+      <w:r>
+        <w:rPr>
+          <w:rFonts w:ascii="Times New Roman" w:hAnsi="Times New Roman" w:cs="Times New Roman"/>
+          <w:sz w:val="24"/>
+          <w:szCs w:val="24"/>
+        </w:rPr>
+        <w:t xml:space="preserve"> </w:t>
+      </w:r>
+      <w:r>
+        <w:rPr>
+          <w:rFonts w:ascii="Times New Roman" w:hAnsi="Times New Roman" w:cs="Times New Roman"/>
+          <w:sz w:val="24"/>
+          <w:szCs w:val="24"/>
+        </w:rPr>
+        <w:t>For example,</w:t>
+      </w:r>
+      <w:r>
+        <w:rPr>
+          <w:rFonts w:ascii="Times New Roman" w:hAnsi="Times New Roman" w:cs="Times New Roman"/>
+          <w:sz w:val="24"/>
+          <w:szCs w:val="24"/>
+        </w:rPr>
+        <w:t xml:space="preserve"> in the </w:t>
+      </w:r>
+      <w:r>
+        <w:rPr>
+          <w:rFonts w:ascii="Times New Roman" w:hAnsi="Times New Roman" w:cs="Times New Roman"/>
+          <w:sz w:val="24"/>
+          <w:szCs w:val="24"/>
+        </w:rPr>
+        <w:t xml:space="preserve">mahaleb cherry </w:t>
+      </w:r>
+      <w:r>
+        <w:rPr>
+          <w:rFonts w:ascii="Times New Roman" w:hAnsi="Times New Roman" w:cs="Times New Roman"/>
+          <w:i/>
+          <w:iCs/>
+          <w:sz w:val="24"/>
+          <w:szCs w:val="24"/>
+        </w:rPr>
+        <w:t>Prunus mahaleb</w:t>
+      </w:r>
+      <w:r>
+        <w:rPr>
+          <w:rFonts w:ascii="Times New Roman" w:hAnsi="Times New Roman" w:cs="Times New Roman"/>
+          <w:sz w:val="24"/>
+          <w:szCs w:val="24"/>
+        </w:rPr>
+        <w:t>, seeds are dispersed from the tree by gravity</w:t>
+      </w:r>
+      <w:r>
+        <w:rPr>
+          <w:rFonts w:ascii="Times New Roman" w:hAnsi="Times New Roman" w:cs="Times New Roman"/>
+          <w:sz w:val="24"/>
+          <w:szCs w:val="24"/>
+        </w:rPr>
+        <w:t xml:space="preserve"> and are then dispersed by a variety of birds as well as mammals such as foxes and badgers, but birds also consume the seeds from the tree (</w:t>
+      </w:r>
+      <w:r>
+        <w:rPr>
+          <w:rFonts w:ascii="Times New Roman" w:hAnsi="Times New Roman" w:cs="Times New Roman"/>
+          <w:sz w:val="24"/>
+          <w:szCs w:val="24"/>
+        </w:rPr>
+        <w:t xml:space="preserve">Herrera and </w:t>
+      </w:r>
+      <w:proofErr w:type="spellStart"/>
+      <w:r>
+        <w:rPr>
+          <w:rFonts w:ascii="Times New Roman" w:hAnsi="Times New Roman" w:cs="Times New Roman"/>
+          <w:sz w:val="24"/>
+          <w:szCs w:val="24"/>
+        </w:rPr>
+        <w:t>Jordano</w:t>
+      </w:r>
+      <w:proofErr w:type="spellEnd"/>
+      <w:r>
+        <w:rPr>
+          <w:rFonts w:ascii="Times New Roman" w:hAnsi="Times New Roman" w:cs="Times New Roman"/>
+          <w:sz w:val="24"/>
+          <w:szCs w:val="24"/>
+        </w:rPr>
+        <w:t xml:space="preserve"> 1981</w:t>
+      </w:r>
+      <w:r>
+        <w:rPr>
+          <w:rFonts w:ascii="Times New Roman" w:hAnsi="Times New Roman" w:cs="Times New Roman"/>
+          <w:color w:val="222222"/>
+          <w:sz w:val="24"/>
+          <w:szCs w:val="24"/>
+          <w:shd w:val="clear" w:color="auto" w:fill="FFFFFF"/>
+        </w:rPr>
+        <w:t>;</w:t>
+      </w:r>
+      <w:r>
+        <w:rPr>
+          <w:rFonts w:ascii="Times New Roman" w:hAnsi="Times New Roman" w:cs="Times New Roman"/>
+          <w:sz w:val="24"/>
+          <w:szCs w:val="24"/>
+        </w:rPr>
+        <w:t xml:space="preserve"> </w:t>
+      </w:r>
+      <w:proofErr w:type="spellStart"/>
+      <w:r>
+        <w:rPr>
+          <w:rFonts w:ascii="Times New Roman" w:hAnsi="Times New Roman" w:cs="Times New Roman"/>
+          <w:sz w:val="24"/>
+          <w:szCs w:val="24"/>
+        </w:rPr>
+        <w:t>Jordano</w:t>
+      </w:r>
+      <w:proofErr w:type="spellEnd"/>
+      <w:r>
+        <w:rPr>
+          <w:rFonts w:ascii="Times New Roman" w:hAnsi="Times New Roman" w:cs="Times New Roman"/>
+          <w:sz w:val="24"/>
+          <w:szCs w:val="24"/>
+        </w:rPr>
+        <w:t xml:space="preserve"> </w:t>
+      </w:r>
+      <w:r>
+        <w:rPr>
+          <w:rFonts w:ascii="Times New Roman" w:hAnsi="Times New Roman" w:cs="Times New Roman"/>
+          <w:i/>
+          <w:iCs/>
+          <w:sz w:val="24"/>
+          <w:szCs w:val="24"/>
+        </w:rPr>
+        <w:t>et al</w:t>
+      </w:r>
+      <w:r>
+        <w:rPr>
+          <w:rFonts w:ascii="Times New Roman" w:hAnsi="Times New Roman" w:cs="Times New Roman"/>
+          <w:sz w:val="24"/>
+          <w:szCs w:val="24"/>
+        </w:rPr>
+        <w:t>. 2007</w:t>
+      </w:r>
+      <w:r>
+        <w:rPr>
+          <w:rFonts w:ascii="Times New Roman" w:hAnsi="Times New Roman" w:cs="Times New Roman"/>
+          <w:sz w:val="24"/>
+          <w:szCs w:val="24"/>
+        </w:rPr>
+        <w:t>).</w:t>
+      </w:r>
+      <w:r>
+        <w:rPr>
+          <w:rFonts w:ascii="Times New Roman" w:hAnsi="Times New Roman" w:cs="Times New Roman"/>
+          <w:sz w:val="24"/>
+          <w:szCs w:val="24"/>
+        </w:rPr>
+        <w:t xml:space="preserve"> </w:t>
+      </w:r>
+      <w:r>
+        <w:rPr>
+          <w:rFonts w:ascii="Times New Roman" w:hAnsi="Times New Roman" w:cs="Times New Roman"/>
+          <w:sz w:val="24"/>
+          <w:szCs w:val="24"/>
+        </w:rPr>
+        <w:t>Here, dispersal occurs in serial and parallel structures;</w:t>
+      </w:r>
+      <w:r>
+        <w:rPr>
+          <w:rFonts w:ascii="Times New Roman" w:hAnsi="Times New Roman" w:cs="Times New Roman"/>
+          <w:sz w:val="24"/>
+          <w:szCs w:val="24"/>
+        </w:rPr>
+        <w:t xml:space="preserve"> a </w:t>
+      </w:r>
+      <w:r>
+        <w:rPr>
+          <w:rFonts w:ascii="Times New Roman" w:hAnsi="Times New Roman" w:cs="Times New Roman"/>
+          <w:sz w:val="24"/>
+          <w:szCs w:val="24"/>
+        </w:rPr>
+        <w:t>cherry</w:t>
+      </w:r>
+      <w:r>
+        <w:rPr>
+          <w:rFonts w:ascii="Times New Roman" w:hAnsi="Times New Roman" w:cs="Times New Roman"/>
+          <w:sz w:val="24"/>
+          <w:szCs w:val="24"/>
+        </w:rPr>
+        <w:t xml:space="preserve"> falling from </w:t>
+      </w:r>
+      <w:r>
+        <w:rPr>
+          <w:rFonts w:ascii="Times New Roman" w:hAnsi="Times New Roman" w:cs="Times New Roman"/>
+          <w:sz w:val="24"/>
+          <w:szCs w:val="24"/>
+        </w:rPr>
+        <w:t>a</w:t>
+      </w:r>
+      <w:r>
+        <w:rPr>
+          <w:rFonts w:ascii="Times New Roman" w:hAnsi="Times New Roman" w:cs="Times New Roman"/>
+          <w:sz w:val="24"/>
+          <w:szCs w:val="24"/>
+        </w:rPr>
+        <w:t xml:space="preserve"> tree and then being dispersed by a </w:t>
+      </w:r>
+      <w:r>
+        <w:rPr>
+          <w:rFonts w:ascii="Times New Roman" w:hAnsi="Times New Roman" w:cs="Times New Roman"/>
+          <w:sz w:val="24"/>
+          <w:szCs w:val="24"/>
+        </w:rPr>
+        <w:t>fox</w:t>
+      </w:r>
+      <w:r>
+        <w:rPr>
+          <w:rFonts w:ascii="Times New Roman" w:hAnsi="Times New Roman" w:cs="Times New Roman"/>
+          <w:sz w:val="24"/>
+          <w:szCs w:val="24"/>
+        </w:rPr>
+        <w:t xml:space="preserve"> would be an example of two dispersal events in series, and a bird removing the fruit directly from the tree and dispersing it would run parallel to </w:t>
+      </w:r>
+      <w:r>
+        <w:rPr>
+          <w:rFonts w:ascii="Times New Roman" w:hAnsi="Times New Roman" w:cs="Times New Roman"/>
+          <w:sz w:val="24"/>
+          <w:szCs w:val="24"/>
+        </w:rPr>
+        <w:t xml:space="preserve">the two serial </w:t>
+      </w:r>
+      <w:r>
+        <w:rPr>
+          <w:rFonts w:ascii="Times New Roman" w:hAnsi="Times New Roman" w:cs="Times New Roman"/>
+          <w:sz w:val="24"/>
+          <w:szCs w:val="24"/>
+        </w:rPr>
+        <w:t xml:space="preserve">dispersal </w:t>
+      </w:r>
+      <w:r>
+        <w:rPr>
+          <w:rFonts w:ascii="Times New Roman" w:hAnsi="Times New Roman" w:cs="Times New Roman"/>
+          <w:sz w:val="24"/>
+          <w:szCs w:val="24"/>
+        </w:rPr>
+        <w:t>events.</w:t>
+      </w:r>
+      <w:r>
+        <w:rPr>
+          <w:rFonts w:ascii="Times New Roman" w:hAnsi="Times New Roman" w:cs="Times New Roman"/>
+          <w:sz w:val="24"/>
+          <w:szCs w:val="24"/>
+        </w:rPr>
+        <w:t xml:space="preserve"> Each dispersal vector has its own probability distribution of dispersal distances, but the total dispersal kernel goe</w:t>
+      </w:r>
+      <w:r>
+        <w:rPr>
+          <w:rFonts w:ascii="Times New Roman" w:hAnsi="Times New Roman" w:cs="Times New Roman"/>
+          <w:sz w:val="24"/>
+          <w:szCs w:val="24"/>
+        </w:rPr>
+        <w:t>s</w:t>
+      </w:r>
+      <w:r>
+        <w:rPr>
+          <w:rFonts w:ascii="Times New Roman" w:hAnsi="Times New Roman" w:cs="Times New Roman"/>
+          <w:sz w:val="24"/>
+          <w:szCs w:val="24"/>
+        </w:rPr>
+        <w:t xml:space="preserve"> further and combines all of these vectors to examine the probability distribution of dispersal distances when all possible vectors of dispersal are accounted for.</w:t>
       </w:r>
     </w:p>
     <w:p>
@@ -2196,33 +2493,7 @@
           <w:sz w:val="24"/>
           <w:szCs w:val="24"/>
         </w:rPr>
-        <w:t xml:space="preserve">A better understanding of total dispersal kernels can be useful for a variety of reasons. The most obvious reason would be that the ability to quantify all vectors of dispersal in a species would allow us to obtain more accurate estimates of how that </w:t>
-      </w:r>
-      <w:proofErr w:type="gramStart"/>
-      <w:r>
-        <w:rPr>
-          <w:rFonts w:ascii="Times New Roman" w:hAnsi="Times New Roman" w:cs="Times New Roman"/>
-          <w:sz w:val="24"/>
-          <w:szCs w:val="24"/>
-        </w:rPr>
-        <w:t>particular species</w:t>
-      </w:r>
-      <w:proofErr w:type="gramEnd"/>
-      <w:r>
-        <w:rPr>
-          <w:rFonts w:ascii="Times New Roman" w:hAnsi="Times New Roman" w:cs="Times New Roman"/>
-          <w:sz w:val="24"/>
-          <w:szCs w:val="24"/>
-        </w:rPr>
-        <w:t xml:space="preserve"> spreads across a landscape. An understanding of how each dispersal vector contributes to the overall dispersal process can also be useful in understanding how changes in</w:t>
-      </w:r>
-      <w:r>
-        <w:rPr>
-          <w:rFonts w:ascii="Times New Roman" w:hAnsi="Times New Roman" w:cs="Times New Roman"/>
-          <w:sz w:val="24"/>
-          <w:szCs w:val="24"/>
-        </w:rPr>
-        <w:t xml:space="preserve"> a particular part of the dispersal process may be affected by disruptions and pressures such as land-use change, climate change, overharvesting, etc. For example, if a particular bird species plays an integral role in dispersal of a plant, then removal of that species or its habitat may reduce its presence in the ecosystem, thus </w:t>
+        <w:t xml:space="preserve">A better understanding of total dispersal kernels can be useful for a variety of reasons. The most obvious reason would be that the ability to quantify all vectors of dispersal in a species would </w:t>
       </w:r>
       <w:r>
         <w:rPr>
@@ -2231,25 +2502,15 @@
           <w:szCs w:val="24"/>
         </w:rPr>
         <w:lastRenderedPageBreak/>
-        <w:t xml:space="preserve">having an adverse impact on the plant’s ability to disperse its seeds. Such changes in dispersal vectors thus affect how plants </w:t>
-      </w:r>
-      <w:proofErr w:type="gramStart"/>
-      <w:r>
-        <w:rPr>
-          <w:rFonts w:ascii="Times New Roman" w:hAnsi="Times New Roman" w:cs="Times New Roman"/>
-          <w:sz w:val="24"/>
-          <w:szCs w:val="24"/>
-        </w:rPr>
-        <w:t>spread, and</w:t>
-      </w:r>
-      <w:proofErr w:type="gramEnd"/>
-      <w:r>
-        <w:rPr>
-          <w:rFonts w:ascii="Times New Roman" w:hAnsi="Times New Roman" w:cs="Times New Roman"/>
-          <w:sz w:val="24"/>
-          <w:szCs w:val="24"/>
-        </w:rPr>
-        <w:t xml:space="preserve"> may have profound impacts on the structure and function of plant communities.</w:t>
+        <w:t>allow us to obtain more accurate estimates of how that particular species spreads across a landscape. An understanding of how each dispersal vector contributes to the overall dispersal process can also be useful in understanding how changes in</w:t>
+      </w:r>
+      <w:r>
+        <w:rPr>
+          <w:rFonts w:ascii="Times New Roman" w:hAnsi="Times New Roman" w:cs="Times New Roman"/>
+          <w:sz w:val="24"/>
+          <w:szCs w:val="24"/>
+        </w:rPr>
+        <w:t xml:space="preserve"> a particular part of the dispersal process may be affected by disruptions and pressures such as land-use change, climate change, overharvesting, etc. For example, if a particular bird species plays an integral role in dispersal of a plant, then removal of that species or its habitat may reduce its presence in the ecosystem, thus having an adverse impact on the plant’s ability to disperse its seeds. Such changes in dispersal vectors thus affect how plants spread, and may have profound impacts on the structure and function of plant communities.</w:t>
       </w:r>
     </w:p>
     <w:p>
@@ -2301,51 +2562,15 @@
           <w:sz w:val="24"/>
           <w:szCs w:val="24"/>
         </w:rPr>
-        <w:t xml:space="preserve">, there is the challenge of identifying </w:t>
-      </w:r>
-      <w:proofErr w:type="gramStart"/>
-      <w:r>
-        <w:rPr>
-          <w:rFonts w:ascii="Times New Roman" w:hAnsi="Times New Roman" w:cs="Times New Roman"/>
-          <w:sz w:val="24"/>
-          <w:szCs w:val="24"/>
-        </w:rPr>
-        <w:t>all of</w:t>
-      </w:r>
-      <w:proofErr w:type="gramEnd"/>
-      <w:r>
-        <w:rPr>
-          <w:rFonts w:ascii="Times New Roman" w:hAnsi="Times New Roman" w:cs="Times New Roman"/>
-          <w:sz w:val="24"/>
-          <w:szCs w:val="24"/>
-        </w:rPr>
-        <w:t xml:space="preserve"> the dispersal vectors involved, which can be complicated in systems with many dispersers; while it may be easy to pinpoint certain vectors through direct observation, other vectors may be difficult to detect due to small size or nocturnal activity (cite Rogers).</w:t>
-      </w:r>
-      <w:r>
-        <w:rPr>
-          <w:rFonts w:ascii="Times New Roman" w:hAnsi="Times New Roman" w:cs="Times New Roman"/>
-          <w:sz w:val="24"/>
-          <w:szCs w:val="24"/>
-        </w:rPr>
-        <w:t xml:space="preserve"> There is the challenge of actually quantifying how far seeds travel from the parent plant; while techniques vary depending on what aspect of dispersal is being assessed (</w:t>
-      </w:r>
-      <w:proofErr w:type="gramStart"/>
-      <w:r>
-        <w:rPr>
-          <w:rFonts w:ascii="Times New Roman" w:hAnsi="Times New Roman" w:cs="Times New Roman"/>
-          <w:sz w:val="24"/>
-          <w:szCs w:val="24"/>
-        </w:rPr>
-        <w:t>e.g.</w:t>
-      </w:r>
-      <w:proofErr w:type="gramEnd"/>
-      <w:r>
-        <w:rPr>
-          <w:rFonts w:ascii="Times New Roman" w:hAnsi="Times New Roman" w:cs="Times New Roman"/>
-          <w:sz w:val="24"/>
-          <w:szCs w:val="24"/>
-        </w:rPr>
-        <w:t xml:space="preserve"> seed traps for plants dispersed by wind or gravity, or analysis of scat for seeds dispersed by small mammals or birds), there are still challenges associate with tracking seed dispersers across a heterogeneous landscape, or tracking seeds themselves if they are too small. Mention something about it being incredibly difficult to capture long-distance dispersal events as well. There is also the challenge of assessing seed fate, especially for seeds that are involved in any sort of biotic dispersal; </w:t>
+        <w:t>, there is the challenge of identifying all of the dispersal vectors involved, which can be complicated in systems with many dispersers; while it may be easy to pinpoint certain vectors through direct observation, other vectors may be difficult to detect due to small size or nocturnal activity (cite Rogers).</w:t>
+      </w:r>
+      <w:r>
+        <w:rPr>
+          <w:rFonts w:ascii="Times New Roman" w:hAnsi="Times New Roman" w:cs="Times New Roman"/>
+          <w:sz w:val="24"/>
+          <w:szCs w:val="24"/>
+        </w:rPr>
+        <w:t xml:space="preserve"> There is the challenge of actually quantifying how far seeds travel from the parent plant; while techniques vary depending on what aspect of dispersal is being assessed (e.g. seed traps for plants dispersed by wind or gravity, or analysis of scat for seeds dispersed by small mammals or birds), there are still challenges associate with tracking seed dispersers across a heterogeneous landscape, or tracking seeds themselves if they are too small. Mention something about it being incredibly difficult to capture long-distance dispersal events as well. There is also the challenge of assessing seed fate, especially for seeds that are involved in any sort of biotic dispersal; </w:t>
       </w:r>
       <w:r>
         <w:rPr>
@@ -2389,25 +2614,7 @@
           <w:sz w:val="24"/>
           <w:szCs w:val="24"/>
         </w:rPr>
-        <w:t xml:space="preserve"> climate change and possible effects on the total dispersal </w:t>
-      </w:r>
-      <w:proofErr w:type="gramStart"/>
-      <w:r>
-        <w:rPr>
-          <w:rFonts w:ascii="Times New Roman" w:hAnsi="Times New Roman" w:cs="Times New Roman"/>
-          <w:sz w:val="24"/>
-          <w:szCs w:val="24"/>
-        </w:rPr>
-        <w:t>kernel as a whole, and</w:t>
-      </w:r>
-      <w:proofErr w:type="gramEnd"/>
-      <w:r>
-        <w:rPr>
-          <w:rFonts w:ascii="Times New Roman" w:hAnsi="Times New Roman" w:cs="Times New Roman"/>
-          <w:sz w:val="24"/>
-          <w:szCs w:val="24"/>
-        </w:rPr>
-        <w:t xml:space="preserve"> effects on individual components of the kernel.</w:t>
+        <w:t xml:space="preserve"> climate change and possible effects on the total dispersal kernel as a whole, and effects on individual components of the kernel.</w:t>
       </w:r>
     </w:p>
     <w:p>
@@ -2427,25 +2634,7 @@
           <w:sz w:val="24"/>
           <w:szCs w:val="24"/>
         </w:rPr>
-        <w:t>Paragraph about goals of the study. The goals are to build a model that quantifies combined primary and secondary dispersal, investigates the effects of climate change on the model in the form of increased temperatures, and investigates which factors of the model (</w:t>
-      </w:r>
-      <w:proofErr w:type="gramStart"/>
-      <w:r>
-        <w:rPr>
-          <w:rFonts w:ascii="Times New Roman" w:hAnsi="Times New Roman" w:cs="Times New Roman"/>
-          <w:sz w:val="24"/>
-          <w:szCs w:val="24"/>
-        </w:rPr>
-        <w:t>e.g.</w:t>
-      </w:r>
-      <w:proofErr w:type="gramEnd"/>
-      <w:r>
-        <w:rPr>
-          <w:rFonts w:ascii="Times New Roman" w:hAnsi="Times New Roman" w:cs="Times New Roman"/>
-          <w:sz w:val="24"/>
-          <w:szCs w:val="24"/>
-        </w:rPr>
-        <w:t xml:space="preserve"> wind speeds, plant height, seed removal rate, etc.) have the largest effects on overall dispersal distance.</w:t>
+        <w:t>Paragraph about goals of the study. The goals are to build a model that quantifies combined primary and secondary dispersal, investigates the effects of climate change on the model in the form of increased temperatures, and investigates which factors of the model (e.g. wind speeds, plant height, seed removal rate, etc.) have the largest effects on overall dispersal distance.</w:t>
       </w:r>
       <w:r>
         <w:rPr>
@@ -3742,7 +3931,6 @@
           <w:sz w:val="24"/>
           <w:szCs w:val="24"/>
         </w:rPr>
-        <w:lastRenderedPageBreak/>
         <w:t xml:space="preserve">Text </w:t>
       </w:r>
       <w:proofErr w:type="spellStart"/>
@@ -9873,6 +10061,7 @@
           <w:sz w:val="24"/>
           <w:szCs w:val="24"/>
         </w:rPr>
+        <w:lastRenderedPageBreak/>
         <w:t>Howe, H.F., 1986. Seed dispersal by fruit-eating birds and mammals. Seed dispersal, 123, p.189.</w:t>
       </w:r>
     </w:p>
@@ -9891,7 +10080,6 @@
           <w:sz w:val="24"/>
           <w:szCs w:val="24"/>
         </w:rPr>
-        <w:lastRenderedPageBreak/>
         <w:t>Howe, H.F., 1990. Seed dispersal by birds and mammals. Reproductive ecology of tropical forest plants, pp.191-218.</w:t>
       </w:r>
     </w:p>
@@ -9986,13 +10174,41 @@
           <w:szCs w:val="24"/>
         </w:rPr>
       </w:pPr>
-      <w:r>
-        <w:rPr>
-          <w:rFonts w:ascii="Times New Roman" w:hAnsi="Times New Roman" w:cs="Times New Roman"/>
-          <w:sz w:val="24"/>
-          <w:szCs w:val="24"/>
-        </w:rPr>
-        <w:t>Murray, D.R., 1986. Seed dispersal by water. Seed dispersal, pp.49-85.</w:t>
+      <w:proofErr w:type="spellStart"/>
+      <w:r>
+        <w:rPr>
+          <w:rFonts w:ascii="Times New Roman" w:hAnsi="Times New Roman" w:cs="Times New Roman"/>
+          <w:sz w:val="24"/>
+          <w:szCs w:val="24"/>
+        </w:rPr>
+        <w:t>Jordano</w:t>
+      </w:r>
+      <w:proofErr w:type="spellEnd"/>
+      <w:r>
+        <w:rPr>
+          <w:rFonts w:ascii="Times New Roman" w:hAnsi="Times New Roman" w:cs="Times New Roman"/>
+          <w:sz w:val="24"/>
+          <w:szCs w:val="24"/>
+        </w:rPr>
+        <w:t>, P., García, C., Godoy, J.A. and García-</w:t>
+      </w:r>
+      <w:proofErr w:type="spellStart"/>
+      <w:r>
+        <w:rPr>
+          <w:rFonts w:ascii="Times New Roman" w:hAnsi="Times New Roman" w:cs="Times New Roman"/>
+          <w:sz w:val="24"/>
+          <w:szCs w:val="24"/>
+        </w:rPr>
+        <w:t>Castaño</w:t>
+      </w:r>
+      <w:proofErr w:type="spellEnd"/>
+      <w:r>
+        <w:rPr>
+          <w:rFonts w:ascii="Times New Roman" w:hAnsi="Times New Roman" w:cs="Times New Roman"/>
+          <w:sz w:val="24"/>
+          <w:szCs w:val="24"/>
+        </w:rPr>
+        <w:t>, J.L., 2007. Differential contribution of frugivores to complex seed dispersal patterns. Proceedings of the National Academy of Sciences, 104(9), pp.3278-3282.</w:t>
       </w:r>
     </w:p>
     <w:p>
@@ -10010,97 +10226,7 @@
           <w:sz w:val="24"/>
           <w:szCs w:val="24"/>
         </w:rPr>
-        <w:t xml:space="preserve">Nathan, R., </w:t>
-      </w:r>
-      <w:proofErr w:type="spellStart"/>
-      <w:r>
-        <w:rPr>
-          <w:rFonts w:ascii="Times New Roman" w:hAnsi="Times New Roman" w:cs="Times New Roman"/>
-          <w:sz w:val="24"/>
-          <w:szCs w:val="24"/>
-        </w:rPr>
-        <w:t>Katul</w:t>
-      </w:r>
-      <w:proofErr w:type="spellEnd"/>
-      <w:r>
-        <w:rPr>
-          <w:rFonts w:ascii="Times New Roman" w:hAnsi="Times New Roman" w:cs="Times New Roman"/>
-          <w:sz w:val="24"/>
-          <w:szCs w:val="24"/>
-        </w:rPr>
-        <w:t xml:space="preserve">, G.G., </w:t>
-      </w:r>
-      <w:proofErr w:type="spellStart"/>
-      <w:r>
-        <w:rPr>
-          <w:rFonts w:ascii="Times New Roman" w:hAnsi="Times New Roman" w:cs="Times New Roman"/>
-          <w:sz w:val="24"/>
-          <w:szCs w:val="24"/>
-        </w:rPr>
-        <w:t>Bohrer</w:t>
-      </w:r>
-      <w:proofErr w:type="spellEnd"/>
-      <w:r>
-        <w:rPr>
-          <w:rFonts w:ascii="Times New Roman" w:hAnsi="Times New Roman" w:cs="Times New Roman"/>
-          <w:sz w:val="24"/>
-          <w:szCs w:val="24"/>
-        </w:rPr>
-        <w:t xml:space="preserve">, G., </w:t>
-      </w:r>
-      <w:proofErr w:type="spellStart"/>
-      <w:r>
-        <w:rPr>
-          <w:rFonts w:ascii="Times New Roman" w:hAnsi="Times New Roman" w:cs="Times New Roman"/>
-          <w:sz w:val="24"/>
-          <w:szCs w:val="24"/>
-        </w:rPr>
-        <w:t>Kuparinen</w:t>
-      </w:r>
-      <w:proofErr w:type="spellEnd"/>
-      <w:r>
-        <w:rPr>
-          <w:rFonts w:ascii="Times New Roman" w:hAnsi="Times New Roman" w:cs="Times New Roman"/>
-          <w:sz w:val="24"/>
-          <w:szCs w:val="24"/>
-        </w:rPr>
-        <w:t xml:space="preserve">, A., </w:t>
-      </w:r>
-      <w:proofErr w:type="spellStart"/>
-      <w:r>
-        <w:rPr>
-          <w:rFonts w:ascii="Times New Roman" w:hAnsi="Times New Roman" w:cs="Times New Roman"/>
-          <w:sz w:val="24"/>
-          <w:szCs w:val="24"/>
-        </w:rPr>
-        <w:t>Soons</w:t>
-      </w:r>
-      <w:proofErr w:type="spellEnd"/>
-      <w:r>
-        <w:rPr>
-          <w:rFonts w:ascii="Times New Roman" w:hAnsi="Times New Roman" w:cs="Times New Roman"/>
-          <w:sz w:val="24"/>
-          <w:szCs w:val="24"/>
-        </w:rPr>
-        <w:t xml:space="preserve">, M.B., Thompson, S.E., </w:t>
-      </w:r>
-      <w:proofErr w:type="spellStart"/>
-      <w:r>
-        <w:rPr>
-          <w:rFonts w:ascii="Times New Roman" w:hAnsi="Times New Roman" w:cs="Times New Roman"/>
-          <w:sz w:val="24"/>
-          <w:szCs w:val="24"/>
-        </w:rPr>
-        <w:t>Trakhtenbrot</w:t>
-      </w:r>
-      <w:proofErr w:type="spellEnd"/>
-      <w:r>
-        <w:rPr>
-          <w:rFonts w:ascii="Times New Roman" w:hAnsi="Times New Roman" w:cs="Times New Roman"/>
-          <w:sz w:val="24"/>
-          <w:szCs w:val="24"/>
-        </w:rPr>
-        <w:t>, A. and Horn, H.S., 2011. Mechanistic models of seed dispersal by wind. Theoretical Ecology, 4(2), pp.113-132.</w:t>
+        <w:t>Murray, D.R., 1986. Seed dispersal by water. Seed dispersal, pp.49-85.</w:t>
       </w:r>
     </w:p>
     <w:p>
@@ -10112,23 +10238,13 @@
           <w:szCs w:val="24"/>
         </w:rPr>
       </w:pPr>
-      <w:proofErr w:type="spellStart"/>
-      <w:r>
-        <w:rPr>
-          <w:rFonts w:ascii="Times New Roman" w:hAnsi="Times New Roman" w:cs="Times New Roman"/>
-          <w:sz w:val="24"/>
-          <w:szCs w:val="24"/>
-        </w:rPr>
-        <w:t>Schurr</w:t>
-      </w:r>
-      <w:proofErr w:type="spellEnd"/>
-      <w:r>
-        <w:rPr>
-          <w:rFonts w:ascii="Times New Roman" w:hAnsi="Times New Roman" w:cs="Times New Roman"/>
-          <w:sz w:val="24"/>
-          <w:szCs w:val="24"/>
-        </w:rPr>
-        <w:t>, F.M., Bond, W.J., Midgley, G.F. and Higgins, S.I., 2005. A mechanistic model for secondary seed dispersal by wind and its experimental validation. Journal of Ecology, 93(5), pp.1017-1028.</w:t>
+      <w:r>
+        <w:rPr>
+          <w:rFonts w:ascii="Times New Roman" w:hAnsi="Times New Roman" w:cs="Times New Roman"/>
+          <w:sz w:val="24"/>
+          <w:szCs w:val="24"/>
+        </w:rPr>
+        <w:t>Nathan, R., 2007. Total dispersal kernels and the evaluation of diversity and similarity in complex dispersal systems. Seed dispersal: theory and its application in a changing world, pp.252-276.</w:t>
       </w:r>
     </w:p>
     <w:p>
@@ -10140,6 +10256,68 @@
           <w:szCs w:val="24"/>
         </w:rPr>
       </w:pPr>
+      <w:r>
+        <w:rPr>
+          <w:rFonts w:ascii="Times New Roman" w:hAnsi="Times New Roman" w:cs="Times New Roman"/>
+          <w:sz w:val="24"/>
+          <w:szCs w:val="24"/>
+        </w:rPr>
+        <w:t xml:space="preserve">Nathan, R., </w:t>
+      </w:r>
+      <w:proofErr w:type="spellStart"/>
+      <w:r>
+        <w:rPr>
+          <w:rFonts w:ascii="Times New Roman" w:hAnsi="Times New Roman" w:cs="Times New Roman"/>
+          <w:sz w:val="24"/>
+          <w:szCs w:val="24"/>
+        </w:rPr>
+        <w:t>Katul</w:t>
+      </w:r>
+      <w:proofErr w:type="spellEnd"/>
+      <w:r>
+        <w:rPr>
+          <w:rFonts w:ascii="Times New Roman" w:hAnsi="Times New Roman" w:cs="Times New Roman"/>
+          <w:sz w:val="24"/>
+          <w:szCs w:val="24"/>
+        </w:rPr>
+        <w:t xml:space="preserve">, G.G., </w:t>
+      </w:r>
+      <w:proofErr w:type="spellStart"/>
+      <w:r>
+        <w:rPr>
+          <w:rFonts w:ascii="Times New Roman" w:hAnsi="Times New Roman" w:cs="Times New Roman"/>
+          <w:sz w:val="24"/>
+          <w:szCs w:val="24"/>
+        </w:rPr>
+        <w:t>Bohrer</w:t>
+      </w:r>
+      <w:proofErr w:type="spellEnd"/>
+      <w:r>
+        <w:rPr>
+          <w:rFonts w:ascii="Times New Roman" w:hAnsi="Times New Roman" w:cs="Times New Roman"/>
+          <w:sz w:val="24"/>
+          <w:szCs w:val="24"/>
+        </w:rPr>
+        <w:t xml:space="preserve">, G., </w:t>
+      </w:r>
+      <w:proofErr w:type="spellStart"/>
+      <w:r>
+        <w:rPr>
+          <w:rFonts w:ascii="Times New Roman" w:hAnsi="Times New Roman" w:cs="Times New Roman"/>
+          <w:sz w:val="24"/>
+          <w:szCs w:val="24"/>
+        </w:rPr>
+        <w:t>Kuparinen</w:t>
+      </w:r>
+      <w:proofErr w:type="spellEnd"/>
+      <w:r>
+        <w:rPr>
+          <w:rFonts w:ascii="Times New Roman" w:hAnsi="Times New Roman" w:cs="Times New Roman"/>
+          <w:sz w:val="24"/>
+          <w:szCs w:val="24"/>
+        </w:rPr>
+        <w:t xml:space="preserve">, A., </w:t>
+      </w:r>
       <w:proofErr w:type="spellStart"/>
       <w:r>
         <w:rPr>
@@ -10156,25 +10334,25 @@
           <w:sz w:val="24"/>
           <w:szCs w:val="24"/>
         </w:rPr>
-        <w:t xml:space="preserve">, M.B., Heil, G.W., Nathan, R. and </w:t>
-      </w:r>
-      <w:proofErr w:type="spellStart"/>
-      <w:r>
-        <w:rPr>
-          <w:rFonts w:ascii="Times New Roman" w:hAnsi="Times New Roman" w:cs="Times New Roman"/>
-          <w:sz w:val="24"/>
-          <w:szCs w:val="24"/>
-        </w:rPr>
-        <w:t>Katul</w:t>
-      </w:r>
-      <w:proofErr w:type="spellEnd"/>
-      <w:r>
-        <w:rPr>
-          <w:rFonts w:ascii="Times New Roman" w:hAnsi="Times New Roman" w:cs="Times New Roman"/>
-          <w:sz w:val="24"/>
-          <w:szCs w:val="24"/>
-        </w:rPr>
-        <w:t>, G.G., 2004. Determinants of long‐distance seed dispersal by wind in grasslands. Ecology, 85(11), pp.3056-3068.</w:t>
+        <w:t xml:space="preserve">, M.B., Thompson, S.E., </w:t>
+      </w:r>
+      <w:proofErr w:type="spellStart"/>
+      <w:r>
+        <w:rPr>
+          <w:rFonts w:ascii="Times New Roman" w:hAnsi="Times New Roman" w:cs="Times New Roman"/>
+          <w:sz w:val="24"/>
+          <w:szCs w:val="24"/>
+        </w:rPr>
+        <w:t>Trakhtenbrot</w:t>
+      </w:r>
+      <w:proofErr w:type="spellEnd"/>
+      <w:r>
+        <w:rPr>
+          <w:rFonts w:ascii="Times New Roman" w:hAnsi="Times New Roman" w:cs="Times New Roman"/>
+          <w:sz w:val="24"/>
+          <w:szCs w:val="24"/>
+        </w:rPr>
+        <w:t>, A. and Horn, H.S., 2011. Mechanistic models of seed dispersal by wind. Theoretical Ecology, 4(2), pp.113-132.</w:t>
       </w:r>
     </w:p>
     <w:p>
@@ -10193,6 +10371,80 @@
           <w:sz w:val="24"/>
           <w:szCs w:val="24"/>
         </w:rPr>
+        <w:t>Schurr</w:t>
+      </w:r>
+      <w:proofErr w:type="spellEnd"/>
+      <w:r>
+        <w:rPr>
+          <w:rFonts w:ascii="Times New Roman" w:hAnsi="Times New Roman" w:cs="Times New Roman"/>
+          <w:sz w:val="24"/>
+          <w:szCs w:val="24"/>
+        </w:rPr>
+        <w:t>, F.M., Bond, W.J., Midgley, G.F. and Higgins, S.I., 2005. A mechanistic model for secondary seed dispersal by wind and its experimental validation. Journal of Ecology, 93(5), pp.1017-1028.</w:t>
+      </w:r>
+    </w:p>
+    <w:p>
+      <w:pPr>
+        <w:jc w:val="both"/>
+        <w:rPr>
+          <w:rFonts w:ascii="Times New Roman" w:hAnsi="Times New Roman" w:cs="Times New Roman"/>
+          <w:sz w:val="24"/>
+          <w:szCs w:val="24"/>
+        </w:rPr>
+      </w:pPr>
+      <w:proofErr w:type="spellStart"/>
+      <w:r>
+        <w:rPr>
+          <w:rFonts w:ascii="Times New Roman" w:hAnsi="Times New Roman" w:cs="Times New Roman"/>
+          <w:sz w:val="24"/>
+          <w:szCs w:val="24"/>
+        </w:rPr>
+        <w:t>Soons</w:t>
+      </w:r>
+      <w:proofErr w:type="spellEnd"/>
+      <w:r>
+        <w:rPr>
+          <w:rFonts w:ascii="Times New Roman" w:hAnsi="Times New Roman" w:cs="Times New Roman"/>
+          <w:sz w:val="24"/>
+          <w:szCs w:val="24"/>
+        </w:rPr>
+        <w:t xml:space="preserve">, M.B., Heil, G.W., Nathan, R. and </w:t>
+      </w:r>
+      <w:proofErr w:type="spellStart"/>
+      <w:r>
+        <w:rPr>
+          <w:rFonts w:ascii="Times New Roman" w:hAnsi="Times New Roman" w:cs="Times New Roman"/>
+          <w:sz w:val="24"/>
+          <w:szCs w:val="24"/>
+        </w:rPr>
+        <w:t>Katul</w:t>
+      </w:r>
+      <w:proofErr w:type="spellEnd"/>
+      <w:r>
+        <w:rPr>
+          <w:rFonts w:ascii="Times New Roman" w:hAnsi="Times New Roman" w:cs="Times New Roman"/>
+          <w:sz w:val="24"/>
+          <w:szCs w:val="24"/>
+        </w:rPr>
+        <w:t>, G.G., 2004. Determinants of long‐distance seed dispersal by wind in grasslands. Ecology, 85(11), pp.3056-3068.</w:t>
+      </w:r>
+    </w:p>
+    <w:p>
+      <w:pPr>
+        <w:jc w:val="both"/>
+        <w:rPr>
+          <w:rFonts w:ascii="Times New Roman" w:hAnsi="Times New Roman" w:cs="Times New Roman"/>
+          <w:sz w:val="24"/>
+          <w:szCs w:val="24"/>
+        </w:rPr>
+      </w:pPr>
+      <w:proofErr w:type="spellStart"/>
+      <w:r>
+        <w:rPr>
+          <w:rFonts w:ascii="Times New Roman" w:hAnsi="Times New Roman" w:cs="Times New Roman"/>
+          <w:sz w:val="24"/>
+          <w:szCs w:val="24"/>
+        </w:rPr>
         <w:t>Tackenberg</w:t>
       </w:r>
       <w:proofErr w:type="spellEnd"/>
@@ -10238,25 +10490,7 @@
           <w:sz w:val="24"/>
           <w:szCs w:val="24"/>
         </w:rPr>
-        <w:t xml:space="preserve">, S., 2003. Dandelion seed dispersal: the horizontal wind speed does not matter for long‐distance dispersal‐it is </w:t>
-      </w:r>
-      <w:proofErr w:type="gramStart"/>
-      <w:r>
-        <w:rPr>
-          <w:rFonts w:ascii="Times New Roman" w:hAnsi="Times New Roman" w:cs="Times New Roman"/>
-          <w:sz w:val="24"/>
-          <w:szCs w:val="24"/>
-        </w:rPr>
-        <w:t>updraft!.</w:t>
-      </w:r>
-      <w:proofErr w:type="gramEnd"/>
-      <w:r>
-        <w:rPr>
-          <w:rFonts w:ascii="Times New Roman" w:hAnsi="Times New Roman" w:cs="Times New Roman"/>
-          <w:sz w:val="24"/>
-          <w:szCs w:val="24"/>
-        </w:rPr>
-        <w:t xml:space="preserve"> Plant Biology, 5(5), pp.451-454.</w:t>
+        <w:t>, S., 2003. Dandelion seed dispersal: the horizontal wind speed does not matter for long‐distance dispersal‐it is updraft!. Plant Biology, 5(5), pp.451-454.</w:t>
       </w:r>
     </w:p>
     <w:p>

--- a/CombinedDispersalMS_v1.docx
+++ b/CombinedDispersalMS_v1.docx
@@ -2473,7 +2473,7 @@
           <w:sz w:val="24"/>
           <w:szCs w:val="24"/>
         </w:rPr>
-        <w:t xml:space="preserve"> further and combines all of these vectors to examine the probability distribution of dispersal distances when all possible vectors of dispersal are accounted for.</w:t>
+        <w:t xml:space="preserve"> further and combines all these vectors to examine the probability distribution of dispersal distances when all possible vectors of dispersal are accounted for.</w:t>
       </w:r>
     </w:p>
     <w:p>
@@ -2493,7 +2493,55 @@
           <w:sz w:val="24"/>
           <w:szCs w:val="24"/>
         </w:rPr>
-        <w:t xml:space="preserve">A better understanding of total dispersal kernels can be useful for a variety of reasons. The most obvious reason would be that the ability to quantify all vectors of dispersal in a species would </w:t>
+        <w:t>The ability to quantify such a</w:t>
+      </w:r>
+      <w:r>
+        <w:rPr>
+          <w:rFonts w:ascii="Times New Roman" w:hAnsi="Times New Roman" w:cs="Times New Roman"/>
+          <w:sz w:val="24"/>
+          <w:szCs w:val="24"/>
+        </w:rPr>
+        <w:t xml:space="preserve"> total dispersal kernel </w:t>
+      </w:r>
+      <w:r>
+        <w:rPr>
+          <w:rFonts w:ascii="Times New Roman" w:hAnsi="Times New Roman" w:cs="Times New Roman"/>
+          <w:sz w:val="24"/>
+          <w:szCs w:val="24"/>
+        </w:rPr>
+        <w:t>is scientifically valuable for a variety of reasons, with t</w:t>
+      </w:r>
+      <w:r>
+        <w:rPr>
+          <w:rFonts w:ascii="Times New Roman" w:hAnsi="Times New Roman" w:cs="Times New Roman"/>
+          <w:sz w:val="24"/>
+          <w:szCs w:val="24"/>
+        </w:rPr>
+        <w:t xml:space="preserve">he most </w:t>
+      </w:r>
+      <w:r>
+        <w:rPr>
+          <w:rFonts w:ascii="Times New Roman" w:hAnsi="Times New Roman" w:cs="Times New Roman"/>
+          <w:sz w:val="24"/>
+          <w:szCs w:val="24"/>
+        </w:rPr>
+        <w:t>straightforward</w:t>
+      </w:r>
+      <w:r>
+        <w:rPr>
+          <w:rFonts w:ascii="Times New Roman" w:hAnsi="Times New Roman" w:cs="Times New Roman"/>
+          <w:sz w:val="24"/>
+          <w:szCs w:val="24"/>
+        </w:rPr>
+        <w:t xml:space="preserve"> </w:t>
+      </w:r>
+      <w:r>
+        <w:rPr>
+          <w:rFonts w:ascii="Times New Roman" w:hAnsi="Times New Roman" w:cs="Times New Roman"/>
+          <w:sz w:val="24"/>
+          <w:szCs w:val="24"/>
+        </w:rPr>
+        <w:t xml:space="preserve">being its relevance to dispersal ecology as a major missing </w:t>
       </w:r>
       <w:r>
         <w:rPr>
@@ -2502,15 +2550,511 @@
           <w:szCs w:val="24"/>
         </w:rPr>
         <w:lastRenderedPageBreak/>
-        <w:t>allow us to obtain more accurate estimates of how that particular species spreads across a landscape. An understanding of how each dispersal vector contributes to the overall dispersal process can also be useful in understanding how changes in</w:t>
-      </w:r>
-      <w:r>
-        <w:rPr>
-          <w:rFonts w:ascii="Times New Roman" w:hAnsi="Times New Roman" w:cs="Times New Roman"/>
-          <w:sz w:val="24"/>
-          <w:szCs w:val="24"/>
-        </w:rPr>
-        <w:t xml:space="preserve"> a particular part of the dispersal process may be affected by disruptions and pressures such as land-use change, climate change, overharvesting, etc. For example, if a particular bird species plays an integral role in dispersal of a plant, then removal of that species or its habitat may reduce its presence in the ecosystem, thus having an adverse impact on the plant’s ability to disperse its seeds. Such changes in dispersal vectors thus affect how plants spread, and may have profound impacts on the structure and function of plant communities.</w:t>
+        <w:t xml:space="preserve">piece </w:t>
+      </w:r>
+      <w:r>
+        <w:rPr>
+          <w:rFonts w:ascii="Times New Roman" w:hAnsi="Times New Roman" w:cs="Times New Roman"/>
+          <w:sz w:val="24"/>
+          <w:szCs w:val="24"/>
+        </w:rPr>
+        <w:t>in the puzzle on</w:t>
+      </w:r>
+      <w:r>
+        <w:rPr>
+          <w:rFonts w:ascii="Times New Roman" w:hAnsi="Times New Roman" w:cs="Times New Roman"/>
+          <w:sz w:val="24"/>
+          <w:szCs w:val="24"/>
+        </w:rPr>
+        <w:t xml:space="preserve"> how</w:t>
+      </w:r>
+      <w:r>
+        <w:rPr>
+          <w:rFonts w:ascii="Times New Roman" w:hAnsi="Times New Roman" w:cs="Times New Roman"/>
+          <w:sz w:val="24"/>
+          <w:szCs w:val="24"/>
+        </w:rPr>
+        <w:t xml:space="preserve"> and where</w:t>
+      </w:r>
+      <w:r>
+        <w:rPr>
+          <w:rFonts w:ascii="Times New Roman" w:hAnsi="Times New Roman" w:cs="Times New Roman"/>
+          <w:sz w:val="24"/>
+          <w:szCs w:val="24"/>
+        </w:rPr>
+        <w:t xml:space="preserve"> seeds are moved.</w:t>
+      </w:r>
+      <w:r>
+        <w:rPr>
+          <w:rFonts w:ascii="Times New Roman" w:hAnsi="Times New Roman" w:cs="Times New Roman"/>
+          <w:sz w:val="24"/>
+          <w:szCs w:val="24"/>
+        </w:rPr>
+        <w:t xml:space="preserve"> </w:t>
+      </w:r>
+      <w:r>
+        <w:rPr>
+          <w:rFonts w:ascii="Times New Roman" w:hAnsi="Times New Roman" w:cs="Times New Roman"/>
+          <w:sz w:val="24"/>
+          <w:szCs w:val="24"/>
+        </w:rPr>
+        <w:t>Quantifying</w:t>
+      </w:r>
+      <w:r>
+        <w:rPr>
+          <w:rFonts w:ascii="Times New Roman" w:hAnsi="Times New Roman" w:cs="Times New Roman"/>
+          <w:sz w:val="24"/>
+          <w:szCs w:val="24"/>
+        </w:rPr>
+        <w:t xml:space="preserve"> all vectors of dispersal </w:t>
+      </w:r>
+      <w:r>
+        <w:rPr>
+          <w:rFonts w:ascii="Times New Roman" w:hAnsi="Times New Roman" w:cs="Times New Roman"/>
+          <w:sz w:val="24"/>
+          <w:szCs w:val="24"/>
+        </w:rPr>
+        <w:t>and developing a total dispersal kernel</w:t>
+      </w:r>
+      <w:r>
+        <w:rPr>
+          <w:rFonts w:ascii="Times New Roman" w:hAnsi="Times New Roman" w:cs="Times New Roman"/>
+          <w:sz w:val="24"/>
+          <w:szCs w:val="24"/>
+        </w:rPr>
+        <w:t xml:space="preserve"> for a particular study system</w:t>
+      </w:r>
+      <w:r>
+        <w:rPr>
+          <w:rFonts w:ascii="Times New Roman" w:hAnsi="Times New Roman" w:cs="Times New Roman"/>
+          <w:sz w:val="24"/>
+          <w:szCs w:val="24"/>
+        </w:rPr>
+        <w:t xml:space="preserve"> would</w:t>
+      </w:r>
+      <w:r>
+        <w:rPr>
+          <w:rFonts w:ascii="Times New Roman" w:hAnsi="Times New Roman" w:cs="Times New Roman"/>
+          <w:sz w:val="24"/>
+          <w:szCs w:val="24"/>
+        </w:rPr>
+        <w:t xml:space="preserve"> also</w:t>
+      </w:r>
+      <w:r>
+        <w:rPr>
+          <w:rFonts w:ascii="Times New Roman" w:hAnsi="Times New Roman" w:cs="Times New Roman"/>
+          <w:sz w:val="24"/>
+          <w:szCs w:val="24"/>
+        </w:rPr>
+        <w:t xml:space="preserve"> allow us to obtain more accurate estimates of how </w:t>
+      </w:r>
+      <w:r>
+        <w:rPr>
+          <w:rFonts w:ascii="Times New Roman" w:hAnsi="Times New Roman" w:cs="Times New Roman"/>
+          <w:sz w:val="24"/>
+          <w:szCs w:val="24"/>
+        </w:rPr>
+        <w:t>a</w:t>
+      </w:r>
+      <w:r>
+        <w:rPr>
+          <w:rFonts w:ascii="Times New Roman" w:hAnsi="Times New Roman" w:cs="Times New Roman"/>
+          <w:sz w:val="24"/>
+          <w:szCs w:val="24"/>
+        </w:rPr>
+        <w:t xml:space="preserve"> particular</w:t>
+      </w:r>
+      <w:r>
+        <w:rPr>
+          <w:rFonts w:ascii="Times New Roman" w:hAnsi="Times New Roman" w:cs="Times New Roman"/>
+          <w:sz w:val="24"/>
+          <w:szCs w:val="24"/>
+        </w:rPr>
+        <w:t xml:space="preserve"> </w:t>
+      </w:r>
+      <w:r>
+        <w:rPr>
+          <w:rFonts w:ascii="Times New Roman" w:hAnsi="Times New Roman" w:cs="Times New Roman"/>
+          <w:sz w:val="24"/>
+          <w:szCs w:val="24"/>
+        </w:rPr>
+        <w:t>species spreads across a landscape</w:t>
+      </w:r>
+      <w:r>
+        <w:rPr>
+          <w:rFonts w:ascii="Times New Roman" w:hAnsi="Times New Roman" w:cs="Times New Roman"/>
+          <w:sz w:val="24"/>
+          <w:szCs w:val="24"/>
+        </w:rPr>
+        <w:t>, as</w:t>
+      </w:r>
+      <w:r>
+        <w:rPr>
+          <w:rFonts w:ascii="Times New Roman" w:hAnsi="Times New Roman" w:cs="Times New Roman"/>
+          <w:sz w:val="24"/>
+          <w:szCs w:val="24"/>
+        </w:rPr>
+        <w:t xml:space="preserve"> dispersal kernels are used in </w:t>
+      </w:r>
+      <w:r>
+        <w:rPr>
+          <w:rFonts w:ascii="Times New Roman" w:hAnsi="Times New Roman" w:cs="Times New Roman"/>
+          <w:sz w:val="24"/>
+          <w:szCs w:val="24"/>
+        </w:rPr>
+        <w:t>modelling</w:t>
+      </w:r>
+      <w:r>
+        <w:rPr>
+          <w:rFonts w:ascii="Times New Roman" w:hAnsi="Times New Roman" w:cs="Times New Roman"/>
+          <w:sz w:val="24"/>
+          <w:szCs w:val="24"/>
+        </w:rPr>
+        <w:t xml:space="preserve"> </w:t>
+      </w:r>
+      <w:r>
+        <w:rPr>
+          <w:rFonts w:ascii="Times New Roman" w:hAnsi="Times New Roman" w:cs="Times New Roman"/>
+          <w:sz w:val="24"/>
+          <w:szCs w:val="24"/>
+        </w:rPr>
+        <w:t>population movement</w:t>
+      </w:r>
+      <w:r>
+        <w:rPr>
+          <w:rFonts w:ascii="Times New Roman" w:hAnsi="Times New Roman" w:cs="Times New Roman"/>
+          <w:sz w:val="24"/>
+          <w:szCs w:val="24"/>
+        </w:rPr>
+        <w:t xml:space="preserve"> </w:t>
+      </w:r>
+      <w:r>
+        <w:rPr>
+          <w:rFonts w:ascii="Times New Roman" w:hAnsi="Times New Roman" w:cs="Times New Roman"/>
+          <w:sz w:val="24"/>
+          <w:szCs w:val="24"/>
+        </w:rPr>
+        <w:t>through frameworks such as</w:t>
+      </w:r>
+      <w:r>
+        <w:rPr>
+          <w:rFonts w:ascii="Times New Roman" w:hAnsi="Times New Roman" w:cs="Times New Roman"/>
+          <w:sz w:val="24"/>
+          <w:szCs w:val="24"/>
+        </w:rPr>
+        <w:t xml:space="preserve"> integral projection models</w:t>
+      </w:r>
+      <w:r>
+        <w:rPr>
+          <w:rFonts w:ascii="Times New Roman" w:hAnsi="Times New Roman" w:cs="Times New Roman"/>
+          <w:sz w:val="24"/>
+          <w:szCs w:val="24"/>
+        </w:rPr>
+        <w:t xml:space="preserve"> (</w:t>
+      </w:r>
+      <w:r>
+        <w:rPr>
+          <w:rFonts w:ascii="Times New Roman" w:hAnsi="Times New Roman" w:cs="Times New Roman"/>
+          <w:sz w:val="24"/>
+          <w:szCs w:val="24"/>
+        </w:rPr>
+        <w:t xml:space="preserve">e.g. </w:t>
+      </w:r>
+      <w:proofErr w:type="spellStart"/>
+      <w:r>
+        <w:rPr>
+          <w:rFonts w:ascii="Times New Roman" w:hAnsi="Times New Roman" w:cs="Times New Roman"/>
+          <w:sz w:val="24"/>
+          <w:szCs w:val="24"/>
+        </w:rPr>
+        <w:t>Kot</w:t>
+      </w:r>
+      <w:proofErr w:type="spellEnd"/>
+      <w:r>
+        <w:rPr>
+          <w:rFonts w:ascii="Times New Roman" w:hAnsi="Times New Roman" w:cs="Times New Roman"/>
+          <w:sz w:val="24"/>
+          <w:szCs w:val="24"/>
+        </w:rPr>
+        <w:t xml:space="preserve"> </w:t>
+      </w:r>
+      <w:r>
+        <w:rPr>
+          <w:rFonts w:ascii="Times New Roman" w:hAnsi="Times New Roman" w:cs="Times New Roman"/>
+          <w:i/>
+          <w:iCs/>
+          <w:sz w:val="24"/>
+          <w:szCs w:val="24"/>
+        </w:rPr>
+        <w:t>et al</w:t>
+      </w:r>
+      <w:r>
+        <w:rPr>
+          <w:rFonts w:ascii="Times New Roman" w:hAnsi="Times New Roman" w:cs="Times New Roman"/>
+          <w:sz w:val="24"/>
+          <w:szCs w:val="24"/>
+        </w:rPr>
+        <w:t xml:space="preserve">. 1996; Neubert and Caswell 2000; </w:t>
+      </w:r>
+      <w:proofErr w:type="spellStart"/>
+      <w:r>
+        <w:rPr>
+          <w:rFonts w:ascii="Times New Roman" w:hAnsi="Times New Roman" w:cs="Times New Roman"/>
+          <w:sz w:val="24"/>
+          <w:szCs w:val="24"/>
+        </w:rPr>
+        <w:t>Skarpaas</w:t>
+      </w:r>
+      <w:proofErr w:type="spellEnd"/>
+      <w:r>
+        <w:rPr>
+          <w:rFonts w:ascii="Times New Roman" w:hAnsi="Times New Roman" w:cs="Times New Roman"/>
+          <w:sz w:val="24"/>
+          <w:szCs w:val="24"/>
+        </w:rPr>
+        <w:t xml:space="preserve"> and Shea 2007</w:t>
+      </w:r>
+      <w:r>
+        <w:rPr>
+          <w:rFonts w:ascii="Times New Roman" w:hAnsi="Times New Roman" w:cs="Times New Roman"/>
+          <w:sz w:val="24"/>
+          <w:szCs w:val="24"/>
+        </w:rPr>
+        <w:t>)</w:t>
+      </w:r>
+      <w:r>
+        <w:rPr>
+          <w:rFonts w:ascii="Times New Roman" w:hAnsi="Times New Roman" w:cs="Times New Roman"/>
+          <w:sz w:val="24"/>
+          <w:szCs w:val="24"/>
+        </w:rPr>
+        <w:t>. A</w:t>
+      </w:r>
+      <w:r>
+        <w:rPr>
+          <w:rFonts w:ascii="Times New Roman" w:hAnsi="Times New Roman" w:cs="Times New Roman"/>
+          <w:sz w:val="24"/>
+          <w:szCs w:val="24"/>
+        </w:rPr>
+        <w:t xml:space="preserve"> total dispersal kernel can also provide us with an</w:t>
+      </w:r>
+      <w:r>
+        <w:rPr>
+          <w:rFonts w:ascii="Times New Roman" w:hAnsi="Times New Roman" w:cs="Times New Roman"/>
+          <w:sz w:val="24"/>
+          <w:szCs w:val="24"/>
+        </w:rPr>
+        <w:t xml:space="preserve"> understanding of how each dispersal vector contributes to the overall dispersal process</w:t>
+      </w:r>
+      <w:r>
+        <w:rPr>
+          <w:rFonts w:ascii="Times New Roman" w:hAnsi="Times New Roman" w:cs="Times New Roman"/>
+          <w:sz w:val="24"/>
+          <w:szCs w:val="24"/>
+        </w:rPr>
+        <w:t>, which</w:t>
+      </w:r>
+      <w:r>
+        <w:rPr>
+          <w:rFonts w:ascii="Times New Roman" w:hAnsi="Times New Roman" w:cs="Times New Roman"/>
+          <w:sz w:val="24"/>
+          <w:szCs w:val="24"/>
+        </w:rPr>
+        <w:t xml:space="preserve"> can also be useful in understanding how changes in</w:t>
+      </w:r>
+      <w:r>
+        <w:rPr>
+          <w:rFonts w:ascii="Times New Roman" w:hAnsi="Times New Roman" w:cs="Times New Roman"/>
+          <w:sz w:val="24"/>
+          <w:szCs w:val="24"/>
+        </w:rPr>
+        <w:t xml:space="preserve"> a particular part of </w:t>
+      </w:r>
+      <w:r>
+        <w:rPr>
+          <w:rFonts w:ascii="Times New Roman" w:hAnsi="Times New Roman" w:cs="Times New Roman"/>
+          <w:sz w:val="24"/>
+          <w:szCs w:val="24"/>
+        </w:rPr>
+        <w:t>a species’</w:t>
+      </w:r>
+      <w:r>
+        <w:rPr>
+          <w:rFonts w:ascii="Times New Roman" w:hAnsi="Times New Roman" w:cs="Times New Roman"/>
+          <w:sz w:val="24"/>
+          <w:szCs w:val="24"/>
+        </w:rPr>
+        <w:t xml:space="preserve"> dispersal process may be affected by disruptions and pressures such as land-use change, climate change,</w:t>
+      </w:r>
+      <w:r>
+        <w:rPr>
+          <w:rFonts w:ascii="Times New Roman" w:hAnsi="Times New Roman" w:cs="Times New Roman"/>
+          <w:sz w:val="24"/>
+          <w:szCs w:val="24"/>
+        </w:rPr>
+        <w:t xml:space="preserve"> and</w:t>
+      </w:r>
+      <w:r>
+        <w:rPr>
+          <w:rFonts w:ascii="Times New Roman" w:hAnsi="Times New Roman" w:cs="Times New Roman"/>
+          <w:sz w:val="24"/>
+          <w:szCs w:val="24"/>
+        </w:rPr>
+        <w:t xml:space="preserve"> overharvesting</w:t>
+      </w:r>
+      <w:r>
+        <w:rPr>
+          <w:rFonts w:ascii="Times New Roman" w:hAnsi="Times New Roman" w:cs="Times New Roman"/>
+          <w:sz w:val="24"/>
+          <w:szCs w:val="24"/>
+        </w:rPr>
+        <w:t xml:space="preserve"> </w:t>
+      </w:r>
+      <w:r>
+        <w:rPr>
+          <w:rFonts w:ascii="Times New Roman" w:hAnsi="Times New Roman" w:cs="Times New Roman"/>
+          <w:sz w:val="24"/>
+          <w:szCs w:val="24"/>
+        </w:rPr>
+        <w:t>(</w:t>
+      </w:r>
+      <w:r>
+        <w:rPr>
+          <w:rFonts w:ascii="Times New Roman" w:hAnsi="Times New Roman" w:cs="Times New Roman"/>
+          <w:sz w:val="24"/>
+          <w:szCs w:val="24"/>
+        </w:rPr>
+        <w:t xml:space="preserve">Rogers </w:t>
+      </w:r>
+      <w:r>
+        <w:rPr>
+          <w:rFonts w:ascii="Times New Roman" w:hAnsi="Times New Roman" w:cs="Times New Roman"/>
+          <w:i/>
+          <w:iCs/>
+          <w:sz w:val="24"/>
+          <w:szCs w:val="24"/>
+        </w:rPr>
+        <w:t>et al</w:t>
+      </w:r>
+      <w:r>
+        <w:rPr>
+          <w:rFonts w:ascii="Times New Roman" w:hAnsi="Times New Roman" w:cs="Times New Roman"/>
+          <w:sz w:val="24"/>
+          <w:szCs w:val="24"/>
+        </w:rPr>
+        <w:t>. 2019</w:t>
+      </w:r>
+      <w:r>
+        <w:rPr>
+          <w:rFonts w:ascii="Times New Roman" w:hAnsi="Times New Roman" w:cs="Times New Roman"/>
+          <w:sz w:val="24"/>
+          <w:szCs w:val="24"/>
+        </w:rPr>
+        <w:t>)</w:t>
+      </w:r>
+      <w:r>
+        <w:rPr>
+          <w:rFonts w:ascii="Times New Roman" w:hAnsi="Times New Roman" w:cs="Times New Roman"/>
+          <w:sz w:val="24"/>
+          <w:szCs w:val="24"/>
+        </w:rPr>
+        <w:t>. For example, if a particular bird species plays an integral role in dispersal of a plant, then removal of that species or its habitat may reduce its presence in the ecosystem, thus having an adverse impact on the plant’s ability to disperse its seeds</w:t>
+      </w:r>
+      <w:r>
+        <w:rPr>
+          <w:rFonts w:ascii="Times New Roman" w:hAnsi="Times New Roman" w:cs="Times New Roman"/>
+          <w:sz w:val="24"/>
+          <w:szCs w:val="24"/>
+        </w:rPr>
+        <w:t xml:space="preserve"> (</w:t>
+      </w:r>
+      <w:proofErr w:type="spellStart"/>
+      <w:r>
+        <w:rPr>
+          <w:rFonts w:ascii="Times New Roman" w:hAnsi="Times New Roman" w:cs="Times New Roman"/>
+          <w:sz w:val="24"/>
+          <w:szCs w:val="24"/>
+        </w:rPr>
+        <w:t>Mokany</w:t>
+      </w:r>
+      <w:proofErr w:type="spellEnd"/>
+      <w:r>
+        <w:rPr>
+          <w:rFonts w:ascii="Times New Roman" w:hAnsi="Times New Roman" w:cs="Times New Roman"/>
+          <w:sz w:val="24"/>
+          <w:szCs w:val="24"/>
+        </w:rPr>
+        <w:t xml:space="preserve"> </w:t>
+      </w:r>
+      <w:r>
+        <w:rPr>
+          <w:rFonts w:ascii="Times New Roman" w:hAnsi="Times New Roman" w:cs="Times New Roman"/>
+          <w:i/>
+          <w:iCs/>
+          <w:sz w:val="24"/>
+          <w:szCs w:val="24"/>
+        </w:rPr>
+        <w:t>et al</w:t>
+      </w:r>
+      <w:r>
+        <w:rPr>
+          <w:rFonts w:ascii="Times New Roman" w:hAnsi="Times New Roman" w:cs="Times New Roman"/>
+          <w:sz w:val="24"/>
+          <w:szCs w:val="24"/>
+        </w:rPr>
+        <w:t>. 2014)</w:t>
+      </w:r>
+      <w:r>
+        <w:rPr>
+          <w:rFonts w:ascii="Times New Roman" w:hAnsi="Times New Roman" w:cs="Times New Roman"/>
+          <w:sz w:val="24"/>
+          <w:szCs w:val="24"/>
+        </w:rPr>
+        <w:t xml:space="preserve">; in plants where wind is the main dispersal vector, shifts in wind speeds induced by climate change may also alter the dispersal and spread of these </w:t>
+      </w:r>
+      <w:proofErr w:type="spellStart"/>
+      <w:r>
+        <w:rPr>
+          <w:rFonts w:ascii="Times New Roman" w:hAnsi="Times New Roman" w:cs="Times New Roman"/>
+          <w:sz w:val="24"/>
+          <w:szCs w:val="24"/>
+        </w:rPr>
+        <w:t>anemochorous</w:t>
+      </w:r>
+      <w:proofErr w:type="spellEnd"/>
+      <w:r>
+        <w:rPr>
+          <w:rFonts w:ascii="Times New Roman" w:hAnsi="Times New Roman" w:cs="Times New Roman"/>
+          <w:sz w:val="24"/>
+          <w:szCs w:val="24"/>
+        </w:rPr>
+        <w:t xml:space="preserve"> plants (Bullock </w:t>
+      </w:r>
+      <w:r>
+        <w:rPr>
+          <w:rFonts w:ascii="Times New Roman" w:hAnsi="Times New Roman" w:cs="Times New Roman"/>
+          <w:i/>
+          <w:iCs/>
+          <w:sz w:val="24"/>
+          <w:szCs w:val="24"/>
+        </w:rPr>
+        <w:t>et al</w:t>
+      </w:r>
+      <w:r>
+        <w:rPr>
+          <w:rFonts w:ascii="Times New Roman" w:hAnsi="Times New Roman" w:cs="Times New Roman"/>
+          <w:sz w:val="24"/>
+          <w:szCs w:val="24"/>
+        </w:rPr>
+        <w:t>. 2012).</w:t>
+      </w:r>
+      <w:r>
+        <w:rPr>
+          <w:rFonts w:ascii="Times New Roman" w:hAnsi="Times New Roman" w:cs="Times New Roman"/>
+          <w:sz w:val="24"/>
+          <w:szCs w:val="24"/>
+        </w:rPr>
+        <w:t xml:space="preserve"> Such changes in dispersal vectors thus affect how plants spread, and may have profound impacts on the structure and function of plant communities.</w:t>
       </w:r>
     </w:p>
     <w:p>
@@ -2675,6 +3219,7 @@
           <w:sz w:val="32"/>
           <w:szCs w:val="32"/>
         </w:rPr>
+        <w:lastRenderedPageBreak/>
         <w:t>Materials and Methods</w:t>
       </w:r>
     </w:p>
@@ -9971,6 +10516,7 @@
           <w:sz w:val="24"/>
           <w:szCs w:val="24"/>
         </w:rPr>
+        <w:lastRenderedPageBreak/>
         <w:t xml:space="preserve">Berg, R.Y., 1975. </w:t>
       </w:r>
       <w:proofErr w:type="spellStart"/>
@@ -10007,7 +10553,43 @@
           <w:sz w:val="24"/>
           <w:szCs w:val="24"/>
         </w:rPr>
-        <w:t>Handel, S.N. and Beattie, A.J., 1990. Seed dispersal by ants. Scientific American, 263(2), pp.76-83B.</w:t>
+        <w:t xml:space="preserve">Bullock, J. M., White, S. M., Prudhomme, C., Tansey, C., </w:t>
+      </w:r>
+      <w:proofErr w:type="spellStart"/>
+      <w:r>
+        <w:rPr>
+          <w:rFonts w:ascii="Times New Roman" w:hAnsi="Times New Roman" w:cs="Times New Roman"/>
+          <w:sz w:val="24"/>
+          <w:szCs w:val="24"/>
+        </w:rPr>
+        <w:t>Perea</w:t>
+      </w:r>
+      <w:proofErr w:type="spellEnd"/>
+      <w:r>
+        <w:rPr>
+          <w:rFonts w:ascii="Times New Roman" w:hAnsi="Times New Roman" w:cs="Times New Roman"/>
+          <w:sz w:val="24"/>
+          <w:szCs w:val="24"/>
+        </w:rPr>
+        <w:t xml:space="preserve">, R., &amp; </w:t>
+      </w:r>
+      <w:proofErr w:type="spellStart"/>
+      <w:r>
+        <w:rPr>
+          <w:rFonts w:ascii="Times New Roman" w:hAnsi="Times New Roman" w:cs="Times New Roman"/>
+          <w:sz w:val="24"/>
+          <w:szCs w:val="24"/>
+        </w:rPr>
+        <w:t>Hooftman</w:t>
+      </w:r>
+      <w:proofErr w:type="spellEnd"/>
+      <w:r>
+        <w:rPr>
+          <w:rFonts w:ascii="Times New Roman" w:hAnsi="Times New Roman" w:cs="Times New Roman"/>
+          <w:sz w:val="24"/>
+          <w:szCs w:val="24"/>
+        </w:rPr>
+        <w:t>, D. A. (2012). Modelling spread of British wind‐dispersed plants under future wind speeds in a changing climate. Journal of Ecology, 100(1), 104-115.</w:t>
       </w:r>
     </w:p>
     <w:p>
@@ -10025,25 +10607,7 @@
           <w:sz w:val="24"/>
           <w:szCs w:val="24"/>
         </w:rPr>
-        <w:t xml:space="preserve">Herrera, C.M. and </w:t>
-      </w:r>
-      <w:proofErr w:type="spellStart"/>
-      <w:r>
-        <w:rPr>
-          <w:rFonts w:ascii="Times New Roman" w:hAnsi="Times New Roman" w:cs="Times New Roman"/>
-          <w:sz w:val="24"/>
-          <w:szCs w:val="24"/>
-        </w:rPr>
-        <w:t>Jordano</w:t>
-      </w:r>
-      <w:proofErr w:type="spellEnd"/>
-      <w:r>
-        <w:rPr>
-          <w:rFonts w:ascii="Times New Roman" w:hAnsi="Times New Roman" w:cs="Times New Roman"/>
-          <w:sz w:val="24"/>
-          <w:szCs w:val="24"/>
-        </w:rPr>
-        <w:t>, P., 1981. Prunus mahaleb and birds: the high‐efficiency seed dispersal system of a temperate fruiting tree. Ecological monographs, 51(2), pp.203-218.</w:t>
+        <w:t>Handel, S.N. and Beattie, A.J., 1990. Seed dispersal by ants. Scientific American, 263(2), pp.76-83B.</w:t>
       </w:r>
     </w:p>
     <w:p>
@@ -10061,8 +10625,25 @@
           <w:sz w:val="24"/>
           <w:szCs w:val="24"/>
         </w:rPr>
-        <w:lastRenderedPageBreak/>
-        <w:t>Howe, H.F., 1986. Seed dispersal by fruit-eating birds and mammals. Seed dispersal, 123, p.189.</w:t>
+        <w:t xml:space="preserve">Herrera, C.M. and </w:t>
+      </w:r>
+      <w:proofErr w:type="spellStart"/>
+      <w:r>
+        <w:rPr>
+          <w:rFonts w:ascii="Times New Roman" w:hAnsi="Times New Roman" w:cs="Times New Roman"/>
+          <w:sz w:val="24"/>
+          <w:szCs w:val="24"/>
+        </w:rPr>
+        <w:t>Jordano</w:t>
+      </w:r>
+      <w:proofErr w:type="spellEnd"/>
+      <w:r>
+        <w:rPr>
+          <w:rFonts w:ascii="Times New Roman" w:hAnsi="Times New Roman" w:cs="Times New Roman"/>
+          <w:sz w:val="24"/>
+          <w:szCs w:val="24"/>
+        </w:rPr>
+        <w:t>, P., 1981. Prunus mahaleb and birds: the high‐efficiency seed dispersal system of a temperate fruiting tree. Ecological monographs, 51(2), pp.203-218.</w:t>
       </w:r>
     </w:p>
     <w:p>
@@ -10080,7 +10661,7 @@
           <w:sz w:val="24"/>
           <w:szCs w:val="24"/>
         </w:rPr>
-        <w:t>Howe, H.F., 1990. Seed dispersal by birds and mammals. Reproductive ecology of tropical forest plants, pp.191-218.</w:t>
+        <w:t>Howe, H.F., 1986. Seed dispersal by fruit-eating birds and mammals. Seed dispersal, 123, p.189.</w:t>
       </w:r>
     </w:p>
     <w:p>
@@ -10098,25 +10679,7 @@
           <w:sz w:val="24"/>
           <w:szCs w:val="24"/>
         </w:rPr>
-        <w:t xml:space="preserve">Jensen, T.S. and Nielsen, O.F., 1986. Rodents as seed dispersers in a heath—oak wood succession. </w:t>
-      </w:r>
-      <w:proofErr w:type="spellStart"/>
-      <w:r>
-        <w:rPr>
-          <w:rFonts w:ascii="Times New Roman" w:hAnsi="Times New Roman" w:cs="Times New Roman"/>
-          <w:sz w:val="24"/>
-          <w:szCs w:val="24"/>
-        </w:rPr>
-        <w:t>Oecologia</w:t>
-      </w:r>
-      <w:proofErr w:type="spellEnd"/>
-      <w:r>
-        <w:rPr>
-          <w:rFonts w:ascii="Times New Roman" w:hAnsi="Times New Roman" w:cs="Times New Roman"/>
-          <w:sz w:val="24"/>
-          <w:szCs w:val="24"/>
-        </w:rPr>
-        <w:t>, 70(2), pp.214-221.</w:t>
+        <w:t>Howe, H.F., 1990. Seed dispersal by birds and mammals. Reproductive ecology of tropical forest plants, pp.191-218.</w:t>
       </w:r>
     </w:p>
     <w:p>
@@ -10128,41 +10691,31 @@
           <w:szCs w:val="24"/>
         </w:rPr>
       </w:pPr>
-      <w:proofErr w:type="spellStart"/>
-      <w:r>
-        <w:rPr>
-          <w:rFonts w:ascii="Times New Roman" w:hAnsi="Times New Roman" w:cs="Times New Roman"/>
-          <w:sz w:val="24"/>
-          <w:szCs w:val="24"/>
-        </w:rPr>
-        <w:t>Jongejans</w:t>
-      </w:r>
-      <w:proofErr w:type="spellEnd"/>
-      <w:r>
-        <w:rPr>
-          <w:rFonts w:ascii="Times New Roman" w:hAnsi="Times New Roman" w:cs="Times New Roman"/>
-          <w:sz w:val="24"/>
-          <w:szCs w:val="24"/>
-        </w:rPr>
-        <w:t xml:space="preserve">, E. and Schippers, P., 1999. </w:t>
-      </w:r>
-      <w:proofErr w:type="spellStart"/>
-      <w:r>
-        <w:rPr>
-          <w:rFonts w:ascii="Times New Roman" w:hAnsi="Times New Roman" w:cs="Times New Roman"/>
-          <w:sz w:val="24"/>
-          <w:szCs w:val="24"/>
-        </w:rPr>
-        <w:t>Modeling</w:t>
-      </w:r>
-      <w:proofErr w:type="spellEnd"/>
-      <w:r>
-        <w:rPr>
-          <w:rFonts w:ascii="Times New Roman" w:hAnsi="Times New Roman" w:cs="Times New Roman"/>
-          <w:sz w:val="24"/>
-          <w:szCs w:val="24"/>
-        </w:rPr>
-        <w:t xml:space="preserve"> seed dispersal by wind in herbaceous species. Oikos, pp.362-372.</w:t>
+      <w:r>
+        <w:rPr>
+          <w:rFonts w:ascii="Times New Roman" w:hAnsi="Times New Roman" w:cs="Times New Roman"/>
+          <w:sz w:val="24"/>
+          <w:szCs w:val="24"/>
+        </w:rPr>
+        <w:t xml:space="preserve">Jensen, T.S. and Nielsen, O.F., 1986. Rodents as seed dispersers in a heath—oak wood succession. </w:t>
+      </w:r>
+      <w:proofErr w:type="spellStart"/>
+      <w:r>
+        <w:rPr>
+          <w:rFonts w:ascii="Times New Roman" w:hAnsi="Times New Roman" w:cs="Times New Roman"/>
+          <w:sz w:val="24"/>
+          <w:szCs w:val="24"/>
+        </w:rPr>
+        <w:t>Oecologia</w:t>
+      </w:r>
+      <w:proofErr w:type="spellEnd"/>
+      <w:r>
+        <w:rPr>
+          <w:rFonts w:ascii="Times New Roman" w:hAnsi="Times New Roman" w:cs="Times New Roman"/>
+          <w:sz w:val="24"/>
+          <w:szCs w:val="24"/>
+        </w:rPr>
+        <w:t>, 70(2), pp.214-221.</w:t>
       </w:r>
     </w:p>
     <w:p>
@@ -10181,34 +10734,34 @@
           <w:sz w:val="24"/>
           <w:szCs w:val="24"/>
         </w:rPr>
-        <w:t>Jordano</w:t>
-      </w:r>
-      <w:proofErr w:type="spellEnd"/>
-      <w:r>
-        <w:rPr>
-          <w:rFonts w:ascii="Times New Roman" w:hAnsi="Times New Roman" w:cs="Times New Roman"/>
-          <w:sz w:val="24"/>
-          <w:szCs w:val="24"/>
-        </w:rPr>
-        <w:t>, P., García, C., Godoy, J.A. and García-</w:t>
-      </w:r>
-      <w:proofErr w:type="spellStart"/>
-      <w:r>
-        <w:rPr>
-          <w:rFonts w:ascii="Times New Roman" w:hAnsi="Times New Roman" w:cs="Times New Roman"/>
-          <w:sz w:val="24"/>
-          <w:szCs w:val="24"/>
-        </w:rPr>
-        <w:t>Castaño</w:t>
-      </w:r>
-      <w:proofErr w:type="spellEnd"/>
-      <w:r>
-        <w:rPr>
-          <w:rFonts w:ascii="Times New Roman" w:hAnsi="Times New Roman" w:cs="Times New Roman"/>
-          <w:sz w:val="24"/>
-          <w:szCs w:val="24"/>
-        </w:rPr>
-        <w:t>, J.L., 2007. Differential contribution of frugivores to complex seed dispersal patterns. Proceedings of the National Academy of Sciences, 104(9), pp.3278-3282.</w:t>
+        <w:t>Jongejans</w:t>
+      </w:r>
+      <w:proofErr w:type="spellEnd"/>
+      <w:r>
+        <w:rPr>
+          <w:rFonts w:ascii="Times New Roman" w:hAnsi="Times New Roman" w:cs="Times New Roman"/>
+          <w:sz w:val="24"/>
+          <w:szCs w:val="24"/>
+        </w:rPr>
+        <w:t xml:space="preserve">, E. and Schippers, P., 1999. </w:t>
+      </w:r>
+      <w:proofErr w:type="spellStart"/>
+      <w:r>
+        <w:rPr>
+          <w:rFonts w:ascii="Times New Roman" w:hAnsi="Times New Roman" w:cs="Times New Roman"/>
+          <w:sz w:val="24"/>
+          <w:szCs w:val="24"/>
+        </w:rPr>
+        <w:t>Modeling</w:t>
+      </w:r>
+      <w:proofErr w:type="spellEnd"/>
+      <w:r>
+        <w:rPr>
+          <w:rFonts w:ascii="Times New Roman" w:hAnsi="Times New Roman" w:cs="Times New Roman"/>
+          <w:sz w:val="24"/>
+          <w:szCs w:val="24"/>
+        </w:rPr>
+        <w:t xml:space="preserve"> seed dispersal by wind in herbaceous species. Oikos, pp.362-372.</w:t>
       </w:r>
     </w:p>
     <w:p>
@@ -10220,13 +10773,41 @@
           <w:szCs w:val="24"/>
         </w:rPr>
       </w:pPr>
-      <w:r>
-        <w:rPr>
-          <w:rFonts w:ascii="Times New Roman" w:hAnsi="Times New Roman" w:cs="Times New Roman"/>
-          <w:sz w:val="24"/>
-          <w:szCs w:val="24"/>
-        </w:rPr>
-        <w:t>Murray, D.R., 1986. Seed dispersal by water. Seed dispersal, pp.49-85.</w:t>
+      <w:proofErr w:type="spellStart"/>
+      <w:r>
+        <w:rPr>
+          <w:rFonts w:ascii="Times New Roman" w:hAnsi="Times New Roman" w:cs="Times New Roman"/>
+          <w:sz w:val="24"/>
+          <w:szCs w:val="24"/>
+        </w:rPr>
+        <w:t>Jordano</w:t>
+      </w:r>
+      <w:proofErr w:type="spellEnd"/>
+      <w:r>
+        <w:rPr>
+          <w:rFonts w:ascii="Times New Roman" w:hAnsi="Times New Roman" w:cs="Times New Roman"/>
+          <w:sz w:val="24"/>
+          <w:szCs w:val="24"/>
+        </w:rPr>
+        <w:t>, P., García, C., Godoy, J.A. and García-</w:t>
+      </w:r>
+      <w:proofErr w:type="spellStart"/>
+      <w:r>
+        <w:rPr>
+          <w:rFonts w:ascii="Times New Roman" w:hAnsi="Times New Roman" w:cs="Times New Roman"/>
+          <w:sz w:val="24"/>
+          <w:szCs w:val="24"/>
+        </w:rPr>
+        <w:t>Castaño</w:t>
+      </w:r>
+      <w:proofErr w:type="spellEnd"/>
+      <w:r>
+        <w:rPr>
+          <w:rFonts w:ascii="Times New Roman" w:hAnsi="Times New Roman" w:cs="Times New Roman"/>
+          <w:sz w:val="24"/>
+          <w:szCs w:val="24"/>
+        </w:rPr>
+        <w:t>, J.L., 2007. Differential contribution of frugivores to complex seed dispersal patterns. Proceedings of the National Academy of Sciences, 104(9), pp.3278-3282.</w:t>
       </w:r>
     </w:p>
     <w:p>
@@ -10238,13 +10819,41 @@
           <w:szCs w:val="24"/>
         </w:rPr>
       </w:pPr>
-      <w:r>
-        <w:rPr>
-          <w:rFonts w:ascii="Times New Roman" w:hAnsi="Times New Roman" w:cs="Times New Roman"/>
-          <w:sz w:val="24"/>
-          <w:szCs w:val="24"/>
-        </w:rPr>
-        <w:t>Nathan, R., 2007. Total dispersal kernels and the evaluation of diversity and similarity in complex dispersal systems. Seed dispersal: theory and its application in a changing world, pp.252-276.</w:t>
+      <w:proofErr w:type="spellStart"/>
+      <w:r>
+        <w:rPr>
+          <w:rFonts w:ascii="Times New Roman" w:hAnsi="Times New Roman" w:cs="Times New Roman"/>
+          <w:sz w:val="24"/>
+          <w:szCs w:val="24"/>
+        </w:rPr>
+        <w:t>Kot</w:t>
+      </w:r>
+      <w:proofErr w:type="spellEnd"/>
+      <w:r>
+        <w:rPr>
+          <w:rFonts w:ascii="Times New Roman" w:hAnsi="Times New Roman" w:cs="Times New Roman"/>
+          <w:sz w:val="24"/>
+          <w:szCs w:val="24"/>
+        </w:rPr>
+        <w:t xml:space="preserve">, M., Lewis, M.A. and van den </w:t>
+      </w:r>
+      <w:proofErr w:type="spellStart"/>
+      <w:r>
+        <w:rPr>
+          <w:rFonts w:ascii="Times New Roman" w:hAnsi="Times New Roman" w:cs="Times New Roman"/>
+          <w:sz w:val="24"/>
+          <w:szCs w:val="24"/>
+        </w:rPr>
+        <w:t>Driessche</w:t>
+      </w:r>
+      <w:proofErr w:type="spellEnd"/>
+      <w:r>
+        <w:rPr>
+          <w:rFonts w:ascii="Times New Roman" w:hAnsi="Times New Roman" w:cs="Times New Roman"/>
+          <w:sz w:val="24"/>
+          <w:szCs w:val="24"/>
+        </w:rPr>
+        <w:t>, P., 1996. Dispersal data and the spread of invading organisms. Ecology, 77(7), pp.2027-2042.</w:t>
       </w:r>
     </w:p>
     <w:p>
@@ -10256,103 +10865,23 @@
           <w:szCs w:val="24"/>
         </w:rPr>
       </w:pPr>
-      <w:r>
-        <w:rPr>
-          <w:rFonts w:ascii="Times New Roman" w:hAnsi="Times New Roman" w:cs="Times New Roman"/>
-          <w:sz w:val="24"/>
-          <w:szCs w:val="24"/>
-        </w:rPr>
-        <w:t xml:space="preserve">Nathan, R., </w:t>
-      </w:r>
-      <w:proofErr w:type="spellStart"/>
-      <w:r>
-        <w:rPr>
-          <w:rFonts w:ascii="Times New Roman" w:hAnsi="Times New Roman" w:cs="Times New Roman"/>
-          <w:sz w:val="24"/>
-          <w:szCs w:val="24"/>
-        </w:rPr>
-        <w:t>Katul</w:t>
-      </w:r>
-      <w:proofErr w:type="spellEnd"/>
-      <w:r>
-        <w:rPr>
-          <w:rFonts w:ascii="Times New Roman" w:hAnsi="Times New Roman" w:cs="Times New Roman"/>
-          <w:sz w:val="24"/>
-          <w:szCs w:val="24"/>
-        </w:rPr>
-        <w:t xml:space="preserve">, G.G., </w:t>
-      </w:r>
-      <w:proofErr w:type="spellStart"/>
-      <w:r>
-        <w:rPr>
-          <w:rFonts w:ascii="Times New Roman" w:hAnsi="Times New Roman" w:cs="Times New Roman"/>
-          <w:sz w:val="24"/>
-          <w:szCs w:val="24"/>
-        </w:rPr>
-        <w:t>Bohrer</w:t>
-      </w:r>
-      <w:proofErr w:type="spellEnd"/>
-      <w:r>
-        <w:rPr>
-          <w:rFonts w:ascii="Times New Roman" w:hAnsi="Times New Roman" w:cs="Times New Roman"/>
-          <w:sz w:val="24"/>
-          <w:szCs w:val="24"/>
-        </w:rPr>
-        <w:t xml:space="preserve">, G., </w:t>
-      </w:r>
-      <w:proofErr w:type="spellStart"/>
-      <w:r>
-        <w:rPr>
-          <w:rFonts w:ascii="Times New Roman" w:hAnsi="Times New Roman" w:cs="Times New Roman"/>
-          <w:sz w:val="24"/>
-          <w:szCs w:val="24"/>
-        </w:rPr>
-        <w:t>Kuparinen</w:t>
-      </w:r>
-      <w:proofErr w:type="spellEnd"/>
-      <w:r>
-        <w:rPr>
-          <w:rFonts w:ascii="Times New Roman" w:hAnsi="Times New Roman" w:cs="Times New Roman"/>
-          <w:sz w:val="24"/>
-          <w:szCs w:val="24"/>
-        </w:rPr>
-        <w:t xml:space="preserve">, A., </w:t>
-      </w:r>
-      <w:proofErr w:type="spellStart"/>
-      <w:r>
-        <w:rPr>
-          <w:rFonts w:ascii="Times New Roman" w:hAnsi="Times New Roman" w:cs="Times New Roman"/>
-          <w:sz w:val="24"/>
-          <w:szCs w:val="24"/>
-        </w:rPr>
-        <w:t>Soons</w:t>
-      </w:r>
-      <w:proofErr w:type="spellEnd"/>
-      <w:r>
-        <w:rPr>
-          <w:rFonts w:ascii="Times New Roman" w:hAnsi="Times New Roman" w:cs="Times New Roman"/>
-          <w:sz w:val="24"/>
-          <w:szCs w:val="24"/>
-        </w:rPr>
-        <w:t xml:space="preserve">, M.B., Thompson, S.E., </w:t>
-      </w:r>
-      <w:proofErr w:type="spellStart"/>
-      <w:r>
-        <w:rPr>
-          <w:rFonts w:ascii="Times New Roman" w:hAnsi="Times New Roman" w:cs="Times New Roman"/>
-          <w:sz w:val="24"/>
-          <w:szCs w:val="24"/>
-        </w:rPr>
-        <w:t>Trakhtenbrot</w:t>
-      </w:r>
-      <w:proofErr w:type="spellEnd"/>
-      <w:r>
-        <w:rPr>
-          <w:rFonts w:ascii="Times New Roman" w:hAnsi="Times New Roman" w:cs="Times New Roman"/>
-          <w:sz w:val="24"/>
-          <w:szCs w:val="24"/>
-        </w:rPr>
-        <w:t>, A. and Horn, H.S., 2011. Mechanistic models of seed dispersal by wind. Theoretical Ecology, 4(2), pp.113-132.</w:t>
+      <w:proofErr w:type="spellStart"/>
+      <w:r>
+        <w:rPr>
+          <w:rFonts w:ascii="Times New Roman" w:hAnsi="Times New Roman" w:cs="Times New Roman"/>
+          <w:sz w:val="24"/>
+          <w:szCs w:val="24"/>
+        </w:rPr>
+        <w:t>Mokany</w:t>
+      </w:r>
+      <w:proofErr w:type="spellEnd"/>
+      <w:r>
+        <w:rPr>
+          <w:rFonts w:ascii="Times New Roman" w:hAnsi="Times New Roman" w:cs="Times New Roman"/>
+          <w:sz w:val="24"/>
+          <w:szCs w:val="24"/>
+        </w:rPr>
+        <w:t>, K., Prasad, S. and Westcott, D.A., 2014. Loss of frugivore seed dispersal services under climate change. Nature Communications, 5(1), pp.1-7.</w:t>
       </w:r>
     </w:p>
     <w:p>
@@ -10364,13 +10893,284 @@
           <w:szCs w:val="24"/>
         </w:rPr>
       </w:pPr>
-      <w:proofErr w:type="spellStart"/>
-      <w:r>
-        <w:rPr>
-          <w:rFonts w:ascii="Times New Roman" w:hAnsi="Times New Roman" w:cs="Times New Roman"/>
-          <w:sz w:val="24"/>
-          <w:szCs w:val="24"/>
-        </w:rPr>
+      <w:r>
+        <w:rPr>
+          <w:rFonts w:ascii="Times New Roman" w:hAnsi="Times New Roman" w:cs="Times New Roman"/>
+          <w:sz w:val="24"/>
+          <w:szCs w:val="24"/>
+        </w:rPr>
+        <w:t>Murray, D.R., 1986. Seed dispersal by water. Seed dispersal, pp.49-85.</w:t>
+      </w:r>
+    </w:p>
+    <w:p>
+      <w:pPr>
+        <w:jc w:val="both"/>
+        <w:rPr>
+          <w:rFonts w:ascii="Times New Roman" w:hAnsi="Times New Roman" w:cs="Times New Roman"/>
+          <w:sz w:val="24"/>
+          <w:szCs w:val="24"/>
+        </w:rPr>
+      </w:pPr>
+      <w:r>
+        <w:rPr>
+          <w:rFonts w:ascii="Times New Roman" w:hAnsi="Times New Roman" w:cs="Times New Roman"/>
+          <w:sz w:val="24"/>
+          <w:szCs w:val="24"/>
+        </w:rPr>
+        <w:t>Nathan, R., 2007. Total dispersal kernels and the evaluation of diversity and similarity in complex dispersal systems. Seed dispersal: theory and its application in a changing world, pp.252-276.</w:t>
+      </w:r>
+    </w:p>
+    <w:p>
+      <w:pPr>
+        <w:jc w:val="both"/>
+        <w:rPr>
+          <w:rFonts w:ascii="Times New Roman" w:hAnsi="Times New Roman" w:cs="Times New Roman"/>
+          <w:sz w:val="24"/>
+          <w:szCs w:val="24"/>
+        </w:rPr>
+      </w:pPr>
+      <w:r>
+        <w:rPr>
+          <w:rFonts w:ascii="Times New Roman" w:hAnsi="Times New Roman" w:cs="Times New Roman"/>
+          <w:sz w:val="24"/>
+          <w:szCs w:val="24"/>
+        </w:rPr>
+        <w:t xml:space="preserve">Nathan, R., </w:t>
+      </w:r>
+      <w:proofErr w:type="spellStart"/>
+      <w:r>
+        <w:rPr>
+          <w:rFonts w:ascii="Times New Roman" w:hAnsi="Times New Roman" w:cs="Times New Roman"/>
+          <w:sz w:val="24"/>
+          <w:szCs w:val="24"/>
+        </w:rPr>
+        <w:t>Katul</w:t>
+      </w:r>
+      <w:proofErr w:type="spellEnd"/>
+      <w:r>
+        <w:rPr>
+          <w:rFonts w:ascii="Times New Roman" w:hAnsi="Times New Roman" w:cs="Times New Roman"/>
+          <w:sz w:val="24"/>
+          <w:szCs w:val="24"/>
+        </w:rPr>
+        <w:t xml:space="preserve">, G.G., </w:t>
+      </w:r>
+      <w:proofErr w:type="spellStart"/>
+      <w:r>
+        <w:rPr>
+          <w:rFonts w:ascii="Times New Roman" w:hAnsi="Times New Roman" w:cs="Times New Roman"/>
+          <w:sz w:val="24"/>
+          <w:szCs w:val="24"/>
+        </w:rPr>
+        <w:t>Bohrer</w:t>
+      </w:r>
+      <w:proofErr w:type="spellEnd"/>
+      <w:r>
+        <w:rPr>
+          <w:rFonts w:ascii="Times New Roman" w:hAnsi="Times New Roman" w:cs="Times New Roman"/>
+          <w:sz w:val="24"/>
+          <w:szCs w:val="24"/>
+        </w:rPr>
+        <w:t xml:space="preserve">, G., </w:t>
+      </w:r>
+      <w:proofErr w:type="spellStart"/>
+      <w:r>
+        <w:rPr>
+          <w:rFonts w:ascii="Times New Roman" w:hAnsi="Times New Roman" w:cs="Times New Roman"/>
+          <w:sz w:val="24"/>
+          <w:szCs w:val="24"/>
+        </w:rPr>
+        <w:t>Kuparinen</w:t>
+      </w:r>
+      <w:proofErr w:type="spellEnd"/>
+      <w:r>
+        <w:rPr>
+          <w:rFonts w:ascii="Times New Roman" w:hAnsi="Times New Roman" w:cs="Times New Roman"/>
+          <w:sz w:val="24"/>
+          <w:szCs w:val="24"/>
+        </w:rPr>
+        <w:t xml:space="preserve">, A., </w:t>
+      </w:r>
+      <w:proofErr w:type="spellStart"/>
+      <w:r>
+        <w:rPr>
+          <w:rFonts w:ascii="Times New Roman" w:hAnsi="Times New Roman" w:cs="Times New Roman"/>
+          <w:sz w:val="24"/>
+          <w:szCs w:val="24"/>
+        </w:rPr>
+        <w:t>Soons</w:t>
+      </w:r>
+      <w:proofErr w:type="spellEnd"/>
+      <w:r>
+        <w:rPr>
+          <w:rFonts w:ascii="Times New Roman" w:hAnsi="Times New Roman" w:cs="Times New Roman"/>
+          <w:sz w:val="24"/>
+          <w:szCs w:val="24"/>
+        </w:rPr>
+        <w:t xml:space="preserve">, M.B., Thompson, S.E., </w:t>
+      </w:r>
+      <w:proofErr w:type="spellStart"/>
+      <w:r>
+        <w:rPr>
+          <w:rFonts w:ascii="Times New Roman" w:hAnsi="Times New Roman" w:cs="Times New Roman"/>
+          <w:sz w:val="24"/>
+          <w:szCs w:val="24"/>
+        </w:rPr>
+        <w:t>Trakhtenbrot</w:t>
+      </w:r>
+      <w:proofErr w:type="spellEnd"/>
+      <w:r>
+        <w:rPr>
+          <w:rFonts w:ascii="Times New Roman" w:hAnsi="Times New Roman" w:cs="Times New Roman"/>
+          <w:sz w:val="24"/>
+          <w:szCs w:val="24"/>
+        </w:rPr>
+        <w:t>, A. and Horn, H.S., 2011. Mechanistic models of seed dispersal by wind. Theoretical Ecology, 4(2), pp.113-132.</w:t>
+      </w:r>
+    </w:p>
+    <w:p>
+      <w:pPr>
+        <w:jc w:val="both"/>
+        <w:rPr>
+          <w:rFonts w:ascii="Times New Roman" w:hAnsi="Times New Roman" w:cs="Times New Roman"/>
+          <w:sz w:val="24"/>
+          <w:szCs w:val="24"/>
+        </w:rPr>
+      </w:pPr>
+      <w:r>
+        <w:rPr>
+          <w:rFonts w:ascii="Times New Roman" w:hAnsi="Times New Roman" w:cs="Times New Roman"/>
+          <w:sz w:val="24"/>
+          <w:szCs w:val="24"/>
+        </w:rPr>
+        <w:t>Neubert, M.G. and Caswell, H., 2000. Demography and dispersal: calculation and sensitivity analysis of invasion speed for structured populations. Ecology, 81(6), pp.1613-1628.</w:t>
+      </w:r>
+    </w:p>
+    <w:p>
+      <w:pPr>
+        <w:jc w:val="both"/>
+        <w:rPr>
+          <w:rFonts w:ascii="Times New Roman" w:hAnsi="Times New Roman" w:cs="Times New Roman"/>
+          <w:sz w:val="24"/>
+          <w:szCs w:val="24"/>
+        </w:rPr>
+      </w:pPr>
+      <w:r>
+        <w:rPr>
+          <w:rFonts w:ascii="Times New Roman" w:hAnsi="Times New Roman" w:cs="Times New Roman"/>
+          <w:sz w:val="24"/>
+          <w:szCs w:val="24"/>
+        </w:rPr>
+        <w:t xml:space="preserve">Rogers, H.S., Beckman, N.G., </w:t>
+      </w:r>
+      <w:proofErr w:type="spellStart"/>
+      <w:r>
+        <w:rPr>
+          <w:rFonts w:ascii="Times New Roman" w:hAnsi="Times New Roman" w:cs="Times New Roman"/>
+          <w:sz w:val="24"/>
+          <w:szCs w:val="24"/>
+        </w:rPr>
+        <w:t>Hartig</w:t>
+      </w:r>
+      <w:proofErr w:type="spellEnd"/>
+      <w:r>
+        <w:rPr>
+          <w:rFonts w:ascii="Times New Roman" w:hAnsi="Times New Roman" w:cs="Times New Roman"/>
+          <w:sz w:val="24"/>
+          <w:szCs w:val="24"/>
+        </w:rPr>
+        <w:t xml:space="preserve">, F., Johnson, J.S., </w:t>
+      </w:r>
+      <w:proofErr w:type="spellStart"/>
+      <w:r>
+        <w:rPr>
+          <w:rFonts w:ascii="Times New Roman" w:hAnsi="Times New Roman" w:cs="Times New Roman"/>
+          <w:sz w:val="24"/>
+          <w:szCs w:val="24"/>
+        </w:rPr>
+        <w:t>Pufal</w:t>
+      </w:r>
+      <w:proofErr w:type="spellEnd"/>
+      <w:r>
+        <w:rPr>
+          <w:rFonts w:ascii="Times New Roman" w:hAnsi="Times New Roman" w:cs="Times New Roman"/>
+          <w:sz w:val="24"/>
+          <w:szCs w:val="24"/>
+        </w:rPr>
+        <w:t xml:space="preserve">, G., Shea, K., </w:t>
+      </w:r>
+      <w:proofErr w:type="spellStart"/>
+      <w:r>
+        <w:rPr>
+          <w:rFonts w:ascii="Times New Roman" w:hAnsi="Times New Roman" w:cs="Times New Roman"/>
+          <w:sz w:val="24"/>
+          <w:szCs w:val="24"/>
+        </w:rPr>
+        <w:t>Zurell</w:t>
+      </w:r>
+      <w:proofErr w:type="spellEnd"/>
+      <w:r>
+        <w:rPr>
+          <w:rFonts w:ascii="Times New Roman" w:hAnsi="Times New Roman" w:cs="Times New Roman"/>
+          <w:sz w:val="24"/>
+          <w:szCs w:val="24"/>
+        </w:rPr>
+        <w:t xml:space="preserve">, D., Bullock, J.M., Cantrell, R.S., Loiselle, B. and </w:t>
+      </w:r>
+      <w:proofErr w:type="spellStart"/>
+      <w:r>
+        <w:rPr>
+          <w:rFonts w:ascii="Times New Roman" w:hAnsi="Times New Roman" w:cs="Times New Roman"/>
+          <w:sz w:val="24"/>
+          <w:szCs w:val="24"/>
+        </w:rPr>
+        <w:t>Pejchar</w:t>
+      </w:r>
+      <w:proofErr w:type="spellEnd"/>
+      <w:r>
+        <w:rPr>
+          <w:rFonts w:ascii="Times New Roman" w:hAnsi="Times New Roman" w:cs="Times New Roman"/>
+          <w:sz w:val="24"/>
+          <w:szCs w:val="24"/>
+        </w:rPr>
+        <w:t xml:space="preserve">, L., 2019. The total dispersal kernel: a review and future directions. </w:t>
+      </w:r>
+      <w:proofErr w:type="spellStart"/>
+      <w:r>
+        <w:rPr>
+          <w:rFonts w:ascii="Times New Roman" w:hAnsi="Times New Roman" w:cs="Times New Roman"/>
+          <w:sz w:val="24"/>
+          <w:szCs w:val="24"/>
+        </w:rPr>
+        <w:t>AoB</w:t>
+      </w:r>
+      <w:proofErr w:type="spellEnd"/>
+      <w:r>
+        <w:rPr>
+          <w:rFonts w:ascii="Times New Roman" w:hAnsi="Times New Roman" w:cs="Times New Roman"/>
+          <w:sz w:val="24"/>
+          <w:szCs w:val="24"/>
+        </w:rPr>
+        <w:t xml:space="preserve"> Plants, 11(5), p.plz042.</w:t>
+      </w:r>
+    </w:p>
+    <w:p>
+      <w:pPr>
+        <w:jc w:val="both"/>
+        <w:rPr>
+          <w:rFonts w:ascii="Times New Roman" w:hAnsi="Times New Roman" w:cs="Times New Roman"/>
+          <w:sz w:val="24"/>
+          <w:szCs w:val="24"/>
+        </w:rPr>
+      </w:pPr>
+      <w:proofErr w:type="spellStart"/>
+      <w:r>
+        <w:rPr>
+          <w:rFonts w:ascii="Times New Roman" w:hAnsi="Times New Roman" w:cs="Times New Roman"/>
+          <w:sz w:val="24"/>
+          <w:szCs w:val="24"/>
+        </w:rPr>
+        <w:lastRenderedPageBreak/>
         <w:t>Schurr</w:t>
       </w:r>
       <w:proofErr w:type="spellEnd"/>
@@ -10381,6 +11181,34 @@
           <w:szCs w:val="24"/>
         </w:rPr>
         <w:t>, F.M., Bond, W.J., Midgley, G.F. and Higgins, S.I., 2005. A mechanistic model for secondary seed dispersal by wind and its experimental validation. Journal of Ecology, 93(5), pp.1017-1028.</w:t>
+      </w:r>
+    </w:p>
+    <w:p>
+      <w:pPr>
+        <w:jc w:val="both"/>
+        <w:rPr>
+          <w:rFonts w:ascii="Times New Roman" w:hAnsi="Times New Roman" w:cs="Times New Roman"/>
+          <w:sz w:val="24"/>
+          <w:szCs w:val="24"/>
+        </w:rPr>
+      </w:pPr>
+      <w:proofErr w:type="spellStart"/>
+      <w:r>
+        <w:rPr>
+          <w:rFonts w:ascii="Times New Roman" w:hAnsi="Times New Roman" w:cs="Times New Roman"/>
+          <w:sz w:val="24"/>
+          <w:szCs w:val="24"/>
+        </w:rPr>
+        <w:t>Skarpaas</w:t>
+      </w:r>
+      <w:proofErr w:type="spellEnd"/>
+      <w:r>
+        <w:rPr>
+          <w:rFonts w:ascii="Times New Roman" w:hAnsi="Times New Roman" w:cs="Times New Roman"/>
+          <w:sz w:val="24"/>
+          <w:szCs w:val="24"/>
+        </w:rPr>
+        <w:t>, O., &amp; Shea, K. (2007). Dispersal patterns, dispersal mechanisms, and invasion wave speeds for invasive thistles. The American Naturalist, 170(3), 421-430.</w:t>
       </w:r>
     </w:p>
     <w:p>

--- a/CombinedDispersalMS_v1.docx
+++ b/CombinedDispersalMS_v1.docx
@@ -2752,13 +2752,23 @@
         </w:rPr>
         <w:t xml:space="preserve"> (</w:t>
       </w:r>
-      <w:r>
-        <w:rPr>
-          <w:rFonts w:ascii="Times New Roman" w:hAnsi="Times New Roman" w:cs="Times New Roman"/>
-          <w:sz w:val="24"/>
-          <w:szCs w:val="24"/>
-        </w:rPr>
-        <w:t xml:space="preserve">e.g. </w:t>
+      <w:proofErr w:type="gramStart"/>
+      <w:r>
+        <w:rPr>
+          <w:rFonts w:ascii="Times New Roman" w:hAnsi="Times New Roman" w:cs="Times New Roman"/>
+          <w:sz w:val="24"/>
+          <w:szCs w:val="24"/>
+        </w:rPr>
+        <w:t>e.g.</w:t>
+      </w:r>
+      <w:proofErr w:type="gramEnd"/>
+      <w:r>
+        <w:rPr>
+          <w:rFonts w:ascii="Times New Roman" w:hAnsi="Times New Roman" w:cs="Times New Roman"/>
+          <w:sz w:val="24"/>
+          <w:szCs w:val="24"/>
+        </w:rPr>
+        <w:t xml:space="preserve"> </w:t>
       </w:r>
       <w:proofErr w:type="spellStart"/>
       <w:r>
@@ -3054,7 +3064,25 @@
           <w:sz w:val="24"/>
           <w:szCs w:val="24"/>
         </w:rPr>
-        <w:t xml:space="preserve"> Such changes in dispersal vectors thus affect how plants spread, and may have profound impacts on the structure and function of plant communities.</w:t>
+        <w:t xml:space="preserve"> Such changes in dispersal vectors thus affect how plants </w:t>
+      </w:r>
+      <w:proofErr w:type="gramStart"/>
+      <w:r>
+        <w:rPr>
+          <w:rFonts w:ascii="Times New Roman" w:hAnsi="Times New Roman" w:cs="Times New Roman"/>
+          <w:sz w:val="24"/>
+          <w:szCs w:val="24"/>
+        </w:rPr>
+        <w:t>spread, and</w:t>
+      </w:r>
+      <w:proofErr w:type="gramEnd"/>
+      <w:r>
+        <w:rPr>
+          <w:rFonts w:ascii="Times New Roman" w:hAnsi="Times New Roman" w:cs="Times New Roman"/>
+          <w:sz w:val="24"/>
+          <w:szCs w:val="24"/>
+        </w:rPr>
+        <w:t xml:space="preserve"> may have profound impacts on the structure and function of plant communities.</w:t>
       </w:r>
     </w:p>
     <w:p>
@@ -3074,55 +3102,443 @@
           <w:sz w:val="24"/>
           <w:szCs w:val="24"/>
         </w:rPr>
-        <w:t>While the idea of the total dispersal kernel has received much attention in the dispersal literature, there are numerous challenges involved in constructing a total dispersal kernel.</w:t>
-      </w:r>
-      <w:r>
-        <w:rPr>
-          <w:rFonts w:ascii="Times New Roman" w:hAnsi="Times New Roman" w:cs="Times New Roman"/>
-          <w:sz w:val="24"/>
-          <w:szCs w:val="24"/>
-        </w:rPr>
-        <w:t xml:space="preserve"> Rogers et al describe four challenges in quantifying a total dispersal kernel: finding the seed origin, finding the dispersal vector, measuring dispersal across the landscape, and measuring seed dispersal effectiveness.</w:t>
-      </w:r>
-      <w:r>
-        <w:rPr>
-          <w:rFonts w:ascii="Times New Roman" w:hAnsi="Times New Roman" w:cs="Times New Roman"/>
-          <w:sz w:val="24"/>
-          <w:szCs w:val="24"/>
-        </w:rPr>
-        <w:t xml:space="preserve"> </w:t>
-      </w:r>
-      <w:r>
-        <w:rPr>
-          <w:rFonts w:ascii="Times New Roman" w:hAnsi="Times New Roman" w:cs="Times New Roman"/>
-          <w:sz w:val="24"/>
-          <w:szCs w:val="24"/>
-        </w:rPr>
-        <w:t>For example</w:t>
-      </w:r>
-      <w:r>
-        <w:rPr>
-          <w:rFonts w:ascii="Times New Roman" w:hAnsi="Times New Roman" w:cs="Times New Roman"/>
-          <w:sz w:val="24"/>
-          <w:szCs w:val="24"/>
-        </w:rPr>
-        <w:t>, there is the challenge of identifying all of the dispersal vectors involved, which can be complicated in systems with many dispersers; while it may be easy to pinpoint certain vectors through direct observation, other vectors may be difficult to detect due to small size or nocturnal activity (cite Rogers).</w:t>
-      </w:r>
-      <w:r>
-        <w:rPr>
-          <w:rFonts w:ascii="Times New Roman" w:hAnsi="Times New Roman" w:cs="Times New Roman"/>
-          <w:sz w:val="24"/>
-          <w:szCs w:val="24"/>
-        </w:rPr>
-        <w:t xml:space="preserve"> There is the challenge of actually quantifying how far seeds travel from the parent plant; while techniques vary depending on what aspect of dispersal is being assessed (e.g. seed traps for plants dispersed by wind or gravity, or analysis of scat for seeds dispersed by small mammals or birds), there are still challenges associate with tracking seed dispersers across a heterogeneous landscape, or tracking seeds themselves if they are too small. Mention something about it being incredibly difficult to capture long-distance dispersal events as well. There is also the challenge of assessing seed fate, especially for seeds that are involved in any sort of biotic dispersal; </w:t>
-      </w:r>
-      <w:r>
-        <w:rPr>
-          <w:rFonts w:ascii="Times New Roman" w:hAnsi="Times New Roman" w:cs="Times New Roman"/>
-          <w:sz w:val="24"/>
-          <w:szCs w:val="24"/>
-        </w:rPr>
-        <w:t>while seeds often experience predation rather than dispersal, may studies assume that all seeds that are removed by animals are destroyed, which would underestimate true rates of dispersal and mask the importance of biotic dispersal vectors.</w:t>
+        <w:t xml:space="preserve">While </w:t>
+      </w:r>
+      <w:r>
+        <w:rPr>
+          <w:rFonts w:ascii="Times New Roman" w:hAnsi="Times New Roman" w:cs="Times New Roman"/>
+          <w:sz w:val="24"/>
+          <w:szCs w:val="24"/>
+        </w:rPr>
+        <w:t>the concept of the</w:t>
+      </w:r>
+      <w:r>
+        <w:rPr>
+          <w:rFonts w:ascii="Times New Roman" w:hAnsi="Times New Roman" w:cs="Times New Roman"/>
+          <w:sz w:val="24"/>
+          <w:szCs w:val="24"/>
+        </w:rPr>
+        <w:t xml:space="preserve"> total dispersal kernel has received much attention in the dispersal literature,</w:t>
+      </w:r>
+      <w:r>
+        <w:rPr>
+          <w:rFonts w:ascii="Times New Roman" w:hAnsi="Times New Roman" w:cs="Times New Roman"/>
+          <w:sz w:val="24"/>
+          <w:szCs w:val="24"/>
+        </w:rPr>
+        <w:t xml:space="preserve"> successful estimations of it are sparse, as</w:t>
+      </w:r>
+      <w:r>
+        <w:rPr>
+          <w:rFonts w:ascii="Times New Roman" w:hAnsi="Times New Roman" w:cs="Times New Roman"/>
+          <w:sz w:val="24"/>
+          <w:szCs w:val="24"/>
+        </w:rPr>
+        <w:t xml:space="preserve"> there are numerous challenges involved in</w:t>
+      </w:r>
+      <w:r>
+        <w:rPr>
+          <w:rFonts w:ascii="Times New Roman" w:hAnsi="Times New Roman" w:cs="Times New Roman"/>
+          <w:sz w:val="24"/>
+          <w:szCs w:val="24"/>
+        </w:rPr>
+        <w:t xml:space="preserve"> constructing and properly</w:t>
+      </w:r>
+      <w:r>
+        <w:rPr>
+          <w:rFonts w:ascii="Times New Roman" w:hAnsi="Times New Roman" w:cs="Times New Roman"/>
+          <w:sz w:val="24"/>
+          <w:szCs w:val="24"/>
+        </w:rPr>
+        <w:t xml:space="preserve"> quantifying a total dispersal kernel</w:t>
+      </w:r>
+      <w:r>
+        <w:rPr>
+          <w:rFonts w:ascii="Times New Roman" w:hAnsi="Times New Roman" w:cs="Times New Roman"/>
+          <w:sz w:val="24"/>
+          <w:szCs w:val="24"/>
+        </w:rPr>
+        <w:t>.</w:t>
+      </w:r>
+      <w:r>
+        <w:rPr>
+          <w:rFonts w:ascii="Times New Roman" w:hAnsi="Times New Roman" w:cs="Times New Roman"/>
+          <w:sz w:val="24"/>
+          <w:szCs w:val="24"/>
+        </w:rPr>
+        <w:t xml:space="preserve"> In a recent review on </w:t>
+      </w:r>
+      <w:r>
+        <w:rPr>
+          <w:rFonts w:ascii="Times New Roman" w:hAnsi="Times New Roman" w:cs="Times New Roman"/>
+          <w:sz w:val="24"/>
+          <w:szCs w:val="24"/>
+        </w:rPr>
+        <w:t>advances and future directions for</w:t>
+      </w:r>
+      <w:r>
+        <w:rPr>
+          <w:rFonts w:ascii="Times New Roman" w:hAnsi="Times New Roman" w:cs="Times New Roman"/>
+          <w:sz w:val="24"/>
+          <w:szCs w:val="24"/>
+        </w:rPr>
+        <w:t xml:space="preserve"> the total dispersal kernel,</w:t>
+      </w:r>
+      <w:r>
+        <w:rPr>
+          <w:rFonts w:ascii="Times New Roman" w:hAnsi="Times New Roman" w:cs="Times New Roman"/>
+          <w:sz w:val="24"/>
+          <w:szCs w:val="24"/>
+        </w:rPr>
+        <w:t xml:space="preserve"> Rogers </w:t>
+      </w:r>
+      <w:r>
+        <w:rPr>
+          <w:rFonts w:ascii="Times New Roman" w:hAnsi="Times New Roman" w:cs="Times New Roman"/>
+          <w:i/>
+          <w:iCs/>
+          <w:sz w:val="24"/>
+          <w:szCs w:val="24"/>
+        </w:rPr>
+        <w:t>et al</w:t>
+      </w:r>
+      <w:r>
+        <w:rPr>
+          <w:rFonts w:ascii="Times New Roman" w:hAnsi="Times New Roman" w:cs="Times New Roman"/>
+          <w:i/>
+          <w:iCs/>
+          <w:sz w:val="24"/>
+          <w:szCs w:val="24"/>
+        </w:rPr>
+        <w:t>.</w:t>
+      </w:r>
+      <w:r>
+        <w:rPr>
+          <w:rFonts w:ascii="Times New Roman" w:hAnsi="Times New Roman" w:cs="Times New Roman"/>
+          <w:sz w:val="24"/>
+          <w:szCs w:val="24"/>
+        </w:rPr>
+        <w:t xml:space="preserve"> (2019)</w:t>
+      </w:r>
+      <w:r>
+        <w:rPr>
+          <w:rFonts w:ascii="Times New Roman" w:hAnsi="Times New Roman" w:cs="Times New Roman"/>
+          <w:sz w:val="24"/>
+          <w:szCs w:val="24"/>
+        </w:rPr>
+        <w:t xml:space="preserve"> describe </w:t>
+      </w:r>
+      <w:r>
+        <w:rPr>
+          <w:rFonts w:ascii="Times New Roman" w:hAnsi="Times New Roman" w:cs="Times New Roman"/>
+          <w:sz w:val="24"/>
+          <w:szCs w:val="24"/>
+        </w:rPr>
+        <w:t>three</w:t>
+      </w:r>
+      <w:r>
+        <w:rPr>
+          <w:rFonts w:ascii="Times New Roman" w:hAnsi="Times New Roman" w:cs="Times New Roman"/>
+          <w:sz w:val="24"/>
+          <w:szCs w:val="24"/>
+        </w:rPr>
+        <w:t xml:space="preserve"> </w:t>
+      </w:r>
+      <w:r>
+        <w:rPr>
+          <w:rFonts w:ascii="Times New Roman" w:hAnsi="Times New Roman" w:cs="Times New Roman"/>
+          <w:sz w:val="24"/>
+          <w:szCs w:val="24"/>
+        </w:rPr>
+        <w:t xml:space="preserve">such </w:t>
+      </w:r>
+      <w:r>
+        <w:rPr>
+          <w:rFonts w:ascii="Times New Roman" w:hAnsi="Times New Roman" w:cs="Times New Roman"/>
+          <w:sz w:val="24"/>
+          <w:szCs w:val="24"/>
+        </w:rPr>
+        <w:t>challenges</w:t>
+      </w:r>
+      <w:r>
+        <w:rPr>
+          <w:rFonts w:ascii="Times New Roman" w:hAnsi="Times New Roman" w:cs="Times New Roman"/>
+          <w:sz w:val="24"/>
+          <w:szCs w:val="24"/>
+        </w:rPr>
+        <w:t xml:space="preserve"> for seeds whose origin is known</w:t>
+      </w:r>
+      <w:r>
+        <w:rPr>
+          <w:rFonts w:ascii="Times New Roman" w:hAnsi="Times New Roman" w:cs="Times New Roman"/>
+          <w:sz w:val="24"/>
+          <w:szCs w:val="24"/>
+        </w:rPr>
+        <w:t>: finding the dispersal vector, measuring dispersal across the landscape, and measuring seed dispersal effectiveness.</w:t>
+      </w:r>
+      <w:r>
+        <w:rPr>
+          <w:rFonts w:ascii="Times New Roman" w:hAnsi="Times New Roman" w:cs="Times New Roman"/>
+          <w:sz w:val="24"/>
+          <w:szCs w:val="24"/>
+        </w:rPr>
+        <w:t xml:space="preserve"> </w:t>
+      </w:r>
+      <w:r>
+        <w:rPr>
+          <w:rFonts w:ascii="Times New Roman" w:hAnsi="Times New Roman" w:cs="Times New Roman"/>
+          <w:sz w:val="24"/>
+          <w:szCs w:val="24"/>
+        </w:rPr>
+        <w:t>The first of these</w:t>
+      </w:r>
+      <w:r>
+        <w:rPr>
+          <w:rFonts w:ascii="Times New Roman" w:hAnsi="Times New Roman" w:cs="Times New Roman"/>
+          <w:sz w:val="24"/>
+          <w:szCs w:val="24"/>
+        </w:rPr>
+        <w:t xml:space="preserve"> </w:t>
+      </w:r>
+      <w:r>
+        <w:rPr>
+          <w:rFonts w:ascii="Times New Roman" w:hAnsi="Times New Roman" w:cs="Times New Roman"/>
+          <w:sz w:val="24"/>
+          <w:szCs w:val="24"/>
+        </w:rPr>
+        <w:t>challenges involves</w:t>
+      </w:r>
+      <w:r>
+        <w:rPr>
+          <w:rFonts w:ascii="Times New Roman" w:hAnsi="Times New Roman" w:cs="Times New Roman"/>
+          <w:sz w:val="24"/>
+          <w:szCs w:val="24"/>
+        </w:rPr>
+        <w:t xml:space="preserve"> identifying </w:t>
+      </w:r>
+      <w:proofErr w:type="gramStart"/>
+      <w:r>
+        <w:rPr>
+          <w:rFonts w:ascii="Times New Roman" w:hAnsi="Times New Roman" w:cs="Times New Roman"/>
+          <w:sz w:val="24"/>
+          <w:szCs w:val="24"/>
+        </w:rPr>
+        <w:t>all of</w:t>
+      </w:r>
+      <w:proofErr w:type="gramEnd"/>
+      <w:r>
+        <w:rPr>
+          <w:rFonts w:ascii="Times New Roman" w:hAnsi="Times New Roman" w:cs="Times New Roman"/>
+          <w:sz w:val="24"/>
+          <w:szCs w:val="24"/>
+        </w:rPr>
+        <w:t xml:space="preserve"> the dispersal vectors involved, which can be complicated in systems with many dispersers</w:t>
+      </w:r>
+      <w:r>
+        <w:rPr>
+          <w:rFonts w:ascii="Times New Roman" w:hAnsi="Times New Roman" w:cs="Times New Roman"/>
+          <w:sz w:val="24"/>
+          <w:szCs w:val="24"/>
+        </w:rPr>
+        <w:t xml:space="preserve">; </w:t>
+      </w:r>
+      <w:r>
+        <w:rPr>
+          <w:rFonts w:ascii="Times New Roman" w:hAnsi="Times New Roman" w:cs="Times New Roman"/>
+          <w:sz w:val="24"/>
+          <w:szCs w:val="24"/>
+        </w:rPr>
+        <w:t>while it may be eas</w:t>
+      </w:r>
+      <w:r>
+        <w:rPr>
+          <w:rFonts w:ascii="Times New Roman" w:hAnsi="Times New Roman" w:cs="Times New Roman"/>
+          <w:sz w:val="24"/>
+          <w:szCs w:val="24"/>
+        </w:rPr>
+        <w:t>ier</w:t>
+      </w:r>
+      <w:r>
+        <w:rPr>
+          <w:rFonts w:ascii="Times New Roman" w:hAnsi="Times New Roman" w:cs="Times New Roman"/>
+          <w:sz w:val="24"/>
+          <w:szCs w:val="24"/>
+        </w:rPr>
+        <w:t xml:space="preserve"> to pinpoint certain vectors through direct observation, other vectors may be difficult to detect due to small size or nocturnal activity</w:t>
+      </w:r>
+      <w:r>
+        <w:rPr>
+          <w:rFonts w:ascii="Times New Roman" w:hAnsi="Times New Roman" w:cs="Times New Roman"/>
+          <w:sz w:val="24"/>
+          <w:szCs w:val="24"/>
+        </w:rPr>
+        <w:t xml:space="preserve">, and indirect methods such as DNA barcoding or scat analysis may be necessary </w:t>
+      </w:r>
+      <w:r>
+        <w:rPr>
+          <w:rFonts w:ascii="Times New Roman" w:hAnsi="Times New Roman" w:cs="Times New Roman"/>
+          <w:sz w:val="24"/>
+          <w:szCs w:val="24"/>
+        </w:rPr>
+        <w:t xml:space="preserve">(Rogers </w:t>
+      </w:r>
+      <w:r>
+        <w:rPr>
+          <w:rFonts w:ascii="Times New Roman" w:hAnsi="Times New Roman" w:cs="Times New Roman"/>
+          <w:i/>
+          <w:iCs/>
+          <w:sz w:val="24"/>
+          <w:szCs w:val="24"/>
+        </w:rPr>
+        <w:t>et al</w:t>
+      </w:r>
+      <w:r>
+        <w:rPr>
+          <w:rFonts w:ascii="Times New Roman" w:hAnsi="Times New Roman" w:cs="Times New Roman"/>
+          <w:sz w:val="24"/>
+          <w:szCs w:val="24"/>
+        </w:rPr>
+        <w:t>. 2019)</w:t>
+      </w:r>
+      <w:r>
+        <w:rPr>
+          <w:rFonts w:ascii="Times New Roman" w:hAnsi="Times New Roman" w:cs="Times New Roman"/>
+          <w:sz w:val="24"/>
+          <w:szCs w:val="24"/>
+        </w:rPr>
+        <w:t>.</w:t>
+      </w:r>
+      <w:r>
+        <w:rPr>
+          <w:rFonts w:ascii="Times New Roman" w:hAnsi="Times New Roman" w:cs="Times New Roman"/>
+          <w:sz w:val="24"/>
+          <w:szCs w:val="24"/>
+        </w:rPr>
+        <w:t xml:space="preserve"> There is</w:t>
+      </w:r>
+      <w:r>
+        <w:rPr>
+          <w:rFonts w:ascii="Times New Roman" w:hAnsi="Times New Roman" w:cs="Times New Roman"/>
+          <w:sz w:val="24"/>
+          <w:szCs w:val="24"/>
+        </w:rPr>
+        <w:t xml:space="preserve"> then</w:t>
+      </w:r>
+      <w:r>
+        <w:rPr>
+          <w:rFonts w:ascii="Times New Roman" w:hAnsi="Times New Roman" w:cs="Times New Roman"/>
+          <w:sz w:val="24"/>
+          <w:szCs w:val="24"/>
+        </w:rPr>
+        <w:t xml:space="preserve"> the challenge of actually quantifying how far seeds travel from the parent plant; while techniques vary depending on what aspect of dispersal is being assessed (</w:t>
+      </w:r>
+      <w:proofErr w:type="gramStart"/>
+      <w:r>
+        <w:rPr>
+          <w:rFonts w:ascii="Times New Roman" w:hAnsi="Times New Roman" w:cs="Times New Roman"/>
+          <w:sz w:val="24"/>
+          <w:szCs w:val="24"/>
+        </w:rPr>
+        <w:t>e.g.</w:t>
+      </w:r>
+      <w:proofErr w:type="gramEnd"/>
+      <w:r>
+        <w:rPr>
+          <w:rFonts w:ascii="Times New Roman" w:hAnsi="Times New Roman" w:cs="Times New Roman"/>
+          <w:sz w:val="24"/>
+          <w:szCs w:val="24"/>
+        </w:rPr>
+        <w:t xml:space="preserve"> seed traps for plants dispersed by wind or gravity, or analysis of scat for seeds dispersed by small mammals or birds), there are still </w:t>
+      </w:r>
+      <w:r>
+        <w:rPr>
+          <w:rFonts w:ascii="Times New Roman" w:hAnsi="Times New Roman" w:cs="Times New Roman"/>
+          <w:sz w:val="24"/>
+          <w:szCs w:val="24"/>
+        </w:rPr>
+        <w:t>difficulties associated</w:t>
+      </w:r>
+      <w:r>
+        <w:rPr>
+          <w:rFonts w:ascii="Times New Roman" w:hAnsi="Times New Roman" w:cs="Times New Roman"/>
+          <w:sz w:val="24"/>
+          <w:szCs w:val="24"/>
+        </w:rPr>
+        <w:t xml:space="preserve"> with tracking seed dispersers across a heterogeneous landscape, or tracking seeds themselves if they are too small</w:t>
+      </w:r>
+      <w:r>
+        <w:rPr>
+          <w:rFonts w:ascii="Times New Roman" w:hAnsi="Times New Roman" w:cs="Times New Roman"/>
+          <w:sz w:val="24"/>
+          <w:szCs w:val="24"/>
+        </w:rPr>
+        <w:t xml:space="preserve"> (SOURCES)</w:t>
+      </w:r>
+      <w:r>
+        <w:rPr>
+          <w:rFonts w:ascii="Times New Roman" w:hAnsi="Times New Roman" w:cs="Times New Roman"/>
+          <w:sz w:val="24"/>
+          <w:szCs w:val="24"/>
+        </w:rPr>
+        <w:t xml:space="preserve">. </w:t>
+      </w:r>
+      <w:r>
+        <w:rPr>
+          <w:rFonts w:ascii="Times New Roman" w:hAnsi="Times New Roman" w:cs="Times New Roman"/>
+          <w:sz w:val="24"/>
+          <w:szCs w:val="24"/>
+        </w:rPr>
+        <w:t xml:space="preserve">Additional difficulties arise when trying to quantify the right tail of dispersal kernels, as long-distance dispersal events are rare and notoriously difficult to capture or quantify (Nathan </w:t>
+      </w:r>
+      <w:r>
+        <w:rPr>
+          <w:rFonts w:ascii="Times New Roman" w:hAnsi="Times New Roman" w:cs="Times New Roman"/>
+          <w:i/>
+          <w:iCs/>
+          <w:sz w:val="24"/>
+          <w:szCs w:val="24"/>
+        </w:rPr>
+        <w:t>et al</w:t>
+      </w:r>
+      <w:r>
+        <w:rPr>
+          <w:rFonts w:ascii="Times New Roman" w:hAnsi="Times New Roman" w:cs="Times New Roman"/>
+          <w:sz w:val="24"/>
+          <w:szCs w:val="24"/>
+        </w:rPr>
+        <w:t>. 2003; Nathan 2006)</w:t>
+      </w:r>
+      <w:r>
+        <w:rPr>
+          <w:rFonts w:ascii="Times New Roman" w:hAnsi="Times New Roman" w:cs="Times New Roman"/>
+          <w:sz w:val="24"/>
+          <w:szCs w:val="24"/>
+        </w:rPr>
+        <w:t xml:space="preserve">. There is also the challenge of assessing seed fate, especially for seeds that are involved in any sort of biotic dispersal; </w:t>
+      </w:r>
+      <w:r>
+        <w:rPr>
+          <w:rFonts w:ascii="Times New Roman" w:hAnsi="Times New Roman" w:cs="Times New Roman"/>
+          <w:sz w:val="24"/>
+          <w:szCs w:val="24"/>
+        </w:rPr>
+        <w:t>while seeds often experience predation rather than dispersal, may studies assume that all seeds that are removed by animals are destroyed, which would underestimate true rates of dispersal and mask the importance of biotic dispersal vectors</w:t>
+      </w:r>
+      <w:r>
+        <w:rPr>
+          <w:rFonts w:ascii="Times New Roman" w:hAnsi="Times New Roman" w:cs="Times New Roman"/>
+          <w:sz w:val="24"/>
+          <w:szCs w:val="24"/>
+        </w:rPr>
+        <w:t xml:space="preserve"> (Vander Wall 2005)</w:t>
+      </w:r>
+      <w:r>
+        <w:rPr>
+          <w:rFonts w:ascii="Times New Roman" w:hAnsi="Times New Roman" w:cs="Times New Roman"/>
+          <w:sz w:val="24"/>
+          <w:szCs w:val="24"/>
+        </w:rPr>
+        <w:t>.</w:t>
       </w:r>
       <w:r>
         <w:rPr>
@@ -3158,7 +3574,25 @@
           <w:sz w:val="24"/>
           <w:szCs w:val="24"/>
         </w:rPr>
-        <w:t xml:space="preserve"> climate change and possible effects on the total dispersal kernel as a whole, and effects on individual components of the kernel.</w:t>
+        <w:t xml:space="preserve"> climate change and possible effects on the total dispersal </w:t>
+      </w:r>
+      <w:proofErr w:type="gramStart"/>
+      <w:r>
+        <w:rPr>
+          <w:rFonts w:ascii="Times New Roman" w:hAnsi="Times New Roman" w:cs="Times New Roman"/>
+          <w:sz w:val="24"/>
+          <w:szCs w:val="24"/>
+        </w:rPr>
+        <w:t>kernel as a whole, and</w:t>
+      </w:r>
+      <w:proofErr w:type="gramEnd"/>
+      <w:r>
+        <w:rPr>
+          <w:rFonts w:ascii="Times New Roman" w:hAnsi="Times New Roman" w:cs="Times New Roman"/>
+          <w:sz w:val="24"/>
+          <w:szCs w:val="24"/>
+        </w:rPr>
+        <w:t xml:space="preserve"> effects on individual components of the kernel.</w:t>
       </w:r>
     </w:p>
     <w:p>
@@ -3178,15 +3612,42 @@
           <w:sz w:val="24"/>
           <w:szCs w:val="24"/>
         </w:rPr>
-        <w:t>Paragraph about goals of the study. The goals are to build a model that quantifies combined primary and secondary dispersal, investigates the effects of climate change on the model in the form of increased temperatures, and investigates which factors of the model (e.g. wind speeds, plant height, seed removal rate, etc.) have the largest effects on overall dispersal distance.</w:t>
-      </w:r>
-      <w:r>
-        <w:rPr>
-          <w:rFonts w:ascii="Times New Roman" w:hAnsi="Times New Roman" w:cs="Times New Roman"/>
-          <w:sz w:val="24"/>
-          <w:szCs w:val="24"/>
-        </w:rPr>
-        <w:t xml:space="preserve"> Here, we seek answers to three questions. First, can we estimate rates of spread using a model that accounts for both primary and secondary dispersal? Second, what are the relative contributions of primary and secondary dispersal, and does one have a larger influence on dispersal than the other? And third, </w:t>
+        <w:t>Paragraph about goals of the study. The goals are to build a model that quantifies combined primary and secondary dispersal, investigates the effects of climate change on the model in the form of increased temperatures, and investigates which factors of the model (</w:t>
+      </w:r>
+      <w:proofErr w:type="gramStart"/>
+      <w:r>
+        <w:rPr>
+          <w:rFonts w:ascii="Times New Roman" w:hAnsi="Times New Roman" w:cs="Times New Roman"/>
+          <w:sz w:val="24"/>
+          <w:szCs w:val="24"/>
+        </w:rPr>
+        <w:t>e.g.</w:t>
+      </w:r>
+      <w:proofErr w:type="gramEnd"/>
+      <w:r>
+        <w:rPr>
+          <w:rFonts w:ascii="Times New Roman" w:hAnsi="Times New Roman" w:cs="Times New Roman"/>
+          <w:sz w:val="24"/>
+          <w:szCs w:val="24"/>
+        </w:rPr>
+        <w:t xml:space="preserve"> wind speeds, plant height, seed removal rate, etc.) have the largest effects on overall dispersal distance.</w:t>
+      </w:r>
+      <w:r>
+        <w:rPr>
+          <w:rFonts w:ascii="Times New Roman" w:hAnsi="Times New Roman" w:cs="Times New Roman"/>
+          <w:sz w:val="24"/>
+          <w:szCs w:val="24"/>
+        </w:rPr>
+        <w:t xml:space="preserve"> Here, we seek answers to three questions. First, can we estimate rates of spread using a model that accounts for both primary and secondary dispersal? Second, what are the relative contributions of </w:t>
+      </w:r>
+      <w:r>
+        <w:rPr>
+          <w:rFonts w:ascii="Times New Roman" w:hAnsi="Times New Roman" w:cs="Times New Roman"/>
+          <w:sz w:val="24"/>
+          <w:szCs w:val="24"/>
+        </w:rPr>
+        <w:lastRenderedPageBreak/>
+        <w:t xml:space="preserve">primary and secondary dispersal, and does one have a larger influence on dispersal than the other? And third, </w:t>
       </w:r>
     </w:p>
     <w:p>
@@ -3219,7 +3680,6 @@
           <w:sz w:val="32"/>
           <w:szCs w:val="32"/>
         </w:rPr>
-        <w:lastRenderedPageBreak/>
         <w:t>Materials and Methods</w:t>
       </w:r>
     </w:p>
@@ -10503,6 +10963,8 @@
     </w:p>
     <w:p>
       <w:pPr>
+        <w:spacing w:line="240" w:lineRule="auto"/>
+        <w:ind w:left="284" w:hanging="284"/>
         <w:jc w:val="both"/>
         <w:rPr>
           <w:rFonts w:ascii="Times New Roman" w:hAnsi="Times New Roman" w:cs="Times New Roman"/>
@@ -10516,7 +10978,6 @@
           <w:sz w:val="24"/>
           <w:szCs w:val="24"/>
         </w:rPr>
-        <w:lastRenderedPageBreak/>
         <w:t xml:space="preserve">Berg, R.Y., 1975. </w:t>
       </w:r>
       <w:proofErr w:type="spellStart"/>
@@ -10540,6 +11001,8 @@
     </w:p>
     <w:p>
       <w:pPr>
+        <w:spacing w:line="240" w:lineRule="auto"/>
+        <w:ind w:left="284" w:hanging="284"/>
         <w:jc w:val="both"/>
         <w:rPr>
           <w:rFonts w:ascii="Times New Roman" w:hAnsi="Times New Roman" w:cs="Times New Roman"/>
@@ -10594,6 +11057,8 @@
     </w:p>
     <w:p>
       <w:pPr>
+        <w:spacing w:line="240" w:lineRule="auto"/>
+        <w:ind w:left="284" w:hanging="284"/>
         <w:jc w:val="both"/>
         <w:rPr>
           <w:rFonts w:ascii="Times New Roman" w:hAnsi="Times New Roman" w:cs="Times New Roman"/>
@@ -10612,6 +11077,8 @@
     </w:p>
     <w:p>
       <w:pPr>
+        <w:spacing w:line="240" w:lineRule="auto"/>
+        <w:ind w:left="284" w:hanging="284"/>
         <w:jc w:val="both"/>
         <w:rPr>
           <w:rFonts w:ascii="Times New Roman" w:hAnsi="Times New Roman" w:cs="Times New Roman"/>
@@ -10648,6 +11115,8 @@
     </w:p>
     <w:p>
       <w:pPr>
+        <w:spacing w:line="240" w:lineRule="auto"/>
+        <w:ind w:left="284" w:hanging="284"/>
         <w:jc w:val="both"/>
         <w:rPr>
           <w:rFonts w:ascii="Times New Roman" w:hAnsi="Times New Roman" w:cs="Times New Roman"/>
@@ -10666,6 +11135,8 @@
     </w:p>
     <w:p>
       <w:pPr>
+        <w:spacing w:line="240" w:lineRule="auto"/>
+        <w:ind w:left="284" w:hanging="284"/>
         <w:jc w:val="both"/>
         <w:rPr>
           <w:rFonts w:ascii="Times New Roman" w:hAnsi="Times New Roman" w:cs="Times New Roman"/>
@@ -10684,6 +11155,8 @@
     </w:p>
     <w:p>
       <w:pPr>
+        <w:spacing w:line="240" w:lineRule="auto"/>
+        <w:ind w:left="284" w:hanging="284"/>
         <w:jc w:val="both"/>
         <w:rPr>
           <w:rFonts w:ascii="Times New Roman" w:hAnsi="Times New Roman" w:cs="Times New Roman"/>
@@ -10720,6 +11193,8 @@
     </w:p>
     <w:p>
       <w:pPr>
+        <w:spacing w:line="240" w:lineRule="auto"/>
+        <w:ind w:left="284" w:hanging="284"/>
         <w:jc w:val="both"/>
         <w:rPr>
           <w:rFonts w:ascii="Times New Roman" w:hAnsi="Times New Roman" w:cs="Times New Roman"/>
@@ -10766,6 +11241,8 @@
     </w:p>
     <w:p>
       <w:pPr>
+        <w:spacing w:line="240" w:lineRule="auto"/>
+        <w:ind w:left="284" w:hanging="284"/>
         <w:jc w:val="both"/>
         <w:rPr>
           <w:rFonts w:ascii="Times New Roman" w:hAnsi="Times New Roman" w:cs="Times New Roman"/>
@@ -10812,6 +11289,8 @@
     </w:p>
     <w:p>
       <w:pPr>
+        <w:spacing w:line="240" w:lineRule="auto"/>
+        <w:ind w:left="284" w:hanging="284"/>
         <w:jc w:val="both"/>
         <w:rPr>
           <w:rFonts w:ascii="Times New Roman" w:hAnsi="Times New Roman" w:cs="Times New Roman"/>
@@ -10835,7 +11314,25 @@
           <w:sz w:val="24"/>
           <w:szCs w:val="24"/>
         </w:rPr>
-        <w:t xml:space="preserve">, M., Lewis, M.A. and van den </w:t>
+        <w:t xml:space="preserve">, M., Lewis, </w:t>
+      </w:r>
+      <w:proofErr w:type="gramStart"/>
+      <w:r>
+        <w:rPr>
+          <w:rFonts w:ascii="Times New Roman" w:hAnsi="Times New Roman" w:cs="Times New Roman"/>
+          <w:sz w:val="24"/>
+          <w:szCs w:val="24"/>
+        </w:rPr>
+        <w:t>M.A.</w:t>
+      </w:r>
+      <w:proofErr w:type="gramEnd"/>
+      <w:r>
+        <w:rPr>
+          <w:rFonts w:ascii="Times New Roman" w:hAnsi="Times New Roman" w:cs="Times New Roman"/>
+          <w:sz w:val="24"/>
+          <w:szCs w:val="24"/>
+        </w:rPr>
+        <w:t xml:space="preserve"> and van den </w:t>
       </w:r>
       <w:proofErr w:type="spellStart"/>
       <w:r>
@@ -10858,6 +11355,8 @@
     </w:p>
     <w:p>
       <w:pPr>
+        <w:spacing w:line="240" w:lineRule="auto"/>
+        <w:ind w:left="284" w:hanging="284"/>
         <w:jc w:val="both"/>
         <w:rPr>
           <w:rFonts w:ascii="Times New Roman" w:hAnsi="Times New Roman" w:cs="Times New Roman"/>
@@ -10886,6 +11385,8 @@
     </w:p>
     <w:p>
       <w:pPr>
+        <w:spacing w:line="240" w:lineRule="auto"/>
+        <w:ind w:left="284" w:hanging="284"/>
         <w:jc w:val="both"/>
         <w:rPr>
           <w:rFonts w:ascii="Times New Roman" w:hAnsi="Times New Roman" w:cs="Times New Roman"/>
@@ -10904,6 +11405,8 @@
     </w:p>
     <w:p>
       <w:pPr>
+        <w:spacing w:line="240" w:lineRule="auto"/>
+        <w:ind w:left="284" w:hanging="284"/>
         <w:jc w:val="both"/>
         <w:rPr>
           <w:rFonts w:ascii="Times New Roman" w:hAnsi="Times New Roman" w:cs="Times New Roman"/>
@@ -10917,11 +11420,13 @@
           <w:sz w:val="24"/>
           <w:szCs w:val="24"/>
         </w:rPr>
-        <w:t>Nathan, R., 2007. Total dispersal kernels and the evaluation of diversity and similarity in complex dispersal systems. Seed dispersal: theory and its application in a changing world, pp.252-276.</w:t>
+        <w:t>Nathan, R., Perry, G., Cronin, J.T., Strand, A.E. and Cain, M.L., 2003. Methods for estimating long‐distance dispersal. Oikos, 103(2), pp.261-273.</w:t>
       </w:r>
     </w:p>
     <w:p>
       <w:pPr>
+        <w:spacing w:line="240" w:lineRule="auto"/>
+        <w:ind w:left="284" w:hanging="284"/>
         <w:jc w:val="both"/>
         <w:rPr>
           <w:rFonts w:ascii="Times New Roman" w:hAnsi="Times New Roman" w:cs="Times New Roman"/>
@@ -10935,101 +11440,13 @@
           <w:sz w:val="24"/>
           <w:szCs w:val="24"/>
         </w:rPr>
-        <w:t xml:space="preserve">Nathan, R., </w:t>
-      </w:r>
-      <w:proofErr w:type="spellStart"/>
-      <w:r>
-        <w:rPr>
-          <w:rFonts w:ascii="Times New Roman" w:hAnsi="Times New Roman" w:cs="Times New Roman"/>
-          <w:sz w:val="24"/>
-          <w:szCs w:val="24"/>
-        </w:rPr>
-        <w:t>Katul</w:t>
-      </w:r>
-      <w:proofErr w:type="spellEnd"/>
-      <w:r>
-        <w:rPr>
-          <w:rFonts w:ascii="Times New Roman" w:hAnsi="Times New Roman" w:cs="Times New Roman"/>
-          <w:sz w:val="24"/>
-          <w:szCs w:val="24"/>
-        </w:rPr>
-        <w:t xml:space="preserve">, G.G., </w:t>
-      </w:r>
-      <w:proofErr w:type="spellStart"/>
-      <w:r>
-        <w:rPr>
-          <w:rFonts w:ascii="Times New Roman" w:hAnsi="Times New Roman" w:cs="Times New Roman"/>
-          <w:sz w:val="24"/>
-          <w:szCs w:val="24"/>
-        </w:rPr>
-        <w:t>Bohrer</w:t>
-      </w:r>
-      <w:proofErr w:type="spellEnd"/>
-      <w:r>
-        <w:rPr>
-          <w:rFonts w:ascii="Times New Roman" w:hAnsi="Times New Roman" w:cs="Times New Roman"/>
-          <w:sz w:val="24"/>
-          <w:szCs w:val="24"/>
-        </w:rPr>
-        <w:t xml:space="preserve">, G., </w:t>
-      </w:r>
-      <w:proofErr w:type="spellStart"/>
-      <w:r>
-        <w:rPr>
-          <w:rFonts w:ascii="Times New Roman" w:hAnsi="Times New Roman" w:cs="Times New Roman"/>
-          <w:sz w:val="24"/>
-          <w:szCs w:val="24"/>
-        </w:rPr>
-        <w:t>Kuparinen</w:t>
-      </w:r>
-      <w:proofErr w:type="spellEnd"/>
-      <w:r>
-        <w:rPr>
-          <w:rFonts w:ascii="Times New Roman" w:hAnsi="Times New Roman" w:cs="Times New Roman"/>
-          <w:sz w:val="24"/>
-          <w:szCs w:val="24"/>
-        </w:rPr>
-        <w:t xml:space="preserve">, A., </w:t>
-      </w:r>
-      <w:proofErr w:type="spellStart"/>
-      <w:r>
-        <w:rPr>
-          <w:rFonts w:ascii="Times New Roman" w:hAnsi="Times New Roman" w:cs="Times New Roman"/>
-          <w:sz w:val="24"/>
-          <w:szCs w:val="24"/>
-        </w:rPr>
-        <w:t>Soons</w:t>
-      </w:r>
-      <w:proofErr w:type="spellEnd"/>
-      <w:r>
-        <w:rPr>
-          <w:rFonts w:ascii="Times New Roman" w:hAnsi="Times New Roman" w:cs="Times New Roman"/>
-          <w:sz w:val="24"/>
-          <w:szCs w:val="24"/>
-        </w:rPr>
-        <w:t xml:space="preserve">, M.B., Thompson, S.E., </w:t>
-      </w:r>
-      <w:proofErr w:type="spellStart"/>
-      <w:r>
-        <w:rPr>
-          <w:rFonts w:ascii="Times New Roman" w:hAnsi="Times New Roman" w:cs="Times New Roman"/>
-          <w:sz w:val="24"/>
-          <w:szCs w:val="24"/>
-        </w:rPr>
-        <w:t>Trakhtenbrot</w:t>
-      </w:r>
-      <w:proofErr w:type="spellEnd"/>
-      <w:r>
-        <w:rPr>
-          <w:rFonts w:ascii="Times New Roman" w:hAnsi="Times New Roman" w:cs="Times New Roman"/>
-          <w:sz w:val="24"/>
-          <w:szCs w:val="24"/>
-        </w:rPr>
-        <w:t>, A. and Horn, H.S., 2011. Mechanistic models of seed dispersal by wind. Theoretical Ecology, 4(2), pp.113-132.</w:t>
+        <w:t>Nathan, R., 2006. Long-distance dispersal of plants. Science, 313(5788), pp.786-788.</w:t>
       </w:r>
     </w:p>
     <w:p>
       <w:pPr>
+        <w:spacing w:line="240" w:lineRule="auto"/>
+        <w:ind w:left="284" w:hanging="284"/>
         <w:jc w:val="both"/>
         <w:rPr>
           <w:rFonts w:ascii="Times New Roman" w:hAnsi="Times New Roman" w:cs="Times New Roman"/>
@@ -11043,11 +11460,13 @@
           <w:sz w:val="24"/>
           <w:szCs w:val="24"/>
         </w:rPr>
-        <w:t>Neubert, M.G. and Caswell, H., 2000. Demography and dispersal: calculation and sensitivity analysis of invasion speed for structured populations. Ecology, 81(6), pp.1613-1628.</w:t>
+        <w:t>Nathan, R., 2007. Total dispersal kernels and the evaluation of diversity and similarity in complex dispersal systems. Seed dispersal: theory and its application in a changing world, pp.252-276.</w:t>
       </w:r>
     </w:p>
     <w:p>
       <w:pPr>
+        <w:spacing w:line="240" w:lineRule="auto"/>
+        <w:ind w:left="284" w:hanging="284"/>
         <w:jc w:val="both"/>
         <w:rPr>
           <w:rFonts w:ascii="Times New Roman" w:hAnsi="Times New Roman" w:cs="Times New Roman"/>
@@ -11061,101 +11480,103 @@
           <w:sz w:val="24"/>
           <w:szCs w:val="24"/>
         </w:rPr>
-        <w:t xml:space="preserve">Rogers, H.S., Beckman, N.G., </w:t>
-      </w:r>
-      <w:proofErr w:type="spellStart"/>
-      <w:r>
-        <w:rPr>
-          <w:rFonts w:ascii="Times New Roman" w:hAnsi="Times New Roman" w:cs="Times New Roman"/>
-          <w:sz w:val="24"/>
-          <w:szCs w:val="24"/>
-        </w:rPr>
-        <w:t>Hartig</w:t>
-      </w:r>
-      <w:proofErr w:type="spellEnd"/>
-      <w:r>
-        <w:rPr>
-          <w:rFonts w:ascii="Times New Roman" w:hAnsi="Times New Roman" w:cs="Times New Roman"/>
-          <w:sz w:val="24"/>
-          <w:szCs w:val="24"/>
-        </w:rPr>
-        <w:t xml:space="preserve">, F., Johnson, J.S., </w:t>
-      </w:r>
-      <w:proofErr w:type="spellStart"/>
-      <w:r>
-        <w:rPr>
-          <w:rFonts w:ascii="Times New Roman" w:hAnsi="Times New Roman" w:cs="Times New Roman"/>
-          <w:sz w:val="24"/>
-          <w:szCs w:val="24"/>
-        </w:rPr>
-        <w:t>Pufal</w:t>
-      </w:r>
-      <w:proofErr w:type="spellEnd"/>
-      <w:r>
-        <w:rPr>
-          <w:rFonts w:ascii="Times New Roman" w:hAnsi="Times New Roman" w:cs="Times New Roman"/>
-          <w:sz w:val="24"/>
-          <w:szCs w:val="24"/>
-        </w:rPr>
-        <w:t xml:space="preserve">, G., Shea, K., </w:t>
-      </w:r>
-      <w:proofErr w:type="spellStart"/>
-      <w:r>
-        <w:rPr>
-          <w:rFonts w:ascii="Times New Roman" w:hAnsi="Times New Roman" w:cs="Times New Roman"/>
-          <w:sz w:val="24"/>
-          <w:szCs w:val="24"/>
-        </w:rPr>
-        <w:t>Zurell</w:t>
-      </w:r>
-      <w:proofErr w:type="spellEnd"/>
-      <w:r>
-        <w:rPr>
-          <w:rFonts w:ascii="Times New Roman" w:hAnsi="Times New Roman" w:cs="Times New Roman"/>
-          <w:sz w:val="24"/>
-          <w:szCs w:val="24"/>
-        </w:rPr>
-        <w:t xml:space="preserve">, D., Bullock, J.M., Cantrell, R.S., Loiselle, B. and </w:t>
-      </w:r>
-      <w:proofErr w:type="spellStart"/>
-      <w:r>
-        <w:rPr>
-          <w:rFonts w:ascii="Times New Roman" w:hAnsi="Times New Roman" w:cs="Times New Roman"/>
-          <w:sz w:val="24"/>
-          <w:szCs w:val="24"/>
-        </w:rPr>
-        <w:t>Pejchar</w:t>
-      </w:r>
-      <w:proofErr w:type="spellEnd"/>
-      <w:r>
-        <w:rPr>
-          <w:rFonts w:ascii="Times New Roman" w:hAnsi="Times New Roman" w:cs="Times New Roman"/>
-          <w:sz w:val="24"/>
-          <w:szCs w:val="24"/>
-        </w:rPr>
-        <w:t xml:space="preserve">, L., 2019. The total dispersal kernel: a review and future directions. </w:t>
-      </w:r>
-      <w:proofErr w:type="spellStart"/>
-      <w:r>
-        <w:rPr>
-          <w:rFonts w:ascii="Times New Roman" w:hAnsi="Times New Roman" w:cs="Times New Roman"/>
-          <w:sz w:val="24"/>
-          <w:szCs w:val="24"/>
-        </w:rPr>
-        <w:t>AoB</w:t>
-      </w:r>
-      <w:proofErr w:type="spellEnd"/>
-      <w:r>
-        <w:rPr>
-          <w:rFonts w:ascii="Times New Roman" w:hAnsi="Times New Roman" w:cs="Times New Roman"/>
-          <w:sz w:val="24"/>
-          <w:szCs w:val="24"/>
-        </w:rPr>
-        <w:t xml:space="preserve"> Plants, 11(5), p.plz042.</w:t>
+        <w:t xml:space="preserve">Nathan, R., </w:t>
+      </w:r>
+      <w:proofErr w:type="spellStart"/>
+      <w:r>
+        <w:rPr>
+          <w:rFonts w:ascii="Times New Roman" w:hAnsi="Times New Roman" w:cs="Times New Roman"/>
+          <w:sz w:val="24"/>
+          <w:szCs w:val="24"/>
+        </w:rPr>
+        <w:t>Katul</w:t>
+      </w:r>
+      <w:proofErr w:type="spellEnd"/>
+      <w:r>
+        <w:rPr>
+          <w:rFonts w:ascii="Times New Roman" w:hAnsi="Times New Roman" w:cs="Times New Roman"/>
+          <w:sz w:val="24"/>
+          <w:szCs w:val="24"/>
+        </w:rPr>
+        <w:t xml:space="preserve">, G.G., </w:t>
+      </w:r>
+      <w:proofErr w:type="spellStart"/>
+      <w:r>
+        <w:rPr>
+          <w:rFonts w:ascii="Times New Roman" w:hAnsi="Times New Roman" w:cs="Times New Roman"/>
+          <w:sz w:val="24"/>
+          <w:szCs w:val="24"/>
+        </w:rPr>
+        <w:t>Bohrer</w:t>
+      </w:r>
+      <w:proofErr w:type="spellEnd"/>
+      <w:r>
+        <w:rPr>
+          <w:rFonts w:ascii="Times New Roman" w:hAnsi="Times New Roman" w:cs="Times New Roman"/>
+          <w:sz w:val="24"/>
+          <w:szCs w:val="24"/>
+        </w:rPr>
+        <w:t xml:space="preserve">, G., </w:t>
+      </w:r>
+      <w:proofErr w:type="spellStart"/>
+      <w:r>
+        <w:rPr>
+          <w:rFonts w:ascii="Times New Roman" w:hAnsi="Times New Roman" w:cs="Times New Roman"/>
+          <w:sz w:val="24"/>
+          <w:szCs w:val="24"/>
+        </w:rPr>
+        <w:t>Kuparinen</w:t>
+      </w:r>
+      <w:proofErr w:type="spellEnd"/>
+      <w:r>
+        <w:rPr>
+          <w:rFonts w:ascii="Times New Roman" w:hAnsi="Times New Roman" w:cs="Times New Roman"/>
+          <w:sz w:val="24"/>
+          <w:szCs w:val="24"/>
+        </w:rPr>
+        <w:t xml:space="preserve">, A., </w:t>
+      </w:r>
+      <w:proofErr w:type="spellStart"/>
+      <w:r>
+        <w:rPr>
+          <w:rFonts w:ascii="Times New Roman" w:hAnsi="Times New Roman" w:cs="Times New Roman"/>
+          <w:sz w:val="24"/>
+          <w:szCs w:val="24"/>
+        </w:rPr>
+        <w:t>Soons</w:t>
+      </w:r>
+      <w:proofErr w:type="spellEnd"/>
+      <w:r>
+        <w:rPr>
+          <w:rFonts w:ascii="Times New Roman" w:hAnsi="Times New Roman" w:cs="Times New Roman"/>
+          <w:sz w:val="24"/>
+          <w:szCs w:val="24"/>
+        </w:rPr>
+        <w:t xml:space="preserve">, M.B., Thompson, S.E., </w:t>
+      </w:r>
+      <w:proofErr w:type="spellStart"/>
+      <w:r>
+        <w:rPr>
+          <w:rFonts w:ascii="Times New Roman" w:hAnsi="Times New Roman" w:cs="Times New Roman"/>
+          <w:sz w:val="24"/>
+          <w:szCs w:val="24"/>
+        </w:rPr>
+        <w:t>Trakhtenbrot</w:t>
+      </w:r>
+      <w:proofErr w:type="spellEnd"/>
+      <w:r>
+        <w:rPr>
+          <w:rFonts w:ascii="Times New Roman" w:hAnsi="Times New Roman" w:cs="Times New Roman"/>
+          <w:sz w:val="24"/>
+          <w:szCs w:val="24"/>
+        </w:rPr>
+        <w:t>, A. and Horn, H.S., 2011. Mechanistic models of seed dispersal by wind. Theoretical Ecology, 4(2), pp.113-132.</w:t>
       </w:r>
     </w:p>
     <w:p>
       <w:pPr>
+        <w:spacing w:line="240" w:lineRule="auto"/>
+        <w:ind w:left="284" w:hanging="284"/>
         <w:jc w:val="both"/>
         <w:rPr>
           <w:rFonts w:ascii="Times New Roman" w:hAnsi="Times New Roman" w:cs="Times New Roman"/>
@@ -11163,28 +11584,19 @@
           <w:szCs w:val="24"/>
         </w:rPr>
       </w:pPr>
-      <w:proofErr w:type="spellStart"/>
-      <w:r>
-        <w:rPr>
-          <w:rFonts w:ascii="Times New Roman" w:hAnsi="Times New Roman" w:cs="Times New Roman"/>
-          <w:sz w:val="24"/>
-          <w:szCs w:val="24"/>
-        </w:rPr>
-        <w:lastRenderedPageBreak/>
-        <w:t>Schurr</w:t>
-      </w:r>
-      <w:proofErr w:type="spellEnd"/>
-      <w:r>
-        <w:rPr>
-          <w:rFonts w:ascii="Times New Roman" w:hAnsi="Times New Roman" w:cs="Times New Roman"/>
-          <w:sz w:val="24"/>
-          <w:szCs w:val="24"/>
-        </w:rPr>
-        <w:t>, F.M., Bond, W.J., Midgley, G.F. and Higgins, S.I., 2005. A mechanistic model for secondary seed dispersal by wind and its experimental validation. Journal of Ecology, 93(5), pp.1017-1028.</w:t>
+      <w:r>
+        <w:rPr>
+          <w:rFonts w:ascii="Times New Roman" w:hAnsi="Times New Roman" w:cs="Times New Roman"/>
+          <w:sz w:val="24"/>
+          <w:szCs w:val="24"/>
+        </w:rPr>
+        <w:t>Neubert, M.G. and Caswell, H., 2000. Demography and dispersal: calculation and sensitivity analysis of invasion speed for structured populations. Ecology, 81(6), pp.1613-1628.</w:t>
       </w:r>
     </w:p>
     <w:p>
       <w:pPr>
+        <w:spacing w:line="240" w:lineRule="auto"/>
+        <w:ind w:left="284" w:hanging="284"/>
         <w:jc w:val="both"/>
         <w:rPr>
           <w:rFonts w:ascii="Times New Roman" w:hAnsi="Times New Roman" w:cs="Times New Roman"/>
@@ -11192,27 +11604,110 @@
           <w:szCs w:val="24"/>
         </w:rPr>
       </w:pPr>
-      <w:proofErr w:type="spellStart"/>
-      <w:r>
-        <w:rPr>
-          <w:rFonts w:ascii="Times New Roman" w:hAnsi="Times New Roman" w:cs="Times New Roman"/>
-          <w:sz w:val="24"/>
-          <w:szCs w:val="24"/>
-        </w:rPr>
-        <w:t>Skarpaas</w:t>
-      </w:r>
-      <w:proofErr w:type="spellEnd"/>
-      <w:r>
-        <w:rPr>
-          <w:rFonts w:ascii="Times New Roman" w:hAnsi="Times New Roman" w:cs="Times New Roman"/>
-          <w:sz w:val="24"/>
-          <w:szCs w:val="24"/>
-        </w:rPr>
-        <w:t>, O., &amp; Shea, K. (2007). Dispersal patterns, dispersal mechanisms, and invasion wave speeds for invasive thistles. The American Naturalist, 170(3), 421-430.</w:t>
+      <w:r>
+        <w:rPr>
+          <w:rFonts w:ascii="Times New Roman" w:hAnsi="Times New Roman" w:cs="Times New Roman"/>
+          <w:sz w:val="24"/>
+          <w:szCs w:val="24"/>
+        </w:rPr>
+        <w:lastRenderedPageBreak/>
+        <w:t xml:space="preserve">Rogers, H.S., Beckman, N.G., </w:t>
+      </w:r>
+      <w:proofErr w:type="spellStart"/>
+      <w:r>
+        <w:rPr>
+          <w:rFonts w:ascii="Times New Roman" w:hAnsi="Times New Roman" w:cs="Times New Roman"/>
+          <w:sz w:val="24"/>
+          <w:szCs w:val="24"/>
+        </w:rPr>
+        <w:t>Hartig</w:t>
+      </w:r>
+      <w:proofErr w:type="spellEnd"/>
+      <w:r>
+        <w:rPr>
+          <w:rFonts w:ascii="Times New Roman" w:hAnsi="Times New Roman" w:cs="Times New Roman"/>
+          <w:sz w:val="24"/>
+          <w:szCs w:val="24"/>
+        </w:rPr>
+        <w:t xml:space="preserve">, F., Johnson, J.S., </w:t>
+      </w:r>
+      <w:proofErr w:type="spellStart"/>
+      <w:r>
+        <w:rPr>
+          <w:rFonts w:ascii="Times New Roman" w:hAnsi="Times New Roman" w:cs="Times New Roman"/>
+          <w:sz w:val="24"/>
+          <w:szCs w:val="24"/>
+        </w:rPr>
+        <w:t>Pufal</w:t>
+      </w:r>
+      <w:proofErr w:type="spellEnd"/>
+      <w:r>
+        <w:rPr>
+          <w:rFonts w:ascii="Times New Roman" w:hAnsi="Times New Roman" w:cs="Times New Roman"/>
+          <w:sz w:val="24"/>
+          <w:szCs w:val="24"/>
+        </w:rPr>
+        <w:t xml:space="preserve">, G., Shea, K., </w:t>
+      </w:r>
+      <w:proofErr w:type="spellStart"/>
+      <w:r>
+        <w:rPr>
+          <w:rFonts w:ascii="Times New Roman" w:hAnsi="Times New Roman" w:cs="Times New Roman"/>
+          <w:sz w:val="24"/>
+          <w:szCs w:val="24"/>
+        </w:rPr>
+        <w:t>Zurell</w:t>
+      </w:r>
+      <w:proofErr w:type="spellEnd"/>
+      <w:r>
+        <w:rPr>
+          <w:rFonts w:ascii="Times New Roman" w:hAnsi="Times New Roman" w:cs="Times New Roman"/>
+          <w:sz w:val="24"/>
+          <w:szCs w:val="24"/>
+        </w:rPr>
+        <w:t xml:space="preserve">, D., Bullock, J.M., Cantrell, R.S., Loiselle, B. and </w:t>
+      </w:r>
+      <w:proofErr w:type="spellStart"/>
+      <w:r>
+        <w:rPr>
+          <w:rFonts w:ascii="Times New Roman" w:hAnsi="Times New Roman" w:cs="Times New Roman"/>
+          <w:sz w:val="24"/>
+          <w:szCs w:val="24"/>
+        </w:rPr>
+        <w:t>Pejchar</w:t>
+      </w:r>
+      <w:proofErr w:type="spellEnd"/>
+      <w:r>
+        <w:rPr>
+          <w:rFonts w:ascii="Times New Roman" w:hAnsi="Times New Roman" w:cs="Times New Roman"/>
+          <w:sz w:val="24"/>
+          <w:szCs w:val="24"/>
+        </w:rPr>
+        <w:t xml:space="preserve">, L., 2019. The total dispersal kernel: a review and future directions. </w:t>
+      </w:r>
+      <w:proofErr w:type="spellStart"/>
+      <w:r>
+        <w:rPr>
+          <w:rFonts w:ascii="Times New Roman" w:hAnsi="Times New Roman" w:cs="Times New Roman"/>
+          <w:sz w:val="24"/>
+          <w:szCs w:val="24"/>
+        </w:rPr>
+        <w:t>AoB</w:t>
+      </w:r>
+      <w:proofErr w:type="spellEnd"/>
+      <w:r>
+        <w:rPr>
+          <w:rFonts w:ascii="Times New Roman" w:hAnsi="Times New Roman" w:cs="Times New Roman"/>
+          <w:sz w:val="24"/>
+          <w:szCs w:val="24"/>
+        </w:rPr>
+        <w:t xml:space="preserve"> Plants, 11(5), p.plz042.</w:t>
       </w:r>
     </w:p>
     <w:p>
       <w:pPr>
+        <w:spacing w:line="240" w:lineRule="auto"/>
+        <w:ind w:left="284" w:hanging="284"/>
         <w:jc w:val="both"/>
         <w:rPr>
           <w:rFonts w:ascii="Times New Roman" w:hAnsi="Times New Roman" w:cs="Times New Roman"/>
@@ -11227,38 +11722,22 @@
           <w:sz w:val="24"/>
           <w:szCs w:val="24"/>
         </w:rPr>
-        <w:t>Soons</w:t>
-      </w:r>
-      <w:proofErr w:type="spellEnd"/>
-      <w:r>
-        <w:rPr>
-          <w:rFonts w:ascii="Times New Roman" w:hAnsi="Times New Roman" w:cs="Times New Roman"/>
-          <w:sz w:val="24"/>
-          <w:szCs w:val="24"/>
-        </w:rPr>
-        <w:t xml:space="preserve">, M.B., Heil, G.W., Nathan, R. and </w:t>
-      </w:r>
-      <w:proofErr w:type="spellStart"/>
-      <w:r>
-        <w:rPr>
-          <w:rFonts w:ascii="Times New Roman" w:hAnsi="Times New Roman" w:cs="Times New Roman"/>
-          <w:sz w:val="24"/>
-          <w:szCs w:val="24"/>
-        </w:rPr>
-        <w:t>Katul</w:t>
-      </w:r>
-      <w:proofErr w:type="spellEnd"/>
-      <w:r>
-        <w:rPr>
-          <w:rFonts w:ascii="Times New Roman" w:hAnsi="Times New Roman" w:cs="Times New Roman"/>
-          <w:sz w:val="24"/>
-          <w:szCs w:val="24"/>
-        </w:rPr>
-        <w:t>, G.G., 2004. Determinants of long‐distance seed dispersal by wind in grasslands. Ecology, 85(11), pp.3056-3068.</w:t>
+        <w:t>Schurr</w:t>
+      </w:r>
+      <w:proofErr w:type="spellEnd"/>
+      <w:r>
+        <w:rPr>
+          <w:rFonts w:ascii="Times New Roman" w:hAnsi="Times New Roman" w:cs="Times New Roman"/>
+          <w:sz w:val="24"/>
+          <w:szCs w:val="24"/>
+        </w:rPr>
+        <w:t>, F.M., Bond, W.J., Midgley, G.F. and Higgins, S.I., 2005. A mechanistic model for secondary seed dispersal by wind and its experimental validation. Journal of Ecology, 93(5), pp.1017-1028.</w:t>
       </w:r>
     </w:p>
     <w:p>
       <w:pPr>
+        <w:spacing w:line="240" w:lineRule="auto"/>
+        <w:ind w:left="284" w:hanging="284"/>
         <w:jc w:val="both"/>
         <w:rPr>
           <w:rFonts w:ascii="Times New Roman" w:hAnsi="Times New Roman" w:cs="Times New Roman"/>
@@ -11273,56 +11752,22 @@
           <w:sz w:val="24"/>
           <w:szCs w:val="24"/>
         </w:rPr>
-        <w:t>Tackenberg</w:t>
-      </w:r>
-      <w:proofErr w:type="spellEnd"/>
-      <w:r>
-        <w:rPr>
-          <w:rFonts w:ascii="Times New Roman" w:hAnsi="Times New Roman" w:cs="Times New Roman"/>
-          <w:sz w:val="24"/>
-          <w:szCs w:val="24"/>
-        </w:rPr>
-        <w:t xml:space="preserve">, O., </w:t>
-      </w:r>
-      <w:proofErr w:type="spellStart"/>
-      <w:r>
-        <w:rPr>
-          <w:rFonts w:ascii="Times New Roman" w:hAnsi="Times New Roman" w:cs="Times New Roman"/>
-          <w:sz w:val="24"/>
-          <w:szCs w:val="24"/>
-        </w:rPr>
-        <w:t>Poschlod</w:t>
-      </w:r>
-      <w:proofErr w:type="spellEnd"/>
-      <w:r>
-        <w:rPr>
-          <w:rFonts w:ascii="Times New Roman" w:hAnsi="Times New Roman" w:cs="Times New Roman"/>
-          <w:sz w:val="24"/>
-          <w:szCs w:val="24"/>
-        </w:rPr>
-        <w:t xml:space="preserve">, P. and </w:t>
-      </w:r>
-      <w:proofErr w:type="spellStart"/>
-      <w:r>
-        <w:rPr>
-          <w:rFonts w:ascii="Times New Roman" w:hAnsi="Times New Roman" w:cs="Times New Roman"/>
-          <w:sz w:val="24"/>
-          <w:szCs w:val="24"/>
-        </w:rPr>
-        <w:t>Kahmen</w:t>
-      </w:r>
-      <w:proofErr w:type="spellEnd"/>
-      <w:r>
-        <w:rPr>
-          <w:rFonts w:ascii="Times New Roman" w:hAnsi="Times New Roman" w:cs="Times New Roman"/>
-          <w:sz w:val="24"/>
-          <w:szCs w:val="24"/>
-        </w:rPr>
-        <w:t>, S., 2003. Dandelion seed dispersal: the horizontal wind speed does not matter for long‐distance dispersal‐it is updraft!. Plant Biology, 5(5), pp.451-454.</w:t>
+        <w:t>Skarpaas</w:t>
+      </w:r>
+      <w:proofErr w:type="spellEnd"/>
+      <w:r>
+        <w:rPr>
+          <w:rFonts w:ascii="Times New Roman" w:hAnsi="Times New Roman" w:cs="Times New Roman"/>
+          <w:sz w:val="24"/>
+          <w:szCs w:val="24"/>
+        </w:rPr>
+        <w:t>, O., &amp; Shea, K. (2007). Dispersal patterns, dispersal mechanisms, and invasion wave speeds for invasive thistles. The American Naturalist, 170(3), 421-430.</w:t>
       </w:r>
     </w:p>
     <w:p>
       <w:pPr>
+        <w:spacing w:line="240" w:lineRule="auto"/>
+        <w:ind w:left="284" w:hanging="284"/>
         <w:jc w:val="both"/>
         <w:rPr>
           <w:rFonts w:ascii="Times New Roman" w:hAnsi="Times New Roman" w:cs="Times New Roman"/>
@@ -11330,6 +11775,138 @@
           <w:szCs w:val="24"/>
         </w:rPr>
       </w:pPr>
+      <w:proofErr w:type="spellStart"/>
+      <w:r>
+        <w:rPr>
+          <w:rFonts w:ascii="Times New Roman" w:hAnsi="Times New Roman" w:cs="Times New Roman"/>
+          <w:sz w:val="24"/>
+          <w:szCs w:val="24"/>
+        </w:rPr>
+        <w:t>Soons</w:t>
+      </w:r>
+      <w:proofErr w:type="spellEnd"/>
+      <w:r>
+        <w:rPr>
+          <w:rFonts w:ascii="Times New Roman" w:hAnsi="Times New Roman" w:cs="Times New Roman"/>
+          <w:sz w:val="24"/>
+          <w:szCs w:val="24"/>
+        </w:rPr>
+        <w:t xml:space="preserve">, M.B., Heil, G.W., Nathan, R. and </w:t>
+      </w:r>
+      <w:proofErr w:type="spellStart"/>
+      <w:r>
+        <w:rPr>
+          <w:rFonts w:ascii="Times New Roman" w:hAnsi="Times New Roman" w:cs="Times New Roman"/>
+          <w:sz w:val="24"/>
+          <w:szCs w:val="24"/>
+        </w:rPr>
+        <w:t>Katul</w:t>
+      </w:r>
+      <w:proofErr w:type="spellEnd"/>
+      <w:r>
+        <w:rPr>
+          <w:rFonts w:ascii="Times New Roman" w:hAnsi="Times New Roman" w:cs="Times New Roman"/>
+          <w:sz w:val="24"/>
+          <w:szCs w:val="24"/>
+        </w:rPr>
+        <w:t>, G.G., 2004. Determinants of long‐distance seed dispersal by wind in grasslands. Ecology, 85(11), pp.3056-3068.</w:t>
+      </w:r>
+    </w:p>
+    <w:p>
+      <w:pPr>
+        <w:spacing w:line="240" w:lineRule="auto"/>
+        <w:ind w:left="284" w:hanging="284"/>
+        <w:jc w:val="both"/>
+        <w:rPr>
+          <w:rFonts w:ascii="Times New Roman" w:hAnsi="Times New Roman" w:cs="Times New Roman"/>
+          <w:sz w:val="24"/>
+          <w:szCs w:val="24"/>
+        </w:rPr>
+      </w:pPr>
+      <w:proofErr w:type="spellStart"/>
+      <w:r>
+        <w:rPr>
+          <w:rFonts w:ascii="Times New Roman" w:hAnsi="Times New Roman" w:cs="Times New Roman"/>
+          <w:sz w:val="24"/>
+          <w:szCs w:val="24"/>
+        </w:rPr>
+        <w:t>Tackenberg</w:t>
+      </w:r>
+      <w:proofErr w:type="spellEnd"/>
+      <w:r>
+        <w:rPr>
+          <w:rFonts w:ascii="Times New Roman" w:hAnsi="Times New Roman" w:cs="Times New Roman"/>
+          <w:sz w:val="24"/>
+          <w:szCs w:val="24"/>
+        </w:rPr>
+        <w:t xml:space="preserve">, O., </w:t>
+      </w:r>
+      <w:proofErr w:type="spellStart"/>
+      <w:r>
+        <w:rPr>
+          <w:rFonts w:ascii="Times New Roman" w:hAnsi="Times New Roman" w:cs="Times New Roman"/>
+          <w:sz w:val="24"/>
+          <w:szCs w:val="24"/>
+        </w:rPr>
+        <w:t>Poschlod</w:t>
+      </w:r>
+      <w:proofErr w:type="spellEnd"/>
+      <w:r>
+        <w:rPr>
+          <w:rFonts w:ascii="Times New Roman" w:hAnsi="Times New Roman" w:cs="Times New Roman"/>
+          <w:sz w:val="24"/>
+          <w:szCs w:val="24"/>
+        </w:rPr>
+        <w:t xml:space="preserve">, P. and </w:t>
+      </w:r>
+      <w:proofErr w:type="spellStart"/>
+      <w:r>
+        <w:rPr>
+          <w:rFonts w:ascii="Times New Roman" w:hAnsi="Times New Roman" w:cs="Times New Roman"/>
+          <w:sz w:val="24"/>
+          <w:szCs w:val="24"/>
+        </w:rPr>
+        <w:t>Kahmen</w:t>
+      </w:r>
+      <w:proofErr w:type="spellEnd"/>
+      <w:r>
+        <w:rPr>
+          <w:rFonts w:ascii="Times New Roman" w:hAnsi="Times New Roman" w:cs="Times New Roman"/>
+          <w:sz w:val="24"/>
+          <w:szCs w:val="24"/>
+        </w:rPr>
+        <w:t xml:space="preserve">, S., 2003. Dandelion seed dispersal: the horizontal wind speed does not matter for long‐distance dispersal‐it is </w:t>
+      </w:r>
+      <w:proofErr w:type="gramStart"/>
+      <w:r>
+        <w:rPr>
+          <w:rFonts w:ascii="Times New Roman" w:hAnsi="Times New Roman" w:cs="Times New Roman"/>
+          <w:sz w:val="24"/>
+          <w:szCs w:val="24"/>
+        </w:rPr>
+        <w:t>updraft!.</w:t>
+      </w:r>
+      <w:proofErr w:type="gramEnd"/>
+      <w:r>
+        <w:rPr>
+          <w:rFonts w:ascii="Times New Roman" w:hAnsi="Times New Roman" w:cs="Times New Roman"/>
+          <w:sz w:val="24"/>
+          <w:szCs w:val="24"/>
+        </w:rPr>
+        <w:t xml:space="preserve"> Plant Biology, 5(5), pp.451-454.</w:t>
+      </w:r>
+    </w:p>
+    <w:p>
+      <w:pPr>
+        <w:spacing w:line="240" w:lineRule="auto"/>
+        <w:ind w:left="284" w:hanging="284"/>
+        <w:jc w:val="both"/>
+        <w:rPr>
+          <w:rFonts w:ascii="Times New Roman" w:hAnsi="Times New Roman" w:cs="Times New Roman"/>
+          <w:sz w:val="24"/>
+          <w:szCs w:val="24"/>
+        </w:rPr>
+      </w:pPr>
       <w:r>
         <w:rPr>
           <w:rFonts w:ascii="Times New Roman" w:hAnsi="Times New Roman" w:cs="Times New Roman"/>
@@ -11337,6 +11914,26 @@
           <w:szCs w:val="24"/>
         </w:rPr>
         <w:t>Vander Wall, S.B., 2001. The evolutionary ecology of nut dispersal. The Botanical Review, 67(1), pp.74-117.</w:t>
+      </w:r>
+    </w:p>
+    <w:p>
+      <w:pPr>
+        <w:spacing w:line="240" w:lineRule="auto"/>
+        <w:ind w:left="284" w:hanging="284"/>
+        <w:jc w:val="both"/>
+        <w:rPr>
+          <w:rFonts w:ascii="Times New Roman" w:hAnsi="Times New Roman" w:cs="Times New Roman"/>
+          <w:sz w:val="24"/>
+          <w:szCs w:val="24"/>
+        </w:rPr>
+      </w:pPr>
+      <w:r>
+        <w:rPr>
+          <w:rFonts w:ascii="Times New Roman" w:hAnsi="Times New Roman" w:cs="Times New Roman"/>
+          <w:sz w:val="24"/>
+          <w:szCs w:val="24"/>
+        </w:rPr>
+        <w:t>Vander Wall, S.B., Kuhn, K.M. and Beck, M.J., 2005b. Seed removal, seed predation, and secondary dispersal. Ecology, 86(3), pp.801-806.</w:t>
       </w:r>
     </w:p>
     <w:p/>

--- a/CombinedDispersalMS_v1.docx
+++ b/CombinedDispersalMS_v1.docx
@@ -1325,7 +1325,23 @@
           <w:sz w:val="24"/>
           <w:szCs w:val="24"/>
         </w:rPr>
-        <w:t xml:space="preserve">. 2004; </w:t>
+        <w:t>. 2004</w:t>
+      </w:r>
+      <w:r>
+        <w:rPr>
+          <w:rFonts w:ascii="Times New Roman" w:hAnsi="Times New Roman" w:cs="Times New Roman"/>
+          <w:sz w:val="24"/>
+          <w:szCs w:val="24"/>
+        </w:rPr>
+        <w:t>a</w:t>
+      </w:r>
+      <w:r>
+        <w:rPr>
+          <w:rFonts w:ascii="Times New Roman" w:hAnsi="Times New Roman" w:cs="Times New Roman"/>
+          <w:sz w:val="24"/>
+          <w:szCs w:val="24"/>
+        </w:rPr>
+        <w:t xml:space="preserve">; </w:t>
       </w:r>
       <w:r>
         <w:rPr>
@@ -3132,15 +3148,304 @@
           <w:sz w:val="24"/>
           <w:szCs w:val="24"/>
         </w:rPr>
-        <w:t>Paragraph about</w:t>
-      </w:r>
-      <w:r>
-        <w:rPr>
-          <w:rFonts w:ascii="Times New Roman" w:hAnsi="Times New Roman" w:cs="Times New Roman"/>
-          <w:sz w:val="24"/>
-          <w:szCs w:val="24"/>
-        </w:rPr>
-        <w:t xml:space="preserve"> climate change and possible effects on the total dispersal kernel as a whole, and effects on individual components of the kernel.</w:t>
+        <w:t>Climate change may have profound effects on how plants spread across the landscape by altering one or more individual dispersal pathways, which may then affect the total dispersal kernel as a whole. For example,</w:t>
+      </w:r>
+      <w:r>
+        <w:rPr>
+          <w:rFonts w:ascii="Times New Roman" w:hAnsi="Times New Roman" w:cs="Times New Roman"/>
+          <w:sz w:val="24"/>
+          <w:szCs w:val="24"/>
+        </w:rPr>
+        <w:t xml:space="preserve"> in wind-dispersed plants,</w:t>
+      </w:r>
+      <w:r>
+        <w:rPr>
+          <w:rFonts w:ascii="Times New Roman" w:hAnsi="Times New Roman" w:cs="Times New Roman"/>
+          <w:sz w:val="24"/>
+          <w:szCs w:val="24"/>
+        </w:rPr>
+        <w:t xml:space="preserve"> shifts in </w:t>
+      </w:r>
+      <w:r>
+        <w:rPr>
+          <w:rFonts w:ascii="Times New Roman" w:hAnsi="Times New Roman" w:cs="Times New Roman"/>
+          <w:sz w:val="24"/>
+          <w:szCs w:val="24"/>
+        </w:rPr>
+        <w:t xml:space="preserve">mean </w:t>
+      </w:r>
+      <w:r>
+        <w:rPr>
+          <w:rFonts w:ascii="Times New Roman" w:hAnsi="Times New Roman" w:cs="Times New Roman"/>
+          <w:sz w:val="24"/>
+          <w:szCs w:val="24"/>
+        </w:rPr>
+        <w:t xml:space="preserve">wind speeds may </w:t>
+      </w:r>
+      <w:r>
+        <w:rPr>
+          <w:rFonts w:ascii="Times New Roman" w:hAnsi="Times New Roman" w:cs="Times New Roman"/>
+          <w:sz w:val="24"/>
+          <w:szCs w:val="24"/>
+        </w:rPr>
+        <w:t>increase</w:t>
+      </w:r>
+      <w:r>
+        <w:rPr>
+          <w:rFonts w:ascii="Times New Roman" w:hAnsi="Times New Roman" w:cs="Times New Roman"/>
+          <w:sz w:val="24"/>
+          <w:szCs w:val="24"/>
+        </w:rPr>
+        <w:t xml:space="preserve"> or decrease dispersal distances depending on the magnitude and direction of the wind speed shifts</w:t>
+      </w:r>
+      <w:r>
+        <w:rPr>
+          <w:rFonts w:ascii="Times New Roman" w:hAnsi="Times New Roman" w:cs="Times New Roman"/>
+          <w:sz w:val="24"/>
+          <w:szCs w:val="24"/>
+        </w:rPr>
+        <w:t xml:space="preserve"> (</w:t>
+      </w:r>
+      <w:r>
+        <w:rPr>
+          <w:rFonts w:ascii="Times New Roman" w:hAnsi="Times New Roman" w:cs="Times New Roman"/>
+          <w:sz w:val="24"/>
+          <w:szCs w:val="24"/>
+        </w:rPr>
+        <w:t xml:space="preserve">Bullock </w:t>
+      </w:r>
+      <w:r>
+        <w:rPr>
+          <w:rFonts w:ascii="Times New Roman" w:hAnsi="Times New Roman" w:cs="Times New Roman"/>
+          <w:i/>
+          <w:iCs/>
+          <w:sz w:val="24"/>
+          <w:szCs w:val="24"/>
+        </w:rPr>
+        <w:t>et al</w:t>
+      </w:r>
+      <w:r>
+        <w:rPr>
+          <w:rFonts w:ascii="Times New Roman" w:hAnsi="Times New Roman" w:cs="Times New Roman"/>
+          <w:sz w:val="24"/>
+          <w:szCs w:val="24"/>
+        </w:rPr>
+        <w:t>. 2012</w:t>
+      </w:r>
+      <w:r>
+        <w:rPr>
+          <w:rFonts w:ascii="Times New Roman" w:hAnsi="Times New Roman" w:cs="Times New Roman"/>
+          <w:sz w:val="24"/>
+          <w:szCs w:val="24"/>
+        </w:rPr>
+        <w:t>, SOURCES)</w:t>
+      </w:r>
+      <w:r>
+        <w:rPr>
+          <w:rFonts w:ascii="Times New Roman" w:hAnsi="Times New Roman" w:cs="Times New Roman"/>
+          <w:sz w:val="24"/>
+          <w:szCs w:val="24"/>
+        </w:rPr>
+        <w:t xml:space="preserve"> </w:t>
+      </w:r>
+      <w:r>
+        <w:rPr>
+          <w:rFonts w:ascii="Times New Roman" w:hAnsi="Times New Roman" w:cs="Times New Roman"/>
+          <w:sz w:val="24"/>
+          <w:szCs w:val="24"/>
+        </w:rPr>
+        <w:t>i</w:t>
+      </w:r>
+      <w:r>
+        <w:rPr>
+          <w:rFonts w:ascii="Times New Roman" w:hAnsi="Times New Roman" w:cs="Times New Roman"/>
+          <w:sz w:val="24"/>
+          <w:szCs w:val="24"/>
+        </w:rPr>
+        <w:t>ncreases in air temperatures are believed to increase seed dispersal distances by increasing air turbulence (Kuparinen et al 2009)</w:t>
+      </w:r>
+      <w:r>
+        <w:rPr>
+          <w:rFonts w:ascii="Times New Roman" w:hAnsi="Times New Roman" w:cs="Times New Roman"/>
+          <w:sz w:val="24"/>
+          <w:szCs w:val="24"/>
+        </w:rPr>
+        <w:t xml:space="preserve">, and </w:t>
+      </w:r>
+      <w:r>
+        <w:rPr>
+          <w:rFonts w:ascii="Times New Roman" w:hAnsi="Times New Roman" w:cs="Times New Roman"/>
+          <w:sz w:val="24"/>
+          <w:szCs w:val="24"/>
+        </w:rPr>
+        <w:t>increased frequency of extreme wind events may lead to long-distance dispersal events becoming more common (</w:t>
+      </w:r>
+      <w:r>
+        <w:rPr>
+          <w:rFonts w:ascii="Times New Roman" w:hAnsi="Times New Roman" w:cs="Times New Roman"/>
+          <w:sz w:val="24"/>
+          <w:szCs w:val="24"/>
+        </w:rPr>
+        <w:t xml:space="preserve">Soons </w:t>
+      </w:r>
+      <w:r>
+        <w:rPr>
+          <w:rFonts w:ascii="Times New Roman" w:hAnsi="Times New Roman" w:cs="Times New Roman"/>
+          <w:i/>
+          <w:iCs/>
+          <w:sz w:val="24"/>
+          <w:szCs w:val="24"/>
+        </w:rPr>
+        <w:t xml:space="preserve">et </w:t>
+      </w:r>
+      <w:r>
+        <w:rPr>
+          <w:rFonts w:ascii="Times New Roman" w:hAnsi="Times New Roman" w:cs="Times New Roman"/>
+          <w:i/>
+          <w:iCs/>
+          <w:sz w:val="24"/>
+          <w:szCs w:val="24"/>
+        </w:rPr>
+        <w:t>al</w:t>
+      </w:r>
+      <w:r>
+        <w:rPr>
+          <w:rFonts w:ascii="Times New Roman" w:hAnsi="Times New Roman" w:cs="Times New Roman"/>
+          <w:sz w:val="24"/>
+          <w:szCs w:val="24"/>
+        </w:rPr>
+        <w:t>. 2004</w:t>
+      </w:r>
+      <w:r>
+        <w:rPr>
+          <w:rFonts w:ascii="Times New Roman" w:hAnsi="Times New Roman" w:cs="Times New Roman"/>
+          <w:sz w:val="24"/>
+          <w:szCs w:val="24"/>
+        </w:rPr>
+        <w:t>b)</w:t>
+      </w:r>
+      <w:r>
+        <w:rPr>
+          <w:rFonts w:ascii="Times New Roman" w:hAnsi="Times New Roman" w:cs="Times New Roman"/>
+          <w:sz w:val="24"/>
+          <w:szCs w:val="24"/>
+        </w:rPr>
+        <w:t xml:space="preserve">. Climate change can also shift dispersal by biotic vectors by changing seed attractiveness to dispersers (Drees and Shea, </w:t>
+      </w:r>
+      <w:r>
+        <w:rPr>
+          <w:rFonts w:ascii="Times New Roman" w:hAnsi="Times New Roman" w:cs="Times New Roman"/>
+          <w:i/>
+          <w:iCs/>
+          <w:sz w:val="24"/>
+          <w:szCs w:val="24"/>
+        </w:rPr>
+        <w:t>in prep</w:t>
+      </w:r>
+      <w:r>
+        <w:rPr>
+          <w:rFonts w:ascii="Times New Roman" w:hAnsi="Times New Roman" w:cs="Times New Roman"/>
+          <w:sz w:val="24"/>
+          <w:szCs w:val="24"/>
+        </w:rPr>
+        <w:t xml:space="preserve">.; SOURCES) or the abundance of animals </w:t>
+      </w:r>
+      <w:r>
+        <w:rPr>
+          <w:rFonts w:ascii="Times New Roman" w:hAnsi="Times New Roman" w:cs="Times New Roman"/>
+          <w:sz w:val="24"/>
+          <w:szCs w:val="24"/>
+        </w:rPr>
+        <w:lastRenderedPageBreak/>
+        <w:t>that disperse the seeds (SOURCES), also causing changes in the total dispersal kernel. I</w:t>
+      </w:r>
+      <w:r>
+        <w:rPr>
+          <w:rFonts w:ascii="Times New Roman" w:hAnsi="Times New Roman" w:cs="Times New Roman"/>
+          <w:sz w:val="24"/>
+          <w:szCs w:val="24"/>
+        </w:rPr>
+        <w:t xml:space="preserve">n </w:t>
+      </w:r>
+      <w:r>
+        <w:rPr>
+          <w:rFonts w:ascii="Times New Roman" w:hAnsi="Times New Roman" w:cs="Times New Roman"/>
+          <w:sz w:val="24"/>
+          <w:szCs w:val="24"/>
+        </w:rPr>
+        <w:t>these</w:t>
+      </w:r>
+      <w:r>
+        <w:rPr>
+          <w:rFonts w:ascii="Times New Roman" w:hAnsi="Times New Roman" w:cs="Times New Roman"/>
+          <w:sz w:val="24"/>
+          <w:szCs w:val="24"/>
+        </w:rPr>
+        <w:t xml:space="preserve"> cases, the shape of the dispersal kernel</w:t>
+      </w:r>
+      <w:r>
+        <w:rPr>
+          <w:rFonts w:ascii="Times New Roman" w:hAnsi="Times New Roman" w:cs="Times New Roman"/>
+          <w:sz w:val="24"/>
+          <w:szCs w:val="24"/>
+        </w:rPr>
+        <w:t xml:space="preserve"> for a particular component of the total dispersal kernel is changed</w:t>
+      </w:r>
+      <w:r>
+        <w:rPr>
+          <w:rFonts w:ascii="Times New Roman" w:hAnsi="Times New Roman" w:cs="Times New Roman"/>
+          <w:sz w:val="24"/>
+          <w:szCs w:val="24"/>
+        </w:rPr>
+        <w:t>, and consequently the</w:t>
+      </w:r>
+      <w:r>
+        <w:rPr>
+          <w:rFonts w:ascii="Times New Roman" w:hAnsi="Times New Roman" w:cs="Times New Roman"/>
+          <w:sz w:val="24"/>
+          <w:szCs w:val="24"/>
+        </w:rPr>
+        <w:t xml:space="preserve"> shape of the</w:t>
+      </w:r>
+      <w:r>
+        <w:rPr>
+          <w:rFonts w:ascii="Times New Roman" w:hAnsi="Times New Roman" w:cs="Times New Roman"/>
+          <w:sz w:val="24"/>
+          <w:szCs w:val="24"/>
+        </w:rPr>
+        <w:t xml:space="preserve"> total dispersal kernel</w:t>
+      </w:r>
+      <w:r>
+        <w:rPr>
+          <w:rFonts w:ascii="Times New Roman" w:hAnsi="Times New Roman" w:cs="Times New Roman"/>
+          <w:sz w:val="24"/>
+          <w:szCs w:val="24"/>
+        </w:rPr>
+        <w:t xml:space="preserve"> itself is changed; this</w:t>
+      </w:r>
+      <w:r>
+        <w:rPr>
+          <w:rFonts w:ascii="Times New Roman" w:hAnsi="Times New Roman" w:cs="Times New Roman"/>
+          <w:sz w:val="24"/>
+          <w:szCs w:val="24"/>
+        </w:rPr>
+        <w:t xml:space="preserve"> changes how far seeds are dispersed, thus affecting the speed at which the </w:t>
+      </w:r>
+      <w:r>
+        <w:rPr>
+          <w:rFonts w:ascii="Times New Roman" w:hAnsi="Times New Roman" w:cs="Times New Roman"/>
+          <w:sz w:val="24"/>
+          <w:szCs w:val="24"/>
+        </w:rPr>
+        <w:t>plant population in question</w:t>
+      </w:r>
+      <w:r>
+        <w:rPr>
+          <w:rFonts w:ascii="Times New Roman" w:hAnsi="Times New Roman" w:cs="Times New Roman"/>
+          <w:sz w:val="24"/>
+          <w:szCs w:val="24"/>
+        </w:rPr>
+        <w:t xml:space="preserve"> expands.</w:t>
       </w:r>
     </w:p>
     <w:p>
@@ -3320,16 +3625,7 @@
           <w:sz w:val="24"/>
           <w:szCs w:val="24"/>
         </w:rPr>
-        <w:t xml:space="preserve">. First, can we estimate rates of spread using </w:t>
-      </w:r>
-      <w:r>
-        <w:rPr>
-          <w:rFonts w:ascii="Times New Roman" w:hAnsi="Times New Roman" w:cs="Times New Roman"/>
-          <w:sz w:val="24"/>
-          <w:szCs w:val="24"/>
-        </w:rPr>
-        <w:lastRenderedPageBreak/>
-        <w:t xml:space="preserve">a model that accounts for both primary and secondary dispersal? Second, what are the relative contributions of primary and secondary dispersal, and does one have a larger influence on dispersal than the other? And third, </w:t>
+        <w:t xml:space="preserve">. First, can we estimate rates of spread using a model that accounts for both primary and secondary dispersal? Second, what are the relative contributions of primary and secondary dispersal, and does one have a larger influence on dispersal than the other? And third, </w:t>
       </w:r>
       <w:r>
         <w:rPr>
@@ -8665,7 +8961,6 @@
           <w:sz w:val="24"/>
           <w:szCs w:val="24"/>
         </w:rPr>
-        <w:lastRenderedPageBreak/>
         <w:t>Text text text</w:t>
       </w:r>
       <w:r>
@@ -9741,6 +10036,7 @@
         <w:jc w:val="both"/>
         <w:rPr>
           <w:rFonts w:ascii="Times New Roman" w:hAnsi="Times New Roman" w:cs="Times New Roman"/>
+          <w:color w:val="FF0000"/>
           <w:sz w:val="24"/>
           <w:szCs w:val="24"/>
         </w:rPr>
@@ -9748,10 +10044,31 @@
       <w:r>
         <w:rPr>
           <w:rFonts w:ascii="Times New Roman" w:hAnsi="Times New Roman" w:cs="Times New Roman"/>
-          <w:sz w:val="24"/>
-          <w:szCs w:val="24"/>
-        </w:rPr>
-        <w:t>Handel, S.N. and Beattie, A.J., 1990. Seed dispersal by ants. Scientific American, 263(2), pp.76-83B.</w:t>
+          <w:color w:val="FF0000"/>
+          <w:sz w:val="24"/>
+          <w:szCs w:val="24"/>
+        </w:rPr>
+        <w:t xml:space="preserve">Drees and Shea, </w:t>
+      </w:r>
+      <w:r>
+        <w:rPr>
+          <w:rFonts w:ascii="Times New Roman" w:hAnsi="Times New Roman" w:cs="Times New Roman"/>
+          <w:i/>
+          <w:iCs/>
+          <w:color w:val="FF0000"/>
+          <w:sz w:val="24"/>
+          <w:szCs w:val="24"/>
+        </w:rPr>
+        <w:t>in prep</w:t>
+      </w:r>
+      <w:r>
+        <w:rPr>
+          <w:rFonts w:ascii="Times New Roman" w:hAnsi="Times New Roman" w:cs="Times New Roman"/>
+          <w:color w:val="FF0000"/>
+          <w:sz w:val="24"/>
+          <w:szCs w:val="24"/>
+        </w:rPr>
+        <w:t>.</w:t>
       </w:r>
     </w:p>
     <w:p>
@@ -9771,7 +10088,7 @@
           <w:sz w:val="24"/>
           <w:szCs w:val="24"/>
         </w:rPr>
-        <w:t>Herrera, C.M. and Jordano, P., 1981. Prunus mahaleb and birds: the high‐efficiency seed dispersal system of a temperate fruiting tree. Ecological monographs, 51(2), pp.203-218.</w:t>
+        <w:t>Handel, S.N. and Beattie, A.J., 1990. Seed dispersal by ants. Scientific American, 263(2), pp.76-83B.</w:t>
       </w:r>
     </w:p>
     <w:p>
@@ -9791,7 +10108,7 @@
           <w:sz w:val="24"/>
           <w:szCs w:val="24"/>
         </w:rPr>
-        <w:t>Howe, H.F., 1986. Seed dispersal by fruit-eating birds and mammals. Seed dispersal, 123, p.189.</w:t>
+        <w:t>Herrera, C.M. and Jordano, P., 1981. Prunus mahaleb and birds: the high‐efficiency seed dispersal system of a temperate fruiting tree. Ecological monographs, 51(2), pp.203-218.</w:t>
       </w:r>
     </w:p>
     <w:p>
@@ -9811,7 +10128,7 @@
           <w:sz w:val="24"/>
           <w:szCs w:val="24"/>
         </w:rPr>
-        <w:t>Howe, H.F., 1990. Seed dispersal by birds and mammals. Reproductive ecology of tropical forest plants, pp.191-218.</w:t>
+        <w:t>Howe, H.F., 1986. Seed dispersal by fruit-eating birds and mammals. Seed dispersal, 123, p.189.</w:t>
       </w:r>
     </w:p>
     <w:p>
@@ -9831,7 +10148,7 @@
           <w:sz w:val="24"/>
           <w:szCs w:val="24"/>
         </w:rPr>
-        <w:t>Jensen, T.S. and Nielsen, O.F., 1986. Rodents as seed dispersers in a heath—oak wood succession. Oecologia, 70(2), pp.214-221.</w:t>
+        <w:t>Howe, H.F., 1990. Seed dispersal by birds and mammals. Reproductive ecology of tropical forest plants, pp.191-218.</w:t>
       </w:r>
     </w:p>
     <w:p>
@@ -9851,7 +10168,7 @@
           <w:sz w:val="24"/>
           <w:szCs w:val="24"/>
         </w:rPr>
-        <w:t>Jongejans, E. and Schippers, P., 1999. Modeling seed dispersal by wind in herbaceous species. Oikos, pp.362-372.</w:t>
+        <w:t>Jensen, T.S. and Nielsen, O.F., 1986. Rodents as seed dispersers in a heath—oak wood succession. Oecologia, 70(2), pp.214-221.</w:t>
       </w:r>
     </w:p>
     <w:p>
@@ -9871,7 +10188,7 @@
           <w:sz w:val="24"/>
           <w:szCs w:val="24"/>
         </w:rPr>
-        <w:t>Jordano, P., García, C., Godoy, J.A. and García-Castaño, J.L., 2007. Differential contribution of frugivores to complex seed dispersal patterns. Proceedings of the National Academy of Sciences, 104(9), pp.3278-3282.</w:t>
+        <w:t>Jongejans, E. and Schippers, P., 1999. Modeling seed dispersal by wind in herbaceous species. Oikos, pp.362-372.</w:t>
       </w:r>
     </w:p>
     <w:p>
@@ -9891,7 +10208,7 @@
           <w:sz w:val="24"/>
           <w:szCs w:val="24"/>
         </w:rPr>
-        <w:t>Kot, M., Lewis, M.A. and van den Driessche, P., 1996. Dispersal data and the spread of invading organisms. Ecology, 77(7), pp.2027-2042.</w:t>
+        <w:t>Jordano, P., García, C., Godoy, J.A. and García-Castaño, J.L., 2007. Differential contribution of frugivores to complex seed dispersal patterns. Proceedings of the National Academy of Sciences, 104(9), pp.3278-3282.</w:t>
       </w:r>
     </w:p>
     <w:p>
@@ -9911,7 +10228,7 @@
           <w:sz w:val="24"/>
           <w:szCs w:val="24"/>
         </w:rPr>
-        <w:t>Mokany, K., Prasad, S. and Westcott, D.A., 2014. Loss of frugivore seed dispersal services under climate change. Nature Communications, 5(1), pp.1-7.</w:t>
+        <w:t>Kot, M., Lewis, M.A. and van den Driessche, P., 1996. Dispersal data and the spread of invading organisms. Ecology, 77(7), pp.2027-2042.</w:t>
       </w:r>
     </w:p>
     <w:p>
@@ -9931,7 +10248,8 @@
           <w:sz w:val="24"/>
           <w:szCs w:val="24"/>
         </w:rPr>
-        <w:t>Murray, D.R., 1986. Seed dispersal by water. Seed dispersal, pp.49-85.</w:t>
+        <w:lastRenderedPageBreak/>
+        <w:t>Kuparinen, A., Katul, G., Nathan, R. and Schurr, F.M., 2009. Increases in air temperature can promote wind-driven dispersal and spread of plants. Proceedings of the Royal Society B: Biological Sciences, 276(1670), pp.3081-3087.</w:t>
       </w:r>
     </w:p>
     <w:p>
@@ -9951,7 +10269,7 @@
           <w:sz w:val="24"/>
           <w:szCs w:val="24"/>
         </w:rPr>
-        <w:t>Nathan, R., Perry, G., Cronin, J.T., Strand, A.E. and Cain, M.L., 2003. Methods for estimating long‐distance dispersal. Oikos, 103(2), pp.261-273.</w:t>
+        <w:t>Mokany, K., Prasad, S. and Westcott, D.A., 2014. Loss of frugivore seed dispersal services under climate change. Nature Communications, 5(1), pp.1-7.</w:t>
       </w:r>
     </w:p>
     <w:p>
@@ -9971,7 +10289,7 @@
           <w:sz w:val="24"/>
           <w:szCs w:val="24"/>
         </w:rPr>
-        <w:t>Nathan, R., 2006. Long-distance dispersal of plants. Science, 313(5788), pp.786-788.</w:t>
+        <w:t>Murray, D.R., 1986. Seed dispersal by water. Seed dispersal, pp.49-85.</w:t>
       </w:r>
     </w:p>
     <w:p>
@@ -9991,7 +10309,7 @@
           <w:sz w:val="24"/>
           <w:szCs w:val="24"/>
         </w:rPr>
-        <w:t>Nathan, R., 2007. Total dispersal kernels and the evaluation of diversity and similarity in complex dispersal systems. Seed dispersal: theory and its application in a changing world, pp.252-276.</w:t>
+        <w:t>Nathan, R., Perry, G., Cronin, J.T., Strand, A.E. and Cain, M.L., 2003. Methods for estimating long‐distance dispersal. Oikos, 103(2), pp.261-273.</w:t>
       </w:r>
     </w:p>
     <w:p>
@@ -10011,8 +10329,7 @@
           <w:sz w:val="24"/>
           <w:szCs w:val="24"/>
         </w:rPr>
-        <w:lastRenderedPageBreak/>
-        <w:t>Nathan, R., Katul, G.G., Bohrer, G., Kuparinen, A., Soons, M.B., Thompson, S.E., Trakhtenbrot, A. and Horn, H.S., 2011. Mechanistic models of seed dispersal by wind. Theoretical Ecology, 4(2), pp.113-132.</w:t>
+        <w:t>Nathan, R., 2006. Long-distance dispersal of plants. Science, 313(5788), pp.786-788.</w:t>
       </w:r>
     </w:p>
     <w:p>
@@ -10032,7 +10349,7 @@
           <w:sz w:val="24"/>
           <w:szCs w:val="24"/>
         </w:rPr>
-        <w:t>Neubert, M.G. and Caswell, H., 2000. Demography and dispersal: calculation and sensitivity analysis of invasion speed for structured populations. Ecology, 81(6), pp.1613-1628.</w:t>
+        <w:t>Nathan, R., 2007. Total dispersal kernels and the evaluation of diversity and similarity in complex dispersal systems. Seed dispersal: theory and its application in a changing world, pp.252-276.</w:t>
       </w:r>
     </w:p>
     <w:p>
@@ -10052,7 +10369,7 @@
           <w:sz w:val="24"/>
           <w:szCs w:val="24"/>
         </w:rPr>
-        <w:t>Rogers, H.S., Beckman, N.G., Hartig, F., Johnson, J.S., Pufal, G., Shea, K., Zurell, D., Bullock, J.M., Cantrell, R.S., Loiselle, B. and Pejchar, L., 2019. The total dispersal kernel: a review and future directions. AoB Plants, 11(5), p.plz042.</w:t>
+        <w:t>Nathan, R., Katul, G.G., Bohrer, G., Kuparinen, A., Soons, M.B., Thompson, S.E., Trakhtenbrot, A. and Horn, H.S., 2011. Mechanistic models of seed dispersal by wind. Theoretical Ecology, 4(2), pp.113-132.</w:t>
       </w:r>
     </w:p>
     <w:p>
@@ -10072,7 +10389,7 @@
           <w:sz w:val="24"/>
           <w:szCs w:val="24"/>
         </w:rPr>
-        <w:t>Schurr, F.M., Bond, W.J., Midgley, G.F. and Higgins, S.I., 2005. A mechanistic model for secondary seed dispersal by wind and its experimental validation. Journal of Ecology, 93(5), pp.1017-1028.</w:t>
+        <w:t>Neubert, M.G. and Caswell, H., 2000. Demography and dispersal: calculation and sensitivity analysis of invasion speed for structured populations. Ecology, 81(6), pp.1613-1628.</w:t>
       </w:r>
     </w:p>
     <w:p>
@@ -10092,7 +10409,7 @@
           <w:sz w:val="24"/>
           <w:szCs w:val="24"/>
         </w:rPr>
-        <w:t>Skarpaas, O., &amp; Shea, K. (2007). Dispersal patterns, dispersal mechanisms, and invasion wave speeds for invasive thistles. The American Naturalist, 170(3), 421-430.</w:t>
+        <w:t>Rogers, H.S., Beckman, N.G., Hartig, F., Johnson, J.S., Pufal, G., Shea, K., Zurell, D., Bullock, J.M., Cantrell, R.S., Loiselle, B. and Pejchar, L., 2019. The total dispersal kernel: a review and future directions. AoB Plants, 11(5), p.plz042.</w:t>
       </w:r>
     </w:p>
     <w:p>
@@ -10112,7 +10429,107 @@
           <w:sz w:val="24"/>
           <w:szCs w:val="24"/>
         </w:rPr>
-        <w:t>Soons, M.B., Heil, G.W., Nathan, R. and Katul, G.G., 2004. Determinants of long‐distance seed dispersal by wind in grasslands. Ecology, 85(11), pp.3056-3068.</w:t>
+        <w:t>Schurr, F.M., Bond, W.J., Midgley, G.F. and Higgins, S.I., 2005. A mechanistic model for secondary seed dispersal by wind and its experimental validation. Journal of Ecology, 93(5), pp.1017-1028.</w:t>
+      </w:r>
+    </w:p>
+    <w:p>
+      <w:pPr>
+        <w:spacing w:line="240" w:lineRule="auto"/>
+        <w:ind w:left="284" w:hanging="284"/>
+        <w:jc w:val="both"/>
+        <w:rPr>
+          <w:rFonts w:ascii="Times New Roman" w:hAnsi="Times New Roman" w:cs="Times New Roman"/>
+          <w:sz w:val="24"/>
+          <w:szCs w:val="24"/>
+        </w:rPr>
+      </w:pPr>
+      <w:r>
+        <w:rPr>
+          <w:rFonts w:ascii="Times New Roman" w:hAnsi="Times New Roman" w:cs="Times New Roman"/>
+          <w:sz w:val="24"/>
+          <w:szCs w:val="24"/>
+        </w:rPr>
+        <w:t>Skarpaas, O., &amp; Shea, K. (2007). Dispersal patterns, dispersal mechanisms, and invasion wave speeds for invasive thistles. The American Naturalist, 170(3), 421-430.</w:t>
+      </w:r>
+    </w:p>
+    <w:p>
+      <w:pPr>
+        <w:spacing w:line="240" w:lineRule="auto"/>
+        <w:ind w:left="284" w:hanging="284"/>
+        <w:jc w:val="both"/>
+        <w:rPr>
+          <w:rFonts w:ascii="Times New Roman" w:hAnsi="Times New Roman" w:cs="Times New Roman"/>
+          <w:sz w:val="24"/>
+          <w:szCs w:val="24"/>
+        </w:rPr>
+      </w:pPr>
+      <w:r>
+        <w:rPr>
+          <w:rFonts w:ascii="Times New Roman" w:hAnsi="Times New Roman" w:cs="Times New Roman"/>
+          <w:sz w:val="24"/>
+          <w:szCs w:val="24"/>
+        </w:rPr>
+        <w:t>Soons, M.B., Heil, G.W., Nathan, R. and Katul, G.G., 2004</w:t>
+      </w:r>
+      <w:r>
+        <w:rPr>
+          <w:rFonts w:ascii="Times New Roman" w:hAnsi="Times New Roman" w:cs="Times New Roman"/>
+          <w:sz w:val="24"/>
+          <w:szCs w:val="24"/>
+        </w:rPr>
+        <w:t>a</w:t>
+      </w:r>
+      <w:r>
+        <w:rPr>
+          <w:rFonts w:ascii="Times New Roman" w:hAnsi="Times New Roman" w:cs="Times New Roman"/>
+          <w:sz w:val="24"/>
+          <w:szCs w:val="24"/>
+        </w:rPr>
+        <w:t>. Determinants of long‐distance seed dispersal by wind in grasslands. Ecology, 85(11), pp.3056-3068.</w:t>
+      </w:r>
+    </w:p>
+    <w:p>
+      <w:pPr>
+        <w:spacing w:after="120" w:line="240" w:lineRule="auto"/>
+        <w:ind w:left="284" w:hanging="284"/>
+        <w:jc w:val="both"/>
+        <w:rPr>
+          <w:rFonts w:ascii="Times New Roman" w:hAnsi="Times New Roman" w:cs="Times New Roman"/>
+          <w:color w:val="222222"/>
+          <w:sz w:val="24"/>
+          <w:szCs w:val="24"/>
+          <w:shd w:val="clear" w:color="auto" w:fill="FFFFFF"/>
+        </w:rPr>
+      </w:pPr>
+      <w:r>
+        <w:rPr>
+          <w:rFonts w:ascii="Times New Roman" w:hAnsi="Times New Roman" w:cs="Times New Roman"/>
+          <w:color w:val="222222"/>
+          <w:sz w:val="24"/>
+          <w:szCs w:val="24"/>
+          <w:shd w:val="clear" w:color="auto" w:fill="FFFFFF"/>
+        </w:rPr>
+        <w:t>Soons, M.B., Nathan, R. and Katul, G.G., 2004</w:t>
+      </w:r>
+      <w:r>
+        <w:rPr>
+          <w:rFonts w:ascii="Times New Roman" w:hAnsi="Times New Roman" w:cs="Times New Roman"/>
+          <w:color w:val="222222"/>
+          <w:sz w:val="24"/>
+          <w:szCs w:val="24"/>
+          <w:shd w:val="clear" w:color="auto" w:fill="FFFFFF"/>
+        </w:rPr>
+        <w:t>b</w:t>
+      </w:r>
+      <w:r>
+        <w:rPr>
+          <w:rFonts w:ascii="Times New Roman" w:hAnsi="Times New Roman" w:cs="Times New Roman"/>
+          <w:color w:val="222222"/>
+          <w:sz w:val="24"/>
+          <w:szCs w:val="24"/>
+          <w:shd w:val="clear" w:color="auto" w:fill="FFFFFF"/>
+        </w:rPr>
+        <w:t>. Human effects on long‐distance wind dispersal and colonization by grassland plants. Ecology, 85(11), pp.3069-3079.</w:t>
       </w:r>
     </w:p>
     <w:p>

--- a/CombinedDispersalMS_v1.docx
+++ b/CombinedDispersalMS_v1.docx
@@ -2470,13 +2470,23 @@
         </w:rPr>
         <w:t xml:space="preserve"> (</w:t>
       </w:r>
-      <w:r>
-        <w:rPr>
-          <w:rFonts w:ascii="Times New Roman" w:hAnsi="Times New Roman" w:cs="Times New Roman"/>
-          <w:sz w:val="24"/>
-          <w:szCs w:val="24"/>
-        </w:rPr>
-        <w:t xml:space="preserve">e.g. Kot </w:t>
+      <w:proofErr w:type="gramStart"/>
+      <w:r>
+        <w:rPr>
+          <w:rFonts w:ascii="Times New Roman" w:hAnsi="Times New Roman" w:cs="Times New Roman"/>
+          <w:sz w:val="24"/>
+          <w:szCs w:val="24"/>
+        </w:rPr>
+        <w:t>e.g.</w:t>
+      </w:r>
+      <w:proofErr w:type="gramEnd"/>
+      <w:r>
+        <w:rPr>
+          <w:rFonts w:ascii="Times New Roman" w:hAnsi="Times New Roman" w:cs="Times New Roman"/>
+          <w:sz w:val="24"/>
+          <w:szCs w:val="24"/>
+        </w:rPr>
+        <w:t xml:space="preserve"> Kot </w:t>
       </w:r>
       <w:r>
         <w:rPr>
@@ -2700,7 +2710,25 @@
           <w:sz w:val="24"/>
           <w:szCs w:val="24"/>
         </w:rPr>
-        <w:t xml:space="preserve"> Such changes in dispersal vectors thus affect how plants spread, and may have profound impacts on the structure and function of plant communities.</w:t>
+        <w:t xml:space="preserve"> Such changes in dispersal vectors thus affect how plants </w:t>
+      </w:r>
+      <w:proofErr w:type="gramStart"/>
+      <w:r>
+        <w:rPr>
+          <w:rFonts w:ascii="Times New Roman" w:hAnsi="Times New Roman" w:cs="Times New Roman"/>
+          <w:sz w:val="24"/>
+          <w:szCs w:val="24"/>
+        </w:rPr>
+        <w:t>spread, and</w:t>
+      </w:r>
+      <w:proofErr w:type="gramEnd"/>
+      <w:r>
+        <w:rPr>
+          <w:rFonts w:ascii="Times New Roman" w:hAnsi="Times New Roman" w:cs="Times New Roman"/>
+          <w:sz w:val="24"/>
+          <w:szCs w:val="24"/>
+        </w:rPr>
+        <w:t xml:space="preserve"> may have profound impacts on the structure and function of plant communities.</w:t>
       </w:r>
     </w:p>
     <w:p>
@@ -2932,7 +2960,25 @@
           <w:sz w:val="24"/>
           <w:szCs w:val="24"/>
         </w:rPr>
-        <w:t xml:space="preserve"> identifying all of the dispersal vectors involved, which can be complicated in systems with many dispersers</w:t>
+        <w:t xml:space="preserve"> identifying </w:t>
+      </w:r>
+      <w:proofErr w:type="gramStart"/>
+      <w:r>
+        <w:rPr>
+          <w:rFonts w:ascii="Times New Roman" w:hAnsi="Times New Roman" w:cs="Times New Roman"/>
+          <w:sz w:val="24"/>
+          <w:szCs w:val="24"/>
+        </w:rPr>
+        <w:t>all of</w:t>
+      </w:r>
+      <w:proofErr w:type="gramEnd"/>
+      <w:r>
+        <w:rPr>
+          <w:rFonts w:ascii="Times New Roman" w:hAnsi="Times New Roman" w:cs="Times New Roman"/>
+          <w:sz w:val="24"/>
+          <w:szCs w:val="24"/>
+        </w:rPr>
+        <w:t xml:space="preserve"> the dispersal vectors involved, which can be complicated in systems with many dispersers</w:t>
       </w:r>
       <w:r>
         <w:rPr>
@@ -3030,7 +3076,25 @@
           <w:sz w:val="24"/>
           <w:szCs w:val="24"/>
         </w:rPr>
-        <w:t xml:space="preserve"> the challenge of actually quantifying how far seeds travel from the parent plant; while techniques vary depending on what aspect of dispersal is being assessed (e.g. seed traps for plants dispersed by wind or gravity, or analysis of scat for seeds dispersed by small mammals or birds), there are still </w:t>
+        <w:t xml:space="preserve"> the challenge of actually quantifying how far seeds travel from the parent plant; while techniques vary depending on what aspect of dispersal is being assessed (</w:t>
+      </w:r>
+      <w:proofErr w:type="gramStart"/>
+      <w:r>
+        <w:rPr>
+          <w:rFonts w:ascii="Times New Roman" w:hAnsi="Times New Roman" w:cs="Times New Roman"/>
+          <w:sz w:val="24"/>
+          <w:szCs w:val="24"/>
+        </w:rPr>
+        <w:t>e.g.</w:t>
+      </w:r>
+      <w:proofErr w:type="gramEnd"/>
+      <w:r>
+        <w:rPr>
+          <w:rFonts w:ascii="Times New Roman" w:hAnsi="Times New Roman" w:cs="Times New Roman"/>
+          <w:sz w:val="24"/>
+          <w:szCs w:val="24"/>
+        </w:rPr>
+        <w:t xml:space="preserve"> seed traps for plants dispersed by wind or gravity, or analysis of scat for seeds dispersed by small mammals or birds), there are still </w:t>
       </w:r>
       <w:r>
         <w:rPr>
@@ -3148,7 +3212,25 @@
           <w:sz w:val="24"/>
           <w:szCs w:val="24"/>
         </w:rPr>
-        <w:t>Climate change may have profound effects on how plants spread across the landscape by altering one or more individual dispersal pathways, which may then affect the total dispersal kernel as a whole. For example,</w:t>
+        <w:t xml:space="preserve">Climate change may have profound effects on how plants spread across the landscape by altering one or more individual dispersal pathways, which may then affect the total dispersal </w:t>
+      </w:r>
+      <w:proofErr w:type="gramStart"/>
+      <w:r>
+        <w:rPr>
+          <w:rFonts w:ascii="Times New Roman" w:hAnsi="Times New Roman" w:cs="Times New Roman"/>
+          <w:sz w:val="24"/>
+          <w:szCs w:val="24"/>
+        </w:rPr>
+        <w:t>kernel as a whole</w:t>
+      </w:r>
+      <w:proofErr w:type="gramEnd"/>
+      <w:r>
+        <w:rPr>
+          <w:rFonts w:ascii="Times New Roman" w:hAnsi="Times New Roman" w:cs="Times New Roman"/>
+          <w:sz w:val="24"/>
+          <w:szCs w:val="24"/>
+        </w:rPr>
+        <w:t>. For example,</w:t>
       </w:r>
       <w:r>
         <w:rPr>
@@ -3421,15 +3503,33 @@
           <w:sz w:val="24"/>
           <w:szCs w:val="24"/>
         </w:rPr>
-        <w:t xml:space="preserve"> itself is changed; this</w:t>
-      </w:r>
-      <w:r>
-        <w:rPr>
-          <w:rFonts w:ascii="Times New Roman" w:hAnsi="Times New Roman" w:cs="Times New Roman"/>
-          <w:sz w:val="24"/>
-          <w:szCs w:val="24"/>
-        </w:rPr>
-        <w:t xml:space="preserve"> changes how far seeds are dispersed, thus affecting the speed at which the </w:t>
+        <w:t xml:space="preserve"> itself is changed; </w:t>
+      </w:r>
+      <w:proofErr w:type="gramStart"/>
+      <w:r>
+        <w:rPr>
+          <w:rFonts w:ascii="Times New Roman" w:hAnsi="Times New Roman" w:cs="Times New Roman"/>
+          <w:sz w:val="24"/>
+          <w:szCs w:val="24"/>
+        </w:rPr>
+        <w:t>this</w:t>
+      </w:r>
+      <w:r>
+        <w:rPr>
+          <w:rFonts w:ascii="Times New Roman" w:hAnsi="Times New Roman" w:cs="Times New Roman"/>
+          <w:sz w:val="24"/>
+          <w:szCs w:val="24"/>
+        </w:rPr>
+        <w:t xml:space="preserve"> changes</w:t>
+      </w:r>
+      <w:proofErr w:type="gramEnd"/>
+      <w:r>
+        <w:rPr>
+          <w:rFonts w:ascii="Times New Roman" w:hAnsi="Times New Roman" w:cs="Times New Roman"/>
+          <w:sz w:val="24"/>
+          <w:szCs w:val="24"/>
+        </w:rPr>
+        <w:t xml:space="preserve"> how far seeds are dispersed, thus affecting the speed at which the </w:t>
       </w:r>
       <w:r>
         <w:rPr>
@@ -3585,7 +3685,25 @@
           <w:sz w:val="24"/>
           <w:szCs w:val="24"/>
         </w:rPr>
-        <w:t xml:space="preserve"> which factors of the model (e.g. wind speeds, plant height, seed removal rate, etc.) have the largest effects on overall </w:t>
+        <w:t xml:space="preserve"> which factors of the model (</w:t>
+      </w:r>
+      <w:proofErr w:type="gramStart"/>
+      <w:r>
+        <w:rPr>
+          <w:rFonts w:ascii="Times New Roman" w:hAnsi="Times New Roman" w:cs="Times New Roman"/>
+          <w:sz w:val="24"/>
+          <w:szCs w:val="24"/>
+        </w:rPr>
+        <w:t>e.g.</w:t>
+      </w:r>
+      <w:proofErr w:type="gramEnd"/>
+      <w:r>
+        <w:rPr>
+          <w:rFonts w:ascii="Times New Roman" w:hAnsi="Times New Roman" w:cs="Times New Roman"/>
+          <w:sz w:val="24"/>
+          <w:szCs w:val="24"/>
+        </w:rPr>
+        <w:t xml:space="preserve"> wind speeds, plant height, seed removal rate, etc.) have the largest effects on overall </w:t>
       </w:r>
       <w:r>
         <w:rPr>
@@ -3714,1014 +3832,467 @@
     </w:p>
     <w:p>
       <w:pPr>
+        <w:spacing w:after="120" w:line="240" w:lineRule="auto"/>
+        <w:ind w:firstLine="284"/>
+        <w:jc w:val="both"/>
+        <w:rPr>
+          <w:rFonts w:ascii="Times New Roman" w:hAnsi="Times New Roman" w:cs="Times New Roman"/>
+          <w:sz w:val="24"/>
+          <w:szCs w:val="24"/>
+        </w:rPr>
+      </w:pPr>
+      <w:commentRangeStart w:id="0"/>
+      <w:r>
+        <w:rPr>
+          <w:rFonts w:ascii="Times New Roman" w:hAnsi="Times New Roman" w:cs="Times New Roman"/>
+          <w:i/>
+          <w:iCs/>
+          <w:sz w:val="24"/>
+          <w:szCs w:val="24"/>
+        </w:rPr>
+        <w:t>Carduus nutans</w:t>
+      </w:r>
+      <w:r>
+        <w:rPr>
+          <w:rFonts w:ascii="Times New Roman" w:hAnsi="Times New Roman" w:cs="Times New Roman"/>
+          <w:sz w:val="24"/>
+          <w:szCs w:val="24"/>
+        </w:rPr>
+        <w:t xml:space="preserve"> L. (“musk thistle” or “nodding thistle”) </w:t>
+      </w:r>
+      <w:r>
+        <w:rPr>
+          <w:rFonts w:ascii="Times New Roman" w:hAnsi="Times New Roman" w:cs="Times New Roman"/>
+          <w:sz w:val="24"/>
+          <w:szCs w:val="24"/>
+        </w:rPr>
+        <w:t>is an invasive thistle</w:t>
+      </w:r>
+      <w:r>
+        <w:rPr>
+          <w:rFonts w:ascii="Times New Roman" w:hAnsi="Times New Roman" w:cs="Times New Roman"/>
+          <w:sz w:val="24"/>
+          <w:szCs w:val="24"/>
+        </w:rPr>
+        <w:t xml:space="preserve"> in the Asteraceae family</w:t>
+      </w:r>
+      <w:r>
+        <w:rPr>
+          <w:rFonts w:ascii="Times New Roman" w:hAnsi="Times New Roman" w:cs="Times New Roman"/>
+          <w:sz w:val="24"/>
+          <w:szCs w:val="24"/>
+        </w:rPr>
+        <w:t>, g</w:t>
+      </w:r>
+      <w:r>
+        <w:rPr>
+          <w:rFonts w:ascii="Times New Roman" w:hAnsi="Times New Roman" w:cs="Times New Roman"/>
+          <w:sz w:val="24"/>
+          <w:szCs w:val="24"/>
+        </w:rPr>
+        <w:t>erminat</w:t>
+      </w:r>
+      <w:r>
+        <w:rPr>
+          <w:rFonts w:ascii="Times New Roman" w:hAnsi="Times New Roman" w:cs="Times New Roman"/>
+          <w:sz w:val="24"/>
+          <w:szCs w:val="24"/>
+        </w:rPr>
+        <w:t>ing</w:t>
+      </w:r>
+      <w:r>
+        <w:rPr>
+          <w:rFonts w:ascii="Times New Roman" w:hAnsi="Times New Roman" w:cs="Times New Roman"/>
+          <w:sz w:val="24"/>
+          <w:szCs w:val="24"/>
+        </w:rPr>
+        <w:t xml:space="preserve"> in autumn or spring and bolt</w:t>
+      </w:r>
+      <w:r>
+        <w:rPr>
+          <w:rFonts w:ascii="Times New Roman" w:hAnsi="Times New Roman" w:cs="Times New Roman"/>
+          <w:sz w:val="24"/>
+          <w:szCs w:val="24"/>
+        </w:rPr>
+        <w:t>ing</w:t>
+      </w:r>
+      <w:r>
+        <w:rPr>
+          <w:rFonts w:ascii="Times New Roman" w:hAnsi="Times New Roman" w:cs="Times New Roman"/>
+          <w:sz w:val="24"/>
+          <w:szCs w:val="24"/>
+        </w:rPr>
+        <w:t xml:space="preserve"> in the early summer (Zhang </w:t>
+      </w:r>
+      <w:r>
+        <w:rPr>
+          <w:rFonts w:ascii="Times New Roman" w:hAnsi="Times New Roman" w:cs="Times New Roman"/>
+          <w:i/>
+          <w:iCs/>
+          <w:sz w:val="24"/>
+          <w:szCs w:val="24"/>
+        </w:rPr>
+        <w:t>et al</w:t>
+      </w:r>
+      <w:r>
+        <w:rPr>
+          <w:rFonts w:ascii="Times New Roman" w:hAnsi="Times New Roman" w:cs="Times New Roman"/>
+          <w:sz w:val="24"/>
+          <w:szCs w:val="24"/>
+        </w:rPr>
+        <w:t>. 2012)</w:t>
+      </w:r>
+      <w:r>
+        <w:rPr>
+          <w:rFonts w:ascii="Times New Roman" w:hAnsi="Times New Roman" w:cs="Times New Roman"/>
+          <w:sz w:val="24"/>
+          <w:szCs w:val="24"/>
+        </w:rPr>
+        <w:t>. This species</w:t>
+      </w:r>
+      <w:r>
+        <w:rPr>
+          <w:rFonts w:ascii="Times New Roman" w:hAnsi="Times New Roman" w:cs="Times New Roman"/>
+          <w:sz w:val="24"/>
+          <w:szCs w:val="24"/>
+        </w:rPr>
+        <w:t xml:space="preserve"> reproduce</w:t>
+      </w:r>
+      <w:r>
+        <w:rPr>
+          <w:rFonts w:ascii="Times New Roman" w:hAnsi="Times New Roman" w:cs="Times New Roman"/>
+          <w:sz w:val="24"/>
+          <w:szCs w:val="24"/>
+        </w:rPr>
+        <w:t>s</w:t>
+      </w:r>
+      <w:r>
+        <w:rPr>
+          <w:rFonts w:ascii="Times New Roman" w:hAnsi="Times New Roman" w:cs="Times New Roman"/>
+          <w:sz w:val="24"/>
+          <w:szCs w:val="24"/>
+        </w:rPr>
+        <w:t xml:space="preserve"> exclusively by </w:t>
+      </w:r>
+      <w:proofErr w:type="gramStart"/>
+      <w:r>
+        <w:rPr>
+          <w:rFonts w:ascii="Times New Roman" w:hAnsi="Times New Roman" w:cs="Times New Roman"/>
+          <w:sz w:val="24"/>
+          <w:szCs w:val="24"/>
+        </w:rPr>
+        <w:t>seed, and</w:t>
+      </w:r>
+      <w:proofErr w:type="gramEnd"/>
+      <w:r>
+        <w:rPr>
+          <w:rFonts w:ascii="Times New Roman" w:hAnsi="Times New Roman" w:cs="Times New Roman"/>
+          <w:sz w:val="24"/>
+          <w:szCs w:val="24"/>
+        </w:rPr>
+        <w:t xml:space="preserve"> ha</w:t>
+      </w:r>
+      <w:r>
+        <w:rPr>
+          <w:rFonts w:ascii="Times New Roman" w:hAnsi="Times New Roman" w:cs="Times New Roman"/>
+          <w:sz w:val="24"/>
+          <w:szCs w:val="24"/>
+        </w:rPr>
+        <w:t>s a</w:t>
+      </w:r>
+      <w:r>
+        <w:rPr>
+          <w:rFonts w:ascii="Times New Roman" w:hAnsi="Times New Roman" w:cs="Times New Roman"/>
+          <w:sz w:val="24"/>
+          <w:szCs w:val="24"/>
+        </w:rPr>
+        <w:t xml:space="preserve"> monocarpic perennial life cycle that have been demonstrated to shift from biennial towards annual under warming conditions (Keller and Shea, </w:t>
+      </w:r>
+      <w:r>
+        <w:rPr>
+          <w:rFonts w:ascii="Times New Roman" w:hAnsi="Times New Roman" w:cs="Times New Roman"/>
+          <w:i/>
+          <w:iCs/>
+          <w:sz w:val="24"/>
+          <w:szCs w:val="24"/>
+        </w:rPr>
+        <w:t>in press</w:t>
+      </w:r>
+      <w:r>
+        <w:rPr>
+          <w:rFonts w:ascii="Times New Roman" w:hAnsi="Times New Roman" w:cs="Times New Roman"/>
+          <w:sz w:val="24"/>
+          <w:szCs w:val="24"/>
+        </w:rPr>
+        <w:t>).</w:t>
+      </w:r>
+      <w:r>
+        <w:rPr>
+          <w:rFonts w:ascii="Times New Roman" w:hAnsi="Times New Roman" w:cs="Times New Roman"/>
+          <w:sz w:val="24"/>
+          <w:szCs w:val="24"/>
+        </w:rPr>
+        <w:t xml:space="preserve"> </w:t>
+      </w:r>
+      <w:r>
+        <w:rPr>
+          <w:rFonts w:ascii="Times New Roman" w:hAnsi="Times New Roman" w:cs="Times New Roman"/>
+          <w:i/>
+          <w:iCs/>
+          <w:sz w:val="24"/>
+          <w:szCs w:val="24"/>
+        </w:rPr>
+        <w:t>C. nutans</w:t>
+      </w:r>
+      <w:r>
+        <w:rPr>
+          <w:rFonts w:ascii="Times New Roman" w:hAnsi="Times New Roman" w:cs="Times New Roman"/>
+          <w:i/>
+          <w:iCs/>
+          <w:sz w:val="24"/>
+          <w:szCs w:val="24"/>
+        </w:rPr>
+        <w:t xml:space="preserve"> </w:t>
+      </w:r>
+      <w:r>
+        <w:rPr>
+          <w:rFonts w:ascii="Times New Roman" w:hAnsi="Times New Roman" w:cs="Times New Roman"/>
+          <w:sz w:val="24"/>
+          <w:szCs w:val="24"/>
+        </w:rPr>
+        <w:t xml:space="preserve">have high reproductive potential and are a considerable agricultural pest since they thrive in pastures, are unpalatable to most grazers, and decrease pasture productivity (Trumble and Kok 1982). In addition to pastures, these thistles occur in other highly disturbed areas such as drainages and </w:t>
+      </w:r>
+      <w:proofErr w:type="gramStart"/>
+      <w:r>
+        <w:rPr>
+          <w:rFonts w:ascii="Times New Roman" w:hAnsi="Times New Roman" w:cs="Times New Roman"/>
+          <w:sz w:val="24"/>
+          <w:szCs w:val="24"/>
+        </w:rPr>
+        <w:t>roadsides</w:t>
+      </w:r>
+      <w:r>
+        <w:rPr>
+          <w:rFonts w:ascii="Times New Roman" w:hAnsi="Times New Roman" w:cs="Times New Roman"/>
+          <w:sz w:val="24"/>
+          <w:szCs w:val="24"/>
+        </w:rPr>
+        <w:t xml:space="preserve">, </w:t>
+      </w:r>
+      <w:r>
+        <w:rPr>
+          <w:rFonts w:ascii="Times New Roman" w:hAnsi="Times New Roman" w:cs="Times New Roman"/>
+          <w:sz w:val="24"/>
+          <w:szCs w:val="24"/>
+        </w:rPr>
+        <w:t>and</w:t>
+      </w:r>
+      <w:proofErr w:type="gramEnd"/>
+      <w:r>
+        <w:rPr>
+          <w:rFonts w:ascii="Times New Roman" w:hAnsi="Times New Roman" w:cs="Times New Roman"/>
+          <w:sz w:val="24"/>
+          <w:szCs w:val="24"/>
+        </w:rPr>
+        <w:t xml:space="preserve"> are listed as noxious weeds in several states (Skinner </w:t>
+      </w:r>
+      <w:r>
+        <w:rPr>
+          <w:rFonts w:ascii="Times New Roman" w:hAnsi="Times New Roman" w:cs="Times New Roman"/>
+          <w:i/>
+          <w:iCs/>
+          <w:sz w:val="24"/>
+          <w:szCs w:val="24"/>
+        </w:rPr>
+        <w:t>et al.</w:t>
+      </w:r>
+      <w:r>
+        <w:rPr>
+          <w:rFonts w:ascii="Times New Roman" w:hAnsi="Times New Roman" w:cs="Times New Roman"/>
+          <w:sz w:val="24"/>
+          <w:szCs w:val="24"/>
+        </w:rPr>
+        <w:t xml:space="preserve"> 2000).</w:t>
+      </w:r>
+      <w:commentRangeEnd w:id="0"/>
+      <w:r>
+        <w:rPr>
+          <w:rStyle w:val="CommentReference"/>
+        </w:rPr>
+        <w:commentReference w:id="0"/>
+      </w:r>
+    </w:p>
+    <w:p>
+      <w:pPr>
         <w:spacing w:line="240" w:lineRule="auto"/>
         <w:ind w:firstLine="284"/>
         <w:jc w:val="both"/>
-        <w:rPr>
-          <w:rFonts w:ascii="Times New Roman" w:hAnsi="Times New Roman" w:cs="Times New Roman"/>
-          <w:sz w:val="24"/>
-          <w:szCs w:val="24"/>
-        </w:rPr>
       </w:pPr>
-      <w:r>
-        <w:rPr>
-          <w:rFonts w:ascii="Times New Roman" w:hAnsi="Times New Roman" w:cs="Times New Roman"/>
-          <w:sz w:val="24"/>
-          <w:szCs w:val="24"/>
-        </w:rPr>
-        <w:t>Text text text</w:t>
-      </w:r>
-      <w:r>
-        <w:rPr>
-          <w:rFonts w:ascii="Times New Roman" w:hAnsi="Times New Roman" w:cs="Times New Roman"/>
-          <w:sz w:val="24"/>
-          <w:szCs w:val="24"/>
-        </w:rPr>
-        <w:t xml:space="preserve"> </w:t>
-      </w:r>
-      <w:r>
-        <w:rPr>
-          <w:rFonts w:ascii="Times New Roman" w:hAnsi="Times New Roman" w:cs="Times New Roman"/>
-          <w:sz w:val="24"/>
-          <w:szCs w:val="24"/>
-        </w:rPr>
-        <w:t>text</w:t>
-      </w:r>
-      <w:r>
-        <w:rPr>
-          <w:rFonts w:ascii="Times New Roman" w:hAnsi="Times New Roman" w:cs="Times New Roman"/>
-          <w:sz w:val="24"/>
-          <w:szCs w:val="24"/>
-        </w:rPr>
-        <w:t xml:space="preserve"> </w:t>
-      </w:r>
-      <w:r>
-        <w:rPr>
-          <w:rFonts w:ascii="Times New Roman" w:hAnsi="Times New Roman" w:cs="Times New Roman"/>
-          <w:sz w:val="24"/>
-          <w:szCs w:val="24"/>
-        </w:rPr>
-        <w:t>text</w:t>
-      </w:r>
-      <w:r>
-        <w:rPr>
-          <w:rFonts w:ascii="Times New Roman" w:hAnsi="Times New Roman" w:cs="Times New Roman"/>
-          <w:sz w:val="24"/>
-          <w:szCs w:val="24"/>
-        </w:rPr>
-        <w:t xml:space="preserve"> </w:t>
-      </w:r>
-      <w:r>
-        <w:rPr>
-          <w:rFonts w:ascii="Times New Roman" w:hAnsi="Times New Roman" w:cs="Times New Roman"/>
-          <w:sz w:val="24"/>
-          <w:szCs w:val="24"/>
-        </w:rPr>
-        <w:t>text</w:t>
-      </w:r>
-      <w:r>
-        <w:rPr>
-          <w:rFonts w:ascii="Times New Roman" w:hAnsi="Times New Roman" w:cs="Times New Roman"/>
-          <w:sz w:val="24"/>
-          <w:szCs w:val="24"/>
-        </w:rPr>
-        <w:t xml:space="preserve"> </w:t>
-      </w:r>
-      <w:r>
-        <w:rPr>
-          <w:rFonts w:ascii="Times New Roman" w:hAnsi="Times New Roman" w:cs="Times New Roman"/>
-          <w:sz w:val="24"/>
-          <w:szCs w:val="24"/>
-        </w:rPr>
-        <w:t>text</w:t>
-      </w:r>
-      <w:r>
-        <w:rPr>
-          <w:rFonts w:ascii="Times New Roman" w:hAnsi="Times New Roman" w:cs="Times New Roman"/>
-          <w:sz w:val="24"/>
-          <w:szCs w:val="24"/>
-        </w:rPr>
-        <w:t xml:space="preserve"> </w:t>
-      </w:r>
-      <w:r>
-        <w:rPr>
-          <w:rFonts w:ascii="Times New Roman" w:hAnsi="Times New Roman" w:cs="Times New Roman"/>
-          <w:sz w:val="24"/>
-          <w:szCs w:val="24"/>
-        </w:rPr>
-        <w:t>text</w:t>
-      </w:r>
-      <w:r>
-        <w:rPr>
-          <w:rFonts w:ascii="Times New Roman" w:hAnsi="Times New Roman" w:cs="Times New Roman"/>
-          <w:sz w:val="24"/>
-          <w:szCs w:val="24"/>
-        </w:rPr>
-        <w:t xml:space="preserve"> </w:t>
-      </w:r>
-      <w:r>
-        <w:rPr>
-          <w:rFonts w:ascii="Times New Roman" w:hAnsi="Times New Roman" w:cs="Times New Roman"/>
-          <w:sz w:val="24"/>
-          <w:szCs w:val="24"/>
-        </w:rPr>
-        <w:t>text</w:t>
-      </w:r>
-      <w:r>
-        <w:rPr>
-          <w:rFonts w:ascii="Times New Roman" w:hAnsi="Times New Roman" w:cs="Times New Roman"/>
-          <w:sz w:val="24"/>
-          <w:szCs w:val="24"/>
-        </w:rPr>
-        <w:t xml:space="preserve"> </w:t>
-      </w:r>
-      <w:r>
-        <w:rPr>
-          <w:rFonts w:ascii="Times New Roman" w:hAnsi="Times New Roman" w:cs="Times New Roman"/>
-          <w:sz w:val="24"/>
-          <w:szCs w:val="24"/>
-        </w:rPr>
-        <w:t>text</w:t>
-      </w:r>
-      <w:r>
-        <w:rPr>
-          <w:rFonts w:ascii="Times New Roman" w:hAnsi="Times New Roman" w:cs="Times New Roman"/>
-          <w:sz w:val="24"/>
-          <w:szCs w:val="24"/>
-        </w:rPr>
-        <w:t xml:space="preserve"> </w:t>
-      </w:r>
-      <w:r>
-        <w:rPr>
-          <w:rFonts w:ascii="Times New Roman" w:hAnsi="Times New Roman" w:cs="Times New Roman"/>
-          <w:sz w:val="24"/>
-          <w:szCs w:val="24"/>
-        </w:rPr>
-        <w:t>text</w:t>
-      </w:r>
-      <w:r>
-        <w:rPr>
-          <w:rFonts w:ascii="Times New Roman" w:hAnsi="Times New Roman" w:cs="Times New Roman"/>
-          <w:sz w:val="24"/>
-          <w:szCs w:val="24"/>
-        </w:rPr>
-        <w:t xml:space="preserve"> </w:t>
-      </w:r>
-      <w:r>
-        <w:rPr>
-          <w:rFonts w:ascii="Times New Roman" w:hAnsi="Times New Roman" w:cs="Times New Roman"/>
-          <w:sz w:val="24"/>
-          <w:szCs w:val="24"/>
-        </w:rPr>
-        <w:t>text</w:t>
-      </w:r>
-      <w:r>
-        <w:rPr>
-          <w:rFonts w:ascii="Times New Roman" w:hAnsi="Times New Roman" w:cs="Times New Roman"/>
-          <w:sz w:val="24"/>
-          <w:szCs w:val="24"/>
-        </w:rPr>
-        <w:t xml:space="preserve"> </w:t>
-      </w:r>
-      <w:r>
-        <w:rPr>
-          <w:rFonts w:ascii="Times New Roman" w:hAnsi="Times New Roman" w:cs="Times New Roman"/>
-          <w:sz w:val="24"/>
-          <w:szCs w:val="24"/>
-        </w:rPr>
-        <w:t>text</w:t>
-      </w:r>
-      <w:r>
-        <w:rPr>
-          <w:rFonts w:ascii="Times New Roman" w:hAnsi="Times New Roman" w:cs="Times New Roman"/>
-          <w:sz w:val="24"/>
-          <w:szCs w:val="24"/>
-        </w:rPr>
-        <w:t xml:space="preserve"> </w:t>
-      </w:r>
-      <w:r>
-        <w:rPr>
-          <w:rFonts w:ascii="Times New Roman" w:hAnsi="Times New Roman" w:cs="Times New Roman"/>
-          <w:sz w:val="24"/>
-          <w:szCs w:val="24"/>
-        </w:rPr>
-        <w:t>text</w:t>
-      </w:r>
-      <w:r>
-        <w:rPr>
-          <w:rFonts w:ascii="Times New Roman" w:hAnsi="Times New Roman" w:cs="Times New Roman"/>
-          <w:sz w:val="24"/>
-          <w:szCs w:val="24"/>
-        </w:rPr>
-        <w:t xml:space="preserve"> </w:t>
-      </w:r>
-      <w:r>
-        <w:rPr>
-          <w:rFonts w:ascii="Times New Roman" w:hAnsi="Times New Roman" w:cs="Times New Roman"/>
-          <w:sz w:val="24"/>
-          <w:szCs w:val="24"/>
-        </w:rPr>
-        <w:t>text</w:t>
-      </w:r>
-      <w:r>
-        <w:rPr>
-          <w:rFonts w:ascii="Times New Roman" w:hAnsi="Times New Roman" w:cs="Times New Roman"/>
-          <w:sz w:val="24"/>
-          <w:szCs w:val="24"/>
-        </w:rPr>
-        <w:t xml:space="preserve"> </w:t>
-      </w:r>
-      <w:r>
-        <w:rPr>
-          <w:rFonts w:ascii="Times New Roman" w:hAnsi="Times New Roman" w:cs="Times New Roman"/>
-          <w:sz w:val="24"/>
-          <w:szCs w:val="24"/>
-        </w:rPr>
-        <w:t>text</w:t>
-      </w:r>
-      <w:r>
-        <w:rPr>
-          <w:rFonts w:ascii="Times New Roman" w:hAnsi="Times New Roman" w:cs="Times New Roman"/>
-          <w:sz w:val="24"/>
-          <w:szCs w:val="24"/>
-        </w:rPr>
-        <w:t xml:space="preserve"> </w:t>
-      </w:r>
-      <w:r>
-        <w:rPr>
-          <w:rFonts w:ascii="Times New Roman" w:hAnsi="Times New Roman" w:cs="Times New Roman"/>
-          <w:sz w:val="24"/>
-          <w:szCs w:val="24"/>
-        </w:rPr>
-        <w:t>text</w:t>
-      </w:r>
-      <w:r>
-        <w:rPr>
-          <w:rFonts w:ascii="Times New Roman" w:hAnsi="Times New Roman" w:cs="Times New Roman"/>
-          <w:sz w:val="24"/>
-          <w:szCs w:val="24"/>
-        </w:rPr>
-        <w:t xml:space="preserve"> </w:t>
-      </w:r>
-      <w:r>
-        <w:rPr>
-          <w:rFonts w:ascii="Times New Roman" w:hAnsi="Times New Roman" w:cs="Times New Roman"/>
-          <w:sz w:val="24"/>
-          <w:szCs w:val="24"/>
-        </w:rPr>
-        <w:t>text</w:t>
-      </w:r>
-      <w:r>
-        <w:rPr>
-          <w:rFonts w:ascii="Times New Roman" w:hAnsi="Times New Roman" w:cs="Times New Roman"/>
-          <w:sz w:val="24"/>
-          <w:szCs w:val="24"/>
-        </w:rPr>
-        <w:t xml:space="preserve"> </w:t>
-      </w:r>
-      <w:r>
-        <w:rPr>
-          <w:rFonts w:ascii="Times New Roman" w:hAnsi="Times New Roman" w:cs="Times New Roman"/>
-          <w:sz w:val="24"/>
-          <w:szCs w:val="24"/>
-        </w:rPr>
-        <w:t>text</w:t>
-      </w:r>
-      <w:r>
-        <w:rPr>
-          <w:rFonts w:ascii="Times New Roman" w:hAnsi="Times New Roman" w:cs="Times New Roman"/>
-          <w:sz w:val="24"/>
-          <w:szCs w:val="24"/>
-        </w:rPr>
-        <w:t xml:space="preserve"> </w:t>
-      </w:r>
-      <w:r>
-        <w:rPr>
-          <w:rFonts w:ascii="Times New Roman" w:hAnsi="Times New Roman" w:cs="Times New Roman"/>
-          <w:sz w:val="24"/>
-          <w:szCs w:val="24"/>
-        </w:rPr>
-        <w:t>text</w:t>
-      </w:r>
-      <w:r>
-        <w:rPr>
-          <w:rFonts w:ascii="Times New Roman" w:hAnsi="Times New Roman" w:cs="Times New Roman"/>
-          <w:sz w:val="24"/>
-          <w:szCs w:val="24"/>
-        </w:rPr>
-        <w:t xml:space="preserve"> </w:t>
-      </w:r>
-      <w:r>
-        <w:rPr>
-          <w:rFonts w:ascii="Times New Roman" w:hAnsi="Times New Roman" w:cs="Times New Roman"/>
-          <w:sz w:val="24"/>
-          <w:szCs w:val="24"/>
-        </w:rPr>
-        <w:t>text</w:t>
-      </w:r>
-      <w:r>
-        <w:rPr>
-          <w:rFonts w:ascii="Times New Roman" w:hAnsi="Times New Roman" w:cs="Times New Roman"/>
-          <w:sz w:val="24"/>
-          <w:szCs w:val="24"/>
-        </w:rPr>
-        <w:t xml:space="preserve"> </w:t>
-      </w:r>
-      <w:r>
-        <w:rPr>
-          <w:rFonts w:ascii="Times New Roman" w:hAnsi="Times New Roman" w:cs="Times New Roman"/>
-          <w:sz w:val="24"/>
-          <w:szCs w:val="24"/>
-        </w:rPr>
-        <w:t>text</w:t>
-      </w:r>
-      <w:r>
-        <w:rPr>
-          <w:rFonts w:ascii="Times New Roman" w:hAnsi="Times New Roman" w:cs="Times New Roman"/>
-          <w:sz w:val="24"/>
-          <w:szCs w:val="24"/>
-        </w:rPr>
-        <w:t xml:space="preserve"> </w:t>
-      </w:r>
-      <w:r>
-        <w:rPr>
-          <w:rFonts w:ascii="Times New Roman" w:hAnsi="Times New Roman" w:cs="Times New Roman"/>
-          <w:sz w:val="24"/>
-          <w:szCs w:val="24"/>
-        </w:rPr>
-        <w:t>text</w:t>
-      </w:r>
-      <w:r>
-        <w:rPr>
-          <w:rFonts w:ascii="Times New Roman" w:hAnsi="Times New Roman" w:cs="Times New Roman"/>
-          <w:sz w:val="24"/>
-          <w:szCs w:val="24"/>
-        </w:rPr>
-        <w:t xml:space="preserve"> </w:t>
-      </w:r>
-      <w:r>
-        <w:rPr>
-          <w:rFonts w:ascii="Times New Roman" w:hAnsi="Times New Roman" w:cs="Times New Roman"/>
-          <w:sz w:val="24"/>
-          <w:szCs w:val="24"/>
-        </w:rPr>
-        <w:t>text</w:t>
-      </w:r>
-      <w:r>
-        <w:rPr>
-          <w:rFonts w:ascii="Times New Roman" w:hAnsi="Times New Roman" w:cs="Times New Roman"/>
-          <w:sz w:val="24"/>
-          <w:szCs w:val="24"/>
-        </w:rPr>
-        <w:t xml:space="preserve"> </w:t>
-      </w:r>
-      <w:r>
-        <w:rPr>
-          <w:rFonts w:ascii="Times New Roman" w:hAnsi="Times New Roman" w:cs="Times New Roman"/>
-          <w:sz w:val="24"/>
-          <w:szCs w:val="24"/>
-        </w:rPr>
-        <w:t>text</w:t>
-      </w:r>
-      <w:r>
-        <w:rPr>
-          <w:rFonts w:ascii="Times New Roman" w:hAnsi="Times New Roman" w:cs="Times New Roman"/>
-          <w:sz w:val="24"/>
-          <w:szCs w:val="24"/>
-        </w:rPr>
-        <w:t xml:space="preserve"> </w:t>
-      </w:r>
-      <w:r>
-        <w:rPr>
-          <w:rFonts w:ascii="Times New Roman" w:hAnsi="Times New Roman" w:cs="Times New Roman"/>
-          <w:sz w:val="24"/>
-          <w:szCs w:val="24"/>
-        </w:rPr>
-        <w:t>text</w:t>
-      </w:r>
-      <w:r>
-        <w:rPr>
-          <w:rFonts w:ascii="Times New Roman" w:hAnsi="Times New Roman" w:cs="Times New Roman"/>
-          <w:sz w:val="24"/>
-          <w:szCs w:val="24"/>
-        </w:rPr>
-        <w:t xml:space="preserve"> </w:t>
-      </w:r>
-      <w:r>
-        <w:rPr>
-          <w:rFonts w:ascii="Times New Roman" w:hAnsi="Times New Roman" w:cs="Times New Roman"/>
-          <w:sz w:val="24"/>
-          <w:szCs w:val="24"/>
-        </w:rPr>
-        <w:t>text</w:t>
-      </w:r>
-      <w:r>
-        <w:rPr>
-          <w:rFonts w:ascii="Times New Roman" w:hAnsi="Times New Roman" w:cs="Times New Roman"/>
-          <w:sz w:val="24"/>
-          <w:szCs w:val="24"/>
-        </w:rPr>
-        <w:t xml:space="preserve"> </w:t>
-      </w:r>
-      <w:r>
-        <w:rPr>
-          <w:rFonts w:ascii="Times New Roman" w:hAnsi="Times New Roman" w:cs="Times New Roman"/>
-          <w:sz w:val="24"/>
-          <w:szCs w:val="24"/>
-        </w:rPr>
-        <w:t>text</w:t>
-      </w:r>
-      <w:r>
-        <w:rPr>
-          <w:rFonts w:ascii="Times New Roman" w:hAnsi="Times New Roman" w:cs="Times New Roman"/>
-          <w:sz w:val="24"/>
-          <w:szCs w:val="24"/>
-        </w:rPr>
-        <w:t xml:space="preserve"> </w:t>
-      </w:r>
-      <w:r>
-        <w:rPr>
-          <w:rFonts w:ascii="Times New Roman" w:hAnsi="Times New Roman" w:cs="Times New Roman"/>
-          <w:sz w:val="24"/>
-          <w:szCs w:val="24"/>
-        </w:rPr>
-        <w:t>text</w:t>
-      </w:r>
-      <w:r>
-        <w:rPr>
-          <w:rFonts w:ascii="Times New Roman" w:hAnsi="Times New Roman" w:cs="Times New Roman"/>
-          <w:sz w:val="24"/>
-          <w:szCs w:val="24"/>
-        </w:rPr>
-        <w:t xml:space="preserve"> </w:t>
-      </w:r>
-      <w:r>
-        <w:rPr>
-          <w:rFonts w:ascii="Times New Roman" w:hAnsi="Times New Roman" w:cs="Times New Roman"/>
-          <w:sz w:val="24"/>
-          <w:szCs w:val="24"/>
-        </w:rPr>
-        <w:t>text</w:t>
-      </w:r>
-      <w:r>
-        <w:rPr>
-          <w:rFonts w:ascii="Times New Roman" w:hAnsi="Times New Roman" w:cs="Times New Roman"/>
-          <w:sz w:val="24"/>
-          <w:szCs w:val="24"/>
-        </w:rPr>
-        <w:t xml:space="preserve"> </w:t>
-      </w:r>
-      <w:r>
-        <w:rPr>
-          <w:rFonts w:ascii="Times New Roman" w:hAnsi="Times New Roman" w:cs="Times New Roman"/>
-          <w:sz w:val="24"/>
-          <w:szCs w:val="24"/>
-        </w:rPr>
-        <w:t>text</w:t>
-      </w:r>
-      <w:r>
-        <w:rPr>
-          <w:rFonts w:ascii="Times New Roman" w:hAnsi="Times New Roman" w:cs="Times New Roman"/>
-          <w:sz w:val="24"/>
-          <w:szCs w:val="24"/>
-        </w:rPr>
-        <w:t xml:space="preserve"> </w:t>
-      </w:r>
-      <w:r>
-        <w:rPr>
-          <w:rFonts w:ascii="Times New Roman" w:hAnsi="Times New Roman" w:cs="Times New Roman"/>
-          <w:sz w:val="24"/>
-          <w:szCs w:val="24"/>
-        </w:rPr>
-        <w:t>text</w:t>
-      </w:r>
-      <w:r>
-        <w:rPr>
-          <w:rFonts w:ascii="Times New Roman" w:hAnsi="Times New Roman" w:cs="Times New Roman"/>
-          <w:sz w:val="24"/>
-          <w:szCs w:val="24"/>
-        </w:rPr>
-        <w:t xml:space="preserve"> </w:t>
-      </w:r>
-      <w:r>
-        <w:rPr>
-          <w:rFonts w:ascii="Times New Roman" w:hAnsi="Times New Roman" w:cs="Times New Roman"/>
-          <w:sz w:val="24"/>
-          <w:szCs w:val="24"/>
-        </w:rPr>
-        <w:t>text</w:t>
-      </w:r>
-      <w:r>
-        <w:rPr>
-          <w:rFonts w:ascii="Times New Roman" w:hAnsi="Times New Roman" w:cs="Times New Roman"/>
-          <w:sz w:val="24"/>
-          <w:szCs w:val="24"/>
-        </w:rPr>
-        <w:t xml:space="preserve"> </w:t>
-      </w:r>
-      <w:r>
-        <w:rPr>
-          <w:rFonts w:ascii="Times New Roman" w:hAnsi="Times New Roman" w:cs="Times New Roman"/>
-          <w:sz w:val="24"/>
-          <w:szCs w:val="24"/>
-        </w:rPr>
-        <w:t>text</w:t>
-      </w:r>
-      <w:r>
-        <w:rPr>
-          <w:rFonts w:ascii="Times New Roman" w:hAnsi="Times New Roman" w:cs="Times New Roman"/>
-          <w:sz w:val="24"/>
-          <w:szCs w:val="24"/>
-        </w:rPr>
-        <w:t xml:space="preserve"> </w:t>
-      </w:r>
-      <w:r>
-        <w:rPr>
-          <w:rFonts w:ascii="Times New Roman" w:hAnsi="Times New Roman" w:cs="Times New Roman"/>
-          <w:sz w:val="24"/>
-          <w:szCs w:val="24"/>
-        </w:rPr>
-        <w:t>text</w:t>
-      </w:r>
-      <w:r>
-        <w:rPr>
-          <w:rFonts w:ascii="Times New Roman" w:hAnsi="Times New Roman" w:cs="Times New Roman"/>
-          <w:sz w:val="24"/>
-          <w:szCs w:val="24"/>
-        </w:rPr>
-        <w:t xml:space="preserve"> </w:t>
-      </w:r>
-      <w:r>
-        <w:rPr>
-          <w:rFonts w:ascii="Times New Roman" w:hAnsi="Times New Roman" w:cs="Times New Roman"/>
-          <w:sz w:val="24"/>
-          <w:szCs w:val="24"/>
-        </w:rPr>
-        <w:t>text</w:t>
-      </w:r>
-      <w:r>
-        <w:rPr>
-          <w:rFonts w:ascii="Times New Roman" w:hAnsi="Times New Roman" w:cs="Times New Roman"/>
-          <w:sz w:val="24"/>
-          <w:szCs w:val="24"/>
-        </w:rPr>
-        <w:t xml:space="preserve"> </w:t>
-      </w:r>
-      <w:r>
-        <w:rPr>
-          <w:rFonts w:ascii="Times New Roman" w:hAnsi="Times New Roman" w:cs="Times New Roman"/>
-          <w:sz w:val="24"/>
-          <w:szCs w:val="24"/>
-        </w:rPr>
-        <w:t>text</w:t>
-      </w:r>
-      <w:r>
-        <w:rPr>
-          <w:rFonts w:ascii="Times New Roman" w:hAnsi="Times New Roman" w:cs="Times New Roman"/>
-          <w:sz w:val="24"/>
-          <w:szCs w:val="24"/>
-        </w:rPr>
-        <w:t xml:space="preserve"> </w:t>
-      </w:r>
-      <w:r>
-        <w:rPr>
-          <w:rFonts w:ascii="Times New Roman" w:hAnsi="Times New Roman" w:cs="Times New Roman"/>
-          <w:sz w:val="24"/>
-          <w:szCs w:val="24"/>
-        </w:rPr>
-        <w:t>text</w:t>
-      </w:r>
-      <w:r>
-        <w:rPr>
-          <w:rFonts w:ascii="Times New Roman" w:hAnsi="Times New Roman" w:cs="Times New Roman"/>
-          <w:sz w:val="24"/>
-          <w:szCs w:val="24"/>
-        </w:rPr>
-        <w:t xml:space="preserve"> </w:t>
-      </w:r>
-      <w:r>
-        <w:rPr>
-          <w:rFonts w:ascii="Times New Roman" w:hAnsi="Times New Roman" w:cs="Times New Roman"/>
-          <w:sz w:val="24"/>
-          <w:szCs w:val="24"/>
-        </w:rPr>
-        <w:t>text</w:t>
-      </w:r>
-      <w:r>
-        <w:rPr>
-          <w:rFonts w:ascii="Times New Roman" w:hAnsi="Times New Roman" w:cs="Times New Roman"/>
-          <w:sz w:val="24"/>
-          <w:szCs w:val="24"/>
-        </w:rPr>
-        <w:t xml:space="preserve"> </w:t>
-      </w:r>
-      <w:r>
-        <w:rPr>
-          <w:rFonts w:ascii="Times New Roman" w:hAnsi="Times New Roman" w:cs="Times New Roman"/>
-          <w:sz w:val="24"/>
-          <w:szCs w:val="24"/>
-        </w:rPr>
-        <w:t>text</w:t>
-      </w:r>
-      <w:r>
-        <w:rPr>
-          <w:rFonts w:ascii="Times New Roman" w:hAnsi="Times New Roman" w:cs="Times New Roman"/>
-          <w:sz w:val="24"/>
-          <w:szCs w:val="24"/>
-        </w:rPr>
-        <w:t xml:space="preserve"> </w:t>
-      </w:r>
-      <w:r>
-        <w:rPr>
-          <w:rFonts w:ascii="Times New Roman" w:hAnsi="Times New Roman" w:cs="Times New Roman"/>
-          <w:sz w:val="24"/>
-          <w:szCs w:val="24"/>
-        </w:rPr>
-        <w:t>text</w:t>
-      </w:r>
-      <w:r>
-        <w:rPr>
-          <w:rFonts w:ascii="Times New Roman" w:hAnsi="Times New Roman" w:cs="Times New Roman"/>
-          <w:sz w:val="24"/>
-          <w:szCs w:val="24"/>
-        </w:rPr>
-        <w:t xml:space="preserve"> </w:t>
-      </w:r>
-      <w:r>
-        <w:rPr>
-          <w:rFonts w:ascii="Times New Roman" w:hAnsi="Times New Roman" w:cs="Times New Roman"/>
-          <w:sz w:val="24"/>
-          <w:szCs w:val="24"/>
-        </w:rPr>
-        <w:t>text</w:t>
-      </w:r>
-      <w:r>
-        <w:rPr>
-          <w:rFonts w:ascii="Times New Roman" w:hAnsi="Times New Roman" w:cs="Times New Roman"/>
-          <w:sz w:val="24"/>
-          <w:szCs w:val="24"/>
-        </w:rPr>
-        <w:t xml:space="preserve"> </w:t>
-      </w:r>
-      <w:r>
-        <w:rPr>
-          <w:rFonts w:ascii="Times New Roman" w:hAnsi="Times New Roman" w:cs="Times New Roman"/>
-          <w:sz w:val="24"/>
-          <w:szCs w:val="24"/>
-        </w:rPr>
-        <w:t>text</w:t>
-      </w:r>
-      <w:r>
-        <w:rPr>
-          <w:rFonts w:ascii="Times New Roman" w:hAnsi="Times New Roman" w:cs="Times New Roman"/>
-          <w:sz w:val="24"/>
-          <w:szCs w:val="24"/>
-        </w:rPr>
-        <w:t xml:space="preserve"> </w:t>
-      </w:r>
-      <w:r>
-        <w:rPr>
-          <w:rFonts w:ascii="Times New Roman" w:hAnsi="Times New Roman" w:cs="Times New Roman"/>
-          <w:sz w:val="24"/>
-          <w:szCs w:val="24"/>
-        </w:rPr>
-        <w:t>text</w:t>
-      </w:r>
-      <w:r>
-        <w:rPr>
-          <w:rFonts w:ascii="Times New Roman" w:hAnsi="Times New Roman" w:cs="Times New Roman"/>
-          <w:sz w:val="24"/>
-          <w:szCs w:val="24"/>
-        </w:rPr>
-        <w:t xml:space="preserve"> </w:t>
-      </w:r>
-      <w:r>
-        <w:rPr>
-          <w:rFonts w:ascii="Times New Roman" w:hAnsi="Times New Roman" w:cs="Times New Roman"/>
-          <w:sz w:val="24"/>
-          <w:szCs w:val="24"/>
-        </w:rPr>
-        <w:t>text</w:t>
-      </w:r>
-      <w:r>
-        <w:rPr>
-          <w:rFonts w:ascii="Times New Roman" w:hAnsi="Times New Roman" w:cs="Times New Roman"/>
-          <w:sz w:val="24"/>
-          <w:szCs w:val="24"/>
-        </w:rPr>
-        <w:t xml:space="preserve"> </w:t>
-      </w:r>
-      <w:r>
-        <w:rPr>
-          <w:rFonts w:ascii="Times New Roman" w:hAnsi="Times New Roman" w:cs="Times New Roman"/>
-          <w:sz w:val="24"/>
-          <w:szCs w:val="24"/>
-        </w:rPr>
-        <w:t>text</w:t>
-      </w:r>
-      <w:r>
-        <w:rPr>
-          <w:rFonts w:ascii="Times New Roman" w:hAnsi="Times New Roman" w:cs="Times New Roman"/>
-          <w:sz w:val="24"/>
-          <w:szCs w:val="24"/>
-        </w:rPr>
-        <w:t xml:space="preserve"> </w:t>
-      </w:r>
-      <w:r>
-        <w:rPr>
-          <w:rFonts w:ascii="Times New Roman" w:hAnsi="Times New Roman" w:cs="Times New Roman"/>
-          <w:sz w:val="24"/>
-          <w:szCs w:val="24"/>
-        </w:rPr>
-        <w:t>text</w:t>
-      </w:r>
-      <w:r>
-        <w:rPr>
-          <w:rFonts w:ascii="Times New Roman" w:hAnsi="Times New Roman" w:cs="Times New Roman"/>
-          <w:sz w:val="24"/>
-          <w:szCs w:val="24"/>
-        </w:rPr>
-        <w:t xml:space="preserve"> </w:t>
-      </w:r>
-      <w:r>
-        <w:rPr>
-          <w:rFonts w:ascii="Times New Roman" w:hAnsi="Times New Roman" w:cs="Times New Roman"/>
-          <w:sz w:val="24"/>
-          <w:szCs w:val="24"/>
-        </w:rPr>
-        <w:t>text</w:t>
-      </w:r>
-      <w:r>
-        <w:rPr>
-          <w:rFonts w:ascii="Times New Roman" w:hAnsi="Times New Roman" w:cs="Times New Roman"/>
-          <w:sz w:val="24"/>
-          <w:szCs w:val="24"/>
-        </w:rPr>
-        <w:t xml:space="preserve"> </w:t>
-      </w:r>
-      <w:r>
-        <w:rPr>
-          <w:rFonts w:ascii="Times New Roman" w:hAnsi="Times New Roman" w:cs="Times New Roman"/>
-          <w:sz w:val="24"/>
-          <w:szCs w:val="24"/>
-        </w:rPr>
-        <w:t>text</w:t>
-      </w:r>
-      <w:r>
-        <w:rPr>
-          <w:rFonts w:ascii="Times New Roman" w:hAnsi="Times New Roman" w:cs="Times New Roman"/>
-          <w:sz w:val="24"/>
-          <w:szCs w:val="24"/>
-        </w:rPr>
-        <w:t xml:space="preserve"> </w:t>
-      </w:r>
-      <w:r>
-        <w:rPr>
-          <w:rFonts w:ascii="Times New Roman" w:hAnsi="Times New Roman" w:cs="Times New Roman"/>
-          <w:sz w:val="24"/>
-          <w:szCs w:val="24"/>
-        </w:rPr>
-        <w:t>text</w:t>
-      </w:r>
-      <w:r>
-        <w:rPr>
-          <w:rFonts w:ascii="Times New Roman" w:hAnsi="Times New Roman" w:cs="Times New Roman"/>
-          <w:sz w:val="24"/>
-          <w:szCs w:val="24"/>
-        </w:rPr>
-        <w:t xml:space="preserve"> </w:t>
-      </w:r>
-      <w:r>
-        <w:rPr>
-          <w:rFonts w:ascii="Times New Roman" w:hAnsi="Times New Roman" w:cs="Times New Roman"/>
-          <w:sz w:val="24"/>
-          <w:szCs w:val="24"/>
-        </w:rPr>
-        <w:t>text</w:t>
-      </w:r>
-      <w:r>
-        <w:rPr>
-          <w:rFonts w:ascii="Times New Roman" w:hAnsi="Times New Roman" w:cs="Times New Roman"/>
-          <w:sz w:val="24"/>
-          <w:szCs w:val="24"/>
-        </w:rPr>
-        <w:t xml:space="preserve"> </w:t>
-      </w:r>
-      <w:r>
-        <w:rPr>
-          <w:rFonts w:ascii="Times New Roman" w:hAnsi="Times New Roman" w:cs="Times New Roman"/>
-          <w:sz w:val="24"/>
-          <w:szCs w:val="24"/>
-        </w:rPr>
-        <w:t>text</w:t>
-      </w:r>
-      <w:r>
-        <w:rPr>
-          <w:rFonts w:ascii="Times New Roman" w:hAnsi="Times New Roman" w:cs="Times New Roman"/>
-          <w:sz w:val="24"/>
-          <w:szCs w:val="24"/>
-        </w:rPr>
-        <w:t xml:space="preserve"> </w:t>
-      </w:r>
-      <w:r>
-        <w:rPr>
-          <w:rFonts w:ascii="Times New Roman" w:hAnsi="Times New Roman" w:cs="Times New Roman"/>
-          <w:sz w:val="24"/>
-          <w:szCs w:val="24"/>
-        </w:rPr>
-        <w:t>text</w:t>
-      </w:r>
-      <w:r>
-        <w:rPr>
-          <w:rFonts w:ascii="Times New Roman" w:hAnsi="Times New Roman" w:cs="Times New Roman"/>
-          <w:sz w:val="24"/>
-          <w:szCs w:val="24"/>
-        </w:rPr>
-        <w:t xml:space="preserve"> </w:t>
-      </w:r>
-      <w:r>
-        <w:rPr>
-          <w:rFonts w:ascii="Times New Roman" w:hAnsi="Times New Roman" w:cs="Times New Roman"/>
-          <w:sz w:val="24"/>
-          <w:szCs w:val="24"/>
-        </w:rPr>
-        <w:t>text</w:t>
-      </w:r>
-      <w:r>
-        <w:rPr>
-          <w:rFonts w:ascii="Times New Roman" w:hAnsi="Times New Roman" w:cs="Times New Roman"/>
-          <w:sz w:val="24"/>
-          <w:szCs w:val="24"/>
-        </w:rPr>
-        <w:t xml:space="preserve"> </w:t>
-      </w:r>
-      <w:r>
-        <w:rPr>
-          <w:rFonts w:ascii="Times New Roman" w:hAnsi="Times New Roman" w:cs="Times New Roman"/>
-          <w:sz w:val="24"/>
-          <w:szCs w:val="24"/>
-        </w:rPr>
-        <w:t>text</w:t>
-      </w:r>
-      <w:r>
-        <w:rPr>
-          <w:rFonts w:ascii="Times New Roman" w:hAnsi="Times New Roman" w:cs="Times New Roman"/>
-          <w:sz w:val="24"/>
-          <w:szCs w:val="24"/>
-        </w:rPr>
-        <w:t xml:space="preserve"> </w:t>
-      </w:r>
-      <w:r>
-        <w:rPr>
-          <w:rFonts w:ascii="Times New Roman" w:hAnsi="Times New Roman" w:cs="Times New Roman"/>
-          <w:sz w:val="24"/>
-          <w:szCs w:val="24"/>
-        </w:rPr>
-        <w:t>text</w:t>
-      </w:r>
-      <w:r>
-        <w:rPr>
-          <w:rFonts w:ascii="Times New Roman" w:hAnsi="Times New Roman" w:cs="Times New Roman"/>
-          <w:sz w:val="24"/>
-          <w:szCs w:val="24"/>
-        </w:rPr>
-        <w:t xml:space="preserve"> </w:t>
-      </w:r>
-      <w:r>
-        <w:rPr>
-          <w:rFonts w:ascii="Times New Roman" w:hAnsi="Times New Roman" w:cs="Times New Roman"/>
-          <w:sz w:val="24"/>
-          <w:szCs w:val="24"/>
-        </w:rPr>
-        <w:t>text</w:t>
-      </w:r>
-      <w:r>
-        <w:rPr>
-          <w:rFonts w:ascii="Times New Roman" w:hAnsi="Times New Roman" w:cs="Times New Roman"/>
-          <w:sz w:val="24"/>
-          <w:szCs w:val="24"/>
-        </w:rPr>
-        <w:t xml:space="preserve"> </w:t>
-      </w:r>
-      <w:r>
-        <w:rPr>
-          <w:rFonts w:ascii="Times New Roman" w:hAnsi="Times New Roman" w:cs="Times New Roman"/>
-          <w:sz w:val="24"/>
-          <w:szCs w:val="24"/>
-        </w:rPr>
-        <w:t>text</w:t>
-      </w:r>
-      <w:r>
-        <w:rPr>
-          <w:rFonts w:ascii="Times New Roman" w:hAnsi="Times New Roman" w:cs="Times New Roman"/>
-          <w:sz w:val="24"/>
-          <w:szCs w:val="24"/>
-        </w:rPr>
-        <w:t xml:space="preserve"> </w:t>
-      </w:r>
-      <w:r>
-        <w:rPr>
-          <w:rFonts w:ascii="Times New Roman" w:hAnsi="Times New Roman" w:cs="Times New Roman"/>
-          <w:sz w:val="24"/>
-          <w:szCs w:val="24"/>
-        </w:rPr>
-        <w:t>text</w:t>
-      </w:r>
-      <w:r>
-        <w:rPr>
-          <w:rFonts w:ascii="Times New Roman" w:hAnsi="Times New Roman" w:cs="Times New Roman"/>
-          <w:sz w:val="24"/>
-          <w:szCs w:val="24"/>
-        </w:rPr>
-        <w:t xml:space="preserve"> </w:t>
-      </w:r>
-      <w:r>
-        <w:rPr>
-          <w:rFonts w:ascii="Times New Roman" w:hAnsi="Times New Roman" w:cs="Times New Roman"/>
-          <w:sz w:val="24"/>
-          <w:szCs w:val="24"/>
-        </w:rPr>
-        <w:t>text</w:t>
-      </w:r>
-      <w:r>
-        <w:rPr>
-          <w:rFonts w:ascii="Times New Roman" w:hAnsi="Times New Roman" w:cs="Times New Roman"/>
-          <w:sz w:val="24"/>
-          <w:szCs w:val="24"/>
-        </w:rPr>
-        <w:t xml:space="preserve"> </w:t>
-      </w:r>
-      <w:r>
-        <w:rPr>
-          <w:rFonts w:ascii="Times New Roman" w:hAnsi="Times New Roman" w:cs="Times New Roman"/>
-          <w:sz w:val="24"/>
-          <w:szCs w:val="24"/>
-        </w:rPr>
-        <w:t>text</w:t>
-      </w:r>
-      <w:r>
-        <w:rPr>
-          <w:rFonts w:ascii="Times New Roman" w:hAnsi="Times New Roman" w:cs="Times New Roman"/>
-          <w:sz w:val="24"/>
-          <w:szCs w:val="24"/>
-        </w:rPr>
-        <w:t xml:space="preserve"> </w:t>
-      </w:r>
-      <w:r>
-        <w:rPr>
-          <w:rFonts w:ascii="Times New Roman" w:hAnsi="Times New Roman" w:cs="Times New Roman"/>
-          <w:sz w:val="24"/>
-          <w:szCs w:val="24"/>
-        </w:rPr>
-        <w:t>text</w:t>
-      </w:r>
-      <w:r>
-        <w:rPr>
-          <w:rFonts w:ascii="Times New Roman" w:hAnsi="Times New Roman" w:cs="Times New Roman"/>
-          <w:sz w:val="24"/>
-          <w:szCs w:val="24"/>
-        </w:rPr>
-        <w:t xml:space="preserve"> </w:t>
-      </w:r>
-      <w:r>
-        <w:rPr>
-          <w:rFonts w:ascii="Times New Roman" w:hAnsi="Times New Roman" w:cs="Times New Roman"/>
-          <w:sz w:val="24"/>
-          <w:szCs w:val="24"/>
-        </w:rPr>
-        <w:t>text</w:t>
-      </w:r>
-      <w:r>
-        <w:rPr>
-          <w:rFonts w:ascii="Times New Roman" w:hAnsi="Times New Roman" w:cs="Times New Roman"/>
-          <w:sz w:val="24"/>
-          <w:szCs w:val="24"/>
-        </w:rPr>
-        <w:t xml:space="preserve"> </w:t>
-      </w:r>
-      <w:r>
-        <w:rPr>
-          <w:rFonts w:ascii="Times New Roman" w:hAnsi="Times New Roman" w:cs="Times New Roman"/>
-          <w:sz w:val="24"/>
-          <w:szCs w:val="24"/>
-        </w:rPr>
-        <w:t>text</w:t>
-      </w:r>
-      <w:r>
-        <w:rPr>
-          <w:rFonts w:ascii="Times New Roman" w:hAnsi="Times New Roman" w:cs="Times New Roman"/>
-          <w:sz w:val="24"/>
-          <w:szCs w:val="24"/>
-        </w:rPr>
-        <w:t xml:space="preserve"> </w:t>
-      </w:r>
-      <w:r>
-        <w:rPr>
-          <w:rFonts w:ascii="Times New Roman" w:hAnsi="Times New Roman" w:cs="Times New Roman"/>
-          <w:sz w:val="24"/>
-          <w:szCs w:val="24"/>
-        </w:rPr>
-        <w:t>text.</w:t>
+      <w:commentRangeStart w:id="1"/>
+      <w:r>
+        <w:rPr>
+          <w:rFonts w:ascii="Times New Roman" w:hAnsi="Times New Roman" w:cs="Times New Roman"/>
+          <w:sz w:val="24"/>
+          <w:szCs w:val="24"/>
+        </w:rPr>
+        <w:t xml:space="preserve">Wind serves as the primary dispersal vector in </w:t>
+      </w:r>
+      <w:r>
+        <w:rPr>
+          <w:rFonts w:ascii="Times New Roman" w:hAnsi="Times New Roman" w:cs="Times New Roman"/>
+          <w:i/>
+          <w:iCs/>
+          <w:sz w:val="24"/>
+          <w:szCs w:val="24"/>
+        </w:rPr>
+        <w:t>C. nutans</w:t>
+      </w:r>
+      <w:r>
+        <w:rPr>
+          <w:rFonts w:ascii="Times New Roman" w:hAnsi="Times New Roman" w:cs="Times New Roman"/>
+          <w:sz w:val="24"/>
+          <w:szCs w:val="24"/>
+        </w:rPr>
+        <w:t xml:space="preserve">, as </w:t>
+      </w:r>
+      <w:r>
+        <w:rPr>
+          <w:rFonts w:ascii="Times New Roman" w:hAnsi="Times New Roman" w:cs="Times New Roman"/>
+          <w:sz w:val="24"/>
+          <w:szCs w:val="24"/>
+        </w:rPr>
+        <w:t>its seeds</w:t>
+      </w:r>
+      <w:r>
+        <w:rPr>
+          <w:rFonts w:ascii="Times New Roman" w:hAnsi="Times New Roman" w:cs="Times New Roman"/>
+          <w:sz w:val="24"/>
+          <w:szCs w:val="24"/>
+        </w:rPr>
+        <w:t xml:space="preserve"> display a prominent pappus that</w:t>
+      </w:r>
+      <w:r>
+        <w:rPr>
+          <w:rFonts w:ascii="Times New Roman" w:hAnsi="Times New Roman" w:cs="Times New Roman"/>
+          <w:sz w:val="24"/>
+          <w:szCs w:val="24"/>
+        </w:rPr>
+        <w:t xml:space="preserve"> </w:t>
+      </w:r>
+      <w:r>
+        <w:rPr>
+          <w:rFonts w:ascii="Times New Roman" w:hAnsi="Times New Roman" w:cs="Times New Roman"/>
+          <w:sz w:val="24"/>
+          <w:szCs w:val="24"/>
+        </w:rPr>
+        <w:t xml:space="preserve">increases hang time and makes it possible for </w:t>
+      </w:r>
+      <w:r>
+        <w:rPr>
+          <w:rFonts w:ascii="Times New Roman" w:hAnsi="Times New Roman" w:cs="Times New Roman"/>
+          <w:sz w:val="24"/>
+          <w:szCs w:val="24"/>
+        </w:rPr>
+        <w:t>them</w:t>
+      </w:r>
+      <w:r>
+        <w:rPr>
+          <w:rFonts w:ascii="Times New Roman" w:hAnsi="Times New Roman" w:cs="Times New Roman"/>
+          <w:sz w:val="24"/>
+          <w:szCs w:val="24"/>
+        </w:rPr>
+        <w:t xml:space="preserve"> to be carried at long distances</w:t>
+      </w:r>
+      <w:r>
+        <w:rPr>
+          <w:rFonts w:ascii="Times New Roman" w:hAnsi="Times New Roman" w:cs="Times New Roman"/>
+          <w:sz w:val="24"/>
+          <w:szCs w:val="24"/>
+        </w:rPr>
+        <w:t>. However, dispersal</w:t>
+      </w:r>
+      <w:r>
+        <w:rPr>
+          <w:rFonts w:ascii="Times New Roman" w:hAnsi="Times New Roman" w:cs="Times New Roman"/>
+          <w:sz w:val="24"/>
+          <w:szCs w:val="24"/>
+        </w:rPr>
+        <w:t xml:space="preserve"> of these seeds also extends beyond wind, with paths of secondary dispersal possible after seeds have hit the ground. </w:t>
+      </w:r>
+      <w:r>
+        <w:rPr>
+          <w:rFonts w:ascii="Times New Roman" w:hAnsi="Times New Roman" w:cs="Times New Roman"/>
+          <w:i/>
+          <w:iCs/>
+          <w:sz w:val="24"/>
+          <w:szCs w:val="24"/>
+        </w:rPr>
+        <w:t>C. nutans</w:t>
+      </w:r>
+      <w:r>
+        <w:rPr>
+          <w:rFonts w:ascii="Times New Roman" w:hAnsi="Times New Roman" w:cs="Times New Roman"/>
+          <w:sz w:val="24"/>
+          <w:szCs w:val="24"/>
+        </w:rPr>
+        <w:t xml:space="preserve"> </w:t>
+      </w:r>
+      <w:r>
+        <w:rPr>
+          <w:rFonts w:ascii="Times New Roman" w:hAnsi="Times New Roman" w:cs="Times New Roman"/>
+          <w:sz w:val="24"/>
+          <w:szCs w:val="24"/>
+        </w:rPr>
+        <w:t>s</w:t>
+      </w:r>
+      <w:r>
+        <w:rPr>
+          <w:rFonts w:ascii="Times New Roman" w:hAnsi="Times New Roman" w:cs="Times New Roman"/>
+          <w:sz w:val="24"/>
+          <w:szCs w:val="24"/>
+        </w:rPr>
+        <w:t>eeds contain elaiosomes that are thought to play a role in ant-mediated dispersal (Pemberton and Irving 1990</w:t>
+      </w:r>
+      <w:proofErr w:type="gramStart"/>
+      <w:r>
+        <w:rPr>
+          <w:rFonts w:ascii="Times New Roman" w:hAnsi="Times New Roman" w:cs="Times New Roman"/>
+          <w:sz w:val="24"/>
+          <w:szCs w:val="24"/>
+        </w:rPr>
+        <w:t>), and</w:t>
+      </w:r>
+      <w:proofErr w:type="gramEnd"/>
+      <w:r>
+        <w:rPr>
+          <w:rFonts w:ascii="Times New Roman" w:hAnsi="Times New Roman" w:cs="Times New Roman"/>
+          <w:sz w:val="24"/>
+          <w:szCs w:val="24"/>
+        </w:rPr>
+        <w:t xml:space="preserve"> have been documented to be moved by insects and small mammals</w:t>
+      </w:r>
+      <w:r>
+        <w:rPr>
+          <w:rFonts w:ascii="Times New Roman" w:hAnsi="Times New Roman" w:cs="Times New Roman"/>
+          <w:sz w:val="24"/>
+          <w:szCs w:val="24"/>
+        </w:rPr>
+        <w:t>, with insects such as ants, crickets, and grasshoppers likely playing a significant role in the movement of seeds</w:t>
+      </w:r>
+      <w:r>
+        <w:rPr>
+          <w:rFonts w:ascii="Times New Roman" w:hAnsi="Times New Roman" w:cs="Times New Roman"/>
+          <w:sz w:val="24"/>
+          <w:szCs w:val="24"/>
+        </w:rPr>
+        <w:t xml:space="preserve"> (Jongejans et al. 2015).</w:t>
+      </w:r>
+      <w:commentRangeEnd w:id="1"/>
+      <w:r>
+        <w:rPr>
+          <w:rStyle w:val="CommentReference"/>
+        </w:rPr>
+        <w:commentReference w:id="1"/>
       </w:r>
     </w:p>
     <w:p>
@@ -5807,6 +5378,7 @@
           <w:sz w:val="24"/>
           <w:szCs w:val="24"/>
         </w:rPr>
+        <w:lastRenderedPageBreak/>
         <w:t>Wavespeed models</w:t>
       </w:r>
     </w:p>
@@ -10168,6 +9740,7 @@
           <w:sz w:val="24"/>
           <w:szCs w:val="24"/>
         </w:rPr>
+        <w:lastRenderedPageBreak/>
         <w:t>Jensen, T.S. and Nielsen, O.F., 1986. Rodents as seed dispersers in a heath—oak wood succession. Oecologia, 70(2), pp.214-221.</w:t>
       </w:r>
     </w:p>
@@ -10193,22 +9766,26 @@
     </w:p>
     <w:p>
       <w:pPr>
-        <w:spacing w:line="240" w:lineRule="auto"/>
+        <w:spacing w:after="120" w:line="240" w:lineRule="auto"/>
         <w:ind w:left="284" w:hanging="284"/>
         <w:jc w:val="both"/>
         <w:rPr>
           <w:rFonts w:ascii="Times New Roman" w:hAnsi="Times New Roman" w:cs="Times New Roman"/>
-          <w:sz w:val="24"/>
-          <w:szCs w:val="24"/>
+          <w:color w:val="222222"/>
+          <w:sz w:val="24"/>
+          <w:szCs w:val="24"/>
+          <w:shd w:val="clear" w:color="auto" w:fill="FFFFFF"/>
         </w:rPr>
       </w:pPr>
       <w:r>
         <w:rPr>
           <w:rFonts w:ascii="Times New Roman" w:hAnsi="Times New Roman" w:cs="Times New Roman"/>
-          <w:sz w:val="24"/>
-          <w:szCs w:val="24"/>
-        </w:rPr>
-        <w:t>Jordano, P., García, C., Godoy, J.A. and García-Castaño, J.L., 2007. Differential contribution of frugivores to complex seed dispersal patterns. Proceedings of the National Academy of Sciences, 104(9), pp.3278-3282.</w:t>
+          <w:color w:val="222222"/>
+          <w:sz w:val="24"/>
+          <w:szCs w:val="24"/>
+          <w:shd w:val="clear" w:color="auto" w:fill="FFFFFF"/>
+        </w:rPr>
+        <w:t>Jongejans, E., Silverman, E. J., Skarpaas, O., &amp; Shea, K. (2015). Post-dispersal seed removal of Carduus nutans and C. acanthoides by insects and small mammals. Ecological research, 30(1), 173-180.</w:t>
       </w:r>
     </w:p>
     <w:p>
@@ -10228,7 +9805,61 @@
           <w:sz w:val="24"/>
           <w:szCs w:val="24"/>
         </w:rPr>
-        <w:t>Kot, M., Lewis, M.A. and van den Driessche, P., 1996. Dispersal data and the spread of invading organisms. Ecology, 77(7), pp.2027-2042.</w:t>
+        <w:t>Jordano, P., García, C., Godoy, J.A. and García-Castaño, J.L., 2007. Differential contribution of frugivores to complex seed dispersal patterns. Proceedings of the National Academy of Sciences, 104(9), pp.3278-3282.</w:t>
+      </w:r>
+    </w:p>
+    <w:p>
+      <w:pPr>
+        <w:spacing w:after="120" w:line="240" w:lineRule="auto"/>
+        <w:ind w:left="284" w:hanging="284"/>
+        <w:jc w:val="both"/>
+        <w:rPr>
+          <w:rFonts w:ascii="Times New Roman" w:hAnsi="Times New Roman" w:cs="Times New Roman"/>
+          <w:color w:val="FF0000"/>
+          <w:sz w:val="24"/>
+          <w:szCs w:val="24"/>
+          <w:shd w:val="clear" w:color="auto" w:fill="FFFFFF"/>
+        </w:rPr>
+      </w:pPr>
+      <w:commentRangeStart w:id="2"/>
+      <w:r>
+        <w:rPr>
+          <w:rFonts w:ascii="Times New Roman" w:hAnsi="Times New Roman" w:cs="Times New Roman"/>
+          <w:color w:val="FF0000"/>
+          <w:sz w:val="24"/>
+          <w:szCs w:val="24"/>
+          <w:shd w:val="clear" w:color="auto" w:fill="FFFFFF"/>
+        </w:rPr>
+        <w:t xml:space="preserve">Keller and Shea. </w:t>
+      </w:r>
+      <w:r>
+        <w:rPr>
+          <w:rFonts w:ascii="Times New Roman" w:hAnsi="Times New Roman" w:cs="Times New Roman"/>
+          <w:i/>
+          <w:iCs/>
+          <w:color w:val="FF0000"/>
+          <w:sz w:val="24"/>
+          <w:szCs w:val="24"/>
+          <w:shd w:val="clear" w:color="auto" w:fill="FFFFFF"/>
+        </w:rPr>
+        <w:t>In press</w:t>
+      </w:r>
+      <w:r>
+        <w:rPr>
+          <w:rFonts w:ascii="Times New Roman" w:hAnsi="Times New Roman" w:cs="Times New Roman"/>
+          <w:color w:val="FF0000"/>
+          <w:sz w:val="24"/>
+          <w:szCs w:val="24"/>
+          <w:shd w:val="clear" w:color="auto" w:fill="FFFFFF"/>
+        </w:rPr>
+        <w:t>.</w:t>
+      </w:r>
+      <w:commentRangeEnd w:id="2"/>
+      <w:r>
+        <w:rPr>
+          <w:rStyle w:val="CommentReference"/>
+        </w:rPr>
+        <w:commentReference w:id="2"/>
       </w:r>
     </w:p>
     <w:p>
@@ -10248,8 +9879,25 @@
           <w:sz w:val="24"/>
           <w:szCs w:val="24"/>
         </w:rPr>
-        <w:lastRenderedPageBreak/>
-        <w:t>Kuparinen, A., Katul, G., Nathan, R. and Schurr, F.M., 2009. Increases in air temperature can promote wind-driven dispersal and spread of plants. Proceedings of the Royal Society B: Biological Sciences, 276(1670), pp.3081-3087.</w:t>
+        <w:t xml:space="preserve">Kot, M., Lewis, </w:t>
+      </w:r>
+      <w:proofErr w:type="gramStart"/>
+      <w:r>
+        <w:rPr>
+          <w:rFonts w:ascii="Times New Roman" w:hAnsi="Times New Roman" w:cs="Times New Roman"/>
+          <w:sz w:val="24"/>
+          <w:szCs w:val="24"/>
+        </w:rPr>
+        <w:t>M.A.</w:t>
+      </w:r>
+      <w:proofErr w:type="gramEnd"/>
+      <w:r>
+        <w:rPr>
+          <w:rFonts w:ascii="Times New Roman" w:hAnsi="Times New Roman" w:cs="Times New Roman"/>
+          <w:sz w:val="24"/>
+          <w:szCs w:val="24"/>
+        </w:rPr>
+        <w:t xml:space="preserve"> and van den Driessche, P., 1996. Dispersal data and the spread of invading organisms. Ecology, 77(7), pp.2027-2042.</w:t>
       </w:r>
     </w:p>
     <w:p>
@@ -10269,7 +9917,7 @@
           <w:sz w:val="24"/>
           <w:szCs w:val="24"/>
         </w:rPr>
-        <w:t>Mokany, K., Prasad, S. and Westcott, D.A., 2014. Loss of frugivore seed dispersal services under climate change. Nature Communications, 5(1), pp.1-7.</w:t>
+        <w:t>Kuparinen, A., Katul, G., Nathan, R. and Schurr, F.M., 2009. Increases in air temperature can promote wind-driven dispersal and spread of plants. Proceedings of the Royal Society B: Biological Sciences, 276(1670), pp.3081-3087.</w:t>
       </w:r>
     </w:p>
     <w:p>
@@ -10289,7 +9937,7 @@
           <w:sz w:val="24"/>
           <w:szCs w:val="24"/>
         </w:rPr>
-        <w:t>Murray, D.R., 1986. Seed dispersal by water. Seed dispersal, pp.49-85.</w:t>
+        <w:t>Mokany, K., Prasad, S. and Westcott, D.A., 2014. Loss of frugivore seed dispersal services under climate change. Nature Communications, 5(1), pp.1-7.</w:t>
       </w:r>
     </w:p>
     <w:p>
@@ -10309,7 +9957,7 @@
           <w:sz w:val="24"/>
           <w:szCs w:val="24"/>
         </w:rPr>
-        <w:t>Nathan, R., Perry, G., Cronin, J.T., Strand, A.E. and Cain, M.L., 2003. Methods for estimating long‐distance dispersal. Oikos, 103(2), pp.261-273.</w:t>
+        <w:t>Murray, D.R., 1986. Seed dispersal by water. Seed dispersal, pp.49-85.</w:t>
       </w:r>
     </w:p>
     <w:p>
@@ -10329,7 +9977,7 @@
           <w:sz w:val="24"/>
           <w:szCs w:val="24"/>
         </w:rPr>
-        <w:t>Nathan, R., 2006. Long-distance dispersal of plants. Science, 313(5788), pp.786-788.</w:t>
+        <w:t>Nathan, R., Perry, G., Cronin, J.T., Strand, A.E. and Cain, M.L., 2003. Methods for estimating long‐distance dispersal. Oikos, 103(2), pp.261-273.</w:t>
       </w:r>
     </w:p>
     <w:p>
@@ -10349,7 +9997,7 @@
           <w:sz w:val="24"/>
           <w:szCs w:val="24"/>
         </w:rPr>
-        <w:t>Nathan, R., 2007. Total dispersal kernels and the evaluation of diversity and similarity in complex dispersal systems. Seed dispersal: theory and its application in a changing world, pp.252-276.</w:t>
+        <w:t>Nathan, R., 2006. Long-distance dispersal of plants. Science, 313(5788), pp.786-788.</w:t>
       </w:r>
     </w:p>
     <w:p>
@@ -10369,7 +10017,7 @@
           <w:sz w:val="24"/>
           <w:szCs w:val="24"/>
         </w:rPr>
-        <w:t>Nathan, R., Katul, G.G., Bohrer, G., Kuparinen, A., Soons, M.B., Thompson, S.E., Trakhtenbrot, A. and Horn, H.S., 2011. Mechanistic models of seed dispersal by wind. Theoretical Ecology, 4(2), pp.113-132.</w:t>
+        <w:t>Nathan, R., 2007. Total dispersal kernels and the evaluation of diversity and similarity in complex dispersal systems. Seed dispersal: theory and its application in a changing world, pp.252-276.</w:t>
       </w:r>
     </w:p>
     <w:p>
@@ -10389,7 +10037,7 @@
           <w:sz w:val="24"/>
           <w:szCs w:val="24"/>
         </w:rPr>
-        <w:t>Neubert, M.G. and Caswell, H., 2000. Demography and dispersal: calculation and sensitivity analysis of invasion speed for structured populations. Ecology, 81(6), pp.1613-1628.</w:t>
+        <w:t>Nathan, R., Katul, G.G., Bohrer, G., Kuparinen, A., Soons, M.B., Thompson, S.E., Trakhtenbrot, A. and Horn, H.S., 2011. Mechanistic models of seed dispersal by wind. Theoretical Ecology, 4(2), pp.113-132.</w:t>
       </w:r>
     </w:p>
     <w:p>
@@ -10409,7 +10057,31 @@
           <w:sz w:val="24"/>
           <w:szCs w:val="24"/>
         </w:rPr>
-        <w:t>Rogers, H.S., Beckman, N.G., Hartig, F., Johnson, J.S., Pufal, G., Shea, K., Zurell, D., Bullock, J.M., Cantrell, R.S., Loiselle, B. and Pejchar, L., 2019. The total dispersal kernel: a review and future directions. AoB Plants, 11(5), p.plz042.</w:t>
+        <w:t>Neubert, M.G. and Caswell, H., 2000. Demography and dispersal: calculation and sensitivity analysis of invasion speed for structured populations. Ecology, 81(6), pp.1613-1628.</w:t>
+      </w:r>
+    </w:p>
+    <w:p>
+      <w:pPr>
+        <w:spacing w:after="120" w:line="240" w:lineRule="auto"/>
+        <w:ind w:left="284" w:hanging="284"/>
+        <w:jc w:val="both"/>
+        <w:rPr>
+          <w:rFonts w:ascii="Times New Roman" w:hAnsi="Times New Roman" w:cs="Times New Roman"/>
+          <w:color w:val="222222"/>
+          <w:sz w:val="24"/>
+          <w:szCs w:val="24"/>
+          <w:shd w:val="clear" w:color="auto" w:fill="FFFFFF"/>
+        </w:rPr>
+      </w:pPr>
+      <w:r>
+        <w:rPr>
+          <w:rFonts w:ascii="Times New Roman" w:hAnsi="Times New Roman" w:cs="Times New Roman"/>
+          <w:color w:val="222222"/>
+          <w:sz w:val="24"/>
+          <w:szCs w:val="24"/>
+          <w:shd w:val="clear" w:color="auto" w:fill="FFFFFF"/>
+        </w:rPr>
+        <w:t>Pemberton, R. W., &amp; Irving, D. W. (1990). Elaiosomes on weed seeds and the potential for myrmecochory in naturalized plants. Weed Science, 615-619.</w:t>
       </w:r>
     </w:p>
     <w:p>
@@ -10429,7 +10101,7 @@
           <w:sz w:val="24"/>
           <w:szCs w:val="24"/>
         </w:rPr>
-        <w:t>Schurr, F.M., Bond, W.J., Midgley, G.F. and Higgins, S.I., 2005. A mechanistic model for secondary seed dispersal by wind and its experimental validation. Journal of Ecology, 93(5), pp.1017-1028.</w:t>
+        <w:t>Rogers, H.S., Beckman, N.G., Hartig, F., Johnson, J.S., Pufal, G., Shea, K., Zurell, D., Bullock, J.M., Cantrell, R.S., Loiselle, B. and Pejchar, L., 2019. The total dispersal kernel: a review and future directions. AoB Plants, 11(5), p.plz042.</w:t>
       </w:r>
     </w:p>
     <w:p>
@@ -10449,7 +10121,7 @@
           <w:sz w:val="24"/>
           <w:szCs w:val="24"/>
         </w:rPr>
-        <w:t>Skarpaas, O., &amp; Shea, K. (2007). Dispersal patterns, dispersal mechanisms, and invasion wave speeds for invasive thistles. The American Naturalist, 170(3), 421-430.</w:t>
+        <w:t>Schurr, F.M., Bond, W.J., Midgley, G.F. and Higgins, S.I., 2005. A mechanistic model for secondary seed dispersal by wind and its experimental validation. Journal of Ecology, 93(5), pp.1017-1028.</w:t>
       </w:r>
     </w:p>
     <w:p>
@@ -10469,6 +10141,27 @@
           <w:sz w:val="24"/>
           <w:szCs w:val="24"/>
         </w:rPr>
+        <w:lastRenderedPageBreak/>
+        <w:t>Skarpaas, O., &amp; Shea, K. (2007). Dispersal patterns, dispersal mechanisms, and invasion wave speeds for invasive thistles. The American Naturalist, 170(3), 421-430.</w:t>
+      </w:r>
+    </w:p>
+    <w:p>
+      <w:pPr>
+        <w:spacing w:line="240" w:lineRule="auto"/>
+        <w:ind w:left="284" w:hanging="284"/>
+        <w:jc w:val="both"/>
+        <w:rPr>
+          <w:rFonts w:ascii="Times New Roman" w:hAnsi="Times New Roman" w:cs="Times New Roman"/>
+          <w:sz w:val="24"/>
+          <w:szCs w:val="24"/>
+        </w:rPr>
+      </w:pPr>
+      <w:r>
+        <w:rPr>
+          <w:rFonts w:ascii="Times New Roman" w:hAnsi="Times New Roman" w:cs="Times New Roman"/>
+          <w:sz w:val="24"/>
+          <w:szCs w:val="24"/>
+        </w:rPr>
         <w:t>Soons, M.B., Heil, G.W., Nathan, R. and Katul, G.G., 2004</w:t>
       </w:r>
       <w:r>
@@ -10549,7 +10242,25 @@
           <w:sz w:val="24"/>
           <w:szCs w:val="24"/>
         </w:rPr>
-        <w:t>Tackenberg, O., Poschlod, P. and Kahmen, S., 2003. Dandelion seed dispersal: the horizontal wind speed does not matter for long‐distance dispersal‐it is updraft!. Plant Biology, 5(5), pp.451-454.</w:t>
+        <w:t xml:space="preserve">Tackenberg, O., Poschlod, P. and Kahmen, S., 2003. Dandelion seed dispersal: the horizontal wind speed does not matter for long‐distance dispersal‐it is </w:t>
+      </w:r>
+      <w:proofErr w:type="gramStart"/>
+      <w:r>
+        <w:rPr>
+          <w:rFonts w:ascii="Times New Roman" w:hAnsi="Times New Roman" w:cs="Times New Roman"/>
+          <w:sz w:val="24"/>
+          <w:szCs w:val="24"/>
+        </w:rPr>
+        <w:t>updraft!.</w:t>
+      </w:r>
+      <w:proofErr w:type="gramEnd"/>
+      <w:r>
+        <w:rPr>
+          <w:rFonts w:ascii="Times New Roman" w:hAnsi="Times New Roman" w:cs="Times New Roman"/>
+          <w:sz w:val="24"/>
+          <w:szCs w:val="24"/>
+        </w:rPr>
+        <w:t xml:space="preserve"> Plant Biology, 5(5), pp.451-454.</w:t>
       </w:r>
     </w:p>
     <w:p>
@@ -10569,7 +10280,7 @@
           <w:sz w:val="24"/>
           <w:szCs w:val="24"/>
         </w:rPr>
-        <w:t>Vander Wall, S.B., 2001. The evolutionary ecology of nut dispersal. The Botanical Review, 67(1), pp.74-117.</w:t>
+        <w:t>Trumble, J.T. and Kok, L.T., 1982. Integrated pest management techniques in thistle suppression in pastures of North America. Weed Research, 22(6), pp.345-359.</w:t>
       </w:r>
     </w:p>
     <w:p>
@@ -10589,7 +10300,47 @@
           <w:sz w:val="24"/>
           <w:szCs w:val="24"/>
         </w:rPr>
+        <w:t>Vander Wall, S.B., 2001. The evolutionary ecology of nut dispersal. The Botanical Review, 67(1), pp.74-117.</w:t>
+      </w:r>
+    </w:p>
+    <w:p>
+      <w:pPr>
+        <w:spacing w:line="240" w:lineRule="auto"/>
+        <w:ind w:left="284" w:hanging="284"/>
+        <w:jc w:val="both"/>
+        <w:rPr>
+          <w:rFonts w:ascii="Times New Roman" w:hAnsi="Times New Roman" w:cs="Times New Roman"/>
+          <w:sz w:val="24"/>
+          <w:szCs w:val="24"/>
+        </w:rPr>
+      </w:pPr>
+      <w:r>
+        <w:rPr>
+          <w:rFonts w:ascii="Times New Roman" w:hAnsi="Times New Roman" w:cs="Times New Roman"/>
+          <w:sz w:val="24"/>
+          <w:szCs w:val="24"/>
+        </w:rPr>
         <w:t>Vander Wall, S.B., Kuhn, K.M. and Beck, M.J., 2005b. Seed removal, seed predation, and secondary dispersal. Ecology, 86(3), pp.801-806.</w:t>
+      </w:r>
+    </w:p>
+    <w:p>
+      <w:pPr>
+        <w:spacing w:line="240" w:lineRule="auto"/>
+        <w:ind w:left="284" w:hanging="284"/>
+        <w:jc w:val="both"/>
+        <w:rPr>
+          <w:rFonts w:ascii="Times New Roman" w:hAnsi="Times New Roman" w:cs="Times New Roman"/>
+          <w:sz w:val="24"/>
+          <w:szCs w:val="24"/>
+        </w:rPr>
+      </w:pPr>
+      <w:r>
+        <w:rPr>
+          <w:rFonts w:ascii="Times New Roman" w:hAnsi="Times New Roman" w:cs="Times New Roman"/>
+          <w:sz w:val="24"/>
+          <w:szCs w:val="24"/>
+        </w:rPr>
+        <w:t>Zhang, R., Post, E., &amp; Shea, K. (2012). Warming leads to divergent responses but similarly improved performance of two invasive thistles. Population ecology, 54(4), 583-589.</w:t>
       </w:r>
     </w:p>
     <w:p/>
@@ -10601,6 +10352,99 @@
     </w:sectPr>
   </w:body>
 </w:document>
+</file>
+
+<file path=word/comments.xml><?xml version="1.0" encoding="utf-8"?>
+<w:comments xmlns:wpc="http://schemas.microsoft.com/office/word/2010/wordprocessingCanvas" xmlns:cx="http://schemas.microsoft.com/office/drawing/2014/chartex" xmlns:cx1="http://schemas.microsoft.com/office/drawing/2015/9/8/chartex" xmlns:cx2="http://schemas.microsoft.com/office/drawing/2015/10/21/chartex" xmlns:cx3="http://schemas.microsoft.com/office/drawing/2016/5/9/chartex" xmlns:cx4="http://schemas.microsoft.com/office/drawing/2016/5/10/chartex" xmlns:cx5="http://schemas.microsoft.com/office/drawing/2016/5/11/chartex" xmlns:cx6="http://schemas.microsoft.com/office/drawing/2016/5/12/chartex" xmlns:cx7="http://schemas.microsoft.com/office/drawing/2016/5/13/chartex" xmlns:cx8="http://schemas.microsoft.com/office/drawing/2016/5/14/chartex" xmlns:mc="http://schemas.openxmlformats.org/markup-compatibility/2006" xmlns:aink="http://schemas.microsoft.com/office/drawing/2016/ink" xmlns:am3d="http://schemas.microsoft.com/office/drawing/2017/model3d" xmlns:o="urn:schemas-microsoft-com:office:office" xmlns:r="http://schemas.openxmlformats.org/officeDocument/2006/relationships" xmlns:m="http://schemas.openxmlformats.org/officeDocument/2006/math" xmlns:v="urn:schemas-microsoft-com:vml" xmlns:wp14="http://schemas.microsoft.com/office/word/2010/wordprocessingDrawing" xmlns:wp="http://schemas.openxmlformats.org/drawingml/2006/wordprocessingDrawing" xmlns:w10="urn:schemas-microsoft-com:office:word" xmlns:w="http://schemas.openxmlformats.org/wordprocessingml/2006/main" xmlns:w14="http://schemas.microsoft.com/office/word/2010/wordml" xmlns:w15="http://schemas.microsoft.com/office/word/2012/wordml" xmlns:w16cex="http://schemas.microsoft.com/office/word/2018/wordml/cex" xmlns:w16cid="http://schemas.microsoft.com/office/word/2016/wordml/cid" xmlns:w16="http://schemas.microsoft.com/office/word/2018/wordml" xmlns:w16sdtdh="http://schemas.microsoft.com/office/word/2020/wordml/sdtdatahash" xmlns:w16se="http://schemas.microsoft.com/office/word/2015/wordml/symex" xmlns:wpg="http://schemas.microsoft.com/office/word/2010/wordprocessingGroup" xmlns:wpi="http://schemas.microsoft.com/office/word/2010/wordprocessingInk" xmlns:wne="http://schemas.microsoft.com/office/word/2006/wordml" xmlns:wps="http://schemas.microsoft.com/office/word/2010/wordprocessingShape" mc:Ignorable="w14 w15 w16se w16cid w16 w16cex w16sdtdh wp14">
+  <w:comment w:id="0" w:author="Trevor D." w:date="2021-04-06T12:16:00Z" w:initials="TD">
+    <w:p>
+      <w:pPr>
+        <w:pStyle w:val="CommentText"/>
+      </w:pPr>
+      <w:r>
+        <w:rPr>
+          <w:rStyle w:val="CommentReference"/>
+        </w:rPr>
+        <w:annotationRef/>
+      </w:r>
+      <w:r>
+        <w:t xml:space="preserve">Note: this is straight out of my other paper. Placeholder for </w:t>
+      </w:r>
+      <w:proofErr w:type="gramStart"/>
+      <w:r>
+        <w:t>now, but</w:t>
+      </w:r>
+      <w:proofErr w:type="gramEnd"/>
+      <w:r>
+        <w:t xml:space="preserve"> will have to find a creative way to reword it.</w:t>
+      </w:r>
+    </w:p>
+  </w:comment>
+  <w:comment w:id="1" w:author="Trevor D." w:date="2021-04-06T16:36:00Z" w:initials="TD">
+    <w:p>
+      <w:pPr>
+        <w:pStyle w:val="CommentText"/>
+      </w:pPr>
+      <w:r>
+        <w:rPr>
+          <w:rStyle w:val="CommentReference"/>
+        </w:rPr>
+        <w:annotationRef/>
+      </w:r>
+      <w:r>
+        <w:t>Same as above.</w:t>
+      </w:r>
+    </w:p>
+  </w:comment>
+  <w:comment w:id="2" w:author="Trevor D." w:date="2021-03-03T09:43:00Z" w:initials="TD">
+    <w:p>
+      <w:pPr>
+        <w:pStyle w:val="CommentText"/>
+      </w:pPr>
+      <w:r>
+        <w:rPr>
+          <w:rStyle w:val="CommentReference"/>
+        </w:rPr>
+        <w:annotationRef/>
+      </w:r>
+      <w:r>
+        <w:t>See earlier comment regarding this citation.</w:t>
+      </w:r>
+    </w:p>
+  </w:comment>
+</w:comments>
+</file>
+
+<file path=word/commentsExtended.xml><?xml version="1.0" encoding="utf-8"?>
+<w15:commentsEx xmlns:wpc="http://schemas.microsoft.com/office/word/2010/wordprocessingCanvas" xmlns:cx="http://schemas.microsoft.com/office/drawing/2014/chartex" xmlns:cx1="http://schemas.microsoft.com/office/drawing/2015/9/8/chartex" xmlns:cx2="http://schemas.microsoft.com/office/drawing/2015/10/21/chartex" xmlns:cx3="http://schemas.microsoft.com/office/drawing/2016/5/9/chartex" xmlns:cx4="http://schemas.microsoft.com/office/drawing/2016/5/10/chartex" xmlns:cx5="http://schemas.microsoft.com/office/drawing/2016/5/11/chartex" xmlns:cx6="http://schemas.microsoft.com/office/drawing/2016/5/12/chartex" xmlns:cx7="http://schemas.microsoft.com/office/drawing/2016/5/13/chartex" xmlns:cx8="http://schemas.microsoft.com/office/drawing/2016/5/14/chartex" xmlns:mc="http://schemas.openxmlformats.org/markup-compatibility/2006" xmlns:aink="http://schemas.microsoft.com/office/drawing/2016/ink" xmlns:am3d="http://schemas.microsoft.com/office/drawing/2017/model3d" xmlns:o="urn:schemas-microsoft-com:office:office" xmlns:r="http://schemas.openxmlformats.org/officeDocument/2006/relationships" xmlns:m="http://schemas.openxmlformats.org/officeDocument/2006/math" xmlns:v="urn:schemas-microsoft-com:vml" xmlns:wp14="http://schemas.microsoft.com/office/word/2010/wordprocessingDrawing" xmlns:wp="http://schemas.openxmlformats.org/drawingml/2006/wordprocessingDrawing" xmlns:w10="urn:schemas-microsoft-com:office:word" xmlns:w="http://schemas.openxmlformats.org/wordprocessingml/2006/main" xmlns:w14="http://schemas.microsoft.com/office/word/2010/wordml" xmlns:w15="http://schemas.microsoft.com/office/word/2012/wordml" xmlns:w16cex="http://schemas.microsoft.com/office/word/2018/wordml/cex" xmlns:w16cid="http://schemas.microsoft.com/office/word/2016/wordml/cid" xmlns:w16="http://schemas.microsoft.com/office/word/2018/wordml" xmlns:w16sdtdh="http://schemas.microsoft.com/office/word/2020/wordml/sdtdatahash" xmlns:w16se="http://schemas.microsoft.com/office/word/2015/wordml/symex" xmlns:wpg="http://schemas.microsoft.com/office/word/2010/wordprocessingGroup" xmlns:wpi="http://schemas.microsoft.com/office/word/2010/wordprocessingInk" xmlns:wne="http://schemas.microsoft.com/office/word/2006/wordml" xmlns:wps="http://schemas.microsoft.com/office/word/2010/wordprocessingShape" mc:Ignorable="w14 w15 w16se w16cid w16 w16cex w16sdtdh wp14">
+  <w15:commentEx w15:paraId="47B0008A" w15:done="0"/>
+  <w15:commentEx w15:paraId="461180B4" w15:done="0"/>
+  <w15:commentEx w15:paraId="0B3F4D9B" w15:done="0"/>
+</w15:commentsEx>
+</file>
+
+<file path=word/commentsExtensible.xml><?xml version="1.0" encoding="utf-8"?>
+<w16cex:commentsExtensible xmlns:wpc="http://schemas.microsoft.com/office/word/2010/wordprocessingCanvas" xmlns:cx="http://schemas.microsoft.com/office/drawing/2014/chartex" xmlns:cx1="http://schemas.microsoft.com/office/drawing/2015/9/8/chartex" xmlns:cx2="http://schemas.microsoft.com/office/drawing/2015/10/21/chartex" xmlns:cx3="http://schemas.microsoft.com/office/drawing/2016/5/9/chartex" xmlns:cx4="http://schemas.microsoft.com/office/drawing/2016/5/10/chartex" xmlns:cx5="http://schemas.microsoft.com/office/drawing/2016/5/11/chartex" xmlns:cx6="http://schemas.microsoft.com/office/drawing/2016/5/12/chartex" xmlns:cx7="http://schemas.microsoft.com/office/drawing/2016/5/13/chartex" xmlns:cx8="http://schemas.microsoft.com/office/drawing/2016/5/14/chartex" xmlns:mc="http://schemas.openxmlformats.org/markup-compatibility/2006" xmlns:aink="http://schemas.microsoft.com/office/drawing/2016/ink" xmlns:am3d="http://schemas.microsoft.com/office/drawing/2017/model3d" xmlns:o="urn:schemas-microsoft-com:office:office" xmlns:r="http://schemas.openxmlformats.org/officeDocument/2006/relationships" xmlns:m="http://schemas.openxmlformats.org/officeDocument/2006/math" xmlns:v="urn:schemas-microsoft-com:vml" xmlns:wp14="http://schemas.microsoft.com/office/word/2010/wordprocessingDrawing" xmlns:wp="http://schemas.openxmlformats.org/drawingml/2006/wordprocessingDrawing" xmlns:w10="urn:schemas-microsoft-com:office:word" xmlns:w="http://schemas.openxmlformats.org/wordprocessingml/2006/main" xmlns:w14="http://schemas.microsoft.com/office/word/2010/wordml" xmlns:w15="http://schemas.microsoft.com/office/word/2012/wordml" xmlns:w16cex="http://schemas.microsoft.com/office/word/2018/wordml/cex" xmlns:w16cid="http://schemas.microsoft.com/office/word/2016/wordml/cid" xmlns:w16="http://schemas.microsoft.com/office/word/2018/wordml" xmlns:w16sdtdh="http://schemas.microsoft.com/office/word/2020/wordml/sdtdatahash" xmlns:w16se="http://schemas.microsoft.com/office/word/2015/wordml/symex" xmlns:wpg="http://schemas.microsoft.com/office/word/2010/wordprocessingGroup" xmlns:wpi="http://schemas.microsoft.com/office/word/2010/wordprocessingInk" xmlns:wne="http://schemas.microsoft.com/office/word/2006/wordml" xmlns:wps="http://schemas.microsoft.com/office/word/2010/wordprocessingShape" mc:Ignorable="w14 w15 w16se w16cid w16 w16cex w16sdtdh wp14">
+  <w16cex:commentExtensible w16cex:durableId="2416CFAB" w16cex:dateUtc="2021-04-06T16:16:00Z"/>
+  <w16cex:commentExtensible w16cex:durableId="24170C77" w16cex:dateUtc="2021-04-06T20:36:00Z"/>
+  <w16cex:commentExtensible w16cex:durableId="23E9D8C0" w16cex:dateUtc="2021-03-03T14:43:00Z"/>
+</w16cex:commentsExtensible>
+</file>
+
+<file path=word/commentsIds.xml><?xml version="1.0" encoding="utf-8"?>
+<w16cid:commentsIds xmlns:wpc="http://schemas.microsoft.com/office/word/2010/wordprocessingCanvas" xmlns:cx="http://schemas.microsoft.com/office/drawing/2014/chartex" xmlns:cx1="http://schemas.microsoft.com/office/drawing/2015/9/8/chartex" xmlns:cx2="http://schemas.microsoft.com/office/drawing/2015/10/21/chartex" xmlns:cx3="http://schemas.microsoft.com/office/drawing/2016/5/9/chartex" xmlns:cx4="http://schemas.microsoft.com/office/drawing/2016/5/10/chartex" xmlns:cx5="http://schemas.microsoft.com/office/drawing/2016/5/11/chartex" xmlns:cx6="http://schemas.microsoft.com/office/drawing/2016/5/12/chartex" xmlns:cx7="http://schemas.microsoft.com/office/drawing/2016/5/13/chartex" xmlns:cx8="http://schemas.microsoft.com/office/drawing/2016/5/14/chartex" xmlns:mc="http://schemas.openxmlformats.org/markup-compatibility/2006" xmlns:aink="http://schemas.microsoft.com/office/drawing/2016/ink" xmlns:am3d="http://schemas.microsoft.com/office/drawing/2017/model3d" xmlns:o="urn:schemas-microsoft-com:office:office" xmlns:r="http://schemas.openxmlformats.org/officeDocument/2006/relationships" xmlns:m="http://schemas.openxmlformats.org/officeDocument/2006/math" xmlns:v="urn:schemas-microsoft-com:vml" xmlns:wp14="http://schemas.microsoft.com/office/word/2010/wordprocessingDrawing" xmlns:wp="http://schemas.openxmlformats.org/drawingml/2006/wordprocessingDrawing" xmlns:w10="urn:schemas-microsoft-com:office:word" xmlns:w="http://schemas.openxmlformats.org/wordprocessingml/2006/main" xmlns:w14="http://schemas.microsoft.com/office/word/2010/wordml" xmlns:w15="http://schemas.microsoft.com/office/word/2012/wordml" xmlns:w16cex="http://schemas.microsoft.com/office/word/2018/wordml/cex" xmlns:w16cid="http://schemas.microsoft.com/office/word/2016/wordml/cid" xmlns:w16="http://schemas.microsoft.com/office/word/2018/wordml" xmlns:w16sdtdh="http://schemas.microsoft.com/office/word/2020/wordml/sdtdatahash" xmlns:w16se="http://schemas.microsoft.com/office/word/2015/wordml/symex" xmlns:wpg="http://schemas.microsoft.com/office/word/2010/wordprocessingGroup" xmlns:wpi="http://schemas.microsoft.com/office/word/2010/wordprocessingInk" xmlns:wne="http://schemas.microsoft.com/office/word/2006/wordml" xmlns:wps="http://schemas.microsoft.com/office/word/2010/wordprocessingShape" mc:Ignorable="w14 w15 w16se w16cid w16 w16cex w16sdtdh wp14">
+  <w16cid:commentId w16cid:paraId="47B0008A" w16cid:durableId="2416CFAB"/>
+  <w16cid:commentId w16cid:paraId="461180B4" w16cid:durableId="24170C77"/>
+  <w16cid:commentId w16cid:paraId="0B3F4D9B" w16cid:durableId="23E9D8C0"/>
+</w16cid:commentsIds>
+</file>
+
+<file path=word/people.xml><?xml version="1.0" encoding="utf-8"?>
+<w15:people xmlns:wpc="http://schemas.microsoft.com/office/word/2010/wordprocessingCanvas" xmlns:cx="http://schemas.microsoft.com/office/drawing/2014/chartex" xmlns:cx1="http://schemas.microsoft.com/office/drawing/2015/9/8/chartex" xmlns:cx2="http://schemas.microsoft.com/office/drawing/2015/10/21/chartex" xmlns:cx3="http://schemas.microsoft.com/office/drawing/2016/5/9/chartex" xmlns:cx4="http://schemas.microsoft.com/office/drawing/2016/5/10/chartex" xmlns:cx5="http://schemas.microsoft.com/office/drawing/2016/5/11/chartex" xmlns:cx6="http://schemas.microsoft.com/office/drawing/2016/5/12/chartex" xmlns:cx7="http://schemas.microsoft.com/office/drawing/2016/5/13/chartex" xmlns:cx8="http://schemas.microsoft.com/office/drawing/2016/5/14/chartex" xmlns:mc="http://schemas.openxmlformats.org/markup-compatibility/2006" xmlns:aink="http://schemas.microsoft.com/office/drawing/2016/ink" xmlns:am3d="http://schemas.microsoft.com/office/drawing/2017/model3d" xmlns:o="urn:schemas-microsoft-com:office:office" xmlns:r="http://schemas.openxmlformats.org/officeDocument/2006/relationships" xmlns:m="http://schemas.openxmlformats.org/officeDocument/2006/math" xmlns:v="urn:schemas-microsoft-com:vml" xmlns:wp14="http://schemas.microsoft.com/office/word/2010/wordprocessingDrawing" xmlns:wp="http://schemas.openxmlformats.org/drawingml/2006/wordprocessingDrawing" xmlns:w10="urn:schemas-microsoft-com:office:word" xmlns:w="http://schemas.openxmlformats.org/wordprocessingml/2006/main" xmlns:w14="http://schemas.microsoft.com/office/word/2010/wordml" xmlns:w15="http://schemas.microsoft.com/office/word/2012/wordml" xmlns:w16cex="http://schemas.microsoft.com/office/word/2018/wordml/cex" xmlns:w16cid="http://schemas.microsoft.com/office/word/2016/wordml/cid" xmlns:w16="http://schemas.microsoft.com/office/word/2018/wordml" xmlns:w16sdtdh="http://schemas.microsoft.com/office/word/2020/wordml/sdtdatahash" xmlns:w16se="http://schemas.microsoft.com/office/word/2015/wordml/symex" xmlns:wpg="http://schemas.microsoft.com/office/word/2010/wordprocessingGroup" xmlns:wpi="http://schemas.microsoft.com/office/word/2010/wordprocessingInk" xmlns:wne="http://schemas.microsoft.com/office/word/2006/wordml" xmlns:wps="http://schemas.microsoft.com/office/word/2010/wordprocessingShape" mc:Ignorable="w14 w15 w16se w16cid w16 w16cex w16sdtdh wp14">
+  <w15:person w15:author="Trevor D.">
+    <w15:presenceInfo w15:providerId="Windows Live" w15:userId="e4666eeaa5b7951d"/>
+  </w15:person>
+</w15:people>
 </file>
 
 <file path=word/styles.xml><?xml version="1.0" encoding="utf-8"?>
@@ -11033,6 +10877,47 @@
     <w:semiHidden/>
     <w:unhideWhenUsed/>
   </w:style>
+  <w:style w:type="character" w:styleId="CommentReference">
+    <w:name w:val="annotation reference"/>
+    <w:basedOn w:val="DefaultParagraphFont"/>
+    <w:uiPriority w:val="99"/>
+    <w:semiHidden/>
+    <w:unhideWhenUsed/>
+    <w:rsid w:val="00465C24"/>
+    <w:rPr>
+      <w:sz w:val="16"/>
+      <w:szCs w:val="16"/>
+    </w:rPr>
+  </w:style>
+  <w:style w:type="paragraph" w:styleId="CommentText">
+    <w:name w:val="annotation text"/>
+    <w:basedOn w:val="Normal"/>
+    <w:link w:val="CommentTextChar"/>
+    <w:uiPriority w:val="99"/>
+    <w:semiHidden/>
+    <w:unhideWhenUsed/>
+    <w:rsid w:val="00465C24"/>
+    <w:pPr>
+      <w:spacing w:line="240" w:lineRule="auto"/>
+    </w:pPr>
+    <w:rPr>
+      <w:sz w:val="20"/>
+      <w:szCs w:val="20"/>
+    </w:rPr>
+  </w:style>
+  <w:style w:type="character" w:customStyle="1" w:styleId="CommentTextChar">
+    <w:name w:val="Comment Text Char"/>
+    <w:basedOn w:val="DefaultParagraphFont"/>
+    <w:link w:val="CommentText"/>
+    <w:uiPriority w:val="99"/>
+    <w:semiHidden/>
+    <w:rsid w:val="00465C24"/>
+    <w:rPr>
+      <w:sz w:val="20"/>
+      <w:szCs w:val="20"/>
+      <w:lang w:val="en-GB"/>
+    </w:rPr>
+  </w:style>
 </w:styles>
 </file>
 

--- a/CombinedDispersalMS_v1.docx
+++ b/CombinedDispersalMS_v1.docx
@@ -1437,15 +1437,7 @@
           <w:sz w:val="24"/>
           <w:szCs w:val="24"/>
         </w:rPr>
-        <w:t>. 2003</w:t>
-      </w:r>
-      <w:r>
-        <w:rPr>
-          <w:rFonts w:ascii="Times New Roman" w:hAnsi="Times New Roman" w:cs="Times New Roman"/>
-          <w:sz w:val="24"/>
-          <w:szCs w:val="24"/>
-        </w:rPr>
-        <w:t>)</w:t>
+        <w:t>. 2003)</w:t>
       </w:r>
       <w:r>
         <w:rPr>
@@ -1821,15 +1813,7 @@
           <w:sz w:val="24"/>
           <w:szCs w:val="24"/>
         </w:rPr>
-        <w:t xml:space="preserve"> 1981</w:t>
-      </w:r>
-      <w:r>
-        <w:rPr>
-          <w:rFonts w:ascii="Times New Roman" w:hAnsi="Times New Roman" w:cs="Times New Roman"/>
-          <w:sz w:val="24"/>
-          <w:szCs w:val="24"/>
-        </w:rPr>
-        <w:t>; Howe 1986, 1990</w:t>
+        <w:t xml:space="preserve"> 1981; Howe 1986, 1990</w:t>
       </w:r>
       <w:r>
         <w:rPr>
@@ -2247,15 +2231,7 @@
           <w:sz w:val="24"/>
           <w:szCs w:val="24"/>
         </w:rPr>
-        <w:t xml:space="preserve"> in the </w:t>
-      </w:r>
-      <w:r>
-        <w:rPr>
-          <w:rFonts w:ascii="Times New Roman" w:hAnsi="Times New Roman" w:cs="Times New Roman"/>
-          <w:sz w:val="24"/>
-          <w:szCs w:val="24"/>
-        </w:rPr>
-        <w:t xml:space="preserve">mahaleb cherry </w:t>
+        <w:t xml:space="preserve"> in the mahaleb cherry </w:t>
       </w:r>
       <w:r>
         <w:rPr>
@@ -2281,15 +2257,7 @@
           <w:sz w:val="24"/>
           <w:szCs w:val="24"/>
         </w:rPr>
-        <w:t xml:space="preserve"> and are then dispersed by a variety of birds as well as mammals such as foxes and badgers, but birds also consume the seeds from the tree (</w:t>
-      </w:r>
-      <w:r>
-        <w:rPr>
-          <w:rFonts w:ascii="Times New Roman" w:hAnsi="Times New Roman" w:cs="Times New Roman"/>
-          <w:sz w:val="24"/>
-          <w:szCs w:val="24"/>
-        </w:rPr>
-        <w:t xml:space="preserve">Herrera and </w:t>
+        <w:t xml:space="preserve"> and are then dispersed by a variety of birds as well as mammals such as foxes and badgers, but birds also consume the seeds from the tree (Herrera and </w:t>
       </w:r>
       <w:proofErr w:type="spellStart"/>
       <w:r>
@@ -2361,15 +2329,7 @@
           <w:sz w:val="24"/>
           <w:szCs w:val="24"/>
         </w:rPr>
-        <w:t>. 2007</w:t>
-      </w:r>
-      <w:r>
-        <w:rPr>
-          <w:rFonts w:ascii="Times New Roman" w:hAnsi="Times New Roman" w:cs="Times New Roman"/>
-          <w:sz w:val="24"/>
-          <w:szCs w:val="24"/>
-        </w:rPr>
-        <w:t>).</w:t>
+        <w:t>. 2007).</w:t>
       </w:r>
       <w:r>
         <w:rPr>
@@ -2768,13 +2728,23 @@
         </w:rPr>
         <w:t xml:space="preserve"> (</w:t>
       </w:r>
-      <w:r>
-        <w:rPr>
-          <w:rFonts w:ascii="Times New Roman" w:hAnsi="Times New Roman" w:cs="Times New Roman"/>
-          <w:sz w:val="24"/>
-          <w:szCs w:val="24"/>
-        </w:rPr>
-        <w:t xml:space="preserve">e.g. </w:t>
+      <w:proofErr w:type="gramStart"/>
+      <w:r>
+        <w:rPr>
+          <w:rFonts w:ascii="Times New Roman" w:hAnsi="Times New Roman" w:cs="Times New Roman"/>
+          <w:sz w:val="24"/>
+          <w:szCs w:val="24"/>
+        </w:rPr>
+        <w:t>e.g.</w:t>
+      </w:r>
+      <w:proofErr w:type="gramEnd"/>
+      <w:r>
+        <w:rPr>
+          <w:rFonts w:ascii="Times New Roman" w:hAnsi="Times New Roman" w:cs="Times New Roman"/>
+          <w:sz w:val="24"/>
+          <w:szCs w:val="24"/>
+        </w:rPr>
+        <w:t xml:space="preserve"> </w:t>
       </w:r>
       <w:proofErr w:type="spellStart"/>
       <w:r>
@@ -3070,7 +3040,25 @@
           <w:sz w:val="24"/>
           <w:szCs w:val="24"/>
         </w:rPr>
-        <w:t xml:space="preserve"> Such changes in dispersal vectors thus affect how plants spread, and may have profound impacts on the structure and function of plant communities.</w:t>
+        <w:t xml:space="preserve"> Such changes in dispersal vectors thus affect how plants </w:t>
+      </w:r>
+      <w:proofErr w:type="gramStart"/>
+      <w:r>
+        <w:rPr>
+          <w:rFonts w:ascii="Times New Roman" w:hAnsi="Times New Roman" w:cs="Times New Roman"/>
+          <w:sz w:val="24"/>
+          <w:szCs w:val="24"/>
+        </w:rPr>
+        <w:t>spread, and</w:t>
+      </w:r>
+      <w:proofErr w:type="gramEnd"/>
+      <w:r>
+        <w:rPr>
+          <w:rFonts w:ascii="Times New Roman" w:hAnsi="Times New Roman" w:cs="Times New Roman"/>
+          <w:sz w:val="24"/>
+          <w:szCs w:val="24"/>
+        </w:rPr>
+        <w:t xml:space="preserve"> may have profound impacts on the structure and function of plant communities.</w:t>
       </w:r>
     </w:p>
     <w:p>
@@ -3302,7 +3290,25 @@
           <w:sz w:val="24"/>
           <w:szCs w:val="24"/>
         </w:rPr>
-        <w:t xml:space="preserve"> identifying all of the dispersal vectors involved, which can be complicated in systems with many dispersers</w:t>
+        <w:t xml:space="preserve"> identifying </w:t>
+      </w:r>
+      <w:proofErr w:type="gramStart"/>
+      <w:r>
+        <w:rPr>
+          <w:rFonts w:ascii="Times New Roman" w:hAnsi="Times New Roman" w:cs="Times New Roman"/>
+          <w:sz w:val="24"/>
+          <w:szCs w:val="24"/>
+        </w:rPr>
+        <w:t>all of</w:t>
+      </w:r>
+      <w:proofErr w:type="gramEnd"/>
+      <w:r>
+        <w:rPr>
+          <w:rFonts w:ascii="Times New Roman" w:hAnsi="Times New Roman" w:cs="Times New Roman"/>
+          <w:sz w:val="24"/>
+          <w:szCs w:val="24"/>
+        </w:rPr>
+        <w:t xml:space="preserve"> the dispersal vectors involved, which can be complicated in systems with many dispersers</w:t>
       </w:r>
       <w:r>
         <w:rPr>
@@ -3342,15 +3348,7 @@
           <w:sz w:val="24"/>
           <w:szCs w:val="24"/>
         </w:rPr>
-        <w:t xml:space="preserve">, and indirect methods such as DNA barcoding or scat analysis may be necessary </w:t>
-      </w:r>
-      <w:r>
-        <w:rPr>
-          <w:rFonts w:ascii="Times New Roman" w:hAnsi="Times New Roman" w:cs="Times New Roman"/>
-          <w:sz w:val="24"/>
-          <w:szCs w:val="24"/>
-        </w:rPr>
-        <w:t xml:space="preserve">(Rogers </w:t>
+        <w:t xml:space="preserve">, and indirect methods such as DNA barcoding or scat analysis may be necessary (Rogers </w:t>
       </w:r>
       <w:r>
         <w:rPr>
@@ -3400,7 +3398,25 @@
           <w:sz w:val="24"/>
           <w:szCs w:val="24"/>
         </w:rPr>
-        <w:t xml:space="preserve"> the challenge of actually quantifying how far seeds travel from the parent plant; while techniques vary depending on what aspect of dispersal is being assessed (e.g. seed traps for plants dispersed by wind or gravity, or analysis of scat for seeds dispersed by small mammals or birds), there are still </w:t>
+        <w:t xml:space="preserve"> the challenge of actually quantifying how far seeds travel from the parent plant; while techniques vary depending on what aspect of dispersal is being assessed (</w:t>
+      </w:r>
+      <w:proofErr w:type="gramStart"/>
+      <w:r>
+        <w:rPr>
+          <w:rFonts w:ascii="Times New Roman" w:hAnsi="Times New Roman" w:cs="Times New Roman"/>
+          <w:sz w:val="24"/>
+          <w:szCs w:val="24"/>
+        </w:rPr>
+        <w:t>e.g.</w:t>
+      </w:r>
+      <w:proofErr w:type="gramEnd"/>
+      <w:r>
+        <w:rPr>
+          <w:rFonts w:ascii="Times New Roman" w:hAnsi="Times New Roman" w:cs="Times New Roman"/>
+          <w:sz w:val="24"/>
+          <w:szCs w:val="24"/>
+        </w:rPr>
+        <w:t xml:space="preserve"> seed traps for plants dispersed by wind or gravity, or analysis of scat for seeds dispersed by small mammals or birds), there are still </w:t>
       </w:r>
       <w:r>
         <w:rPr>
@@ -3518,7 +3534,25 @@
           <w:sz w:val="24"/>
           <w:szCs w:val="24"/>
         </w:rPr>
-        <w:t>Climate change may have profound effects on how plants spread across the landscape by altering one or more individual dispersal pathways, which may then affect the total dispersal kernel as a whole. For example,</w:t>
+        <w:t xml:space="preserve">Climate change may have profound effects on how plants spread across the landscape by altering one or more individual dispersal pathways, which may then affect the total dispersal </w:t>
+      </w:r>
+      <w:proofErr w:type="gramStart"/>
+      <w:r>
+        <w:rPr>
+          <w:rFonts w:ascii="Times New Roman" w:hAnsi="Times New Roman" w:cs="Times New Roman"/>
+          <w:sz w:val="24"/>
+          <w:szCs w:val="24"/>
+        </w:rPr>
+        <w:t>kernel as a whole</w:t>
+      </w:r>
+      <w:proofErr w:type="gramEnd"/>
+      <w:r>
+        <w:rPr>
+          <w:rFonts w:ascii="Times New Roman" w:hAnsi="Times New Roman" w:cs="Times New Roman"/>
+          <w:sz w:val="24"/>
+          <w:szCs w:val="24"/>
+        </w:rPr>
+        <w:t>. For example,</w:t>
       </w:r>
       <w:r>
         <w:rPr>
@@ -3574,15 +3608,7 @@
           <w:sz w:val="24"/>
           <w:szCs w:val="24"/>
         </w:rPr>
-        <w:t xml:space="preserve"> (</w:t>
-      </w:r>
-      <w:r>
-        <w:rPr>
-          <w:rFonts w:ascii="Times New Roman" w:hAnsi="Times New Roman" w:cs="Times New Roman"/>
-          <w:sz w:val="24"/>
-          <w:szCs w:val="24"/>
-        </w:rPr>
-        <w:t xml:space="preserve">Bullock </w:t>
+        <w:t xml:space="preserve"> (Bullock </w:t>
       </w:r>
       <w:r>
         <w:rPr>
@@ -3712,15 +3738,7 @@
           <w:sz w:val="24"/>
           <w:szCs w:val="24"/>
         </w:rPr>
-        <w:t>. 2004</w:t>
-      </w:r>
-      <w:r>
-        <w:rPr>
-          <w:rFonts w:ascii="Times New Roman" w:hAnsi="Times New Roman" w:cs="Times New Roman"/>
-          <w:sz w:val="24"/>
-          <w:szCs w:val="24"/>
-        </w:rPr>
-        <w:t>b)</w:t>
+        <w:t>. 2004b)</w:t>
       </w:r>
       <w:r>
         <w:rPr>
@@ -3755,95 +3773,25 @@
           <w:szCs w:val="24"/>
         </w:rPr>
         <w:lastRenderedPageBreak/>
-        <w:t>that disperse the seeds (SOURCES), also causing changes in the total dispersal kernel. I</w:t>
-      </w:r>
-      <w:r>
-        <w:rPr>
-          <w:rFonts w:ascii="Times New Roman" w:hAnsi="Times New Roman" w:cs="Times New Roman"/>
-          <w:sz w:val="24"/>
-          <w:szCs w:val="24"/>
-        </w:rPr>
-        <w:t xml:space="preserve">n </w:t>
-      </w:r>
-      <w:r>
-        <w:rPr>
-          <w:rFonts w:ascii="Times New Roman" w:hAnsi="Times New Roman" w:cs="Times New Roman"/>
-          <w:sz w:val="24"/>
-          <w:szCs w:val="24"/>
-        </w:rPr>
-        <w:t>these</w:t>
-      </w:r>
-      <w:r>
-        <w:rPr>
-          <w:rFonts w:ascii="Times New Roman" w:hAnsi="Times New Roman" w:cs="Times New Roman"/>
-          <w:sz w:val="24"/>
-          <w:szCs w:val="24"/>
-        </w:rPr>
-        <w:t xml:space="preserve"> cases, the shape of the dispersal kernel</w:t>
-      </w:r>
-      <w:r>
-        <w:rPr>
-          <w:rFonts w:ascii="Times New Roman" w:hAnsi="Times New Roman" w:cs="Times New Roman"/>
-          <w:sz w:val="24"/>
-          <w:szCs w:val="24"/>
-        </w:rPr>
-        <w:t xml:space="preserve"> for a particular component of the total dispersal kernel is changed</w:t>
-      </w:r>
-      <w:r>
-        <w:rPr>
-          <w:rFonts w:ascii="Times New Roman" w:hAnsi="Times New Roman" w:cs="Times New Roman"/>
-          <w:sz w:val="24"/>
-          <w:szCs w:val="24"/>
-        </w:rPr>
-        <w:t>, and consequently the</w:t>
-      </w:r>
-      <w:r>
-        <w:rPr>
-          <w:rFonts w:ascii="Times New Roman" w:hAnsi="Times New Roman" w:cs="Times New Roman"/>
-          <w:sz w:val="24"/>
-          <w:szCs w:val="24"/>
-        </w:rPr>
-        <w:t xml:space="preserve"> shape of the</w:t>
-      </w:r>
-      <w:r>
-        <w:rPr>
-          <w:rFonts w:ascii="Times New Roman" w:hAnsi="Times New Roman" w:cs="Times New Roman"/>
-          <w:sz w:val="24"/>
-          <w:szCs w:val="24"/>
-        </w:rPr>
-        <w:t xml:space="preserve"> total dispersal kernel</w:t>
-      </w:r>
-      <w:r>
-        <w:rPr>
-          <w:rFonts w:ascii="Times New Roman" w:hAnsi="Times New Roman" w:cs="Times New Roman"/>
-          <w:sz w:val="24"/>
-          <w:szCs w:val="24"/>
-        </w:rPr>
-        <w:t xml:space="preserve"> itself is changed; this</w:t>
-      </w:r>
-      <w:r>
-        <w:rPr>
-          <w:rFonts w:ascii="Times New Roman" w:hAnsi="Times New Roman" w:cs="Times New Roman"/>
-          <w:sz w:val="24"/>
-          <w:szCs w:val="24"/>
-        </w:rPr>
-        <w:t xml:space="preserve"> changes how far seeds are dispersed, thus affecting the speed at which the </w:t>
-      </w:r>
-      <w:r>
-        <w:rPr>
-          <w:rFonts w:ascii="Times New Roman" w:hAnsi="Times New Roman" w:cs="Times New Roman"/>
-          <w:sz w:val="24"/>
-          <w:szCs w:val="24"/>
-        </w:rPr>
-        <w:t>plant population in question</w:t>
-      </w:r>
-      <w:r>
-        <w:rPr>
-          <w:rFonts w:ascii="Times New Roman" w:hAnsi="Times New Roman" w:cs="Times New Roman"/>
-          <w:sz w:val="24"/>
-          <w:szCs w:val="24"/>
-        </w:rPr>
-        <w:t xml:space="preserve"> expands.</w:t>
+        <w:t xml:space="preserve">that disperse the seeds (SOURCES), also causing changes in the total dispersal kernel. In these cases, the shape of the dispersal kernel for a particular component of the total dispersal kernel is changed, and consequently the shape of the total dispersal kernel itself is changed; </w:t>
+      </w:r>
+      <w:proofErr w:type="gramStart"/>
+      <w:r>
+        <w:rPr>
+          <w:rFonts w:ascii="Times New Roman" w:hAnsi="Times New Roman" w:cs="Times New Roman"/>
+          <w:sz w:val="24"/>
+          <w:szCs w:val="24"/>
+        </w:rPr>
+        <w:t>this changes</w:t>
+      </w:r>
+      <w:proofErr w:type="gramEnd"/>
+      <w:r>
+        <w:rPr>
+          <w:rFonts w:ascii="Times New Roman" w:hAnsi="Times New Roman" w:cs="Times New Roman"/>
+          <w:sz w:val="24"/>
+          <w:szCs w:val="24"/>
+        </w:rPr>
+        <w:t xml:space="preserve"> how far seeds are dispersed, thus affecting the speed at which the plant population in question expands.</w:t>
       </w:r>
     </w:p>
     <w:p>
@@ -3983,7 +3931,25 @@
           <w:sz w:val="24"/>
           <w:szCs w:val="24"/>
         </w:rPr>
-        <w:t xml:space="preserve"> which factors of the model (e.g. wind speeds, plant height, seed removal rate, etc.) have the largest effects on overall </w:t>
+        <w:t xml:space="preserve"> which factors of the model (</w:t>
+      </w:r>
+      <w:proofErr w:type="gramStart"/>
+      <w:r>
+        <w:rPr>
+          <w:rFonts w:ascii="Times New Roman" w:hAnsi="Times New Roman" w:cs="Times New Roman"/>
+          <w:sz w:val="24"/>
+          <w:szCs w:val="24"/>
+        </w:rPr>
+        <w:t>e.g.</w:t>
+      </w:r>
+      <w:proofErr w:type="gramEnd"/>
+      <w:r>
+        <w:rPr>
+          <w:rFonts w:ascii="Times New Roman" w:hAnsi="Times New Roman" w:cs="Times New Roman"/>
+          <w:sz w:val="24"/>
+          <w:szCs w:val="24"/>
+        </w:rPr>
+        <w:t xml:space="preserve"> wind speeds, plant height, seed removal rate, etc.) have the largest effects on overall </w:t>
       </w:r>
       <w:r>
         <w:rPr>
@@ -4031,23 +3997,7 @@
           <w:sz w:val="24"/>
           <w:szCs w:val="24"/>
         </w:rPr>
-        <w:t xml:space="preserve">how can impacts on </w:t>
-      </w:r>
-      <w:r>
-        <w:rPr>
-          <w:rFonts w:ascii="Times New Roman" w:hAnsi="Times New Roman" w:cs="Times New Roman"/>
-          <w:sz w:val="24"/>
-          <w:szCs w:val="24"/>
-        </w:rPr>
-        <w:t>determinants of dispersal</w:t>
-      </w:r>
-      <w:r>
-        <w:rPr>
-          <w:rFonts w:ascii="Times New Roman" w:hAnsi="Times New Roman" w:cs="Times New Roman"/>
-          <w:sz w:val="24"/>
-          <w:szCs w:val="24"/>
-        </w:rPr>
-        <w:t xml:space="preserve"> caused by climate change affect dispersal processes and rates of spread?</w:t>
+        <w:t>how can impacts on determinants of dispersal caused by climate change affect dispersal processes and rates of spread?</w:t>
       </w:r>
     </w:p>
     <w:p>
@@ -4252,7 +4202,25 @@
           <w:sz w:val="24"/>
           <w:szCs w:val="24"/>
         </w:rPr>
-        <w:t xml:space="preserve"> exclusively by seed, and ha</w:t>
+        <w:t xml:space="preserve"> exclusively by </w:t>
+      </w:r>
+      <w:proofErr w:type="gramStart"/>
+      <w:r>
+        <w:rPr>
+          <w:rFonts w:ascii="Times New Roman" w:hAnsi="Times New Roman" w:cs="Times New Roman"/>
+          <w:sz w:val="24"/>
+          <w:szCs w:val="24"/>
+        </w:rPr>
+        <w:t>seed, and</w:t>
+      </w:r>
+      <w:proofErr w:type="gramEnd"/>
+      <w:r>
+        <w:rPr>
+          <w:rFonts w:ascii="Times New Roman" w:hAnsi="Times New Roman" w:cs="Times New Roman"/>
+          <w:sz w:val="24"/>
+          <w:szCs w:val="24"/>
+        </w:rPr>
+        <w:t xml:space="preserve"> ha</w:t>
       </w:r>
       <w:r>
         <w:rPr>
@@ -4268,7 +4236,31 @@
           <w:sz w:val="24"/>
           <w:szCs w:val="24"/>
         </w:rPr>
-        <w:t xml:space="preserve"> monocarpic perennial life cycle that have been demonstrated to shift from biennial towards annual under warming conditions (Keller and Shea, </w:t>
+        <w:t xml:space="preserve"> monocarpic perennial life cycle that have been demonstrated to shift from biennial towards annual under warming conditions (Keller and Shea </w:t>
+      </w:r>
+      <w:r>
+        <w:rPr>
+          <w:rFonts w:ascii="Times New Roman" w:hAnsi="Times New Roman" w:cs="Times New Roman"/>
+          <w:sz w:val="24"/>
+          <w:szCs w:val="24"/>
+        </w:rPr>
+        <w:t>2021</w:t>
+      </w:r>
+      <w:r>
+        <w:rPr>
+          <w:rFonts w:ascii="Times New Roman" w:hAnsi="Times New Roman" w:cs="Times New Roman"/>
+          <w:sz w:val="24"/>
+          <w:szCs w:val="24"/>
+        </w:rPr>
+        <w:t>).</w:t>
+      </w:r>
+      <w:r>
+        <w:rPr>
+          <w:rFonts w:ascii="Times New Roman" w:hAnsi="Times New Roman" w:cs="Times New Roman"/>
+          <w:sz w:val="24"/>
+          <w:szCs w:val="24"/>
+        </w:rPr>
+        <w:t xml:space="preserve"> </w:t>
       </w:r>
       <w:r>
         <w:rPr>
@@ -4278,43 +4270,7 @@
           <w:sz w:val="24"/>
           <w:szCs w:val="24"/>
         </w:rPr>
-        <w:t>in press</w:t>
-      </w:r>
-      <w:r>
-        <w:rPr>
-          <w:rFonts w:ascii="Times New Roman" w:hAnsi="Times New Roman" w:cs="Times New Roman"/>
-          <w:sz w:val="24"/>
-          <w:szCs w:val="24"/>
-        </w:rPr>
-        <w:t>).</w:t>
-      </w:r>
-      <w:r>
-        <w:rPr>
-          <w:rFonts w:ascii="Times New Roman" w:hAnsi="Times New Roman" w:cs="Times New Roman"/>
-          <w:sz w:val="24"/>
-          <w:szCs w:val="24"/>
-        </w:rPr>
-        <w:t xml:space="preserve"> </w:t>
-      </w:r>
-      <w:r>
-        <w:rPr>
-          <w:rFonts w:ascii="Times New Roman" w:hAnsi="Times New Roman" w:cs="Times New Roman"/>
-          <w:i/>
-          <w:iCs/>
-          <w:sz w:val="24"/>
-          <w:szCs w:val="24"/>
-        </w:rPr>
-        <w:t>C. nutans</w:t>
-      </w:r>
-      <w:r>
-        <w:rPr>
-          <w:rFonts w:ascii="Times New Roman" w:hAnsi="Times New Roman" w:cs="Times New Roman"/>
-          <w:i/>
-          <w:iCs/>
-          <w:sz w:val="24"/>
-          <w:szCs w:val="24"/>
-        </w:rPr>
-        <w:t xml:space="preserve"> </w:t>
+        <w:t xml:space="preserve">C. nutans </w:t>
       </w:r>
       <w:r>
         <w:rPr>
@@ -4358,7 +4314,16 @@
           <w:sz w:val="24"/>
           <w:szCs w:val="24"/>
         </w:rPr>
-        <w:t xml:space="preserve"> 1982). In addition to pastures, these thistles occur in other highly disturbed areas such as drainages and roadsides</w:t>
+        <w:t xml:space="preserve"> 1982). In addition to pastures, these thistles occur in other highly disturbed areas such as drainages and </w:t>
+      </w:r>
+      <w:proofErr w:type="gramStart"/>
+      <w:r>
+        <w:rPr>
+          <w:rFonts w:ascii="Times New Roman" w:hAnsi="Times New Roman" w:cs="Times New Roman"/>
+          <w:sz w:val="24"/>
+          <w:szCs w:val="24"/>
+        </w:rPr>
+        <w:t>roadsides</w:t>
       </w:r>
       <w:r>
         <w:rPr>
@@ -4374,7 +4339,16 @@
           <w:sz w:val="24"/>
           <w:szCs w:val="24"/>
         </w:rPr>
-        <w:t xml:space="preserve">and are listed as noxious weeds in several states (Skinner </w:t>
+        <w:t>and</w:t>
+      </w:r>
+      <w:proofErr w:type="gramEnd"/>
+      <w:r>
+        <w:rPr>
+          <w:rFonts w:ascii="Times New Roman" w:hAnsi="Times New Roman" w:cs="Times New Roman"/>
+          <w:sz w:val="24"/>
+          <w:szCs w:val="24"/>
+        </w:rPr>
+        <w:t xml:space="preserve"> are listed as noxious weeds in several states (Skinner </w:t>
       </w:r>
       <w:r>
         <w:rPr>
@@ -4433,15 +4407,7 @@
           <w:sz w:val="24"/>
           <w:szCs w:val="24"/>
         </w:rPr>
-        <w:t xml:space="preserve">, as </w:t>
-      </w:r>
-      <w:r>
-        <w:rPr>
-          <w:rFonts w:ascii="Times New Roman" w:hAnsi="Times New Roman" w:cs="Times New Roman"/>
-          <w:sz w:val="24"/>
-          <w:szCs w:val="24"/>
-        </w:rPr>
-        <w:t>its seeds</w:t>
+        <w:t>, as its seeds</w:t>
       </w:r>
       <w:r>
         <w:rPr>
@@ -4549,7 +4515,25 @@
           <w:sz w:val="24"/>
           <w:szCs w:val="24"/>
         </w:rPr>
-        <w:t xml:space="preserve"> that are thought to play a role in ant-mediated dispersal (Pemberton and Irving 1990), and have been documented to be moved by insects and small mammals</w:t>
+        <w:t xml:space="preserve"> that are thought to play a role in ant-mediated dispersal (Pemberton and Irving 1990</w:t>
+      </w:r>
+      <w:proofErr w:type="gramStart"/>
+      <w:r>
+        <w:rPr>
+          <w:rFonts w:ascii="Times New Roman" w:hAnsi="Times New Roman" w:cs="Times New Roman"/>
+          <w:sz w:val="24"/>
+          <w:szCs w:val="24"/>
+        </w:rPr>
+        <w:t>), and</w:t>
+      </w:r>
+      <w:proofErr w:type="gramEnd"/>
+      <w:r>
+        <w:rPr>
+          <w:rFonts w:ascii="Times New Roman" w:hAnsi="Times New Roman" w:cs="Times New Roman"/>
+          <w:sz w:val="24"/>
+          <w:szCs w:val="24"/>
+        </w:rPr>
+        <w:t xml:space="preserve"> have been documented to be moved by insects and small mammals</w:t>
       </w:r>
       <w:r>
         <w:rPr>
@@ -4691,8 +4675,18 @@
           <w:sz w:val="24"/>
           <w:szCs w:val="24"/>
         </w:rPr>
-        <w:t xml:space="preserve"> and Shea 2007). The dispersal kernel generated under this model is an inverse Gaussian distribution of the form</w:t>
-      </w:r>
+        <w:t xml:space="preserve"> and Shea 2007). The dispersal kernel generated under this model is an inverse Gaussian distribution of the </w:t>
+      </w:r>
+      <w:proofErr w:type="gramStart"/>
+      <w:r>
+        <w:rPr>
+          <w:rFonts w:ascii="Times New Roman" w:hAnsi="Times New Roman" w:cs="Times New Roman"/>
+          <w:sz w:val="24"/>
+          <w:szCs w:val="24"/>
+        </w:rPr>
+        <w:t>form</w:t>
+      </w:r>
+      <w:proofErr w:type="gramEnd"/>
     </w:p>
     <w:p>
       <w:pPr>
@@ -5439,8 +5433,18 @@
           <w:sz w:val="24"/>
           <w:szCs w:val="24"/>
         </w:rPr>
-        <w:t xml:space="preserve"> and integrate wind speed over the logarithmic wind profile</w:t>
-      </w:r>
+        <w:t xml:space="preserve"> and integrate wind speed over the logarithmic wind </w:t>
+      </w:r>
+      <w:proofErr w:type="gramStart"/>
+      <w:r>
+        <w:rPr>
+          <w:rFonts w:ascii="Times New Roman" w:eastAsiaTheme="minorEastAsia" w:hAnsi="Times New Roman" w:cs="Times New Roman"/>
+          <w:sz w:val="24"/>
+          <w:szCs w:val="24"/>
+        </w:rPr>
+        <w:t>profile</w:t>
+      </w:r>
+      <w:proofErr w:type="gramEnd"/>
     </w:p>
     <w:p>
       <w:pPr>
@@ -6017,8 +6021,18 @@
           <w:sz w:val="24"/>
           <w:szCs w:val="24"/>
         </w:rPr>
-        <w:t>, to get a modified kernel</w:t>
-      </w:r>
+        <w:t xml:space="preserve">, to get a modified </w:t>
+      </w:r>
+      <w:proofErr w:type="gramStart"/>
+      <w:r>
+        <w:rPr>
+          <w:rFonts w:ascii="Times New Roman" w:hAnsi="Times New Roman" w:cs="Times New Roman"/>
+          <w:sz w:val="24"/>
+          <w:szCs w:val="24"/>
+        </w:rPr>
+        <w:t>kernel</w:t>
+      </w:r>
+      <w:proofErr w:type="gramEnd"/>
     </w:p>
     <w:p>
       <w:pPr>
@@ -6243,25 +6257,7 @@
           <w:sz w:val="24"/>
           <w:szCs w:val="24"/>
         </w:rPr>
-        <w:t xml:space="preserve"> are the probability density functions for seed terminal velocity and wind speed, respectively. Wind speed data were obtained from a local weather station, and the distribution of terminal velocities from seed drop experiments in a laboratory setting. We b</w:t>
-      </w:r>
-      <w:proofErr w:type="spellStart"/>
-      <w:r>
-        <w:rPr>
-          <w:rFonts w:ascii="Times New Roman" w:eastAsiaTheme="minorEastAsia" w:hAnsi="Times New Roman" w:cs="Times New Roman"/>
-          <w:sz w:val="24"/>
-          <w:szCs w:val="24"/>
-        </w:rPr>
-        <w:t>uild</w:t>
-      </w:r>
-      <w:proofErr w:type="spellEnd"/>
-      <w:r>
-        <w:rPr>
-          <w:rFonts w:ascii="Times New Roman" w:eastAsiaTheme="minorEastAsia" w:hAnsi="Times New Roman" w:cs="Times New Roman"/>
-          <w:sz w:val="24"/>
-          <w:szCs w:val="24"/>
-        </w:rPr>
-        <w:t xml:space="preserve"> upon this by also integrating across the distribution of seed release heights </w:t>
+        <w:t xml:space="preserve"> are the probability density functions for seed terminal velocity and wind speed, respectively. Wind speed data were obtained from a local weather station, and the distribution of terminal velocities from seed drop experiments in a laboratory setting. We build upon this by also integrating across the distribution of seed release heights </w:t>
       </w:r>
       <m:oMath>
         <m:r>
@@ -6279,8 +6275,18 @@
           <w:sz w:val="24"/>
           <w:szCs w:val="24"/>
         </w:rPr>
-        <w:t xml:space="preserve"> from the field experiment such that</w:t>
-      </w:r>
+        <w:t xml:space="preserve"> from the field experiment such </w:t>
+      </w:r>
+      <w:proofErr w:type="gramStart"/>
+      <w:r>
+        <w:rPr>
+          <w:rFonts w:ascii="Times New Roman" w:eastAsiaTheme="minorEastAsia" w:hAnsi="Times New Roman" w:cs="Times New Roman"/>
+          <w:sz w:val="24"/>
+          <w:szCs w:val="24"/>
+        </w:rPr>
+        <w:t>that</w:t>
+      </w:r>
+      <w:proofErr w:type="gramEnd"/>
     </w:p>
     <w:p>
       <w:pPr>
@@ -6463,13 +6469,23 @@
           <w:szCs w:val="24"/>
         </w:rPr>
       </w:pPr>
-      <w:r>
-        <w:rPr>
-          <w:rFonts w:ascii="Times New Roman" w:hAnsi="Times New Roman" w:cs="Times New Roman"/>
-          <w:sz w:val="24"/>
-          <w:szCs w:val="24"/>
-        </w:rPr>
-        <w:t>so the new dispersal kernel accounts for variation in wind speed and seed terminal velocity as well as all of the different flower heights that seeds can be released from (</w:t>
+      <w:proofErr w:type="gramStart"/>
+      <w:r>
+        <w:rPr>
+          <w:rFonts w:ascii="Times New Roman" w:hAnsi="Times New Roman" w:cs="Times New Roman"/>
+          <w:sz w:val="24"/>
+          <w:szCs w:val="24"/>
+        </w:rPr>
+        <w:t>so</w:t>
+      </w:r>
+      <w:proofErr w:type="gramEnd"/>
+      <w:r>
+        <w:rPr>
+          <w:rFonts w:ascii="Times New Roman" w:hAnsi="Times New Roman" w:cs="Times New Roman"/>
+          <w:sz w:val="24"/>
+          <w:szCs w:val="24"/>
+        </w:rPr>
+        <w:t xml:space="preserve"> the new dispersal kernel accounts for variation in wind speed and seed terminal velocity as well as all of the different flower heights that seeds can be released from (</w:t>
       </w:r>
       <w:proofErr w:type="spellStart"/>
       <w:r>
@@ -11966,51 +11982,21 @@
         <w:jc w:val="both"/>
         <w:rPr>
           <w:rFonts w:ascii="Times New Roman" w:hAnsi="Times New Roman" w:cs="Times New Roman"/>
-          <w:color w:val="FF0000"/>
+          <w:color w:val="222222"/>
           <w:sz w:val="24"/>
           <w:szCs w:val="24"/>
           <w:shd w:val="clear" w:color="auto" w:fill="FFFFFF"/>
         </w:rPr>
       </w:pPr>
-      <w:commentRangeStart w:id="4"/>
-      <w:r>
-        <w:rPr>
-          <w:rFonts w:ascii="Times New Roman" w:hAnsi="Times New Roman" w:cs="Times New Roman"/>
-          <w:color w:val="FF0000"/>
+      <w:r>
+        <w:rPr>
+          <w:rFonts w:ascii="Times New Roman" w:hAnsi="Times New Roman" w:cs="Times New Roman"/>
+          <w:color w:val="222222"/>
           <w:sz w:val="24"/>
           <w:szCs w:val="24"/>
           <w:shd w:val="clear" w:color="auto" w:fill="FFFFFF"/>
         </w:rPr>
-        <w:t xml:space="preserve">Keller and Shea. </w:t>
-      </w:r>
-      <w:r>
-        <w:rPr>
-          <w:rFonts w:ascii="Times New Roman" w:hAnsi="Times New Roman" w:cs="Times New Roman"/>
-          <w:i/>
-          <w:iCs/>
-          <w:color w:val="FF0000"/>
-          <w:sz w:val="24"/>
-          <w:szCs w:val="24"/>
-          <w:shd w:val="clear" w:color="auto" w:fill="FFFFFF"/>
-        </w:rPr>
-        <w:t>In press</w:t>
-      </w:r>
-      <w:r>
-        <w:rPr>
-          <w:rFonts w:ascii="Times New Roman" w:hAnsi="Times New Roman" w:cs="Times New Roman"/>
-          <w:color w:val="FF0000"/>
-          <w:sz w:val="24"/>
-          <w:szCs w:val="24"/>
-          <w:shd w:val="clear" w:color="auto" w:fill="FFFFFF"/>
-        </w:rPr>
-        <w:t>.</w:t>
-      </w:r>
-      <w:commentRangeEnd w:id="4"/>
-      <w:r>
-        <w:rPr>
-          <w:rStyle w:val="CommentReference"/>
-        </w:rPr>
-        <w:commentReference w:id="4"/>
+        <w:t>Keller, J.A. and Shea, K., 2021. Warming and shifting phenology accelerate an invasive plant life cycle. Ecology, 102(1), p.e03219.</w:t>
       </w:r>
     </w:p>
     <w:p>
@@ -12040,7 +12026,25 @@
           <w:sz w:val="24"/>
           <w:szCs w:val="24"/>
         </w:rPr>
-        <w:t xml:space="preserve">, M., Lewis, M.A. and van den </w:t>
+        <w:t xml:space="preserve">, M., Lewis, </w:t>
+      </w:r>
+      <w:proofErr w:type="gramStart"/>
+      <w:r>
+        <w:rPr>
+          <w:rFonts w:ascii="Times New Roman" w:hAnsi="Times New Roman" w:cs="Times New Roman"/>
+          <w:sz w:val="24"/>
+          <w:szCs w:val="24"/>
+        </w:rPr>
+        <w:t>M.A.</w:t>
+      </w:r>
+      <w:proofErr w:type="gramEnd"/>
+      <w:r>
+        <w:rPr>
+          <w:rFonts w:ascii="Times New Roman" w:hAnsi="Times New Roman" w:cs="Times New Roman"/>
+          <w:sz w:val="24"/>
+          <w:szCs w:val="24"/>
+        </w:rPr>
+        <w:t xml:space="preserve"> and van den </w:t>
       </w:r>
       <w:proofErr w:type="spellStart"/>
       <w:r>
@@ -12138,23 +12142,49 @@
           <w:szCs w:val="24"/>
         </w:rPr>
       </w:pPr>
-      <w:proofErr w:type="spellStart"/>
-      <w:r>
-        <w:rPr>
-          <w:rFonts w:ascii="Times New Roman" w:hAnsi="Times New Roman" w:cs="Times New Roman"/>
-          <w:sz w:val="24"/>
-          <w:szCs w:val="24"/>
-        </w:rPr>
-        <w:t>Mokany</w:t>
-      </w:r>
-      <w:proofErr w:type="spellEnd"/>
-      <w:r>
-        <w:rPr>
-          <w:rFonts w:ascii="Times New Roman" w:hAnsi="Times New Roman" w:cs="Times New Roman"/>
-          <w:sz w:val="24"/>
-          <w:szCs w:val="24"/>
-        </w:rPr>
-        <w:t>, K., Prasad, S. and Westcott, D.A., 2014. Loss of frugivore seed dispersal services under climate change. Nature Communications, 5(1), pp.1-7.</w:t>
+      <w:commentRangeStart w:id="4"/>
+      <w:proofErr w:type="spellStart"/>
+      <w:r>
+        <w:rPr>
+          <w:rFonts w:ascii="Times New Roman" w:hAnsi="Times New Roman" w:cs="Times New Roman"/>
+          <w:sz w:val="24"/>
+          <w:szCs w:val="24"/>
+        </w:rPr>
+        <w:t>Marchetto</w:t>
+      </w:r>
+      <w:proofErr w:type="spellEnd"/>
+      <w:r>
+        <w:rPr>
+          <w:rFonts w:ascii="Times New Roman" w:hAnsi="Times New Roman" w:cs="Times New Roman"/>
+          <w:sz w:val="24"/>
+          <w:szCs w:val="24"/>
+        </w:rPr>
+        <w:t xml:space="preserve">, K.M., 2008. Abiotic and biotic factors affecting seed release and dispersal of the invasive thistles Carduus nutans and Carduus </w:t>
+      </w:r>
+      <w:proofErr w:type="spellStart"/>
+      <w:r>
+        <w:rPr>
+          <w:rFonts w:ascii="Times New Roman" w:hAnsi="Times New Roman" w:cs="Times New Roman"/>
+          <w:sz w:val="24"/>
+          <w:szCs w:val="24"/>
+        </w:rPr>
+        <w:t>acanthoides</w:t>
+      </w:r>
+      <w:proofErr w:type="spellEnd"/>
+      <w:r>
+        <w:rPr>
+          <w:rFonts w:ascii="Times New Roman" w:hAnsi="Times New Roman" w:cs="Times New Roman"/>
+          <w:sz w:val="24"/>
+          <w:szCs w:val="24"/>
+        </w:rPr>
+        <w:t>.</w:t>
+      </w:r>
+      <w:commentRangeEnd w:id="4"/>
+      <w:r>
+        <w:rPr>
+          <w:rStyle w:val="CommentReference"/>
+        </w:rPr>
+        <w:commentReference w:id="4"/>
       </w:r>
     </w:p>
     <w:p>
@@ -12168,13 +12198,23 @@
           <w:szCs w:val="24"/>
         </w:rPr>
       </w:pPr>
-      <w:r>
-        <w:rPr>
-          <w:rFonts w:ascii="Times New Roman" w:hAnsi="Times New Roman" w:cs="Times New Roman"/>
-          <w:sz w:val="24"/>
-          <w:szCs w:val="24"/>
-        </w:rPr>
-        <w:t>Murray, D.R., 1986. Seed dispersal by water. Seed dispersal, pp.49-85.</w:t>
+      <w:proofErr w:type="spellStart"/>
+      <w:r>
+        <w:rPr>
+          <w:rFonts w:ascii="Times New Roman" w:hAnsi="Times New Roman" w:cs="Times New Roman"/>
+          <w:sz w:val="24"/>
+          <w:szCs w:val="24"/>
+        </w:rPr>
+        <w:t>Mokany</w:t>
+      </w:r>
+      <w:proofErr w:type="spellEnd"/>
+      <w:r>
+        <w:rPr>
+          <w:rFonts w:ascii="Times New Roman" w:hAnsi="Times New Roman" w:cs="Times New Roman"/>
+          <w:sz w:val="24"/>
+          <w:szCs w:val="24"/>
+        </w:rPr>
+        <w:t>, K., Prasad, S. and Westcott, D.A., 2014. Loss of frugivore seed dispersal services under climate change. Nature Communications, 5(1), pp.1-7.</w:t>
       </w:r>
     </w:p>
     <w:p>
@@ -12194,7 +12234,7 @@
           <w:sz w:val="24"/>
           <w:szCs w:val="24"/>
         </w:rPr>
-        <w:t>Nathan, R., Perry, G., Cronin, J.T., Strand, A.E. and Cain, M.L., 2003. Methods for estimating long‐distance dispersal. Oikos, 103(2), pp.261-273.</w:t>
+        <w:t>Murray, D.R., 1986. Seed dispersal by water. Seed dispersal, pp.49-85.</w:t>
       </w:r>
     </w:p>
     <w:p>
@@ -12214,7 +12254,7 @@
           <w:sz w:val="24"/>
           <w:szCs w:val="24"/>
         </w:rPr>
-        <w:t>Nathan, R., 2006. Long-distance dispersal of plants. Science, 313(5788), pp.786-788.</w:t>
+        <w:t>Nathan, R., Perry, G., Cronin, J.T., Strand, A.E. and Cain, M.L., 2003. Methods for estimating long‐distance dispersal. Oikos, 103(2), pp.261-273.</w:t>
       </w:r>
     </w:p>
     <w:p>
@@ -12234,7 +12274,7 @@
           <w:sz w:val="24"/>
           <w:szCs w:val="24"/>
         </w:rPr>
-        <w:t>Nathan, R., 2007. Total dispersal kernels and the evaluation of diversity and similarity in complex dispersal systems. Seed dispersal: theory and its application in a changing world, pp.252-276.</w:t>
+        <w:t>Nathan, R., 2006. Long-distance dispersal of plants. Science, 313(5788), pp.786-788.</w:t>
       </w:r>
     </w:p>
     <w:p>
@@ -12254,97 +12294,7 @@
           <w:sz w:val="24"/>
           <w:szCs w:val="24"/>
         </w:rPr>
-        <w:t xml:space="preserve">Nathan, R., </w:t>
-      </w:r>
-      <w:proofErr w:type="spellStart"/>
-      <w:r>
-        <w:rPr>
-          <w:rFonts w:ascii="Times New Roman" w:hAnsi="Times New Roman" w:cs="Times New Roman"/>
-          <w:sz w:val="24"/>
-          <w:szCs w:val="24"/>
-        </w:rPr>
-        <w:t>Katul</w:t>
-      </w:r>
-      <w:proofErr w:type="spellEnd"/>
-      <w:r>
-        <w:rPr>
-          <w:rFonts w:ascii="Times New Roman" w:hAnsi="Times New Roman" w:cs="Times New Roman"/>
-          <w:sz w:val="24"/>
-          <w:szCs w:val="24"/>
-        </w:rPr>
-        <w:t xml:space="preserve">, G.G., </w:t>
-      </w:r>
-      <w:proofErr w:type="spellStart"/>
-      <w:r>
-        <w:rPr>
-          <w:rFonts w:ascii="Times New Roman" w:hAnsi="Times New Roman" w:cs="Times New Roman"/>
-          <w:sz w:val="24"/>
-          <w:szCs w:val="24"/>
-        </w:rPr>
-        <w:t>Bohrer</w:t>
-      </w:r>
-      <w:proofErr w:type="spellEnd"/>
-      <w:r>
-        <w:rPr>
-          <w:rFonts w:ascii="Times New Roman" w:hAnsi="Times New Roman" w:cs="Times New Roman"/>
-          <w:sz w:val="24"/>
-          <w:szCs w:val="24"/>
-        </w:rPr>
-        <w:t xml:space="preserve">, G., </w:t>
-      </w:r>
-      <w:proofErr w:type="spellStart"/>
-      <w:r>
-        <w:rPr>
-          <w:rFonts w:ascii="Times New Roman" w:hAnsi="Times New Roman" w:cs="Times New Roman"/>
-          <w:sz w:val="24"/>
-          <w:szCs w:val="24"/>
-        </w:rPr>
-        <w:t>Kuparinen</w:t>
-      </w:r>
-      <w:proofErr w:type="spellEnd"/>
-      <w:r>
-        <w:rPr>
-          <w:rFonts w:ascii="Times New Roman" w:hAnsi="Times New Roman" w:cs="Times New Roman"/>
-          <w:sz w:val="24"/>
-          <w:szCs w:val="24"/>
-        </w:rPr>
-        <w:t xml:space="preserve">, A., </w:t>
-      </w:r>
-      <w:proofErr w:type="spellStart"/>
-      <w:r>
-        <w:rPr>
-          <w:rFonts w:ascii="Times New Roman" w:hAnsi="Times New Roman" w:cs="Times New Roman"/>
-          <w:sz w:val="24"/>
-          <w:szCs w:val="24"/>
-        </w:rPr>
-        <w:t>Soons</w:t>
-      </w:r>
-      <w:proofErr w:type="spellEnd"/>
-      <w:r>
-        <w:rPr>
-          <w:rFonts w:ascii="Times New Roman" w:hAnsi="Times New Roman" w:cs="Times New Roman"/>
-          <w:sz w:val="24"/>
-          <w:szCs w:val="24"/>
-        </w:rPr>
-        <w:t xml:space="preserve">, M.B., Thompson, S.E., </w:t>
-      </w:r>
-      <w:proofErr w:type="spellStart"/>
-      <w:r>
-        <w:rPr>
-          <w:rFonts w:ascii="Times New Roman" w:hAnsi="Times New Roman" w:cs="Times New Roman"/>
-          <w:sz w:val="24"/>
-          <w:szCs w:val="24"/>
-        </w:rPr>
-        <w:t>Trakhtenbrot</w:t>
-      </w:r>
-      <w:proofErr w:type="spellEnd"/>
-      <w:r>
-        <w:rPr>
-          <w:rFonts w:ascii="Times New Roman" w:hAnsi="Times New Roman" w:cs="Times New Roman"/>
-          <w:sz w:val="24"/>
-          <w:szCs w:val="24"/>
-        </w:rPr>
-        <w:t>, A. and Horn, H.S., 2011. Mechanistic models of seed dispersal by wind. Theoretical Ecology, 4(2), pp.113-132.</w:t>
+        <w:t>Nathan, R., 2007. Total dispersal kernels and the evaluation of diversity and similarity in complex dispersal systems. Seed dispersal: theory and its application in a changing world, pp.252-276.</w:t>
       </w:r>
     </w:p>
     <w:p>
@@ -12364,6 +12314,116 @@
           <w:sz w:val="24"/>
           <w:szCs w:val="24"/>
         </w:rPr>
+        <w:t xml:space="preserve">Nathan, R., </w:t>
+      </w:r>
+      <w:proofErr w:type="spellStart"/>
+      <w:r>
+        <w:rPr>
+          <w:rFonts w:ascii="Times New Roman" w:hAnsi="Times New Roman" w:cs="Times New Roman"/>
+          <w:sz w:val="24"/>
+          <w:szCs w:val="24"/>
+        </w:rPr>
+        <w:t>Katul</w:t>
+      </w:r>
+      <w:proofErr w:type="spellEnd"/>
+      <w:r>
+        <w:rPr>
+          <w:rFonts w:ascii="Times New Roman" w:hAnsi="Times New Roman" w:cs="Times New Roman"/>
+          <w:sz w:val="24"/>
+          <w:szCs w:val="24"/>
+        </w:rPr>
+        <w:t xml:space="preserve">, G.G., </w:t>
+      </w:r>
+      <w:proofErr w:type="spellStart"/>
+      <w:r>
+        <w:rPr>
+          <w:rFonts w:ascii="Times New Roman" w:hAnsi="Times New Roman" w:cs="Times New Roman"/>
+          <w:sz w:val="24"/>
+          <w:szCs w:val="24"/>
+        </w:rPr>
+        <w:t>Bohrer</w:t>
+      </w:r>
+      <w:proofErr w:type="spellEnd"/>
+      <w:r>
+        <w:rPr>
+          <w:rFonts w:ascii="Times New Roman" w:hAnsi="Times New Roman" w:cs="Times New Roman"/>
+          <w:sz w:val="24"/>
+          <w:szCs w:val="24"/>
+        </w:rPr>
+        <w:t xml:space="preserve">, G., </w:t>
+      </w:r>
+      <w:proofErr w:type="spellStart"/>
+      <w:r>
+        <w:rPr>
+          <w:rFonts w:ascii="Times New Roman" w:hAnsi="Times New Roman" w:cs="Times New Roman"/>
+          <w:sz w:val="24"/>
+          <w:szCs w:val="24"/>
+        </w:rPr>
+        <w:t>Kuparinen</w:t>
+      </w:r>
+      <w:proofErr w:type="spellEnd"/>
+      <w:r>
+        <w:rPr>
+          <w:rFonts w:ascii="Times New Roman" w:hAnsi="Times New Roman" w:cs="Times New Roman"/>
+          <w:sz w:val="24"/>
+          <w:szCs w:val="24"/>
+        </w:rPr>
+        <w:t xml:space="preserve">, A., </w:t>
+      </w:r>
+      <w:proofErr w:type="spellStart"/>
+      <w:r>
+        <w:rPr>
+          <w:rFonts w:ascii="Times New Roman" w:hAnsi="Times New Roman" w:cs="Times New Roman"/>
+          <w:sz w:val="24"/>
+          <w:szCs w:val="24"/>
+        </w:rPr>
+        <w:t>Soons</w:t>
+      </w:r>
+      <w:proofErr w:type="spellEnd"/>
+      <w:r>
+        <w:rPr>
+          <w:rFonts w:ascii="Times New Roman" w:hAnsi="Times New Roman" w:cs="Times New Roman"/>
+          <w:sz w:val="24"/>
+          <w:szCs w:val="24"/>
+        </w:rPr>
+        <w:t xml:space="preserve">, M.B., Thompson, S.E., </w:t>
+      </w:r>
+      <w:proofErr w:type="spellStart"/>
+      <w:r>
+        <w:rPr>
+          <w:rFonts w:ascii="Times New Roman" w:hAnsi="Times New Roman" w:cs="Times New Roman"/>
+          <w:sz w:val="24"/>
+          <w:szCs w:val="24"/>
+        </w:rPr>
+        <w:t>Trakhtenbrot</w:t>
+      </w:r>
+      <w:proofErr w:type="spellEnd"/>
+      <w:r>
+        <w:rPr>
+          <w:rFonts w:ascii="Times New Roman" w:hAnsi="Times New Roman" w:cs="Times New Roman"/>
+          <w:sz w:val="24"/>
+          <w:szCs w:val="24"/>
+        </w:rPr>
+        <w:t>, A. and Horn, H.S., 2011. Mechanistic models of seed dispersal by wind. Theoretical Ecology, 4(2), pp.113-132.</w:t>
+      </w:r>
+    </w:p>
+    <w:p>
+      <w:pPr>
+        <w:spacing w:line="240" w:lineRule="auto"/>
+        <w:ind w:left="284" w:hanging="284"/>
+        <w:jc w:val="both"/>
+        <w:rPr>
+          <w:rFonts w:ascii="Times New Roman" w:hAnsi="Times New Roman" w:cs="Times New Roman"/>
+          <w:sz w:val="24"/>
+          <w:szCs w:val="24"/>
+        </w:rPr>
+      </w:pPr>
+      <w:r>
+        <w:rPr>
+          <w:rFonts w:ascii="Times New Roman" w:hAnsi="Times New Roman" w:cs="Times New Roman"/>
+          <w:sz w:val="24"/>
+          <w:szCs w:val="24"/>
+        </w:rPr>
         <w:t>Neubert, M.G. and Caswell, H., 2000. Demography and dispersal: calculation and sensitivity analysis of invasion speed for structured populations. Ecology, 81(6), pp.1613-1628.</w:t>
       </w:r>
     </w:p>
@@ -12466,6 +12526,7 @@
           <w:sz w:val="24"/>
           <w:szCs w:val="24"/>
         </w:rPr>
+        <w:lastRenderedPageBreak/>
         <w:t xml:space="preserve">Rogers, H.S., Beckman, N.G., </w:t>
       </w:r>
       <w:proofErr w:type="spellStart"/>
@@ -12577,7 +12638,6 @@
           <w:sz w:val="24"/>
           <w:szCs w:val="24"/>
         </w:rPr>
-        <w:lastRenderedPageBreak/>
         <w:t>Schurr</w:t>
       </w:r>
       <w:proofErr w:type="spellEnd"/>
@@ -12665,7 +12725,25 @@
           <w:sz w:val="24"/>
           <w:szCs w:val="24"/>
         </w:rPr>
-        <w:t>, E., &amp; Shea, K. (2011). Are the best dispersers the best colonizers? Seed mass, dispersal and establishment in Carduus thistles. Evolutionary Ecology, 25(1), 155-169.</w:t>
+        <w:t xml:space="preserve">, E., &amp; Shea, K. (2011). Are the best dispersers the best colonizers? Seed mass, </w:t>
+      </w:r>
+      <w:proofErr w:type="gramStart"/>
+      <w:r>
+        <w:rPr>
+          <w:rFonts w:ascii="Times New Roman" w:hAnsi="Times New Roman" w:cs="Times New Roman"/>
+          <w:sz w:val="24"/>
+          <w:szCs w:val="24"/>
+        </w:rPr>
+        <w:t>dispersal</w:t>
+      </w:r>
+      <w:proofErr w:type="gramEnd"/>
+      <w:r>
+        <w:rPr>
+          <w:rFonts w:ascii="Times New Roman" w:hAnsi="Times New Roman" w:cs="Times New Roman"/>
+          <w:sz w:val="24"/>
+          <w:szCs w:val="24"/>
+        </w:rPr>
+        <w:t xml:space="preserve"> and establishment in Carduus thistles. Evolutionary Ecology, 25(1), 155-169.</w:t>
       </w:r>
     </w:p>
     <w:p>
@@ -12873,7 +12951,25 @@
           <w:sz w:val="24"/>
           <w:szCs w:val="24"/>
         </w:rPr>
-        <w:t>, S., 2003. Dandelion seed dispersal: the horizontal wind speed does not matter for long‐distance dispersal‐it is updraft!. Plant Biology, 5(5), pp.451-454.</w:t>
+        <w:t xml:space="preserve">, S., 2003. Dandelion seed dispersal: the horizontal wind speed does not matter for long‐distance dispersal‐it is </w:t>
+      </w:r>
+      <w:proofErr w:type="gramStart"/>
+      <w:r>
+        <w:rPr>
+          <w:rFonts w:ascii="Times New Roman" w:hAnsi="Times New Roman" w:cs="Times New Roman"/>
+          <w:sz w:val="24"/>
+          <w:szCs w:val="24"/>
+        </w:rPr>
+        <w:t>updraft!.</w:t>
+      </w:r>
+      <w:proofErr w:type="gramEnd"/>
+      <w:r>
+        <w:rPr>
+          <w:rFonts w:ascii="Times New Roman" w:hAnsi="Times New Roman" w:cs="Times New Roman"/>
+          <w:sz w:val="24"/>
+          <w:szCs w:val="24"/>
+        </w:rPr>
+        <w:t xml:space="preserve"> Plant Biology, 5(5), pp.451-454.</w:t>
       </w:r>
     </w:p>
     <w:p>
@@ -13013,6 +13109,2321 @@
         </w:rPr>
         <w:t>Zhang, R., Post, E., &amp; Shea, K. (2012). Warming leads to divergent responses but similarly improved performance of two invasive thistles. Population ecology, 54(4), 583-589.</w:t>
       </w:r>
+    </w:p>
+    <w:p>
+      <w:pPr>
+        <w:rPr>
+          <w:rFonts w:ascii="Times New Roman" w:hAnsi="Times New Roman" w:cs="Times New Roman"/>
+          <w:sz w:val="24"/>
+          <w:szCs w:val="24"/>
+        </w:rPr>
+      </w:pPr>
+      <w:r>
+        <w:rPr>
+          <w:rFonts w:ascii="Times New Roman" w:hAnsi="Times New Roman" w:cs="Times New Roman"/>
+          <w:sz w:val="24"/>
+          <w:szCs w:val="24"/>
+        </w:rPr>
+        <w:br w:type="page"/>
+      </w:r>
+    </w:p>
+    <w:p>
+      <w:pPr>
+        <w:spacing w:line="240" w:lineRule="auto"/>
+        <w:jc w:val="both"/>
+        <w:rPr>
+          <w:rFonts w:ascii="Times New Roman" w:hAnsi="Times New Roman" w:cs="Times New Roman"/>
+          <w:sz w:val="24"/>
+          <w:szCs w:val="24"/>
+        </w:rPr>
+      </w:pPr>
+      <w:r>
+        <w:rPr>
+          <w:rFonts w:ascii="Times New Roman" w:hAnsi="Times New Roman" w:cs="Times New Roman"/>
+          <w:b/>
+          <w:bCs/>
+          <w:sz w:val="24"/>
+          <w:szCs w:val="24"/>
+        </w:rPr>
+        <w:lastRenderedPageBreak/>
+        <w:t>Table 1</w:t>
+      </w:r>
+      <w:r>
+        <w:rPr>
+          <w:rFonts w:ascii="Times New Roman" w:hAnsi="Times New Roman" w:cs="Times New Roman"/>
+          <w:sz w:val="24"/>
+          <w:szCs w:val="24"/>
+        </w:rPr>
+        <w:t>.</w:t>
+      </w:r>
+      <w:r>
+        <w:rPr>
+          <w:rFonts w:ascii="Times New Roman" w:hAnsi="Times New Roman" w:cs="Times New Roman"/>
+          <w:sz w:val="24"/>
+          <w:szCs w:val="24"/>
+        </w:rPr>
+        <w:t xml:space="preserve"> Combined demography and dispersal model parameters for </w:t>
+      </w:r>
+      <w:r>
+        <w:rPr>
+          <w:rFonts w:ascii="Times New Roman" w:hAnsi="Times New Roman" w:cs="Times New Roman"/>
+          <w:i/>
+          <w:iCs/>
+          <w:sz w:val="24"/>
+          <w:szCs w:val="24"/>
+        </w:rPr>
+        <w:t xml:space="preserve">Carduus nutans </w:t>
+      </w:r>
+      <w:r>
+        <w:rPr>
+          <w:rFonts w:ascii="Times New Roman" w:hAnsi="Times New Roman" w:cs="Times New Roman"/>
+          <w:sz w:val="24"/>
+          <w:szCs w:val="24"/>
+        </w:rPr>
+        <w:t xml:space="preserve">(CN) and </w:t>
+      </w:r>
+      <w:r>
+        <w:rPr>
+          <w:rFonts w:ascii="Times New Roman" w:hAnsi="Times New Roman" w:cs="Times New Roman"/>
+          <w:i/>
+          <w:iCs/>
+          <w:sz w:val="24"/>
+          <w:szCs w:val="24"/>
+        </w:rPr>
+        <w:t xml:space="preserve">Carduus </w:t>
+      </w:r>
+      <w:proofErr w:type="spellStart"/>
+      <w:r>
+        <w:rPr>
+          <w:rFonts w:ascii="Times New Roman" w:hAnsi="Times New Roman" w:cs="Times New Roman"/>
+          <w:i/>
+          <w:iCs/>
+          <w:sz w:val="24"/>
+          <w:szCs w:val="24"/>
+        </w:rPr>
+        <w:t>acanthoides</w:t>
+      </w:r>
+      <w:proofErr w:type="spellEnd"/>
+      <w:r>
+        <w:rPr>
+          <w:rFonts w:ascii="Times New Roman" w:hAnsi="Times New Roman" w:cs="Times New Roman"/>
+          <w:sz w:val="24"/>
+          <w:szCs w:val="24"/>
+        </w:rPr>
+        <w:t xml:space="preserve"> (CA). Sources are listed for rates and measurements that were not able to be determined from our experiments.</w:t>
+      </w:r>
+    </w:p>
+    <w:tbl>
+      <w:tblPr>
+        <w:tblStyle w:val="TableGrid"/>
+        <w:tblW w:w="0" w:type="auto"/>
+        <w:tblInd w:w="-5" w:type="dxa"/>
+        <w:tblLook w:val="04A0" w:firstRow="1" w:lastRow="0" w:firstColumn="1" w:lastColumn="0" w:noHBand="0" w:noVBand="1"/>
+      </w:tblPr>
+      <w:tblGrid>
+        <w:gridCol w:w="4678"/>
+        <w:gridCol w:w="992"/>
+        <w:gridCol w:w="1134"/>
+        <w:gridCol w:w="2551"/>
+      </w:tblGrid>
+      <w:tr>
+        <w:tc>
+          <w:tcPr>
+            <w:tcW w:w="4678" w:type="dxa"/>
+          </w:tcPr>
+          <w:p>
+            <w:pPr>
+              <w:jc w:val="both"/>
+              <w:rPr>
+                <w:rFonts w:ascii="Times New Roman" w:hAnsi="Times New Roman" w:cs="Times New Roman"/>
+                <w:b/>
+                <w:bCs/>
+                <w:sz w:val="24"/>
+                <w:szCs w:val="24"/>
+              </w:rPr>
+            </w:pPr>
+            <w:r>
+              <w:rPr>
+                <w:rFonts w:ascii="Times New Roman" w:hAnsi="Times New Roman" w:cs="Times New Roman"/>
+                <w:b/>
+                <w:bCs/>
+                <w:sz w:val="24"/>
+                <w:szCs w:val="24"/>
+              </w:rPr>
+              <w:t>Parameter</w:t>
+            </w:r>
+          </w:p>
+        </w:tc>
+        <w:tc>
+          <w:tcPr>
+            <w:tcW w:w="992" w:type="dxa"/>
+          </w:tcPr>
+          <w:p>
+            <w:pPr>
+              <w:jc w:val="both"/>
+              <w:rPr>
+                <w:rFonts w:ascii="Times New Roman" w:hAnsi="Times New Roman" w:cs="Times New Roman"/>
+                <w:b/>
+                <w:bCs/>
+                <w:sz w:val="24"/>
+                <w:szCs w:val="24"/>
+              </w:rPr>
+            </w:pPr>
+            <w:r>
+              <w:rPr>
+                <w:rFonts w:ascii="Times New Roman" w:hAnsi="Times New Roman" w:cs="Times New Roman"/>
+                <w:b/>
+                <w:bCs/>
+                <w:sz w:val="24"/>
+                <w:szCs w:val="24"/>
+              </w:rPr>
+              <w:t>CN</w:t>
+            </w:r>
+          </w:p>
+        </w:tc>
+        <w:tc>
+          <w:tcPr>
+            <w:tcW w:w="1134" w:type="dxa"/>
+          </w:tcPr>
+          <w:p>
+            <w:pPr>
+              <w:jc w:val="both"/>
+              <w:rPr>
+                <w:rFonts w:ascii="Times New Roman" w:hAnsi="Times New Roman" w:cs="Times New Roman"/>
+                <w:b/>
+                <w:bCs/>
+                <w:sz w:val="24"/>
+                <w:szCs w:val="24"/>
+              </w:rPr>
+            </w:pPr>
+            <w:r>
+              <w:rPr>
+                <w:rFonts w:ascii="Times New Roman" w:hAnsi="Times New Roman" w:cs="Times New Roman"/>
+                <w:b/>
+                <w:bCs/>
+                <w:sz w:val="24"/>
+                <w:szCs w:val="24"/>
+              </w:rPr>
+              <w:t>CA</w:t>
+            </w:r>
+          </w:p>
+        </w:tc>
+        <w:tc>
+          <w:tcPr>
+            <w:tcW w:w="2551" w:type="dxa"/>
+          </w:tcPr>
+          <w:p>
+            <w:pPr>
+              <w:jc w:val="both"/>
+              <w:rPr>
+                <w:rFonts w:ascii="Times New Roman" w:hAnsi="Times New Roman" w:cs="Times New Roman"/>
+                <w:b/>
+                <w:bCs/>
+                <w:sz w:val="24"/>
+                <w:szCs w:val="24"/>
+              </w:rPr>
+            </w:pPr>
+            <w:r>
+              <w:rPr>
+                <w:rFonts w:ascii="Times New Roman" w:hAnsi="Times New Roman" w:cs="Times New Roman"/>
+                <w:b/>
+                <w:bCs/>
+                <w:sz w:val="24"/>
+                <w:szCs w:val="24"/>
+              </w:rPr>
+              <w:t>Source</w:t>
+            </w:r>
+          </w:p>
+        </w:tc>
+      </w:tr>
+      <w:tr>
+        <w:tc>
+          <w:tcPr>
+            <w:tcW w:w="4678" w:type="dxa"/>
+          </w:tcPr>
+          <w:p>
+            <w:pPr>
+              <w:jc w:val="both"/>
+              <w:rPr>
+                <w:rFonts w:ascii="Times New Roman" w:hAnsi="Times New Roman" w:cs="Times New Roman"/>
+                <w:sz w:val="20"/>
+                <w:szCs w:val="20"/>
+              </w:rPr>
+            </w:pPr>
+            <w:r>
+              <w:rPr>
+                <w:rFonts w:ascii="Times New Roman" w:hAnsi="Times New Roman" w:cs="Times New Roman"/>
+                <w:sz w:val="20"/>
+                <w:szCs w:val="20"/>
+              </w:rPr>
+              <w:t>Seeds per flower head</w:t>
+            </w:r>
+          </w:p>
+        </w:tc>
+        <w:tc>
+          <w:tcPr>
+            <w:tcW w:w="992" w:type="dxa"/>
+          </w:tcPr>
+          <w:p>
+            <w:pPr>
+              <w:jc w:val="both"/>
+              <w:rPr>
+                <w:rFonts w:ascii="Times New Roman" w:hAnsi="Times New Roman" w:cs="Times New Roman"/>
+                <w:sz w:val="20"/>
+                <w:szCs w:val="20"/>
+              </w:rPr>
+            </w:pPr>
+            <w:r>
+              <w:rPr>
+                <w:rFonts w:ascii="Times New Roman" w:hAnsi="Times New Roman" w:cs="Times New Roman"/>
+                <w:sz w:val="20"/>
+                <w:szCs w:val="20"/>
+              </w:rPr>
+              <w:t>160</w:t>
+            </w:r>
+          </w:p>
+        </w:tc>
+        <w:tc>
+          <w:tcPr>
+            <w:tcW w:w="1134" w:type="dxa"/>
+          </w:tcPr>
+          <w:p>
+            <w:pPr>
+              <w:jc w:val="both"/>
+              <w:rPr>
+                <w:rFonts w:ascii="Times New Roman" w:hAnsi="Times New Roman" w:cs="Times New Roman"/>
+                <w:sz w:val="20"/>
+                <w:szCs w:val="20"/>
+              </w:rPr>
+            </w:pPr>
+            <w:r>
+              <w:rPr>
+                <w:rFonts w:ascii="Times New Roman" w:hAnsi="Times New Roman" w:cs="Times New Roman"/>
+                <w:sz w:val="20"/>
+                <w:szCs w:val="20"/>
+              </w:rPr>
+              <w:t>83</w:t>
+            </w:r>
+          </w:p>
+        </w:tc>
+        <w:tc>
+          <w:tcPr>
+            <w:tcW w:w="2551" w:type="dxa"/>
+          </w:tcPr>
+          <w:p>
+            <w:pPr>
+              <w:jc w:val="both"/>
+              <w:rPr>
+                <w:rFonts w:ascii="Times New Roman" w:hAnsi="Times New Roman" w:cs="Times New Roman"/>
+                <w:sz w:val="20"/>
+                <w:szCs w:val="20"/>
+              </w:rPr>
+            </w:pPr>
+          </w:p>
+        </w:tc>
+      </w:tr>
+      <w:tr>
+        <w:tc>
+          <w:tcPr>
+            <w:tcW w:w="4678" w:type="dxa"/>
+          </w:tcPr>
+          <w:p>
+            <w:pPr>
+              <w:jc w:val="both"/>
+              <w:rPr>
+                <w:rFonts w:ascii="Times New Roman" w:hAnsi="Times New Roman" w:cs="Times New Roman"/>
+                <w:sz w:val="20"/>
+                <w:szCs w:val="20"/>
+              </w:rPr>
+            </w:pPr>
+            <w:r>
+              <w:rPr>
+                <w:rFonts w:ascii="Times New Roman" w:hAnsi="Times New Roman" w:cs="Times New Roman"/>
+                <w:sz w:val="20"/>
+                <w:szCs w:val="20"/>
+              </w:rPr>
+              <w:t>Probability of establishment from seed</w:t>
+            </w:r>
+          </w:p>
+        </w:tc>
+        <w:tc>
+          <w:tcPr>
+            <w:tcW w:w="992" w:type="dxa"/>
+          </w:tcPr>
+          <w:p>
+            <w:pPr>
+              <w:jc w:val="both"/>
+              <w:rPr>
+                <w:rFonts w:ascii="Times New Roman" w:hAnsi="Times New Roman" w:cs="Times New Roman"/>
+                <w:sz w:val="20"/>
+                <w:szCs w:val="20"/>
+              </w:rPr>
+            </w:pPr>
+            <w:r>
+              <w:rPr>
+                <w:rFonts w:ascii="Times New Roman" w:hAnsi="Times New Roman" w:cs="Times New Roman"/>
+                <w:sz w:val="20"/>
+                <w:szCs w:val="20"/>
+              </w:rPr>
+              <w:t>0.147</w:t>
+            </w:r>
+          </w:p>
+        </w:tc>
+        <w:tc>
+          <w:tcPr>
+            <w:tcW w:w="1134" w:type="dxa"/>
+          </w:tcPr>
+          <w:p>
+            <w:pPr>
+              <w:jc w:val="both"/>
+              <w:rPr>
+                <w:rFonts w:ascii="Times New Roman" w:hAnsi="Times New Roman" w:cs="Times New Roman"/>
+                <w:sz w:val="20"/>
+                <w:szCs w:val="20"/>
+              </w:rPr>
+            </w:pPr>
+            <w:r>
+              <w:rPr>
+                <w:rFonts w:ascii="Times New Roman" w:hAnsi="Times New Roman" w:cs="Times New Roman"/>
+                <w:sz w:val="20"/>
+                <w:szCs w:val="20"/>
+              </w:rPr>
+              <w:t>0.136</w:t>
+            </w:r>
+          </w:p>
+        </w:tc>
+        <w:tc>
+          <w:tcPr>
+            <w:tcW w:w="2551" w:type="dxa"/>
+          </w:tcPr>
+          <w:p>
+            <w:pPr>
+              <w:jc w:val="both"/>
+              <w:rPr>
+                <w:rFonts w:ascii="Times New Roman" w:hAnsi="Times New Roman" w:cs="Times New Roman"/>
+                <w:sz w:val="20"/>
+                <w:szCs w:val="20"/>
+              </w:rPr>
+            </w:pPr>
+            <w:proofErr w:type="spellStart"/>
+            <w:r>
+              <w:rPr>
+                <w:rFonts w:ascii="Times New Roman" w:hAnsi="Times New Roman" w:cs="Times New Roman"/>
+                <w:sz w:val="20"/>
+                <w:szCs w:val="20"/>
+              </w:rPr>
+              <w:t>Skarpaas</w:t>
+            </w:r>
+            <w:proofErr w:type="spellEnd"/>
+            <w:r>
+              <w:rPr>
+                <w:rFonts w:ascii="Times New Roman" w:hAnsi="Times New Roman" w:cs="Times New Roman"/>
+                <w:sz w:val="20"/>
+                <w:szCs w:val="20"/>
+              </w:rPr>
+              <w:t xml:space="preserve"> </w:t>
+            </w:r>
+            <w:r>
+              <w:rPr>
+                <w:rFonts w:ascii="Times New Roman" w:hAnsi="Times New Roman" w:cs="Times New Roman"/>
+                <w:i/>
+                <w:iCs/>
+                <w:sz w:val="20"/>
+                <w:szCs w:val="20"/>
+              </w:rPr>
+              <w:t>et al.</w:t>
+            </w:r>
+            <w:r>
+              <w:rPr>
+                <w:rFonts w:ascii="Times New Roman" w:hAnsi="Times New Roman" w:cs="Times New Roman"/>
+                <w:sz w:val="20"/>
+                <w:szCs w:val="20"/>
+              </w:rPr>
+              <w:t xml:space="preserve"> (2011)</w:t>
+            </w:r>
+          </w:p>
+        </w:tc>
+      </w:tr>
+      <w:tr>
+        <w:tc>
+          <w:tcPr>
+            <w:tcW w:w="4678" w:type="dxa"/>
+          </w:tcPr>
+          <w:p>
+            <w:pPr>
+              <w:jc w:val="both"/>
+              <w:rPr>
+                <w:rFonts w:ascii="Times New Roman" w:hAnsi="Times New Roman" w:cs="Times New Roman"/>
+                <w:sz w:val="20"/>
+                <w:szCs w:val="20"/>
+              </w:rPr>
+            </w:pPr>
+            <w:r>
+              <w:rPr>
+                <w:rFonts w:ascii="Times New Roman" w:hAnsi="Times New Roman" w:cs="Times New Roman"/>
+                <w:sz w:val="20"/>
+                <w:szCs w:val="20"/>
+              </w:rPr>
+              <w:t>Probability of seed entering seed bank</w:t>
+            </w:r>
+          </w:p>
+        </w:tc>
+        <w:tc>
+          <w:tcPr>
+            <w:tcW w:w="992" w:type="dxa"/>
+          </w:tcPr>
+          <w:p>
+            <w:pPr>
+              <w:jc w:val="both"/>
+              <w:rPr>
+                <w:rFonts w:ascii="Times New Roman" w:hAnsi="Times New Roman" w:cs="Times New Roman"/>
+                <w:sz w:val="20"/>
+                <w:szCs w:val="20"/>
+              </w:rPr>
+            </w:pPr>
+            <w:r>
+              <w:rPr>
+                <w:rFonts w:ascii="Times New Roman" w:hAnsi="Times New Roman" w:cs="Times New Roman"/>
+                <w:sz w:val="20"/>
+                <w:szCs w:val="20"/>
+              </w:rPr>
+              <w:t>0.233</w:t>
+            </w:r>
+          </w:p>
+        </w:tc>
+        <w:tc>
+          <w:tcPr>
+            <w:tcW w:w="1134" w:type="dxa"/>
+          </w:tcPr>
+          <w:p>
+            <w:pPr>
+              <w:jc w:val="both"/>
+              <w:rPr>
+                <w:rFonts w:ascii="Times New Roman" w:hAnsi="Times New Roman" w:cs="Times New Roman"/>
+                <w:sz w:val="20"/>
+                <w:szCs w:val="20"/>
+              </w:rPr>
+            </w:pPr>
+            <w:r>
+              <w:rPr>
+                <w:rFonts w:ascii="Times New Roman" w:hAnsi="Times New Roman" w:cs="Times New Roman"/>
+                <w:sz w:val="20"/>
+                <w:szCs w:val="20"/>
+              </w:rPr>
+              <w:t>0.233</w:t>
+            </w:r>
+            <w:r>
+              <w:rPr>
+                <w:rFonts w:ascii="Times New Roman" w:hAnsi="Times New Roman" w:cs="Times New Roman"/>
+                <w:sz w:val="20"/>
+                <w:szCs w:val="20"/>
+                <w:vertAlign w:val="superscript"/>
+              </w:rPr>
+              <w:t>*</w:t>
+            </w:r>
+          </w:p>
+        </w:tc>
+        <w:tc>
+          <w:tcPr>
+            <w:tcW w:w="2551" w:type="dxa"/>
+          </w:tcPr>
+          <w:p>
+            <w:pPr>
+              <w:jc w:val="both"/>
+              <w:rPr>
+                <w:rFonts w:ascii="Times New Roman" w:hAnsi="Times New Roman" w:cs="Times New Roman"/>
+                <w:sz w:val="20"/>
+                <w:szCs w:val="20"/>
+              </w:rPr>
+            </w:pPr>
+            <w:r>
+              <w:rPr>
+                <w:rFonts w:ascii="Times New Roman" w:hAnsi="Times New Roman" w:cs="Times New Roman"/>
+                <w:sz w:val="20"/>
+                <w:szCs w:val="20"/>
+              </w:rPr>
+              <w:t>Zhang</w:t>
+            </w:r>
+            <w:r>
+              <w:rPr>
+                <w:rFonts w:ascii="Times New Roman" w:hAnsi="Times New Roman" w:cs="Times New Roman"/>
+                <w:sz w:val="20"/>
+                <w:szCs w:val="20"/>
+              </w:rPr>
+              <w:t xml:space="preserve"> </w:t>
+            </w:r>
+            <w:r>
+              <w:rPr>
+                <w:rFonts w:ascii="Times New Roman" w:hAnsi="Times New Roman" w:cs="Times New Roman"/>
+                <w:i/>
+                <w:iCs/>
+                <w:sz w:val="20"/>
+                <w:szCs w:val="20"/>
+              </w:rPr>
+              <w:t>et al.</w:t>
+            </w:r>
+            <w:r>
+              <w:rPr>
+                <w:rFonts w:ascii="Times New Roman" w:hAnsi="Times New Roman" w:cs="Times New Roman"/>
+                <w:sz w:val="20"/>
+                <w:szCs w:val="20"/>
+              </w:rPr>
+              <w:t xml:space="preserve"> (201</w:t>
+            </w:r>
+            <w:r>
+              <w:rPr>
+                <w:rFonts w:ascii="Times New Roman" w:hAnsi="Times New Roman" w:cs="Times New Roman"/>
+                <w:sz w:val="20"/>
+                <w:szCs w:val="20"/>
+              </w:rPr>
+              <w:t>2</w:t>
+            </w:r>
+            <w:r>
+              <w:rPr>
+                <w:rFonts w:ascii="Times New Roman" w:hAnsi="Times New Roman" w:cs="Times New Roman"/>
+                <w:sz w:val="20"/>
+                <w:szCs w:val="20"/>
+              </w:rPr>
+              <w:t>)</w:t>
+            </w:r>
+          </w:p>
+        </w:tc>
+      </w:tr>
+      <w:tr>
+        <w:tc>
+          <w:tcPr>
+            <w:tcW w:w="4678" w:type="dxa"/>
+          </w:tcPr>
+          <w:p>
+            <w:pPr>
+              <w:jc w:val="both"/>
+              <w:rPr>
+                <w:rFonts w:ascii="Times New Roman" w:hAnsi="Times New Roman" w:cs="Times New Roman"/>
+                <w:sz w:val="20"/>
+                <w:szCs w:val="20"/>
+              </w:rPr>
+            </w:pPr>
+            <w:r>
+              <w:rPr>
+                <w:rFonts w:ascii="Times New Roman" w:hAnsi="Times New Roman" w:cs="Times New Roman"/>
+                <w:sz w:val="20"/>
+                <w:szCs w:val="20"/>
+              </w:rPr>
+              <w:t>Probability of seed establishing from seed bank</w:t>
+            </w:r>
+          </w:p>
+        </w:tc>
+        <w:tc>
+          <w:tcPr>
+            <w:tcW w:w="992" w:type="dxa"/>
+          </w:tcPr>
+          <w:p>
+            <w:pPr>
+              <w:jc w:val="both"/>
+              <w:rPr>
+                <w:rFonts w:ascii="Times New Roman" w:hAnsi="Times New Roman" w:cs="Times New Roman"/>
+                <w:sz w:val="20"/>
+                <w:szCs w:val="20"/>
+              </w:rPr>
+            </w:pPr>
+            <w:r>
+              <w:rPr>
+                <w:rFonts w:ascii="Times New Roman" w:hAnsi="Times New Roman" w:cs="Times New Roman"/>
+                <w:sz w:val="20"/>
+                <w:szCs w:val="20"/>
+              </w:rPr>
+              <w:t>0.233</w:t>
+            </w:r>
+          </w:p>
+        </w:tc>
+        <w:tc>
+          <w:tcPr>
+            <w:tcW w:w="1134" w:type="dxa"/>
+          </w:tcPr>
+          <w:p>
+            <w:pPr>
+              <w:jc w:val="both"/>
+              <w:rPr>
+                <w:rFonts w:ascii="Times New Roman" w:hAnsi="Times New Roman" w:cs="Times New Roman"/>
+                <w:sz w:val="20"/>
+                <w:szCs w:val="20"/>
+              </w:rPr>
+            </w:pPr>
+            <w:r>
+              <w:rPr>
+                <w:rFonts w:ascii="Times New Roman" w:hAnsi="Times New Roman" w:cs="Times New Roman"/>
+                <w:sz w:val="20"/>
+                <w:szCs w:val="20"/>
+              </w:rPr>
+              <w:t>0.233</w:t>
+            </w:r>
+            <w:r>
+              <w:rPr>
+                <w:rFonts w:ascii="Times New Roman" w:hAnsi="Times New Roman" w:cs="Times New Roman"/>
+                <w:sz w:val="20"/>
+                <w:szCs w:val="20"/>
+                <w:vertAlign w:val="superscript"/>
+              </w:rPr>
+              <w:t>*</w:t>
+            </w:r>
+          </w:p>
+        </w:tc>
+        <w:tc>
+          <w:tcPr>
+            <w:tcW w:w="2551" w:type="dxa"/>
+          </w:tcPr>
+          <w:p>
+            <w:pPr>
+              <w:jc w:val="both"/>
+              <w:rPr>
+                <w:rFonts w:ascii="Times New Roman" w:hAnsi="Times New Roman" w:cs="Times New Roman"/>
+                <w:sz w:val="20"/>
+                <w:szCs w:val="20"/>
+              </w:rPr>
+            </w:pPr>
+            <w:r>
+              <w:rPr>
+                <w:rFonts w:ascii="Times New Roman" w:hAnsi="Times New Roman" w:cs="Times New Roman"/>
+                <w:sz w:val="20"/>
+                <w:szCs w:val="20"/>
+              </w:rPr>
+              <w:t xml:space="preserve">Zhang </w:t>
+            </w:r>
+            <w:r>
+              <w:rPr>
+                <w:rFonts w:ascii="Times New Roman" w:hAnsi="Times New Roman" w:cs="Times New Roman"/>
+                <w:i/>
+                <w:iCs/>
+                <w:sz w:val="20"/>
+                <w:szCs w:val="20"/>
+              </w:rPr>
+              <w:t>et al.</w:t>
+            </w:r>
+            <w:r>
+              <w:rPr>
+                <w:rFonts w:ascii="Times New Roman" w:hAnsi="Times New Roman" w:cs="Times New Roman"/>
+                <w:sz w:val="20"/>
+                <w:szCs w:val="20"/>
+              </w:rPr>
+              <w:t xml:space="preserve"> (2012)</w:t>
+            </w:r>
+          </w:p>
+        </w:tc>
+      </w:tr>
+      <w:tr>
+        <w:tc>
+          <w:tcPr>
+            <w:tcW w:w="4678" w:type="dxa"/>
+          </w:tcPr>
+          <w:p>
+            <w:pPr>
+              <w:jc w:val="both"/>
+              <w:rPr>
+                <w:rFonts w:ascii="Times New Roman" w:hAnsi="Times New Roman" w:cs="Times New Roman"/>
+                <w:sz w:val="20"/>
+                <w:szCs w:val="20"/>
+              </w:rPr>
+            </w:pPr>
+            <w:r>
+              <w:rPr>
+                <w:rFonts w:ascii="Times New Roman" w:hAnsi="Times New Roman" w:cs="Times New Roman"/>
+                <w:sz w:val="20"/>
+                <w:szCs w:val="20"/>
+              </w:rPr>
+              <w:t>Probability of seed survival in seed bank</w:t>
+            </w:r>
+          </w:p>
+        </w:tc>
+        <w:tc>
+          <w:tcPr>
+            <w:tcW w:w="992" w:type="dxa"/>
+          </w:tcPr>
+          <w:p>
+            <w:pPr>
+              <w:jc w:val="both"/>
+              <w:rPr>
+                <w:rFonts w:ascii="Times New Roman" w:hAnsi="Times New Roman" w:cs="Times New Roman"/>
+                <w:sz w:val="20"/>
+                <w:szCs w:val="20"/>
+              </w:rPr>
+            </w:pPr>
+            <w:r>
+              <w:rPr>
+                <w:rFonts w:ascii="Times New Roman" w:hAnsi="Times New Roman" w:cs="Times New Roman"/>
+                <w:sz w:val="20"/>
+                <w:szCs w:val="20"/>
+              </w:rPr>
+              <w:t>0.260</w:t>
+            </w:r>
+          </w:p>
+        </w:tc>
+        <w:tc>
+          <w:tcPr>
+            <w:tcW w:w="1134" w:type="dxa"/>
+          </w:tcPr>
+          <w:p>
+            <w:pPr>
+              <w:jc w:val="both"/>
+              <w:rPr>
+                <w:rFonts w:ascii="Times New Roman" w:hAnsi="Times New Roman" w:cs="Times New Roman"/>
+                <w:sz w:val="20"/>
+                <w:szCs w:val="20"/>
+              </w:rPr>
+            </w:pPr>
+            <w:r>
+              <w:rPr>
+                <w:rFonts w:ascii="Times New Roman" w:hAnsi="Times New Roman" w:cs="Times New Roman"/>
+                <w:sz w:val="20"/>
+                <w:szCs w:val="20"/>
+              </w:rPr>
+              <w:t>0.260</w:t>
+            </w:r>
+            <w:r>
+              <w:rPr>
+                <w:rFonts w:ascii="Times New Roman" w:hAnsi="Times New Roman" w:cs="Times New Roman"/>
+                <w:sz w:val="20"/>
+                <w:szCs w:val="20"/>
+                <w:vertAlign w:val="superscript"/>
+              </w:rPr>
+              <w:t>*</w:t>
+            </w:r>
+          </w:p>
+        </w:tc>
+        <w:tc>
+          <w:tcPr>
+            <w:tcW w:w="2551" w:type="dxa"/>
+          </w:tcPr>
+          <w:p>
+            <w:pPr>
+              <w:jc w:val="both"/>
+              <w:rPr>
+                <w:rFonts w:ascii="Times New Roman" w:hAnsi="Times New Roman" w:cs="Times New Roman"/>
+                <w:sz w:val="20"/>
+                <w:szCs w:val="20"/>
+              </w:rPr>
+            </w:pPr>
+            <w:r>
+              <w:rPr>
+                <w:rFonts w:ascii="Times New Roman" w:hAnsi="Times New Roman" w:cs="Times New Roman"/>
+                <w:sz w:val="20"/>
+                <w:szCs w:val="20"/>
+              </w:rPr>
+              <w:t xml:space="preserve">Zhang </w:t>
+            </w:r>
+            <w:r>
+              <w:rPr>
+                <w:rFonts w:ascii="Times New Roman" w:hAnsi="Times New Roman" w:cs="Times New Roman"/>
+                <w:i/>
+                <w:iCs/>
+                <w:sz w:val="20"/>
+                <w:szCs w:val="20"/>
+              </w:rPr>
+              <w:t>et al.</w:t>
+            </w:r>
+            <w:r>
+              <w:rPr>
+                <w:rFonts w:ascii="Times New Roman" w:hAnsi="Times New Roman" w:cs="Times New Roman"/>
+                <w:sz w:val="20"/>
+                <w:szCs w:val="20"/>
+              </w:rPr>
+              <w:t xml:space="preserve"> (2012)</w:t>
+            </w:r>
+          </w:p>
+        </w:tc>
+      </w:tr>
+      <w:tr>
+        <w:tc>
+          <w:tcPr>
+            <w:tcW w:w="4678" w:type="dxa"/>
+          </w:tcPr>
+          <w:p>
+            <w:pPr>
+              <w:jc w:val="both"/>
+              <w:rPr>
+                <w:rFonts w:ascii="Times New Roman" w:hAnsi="Times New Roman" w:cs="Times New Roman"/>
+                <w:sz w:val="20"/>
+                <w:szCs w:val="20"/>
+              </w:rPr>
+            </w:pPr>
+            <w:r>
+              <w:rPr>
+                <w:rFonts w:ascii="Times New Roman" w:hAnsi="Times New Roman" w:cs="Times New Roman"/>
+                <w:sz w:val="20"/>
+                <w:szCs w:val="20"/>
+              </w:rPr>
+              <w:t xml:space="preserve">Probability of seed escaping </w:t>
+            </w:r>
+            <w:proofErr w:type="spellStart"/>
+            <w:r>
+              <w:rPr>
+                <w:rFonts w:ascii="Times New Roman" w:hAnsi="Times New Roman" w:cs="Times New Roman"/>
+                <w:sz w:val="20"/>
+                <w:szCs w:val="20"/>
+              </w:rPr>
+              <w:t>florivory</w:t>
+            </w:r>
+            <w:proofErr w:type="spellEnd"/>
+          </w:p>
+        </w:tc>
+        <w:tc>
+          <w:tcPr>
+            <w:tcW w:w="992" w:type="dxa"/>
+          </w:tcPr>
+          <w:p>
+            <w:pPr>
+              <w:jc w:val="both"/>
+              <w:rPr>
+                <w:rFonts w:ascii="Times New Roman" w:hAnsi="Times New Roman" w:cs="Times New Roman"/>
+                <w:sz w:val="20"/>
+                <w:szCs w:val="20"/>
+              </w:rPr>
+            </w:pPr>
+            <w:r>
+              <w:rPr>
+                <w:rFonts w:ascii="Times New Roman" w:hAnsi="Times New Roman" w:cs="Times New Roman"/>
+                <w:sz w:val="20"/>
+                <w:szCs w:val="20"/>
+              </w:rPr>
+              <w:t>0.850</w:t>
+            </w:r>
+          </w:p>
+        </w:tc>
+        <w:tc>
+          <w:tcPr>
+            <w:tcW w:w="1134" w:type="dxa"/>
+          </w:tcPr>
+          <w:p>
+            <w:pPr>
+              <w:jc w:val="both"/>
+              <w:rPr>
+                <w:rFonts w:ascii="Times New Roman" w:hAnsi="Times New Roman" w:cs="Times New Roman"/>
+                <w:sz w:val="20"/>
+                <w:szCs w:val="20"/>
+              </w:rPr>
+            </w:pPr>
+            <w:r>
+              <w:rPr>
+                <w:rFonts w:ascii="Times New Roman" w:hAnsi="Times New Roman" w:cs="Times New Roman"/>
+                <w:sz w:val="20"/>
+                <w:szCs w:val="20"/>
+              </w:rPr>
+              <w:t>0.850</w:t>
+            </w:r>
+            <w:r>
+              <w:rPr>
+                <w:rFonts w:ascii="Times New Roman" w:hAnsi="Times New Roman" w:cs="Times New Roman"/>
+                <w:sz w:val="20"/>
+                <w:szCs w:val="20"/>
+                <w:vertAlign w:val="superscript"/>
+              </w:rPr>
+              <w:t>*</w:t>
+            </w:r>
+          </w:p>
+        </w:tc>
+        <w:tc>
+          <w:tcPr>
+            <w:tcW w:w="2551" w:type="dxa"/>
+          </w:tcPr>
+          <w:p>
+            <w:pPr>
+              <w:jc w:val="both"/>
+              <w:rPr>
+                <w:rFonts w:ascii="Times New Roman" w:hAnsi="Times New Roman" w:cs="Times New Roman"/>
+                <w:sz w:val="20"/>
+                <w:szCs w:val="20"/>
+              </w:rPr>
+            </w:pPr>
+            <w:r>
+              <w:rPr>
+                <w:rFonts w:ascii="Times New Roman" w:hAnsi="Times New Roman" w:cs="Times New Roman"/>
+                <w:sz w:val="20"/>
+                <w:szCs w:val="20"/>
+              </w:rPr>
+              <w:t xml:space="preserve">Zhang </w:t>
+            </w:r>
+            <w:r>
+              <w:rPr>
+                <w:rFonts w:ascii="Times New Roman" w:hAnsi="Times New Roman" w:cs="Times New Roman"/>
+                <w:i/>
+                <w:iCs/>
+                <w:sz w:val="20"/>
+                <w:szCs w:val="20"/>
+              </w:rPr>
+              <w:t>et al.</w:t>
+            </w:r>
+            <w:r>
+              <w:rPr>
+                <w:rFonts w:ascii="Times New Roman" w:hAnsi="Times New Roman" w:cs="Times New Roman"/>
+                <w:sz w:val="20"/>
+                <w:szCs w:val="20"/>
+              </w:rPr>
+              <w:t xml:space="preserve"> (2012)</w:t>
+            </w:r>
+          </w:p>
+        </w:tc>
+      </w:tr>
+      <w:tr>
+        <w:tc>
+          <w:tcPr>
+            <w:tcW w:w="4678" w:type="dxa"/>
+          </w:tcPr>
+          <w:p>
+            <w:pPr>
+              <w:jc w:val="both"/>
+              <w:rPr>
+                <w:rFonts w:ascii="Times New Roman" w:hAnsi="Times New Roman" w:cs="Times New Roman"/>
+                <w:sz w:val="20"/>
+                <w:szCs w:val="20"/>
+              </w:rPr>
+            </w:pPr>
+            <w:r>
+              <w:rPr>
+                <w:rFonts w:ascii="Times New Roman" w:hAnsi="Times New Roman" w:cs="Times New Roman"/>
+                <w:sz w:val="20"/>
+                <w:szCs w:val="20"/>
+              </w:rPr>
+              <w:t>Probability of seed predation</w:t>
+            </w:r>
+          </w:p>
+        </w:tc>
+        <w:tc>
+          <w:tcPr>
+            <w:tcW w:w="992" w:type="dxa"/>
+          </w:tcPr>
+          <w:p>
+            <w:pPr>
+              <w:jc w:val="both"/>
+              <w:rPr>
+                <w:rFonts w:ascii="Times New Roman" w:hAnsi="Times New Roman" w:cs="Times New Roman"/>
+                <w:sz w:val="20"/>
+                <w:szCs w:val="20"/>
+              </w:rPr>
+            </w:pPr>
+            <w:r>
+              <w:rPr>
+                <w:rFonts w:ascii="Times New Roman" w:hAnsi="Times New Roman" w:cs="Times New Roman"/>
+                <w:sz w:val="20"/>
+                <w:szCs w:val="20"/>
+              </w:rPr>
+              <w:t>0.900</w:t>
+            </w:r>
+            <w:r>
+              <w:rPr>
+                <w:rFonts w:ascii="Times New Roman" w:hAnsi="Times New Roman" w:cs="Times New Roman"/>
+                <w:sz w:val="20"/>
+                <w:szCs w:val="20"/>
+                <w:vertAlign w:val="superscript"/>
+              </w:rPr>
+              <w:t>**</w:t>
+            </w:r>
+          </w:p>
+        </w:tc>
+        <w:tc>
+          <w:tcPr>
+            <w:tcW w:w="1134" w:type="dxa"/>
+          </w:tcPr>
+          <w:p>
+            <w:pPr>
+              <w:jc w:val="both"/>
+              <w:rPr>
+                <w:rFonts w:ascii="Times New Roman" w:hAnsi="Times New Roman" w:cs="Times New Roman"/>
+                <w:sz w:val="20"/>
+                <w:szCs w:val="20"/>
+              </w:rPr>
+            </w:pPr>
+            <w:r>
+              <w:rPr>
+                <w:rFonts w:ascii="Times New Roman" w:hAnsi="Times New Roman" w:cs="Times New Roman"/>
+                <w:sz w:val="20"/>
+                <w:szCs w:val="20"/>
+              </w:rPr>
+              <w:t>0.900</w:t>
+            </w:r>
+            <w:r>
+              <w:rPr>
+                <w:rFonts w:ascii="Times New Roman" w:hAnsi="Times New Roman" w:cs="Times New Roman"/>
+                <w:sz w:val="20"/>
+                <w:szCs w:val="20"/>
+                <w:vertAlign w:val="superscript"/>
+              </w:rPr>
+              <w:t>**</w:t>
+            </w:r>
+          </w:p>
+        </w:tc>
+        <w:tc>
+          <w:tcPr>
+            <w:tcW w:w="2551" w:type="dxa"/>
+          </w:tcPr>
+          <w:p>
+            <w:pPr>
+              <w:jc w:val="both"/>
+              <w:rPr>
+                <w:rFonts w:ascii="Times New Roman" w:hAnsi="Times New Roman" w:cs="Times New Roman"/>
+                <w:sz w:val="20"/>
+                <w:szCs w:val="20"/>
+              </w:rPr>
+            </w:pPr>
+          </w:p>
+        </w:tc>
+      </w:tr>
+      <w:tr>
+        <w:tc>
+          <w:tcPr>
+            <w:tcW w:w="4678" w:type="dxa"/>
+          </w:tcPr>
+          <w:p>
+            <w:pPr>
+              <w:jc w:val="both"/>
+              <w:rPr>
+                <w:rFonts w:ascii="Times New Roman" w:hAnsi="Times New Roman" w:cs="Times New Roman"/>
+                <w:sz w:val="20"/>
+                <w:szCs w:val="20"/>
+              </w:rPr>
+            </w:pPr>
+            <w:r>
+              <w:rPr>
+                <w:rFonts w:ascii="Times New Roman" w:hAnsi="Times New Roman" w:cs="Times New Roman"/>
+                <w:sz w:val="20"/>
+                <w:szCs w:val="20"/>
+              </w:rPr>
+              <w:t>Proportion of rosettes reaching adulthood in one year</w:t>
+            </w:r>
+          </w:p>
+        </w:tc>
+        <w:tc>
+          <w:tcPr>
+            <w:tcW w:w="992" w:type="dxa"/>
+          </w:tcPr>
+          <w:p>
+            <w:pPr>
+              <w:jc w:val="both"/>
+              <w:rPr>
+                <w:rFonts w:ascii="Times New Roman" w:hAnsi="Times New Roman" w:cs="Times New Roman"/>
+                <w:sz w:val="20"/>
+                <w:szCs w:val="20"/>
+              </w:rPr>
+            </w:pPr>
+          </w:p>
+        </w:tc>
+        <w:tc>
+          <w:tcPr>
+            <w:tcW w:w="1134" w:type="dxa"/>
+          </w:tcPr>
+          <w:p>
+            <w:pPr>
+              <w:jc w:val="both"/>
+              <w:rPr>
+                <w:rFonts w:ascii="Times New Roman" w:hAnsi="Times New Roman" w:cs="Times New Roman"/>
+                <w:sz w:val="20"/>
+                <w:szCs w:val="20"/>
+              </w:rPr>
+            </w:pPr>
+          </w:p>
+        </w:tc>
+        <w:tc>
+          <w:tcPr>
+            <w:tcW w:w="2551" w:type="dxa"/>
+          </w:tcPr>
+          <w:p>
+            <w:pPr>
+              <w:jc w:val="both"/>
+              <w:rPr>
+                <w:rFonts w:ascii="Times New Roman" w:hAnsi="Times New Roman" w:cs="Times New Roman"/>
+                <w:sz w:val="20"/>
+                <w:szCs w:val="20"/>
+              </w:rPr>
+            </w:pPr>
+          </w:p>
+        </w:tc>
+      </w:tr>
+      <w:tr>
+        <w:tc>
+          <w:tcPr>
+            <w:tcW w:w="4678" w:type="dxa"/>
+          </w:tcPr>
+          <w:p>
+            <w:pPr>
+              <w:jc w:val="both"/>
+              <w:rPr>
+                <w:rFonts w:ascii="Times New Roman" w:hAnsi="Times New Roman" w:cs="Times New Roman"/>
+                <w:sz w:val="20"/>
+                <w:szCs w:val="20"/>
+              </w:rPr>
+            </w:pPr>
+            <w:r>
+              <w:rPr>
+                <w:rFonts w:ascii="Times New Roman" w:hAnsi="Times New Roman" w:cs="Times New Roman"/>
+                <w:sz w:val="20"/>
+                <w:szCs w:val="20"/>
+              </w:rPr>
+              <w:t>Mean rosette size upon establishment (cm)</w:t>
+            </w:r>
+          </w:p>
+        </w:tc>
+        <w:tc>
+          <w:tcPr>
+            <w:tcW w:w="992" w:type="dxa"/>
+          </w:tcPr>
+          <w:p>
+            <w:pPr>
+              <w:jc w:val="both"/>
+              <w:rPr>
+                <w:rFonts w:ascii="Times New Roman" w:hAnsi="Times New Roman" w:cs="Times New Roman"/>
+                <w:sz w:val="20"/>
+                <w:szCs w:val="20"/>
+              </w:rPr>
+            </w:pPr>
+            <w:r>
+              <w:rPr>
+                <w:rFonts w:ascii="Times New Roman" w:hAnsi="Times New Roman" w:cs="Times New Roman"/>
+                <w:sz w:val="20"/>
+                <w:szCs w:val="20"/>
+              </w:rPr>
+              <w:t>11.60</w:t>
+            </w:r>
+          </w:p>
+        </w:tc>
+        <w:tc>
+          <w:tcPr>
+            <w:tcW w:w="1134" w:type="dxa"/>
+          </w:tcPr>
+          <w:p>
+            <w:pPr>
+              <w:jc w:val="both"/>
+              <w:rPr>
+                <w:rFonts w:ascii="Times New Roman" w:hAnsi="Times New Roman" w:cs="Times New Roman"/>
+                <w:sz w:val="20"/>
+                <w:szCs w:val="20"/>
+              </w:rPr>
+            </w:pPr>
+            <w:r>
+              <w:rPr>
+                <w:rFonts w:ascii="Times New Roman" w:hAnsi="Times New Roman" w:cs="Times New Roman"/>
+                <w:sz w:val="20"/>
+                <w:szCs w:val="20"/>
+              </w:rPr>
+              <w:t>11.39</w:t>
+            </w:r>
+          </w:p>
+        </w:tc>
+        <w:tc>
+          <w:tcPr>
+            <w:tcW w:w="2551" w:type="dxa"/>
+          </w:tcPr>
+          <w:p>
+            <w:pPr>
+              <w:jc w:val="both"/>
+              <w:rPr>
+                <w:rFonts w:ascii="Times New Roman" w:hAnsi="Times New Roman" w:cs="Times New Roman"/>
+                <w:sz w:val="20"/>
+                <w:szCs w:val="20"/>
+              </w:rPr>
+            </w:pPr>
+          </w:p>
+        </w:tc>
+      </w:tr>
+      <w:tr>
+        <w:tc>
+          <w:tcPr>
+            <w:tcW w:w="4678" w:type="dxa"/>
+          </w:tcPr>
+          <w:p>
+            <w:pPr>
+              <w:jc w:val="both"/>
+              <w:rPr>
+                <w:rFonts w:ascii="Times New Roman" w:hAnsi="Times New Roman" w:cs="Times New Roman"/>
+                <w:sz w:val="20"/>
+                <w:szCs w:val="20"/>
+              </w:rPr>
+            </w:pPr>
+            <w:r>
+              <w:rPr>
+                <w:rFonts w:ascii="Times New Roman" w:hAnsi="Times New Roman" w:cs="Times New Roman"/>
+                <w:sz w:val="20"/>
+                <w:szCs w:val="20"/>
+              </w:rPr>
+              <w:t>SD rosette size upon establishment (cm)</w:t>
+            </w:r>
+          </w:p>
+        </w:tc>
+        <w:tc>
+          <w:tcPr>
+            <w:tcW w:w="992" w:type="dxa"/>
+          </w:tcPr>
+          <w:p>
+            <w:pPr>
+              <w:jc w:val="both"/>
+              <w:rPr>
+                <w:rFonts w:ascii="Times New Roman" w:hAnsi="Times New Roman" w:cs="Times New Roman"/>
+                <w:sz w:val="20"/>
+                <w:szCs w:val="20"/>
+              </w:rPr>
+            </w:pPr>
+            <w:r>
+              <w:rPr>
+                <w:rFonts w:ascii="Times New Roman" w:hAnsi="Times New Roman" w:cs="Times New Roman"/>
+                <w:sz w:val="20"/>
+                <w:szCs w:val="20"/>
+              </w:rPr>
+              <w:t>4.13</w:t>
+            </w:r>
+          </w:p>
+        </w:tc>
+        <w:tc>
+          <w:tcPr>
+            <w:tcW w:w="1134" w:type="dxa"/>
+          </w:tcPr>
+          <w:p>
+            <w:pPr>
+              <w:jc w:val="both"/>
+              <w:rPr>
+                <w:rFonts w:ascii="Times New Roman" w:hAnsi="Times New Roman" w:cs="Times New Roman"/>
+                <w:sz w:val="20"/>
+                <w:szCs w:val="20"/>
+              </w:rPr>
+            </w:pPr>
+            <w:r>
+              <w:rPr>
+                <w:rFonts w:ascii="Times New Roman" w:hAnsi="Times New Roman" w:cs="Times New Roman"/>
+                <w:sz w:val="20"/>
+                <w:szCs w:val="20"/>
+              </w:rPr>
+              <w:t>3.76</w:t>
+            </w:r>
+          </w:p>
+        </w:tc>
+        <w:tc>
+          <w:tcPr>
+            <w:tcW w:w="2551" w:type="dxa"/>
+          </w:tcPr>
+          <w:p>
+            <w:pPr>
+              <w:jc w:val="both"/>
+              <w:rPr>
+                <w:rFonts w:ascii="Times New Roman" w:hAnsi="Times New Roman" w:cs="Times New Roman"/>
+                <w:sz w:val="20"/>
+                <w:szCs w:val="20"/>
+              </w:rPr>
+            </w:pPr>
+          </w:p>
+        </w:tc>
+      </w:tr>
+      <w:tr>
+        <w:tc>
+          <w:tcPr>
+            <w:tcW w:w="4678" w:type="dxa"/>
+          </w:tcPr>
+          <w:p>
+            <w:pPr>
+              <w:jc w:val="both"/>
+              <w:rPr>
+                <w:rFonts w:ascii="Times New Roman" w:hAnsi="Times New Roman" w:cs="Times New Roman"/>
+                <w:sz w:val="20"/>
+                <w:szCs w:val="20"/>
+              </w:rPr>
+            </w:pPr>
+            <w:r>
+              <w:rPr>
+                <w:rFonts w:ascii="Times New Roman" w:hAnsi="Times New Roman" w:cs="Times New Roman"/>
+                <w:sz w:val="20"/>
+                <w:szCs w:val="20"/>
+              </w:rPr>
+              <w:t>Flowering probability</w:t>
+            </w:r>
+            <w:r>
+              <w:rPr>
+                <w:rFonts w:ascii="Times New Roman" w:hAnsi="Times New Roman" w:cs="Times New Roman"/>
+                <w:sz w:val="20"/>
+                <w:szCs w:val="20"/>
+              </w:rPr>
+              <w:t xml:space="preserve"> of adults</w:t>
+            </w:r>
+          </w:p>
+        </w:tc>
+        <w:tc>
+          <w:tcPr>
+            <w:tcW w:w="992" w:type="dxa"/>
+          </w:tcPr>
+          <w:p>
+            <w:pPr>
+              <w:jc w:val="both"/>
+              <w:rPr>
+                <w:rFonts w:ascii="Times New Roman" w:hAnsi="Times New Roman" w:cs="Times New Roman"/>
+                <w:sz w:val="20"/>
+                <w:szCs w:val="20"/>
+              </w:rPr>
+            </w:pPr>
+            <w:r>
+              <w:rPr>
+                <w:rFonts w:ascii="Times New Roman" w:hAnsi="Times New Roman" w:cs="Times New Roman"/>
+                <w:sz w:val="20"/>
+                <w:szCs w:val="20"/>
+              </w:rPr>
+              <w:t>0.987</w:t>
+            </w:r>
+          </w:p>
+        </w:tc>
+        <w:tc>
+          <w:tcPr>
+            <w:tcW w:w="1134" w:type="dxa"/>
+          </w:tcPr>
+          <w:p>
+            <w:pPr>
+              <w:jc w:val="both"/>
+              <w:rPr>
+                <w:rFonts w:ascii="Times New Roman" w:hAnsi="Times New Roman" w:cs="Times New Roman"/>
+                <w:sz w:val="20"/>
+                <w:szCs w:val="20"/>
+              </w:rPr>
+            </w:pPr>
+            <w:r>
+              <w:rPr>
+                <w:rFonts w:ascii="Times New Roman" w:hAnsi="Times New Roman" w:cs="Times New Roman"/>
+                <w:sz w:val="20"/>
+                <w:szCs w:val="20"/>
+              </w:rPr>
+              <w:t>0.970</w:t>
+            </w:r>
+          </w:p>
+        </w:tc>
+        <w:tc>
+          <w:tcPr>
+            <w:tcW w:w="2551" w:type="dxa"/>
+          </w:tcPr>
+          <w:p>
+            <w:pPr>
+              <w:jc w:val="both"/>
+              <w:rPr>
+                <w:rFonts w:ascii="Times New Roman" w:hAnsi="Times New Roman" w:cs="Times New Roman"/>
+                <w:sz w:val="20"/>
+                <w:szCs w:val="20"/>
+              </w:rPr>
+            </w:pPr>
+          </w:p>
+        </w:tc>
+      </w:tr>
+      <w:tr>
+        <w:tc>
+          <w:tcPr>
+            <w:tcW w:w="4678" w:type="dxa"/>
+          </w:tcPr>
+          <w:p>
+            <w:pPr>
+              <w:jc w:val="both"/>
+              <w:rPr>
+                <w:rFonts w:ascii="Times New Roman" w:hAnsi="Times New Roman" w:cs="Times New Roman"/>
+                <w:sz w:val="20"/>
+                <w:szCs w:val="20"/>
+              </w:rPr>
+            </w:pPr>
+            <w:r>
+              <w:rPr>
+                <w:rFonts w:ascii="Times New Roman" w:hAnsi="Times New Roman" w:cs="Times New Roman"/>
+                <w:sz w:val="20"/>
+                <w:szCs w:val="20"/>
+              </w:rPr>
+              <w:t>Intercept flower production</w:t>
+            </w:r>
+          </w:p>
+        </w:tc>
+        <w:tc>
+          <w:tcPr>
+            <w:tcW w:w="992" w:type="dxa"/>
+          </w:tcPr>
+          <w:p>
+            <w:pPr>
+              <w:jc w:val="both"/>
+              <w:rPr>
+                <w:rFonts w:ascii="Times New Roman" w:hAnsi="Times New Roman" w:cs="Times New Roman"/>
+                <w:sz w:val="20"/>
+                <w:szCs w:val="20"/>
+              </w:rPr>
+            </w:pPr>
+            <w:r>
+              <w:rPr>
+                <w:rFonts w:ascii="Times New Roman" w:hAnsi="Times New Roman" w:cs="Times New Roman"/>
+                <w:sz w:val="20"/>
+                <w:szCs w:val="20"/>
+              </w:rPr>
+              <w:t>2.90</w:t>
+            </w:r>
+          </w:p>
+        </w:tc>
+        <w:tc>
+          <w:tcPr>
+            <w:tcW w:w="1134" w:type="dxa"/>
+          </w:tcPr>
+          <w:p>
+            <w:pPr>
+              <w:jc w:val="both"/>
+              <w:rPr>
+                <w:rFonts w:ascii="Times New Roman" w:hAnsi="Times New Roman" w:cs="Times New Roman"/>
+                <w:sz w:val="20"/>
+                <w:szCs w:val="20"/>
+              </w:rPr>
+            </w:pPr>
+            <w:r>
+              <w:rPr>
+                <w:rFonts w:ascii="Times New Roman" w:hAnsi="Times New Roman" w:cs="Times New Roman"/>
+                <w:sz w:val="20"/>
+                <w:szCs w:val="20"/>
+              </w:rPr>
+              <w:t>14.50</w:t>
+            </w:r>
+          </w:p>
+        </w:tc>
+        <w:tc>
+          <w:tcPr>
+            <w:tcW w:w="2551" w:type="dxa"/>
+          </w:tcPr>
+          <w:p>
+            <w:pPr>
+              <w:jc w:val="both"/>
+              <w:rPr>
+                <w:rFonts w:ascii="Times New Roman" w:hAnsi="Times New Roman" w:cs="Times New Roman"/>
+                <w:sz w:val="20"/>
+                <w:szCs w:val="20"/>
+              </w:rPr>
+            </w:pPr>
+          </w:p>
+        </w:tc>
+      </w:tr>
+      <w:tr>
+        <w:tc>
+          <w:tcPr>
+            <w:tcW w:w="4678" w:type="dxa"/>
+          </w:tcPr>
+          <w:p>
+            <w:pPr>
+              <w:jc w:val="both"/>
+              <w:rPr>
+                <w:rFonts w:ascii="Times New Roman" w:hAnsi="Times New Roman" w:cs="Times New Roman"/>
+                <w:sz w:val="20"/>
+                <w:szCs w:val="20"/>
+              </w:rPr>
+            </w:pPr>
+            <w:r>
+              <w:rPr>
+                <w:rFonts w:ascii="Times New Roman" w:hAnsi="Times New Roman" w:cs="Times New Roman"/>
+                <w:sz w:val="20"/>
+                <w:szCs w:val="20"/>
+              </w:rPr>
+              <w:t>Size-slope flower production</w:t>
+            </w:r>
+          </w:p>
+        </w:tc>
+        <w:tc>
+          <w:tcPr>
+            <w:tcW w:w="992" w:type="dxa"/>
+          </w:tcPr>
+          <w:p>
+            <w:pPr>
+              <w:jc w:val="both"/>
+              <w:rPr>
+                <w:rFonts w:ascii="Times New Roman" w:hAnsi="Times New Roman" w:cs="Times New Roman"/>
+                <w:sz w:val="20"/>
+                <w:szCs w:val="20"/>
+              </w:rPr>
+            </w:pPr>
+            <w:r>
+              <w:rPr>
+                <w:rFonts w:ascii="Times New Roman" w:hAnsi="Times New Roman" w:cs="Times New Roman"/>
+                <w:sz w:val="20"/>
+                <w:szCs w:val="20"/>
+              </w:rPr>
+              <w:t>0.36</w:t>
+            </w:r>
+          </w:p>
+        </w:tc>
+        <w:tc>
+          <w:tcPr>
+            <w:tcW w:w="1134" w:type="dxa"/>
+          </w:tcPr>
+          <w:p>
+            <w:pPr>
+              <w:jc w:val="both"/>
+              <w:rPr>
+                <w:rFonts w:ascii="Times New Roman" w:hAnsi="Times New Roman" w:cs="Times New Roman"/>
+                <w:sz w:val="20"/>
+                <w:szCs w:val="20"/>
+              </w:rPr>
+            </w:pPr>
+          </w:p>
+        </w:tc>
+        <w:tc>
+          <w:tcPr>
+            <w:tcW w:w="2551" w:type="dxa"/>
+          </w:tcPr>
+          <w:p>
+            <w:pPr>
+              <w:jc w:val="both"/>
+              <w:rPr>
+                <w:rFonts w:ascii="Times New Roman" w:hAnsi="Times New Roman" w:cs="Times New Roman"/>
+                <w:sz w:val="20"/>
+                <w:szCs w:val="20"/>
+              </w:rPr>
+            </w:pPr>
+          </w:p>
+        </w:tc>
+      </w:tr>
+      <w:tr>
+        <w:tc>
+          <w:tcPr>
+            <w:tcW w:w="4678" w:type="dxa"/>
+          </w:tcPr>
+          <w:p>
+            <w:pPr>
+              <w:jc w:val="both"/>
+              <w:rPr>
+                <w:rFonts w:ascii="Times New Roman" w:hAnsi="Times New Roman" w:cs="Times New Roman"/>
+                <w:sz w:val="20"/>
+                <w:szCs w:val="20"/>
+              </w:rPr>
+            </w:pPr>
+            <w:r>
+              <w:rPr>
+                <w:rFonts w:ascii="Times New Roman" w:hAnsi="Times New Roman" w:cs="Times New Roman"/>
+                <w:sz w:val="20"/>
+                <w:szCs w:val="20"/>
+              </w:rPr>
+              <w:t>Rosette survival</w:t>
+            </w:r>
+            <w:r>
+              <w:rPr>
+                <w:rFonts w:ascii="Times New Roman" w:hAnsi="Times New Roman" w:cs="Times New Roman"/>
+                <w:sz w:val="20"/>
+                <w:szCs w:val="20"/>
+              </w:rPr>
+              <w:t xml:space="preserve"> probability</w:t>
+            </w:r>
+          </w:p>
+        </w:tc>
+        <w:tc>
+          <w:tcPr>
+            <w:tcW w:w="992" w:type="dxa"/>
+          </w:tcPr>
+          <w:p>
+            <w:pPr>
+              <w:jc w:val="both"/>
+              <w:rPr>
+                <w:rFonts w:ascii="Times New Roman" w:hAnsi="Times New Roman" w:cs="Times New Roman"/>
+                <w:sz w:val="20"/>
+                <w:szCs w:val="20"/>
+              </w:rPr>
+            </w:pPr>
+            <w:r>
+              <w:rPr>
+                <w:rFonts w:ascii="Times New Roman" w:hAnsi="Times New Roman" w:cs="Times New Roman"/>
+                <w:sz w:val="20"/>
+                <w:szCs w:val="20"/>
+              </w:rPr>
+              <w:t>0.975</w:t>
+            </w:r>
+          </w:p>
+        </w:tc>
+        <w:tc>
+          <w:tcPr>
+            <w:tcW w:w="1134" w:type="dxa"/>
+          </w:tcPr>
+          <w:p>
+            <w:pPr>
+              <w:jc w:val="both"/>
+              <w:rPr>
+                <w:rFonts w:ascii="Times New Roman" w:hAnsi="Times New Roman" w:cs="Times New Roman"/>
+                <w:sz w:val="20"/>
+                <w:szCs w:val="20"/>
+              </w:rPr>
+            </w:pPr>
+            <w:r>
+              <w:rPr>
+                <w:rFonts w:ascii="Times New Roman" w:hAnsi="Times New Roman" w:cs="Times New Roman"/>
+                <w:sz w:val="20"/>
+                <w:szCs w:val="20"/>
+              </w:rPr>
+              <w:t>0.942</w:t>
+            </w:r>
+          </w:p>
+        </w:tc>
+        <w:tc>
+          <w:tcPr>
+            <w:tcW w:w="2551" w:type="dxa"/>
+          </w:tcPr>
+          <w:p>
+            <w:pPr>
+              <w:jc w:val="both"/>
+              <w:rPr>
+                <w:rFonts w:ascii="Times New Roman" w:hAnsi="Times New Roman" w:cs="Times New Roman"/>
+                <w:sz w:val="20"/>
+                <w:szCs w:val="20"/>
+              </w:rPr>
+            </w:pPr>
+          </w:p>
+        </w:tc>
+      </w:tr>
+      <w:tr>
+        <w:tc>
+          <w:tcPr>
+            <w:tcW w:w="4678" w:type="dxa"/>
+          </w:tcPr>
+          <w:p>
+            <w:pPr>
+              <w:jc w:val="both"/>
+              <w:rPr>
+                <w:rFonts w:ascii="Times New Roman" w:hAnsi="Times New Roman" w:cs="Times New Roman"/>
+                <w:sz w:val="20"/>
+                <w:szCs w:val="20"/>
+              </w:rPr>
+            </w:pPr>
+            <w:r>
+              <w:rPr>
+                <w:rFonts w:ascii="Times New Roman" w:hAnsi="Times New Roman" w:cs="Times New Roman"/>
+                <w:sz w:val="20"/>
+                <w:szCs w:val="20"/>
+              </w:rPr>
+              <w:t>Mean flower height distribution (cm)</w:t>
+            </w:r>
+          </w:p>
+        </w:tc>
+        <w:tc>
+          <w:tcPr>
+            <w:tcW w:w="992" w:type="dxa"/>
+          </w:tcPr>
+          <w:p>
+            <w:pPr>
+              <w:jc w:val="both"/>
+              <w:rPr>
+                <w:rFonts w:ascii="Times New Roman" w:hAnsi="Times New Roman" w:cs="Times New Roman"/>
+                <w:sz w:val="20"/>
+                <w:szCs w:val="20"/>
+              </w:rPr>
+            </w:pPr>
+            <w:r>
+              <w:rPr>
+                <w:rFonts w:ascii="Times New Roman" w:hAnsi="Times New Roman" w:cs="Times New Roman"/>
+                <w:sz w:val="20"/>
+                <w:szCs w:val="20"/>
+              </w:rPr>
+              <w:t>92.22</w:t>
+            </w:r>
+          </w:p>
+        </w:tc>
+        <w:tc>
+          <w:tcPr>
+            <w:tcW w:w="1134" w:type="dxa"/>
+          </w:tcPr>
+          <w:p>
+            <w:pPr>
+              <w:jc w:val="both"/>
+              <w:rPr>
+                <w:rFonts w:ascii="Times New Roman" w:hAnsi="Times New Roman" w:cs="Times New Roman"/>
+                <w:sz w:val="20"/>
+                <w:szCs w:val="20"/>
+              </w:rPr>
+            </w:pPr>
+            <w:r>
+              <w:rPr>
+                <w:rFonts w:ascii="Times New Roman" w:hAnsi="Times New Roman" w:cs="Times New Roman"/>
+                <w:sz w:val="20"/>
+                <w:szCs w:val="20"/>
+              </w:rPr>
+              <w:t>81.63</w:t>
+            </w:r>
+          </w:p>
+        </w:tc>
+        <w:tc>
+          <w:tcPr>
+            <w:tcW w:w="2551" w:type="dxa"/>
+          </w:tcPr>
+          <w:p>
+            <w:pPr>
+              <w:jc w:val="both"/>
+              <w:rPr>
+                <w:rFonts w:ascii="Times New Roman" w:hAnsi="Times New Roman" w:cs="Times New Roman"/>
+                <w:sz w:val="20"/>
+                <w:szCs w:val="20"/>
+              </w:rPr>
+            </w:pPr>
+          </w:p>
+        </w:tc>
+      </w:tr>
+      <w:tr>
+        <w:tc>
+          <w:tcPr>
+            <w:tcW w:w="4678" w:type="dxa"/>
+          </w:tcPr>
+          <w:p>
+            <w:pPr>
+              <w:jc w:val="both"/>
+              <w:rPr>
+                <w:rFonts w:ascii="Times New Roman" w:hAnsi="Times New Roman" w:cs="Times New Roman"/>
+                <w:sz w:val="20"/>
+                <w:szCs w:val="20"/>
+              </w:rPr>
+            </w:pPr>
+            <w:r>
+              <w:rPr>
+                <w:rFonts w:ascii="Times New Roman" w:hAnsi="Times New Roman" w:cs="Times New Roman"/>
+                <w:sz w:val="20"/>
+                <w:szCs w:val="20"/>
+              </w:rPr>
+              <w:t>SD flower height distribution (cm)</w:t>
+            </w:r>
+          </w:p>
+        </w:tc>
+        <w:tc>
+          <w:tcPr>
+            <w:tcW w:w="992" w:type="dxa"/>
+          </w:tcPr>
+          <w:p>
+            <w:pPr>
+              <w:jc w:val="both"/>
+              <w:rPr>
+                <w:rFonts w:ascii="Times New Roman" w:hAnsi="Times New Roman" w:cs="Times New Roman"/>
+                <w:sz w:val="20"/>
+                <w:szCs w:val="20"/>
+              </w:rPr>
+            </w:pPr>
+            <w:r>
+              <w:rPr>
+                <w:rFonts w:ascii="Times New Roman" w:hAnsi="Times New Roman" w:cs="Times New Roman"/>
+                <w:sz w:val="20"/>
+                <w:szCs w:val="20"/>
+              </w:rPr>
+              <w:t>23.04</w:t>
+            </w:r>
+          </w:p>
+        </w:tc>
+        <w:tc>
+          <w:tcPr>
+            <w:tcW w:w="1134" w:type="dxa"/>
+          </w:tcPr>
+          <w:p>
+            <w:pPr>
+              <w:jc w:val="both"/>
+              <w:rPr>
+                <w:rFonts w:ascii="Times New Roman" w:hAnsi="Times New Roman" w:cs="Times New Roman"/>
+                <w:sz w:val="20"/>
+                <w:szCs w:val="20"/>
+              </w:rPr>
+            </w:pPr>
+            <w:r>
+              <w:rPr>
+                <w:rFonts w:ascii="Times New Roman" w:hAnsi="Times New Roman" w:cs="Times New Roman"/>
+                <w:sz w:val="20"/>
+                <w:szCs w:val="20"/>
+              </w:rPr>
+              <w:t>16.73</w:t>
+            </w:r>
+          </w:p>
+        </w:tc>
+        <w:tc>
+          <w:tcPr>
+            <w:tcW w:w="2551" w:type="dxa"/>
+          </w:tcPr>
+          <w:p>
+            <w:pPr>
+              <w:jc w:val="both"/>
+              <w:rPr>
+                <w:rFonts w:ascii="Times New Roman" w:hAnsi="Times New Roman" w:cs="Times New Roman"/>
+                <w:sz w:val="20"/>
+                <w:szCs w:val="20"/>
+              </w:rPr>
+            </w:pPr>
+          </w:p>
+        </w:tc>
+      </w:tr>
+      <w:tr>
+        <w:tc>
+          <w:tcPr>
+            <w:tcW w:w="4678" w:type="dxa"/>
+          </w:tcPr>
+          <w:p>
+            <w:pPr>
+              <w:jc w:val="both"/>
+              <w:rPr>
+                <w:rFonts w:ascii="Times New Roman" w:hAnsi="Times New Roman" w:cs="Times New Roman"/>
+                <w:sz w:val="20"/>
+                <w:szCs w:val="20"/>
+              </w:rPr>
+            </w:pPr>
+            <w:r>
+              <w:rPr>
+                <w:rFonts w:ascii="Times New Roman" w:hAnsi="Times New Roman" w:cs="Times New Roman"/>
+                <w:sz w:val="20"/>
+                <w:szCs w:val="20"/>
+              </w:rPr>
+              <w:t>Mean seed terminal velocity (m/s)</w:t>
+            </w:r>
+          </w:p>
+        </w:tc>
+        <w:tc>
+          <w:tcPr>
+            <w:tcW w:w="992" w:type="dxa"/>
+          </w:tcPr>
+          <w:p>
+            <w:pPr>
+              <w:jc w:val="both"/>
+              <w:rPr>
+                <w:rFonts w:ascii="Times New Roman" w:hAnsi="Times New Roman" w:cs="Times New Roman"/>
+                <w:sz w:val="20"/>
+                <w:szCs w:val="20"/>
+              </w:rPr>
+            </w:pPr>
+          </w:p>
+        </w:tc>
+        <w:tc>
+          <w:tcPr>
+            <w:tcW w:w="1134" w:type="dxa"/>
+          </w:tcPr>
+          <w:p>
+            <w:pPr>
+              <w:jc w:val="both"/>
+              <w:rPr>
+                <w:rFonts w:ascii="Times New Roman" w:hAnsi="Times New Roman" w:cs="Times New Roman"/>
+                <w:sz w:val="20"/>
+                <w:szCs w:val="20"/>
+              </w:rPr>
+            </w:pPr>
+          </w:p>
+        </w:tc>
+        <w:tc>
+          <w:tcPr>
+            <w:tcW w:w="2551" w:type="dxa"/>
+          </w:tcPr>
+          <w:p>
+            <w:pPr>
+              <w:jc w:val="both"/>
+              <w:rPr>
+                <w:rFonts w:ascii="Times New Roman" w:hAnsi="Times New Roman" w:cs="Times New Roman"/>
+                <w:sz w:val="20"/>
+                <w:szCs w:val="20"/>
+              </w:rPr>
+            </w:pPr>
+          </w:p>
+        </w:tc>
+      </w:tr>
+      <w:tr>
+        <w:tc>
+          <w:tcPr>
+            <w:tcW w:w="4678" w:type="dxa"/>
+          </w:tcPr>
+          <w:p>
+            <w:pPr>
+              <w:jc w:val="both"/>
+              <w:rPr>
+                <w:rFonts w:ascii="Times New Roman" w:hAnsi="Times New Roman" w:cs="Times New Roman"/>
+                <w:sz w:val="20"/>
+                <w:szCs w:val="20"/>
+              </w:rPr>
+            </w:pPr>
+            <w:r>
+              <w:rPr>
+                <w:rFonts w:ascii="Times New Roman" w:hAnsi="Times New Roman" w:cs="Times New Roman"/>
+                <w:sz w:val="20"/>
+                <w:szCs w:val="20"/>
+              </w:rPr>
+              <w:t>SD</w:t>
+            </w:r>
+            <w:r>
+              <w:rPr>
+                <w:rFonts w:ascii="Times New Roman" w:hAnsi="Times New Roman" w:cs="Times New Roman"/>
+                <w:sz w:val="20"/>
+                <w:szCs w:val="20"/>
+              </w:rPr>
+              <w:t xml:space="preserve"> seed terminal velocity (m/s)</w:t>
+            </w:r>
+          </w:p>
+        </w:tc>
+        <w:tc>
+          <w:tcPr>
+            <w:tcW w:w="992" w:type="dxa"/>
+          </w:tcPr>
+          <w:p>
+            <w:pPr>
+              <w:jc w:val="both"/>
+              <w:rPr>
+                <w:rFonts w:ascii="Times New Roman" w:hAnsi="Times New Roman" w:cs="Times New Roman"/>
+                <w:sz w:val="20"/>
+                <w:szCs w:val="20"/>
+              </w:rPr>
+            </w:pPr>
+          </w:p>
+        </w:tc>
+        <w:tc>
+          <w:tcPr>
+            <w:tcW w:w="1134" w:type="dxa"/>
+          </w:tcPr>
+          <w:p>
+            <w:pPr>
+              <w:jc w:val="both"/>
+              <w:rPr>
+                <w:rFonts w:ascii="Times New Roman" w:hAnsi="Times New Roman" w:cs="Times New Roman"/>
+                <w:sz w:val="20"/>
+                <w:szCs w:val="20"/>
+              </w:rPr>
+            </w:pPr>
+          </w:p>
+        </w:tc>
+        <w:tc>
+          <w:tcPr>
+            <w:tcW w:w="2551" w:type="dxa"/>
+          </w:tcPr>
+          <w:p>
+            <w:pPr>
+              <w:jc w:val="both"/>
+              <w:rPr>
+                <w:rFonts w:ascii="Times New Roman" w:hAnsi="Times New Roman" w:cs="Times New Roman"/>
+                <w:sz w:val="20"/>
+                <w:szCs w:val="20"/>
+              </w:rPr>
+            </w:pPr>
+          </w:p>
+        </w:tc>
+      </w:tr>
+      <w:tr>
+        <w:tc>
+          <w:tcPr>
+            <w:tcW w:w="4678" w:type="dxa"/>
+          </w:tcPr>
+          <w:p>
+            <w:pPr>
+              <w:jc w:val="both"/>
+              <w:rPr>
+                <w:rFonts w:ascii="Times New Roman" w:hAnsi="Times New Roman" w:cs="Times New Roman"/>
+                <w:sz w:val="20"/>
+                <w:szCs w:val="20"/>
+              </w:rPr>
+            </w:pPr>
+            <w:r>
+              <w:rPr>
+                <w:rFonts w:ascii="Times New Roman" w:hAnsi="Times New Roman" w:cs="Times New Roman"/>
+                <w:sz w:val="20"/>
+                <w:szCs w:val="20"/>
+              </w:rPr>
+              <w:t>Mean wind speed (m/s)</w:t>
+            </w:r>
+          </w:p>
+        </w:tc>
+        <w:tc>
+          <w:tcPr>
+            <w:tcW w:w="992" w:type="dxa"/>
+          </w:tcPr>
+          <w:p>
+            <w:pPr>
+              <w:jc w:val="both"/>
+              <w:rPr>
+                <w:rFonts w:ascii="Times New Roman" w:hAnsi="Times New Roman" w:cs="Times New Roman"/>
+                <w:sz w:val="20"/>
+                <w:szCs w:val="20"/>
+              </w:rPr>
+            </w:pPr>
+          </w:p>
+        </w:tc>
+        <w:tc>
+          <w:tcPr>
+            <w:tcW w:w="1134" w:type="dxa"/>
+          </w:tcPr>
+          <w:p>
+            <w:pPr>
+              <w:jc w:val="both"/>
+              <w:rPr>
+                <w:rFonts w:ascii="Times New Roman" w:hAnsi="Times New Roman" w:cs="Times New Roman"/>
+                <w:sz w:val="20"/>
+                <w:szCs w:val="20"/>
+              </w:rPr>
+            </w:pPr>
+          </w:p>
+        </w:tc>
+        <w:tc>
+          <w:tcPr>
+            <w:tcW w:w="2551" w:type="dxa"/>
+          </w:tcPr>
+          <w:p>
+            <w:pPr>
+              <w:jc w:val="both"/>
+              <w:rPr>
+                <w:rFonts w:ascii="Times New Roman" w:hAnsi="Times New Roman" w:cs="Times New Roman"/>
+                <w:sz w:val="20"/>
+                <w:szCs w:val="20"/>
+              </w:rPr>
+            </w:pPr>
+          </w:p>
+        </w:tc>
+      </w:tr>
+      <w:tr>
+        <w:tc>
+          <w:tcPr>
+            <w:tcW w:w="4678" w:type="dxa"/>
+          </w:tcPr>
+          <w:p>
+            <w:pPr>
+              <w:jc w:val="both"/>
+              <w:rPr>
+                <w:rFonts w:ascii="Times New Roman" w:hAnsi="Times New Roman" w:cs="Times New Roman"/>
+                <w:sz w:val="20"/>
+                <w:szCs w:val="20"/>
+              </w:rPr>
+            </w:pPr>
+            <w:r>
+              <w:rPr>
+                <w:rFonts w:ascii="Times New Roman" w:hAnsi="Times New Roman" w:cs="Times New Roman"/>
+                <w:sz w:val="20"/>
+                <w:szCs w:val="20"/>
+              </w:rPr>
+              <w:t xml:space="preserve">SD wind speed </w:t>
+            </w:r>
+            <w:r>
+              <w:rPr>
+                <w:rFonts w:ascii="Times New Roman" w:hAnsi="Times New Roman" w:cs="Times New Roman"/>
+                <w:sz w:val="20"/>
+                <w:szCs w:val="20"/>
+              </w:rPr>
+              <w:t>(m/s)</w:t>
+            </w:r>
+          </w:p>
+        </w:tc>
+        <w:tc>
+          <w:tcPr>
+            <w:tcW w:w="992" w:type="dxa"/>
+          </w:tcPr>
+          <w:p>
+            <w:pPr>
+              <w:jc w:val="both"/>
+              <w:rPr>
+                <w:rFonts w:ascii="Times New Roman" w:hAnsi="Times New Roman" w:cs="Times New Roman"/>
+                <w:sz w:val="20"/>
+                <w:szCs w:val="20"/>
+              </w:rPr>
+            </w:pPr>
+          </w:p>
+        </w:tc>
+        <w:tc>
+          <w:tcPr>
+            <w:tcW w:w="1134" w:type="dxa"/>
+          </w:tcPr>
+          <w:p>
+            <w:pPr>
+              <w:jc w:val="both"/>
+              <w:rPr>
+                <w:rFonts w:ascii="Times New Roman" w:hAnsi="Times New Roman" w:cs="Times New Roman"/>
+                <w:sz w:val="20"/>
+                <w:szCs w:val="20"/>
+              </w:rPr>
+            </w:pPr>
+          </w:p>
+        </w:tc>
+        <w:tc>
+          <w:tcPr>
+            <w:tcW w:w="2551" w:type="dxa"/>
+          </w:tcPr>
+          <w:p>
+            <w:pPr>
+              <w:jc w:val="both"/>
+              <w:rPr>
+                <w:rFonts w:ascii="Times New Roman" w:hAnsi="Times New Roman" w:cs="Times New Roman"/>
+                <w:sz w:val="20"/>
+                <w:szCs w:val="20"/>
+              </w:rPr>
+            </w:pPr>
+          </w:p>
+        </w:tc>
+      </w:tr>
+      <w:tr>
+        <w:tc>
+          <w:tcPr>
+            <w:tcW w:w="4678" w:type="dxa"/>
+          </w:tcPr>
+          <w:p>
+            <w:pPr>
+              <w:jc w:val="both"/>
+              <w:rPr>
+                <w:rFonts w:ascii="Times New Roman" w:hAnsi="Times New Roman" w:cs="Times New Roman"/>
+                <w:sz w:val="20"/>
+                <w:szCs w:val="20"/>
+              </w:rPr>
+            </w:pPr>
+            <w:r>
+              <w:rPr>
+                <w:rFonts w:ascii="Times New Roman" w:hAnsi="Times New Roman" w:cs="Times New Roman"/>
+                <w:sz w:val="20"/>
+                <w:szCs w:val="20"/>
+              </w:rPr>
+              <w:t>Vegetation height</w:t>
+            </w:r>
+            <w:r>
+              <w:rPr>
+                <w:rFonts w:ascii="Times New Roman" w:hAnsi="Times New Roman" w:cs="Times New Roman"/>
+                <w:sz w:val="20"/>
+                <w:szCs w:val="20"/>
+              </w:rPr>
+              <w:t xml:space="preserve"> (m)</w:t>
+            </w:r>
+          </w:p>
+        </w:tc>
+        <w:tc>
+          <w:tcPr>
+            <w:tcW w:w="992" w:type="dxa"/>
+          </w:tcPr>
+          <w:p>
+            <w:pPr>
+              <w:jc w:val="both"/>
+              <w:rPr>
+                <w:rFonts w:ascii="Times New Roman" w:hAnsi="Times New Roman" w:cs="Times New Roman"/>
+                <w:sz w:val="20"/>
+                <w:szCs w:val="20"/>
+              </w:rPr>
+            </w:pPr>
+            <w:r>
+              <w:rPr>
+                <w:rFonts w:ascii="Times New Roman" w:hAnsi="Times New Roman" w:cs="Times New Roman"/>
+                <w:sz w:val="20"/>
+                <w:szCs w:val="20"/>
+              </w:rPr>
+              <w:t>0.15</w:t>
+            </w:r>
+          </w:p>
+        </w:tc>
+        <w:tc>
+          <w:tcPr>
+            <w:tcW w:w="1134" w:type="dxa"/>
+          </w:tcPr>
+          <w:p>
+            <w:pPr>
+              <w:jc w:val="both"/>
+              <w:rPr>
+                <w:rFonts w:ascii="Times New Roman" w:hAnsi="Times New Roman" w:cs="Times New Roman"/>
+                <w:sz w:val="20"/>
+                <w:szCs w:val="20"/>
+              </w:rPr>
+            </w:pPr>
+            <w:r>
+              <w:rPr>
+                <w:rFonts w:ascii="Times New Roman" w:hAnsi="Times New Roman" w:cs="Times New Roman"/>
+                <w:sz w:val="20"/>
+                <w:szCs w:val="20"/>
+              </w:rPr>
+              <w:t>0.15</w:t>
+            </w:r>
+          </w:p>
+        </w:tc>
+        <w:tc>
+          <w:tcPr>
+            <w:tcW w:w="2551" w:type="dxa"/>
+          </w:tcPr>
+          <w:p>
+            <w:pPr>
+              <w:jc w:val="both"/>
+              <w:rPr>
+                <w:rFonts w:ascii="Times New Roman" w:hAnsi="Times New Roman" w:cs="Times New Roman"/>
+                <w:sz w:val="20"/>
+                <w:szCs w:val="20"/>
+              </w:rPr>
+            </w:pPr>
+          </w:p>
+        </w:tc>
+      </w:tr>
+    </w:tbl>
+    <w:p>
+      <w:pPr>
+        <w:spacing w:after="0" w:line="240" w:lineRule="auto"/>
+        <w:ind w:left="284" w:hanging="284"/>
+        <w:jc w:val="both"/>
+        <w:rPr>
+          <w:rFonts w:ascii="Times New Roman" w:hAnsi="Times New Roman" w:cs="Times New Roman"/>
+          <w:sz w:val="20"/>
+          <w:szCs w:val="20"/>
+        </w:rPr>
+      </w:pPr>
+      <w:r>
+        <w:rPr>
+          <w:rFonts w:ascii="Times New Roman" w:hAnsi="Times New Roman" w:cs="Times New Roman"/>
+          <w:sz w:val="20"/>
+          <w:szCs w:val="20"/>
+        </w:rPr>
+        <w:t xml:space="preserve">* No data were available for </w:t>
+      </w:r>
+      <w:r>
+        <w:rPr>
+          <w:rFonts w:ascii="Times New Roman" w:hAnsi="Times New Roman" w:cs="Times New Roman"/>
+          <w:i/>
+          <w:iCs/>
+          <w:sz w:val="20"/>
+          <w:szCs w:val="20"/>
+        </w:rPr>
+        <w:t xml:space="preserve">C. </w:t>
+      </w:r>
+      <w:proofErr w:type="spellStart"/>
+      <w:r>
+        <w:rPr>
+          <w:rFonts w:ascii="Times New Roman" w:hAnsi="Times New Roman" w:cs="Times New Roman"/>
+          <w:i/>
+          <w:iCs/>
+          <w:sz w:val="20"/>
+          <w:szCs w:val="20"/>
+        </w:rPr>
+        <w:t>acanthoides</w:t>
+      </w:r>
+      <w:proofErr w:type="spellEnd"/>
+      <w:r>
+        <w:rPr>
+          <w:rFonts w:ascii="Times New Roman" w:hAnsi="Times New Roman" w:cs="Times New Roman"/>
+          <w:sz w:val="20"/>
+          <w:szCs w:val="20"/>
+        </w:rPr>
+        <w:t xml:space="preserve">, so rates were assumed to be the same as </w:t>
+      </w:r>
+      <w:r>
+        <w:rPr>
+          <w:rFonts w:ascii="Times New Roman" w:hAnsi="Times New Roman" w:cs="Times New Roman"/>
+          <w:i/>
+          <w:iCs/>
+          <w:sz w:val="20"/>
+          <w:szCs w:val="20"/>
+        </w:rPr>
+        <w:t xml:space="preserve">C. </w:t>
+      </w:r>
+      <w:proofErr w:type="gramStart"/>
+      <w:r>
+        <w:rPr>
+          <w:rFonts w:ascii="Times New Roman" w:hAnsi="Times New Roman" w:cs="Times New Roman"/>
+          <w:i/>
+          <w:iCs/>
+          <w:sz w:val="20"/>
+          <w:szCs w:val="20"/>
+        </w:rPr>
+        <w:t>nutans</w:t>
+      </w:r>
+      <w:proofErr w:type="gramEnd"/>
+    </w:p>
+    <w:p>
+      <w:pPr>
+        <w:spacing w:after="0" w:line="240" w:lineRule="auto"/>
+        <w:ind w:left="284" w:hanging="284"/>
+        <w:jc w:val="both"/>
+        <w:rPr>
+          <w:rFonts w:ascii="Times New Roman" w:hAnsi="Times New Roman" w:cs="Times New Roman"/>
+          <w:sz w:val="20"/>
+          <w:szCs w:val="20"/>
+        </w:rPr>
+      </w:pPr>
+      <w:r>
+        <w:rPr>
+          <w:rFonts w:ascii="Times New Roman" w:hAnsi="Times New Roman" w:cs="Times New Roman"/>
+          <w:sz w:val="20"/>
+          <w:szCs w:val="20"/>
+        </w:rPr>
+        <w:t xml:space="preserve">** Assumed value, given no information is available; see materials and methods for more </w:t>
+      </w:r>
+      <w:proofErr w:type="gramStart"/>
+      <w:r>
+        <w:rPr>
+          <w:rFonts w:ascii="Times New Roman" w:hAnsi="Times New Roman" w:cs="Times New Roman"/>
+          <w:sz w:val="20"/>
+          <w:szCs w:val="20"/>
+        </w:rPr>
+        <w:t>information</w:t>
+      </w:r>
+      <w:proofErr w:type="gramEnd"/>
     </w:p>
     <w:p/>
     <w:sectPr>
@@ -13039,7 +15450,15 @@
         <w:annotationRef/>
       </w:r>
       <w:r>
-        <w:t>Note: this is straight out of my other paper. Placeholder for now, but will have to find a creative way to reword it.</w:t>
+        <w:t xml:space="preserve">Note: this is straight out of my other paper. Placeholder for </w:t>
+      </w:r>
+      <w:proofErr w:type="gramStart"/>
+      <w:r>
+        <w:t>now, but</w:t>
+      </w:r>
+      <w:proofErr w:type="gramEnd"/>
+      <w:r>
+        <w:t xml:space="preserve"> will have to find a creative way to reword it.</w:t>
       </w:r>
     </w:p>
   </w:comment>
@@ -13091,7 +15510,7 @@
       </w:r>
     </w:p>
   </w:comment>
-  <w:comment w:id="4" w:author="Trevor D." w:date="2021-03-03T09:43:00Z" w:initials="TD">
+  <w:comment w:id="4" w:author="Trevor D." w:date="2021-07-17T12:13:00Z" w:initials="TD">
     <w:p>
       <w:pPr>
         <w:pStyle w:val="CommentText"/>
@@ -13103,7 +15522,7 @@
         <w:annotationRef/>
       </w:r>
       <w:r>
-        <w:t>See earlier comment regarding this citation.</w:t>
+        <w:t>This is a thesis. Can we find a source with the same info that is a publication instead?</w:t>
       </w:r>
     </w:p>
   </w:comment>
@@ -13116,7 +15535,7 @@
   <w15:commentEx w15:paraId="461180B4" w15:done="0"/>
   <w15:commentEx w15:paraId="1D32AE8F" w15:done="0"/>
   <w15:commentEx w15:paraId="253F0753" w15:done="0"/>
-  <w15:commentEx w15:paraId="0B3F4D9B" w15:done="0"/>
+  <w15:commentEx w15:paraId="6FC1DD26" w15:done="0"/>
 </w15:commentsEx>
 </file>
 
@@ -13126,7 +15545,7 @@
   <w16cex:commentExtensible w16cex:durableId="24170C77" w16cex:dateUtc="2021-04-06T20:36:00Z"/>
   <w16cex:commentExtensible w16cex:durableId="246C56EF" w16cex:dateUtc="2021-06-10T13:16:00Z"/>
   <w16cex:commentExtensible w16cex:durableId="23E9F20F" w16cex:dateUtc="2021-03-03T16:31:00Z"/>
-  <w16cex:commentExtensible w16cex:durableId="23E9D8C0" w16cex:dateUtc="2021-03-03T14:43:00Z"/>
+  <w16cex:commentExtensible w16cex:durableId="249D47EB" w16cex:dateUtc="2021-07-17T16:13:00Z"/>
 </w16cex:commentsExtensible>
 </file>
 
@@ -13136,7 +15555,7 @@
   <w16cid:commentId w16cid:paraId="461180B4" w16cid:durableId="24170C77"/>
   <w16cid:commentId w16cid:paraId="1D32AE8F" w16cid:durableId="246C56EF"/>
   <w16cid:commentId w16cid:paraId="253F0753" w16cid:durableId="23E9F20F"/>
-  <w16cid:commentId w16cid:paraId="0B3F4D9B" w16cid:durableId="23E9D8C0"/>
+  <w16cid:commentId w16cid:paraId="6FC1DD26" w16cid:durableId="249D47EB"/>
 </w16cid:commentsIds>
 </file>
 
@@ -13648,6 +16067,36 @@
       <w:lang w:val="en-GB"/>
     </w:rPr>
   </w:style>
+  <w:style w:type="table" w:styleId="TableGrid">
+    <w:name w:val="Table Grid"/>
+    <w:basedOn w:val="TableNormal"/>
+    <w:uiPriority w:val="39"/>
+    <w:rsid w:val="005D0834"/>
+    <w:pPr>
+      <w:spacing w:after="0" w:line="240" w:lineRule="auto"/>
+    </w:pPr>
+    <w:tblPr>
+      <w:tblBorders>
+        <w:top w:val="single" w:sz="4" w:space="0" w:color="auto"/>
+        <w:left w:val="single" w:sz="4" w:space="0" w:color="auto"/>
+        <w:bottom w:val="single" w:sz="4" w:space="0" w:color="auto"/>
+        <w:right w:val="single" w:sz="4" w:space="0" w:color="auto"/>
+        <w:insideH w:val="single" w:sz="4" w:space="0" w:color="auto"/>
+        <w:insideV w:val="single" w:sz="4" w:space="0" w:color="auto"/>
+      </w:tblBorders>
+    </w:tblPr>
+  </w:style>
+  <w:style w:type="paragraph" w:styleId="ListParagraph">
+    <w:name w:val="List Paragraph"/>
+    <w:basedOn w:val="Normal"/>
+    <w:uiPriority w:val="34"/>
+    <w:qFormat/>
+    <w:rsid w:val="00967E7D"/>
+    <w:pPr>
+      <w:ind w:left="720"/>
+      <w:contextualSpacing/>
+    </w:pPr>
+  </w:style>
 </w:styles>
 </file>
 

--- a/CombinedDispersalMS_v1.docx
+++ b/CombinedDispersalMS_v1.docx
@@ -2446,7 +2446,7 @@
           <w:sz w:val="24"/>
           <w:szCs w:val="24"/>
         </w:rPr>
-        <w:t>. 1996; Neubert and Caswell 2000; Skarpaas and Shea 2007</w:t>
+        <w:t>. 1996; Neubert and Caswell 2000</w:t>
       </w:r>
       <w:r>
         <w:rPr>
@@ -5832,7 +5832,6 @@
         </w:rPr>
         <w:t>Demographic</w:t>
       </w:r>
-      <w:commentRangeStart w:id="4"/>
       <w:r>
         <w:rPr>
           <w:rFonts w:ascii="Times New Roman" w:hAnsi="Times New Roman" w:cs="Times New Roman"/>
@@ -5845,16 +5844,11 @@
         </w:rPr>
         <w:t xml:space="preserve"> models</w:t>
       </w:r>
-      <w:commentRangeEnd w:id="4"/>
-      <w:r>
-        <w:rPr>
-          <w:rStyle w:val="CommentReference"/>
-        </w:rPr>
-        <w:commentReference w:id="4"/>
-      </w:r>
     </w:p>
     <w:p>
       <w:pPr>
+        <w:spacing w:line="240" w:lineRule="auto"/>
+        <w:ind w:firstLine="284"/>
         <w:jc w:val="both"/>
         <w:rPr>
           <w:rFonts w:ascii="Times New Roman" w:hAnsi="Times New Roman" w:cs="Times New Roman"/>
@@ -5867,13 +5861,415 @@
           <w:rFonts w:ascii="Times New Roman" w:hAnsi="Times New Roman" w:cs="Times New Roman"/>
           <w:sz w:val="24"/>
           <w:szCs w:val="24"/>
-          <w:highlight w:val="yellow"/>
-        </w:rPr>
-        <w:t>Talk about fitting models</w:t>
+        </w:rPr>
+        <w:t>All</w:t>
+      </w:r>
+      <w:r>
+        <w:rPr>
+          <w:rFonts w:ascii="Times New Roman" w:hAnsi="Times New Roman" w:cs="Times New Roman"/>
+          <w:sz w:val="24"/>
+          <w:szCs w:val="24"/>
+        </w:rPr>
+        <w:t xml:space="preserve"> </w:t>
+      </w:r>
+      <w:r>
+        <w:rPr>
+          <w:rFonts w:ascii="Times New Roman" w:hAnsi="Times New Roman" w:cs="Times New Roman"/>
+          <w:sz w:val="24"/>
+          <w:szCs w:val="24"/>
+        </w:rPr>
+        <w:t>statistical analyses</w:t>
+      </w:r>
+      <w:r>
+        <w:rPr>
+          <w:rFonts w:ascii="Times New Roman" w:hAnsi="Times New Roman" w:cs="Times New Roman"/>
+          <w:sz w:val="24"/>
+          <w:szCs w:val="24"/>
+        </w:rPr>
+        <w:t>, as well as dispersal and wavespeed modelling,</w:t>
+      </w:r>
+      <w:r>
+        <w:rPr>
+          <w:rFonts w:ascii="Times New Roman" w:hAnsi="Times New Roman" w:cs="Times New Roman"/>
+          <w:sz w:val="24"/>
+          <w:szCs w:val="24"/>
+        </w:rPr>
+        <w:t xml:space="preserve"> were performed in R</w:t>
+      </w:r>
+      <w:r>
+        <w:rPr>
+          <w:rFonts w:ascii="Times New Roman" w:hAnsi="Times New Roman" w:cs="Times New Roman"/>
+          <w:sz w:val="24"/>
+          <w:szCs w:val="24"/>
+        </w:rPr>
+        <w:t xml:space="preserve"> </w:t>
+      </w:r>
+      <w:r>
+        <w:rPr>
+          <w:rFonts w:ascii="Times New Roman" w:hAnsi="Times New Roman" w:cs="Times New Roman"/>
+          <w:sz w:val="24"/>
+          <w:szCs w:val="24"/>
+        </w:rPr>
+        <w:t>version 4.0.3</w:t>
+      </w:r>
+      <w:r>
+        <w:rPr>
+          <w:rFonts w:ascii="Times New Roman" w:hAnsi="Times New Roman" w:cs="Times New Roman"/>
+          <w:sz w:val="24"/>
+          <w:szCs w:val="24"/>
+        </w:rPr>
+        <w:t xml:space="preserve"> (R Development Core Team, 2009)</w:t>
+      </w:r>
+      <w:r>
+        <w:rPr>
+          <w:rFonts w:ascii="Times New Roman" w:hAnsi="Times New Roman" w:cs="Times New Roman"/>
+          <w:sz w:val="24"/>
+          <w:szCs w:val="24"/>
+        </w:rPr>
+        <w:t>, with m</w:t>
+      </w:r>
+      <w:r>
+        <w:rPr>
+          <w:rFonts w:ascii="Times New Roman" w:hAnsi="Times New Roman" w:cs="Times New Roman"/>
+          <w:sz w:val="24"/>
+          <w:szCs w:val="24"/>
+        </w:rPr>
+        <w:t>odels for survival</w:t>
+      </w:r>
+      <w:r>
+        <w:rPr>
+          <w:rFonts w:ascii="Times New Roman" w:hAnsi="Times New Roman" w:cs="Times New Roman"/>
+          <w:sz w:val="24"/>
+          <w:szCs w:val="24"/>
+        </w:rPr>
+        <w:t xml:space="preserve"> and</w:t>
+      </w:r>
+      <w:r>
+        <w:rPr>
+          <w:rFonts w:ascii="Times New Roman" w:hAnsi="Times New Roman" w:cs="Times New Roman"/>
+          <w:sz w:val="24"/>
+          <w:szCs w:val="24"/>
+        </w:rPr>
+        <w:t xml:space="preserve"> probability of </w:t>
+      </w:r>
+      <w:r>
+        <w:rPr>
+          <w:rFonts w:ascii="Times New Roman" w:hAnsi="Times New Roman" w:cs="Times New Roman"/>
+          <w:sz w:val="24"/>
+          <w:szCs w:val="24"/>
+        </w:rPr>
+        <w:lastRenderedPageBreak/>
+        <w:t>flowering</w:t>
+      </w:r>
+      <w:r>
+        <w:rPr>
+          <w:rFonts w:ascii="Times New Roman" w:hAnsi="Times New Roman" w:cs="Times New Roman"/>
+          <w:sz w:val="24"/>
+          <w:szCs w:val="24"/>
+        </w:rPr>
+        <w:t xml:space="preserve"> fit using </w:t>
+      </w:r>
+      <w:r>
+        <w:rPr>
+          <w:rFonts w:ascii="Consolas" w:hAnsi="Consolas" w:cs="Times New Roman"/>
+          <w:b/>
+          <w:bCs/>
+          <w:sz w:val="23"/>
+          <w:szCs w:val="23"/>
+        </w:rPr>
+        <w:t>gl</w:t>
+      </w:r>
+      <w:r>
+        <w:rPr>
+          <w:rFonts w:ascii="Consolas" w:hAnsi="Consolas" w:cs="Times New Roman"/>
+          <w:b/>
+          <w:bCs/>
+          <w:sz w:val="23"/>
+          <w:szCs w:val="23"/>
+        </w:rPr>
+        <w:t>me</w:t>
+      </w:r>
+      <w:r>
+        <w:rPr>
+          <w:rFonts w:ascii="Consolas" w:hAnsi="Consolas" w:cs="Times New Roman"/>
+          <w:b/>
+          <w:bCs/>
+          <w:sz w:val="23"/>
+          <w:szCs w:val="23"/>
+        </w:rPr>
+        <w:t>r</w:t>
+      </w:r>
+      <w:r>
+        <w:rPr>
+          <w:rFonts w:ascii="Times New Roman" w:hAnsi="Times New Roman" w:cs="Times New Roman"/>
+          <w:sz w:val="24"/>
+          <w:szCs w:val="24"/>
+        </w:rPr>
+        <w:t xml:space="preserve"> and models for</w:t>
+      </w:r>
+      <w:r>
+        <w:rPr>
+          <w:rFonts w:ascii="Times New Roman" w:hAnsi="Times New Roman" w:cs="Times New Roman"/>
+          <w:sz w:val="24"/>
+          <w:szCs w:val="24"/>
+        </w:rPr>
+        <w:t xml:space="preserve"> number of flower</w:t>
+      </w:r>
+      <w:r>
+        <w:rPr>
+          <w:rFonts w:ascii="Times New Roman" w:hAnsi="Times New Roman" w:cs="Times New Roman"/>
+          <w:sz w:val="24"/>
+          <w:szCs w:val="24"/>
+        </w:rPr>
+        <w:t xml:space="preserve"> heads</w:t>
+      </w:r>
+      <w:r>
+        <w:rPr>
+          <w:rFonts w:ascii="Times New Roman" w:hAnsi="Times New Roman" w:cs="Times New Roman"/>
+          <w:sz w:val="24"/>
+          <w:szCs w:val="24"/>
+        </w:rPr>
+        <w:t xml:space="preserve"> were fit using </w:t>
+      </w:r>
+      <w:r>
+        <w:rPr>
+          <w:rFonts w:ascii="Consolas" w:hAnsi="Consolas" w:cs="Times New Roman"/>
+          <w:b/>
+          <w:bCs/>
+          <w:sz w:val="23"/>
+          <w:szCs w:val="23"/>
+        </w:rPr>
+        <w:t>l</w:t>
+      </w:r>
+      <w:r>
+        <w:rPr>
+          <w:rFonts w:ascii="Consolas" w:hAnsi="Consolas" w:cs="Times New Roman"/>
+          <w:b/>
+          <w:bCs/>
+          <w:sz w:val="23"/>
+          <w:szCs w:val="23"/>
+        </w:rPr>
+        <w:t>me</w:t>
+      </w:r>
+      <w:r>
+        <w:rPr>
+          <w:rFonts w:ascii="Consolas" w:hAnsi="Consolas" w:cs="Times New Roman"/>
+          <w:b/>
+          <w:bCs/>
+          <w:sz w:val="23"/>
+          <w:szCs w:val="23"/>
+        </w:rPr>
+        <w:t>r</w:t>
+      </w:r>
+      <w:r>
+        <w:rPr>
+          <w:rFonts w:ascii="Times New Roman" w:hAnsi="Times New Roman" w:cs="Times New Roman"/>
+          <w:sz w:val="24"/>
+          <w:szCs w:val="24"/>
+        </w:rPr>
+        <w:t xml:space="preserve">, both from the package </w:t>
+      </w:r>
+      <w:r>
+        <w:rPr>
+          <w:rFonts w:ascii="Consolas" w:hAnsi="Consolas" w:cs="Times New Roman"/>
+          <w:b/>
+          <w:bCs/>
+          <w:sz w:val="23"/>
+          <w:szCs w:val="23"/>
+        </w:rPr>
+        <w:t>lme4</w:t>
+      </w:r>
+      <w:r>
+        <w:rPr>
+          <w:rFonts w:ascii="Times New Roman" w:hAnsi="Times New Roman" w:cs="Times New Roman"/>
+          <w:sz w:val="24"/>
+          <w:szCs w:val="24"/>
+        </w:rPr>
+        <w:t xml:space="preserve"> (Bates </w:t>
+      </w:r>
+      <w:r>
+        <w:rPr>
+          <w:rFonts w:ascii="Times New Roman" w:hAnsi="Times New Roman" w:cs="Times New Roman"/>
+          <w:i/>
+          <w:iCs/>
+          <w:sz w:val="24"/>
+          <w:szCs w:val="24"/>
+        </w:rPr>
+        <w:t>et al</w:t>
+      </w:r>
+      <w:r>
+        <w:rPr>
+          <w:rFonts w:ascii="Times New Roman" w:hAnsi="Times New Roman" w:cs="Times New Roman"/>
+          <w:sz w:val="24"/>
+          <w:szCs w:val="24"/>
+        </w:rPr>
+        <w:t>. 2012)</w:t>
+      </w:r>
+      <w:r>
+        <w:rPr>
+          <w:rFonts w:ascii="Times New Roman" w:hAnsi="Times New Roman" w:cs="Times New Roman"/>
+          <w:sz w:val="24"/>
+          <w:szCs w:val="24"/>
+        </w:rPr>
+        <w:t>. Generalised linear mixed-effects models</w:t>
+      </w:r>
+      <w:r>
+        <w:rPr>
+          <w:rFonts w:ascii="Times New Roman" w:hAnsi="Times New Roman" w:cs="Times New Roman"/>
+          <w:sz w:val="24"/>
+          <w:szCs w:val="24"/>
+        </w:rPr>
+        <w:t xml:space="preserve"> </w:t>
+      </w:r>
+      <w:r>
+        <w:rPr>
+          <w:rFonts w:ascii="Times New Roman" w:hAnsi="Times New Roman" w:cs="Times New Roman"/>
+          <w:sz w:val="24"/>
+          <w:szCs w:val="24"/>
+        </w:rPr>
+        <w:t xml:space="preserve">fit with either survival or flowering probability as </w:t>
+      </w:r>
+      <w:r>
+        <w:rPr>
+          <w:rFonts w:ascii="Times New Roman" w:hAnsi="Times New Roman" w:cs="Times New Roman"/>
+          <w:sz w:val="24"/>
+          <w:szCs w:val="24"/>
+        </w:rPr>
+        <w:t>a</w:t>
+      </w:r>
+      <w:r>
+        <w:rPr>
+          <w:rFonts w:ascii="Times New Roman" w:hAnsi="Times New Roman" w:cs="Times New Roman"/>
+          <w:sz w:val="24"/>
+          <w:szCs w:val="24"/>
+        </w:rPr>
+        <w:t xml:space="preserve"> response initially contained initial rosette size as a covariate</w:t>
+      </w:r>
+      <w:r>
+        <w:rPr>
+          <w:rFonts w:ascii="Times New Roman" w:hAnsi="Times New Roman" w:cs="Times New Roman"/>
+          <w:sz w:val="24"/>
+          <w:szCs w:val="24"/>
+        </w:rPr>
+        <w:t>, a logit link function,</w:t>
+      </w:r>
+      <w:r>
+        <w:rPr>
+          <w:rFonts w:ascii="Times New Roman" w:hAnsi="Times New Roman" w:cs="Times New Roman"/>
+          <w:sz w:val="24"/>
+          <w:szCs w:val="24"/>
+        </w:rPr>
+        <w:t xml:space="preserve"> and a </w:t>
+      </w:r>
+      <w:r>
+        <w:rPr>
+          <w:rFonts w:ascii="Times New Roman" w:hAnsi="Times New Roman" w:cs="Times New Roman"/>
+          <w:sz w:val="24"/>
+          <w:szCs w:val="24"/>
+        </w:rPr>
+        <w:t>nested random effect consisting of block, group within block, and individual within group</w:t>
+      </w:r>
+      <w:r>
+        <w:rPr>
+          <w:rFonts w:ascii="Times New Roman" w:hAnsi="Times New Roman" w:cs="Times New Roman"/>
+          <w:sz w:val="24"/>
+          <w:szCs w:val="24"/>
+        </w:rPr>
+        <w:t xml:space="preserve">; however, because the number of deaths and instances where individuals did not flower were so small that they would likely induce a small-sample bias, both flowering and survival were simply expressed as flat rates for each species. </w:t>
+      </w:r>
+      <w:r>
+        <w:rPr>
+          <w:rFonts w:ascii="Times New Roman" w:hAnsi="Times New Roman" w:cs="Times New Roman"/>
+          <w:sz w:val="24"/>
+          <w:szCs w:val="24"/>
+        </w:rPr>
+        <w:t xml:space="preserve">The </w:t>
+      </w:r>
+      <w:r>
+        <w:rPr>
+          <w:rFonts w:ascii="Times New Roman" w:hAnsi="Times New Roman" w:cs="Times New Roman"/>
+          <w:sz w:val="24"/>
+          <w:szCs w:val="24"/>
+        </w:rPr>
+        <w:t>linear mixed-effects model</w:t>
+      </w:r>
+      <w:r>
+        <w:rPr>
+          <w:rFonts w:ascii="Times New Roman" w:hAnsi="Times New Roman" w:cs="Times New Roman"/>
+          <w:sz w:val="24"/>
+          <w:szCs w:val="24"/>
+        </w:rPr>
+        <w:t xml:space="preserve"> </w:t>
+      </w:r>
+      <w:r>
+        <w:rPr>
+          <w:rFonts w:ascii="Times New Roman" w:hAnsi="Times New Roman" w:cs="Times New Roman"/>
+          <w:sz w:val="24"/>
+          <w:szCs w:val="24"/>
+        </w:rPr>
+        <w:t xml:space="preserve">fit with </w:t>
+      </w:r>
+      <w:r>
+        <w:rPr>
+          <w:rFonts w:ascii="Times New Roman" w:hAnsi="Times New Roman" w:cs="Times New Roman"/>
+          <w:sz w:val="24"/>
+          <w:szCs w:val="24"/>
+        </w:rPr>
+        <w:t>number of flower heads</w:t>
+      </w:r>
+      <w:r>
+        <w:rPr>
+          <w:rFonts w:ascii="Times New Roman" w:hAnsi="Times New Roman" w:cs="Times New Roman"/>
+          <w:sz w:val="24"/>
+          <w:szCs w:val="24"/>
+        </w:rPr>
+        <w:t xml:space="preserve"> a response initially contained initial rosette size as a covariate, a </w:t>
+      </w:r>
+      <w:r>
+        <w:rPr>
+          <w:rFonts w:ascii="Times New Roman" w:hAnsi="Times New Roman" w:cs="Times New Roman"/>
+          <w:sz w:val="24"/>
+          <w:szCs w:val="24"/>
+        </w:rPr>
+        <w:t>Gaussian</w:t>
+      </w:r>
+      <w:r>
+        <w:rPr>
+          <w:rFonts w:ascii="Times New Roman" w:hAnsi="Times New Roman" w:cs="Times New Roman"/>
+          <w:sz w:val="24"/>
+          <w:szCs w:val="24"/>
+        </w:rPr>
+        <w:t xml:space="preserve"> link function, and a nested random effect consisting of block, group within block, and individual within group</w:t>
+      </w:r>
+      <w:r>
+        <w:rPr>
+          <w:rFonts w:ascii="Times New Roman" w:hAnsi="Times New Roman" w:cs="Times New Roman"/>
+          <w:sz w:val="24"/>
+          <w:szCs w:val="24"/>
+        </w:rPr>
+        <w:t xml:space="preserve">; terms were then removed from the model until </w:t>
+      </w:r>
+      <w:r>
+        <w:rPr>
+          <w:rFonts w:ascii="Times New Roman" w:hAnsi="Times New Roman" w:cs="Times New Roman"/>
+          <w:sz w:val="24"/>
+          <w:szCs w:val="24"/>
+        </w:rPr>
+        <w:t>Akaike’s information criterion (AIC)</w:t>
+      </w:r>
+      <w:r>
+        <w:rPr>
+          <w:rFonts w:ascii="Times New Roman" w:hAnsi="Times New Roman" w:cs="Times New Roman"/>
+          <w:sz w:val="24"/>
+          <w:szCs w:val="24"/>
+        </w:rPr>
+        <w:t xml:space="preserve"> was minimised.</w:t>
       </w:r>
     </w:p>
     <w:p>
       <w:pPr>
+        <w:spacing w:line="240" w:lineRule="auto"/>
+        <w:ind w:firstLine="284"/>
         <w:jc w:val="both"/>
         <w:rPr>
           <w:rFonts w:ascii="Times New Roman" w:hAnsi="Times New Roman" w:cs="Times New Roman"/>
@@ -5886,13 +6282,180 @@
           <w:rFonts w:ascii="Times New Roman" w:hAnsi="Times New Roman" w:cs="Times New Roman"/>
           <w:sz w:val="24"/>
           <w:szCs w:val="24"/>
-          <w:highlight w:val="yellow"/>
-        </w:rPr>
-        <w:t>Talk about parameters that were sourced from elsewhere.</w:t>
+        </w:rPr>
+        <w:t xml:space="preserve">Because not all of the parameters necessary for a full demographic model were able to be collected from our experiment, several demographic rates used in our model were sourced from similar experiments on </w:t>
+      </w:r>
+      <w:r>
+        <w:rPr>
+          <w:rFonts w:ascii="Times New Roman" w:hAnsi="Times New Roman" w:cs="Times New Roman"/>
+          <w:i/>
+          <w:iCs/>
+          <w:sz w:val="24"/>
+          <w:szCs w:val="24"/>
+        </w:rPr>
+        <w:t>C. nutans</w:t>
+      </w:r>
+      <w:r>
+        <w:rPr>
+          <w:rFonts w:ascii="Times New Roman" w:hAnsi="Times New Roman" w:cs="Times New Roman"/>
+          <w:sz w:val="24"/>
+          <w:szCs w:val="24"/>
+        </w:rPr>
+        <w:t xml:space="preserve"> and </w:t>
+      </w:r>
+      <w:r>
+        <w:rPr>
+          <w:rFonts w:ascii="Times New Roman" w:hAnsi="Times New Roman" w:cs="Times New Roman"/>
+          <w:i/>
+          <w:iCs/>
+          <w:sz w:val="24"/>
+          <w:szCs w:val="24"/>
+        </w:rPr>
+        <w:t>C. acanthoides</w:t>
+      </w:r>
+      <w:r>
+        <w:rPr>
+          <w:rFonts w:ascii="Times New Roman" w:hAnsi="Times New Roman" w:cs="Times New Roman"/>
+          <w:sz w:val="24"/>
+          <w:szCs w:val="24"/>
+        </w:rPr>
+        <w:t>.</w:t>
+      </w:r>
+      <w:r>
+        <w:rPr>
+          <w:rFonts w:ascii="Times New Roman" w:hAnsi="Times New Roman" w:cs="Times New Roman"/>
+          <w:sz w:val="24"/>
+          <w:szCs w:val="24"/>
+        </w:rPr>
+        <w:t xml:space="preserve"> For example, probability of establishment from seed for both </w:t>
+      </w:r>
+      <w:r>
+        <w:rPr>
+          <w:rFonts w:ascii="Times New Roman" w:hAnsi="Times New Roman" w:cs="Times New Roman"/>
+          <w:i/>
+          <w:iCs/>
+          <w:sz w:val="24"/>
+          <w:szCs w:val="24"/>
+        </w:rPr>
+        <w:t>C. nutans</w:t>
+      </w:r>
+      <w:r>
+        <w:rPr>
+          <w:rFonts w:ascii="Times New Roman" w:hAnsi="Times New Roman" w:cs="Times New Roman"/>
+          <w:sz w:val="24"/>
+          <w:szCs w:val="24"/>
+        </w:rPr>
+        <w:t xml:space="preserve"> and </w:t>
+      </w:r>
+      <w:r>
+        <w:rPr>
+          <w:rFonts w:ascii="Times New Roman" w:hAnsi="Times New Roman" w:cs="Times New Roman"/>
+          <w:i/>
+          <w:iCs/>
+          <w:sz w:val="24"/>
+          <w:szCs w:val="24"/>
+        </w:rPr>
+        <w:t>C. acanthoides</w:t>
+      </w:r>
+      <w:r>
+        <w:rPr>
+          <w:rFonts w:ascii="Times New Roman" w:hAnsi="Times New Roman" w:cs="Times New Roman"/>
+          <w:sz w:val="24"/>
+          <w:szCs w:val="24"/>
+        </w:rPr>
+        <w:t xml:space="preserve"> were obtained from experiments performed by </w:t>
+      </w:r>
+      <w:r>
+        <w:rPr>
+          <w:rFonts w:ascii="Times New Roman" w:hAnsi="Times New Roman" w:cs="Times New Roman"/>
+          <w:sz w:val="24"/>
+          <w:szCs w:val="24"/>
+        </w:rPr>
+        <w:t>Skarpaas et al. (2011)</w:t>
+      </w:r>
+      <w:r>
+        <w:rPr>
+          <w:rFonts w:ascii="Times New Roman" w:hAnsi="Times New Roman" w:cs="Times New Roman"/>
+          <w:sz w:val="24"/>
+          <w:szCs w:val="24"/>
+        </w:rPr>
+        <w:t xml:space="preserve">. Various rates related to establishment, entry, and survival of </w:t>
+      </w:r>
+      <w:r>
+        <w:rPr>
+          <w:rFonts w:ascii="Times New Roman" w:hAnsi="Times New Roman" w:cs="Times New Roman"/>
+          <w:i/>
+          <w:iCs/>
+          <w:sz w:val="24"/>
+          <w:szCs w:val="24"/>
+        </w:rPr>
+        <w:t>C. nutans</w:t>
+      </w:r>
+      <w:r>
+        <w:rPr>
+          <w:rFonts w:ascii="Times New Roman" w:hAnsi="Times New Roman" w:cs="Times New Roman"/>
+          <w:sz w:val="24"/>
+          <w:szCs w:val="24"/>
+        </w:rPr>
+        <w:t xml:space="preserve"> seeds in the seed bank were obtained from </w:t>
+      </w:r>
+      <w:r>
+        <w:rPr>
+          <w:rFonts w:ascii="Times New Roman" w:hAnsi="Times New Roman" w:cs="Times New Roman"/>
+          <w:sz w:val="24"/>
+          <w:szCs w:val="24"/>
+        </w:rPr>
+        <w:t>Zhang et al. (2012)</w:t>
+      </w:r>
+      <w:r>
+        <w:rPr>
+          <w:rFonts w:ascii="Times New Roman" w:hAnsi="Times New Roman" w:cs="Times New Roman"/>
+          <w:sz w:val="24"/>
+          <w:szCs w:val="24"/>
+        </w:rPr>
+        <w:t xml:space="preserve">; due to the lack of seed bank information on </w:t>
+      </w:r>
+      <w:r>
+        <w:rPr>
+          <w:rFonts w:ascii="Times New Roman" w:hAnsi="Times New Roman" w:cs="Times New Roman"/>
+          <w:i/>
+          <w:iCs/>
+          <w:sz w:val="24"/>
+          <w:szCs w:val="24"/>
+        </w:rPr>
+        <w:t>C. acanthoides</w:t>
+      </w:r>
+      <w:r>
+        <w:rPr>
+          <w:rFonts w:ascii="Times New Roman" w:hAnsi="Times New Roman" w:cs="Times New Roman"/>
+          <w:sz w:val="24"/>
+          <w:szCs w:val="24"/>
+        </w:rPr>
+        <w:t xml:space="preserve">, seed-bank parameters were assumed to be identical to that of </w:t>
+      </w:r>
+      <w:r>
+        <w:rPr>
+          <w:rFonts w:ascii="Times New Roman" w:hAnsi="Times New Roman" w:cs="Times New Roman"/>
+          <w:i/>
+          <w:iCs/>
+          <w:sz w:val="24"/>
+          <w:szCs w:val="24"/>
+        </w:rPr>
+        <w:t>C. nutans</w:t>
+      </w:r>
+      <w:r>
+        <w:rPr>
+          <w:rFonts w:ascii="Times New Roman" w:hAnsi="Times New Roman" w:cs="Times New Roman"/>
+          <w:sz w:val="24"/>
+          <w:szCs w:val="24"/>
+        </w:rPr>
+        <w:t>, given the extremely similar life history of these two closely-related species.</w:t>
       </w:r>
     </w:p>
     <w:p>
       <w:pPr>
+        <w:spacing w:line="240" w:lineRule="auto"/>
+        <w:ind w:firstLine="284"/>
         <w:jc w:val="both"/>
         <w:rPr>
           <w:rFonts w:ascii="Times New Roman" w:hAnsi="Times New Roman" w:cs="Times New Roman"/>
@@ -5905,10 +6468,166 @@
           <w:rFonts w:ascii="Times New Roman" w:hAnsi="Times New Roman" w:cs="Times New Roman"/>
           <w:sz w:val="24"/>
           <w:szCs w:val="24"/>
-          <w:highlight w:val="yellow"/>
-        </w:rPr>
-        <w:lastRenderedPageBreak/>
-        <w:t>Talk about unknown parameters, mostly seed predation rate.</w:t>
+        </w:rPr>
+        <w:t xml:space="preserve">While almost all of the demographic parameters in our model are derived empirically in some form or another, the only one that is not is the rate of seed predation after dispersal. </w:t>
+      </w:r>
+      <w:r>
+        <w:rPr>
+          <w:rFonts w:ascii="Times New Roman" w:hAnsi="Times New Roman" w:cs="Times New Roman"/>
+          <w:sz w:val="24"/>
+          <w:szCs w:val="24"/>
+        </w:rPr>
+        <w:t>Rates of seed predation are extremely difficult to capture in a natural setting (SOURCES), and while experiments on seed removal are easier to conduct, studies often incorrectly assume that all removed seeds are consumed (</w:t>
+      </w:r>
+      <w:r>
+        <w:rPr>
+          <w:rFonts w:ascii="Times New Roman" w:hAnsi="Times New Roman" w:cs="Times New Roman"/>
+          <w:sz w:val="24"/>
+          <w:szCs w:val="24"/>
+        </w:rPr>
+        <w:t>Vander Wall 2005</w:t>
+      </w:r>
+      <w:r>
+        <w:rPr>
+          <w:rFonts w:ascii="Times New Roman" w:hAnsi="Times New Roman" w:cs="Times New Roman"/>
+          <w:sz w:val="24"/>
+          <w:szCs w:val="24"/>
+        </w:rPr>
+        <w:t xml:space="preserve">). While there are data on </w:t>
+      </w:r>
+      <w:r>
+        <w:rPr>
+          <w:rFonts w:ascii="Times New Roman" w:hAnsi="Times New Roman" w:cs="Times New Roman"/>
+          <w:i/>
+          <w:iCs/>
+          <w:sz w:val="24"/>
+          <w:szCs w:val="24"/>
+        </w:rPr>
+        <w:t>C. nutans</w:t>
+      </w:r>
+      <w:r>
+        <w:rPr>
+          <w:rFonts w:ascii="Times New Roman" w:hAnsi="Times New Roman" w:cs="Times New Roman"/>
+          <w:sz w:val="24"/>
+          <w:szCs w:val="24"/>
+        </w:rPr>
+        <w:t xml:space="preserve"> and </w:t>
+      </w:r>
+      <w:r>
+        <w:rPr>
+          <w:rFonts w:ascii="Times New Roman" w:hAnsi="Times New Roman" w:cs="Times New Roman"/>
+          <w:i/>
+          <w:iCs/>
+          <w:sz w:val="24"/>
+          <w:szCs w:val="24"/>
+        </w:rPr>
+        <w:t xml:space="preserve">C. acanthoides </w:t>
+      </w:r>
+      <w:r>
+        <w:rPr>
+          <w:rFonts w:ascii="Times New Roman" w:hAnsi="Times New Roman" w:cs="Times New Roman"/>
+          <w:sz w:val="24"/>
+          <w:szCs w:val="24"/>
+        </w:rPr>
+        <w:t>seed removal rates (</w:t>
+      </w:r>
+      <w:r>
+        <w:rPr>
+          <w:rFonts w:ascii="Times New Roman" w:hAnsi="Times New Roman" w:cs="Times New Roman"/>
+          <w:sz w:val="24"/>
+          <w:szCs w:val="24"/>
+        </w:rPr>
+        <w:t>Jongejans et al. 2015</w:t>
+      </w:r>
+      <w:r>
+        <w:rPr>
+          <w:rFonts w:ascii="Times New Roman" w:hAnsi="Times New Roman" w:cs="Times New Roman"/>
+          <w:sz w:val="24"/>
+          <w:szCs w:val="24"/>
+        </w:rPr>
+        <w:t xml:space="preserve">, Drees and Shea, </w:t>
+      </w:r>
+      <w:r>
+        <w:rPr>
+          <w:rFonts w:ascii="Times New Roman" w:hAnsi="Times New Roman" w:cs="Times New Roman"/>
+          <w:i/>
+          <w:iCs/>
+          <w:sz w:val="24"/>
+          <w:szCs w:val="24"/>
+        </w:rPr>
+        <w:t>in prep.</w:t>
+      </w:r>
+      <w:r>
+        <w:rPr>
+          <w:rFonts w:ascii="Times New Roman" w:hAnsi="Times New Roman" w:cs="Times New Roman"/>
+          <w:sz w:val="24"/>
+          <w:szCs w:val="24"/>
+        </w:rPr>
+        <w:t xml:space="preserve">) that indicate the overwhelming majority of seeds are moved by secondary dispersal vectors, assuming that all of these seeds are consumed would drastically underestimate population spread rates. </w:t>
+      </w:r>
+      <w:r>
+        <w:rPr>
+          <w:rFonts w:ascii="Times New Roman" w:hAnsi="Times New Roman" w:cs="Times New Roman"/>
+          <w:sz w:val="24"/>
+          <w:szCs w:val="24"/>
+        </w:rPr>
+        <w:t>Thus,</w:t>
+      </w:r>
+      <w:r>
+        <w:rPr>
+          <w:rFonts w:ascii="Times New Roman" w:hAnsi="Times New Roman" w:cs="Times New Roman"/>
+          <w:sz w:val="24"/>
+          <w:szCs w:val="24"/>
+        </w:rPr>
+        <w:t xml:space="preserve"> in light of this problem,</w:t>
+      </w:r>
+      <w:r>
+        <w:rPr>
+          <w:rFonts w:ascii="Times New Roman" w:hAnsi="Times New Roman" w:cs="Times New Roman"/>
+          <w:sz w:val="24"/>
+          <w:szCs w:val="24"/>
+        </w:rPr>
+        <w:t xml:space="preserve"> we arbitrarily set the probability of seed predation at 0.90; our justification for this is that we are more interested in the</w:t>
+      </w:r>
+      <w:r>
+        <w:rPr>
+          <w:rFonts w:ascii="Times New Roman" w:hAnsi="Times New Roman" w:cs="Times New Roman"/>
+          <w:sz w:val="24"/>
+          <w:szCs w:val="24"/>
+        </w:rPr>
+        <w:t xml:space="preserve"> relative</w:t>
+      </w:r>
+      <w:r>
+        <w:rPr>
+          <w:rFonts w:ascii="Times New Roman" w:hAnsi="Times New Roman" w:cs="Times New Roman"/>
+          <w:sz w:val="24"/>
+          <w:szCs w:val="24"/>
+        </w:rPr>
+        <w:t xml:space="preserve"> effect</w:t>
+      </w:r>
+      <w:r>
+        <w:rPr>
+          <w:rFonts w:ascii="Times New Roman" w:hAnsi="Times New Roman" w:cs="Times New Roman"/>
+          <w:sz w:val="24"/>
+          <w:szCs w:val="24"/>
+        </w:rPr>
+        <w:t>s</w:t>
+      </w:r>
+      <w:r>
+        <w:rPr>
+          <w:rFonts w:ascii="Times New Roman" w:hAnsi="Times New Roman" w:cs="Times New Roman"/>
+          <w:sz w:val="24"/>
+          <w:szCs w:val="24"/>
+        </w:rPr>
+        <w:t xml:space="preserve"> of model parameters on the wavespeed rather than the wavespeed itself, and that should sensitivity analyses demonstrate a disproportional effect from seed predation, then it is clear that seed predation is </w:t>
+      </w:r>
+      <w:r>
+        <w:rPr>
+          <w:rFonts w:ascii="Times New Roman" w:hAnsi="Times New Roman" w:cs="Times New Roman"/>
+          <w:sz w:val="24"/>
+          <w:szCs w:val="24"/>
+        </w:rPr>
+        <w:t>a parameter necessary for estimating wavespeeds with sufficient accuracy.</w:t>
       </w:r>
     </w:p>
     <w:p>
@@ -6287,7 +7006,16 @@
           <w:sz w:val="24"/>
           <w:szCs w:val="24"/>
         </w:rPr>
-        <w:t xml:space="preserve">growth into adulthood was simulated as well; </w:t>
+        <w:t xml:space="preserve">growth into adulthood was </w:t>
+      </w:r>
+      <w:r>
+        <w:rPr>
+          <w:rFonts w:ascii="Times New Roman" w:hAnsi="Times New Roman" w:cs="Times New Roman"/>
+          <w:sz w:val="24"/>
+          <w:szCs w:val="24"/>
+        </w:rPr>
+        <w:lastRenderedPageBreak/>
+        <w:t xml:space="preserve">simulated as well; </w:t>
       </w:r>
       <w:r>
         <w:rPr>
@@ -8793,7 +9521,6 @@
           <w:sz w:val="32"/>
           <w:szCs w:val="32"/>
         </w:rPr>
-        <w:lastRenderedPageBreak/>
         <w:t>Discussion</w:t>
       </w:r>
     </w:p>
@@ -9859,7 +10586,7 @@
           <w:sz w:val="24"/>
           <w:szCs w:val="24"/>
         </w:rPr>
-        <w:t>Berg, R.Y., 1975. Myrmecochorous plants in Australia and their dispersal by ants. Australian Journal of Botany, 23(3), pp.475-508.</w:t>
+        <w:t>Bates, D., Maechler, M., Bolker, B., Walker, S., Christensen, R. H. B., Singmann, H., ... &amp; Scheipl, F. (2012). Package ‘lme4’. CRAN. R Foundation for Statistical Computing, Vienna, Austria.</w:t>
       </w:r>
     </w:p>
     <w:p>
@@ -9879,7 +10606,7 @@
           <w:sz w:val="24"/>
           <w:szCs w:val="24"/>
         </w:rPr>
-        <w:t>Bullock, J. M., White, S. M., Prudhomme, C., Tansey, C., Perea, R., &amp; Hooftman, D. A. (2012). Modelling spread of British wind‐dispersed plants under future wind speeds in a changing climate. Journal of Ecology, 100(1), 104-115.</w:t>
+        <w:t>Berg, R.Y., 1975. Myrmecochorous plants in Australia and their dispersal by ants. Australian Journal of Botany, 23(3), pp.475-508.</w:t>
       </w:r>
     </w:p>
     <w:p>
@@ -9889,7 +10616,6 @@
         <w:jc w:val="both"/>
         <w:rPr>
           <w:rFonts w:ascii="Times New Roman" w:hAnsi="Times New Roman" w:cs="Times New Roman"/>
-          <w:color w:val="FF0000"/>
           <w:sz w:val="24"/>
           <w:szCs w:val="24"/>
         </w:rPr>
@@ -9897,31 +10623,11 @@
       <w:r>
         <w:rPr>
           <w:rFonts w:ascii="Times New Roman" w:hAnsi="Times New Roman" w:cs="Times New Roman"/>
-          <w:color w:val="FF0000"/>
-          <w:sz w:val="24"/>
-          <w:szCs w:val="24"/>
-        </w:rPr>
-        <w:t xml:space="preserve">Drees and Shea, </w:t>
-      </w:r>
-      <w:r>
-        <w:rPr>
-          <w:rFonts w:ascii="Times New Roman" w:hAnsi="Times New Roman" w:cs="Times New Roman"/>
-          <w:i/>
-          <w:iCs/>
-          <w:color w:val="FF0000"/>
-          <w:sz w:val="24"/>
-          <w:szCs w:val="24"/>
-        </w:rPr>
-        <w:t>in prep</w:t>
-      </w:r>
-      <w:r>
-        <w:rPr>
-          <w:rFonts w:ascii="Times New Roman" w:hAnsi="Times New Roman" w:cs="Times New Roman"/>
-          <w:color w:val="FF0000"/>
-          <w:sz w:val="24"/>
-          <w:szCs w:val="24"/>
-        </w:rPr>
-        <w:t>.</w:t>
+          <w:sz w:val="24"/>
+          <w:szCs w:val="24"/>
+        </w:rPr>
+        <w:lastRenderedPageBreak/>
+        <w:t>Bullock, J. M., White, S. M., Prudhomme, C., Tansey, C., Perea, R., &amp; Hooftman, D. A. (2012). Modelling spread of British wind‐dispersed plants under future wind speeds in a changing climate. Journal of Ecology, 100(1), 104-115.</w:t>
       </w:r>
     </w:p>
     <w:p>
@@ -9931,6 +10637,7 @@
         <w:jc w:val="both"/>
         <w:rPr>
           <w:rFonts w:ascii="Times New Roman" w:hAnsi="Times New Roman" w:cs="Times New Roman"/>
+          <w:color w:val="FF0000"/>
           <w:sz w:val="24"/>
           <w:szCs w:val="24"/>
         </w:rPr>
@@ -9938,10 +10645,31 @@
       <w:r>
         <w:rPr>
           <w:rFonts w:ascii="Times New Roman" w:hAnsi="Times New Roman" w:cs="Times New Roman"/>
-          <w:sz w:val="24"/>
-          <w:szCs w:val="24"/>
-        </w:rPr>
-        <w:t>Handel, S.N. and Beattie, A.J., 1990. Seed dispersal by ants. Scientific American, 263(2), pp.76-83B.</w:t>
+          <w:color w:val="FF0000"/>
+          <w:sz w:val="24"/>
+          <w:szCs w:val="24"/>
+        </w:rPr>
+        <w:t xml:space="preserve">Drees and Shea, </w:t>
+      </w:r>
+      <w:r>
+        <w:rPr>
+          <w:rFonts w:ascii="Times New Roman" w:hAnsi="Times New Roman" w:cs="Times New Roman"/>
+          <w:i/>
+          <w:iCs/>
+          <w:color w:val="FF0000"/>
+          <w:sz w:val="24"/>
+          <w:szCs w:val="24"/>
+        </w:rPr>
+        <w:t>in prep</w:t>
+      </w:r>
+      <w:r>
+        <w:rPr>
+          <w:rFonts w:ascii="Times New Roman" w:hAnsi="Times New Roman" w:cs="Times New Roman"/>
+          <w:color w:val="FF0000"/>
+          <w:sz w:val="24"/>
+          <w:szCs w:val="24"/>
+        </w:rPr>
+        <w:t>.</w:t>
       </w:r>
     </w:p>
     <w:p>
@@ -9961,7 +10689,7 @@
           <w:sz w:val="24"/>
           <w:szCs w:val="24"/>
         </w:rPr>
-        <w:t>Herrera, C.M. and Jordano, P., 1981. Prunus mahaleb and birds: the high‐efficiency seed dispersal system of a temperate fruiting tree. Ecological monographs, 51(2), pp.203-218.</w:t>
+        <w:t>Handel, S.N. and Beattie, A.J., 1990. Seed dispersal by ants. Scientific American, 263(2), pp.76-83B.</w:t>
       </w:r>
     </w:p>
     <w:p>
@@ -9981,7 +10709,7 @@
           <w:sz w:val="24"/>
           <w:szCs w:val="24"/>
         </w:rPr>
-        <w:t>Howe, H.F., 1986. Seed dispersal by fruit-eating birds and mammals. Seed dispersal, 123, p.189.</w:t>
+        <w:t>Herrera, C.M. and Jordano, P., 1981. Prunus mahaleb and birds: the high‐efficiency seed dispersal system of a temperate fruiting tree. Ecological monographs, 51(2), pp.203-218.</w:t>
       </w:r>
     </w:p>
     <w:p>
@@ -10001,7 +10729,7 @@
           <w:sz w:val="24"/>
           <w:szCs w:val="24"/>
         </w:rPr>
-        <w:t>Howe, H.F., 1990. Seed dispersal by birds and mammals. Reproductive ecology of tropical forest plants, pp.191-218.</w:t>
+        <w:t>Howe, H.F., 1986. Seed dispersal by fruit-eating birds and mammals. Seed dispersal, 123, p.189.</w:t>
       </w:r>
     </w:p>
     <w:p>
@@ -10021,7 +10749,7 @@
           <w:sz w:val="24"/>
           <w:szCs w:val="24"/>
         </w:rPr>
-        <w:t>Jensen, T.S. and Nielsen, O.F., 1986. Rodents as seed dispersers in a heath—oak wood succession. Oecologia, 70(2), pp.214-221.</w:t>
+        <w:t>Howe, H.F., 1990. Seed dispersal by birds and mammals. Reproductive ecology of tropical forest plants, pp.191-218.</w:t>
       </w:r>
     </w:p>
     <w:p>
@@ -10041,6 +10769,26 @@
           <w:sz w:val="24"/>
           <w:szCs w:val="24"/>
         </w:rPr>
+        <w:t>Jensen, T.S. and Nielsen, O.F., 1986. Rodents as seed dispersers in a heath—oak wood succession. Oecologia, 70(2), pp.214-221.</w:t>
+      </w:r>
+    </w:p>
+    <w:p>
+      <w:pPr>
+        <w:spacing w:line="240" w:lineRule="auto"/>
+        <w:ind w:left="284" w:hanging="284"/>
+        <w:jc w:val="both"/>
+        <w:rPr>
+          <w:rFonts w:ascii="Times New Roman" w:hAnsi="Times New Roman" w:cs="Times New Roman"/>
+          <w:sz w:val="24"/>
+          <w:szCs w:val="24"/>
+        </w:rPr>
+      </w:pPr>
+      <w:r>
+        <w:rPr>
+          <w:rFonts w:ascii="Times New Roman" w:hAnsi="Times New Roman" w:cs="Times New Roman"/>
+          <w:sz w:val="24"/>
+          <w:szCs w:val="24"/>
+        </w:rPr>
         <w:t>Jongejans, E. and Schippers, P., 1999. Modeling seed dispersal by wind in herbaceous species. Oikos, pp.362-372.</w:t>
       </w:r>
     </w:p>
@@ -10153,7 +10901,6 @@
           <w:szCs w:val="24"/>
           <w:shd w:val="clear" w:color="auto" w:fill="FFFFFF"/>
         </w:rPr>
-        <w:lastRenderedPageBreak/>
         <w:t>Keller, J.A. and Shea, K., 2021. Warming and shifting phenology accelerate an invasive plant life cycle. Ecology, 102(1), p.e03219.</w:t>
       </w:r>
     </w:p>
@@ -10208,7 +10955,7 @@
           <w:szCs w:val="24"/>
         </w:rPr>
       </w:pPr>
-      <w:commentRangeStart w:id="5"/>
+      <w:commentRangeStart w:id="4"/>
       <w:r>
         <w:rPr>
           <w:rFonts w:ascii="Times New Roman" w:hAnsi="Times New Roman" w:cs="Times New Roman"/>
@@ -10217,12 +10964,12 @@
         </w:rPr>
         <w:t>Marchetto, K.M., 2008. Abiotic and biotic factors affecting seed release and dispersal of the invasive thistles Carduus nutans and Carduus acanthoides.</w:t>
       </w:r>
-      <w:commentRangeEnd w:id="5"/>
+      <w:commentRangeEnd w:id="4"/>
       <w:r>
         <w:rPr>
           <w:rStyle w:val="CommentReference"/>
         </w:rPr>
-        <w:commentReference w:id="5"/>
+        <w:commentReference w:id="4"/>
       </w:r>
     </w:p>
     <w:p>
@@ -10242,6 +10989,7 @@
           <w:sz w:val="24"/>
           <w:szCs w:val="24"/>
         </w:rPr>
+        <w:lastRenderedPageBreak/>
         <w:t>Marchetto, K.M., Shea, K., Kelly, D., Groenteman, R., Sezen, Z. and Jongejans, E., 2014. Unrecognized impact of a biocontrol agent on the spread rate of an invasive thistle. Ecological Applications, 24(5), pp.1178-1187.</w:t>
       </w:r>
     </w:p>
@@ -10430,6 +11178,30 @@
           <w:szCs w:val="24"/>
           <w:shd w:val="clear" w:color="auto" w:fill="FFFFFF"/>
         </w:rPr>
+        <w:t>R Development Core Team (2009) R: A language and environment for statistical computing. R Foundation for Statistical Computing, Vienna, Austria.</w:t>
+      </w:r>
+    </w:p>
+    <w:p>
+      <w:pPr>
+        <w:spacing w:after="120" w:line="240" w:lineRule="auto"/>
+        <w:ind w:left="284" w:hanging="284"/>
+        <w:jc w:val="both"/>
+        <w:rPr>
+          <w:rFonts w:ascii="Times New Roman" w:hAnsi="Times New Roman" w:cs="Times New Roman"/>
+          <w:color w:val="222222"/>
+          <w:sz w:val="24"/>
+          <w:szCs w:val="24"/>
+          <w:shd w:val="clear" w:color="auto" w:fill="FFFFFF"/>
+        </w:rPr>
+      </w:pPr>
+      <w:r>
+        <w:rPr>
+          <w:rFonts w:ascii="Times New Roman" w:hAnsi="Times New Roman" w:cs="Times New Roman"/>
+          <w:color w:val="222222"/>
+          <w:sz w:val="24"/>
+          <w:szCs w:val="24"/>
+          <w:shd w:val="clear" w:color="auto" w:fill="FFFFFF"/>
+        </w:rPr>
         <w:t>Raupach, M. R. (1994). Simplified expressions for vegetation roughness length and zero-plane displacement as functions of canopy height and area index. Boundary-layer meteorology, 71(1), 211-216.</w:t>
       </w:r>
     </w:p>
@@ -10510,7 +11282,6 @@
           <w:sz w:val="24"/>
           <w:szCs w:val="24"/>
         </w:rPr>
-        <w:lastRenderedPageBreak/>
         <w:t>Skarpaas, O., Silverman, E. J., Jongejans, E., &amp; Shea, K. (2011). Are the best dispersers the best colonizers? Seed mass, dispersal and establishment in Carduus thistles. Evolutionary Ecology, 25(1), 155-169.</w:t>
       </w:r>
     </w:p>
@@ -10611,6 +11382,7 @@
           <w:sz w:val="24"/>
           <w:szCs w:val="24"/>
         </w:rPr>
+        <w:lastRenderedPageBreak/>
         <w:t>Tackenberg, O., Poschlod, P. and Kahmen, S., 2003. Dandelion seed dispersal: the horizontal wind speed does not matter for long‐distance dispersal‐it is updraft!. Plant Biology, 5(5), pp.451-454.</w:t>
       </w:r>
     </w:p>
@@ -13048,23 +13820,7 @@
       </w:r>
     </w:p>
   </w:comment>
-  <w:comment w:id="4" w:author="Trevor D." w:date="2021-06-10T09:16:00Z" w:initials="TD">
-    <w:p>
-      <w:pPr>
-        <w:pStyle w:val="CommentText"/>
-      </w:pPr>
-      <w:r>
-        <w:rPr>
-          <w:rStyle w:val="CommentReference"/>
-        </w:rPr>
-        <w:annotationRef/>
-      </w:r>
-      <w:r>
-        <w:t>Need to change the wording and structure of this section, as it is identical to one of my other papers.</w:t>
-      </w:r>
-    </w:p>
-  </w:comment>
-  <w:comment w:id="5" w:author="Trevor D." w:date="2021-07-17T12:13:00Z" w:initials="TD">
+  <w:comment w:id="4" w:author="Trevor D." w:date="2021-07-17T12:13:00Z" w:initials="TD">
     <w:p>
       <w:pPr>
         <w:pStyle w:val="CommentText"/>
@@ -13089,7 +13845,6 @@
   <w15:commentEx w15:paraId="461180B4" w15:done="0"/>
   <w15:commentEx w15:paraId="1D32AE8F" w15:done="0"/>
   <w15:commentEx w15:paraId="253F0753" w15:done="0"/>
-  <w15:commentEx w15:paraId="3AE3E6BA" w15:done="0"/>
   <w15:commentEx w15:paraId="6FC1DD26" w15:done="0"/>
 </w15:commentsEx>
 </file>
@@ -13100,7 +13855,6 @@
   <w16cex:commentExtensible w16cex:durableId="24170C77" w16cex:dateUtc="2021-04-06T20:36:00Z"/>
   <w16cex:commentExtensible w16cex:durableId="246C56EF" w16cex:dateUtc="2021-06-10T13:16:00Z"/>
   <w16cex:commentExtensible w16cex:durableId="23E9F20F" w16cex:dateUtc="2021-03-03T16:31:00Z"/>
-  <w16cex:commentExtensible w16cex:durableId="249D92F0" w16cex:dateUtc="2021-06-10T13:16:00Z"/>
   <w16cex:commentExtensible w16cex:durableId="249D47EB" w16cex:dateUtc="2021-07-17T16:13:00Z"/>
 </w16cex:commentsExtensible>
 </file>
@@ -13111,7 +13865,6 @@
   <w16cid:commentId w16cid:paraId="461180B4" w16cid:durableId="24170C77"/>
   <w16cid:commentId w16cid:paraId="1D32AE8F" w16cid:durableId="246C56EF"/>
   <w16cid:commentId w16cid:paraId="253F0753" w16cid:durableId="23E9F20F"/>
-  <w16cid:commentId w16cid:paraId="3AE3E6BA" w16cid:durableId="249D92F0"/>
   <w16cid:commentId w16cid:paraId="6FC1DD26" w16cid:durableId="249D47EB"/>
 </w16cid:commentsIds>
 </file>

--- a/CombinedDispersalMS_v1.docx
+++ b/CombinedDispersalMS_v1.docx
@@ -2544,6 +2544,1662 @@
           <w:sz w:val="24"/>
           <w:szCs w:val="24"/>
         </w:rPr>
+        <w:t xml:space="preserve"> </w:t>
+      </w:r>
+      <w:proofErr w:type="spellStart"/>
+      <w:r>
+        <w:rPr>
+          <w:rFonts w:ascii="Times New Roman" w:hAnsi="Times New Roman" w:cs="Times New Roman"/>
+          <w:sz w:val="24"/>
+          <w:szCs w:val="24"/>
+        </w:rPr>
+        <w:t>text</w:t>
+      </w:r>
+      <w:proofErr w:type="spellEnd"/>
+      <w:r>
+        <w:rPr>
+          <w:rFonts w:ascii="Times New Roman" w:hAnsi="Times New Roman" w:cs="Times New Roman"/>
+          <w:sz w:val="24"/>
+          <w:szCs w:val="24"/>
+        </w:rPr>
+        <w:t xml:space="preserve"> </w:t>
+      </w:r>
+      <w:proofErr w:type="spellStart"/>
+      <w:r>
+        <w:rPr>
+          <w:rFonts w:ascii="Times New Roman" w:hAnsi="Times New Roman" w:cs="Times New Roman"/>
+          <w:sz w:val="24"/>
+          <w:szCs w:val="24"/>
+        </w:rPr>
+        <w:t>text</w:t>
+      </w:r>
+      <w:proofErr w:type="spellEnd"/>
+      <w:r>
+        <w:rPr>
+          <w:rFonts w:ascii="Times New Roman" w:hAnsi="Times New Roman" w:cs="Times New Roman"/>
+          <w:sz w:val="24"/>
+          <w:szCs w:val="24"/>
+        </w:rPr>
+        <w:t xml:space="preserve"> </w:t>
+      </w:r>
+      <w:proofErr w:type="spellStart"/>
+      <w:r>
+        <w:rPr>
+          <w:rFonts w:ascii="Times New Roman" w:hAnsi="Times New Roman" w:cs="Times New Roman"/>
+          <w:sz w:val="24"/>
+          <w:szCs w:val="24"/>
+        </w:rPr>
+        <w:t>text</w:t>
+      </w:r>
+      <w:proofErr w:type="spellEnd"/>
+      <w:r>
+        <w:rPr>
+          <w:rFonts w:ascii="Times New Roman" w:hAnsi="Times New Roman" w:cs="Times New Roman"/>
+          <w:sz w:val="24"/>
+          <w:szCs w:val="24"/>
+        </w:rPr>
+        <w:t xml:space="preserve"> </w:t>
+      </w:r>
+      <w:proofErr w:type="spellStart"/>
+      <w:r>
+        <w:rPr>
+          <w:rFonts w:ascii="Times New Roman" w:hAnsi="Times New Roman" w:cs="Times New Roman"/>
+          <w:sz w:val="24"/>
+          <w:szCs w:val="24"/>
+        </w:rPr>
+        <w:t>text</w:t>
+      </w:r>
+      <w:proofErr w:type="spellEnd"/>
+      <w:r>
+        <w:rPr>
+          <w:rFonts w:ascii="Times New Roman" w:hAnsi="Times New Roman" w:cs="Times New Roman"/>
+          <w:sz w:val="24"/>
+          <w:szCs w:val="24"/>
+        </w:rPr>
+        <w:t xml:space="preserve"> </w:t>
+      </w:r>
+      <w:proofErr w:type="spellStart"/>
+      <w:r>
+        <w:rPr>
+          <w:rFonts w:ascii="Times New Roman" w:hAnsi="Times New Roman" w:cs="Times New Roman"/>
+          <w:sz w:val="24"/>
+          <w:szCs w:val="24"/>
+        </w:rPr>
+        <w:t>text</w:t>
+      </w:r>
+      <w:proofErr w:type="spellEnd"/>
+      <w:r>
+        <w:rPr>
+          <w:rFonts w:ascii="Times New Roman" w:hAnsi="Times New Roman" w:cs="Times New Roman"/>
+          <w:sz w:val="24"/>
+          <w:szCs w:val="24"/>
+        </w:rPr>
+        <w:t xml:space="preserve"> </w:t>
+      </w:r>
+      <w:proofErr w:type="spellStart"/>
+      <w:r>
+        <w:rPr>
+          <w:rFonts w:ascii="Times New Roman" w:hAnsi="Times New Roman" w:cs="Times New Roman"/>
+          <w:sz w:val="24"/>
+          <w:szCs w:val="24"/>
+        </w:rPr>
+        <w:t>text</w:t>
+      </w:r>
+      <w:proofErr w:type="spellEnd"/>
+      <w:r>
+        <w:rPr>
+          <w:rFonts w:ascii="Times New Roman" w:hAnsi="Times New Roman" w:cs="Times New Roman"/>
+          <w:sz w:val="24"/>
+          <w:szCs w:val="24"/>
+        </w:rPr>
+        <w:t xml:space="preserve"> </w:t>
+      </w:r>
+      <w:proofErr w:type="spellStart"/>
+      <w:r>
+        <w:rPr>
+          <w:rFonts w:ascii="Times New Roman" w:hAnsi="Times New Roman" w:cs="Times New Roman"/>
+          <w:sz w:val="24"/>
+          <w:szCs w:val="24"/>
+        </w:rPr>
+        <w:t>text</w:t>
+      </w:r>
+      <w:proofErr w:type="spellEnd"/>
+      <w:r>
+        <w:rPr>
+          <w:rFonts w:ascii="Times New Roman" w:hAnsi="Times New Roman" w:cs="Times New Roman"/>
+          <w:sz w:val="24"/>
+          <w:szCs w:val="24"/>
+        </w:rPr>
+        <w:t xml:space="preserve"> </w:t>
+      </w:r>
+      <w:proofErr w:type="spellStart"/>
+      <w:r>
+        <w:rPr>
+          <w:rFonts w:ascii="Times New Roman" w:hAnsi="Times New Roman" w:cs="Times New Roman"/>
+          <w:sz w:val="24"/>
+          <w:szCs w:val="24"/>
+        </w:rPr>
+        <w:t>text</w:t>
+      </w:r>
+      <w:proofErr w:type="spellEnd"/>
+      <w:r>
+        <w:rPr>
+          <w:rFonts w:ascii="Times New Roman" w:hAnsi="Times New Roman" w:cs="Times New Roman"/>
+          <w:sz w:val="24"/>
+          <w:szCs w:val="24"/>
+        </w:rPr>
+        <w:t xml:space="preserve"> </w:t>
+      </w:r>
+      <w:proofErr w:type="spellStart"/>
+      <w:r>
+        <w:rPr>
+          <w:rFonts w:ascii="Times New Roman" w:hAnsi="Times New Roman" w:cs="Times New Roman"/>
+          <w:sz w:val="24"/>
+          <w:szCs w:val="24"/>
+        </w:rPr>
+        <w:t>text</w:t>
+      </w:r>
+      <w:proofErr w:type="spellEnd"/>
+      <w:r>
+        <w:rPr>
+          <w:rFonts w:ascii="Times New Roman" w:hAnsi="Times New Roman" w:cs="Times New Roman"/>
+          <w:sz w:val="24"/>
+          <w:szCs w:val="24"/>
+        </w:rPr>
+        <w:t xml:space="preserve"> </w:t>
+      </w:r>
+      <w:proofErr w:type="spellStart"/>
+      <w:r>
+        <w:rPr>
+          <w:rFonts w:ascii="Times New Roman" w:hAnsi="Times New Roman" w:cs="Times New Roman"/>
+          <w:sz w:val="24"/>
+          <w:szCs w:val="24"/>
+        </w:rPr>
+        <w:t>text</w:t>
+      </w:r>
+      <w:proofErr w:type="spellEnd"/>
+      <w:r>
+        <w:rPr>
+          <w:rFonts w:ascii="Times New Roman" w:hAnsi="Times New Roman" w:cs="Times New Roman"/>
+          <w:sz w:val="24"/>
+          <w:szCs w:val="24"/>
+        </w:rPr>
+        <w:t xml:space="preserve"> </w:t>
+      </w:r>
+      <w:proofErr w:type="spellStart"/>
+      <w:r>
+        <w:rPr>
+          <w:rFonts w:ascii="Times New Roman" w:hAnsi="Times New Roman" w:cs="Times New Roman"/>
+          <w:sz w:val="24"/>
+          <w:szCs w:val="24"/>
+        </w:rPr>
+        <w:t>text</w:t>
+      </w:r>
+      <w:proofErr w:type="spellEnd"/>
+      <w:r>
+        <w:rPr>
+          <w:rFonts w:ascii="Times New Roman" w:hAnsi="Times New Roman" w:cs="Times New Roman"/>
+          <w:sz w:val="24"/>
+          <w:szCs w:val="24"/>
+        </w:rPr>
+        <w:t xml:space="preserve"> </w:t>
+      </w:r>
+      <w:proofErr w:type="spellStart"/>
+      <w:r>
+        <w:rPr>
+          <w:rFonts w:ascii="Times New Roman" w:hAnsi="Times New Roman" w:cs="Times New Roman"/>
+          <w:sz w:val="24"/>
+          <w:szCs w:val="24"/>
+        </w:rPr>
+        <w:t>text</w:t>
+      </w:r>
+      <w:proofErr w:type="spellEnd"/>
+      <w:r>
+        <w:rPr>
+          <w:rFonts w:ascii="Times New Roman" w:hAnsi="Times New Roman" w:cs="Times New Roman"/>
+          <w:sz w:val="24"/>
+          <w:szCs w:val="24"/>
+        </w:rPr>
+        <w:t xml:space="preserve"> </w:t>
+      </w:r>
+      <w:proofErr w:type="spellStart"/>
+      <w:r>
+        <w:rPr>
+          <w:rFonts w:ascii="Times New Roman" w:hAnsi="Times New Roman" w:cs="Times New Roman"/>
+          <w:sz w:val="24"/>
+          <w:szCs w:val="24"/>
+        </w:rPr>
+        <w:t>text</w:t>
+      </w:r>
+      <w:proofErr w:type="spellEnd"/>
+      <w:r>
+        <w:rPr>
+          <w:rFonts w:ascii="Times New Roman" w:hAnsi="Times New Roman" w:cs="Times New Roman"/>
+          <w:sz w:val="24"/>
+          <w:szCs w:val="24"/>
+        </w:rPr>
+        <w:t xml:space="preserve"> </w:t>
+      </w:r>
+      <w:proofErr w:type="spellStart"/>
+      <w:r>
+        <w:rPr>
+          <w:rFonts w:ascii="Times New Roman" w:hAnsi="Times New Roman" w:cs="Times New Roman"/>
+          <w:sz w:val="24"/>
+          <w:szCs w:val="24"/>
+        </w:rPr>
+        <w:t>text</w:t>
+      </w:r>
+      <w:proofErr w:type="spellEnd"/>
+      <w:r>
+        <w:rPr>
+          <w:rFonts w:ascii="Times New Roman" w:hAnsi="Times New Roman" w:cs="Times New Roman"/>
+          <w:sz w:val="24"/>
+          <w:szCs w:val="24"/>
+        </w:rPr>
+        <w:t xml:space="preserve"> </w:t>
+      </w:r>
+      <w:proofErr w:type="spellStart"/>
+      <w:r>
+        <w:rPr>
+          <w:rFonts w:ascii="Times New Roman" w:hAnsi="Times New Roman" w:cs="Times New Roman"/>
+          <w:sz w:val="24"/>
+          <w:szCs w:val="24"/>
+        </w:rPr>
+        <w:t>text</w:t>
+      </w:r>
+      <w:proofErr w:type="spellEnd"/>
+      <w:r>
+        <w:rPr>
+          <w:rFonts w:ascii="Times New Roman" w:hAnsi="Times New Roman" w:cs="Times New Roman"/>
+          <w:sz w:val="24"/>
+          <w:szCs w:val="24"/>
+        </w:rPr>
+        <w:t xml:space="preserve"> </w:t>
+      </w:r>
+      <w:proofErr w:type="spellStart"/>
+      <w:r>
+        <w:rPr>
+          <w:rFonts w:ascii="Times New Roman" w:hAnsi="Times New Roman" w:cs="Times New Roman"/>
+          <w:sz w:val="24"/>
+          <w:szCs w:val="24"/>
+        </w:rPr>
+        <w:t>text</w:t>
+      </w:r>
+      <w:proofErr w:type="spellEnd"/>
+      <w:r>
+        <w:rPr>
+          <w:rFonts w:ascii="Times New Roman" w:hAnsi="Times New Roman" w:cs="Times New Roman"/>
+          <w:sz w:val="24"/>
+          <w:szCs w:val="24"/>
+        </w:rPr>
+        <w:t xml:space="preserve"> </w:t>
+      </w:r>
+      <w:proofErr w:type="spellStart"/>
+      <w:r>
+        <w:rPr>
+          <w:rFonts w:ascii="Times New Roman" w:hAnsi="Times New Roman" w:cs="Times New Roman"/>
+          <w:sz w:val="24"/>
+          <w:szCs w:val="24"/>
+        </w:rPr>
+        <w:t>text</w:t>
+      </w:r>
+      <w:proofErr w:type="spellEnd"/>
+      <w:r>
+        <w:rPr>
+          <w:rFonts w:ascii="Times New Roman" w:hAnsi="Times New Roman" w:cs="Times New Roman"/>
+          <w:sz w:val="24"/>
+          <w:szCs w:val="24"/>
+        </w:rPr>
+        <w:t xml:space="preserve"> </w:t>
+      </w:r>
+      <w:proofErr w:type="spellStart"/>
+      <w:r>
+        <w:rPr>
+          <w:rFonts w:ascii="Times New Roman" w:hAnsi="Times New Roman" w:cs="Times New Roman"/>
+          <w:sz w:val="24"/>
+          <w:szCs w:val="24"/>
+        </w:rPr>
+        <w:t>text</w:t>
+      </w:r>
+      <w:proofErr w:type="spellEnd"/>
+      <w:r>
+        <w:rPr>
+          <w:rFonts w:ascii="Times New Roman" w:hAnsi="Times New Roman" w:cs="Times New Roman"/>
+          <w:sz w:val="24"/>
+          <w:szCs w:val="24"/>
+        </w:rPr>
+        <w:t xml:space="preserve"> </w:t>
+      </w:r>
+      <w:proofErr w:type="spellStart"/>
+      <w:r>
+        <w:rPr>
+          <w:rFonts w:ascii="Times New Roman" w:hAnsi="Times New Roman" w:cs="Times New Roman"/>
+          <w:sz w:val="24"/>
+          <w:szCs w:val="24"/>
+        </w:rPr>
+        <w:t>text</w:t>
+      </w:r>
+      <w:proofErr w:type="spellEnd"/>
+      <w:r>
+        <w:rPr>
+          <w:rFonts w:ascii="Times New Roman" w:hAnsi="Times New Roman" w:cs="Times New Roman"/>
+          <w:sz w:val="24"/>
+          <w:szCs w:val="24"/>
+        </w:rPr>
+        <w:t xml:space="preserve"> </w:t>
+      </w:r>
+      <w:proofErr w:type="spellStart"/>
+      <w:r>
+        <w:rPr>
+          <w:rFonts w:ascii="Times New Roman" w:hAnsi="Times New Roman" w:cs="Times New Roman"/>
+          <w:sz w:val="24"/>
+          <w:szCs w:val="24"/>
+        </w:rPr>
+        <w:t>text</w:t>
+      </w:r>
+      <w:proofErr w:type="spellEnd"/>
+      <w:r>
+        <w:rPr>
+          <w:rFonts w:ascii="Times New Roman" w:hAnsi="Times New Roman" w:cs="Times New Roman"/>
+          <w:sz w:val="24"/>
+          <w:szCs w:val="24"/>
+        </w:rPr>
+        <w:t xml:space="preserve"> </w:t>
+      </w:r>
+      <w:proofErr w:type="spellStart"/>
+      <w:r>
+        <w:rPr>
+          <w:rFonts w:ascii="Times New Roman" w:hAnsi="Times New Roman" w:cs="Times New Roman"/>
+          <w:sz w:val="24"/>
+          <w:szCs w:val="24"/>
+        </w:rPr>
+        <w:t>text</w:t>
+      </w:r>
+      <w:proofErr w:type="spellEnd"/>
+      <w:r>
+        <w:rPr>
+          <w:rFonts w:ascii="Times New Roman" w:hAnsi="Times New Roman" w:cs="Times New Roman"/>
+          <w:sz w:val="24"/>
+          <w:szCs w:val="24"/>
+        </w:rPr>
+        <w:t xml:space="preserve"> </w:t>
+      </w:r>
+      <w:proofErr w:type="spellStart"/>
+      <w:r>
+        <w:rPr>
+          <w:rFonts w:ascii="Times New Roman" w:hAnsi="Times New Roman" w:cs="Times New Roman"/>
+          <w:sz w:val="24"/>
+          <w:szCs w:val="24"/>
+        </w:rPr>
+        <w:t>text</w:t>
+      </w:r>
+      <w:proofErr w:type="spellEnd"/>
+      <w:r>
+        <w:rPr>
+          <w:rFonts w:ascii="Times New Roman" w:hAnsi="Times New Roman" w:cs="Times New Roman"/>
+          <w:sz w:val="24"/>
+          <w:szCs w:val="24"/>
+        </w:rPr>
+        <w:t xml:space="preserve"> </w:t>
+      </w:r>
+      <w:proofErr w:type="spellStart"/>
+      <w:r>
+        <w:rPr>
+          <w:rFonts w:ascii="Times New Roman" w:hAnsi="Times New Roman" w:cs="Times New Roman"/>
+          <w:sz w:val="24"/>
+          <w:szCs w:val="24"/>
+        </w:rPr>
+        <w:t>text</w:t>
+      </w:r>
+      <w:proofErr w:type="spellEnd"/>
+      <w:r>
+        <w:rPr>
+          <w:rFonts w:ascii="Times New Roman" w:hAnsi="Times New Roman" w:cs="Times New Roman"/>
+          <w:sz w:val="24"/>
+          <w:szCs w:val="24"/>
+        </w:rPr>
+        <w:t xml:space="preserve"> </w:t>
+      </w:r>
+      <w:proofErr w:type="spellStart"/>
+      <w:r>
+        <w:rPr>
+          <w:rFonts w:ascii="Times New Roman" w:hAnsi="Times New Roman" w:cs="Times New Roman"/>
+          <w:sz w:val="24"/>
+          <w:szCs w:val="24"/>
+        </w:rPr>
+        <w:t>text</w:t>
+      </w:r>
+      <w:proofErr w:type="spellEnd"/>
+      <w:r>
+        <w:rPr>
+          <w:rFonts w:ascii="Times New Roman" w:hAnsi="Times New Roman" w:cs="Times New Roman"/>
+          <w:sz w:val="24"/>
+          <w:szCs w:val="24"/>
+        </w:rPr>
+        <w:t xml:space="preserve"> </w:t>
+      </w:r>
+      <w:proofErr w:type="spellStart"/>
+      <w:r>
+        <w:rPr>
+          <w:rFonts w:ascii="Times New Roman" w:hAnsi="Times New Roman" w:cs="Times New Roman"/>
+          <w:sz w:val="24"/>
+          <w:szCs w:val="24"/>
+        </w:rPr>
+        <w:t>text</w:t>
+      </w:r>
+      <w:proofErr w:type="spellEnd"/>
+      <w:r>
+        <w:rPr>
+          <w:rFonts w:ascii="Times New Roman" w:hAnsi="Times New Roman" w:cs="Times New Roman"/>
+          <w:sz w:val="24"/>
+          <w:szCs w:val="24"/>
+        </w:rPr>
+        <w:t xml:space="preserve"> </w:t>
+      </w:r>
+      <w:proofErr w:type="spellStart"/>
+      <w:r>
+        <w:rPr>
+          <w:rFonts w:ascii="Times New Roman" w:hAnsi="Times New Roman" w:cs="Times New Roman"/>
+          <w:sz w:val="24"/>
+          <w:szCs w:val="24"/>
+        </w:rPr>
+        <w:t>text</w:t>
+      </w:r>
+      <w:proofErr w:type="spellEnd"/>
+      <w:r>
+        <w:rPr>
+          <w:rFonts w:ascii="Times New Roman" w:hAnsi="Times New Roman" w:cs="Times New Roman"/>
+          <w:sz w:val="24"/>
+          <w:szCs w:val="24"/>
+        </w:rPr>
+        <w:t xml:space="preserve"> </w:t>
+      </w:r>
+      <w:proofErr w:type="spellStart"/>
+      <w:r>
+        <w:rPr>
+          <w:rFonts w:ascii="Times New Roman" w:hAnsi="Times New Roman" w:cs="Times New Roman"/>
+          <w:sz w:val="24"/>
+          <w:szCs w:val="24"/>
+        </w:rPr>
+        <w:t>text</w:t>
+      </w:r>
+      <w:proofErr w:type="spellEnd"/>
+      <w:r>
+        <w:rPr>
+          <w:rFonts w:ascii="Times New Roman" w:hAnsi="Times New Roman" w:cs="Times New Roman"/>
+          <w:sz w:val="24"/>
+          <w:szCs w:val="24"/>
+        </w:rPr>
+        <w:t xml:space="preserve"> </w:t>
+      </w:r>
+      <w:proofErr w:type="spellStart"/>
+      <w:r>
+        <w:rPr>
+          <w:rFonts w:ascii="Times New Roman" w:hAnsi="Times New Roman" w:cs="Times New Roman"/>
+          <w:sz w:val="24"/>
+          <w:szCs w:val="24"/>
+        </w:rPr>
+        <w:t>text</w:t>
+      </w:r>
+      <w:proofErr w:type="spellEnd"/>
+      <w:r>
+        <w:rPr>
+          <w:rFonts w:ascii="Times New Roman" w:hAnsi="Times New Roman" w:cs="Times New Roman"/>
+          <w:sz w:val="24"/>
+          <w:szCs w:val="24"/>
+        </w:rPr>
+        <w:t xml:space="preserve"> </w:t>
+      </w:r>
+      <w:proofErr w:type="spellStart"/>
+      <w:r>
+        <w:rPr>
+          <w:rFonts w:ascii="Times New Roman" w:hAnsi="Times New Roman" w:cs="Times New Roman"/>
+          <w:sz w:val="24"/>
+          <w:szCs w:val="24"/>
+        </w:rPr>
+        <w:t>text</w:t>
+      </w:r>
+      <w:proofErr w:type="spellEnd"/>
+      <w:r>
+        <w:rPr>
+          <w:rFonts w:ascii="Times New Roman" w:hAnsi="Times New Roman" w:cs="Times New Roman"/>
+          <w:sz w:val="24"/>
+          <w:szCs w:val="24"/>
+        </w:rPr>
+        <w:t xml:space="preserve"> </w:t>
+      </w:r>
+      <w:proofErr w:type="spellStart"/>
+      <w:r>
+        <w:rPr>
+          <w:rFonts w:ascii="Times New Roman" w:hAnsi="Times New Roman" w:cs="Times New Roman"/>
+          <w:sz w:val="24"/>
+          <w:szCs w:val="24"/>
+        </w:rPr>
+        <w:t>text</w:t>
+      </w:r>
+      <w:proofErr w:type="spellEnd"/>
+      <w:r>
+        <w:rPr>
+          <w:rFonts w:ascii="Times New Roman" w:hAnsi="Times New Roman" w:cs="Times New Roman"/>
+          <w:sz w:val="24"/>
+          <w:szCs w:val="24"/>
+        </w:rPr>
+        <w:t xml:space="preserve"> </w:t>
+      </w:r>
+      <w:proofErr w:type="spellStart"/>
+      <w:r>
+        <w:rPr>
+          <w:rFonts w:ascii="Times New Roman" w:hAnsi="Times New Roman" w:cs="Times New Roman"/>
+          <w:sz w:val="24"/>
+          <w:szCs w:val="24"/>
+        </w:rPr>
+        <w:t>text</w:t>
+      </w:r>
+      <w:proofErr w:type="spellEnd"/>
+      <w:r>
+        <w:rPr>
+          <w:rFonts w:ascii="Times New Roman" w:hAnsi="Times New Roman" w:cs="Times New Roman"/>
+          <w:sz w:val="24"/>
+          <w:szCs w:val="24"/>
+        </w:rPr>
+        <w:t xml:space="preserve"> </w:t>
+      </w:r>
+      <w:proofErr w:type="spellStart"/>
+      <w:r>
+        <w:rPr>
+          <w:rFonts w:ascii="Times New Roman" w:hAnsi="Times New Roman" w:cs="Times New Roman"/>
+          <w:sz w:val="24"/>
+          <w:szCs w:val="24"/>
+        </w:rPr>
+        <w:t>text</w:t>
+      </w:r>
+      <w:proofErr w:type="spellEnd"/>
+      <w:r>
+        <w:rPr>
+          <w:rFonts w:ascii="Times New Roman" w:hAnsi="Times New Roman" w:cs="Times New Roman"/>
+          <w:sz w:val="24"/>
+          <w:szCs w:val="24"/>
+        </w:rPr>
+        <w:t xml:space="preserve"> </w:t>
+      </w:r>
+      <w:proofErr w:type="spellStart"/>
+      <w:r>
+        <w:rPr>
+          <w:rFonts w:ascii="Times New Roman" w:hAnsi="Times New Roman" w:cs="Times New Roman"/>
+          <w:sz w:val="24"/>
+          <w:szCs w:val="24"/>
+        </w:rPr>
+        <w:t>text</w:t>
+      </w:r>
+      <w:proofErr w:type="spellEnd"/>
+      <w:r>
+        <w:rPr>
+          <w:rFonts w:ascii="Times New Roman" w:hAnsi="Times New Roman" w:cs="Times New Roman"/>
+          <w:sz w:val="24"/>
+          <w:szCs w:val="24"/>
+        </w:rPr>
+        <w:t xml:space="preserve"> </w:t>
+      </w:r>
+      <w:proofErr w:type="spellStart"/>
+      <w:r>
+        <w:rPr>
+          <w:rFonts w:ascii="Times New Roman" w:hAnsi="Times New Roman" w:cs="Times New Roman"/>
+          <w:sz w:val="24"/>
+          <w:szCs w:val="24"/>
+        </w:rPr>
+        <w:t>text</w:t>
+      </w:r>
+      <w:proofErr w:type="spellEnd"/>
+      <w:r>
+        <w:rPr>
+          <w:rFonts w:ascii="Times New Roman" w:hAnsi="Times New Roman" w:cs="Times New Roman"/>
+          <w:sz w:val="24"/>
+          <w:szCs w:val="24"/>
+        </w:rPr>
+        <w:t xml:space="preserve"> </w:t>
+      </w:r>
+      <w:proofErr w:type="spellStart"/>
+      <w:r>
+        <w:rPr>
+          <w:rFonts w:ascii="Times New Roman" w:hAnsi="Times New Roman" w:cs="Times New Roman"/>
+          <w:sz w:val="24"/>
+          <w:szCs w:val="24"/>
+        </w:rPr>
+        <w:t>text</w:t>
+      </w:r>
+      <w:proofErr w:type="spellEnd"/>
+      <w:r>
+        <w:rPr>
+          <w:rFonts w:ascii="Times New Roman" w:hAnsi="Times New Roman" w:cs="Times New Roman"/>
+          <w:sz w:val="24"/>
+          <w:szCs w:val="24"/>
+        </w:rPr>
+        <w:t xml:space="preserve"> </w:t>
+      </w:r>
+      <w:proofErr w:type="spellStart"/>
+      <w:r>
+        <w:rPr>
+          <w:rFonts w:ascii="Times New Roman" w:hAnsi="Times New Roman" w:cs="Times New Roman"/>
+          <w:sz w:val="24"/>
+          <w:szCs w:val="24"/>
+        </w:rPr>
+        <w:t>text</w:t>
+      </w:r>
+      <w:proofErr w:type="spellEnd"/>
+      <w:r>
+        <w:rPr>
+          <w:rFonts w:ascii="Times New Roman" w:hAnsi="Times New Roman" w:cs="Times New Roman"/>
+          <w:sz w:val="24"/>
+          <w:szCs w:val="24"/>
+        </w:rPr>
+        <w:t xml:space="preserve"> </w:t>
+      </w:r>
+      <w:proofErr w:type="spellStart"/>
+      <w:r>
+        <w:rPr>
+          <w:rFonts w:ascii="Times New Roman" w:hAnsi="Times New Roman" w:cs="Times New Roman"/>
+          <w:sz w:val="24"/>
+          <w:szCs w:val="24"/>
+        </w:rPr>
+        <w:t>text</w:t>
+      </w:r>
+      <w:proofErr w:type="spellEnd"/>
+      <w:r>
+        <w:rPr>
+          <w:rFonts w:ascii="Times New Roman" w:hAnsi="Times New Roman" w:cs="Times New Roman"/>
+          <w:sz w:val="24"/>
+          <w:szCs w:val="24"/>
+        </w:rPr>
+        <w:t xml:space="preserve"> </w:t>
+      </w:r>
+      <w:proofErr w:type="spellStart"/>
+      <w:r>
+        <w:rPr>
+          <w:rFonts w:ascii="Times New Roman" w:hAnsi="Times New Roman" w:cs="Times New Roman"/>
+          <w:sz w:val="24"/>
+          <w:szCs w:val="24"/>
+        </w:rPr>
+        <w:t>text</w:t>
+      </w:r>
+      <w:proofErr w:type="spellEnd"/>
+      <w:r>
+        <w:rPr>
+          <w:rFonts w:ascii="Times New Roman" w:hAnsi="Times New Roman" w:cs="Times New Roman"/>
+          <w:sz w:val="24"/>
+          <w:szCs w:val="24"/>
+        </w:rPr>
+        <w:t xml:space="preserve"> </w:t>
+      </w:r>
+      <w:proofErr w:type="spellStart"/>
+      <w:r>
+        <w:rPr>
+          <w:rFonts w:ascii="Times New Roman" w:hAnsi="Times New Roman" w:cs="Times New Roman"/>
+          <w:sz w:val="24"/>
+          <w:szCs w:val="24"/>
+        </w:rPr>
+        <w:t>text</w:t>
+      </w:r>
+      <w:proofErr w:type="spellEnd"/>
+      <w:r>
+        <w:rPr>
+          <w:rFonts w:ascii="Times New Roman" w:hAnsi="Times New Roman" w:cs="Times New Roman"/>
+          <w:sz w:val="24"/>
+          <w:szCs w:val="24"/>
+        </w:rPr>
+        <w:t xml:space="preserve"> </w:t>
+      </w:r>
+      <w:proofErr w:type="spellStart"/>
+      <w:r>
+        <w:rPr>
+          <w:rFonts w:ascii="Times New Roman" w:hAnsi="Times New Roman" w:cs="Times New Roman"/>
+          <w:sz w:val="24"/>
+          <w:szCs w:val="24"/>
+        </w:rPr>
+        <w:t>text</w:t>
+      </w:r>
+      <w:proofErr w:type="spellEnd"/>
+      <w:r>
+        <w:rPr>
+          <w:rFonts w:ascii="Times New Roman" w:hAnsi="Times New Roman" w:cs="Times New Roman"/>
+          <w:sz w:val="24"/>
+          <w:szCs w:val="24"/>
+        </w:rPr>
+        <w:t xml:space="preserve"> </w:t>
+      </w:r>
+      <w:proofErr w:type="spellStart"/>
+      <w:r>
+        <w:rPr>
+          <w:rFonts w:ascii="Times New Roman" w:hAnsi="Times New Roman" w:cs="Times New Roman"/>
+          <w:sz w:val="24"/>
+          <w:szCs w:val="24"/>
+        </w:rPr>
+        <w:t>text</w:t>
+      </w:r>
+      <w:proofErr w:type="spellEnd"/>
+      <w:r>
+        <w:rPr>
+          <w:rFonts w:ascii="Times New Roman" w:hAnsi="Times New Roman" w:cs="Times New Roman"/>
+          <w:sz w:val="24"/>
+          <w:szCs w:val="24"/>
+        </w:rPr>
+        <w:t xml:space="preserve"> </w:t>
+      </w:r>
+      <w:proofErr w:type="spellStart"/>
+      <w:r>
+        <w:rPr>
+          <w:rFonts w:ascii="Times New Roman" w:hAnsi="Times New Roman" w:cs="Times New Roman"/>
+          <w:sz w:val="24"/>
+          <w:szCs w:val="24"/>
+        </w:rPr>
+        <w:t>text</w:t>
+      </w:r>
+      <w:proofErr w:type="spellEnd"/>
+      <w:r>
+        <w:rPr>
+          <w:rFonts w:ascii="Times New Roman" w:hAnsi="Times New Roman" w:cs="Times New Roman"/>
+          <w:sz w:val="24"/>
+          <w:szCs w:val="24"/>
+        </w:rPr>
+        <w:t xml:space="preserve"> </w:t>
+      </w:r>
+      <w:proofErr w:type="spellStart"/>
+      <w:r>
+        <w:rPr>
+          <w:rFonts w:ascii="Times New Roman" w:hAnsi="Times New Roman" w:cs="Times New Roman"/>
+          <w:sz w:val="24"/>
+          <w:szCs w:val="24"/>
+        </w:rPr>
+        <w:t>text</w:t>
+      </w:r>
+      <w:proofErr w:type="spellEnd"/>
+      <w:r>
+        <w:rPr>
+          <w:rFonts w:ascii="Times New Roman" w:hAnsi="Times New Roman" w:cs="Times New Roman"/>
+          <w:sz w:val="24"/>
+          <w:szCs w:val="24"/>
+        </w:rPr>
+        <w:t xml:space="preserve"> </w:t>
+      </w:r>
+      <w:proofErr w:type="spellStart"/>
+      <w:r>
+        <w:rPr>
+          <w:rFonts w:ascii="Times New Roman" w:hAnsi="Times New Roman" w:cs="Times New Roman"/>
+          <w:sz w:val="24"/>
+          <w:szCs w:val="24"/>
+        </w:rPr>
+        <w:t>text</w:t>
+      </w:r>
+      <w:proofErr w:type="spellEnd"/>
+      <w:r>
+        <w:rPr>
+          <w:rFonts w:ascii="Times New Roman" w:hAnsi="Times New Roman" w:cs="Times New Roman"/>
+          <w:sz w:val="24"/>
+          <w:szCs w:val="24"/>
+        </w:rPr>
+        <w:t xml:space="preserve"> </w:t>
+      </w:r>
+      <w:proofErr w:type="spellStart"/>
+      <w:r>
+        <w:rPr>
+          <w:rFonts w:ascii="Times New Roman" w:hAnsi="Times New Roman" w:cs="Times New Roman"/>
+          <w:sz w:val="24"/>
+          <w:szCs w:val="24"/>
+        </w:rPr>
+        <w:t>text</w:t>
+      </w:r>
+      <w:proofErr w:type="spellEnd"/>
+      <w:r>
+        <w:rPr>
+          <w:rFonts w:ascii="Times New Roman" w:hAnsi="Times New Roman" w:cs="Times New Roman"/>
+          <w:sz w:val="24"/>
+          <w:szCs w:val="24"/>
+        </w:rPr>
+        <w:t xml:space="preserve"> </w:t>
+      </w:r>
+      <w:proofErr w:type="spellStart"/>
+      <w:r>
+        <w:rPr>
+          <w:rFonts w:ascii="Times New Roman" w:hAnsi="Times New Roman" w:cs="Times New Roman"/>
+          <w:sz w:val="24"/>
+          <w:szCs w:val="24"/>
+        </w:rPr>
+        <w:t>text</w:t>
+      </w:r>
+      <w:proofErr w:type="spellEnd"/>
+      <w:r>
+        <w:rPr>
+          <w:rFonts w:ascii="Times New Roman" w:hAnsi="Times New Roman" w:cs="Times New Roman"/>
+          <w:sz w:val="24"/>
+          <w:szCs w:val="24"/>
+        </w:rPr>
+        <w:t xml:space="preserve"> </w:t>
+      </w:r>
+      <w:proofErr w:type="spellStart"/>
+      <w:r>
+        <w:rPr>
+          <w:rFonts w:ascii="Times New Roman" w:hAnsi="Times New Roman" w:cs="Times New Roman"/>
+          <w:sz w:val="24"/>
+          <w:szCs w:val="24"/>
+        </w:rPr>
+        <w:t>text</w:t>
+      </w:r>
+      <w:proofErr w:type="spellEnd"/>
+      <w:r>
+        <w:rPr>
+          <w:rFonts w:ascii="Times New Roman" w:hAnsi="Times New Roman" w:cs="Times New Roman"/>
+          <w:sz w:val="24"/>
+          <w:szCs w:val="24"/>
+        </w:rPr>
+        <w:t xml:space="preserve"> </w:t>
+      </w:r>
+      <w:proofErr w:type="spellStart"/>
+      <w:r>
+        <w:rPr>
+          <w:rFonts w:ascii="Times New Roman" w:hAnsi="Times New Roman" w:cs="Times New Roman"/>
+          <w:sz w:val="24"/>
+          <w:szCs w:val="24"/>
+        </w:rPr>
+        <w:t>text</w:t>
+      </w:r>
+      <w:proofErr w:type="spellEnd"/>
+      <w:r>
+        <w:rPr>
+          <w:rFonts w:ascii="Times New Roman" w:hAnsi="Times New Roman" w:cs="Times New Roman"/>
+          <w:sz w:val="24"/>
+          <w:szCs w:val="24"/>
+        </w:rPr>
+        <w:t xml:space="preserve"> </w:t>
+      </w:r>
+      <w:proofErr w:type="spellStart"/>
+      <w:r>
+        <w:rPr>
+          <w:rFonts w:ascii="Times New Roman" w:hAnsi="Times New Roman" w:cs="Times New Roman"/>
+          <w:sz w:val="24"/>
+          <w:szCs w:val="24"/>
+        </w:rPr>
+        <w:t>text</w:t>
+      </w:r>
+      <w:proofErr w:type="spellEnd"/>
+      <w:r>
+        <w:rPr>
+          <w:rFonts w:ascii="Times New Roman" w:hAnsi="Times New Roman" w:cs="Times New Roman"/>
+          <w:sz w:val="24"/>
+          <w:szCs w:val="24"/>
+        </w:rPr>
+        <w:t xml:space="preserve"> </w:t>
+      </w:r>
+      <w:proofErr w:type="spellStart"/>
+      <w:r>
+        <w:rPr>
+          <w:rFonts w:ascii="Times New Roman" w:hAnsi="Times New Roman" w:cs="Times New Roman"/>
+          <w:sz w:val="24"/>
+          <w:szCs w:val="24"/>
+        </w:rPr>
+        <w:t>text</w:t>
+      </w:r>
+      <w:proofErr w:type="spellEnd"/>
+      <w:r>
+        <w:rPr>
+          <w:rFonts w:ascii="Times New Roman" w:hAnsi="Times New Roman" w:cs="Times New Roman"/>
+          <w:sz w:val="24"/>
+          <w:szCs w:val="24"/>
+        </w:rPr>
+        <w:t xml:space="preserve"> </w:t>
+      </w:r>
+      <w:proofErr w:type="spellStart"/>
+      <w:r>
+        <w:rPr>
+          <w:rFonts w:ascii="Times New Roman" w:hAnsi="Times New Roman" w:cs="Times New Roman"/>
+          <w:sz w:val="24"/>
+          <w:szCs w:val="24"/>
+        </w:rPr>
+        <w:t>text</w:t>
+      </w:r>
+      <w:proofErr w:type="spellEnd"/>
+      <w:r>
+        <w:rPr>
+          <w:rFonts w:ascii="Times New Roman" w:hAnsi="Times New Roman" w:cs="Times New Roman"/>
+          <w:sz w:val="24"/>
+          <w:szCs w:val="24"/>
+        </w:rPr>
+        <w:t xml:space="preserve"> </w:t>
+      </w:r>
+      <w:proofErr w:type="spellStart"/>
+      <w:r>
+        <w:rPr>
+          <w:rFonts w:ascii="Times New Roman" w:hAnsi="Times New Roman" w:cs="Times New Roman"/>
+          <w:sz w:val="24"/>
+          <w:szCs w:val="24"/>
+        </w:rPr>
+        <w:t>text</w:t>
+      </w:r>
+      <w:proofErr w:type="spellEnd"/>
+      <w:r>
+        <w:rPr>
+          <w:rFonts w:ascii="Times New Roman" w:hAnsi="Times New Roman" w:cs="Times New Roman"/>
+          <w:sz w:val="24"/>
+          <w:szCs w:val="24"/>
+        </w:rPr>
+        <w:t xml:space="preserve"> </w:t>
+      </w:r>
+      <w:proofErr w:type="spellStart"/>
+      <w:r>
+        <w:rPr>
+          <w:rFonts w:ascii="Times New Roman" w:hAnsi="Times New Roman" w:cs="Times New Roman"/>
+          <w:sz w:val="24"/>
+          <w:szCs w:val="24"/>
+        </w:rPr>
+        <w:t>text</w:t>
+      </w:r>
+      <w:proofErr w:type="spellEnd"/>
+      <w:r>
+        <w:rPr>
+          <w:rFonts w:ascii="Times New Roman" w:hAnsi="Times New Roman" w:cs="Times New Roman"/>
+          <w:sz w:val="24"/>
+          <w:szCs w:val="24"/>
+        </w:rPr>
+        <w:t xml:space="preserve"> </w:t>
+      </w:r>
+      <w:proofErr w:type="spellStart"/>
+      <w:r>
+        <w:rPr>
+          <w:rFonts w:ascii="Times New Roman" w:hAnsi="Times New Roman" w:cs="Times New Roman"/>
+          <w:sz w:val="24"/>
+          <w:szCs w:val="24"/>
+        </w:rPr>
+        <w:t>text</w:t>
+      </w:r>
+      <w:proofErr w:type="spellEnd"/>
+      <w:r>
+        <w:rPr>
+          <w:rFonts w:ascii="Times New Roman" w:hAnsi="Times New Roman" w:cs="Times New Roman"/>
+          <w:sz w:val="24"/>
+          <w:szCs w:val="24"/>
+        </w:rPr>
+        <w:t xml:space="preserve"> </w:t>
+      </w:r>
+      <w:proofErr w:type="spellStart"/>
+      <w:r>
+        <w:rPr>
+          <w:rFonts w:ascii="Times New Roman" w:hAnsi="Times New Roman" w:cs="Times New Roman"/>
+          <w:sz w:val="24"/>
+          <w:szCs w:val="24"/>
+        </w:rPr>
+        <w:t>text</w:t>
+      </w:r>
+      <w:proofErr w:type="spellEnd"/>
+      <w:r>
+        <w:rPr>
+          <w:rFonts w:ascii="Times New Roman" w:hAnsi="Times New Roman" w:cs="Times New Roman"/>
+          <w:sz w:val="24"/>
+          <w:szCs w:val="24"/>
+        </w:rPr>
+        <w:t xml:space="preserve"> </w:t>
+      </w:r>
+      <w:proofErr w:type="spellStart"/>
+      <w:r>
+        <w:rPr>
+          <w:rFonts w:ascii="Times New Roman" w:hAnsi="Times New Roman" w:cs="Times New Roman"/>
+          <w:sz w:val="24"/>
+          <w:szCs w:val="24"/>
+        </w:rPr>
+        <w:t>text</w:t>
+      </w:r>
+      <w:proofErr w:type="spellEnd"/>
+      <w:r>
+        <w:rPr>
+          <w:rFonts w:ascii="Times New Roman" w:hAnsi="Times New Roman" w:cs="Times New Roman"/>
+          <w:sz w:val="24"/>
+          <w:szCs w:val="24"/>
+        </w:rPr>
+        <w:t xml:space="preserve"> </w:t>
+      </w:r>
+      <w:proofErr w:type="spellStart"/>
+      <w:r>
+        <w:rPr>
+          <w:rFonts w:ascii="Times New Roman" w:hAnsi="Times New Roman" w:cs="Times New Roman"/>
+          <w:sz w:val="24"/>
+          <w:szCs w:val="24"/>
+        </w:rPr>
+        <w:t>text</w:t>
+      </w:r>
+      <w:proofErr w:type="spellEnd"/>
+      <w:r>
+        <w:rPr>
+          <w:rFonts w:ascii="Times New Roman" w:hAnsi="Times New Roman" w:cs="Times New Roman"/>
+          <w:sz w:val="24"/>
+          <w:szCs w:val="24"/>
+        </w:rPr>
+        <w:t xml:space="preserve"> </w:t>
+      </w:r>
+      <w:proofErr w:type="spellStart"/>
+      <w:r>
+        <w:rPr>
+          <w:rFonts w:ascii="Times New Roman" w:hAnsi="Times New Roman" w:cs="Times New Roman"/>
+          <w:sz w:val="24"/>
+          <w:szCs w:val="24"/>
+        </w:rPr>
+        <w:t>text</w:t>
+      </w:r>
+      <w:proofErr w:type="spellEnd"/>
+      <w:r>
+        <w:rPr>
+          <w:rFonts w:ascii="Times New Roman" w:hAnsi="Times New Roman" w:cs="Times New Roman"/>
+          <w:sz w:val="24"/>
+          <w:szCs w:val="24"/>
+        </w:rPr>
+        <w:t xml:space="preserve"> </w:t>
+      </w:r>
+      <w:proofErr w:type="spellStart"/>
+      <w:r>
+        <w:rPr>
+          <w:rFonts w:ascii="Times New Roman" w:hAnsi="Times New Roman" w:cs="Times New Roman"/>
+          <w:sz w:val="24"/>
+          <w:szCs w:val="24"/>
+        </w:rPr>
+        <w:t>text</w:t>
+      </w:r>
+      <w:proofErr w:type="spellEnd"/>
+      <w:r>
+        <w:rPr>
+          <w:rFonts w:ascii="Times New Roman" w:hAnsi="Times New Roman" w:cs="Times New Roman"/>
+          <w:sz w:val="24"/>
+          <w:szCs w:val="24"/>
+        </w:rPr>
+        <w:t xml:space="preserve"> </w:t>
+      </w:r>
+      <w:proofErr w:type="spellStart"/>
+      <w:r>
+        <w:rPr>
+          <w:rFonts w:ascii="Times New Roman" w:hAnsi="Times New Roman" w:cs="Times New Roman"/>
+          <w:sz w:val="24"/>
+          <w:szCs w:val="24"/>
+        </w:rPr>
+        <w:t>text</w:t>
+      </w:r>
+      <w:proofErr w:type="spellEnd"/>
+      <w:r>
+        <w:rPr>
+          <w:rFonts w:ascii="Times New Roman" w:hAnsi="Times New Roman" w:cs="Times New Roman"/>
+          <w:sz w:val="24"/>
+          <w:szCs w:val="24"/>
+        </w:rPr>
+        <w:t xml:space="preserve"> </w:t>
+      </w:r>
+      <w:proofErr w:type="spellStart"/>
+      <w:r>
+        <w:rPr>
+          <w:rFonts w:ascii="Times New Roman" w:hAnsi="Times New Roman" w:cs="Times New Roman"/>
+          <w:sz w:val="24"/>
+          <w:szCs w:val="24"/>
+        </w:rPr>
+        <w:t>text</w:t>
+      </w:r>
+      <w:proofErr w:type="spellEnd"/>
+      <w:r>
+        <w:rPr>
+          <w:rFonts w:ascii="Times New Roman" w:hAnsi="Times New Roman" w:cs="Times New Roman"/>
+          <w:sz w:val="24"/>
+          <w:szCs w:val="24"/>
+        </w:rPr>
+        <w:t xml:space="preserve"> </w:t>
+      </w:r>
+      <w:proofErr w:type="spellStart"/>
+      <w:r>
+        <w:rPr>
+          <w:rFonts w:ascii="Times New Roman" w:hAnsi="Times New Roman" w:cs="Times New Roman"/>
+          <w:sz w:val="24"/>
+          <w:szCs w:val="24"/>
+        </w:rPr>
+        <w:t>text</w:t>
+      </w:r>
+      <w:proofErr w:type="spellEnd"/>
+      <w:r>
+        <w:rPr>
+          <w:rFonts w:ascii="Times New Roman" w:hAnsi="Times New Roman" w:cs="Times New Roman"/>
+          <w:sz w:val="24"/>
+          <w:szCs w:val="24"/>
+        </w:rPr>
+        <w:t xml:space="preserve"> </w:t>
+      </w:r>
+      <w:proofErr w:type="spellStart"/>
+      <w:r>
+        <w:rPr>
+          <w:rFonts w:ascii="Times New Roman" w:hAnsi="Times New Roman" w:cs="Times New Roman"/>
+          <w:sz w:val="24"/>
+          <w:szCs w:val="24"/>
+        </w:rPr>
+        <w:t>text</w:t>
+      </w:r>
+      <w:proofErr w:type="spellEnd"/>
+      <w:r>
+        <w:rPr>
+          <w:rFonts w:ascii="Times New Roman" w:hAnsi="Times New Roman" w:cs="Times New Roman"/>
+          <w:sz w:val="24"/>
+          <w:szCs w:val="24"/>
+        </w:rPr>
+        <w:t xml:space="preserve"> </w:t>
+      </w:r>
+      <w:proofErr w:type="spellStart"/>
+      <w:r>
+        <w:rPr>
+          <w:rFonts w:ascii="Times New Roman" w:hAnsi="Times New Roman" w:cs="Times New Roman"/>
+          <w:sz w:val="24"/>
+          <w:szCs w:val="24"/>
+        </w:rPr>
+        <w:t>text</w:t>
+      </w:r>
+      <w:proofErr w:type="spellEnd"/>
+      <w:r>
+        <w:rPr>
+          <w:rFonts w:ascii="Times New Roman" w:hAnsi="Times New Roman" w:cs="Times New Roman"/>
+          <w:sz w:val="24"/>
+          <w:szCs w:val="24"/>
+        </w:rPr>
+        <w:t xml:space="preserve"> </w:t>
+      </w:r>
+      <w:proofErr w:type="spellStart"/>
+      <w:r>
+        <w:rPr>
+          <w:rFonts w:ascii="Times New Roman" w:hAnsi="Times New Roman" w:cs="Times New Roman"/>
+          <w:sz w:val="24"/>
+          <w:szCs w:val="24"/>
+        </w:rPr>
+        <w:t>text</w:t>
+      </w:r>
+      <w:proofErr w:type="spellEnd"/>
+      <w:r>
+        <w:rPr>
+          <w:rFonts w:ascii="Times New Roman" w:hAnsi="Times New Roman" w:cs="Times New Roman"/>
+          <w:sz w:val="24"/>
+          <w:szCs w:val="24"/>
+        </w:rPr>
+        <w:t xml:space="preserve"> </w:t>
+      </w:r>
+      <w:proofErr w:type="spellStart"/>
+      <w:r>
+        <w:rPr>
+          <w:rFonts w:ascii="Times New Roman" w:hAnsi="Times New Roman" w:cs="Times New Roman"/>
+          <w:sz w:val="24"/>
+          <w:szCs w:val="24"/>
+        </w:rPr>
+        <w:t>text</w:t>
+      </w:r>
+      <w:proofErr w:type="spellEnd"/>
+      <w:r>
+        <w:rPr>
+          <w:rFonts w:ascii="Times New Roman" w:hAnsi="Times New Roman" w:cs="Times New Roman"/>
+          <w:sz w:val="24"/>
+          <w:szCs w:val="24"/>
+        </w:rPr>
+        <w:t xml:space="preserve"> </w:t>
+      </w:r>
+      <w:proofErr w:type="spellStart"/>
+      <w:r>
+        <w:rPr>
+          <w:rFonts w:ascii="Times New Roman" w:hAnsi="Times New Roman" w:cs="Times New Roman"/>
+          <w:sz w:val="24"/>
+          <w:szCs w:val="24"/>
+        </w:rPr>
+        <w:t>text</w:t>
+      </w:r>
+      <w:proofErr w:type="spellEnd"/>
+      <w:r>
+        <w:rPr>
+          <w:rFonts w:ascii="Times New Roman" w:hAnsi="Times New Roman" w:cs="Times New Roman"/>
+          <w:sz w:val="24"/>
+          <w:szCs w:val="24"/>
+        </w:rPr>
+        <w:t xml:space="preserve"> </w:t>
+      </w:r>
+      <w:proofErr w:type="spellStart"/>
+      <w:r>
+        <w:rPr>
+          <w:rFonts w:ascii="Times New Roman" w:hAnsi="Times New Roman" w:cs="Times New Roman"/>
+          <w:sz w:val="24"/>
+          <w:szCs w:val="24"/>
+        </w:rPr>
+        <w:t>text</w:t>
+      </w:r>
+      <w:proofErr w:type="spellEnd"/>
+      <w:r>
+        <w:rPr>
+          <w:rFonts w:ascii="Times New Roman" w:hAnsi="Times New Roman" w:cs="Times New Roman"/>
+          <w:sz w:val="24"/>
+          <w:szCs w:val="24"/>
+        </w:rPr>
+        <w:t xml:space="preserve"> </w:t>
+      </w:r>
+      <w:proofErr w:type="spellStart"/>
+      <w:r>
+        <w:rPr>
+          <w:rFonts w:ascii="Times New Roman" w:hAnsi="Times New Roman" w:cs="Times New Roman"/>
+          <w:sz w:val="24"/>
+          <w:szCs w:val="24"/>
+        </w:rPr>
+        <w:t>text</w:t>
+      </w:r>
+      <w:proofErr w:type="spellEnd"/>
+      <w:r>
+        <w:rPr>
+          <w:rFonts w:ascii="Times New Roman" w:hAnsi="Times New Roman" w:cs="Times New Roman"/>
+          <w:sz w:val="24"/>
+          <w:szCs w:val="24"/>
+        </w:rPr>
+        <w:t xml:space="preserve"> </w:t>
+      </w:r>
+      <w:proofErr w:type="spellStart"/>
+      <w:r>
+        <w:rPr>
+          <w:rFonts w:ascii="Times New Roman" w:hAnsi="Times New Roman" w:cs="Times New Roman"/>
+          <w:sz w:val="24"/>
+          <w:szCs w:val="24"/>
+        </w:rPr>
+        <w:t>text</w:t>
+      </w:r>
+      <w:proofErr w:type="spellEnd"/>
+      <w:r>
+        <w:rPr>
+          <w:rFonts w:ascii="Times New Roman" w:hAnsi="Times New Roman" w:cs="Times New Roman"/>
+          <w:sz w:val="24"/>
+          <w:szCs w:val="24"/>
+        </w:rPr>
+        <w:t xml:space="preserve"> </w:t>
+      </w:r>
+      <w:proofErr w:type="spellStart"/>
+      <w:r>
+        <w:rPr>
+          <w:rFonts w:ascii="Times New Roman" w:hAnsi="Times New Roman" w:cs="Times New Roman"/>
+          <w:sz w:val="24"/>
+          <w:szCs w:val="24"/>
+        </w:rPr>
+        <w:t>text</w:t>
+      </w:r>
+      <w:proofErr w:type="spellEnd"/>
+      <w:r>
+        <w:rPr>
+          <w:rFonts w:ascii="Times New Roman" w:hAnsi="Times New Roman" w:cs="Times New Roman"/>
+          <w:sz w:val="24"/>
+          <w:szCs w:val="24"/>
+        </w:rPr>
+        <w:t xml:space="preserve"> </w:t>
+      </w:r>
+      <w:proofErr w:type="spellStart"/>
+      <w:r>
+        <w:rPr>
+          <w:rFonts w:ascii="Times New Roman" w:hAnsi="Times New Roman" w:cs="Times New Roman"/>
+          <w:sz w:val="24"/>
+          <w:szCs w:val="24"/>
+        </w:rPr>
+        <w:t>text</w:t>
+      </w:r>
+      <w:proofErr w:type="spellEnd"/>
+      <w:r>
+        <w:rPr>
+          <w:rFonts w:ascii="Times New Roman" w:hAnsi="Times New Roman" w:cs="Times New Roman"/>
+          <w:sz w:val="24"/>
+          <w:szCs w:val="24"/>
+        </w:rPr>
+        <w:t xml:space="preserve"> </w:t>
+      </w:r>
+      <w:proofErr w:type="spellStart"/>
+      <w:r>
+        <w:rPr>
+          <w:rFonts w:ascii="Times New Roman" w:hAnsi="Times New Roman" w:cs="Times New Roman"/>
+          <w:sz w:val="24"/>
+          <w:szCs w:val="24"/>
+        </w:rPr>
+        <w:t>text</w:t>
+      </w:r>
+      <w:proofErr w:type="spellEnd"/>
+      <w:r>
+        <w:rPr>
+          <w:rFonts w:ascii="Times New Roman" w:hAnsi="Times New Roman" w:cs="Times New Roman"/>
+          <w:sz w:val="24"/>
+          <w:szCs w:val="24"/>
+        </w:rPr>
+        <w:t xml:space="preserve"> </w:t>
+      </w:r>
+      <w:proofErr w:type="spellStart"/>
+      <w:r>
+        <w:rPr>
+          <w:rFonts w:ascii="Times New Roman" w:hAnsi="Times New Roman" w:cs="Times New Roman"/>
+          <w:sz w:val="24"/>
+          <w:szCs w:val="24"/>
+        </w:rPr>
+        <w:t>text</w:t>
+      </w:r>
+      <w:proofErr w:type="spellEnd"/>
+      <w:r>
+        <w:rPr>
+          <w:rFonts w:ascii="Times New Roman" w:hAnsi="Times New Roman" w:cs="Times New Roman"/>
+          <w:sz w:val="24"/>
+          <w:szCs w:val="24"/>
+        </w:rPr>
+        <w:t xml:space="preserve"> </w:t>
+      </w:r>
+      <w:proofErr w:type="spellStart"/>
+      <w:r>
+        <w:rPr>
+          <w:rFonts w:ascii="Times New Roman" w:hAnsi="Times New Roman" w:cs="Times New Roman"/>
+          <w:sz w:val="24"/>
+          <w:szCs w:val="24"/>
+        </w:rPr>
+        <w:t>text</w:t>
+      </w:r>
+      <w:proofErr w:type="spellEnd"/>
+      <w:r>
+        <w:rPr>
+          <w:rFonts w:ascii="Times New Roman" w:hAnsi="Times New Roman" w:cs="Times New Roman"/>
+          <w:sz w:val="24"/>
+          <w:szCs w:val="24"/>
+        </w:rPr>
+        <w:t xml:space="preserve"> </w:t>
+      </w:r>
+      <w:proofErr w:type="spellStart"/>
+      <w:r>
+        <w:rPr>
+          <w:rFonts w:ascii="Times New Roman" w:hAnsi="Times New Roman" w:cs="Times New Roman"/>
+          <w:sz w:val="24"/>
+          <w:szCs w:val="24"/>
+        </w:rPr>
+        <w:t>text</w:t>
+      </w:r>
+      <w:proofErr w:type="spellEnd"/>
+      <w:r>
+        <w:rPr>
+          <w:rFonts w:ascii="Times New Roman" w:hAnsi="Times New Roman" w:cs="Times New Roman"/>
+          <w:sz w:val="24"/>
+          <w:szCs w:val="24"/>
+        </w:rPr>
+        <w:t xml:space="preserve"> </w:t>
+      </w:r>
+      <w:proofErr w:type="spellStart"/>
+      <w:r>
+        <w:rPr>
+          <w:rFonts w:ascii="Times New Roman" w:hAnsi="Times New Roman" w:cs="Times New Roman"/>
+          <w:sz w:val="24"/>
+          <w:szCs w:val="24"/>
+        </w:rPr>
+        <w:t>text</w:t>
+      </w:r>
+      <w:proofErr w:type="spellEnd"/>
+      <w:r>
+        <w:rPr>
+          <w:rFonts w:ascii="Times New Roman" w:hAnsi="Times New Roman" w:cs="Times New Roman"/>
+          <w:sz w:val="24"/>
+          <w:szCs w:val="24"/>
+        </w:rPr>
+        <w:t xml:space="preserve"> </w:t>
+      </w:r>
+      <w:proofErr w:type="spellStart"/>
+      <w:r>
+        <w:rPr>
+          <w:rFonts w:ascii="Times New Roman" w:hAnsi="Times New Roman" w:cs="Times New Roman"/>
+          <w:sz w:val="24"/>
+          <w:szCs w:val="24"/>
+        </w:rPr>
+        <w:t>text</w:t>
+      </w:r>
+      <w:proofErr w:type="spellEnd"/>
+      <w:r>
+        <w:rPr>
+          <w:rFonts w:ascii="Times New Roman" w:hAnsi="Times New Roman" w:cs="Times New Roman"/>
+          <w:sz w:val="24"/>
+          <w:szCs w:val="24"/>
+        </w:rPr>
+        <w:t xml:space="preserve"> </w:t>
+      </w:r>
+      <w:proofErr w:type="spellStart"/>
+      <w:r>
+        <w:rPr>
+          <w:rFonts w:ascii="Times New Roman" w:hAnsi="Times New Roman" w:cs="Times New Roman"/>
+          <w:sz w:val="24"/>
+          <w:szCs w:val="24"/>
+        </w:rPr>
+        <w:t>text</w:t>
+      </w:r>
+      <w:proofErr w:type="spellEnd"/>
+      <w:r>
+        <w:rPr>
+          <w:rFonts w:ascii="Times New Roman" w:hAnsi="Times New Roman" w:cs="Times New Roman"/>
+          <w:sz w:val="24"/>
+          <w:szCs w:val="24"/>
+        </w:rPr>
+        <w:t xml:space="preserve"> </w:t>
+      </w:r>
+      <w:proofErr w:type="spellStart"/>
+      <w:r>
+        <w:rPr>
+          <w:rFonts w:ascii="Times New Roman" w:hAnsi="Times New Roman" w:cs="Times New Roman"/>
+          <w:sz w:val="24"/>
+          <w:szCs w:val="24"/>
+        </w:rPr>
+        <w:t>text</w:t>
+      </w:r>
+      <w:proofErr w:type="spellEnd"/>
+      <w:r>
+        <w:rPr>
+          <w:rFonts w:ascii="Times New Roman" w:hAnsi="Times New Roman" w:cs="Times New Roman"/>
+          <w:sz w:val="24"/>
+          <w:szCs w:val="24"/>
+        </w:rPr>
+        <w:t xml:space="preserve"> </w:t>
+      </w:r>
+      <w:proofErr w:type="spellStart"/>
+      <w:r>
+        <w:rPr>
+          <w:rFonts w:ascii="Times New Roman" w:hAnsi="Times New Roman" w:cs="Times New Roman"/>
+          <w:sz w:val="24"/>
+          <w:szCs w:val="24"/>
+        </w:rPr>
+        <w:t>text</w:t>
+      </w:r>
+      <w:proofErr w:type="spellEnd"/>
+      <w:r>
+        <w:rPr>
+          <w:rFonts w:ascii="Times New Roman" w:hAnsi="Times New Roman" w:cs="Times New Roman"/>
+          <w:sz w:val="24"/>
+          <w:szCs w:val="24"/>
+        </w:rPr>
+        <w:t xml:space="preserve"> </w:t>
+      </w:r>
+      <w:proofErr w:type="spellStart"/>
+      <w:r>
+        <w:rPr>
+          <w:rFonts w:ascii="Times New Roman" w:hAnsi="Times New Roman" w:cs="Times New Roman"/>
+          <w:sz w:val="24"/>
+          <w:szCs w:val="24"/>
+        </w:rPr>
+        <w:t>text</w:t>
+      </w:r>
+      <w:proofErr w:type="spellEnd"/>
+      <w:r>
+        <w:rPr>
+          <w:rFonts w:ascii="Times New Roman" w:hAnsi="Times New Roman" w:cs="Times New Roman"/>
+          <w:sz w:val="24"/>
+          <w:szCs w:val="24"/>
+        </w:rPr>
+        <w:t xml:space="preserve"> </w:t>
+      </w:r>
+      <w:proofErr w:type="spellStart"/>
+      <w:r>
+        <w:rPr>
+          <w:rFonts w:ascii="Times New Roman" w:hAnsi="Times New Roman" w:cs="Times New Roman"/>
+          <w:sz w:val="24"/>
+          <w:szCs w:val="24"/>
+        </w:rPr>
+        <w:t>text</w:t>
+      </w:r>
+      <w:proofErr w:type="spellEnd"/>
+      <w:r>
+        <w:rPr>
+          <w:rFonts w:ascii="Times New Roman" w:hAnsi="Times New Roman" w:cs="Times New Roman"/>
+          <w:sz w:val="24"/>
+          <w:szCs w:val="24"/>
+        </w:rPr>
+        <w:t xml:space="preserve"> </w:t>
+      </w:r>
+      <w:proofErr w:type="spellStart"/>
+      <w:r>
+        <w:rPr>
+          <w:rFonts w:ascii="Times New Roman" w:hAnsi="Times New Roman" w:cs="Times New Roman"/>
+          <w:sz w:val="24"/>
+          <w:szCs w:val="24"/>
+        </w:rPr>
+        <w:t>text</w:t>
+      </w:r>
+      <w:proofErr w:type="spellEnd"/>
+      <w:r>
+        <w:rPr>
+          <w:rFonts w:ascii="Times New Roman" w:hAnsi="Times New Roman" w:cs="Times New Roman"/>
+          <w:sz w:val="24"/>
+          <w:szCs w:val="24"/>
+        </w:rPr>
+        <w:t xml:space="preserve"> </w:t>
+      </w:r>
+      <w:proofErr w:type="spellStart"/>
+      <w:r>
+        <w:rPr>
+          <w:rFonts w:ascii="Times New Roman" w:hAnsi="Times New Roman" w:cs="Times New Roman"/>
+          <w:sz w:val="24"/>
+          <w:szCs w:val="24"/>
+        </w:rPr>
+        <w:t>text</w:t>
+      </w:r>
+      <w:proofErr w:type="spellEnd"/>
+      <w:r>
+        <w:rPr>
+          <w:rFonts w:ascii="Times New Roman" w:hAnsi="Times New Roman" w:cs="Times New Roman"/>
+          <w:sz w:val="24"/>
+          <w:szCs w:val="24"/>
+        </w:rPr>
+        <w:t xml:space="preserve"> </w:t>
+      </w:r>
+      <w:proofErr w:type="spellStart"/>
+      <w:r>
+        <w:rPr>
+          <w:rFonts w:ascii="Times New Roman" w:hAnsi="Times New Roman" w:cs="Times New Roman"/>
+          <w:sz w:val="24"/>
+          <w:szCs w:val="24"/>
+        </w:rPr>
+        <w:t>text</w:t>
+      </w:r>
+      <w:proofErr w:type="spellEnd"/>
+      <w:r>
+        <w:rPr>
+          <w:rFonts w:ascii="Times New Roman" w:hAnsi="Times New Roman" w:cs="Times New Roman"/>
+          <w:sz w:val="24"/>
+          <w:szCs w:val="24"/>
+        </w:rPr>
+        <w:t xml:space="preserve"> </w:t>
+      </w:r>
+      <w:proofErr w:type="spellStart"/>
+      <w:r>
+        <w:rPr>
+          <w:rFonts w:ascii="Times New Roman" w:hAnsi="Times New Roman" w:cs="Times New Roman"/>
+          <w:sz w:val="24"/>
+          <w:szCs w:val="24"/>
+        </w:rPr>
+        <w:t>text</w:t>
+      </w:r>
+      <w:proofErr w:type="spellEnd"/>
+      <w:r>
+        <w:rPr>
+          <w:rFonts w:ascii="Times New Roman" w:hAnsi="Times New Roman" w:cs="Times New Roman"/>
+          <w:sz w:val="24"/>
+          <w:szCs w:val="24"/>
+        </w:rPr>
+        <w:t xml:space="preserve"> </w:t>
+      </w:r>
+      <w:proofErr w:type="spellStart"/>
+      <w:r>
+        <w:rPr>
+          <w:rFonts w:ascii="Times New Roman" w:hAnsi="Times New Roman" w:cs="Times New Roman"/>
+          <w:sz w:val="24"/>
+          <w:szCs w:val="24"/>
+        </w:rPr>
+        <w:t>text</w:t>
+      </w:r>
+      <w:proofErr w:type="spellEnd"/>
+      <w:r>
+        <w:rPr>
+          <w:rFonts w:ascii="Times New Roman" w:hAnsi="Times New Roman" w:cs="Times New Roman"/>
+          <w:sz w:val="24"/>
+          <w:szCs w:val="24"/>
+        </w:rPr>
+        <w:t xml:space="preserve"> </w:t>
+      </w:r>
+      <w:proofErr w:type="spellStart"/>
+      <w:r>
+        <w:rPr>
+          <w:rFonts w:ascii="Times New Roman" w:hAnsi="Times New Roman" w:cs="Times New Roman"/>
+          <w:sz w:val="24"/>
+          <w:szCs w:val="24"/>
+        </w:rPr>
+        <w:t>text</w:t>
+      </w:r>
+      <w:proofErr w:type="spellEnd"/>
+      <w:r>
+        <w:rPr>
+          <w:rFonts w:ascii="Times New Roman" w:hAnsi="Times New Roman" w:cs="Times New Roman"/>
+          <w:sz w:val="24"/>
+          <w:szCs w:val="24"/>
+        </w:rPr>
+        <w:t xml:space="preserve"> </w:t>
+      </w:r>
+      <w:proofErr w:type="spellStart"/>
+      <w:r>
+        <w:rPr>
+          <w:rFonts w:ascii="Times New Roman" w:hAnsi="Times New Roman" w:cs="Times New Roman"/>
+          <w:sz w:val="24"/>
+          <w:szCs w:val="24"/>
+        </w:rPr>
+        <w:t>text</w:t>
+      </w:r>
+      <w:proofErr w:type="spellEnd"/>
+      <w:r>
+        <w:rPr>
+          <w:rFonts w:ascii="Times New Roman" w:hAnsi="Times New Roman" w:cs="Times New Roman"/>
+          <w:sz w:val="24"/>
+          <w:szCs w:val="24"/>
+        </w:rPr>
+        <w:t xml:space="preserve"> </w:t>
+      </w:r>
+      <w:proofErr w:type="spellStart"/>
+      <w:r>
+        <w:rPr>
+          <w:rFonts w:ascii="Times New Roman" w:hAnsi="Times New Roman" w:cs="Times New Roman"/>
+          <w:sz w:val="24"/>
+          <w:szCs w:val="24"/>
+        </w:rPr>
+        <w:t>text</w:t>
+      </w:r>
+      <w:proofErr w:type="spellEnd"/>
+      <w:r>
+        <w:rPr>
+          <w:rFonts w:ascii="Times New Roman" w:hAnsi="Times New Roman" w:cs="Times New Roman"/>
+          <w:sz w:val="24"/>
+          <w:szCs w:val="24"/>
+        </w:rPr>
+        <w:t xml:space="preserve"> </w:t>
+      </w:r>
+      <w:proofErr w:type="spellStart"/>
+      <w:r>
+        <w:rPr>
+          <w:rFonts w:ascii="Times New Roman" w:hAnsi="Times New Roman" w:cs="Times New Roman"/>
+          <w:sz w:val="24"/>
+          <w:szCs w:val="24"/>
+        </w:rPr>
+        <w:t>text</w:t>
+      </w:r>
+      <w:proofErr w:type="spellEnd"/>
+      <w:r>
+        <w:rPr>
+          <w:rFonts w:ascii="Times New Roman" w:hAnsi="Times New Roman" w:cs="Times New Roman"/>
+          <w:sz w:val="24"/>
+          <w:szCs w:val="24"/>
+        </w:rPr>
         <w:t>.</w:t>
       </w:r>
     </w:p>
@@ -3743,6 +5399,7 @@
           <w:sz w:val="24"/>
           <w:szCs w:val="24"/>
         </w:rPr>
+        <w:lastRenderedPageBreak/>
         <w:t>fox</w:t>
       </w:r>
       <w:r>
@@ -3783,16 +5440,7 @@
           <w:sz w:val="24"/>
           <w:szCs w:val="24"/>
         </w:rPr>
-        <w:t xml:space="preserve"> Each dispersal vector has its own probability distribution of dispersal distances, but the </w:t>
-      </w:r>
-      <w:r>
-        <w:rPr>
-          <w:rFonts w:ascii="Times New Roman" w:hAnsi="Times New Roman" w:cs="Times New Roman"/>
-          <w:sz w:val="24"/>
-          <w:szCs w:val="24"/>
-        </w:rPr>
-        <w:lastRenderedPageBreak/>
-        <w:t>total dispersal kernel goe</w:t>
+        <w:t xml:space="preserve"> Each dispersal vector has its own probability distribution of dispersal distances, but the total dispersal kernel goe</w:t>
       </w:r>
       <w:r>
         <w:rPr>
@@ -4883,7 +6531,16 @@
           <w:sz w:val="24"/>
           <w:szCs w:val="24"/>
         </w:rPr>
-        <w:t>kernel as a whole</w:t>
+        <w:t xml:space="preserve">kernel </w:t>
+      </w:r>
+      <w:r>
+        <w:rPr>
+          <w:rFonts w:ascii="Times New Roman" w:hAnsi="Times New Roman" w:cs="Times New Roman"/>
+          <w:sz w:val="24"/>
+          <w:szCs w:val="24"/>
+        </w:rPr>
+        <w:lastRenderedPageBreak/>
+        <w:t>as a whole</w:t>
       </w:r>
       <w:proofErr w:type="gramEnd"/>
       <w:r>
@@ -4940,16 +6597,7 @@
           <w:sz w:val="24"/>
           <w:szCs w:val="24"/>
         </w:rPr>
-        <w:t xml:space="preserve"> or decrease dispersal distances depending on the magnitude and direction of the wind </w:t>
-      </w:r>
-      <w:r>
-        <w:rPr>
-          <w:rFonts w:ascii="Times New Roman" w:hAnsi="Times New Roman" w:cs="Times New Roman"/>
-          <w:sz w:val="24"/>
-          <w:szCs w:val="24"/>
-        </w:rPr>
-        <w:lastRenderedPageBreak/>
-        <w:t>speed shifts</w:t>
+        <w:t xml:space="preserve"> or decrease dispersal distances depending on the magnitude and direction of the wind speed shifts</w:t>
       </w:r>
       <w:r>
         <w:rPr>
@@ -5929,6 +7577,16 @@
     </w:p>
     <w:p>
       <w:pPr>
+        <w:jc w:val="both"/>
+        <w:rPr>
+          <w:rFonts w:ascii="Times New Roman" w:hAnsi="Times New Roman" w:cs="Times New Roman"/>
+          <w:sz w:val="24"/>
+          <w:szCs w:val="24"/>
+        </w:rPr>
+      </w:pPr>
+    </w:p>
+    <w:p>
+      <w:pPr>
         <w:spacing w:line="240" w:lineRule="auto"/>
         <w:jc w:val="both"/>
         <w:rPr>
@@ -5941,7 +7599,6 @@
           <w:szCs w:val="24"/>
         </w:rPr>
       </w:pPr>
-      <w:commentRangeStart w:id="2"/>
       <w:r>
         <w:rPr>
           <w:rFonts w:ascii="Times New Roman" w:hAnsi="Times New Roman" w:cs="Times New Roman"/>
@@ -5952,15 +7609,1193 @@
           <w:sz w:val="24"/>
           <w:szCs w:val="24"/>
         </w:rPr>
+        <w:t>Demographic data</w:t>
+      </w:r>
+    </w:p>
+    <w:p>
+      <w:pPr>
+        <w:spacing w:line="240" w:lineRule="auto"/>
+        <w:ind w:firstLine="284"/>
+        <w:jc w:val="both"/>
+        <w:rPr>
+          <w:rFonts w:ascii="Times New Roman" w:hAnsi="Times New Roman" w:cs="Times New Roman"/>
+          <w:sz w:val="24"/>
+          <w:szCs w:val="24"/>
+        </w:rPr>
+      </w:pPr>
+      <w:r>
+        <w:rPr>
+          <w:rFonts w:ascii="Times New Roman" w:hAnsi="Times New Roman" w:cs="Times New Roman"/>
+          <w:i/>
+          <w:iCs/>
+          <w:sz w:val="24"/>
+          <w:szCs w:val="24"/>
+        </w:rPr>
+        <w:t xml:space="preserve">C. nutans </w:t>
+      </w:r>
+      <w:r>
+        <w:rPr>
+          <w:rFonts w:ascii="Times New Roman" w:hAnsi="Times New Roman" w:cs="Times New Roman"/>
+          <w:sz w:val="24"/>
+          <w:szCs w:val="24"/>
+        </w:rPr>
+        <w:t xml:space="preserve">and </w:t>
+      </w:r>
+      <w:r>
+        <w:rPr>
+          <w:rFonts w:ascii="Times New Roman" w:hAnsi="Times New Roman" w:cs="Times New Roman"/>
+          <w:i/>
+          <w:iCs/>
+          <w:sz w:val="24"/>
+          <w:szCs w:val="24"/>
+        </w:rPr>
+        <w:t xml:space="preserve">C. </w:t>
+      </w:r>
+      <w:proofErr w:type="spellStart"/>
+      <w:r>
+        <w:rPr>
+          <w:rFonts w:ascii="Times New Roman" w:hAnsi="Times New Roman" w:cs="Times New Roman"/>
+          <w:i/>
+          <w:iCs/>
+          <w:sz w:val="24"/>
+          <w:szCs w:val="24"/>
+        </w:rPr>
+        <w:t>acanthoides</w:t>
+      </w:r>
+      <w:proofErr w:type="spellEnd"/>
+      <w:r>
+        <w:rPr>
+          <w:rFonts w:ascii="Times New Roman" w:hAnsi="Times New Roman" w:cs="Times New Roman"/>
+          <w:i/>
+          <w:iCs/>
+          <w:sz w:val="24"/>
+          <w:szCs w:val="24"/>
+        </w:rPr>
+        <w:t xml:space="preserve"> </w:t>
+      </w:r>
+      <w:r>
+        <w:rPr>
+          <w:rFonts w:ascii="Times New Roman" w:hAnsi="Times New Roman" w:cs="Times New Roman"/>
+          <w:sz w:val="24"/>
+          <w:szCs w:val="24"/>
+        </w:rPr>
+        <w:t xml:space="preserve">from which </w:t>
+      </w:r>
+      <w:r>
+        <w:rPr>
+          <w:rFonts w:ascii="Times New Roman" w:hAnsi="Times New Roman" w:cs="Times New Roman"/>
+          <w:sz w:val="24"/>
+          <w:szCs w:val="24"/>
+        </w:rPr>
+        <w:t>demographic data were collected</w:t>
+      </w:r>
+      <w:r>
+        <w:rPr>
+          <w:rFonts w:ascii="Times New Roman" w:hAnsi="Times New Roman" w:cs="Times New Roman"/>
+          <w:sz w:val="24"/>
+          <w:szCs w:val="24"/>
+        </w:rPr>
+        <w:t xml:space="preserve"> </w:t>
+      </w:r>
+      <w:commentRangeStart w:id="2"/>
+      <w:r>
+        <w:rPr>
+          <w:rFonts w:ascii="Times New Roman" w:hAnsi="Times New Roman" w:cs="Times New Roman"/>
+          <w:sz w:val="24"/>
+          <w:szCs w:val="24"/>
+        </w:rPr>
+        <w:t>were grown under control and ambient warming treatments as part of an experiment in Drees and Shea (</w:t>
+      </w:r>
+      <w:r>
+        <w:rPr>
+          <w:rFonts w:ascii="Times New Roman" w:hAnsi="Times New Roman" w:cs="Times New Roman"/>
+          <w:i/>
+          <w:iCs/>
+          <w:sz w:val="24"/>
+          <w:szCs w:val="24"/>
+        </w:rPr>
+        <w:t>in prep.</w:t>
+      </w:r>
+      <w:r>
+        <w:rPr>
+          <w:rFonts w:ascii="Times New Roman" w:hAnsi="Times New Roman" w:cs="Times New Roman"/>
+          <w:sz w:val="24"/>
+          <w:szCs w:val="24"/>
+        </w:rPr>
+        <w:t>) to estimate the effects of warming on the distribution of flower heights; this publication discusses the methods and experimental setup in greater detail.</w:t>
+      </w:r>
+      <w:commentRangeEnd w:id="2"/>
+      <w:r>
+        <w:rPr>
+          <w:rStyle w:val="CommentReference"/>
+        </w:rPr>
+        <w:commentReference w:id="2"/>
+      </w:r>
+      <w:r>
+        <w:rPr>
+          <w:rFonts w:ascii="Times New Roman" w:hAnsi="Times New Roman" w:cs="Times New Roman"/>
+          <w:sz w:val="24"/>
+          <w:szCs w:val="24"/>
+        </w:rPr>
+        <w:t xml:space="preserve"> Individuals in this experiment were started from seed in a greenhouse for approximately one month before being transplanted; after transplanting in the autumn, initial rosette size was measured as a diameter, and individuals were allowed to complete their life cycle, reaching senescence at the end of the following summer. During this time, survival and flowering status were recorded, as were the heights of each flower head on </w:t>
+      </w:r>
+      <w:proofErr w:type="gramStart"/>
+      <w:r>
+        <w:rPr>
+          <w:rFonts w:ascii="Times New Roman" w:hAnsi="Times New Roman" w:cs="Times New Roman"/>
+          <w:sz w:val="24"/>
+          <w:szCs w:val="24"/>
+        </w:rPr>
+        <w:t>each individual</w:t>
+      </w:r>
+      <w:proofErr w:type="gramEnd"/>
+      <w:r>
+        <w:rPr>
+          <w:rFonts w:ascii="Times New Roman" w:hAnsi="Times New Roman" w:cs="Times New Roman"/>
+          <w:sz w:val="24"/>
+          <w:szCs w:val="24"/>
+        </w:rPr>
+        <w:t xml:space="preserve">. </w:t>
+      </w:r>
+      <w:r>
+        <w:rPr>
+          <w:rFonts w:ascii="Times New Roman" w:hAnsi="Times New Roman" w:cs="Times New Roman"/>
+          <w:sz w:val="24"/>
+          <w:szCs w:val="24"/>
+        </w:rPr>
+        <w:t xml:space="preserve">All demographic models use data from the </w:t>
+      </w:r>
+      <w:proofErr w:type="spellStart"/>
+      <w:r>
+        <w:rPr>
+          <w:rFonts w:ascii="Times New Roman" w:hAnsi="Times New Roman" w:cs="Times New Roman"/>
+          <w:sz w:val="24"/>
+          <w:szCs w:val="24"/>
+        </w:rPr>
+        <w:t>unwarmed</w:t>
+      </w:r>
+      <w:proofErr w:type="spellEnd"/>
+      <w:r>
+        <w:rPr>
+          <w:rFonts w:ascii="Times New Roman" w:hAnsi="Times New Roman" w:cs="Times New Roman"/>
+          <w:sz w:val="24"/>
+          <w:szCs w:val="24"/>
+        </w:rPr>
+        <w:t xml:space="preserve"> control group unless otherwise specified.</w:t>
+      </w:r>
+    </w:p>
+    <w:p>
+      <w:pPr>
+        <w:spacing w:line="240" w:lineRule="auto"/>
+        <w:jc w:val="both"/>
+        <w:rPr>
+          <w:rFonts w:ascii="Times New Roman" w:hAnsi="Times New Roman" w:cs="Times New Roman"/>
+          <w:b/>
+          <w:bCs/>
+          <w:i/>
+          <w:iCs/>
+          <w:sz w:val="24"/>
+          <w:szCs w:val="24"/>
+        </w:rPr>
+      </w:pPr>
+    </w:p>
+    <w:p>
+      <w:pPr>
+        <w:spacing w:line="240" w:lineRule="auto"/>
+        <w:jc w:val="both"/>
+        <w:rPr>
+          <w:rFonts w:ascii="Times New Roman" w:hAnsi="Times New Roman" w:cs="Times New Roman"/>
+          <w:b/>
+          <w:bCs/>
+          <w:i/>
+          <w:iCs/>
+          <w:sz w:val="24"/>
+          <w:szCs w:val="24"/>
+        </w:rPr>
+      </w:pPr>
+      <w:r>
+        <w:rPr>
+          <w:rFonts w:ascii="Times New Roman" w:hAnsi="Times New Roman" w:cs="Times New Roman"/>
+          <w:b/>
+          <w:bCs/>
+          <w:i/>
+          <w:iCs/>
+          <w:sz w:val="24"/>
+          <w:szCs w:val="24"/>
+        </w:rPr>
+        <w:t>Demographic models</w:t>
+      </w:r>
+    </w:p>
+    <w:p>
+      <w:pPr>
+        <w:spacing w:line="240" w:lineRule="auto"/>
+        <w:ind w:firstLine="284"/>
+        <w:jc w:val="both"/>
+        <w:rPr>
+          <w:rFonts w:ascii="Times New Roman" w:hAnsi="Times New Roman" w:cs="Times New Roman"/>
+          <w:sz w:val="24"/>
+          <w:szCs w:val="24"/>
+        </w:rPr>
+      </w:pPr>
+      <w:r>
+        <w:rPr>
+          <w:rFonts w:ascii="Times New Roman" w:hAnsi="Times New Roman" w:cs="Times New Roman"/>
+          <w:sz w:val="24"/>
+          <w:szCs w:val="24"/>
+        </w:rPr>
+        <w:t>All</w:t>
+      </w:r>
+      <w:r>
+        <w:rPr>
+          <w:rFonts w:ascii="Times New Roman" w:hAnsi="Times New Roman" w:cs="Times New Roman"/>
+          <w:sz w:val="24"/>
+          <w:szCs w:val="24"/>
+        </w:rPr>
+        <w:t xml:space="preserve"> </w:t>
+      </w:r>
+      <w:r>
+        <w:rPr>
+          <w:rFonts w:ascii="Times New Roman" w:hAnsi="Times New Roman" w:cs="Times New Roman"/>
+          <w:sz w:val="24"/>
+          <w:szCs w:val="24"/>
+        </w:rPr>
+        <w:t>statistical analyses</w:t>
+      </w:r>
+      <w:r>
+        <w:rPr>
+          <w:rFonts w:ascii="Times New Roman" w:hAnsi="Times New Roman" w:cs="Times New Roman"/>
+          <w:sz w:val="24"/>
+          <w:szCs w:val="24"/>
+        </w:rPr>
+        <w:t xml:space="preserve">, as well as dispersal and </w:t>
+      </w:r>
+      <w:proofErr w:type="spellStart"/>
+      <w:r>
+        <w:rPr>
+          <w:rFonts w:ascii="Times New Roman" w:hAnsi="Times New Roman" w:cs="Times New Roman"/>
+          <w:sz w:val="24"/>
+          <w:szCs w:val="24"/>
+        </w:rPr>
+        <w:t>wavespeed</w:t>
+      </w:r>
+      <w:proofErr w:type="spellEnd"/>
+      <w:r>
+        <w:rPr>
+          <w:rFonts w:ascii="Times New Roman" w:hAnsi="Times New Roman" w:cs="Times New Roman"/>
+          <w:sz w:val="24"/>
+          <w:szCs w:val="24"/>
+        </w:rPr>
+        <w:t xml:space="preserve"> modelling,</w:t>
+      </w:r>
+      <w:r>
+        <w:rPr>
+          <w:rFonts w:ascii="Times New Roman" w:hAnsi="Times New Roman" w:cs="Times New Roman"/>
+          <w:sz w:val="24"/>
+          <w:szCs w:val="24"/>
+        </w:rPr>
+        <w:t xml:space="preserve"> were performed in R</w:t>
+      </w:r>
+      <w:r>
+        <w:rPr>
+          <w:rFonts w:ascii="Times New Roman" w:hAnsi="Times New Roman" w:cs="Times New Roman"/>
+          <w:sz w:val="24"/>
+          <w:szCs w:val="24"/>
+        </w:rPr>
+        <w:t xml:space="preserve"> </w:t>
+      </w:r>
+      <w:r>
+        <w:rPr>
+          <w:rFonts w:ascii="Times New Roman" w:hAnsi="Times New Roman" w:cs="Times New Roman"/>
+          <w:sz w:val="24"/>
+          <w:szCs w:val="24"/>
+        </w:rPr>
+        <w:t>version 4.0.3</w:t>
+      </w:r>
+      <w:r>
+        <w:rPr>
+          <w:rFonts w:ascii="Times New Roman" w:hAnsi="Times New Roman" w:cs="Times New Roman"/>
+          <w:sz w:val="24"/>
+          <w:szCs w:val="24"/>
+        </w:rPr>
+        <w:t xml:space="preserve"> (R Development Core Team, 2009)</w:t>
+      </w:r>
+      <w:r>
+        <w:rPr>
+          <w:rFonts w:ascii="Times New Roman" w:hAnsi="Times New Roman" w:cs="Times New Roman"/>
+          <w:sz w:val="24"/>
+          <w:szCs w:val="24"/>
+        </w:rPr>
+        <w:t>, with m</w:t>
+      </w:r>
+      <w:r>
+        <w:rPr>
+          <w:rFonts w:ascii="Times New Roman" w:hAnsi="Times New Roman" w:cs="Times New Roman"/>
+          <w:sz w:val="24"/>
+          <w:szCs w:val="24"/>
+        </w:rPr>
+        <w:t>odels for survival</w:t>
+      </w:r>
+      <w:r>
+        <w:rPr>
+          <w:rFonts w:ascii="Times New Roman" w:hAnsi="Times New Roman" w:cs="Times New Roman"/>
+          <w:sz w:val="24"/>
+          <w:szCs w:val="24"/>
+        </w:rPr>
+        <w:t xml:space="preserve"> and</w:t>
+      </w:r>
+      <w:r>
+        <w:rPr>
+          <w:rFonts w:ascii="Times New Roman" w:hAnsi="Times New Roman" w:cs="Times New Roman"/>
+          <w:sz w:val="24"/>
+          <w:szCs w:val="24"/>
+        </w:rPr>
+        <w:t xml:space="preserve"> probability of flowering</w:t>
+      </w:r>
+      <w:r>
+        <w:rPr>
+          <w:rFonts w:ascii="Times New Roman" w:hAnsi="Times New Roman" w:cs="Times New Roman"/>
+          <w:sz w:val="24"/>
+          <w:szCs w:val="24"/>
+        </w:rPr>
+        <w:t xml:space="preserve"> fit using </w:t>
+      </w:r>
+      <w:proofErr w:type="spellStart"/>
+      <w:r>
+        <w:rPr>
+          <w:rFonts w:ascii="Consolas" w:hAnsi="Consolas" w:cs="Times New Roman"/>
+          <w:b/>
+          <w:bCs/>
+          <w:sz w:val="23"/>
+          <w:szCs w:val="23"/>
+        </w:rPr>
+        <w:t>gl</w:t>
+      </w:r>
+      <w:r>
+        <w:rPr>
+          <w:rFonts w:ascii="Consolas" w:hAnsi="Consolas" w:cs="Times New Roman"/>
+          <w:b/>
+          <w:bCs/>
+          <w:sz w:val="23"/>
+          <w:szCs w:val="23"/>
+        </w:rPr>
+        <w:t>me</w:t>
+      </w:r>
+      <w:r>
+        <w:rPr>
+          <w:rFonts w:ascii="Consolas" w:hAnsi="Consolas" w:cs="Times New Roman"/>
+          <w:b/>
+          <w:bCs/>
+          <w:sz w:val="23"/>
+          <w:szCs w:val="23"/>
+        </w:rPr>
+        <w:t>r</w:t>
+      </w:r>
+      <w:proofErr w:type="spellEnd"/>
+      <w:r>
+        <w:rPr>
+          <w:rFonts w:ascii="Times New Roman" w:hAnsi="Times New Roman" w:cs="Times New Roman"/>
+          <w:sz w:val="24"/>
+          <w:szCs w:val="24"/>
+        </w:rPr>
+        <w:t xml:space="preserve"> and models for</w:t>
+      </w:r>
+      <w:r>
+        <w:rPr>
+          <w:rFonts w:ascii="Times New Roman" w:hAnsi="Times New Roman" w:cs="Times New Roman"/>
+          <w:sz w:val="24"/>
+          <w:szCs w:val="24"/>
+        </w:rPr>
+        <w:t xml:space="preserve"> number of flower</w:t>
+      </w:r>
+      <w:r>
+        <w:rPr>
+          <w:rFonts w:ascii="Times New Roman" w:hAnsi="Times New Roman" w:cs="Times New Roman"/>
+          <w:sz w:val="24"/>
+          <w:szCs w:val="24"/>
+        </w:rPr>
+        <w:t xml:space="preserve"> heads</w:t>
+      </w:r>
+      <w:r>
+        <w:rPr>
+          <w:rFonts w:ascii="Times New Roman" w:hAnsi="Times New Roman" w:cs="Times New Roman"/>
+          <w:sz w:val="24"/>
+          <w:szCs w:val="24"/>
+        </w:rPr>
+        <w:t xml:space="preserve"> were fit using </w:t>
+      </w:r>
+      <w:proofErr w:type="spellStart"/>
+      <w:r>
+        <w:rPr>
+          <w:rFonts w:ascii="Consolas" w:hAnsi="Consolas" w:cs="Times New Roman"/>
+          <w:b/>
+          <w:bCs/>
+          <w:sz w:val="23"/>
+          <w:szCs w:val="23"/>
+        </w:rPr>
+        <w:t>l</w:t>
+      </w:r>
+      <w:r>
+        <w:rPr>
+          <w:rFonts w:ascii="Consolas" w:hAnsi="Consolas" w:cs="Times New Roman"/>
+          <w:b/>
+          <w:bCs/>
+          <w:sz w:val="23"/>
+          <w:szCs w:val="23"/>
+        </w:rPr>
+        <w:t>me</w:t>
+      </w:r>
+      <w:r>
+        <w:rPr>
+          <w:rFonts w:ascii="Consolas" w:hAnsi="Consolas" w:cs="Times New Roman"/>
+          <w:b/>
+          <w:bCs/>
+          <w:sz w:val="23"/>
+          <w:szCs w:val="23"/>
+        </w:rPr>
+        <w:t>r</w:t>
+      </w:r>
+      <w:proofErr w:type="spellEnd"/>
+      <w:r>
+        <w:rPr>
+          <w:rFonts w:ascii="Times New Roman" w:hAnsi="Times New Roman" w:cs="Times New Roman"/>
+          <w:sz w:val="24"/>
+          <w:szCs w:val="24"/>
+        </w:rPr>
+        <w:t xml:space="preserve">, both from the package </w:t>
+      </w:r>
+      <w:r>
+        <w:rPr>
+          <w:rFonts w:ascii="Consolas" w:hAnsi="Consolas" w:cs="Times New Roman"/>
+          <w:b/>
+          <w:bCs/>
+          <w:sz w:val="23"/>
+          <w:szCs w:val="23"/>
+        </w:rPr>
+        <w:t>lme4</w:t>
+      </w:r>
+      <w:r>
+        <w:rPr>
+          <w:rFonts w:ascii="Times New Roman" w:hAnsi="Times New Roman" w:cs="Times New Roman"/>
+          <w:sz w:val="24"/>
+          <w:szCs w:val="24"/>
+        </w:rPr>
+        <w:t xml:space="preserve"> (Bates </w:t>
+      </w:r>
+      <w:r>
+        <w:rPr>
+          <w:rFonts w:ascii="Times New Roman" w:hAnsi="Times New Roman" w:cs="Times New Roman"/>
+          <w:i/>
+          <w:iCs/>
+          <w:sz w:val="24"/>
+          <w:szCs w:val="24"/>
+        </w:rPr>
+        <w:t>et al</w:t>
+      </w:r>
+      <w:r>
+        <w:rPr>
+          <w:rFonts w:ascii="Times New Roman" w:hAnsi="Times New Roman" w:cs="Times New Roman"/>
+          <w:sz w:val="24"/>
+          <w:szCs w:val="24"/>
+        </w:rPr>
+        <w:t>. 2012). Generalised linear mixed-effects models</w:t>
+      </w:r>
+      <w:r>
+        <w:rPr>
+          <w:rFonts w:ascii="Times New Roman" w:hAnsi="Times New Roman" w:cs="Times New Roman"/>
+          <w:sz w:val="24"/>
+          <w:szCs w:val="24"/>
+        </w:rPr>
+        <w:t xml:space="preserve"> </w:t>
+      </w:r>
+      <w:r>
+        <w:rPr>
+          <w:rFonts w:ascii="Times New Roman" w:hAnsi="Times New Roman" w:cs="Times New Roman"/>
+          <w:sz w:val="24"/>
+          <w:szCs w:val="24"/>
+        </w:rPr>
+        <w:t xml:space="preserve">fit with either survival or flowering probability as </w:t>
+      </w:r>
+      <w:r>
+        <w:rPr>
+          <w:rFonts w:ascii="Times New Roman" w:hAnsi="Times New Roman" w:cs="Times New Roman"/>
+          <w:sz w:val="24"/>
+          <w:szCs w:val="24"/>
+        </w:rPr>
+        <w:t>a</w:t>
+      </w:r>
+      <w:r>
+        <w:rPr>
+          <w:rFonts w:ascii="Times New Roman" w:hAnsi="Times New Roman" w:cs="Times New Roman"/>
+          <w:sz w:val="24"/>
+          <w:szCs w:val="24"/>
+        </w:rPr>
+        <w:t xml:space="preserve"> response initially contained initial rosette size as a covariate</w:t>
+      </w:r>
+      <w:r>
+        <w:rPr>
+          <w:rFonts w:ascii="Times New Roman" w:hAnsi="Times New Roman" w:cs="Times New Roman"/>
+          <w:sz w:val="24"/>
+          <w:szCs w:val="24"/>
+        </w:rPr>
+        <w:t>, a logit link function,</w:t>
+      </w:r>
+      <w:r>
+        <w:rPr>
+          <w:rFonts w:ascii="Times New Roman" w:hAnsi="Times New Roman" w:cs="Times New Roman"/>
+          <w:sz w:val="24"/>
+          <w:szCs w:val="24"/>
+        </w:rPr>
+        <w:t xml:space="preserve"> and a </w:t>
+      </w:r>
+      <w:r>
+        <w:rPr>
+          <w:rFonts w:ascii="Times New Roman" w:hAnsi="Times New Roman" w:cs="Times New Roman"/>
+          <w:sz w:val="24"/>
+          <w:szCs w:val="24"/>
+        </w:rPr>
+        <w:t>nested random effect consisting of block, group within block, and individual within group</w:t>
+      </w:r>
+      <w:r>
+        <w:rPr>
+          <w:rFonts w:ascii="Times New Roman" w:hAnsi="Times New Roman" w:cs="Times New Roman"/>
+          <w:sz w:val="24"/>
+          <w:szCs w:val="24"/>
+        </w:rPr>
+        <w:t xml:space="preserve">; however, because the number of deaths and instances where individuals did not flower were so small that they would likely induce a small-sample bias, both flowering and survival were simply expressed as flat rates for each species. </w:t>
+      </w:r>
+      <w:r>
+        <w:rPr>
+          <w:rFonts w:ascii="Times New Roman" w:hAnsi="Times New Roman" w:cs="Times New Roman"/>
+          <w:sz w:val="24"/>
+          <w:szCs w:val="24"/>
+        </w:rPr>
+        <w:t>The linear mixed-effects model fit with number of flower heads a response initially contained initial rosette size as a covariate, a Gaussian link function, and a nested random effect consisting of block, group within block, and individual within group; terms were then removed from the model until Akaike’s information criterion (AIC) was minimised.</w:t>
+      </w:r>
+    </w:p>
+    <w:p>
+      <w:pPr>
+        <w:spacing w:line="240" w:lineRule="auto"/>
+        <w:ind w:firstLine="284"/>
+        <w:jc w:val="both"/>
+        <w:rPr>
+          <w:rFonts w:ascii="Times New Roman" w:hAnsi="Times New Roman" w:cs="Times New Roman"/>
+          <w:sz w:val="24"/>
+          <w:szCs w:val="24"/>
+        </w:rPr>
+      </w:pPr>
+      <w:r>
+        <w:rPr>
+          <w:rFonts w:ascii="Times New Roman" w:hAnsi="Times New Roman" w:cs="Times New Roman"/>
+          <w:sz w:val="24"/>
+          <w:szCs w:val="24"/>
+        </w:rPr>
+        <w:t xml:space="preserve">Because not </w:t>
+      </w:r>
+      <w:proofErr w:type="gramStart"/>
+      <w:r>
+        <w:rPr>
+          <w:rFonts w:ascii="Times New Roman" w:hAnsi="Times New Roman" w:cs="Times New Roman"/>
+          <w:sz w:val="24"/>
+          <w:szCs w:val="24"/>
+        </w:rPr>
+        <w:t>all of</w:t>
+      </w:r>
+      <w:proofErr w:type="gramEnd"/>
+      <w:r>
+        <w:rPr>
+          <w:rFonts w:ascii="Times New Roman" w:hAnsi="Times New Roman" w:cs="Times New Roman"/>
+          <w:sz w:val="24"/>
+          <w:szCs w:val="24"/>
+        </w:rPr>
+        <w:t xml:space="preserve"> the parameters necessary for a full demographic model were able to be collected from our experiment, several demographic rates used in our model were sourced from similar experiments on </w:t>
+      </w:r>
+      <w:r>
+        <w:rPr>
+          <w:rFonts w:ascii="Times New Roman" w:hAnsi="Times New Roman" w:cs="Times New Roman"/>
+          <w:i/>
+          <w:iCs/>
+          <w:sz w:val="24"/>
+          <w:szCs w:val="24"/>
+        </w:rPr>
+        <w:t>C. nutans</w:t>
+      </w:r>
+      <w:r>
+        <w:rPr>
+          <w:rFonts w:ascii="Times New Roman" w:hAnsi="Times New Roman" w:cs="Times New Roman"/>
+          <w:sz w:val="24"/>
+          <w:szCs w:val="24"/>
+        </w:rPr>
+        <w:t xml:space="preserve"> and </w:t>
+      </w:r>
+      <w:r>
+        <w:rPr>
+          <w:rFonts w:ascii="Times New Roman" w:hAnsi="Times New Roman" w:cs="Times New Roman"/>
+          <w:i/>
+          <w:iCs/>
+          <w:sz w:val="24"/>
+          <w:szCs w:val="24"/>
+        </w:rPr>
+        <w:t xml:space="preserve">C. </w:t>
+      </w:r>
+      <w:proofErr w:type="spellStart"/>
+      <w:r>
+        <w:rPr>
+          <w:rFonts w:ascii="Times New Roman" w:hAnsi="Times New Roman" w:cs="Times New Roman"/>
+          <w:i/>
+          <w:iCs/>
+          <w:sz w:val="24"/>
+          <w:szCs w:val="24"/>
+        </w:rPr>
+        <w:t>acanthoides</w:t>
+      </w:r>
+      <w:proofErr w:type="spellEnd"/>
+      <w:r>
+        <w:rPr>
+          <w:rFonts w:ascii="Times New Roman" w:hAnsi="Times New Roman" w:cs="Times New Roman"/>
+          <w:sz w:val="24"/>
+          <w:szCs w:val="24"/>
+        </w:rPr>
+        <w:t>.</w:t>
+      </w:r>
+      <w:r>
+        <w:rPr>
+          <w:rFonts w:ascii="Times New Roman" w:hAnsi="Times New Roman" w:cs="Times New Roman"/>
+          <w:sz w:val="24"/>
+          <w:szCs w:val="24"/>
+        </w:rPr>
+        <w:t xml:space="preserve"> For example, probability of establishment from seed for both </w:t>
+      </w:r>
+      <w:r>
+        <w:rPr>
+          <w:rFonts w:ascii="Times New Roman" w:hAnsi="Times New Roman" w:cs="Times New Roman"/>
+          <w:i/>
+          <w:iCs/>
+          <w:sz w:val="24"/>
+          <w:szCs w:val="24"/>
+        </w:rPr>
+        <w:t>C. nutans</w:t>
+      </w:r>
+      <w:r>
+        <w:rPr>
+          <w:rFonts w:ascii="Times New Roman" w:hAnsi="Times New Roman" w:cs="Times New Roman"/>
+          <w:sz w:val="24"/>
+          <w:szCs w:val="24"/>
+        </w:rPr>
+        <w:t xml:space="preserve"> and </w:t>
+      </w:r>
+      <w:r>
+        <w:rPr>
+          <w:rFonts w:ascii="Times New Roman" w:hAnsi="Times New Roman" w:cs="Times New Roman"/>
+          <w:i/>
+          <w:iCs/>
+          <w:sz w:val="24"/>
+          <w:szCs w:val="24"/>
+        </w:rPr>
+        <w:t xml:space="preserve">C. </w:t>
+      </w:r>
+      <w:proofErr w:type="spellStart"/>
+      <w:r>
+        <w:rPr>
+          <w:rFonts w:ascii="Times New Roman" w:hAnsi="Times New Roman" w:cs="Times New Roman"/>
+          <w:i/>
+          <w:iCs/>
+          <w:sz w:val="24"/>
+          <w:szCs w:val="24"/>
+        </w:rPr>
+        <w:t>acanthoides</w:t>
+      </w:r>
+      <w:proofErr w:type="spellEnd"/>
+      <w:r>
+        <w:rPr>
+          <w:rFonts w:ascii="Times New Roman" w:hAnsi="Times New Roman" w:cs="Times New Roman"/>
+          <w:sz w:val="24"/>
+          <w:szCs w:val="24"/>
+        </w:rPr>
+        <w:t xml:space="preserve"> were obtained from experiments performed by </w:t>
+      </w:r>
+      <w:proofErr w:type="spellStart"/>
+      <w:r>
+        <w:rPr>
+          <w:rFonts w:ascii="Times New Roman" w:hAnsi="Times New Roman" w:cs="Times New Roman"/>
+          <w:sz w:val="24"/>
+          <w:szCs w:val="24"/>
+        </w:rPr>
+        <w:t>Skarpaas</w:t>
+      </w:r>
+      <w:proofErr w:type="spellEnd"/>
+      <w:r>
+        <w:rPr>
+          <w:rFonts w:ascii="Times New Roman" w:hAnsi="Times New Roman" w:cs="Times New Roman"/>
+          <w:sz w:val="24"/>
+          <w:szCs w:val="24"/>
+        </w:rPr>
+        <w:t xml:space="preserve"> et al. (2011)</w:t>
+      </w:r>
+      <w:r>
+        <w:rPr>
+          <w:rFonts w:ascii="Times New Roman" w:hAnsi="Times New Roman" w:cs="Times New Roman"/>
+          <w:sz w:val="24"/>
+          <w:szCs w:val="24"/>
+        </w:rPr>
+        <w:t xml:space="preserve">. Various rates related to establishment, entry, and survival of </w:t>
+      </w:r>
+      <w:r>
+        <w:rPr>
+          <w:rFonts w:ascii="Times New Roman" w:hAnsi="Times New Roman" w:cs="Times New Roman"/>
+          <w:i/>
+          <w:iCs/>
+          <w:sz w:val="24"/>
+          <w:szCs w:val="24"/>
+        </w:rPr>
+        <w:t>C. nutans</w:t>
+      </w:r>
+      <w:r>
+        <w:rPr>
+          <w:rFonts w:ascii="Times New Roman" w:hAnsi="Times New Roman" w:cs="Times New Roman"/>
+          <w:sz w:val="24"/>
+          <w:szCs w:val="24"/>
+        </w:rPr>
+        <w:t xml:space="preserve"> seeds in the seed bank were obtained from </w:t>
+      </w:r>
+      <w:r>
+        <w:rPr>
+          <w:rFonts w:ascii="Times New Roman" w:hAnsi="Times New Roman" w:cs="Times New Roman"/>
+          <w:sz w:val="24"/>
+          <w:szCs w:val="24"/>
+        </w:rPr>
+        <w:t>Zhang et al. (2012)</w:t>
+      </w:r>
+      <w:r>
+        <w:rPr>
+          <w:rFonts w:ascii="Times New Roman" w:hAnsi="Times New Roman" w:cs="Times New Roman"/>
+          <w:sz w:val="24"/>
+          <w:szCs w:val="24"/>
+        </w:rPr>
+        <w:t xml:space="preserve">; due to the lack of seed bank information on </w:t>
+      </w:r>
+      <w:r>
+        <w:rPr>
+          <w:rFonts w:ascii="Times New Roman" w:hAnsi="Times New Roman" w:cs="Times New Roman"/>
+          <w:i/>
+          <w:iCs/>
+          <w:sz w:val="24"/>
+          <w:szCs w:val="24"/>
+        </w:rPr>
+        <w:t xml:space="preserve">C. </w:t>
+      </w:r>
+      <w:proofErr w:type="spellStart"/>
+      <w:r>
+        <w:rPr>
+          <w:rFonts w:ascii="Times New Roman" w:hAnsi="Times New Roman" w:cs="Times New Roman"/>
+          <w:i/>
+          <w:iCs/>
+          <w:sz w:val="24"/>
+          <w:szCs w:val="24"/>
+        </w:rPr>
+        <w:t>acanthoides</w:t>
+      </w:r>
+      <w:proofErr w:type="spellEnd"/>
+      <w:r>
+        <w:rPr>
+          <w:rFonts w:ascii="Times New Roman" w:hAnsi="Times New Roman" w:cs="Times New Roman"/>
+          <w:sz w:val="24"/>
+          <w:szCs w:val="24"/>
+        </w:rPr>
+        <w:t xml:space="preserve">, seed-bank parameters were assumed to be identical to that of </w:t>
+      </w:r>
+      <w:r>
+        <w:rPr>
+          <w:rFonts w:ascii="Times New Roman" w:hAnsi="Times New Roman" w:cs="Times New Roman"/>
+          <w:i/>
+          <w:iCs/>
+          <w:sz w:val="24"/>
+          <w:szCs w:val="24"/>
+        </w:rPr>
+        <w:t>C. nutans</w:t>
+      </w:r>
+      <w:r>
+        <w:rPr>
+          <w:rFonts w:ascii="Times New Roman" w:hAnsi="Times New Roman" w:cs="Times New Roman"/>
+          <w:sz w:val="24"/>
+          <w:szCs w:val="24"/>
+        </w:rPr>
+        <w:t xml:space="preserve">, given the extremely similar life history of these two </w:t>
+      </w:r>
+      <w:proofErr w:type="gramStart"/>
+      <w:r>
+        <w:rPr>
+          <w:rFonts w:ascii="Times New Roman" w:hAnsi="Times New Roman" w:cs="Times New Roman"/>
+          <w:sz w:val="24"/>
+          <w:szCs w:val="24"/>
+        </w:rPr>
+        <w:t>closely-related</w:t>
+      </w:r>
+      <w:proofErr w:type="gramEnd"/>
+      <w:r>
+        <w:rPr>
+          <w:rFonts w:ascii="Times New Roman" w:hAnsi="Times New Roman" w:cs="Times New Roman"/>
+          <w:sz w:val="24"/>
+          <w:szCs w:val="24"/>
+        </w:rPr>
+        <w:t xml:space="preserve"> species.</w:t>
+      </w:r>
+    </w:p>
+    <w:p>
+      <w:pPr>
+        <w:spacing w:line="240" w:lineRule="auto"/>
+        <w:ind w:firstLine="284"/>
+        <w:jc w:val="both"/>
+        <w:rPr>
+          <w:rFonts w:ascii="Times New Roman" w:hAnsi="Times New Roman" w:cs="Times New Roman"/>
+          <w:sz w:val="24"/>
+          <w:szCs w:val="24"/>
+        </w:rPr>
+      </w:pPr>
+      <w:r>
+        <w:rPr>
+          <w:rFonts w:ascii="Times New Roman" w:hAnsi="Times New Roman" w:cs="Times New Roman"/>
+          <w:sz w:val="24"/>
+          <w:szCs w:val="24"/>
+        </w:rPr>
+        <w:t xml:space="preserve">While almost </w:t>
+      </w:r>
+      <w:proofErr w:type="gramStart"/>
+      <w:r>
+        <w:rPr>
+          <w:rFonts w:ascii="Times New Roman" w:hAnsi="Times New Roman" w:cs="Times New Roman"/>
+          <w:sz w:val="24"/>
+          <w:szCs w:val="24"/>
+        </w:rPr>
+        <w:t>all of</w:t>
+      </w:r>
+      <w:proofErr w:type="gramEnd"/>
+      <w:r>
+        <w:rPr>
+          <w:rFonts w:ascii="Times New Roman" w:hAnsi="Times New Roman" w:cs="Times New Roman"/>
+          <w:sz w:val="24"/>
+          <w:szCs w:val="24"/>
+        </w:rPr>
+        <w:t xml:space="preserve"> the demographic parameters in our model are derived empirically in some form or another, the only one that is not is the rate of seed predation after dispersal. </w:t>
+      </w:r>
+      <w:r>
+        <w:rPr>
+          <w:rFonts w:ascii="Times New Roman" w:hAnsi="Times New Roman" w:cs="Times New Roman"/>
+          <w:sz w:val="24"/>
+          <w:szCs w:val="24"/>
+        </w:rPr>
+        <w:t xml:space="preserve">Rates of seed predation are extremely difficult to capture in a natural setting (SOURCES), and while experiments on seed removal are easier to conduct, studies often incorrectly assume that all removed seeds are consumed (Vander Wall 2005). While there are data on </w:t>
+      </w:r>
+      <w:r>
+        <w:rPr>
+          <w:rFonts w:ascii="Times New Roman" w:hAnsi="Times New Roman" w:cs="Times New Roman"/>
+          <w:i/>
+          <w:iCs/>
+          <w:sz w:val="24"/>
+          <w:szCs w:val="24"/>
+        </w:rPr>
+        <w:t>C. nutans</w:t>
+      </w:r>
+      <w:r>
+        <w:rPr>
+          <w:rFonts w:ascii="Times New Roman" w:hAnsi="Times New Roman" w:cs="Times New Roman"/>
+          <w:sz w:val="24"/>
+          <w:szCs w:val="24"/>
+        </w:rPr>
+        <w:t xml:space="preserve"> and </w:t>
+      </w:r>
+      <w:r>
+        <w:rPr>
+          <w:rFonts w:ascii="Times New Roman" w:hAnsi="Times New Roman" w:cs="Times New Roman"/>
+          <w:i/>
+          <w:iCs/>
+          <w:sz w:val="24"/>
+          <w:szCs w:val="24"/>
+        </w:rPr>
+        <w:t xml:space="preserve">C. </w:t>
+      </w:r>
+      <w:proofErr w:type="spellStart"/>
+      <w:r>
+        <w:rPr>
+          <w:rFonts w:ascii="Times New Roman" w:hAnsi="Times New Roman" w:cs="Times New Roman"/>
+          <w:i/>
+          <w:iCs/>
+          <w:sz w:val="24"/>
+          <w:szCs w:val="24"/>
+        </w:rPr>
+        <w:t>acanthoides</w:t>
+      </w:r>
+      <w:proofErr w:type="spellEnd"/>
+      <w:r>
+        <w:rPr>
+          <w:rFonts w:ascii="Times New Roman" w:hAnsi="Times New Roman" w:cs="Times New Roman"/>
+          <w:i/>
+          <w:iCs/>
+          <w:sz w:val="24"/>
+          <w:szCs w:val="24"/>
+        </w:rPr>
+        <w:t xml:space="preserve"> </w:t>
+      </w:r>
+      <w:r>
+        <w:rPr>
+          <w:rFonts w:ascii="Times New Roman" w:hAnsi="Times New Roman" w:cs="Times New Roman"/>
+          <w:sz w:val="24"/>
+          <w:szCs w:val="24"/>
+        </w:rPr>
+        <w:t>seed removal rates (</w:t>
+      </w:r>
+      <w:proofErr w:type="spellStart"/>
+      <w:r>
+        <w:rPr>
+          <w:rFonts w:ascii="Times New Roman" w:hAnsi="Times New Roman" w:cs="Times New Roman"/>
+          <w:sz w:val="24"/>
+          <w:szCs w:val="24"/>
+        </w:rPr>
+        <w:t>Jongejans</w:t>
+      </w:r>
+      <w:proofErr w:type="spellEnd"/>
+      <w:r>
+        <w:rPr>
+          <w:rFonts w:ascii="Times New Roman" w:hAnsi="Times New Roman" w:cs="Times New Roman"/>
+          <w:sz w:val="24"/>
+          <w:szCs w:val="24"/>
+        </w:rPr>
+        <w:t xml:space="preserve"> et al. 2015</w:t>
+      </w:r>
+      <w:r>
+        <w:rPr>
+          <w:rFonts w:ascii="Times New Roman" w:hAnsi="Times New Roman" w:cs="Times New Roman"/>
+          <w:sz w:val="24"/>
+          <w:szCs w:val="24"/>
+        </w:rPr>
+        <w:t xml:space="preserve">, Drees and Shea, </w:t>
+      </w:r>
+      <w:r>
+        <w:rPr>
+          <w:rFonts w:ascii="Times New Roman" w:hAnsi="Times New Roman" w:cs="Times New Roman"/>
+          <w:i/>
+          <w:iCs/>
+          <w:sz w:val="24"/>
+          <w:szCs w:val="24"/>
+        </w:rPr>
+        <w:t>in prep.</w:t>
+      </w:r>
+      <w:r>
+        <w:rPr>
+          <w:rFonts w:ascii="Times New Roman" w:hAnsi="Times New Roman" w:cs="Times New Roman"/>
+          <w:sz w:val="24"/>
+          <w:szCs w:val="24"/>
+        </w:rPr>
+        <w:t xml:space="preserve">) that indicate </w:t>
+      </w:r>
+      <w:proofErr w:type="gramStart"/>
+      <w:r>
+        <w:rPr>
+          <w:rFonts w:ascii="Times New Roman" w:hAnsi="Times New Roman" w:cs="Times New Roman"/>
+          <w:sz w:val="24"/>
+          <w:szCs w:val="24"/>
+        </w:rPr>
+        <w:t>the overwhelming majority of</w:t>
+      </w:r>
+      <w:proofErr w:type="gramEnd"/>
+      <w:r>
+        <w:rPr>
+          <w:rFonts w:ascii="Times New Roman" w:hAnsi="Times New Roman" w:cs="Times New Roman"/>
+          <w:sz w:val="24"/>
+          <w:szCs w:val="24"/>
+        </w:rPr>
+        <w:t xml:space="preserve"> seeds are moved by secondary dispersal vectors, assuming that all of </w:t>
+      </w:r>
+      <w:r>
+        <w:rPr>
+          <w:rFonts w:ascii="Times New Roman" w:hAnsi="Times New Roman" w:cs="Times New Roman"/>
+          <w:sz w:val="24"/>
+          <w:szCs w:val="24"/>
+        </w:rPr>
         <w:lastRenderedPageBreak/>
+        <w:t xml:space="preserve">these seeds are consumed would drastically underestimate population spread rates. </w:t>
+      </w:r>
+      <w:r>
+        <w:rPr>
+          <w:rFonts w:ascii="Times New Roman" w:hAnsi="Times New Roman" w:cs="Times New Roman"/>
+          <w:sz w:val="24"/>
+          <w:szCs w:val="24"/>
+        </w:rPr>
+        <w:t>Thus,</w:t>
+      </w:r>
+      <w:r>
+        <w:rPr>
+          <w:rFonts w:ascii="Times New Roman" w:hAnsi="Times New Roman" w:cs="Times New Roman"/>
+          <w:sz w:val="24"/>
+          <w:szCs w:val="24"/>
+        </w:rPr>
+        <w:t xml:space="preserve"> </w:t>
+      </w:r>
+      <w:proofErr w:type="gramStart"/>
+      <w:r>
+        <w:rPr>
+          <w:rFonts w:ascii="Times New Roman" w:hAnsi="Times New Roman" w:cs="Times New Roman"/>
+          <w:sz w:val="24"/>
+          <w:szCs w:val="24"/>
+        </w:rPr>
+        <w:t>in light of</w:t>
+      </w:r>
+      <w:proofErr w:type="gramEnd"/>
+      <w:r>
+        <w:rPr>
+          <w:rFonts w:ascii="Times New Roman" w:hAnsi="Times New Roman" w:cs="Times New Roman"/>
+          <w:sz w:val="24"/>
+          <w:szCs w:val="24"/>
+        </w:rPr>
+        <w:t xml:space="preserve"> this problem,</w:t>
+      </w:r>
+      <w:r>
+        <w:rPr>
+          <w:rFonts w:ascii="Times New Roman" w:hAnsi="Times New Roman" w:cs="Times New Roman"/>
+          <w:sz w:val="24"/>
+          <w:szCs w:val="24"/>
+        </w:rPr>
+        <w:t xml:space="preserve"> we arbitrarily set the probability of seed predation at 0.90; our justification for this is that we are more interested in the</w:t>
+      </w:r>
+      <w:r>
+        <w:rPr>
+          <w:rFonts w:ascii="Times New Roman" w:hAnsi="Times New Roman" w:cs="Times New Roman"/>
+          <w:sz w:val="24"/>
+          <w:szCs w:val="24"/>
+        </w:rPr>
+        <w:t xml:space="preserve"> relative</w:t>
+      </w:r>
+      <w:r>
+        <w:rPr>
+          <w:rFonts w:ascii="Times New Roman" w:hAnsi="Times New Roman" w:cs="Times New Roman"/>
+          <w:sz w:val="24"/>
+          <w:szCs w:val="24"/>
+        </w:rPr>
+        <w:t xml:space="preserve"> effect</w:t>
+      </w:r>
+      <w:r>
+        <w:rPr>
+          <w:rFonts w:ascii="Times New Roman" w:hAnsi="Times New Roman" w:cs="Times New Roman"/>
+          <w:sz w:val="24"/>
+          <w:szCs w:val="24"/>
+        </w:rPr>
+        <w:t>s</w:t>
+      </w:r>
+      <w:r>
+        <w:rPr>
+          <w:rFonts w:ascii="Times New Roman" w:hAnsi="Times New Roman" w:cs="Times New Roman"/>
+          <w:sz w:val="24"/>
+          <w:szCs w:val="24"/>
+        </w:rPr>
+        <w:t xml:space="preserve"> of model parameters on the </w:t>
+      </w:r>
+      <w:proofErr w:type="spellStart"/>
+      <w:r>
+        <w:rPr>
+          <w:rFonts w:ascii="Times New Roman" w:hAnsi="Times New Roman" w:cs="Times New Roman"/>
+          <w:sz w:val="24"/>
+          <w:szCs w:val="24"/>
+        </w:rPr>
+        <w:t>wavespeed</w:t>
+      </w:r>
+      <w:proofErr w:type="spellEnd"/>
+      <w:r>
+        <w:rPr>
+          <w:rFonts w:ascii="Times New Roman" w:hAnsi="Times New Roman" w:cs="Times New Roman"/>
+          <w:sz w:val="24"/>
+          <w:szCs w:val="24"/>
+        </w:rPr>
+        <w:t xml:space="preserve"> rather than the </w:t>
+      </w:r>
+      <w:proofErr w:type="spellStart"/>
+      <w:r>
+        <w:rPr>
+          <w:rFonts w:ascii="Times New Roman" w:hAnsi="Times New Roman" w:cs="Times New Roman"/>
+          <w:sz w:val="24"/>
+          <w:szCs w:val="24"/>
+        </w:rPr>
+        <w:t>wavespeed</w:t>
+      </w:r>
+      <w:proofErr w:type="spellEnd"/>
+      <w:r>
+        <w:rPr>
+          <w:rFonts w:ascii="Times New Roman" w:hAnsi="Times New Roman" w:cs="Times New Roman"/>
+          <w:sz w:val="24"/>
+          <w:szCs w:val="24"/>
+        </w:rPr>
+        <w:t xml:space="preserve"> itself, and that should sensitivity analyses demonstrate a disproportional effect from seed predation, then it is clear that seed predation is </w:t>
+      </w:r>
+      <w:r>
+        <w:rPr>
+          <w:rFonts w:ascii="Times New Roman" w:hAnsi="Times New Roman" w:cs="Times New Roman"/>
+          <w:sz w:val="24"/>
+          <w:szCs w:val="24"/>
+        </w:rPr>
+        <w:t xml:space="preserve">a parameter necessary for estimating </w:t>
+      </w:r>
+      <w:proofErr w:type="spellStart"/>
+      <w:r>
+        <w:rPr>
+          <w:rFonts w:ascii="Times New Roman" w:hAnsi="Times New Roman" w:cs="Times New Roman"/>
+          <w:sz w:val="24"/>
+          <w:szCs w:val="24"/>
+        </w:rPr>
+        <w:t>wavespeeds</w:t>
+      </w:r>
+      <w:proofErr w:type="spellEnd"/>
+      <w:r>
+        <w:rPr>
+          <w:rFonts w:ascii="Times New Roman" w:hAnsi="Times New Roman" w:cs="Times New Roman"/>
+          <w:sz w:val="24"/>
+          <w:szCs w:val="24"/>
+        </w:rPr>
+        <w:t xml:space="preserve"> with sufficient accuracy.</w:t>
+      </w:r>
+    </w:p>
+    <w:p>
+      <w:pPr>
+        <w:spacing w:line="240" w:lineRule="auto"/>
+        <w:ind w:firstLine="284"/>
+        <w:jc w:val="both"/>
+        <w:rPr>
+          <w:rFonts w:ascii="Times New Roman" w:hAnsi="Times New Roman" w:cs="Times New Roman"/>
+          <w:sz w:val="24"/>
+          <w:szCs w:val="24"/>
+        </w:rPr>
+      </w:pPr>
+    </w:p>
+    <w:p>
+      <w:pPr>
+        <w:spacing w:line="240" w:lineRule="auto"/>
+        <w:jc w:val="both"/>
+        <w:rPr>
+          <w:rFonts w:ascii="Times New Roman" w:hAnsi="Times New Roman" w:cs="Times New Roman"/>
+          <w:b/>
+          <w:bCs/>
+          <w:i/>
+          <w:iCs/>
+          <w:sz w:val="24"/>
+          <w:szCs w:val="24"/>
+        </w:rPr>
+      </w:pPr>
+      <w:commentRangeStart w:id="3"/>
+      <w:r>
+        <w:rPr>
+          <w:rFonts w:ascii="Times New Roman" w:hAnsi="Times New Roman" w:cs="Times New Roman"/>
+          <w:b/>
+          <w:bCs/>
+          <w:i/>
+          <w:iCs/>
+          <w:sz w:val="24"/>
+          <w:szCs w:val="24"/>
+        </w:rPr>
         <w:t>Dispersal models</w:t>
       </w:r>
-      <w:commentRangeEnd w:id="2"/>
+      <w:commentRangeEnd w:id="3"/>
       <w:r>
         <w:rPr>
           <w:rStyle w:val="CommentReference"/>
         </w:rPr>
-        <w:commentReference w:id="2"/>
+        <w:commentReference w:id="3"/>
       </w:r>
     </w:p>
     <w:p>
@@ -6029,7 +8864,7 @@
           <w:szCs w:val="24"/>
         </w:rPr>
       </w:pPr>
-      <w:commentRangeStart w:id="3"/>
+      <w:commentRangeStart w:id="4"/>
       <m:oMathPara>
         <m:oMath>
           <m:r>
@@ -6448,7 +9283,7 @@
               </m:d>
             </m:e>
           </m:func>
-          <w:commentRangeEnd w:id="3"/>
+          <w:commentRangeEnd w:id="4"/>
           <m:r>
             <m:rPr>
               <m:sty m:val="p"/>
@@ -6456,7 +9291,7 @@
             <w:rPr>
               <w:rStyle w:val="CommentReference"/>
             </w:rPr>
-            <w:commentReference w:id="3"/>
+            <w:commentReference w:id="4"/>
           </m:r>
         </m:oMath>
       </m:oMathPara>
@@ -7291,7 +10126,25 @@
           <w:sz w:val="24"/>
           <w:szCs w:val="24"/>
         </w:rPr>
-        <w:t xml:space="preserve"> were performed using the methods in </w:t>
+        <w:t xml:space="preserve"> were performed us</w:t>
+      </w:r>
+      <w:proofErr w:type="spellStart"/>
+      <w:r>
+        <w:rPr>
+          <w:rFonts w:ascii="Times New Roman" w:hAnsi="Times New Roman" w:cs="Times New Roman"/>
+          <w:sz w:val="24"/>
+          <w:szCs w:val="24"/>
+        </w:rPr>
+        <w:t>ing</w:t>
+      </w:r>
+      <w:proofErr w:type="spellEnd"/>
+      <w:r>
+        <w:rPr>
+          <w:rFonts w:ascii="Times New Roman" w:hAnsi="Times New Roman" w:cs="Times New Roman"/>
+          <w:sz w:val="24"/>
+          <w:szCs w:val="24"/>
+        </w:rPr>
+        <w:t xml:space="preserve"> the methods in </w:t>
       </w:r>
       <w:proofErr w:type="spellStart"/>
       <w:r>
@@ -7621,7 +10474,34 @@
           <w:sz w:val="24"/>
           <w:szCs w:val="24"/>
         </w:rPr>
-        <w:t xml:space="preserve"> are the probability density functions for seed terminal velocity and wind speed, respectively. Wind speed data were obtained from a local weather station, and the distribution of terminal velocities from seed drop experiments in a laboratory setting. We build upon this by also integrating across the distribution of seed release heights </w:t>
+        <w:t xml:space="preserve"> are the probability density functions for seed terminal velocity and wind speed, respectively. Wind speed data were obtained from a local weather station, and the distribution of terminal velocities from seed drop experiments i</w:t>
+      </w:r>
+      <w:proofErr w:type="spellStart"/>
+      <w:r>
+        <w:rPr>
+          <w:rFonts w:ascii="Times New Roman" w:eastAsiaTheme="minorEastAsia" w:hAnsi="Times New Roman" w:cs="Times New Roman"/>
+          <w:sz w:val="24"/>
+          <w:szCs w:val="24"/>
+        </w:rPr>
+        <w:t>n</w:t>
+      </w:r>
+      <w:proofErr w:type="spellEnd"/>
+      <w:r>
+        <w:rPr>
+          <w:rFonts w:ascii="Times New Roman" w:eastAsiaTheme="minorEastAsia" w:hAnsi="Times New Roman" w:cs="Times New Roman"/>
+          <w:sz w:val="24"/>
+          <w:szCs w:val="24"/>
+        </w:rPr>
+        <w:t xml:space="preserve"> a laboratory setting. We build </w:t>
+      </w:r>
+      <w:r>
+        <w:rPr>
+          <w:rFonts w:ascii="Times New Roman" w:eastAsiaTheme="minorEastAsia" w:hAnsi="Times New Roman" w:cs="Times New Roman"/>
+          <w:sz w:val="24"/>
+          <w:szCs w:val="24"/>
+        </w:rPr>
+        <w:lastRenderedPageBreak/>
+        <w:t xml:space="preserve">upon this by also integrating across the distribution of seed release heights </w:t>
       </w:r>
       <m:oMath>
         <m:r>
@@ -7961,9 +10841,20 @@
           <w:szCs w:val="24"/>
           <w:highlight w:val="yellow"/>
         </w:rPr>
-        <w:lastRenderedPageBreak/>
         <w:t>Talk about ant dispersal</w:t>
       </w:r>
+    </w:p>
+    <w:p>
+      <w:pPr>
+        <w:spacing w:line="240" w:lineRule="auto"/>
+        <w:ind w:firstLine="284"/>
+        <w:jc w:val="both"/>
+        <w:rPr>
+          <w:rFonts w:ascii="Times New Roman" w:hAnsi="Times New Roman" w:cs="Times New Roman"/>
+          <w:sz w:val="24"/>
+          <w:szCs w:val="24"/>
+        </w:rPr>
+      </w:pPr>
     </w:p>
     <w:p>
       <w:pPr>
@@ -7989,6 +10880,7 @@
           <w:szCs w:val="24"/>
         </w:rPr>
       </w:pPr>
+      <w:proofErr w:type="spellStart"/>
       <w:r>
         <w:rPr>
           <w:rFonts w:ascii="Times New Roman" w:hAnsi="Times New Roman" w:cs="Times New Roman"/>
@@ -7999,7 +10891,20 @@
           <w:sz w:val="24"/>
           <w:szCs w:val="24"/>
         </w:rPr>
-        <w:t>Demographic models</w:t>
+        <w:t>Wavespeed</w:t>
+      </w:r>
+      <w:proofErr w:type="spellEnd"/>
+      <w:r>
+        <w:rPr>
+          <w:rFonts w:ascii="Times New Roman" w:hAnsi="Times New Roman" w:cs="Times New Roman"/>
+          <w:b/>
+          <w:bCs/>
+          <w:i/>
+          <w:iCs/>
+          <w:sz w:val="24"/>
+          <w:szCs w:val="24"/>
+        </w:rPr>
+        <w:t xml:space="preserve"> models</w:t>
       </w:r>
     </w:p>
     <w:p>
@@ -8019,243 +10924,7 @@
           <w:sz w:val="24"/>
           <w:szCs w:val="24"/>
         </w:rPr>
-        <w:t>All</w:t>
-      </w:r>
-      <w:r>
-        <w:rPr>
-          <w:rFonts w:ascii="Times New Roman" w:hAnsi="Times New Roman" w:cs="Times New Roman"/>
-          <w:sz w:val="24"/>
-          <w:szCs w:val="24"/>
-        </w:rPr>
-        <w:t xml:space="preserve"> </w:t>
-      </w:r>
-      <w:r>
-        <w:rPr>
-          <w:rFonts w:ascii="Times New Roman" w:hAnsi="Times New Roman" w:cs="Times New Roman"/>
-          <w:sz w:val="24"/>
-          <w:szCs w:val="24"/>
-        </w:rPr>
-        <w:t>statistical analyses</w:t>
-      </w:r>
-      <w:r>
-        <w:rPr>
-          <w:rFonts w:ascii="Times New Roman" w:hAnsi="Times New Roman" w:cs="Times New Roman"/>
-          <w:sz w:val="24"/>
-          <w:szCs w:val="24"/>
-        </w:rPr>
-        <w:t xml:space="preserve">, as well as dispersal and </w:t>
-      </w:r>
-      <w:proofErr w:type="spellStart"/>
-      <w:r>
-        <w:rPr>
-          <w:rFonts w:ascii="Times New Roman" w:hAnsi="Times New Roman" w:cs="Times New Roman"/>
-          <w:sz w:val="24"/>
-          <w:szCs w:val="24"/>
-        </w:rPr>
-        <w:t>wavespeed</w:t>
-      </w:r>
-      <w:proofErr w:type="spellEnd"/>
-      <w:r>
-        <w:rPr>
-          <w:rFonts w:ascii="Times New Roman" w:hAnsi="Times New Roman" w:cs="Times New Roman"/>
-          <w:sz w:val="24"/>
-          <w:szCs w:val="24"/>
-        </w:rPr>
-        <w:t xml:space="preserve"> modelling,</w:t>
-      </w:r>
-      <w:r>
-        <w:rPr>
-          <w:rFonts w:ascii="Times New Roman" w:hAnsi="Times New Roman" w:cs="Times New Roman"/>
-          <w:sz w:val="24"/>
-          <w:szCs w:val="24"/>
-        </w:rPr>
-        <w:t xml:space="preserve"> were performed in R</w:t>
-      </w:r>
-      <w:r>
-        <w:rPr>
-          <w:rFonts w:ascii="Times New Roman" w:hAnsi="Times New Roman" w:cs="Times New Roman"/>
-          <w:sz w:val="24"/>
-          <w:szCs w:val="24"/>
-        </w:rPr>
-        <w:t xml:space="preserve"> </w:t>
-      </w:r>
-      <w:r>
-        <w:rPr>
-          <w:rFonts w:ascii="Times New Roman" w:hAnsi="Times New Roman" w:cs="Times New Roman"/>
-          <w:sz w:val="24"/>
-          <w:szCs w:val="24"/>
-        </w:rPr>
-        <w:t>version 4.0.3</w:t>
-      </w:r>
-      <w:r>
-        <w:rPr>
-          <w:rFonts w:ascii="Times New Roman" w:hAnsi="Times New Roman" w:cs="Times New Roman"/>
-          <w:sz w:val="24"/>
-          <w:szCs w:val="24"/>
-        </w:rPr>
-        <w:t xml:space="preserve"> (R Development Core Team, 2009)</w:t>
-      </w:r>
-      <w:r>
-        <w:rPr>
-          <w:rFonts w:ascii="Times New Roman" w:hAnsi="Times New Roman" w:cs="Times New Roman"/>
-          <w:sz w:val="24"/>
-          <w:szCs w:val="24"/>
-        </w:rPr>
-        <w:t>, with m</w:t>
-      </w:r>
-      <w:r>
-        <w:rPr>
-          <w:rFonts w:ascii="Times New Roman" w:hAnsi="Times New Roman" w:cs="Times New Roman"/>
-          <w:sz w:val="24"/>
-          <w:szCs w:val="24"/>
-        </w:rPr>
-        <w:t>odels for survival</w:t>
-      </w:r>
-      <w:r>
-        <w:rPr>
-          <w:rFonts w:ascii="Times New Roman" w:hAnsi="Times New Roman" w:cs="Times New Roman"/>
-          <w:sz w:val="24"/>
-          <w:szCs w:val="24"/>
-        </w:rPr>
-        <w:t xml:space="preserve"> and</w:t>
-      </w:r>
-      <w:r>
-        <w:rPr>
-          <w:rFonts w:ascii="Times New Roman" w:hAnsi="Times New Roman" w:cs="Times New Roman"/>
-          <w:sz w:val="24"/>
-          <w:szCs w:val="24"/>
-        </w:rPr>
-        <w:t xml:space="preserve"> probability of flowering</w:t>
-      </w:r>
-      <w:r>
-        <w:rPr>
-          <w:rFonts w:ascii="Times New Roman" w:hAnsi="Times New Roman" w:cs="Times New Roman"/>
-          <w:sz w:val="24"/>
-          <w:szCs w:val="24"/>
-        </w:rPr>
-        <w:t xml:space="preserve"> fit using </w:t>
-      </w:r>
-      <w:proofErr w:type="spellStart"/>
-      <w:r>
-        <w:rPr>
-          <w:rFonts w:ascii="Consolas" w:hAnsi="Consolas" w:cs="Times New Roman"/>
-          <w:b/>
-          <w:bCs/>
-          <w:sz w:val="23"/>
-          <w:szCs w:val="23"/>
-        </w:rPr>
-        <w:t>gl</w:t>
-      </w:r>
-      <w:r>
-        <w:rPr>
-          <w:rFonts w:ascii="Consolas" w:hAnsi="Consolas" w:cs="Times New Roman"/>
-          <w:b/>
-          <w:bCs/>
-          <w:sz w:val="23"/>
-          <w:szCs w:val="23"/>
-        </w:rPr>
-        <w:t>me</w:t>
-      </w:r>
-      <w:r>
-        <w:rPr>
-          <w:rFonts w:ascii="Consolas" w:hAnsi="Consolas" w:cs="Times New Roman"/>
-          <w:b/>
-          <w:bCs/>
-          <w:sz w:val="23"/>
-          <w:szCs w:val="23"/>
-        </w:rPr>
-        <w:t>r</w:t>
-      </w:r>
-      <w:proofErr w:type="spellEnd"/>
-      <w:r>
-        <w:rPr>
-          <w:rFonts w:ascii="Times New Roman" w:hAnsi="Times New Roman" w:cs="Times New Roman"/>
-          <w:sz w:val="24"/>
-          <w:szCs w:val="24"/>
-        </w:rPr>
-        <w:t xml:space="preserve"> and models for</w:t>
-      </w:r>
-      <w:r>
-        <w:rPr>
-          <w:rFonts w:ascii="Times New Roman" w:hAnsi="Times New Roman" w:cs="Times New Roman"/>
-          <w:sz w:val="24"/>
-          <w:szCs w:val="24"/>
-        </w:rPr>
-        <w:t xml:space="preserve"> number of flower</w:t>
-      </w:r>
-      <w:r>
-        <w:rPr>
-          <w:rFonts w:ascii="Times New Roman" w:hAnsi="Times New Roman" w:cs="Times New Roman"/>
-          <w:sz w:val="24"/>
-          <w:szCs w:val="24"/>
-        </w:rPr>
-        <w:t xml:space="preserve"> heads</w:t>
-      </w:r>
-      <w:r>
-        <w:rPr>
-          <w:rFonts w:ascii="Times New Roman" w:hAnsi="Times New Roman" w:cs="Times New Roman"/>
-          <w:sz w:val="24"/>
-          <w:szCs w:val="24"/>
-        </w:rPr>
-        <w:t xml:space="preserve"> were fit using </w:t>
-      </w:r>
-      <w:proofErr w:type="spellStart"/>
-      <w:r>
-        <w:rPr>
-          <w:rFonts w:ascii="Consolas" w:hAnsi="Consolas" w:cs="Times New Roman"/>
-          <w:b/>
-          <w:bCs/>
-          <w:sz w:val="23"/>
-          <w:szCs w:val="23"/>
-        </w:rPr>
-        <w:t>l</w:t>
-      </w:r>
-      <w:r>
-        <w:rPr>
-          <w:rFonts w:ascii="Consolas" w:hAnsi="Consolas" w:cs="Times New Roman"/>
-          <w:b/>
-          <w:bCs/>
-          <w:sz w:val="23"/>
-          <w:szCs w:val="23"/>
-        </w:rPr>
-        <w:t>me</w:t>
-      </w:r>
-      <w:r>
-        <w:rPr>
-          <w:rFonts w:ascii="Consolas" w:hAnsi="Consolas" w:cs="Times New Roman"/>
-          <w:b/>
-          <w:bCs/>
-          <w:sz w:val="23"/>
-          <w:szCs w:val="23"/>
-        </w:rPr>
-        <w:t>r</w:t>
-      </w:r>
-      <w:proofErr w:type="spellEnd"/>
-      <w:r>
-        <w:rPr>
-          <w:rFonts w:ascii="Times New Roman" w:hAnsi="Times New Roman" w:cs="Times New Roman"/>
-          <w:sz w:val="24"/>
-          <w:szCs w:val="24"/>
-        </w:rPr>
-        <w:t xml:space="preserve">, both from the package </w:t>
-      </w:r>
-      <w:r>
-        <w:rPr>
-          <w:rFonts w:ascii="Consolas" w:hAnsi="Consolas" w:cs="Times New Roman"/>
-          <w:b/>
-          <w:bCs/>
-          <w:sz w:val="23"/>
-          <w:szCs w:val="23"/>
-        </w:rPr>
-        <w:t>lme4</w:t>
-      </w:r>
-      <w:r>
-        <w:rPr>
-          <w:rFonts w:ascii="Times New Roman" w:hAnsi="Times New Roman" w:cs="Times New Roman"/>
-          <w:sz w:val="24"/>
-          <w:szCs w:val="24"/>
-        </w:rPr>
-        <w:t xml:space="preserve"> (Bates </w:t>
+        <w:t xml:space="preserve">While previous studies on </w:t>
       </w:r>
       <w:r>
         <w:rPr>
@@ -8265,87 +10934,351 @@
           <w:sz w:val="24"/>
           <w:szCs w:val="24"/>
         </w:rPr>
+        <w:t>C. nutans</w:t>
+      </w:r>
+      <w:r>
+        <w:rPr>
+          <w:rFonts w:ascii="Times New Roman" w:hAnsi="Times New Roman" w:cs="Times New Roman"/>
+          <w:sz w:val="24"/>
+          <w:szCs w:val="24"/>
+        </w:rPr>
+        <w:t xml:space="preserve"> and </w:t>
+      </w:r>
+      <w:r>
+        <w:rPr>
+          <w:rFonts w:ascii="Times New Roman" w:hAnsi="Times New Roman" w:cs="Times New Roman"/>
+          <w:i/>
+          <w:iCs/>
+          <w:sz w:val="24"/>
+          <w:szCs w:val="24"/>
+        </w:rPr>
+        <w:t xml:space="preserve">C. </w:t>
+      </w:r>
+      <w:proofErr w:type="spellStart"/>
+      <w:r>
+        <w:rPr>
+          <w:rFonts w:ascii="Times New Roman" w:hAnsi="Times New Roman" w:cs="Times New Roman"/>
+          <w:i/>
+          <w:iCs/>
+          <w:sz w:val="24"/>
+          <w:szCs w:val="24"/>
+        </w:rPr>
+        <w:t>acanthoides</w:t>
+      </w:r>
+      <w:proofErr w:type="spellEnd"/>
+      <w:r>
+        <w:rPr>
+          <w:rFonts w:ascii="Times New Roman" w:hAnsi="Times New Roman" w:cs="Times New Roman"/>
+          <w:i/>
+          <w:iCs/>
+          <w:sz w:val="24"/>
+          <w:szCs w:val="24"/>
+        </w:rPr>
+        <w:t xml:space="preserve"> </w:t>
+      </w:r>
+      <w:r>
+        <w:rPr>
+          <w:rFonts w:ascii="Times New Roman" w:hAnsi="Times New Roman" w:cs="Times New Roman"/>
+          <w:sz w:val="24"/>
+          <w:szCs w:val="24"/>
+        </w:rPr>
+        <w:t xml:space="preserve">analytically estimate </w:t>
+      </w:r>
+      <w:proofErr w:type="spellStart"/>
+      <w:r>
+        <w:rPr>
+          <w:rFonts w:ascii="Times New Roman" w:hAnsi="Times New Roman" w:cs="Times New Roman"/>
+          <w:sz w:val="24"/>
+          <w:szCs w:val="24"/>
+        </w:rPr>
+        <w:t>wavespeeds</w:t>
+      </w:r>
+      <w:proofErr w:type="spellEnd"/>
+      <w:r>
+        <w:rPr>
+          <w:rFonts w:ascii="Times New Roman" w:hAnsi="Times New Roman" w:cs="Times New Roman"/>
+          <w:i/>
+          <w:iCs/>
+          <w:sz w:val="24"/>
+          <w:szCs w:val="24"/>
+        </w:rPr>
+        <w:t xml:space="preserve"> </w:t>
+      </w:r>
+      <w:r>
+        <w:rPr>
+          <w:rFonts w:ascii="Times New Roman" w:hAnsi="Times New Roman" w:cs="Times New Roman"/>
+          <w:sz w:val="24"/>
+          <w:szCs w:val="24"/>
+        </w:rPr>
+        <w:t>by using</w:t>
+      </w:r>
+      <w:r>
+        <w:rPr>
+          <w:rFonts w:ascii="Times New Roman" w:hAnsi="Times New Roman" w:cs="Times New Roman"/>
+          <w:sz w:val="24"/>
+          <w:szCs w:val="24"/>
+        </w:rPr>
+        <w:t xml:space="preserve"> integrodifference or</w:t>
+      </w:r>
+      <w:r>
+        <w:rPr>
+          <w:rFonts w:ascii="Times New Roman" w:hAnsi="Times New Roman" w:cs="Times New Roman"/>
+          <w:sz w:val="24"/>
+          <w:szCs w:val="24"/>
+        </w:rPr>
+        <w:t xml:space="preserve"> integral projection models (e.g. </w:t>
+      </w:r>
+      <w:proofErr w:type="spellStart"/>
+      <w:r>
+        <w:rPr>
+          <w:rFonts w:ascii="Times New Roman" w:hAnsi="Times New Roman" w:cs="Times New Roman"/>
+          <w:sz w:val="24"/>
+          <w:szCs w:val="24"/>
+        </w:rPr>
+        <w:t>Skarpaas</w:t>
+      </w:r>
+      <w:proofErr w:type="spellEnd"/>
+      <w:r>
+        <w:rPr>
+          <w:rFonts w:ascii="Times New Roman" w:hAnsi="Times New Roman" w:cs="Times New Roman"/>
+          <w:sz w:val="24"/>
+          <w:szCs w:val="24"/>
+        </w:rPr>
+        <w:t xml:space="preserve"> and Shea 2007</w:t>
+      </w:r>
+      <w:r>
+        <w:rPr>
+          <w:rFonts w:ascii="Times New Roman" w:hAnsi="Times New Roman" w:cs="Times New Roman"/>
+          <w:sz w:val="24"/>
+          <w:szCs w:val="24"/>
+        </w:rPr>
+        <w:t xml:space="preserve">, </w:t>
+      </w:r>
+      <w:proofErr w:type="spellStart"/>
+      <w:r>
+        <w:rPr>
+          <w:rFonts w:ascii="Times New Roman" w:hAnsi="Times New Roman" w:cs="Times New Roman"/>
+          <w:color w:val="222222"/>
+          <w:sz w:val="24"/>
+          <w:szCs w:val="24"/>
+          <w:shd w:val="clear" w:color="auto" w:fill="FFFFFF"/>
+        </w:rPr>
+        <w:t>Jongejans</w:t>
+      </w:r>
+      <w:proofErr w:type="spellEnd"/>
+      <w:r>
+        <w:rPr>
+          <w:rFonts w:ascii="Times New Roman" w:hAnsi="Times New Roman" w:cs="Times New Roman"/>
+          <w:color w:val="222222"/>
+          <w:sz w:val="24"/>
+          <w:szCs w:val="24"/>
+          <w:shd w:val="clear" w:color="auto" w:fill="FFFFFF"/>
+        </w:rPr>
+        <w:t xml:space="preserve"> </w:t>
+      </w:r>
+      <w:r>
+        <w:rPr>
+          <w:rFonts w:ascii="Times New Roman" w:hAnsi="Times New Roman" w:cs="Times New Roman"/>
+          <w:i/>
+          <w:iCs/>
+          <w:color w:val="222222"/>
+          <w:sz w:val="24"/>
+          <w:szCs w:val="24"/>
+          <w:shd w:val="clear" w:color="auto" w:fill="FFFFFF"/>
+        </w:rPr>
         <w:t>et al</w:t>
       </w:r>
       <w:r>
         <w:rPr>
           <w:rFonts w:ascii="Times New Roman" w:hAnsi="Times New Roman" w:cs="Times New Roman"/>
-          <w:sz w:val="24"/>
-          <w:szCs w:val="24"/>
-        </w:rPr>
-        <w:t>. 2012). Generalised linear mixed-effects models</w:t>
-      </w:r>
-      <w:r>
-        <w:rPr>
-          <w:rFonts w:ascii="Times New Roman" w:hAnsi="Times New Roman" w:cs="Times New Roman"/>
-          <w:sz w:val="24"/>
-          <w:szCs w:val="24"/>
-        </w:rPr>
-        <w:t xml:space="preserve"> </w:t>
-      </w:r>
-      <w:r>
-        <w:rPr>
-          <w:rFonts w:ascii="Times New Roman" w:hAnsi="Times New Roman" w:cs="Times New Roman"/>
-          <w:sz w:val="24"/>
-          <w:szCs w:val="24"/>
-        </w:rPr>
-        <w:t xml:space="preserve">fit with either survival or flowering probability as </w:t>
-      </w:r>
-      <w:r>
-        <w:rPr>
-          <w:rFonts w:ascii="Times New Roman" w:hAnsi="Times New Roman" w:cs="Times New Roman"/>
-          <w:sz w:val="24"/>
-          <w:szCs w:val="24"/>
-        </w:rPr>
-        <w:t>a</w:t>
-      </w:r>
-      <w:r>
-        <w:rPr>
-          <w:rFonts w:ascii="Times New Roman" w:hAnsi="Times New Roman" w:cs="Times New Roman"/>
-          <w:sz w:val="24"/>
-          <w:szCs w:val="24"/>
-        </w:rPr>
-        <w:t xml:space="preserve"> response initially contained initial rosette size as a covariate</w:t>
-      </w:r>
-      <w:r>
-        <w:rPr>
-          <w:rFonts w:ascii="Times New Roman" w:hAnsi="Times New Roman" w:cs="Times New Roman"/>
-          <w:sz w:val="24"/>
-          <w:szCs w:val="24"/>
-        </w:rPr>
-        <w:t>, a logit link function,</w:t>
-      </w:r>
-      <w:r>
-        <w:rPr>
-          <w:rFonts w:ascii="Times New Roman" w:hAnsi="Times New Roman" w:cs="Times New Roman"/>
-          <w:sz w:val="24"/>
-          <w:szCs w:val="24"/>
-        </w:rPr>
-        <w:t xml:space="preserve"> and a </w:t>
-      </w:r>
-      <w:r>
-        <w:rPr>
-          <w:rFonts w:ascii="Times New Roman" w:hAnsi="Times New Roman" w:cs="Times New Roman"/>
-          <w:sz w:val="24"/>
-          <w:szCs w:val="24"/>
-        </w:rPr>
-        <w:t>nested random effect consisting of block, group within block, and individual within group</w:t>
-      </w:r>
-      <w:r>
-        <w:rPr>
-          <w:rFonts w:ascii="Times New Roman" w:hAnsi="Times New Roman" w:cs="Times New Roman"/>
-          <w:sz w:val="24"/>
-          <w:szCs w:val="24"/>
-        </w:rPr>
-        <w:t xml:space="preserve">; however, because the number of deaths and instances where individuals did not flower were so small that they would likely induce a small-sample bias, both flowering and survival were simply expressed as flat rates for each species. </w:t>
-      </w:r>
-      <w:r>
-        <w:rPr>
-          <w:rFonts w:ascii="Times New Roman" w:hAnsi="Times New Roman" w:cs="Times New Roman"/>
-          <w:sz w:val="24"/>
-          <w:szCs w:val="24"/>
-        </w:rPr>
-        <w:t>The linear mixed-effects model fit with number of flower heads a response initially contained initial rosette size as a covariate, a Gaussian link function, and a nested random effect consisting of block, group within block, and individual within group; terms were then removed from the model until Akaike’s information criterion (AIC) was minimised.</w:t>
+          <w:color w:val="222222"/>
+          <w:sz w:val="24"/>
+          <w:szCs w:val="24"/>
+          <w:shd w:val="clear" w:color="auto" w:fill="FFFFFF"/>
+        </w:rPr>
+        <w:t xml:space="preserve"> 2011</w:t>
+      </w:r>
+      <w:r>
+        <w:rPr>
+          <w:rFonts w:ascii="Times New Roman" w:hAnsi="Times New Roman" w:cs="Times New Roman"/>
+          <w:color w:val="222222"/>
+          <w:sz w:val="24"/>
+          <w:szCs w:val="24"/>
+          <w:shd w:val="clear" w:color="auto" w:fill="FFFFFF"/>
+        </w:rPr>
+        <w:t xml:space="preserve">, Zhang </w:t>
+      </w:r>
+      <w:r>
+        <w:rPr>
+          <w:rFonts w:ascii="Times New Roman" w:hAnsi="Times New Roman" w:cs="Times New Roman"/>
+          <w:i/>
+          <w:iCs/>
+          <w:color w:val="222222"/>
+          <w:sz w:val="24"/>
+          <w:szCs w:val="24"/>
+          <w:shd w:val="clear" w:color="auto" w:fill="FFFFFF"/>
+        </w:rPr>
+        <w:t>et al</w:t>
+      </w:r>
+      <w:r>
+        <w:rPr>
+          <w:rFonts w:ascii="Times New Roman" w:hAnsi="Times New Roman" w:cs="Times New Roman"/>
+          <w:color w:val="222222"/>
+          <w:sz w:val="24"/>
+          <w:szCs w:val="24"/>
+          <w:shd w:val="clear" w:color="auto" w:fill="FFFFFF"/>
+        </w:rPr>
+        <w:t xml:space="preserve">. 2012, </w:t>
+      </w:r>
+      <w:proofErr w:type="spellStart"/>
+      <w:r>
+        <w:rPr>
+          <w:rFonts w:ascii="Times New Roman" w:hAnsi="Times New Roman" w:cs="Times New Roman"/>
+          <w:color w:val="222222"/>
+          <w:sz w:val="24"/>
+          <w:szCs w:val="24"/>
+          <w:shd w:val="clear" w:color="auto" w:fill="FFFFFF"/>
+        </w:rPr>
+        <w:t>Marchetto</w:t>
+      </w:r>
+      <w:proofErr w:type="spellEnd"/>
+      <w:r>
+        <w:rPr>
+          <w:rFonts w:ascii="Times New Roman" w:hAnsi="Times New Roman" w:cs="Times New Roman"/>
+          <w:color w:val="222222"/>
+          <w:sz w:val="24"/>
+          <w:szCs w:val="24"/>
+          <w:shd w:val="clear" w:color="auto" w:fill="FFFFFF"/>
+        </w:rPr>
+        <w:t xml:space="preserve"> </w:t>
+      </w:r>
+      <w:r>
+        <w:rPr>
+          <w:rFonts w:ascii="Times New Roman" w:hAnsi="Times New Roman" w:cs="Times New Roman"/>
+          <w:i/>
+          <w:iCs/>
+          <w:color w:val="222222"/>
+          <w:sz w:val="24"/>
+          <w:szCs w:val="24"/>
+          <w:shd w:val="clear" w:color="auto" w:fill="FFFFFF"/>
+        </w:rPr>
+        <w:t>et al</w:t>
+      </w:r>
+      <w:r>
+        <w:rPr>
+          <w:rFonts w:ascii="Times New Roman" w:hAnsi="Times New Roman" w:cs="Times New Roman"/>
+          <w:color w:val="222222"/>
+          <w:sz w:val="24"/>
+          <w:szCs w:val="24"/>
+          <w:shd w:val="clear" w:color="auto" w:fill="FFFFFF"/>
+        </w:rPr>
+        <w:t>. 2014</w:t>
+      </w:r>
+      <w:r>
+        <w:rPr>
+          <w:rFonts w:ascii="Times New Roman" w:hAnsi="Times New Roman" w:cs="Times New Roman"/>
+          <w:sz w:val="24"/>
+          <w:szCs w:val="24"/>
+        </w:rPr>
+        <w:t xml:space="preserve">), we tackle the added challenge associated with trying to incorporate ant nests as location-specific seed sinks by </w:t>
+      </w:r>
+      <w:r>
+        <w:rPr>
+          <w:rFonts w:ascii="Times New Roman" w:hAnsi="Times New Roman" w:cs="Times New Roman"/>
+          <w:sz w:val="24"/>
+          <w:szCs w:val="24"/>
+        </w:rPr>
+        <w:t xml:space="preserve">numerically estimating </w:t>
+      </w:r>
+      <w:proofErr w:type="spellStart"/>
+      <w:r>
+        <w:rPr>
+          <w:rFonts w:ascii="Times New Roman" w:hAnsi="Times New Roman" w:cs="Times New Roman"/>
+          <w:sz w:val="24"/>
+          <w:szCs w:val="24"/>
+        </w:rPr>
+        <w:t>wavespeeds</w:t>
+      </w:r>
+      <w:proofErr w:type="spellEnd"/>
+      <w:r>
+        <w:rPr>
+          <w:rFonts w:ascii="Times New Roman" w:hAnsi="Times New Roman" w:cs="Times New Roman"/>
+          <w:sz w:val="24"/>
+          <w:szCs w:val="24"/>
+        </w:rPr>
+        <w:t xml:space="preserve"> using an individual-based model; in doing this, we can account for the fates of individual seeds while still being able to fully capture variation in environmental characteristics such as wind speed and demographic traits such as height, number of flower heads, etc</w:t>
+      </w:r>
+      <w:r>
+        <w:rPr>
+          <w:rFonts w:ascii="Times New Roman" w:hAnsi="Times New Roman" w:cs="Times New Roman"/>
+          <w:sz w:val="24"/>
+          <w:szCs w:val="24"/>
+        </w:rPr>
+        <w:t xml:space="preserve">. </w:t>
+      </w:r>
+      <w:r>
+        <w:rPr>
+          <w:rFonts w:ascii="Times New Roman" w:hAnsi="Times New Roman" w:cs="Times New Roman"/>
+          <w:sz w:val="24"/>
+          <w:szCs w:val="24"/>
+        </w:rPr>
+        <w:t>This model simulates</w:t>
+      </w:r>
+      <w:r>
+        <w:rPr>
+          <w:rFonts w:ascii="Times New Roman" w:hAnsi="Times New Roman" w:cs="Times New Roman"/>
+          <w:sz w:val="24"/>
+          <w:szCs w:val="24"/>
+        </w:rPr>
+        <w:t xml:space="preserve"> the expansion of a population starting from a single rosette</w:t>
+      </w:r>
+      <w:r>
+        <w:rPr>
+          <w:rFonts w:ascii="Times New Roman" w:hAnsi="Times New Roman" w:cs="Times New Roman"/>
+          <w:sz w:val="24"/>
+          <w:szCs w:val="24"/>
+        </w:rPr>
+        <w:t xml:space="preserve"> at the point of origin</w:t>
+      </w:r>
+      <w:r>
+        <w:rPr>
+          <w:rFonts w:ascii="Times New Roman" w:hAnsi="Times New Roman" w:cs="Times New Roman"/>
+          <w:sz w:val="24"/>
+          <w:szCs w:val="24"/>
+        </w:rPr>
+        <w:t xml:space="preserve">, </w:t>
+      </w:r>
+      <w:r>
+        <w:rPr>
+          <w:rFonts w:ascii="Times New Roman" w:hAnsi="Times New Roman" w:cs="Times New Roman"/>
+          <w:sz w:val="24"/>
+          <w:szCs w:val="24"/>
+        </w:rPr>
+        <w:t xml:space="preserve">with the rosette size </w:t>
+      </w:r>
+      <w:r>
+        <w:rPr>
+          <w:rFonts w:ascii="Times New Roman" w:hAnsi="Times New Roman" w:cs="Times New Roman"/>
+          <w:sz w:val="24"/>
+          <w:szCs w:val="24"/>
+        </w:rPr>
+        <w:t>selected at random</w:t>
+      </w:r>
+      <w:r>
+        <w:rPr>
+          <w:rFonts w:ascii="Times New Roman" w:hAnsi="Times New Roman" w:cs="Times New Roman"/>
+          <w:sz w:val="24"/>
+          <w:szCs w:val="24"/>
+        </w:rPr>
+        <w:t xml:space="preserve"> from the distribution of initial rosette sizes.</w:t>
+      </w:r>
+      <w:r>
+        <w:rPr>
+          <w:rFonts w:ascii="Times New Roman" w:hAnsi="Times New Roman" w:cs="Times New Roman"/>
+          <w:sz w:val="24"/>
+          <w:szCs w:val="24"/>
+        </w:rPr>
+        <w:t xml:space="preserve"> </w:t>
       </w:r>
     </w:p>
     <w:p>
@@ -8365,7 +11298,247 @@
           <w:sz w:val="24"/>
           <w:szCs w:val="24"/>
         </w:rPr>
-        <w:t xml:space="preserve">Because not </w:t>
+        <w:t>At the beginning of</w:t>
+      </w:r>
+      <w:r>
+        <w:rPr>
+          <w:rFonts w:ascii="Times New Roman" w:hAnsi="Times New Roman" w:cs="Times New Roman"/>
+          <w:sz w:val="24"/>
+          <w:szCs w:val="24"/>
+        </w:rPr>
+        <w:t xml:space="preserve"> each </w:t>
+      </w:r>
+      <w:r>
+        <w:rPr>
+          <w:rFonts w:ascii="Times New Roman" w:hAnsi="Times New Roman" w:cs="Times New Roman"/>
+          <w:sz w:val="24"/>
+          <w:szCs w:val="24"/>
+        </w:rPr>
+        <w:t xml:space="preserve">growth </w:t>
+      </w:r>
+      <w:r>
+        <w:rPr>
+          <w:rFonts w:ascii="Times New Roman" w:hAnsi="Times New Roman" w:cs="Times New Roman"/>
+          <w:sz w:val="24"/>
+          <w:szCs w:val="24"/>
+        </w:rPr>
+        <w:t>year,</w:t>
+      </w:r>
+      <w:r>
+        <w:rPr>
+          <w:rFonts w:ascii="Times New Roman" w:hAnsi="Times New Roman" w:cs="Times New Roman"/>
+          <w:sz w:val="24"/>
+          <w:szCs w:val="24"/>
+        </w:rPr>
+        <w:t xml:space="preserve"> we </w:t>
+      </w:r>
+      <w:r>
+        <w:rPr>
+          <w:rFonts w:ascii="Times New Roman" w:hAnsi="Times New Roman" w:cs="Times New Roman"/>
+          <w:sz w:val="24"/>
+          <w:szCs w:val="24"/>
+        </w:rPr>
+        <w:t>start by simulating</w:t>
+      </w:r>
+      <w:r>
+        <w:rPr>
+          <w:rFonts w:ascii="Times New Roman" w:hAnsi="Times New Roman" w:cs="Times New Roman"/>
+          <w:sz w:val="24"/>
+          <w:szCs w:val="24"/>
+        </w:rPr>
+        <w:t xml:space="preserve"> rosette establishment from </w:t>
+      </w:r>
+      <w:r>
+        <w:rPr>
+          <w:rFonts w:ascii="Times New Roman" w:hAnsi="Times New Roman" w:cs="Times New Roman"/>
+          <w:sz w:val="24"/>
+          <w:szCs w:val="24"/>
+        </w:rPr>
+        <w:t>both the previous year’s dispersal and from the seed bank</w:t>
+      </w:r>
+      <w:r>
+        <w:rPr>
+          <w:rFonts w:ascii="Times New Roman" w:hAnsi="Times New Roman" w:cs="Times New Roman"/>
+          <w:sz w:val="24"/>
+          <w:szCs w:val="24"/>
+        </w:rPr>
+        <w:t>.</w:t>
+      </w:r>
+      <w:r>
+        <w:rPr>
+          <w:rFonts w:ascii="Times New Roman" w:hAnsi="Times New Roman" w:cs="Times New Roman"/>
+          <w:sz w:val="24"/>
+          <w:szCs w:val="24"/>
+        </w:rPr>
+        <w:t xml:space="preserve"> </w:t>
+      </w:r>
+      <w:r>
+        <w:rPr>
+          <w:rFonts w:ascii="Times New Roman" w:hAnsi="Times New Roman" w:cs="Times New Roman"/>
+          <w:sz w:val="24"/>
+          <w:szCs w:val="24"/>
+        </w:rPr>
+        <w:t>F</w:t>
+      </w:r>
+      <w:r>
+        <w:rPr>
+          <w:rFonts w:ascii="Times New Roman" w:hAnsi="Times New Roman" w:cs="Times New Roman"/>
+          <w:sz w:val="24"/>
+          <w:szCs w:val="24"/>
+        </w:rPr>
+        <w:t>or the rosettes that survived</w:t>
+      </w:r>
+      <w:r>
+        <w:rPr>
+          <w:rFonts w:ascii="Times New Roman" w:hAnsi="Times New Roman" w:cs="Times New Roman"/>
+          <w:sz w:val="24"/>
+          <w:szCs w:val="24"/>
+        </w:rPr>
+        <w:t xml:space="preserve"> from the prior year</w:t>
+      </w:r>
+      <w:r>
+        <w:rPr>
+          <w:rFonts w:ascii="Times New Roman" w:hAnsi="Times New Roman" w:cs="Times New Roman"/>
+          <w:sz w:val="24"/>
+          <w:szCs w:val="24"/>
+        </w:rPr>
+        <w:t xml:space="preserve">, </w:t>
+      </w:r>
+      <w:r>
+        <w:rPr>
+          <w:rFonts w:ascii="Times New Roman" w:hAnsi="Times New Roman" w:cs="Times New Roman"/>
+          <w:sz w:val="24"/>
+          <w:szCs w:val="24"/>
+        </w:rPr>
+        <w:t xml:space="preserve">growth into adulthood was simulated as well; </w:t>
+      </w:r>
+      <w:r>
+        <w:rPr>
+          <w:rFonts w:ascii="Times New Roman" w:hAnsi="Times New Roman" w:cs="Times New Roman"/>
+          <w:sz w:val="24"/>
+          <w:szCs w:val="24"/>
+        </w:rPr>
+        <w:t>only a fraction of individuals reach adulthood in the same year that they establish, though</w:t>
+      </w:r>
+      <w:r>
+        <w:rPr>
+          <w:rFonts w:ascii="Times New Roman" w:hAnsi="Times New Roman" w:cs="Times New Roman"/>
+          <w:sz w:val="24"/>
+          <w:szCs w:val="24"/>
+        </w:rPr>
+        <w:t>, and some take two or more years to reproduce (Keller and Shea 2021)</w:t>
+      </w:r>
+      <w:r>
+        <w:rPr>
+          <w:rFonts w:ascii="Times New Roman" w:hAnsi="Times New Roman" w:cs="Times New Roman"/>
+          <w:sz w:val="24"/>
+          <w:szCs w:val="24"/>
+        </w:rPr>
+        <w:t>. For adults</w:t>
+      </w:r>
+      <w:r>
+        <w:rPr>
+          <w:rFonts w:ascii="Times New Roman" w:hAnsi="Times New Roman" w:cs="Times New Roman"/>
+          <w:sz w:val="24"/>
+          <w:szCs w:val="24"/>
+        </w:rPr>
+        <w:t xml:space="preserve"> that </w:t>
+      </w:r>
+      <w:r>
+        <w:rPr>
+          <w:rFonts w:ascii="Times New Roman" w:hAnsi="Times New Roman" w:cs="Times New Roman"/>
+          <w:sz w:val="24"/>
+          <w:szCs w:val="24"/>
+        </w:rPr>
+        <w:t>flower in a given growth year</w:t>
+      </w:r>
+      <w:r>
+        <w:rPr>
+          <w:rFonts w:ascii="Times New Roman" w:hAnsi="Times New Roman" w:cs="Times New Roman"/>
+          <w:sz w:val="24"/>
+          <w:szCs w:val="24"/>
+        </w:rPr>
+        <w:t xml:space="preserve">, the number of flower heads was </w:t>
+      </w:r>
+      <w:r>
+        <w:rPr>
+          <w:rFonts w:ascii="Times New Roman" w:hAnsi="Times New Roman" w:cs="Times New Roman"/>
+          <w:sz w:val="24"/>
+          <w:szCs w:val="24"/>
+        </w:rPr>
+        <w:t>estimated</w:t>
+      </w:r>
+      <w:r>
+        <w:rPr>
+          <w:rFonts w:ascii="Times New Roman" w:hAnsi="Times New Roman" w:cs="Times New Roman"/>
+          <w:sz w:val="24"/>
+          <w:szCs w:val="24"/>
+        </w:rPr>
+        <w:t xml:space="preserve"> from the demographic models described above</w:t>
+      </w:r>
+      <w:r>
+        <w:rPr>
+          <w:rFonts w:ascii="Times New Roman" w:hAnsi="Times New Roman" w:cs="Times New Roman"/>
+          <w:sz w:val="24"/>
+          <w:szCs w:val="24"/>
+        </w:rPr>
+        <w:t>,</w:t>
+      </w:r>
+      <w:r>
+        <w:rPr>
+          <w:rFonts w:ascii="Times New Roman" w:hAnsi="Times New Roman" w:cs="Times New Roman"/>
+          <w:sz w:val="24"/>
+          <w:szCs w:val="24"/>
+        </w:rPr>
+        <w:t xml:space="preserve"> with the height of each</w:t>
+      </w:r>
+      <w:r>
+        <w:rPr>
+          <w:rFonts w:ascii="Times New Roman" w:hAnsi="Times New Roman" w:cs="Times New Roman"/>
+          <w:sz w:val="24"/>
+          <w:szCs w:val="24"/>
+        </w:rPr>
+        <w:t xml:space="preserve"> flower</w:t>
+      </w:r>
+      <w:r>
+        <w:rPr>
+          <w:rFonts w:ascii="Times New Roman" w:hAnsi="Times New Roman" w:cs="Times New Roman"/>
+          <w:sz w:val="24"/>
+          <w:szCs w:val="24"/>
+        </w:rPr>
+        <w:t xml:space="preserve"> head </w:t>
+      </w:r>
+      <w:r>
+        <w:rPr>
+          <w:rFonts w:ascii="Times New Roman" w:hAnsi="Times New Roman" w:cs="Times New Roman"/>
+          <w:sz w:val="24"/>
+          <w:szCs w:val="24"/>
+        </w:rPr>
+        <w:t>sampled</w:t>
+      </w:r>
+      <w:r>
+        <w:rPr>
+          <w:rFonts w:ascii="Times New Roman" w:hAnsi="Times New Roman" w:cs="Times New Roman"/>
+          <w:sz w:val="24"/>
+          <w:szCs w:val="24"/>
+        </w:rPr>
+        <w:t xml:space="preserve"> from the distribution of flower head heights.</w:t>
+      </w:r>
+      <w:r>
+        <w:rPr>
+          <w:rFonts w:ascii="Times New Roman" w:hAnsi="Times New Roman" w:cs="Times New Roman"/>
+          <w:sz w:val="24"/>
+          <w:szCs w:val="24"/>
+        </w:rPr>
+        <w:t xml:space="preserve"> </w:t>
+      </w:r>
+      <w:r>
+        <w:rPr>
+          <w:rFonts w:ascii="Times New Roman" w:hAnsi="Times New Roman" w:cs="Times New Roman"/>
+          <w:sz w:val="24"/>
+          <w:szCs w:val="24"/>
+        </w:rPr>
+        <w:t xml:space="preserve">The number of seeds produced by </w:t>
       </w:r>
       <w:proofErr w:type="gramStart"/>
       <w:r>
@@ -8374,7 +11547,7 @@
           <w:sz w:val="24"/>
           <w:szCs w:val="24"/>
         </w:rPr>
-        <w:t>all of</w:t>
+        <w:t>each individual</w:t>
       </w:r>
       <w:proofErr w:type="gramEnd"/>
       <w:r>
@@ -8383,219 +11556,167 @@
           <w:sz w:val="24"/>
           <w:szCs w:val="24"/>
         </w:rPr>
-        <w:t xml:space="preserve"> the parameters necessary for a full demographic model were able to be collected from our experiment, several demographic rates used in our model were sourced from similar experiments on </w:t>
-      </w:r>
-      <w:r>
-        <w:rPr>
-          <w:rFonts w:ascii="Times New Roman" w:hAnsi="Times New Roman" w:cs="Times New Roman"/>
-          <w:i/>
-          <w:iCs/>
-          <w:sz w:val="24"/>
-          <w:szCs w:val="24"/>
-        </w:rPr>
-        <w:t>C. nutans</w:t>
-      </w:r>
-      <w:r>
-        <w:rPr>
-          <w:rFonts w:ascii="Times New Roman" w:hAnsi="Times New Roman" w:cs="Times New Roman"/>
-          <w:sz w:val="24"/>
-          <w:szCs w:val="24"/>
-        </w:rPr>
-        <w:t xml:space="preserve"> and </w:t>
-      </w:r>
-      <w:r>
-        <w:rPr>
-          <w:rFonts w:ascii="Times New Roman" w:hAnsi="Times New Roman" w:cs="Times New Roman"/>
-          <w:i/>
-          <w:iCs/>
-          <w:sz w:val="24"/>
-          <w:szCs w:val="24"/>
-        </w:rPr>
-        <w:t xml:space="preserve">C. </w:t>
-      </w:r>
-      <w:proofErr w:type="spellStart"/>
-      <w:r>
-        <w:rPr>
-          <w:rFonts w:ascii="Times New Roman" w:hAnsi="Times New Roman" w:cs="Times New Roman"/>
-          <w:i/>
-          <w:iCs/>
-          <w:sz w:val="24"/>
-          <w:szCs w:val="24"/>
-        </w:rPr>
-        <w:t>acanthoides</w:t>
-      </w:r>
-      <w:proofErr w:type="spellEnd"/>
-      <w:r>
-        <w:rPr>
-          <w:rFonts w:ascii="Times New Roman" w:hAnsi="Times New Roman" w:cs="Times New Roman"/>
-          <w:sz w:val="24"/>
-          <w:szCs w:val="24"/>
-        </w:rPr>
-        <w:t>.</w:t>
-      </w:r>
-      <w:r>
-        <w:rPr>
-          <w:rFonts w:ascii="Times New Roman" w:hAnsi="Times New Roman" w:cs="Times New Roman"/>
-          <w:sz w:val="24"/>
-          <w:szCs w:val="24"/>
-        </w:rPr>
-        <w:t xml:space="preserve"> For example, probability of establishment from seed for both </w:t>
-      </w:r>
-      <w:r>
-        <w:rPr>
-          <w:rFonts w:ascii="Times New Roman" w:hAnsi="Times New Roman" w:cs="Times New Roman"/>
-          <w:i/>
-          <w:iCs/>
-          <w:sz w:val="24"/>
-          <w:szCs w:val="24"/>
-        </w:rPr>
-        <w:t>C. nutans</w:t>
-      </w:r>
-      <w:r>
-        <w:rPr>
-          <w:rFonts w:ascii="Times New Roman" w:hAnsi="Times New Roman" w:cs="Times New Roman"/>
-          <w:sz w:val="24"/>
-          <w:szCs w:val="24"/>
-        </w:rPr>
-        <w:t xml:space="preserve"> and </w:t>
-      </w:r>
-      <w:r>
-        <w:rPr>
-          <w:rFonts w:ascii="Times New Roman" w:hAnsi="Times New Roman" w:cs="Times New Roman"/>
-          <w:i/>
-          <w:iCs/>
-          <w:sz w:val="24"/>
-          <w:szCs w:val="24"/>
-        </w:rPr>
-        <w:t xml:space="preserve">C. </w:t>
-      </w:r>
-      <w:proofErr w:type="spellStart"/>
-      <w:r>
-        <w:rPr>
-          <w:rFonts w:ascii="Times New Roman" w:hAnsi="Times New Roman" w:cs="Times New Roman"/>
-          <w:i/>
-          <w:iCs/>
-          <w:sz w:val="24"/>
-          <w:szCs w:val="24"/>
-        </w:rPr>
-        <w:t>acanthoides</w:t>
-      </w:r>
-      <w:proofErr w:type="spellEnd"/>
-      <w:r>
-        <w:rPr>
-          <w:rFonts w:ascii="Times New Roman" w:hAnsi="Times New Roman" w:cs="Times New Roman"/>
-          <w:sz w:val="24"/>
-          <w:szCs w:val="24"/>
-        </w:rPr>
-        <w:t xml:space="preserve"> were obtained from experiments performed by </w:t>
-      </w:r>
-      <w:proofErr w:type="spellStart"/>
-      <w:r>
-        <w:rPr>
-          <w:rFonts w:ascii="Times New Roman" w:hAnsi="Times New Roman" w:cs="Times New Roman"/>
-          <w:sz w:val="24"/>
-          <w:szCs w:val="24"/>
-        </w:rPr>
-        <w:t>Skarpaas</w:t>
-      </w:r>
-      <w:proofErr w:type="spellEnd"/>
-      <w:r>
-        <w:rPr>
-          <w:rFonts w:ascii="Times New Roman" w:hAnsi="Times New Roman" w:cs="Times New Roman"/>
-          <w:sz w:val="24"/>
-          <w:szCs w:val="24"/>
-        </w:rPr>
-        <w:t xml:space="preserve"> et al. (2011)</w:t>
-      </w:r>
-      <w:r>
-        <w:rPr>
-          <w:rFonts w:ascii="Times New Roman" w:hAnsi="Times New Roman" w:cs="Times New Roman"/>
-          <w:sz w:val="24"/>
-          <w:szCs w:val="24"/>
-        </w:rPr>
-        <w:t xml:space="preserve">. Various rates related to establishment, entry, and survival of </w:t>
-      </w:r>
-      <w:r>
-        <w:rPr>
-          <w:rFonts w:ascii="Times New Roman" w:hAnsi="Times New Roman" w:cs="Times New Roman"/>
-          <w:i/>
-          <w:iCs/>
-          <w:sz w:val="24"/>
-          <w:szCs w:val="24"/>
-        </w:rPr>
-        <w:t>C. nutans</w:t>
-      </w:r>
-      <w:r>
-        <w:rPr>
-          <w:rFonts w:ascii="Times New Roman" w:hAnsi="Times New Roman" w:cs="Times New Roman"/>
-          <w:sz w:val="24"/>
-          <w:szCs w:val="24"/>
-        </w:rPr>
-        <w:t xml:space="preserve"> seeds in the seed bank were obtained from </w:t>
-      </w:r>
-      <w:r>
-        <w:rPr>
-          <w:rFonts w:ascii="Times New Roman" w:hAnsi="Times New Roman" w:cs="Times New Roman"/>
-          <w:sz w:val="24"/>
-          <w:szCs w:val="24"/>
-        </w:rPr>
-        <w:t>Zhang et al. (2012)</w:t>
-      </w:r>
-      <w:r>
-        <w:rPr>
-          <w:rFonts w:ascii="Times New Roman" w:hAnsi="Times New Roman" w:cs="Times New Roman"/>
-          <w:sz w:val="24"/>
-          <w:szCs w:val="24"/>
-        </w:rPr>
-        <w:t xml:space="preserve">; due to the lack of seed bank information on </w:t>
-      </w:r>
-      <w:r>
-        <w:rPr>
-          <w:rFonts w:ascii="Times New Roman" w:hAnsi="Times New Roman" w:cs="Times New Roman"/>
-          <w:i/>
-          <w:iCs/>
-          <w:sz w:val="24"/>
-          <w:szCs w:val="24"/>
-        </w:rPr>
-        <w:t xml:space="preserve">C. </w:t>
-      </w:r>
-      <w:proofErr w:type="spellStart"/>
-      <w:r>
-        <w:rPr>
-          <w:rFonts w:ascii="Times New Roman" w:hAnsi="Times New Roman" w:cs="Times New Roman"/>
-          <w:i/>
-          <w:iCs/>
-          <w:sz w:val="24"/>
-          <w:szCs w:val="24"/>
-        </w:rPr>
-        <w:t>acanthoides</w:t>
-      </w:r>
-      <w:proofErr w:type="spellEnd"/>
-      <w:r>
-        <w:rPr>
-          <w:rFonts w:ascii="Times New Roman" w:hAnsi="Times New Roman" w:cs="Times New Roman"/>
-          <w:sz w:val="24"/>
-          <w:szCs w:val="24"/>
-        </w:rPr>
-        <w:t xml:space="preserve">, seed-bank parameters were assumed to be identical to that of </w:t>
-      </w:r>
-      <w:r>
-        <w:rPr>
-          <w:rFonts w:ascii="Times New Roman" w:hAnsi="Times New Roman" w:cs="Times New Roman"/>
-          <w:i/>
-          <w:iCs/>
-          <w:sz w:val="24"/>
-          <w:szCs w:val="24"/>
-        </w:rPr>
-        <w:t>C. nutans</w:t>
-      </w:r>
-      <w:r>
-        <w:rPr>
-          <w:rFonts w:ascii="Times New Roman" w:hAnsi="Times New Roman" w:cs="Times New Roman"/>
-          <w:sz w:val="24"/>
-          <w:szCs w:val="24"/>
-        </w:rPr>
-        <w:t xml:space="preserve">, given the extremely similar life history of these two </w:t>
+        <w:t xml:space="preserve"> was then estimated and di</w:t>
+      </w:r>
+      <w:r>
+        <w:rPr>
+          <w:rFonts w:ascii="Times New Roman" w:hAnsi="Times New Roman" w:cs="Times New Roman"/>
+          <w:sz w:val="24"/>
+          <w:szCs w:val="24"/>
+        </w:rPr>
+        <w:t xml:space="preserve">spersal of seeds from </w:t>
+      </w:r>
+      <w:r>
+        <w:rPr>
+          <w:rFonts w:ascii="Times New Roman" w:hAnsi="Times New Roman" w:cs="Times New Roman"/>
+          <w:sz w:val="24"/>
+          <w:szCs w:val="24"/>
+        </w:rPr>
+        <w:t>the range of flower heights in each plant</w:t>
+      </w:r>
+      <w:r>
+        <w:rPr>
+          <w:rFonts w:ascii="Times New Roman" w:hAnsi="Times New Roman" w:cs="Times New Roman"/>
+          <w:sz w:val="24"/>
+          <w:szCs w:val="24"/>
+        </w:rPr>
+        <w:t xml:space="preserve"> simulated, as was predation of dispersed seeds</w:t>
+      </w:r>
+      <w:r>
+        <w:rPr>
+          <w:rFonts w:ascii="Times New Roman" w:hAnsi="Times New Roman" w:cs="Times New Roman"/>
+          <w:sz w:val="24"/>
+          <w:szCs w:val="24"/>
+        </w:rPr>
+        <w:t xml:space="preserve"> and then</w:t>
+      </w:r>
+      <w:r>
+        <w:rPr>
+          <w:rFonts w:ascii="Times New Roman" w:hAnsi="Times New Roman" w:cs="Times New Roman"/>
+          <w:sz w:val="24"/>
+          <w:szCs w:val="24"/>
+        </w:rPr>
+        <w:t xml:space="preserve"> </w:t>
+      </w:r>
+      <w:r>
+        <w:rPr>
+          <w:rFonts w:ascii="Times New Roman" w:hAnsi="Times New Roman" w:cs="Times New Roman"/>
+          <w:sz w:val="24"/>
+          <w:szCs w:val="24"/>
+        </w:rPr>
+        <w:t>d</w:t>
+      </w:r>
+      <w:r>
+        <w:rPr>
+          <w:rFonts w:ascii="Times New Roman" w:hAnsi="Times New Roman" w:cs="Times New Roman"/>
+          <w:sz w:val="24"/>
+          <w:szCs w:val="24"/>
+        </w:rPr>
+        <w:t>ispersal</w:t>
+      </w:r>
+      <w:r>
+        <w:rPr>
+          <w:rFonts w:ascii="Times New Roman" w:hAnsi="Times New Roman" w:cs="Times New Roman"/>
+          <w:sz w:val="24"/>
+          <w:szCs w:val="24"/>
+        </w:rPr>
+        <w:t xml:space="preserve"> of intact seeds</w:t>
+      </w:r>
+      <w:r>
+        <w:rPr>
+          <w:rFonts w:ascii="Times New Roman" w:hAnsi="Times New Roman" w:cs="Times New Roman"/>
+          <w:sz w:val="24"/>
+          <w:szCs w:val="24"/>
+        </w:rPr>
+        <w:t xml:space="preserve"> via ants.</w:t>
+      </w:r>
+      <w:r>
+        <w:rPr>
+          <w:rFonts w:ascii="Times New Roman" w:hAnsi="Times New Roman" w:cs="Times New Roman"/>
+          <w:sz w:val="24"/>
+          <w:szCs w:val="24"/>
+        </w:rPr>
+        <w:t xml:space="preserve"> For </w:t>
+      </w:r>
+      <w:r>
+        <w:rPr>
+          <w:rFonts w:ascii="Times New Roman" w:hAnsi="Times New Roman" w:cs="Times New Roman"/>
+          <w:sz w:val="24"/>
+          <w:szCs w:val="24"/>
+        </w:rPr>
+        <w:t xml:space="preserve">any </w:t>
+      </w:r>
+      <w:r>
+        <w:rPr>
+          <w:rFonts w:ascii="Times New Roman" w:hAnsi="Times New Roman" w:cs="Times New Roman"/>
+          <w:sz w:val="24"/>
+          <w:szCs w:val="24"/>
+        </w:rPr>
+        <w:t xml:space="preserve">seeds that were not consumed, </w:t>
+      </w:r>
+      <w:r>
+        <w:rPr>
+          <w:rFonts w:ascii="Times New Roman" w:hAnsi="Times New Roman" w:cs="Times New Roman"/>
+          <w:sz w:val="24"/>
+          <w:szCs w:val="24"/>
+        </w:rPr>
+        <w:t>one of three outcomes occu</w:t>
+      </w:r>
+      <w:r>
+        <w:rPr>
+          <w:rFonts w:ascii="Times New Roman" w:hAnsi="Times New Roman" w:cs="Times New Roman"/>
+          <w:sz w:val="24"/>
+          <w:szCs w:val="24"/>
+        </w:rPr>
+        <w:t>r</w:t>
+      </w:r>
+      <w:r>
+        <w:rPr>
+          <w:rFonts w:ascii="Times New Roman" w:hAnsi="Times New Roman" w:cs="Times New Roman"/>
+          <w:sz w:val="24"/>
+          <w:szCs w:val="24"/>
+        </w:rPr>
+        <w:t>r</w:t>
+      </w:r>
+      <w:r>
+        <w:rPr>
+          <w:rFonts w:ascii="Times New Roman" w:hAnsi="Times New Roman" w:cs="Times New Roman"/>
+          <w:sz w:val="24"/>
+          <w:szCs w:val="24"/>
+        </w:rPr>
+        <w:t>ed</w:t>
+      </w:r>
+      <w:r>
+        <w:rPr>
+          <w:rFonts w:ascii="Times New Roman" w:hAnsi="Times New Roman" w:cs="Times New Roman"/>
+          <w:sz w:val="24"/>
+          <w:szCs w:val="24"/>
+        </w:rPr>
+        <w:t xml:space="preserve">: the seed either entered the seed bank, or survived </w:t>
+      </w:r>
+      <w:r>
+        <w:rPr>
+          <w:rFonts w:ascii="Times New Roman" w:hAnsi="Times New Roman" w:cs="Times New Roman"/>
+          <w:sz w:val="24"/>
+          <w:szCs w:val="24"/>
+        </w:rPr>
+        <w:t>without entering the seed bank</w:t>
+      </w:r>
+      <w:r>
+        <w:rPr>
+          <w:rFonts w:ascii="Times New Roman" w:hAnsi="Times New Roman" w:cs="Times New Roman"/>
+          <w:sz w:val="24"/>
+          <w:szCs w:val="24"/>
+        </w:rPr>
+        <w:t xml:space="preserve"> and established as a rosette at the beginning of the next year</w:t>
+      </w:r>
+      <w:r>
+        <w:rPr>
+          <w:rFonts w:ascii="Times New Roman" w:hAnsi="Times New Roman" w:cs="Times New Roman"/>
+          <w:sz w:val="24"/>
+          <w:szCs w:val="24"/>
+        </w:rPr>
+        <w:t>, or died (</w:t>
       </w:r>
       <w:proofErr w:type="gramStart"/>
       <w:r>
@@ -8604,7 +11725,7 @@
           <w:sz w:val="24"/>
           <w:szCs w:val="24"/>
         </w:rPr>
-        <w:t>closely-related</w:t>
+        <w:t>i.e.</w:t>
       </w:r>
       <w:proofErr w:type="gramEnd"/>
       <w:r>
@@ -8613,1216 +11734,6 @@
           <w:sz w:val="24"/>
           <w:szCs w:val="24"/>
         </w:rPr>
-        <w:t xml:space="preserve"> species.</w:t>
-      </w:r>
-    </w:p>
-    <w:p>
-      <w:pPr>
-        <w:spacing w:line="240" w:lineRule="auto"/>
-        <w:ind w:firstLine="284"/>
-        <w:jc w:val="both"/>
-        <w:rPr>
-          <w:rFonts w:ascii="Times New Roman" w:hAnsi="Times New Roman" w:cs="Times New Roman"/>
-          <w:sz w:val="24"/>
-          <w:szCs w:val="24"/>
-        </w:rPr>
-      </w:pPr>
-      <w:r>
-        <w:rPr>
-          <w:rFonts w:ascii="Times New Roman" w:hAnsi="Times New Roman" w:cs="Times New Roman"/>
-          <w:sz w:val="24"/>
-          <w:szCs w:val="24"/>
-        </w:rPr>
-        <w:t xml:space="preserve">While almost </w:t>
-      </w:r>
-      <w:proofErr w:type="gramStart"/>
-      <w:r>
-        <w:rPr>
-          <w:rFonts w:ascii="Times New Roman" w:hAnsi="Times New Roman" w:cs="Times New Roman"/>
-          <w:sz w:val="24"/>
-          <w:szCs w:val="24"/>
-        </w:rPr>
-        <w:t>all of</w:t>
-      </w:r>
-      <w:proofErr w:type="gramEnd"/>
-      <w:r>
-        <w:rPr>
-          <w:rFonts w:ascii="Times New Roman" w:hAnsi="Times New Roman" w:cs="Times New Roman"/>
-          <w:sz w:val="24"/>
-          <w:szCs w:val="24"/>
-        </w:rPr>
-        <w:t xml:space="preserve"> the demographic parameters in our model are derived empirically in some form or another, the only one that is not is the rate of seed predation after dispersal. </w:t>
-      </w:r>
-      <w:r>
-        <w:rPr>
-          <w:rFonts w:ascii="Times New Roman" w:hAnsi="Times New Roman" w:cs="Times New Roman"/>
-          <w:sz w:val="24"/>
-          <w:szCs w:val="24"/>
-        </w:rPr>
-        <w:t xml:space="preserve">Rates of seed predation are extremely difficult to capture in a natural setting (SOURCES), and while experiments on seed removal are easier to conduct, studies often incorrectly assume that all removed seeds are consumed (Vander Wall 2005). While there are data on </w:t>
-      </w:r>
-      <w:r>
-        <w:rPr>
-          <w:rFonts w:ascii="Times New Roman" w:hAnsi="Times New Roman" w:cs="Times New Roman"/>
-          <w:i/>
-          <w:iCs/>
-          <w:sz w:val="24"/>
-          <w:szCs w:val="24"/>
-        </w:rPr>
-        <w:t>C. nutans</w:t>
-      </w:r>
-      <w:r>
-        <w:rPr>
-          <w:rFonts w:ascii="Times New Roman" w:hAnsi="Times New Roman" w:cs="Times New Roman"/>
-          <w:sz w:val="24"/>
-          <w:szCs w:val="24"/>
-        </w:rPr>
-        <w:t xml:space="preserve"> and </w:t>
-      </w:r>
-      <w:r>
-        <w:rPr>
-          <w:rFonts w:ascii="Times New Roman" w:hAnsi="Times New Roman" w:cs="Times New Roman"/>
-          <w:i/>
-          <w:iCs/>
-          <w:sz w:val="24"/>
-          <w:szCs w:val="24"/>
-        </w:rPr>
-        <w:t xml:space="preserve">C. </w:t>
-      </w:r>
-      <w:proofErr w:type="spellStart"/>
-      <w:r>
-        <w:rPr>
-          <w:rFonts w:ascii="Times New Roman" w:hAnsi="Times New Roman" w:cs="Times New Roman"/>
-          <w:i/>
-          <w:iCs/>
-          <w:sz w:val="24"/>
-          <w:szCs w:val="24"/>
-        </w:rPr>
-        <w:t>acanthoides</w:t>
-      </w:r>
-      <w:proofErr w:type="spellEnd"/>
-      <w:r>
-        <w:rPr>
-          <w:rFonts w:ascii="Times New Roman" w:hAnsi="Times New Roman" w:cs="Times New Roman"/>
-          <w:i/>
-          <w:iCs/>
-          <w:sz w:val="24"/>
-          <w:szCs w:val="24"/>
-        </w:rPr>
-        <w:t xml:space="preserve"> </w:t>
-      </w:r>
-      <w:r>
-        <w:rPr>
-          <w:rFonts w:ascii="Times New Roman" w:hAnsi="Times New Roman" w:cs="Times New Roman"/>
-          <w:sz w:val="24"/>
-          <w:szCs w:val="24"/>
-        </w:rPr>
-        <w:t>seed removal rates (</w:t>
-      </w:r>
-      <w:proofErr w:type="spellStart"/>
-      <w:r>
-        <w:rPr>
-          <w:rFonts w:ascii="Times New Roman" w:hAnsi="Times New Roman" w:cs="Times New Roman"/>
-          <w:sz w:val="24"/>
-          <w:szCs w:val="24"/>
-        </w:rPr>
-        <w:t>Jongejans</w:t>
-      </w:r>
-      <w:proofErr w:type="spellEnd"/>
-      <w:r>
-        <w:rPr>
-          <w:rFonts w:ascii="Times New Roman" w:hAnsi="Times New Roman" w:cs="Times New Roman"/>
-          <w:sz w:val="24"/>
-          <w:szCs w:val="24"/>
-        </w:rPr>
-        <w:t xml:space="preserve"> et al. 2015</w:t>
-      </w:r>
-      <w:r>
-        <w:rPr>
-          <w:rFonts w:ascii="Times New Roman" w:hAnsi="Times New Roman" w:cs="Times New Roman"/>
-          <w:sz w:val="24"/>
-          <w:szCs w:val="24"/>
-        </w:rPr>
-        <w:t xml:space="preserve">, Drees and Shea, </w:t>
-      </w:r>
-      <w:r>
-        <w:rPr>
-          <w:rFonts w:ascii="Times New Roman" w:hAnsi="Times New Roman" w:cs="Times New Roman"/>
-          <w:i/>
-          <w:iCs/>
-          <w:sz w:val="24"/>
-          <w:szCs w:val="24"/>
-        </w:rPr>
-        <w:t>in prep.</w:t>
-      </w:r>
-      <w:r>
-        <w:rPr>
-          <w:rFonts w:ascii="Times New Roman" w:hAnsi="Times New Roman" w:cs="Times New Roman"/>
-          <w:sz w:val="24"/>
-          <w:szCs w:val="24"/>
-        </w:rPr>
-        <w:t xml:space="preserve">) that indicate </w:t>
-      </w:r>
-      <w:proofErr w:type="gramStart"/>
-      <w:r>
-        <w:rPr>
-          <w:rFonts w:ascii="Times New Roman" w:hAnsi="Times New Roman" w:cs="Times New Roman"/>
-          <w:sz w:val="24"/>
-          <w:szCs w:val="24"/>
-        </w:rPr>
-        <w:t>the overwhelming majority of</w:t>
-      </w:r>
-      <w:proofErr w:type="gramEnd"/>
-      <w:r>
-        <w:rPr>
-          <w:rFonts w:ascii="Times New Roman" w:hAnsi="Times New Roman" w:cs="Times New Roman"/>
-          <w:sz w:val="24"/>
-          <w:szCs w:val="24"/>
-        </w:rPr>
-        <w:t xml:space="preserve"> seeds are moved by secondary dispersal vectors, assuming that all of these seeds are consumed would drastically underestimate population spread rates. </w:t>
-      </w:r>
-      <w:r>
-        <w:rPr>
-          <w:rFonts w:ascii="Times New Roman" w:hAnsi="Times New Roman" w:cs="Times New Roman"/>
-          <w:sz w:val="24"/>
-          <w:szCs w:val="24"/>
-        </w:rPr>
-        <w:t>Thus,</w:t>
-      </w:r>
-      <w:r>
-        <w:rPr>
-          <w:rFonts w:ascii="Times New Roman" w:hAnsi="Times New Roman" w:cs="Times New Roman"/>
-          <w:sz w:val="24"/>
-          <w:szCs w:val="24"/>
-        </w:rPr>
-        <w:t xml:space="preserve"> </w:t>
-      </w:r>
-      <w:proofErr w:type="gramStart"/>
-      <w:r>
-        <w:rPr>
-          <w:rFonts w:ascii="Times New Roman" w:hAnsi="Times New Roman" w:cs="Times New Roman"/>
-          <w:sz w:val="24"/>
-          <w:szCs w:val="24"/>
-        </w:rPr>
-        <w:t>in light of</w:t>
-      </w:r>
-      <w:proofErr w:type="gramEnd"/>
-      <w:r>
-        <w:rPr>
-          <w:rFonts w:ascii="Times New Roman" w:hAnsi="Times New Roman" w:cs="Times New Roman"/>
-          <w:sz w:val="24"/>
-          <w:szCs w:val="24"/>
-        </w:rPr>
-        <w:t xml:space="preserve"> this problem,</w:t>
-      </w:r>
-      <w:r>
-        <w:rPr>
-          <w:rFonts w:ascii="Times New Roman" w:hAnsi="Times New Roman" w:cs="Times New Roman"/>
-          <w:sz w:val="24"/>
-          <w:szCs w:val="24"/>
-        </w:rPr>
-        <w:t xml:space="preserve"> we arbitrarily set the probability of seed predation at 0.90; our justification for this is that we are more interested in the</w:t>
-      </w:r>
-      <w:r>
-        <w:rPr>
-          <w:rFonts w:ascii="Times New Roman" w:hAnsi="Times New Roman" w:cs="Times New Roman"/>
-          <w:sz w:val="24"/>
-          <w:szCs w:val="24"/>
-        </w:rPr>
-        <w:t xml:space="preserve"> relative</w:t>
-      </w:r>
-      <w:r>
-        <w:rPr>
-          <w:rFonts w:ascii="Times New Roman" w:hAnsi="Times New Roman" w:cs="Times New Roman"/>
-          <w:sz w:val="24"/>
-          <w:szCs w:val="24"/>
-        </w:rPr>
-        <w:t xml:space="preserve"> effect</w:t>
-      </w:r>
-      <w:r>
-        <w:rPr>
-          <w:rFonts w:ascii="Times New Roman" w:hAnsi="Times New Roman" w:cs="Times New Roman"/>
-          <w:sz w:val="24"/>
-          <w:szCs w:val="24"/>
-        </w:rPr>
-        <w:t>s</w:t>
-      </w:r>
-      <w:r>
-        <w:rPr>
-          <w:rFonts w:ascii="Times New Roman" w:hAnsi="Times New Roman" w:cs="Times New Roman"/>
-          <w:sz w:val="24"/>
-          <w:szCs w:val="24"/>
-        </w:rPr>
-        <w:t xml:space="preserve"> of model parameters on the </w:t>
-      </w:r>
-      <w:proofErr w:type="spellStart"/>
-      <w:r>
-        <w:rPr>
-          <w:rFonts w:ascii="Times New Roman" w:hAnsi="Times New Roman" w:cs="Times New Roman"/>
-          <w:sz w:val="24"/>
-          <w:szCs w:val="24"/>
-        </w:rPr>
-        <w:t>wavespeed</w:t>
-      </w:r>
-      <w:proofErr w:type="spellEnd"/>
-      <w:r>
-        <w:rPr>
-          <w:rFonts w:ascii="Times New Roman" w:hAnsi="Times New Roman" w:cs="Times New Roman"/>
-          <w:sz w:val="24"/>
-          <w:szCs w:val="24"/>
-        </w:rPr>
-        <w:t xml:space="preserve"> rather than the </w:t>
-      </w:r>
-      <w:proofErr w:type="spellStart"/>
-      <w:r>
-        <w:rPr>
-          <w:rFonts w:ascii="Times New Roman" w:hAnsi="Times New Roman" w:cs="Times New Roman"/>
-          <w:sz w:val="24"/>
-          <w:szCs w:val="24"/>
-        </w:rPr>
-        <w:t>wavespeed</w:t>
-      </w:r>
-      <w:proofErr w:type="spellEnd"/>
-      <w:r>
-        <w:rPr>
-          <w:rFonts w:ascii="Times New Roman" w:hAnsi="Times New Roman" w:cs="Times New Roman"/>
-          <w:sz w:val="24"/>
-          <w:szCs w:val="24"/>
-        </w:rPr>
-        <w:t xml:space="preserve"> itself, and that should sensitivity analyses demonstrate a disproportional effect from seed predation, then it is clear that seed predation is </w:t>
-      </w:r>
-      <w:r>
-        <w:rPr>
-          <w:rFonts w:ascii="Times New Roman" w:hAnsi="Times New Roman" w:cs="Times New Roman"/>
-          <w:sz w:val="24"/>
-          <w:szCs w:val="24"/>
-        </w:rPr>
-        <w:t xml:space="preserve">a parameter necessary for estimating </w:t>
-      </w:r>
-      <w:proofErr w:type="spellStart"/>
-      <w:r>
-        <w:rPr>
-          <w:rFonts w:ascii="Times New Roman" w:hAnsi="Times New Roman" w:cs="Times New Roman"/>
-          <w:sz w:val="24"/>
-          <w:szCs w:val="24"/>
-        </w:rPr>
-        <w:t>wavespeeds</w:t>
-      </w:r>
-      <w:proofErr w:type="spellEnd"/>
-      <w:r>
-        <w:rPr>
-          <w:rFonts w:ascii="Times New Roman" w:hAnsi="Times New Roman" w:cs="Times New Roman"/>
-          <w:sz w:val="24"/>
-          <w:szCs w:val="24"/>
-        </w:rPr>
-        <w:t xml:space="preserve"> with sufficient accuracy.</w:t>
-      </w:r>
-    </w:p>
-    <w:p>
-      <w:pPr>
-        <w:jc w:val="both"/>
-        <w:rPr>
-          <w:rFonts w:ascii="Times New Roman" w:hAnsi="Times New Roman" w:cs="Times New Roman"/>
-          <w:sz w:val="24"/>
-          <w:szCs w:val="24"/>
-        </w:rPr>
-      </w:pPr>
-    </w:p>
-    <w:p>
-      <w:pPr>
-        <w:spacing w:line="240" w:lineRule="auto"/>
-        <w:jc w:val="both"/>
-        <w:rPr>
-          <w:rFonts w:ascii="Times New Roman" w:hAnsi="Times New Roman" w:cs="Times New Roman"/>
-          <w:b/>
-          <w:bCs/>
-          <w:i/>
-          <w:iCs/>
-          <w:sz w:val="24"/>
-          <w:szCs w:val="24"/>
-        </w:rPr>
-      </w:pPr>
-      <w:proofErr w:type="spellStart"/>
-      <w:r>
-        <w:rPr>
-          <w:rFonts w:ascii="Times New Roman" w:hAnsi="Times New Roman" w:cs="Times New Roman"/>
-          <w:b/>
-          <w:bCs/>
-          <w:i/>
-          <w:iCs/>
-          <w:sz w:val="24"/>
-          <w:szCs w:val="24"/>
-        </w:rPr>
-        <w:t>Wavespeed</w:t>
-      </w:r>
-      <w:proofErr w:type="spellEnd"/>
-      <w:r>
-        <w:rPr>
-          <w:rFonts w:ascii="Times New Roman" w:hAnsi="Times New Roman" w:cs="Times New Roman"/>
-          <w:b/>
-          <w:bCs/>
-          <w:i/>
-          <w:iCs/>
-          <w:sz w:val="24"/>
-          <w:szCs w:val="24"/>
-        </w:rPr>
-        <w:t xml:space="preserve"> models</w:t>
-      </w:r>
-    </w:p>
-    <w:p>
-      <w:pPr>
-        <w:spacing w:line="240" w:lineRule="auto"/>
-        <w:ind w:firstLine="284"/>
-        <w:jc w:val="both"/>
-        <w:rPr>
-          <w:rFonts w:ascii="Times New Roman" w:hAnsi="Times New Roman" w:cs="Times New Roman"/>
-          <w:sz w:val="24"/>
-          <w:szCs w:val="24"/>
-        </w:rPr>
-      </w:pPr>
-      <w:r>
-        <w:rPr>
-          <w:rFonts w:ascii="Times New Roman" w:hAnsi="Times New Roman" w:cs="Times New Roman"/>
-          <w:sz w:val="24"/>
-          <w:szCs w:val="24"/>
-        </w:rPr>
-        <w:t xml:space="preserve">While previous studies on </w:t>
-      </w:r>
-      <w:r>
-        <w:rPr>
-          <w:rFonts w:ascii="Times New Roman" w:hAnsi="Times New Roman" w:cs="Times New Roman"/>
-          <w:i/>
-          <w:iCs/>
-          <w:sz w:val="24"/>
-          <w:szCs w:val="24"/>
-        </w:rPr>
-        <w:t>C. nutans</w:t>
-      </w:r>
-      <w:r>
-        <w:rPr>
-          <w:rFonts w:ascii="Times New Roman" w:hAnsi="Times New Roman" w:cs="Times New Roman"/>
-          <w:sz w:val="24"/>
-          <w:szCs w:val="24"/>
-        </w:rPr>
-        <w:t xml:space="preserve"> and </w:t>
-      </w:r>
-      <w:r>
-        <w:rPr>
-          <w:rFonts w:ascii="Times New Roman" w:hAnsi="Times New Roman" w:cs="Times New Roman"/>
-          <w:i/>
-          <w:iCs/>
-          <w:sz w:val="24"/>
-          <w:szCs w:val="24"/>
-        </w:rPr>
-        <w:t xml:space="preserve">C. </w:t>
-      </w:r>
-      <w:proofErr w:type="spellStart"/>
-      <w:r>
-        <w:rPr>
-          <w:rFonts w:ascii="Times New Roman" w:hAnsi="Times New Roman" w:cs="Times New Roman"/>
-          <w:i/>
-          <w:iCs/>
-          <w:sz w:val="24"/>
-          <w:szCs w:val="24"/>
-        </w:rPr>
-        <w:t>acanthoides</w:t>
-      </w:r>
-      <w:proofErr w:type="spellEnd"/>
-      <w:r>
-        <w:rPr>
-          <w:rFonts w:ascii="Times New Roman" w:hAnsi="Times New Roman" w:cs="Times New Roman"/>
-          <w:i/>
-          <w:iCs/>
-          <w:sz w:val="24"/>
-          <w:szCs w:val="24"/>
-        </w:rPr>
-        <w:t xml:space="preserve"> </w:t>
-      </w:r>
-      <w:r>
-        <w:rPr>
-          <w:rFonts w:ascii="Times New Roman" w:hAnsi="Times New Roman" w:cs="Times New Roman"/>
-          <w:sz w:val="24"/>
-          <w:szCs w:val="24"/>
-        </w:rPr>
-        <w:t xml:space="preserve">analytically estimate </w:t>
-      </w:r>
-      <w:proofErr w:type="spellStart"/>
-      <w:r>
-        <w:rPr>
-          <w:rFonts w:ascii="Times New Roman" w:hAnsi="Times New Roman" w:cs="Times New Roman"/>
-          <w:sz w:val="24"/>
-          <w:szCs w:val="24"/>
-        </w:rPr>
-        <w:t>wavespeeds</w:t>
-      </w:r>
-      <w:proofErr w:type="spellEnd"/>
-      <w:r>
-        <w:rPr>
-          <w:rFonts w:ascii="Times New Roman" w:hAnsi="Times New Roman" w:cs="Times New Roman"/>
-          <w:i/>
-          <w:iCs/>
-          <w:sz w:val="24"/>
-          <w:szCs w:val="24"/>
-        </w:rPr>
-        <w:t xml:space="preserve"> </w:t>
-      </w:r>
-      <w:r>
-        <w:rPr>
-          <w:rFonts w:ascii="Times New Roman" w:hAnsi="Times New Roman" w:cs="Times New Roman"/>
-          <w:sz w:val="24"/>
-          <w:szCs w:val="24"/>
-        </w:rPr>
-        <w:t>by using</w:t>
-      </w:r>
-      <w:r>
-        <w:rPr>
-          <w:rFonts w:ascii="Times New Roman" w:hAnsi="Times New Roman" w:cs="Times New Roman"/>
-          <w:sz w:val="24"/>
-          <w:szCs w:val="24"/>
-        </w:rPr>
-        <w:t xml:space="preserve"> integrodifference or</w:t>
-      </w:r>
-      <w:r>
-        <w:rPr>
-          <w:rFonts w:ascii="Times New Roman" w:hAnsi="Times New Roman" w:cs="Times New Roman"/>
-          <w:sz w:val="24"/>
-          <w:szCs w:val="24"/>
-        </w:rPr>
-        <w:t xml:space="preserve"> integral projection models (</w:t>
-      </w:r>
-      <w:proofErr w:type="gramStart"/>
-      <w:r>
-        <w:rPr>
-          <w:rFonts w:ascii="Times New Roman" w:hAnsi="Times New Roman" w:cs="Times New Roman"/>
-          <w:sz w:val="24"/>
-          <w:szCs w:val="24"/>
-        </w:rPr>
-        <w:t>e.g.</w:t>
-      </w:r>
-      <w:proofErr w:type="gramEnd"/>
-      <w:r>
-        <w:rPr>
-          <w:rFonts w:ascii="Times New Roman" w:hAnsi="Times New Roman" w:cs="Times New Roman"/>
-          <w:sz w:val="24"/>
-          <w:szCs w:val="24"/>
-        </w:rPr>
-        <w:t xml:space="preserve"> </w:t>
-      </w:r>
-      <w:proofErr w:type="spellStart"/>
-      <w:r>
-        <w:rPr>
-          <w:rFonts w:ascii="Times New Roman" w:hAnsi="Times New Roman" w:cs="Times New Roman"/>
-          <w:sz w:val="24"/>
-          <w:szCs w:val="24"/>
-        </w:rPr>
-        <w:t>Skarpaas</w:t>
-      </w:r>
-      <w:proofErr w:type="spellEnd"/>
-      <w:r>
-        <w:rPr>
-          <w:rFonts w:ascii="Times New Roman" w:hAnsi="Times New Roman" w:cs="Times New Roman"/>
-          <w:sz w:val="24"/>
-          <w:szCs w:val="24"/>
-        </w:rPr>
-        <w:t xml:space="preserve"> and Shea 2007</w:t>
-      </w:r>
-      <w:r>
-        <w:rPr>
-          <w:rFonts w:ascii="Times New Roman" w:hAnsi="Times New Roman" w:cs="Times New Roman"/>
-          <w:sz w:val="24"/>
-          <w:szCs w:val="24"/>
-        </w:rPr>
-        <w:t xml:space="preserve">, </w:t>
-      </w:r>
-      <w:proofErr w:type="spellStart"/>
-      <w:r>
-        <w:rPr>
-          <w:rFonts w:ascii="Times New Roman" w:hAnsi="Times New Roman" w:cs="Times New Roman"/>
-          <w:color w:val="222222"/>
-          <w:sz w:val="24"/>
-          <w:szCs w:val="24"/>
-          <w:shd w:val="clear" w:color="auto" w:fill="FFFFFF"/>
-        </w:rPr>
-        <w:t>Jongejans</w:t>
-      </w:r>
-      <w:proofErr w:type="spellEnd"/>
-      <w:r>
-        <w:rPr>
-          <w:rFonts w:ascii="Times New Roman" w:hAnsi="Times New Roman" w:cs="Times New Roman"/>
-          <w:color w:val="222222"/>
-          <w:sz w:val="24"/>
-          <w:szCs w:val="24"/>
-          <w:shd w:val="clear" w:color="auto" w:fill="FFFFFF"/>
-        </w:rPr>
-        <w:t xml:space="preserve"> </w:t>
-      </w:r>
-      <w:r>
-        <w:rPr>
-          <w:rFonts w:ascii="Times New Roman" w:hAnsi="Times New Roman" w:cs="Times New Roman"/>
-          <w:i/>
-          <w:iCs/>
-          <w:color w:val="222222"/>
-          <w:sz w:val="24"/>
-          <w:szCs w:val="24"/>
-          <w:shd w:val="clear" w:color="auto" w:fill="FFFFFF"/>
-        </w:rPr>
-        <w:t>et al</w:t>
-      </w:r>
-      <w:r>
-        <w:rPr>
-          <w:rFonts w:ascii="Times New Roman" w:hAnsi="Times New Roman" w:cs="Times New Roman"/>
-          <w:color w:val="222222"/>
-          <w:sz w:val="24"/>
-          <w:szCs w:val="24"/>
-          <w:shd w:val="clear" w:color="auto" w:fill="FFFFFF"/>
-        </w:rPr>
-        <w:t xml:space="preserve"> 2011</w:t>
-      </w:r>
-      <w:r>
-        <w:rPr>
-          <w:rFonts w:ascii="Times New Roman" w:hAnsi="Times New Roman" w:cs="Times New Roman"/>
-          <w:color w:val="222222"/>
-          <w:sz w:val="24"/>
-          <w:szCs w:val="24"/>
-          <w:shd w:val="clear" w:color="auto" w:fill="FFFFFF"/>
-        </w:rPr>
-        <w:t xml:space="preserve">, Zhang </w:t>
-      </w:r>
-      <w:r>
-        <w:rPr>
-          <w:rFonts w:ascii="Times New Roman" w:hAnsi="Times New Roman" w:cs="Times New Roman"/>
-          <w:i/>
-          <w:iCs/>
-          <w:color w:val="222222"/>
-          <w:sz w:val="24"/>
-          <w:szCs w:val="24"/>
-          <w:shd w:val="clear" w:color="auto" w:fill="FFFFFF"/>
-        </w:rPr>
-        <w:t>et al</w:t>
-      </w:r>
-      <w:r>
-        <w:rPr>
-          <w:rFonts w:ascii="Times New Roman" w:hAnsi="Times New Roman" w:cs="Times New Roman"/>
-          <w:color w:val="222222"/>
-          <w:sz w:val="24"/>
-          <w:szCs w:val="24"/>
-          <w:shd w:val="clear" w:color="auto" w:fill="FFFFFF"/>
-        </w:rPr>
-        <w:t xml:space="preserve">. 2012, </w:t>
-      </w:r>
-      <w:proofErr w:type="spellStart"/>
-      <w:r>
-        <w:rPr>
-          <w:rFonts w:ascii="Times New Roman" w:hAnsi="Times New Roman" w:cs="Times New Roman"/>
-          <w:color w:val="222222"/>
-          <w:sz w:val="24"/>
-          <w:szCs w:val="24"/>
-          <w:shd w:val="clear" w:color="auto" w:fill="FFFFFF"/>
-        </w:rPr>
-        <w:t>Marchetto</w:t>
-      </w:r>
-      <w:proofErr w:type="spellEnd"/>
-      <w:r>
-        <w:rPr>
-          <w:rFonts w:ascii="Times New Roman" w:hAnsi="Times New Roman" w:cs="Times New Roman"/>
-          <w:color w:val="222222"/>
-          <w:sz w:val="24"/>
-          <w:szCs w:val="24"/>
-          <w:shd w:val="clear" w:color="auto" w:fill="FFFFFF"/>
-        </w:rPr>
-        <w:t xml:space="preserve"> </w:t>
-      </w:r>
-      <w:r>
-        <w:rPr>
-          <w:rFonts w:ascii="Times New Roman" w:hAnsi="Times New Roman" w:cs="Times New Roman"/>
-          <w:i/>
-          <w:iCs/>
-          <w:color w:val="222222"/>
-          <w:sz w:val="24"/>
-          <w:szCs w:val="24"/>
-          <w:shd w:val="clear" w:color="auto" w:fill="FFFFFF"/>
-        </w:rPr>
-        <w:t>et al</w:t>
-      </w:r>
-      <w:r>
-        <w:rPr>
-          <w:rFonts w:ascii="Times New Roman" w:hAnsi="Times New Roman" w:cs="Times New Roman"/>
-          <w:color w:val="222222"/>
-          <w:sz w:val="24"/>
-          <w:szCs w:val="24"/>
-          <w:shd w:val="clear" w:color="auto" w:fill="FFFFFF"/>
-        </w:rPr>
-        <w:t>. 2014</w:t>
-      </w:r>
-      <w:r>
-        <w:rPr>
-          <w:rFonts w:ascii="Times New Roman" w:hAnsi="Times New Roman" w:cs="Times New Roman"/>
-          <w:sz w:val="24"/>
-          <w:szCs w:val="24"/>
-        </w:rPr>
-        <w:t xml:space="preserve">), we tackle the added challenge associated with </w:t>
-      </w:r>
-      <w:r>
-        <w:rPr>
-          <w:rFonts w:ascii="Times New Roman" w:hAnsi="Times New Roman" w:cs="Times New Roman"/>
-          <w:sz w:val="24"/>
-          <w:szCs w:val="24"/>
-        </w:rPr>
-        <w:lastRenderedPageBreak/>
-        <w:t xml:space="preserve">trying to incorporate ant nests as location-specific seed sinks by </w:t>
-      </w:r>
-      <w:r>
-        <w:rPr>
-          <w:rFonts w:ascii="Times New Roman" w:hAnsi="Times New Roman" w:cs="Times New Roman"/>
-          <w:sz w:val="24"/>
-          <w:szCs w:val="24"/>
-        </w:rPr>
-        <w:t xml:space="preserve">numerically estimating </w:t>
-      </w:r>
-      <w:proofErr w:type="spellStart"/>
-      <w:r>
-        <w:rPr>
-          <w:rFonts w:ascii="Times New Roman" w:hAnsi="Times New Roman" w:cs="Times New Roman"/>
-          <w:sz w:val="24"/>
-          <w:szCs w:val="24"/>
-        </w:rPr>
-        <w:t>wavespeeds</w:t>
-      </w:r>
-      <w:proofErr w:type="spellEnd"/>
-      <w:r>
-        <w:rPr>
-          <w:rFonts w:ascii="Times New Roman" w:hAnsi="Times New Roman" w:cs="Times New Roman"/>
-          <w:sz w:val="24"/>
-          <w:szCs w:val="24"/>
-        </w:rPr>
-        <w:t xml:space="preserve"> using an individual-based model; in doing this, we can account for the fates of individual seeds while still being able to fully capture variation in environmental characteristics such as wind speed and demographic traits such as height, number of flower heads, etc</w:t>
-      </w:r>
-      <w:r>
-        <w:rPr>
-          <w:rFonts w:ascii="Times New Roman" w:hAnsi="Times New Roman" w:cs="Times New Roman"/>
-          <w:sz w:val="24"/>
-          <w:szCs w:val="24"/>
-        </w:rPr>
-        <w:t xml:space="preserve">. </w:t>
-      </w:r>
-      <w:r>
-        <w:rPr>
-          <w:rFonts w:ascii="Times New Roman" w:hAnsi="Times New Roman" w:cs="Times New Roman"/>
-          <w:sz w:val="24"/>
-          <w:szCs w:val="24"/>
-        </w:rPr>
-        <w:t>This model simulates</w:t>
-      </w:r>
-      <w:r>
-        <w:rPr>
-          <w:rFonts w:ascii="Times New Roman" w:hAnsi="Times New Roman" w:cs="Times New Roman"/>
-          <w:sz w:val="24"/>
-          <w:szCs w:val="24"/>
-        </w:rPr>
-        <w:t xml:space="preserve"> the expansion of a population starting from a single rosette</w:t>
-      </w:r>
-      <w:r>
-        <w:rPr>
-          <w:rFonts w:ascii="Times New Roman" w:hAnsi="Times New Roman" w:cs="Times New Roman"/>
-          <w:sz w:val="24"/>
-          <w:szCs w:val="24"/>
-        </w:rPr>
-        <w:t xml:space="preserve"> at the point of origin</w:t>
-      </w:r>
-      <w:r>
-        <w:rPr>
-          <w:rFonts w:ascii="Times New Roman" w:hAnsi="Times New Roman" w:cs="Times New Roman"/>
-          <w:sz w:val="24"/>
-          <w:szCs w:val="24"/>
-        </w:rPr>
-        <w:t xml:space="preserve">, </w:t>
-      </w:r>
-      <w:r>
-        <w:rPr>
-          <w:rFonts w:ascii="Times New Roman" w:hAnsi="Times New Roman" w:cs="Times New Roman"/>
-          <w:sz w:val="24"/>
-          <w:szCs w:val="24"/>
-        </w:rPr>
-        <w:t xml:space="preserve">with the rosette size </w:t>
-      </w:r>
-      <w:r>
-        <w:rPr>
-          <w:rFonts w:ascii="Times New Roman" w:hAnsi="Times New Roman" w:cs="Times New Roman"/>
-          <w:sz w:val="24"/>
-          <w:szCs w:val="24"/>
-        </w:rPr>
-        <w:t>selected at random</w:t>
-      </w:r>
-      <w:r>
-        <w:rPr>
-          <w:rFonts w:ascii="Times New Roman" w:hAnsi="Times New Roman" w:cs="Times New Roman"/>
-          <w:sz w:val="24"/>
-          <w:szCs w:val="24"/>
-        </w:rPr>
-        <w:t xml:space="preserve"> from the distribution of initial rosette sizes.</w:t>
-      </w:r>
-      <w:r>
-        <w:rPr>
-          <w:rFonts w:ascii="Times New Roman" w:hAnsi="Times New Roman" w:cs="Times New Roman"/>
-          <w:sz w:val="24"/>
-          <w:szCs w:val="24"/>
-        </w:rPr>
-        <w:t xml:space="preserve"> </w:t>
-      </w:r>
-    </w:p>
-    <w:p>
-      <w:pPr>
-        <w:spacing w:line="240" w:lineRule="auto"/>
-        <w:ind w:firstLine="284"/>
-        <w:jc w:val="both"/>
-        <w:rPr>
-          <w:rFonts w:ascii="Times New Roman" w:hAnsi="Times New Roman" w:cs="Times New Roman"/>
-          <w:sz w:val="24"/>
-          <w:szCs w:val="24"/>
-        </w:rPr>
-      </w:pPr>
-      <w:r>
-        <w:rPr>
-          <w:rFonts w:ascii="Times New Roman" w:hAnsi="Times New Roman" w:cs="Times New Roman"/>
-          <w:sz w:val="24"/>
-          <w:szCs w:val="24"/>
-        </w:rPr>
-        <w:t>At the beginning of</w:t>
-      </w:r>
-      <w:r>
-        <w:rPr>
-          <w:rFonts w:ascii="Times New Roman" w:hAnsi="Times New Roman" w:cs="Times New Roman"/>
-          <w:sz w:val="24"/>
-          <w:szCs w:val="24"/>
-        </w:rPr>
-        <w:t xml:space="preserve"> each </w:t>
-      </w:r>
-      <w:r>
-        <w:rPr>
-          <w:rFonts w:ascii="Times New Roman" w:hAnsi="Times New Roman" w:cs="Times New Roman"/>
-          <w:sz w:val="24"/>
-          <w:szCs w:val="24"/>
-        </w:rPr>
-        <w:t xml:space="preserve">growth </w:t>
-      </w:r>
-      <w:r>
-        <w:rPr>
-          <w:rFonts w:ascii="Times New Roman" w:hAnsi="Times New Roman" w:cs="Times New Roman"/>
-          <w:sz w:val="24"/>
-          <w:szCs w:val="24"/>
-        </w:rPr>
-        <w:t>year,</w:t>
-      </w:r>
-      <w:r>
-        <w:rPr>
-          <w:rFonts w:ascii="Times New Roman" w:hAnsi="Times New Roman" w:cs="Times New Roman"/>
-          <w:sz w:val="24"/>
-          <w:szCs w:val="24"/>
-        </w:rPr>
-        <w:t xml:space="preserve"> we </w:t>
-      </w:r>
-      <w:r>
-        <w:rPr>
-          <w:rFonts w:ascii="Times New Roman" w:hAnsi="Times New Roman" w:cs="Times New Roman"/>
-          <w:sz w:val="24"/>
-          <w:szCs w:val="24"/>
-        </w:rPr>
-        <w:t>start by simulating</w:t>
-      </w:r>
-      <w:r>
-        <w:rPr>
-          <w:rFonts w:ascii="Times New Roman" w:hAnsi="Times New Roman" w:cs="Times New Roman"/>
-          <w:sz w:val="24"/>
-          <w:szCs w:val="24"/>
-        </w:rPr>
-        <w:t xml:space="preserve"> rosette establishment from </w:t>
-      </w:r>
-      <w:r>
-        <w:rPr>
-          <w:rFonts w:ascii="Times New Roman" w:hAnsi="Times New Roman" w:cs="Times New Roman"/>
-          <w:sz w:val="24"/>
-          <w:szCs w:val="24"/>
-        </w:rPr>
-        <w:t>both the previous year’s dispersal and from the seed bank</w:t>
-      </w:r>
-      <w:r>
-        <w:rPr>
-          <w:rFonts w:ascii="Times New Roman" w:hAnsi="Times New Roman" w:cs="Times New Roman"/>
-          <w:sz w:val="24"/>
-          <w:szCs w:val="24"/>
-        </w:rPr>
-        <w:t>.</w:t>
-      </w:r>
-      <w:r>
-        <w:rPr>
-          <w:rFonts w:ascii="Times New Roman" w:hAnsi="Times New Roman" w:cs="Times New Roman"/>
-          <w:sz w:val="24"/>
-          <w:szCs w:val="24"/>
-        </w:rPr>
-        <w:t xml:space="preserve"> </w:t>
-      </w:r>
-      <w:r>
-        <w:rPr>
-          <w:rFonts w:ascii="Times New Roman" w:hAnsi="Times New Roman" w:cs="Times New Roman"/>
-          <w:sz w:val="24"/>
-          <w:szCs w:val="24"/>
-        </w:rPr>
-        <w:t>F</w:t>
-      </w:r>
-      <w:r>
-        <w:rPr>
-          <w:rFonts w:ascii="Times New Roman" w:hAnsi="Times New Roman" w:cs="Times New Roman"/>
-          <w:sz w:val="24"/>
-          <w:szCs w:val="24"/>
-        </w:rPr>
-        <w:t>or the rosettes that survived</w:t>
-      </w:r>
-      <w:r>
-        <w:rPr>
-          <w:rFonts w:ascii="Times New Roman" w:hAnsi="Times New Roman" w:cs="Times New Roman"/>
-          <w:sz w:val="24"/>
-          <w:szCs w:val="24"/>
-        </w:rPr>
-        <w:t xml:space="preserve"> from the prior year</w:t>
-      </w:r>
-      <w:r>
-        <w:rPr>
-          <w:rFonts w:ascii="Times New Roman" w:hAnsi="Times New Roman" w:cs="Times New Roman"/>
-          <w:sz w:val="24"/>
-          <w:szCs w:val="24"/>
-        </w:rPr>
-        <w:t xml:space="preserve">, </w:t>
-      </w:r>
-      <w:r>
-        <w:rPr>
-          <w:rFonts w:ascii="Times New Roman" w:hAnsi="Times New Roman" w:cs="Times New Roman"/>
-          <w:sz w:val="24"/>
-          <w:szCs w:val="24"/>
-        </w:rPr>
-        <w:t xml:space="preserve">growth into adulthood was simulated as well; </w:t>
-      </w:r>
-      <w:r>
-        <w:rPr>
-          <w:rFonts w:ascii="Times New Roman" w:hAnsi="Times New Roman" w:cs="Times New Roman"/>
-          <w:sz w:val="24"/>
-          <w:szCs w:val="24"/>
-        </w:rPr>
-        <w:t>only a fraction of individuals reach adulthood in the same year that they establish, though</w:t>
-      </w:r>
-      <w:r>
-        <w:rPr>
-          <w:rFonts w:ascii="Times New Roman" w:hAnsi="Times New Roman" w:cs="Times New Roman"/>
-          <w:sz w:val="24"/>
-          <w:szCs w:val="24"/>
-        </w:rPr>
-        <w:t>, and some take two or more years to reproduce (Keller and Shea 2021)</w:t>
-      </w:r>
-      <w:r>
-        <w:rPr>
-          <w:rFonts w:ascii="Times New Roman" w:hAnsi="Times New Roman" w:cs="Times New Roman"/>
-          <w:sz w:val="24"/>
-          <w:szCs w:val="24"/>
-        </w:rPr>
-        <w:t>. For adults</w:t>
-      </w:r>
-      <w:r>
-        <w:rPr>
-          <w:rFonts w:ascii="Times New Roman" w:hAnsi="Times New Roman" w:cs="Times New Roman"/>
-          <w:sz w:val="24"/>
-          <w:szCs w:val="24"/>
-        </w:rPr>
-        <w:t xml:space="preserve"> that </w:t>
-      </w:r>
-      <w:r>
-        <w:rPr>
-          <w:rFonts w:ascii="Times New Roman" w:hAnsi="Times New Roman" w:cs="Times New Roman"/>
-          <w:sz w:val="24"/>
-          <w:szCs w:val="24"/>
-        </w:rPr>
-        <w:t>flower in a given growth year</w:t>
-      </w:r>
-      <w:r>
-        <w:rPr>
-          <w:rFonts w:ascii="Times New Roman" w:hAnsi="Times New Roman" w:cs="Times New Roman"/>
-          <w:sz w:val="24"/>
-          <w:szCs w:val="24"/>
-        </w:rPr>
-        <w:t xml:space="preserve">, the number of flower heads was </w:t>
-      </w:r>
-      <w:r>
-        <w:rPr>
-          <w:rFonts w:ascii="Times New Roman" w:hAnsi="Times New Roman" w:cs="Times New Roman"/>
-          <w:sz w:val="24"/>
-          <w:szCs w:val="24"/>
-        </w:rPr>
-        <w:t>estimated</w:t>
-      </w:r>
-      <w:r>
-        <w:rPr>
-          <w:rFonts w:ascii="Times New Roman" w:hAnsi="Times New Roman" w:cs="Times New Roman"/>
-          <w:sz w:val="24"/>
-          <w:szCs w:val="24"/>
-        </w:rPr>
-        <w:t xml:space="preserve"> from the demographic models described above</w:t>
-      </w:r>
-      <w:r>
-        <w:rPr>
-          <w:rFonts w:ascii="Times New Roman" w:hAnsi="Times New Roman" w:cs="Times New Roman"/>
-          <w:sz w:val="24"/>
-          <w:szCs w:val="24"/>
-        </w:rPr>
-        <w:t>,</w:t>
-      </w:r>
-      <w:r>
-        <w:rPr>
-          <w:rFonts w:ascii="Times New Roman" w:hAnsi="Times New Roman" w:cs="Times New Roman"/>
-          <w:sz w:val="24"/>
-          <w:szCs w:val="24"/>
-        </w:rPr>
-        <w:t xml:space="preserve"> with the height of each</w:t>
-      </w:r>
-      <w:r>
-        <w:rPr>
-          <w:rFonts w:ascii="Times New Roman" w:hAnsi="Times New Roman" w:cs="Times New Roman"/>
-          <w:sz w:val="24"/>
-          <w:szCs w:val="24"/>
-        </w:rPr>
-        <w:t xml:space="preserve"> flower</w:t>
-      </w:r>
-      <w:r>
-        <w:rPr>
-          <w:rFonts w:ascii="Times New Roman" w:hAnsi="Times New Roman" w:cs="Times New Roman"/>
-          <w:sz w:val="24"/>
-          <w:szCs w:val="24"/>
-        </w:rPr>
-        <w:t xml:space="preserve"> head </w:t>
-      </w:r>
-      <w:r>
-        <w:rPr>
-          <w:rFonts w:ascii="Times New Roman" w:hAnsi="Times New Roman" w:cs="Times New Roman"/>
-          <w:sz w:val="24"/>
-          <w:szCs w:val="24"/>
-        </w:rPr>
-        <w:t>sampled</w:t>
-      </w:r>
-      <w:r>
-        <w:rPr>
-          <w:rFonts w:ascii="Times New Roman" w:hAnsi="Times New Roman" w:cs="Times New Roman"/>
-          <w:sz w:val="24"/>
-          <w:szCs w:val="24"/>
-        </w:rPr>
-        <w:t xml:space="preserve"> from the distribution of flower head heights.</w:t>
-      </w:r>
-      <w:r>
-        <w:rPr>
-          <w:rFonts w:ascii="Times New Roman" w:hAnsi="Times New Roman" w:cs="Times New Roman"/>
-          <w:sz w:val="24"/>
-          <w:szCs w:val="24"/>
-        </w:rPr>
-        <w:t xml:space="preserve"> </w:t>
-      </w:r>
-      <w:r>
-        <w:rPr>
-          <w:rFonts w:ascii="Times New Roman" w:hAnsi="Times New Roman" w:cs="Times New Roman"/>
-          <w:sz w:val="24"/>
-          <w:szCs w:val="24"/>
-        </w:rPr>
-        <w:t xml:space="preserve">The number of seeds produced by </w:t>
-      </w:r>
-      <w:proofErr w:type="gramStart"/>
-      <w:r>
-        <w:rPr>
-          <w:rFonts w:ascii="Times New Roman" w:hAnsi="Times New Roman" w:cs="Times New Roman"/>
-          <w:sz w:val="24"/>
-          <w:szCs w:val="24"/>
-        </w:rPr>
-        <w:t>each individual</w:t>
-      </w:r>
-      <w:proofErr w:type="gramEnd"/>
-      <w:r>
-        <w:rPr>
-          <w:rFonts w:ascii="Times New Roman" w:hAnsi="Times New Roman" w:cs="Times New Roman"/>
-          <w:sz w:val="24"/>
-          <w:szCs w:val="24"/>
-        </w:rPr>
-        <w:t xml:space="preserve"> was then estimated and di</w:t>
-      </w:r>
-      <w:r>
-        <w:rPr>
-          <w:rFonts w:ascii="Times New Roman" w:hAnsi="Times New Roman" w:cs="Times New Roman"/>
-          <w:sz w:val="24"/>
-          <w:szCs w:val="24"/>
-        </w:rPr>
-        <w:t xml:space="preserve">spersal of seeds from </w:t>
-      </w:r>
-      <w:r>
-        <w:rPr>
-          <w:rFonts w:ascii="Times New Roman" w:hAnsi="Times New Roman" w:cs="Times New Roman"/>
-          <w:sz w:val="24"/>
-          <w:szCs w:val="24"/>
-        </w:rPr>
-        <w:t>the range of flower heights in each plant</w:t>
-      </w:r>
-      <w:r>
-        <w:rPr>
-          <w:rFonts w:ascii="Times New Roman" w:hAnsi="Times New Roman" w:cs="Times New Roman"/>
-          <w:sz w:val="24"/>
-          <w:szCs w:val="24"/>
-        </w:rPr>
-        <w:t xml:space="preserve"> simulated, as was predation of dispersed seeds</w:t>
-      </w:r>
-      <w:r>
-        <w:rPr>
-          <w:rFonts w:ascii="Times New Roman" w:hAnsi="Times New Roman" w:cs="Times New Roman"/>
-          <w:sz w:val="24"/>
-          <w:szCs w:val="24"/>
-        </w:rPr>
-        <w:t xml:space="preserve"> and then</w:t>
-      </w:r>
-      <w:r>
-        <w:rPr>
-          <w:rFonts w:ascii="Times New Roman" w:hAnsi="Times New Roman" w:cs="Times New Roman"/>
-          <w:sz w:val="24"/>
-          <w:szCs w:val="24"/>
-        </w:rPr>
-        <w:t xml:space="preserve"> </w:t>
-      </w:r>
-      <w:r>
-        <w:rPr>
-          <w:rFonts w:ascii="Times New Roman" w:hAnsi="Times New Roman" w:cs="Times New Roman"/>
-          <w:sz w:val="24"/>
-          <w:szCs w:val="24"/>
-        </w:rPr>
-        <w:t>d</w:t>
-      </w:r>
-      <w:r>
-        <w:rPr>
-          <w:rFonts w:ascii="Times New Roman" w:hAnsi="Times New Roman" w:cs="Times New Roman"/>
-          <w:sz w:val="24"/>
-          <w:szCs w:val="24"/>
-        </w:rPr>
-        <w:t>ispersal</w:t>
-      </w:r>
-      <w:r>
-        <w:rPr>
-          <w:rFonts w:ascii="Times New Roman" w:hAnsi="Times New Roman" w:cs="Times New Roman"/>
-          <w:sz w:val="24"/>
-          <w:szCs w:val="24"/>
-        </w:rPr>
-        <w:t xml:space="preserve"> of intact seeds</w:t>
-      </w:r>
-      <w:r>
-        <w:rPr>
-          <w:rFonts w:ascii="Times New Roman" w:hAnsi="Times New Roman" w:cs="Times New Roman"/>
-          <w:sz w:val="24"/>
-          <w:szCs w:val="24"/>
-        </w:rPr>
-        <w:t xml:space="preserve"> via ants.</w:t>
-      </w:r>
-      <w:r>
-        <w:rPr>
-          <w:rFonts w:ascii="Times New Roman" w:hAnsi="Times New Roman" w:cs="Times New Roman"/>
-          <w:sz w:val="24"/>
-          <w:szCs w:val="24"/>
-        </w:rPr>
-        <w:t xml:space="preserve"> For </w:t>
-      </w:r>
-      <w:r>
-        <w:rPr>
-          <w:rFonts w:ascii="Times New Roman" w:hAnsi="Times New Roman" w:cs="Times New Roman"/>
-          <w:sz w:val="24"/>
-          <w:szCs w:val="24"/>
-        </w:rPr>
-        <w:t xml:space="preserve">any </w:t>
-      </w:r>
-      <w:r>
-        <w:rPr>
-          <w:rFonts w:ascii="Times New Roman" w:hAnsi="Times New Roman" w:cs="Times New Roman"/>
-          <w:sz w:val="24"/>
-          <w:szCs w:val="24"/>
-        </w:rPr>
-        <w:t xml:space="preserve">seeds that were not consumed, </w:t>
-      </w:r>
-      <w:r>
-        <w:rPr>
-          <w:rFonts w:ascii="Times New Roman" w:hAnsi="Times New Roman" w:cs="Times New Roman"/>
-          <w:sz w:val="24"/>
-          <w:szCs w:val="24"/>
-        </w:rPr>
-        <w:t>one of three outcomes occu</w:t>
-      </w:r>
-      <w:r>
-        <w:rPr>
-          <w:rFonts w:ascii="Times New Roman" w:hAnsi="Times New Roman" w:cs="Times New Roman"/>
-          <w:sz w:val="24"/>
-          <w:szCs w:val="24"/>
-        </w:rPr>
-        <w:t>r</w:t>
-      </w:r>
-      <w:r>
-        <w:rPr>
-          <w:rFonts w:ascii="Times New Roman" w:hAnsi="Times New Roman" w:cs="Times New Roman"/>
-          <w:sz w:val="24"/>
-          <w:szCs w:val="24"/>
-        </w:rPr>
-        <w:t>r</w:t>
-      </w:r>
-      <w:r>
-        <w:rPr>
-          <w:rFonts w:ascii="Times New Roman" w:hAnsi="Times New Roman" w:cs="Times New Roman"/>
-          <w:sz w:val="24"/>
-          <w:szCs w:val="24"/>
-        </w:rPr>
-        <w:t>ed</w:t>
-      </w:r>
-      <w:r>
-        <w:rPr>
-          <w:rFonts w:ascii="Times New Roman" w:hAnsi="Times New Roman" w:cs="Times New Roman"/>
-          <w:sz w:val="24"/>
-          <w:szCs w:val="24"/>
-        </w:rPr>
-        <w:t xml:space="preserve">: the seed either entered the seed bank, or survived </w:t>
-      </w:r>
-      <w:r>
-        <w:rPr>
-          <w:rFonts w:ascii="Times New Roman" w:hAnsi="Times New Roman" w:cs="Times New Roman"/>
-          <w:sz w:val="24"/>
-          <w:szCs w:val="24"/>
-        </w:rPr>
-        <w:t>without entering the seed bank</w:t>
-      </w:r>
-      <w:r>
-        <w:rPr>
-          <w:rFonts w:ascii="Times New Roman" w:hAnsi="Times New Roman" w:cs="Times New Roman"/>
-          <w:sz w:val="24"/>
-          <w:szCs w:val="24"/>
-        </w:rPr>
-        <w:t xml:space="preserve"> and established as a rosette at the beginning of the next year</w:t>
-      </w:r>
-      <w:r>
-        <w:rPr>
-          <w:rFonts w:ascii="Times New Roman" w:hAnsi="Times New Roman" w:cs="Times New Roman"/>
-          <w:sz w:val="24"/>
-          <w:szCs w:val="24"/>
-        </w:rPr>
-        <w:t>, or died (</w:t>
-      </w:r>
-      <w:proofErr w:type="gramStart"/>
-      <w:r>
-        <w:rPr>
-          <w:rFonts w:ascii="Times New Roman" w:hAnsi="Times New Roman" w:cs="Times New Roman"/>
-          <w:sz w:val="24"/>
-          <w:szCs w:val="24"/>
-        </w:rPr>
-        <w:t>i.e.</w:t>
-      </w:r>
-      <w:proofErr w:type="gramEnd"/>
-      <w:r>
-        <w:rPr>
-          <w:rFonts w:ascii="Times New Roman" w:hAnsi="Times New Roman" w:cs="Times New Roman"/>
-          <w:sz w:val="24"/>
-          <w:szCs w:val="24"/>
-        </w:rPr>
         <w:t xml:space="preserve"> failed to either establish or enter the seed bank).</w:t>
       </w:r>
       <w:r>
@@ -9831,23 +11742,7 @@
           <w:sz w:val="24"/>
           <w:szCs w:val="24"/>
         </w:rPr>
-        <w:t xml:space="preserve"> A complete list of the demographic and dispersal parameters used in this model, as well as the origin of parameters that were unable to be obtained from our experimental thistle populations, can be found in </w:t>
-      </w:r>
-      <w:r>
-        <w:rPr>
-          <w:rFonts w:ascii="Times New Roman" w:hAnsi="Times New Roman" w:cs="Times New Roman"/>
-          <w:sz w:val="24"/>
-          <w:szCs w:val="24"/>
-        </w:rPr>
-        <w:t>Table 1</w:t>
-      </w:r>
-      <w:r>
-        <w:rPr>
-          <w:rFonts w:ascii="Times New Roman" w:hAnsi="Times New Roman" w:cs="Times New Roman"/>
-          <w:sz w:val="24"/>
-          <w:szCs w:val="24"/>
-        </w:rPr>
-        <w:t>.</w:t>
+        <w:t xml:space="preserve"> A complete list of the demographic and dispersal parameters used in this model, as well as the origin of parameters that were unable to be obtained from our experimental thistle populations, can be found in Table 1.</w:t>
       </w:r>
     </w:p>
     <w:p>
@@ -10848,37 +12743,7 @@
           <w:szCs w:val="24"/>
           <w:shd w:val="clear" w:color="auto" w:fill="FFFFFF"/>
         </w:rPr>
-        <w:t xml:space="preserve"> </w:t>
-      </w:r>
-      <w:r>
-        <w:rPr>
-          <w:rFonts w:ascii="Times New Roman" w:hAnsi="Times New Roman" w:cs="Times New Roman"/>
-          <w:color w:val="222222"/>
-          <w:sz w:val="24"/>
-          <w:szCs w:val="24"/>
-          <w:shd w:val="clear" w:color="auto" w:fill="FFFFFF"/>
-        </w:rPr>
-        <w:t>(</w:t>
-      </w:r>
-      <w:r>
-        <w:rPr>
-          <w:rFonts w:ascii="Times New Roman" w:hAnsi="Times New Roman" w:cs="Times New Roman"/>
-          <w:color w:val="222222"/>
-          <w:sz w:val="24"/>
-          <w:szCs w:val="24"/>
-          <w:shd w:val="clear" w:color="auto" w:fill="FFFFFF"/>
-        </w:rPr>
-        <w:t>2008</w:t>
-      </w:r>
-      <w:r>
-        <w:rPr>
-          <w:rFonts w:ascii="Times New Roman" w:hAnsi="Times New Roman" w:cs="Times New Roman"/>
-          <w:color w:val="222222"/>
-          <w:sz w:val="24"/>
-          <w:szCs w:val="24"/>
-          <w:shd w:val="clear" w:color="auto" w:fill="FFFFFF"/>
-        </w:rPr>
-        <w:t>).</w:t>
+        <w:t xml:space="preserve"> (2008).</w:t>
       </w:r>
     </w:p>
     <w:p>
@@ -13569,6 +15434,7 @@
           <w:sz w:val="24"/>
           <w:szCs w:val="24"/>
         </w:rPr>
+        <w:lastRenderedPageBreak/>
         <w:t>Handel, S.N. and Beattie, A.J., 1990. Seed dispersal by ants. Scientific American, 263(2), pp.76-83B.</w:t>
       </w:r>
     </w:p>
@@ -13806,7 +15672,6 @@
           <w:szCs w:val="24"/>
           <w:shd w:val="clear" w:color="auto" w:fill="FFFFFF"/>
         </w:rPr>
-        <w:lastRenderedPageBreak/>
         <w:t>Jongejans</w:t>
       </w:r>
       <w:proofErr w:type="spellEnd"/>
@@ -14226,7 +16091,7 @@
           <w:szCs w:val="24"/>
         </w:rPr>
       </w:pPr>
-      <w:commentRangeStart w:id="4"/>
+      <w:commentRangeStart w:id="5"/>
       <w:proofErr w:type="spellStart"/>
       <w:r>
         <w:rPr>
@@ -14263,12 +16128,12 @@
         </w:rPr>
         <w:t>.</w:t>
       </w:r>
-      <w:commentRangeEnd w:id="4"/>
+      <w:commentRangeEnd w:id="5"/>
       <w:r>
         <w:rPr>
           <w:rStyle w:val="CommentReference"/>
         </w:rPr>
-        <w:commentReference w:id="4"/>
+        <w:commentReference w:id="5"/>
       </w:r>
     </w:p>
     <w:p>
@@ -14373,6 +16238,7 @@
           <w:sz w:val="24"/>
           <w:szCs w:val="24"/>
         </w:rPr>
+        <w:lastRenderedPageBreak/>
         <w:t>Mokany</w:t>
       </w:r>
       <w:proofErr w:type="spellEnd"/>
@@ -14616,7 +16482,6 @@
           <w:szCs w:val="24"/>
           <w:shd w:val="clear" w:color="auto" w:fill="FFFFFF"/>
         </w:rPr>
-        <w:lastRenderedPageBreak/>
         <w:t xml:space="preserve">Pemberton, R. W., &amp; Irving, D. W. (1990). </w:t>
       </w:r>
       <w:proofErr w:type="spellStart"/>
@@ -15182,6 +17047,7 @@
           <w:sz w:val="24"/>
           <w:szCs w:val="24"/>
         </w:rPr>
+        <w:lastRenderedPageBreak/>
         <w:t>Trumble</w:t>
       </w:r>
       <w:proofErr w:type="spellEnd"/>
@@ -17608,7 +19474,7 @@
       </w:r>
     </w:p>
   </w:comment>
-  <w:comment w:id="2" w:author="Trevor D." w:date="2021-06-10T09:16:00Z" w:initials="TD">
+  <w:comment w:id="2" w:author="Trevor D." w:date="2021-09-11T14:00:00Z" w:initials="TD">
     <w:p>
       <w:pPr>
         <w:pStyle w:val="CommentText"/>
@@ -17620,11 +19486,14 @@
         <w:annotationRef/>
       </w:r>
       <w:r>
-        <w:t>Need to change the wording and structure of this section, as it is identical to one of my other papers.</w:t>
+        <w:t>This is the same as what I wrote in the ant seed removal paper</w:t>
+      </w:r>
+      <w:r>
+        <w:t>.</w:t>
       </w:r>
     </w:p>
   </w:comment>
-  <w:comment w:id="3" w:author="Trevor D." w:date="2021-03-03T11:31:00Z" w:initials="TD">
+  <w:comment w:id="3" w:author="Trevor D." w:date="2021-06-10T09:16:00Z" w:initials="TD">
     <w:p>
       <w:pPr>
         <w:pStyle w:val="CommentText"/>
@@ -17636,11 +19505,27 @@
         <w:annotationRef/>
       </w:r>
       <w:r>
-        <w:t>This equation, as well as the ones that follow, will eventually be labelled.</w:t>
+        <w:t>Need to change the wording and structure of this section, as it is identical to one of my other papers.</w:t>
       </w:r>
     </w:p>
   </w:comment>
-  <w:comment w:id="4" w:author="Trevor D." w:date="2021-07-17T12:13:00Z" w:initials="TD">
+  <w:comment w:id="4" w:author="Trevor D." w:date="2021-03-03T11:31:00Z" w:initials="TD">
+    <w:p>
+      <w:pPr>
+        <w:pStyle w:val="CommentText"/>
+      </w:pPr>
+      <w:r>
+        <w:rPr>
+          <w:rStyle w:val="CommentReference"/>
+        </w:rPr>
+        <w:annotationRef/>
+      </w:r>
+      <w:r>
+        <w:t>This equation, as well as the ones that follow, will eventually be labelled.</w:t>
+      </w:r>
+    </w:p>
+  </w:comment>
+  <w:comment w:id="5" w:author="Trevor D." w:date="2021-07-17T12:13:00Z" w:initials="TD">
     <w:p>
       <w:pPr>
         <w:pStyle w:val="CommentText"/>
@@ -17663,8 +19548,9 @@
 <w15:commentsEx xmlns:wpc="http://schemas.microsoft.com/office/word/2010/wordprocessingCanvas" xmlns:cx="http://schemas.microsoft.com/office/drawing/2014/chartex" xmlns:cx1="http://schemas.microsoft.com/office/drawing/2015/9/8/chartex" xmlns:cx2="http://schemas.microsoft.com/office/drawing/2015/10/21/chartex" xmlns:cx3="http://schemas.microsoft.com/office/drawing/2016/5/9/chartex" xmlns:cx4="http://schemas.microsoft.com/office/drawing/2016/5/10/chartex" xmlns:cx5="http://schemas.microsoft.com/office/drawing/2016/5/11/chartex" xmlns:cx6="http://schemas.microsoft.com/office/drawing/2016/5/12/chartex" xmlns:cx7="http://schemas.microsoft.com/office/drawing/2016/5/13/chartex" xmlns:cx8="http://schemas.microsoft.com/office/drawing/2016/5/14/chartex" xmlns:mc="http://schemas.openxmlformats.org/markup-compatibility/2006" xmlns:aink="http://schemas.microsoft.com/office/drawing/2016/ink" xmlns:am3d="http://schemas.microsoft.com/office/drawing/2017/model3d" xmlns:o="urn:schemas-microsoft-com:office:office" xmlns:r="http://schemas.openxmlformats.org/officeDocument/2006/relationships" xmlns:m="http://schemas.openxmlformats.org/officeDocument/2006/math" xmlns:v="urn:schemas-microsoft-com:vml" xmlns:wp14="http://schemas.microsoft.com/office/word/2010/wordprocessingDrawing" xmlns:wp="http://schemas.openxmlformats.org/drawingml/2006/wordprocessingDrawing" xmlns:w10="urn:schemas-microsoft-com:office:word" xmlns:w="http://schemas.openxmlformats.org/wordprocessingml/2006/main" xmlns:w14="http://schemas.microsoft.com/office/word/2010/wordml" xmlns:w15="http://schemas.microsoft.com/office/word/2012/wordml" xmlns:w16cex="http://schemas.microsoft.com/office/word/2018/wordml/cex" xmlns:w16cid="http://schemas.microsoft.com/office/word/2016/wordml/cid" xmlns:w16="http://schemas.microsoft.com/office/word/2018/wordml" xmlns:w16sdtdh="http://schemas.microsoft.com/office/word/2020/wordml/sdtdatahash" xmlns:w16se="http://schemas.microsoft.com/office/word/2015/wordml/symex" xmlns:wpg="http://schemas.microsoft.com/office/word/2010/wordprocessingGroup" xmlns:wpi="http://schemas.microsoft.com/office/word/2010/wordprocessingInk" xmlns:wne="http://schemas.microsoft.com/office/word/2006/wordml" xmlns:wps="http://schemas.microsoft.com/office/word/2010/wordprocessingShape" mc:Ignorable="w14 w15 w16se w16cid w16 w16cex w16sdtdh wp14">
   <w15:commentEx w15:paraId="47B0008A" w15:done="0"/>
   <w15:commentEx w15:paraId="461180B4" w15:done="0"/>
-  <w15:commentEx w15:paraId="1D32AE8F" w15:done="0"/>
-  <w15:commentEx w15:paraId="253F0753" w15:done="0"/>
+  <w15:commentEx w15:paraId="20D184D2" w15:done="0"/>
+  <w15:commentEx w15:paraId="76C77F2C" w15:done="0"/>
+  <w15:commentEx w15:paraId="5E66B4F7" w15:done="0"/>
   <w15:commentEx w15:paraId="6FC1DD26" w15:done="0"/>
 </w15:commentsEx>
 </file>
@@ -17673,6 +19559,7 @@
 <w16cex:commentsExtensible xmlns:wpc="http://schemas.microsoft.com/office/word/2010/wordprocessingCanvas" xmlns:cx="http://schemas.microsoft.com/office/drawing/2014/chartex" xmlns:cx1="http://schemas.microsoft.com/office/drawing/2015/9/8/chartex" xmlns:cx2="http://schemas.microsoft.com/office/drawing/2015/10/21/chartex" xmlns:cx3="http://schemas.microsoft.com/office/drawing/2016/5/9/chartex" xmlns:cx4="http://schemas.microsoft.com/office/drawing/2016/5/10/chartex" xmlns:cx5="http://schemas.microsoft.com/office/drawing/2016/5/11/chartex" xmlns:cx6="http://schemas.microsoft.com/office/drawing/2016/5/12/chartex" xmlns:cx7="http://schemas.microsoft.com/office/drawing/2016/5/13/chartex" xmlns:cx8="http://schemas.microsoft.com/office/drawing/2016/5/14/chartex" xmlns:mc="http://schemas.openxmlformats.org/markup-compatibility/2006" xmlns:aink="http://schemas.microsoft.com/office/drawing/2016/ink" xmlns:am3d="http://schemas.microsoft.com/office/drawing/2017/model3d" xmlns:o="urn:schemas-microsoft-com:office:office" xmlns:r="http://schemas.openxmlformats.org/officeDocument/2006/relationships" xmlns:m="http://schemas.openxmlformats.org/officeDocument/2006/math" xmlns:v="urn:schemas-microsoft-com:vml" xmlns:wp14="http://schemas.microsoft.com/office/word/2010/wordprocessingDrawing" xmlns:wp="http://schemas.openxmlformats.org/drawingml/2006/wordprocessingDrawing" xmlns:w10="urn:schemas-microsoft-com:office:word" xmlns:w="http://schemas.openxmlformats.org/wordprocessingml/2006/main" xmlns:w14="http://schemas.microsoft.com/office/word/2010/wordml" xmlns:w15="http://schemas.microsoft.com/office/word/2012/wordml" xmlns:w16cex="http://schemas.microsoft.com/office/word/2018/wordml/cex" xmlns:w16cid="http://schemas.microsoft.com/office/word/2016/wordml/cid" xmlns:w16="http://schemas.microsoft.com/office/word/2018/wordml" xmlns:w16sdtdh="http://schemas.microsoft.com/office/word/2020/wordml/sdtdatahash" xmlns:w16se="http://schemas.microsoft.com/office/word/2015/wordml/symex" xmlns:wpg="http://schemas.microsoft.com/office/word/2010/wordprocessingGroup" xmlns:wpi="http://schemas.microsoft.com/office/word/2010/wordprocessingInk" xmlns:wne="http://schemas.microsoft.com/office/word/2006/wordml" xmlns:wps="http://schemas.microsoft.com/office/word/2010/wordprocessingShape" mc:Ignorable="w14 w15 w16se w16cid w16 w16cex w16sdtdh wp14">
   <w16cex:commentExtensible w16cex:durableId="2416CFAB" w16cex:dateUtc="2021-04-06T16:16:00Z"/>
   <w16cex:commentExtensible w16cex:durableId="24170C77" w16cex:dateUtc="2021-04-06T20:36:00Z"/>
+  <w16cex:commentExtensible w16cex:durableId="24E73513" w16cex:dateUtc="2021-09-11T18:00:00Z"/>
   <w16cex:commentExtensible w16cex:durableId="246C56EF" w16cex:dateUtc="2021-06-10T13:16:00Z"/>
   <w16cex:commentExtensible w16cex:durableId="23E9F20F" w16cex:dateUtc="2021-03-03T16:31:00Z"/>
   <w16cex:commentExtensible w16cex:durableId="249D47EB" w16cex:dateUtc="2021-07-17T16:13:00Z"/>
@@ -17683,8 +19570,9 @@
 <w16cid:commentsIds xmlns:wpc="http://schemas.microsoft.com/office/word/2010/wordprocessingCanvas" xmlns:cx="http://schemas.microsoft.com/office/drawing/2014/chartex" xmlns:cx1="http://schemas.microsoft.com/office/drawing/2015/9/8/chartex" xmlns:cx2="http://schemas.microsoft.com/office/drawing/2015/10/21/chartex" xmlns:cx3="http://schemas.microsoft.com/office/drawing/2016/5/9/chartex" xmlns:cx4="http://schemas.microsoft.com/office/drawing/2016/5/10/chartex" xmlns:cx5="http://schemas.microsoft.com/office/drawing/2016/5/11/chartex" xmlns:cx6="http://schemas.microsoft.com/office/drawing/2016/5/12/chartex" xmlns:cx7="http://schemas.microsoft.com/office/drawing/2016/5/13/chartex" xmlns:cx8="http://schemas.microsoft.com/office/drawing/2016/5/14/chartex" xmlns:mc="http://schemas.openxmlformats.org/markup-compatibility/2006" xmlns:aink="http://schemas.microsoft.com/office/drawing/2016/ink" xmlns:am3d="http://schemas.microsoft.com/office/drawing/2017/model3d" xmlns:o="urn:schemas-microsoft-com:office:office" xmlns:r="http://schemas.openxmlformats.org/officeDocument/2006/relationships" xmlns:m="http://schemas.openxmlformats.org/officeDocument/2006/math" xmlns:v="urn:schemas-microsoft-com:vml" xmlns:wp14="http://schemas.microsoft.com/office/word/2010/wordprocessingDrawing" xmlns:wp="http://schemas.openxmlformats.org/drawingml/2006/wordprocessingDrawing" xmlns:w10="urn:schemas-microsoft-com:office:word" xmlns:w="http://schemas.openxmlformats.org/wordprocessingml/2006/main" xmlns:w14="http://schemas.microsoft.com/office/word/2010/wordml" xmlns:w15="http://schemas.microsoft.com/office/word/2012/wordml" xmlns:w16cex="http://schemas.microsoft.com/office/word/2018/wordml/cex" xmlns:w16cid="http://schemas.microsoft.com/office/word/2016/wordml/cid" xmlns:w16="http://schemas.microsoft.com/office/word/2018/wordml" xmlns:w16sdtdh="http://schemas.microsoft.com/office/word/2020/wordml/sdtdatahash" xmlns:w16se="http://schemas.microsoft.com/office/word/2015/wordml/symex" xmlns:wpg="http://schemas.microsoft.com/office/word/2010/wordprocessingGroup" xmlns:wpi="http://schemas.microsoft.com/office/word/2010/wordprocessingInk" xmlns:wne="http://schemas.microsoft.com/office/word/2006/wordml" xmlns:wps="http://schemas.microsoft.com/office/word/2010/wordprocessingShape" mc:Ignorable="w14 w15 w16se w16cid w16 w16cex w16sdtdh wp14">
   <w16cid:commentId w16cid:paraId="47B0008A" w16cid:durableId="2416CFAB"/>
   <w16cid:commentId w16cid:paraId="461180B4" w16cid:durableId="24170C77"/>
-  <w16cid:commentId w16cid:paraId="1D32AE8F" w16cid:durableId="246C56EF"/>
-  <w16cid:commentId w16cid:paraId="253F0753" w16cid:durableId="23E9F20F"/>
+  <w16cid:commentId w16cid:paraId="20D184D2" w16cid:durableId="24E73513"/>
+  <w16cid:commentId w16cid:paraId="76C77F2C" w16cid:durableId="246C56EF"/>
+  <w16cid:commentId w16cid:paraId="5E66B4F7" w16cid:durableId="23E9F20F"/>
   <w16cid:commentId w16cid:paraId="6FC1DD26" w16cid:durableId="249D47EB"/>
 </w16cid:commentsIds>
 </file>
@@ -18533,4 +20421,16 @@
     </a:ext>
   </a:extLst>
 </a:theme>
+</file>
+
+<file path=customXml/item1.xml><?xml version="1.0" encoding="utf-8"?>
+<b:Sources xmlns:b="http://schemas.openxmlformats.org/officeDocument/2006/bibliography" xmlns="http://schemas.openxmlformats.org/officeDocument/2006/bibliography" SelectedStyle="\APASixthEditionOfficeOnline.xsl" StyleName="APA" Version="6"/>
+</file>
+
+<file path=customXml/itemProps1.xml><?xml version="1.0" encoding="utf-8"?>
+<ds:datastoreItem xmlns:ds="http://schemas.openxmlformats.org/officeDocument/2006/customXml" ds:itemID="{F60E03CC-E670-4CBE-AF0D-C11174DD361C}">
+  <ds:schemaRefs>
+    <ds:schemaRef ds:uri="http://schemas.openxmlformats.org/officeDocument/2006/bibliography"/>
+  </ds:schemaRefs>
+</ds:datastoreItem>
 </file>
--- a/CombinedDispersalMS_v1.docx
+++ b/CombinedDispersalMS_v1.docx
@@ -8451,317 +8451,6 @@
           <w:szCs w:val="24"/>
         </w:rPr>
       </w:pPr>
-      <w:r>
-        <w:rPr>
-          <w:rFonts w:ascii="Times New Roman" w:hAnsi="Times New Roman" w:cs="Times New Roman"/>
-          <w:sz w:val="24"/>
-          <w:szCs w:val="24"/>
-        </w:rPr>
-        <w:t xml:space="preserve">While almost </w:t>
-      </w:r>
-      <w:proofErr w:type="gramStart"/>
-      <w:r>
-        <w:rPr>
-          <w:rFonts w:ascii="Times New Roman" w:hAnsi="Times New Roman" w:cs="Times New Roman"/>
-          <w:sz w:val="24"/>
-          <w:szCs w:val="24"/>
-        </w:rPr>
-        <w:t>all of</w:t>
-      </w:r>
-      <w:proofErr w:type="gramEnd"/>
-      <w:r>
-        <w:rPr>
-          <w:rFonts w:ascii="Times New Roman" w:hAnsi="Times New Roman" w:cs="Times New Roman"/>
-          <w:sz w:val="24"/>
-          <w:szCs w:val="24"/>
-        </w:rPr>
-        <w:t xml:space="preserve"> the demographic parameters in our model are derived empirically in some form or another, the only one that is not is the rate of seed predation after dispersal. </w:t>
-      </w:r>
-      <w:r>
-        <w:rPr>
-          <w:rFonts w:ascii="Times New Roman" w:hAnsi="Times New Roman" w:cs="Times New Roman"/>
-          <w:sz w:val="24"/>
-          <w:szCs w:val="24"/>
-        </w:rPr>
-        <w:t xml:space="preserve">Rates of seed predation are extremely difficult to capture in a natural setting (SOURCES), and while experiments on seed removal are easier to conduct, studies often incorrectly assume that all removed seeds are consumed (Vander Wall 2005). While there are data on </w:t>
-      </w:r>
-      <w:r>
-        <w:rPr>
-          <w:rFonts w:ascii="Times New Roman" w:hAnsi="Times New Roman" w:cs="Times New Roman"/>
-          <w:i/>
-          <w:iCs/>
-          <w:sz w:val="24"/>
-          <w:szCs w:val="24"/>
-        </w:rPr>
-        <w:t>C. nutans</w:t>
-      </w:r>
-      <w:r>
-        <w:rPr>
-          <w:rFonts w:ascii="Times New Roman" w:hAnsi="Times New Roman" w:cs="Times New Roman"/>
-          <w:sz w:val="24"/>
-          <w:szCs w:val="24"/>
-        </w:rPr>
-        <w:t xml:space="preserve"> and </w:t>
-      </w:r>
-      <w:r>
-        <w:rPr>
-          <w:rFonts w:ascii="Times New Roman" w:hAnsi="Times New Roman" w:cs="Times New Roman"/>
-          <w:i/>
-          <w:iCs/>
-          <w:sz w:val="24"/>
-          <w:szCs w:val="24"/>
-        </w:rPr>
-        <w:t xml:space="preserve">C. </w:t>
-      </w:r>
-      <w:proofErr w:type="spellStart"/>
-      <w:r>
-        <w:rPr>
-          <w:rFonts w:ascii="Times New Roman" w:hAnsi="Times New Roman" w:cs="Times New Roman"/>
-          <w:i/>
-          <w:iCs/>
-          <w:sz w:val="24"/>
-          <w:szCs w:val="24"/>
-        </w:rPr>
-        <w:t>acanthoides</w:t>
-      </w:r>
-      <w:proofErr w:type="spellEnd"/>
-      <w:r>
-        <w:rPr>
-          <w:rFonts w:ascii="Times New Roman" w:hAnsi="Times New Roman" w:cs="Times New Roman"/>
-          <w:i/>
-          <w:iCs/>
-          <w:sz w:val="24"/>
-          <w:szCs w:val="24"/>
-        </w:rPr>
-        <w:t xml:space="preserve"> </w:t>
-      </w:r>
-      <w:r>
-        <w:rPr>
-          <w:rFonts w:ascii="Times New Roman" w:hAnsi="Times New Roman" w:cs="Times New Roman"/>
-          <w:sz w:val="24"/>
-          <w:szCs w:val="24"/>
-        </w:rPr>
-        <w:t>seed removal rates (</w:t>
-      </w:r>
-      <w:proofErr w:type="spellStart"/>
-      <w:r>
-        <w:rPr>
-          <w:rFonts w:ascii="Times New Roman" w:hAnsi="Times New Roman" w:cs="Times New Roman"/>
-          <w:sz w:val="24"/>
-          <w:szCs w:val="24"/>
-        </w:rPr>
-        <w:t>Jongejans</w:t>
-      </w:r>
-      <w:proofErr w:type="spellEnd"/>
-      <w:r>
-        <w:rPr>
-          <w:rFonts w:ascii="Times New Roman" w:hAnsi="Times New Roman" w:cs="Times New Roman"/>
-          <w:sz w:val="24"/>
-          <w:szCs w:val="24"/>
-        </w:rPr>
-        <w:t xml:space="preserve"> et al. 2015</w:t>
-      </w:r>
-      <w:r>
-        <w:rPr>
-          <w:rFonts w:ascii="Times New Roman" w:hAnsi="Times New Roman" w:cs="Times New Roman"/>
-          <w:sz w:val="24"/>
-          <w:szCs w:val="24"/>
-        </w:rPr>
-        <w:t xml:space="preserve">, Drees and Shea, </w:t>
-      </w:r>
-      <w:r>
-        <w:rPr>
-          <w:rFonts w:ascii="Times New Roman" w:hAnsi="Times New Roman" w:cs="Times New Roman"/>
-          <w:i/>
-          <w:iCs/>
-          <w:sz w:val="24"/>
-          <w:szCs w:val="24"/>
-        </w:rPr>
-        <w:t>in prep.</w:t>
-      </w:r>
-      <w:r>
-        <w:rPr>
-          <w:rFonts w:ascii="Times New Roman" w:hAnsi="Times New Roman" w:cs="Times New Roman"/>
-          <w:sz w:val="24"/>
-          <w:szCs w:val="24"/>
-        </w:rPr>
-        <w:t xml:space="preserve">) that indicate </w:t>
-      </w:r>
-      <w:proofErr w:type="gramStart"/>
-      <w:r>
-        <w:rPr>
-          <w:rFonts w:ascii="Times New Roman" w:hAnsi="Times New Roman" w:cs="Times New Roman"/>
-          <w:sz w:val="24"/>
-          <w:szCs w:val="24"/>
-        </w:rPr>
-        <w:t>the overwhelming majority of</w:t>
-      </w:r>
-      <w:proofErr w:type="gramEnd"/>
-      <w:r>
-        <w:rPr>
-          <w:rFonts w:ascii="Times New Roman" w:hAnsi="Times New Roman" w:cs="Times New Roman"/>
-          <w:sz w:val="24"/>
-          <w:szCs w:val="24"/>
-        </w:rPr>
-        <w:t xml:space="preserve"> seeds are moved by secondary dispersal vectors, assuming that all of </w:t>
-      </w:r>
-      <w:r>
-        <w:rPr>
-          <w:rFonts w:ascii="Times New Roman" w:hAnsi="Times New Roman" w:cs="Times New Roman"/>
-          <w:sz w:val="24"/>
-          <w:szCs w:val="24"/>
-        </w:rPr>
-        <w:lastRenderedPageBreak/>
-        <w:t xml:space="preserve">these seeds are consumed would drastically underestimate population spread rates. </w:t>
-      </w:r>
-      <w:r>
-        <w:rPr>
-          <w:rFonts w:ascii="Times New Roman" w:hAnsi="Times New Roman" w:cs="Times New Roman"/>
-          <w:sz w:val="24"/>
-          <w:szCs w:val="24"/>
-        </w:rPr>
-        <w:t>Thus,</w:t>
-      </w:r>
-      <w:r>
-        <w:rPr>
-          <w:rFonts w:ascii="Times New Roman" w:hAnsi="Times New Roman" w:cs="Times New Roman"/>
-          <w:sz w:val="24"/>
-          <w:szCs w:val="24"/>
-        </w:rPr>
-        <w:t xml:space="preserve"> </w:t>
-      </w:r>
-      <w:proofErr w:type="gramStart"/>
-      <w:r>
-        <w:rPr>
-          <w:rFonts w:ascii="Times New Roman" w:hAnsi="Times New Roman" w:cs="Times New Roman"/>
-          <w:sz w:val="24"/>
-          <w:szCs w:val="24"/>
-        </w:rPr>
-        <w:t>in light of</w:t>
-      </w:r>
-      <w:proofErr w:type="gramEnd"/>
-      <w:r>
-        <w:rPr>
-          <w:rFonts w:ascii="Times New Roman" w:hAnsi="Times New Roman" w:cs="Times New Roman"/>
-          <w:sz w:val="24"/>
-          <w:szCs w:val="24"/>
-        </w:rPr>
-        <w:t xml:space="preserve"> this problem,</w:t>
-      </w:r>
-      <w:r>
-        <w:rPr>
-          <w:rFonts w:ascii="Times New Roman" w:hAnsi="Times New Roman" w:cs="Times New Roman"/>
-          <w:sz w:val="24"/>
-          <w:szCs w:val="24"/>
-        </w:rPr>
-        <w:t xml:space="preserve"> we arbitrarily set the probability of seed predation at 0.90; our justification for this is that we are more interested in the</w:t>
-      </w:r>
-      <w:r>
-        <w:rPr>
-          <w:rFonts w:ascii="Times New Roman" w:hAnsi="Times New Roman" w:cs="Times New Roman"/>
-          <w:sz w:val="24"/>
-          <w:szCs w:val="24"/>
-        </w:rPr>
-        <w:t xml:space="preserve"> relative</w:t>
-      </w:r>
-      <w:r>
-        <w:rPr>
-          <w:rFonts w:ascii="Times New Roman" w:hAnsi="Times New Roman" w:cs="Times New Roman"/>
-          <w:sz w:val="24"/>
-          <w:szCs w:val="24"/>
-        </w:rPr>
-        <w:t xml:space="preserve"> effect</w:t>
-      </w:r>
-      <w:r>
-        <w:rPr>
-          <w:rFonts w:ascii="Times New Roman" w:hAnsi="Times New Roman" w:cs="Times New Roman"/>
-          <w:sz w:val="24"/>
-          <w:szCs w:val="24"/>
-        </w:rPr>
-        <w:t>s</w:t>
-      </w:r>
-      <w:r>
-        <w:rPr>
-          <w:rFonts w:ascii="Times New Roman" w:hAnsi="Times New Roman" w:cs="Times New Roman"/>
-          <w:sz w:val="24"/>
-          <w:szCs w:val="24"/>
-        </w:rPr>
-        <w:t xml:space="preserve"> of model parameters on the </w:t>
-      </w:r>
-      <w:proofErr w:type="spellStart"/>
-      <w:r>
-        <w:rPr>
-          <w:rFonts w:ascii="Times New Roman" w:hAnsi="Times New Roman" w:cs="Times New Roman"/>
-          <w:sz w:val="24"/>
-          <w:szCs w:val="24"/>
-        </w:rPr>
-        <w:t>wavespeed</w:t>
-      </w:r>
-      <w:proofErr w:type="spellEnd"/>
-      <w:r>
-        <w:rPr>
-          <w:rFonts w:ascii="Times New Roman" w:hAnsi="Times New Roman" w:cs="Times New Roman"/>
-          <w:sz w:val="24"/>
-          <w:szCs w:val="24"/>
-        </w:rPr>
-        <w:t xml:space="preserve"> rather than the </w:t>
-      </w:r>
-      <w:proofErr w:type="spellStart"/>
-      <w:r>
-        <w:rPr>
-          <w:rFonts w:ascii="Times New Roman" w:hAnsi="Times New Roman" w:cs="Times New Roman"/>
-          <w:sz w:val="24"/>
-          <w:szCs w:val="24"/>
-        </w:rPr>
-        <w:t>wavespeed</w:t>
-      </w:r>
-      <w:proofErr w:type="spellEnd"/>
-      <w:r>
-        <w:rPr>
-          <w:rFonts w:ascii="Times New Roman" w:hAnsi="Times New Roman" w:cs="Times New Roman"/>
-          <w:sz w:val="24"/>
-          <w:szCs w:val="24"/>
-        </w:rPr>
-        <w:t xml:space="preserve"> itself, and that should sensitivity analyses demonstrate a disproportional effect from seed predation, then it is clear that seed predation is </w:t>
-      </w:r>
-      <w:r>
-        <w:rPr>
-          <w:rFonts w:ascii="Times New Roman" w:hAnsi="Times New Roman" w:cs="Times New Roman"/>
-          <w:sz w:val="24"/>
-          <w:szCs w:val="24"/>
-        </w:rPr>
-        <w:t xml:space="preserve">a parameter necessary for estimating </w:t>
-      </w:r>
-      <w:proofErr w:type="spellStart"/>
-      <w:r>
-        <w:rPr>
-          <w:rFonts w:ascii="Times New Roman" w:hAnsi="Times New Roman" w:cs="Times New Roman"/>
-          <w:sz w:val="24"/>
-          <w:szCs w:val="24"/>
-        </w:rPr>
-        <w:t>wavespeeds</w:t>
-      </w:r>
-      <w:proofErr w:type="spellEnd"/>
-      <w:r>
-        <w:rPr>
-          <w:rFonts w:ascii="Times New Roman" w:hAnsi="Times New Roman" w:cs="Times New Roman"/>
-          <w:sz w:val="24"/>
-          <w:szCs w:val="24"/>
-        </w:rPr>
-        <w:t xml:space="preserve"> with sufficient accuracy.</w:t>
-      </w:r>
-    </w:p>
-    <w:p>
-      <w:pPr>
-        <w:spacing w:line="240" w:lineRule="auto"/>
-        <w:ind w:firstLine="284"/>
-        <w:jc w:val="both"/>
-        <w:rPr>
-          <w:rFonts w:ascii="Times New Roman" w:hAnsi="Times New Roman" w:cs="Times New Roman"/>
-          <w:sz w:val="24"/>
-          <w:szCs w:val="24"/>
-        </w:rPr>
-      </w:pPr>
     </w:p>
     <w:p>
       <w:pPr>
@@ -8815,7 +8504,16 @@
           <w:sz w:val="24"/>
           <w:szCs w:val="24"/>
         </w:rPr>
-        <w:t>Dispersal was modelled using the Wald analytical long-distance dispersal (WALD) model. This mechanistic model, based in fluid dynamics, predicts the distribution of propagule dispersal distances by wind and has been shown to be a suitable approximation of empirically determined kernels for wind-dispersed plants (</w:t>
+        <w:t xml:space="preserve">Dispersal was modelled using the Wald analytical long-distance dispersal (WALD) model. This mechanistic model, based in fluid dynamics, predicts the distribution of propagule dispersal distances by wind and has been shown to be a suitable approximation of empirically determined </w:t>
+      </w:r>
+      <w:r>
+        <w:rPr>
+          <w:rFonts w:ascii="Times New Roman" w:hAnsi="Times New Roman" w:cs="Times New Roman"/>
+          <w:sz w:val="24"/>
+          <w:szCs w:val="24"/>
+        </w:rPr>
+        <w:lastRenderedPageBreak/>
+        <w:t>kernels for wind-dispersed plants (</w:t>
       </w:r>
       <w:proofErr w:type="spellStart"/>
       <w:r>
@@ -10126,25 +9824,7 @@
           <w:sz w:val="24"/>
           <w:szCs w:val="24"/>
         </w:rPr>
-        <w:t xml:space="preserve"> were performed us</w:t>
-      </w:r>
-      <w:proofErr w:type="spellStart"/>
-      <w:r>
-        <w:rPr>
-          <w:rFonts w:ascii="Times New Roman" w:hAnsi="Times New Roman" w:cs="Times New Roman"/>
-          <w:sz w:val="24"/>
-          <w:szCs w:val="24"/>
-        </w:rPr>
-        <w:t>ing</w:t>
-      </w:r>
-      <w:proofErr w:type="spellEnd"/>
-      <w:r>
-        <w:rPr>
-          <w:rFonts w:ascii="Times New Roman" w:hAnsi="Times New Roman" w:cs="Times New Roman"/>
-          <w:sz w:val="24"/>
-          <w:szCs w:val="24"/>
-        </w:rPr>
-        <w:t xml:space="preserve"> the methods in </w:t>
+        <w:t xml:space="preserve"> were performed using the methods in </w:t>
       </w:r>
       <w:proofErr w:type="spellStart"/>
       <w:r>
@@ -10492,16 +10172,7 @@
           <w:sz w:val="24"/>
           <w:szCs w:val="24"/>
         </w:rPr>
-        <w:t xml:space="preserve"> a laboratory setting. We build </w:t>
-      </w:r>
-      <w:r>
-        <w:rPr>
-          <w:rFonts w:ascii="Times New Roman" w:eastAsiaTheme="minorEastAsia" w:hAnsi="Times New Roman" w:cs="Times New Roman"/>
-          <w:sz w:val="24"/>
-          <w:szCs w:val="24"/>
-        </w:rPr>
-        <w:lastRenderedPageBreak/>
-        <w:t xml:space="preserve">upon this by also integrating across the distribution of seed release heights </w:t>
+        <w:t xml:space="preserve"> a laboratory setting. We build upon this by also integrating across the distribution of seed release heights </w:t>
       </w:r>
       <m:oMath>
         <m:r>
@@ -10827,6 +10498,7 @@
     <w:p>
       <w:pPr>
         <w:spacing w:after="120" w:line="240" w:lineRule="auto"/>
+        <w:ind w:firstLine="284"/>
         <w:jc w:val="both"/>
         <w:rPr>
           <w:rFonts w:ascii="Times New Roman" w:eastAsiaTheme="minorEastAsia" w:hAnsi="Times New Roman" w:cs="Times New Roman"/>
@@ -10839,9 +10511,256 @@
           <w:rFonts w:ascii="Times New Roman" w:eastAsiaTheme="minorEastAsia" w:hAnsi="Times New Roman" w:cs="Times New Roman"/>
           <w:sz w:val="24"/>
           <w:szCs w:val="24"/>
+        </w:rPr>
+        <w:t xml:space="preserve">Though models of wind dispersal like the WALD model described above have been tested on </w:t>
+      </w:r>
+      <w:r>
+        <w:rPr>
+          <w:rFonts w:ascii="Times New Roman" w:eastAsiaTheme="minorEastAsia" w:hAnsi="Times New Roman" w:cs="Times New Roman"/>
+          <w:i/>
+          <w:iCs/>
+          <w:sz w:val="24"/>
+          <w:szCs w:val="24"/>
+        </w:rPr>
+        <w:t xml:space="preserve">C. nutans </w:t>
+      </w:r>
+      <w:r>
+        <w:rPr>
+          <w:rFonts w:ascii="Times New Roman" w:eastAsiaTheme="minorEastAsia" w:hAnsi="Times New Roman" w:cs="Times New Roman"/>
+          <w:sz w:val="24"/>
+          <w:szCs w:val="24"/>
+        </w:rPr>
+        <w:t xml:space="preserve"> and </w:t>
+      </w:r>
+      <w:r>
+        <w:rPr>
+          <w:rFonts w:ascii="Times New Roman" w:eastAsiaTheme="minorEastAsia" w:hAnsi="Times New Roman" w:cs="Times New Roman"/>
+          <w:i/>
+          <w:iCs/>
+          <w:sz w:val="24"/>
+          <w:szCs w:val="24"/>
+        </w:rPr>
+        <w:t xml:space="preserve">C. </w:t>
+      </w:r>
+      <w:proofErr w:type="spellStart"/>
+      <w:r>
+        <w:rPr>
+          <w:rFonts w:ascii="Times New Roman" w:eastAsiaTheme="minorEastAsia" w:hAnsi="Times New Roman" w:cs="Times New Roman"/>
+          <w:i/>
+          <w:iCs/>
+          <w:sz w:val="24"/>
+          <w:szCs w:val="24"/>
+        </w:rPr>
+        <w:t>acanthoides</w:t>
+      </w:r>
+      <w:proofErr w:type="spellEnd"/>
+      <w:r>
+        <w:rPr>
+          <w:rFonts w:ascii="Times New Roman" w:eastAsiaTheme="minorEastAsia" w:hAnsi="Times New Roman" w:cs="Times New Roman"/>
+          <w:sz w:val="24"/>
+          <w:szCs w:val="24"/>
+        </w:rPr>
+        <w:t>, there are so far no models or data regarding the dispersal of seeds by ants in these two species.</w:t>
+      </w:r>
+      <w:r>
+        <w:rPr>
+          <w:rFonts w:ascii="Times New Roman" w:eastAsiaTheme="minorEastAsia" w:hAnsi="Times New Roman" w:cs="Times New Roman"/>
+          <w:sz w:val="24"/>
+          <w:szCs w:val="24"/>
+        </w:rPr>
+        <w:t xml:space="preserve"> While there </w:t>
+      </w:r>
+      <w:r>
+        <w:rPr>
+          <w:rFonts w:ascii="Times New Roman" w:eastAsiaTheme="minorEastAsia" w:hAnsi="Times New Roman" w:cs="Times New Roman"/>
+          <w:sz w:val="24"/>
+          <w:szCs w:val="24"/>
+        </w:rPr>
+        <w:t xml:space="preserve">is a fairly large body of literature on ant foraging behaviours, </w:t>
+      </w:r>
+      <w:r>
+        <w:rPr>
+          <w:rFonts w:ascii="Times New Roman" w:eastAsiaTheme="minorEastAsia" w:hAnsi="Times New Roman" w:cs="Times New Roman"/>
+          <w:sz w:val="24"/>
+          <w:szCs w:val="24"/>
+        </w:rPr>
+        <w:t>the number of</w:t>
+      </w:r>
+      <w:r>
+        <w:rPr>
+          <w:rFonts w:ascii="Times New Roman" w:eastAsiaTheme="minorEastAsia" w:hAnsi="Times New Roman" w:cs="Times New Roman"/>
+          <w:sz w:val="24"/>
+          <w:szCs w:val="24"/>
+        </w:rPr>
+        <w:t xml:space="preserve"> studies</w:t>
+      </w:r>
+      <w:r>
+        <w:rPr>
+          <w:rFonts w:ascii="Times New Roman" w:eastAsiaTheme="minorEastAsia" w:hAnsi="Times New Roman" w:cs="Times New Roman"/>
+          <w:sz w:val="24"/>
+          <w:szCs w:val="24"/>
+        </w:rPr>
+        <w:t xml:space="preserve"> </w:t>
+      </w:r>
+      <w:r>
+        <w:rPr>
+          <w:rFonts w:ascii="Times New Roman" w:eastAsiaTheme="minorEastAsia" w:hAnsi="Times New Roman" w:cs="Times New Roman"/>
+          <w:sz w:val="24"/>
+          <w:szCs w:val="24"/>
+        </w:rPr>
+        <w:t xml:space="preserve">that quantify the frequency or likelihood of </w:t>
+      </w:r>
+      <w:r>
+        <w:rPr>
+          <w:rFonts w:ascii="Times New Roman" w:eastAsiaTheme="minorEastAsia" w:hAnsi="Times New Roman" w:cs="Times New Roman"/>
+          <w:sz w:val="24"/>
+          <w:szCs w:val="24"/>
+        </w:rPr>
+        <w:t>seeds</w:t>
+      </w:r>
+      <w:r>
+        <w:rPr>
+          <w:rFonts w:ascii="Times New Roman" w:eastAsiaTheme="minorEastAsia" w:hAnsi="Times New Roman" w:cs="Times New Roman"/>
+          <w:sz w:val="24"/>
+          <w:szCs w:val="24"/>
+        </w:rPr>
+        <w:t xml:space="preserve"> a certain distance from </w:t>
+      </w:r>
+      <w:r>
+        <w:rPr>
+          <w:rFonts w:ascii="Times New Roman" w:eastAsiaTheme="minorEastAsia" w:hAnsi="Times New Roman" w:cs="Times New Roman"/>
+          <w:sz w:val="24"/>
+          <w:szCs w:val="24"/>
+        </w:rPr>
+        <w:t xml:space="preserve">a given ant nest being taken back to said nest </w:t>
+      </w:r>
+      <w:r>
+        <w:rPr>
+          <w:rFonts w:ascii="Times New Roman" w:eastAsiaTheme="minorEastAsia" w:hAnsi="Times New Roman" w:cs="Times New Roman"/>
+          <w:sz w:val="24"/>
+          <w:szCs w:val="24"/>
+        </w:rPr>
+        <w:t>(</w:t>
+      </w:r>
+      <w:proofErr w:type="gramStart"/>
+      <w:r>
+        <w:rPr>
+          <w:rFonts w:ascii="Times New Roman" w:eastAsiaTheme="minorEastAsia" w:hAnsi="Times New Roman" w:cs="Times New Roman"/>
+          <w:sz w:val="24"/>
+          <w:szCs w:val="24"/>
+        </w:rPr>
+        <w:t>e.g.</w:t>
+      </w:r>
+      <w:proofErr w:type="gramEnd"/>
+      <w:r>
+        <w:rPr>
+          <w:rFonts w:ascii="Times New Roman" w:eastAsiaTheme="minorEastAsia" w:hAnsi="Times New Roman" w:cs="Times New Roman"/>
+          <w:sz w:val="24"/>
+          <w:szCs w:val="24"/>
+        </w:rPr>
+        <w:t xml:space="preserve"> Andersen </w:t>
+      </w:r>
+      <w:r>
+        <w:rPr>
+          <w:rFonts w:ascii="Times New Roman" w:eastAsiaTheme="minorEastAsia" w:hAnsi="Times New Roman" w:cs="Times New Roman"/>
+          <w:i/>
+          <w:iCs/>
+          <w:sz w:val="24"/>
+          <w:szCs w:val="24"/>
+        </w:rPr>
+        <w:t>et al</w:t>
+      </w:r>
+      <w:r>
+        <w:rPr>
+          <w:rFonts w:ascii="Times New Roman" w:eastAsiaTheme="minorEastAsia" w:hAnsi="Times New Roman" w:cs="Times New Roman"/>
+          <w:sz w:val="24"/>
+          <w:szCs w:val="24"/>
+        </w:rPr>
+        <w:t xml:space="preserve">. 1988; </w:t>
+      </w:r>
+      <w:r>
+        <w:rPr>
+          <w:rFonts w:ascii="Times New Roman" w:hAnsi="Times New Roman" w:cs="Times New Roman"/>
+          <w:sz w:val="24"/>
+          <w:szCs w:val="24"/>
+        </w:rPr>
+        <w:t>Gómez</w:t>
+      </w:r>
+      <w:r>
+        <w:rPr>
+          <w:rFonts w:ascii="Times New Roman" w:hAnsi="Times New Roman" w:cs="Times New Roman"/>
+          <w:sz w:val="24"/>
+          <w:szCs w:val="24"/>
+        </w:rPr>
+        <w:t xml:space="preserve"> </w:t>
+      </w:r>
+      <w:r>
+        <w:rPr>
+          <w:rFonts w:ascii="Times New Roman" w:hAnsi="Times New Roman" w:cs="Times New Roman"/>
+          <w:sz w:val="24"/>
+          <w:szCs w:val="24"/>
+        </w:rPr>
+        <w:t xml:space="preserve">and </w:t>
+      </w:r>
+      <w:proofErr w:type="spellStart"/>
+      <w:r>
+        <w:rPr>
+          <w:rFonts w:ascii="Times New Roman" w:hAnsi="Times New Roman" w:cs="Times New Roman"/>
+          <w:sz w:val="24"/>
+          <w:szCs w:val="24"/>
+        </w:rPr>
+        <w:lastRenderedPageBreak/>
+        <w:t>Espadaler</w:t>
+      </w:r>
+      <w:proofErr w:type="spellEnd"/>
+      <w:r>
+        <w:rPr>
+          <w:rFonts w:ascii="Times New Roman" w:hAnsi="Times New Roman" w:cs="Times New Roman"/>
+          <w:sz w:val="24"/>
+          <w:szCs w:val="24"/>
+        </w:rPr>
+        <w:t xml:space="preserve"> 1998</w:t>
+      </w:r>
+      <w:r>
+        <w:rPr>
+          <w:rFonts w:ascii="Times New Roman" w:eastAsiaTheme="minorEastAsia" w:hAnsi="Times New Roman" w:cs="Times New Roman"/>
+          <w:sz w:val="24"/>
+          <w:szCs w:val="24"/>
+        </w:rPr>
+        <w:t>)</w:t>
+      </w:r>
+      <w:r>
+        <w:rPr>
+          <w:rFonts w:ascii="Times New Roman" w:eastAsiaTheme="minorEastAsia" w:hAnsi="Times New Roman" w:cs="Times New Roman"/>
+          <w:sz w:val="24"/>
+          <w:szCs w:val="24"/>
+        </w:rPr>
+        <w:t xml:space="preserve"> are less common; this is likely due to difficulty arising from</w:t>
+      </w:r>
+      <w:r>
+        <w:rPr>
+          <w:rFonts w:ascii="Times New Roman" w:eastAsiaTheme="minorEastAsia" w:hAnsi="Times New Roman" w:cs="Times New Roman"/>
+          <w:sz w:val="24"/>
+          <w:szCs w:val="24"/>
+        </w:rPr>
+        <w:t xml:space="preserve"> factors such as the small sizes of the seeds involved (SOURCE), making it difficult to track seed movement without extended periods of direct observation.</w:t>
+      </w:r>
+      <w:r>
+        <w:rPr>
+          <w:rFonts w:ascii="Times New Roman" w:eastAsiaTheme="minorEastAsia" w:hAnsi="Times New Roman" w:cs="Times New Roman"/>
+          <w:sz w:val="24"/>
+          <w:szCs w:val="24"/>
+        </w:rPr>
+        <w:t xml:space="preserve"> </w:t>
+      </w:r>
+      <w:r>
+        <w:rPr>
+          <w:rFonts w:ascii="Times New Roman" w:eastAsiaTheme="minorEastAsia" w:hAnsi="Times New Roman" w:cs="Times New Roman"/>
+          <w:sz w:val="24"/>
+          <w:szCs w:val="24"/>
           <w:highlight w:val="yellow"/>
         </w:rPr>
-        <w:t>Talk about ant dispersal</w:t>
+        <w:t>Stuff about what study we’re using as a placeholder and why.</w:t>
       </w:r>
     </w:p>
     <w:p>
@@ -10855,6 +10774,256 @@
           <w:szCs w:val="24"/>
         </w:rPr>
       </w:pPr>
+      <w:r>
+        <w:rPr>
+          <w:rFonts w:ascii="Times New Roman" w:hAnsi="Times New Roman" w:cs="Times New Roman"/>
+          <w:sz w:val="24"/>
+          <w:szCs w:val="24"/>
+        </w:rPr>
+        <w:t xml:space="preserve">While </w:t>
+      </w:r>
+      <w:proofErr w:type="gramStart"/>
+      <w:r>
+        <w:rPr>
+          <w:rFonts w:ascii="Times New Roman" w:hAnsi="Times New Roman" w:cs="Times New Roman"/>
+          <w:sz w:val="24"/>
+          <w:szCs w:val="24"/>
+        </w:rPr>
+        <w:t>all of</w:t>
+      </w:r>
+      <w:proofErr w:type="gramEnd"/>
+      <w:r>
+        <w:rPr>
+          <w:rFonts w:ascii="Times New Roman" w:hAnsi="Times New Roman" w:cs="Times New Roman"/>
+          <w:sz w:val="24"/>
+          <w:szCs w:val="24"/>
+        </w:rPr>
+        <w:t xml:space="preserve"> the demographic parameters</w:t>
+      </w:r>
+      <w:r>
+        <w:rPr>
+          <w:rFonts w:ascii="Times New Roman" w:hAnsi="Times New Roman" w:cs="Times New Roman"/>
+          <w:sz w:val="24"/>
+          <w:szCs w:val="24"/>
+        </w:rPr>
+        <w:t xml:space="preserve"> and dispersal parameters</w:t>
+      </w:r>
+      <w:r>
+        <w:rPr>
+          <w:rFonts w:ascii="Times New Roman" w:hAnsi="Times New Roman" w:cs="Times New Roman"/>
+          <w:sz w:val="24"/>
+          <w:szCs w:val="24"/>
+        </w:rPr>
+        <w:t xml:space="preserve"> </w:t>
+      </w:r>
+      <w:r>
+        <w:rPr>
+          <w:rFonts w:ascii="Times New Roman" w:hAnsi="Times New Roman" w:cs="Times New Roman"/>
+          <w:sz w:val="24"/>
+          <w:szCs w:val="24"/>
+        </w:rPr>
+        <w:t>discussed so far</w:t>
+      </w:r>
+      <w:r>
+        <w:rPr>
+          <w:rFonts w:ascii="Times New Roman" w:hAnsi="Times New Roman" w:cs="Times New Roman"/>
+          <w:sz w:val="24"/>
+          <w:szCs w:val="24"/>
+        </w:rPr>
+        <w:t xml:space="preserve"> are derived empirically in some form or another, the only one that is not is the rate of seed predation after dispersal. Rates of seed predation are extremely difficult to capture in a natural setting (SOURCES), and while experiments on seed removal are easier to conduct, studies often incorrectly assume that all removed seeds are consumed (Vander Wall 2005). While there are data on </w:t>
+      </w:r>
+      <w:r>
+        <w:rPr>
+          <w:rFonts w:ascii="Times New Roman" w:hAnsi="Times New Roman" w:cs="Times New Roman"/>
+          <w:i/>
+          <w:iCs/>
+          <w:sz w:val="24"/>
+          <w:szCs w:val="24"/>
+        </w:rPr>
+        <w:t>C. nutans</w:t>
+      </w:r>
+      <w:r>
+        <w:rPr>
+          <w:rFonts w:ascii="Times New Roman" w:hAnsi="Times New Roman" w:cs="Times New Roman"/>
+          <w:sz w:val="24"/>
+          <w:szCs w:val="24"/>
+        </w:rPr>
+        <w:t xml:space="preserve"> and </w:t>
+      </w:r>
+      <w:r>
+        <w:rPr>
+          <w:rFonts w:ascii="Times New Roman" w:hAnsi="Times New Roman" w:cs="Times New Roman"/>
+          <w:i/>
+          <w:iCs/>
+          <w:sz w:val="24"/>
+          <w:szCs w:val="24"/>
+        </w:rPr>
+        <w:t xml:space="preserve">C. </w:t>
+      </w:r>
+      <w:proofErr w:type="spellStart"/>
+      <w:r>
+        <w:rPr>
+          <w:rFonts w:ascii="Times New Roman" w:hAnsi="Times New Roman" w:cs="Times New Roman"/>
+          <w:i/>
+          <w:iCs/>
+          <w:sz w:val="24"/>
+          <w:szCs w:val="24"/>
+        </w:rPr>
+        <w:t>acanthoides</w:t>
+      </w:r>
+      <w:proofErr w:type="spellEnd"/>
+      <w:r>
+        <w:rPr>
+          <w:rFonts w:ascii="Times New Roman" w:hAnsi="Times New Roman" w:cs="Times New Roman"/>
+          <w:i/>
+          <w:iCs/>
+          <w:sz w:val="24"/>
+          <w:szCs w:val="24"/>
+        </w:rPr>
+        <w:t xml:space="preserve"> </w:t>
+      </w:r>
+      <w:r>
+        <w:rPr>
+          <w:rFonts w:ascii="Times New Roman" w:hAnsi="Times New Roman" w:cs="Times New Roman"/>
+          <w:sz w:val="24"/>
+          <w:szCs w:val="24"/>
+        </w:rPr>
+        <w:t>seed removal rates (</w:t>
+      </w:r>
+      <w:proofErr w:type="spellStart"/>
+      <w:r>
+        <w:rPr>
+          <w:rFonts w:ascii="Times New Roman" w:hAnsi="Times New Roman" w:cs="Times New Roman"/>
+          <w:sz w:val="24"/>
+          <w:szCs w:val="24"/>
+        </w:rPr>
+        <w:t>Jongejans</w:t>
+      </w:r>
+      <w:proofErr w:type="spellEnd"/>
+      <w:r>
+        <w:rPr>
+          <w:rFonts w:ascii="Times New Roman" w:hAnsi="Times New Roman" w:cs="Times New Roman"/>
+          <w:sz w:val="24"/>
+          <w:szCs w:val="24"/>
+        </w:rPr>
+        <w:t xml:space="preserve"> et al. 2015</w:t>
+      </w:r>
+      <w:r>
+        <w:rPr>
+          <w:rFonts w:ascii="Times New Roman" w:hAnsi="Times New Roman" w:cs="Times New Roman"/>
+          <w:sz w:val="24"/>
+          <w:szCs w:val="24"/>
+        </w:rPr>
+        <w:t xml:space="preserve">, Drees and Shea, </w:t>
+      </w:r>
+      <w:r>
+        <w:rPr>
+          <w:rFonts w:ascii="Times New Roman" w:hAnsi="Times New Roman" w:cs="Times New Roman"/>
+          <w:i/>
+          <w:iCs/>
+          <w:sz w:val="24"/>
+          <w:szCs w:val="24"/>
+        </w:rPr>
+        <w:t>in prep.</w:t>
+      </w:r>
+      <w:r>
+        <w:rPr>
+          <w:rFonts w:ascii="Times New Roman" w:hAnsi="Times New Roman" w:cs="Times New Roman"/>
+          <w:sz w:val="24"/>
+          <w:szCs w:val="24"/>
+        </w:rPr>
+        <w:t xml:space="preserve">) that indicate </w:t>
+      </w:r>
+      <w:proofErr w:type="gramStart"/>
+      <w:r>
+        <w:rPr>
+          <w:rFonts w:ascii="Times New Roman" w:hAnsi="Times New Roman" w:cs="Times New Roman"/>
+          <w:sz w:val="24"/>
+          <w:szCs w:val="24"/>
+        </w:rPr>
+        <w:t>the overwhelming majority of</w:t>
+      </w:r>
+      <w:proofErr w:type="gramEnd"/>
+      <w:r>
+        <w:rPr>
+          <w:rFonts w:ascii="Times New Roman" w:hAnsi="Times New Roman" w:cs="Times New Roman"/>
+          <w:sz w:val="24"/>
+          <w:szCs w:val="24"/>
+        </w:rPr>
+        <w:t xml:space="preserve"> seeds are moved by secondary dispersal vectors, assuming that all of these seeds are consumed would drastically underestimate population spread rates. Thus, </w:t>
+      </w:r>
+      <w:proofErr w:type="gramStart"/>
+      <w:r>
+        <w:rPr>
+          <w:rFonts w:ascii="Times New Roman" w:hAnsi="Times New Roman" w:cs="Times New Roman"/>
+          <w:sz w:val="24"/>
+          <w:szCs w:val="24"/>
+        </w:rPr>
+        <w:t>in light of</w:t>
+      </w:r>
+      <w:proofErr w:type="gramEnd"/>
+      <w:r>
+        <w:rPr>
+          <w:rFonts w:ascii="Times New Roman" w:hAnsi="Times New Roman" w:cs="Times New Roman"/>
+          <w:sz w:val="24"/>
+          <w:szCs w:val="24"/>
+        </w:rPr>
+        <w:t xml:space="preserve"> this problem, we arbitrarily set the probability of seed predation at 0.90; our justification for this is that we are more interested in the relative effects of model parameters on the </w:t>
+      </w:r>
+      <w:proofErr w:type="spellStart"/>
+      <w:r>
+        <w:rPr>
+          <w:rFonts w:ascii="Times New Roman" w:hAnsi="Times New Roman" w:cs="Times New Roman"/>
+          <w:sz w:val="24"/>
+          <w:szCs w:val="24"/>
+        </w:rPr>
+        <w:t>wavespeed</w:t>
+      </w:r>
+      <w:proofErr w:type="spellEnd"/>
+      <w:r>
+        <w:rPr>
+          <w:rFonts w:ascii="Times New Roman" w:hAnsi="Times New Roman" w:cs="Times New Roman"/>
+          <w:sz w:val="24"/>
+          <w:szCs w:val="24"/>
+        </w:rPr>
+        <w:t xml:space="preserve"> rather than the </w:t>
+      </w:r>
+      <w:proofErr w:type="spellStart"/>
+      <w:r>
+        <w:rPr>
+          <w:rFonts w:ascii="Times New Roman" w:hAnsi="Times New Roman" w:cs="Times New Roman"/>
+          <w:sz w:val="24"/>
+          <w:szCs w:val="24"/>
+        </w:rPr>
+        <w:t>wavespeed</w:t>
+      </w:r>
+      <w:proofErr w:type="spellEnd"/>
+      <w:r>
+        <w:rPr>
+          <w:rFonts w:ascii="Times New Roman" w:hAnsi="Times New Roman" w:cs="Times New Roman"/>
+          <w:sz w:val="24"/>
+          <w:szCs w:val="24"/>
+        </w:rPr>
+        <w:t xml:space="preserve"> itself, and that should sensitivity analyses demonstrate a disproportional effect from seed predation, then it is clear that seed predation is a parameter necessary for estimating </w:t>
+      </w:r>
+      <w:proofErr w:type="spellStart"/>
+      <w:r>
+        <w:rPr>
+          <w:rFonts w:ascii="Times New Roman" w:hAnsi="Times New Roman" w:cs="Times New Roman"/>
+          <w:sz w:val="24"/>
+          <w:szCs w:val="24"/>
+        </w:rPr>
+        <w:t>wavespeeds</w:t>
+      </w:r>
+      <w:proofErr w:type="spellEnd"/>
+      <w:r>
+        <w:rPr>
+          <w:rFonts w:ascii="Times New Roman" w:hAnsi="Times New Roman" w:cs="Times New Roman"/>
+          <w:sz w:val="24"/>
+          <w:szCs w:val="24"/>
+        </w:rPr>
+        <w:t xml:space="preserve"> with sufficient accuracy.</w:t>
+      </w:r>
     </w:p>
     <w:p>
       <w:pPr>
@@ -11426,7 +11595,39 @@
           <w:sz w:val="24"/>
           <w:szCs w:val="24"/>
         </w:rPr>
-        <w:t>, and some take two or more years to reproduce (Keller and Shea 2021)</w:t>
+        <w:t xml:space="preserve">, and </w:t>
+      </w:r>
+      <w:r>
+        <w:rPr>
+          <w:rFonts w:ascii="Times New Roman" w:hAnsi="Times New Roman" w:cs="Times New Roman"/>
+          <w:sz w:val="24"/>
+          <w:szCs w:val="24"/>
+        </w:rPr>
+        <w:t>in less common cases may</w:t>
+      </w:r>
+      <w:r>
+        <w:rPr>
+          <w:rFonts w:ascii="Times New Roman" w:hAnsi="Times New Roman" w:cs="Times New Roman"/>
+          <w:sz w:val="24"/>
+          <w:szCs w:val="24"/>
+        </w:rPr>
+        <w:t xml:space="preserve"> take </w:t>
+      </w:r>
+      <w:r>
+        <w:rPr>
+          <w:rFonts w:ascii="Times New Roman" w:hAnsi="Times New Roman" w:cs="Times New Roman"/>
+          <w:sz w:val="24"/>
+          <w:szCs w:val="24"/>
+        </w:rPr>
+        <w:t xml:space="preserve">more than </w:t>
+      </w:r>
+      <w:r>
+        <w:rPr>
+          <w:rFonts w:ascii="Times New Roman" w:hAnsi="Times New Roman" w:cs="Times New Roman"/>
+          <w:sz w:val="24"/>
+          <w:szCs w:val="24"/>
+        </w:rPr>
+        <w:t>two years to reproduce (Keller and Shea 2021)</w:t>
       </w:r>
       <w:r>
         <w:rPr>
@@ -11580,169 +11781,15 @@
           <w:sz w:val="24"/>
           <w:szCs w:val="24"/>
         </w:rPr>
-        <w:t xml:space="preserve"> simulated, as was predation of dispersed seeds</w:t>
-      </w:r>
-      <w:r>
-        <w:rPr>
-          <w:rFonts w:ascii="Times New Roman" w:hAnsi="Times New Roman" w:cs="Times New Roman"/>
-          <w:sz w:val="24"/>
-          <w:szCs w:val="24"/>
-        </w:rPr>
-        <w:t xml:space="preserve"> and then</w:t>
-      </w:r>
-      <w:r>
-        <w:rPr>
-          <w:rFonts w:ascii="Times New Roman" w:hAnsi="Times New Roman" w:cs="Times New Roman"/>
-          <w:sz w:val="24"/>
-          <w:szCs w:val="24"/>
-        </w:rPr>
-        <w:t xml:space="preserve"> </w:t>
-      </w:r>
-      <w:r>
-        <w:rPr>
-          <w:rFonts w:ascii="Times New Roman" w:hAnsi="Times New Roman" w:cs="Times New Roman"/>
-          <w:sz w:val="24"/>
-          <w:szCs w:val="24"/>
-        </w:rPr>
-        <w:t>d</w:t>
-      </w:r>
-      <w:r>
-        <w:rPr>
-          <w:rFonts w:ascii="Times New Roman" w:hAnsi="Times New Roman" w:cs="Times New Roman"/>
-          <w:sz w:val="24"/>
-          <w:szCs w:val="24"/>
-        </w:rPr>
-        <w:t>ispersal</w:t>
-      </w:r>
-      <w:r>
-        <w:rPr>
-          <w:rFonts w:ascii="Times New Roman" w:hAnsi="Times New Roman" w:cs="Times New Roman"/>
-          <w:sz w:val="24"/>
-          <w:szCs w:val="24"/>
-        </w:rPr>
-        <w:t xml:space="preserve"> of intact seeds</w:t>
-      </w:r>
-      <w:r>
-        <w:rPr>
-          <w:rFonts w:ascii="Times New Roman" w:hAnsi="Times New Roman" w:cs="Times New Roman"/>
-          <w:sz w:val="24"/>
-          <w:szCs w:val="24"/>
-        </w:rPr>
-        <w:t xml:space="preserve"> via ants.</w:t>
-      </w:r>
-      <w:r>
-        <w:rPr>
-          <w:rFonts w:ascii="Times New Roman" w:hAnsi="Times New Roman" w:cs="Times New Roman"/>
-          <w:sz w:val="24"/>
-          <w:szCs w:val="24"/>
-        </w:rPr>
-        <w:t xml:space="preserve"> For </w:t>
-      </w:r>
-      <w:r>
-        <w:rPr>
-          <w:rFonts w:ascii="Times New Roman" w:hAnsi="Times New Roman" w:cs="Times New Roman"/>
-          <w:sz w:val="24"/>
-          <w:szCs w:val="24"/>
-        </w:rPr>
-        <w:t xml:space="preserve">any </w:t>
-      </w:r>
-      <w:r>
-        <w:rPr>
-          <w:rFonts w:ascii="Times New Roman" w:hAnsi="Times New Roman" w:cs="Times New Roman"/>
-          <w:sz w:val="24"/>
-          <w:szCs w:val="24"/>
-        </w:rPr>
-        <w:t xml:space="preserve">seeds that were not consumed, </w:t>
-      </w:r>
-      <w:r>
-        <w:rPr>
-          <w:rFonts w:ascii="Times New Roman" w:hAnsi="Times New Roman" w:cs="Times New Roman"/>
-          <w:sz w:val="24"/>
-          <w:szCs w:val="24"/>
-        </w:rPr>
-        <w:t>one of three outcomes occu</w:t>
-      </w:r>
-      <w:r>
-        <w:rPr>
-          <w:rFonts w:ascii="Times New Roman" w:hAnsi="Times New Roman" w:cs="Times New Roman"/>
-          <w:sz w:val="24"/>
-          <w:szCs w:val="24"/>
-        </w:rPr>
-        <w:t>r</w:t>
-      </w:r>
-      <w:r>
-        <w:rPr>
-          <w:rFonts w:ascii="Times New Roman" w:hAnsi="Times New Roman" w:cs="Times New Roman"/>
-          <w:sz w:val="24"/>
-          <w:szCs w:val="24"/>
-        </w:rPr>
-        <w:t>r</w:t>
-      </w:r>
-      <w:r>
-        <w:rPr>
-          <w:rFonts w:ascii="Times New Roman" w:hAnsi="Times New Roman" w:cs="Times New Roman"/>
-          <w:sz w:val="24"/>
-          <w:szCs w:val="24"/>
-        </w:rPr>
-        <w:t>ed</w:t>
-      </w:r>
-      <w:r>
-        <w:rPr>
-          <w:rFonts w:ascii="Times New Roman" w:hAnsi="Times New Roman" w:cs="Times New Roman"/>
-          <w:sz w:val="24"/>
-          <w:szCs w:val="24"/>
-        </w:rPr>
-        <w:t xml:space="preserve">: the seed either entered the seed bank, or survived </w:t>
-      </w:r>
-      <w:r>
-        <w:rPr>
-          <w:rFonts w:ascii="Times New Roman" w:hAnsi="Times New Roman" w:cs="Times New Roman"/>
-          <w:sz w:val="24"/>
-          <w:szCs w:val="24"/>
-        </w:rPr>
-        <w:t>without entering the seed bank</w:t>
-      </w:r>
-      <w:r>
-        <w:rPr>
-          <w:rFonts w:ascii="Times New Roman" w:hAnsi="Times New Roman" w:cs="Times New Roman"/>
-          <w:sz w:val="24"/>
-          <w:szCs w:val="24"/>
-        </w:rPr>
-        <w:t xml:space="preserve"> and established as a rosette at the beginning of the next year</w:t>
-      </w:r>
-      <w:r>
-        <w:rPr>
-          <w:rFonts w:ascii="Times New Roman" w:hAnsi="Times New Roman" w:cs="Times New Roman"/>
-          <w:sz w:val="24"/>
-          <w:szCs w:val="24"/>
-        </w:rPr>
-        <w:t>, or died (</w:t>
-      </w:r>
-      <w:proofErr w:type="gramStart"/>
-      <w:r>
-        <w:rPr>
-          <w:rFonts w:ascii="Times New Roman" w:hAnsi="Times New Roman" w:cs="Times New Roman"/>
-          <w:sz w:val="24"/>
-          <w:szCs w:val="24"/>
-        </w:rPr>
-        <w:t>i.e.</w:t>
-      </w:r>
-      <w:proofErr w:type="gramEnd"/>
-      <w:r>
-        <w:rPr>
-          <w:rFonts w:ascii="Times New Roman" w:hAnsi="Times New Roman" w:cs="Times New Roman"/>
-          <w:sz w:val="24"/>
-          <w:szCs w:val="24"/>
-        </w:rPr>
-        <w:t xml:space="preserve"> failed to either establish or enter the seed bank).</w:t>
-      </w:r>
-      <w:r>
-        <w:rPr>
-          <w:rFonts w:ascii="Times New Roman" w:hAnsi="Times New Roman" w:cs="Times New Roman"/>
-          <w:sz w:val="24"/>
-          <w:szCs w:val="24"/>
-        </w:rPr>
-        <w:t xml:space="preserve"> A complete list of the demographic and dispersal parameters used in this model, as well as the origin of parameters that were unable to be obtained from our experimental thistle populations, can be found in Table 1.</w:t>
+        <w:t xml:space="preserve"> simulated</w:t>
+      </w:r>
+      <w:r>
+        <w:rPr>
+          <w:rFonts w:ascii="Times New Roman" w:hAnsi="Times New Roman" w:cs="Times New Roman"/>
+          <w:sz w:val="24"/>
+          <w:szCs w:val="24"/>
+        </w:rPr>
+        <w:t>.</w:t>
       </w:r>
     </w:p>
     <w:p>
@@ -11762,7 +11809,322 @@
           <w:sz w:val="24"/>
           <w:szCs w:val="24"/>
         </w:rPr>
-        <w:t>For our simulations, t</w:t>
+        <w:t xml:space="preserve">After the simulation of primary dispersal via wind in a given growth year, </w:t>
+      </w:r>
+      <w:r>
+        <w:rPr>
+          <w:rFonts w:ascii="Times New Roman" w:hAnsi="Times New Roman" w:cs="Times New Roman"/>
+          <w:sz w:val="24"/>
+          <w:szCs w:val="24"/>
+        </w:rPr>
+        <w:t>predation of dispersed seeds</w:t>
+      </w:r>
+      <w:r>
+        <w:rPr>
+          <w:rFonts w:ascii="Times New Roman" w:hAnsi="Times New Roman" w:cs="Times New Roman"/>
+          <w:sz w:val="24"/>
+          <w:szCs w:val="24"/>
+        </w:rPr>
+        <w:t xml:space="preserve"> and then</w:t>
+      </w:r>
+      <w:r>
+        <w:rPr>
+          <w:rFonts w:ascii="Times New Roman" w:hAnsi="Times New Roman" w:cs="Times New Roman"/>
+          <w:sz w:val="24"/>
+          <w:szCs w:val="24"/>
+        </w:rPr>
+        <w:t xml:space="preserve"> </w:t>
+      </w:r>
+      <w:r>
+        <w:rPr>
+          <w:rFonts w:ascii="Times New Roman" w:hAnsi="Times New Roman" w:cs="Times New Roman"/>
+          <w:sz w:val="24"/>
+          <w:szCs w:val="24"/>
+        </w:rPr>
+        <w:t>d</w:t>
+      </w:r>
+      <w:r>
+        <w:rPr>
+          <w:rFonts w:ascii="Times New Roman" w:hAnsi="Times New Roman" w:cs="Times New Roman"/>
+          <w:sz w:val="24"/>
+          <w:szCs w:val="24"/>
+        </w:rPr>
+        <w:t>ispersal</w:t>
+      </w:r>
+      <w:r>
+        <w:rPr>
+          <w:rFonts w:ascii="Times New Roman" w:hAnsi="Times New Roman" w:cs="Times New Roman"/>
+          <w:sz w:val="24"/>
+          <w:szCs w:val="24"/>
+        </w:rPr>
+        <w:t xml:space="preserve"> of intact seeds</w:t>
+      </w:r>
+      <w:r>
+        <w:rPr>
+          <w:rFonts w:ascii="Times New Roman" w:hAnsi="Times New Roman" w:cs="Times New Roman"/>
+          <w:sz w:val="24"/>
+          <w:szCs w:val="24"/>
+        </w:rPr>
+        <w:t xml:space="preserve"> via ants</w:t>
+      </w:r>
+      <w:r>
+        <w:rPr>
+          <w:rFonts w:ascii="Times New Roman" w:hAnsi="Times New Roman" w:cs="Times New Roman"/>
+          <w:sz w:val="24"/>
+          <w:szCs w:val="24"/>
+        </w:rPr>
+        <w:t xml:space="preserve"> were also simulated. In doing so, we first assume that some </w:t>
+      </w:r>
+      <w:proofErr w:type="gramStart"/>
+      <w:r>
+        <w:rPr>
+          <w:rFonts w:ascii="Times New Roman" w:hAnsi="Times New Roman" w:cs="Times New Roman"/>
+          <w:sz w:val="24"/>
+          <w:szCs w:val="24"/>
+        </w:rPr>
+        <w:t>proportion</w:t>
+      </w:r>
+      <w:proofErr w:type="gramEnd"/>
+      <w:r>
+        <w:rPr>
+          <w:rFonts w:ascii="Times New Roman" w:hAnsi="Times New Roman" w:cs="Times New Roman"/>
+          <w:sz w:val="24"/>
+          <w:szCs w:val="24"/>
+        </w:rPr>
+        <w:t xml:space="preserve"> of seeds are destroyed by a variety of animal and insect sources, and then assume that all remaining seeds have the chance to be dispersed by ants, </w:t>
+      </w:r>
+      <w:commentRangeStart w:id="5"/>
+      <w:r>
+        <w:rPr>
+          <w:rFonts w:ascii="Times New Roman" w:hAnsi="Times New Roman" w:cs="Times New Roman"/>
+          <w:sz w:val="24"/>
+          <w:szCs w:val="24"/>
+        </w:rPr>
+        <w:t>with the probability of secondary dispersal a function of seed distance from</w:t>
+      </w:r>
+      <w:r>
+        <w:rPr>
+          <w:rFonts w:ascii="Times New Roman" w:hAnsi="Times New Roman" w:cs="Times New Roman"/>
+          <w:sz w:val="24"/>
+          <w:szCs w:val="24"/>
+        </w:rPr>
+        <w:t xml:space="preserve"> the nearest ant nest</w:t>
+      </w:r>
+      <w:commentRangeEnd w:id="5"/>
+      <w:r>
+        <w:rPr>
+          <w:rStyle w:val="CommentReference"/>
+        </w:rPr>
+        <w:commentReference w:id="5"/>
+      </w:r>
+      <w:r>
+        <w:rPr>
+          <w:rFonts w:ascii="Times New Roman" w:hAnsi="Times New Roman" w:cs="Times New Roman"/>
+          <w:sz w:val="24"/>
+          <w:szCs w:val="24"/>
+        </w:rPr>
+        <w:t>.</w:t>
+      </w:r>
+      <w:r>
+        <w:rPr>
+          <w:rFonts w:ascii="Times New Roman" w:hAnsi="Times New Roman" w:cs="Times New Roman"/>
+          <w:sz w:val="24"/>
+          <w:szCs w:val="24"/>
+        </w:rPr>
+        <w:t xml:space="preserve"> For </w:t>
+      </w:r>
+      <w:r>
+        <w:rPr>
+          <w:rFonts w:ascii="Times New Roman" w:hAnsi="Times New Roman" w:cs="Times New Roman"/>
+          <w:sz w:val="24"/>
+          <w:szCs w:val="24"/>
+        </w:rPr>
+        <w:t xml:space="preserve">any </w:t>
+      </w:r>
+      <w:r>
+        <w:rPr>
+          <w:rFonts w:ascii="Times New Roman" w:hAnsi="Times New Roman" w:cs="Times New Roman"/>
+          <w:sz w:val="24"/>
+          <w:szCs w:val="24"/>
+        </w:rPr>
+        <w:t xml:space="preserve">seeds not </w:t>
+      </w:r>
+      <w:r>
+        <w:rPr>
+          <w:rFonts w:ascii="Times New Roman" w:hAnsi="Times New Roman" w:cs="Times New Roman"/>
+          <w:sz w:val="24"/>
+          <w:szCs w:val="24"/>
+        </w:rPr>
+        <w:t>experiencing pre- or post-dispersal destruction by animals and insects</w:t>
+      </w:r>
+      <w:r>
+        <w:rPr>
+          <w:rFonts w:ascii="Times New Roman" w:hAnsi="Times New Roman" w:cs="Times New Roman"/>
+          <w:sz w:val="24"/>
+          <w:szCs w:val="24"/>
+        </w:rPr>
+        <w:t xml:space="preserve">, </w:t>
+      </w:r>
+      <w:r>
+        <w:rPr>
+          <w:rFonts w:ascii="Times New Roman" w:hAnsi="Times New Roman" w:cs="Times New Roman"/>
+          <w:sz w:val="24"/>
+          <w:szCs w:val="24"/>
+        </w:rPr>
+        <w:t xml:space="preserve">one of three outcomes </w:t>
+      </w:r>
+      <w:r>
+        <w:rPr>
+          <w:rFonts w:ascii="Times New Roman" w:hAnsi="Times New Roman" w:cs="Times New Roman"/>
+          <w:sz w:val="24"/>
+          <w:szCs w:val="24"/>
+        </w:rPr>
+        <w:lastRenderedPageBreak/>
+        <w:t>occu</w:t>
+      </w:r>
+      <w:r>
+        <w:rPr>
+          <w:rFonts w:ascii="Times New Roman" w:hAnsi="Times New Roman" w:cs="Times New Roman"/>
+          <w:sz w:val="24"/>
+          <w:szCs w:val="24"/>
+        </w:rPr>
+        <w:t>r</w:t>
+      </w:r>
+      <w:r>
+        <w:rPr>
+          <w:rFonts w:ascii="Times New Roman" w:hAnsi="Times New Roman" w:cs="Times New Roman"/>
+          <w:sz w:val="24"/>
+          <w:szCs w:val="24"/>
+        </w:rPr>
+        <w:t>r</w:t>
+      </w:r>
+      <w:r>
+        <w:rPr>
+          <w:rFonts w:ascii="Times New Roman" w:hAnsi="Times New Roman" w:cs="Times New Roman"/>
+          <w:sz w:val="24"/>
+          <w:szCs w:val="24"/>
+        </w:rPr>
+        <w:t>ed</w:t>
+      </w:r>
+      <w:r>
+        <w:rPr>
+          <w:rFonts w:ascii="Times New Roman" w:hAnsi="Times New Roman" w:cs="Times New Roman"/>
+          <w:sz w:val="24"/>
+          <w:szCs w:val="24"/>
+        </w:rPr>
+        <w:t xml:space="preserve">: the seed either entered the seed bank, or survived </w:t>
+      </w:r>
+      <w:r>
+        <w:rPr>
+          <w:rFonts w:ascii="Times New Roman" w:hAnsi="Times New Roman" w:cs="Times New Roman"/>
+          <w:sz w:val="24"/>
+          <w:szCs w:val="24"/>
+        </w:rPr>
+        <w:t>without entering the seed bank</w:t>
+      </w:r>
+      <w:r>
+        <w:rPr>
+          <w:rFonts w:ascii="Times New Roman" w:hAnsi="Times New Roman" w:cs="Times New Roman"/>
+          <w:sz w:val="24"/>
+          <w:szCs w:val="24"/>
+        </w:rPr>
+        <w:t xml:space="preserve"> and established as a rosette at the beginning of the next year</w:t>
+      </w:r>
+      <w:r>
+        <w:rPr>
+          <w:rFonts w:ascii="Times New Roman" w:hAnsi="Times New Roman" w:cs="Times New Roman"/>
+          <w:sz w:val="24"/>
+          <w:szCs w:val="24"/>
+        </w:rPr>
+        <w:t>, or died (</w:t>
+      </w:r>
+      <w:proofErr w:type="gramStart"/>
+      <w:r>
+        <w:rPr>
+          <w:rFonts w:ascii="Times New Roman" w:hAnsi="Times New Roman" w:cs="Times New Roman"/>
+          <w:sz w:val="24"/>
+          <w:szCs w:val="24"/>
+        </w:rPr>
+        <w:t>i.e.</w:t>
+      </w:r>
+      <w:proofErr w:type="gramEnd"/>
+      <w:r>
+        <w:rPr>
+          <w:rFonts w:ascii="Times New Roman" w:hAnsi="Times New Roman" w:cs="Times New Roman"/>
+          <w:sz w:val="24"/>
+          <w:szCs w:val="24"/>
+        </w:rPr>
+        <w:t xml:space="preserve"> failed to either establish or enter the seed bank).</w:t>
+      </w:r>
+      <w:r>
+        <w:rPr>
+          <w:rFonts w:ascii="Times New Roman" w:hAnsi="Times New Roman" w:cs="Times New Roman"/>
+          <w:sz w:val="24"/>
+          <w:szCs w:val="24"/>
+        </w:rPr>
+        <w:t xml:space="preserve"> A complete list of the demographic and dispersal parameters used in this model, as well as the origin of parameters that were unable to be obtained from our experimental thistle populations, can be found in Table 1</w:t>
+      </w:r>
+      <w:r>
+        <w:rPr>
+          <w:rFonts w:ascii="Times New Roman" w:hAnsi="Times New Roman" w:cs="Times New Roman"/>
+          <w:sz w:val="24"/>
+          <w:szCs w:val="24"/>
+        </w:rPr>
+        <w:t xml:space="preserve">; the code used to simulate </w:t>
+      </w:r>
+      <w:proofErr w:type="spellStart"/>
+      <w:r>
+        <w:rPr>
+          <w:rFonts w:ascii="Times New Roman" w:hAnsi="Times New Roman" w:cs="Times New Roman"/>
+          <w:sz w:val="24"/>
+          <w:szCs w:val="24"/>
+        </w:rPr>
+        <w:t>wavespeeds</w:t>
+      </w:r>
+      <w:proofErr w:type="spellEnd"/>
+      <w:r>
+        <w:rPr>
+          <w:rFonts w:ascii="Times New Roman" w:hAnsi="Times New Roman" w:cs="Times New Roman"/>
+          <w:sz w:val="24"/>
+          <w:szCs w:val="24"/>
+        </w:rPr>
+        <w:t xml:space="preserve"> can be found </w:t>
+      </w:r>
+      <w:r>
+        <w:rPr>
+          <w:rFonts w:ascii="Times New Roman" w:hAnsi="Times New Roman" w:cs="Times New Roman"/>
+          <w:sz w:val="24"/>
+          <w:szCs w:val="24"/>
+        </w:rPr>
+        <w:t>in Appendix 1.</w:t>
+      </w:r>
+    </w:p>
+    <w:p>
+      <w:pPr>
+        <w:spacing w:line="240" w:lineRule="auto"/>
+        <w:ind w:firstLine="284"/>
+        <w:jc w:val="both"/>
+        <w:rPr>
+          <w:rFonts w:ascii="Times New Roman" w:hAnsi="Times New Roman" w:cs="Times New Roman"/>
+          <w:sz w:val="24"/>
+          <w:szCs w:val="24"/>
+        </w:rPr>
+      </w:pPr>
+      <w:r>
+        <w:rPr>
+          <w:rFonts w:ascii="Times New Roman" w:hAnsi="Times New Roman" w:cs="Times New Roman"/>
+          <w:sz w:val="24"/>
+          <w:szCs w:val="24"/>
+        </w:rPr>
+        <w:t>After each growth year</w:t>
+      </w:r>
+      <w:r>
+        <w:rPr>
+          <w:rFonts w:ascii="Times New Roman" w:hAnsi="Times New Roman" w:cs="Times New Roman"/>
+          <w:sz w:val="24"/>
+          <w:szCs w:val="24"/>
+        </w:rPr>
+        <w:t>, t</w:t>
       </w:r>
       <w:r>
         <w:rPr>
@@ -11788,31 +12150,63 @@
           <w:sz w:val="24"/>
           <w:szCs w:val="24"/>
         </w:rPr>
-        <w:t xml:space="preserve"> over the course of a </w:t>
-      </w:r>
-      <w:r>
-        <w:rPr>
-          <w:rFonts w:ascii="Times New Roman" w:hAnsi="Times New Roman" w:cs="Times New Roman"/>
-          <w:sz w:val="24"/>
-          <w:szCs w:val="24"/>
-        </w:rPr>
-        <w:t>given</w:t>
-      </w:r>
-      <w:r>
-        <w:rPr>
-          <w:rFonts w:ascii="Times New Roman" w:hAnsi="Times New Roman" w:cs="Times New Roman"/>
-          <w:sz w:val="24"/>
-          <w:szCs w:val="24"/>
-        </w:rPr>
-        <w:t xml:space="preserve"> year is defined as the difference in position of the individual(s) at the frontmost point of the wave between the current year and previous year. Since the simulations are computationally intensive,</w:t>
-      </w:r>
-      <w:r>
-        <w:rPr>
-          <w:rFonts w:ascii="Times New Roman" w:hAnsi="Times New Roman" w:cs="Times New Roman"/>
-          <w:sz w:val="24"/>
-          <w:szCs w:val="24"/>
-        </w:rPr>
-        <w:t xml:space="preserve"> especially as population size increases,</w:t>
+        <w:t xml:space="preserve"> over the course </w:t>
+      </w:r>
+      <w:r>
+        <w:rPr>
+          <w:rFonts w:ascii="Times New Roman" w:hAnsi="Times New Roman" w:cs="Times New Roman"/>
+          <w:sz w:val="24"/>
+          <w:szCs w:val="24"/>
+        </w:rPr>
+        <w:t>the</w:t>
+      </w:r>
+      <w:r>
+        <w:rPr>
+          <w:rFonts w:ascii="Times New Roman" w:hAnsi="Times New Roman" w:cs="Times New Roman"/>
+          <w:sz w:val="24"/>
+          <w:szCs w:val="24"/>
+        </w:rPr>
+        <w:t xml:space="preserve"> year </w:t>
+      </w:r>
+      <w:r>
+        <w:rPr>
+          <w:rFonts w:ascii="Times New Roman" w:hAnsi="Times New Roman" w:cs="Times New Roman"/>
+          <w:sz w:val="24"/>
+          <w:szCs w:val="24"/>
+        </w:rPr>
+        <w:t>was</w:t>
+      </w:r>
+      <w:r>
+        <w:rPr>
+          <w:rFonts w:ascii="Times New Roman" w:hAnsi="Times New Roman" w:cs="Times New Roman"/>
+          <w:sz w:val="24"/>
+          <w:szCs w:val="24"/>
+        </w:rPr>
+        <w:t xml:space="preserve"> defined as the difference in position of the individual(s) at the frontmost point of the wave between the current year and previous year. Since the simulations are computationally intensive,</w:t>
+      </w:r>
+      <w:r>
+        <w:rPr>
+          <w:rFonts w:ascii="Times New Roman" w:hAnsi="Times New Roman" w:cs="Times New Roman"/>
+          <w:sz w:val="24"/>
+          <w:szCs w:val="24"/>
+        </w:rPr>
+        <w:t xml:space="preserve"> especially as population size increases</w:t>
+      </w:r>
+      <w:r>
+        <w:rPr>
+          <w:rFonts w:ascii="Times New Roman" w:hAnsi="Times New Roman" w:cs="Times New Roman"/>
+          <w:sz w:val="24"/>
+          <w:szCs w:val="24"/>
+        </w:rPr>
+        <w:t xml:space="preserve"> beyond several thousand individuals</w:t>
+      </w:r>
+      <w:r>
+        <w:rPr>
+          <w:rFonts w:ascii="Times New Roman" w:hAnsi="Times New Roman" w:cs="Times New Roman"/>
+          <w:sz w:val="24"/>
+          <w:szCs w:val="24"/>
+        </w:rPr>
+        <w:t>,</w:t>
       </w:r>
       <w:r>
         <w:rPr>
@@ -15206,79 +15600,25 @@
           <w:sz w:val="24"/>
           <w:szCs w:val="24"/>
         </w:rPr>
-        <w:t xml:space="preserve">Bates, D., </w:t>
-      </w:r>
-      <w:proofErr w:type="spellStart"/>
-      <w:r>
-        <w:rPr>
-          <w:rFonts w:ascii="Times New Roman" w:hAnsi="Times New Roman" w:cs="Times New Roman"/>
-          <w:sz w:val="24"/>
-          <w:szCs w:val="24"/>
-        </w:rPr>
-        <w:t>Maechler</w:t>
-      </w:r>
-      <w:proofErr w:type="spellEnd"/>
-      <w:r>
-        <w:rPr>
-          <w:rFonts w:ascii="Times New Roman" w:hAnsi="Times New Roman" w:cs="Times New Roman"/>
-          <w:sz w:val="24"/>
-          <w:szCs w:val="24"/>
-        </w:rPr>
-        <w:t xml:space="preserve">, M., </w:t>
-      </w:r>
-      <w:proofErr w:type="spellStart"/>
-      <w:r>
-        <w:rPr>
-          <w:rFonts w:ascii="Times New Roman" w:hAnsi="Times New Roman" w:cs="Times New Roman"/>
-          <w:sz w:val="24"/>
-          <w:szCs w:val="24"/>
-        </w:rPr>
-        <w:t>Bolker</w:t>
-      </w:r>
-      <w:proofErr w:type="spellEnd"/>
-      <w:r>
-        <w:rPr>
-          <w:rFonts w:ascii="Times New Roman" w:hAnsi="Times New Roman" w:cs="Times New Roman"/>
-          <w:sz w:val="24"/>
-          <w:szCs w:val="24"/>
-        </w:rPr>
-        <w:t xml:space="preserve">, B., Walker, S., Christensen, R. H. B., </w:t>
-      </w:r>
-      <w:proofErr w:type="spellStart"/>
-      <w:r>
-        <w:rPr>
-          <w:rFonts w:ascii="Times New Roman" w:hAnsi="Times New Roman" w:cs="Times New Roman"/>
-          <w:sz w:val="24"/>
-          <w:szCs w:val="24"/>
-        </w:rPr>
-        <w:t>Singmann</w:t>
-      </w:r>
-      <w:proofErr w:type="spellEnd"/>
-      <w:r>
-        <w:rPr>
-          <w:rFonts w:ascii="Times New Roman" w:hAnsi="Times New Roman" w:cs="Times New Roman"/>
-          <w:sz w:val="24"/>
-          <w:szCs w:val="24"/>
-        </w:rPr>
-        <w:t xml:space="preserve">, H., ... &amp; </w:t>
-      </w:r>
-      <w:proofErr w:type="spellStart"/>
-      <w:r>
-        <w:rPr>
-          <w:rFonts w:ascii="Times New Roman" w:hAnsi="Times New Roman" w:cs="Times New Roman"/>
-          <w:sz w:val="24"/>
-          <w:szCs w:val="24"/>
-        </w:rPr>
-        <w:t>Scheipl</w:t>
-      </w:r>
-      <w:proofErr w:type="spellEnd"/>
-      <w:r>
-        <w:rPr>
-          <w:rFonts w:ascii="Times New Roman" w:hAnsi="Times New Roman" w:cs="Times New Roman"/>
-          <w:sz w:val="24"/>
-          <w:szCs w:val="24"/>
-        </w:rPr>
-        <w:t>, F. (2012). Package ‘lme4’. CRAN. R Foundation for Statistical Computing, Vienna, Austria.</w:t>
+        <w:t xml:space="preserve">Andersen, A.N., 1988. Dispersal distance as a benefit of myrmecochory. </w:t>
+      </w:r>
+      <w:proofErr w:type="spellStart"/>
+      <w:r>
+        <w:rPr>
+          <w:rFonts w:ascii="Times New Roman" w:hAnsi="Times New Roman" w:cs="Times New Roman"/>
+          <w:sz w:val="24"/>
+          <w:szCs w:val="24"/>
+        </w:rPr>
+        <w:t>Oecologia</w:t>
+      </w:r>
+      <w:proofErr w:type="spellEnd"/>
+      <w:r>
+        <w:rPr>
+          <w:rFonts w:ascii="Times New Roman" w:hAnsi="Times New Roman" w:cs="Times New Roman"/>
+          <w:sz w:val="24"/>
+          <w:szCs w:val="24"/>
+        </w:rPr>
+        <w:t>, 75(4), pp.507-511.</w:t>
       </w:r>
     </w:p>
     <w:p>
@@ -15298,25 +15638,79 @@
           <w:sz w:val="24"/>
           <w:szCs w:val="24"/>
         </w:rPr>
-        <w:t xml:space="preserve">Berg, R.Y., 1975. </w:t>
-      </w:r>
-      <w:proofErr w:type="spellStart"/>
-      <w:r>
-        <w:rPr>
-          <w:rFonts w:ascii="Times New Roman" w:hAnsi="Times New Roman" w:cs="Times New Roman"/>
-          <w:sz w:val="24"/>
-          <w:szCs w:val="24"/>
-        </w:rPr>
-        <w:t>Myrmecochorous</w:t>
-      </w:r>
-      <w:proofErr w:type="spellEnd"/>
-      <w:r>
-        <w:rPr>
-          <w:rFonts w:ascii="Times New Roman" w:hAnsi="Times New Roman" w:cs="Times New Roman"/>
-          <w:sz w:val="24"/>
-          <w:szCs w:val="24"/>
-        </w:rPr>
-        <w:t xml:space="preserve"> plants in Australia and their dispersal by ants. Australian Journal of Botany, 23(3), pp.475-508.</w:t>
+        <w:t xml:space="preserve">Bates, D., </w:t>
+      </w:r>
+      <w:proofErr w:type="spellStart"/>
+      <w:r>
+        <w:rPr>
+          <w:rFonts w:ascii="Times New Roman" w:hAnsi="Times New Roman" w:cs="Times New Roman"/>
+          <w:sz w:val="24"/>
+          <w:szCs w:val="24"/>
+        </w:rPr>
+        <w:t>Maechler</w:t>
+      </w:r>
+      <w:proofErr w:type="spellEnd"/>
+      <w:r>
+        <w:rPr>
+          <w:rFonts w:ascii="Times New Roman" w:hAnsi="Times New Roman" w:cs="Times New Roman"/>
+          <w:sz w:val="24"/>
+          <w:szCs w:val="24"/>
+        </w:rPr>
+        <w:t xml:space="preserve">, M., </w:t>
+      </w:r>
+      <w:proofErr w:type="spellStart"/>
+      <w:r>
+        <w:rPr>
+          <w:rFonts w:ascii="Times New Roman" w:hAnsi="Times New Roman" w:cs="Times New Roman"/>
+          <w:sz w:val="24"/>
+          <w:szCs w:val="24"/>
+        </w:rPr>
+        <w:t>Bolker</w:t>
+      </w:r>
+      <w:proofErr w:type="spellEnd"/>
+      <w:r>
+        <w:rPr>
+          <w:rFonts w:ascii="Times New Roman" w:hAnsi="Times New Roman" w:cs="Times New Roman"/>
+          <w:sz w:val="24"/>
+          <w:szCs w:val="24"/>
+        </w:rPr>
+        <w:t xml:space="preserve">, B., Walker, S., Christensen, R. H. B., </w:t>
+      </w:r>
+      <w:proofErr w:type="spellStart"/>
+      <w:r>
+        <w:rPr>
+          <w:rFonts w:ascii="Times New Roman" w:hAnsi="Times New Roman" w:cs="Times New Roman"/>
+          <w:sz w:val="24"/>
+          <w:szCs w:val="24"/>
+        </w:rPr>
+        <w:t>Singmann</w:t>
+      </w:r>
+      <w:proofErr w:type="spellEnd"/>
+      <w:r>
+        <w:rPr>
+          <w:rFonts w:ascii="Times New Roman" w:hAnsi="Times New Roman" w:cs="Times New Roman"/>
+          <w:sz w:val="24"/>
+          <w:szCs w:val="24"/>
+        </w:rPr>
+        <w:t xml:space="preserve">, H., ... &amp; </w:t>
+      </w:r>
+      <w:proofErr w:type="spellStart"/>
+      <w:r>
+        <w:rPr>
+          <w:rFonts w:ascii="Times New Roman" w:hAnsi="Times New Roman" w:cs="Times New Roman"/>
+          <w:sz w:val="24"/>
+          <w:szCs w:val="24"/>
+        </w:rPr>
+        <w:t>Scheipl</w:t>
+      </w:r>
+      <w:proofErr w:type="spellEnd"/>
+      <w:r>
+        <w:rPr>
+          <w:rFonts w:ascii="Times New Roman" w:hAnsi="Times New Roman" w:cs="Times New Roman"/>
+          <w:sz w:val="24"/>
+          <w:szCs w:val="24"/>
+        </w:rPr>
+        <w:t>, F. (2012). Package ‘lme4’. CRAN. R Foundation for Statistical Computing, Vienna, Austria.</w:t>
       </w:r>
     </w:p>
     <w:p>
@@ -15336,43 +15730,25 @@
           <w:sz w:val="24"/>
           <w:szCs w:val="24"/>
         </w:rPr>
-        <w:t xml:space="preserve">Bullock, J. M., White, S. M., Prudhomme, C., Tansey, C., </w:t>
-      </w:r>
-      <w:proofErr w:type="spellStart"/>
-      <w:r>
-        <w:rPr>
-          <w:rFonts w:ascii="Times New Roman" w:hAnsi="Times New Roman" w:cs="Times New Roman"/>
-          <w:sz w:val="24"/>
-          <w:szCs w:val="24"/>
-        </w:rPr>
-        <w:t>Perea</w:t>
-      </w:r>
-      <w:proofErr w:type="spellEnd"/>
-      <w:r>
-        <w:rPr>
-          <w:rFonts w:ascii="Times New Roman" w:hAnsi="Times New Roman" w:cs="Times New Roman"/>
-          <w:sz w:val="24"/>
-          <w:szCs w:val="24"/>
-        </w:rPr>
-        <w:t xml:space="preserve">, R., &amp; </w:t>
-      </w:r>
-      <w:proofErr w:type="spellStart"/>
-      <w:r>
-        <w:rPr>
-          <w:rFonts w:ascii="Times New Roman" w:hAnsi="Times New Roman" w:cs="Times New Roman"/>
-          <w:sz w:val="24"/>
-          <w:szCs w:val="24"/>
-        </w:rPr>
-        <w:t>Hooftman</w:t>
-      </w:r>
-      <w:proofErr w:type="spellEnd"/>
-      <w:r>
-        <w:rPr>
-          <w:rFonts w:ascii="Times New Roman" w:hAnsi="Times New Roman" w:cs="Times New Roman"/>
-          <w:sz w:val="24"/>
-          <w:szCs w:val="24"/>
-        </w:rPr>
-        <w:t>, D. A. (2012). Modelling spread of British wind‐dispersed plants under future wind speeds in a changing climate. Journal of Ecology, 100(1), 104-115.</w:t>
+        <w:t xml:space="preserve">Berg, R.Y., 1975. </w:t>
+      </w:r>
+      <w:proofErr w:type="spellStart"/>
+      <w:r>
+        <w:rPr>
+          <w:rFonts w:ascii="Times New Roman" w:hAnsi="Times New Roman" w:cs="Times New Roman"/>
+          <w:sz w:val="24"/>
+          <w:szCs w:val="24"/>
+        </w:rPr>
+        <w:t>Myrmecochorous</w:t>
+      </w:r>
+      <w:proofErr w:type="spellEnd"/>
+      <w:r>
+        <w:rPr>
+          <w:rFonts w:ascii="Times New Roman" w:hAnsi="Times New Roman" w:cs="Times New Roman"/>
+          <w:sz w:val="24"/>
+          <w:szCs w:val="24"/>
+        </w:rPr>
+        <w:t xml:space="preserve"> plants in Australia and their dispersal by ants. Australian Journal of Botany, 23(3), pp.475-508.</w:t>
       </w:r>
     </w:p>
     <w:p>
@@ -15382,7 +15758,6 @@
         <w:jc w:val="both"/>
         <w:rPr>
           <w:rFonts w:ascii="Times New Roman" w:hAnsi="Times New Roman" w:cs="Times New Roman"/>
-          <w:color w:val="FF0000"/>
           <w:sz w:val="24"/>
           <w:szCs w:val="24"/>
         </w:rPr>
@@ -15390,31 +15765,46 @@
       <w:r>
         <w:rPr>
           <w:rFonts w:ascii="Times New Roman" w:hAnsi="Times New Roman" w:cs="Times New Roman"/>
-          <w:color w:val="FF0000"/>
-          <w:sz w:val="24"/>
-          <w:szCs w:val="24"/>
-        </w:rPr>
-        <w:t xml:space="preserve">Drees and Shea, </w:t>
-      </w:r>
-      <w:r>
-        <w:rPr>
-          <w:rFonts w:ascii="Times New Roman" w:hAnsi="Times New Roman" w:cs="Times New Roman"/>
-          <w:i/>
-          <w:iCs/>
-          <w:color w:val="FF0000"/>
-          <w:sz w:val="24"/>
-          <w:szCs w:val="24"/>
-        </w:rPr>
-        <w:t>in prep</w:t>
-      </w:r>
-      <w:r>
-        <w:rPr>
-          <w:rFonts w:ascii="Times New Roman" w:hAnsi="Times New Roman" w:cs="Times New Roman"/>
-          <w:color w:val="FF0000"/>
-          <w:sz w:val="24"/>
-          <w:szCs w:val="24"/>
-        </w:rPr>
-        <w:t>.</w:t>
+          <w:sz w:val="24"/>
+          <w:szCs w:val="24"/>
+        </w:rPr>
+        <w:t xml:space="preserve">Bullock, J. M., White, S. M., Prudhomme, C., Tansey, C., </w:t>
+      </w:r>
+      <w:proofErr w:type="spellStart"/>
+      <w:r>
+        <w:rPr>
+          <w:rFonts w:ascii="Times New Roman" w:hAnsi="Times New Roman" w:cs="Times New Roman"/>
+          <w:sz w:val="24"/>
+          <w:szCs w:val="24"/>
+        </w:rPr>
+        <w:t>Perea</w:t>
+      </w:r>
+      <w:proofErr w:type="spellEnd"/>
+      <w:r>
+        <w:rPr>
+          <w:rFonts w:ascii="Times New Roman" w:hAnsi="Times New Roman" w:cs="Times New Roman"/>
+          <w:sz w:val="24"/>
+          <w:szCs w:val="24"/>
+        </w:rPr>
+        <w:t xml:space="preserve">, R., &amp; </w:t>
+      </w:r>
+      <w:proofErr w:type="spellStart"/>
+      <w:r>
+        <w:rPr>
+          <w:rFonts w:ascii="Times New Roman" w:hAnsi="Times New Roman" w:cs="Times New Roman"/>
+          <w:sz w:val="24"/>
+          <w:szCs w:val="24"/>
+        </w:rPr>
+        <w:t>Hooftman</w:t>
+      </w:r>
+      <w:proofErr w:type="spellEnd"/>
+      <w:r>
+        <w:rPr>
+          <w:rFonts w:ascii="Times New Roman" w:hAnsi="Times New Roman" w:cs="Times New Roman"/>
+          <w:sz w:val="24"/>
+          <w:szCs w:val="24"/>
+        </w:rPr>
+        <w:t>, D. A. (2012). Modelling spread of British wind‐dispersed plants under future wind speeds in a changing climate. Journal of Ecology, 100(1), 104-115.</w:t>
       </w:r>
     </w:p>
     <w:p>
@@ -15424,6 +15814,7 @@
         <w:jc w:val="both"/>
         <w:rPr>
           <w:rFonts w:ascii="Times New Roman" w:hAnsi="Times New Roman" w:cs="Times New Roman"/>
+          <w:color w:val="FF0000"/>
           <w:sz w:val="24"/>
           <w:szCs w:val="24"/>
         </w:rPr>
@@ -15431,11 +15822,31 @@
       <w:r>
         <w:rPr>
           <w:rFonts w:ascii="Times New Roman" w:hAnsi="Times New Roman" w:cs="Times New Roman"/>
-          <w:sz w:val="24"/>
-          <w:szCs w:val="24"/>
-        </w:rPr>
-        <w:lastRenderedPageBreak/>
-        <w:t>Handel, S.N. and Beattie, A.J., 1990. Seed dispersal by ants. Scientific American, 263(2), pp.76-83B.</w:t>
+          <w:color w:val="FF0000"/>
+          <w:sz w:val="24"/>
+          <w:szCs w:val="24"/>
+        </w:rPr>
+        <w:t xml:space="preserve">Drees and Shea, </w:t>
+      </w:r>
+      <w:r>
+        <w:rPr>
+          <w:rFonts w:ascii="Times New Roman" w:hAnsi="Times New Roman" w:cs="Times New Roman"/>
+          <w:i/>
+          <w:iCs/>
+          <w:color w:val="FF0000"/>
+          <w:sz w:val="24"/>
+          <w:szCs w:val="24"/>
+        </w:rPr>
+        <w:t>in prep</w:t>
+      </w:r>
+      <w:r>
+        <w:rPr>
+          <w:rFonts w:ascii="Times New Roman" w:hAnsi="Times New Roman" w:cs="Times New Roman"/>
+          <w:color w:val="FF0000"/>
+          <w:sz w:val="24"/>
+          <w:szCs w:val="24"/>
+        </w:rPr>
+        <w:t>.</w:t>
       </w:r>
     </w:p>
     <w:p>
@@ -15455,25 +15866,43 @@
           <w:sz w:val="24"/>
           <w:szCs w:val="24"/>
         </w:rPr>
-        <w:t xml:space="preserve">Herrera, C.M. and </w:t>
-      </w:r>
-      <w:proofErr w:type="spellStart"/>
-      <w:r>
-        <w:rPr>
-          <w:rFonts w:ascii="Times New Roman" w:hAnsi="Times New Roman" w:cs="Times New Roman"/>
-          <w:sz w:val="24"/>
-          <w:szCs w:val="24"/>
-        </w:rPr>
-        <w:t>Jordano</w:t>
-      </w:r>
-      <w:proofErr w:type="spellEnd"/>
-      <w:r>
-        <w:rPr>
-          <w:rFonts w:ascii="Times New Roman" w:hAnsi="Times New Roman" w:cs="Times New Roman"/>
-          <w:sz w:val="24"/>
-          <w:szCs w:val="24"/>
-        </w:rPr>
-        <w:t>, P., 1981. Prunus mahaleb and birds: the high‐efficiency seed dispersal system of a temperate fruiting tree. Ecological monographs, 51(2), pp.203-218.</w:t>
+        <w:t xml:space="preserve">Gómez, C. and </w:t>
+      </w:r>
+      <w:proofErr w:type="spellStart"/>
+      <w:r>
+        <w:rPr>
+          <w:rFonts w:ascii="Times New Roman" w:hAnsi="Times New Roman" w:cs="Times New Roman"/>
+          <w:sz w:val="24"/>
+          <w:szCs w:val="24"/>
+        </w:rPr>
+        <w:t>Espadaler</w:t>
+      </w:r>
+      <w:proofErr w:type="spellEnd"/>
+      <w:r>
+        <w:rPr>
+          <w:rFonts w:ascii="Times New Roman" w:hAnsi="Times New Roman" w:cs="Times New Roman"/>
+          <w:sz w:val="24"/>
+          <w:szCs w:val="24"/>
+        </w:rPr>
+        <w:t xml:space="preserve">, X., 1998. Seed dispersal curve of a Mediterranean </w:t>
+      </w:r>
+      <w:proofErr w:type="spellStart"/>
+      <w:r>
+        <w:rPr>
+          <w:rFonts w:ascii="Times New Roman" w:hAnsi="Times New Roman" w:cs="Times New Roman"/>
+          <w:sz w:val="24"/>
+          <w:szCs w:val="24"/>
+        </w:rPr>
+        <w:t>myrmecochore</w:t>
+      </w:r>
+      <w:proofErr w:type="spellEnd"/>
+      <w:r>
+        <w:rPr>
+          <w:rFonts w:ascii="Times New Roman" w:hAnsi="Times New Roman" w:cs="Times New Roman"/>
+          <w:sz w:val="24"/>
+          <w:szCs w:val="24"/>
+        </w:rPr>
+        <w:t>: influence of ant size and the distance to nests. Ecological Research, 13(3), pp.347-354.</w:t>
       </w:r>
     </w:p>
     <w:p>
@@ -15493,7 +15922,7 @@
           <w:sz w:val="24"/>
           <w:szCs w:val="24"/>
         </w:rPr>
-        <w:t>Howe, H.F., 1986. Seed dispersal by fruit-eating birds and mammals. Seed dispersal, 123, p.189.</w:t>
+        <w:t>Handel, S.N. and Beattie, A.J., 1990. Seed dispersal by ants. Scientific American, 263(2), pp.76-83B.</w:t>
       </w:r>
     </w:p>
     <w:p>
@@ -15513,7 +15942,25 @@
           <w:sz w:val="24"/>
           <w:szCs w:val="24"/>
         </w:rPr>
-        <w:t>Howe, H.F., 1990. Seed dispersal by birds and mammals. Reproductive ecology of tropical forest plants, pp.191-218.</w:t>
+        <w:t xml:space="preserve">Herrera, C.M. and </w:t>
+      </w:r>
+      <w:proofErr w:type="spellStart"/>
+      <w:r>
+        <w:rPr>
+          <w:rFonts w:ascii="Times New Roman" w:hAnsi="Times New Roman" w:cs="Times New Roman"/>
+          <w:sz w:val="24"/>
+          <w:szCs w:val="24"/>
+        </w:rPr>
+        <w:t>Jordano</w:t>
+      </w:r>
+      <w:proofErr w:type="spellEnd"/>
+      <w:r>
+        <w:rPr>
+          <w:rFonts w:ascii="Times New Roman" w:hAnsi="Times New Roman" w:cs="Times New Roman"/>
+          <w:sz w:val="24"/>
+          <w:szCs w:val="24"/>
+        </w:rPr>
+        <w:t>, P., 1981. Prunus mahaleb and birds: the high‐efficiency seed dispersal system of a temperate fruiting tree. Ecological monographs, 51(2), pp.203-218.</w:t>
       </w:r>
     </w:p>
     <w:p>
@@ -15533,25 +15980,7 @@
           <w:sz w:val="24"/>
           <w:szCs w:val="24"/>
         </w:rPr>
-        <w:t xml:space="preserve">Jensen, T.S. and Nielsen, O.F., 1986. Rodents as seed dispersers in a heath—oak wood succession. </w:t>
-      </w:r>
-      <w:proofErr w:type="spellStart"/>
-      <w:r>
-        <w:rPr>
-          <w:rFonts w:ascii="Times New Roman" w:hAnsi="Times New Roman" w:cs="Times New Roman"/>
-          <w:sz w:val="24"/>
-          <w:szCs w:val="24"/>
-        </w:rPr>
-        <w:t>Oecologia</w:t>
-      </w:r>
-      <w:proofErr w:type="spellEnd"/>
-      <w:r>
-        <w:rPr>
-          <w:rFonts w:ascii="Times New Roman" w:hAnsi="Times New Roman" w:cs="Times New Roman"/>
-          <w:sz w:val="24"/>
-          <w:szCs w:val="24"/>
-        </w:rPr>
-        <w:t>, 70(2), pp.214-221.</w:t>
+        <w:t>Howe, H.F., 1986. Seed dispersal by fruit-eating birds and mammals. Seed dispersal, 123, p.189.</w:t>
       </w:r>
     </w:p>
     <w:p>
@@ -15565,41 +15994,13 @@
           <w:szCs w:val="24"/>
         </w:rPr>
       </w:pPr>
-      <w:proofErr w:type="spellStart"/>
-      <w:r>
-        <w:rPr>
-          <w:rFonts w:ascii="Times New Roman" w:hAnsi="Times New Roman" w:cs="Times New Roman"/>
-          <w:sz w:val="24"/>
-          <w:szCs w:val="24"/>
-        </w:rPr>
-        <w:t>Jongejans</w:t>
-      </w:r>
-      <w:proofErr w:type="spellEnd"/>
-      <w:r>
-        <w:rPr>
-          <w:rFonts w:ascii="Times New Roman" w:hAnsi="Times New Roman" w:cs="Times New Roman"/>
-          <w:sz w:val="24"/>
-          <w:szCs w:val="24"/>
-        </w:rPr>
-        <w:t xml:space="preserve">, E. and Schippers, P., 1999. </w:t>
-      </w:r>
-      <w:proofErr w:type="spellStart"/>
-      <w:r>
-        <w:rPr>
-          <w:rFonts w:ascii="Times New Roman" w:hAnsi="Times New Roman" w:cs="Times New Roman"/>
-          <w:sz w:val="24"/>
-          <w:szCs w:val="24"/>
-        </w:rPr>
-        <w:t>Modeling</w:t>
-      </w:r>
-      <w:proofErr w:type="spellEnd"/>
-      <w:r>
-        <w:rPr>
-          <w:rFonts w:ascii="Times New Roman" w:hAnsi="Times New Roman" w:cs="Times New Roman"/>
-          <w:sz w:val="24"/>
-          <w:szCs w:val="24"/>
-        </w:rPr>
-        <w:t xml:space="preserve"> seed dispersal by wind in herbaceous species. Oikos, pp.362-372.</w:t>
+      <w:r>
+        <w:rPr>
+          <w:rFonts w:ascii="Times New Roman" w:hAnsi="Times New Roman" w:cs="Times New Roman"/>
+          <w:sz w:val="24"/>
+          <w:szCs w:val="24"/>
+        </w:rPr>
+        <w:t>Howe, H.F., 1990. Seed dispersal by birds and mammals. Reproductive ecology of tropical forest plants, pp.191-218.</w:t>
       </w:r>
     </w:p>
     <w:p>
@@ -15613,6 +16014,92 @@
           <w:szCs w:val="24"/>
         </w:rPr>
       </w:pPr>
+      <w:r>
+        <w:rPr>
+          <w:rFonts w:ascii="Times New Roman" w:hAnsi="Times New Roman" w:cs="Times New Roman"/>
+          <w:sz w:val="24"/>
+          <w:szCs w:val="24"/>
+        </w:rPr>
+        <w:t xml:space="preserve">Jensen, T.S. and Nielsen, O.F., 1986. Rodents as seed dispersers in a heath—oak wood succession. </w:t>
+      </w:r>
+      <w:proofErr w:type="spellStart"/>
+      <w:r>
+        <w:rPr>
+          <w:rFonts w:ascii="Times New Roman" w:hAnsi="Times New Roman" w:cs="Times New Roman"/>
+          <w:sz w:val="24"/>
+          <w:szCs w:val="24"/>
+        </w:rPr>
+        <w:t>Oecologia</w:t>
+      </w:r>
+      <w:proofErr w:type="spellEnd"/>
+      <w:r>
+        <w:rPr>
+          <w:rFonts w:ascii="Times New Roman" w:hAnsi="Times New Roman" w:cs="Times New Roman"/>
+          <w:sz w:val="24"/>
+          <w:szCs w:val="24"/>
+        </w:rPr>
+        <w:t>, 70(2), pp.214-221.</w:t>
+      </w:r>
+    </w:p>
+    <w:p>
+      <w:pPr>
+        <w:spacing w:line="240" w:lineRule="auto"/>
+        <w:ind w:left="284" w:hanging="284"/>
+        <w:jc w:val="both"/>
+        <w:rPr>
+          <w:rFonts w:ascii="Times New Roman" w:hAnsi="Times New Roman" w:cs="Times New Roman"/>
+          <w:sz w:val="24"/>
+          <w:szCs w:val="24"/>
+        </w:rPr>
+      </w:pPr>
+      <w:proofErr w:type="spellStart"/>
+      <w:r>
+        <w:rPr>
+          <w:rFonts w:ascii="Times New Roman" w:hAnsi="Times New Roman" w:cs="Times New Roman"/>
+          <w:sz w:val="24"/>
+          <w:szCs w:val="24"/>
+        </w:rPr>
+        <w:t>Jongejans</w:t>
+      </w:r>
+      <w:proofErr w:type="spellEnd"/>
+      <w:r>
+        <w:rPr>
+          <w:rFonts w:ascii="Times New Roman" w:hAnsi="Times New Roman" w:cs="Times New Roman"/>
+          <w:sz w:val="24"/>
+          <w:szCs w:val="24"/>
+        </w:rPr>
+        <w:t xml:space="preserve">, E. and Schippers, P., 1999. </w:t>
+      </w:r>
+      <w:proofErr w:type="spellStart"/>
+      <w:r>
+        <w:rPr>
+          <w:rFonts w:ascii="Times New Roman" w:hAnsi="Times New Roman" w:cs="Times New Roman"/>
+          <w:sz w:val="24"/>
+          <w:szCs w:val="24"/>
+        </w:rPr>
+        <w:t>Modeling</w:t>
+      </w:r>
+      <w:proofErr w:type="spellEnd"/>
+      <w:r>
+        <w:rPr>
+          <w:rFonts w:ascii="Times New Roman" w:hAnsi="Times New Roman" w:cs="Times New Roman"/>
+          <w:sz w:val="24"/>
+          <w:szCs w:val="24"/>
+        </w:rPr>
+        <w:t xml:space="preserve"> seed dispersal by wind in herbaceous species. Oikos, pp.362-372.</w:t>
+      </w:r>
+    </w:p>
+    <w:p>
+      <w:pPr>
+        <w:spacing w:line="240" w:lineRule="auto"/>
+        <w:ind w:left="284" w:hanging="284"/>
+        <w:jc w:val="both"/>
+        <w:rPr>
+          <w:rFonts w:ascii="Times New Roman" w:hAnsi="Times New Roman" w:cs="Times New Roman"/>
+          <w:sz w:val="24"/>
+          <w:szCs w:val="24"/>
+        </w:rPr>
+      </w:pPr>
       <w:proofErr w:type="spellStart"/>
       <w:r>
         <w:rPr>
@@ -15828,6 +16315,7 @@
           <w:sz w:val="24"/>
           <w:szCs w:val="24"/>
         </w:rPr>
+        <w:lastRenderedPageBreak/>
         <w:t>Jordano</w:t>
       </w:r>
       <w:proofErr w:type="spellEnd"/>
@@ -16091,7 +16579,7 @@
           <w:szCs w:val="24"/>
         </w:rPr>
       </w:pPr>
-      <w:commentRangeStart w:id="5"/>
+      <w:commentRangeStart w:id="6"/>
       <w:proofErr w:type="spellStart"/>
       <w:r>
         <w:rPr>
@@ -16128,12 +16616,12 @@
         </w:rPr>
         <w:t>.</w:t>
       </w:r>
-      <w:commentRangeEnd w:id="5"/>
+      <w:commentRangeEnd w:id="6"/>
       <w:r>
         <w:rPr>
           <w:rStyle w:val="CommentReference"/>
         </w:rPr>
-        <w:commentReference w:id="5"/>
+        <w:commentReference w:id="6"/>
       </w:r>
     </w:p>
     <w:p>
@@ -16238,7 +16726,6 @@
           <w:sz w:val="24"/>
           <w:szCs w:val="24"/>
         </w:rPr>
-        <w:lastRenderedPageBreak/>
         <w:t>Mokany</w:t>
       </w:r>
       <w:proofErr w:type="spellEnd"/>
@@ -16584,6 +17071,7 @@
           <w:sz w:val="24"/>
           <w:szCs w:val="24"/>
         </w:rPr>
+        <w:lastRenderedPageBreak/>
         <w:t xml:space="preserve">Rogers, H.S., Beckman, N.G., </w:t>
       </w:r>
       <w:proofErr w:type="spellStart"/>
@@ -17047,7 +17535,6 @@
           <w:sz w:val="24"/>
           <w:szCs w:val="24"/>
         </w:rPr>
-        <w:lastRenderedPageBreak/>
         <w:t>Trumble</w:t>
       </w:r>
       <w:proofErr w:type="spellEnd"/>
@@ -17390,6 +17877,62 @@
                 <w:szCs w:val="24"/>
               </w:rPr>
               <w:t>Source</w:t>
+            </w:r>
+          </w:p>
+        </w:tc>
+      </w:tr>
+      <w:tr>
+        <w:tc>
+          <w:tcPr>
+            <w:tcW w:w="9355" w:type="dxa"/>
+            <w:gridSpan w:val="4"/>
+          </w:tcPr>
+          <w:p>
+            <w:pPr>
+              <w:jc w:val="both"/>
+              <w:rPr>
+                <w:rFonts w:ascii="Times New Roman" w:hAnsi="Times New Roman" w:cs="Times New Roman"/>
+                <w:b/>
+                <w:bCs/>
+                <w:i/>
+                <w:iCs/>
+                <w:sz w:val="20"/>
+                <w:szCs w:val="20"/>
+              </w:rPr>
+            </w:pPr>
+          </w:p>
+        </w:tc>
+      </w:tr>
+      <w:tr>
+        <w:tc>
+          <w:tcPr>
+            <w:tcW w:w="9355" w:type="dxa"/>
+            <w:gridSpan w:val="4"/>
+          </w:tcPr>
+          <w:p>
+            <w:pPr>
+              <w:jc w:val="both"/>
+              <w:rPr>
+                <w:rFonts w:ascii="Times New Roman" w:hAnsi="Times New Roman" w:cs="Times New Roman"/>
+                <w:b/>
+                <w:bCs/>
+                <w:i/>
+                <w:iCs/>
+                <w:sz w:val="20"/>
+                <w:szCs w:val="20"/>
+              </w:rPr>
+            </w:pPr>
+            <w:r>
+              <w:rPr>
+                <w:rFonts w:ascii="Times New Roman" w:hAnsi="Times New Roman" w:cs="Times New Roman"/>
+                <w:b/>
+                <w:bCs/>
+                <w:i/>
+                <w:iCs/>
+                <w:sz w:val="20"/>
+                <w:szCs w:val="20"/>
+              </w:rPr>
+              <w:t>Demographic parameters</w:t>
             </w:r>
           </w:p>
         </w:tc>
@@ -18969,6 +19512,66 @@
       <w:tr>
         <w:tc>
           <w:tcPr>
+            <w:tcW w:w="9355" w:type="dxa"/>
+            <w:gridSpan w:val="4"/>
+          </w:tcPr>
+          <w:p>
+            <w:pPr>
+              <w:jc w:val="both"/>
+              <w:rPr>
+                <w:rFonts w:ascii="Times New Roman" w:hAnsi="Times New Roman" w:cs="Times New Roman"/>
+                <w:sz w:val="20"/>
+                <w:szCs w:val="20"/>
+              </w:rPr>
+            </w:pPr>
+          </w:p>
+        </w:tc>
+      </w:tr>
+      <w:tr>
+        <w:tc>
+          <w:tcPr>
+            <w:tcW w:w="9355" w:type="dxa"/>
+            <w:gridSpan w:val="4"/>
+          </w:tcPr>
+          <w:p>
+            <w:pPr>
+              <w:jc w:val="both"/>
+              <w:rPr>
+                <w:rFonts w:ascii="Times New Roman" w:hAnsi="Times New Roman" w:cs="Times New Roman"/>
+                <w:sz w:val="20"/>
+                <w:szCs w:val="20"/>
+              </w:rPr>
+            </w:pPr>
+            <w:r>
+              <w:rPr>
+                <w:rFonts w:ascii="Times New Roman" w:hAnsi="Times New Roman" w:cs="Times New Roman"/>
+                <w:b/>
+                <w:bCs/>
+                <w:i/>
+                <w:iCs/>
+                <w:sz w:val="20"/>
+                <w:szCs w:val="20"/>
+              </w:rPr>
+              <w:t>Dispersal</w:t>
+            </w:r>
+            <w:r>
+              <w:rPr>
+                <w:rFonts w:ascii="Times New Roman" w:hAnsi="Times New Roman" w:cs="Times New Roman"/>
+                <w:b/>
+                <w:bCs/>
+                <w:i/>
+                <w:iCs/>
+                <w:sz w:val="20"/>
+                <w:szCs w:val="20"/>
+              </w:rPr>
+              <w:t xml:space="preserve"> parameters</w:t>
+            </w:r>
+          </w:p>
+        </w:tc>
+      </w:tr>
+      <w:tr>
+        <w:tc>
+          <w:tcPr>
             <w:tcW w:w="4678" w:type="dxa"/>
           </w:tcPr>
           <w:p>
@@ -19505,7 +20108,13 @@
         <w:annotationRef/>
       </w:r>
       <w:r>
-        <w:t>Need to change the wording and structure of this section, as it is identical to one of my other papers.</w:t>
+        <w:t xml:space="preserve">Need to change the wording and structure of this section, as </w:t>
+      </w:r>
+      <w:r>
+        <w:t>the wind dispersal stuff is</w:t>
+      </w:r>
+      <w:r>
+        <w:t xml:space="preserve"> identical to one of my other papers.</w:t>
       </w:r>
     </w:p>
   </w:comment>
@@ -19525,7 +20134,39 @@
       </w:r>
     </w:p>
   </w:comment>
-  <w:comment w:id="5" w:author="Trevor D." w:date="2021-07-17T12:13:00Z" w:initials="TD">
+  <w:comment w:id="5" w:author="Trevor D." w:date="2021-09-12T18:57:00Z" w:initials="TD">
+    <w:p>
+      <w:pPr>
+        <w:pStyle w:val="CommentText"/>
+      </w:pPr>
+      <w:r>
+        <w:rPr>
+          <w:rStyle w:val="CommentReference"/>
+        </w:rPr>
+        <w:annotationRef/>
+      </w:r>
+      <w:r>
+        <w:t xml:space="preserve">Note that this may underestimate secondary dispersal; because my study and </w:t>
+      </w:r>
+      <w:proofErr w:type="spellStart"/>
+      <w:r>
+        <w:t>Eelke’s</w:t>
+      </w:r>
+      <w:proofErr w:type="spellEnd"/>
+      <w:r>
+        <w:t xml:space="preserve"> study both show that almost all seeds are removed after a few days, the chance of seeds being dispersed could </w:t>
+      </w:r>
+      <w:proofErr w:type="gramStart"/>
+      <w:r>
+        <w:t>actually be</w:t>
+      </w:r>
+      <w:proofErr w:type="gramEnd"/>
+      <w:r>
+        <w:t xml:space="preserve"> higher. This may be due to a greater density of ant nests than we may think; however, because the distribution and density of ant nests in these two studies are unknown, it’s difficult to say whether almost all seeds were removed because of high nest density of because of a larger than expected foraging radius. Also, we don’t know if predation occurred after removal.</w:t>
+      </w:r>
+    </w:p>
+  </w:comment>
+  <w:comment w:id="6" w:author="Trevor D." w:date="2021-07-17T12:13:00Z" w:initials="TD">
     <w:p>
       <w:pPr>
         <w:pStyle w:val="CommentText"/>
@@ -19551,6 +20192,7 @@
   <w15:commentEx w15:paraId="20D184D2" w15:done="0"/>
   <w15:commentEx w15:paraId="76C77F2C" w15:done="0"/>
   <w15:commentEx w15:paraId="5E66B4F7" w15:done="0"/>
+  <w15:commentEx w15:paraId="3F490CAE" w15:done="0"/>
   <w15:commentEx w15:paraId="6FC1DD26" w15:done="0"/>
 </w15:commentsEx>
 </file>
@@ -19562,6 +20204,7 @@
   <w16cex:commentExtensible w16cex:durableId="24E73513" w16cex:dateUtc="2021-09-11T18:00:00Z"/>
   <w16cex:commentExtensible w16cex:durableId="246C56EF" w16cex:dateUtc="2021-06-10T13:16:00Z"/>
   <w16cex:commentExtensible w16cex:durableId="23E9F20F" w16cex:dateUtc="2021-03-03T16:31:00Z"/>
+  <w16cex:commentExtensible w16cex:durableId="24E8CC18" w16cex:dateUtc="2021-09-12T22:57:00Z"/>
   <w16cex:commentExtensible w16cex:durableId="249D47EB" w16cex:dateUtc="2021-07-17T16:13:00Z"/>
 </w16cex:commentsExtensible>
 </file>
@@ -19573,6 +20216,7 @@
   <w16cid:commentId w16cid:paraId="20D184D2" w16cid:durableId="24E73513"/>
   <w16cid:commentId w16cid:paraId="76C77F2C" w16cid:durableId="246C56EF"/>
   <w16cid:commentId w16cid:paraId="5E66B4F7" w16cid:durableId="23E9F20F"/>
+  <w16cid:commentId w16cid:paraId="3F490CAE" w16cid:durableId="24E8CC18"/>
   <w16cid:commentId w16cid:paraId="6FC1DD26" w16cid:durableId="249D47EB"/>
 </w16cid:commentsIds>
 </file>

--- a/CombinedDispersalMS_v1.docx
+++ b/CombinedDispersalMS_v1.docx
@@ -5636,41 +5636,23 @@
           <w:sz w:val="24"/>
           <w:szCs w:val="24"/>
         </w:rPr>
-        <w:t xml:space="preserve"> </w:t>
-      </w:r>
-      <w:proofErr w:type="gramStart"/>
-      <w:r>
-        <w:rPr>
-          <w:rFonts w:ascii="Times New Roman" w:hAnsi="Times New Roman" w:cs="Times New Roman"/>
-          <w:sz w:val="24"/>
-          <w:szCs w:val="24"/>
-        </w:rPr>
-        <w:t>particular</w:t>
-      </w:r>
-      <w:r>
-        <w:rPr>
-          <w:rFonts w:ascii="Times New Roman" w:hAnsi="Times New Roman" w:cs="Times New Roman"/>
-          <w:sz w:val="24"/>
-          <w:szCs w:val="24"/>
-        </w:rPr>
-        <w:t xml:space="preserve"> </w:t>
-      </w:r>
-      <w:r>
-        <w:rPr>
-          <w:rFonts w:ascii="Times New Roman" w:hAnsi="Times New Roman" w:cs="Times New Roman"/>
-          <w:sz w:val="24"/>
-          <w:szCs w:val="24"/>
-        </w:rPr>
-        <w:t>species spreads</w:t>
-      </w:r>
-      <w:proofErr w:type="gramEnd"/>
-      <w:r>
-        <w:rPr>
-          <w:rFonts w:ascii="Times New Roman" w:hAnsi="Times New Roman" w:cs="Times New Roman"/>
-          <w:sz w:val="24"/>
-          <w:szCs w:val="24"/>
-        </w:rPr>
-        <w:t xml:space="preserve"> across a landscape</w:t>
+        <w:t xml:space="preserve"> particular</w:t>
+      </w:r>
+      <w:r>
+        <w:rPr>
+          <w:rFonts w:ascii="Times New Roman" w:hAnsi="Times New Roman" w:cs="Times New Roman"/>
+          <w:sz w:val="24"/>
+          <w:szCs w:val="24"/>
+        </w:rPr>
+        <w:t xml:space="preserve"> </w:t>
+      </w:r>
+      <w:r>
+        <w:rPr>
+          <w:rFonts w:ascii="Times New Roman" w:hAnsi="Times New Roman" w:cs="Times New Roman"/>
+          <w:sz w:val="24"/>
+          <w:szCs w:val="24"/>
+        </w:rPr>
+        <w:t>species spreads across a landscape</w:t>
       </w:r>
       <w:r>
         <w:rPr>
@@ -6028,25 +6010,7 @@
           <w:sz w:val="24"/>
           <w:szCs w:val="24"/>
         </w:rPr>
-        <w:t xml:space="preserve"> Such changes in dispersal vectors thus affect how plants </w:t>
-      </w:r>
-      <w:proofErr w:type="gramStart"/>
-      <w:r>
-        <w:rPr>
-          <w:rFonts w:ascii="Times New Roman" w:hAnsi="Times New Roman" w:cs="Times New Roman"/>
-          <w:sz w:val="24"/>
-          <w:szCs w:val="24"/>
-        </w:rPr>
-        <w:t>spread, and</w:t>
-      </w:r>
-      <w:proofErr w:type="gramEnd"/>
-      <w:r>
-        <w:rPr>
-          <w:rFonts w:ascii="Times New Roman" w:hAnsi="Times New Roman" w:cs="Times New Roman"/>
-          <w:sz w:val="24"/>
-          <w:szCs w:val="24"/>
-        </w:rPr>
-        <w:t xml:space="preserve"> may have profound impacts on the structure and function of plant communities.</w:t>
+        <w:t xml:space="preserve"> Such changes in dispersal vectors thus affect how plants spread, and may have profound impacts on the structure and function of plant communities.</w:t>
       </w:r>
     </w:p>
     <w:p>
@@ -6278,25 +6242,7 @@
           <w:sz w:val="24"/>
           <w:szCs w:val="24"/>
         </w:rPr>
-        <w:t xml:space="preserve"> identifying </w:t>
-      </w:r>
-      <w:proofErr w:type="gramStart"/>
-      <w:r>
-        <w:rPr>
-          <w:rFonts w:ascii="Times New Roman" w:hAnsi="Times New Roman" w:cs="Times New Roman"/>
-          <w:sz w:val="24"/>
-          <w:szCs w:val="24"/>
-        </w:rPr>
-        <w:t>all of</w:t>
-      </w:r>
-      <w:proofErr w:type="gramEnd"/>
-      <w:r>
-        <w:rPr>
-          <w:rFonts w:ascii="Times New Roman" w:hAnsi="Times New Roman" w:cs="Times New Roman"/>
-          <w:sz w:val="24"/>
-          <w:szCs w:val="24"/>
-        </w:rPr>
-        <w:t xml:space="preserve"> the dispersal vectors involved, which can be complicated in systems with many dispersers</w:t>
+        <w:t xml:space="preserve"> identifying all of the dispersal vectors involved, which can be complicated in systems with many dispersers</w:t>
       </w:r>
       <w:r>
         <w:rPr>
@@ -6386,25 +6332,7 @@
           <w:sz w:val="24"/>
           <w:szCs w:val="24"/>
         </w:rPr>
-        <w:t xml:space="preserve"> the challenge of actually quantifying how far seeds travel from the parent plant; while techniques vary depending on what aspect of dispersal is being assessed (</w:t>
-      </w:r>
-      <w:proofErr w:type="gramStart"/>
-      <w:r>
-        <w:rPr>
-          <w:rFonts w:ascii="Times New Roman" w:hAnsi="Times New Roman" w:cs="Times New Roman"/>
-          <w:sz w:val="24"/>
-          <w:szCs w:val="24"/>
-        </w:rPr>
-        <w:t>e.g.</w:t>
-      </w:r>
-      <w:proofErr w:type="gramEnd"/>
-      <w:r>
-        <w:rPr>
-          <w:rFonts w:ascii="Times New Roman" w:hAnsi="Times New Roman" w:cs="Times New Roman"/>
-          <w:sz w:val="24"/>
-          <w:szCs w:val="24"/>
-        </w:rPr>
-        <w:t xml:space="preserve"> seed traps for plants dispersed by wind or gravity, or analysis of scat for seeds dispersed by small mammals or birds), there are still </w:t>
+        <w:t xml:space="preserve"> the challenge of actually quantifying how far seeds travel from the parent plant; while techniques vary depending on what aspect of dispersal is being assessed (e.g. seed traps for plants dispersed by wind or gravity, or analysis of scat for seeds dispersed by small mammals or birds), there are still </w:t>
       </w:r>
       <w:r>
         <w:rPr>
@@ -6522,16 +6450,7 @@
           <w:sz w:val="24"/>
           <w:szCs w:val="24"/>
         </w:rPr>
-        <w:t xml:space="preserve">Climate change may have profound effects on how plants spread across the landscape by altering one or more individual dispersal pathways, which may then affect the total dispersal </w:t>
-      </w:r>
-      <w:proofErr w:type="gramStart"/>
-      <w:r>
-        <w:rPr>
-          <w:rFonts w:ascii="Times New Roman" w:hAnsi="Times New Roman" w:cs="Times New Roman"/>
-          <w:sz w:val="24"/>
-          <w:szCs w:val="24"/>
-        </w:rPr>
-        <w:t xml:space="preserve">kernel </w:t>
+        <w:t xml:space="preserve">Climate change may have profound effects on how plants spread across the landscape by altering one or more individual dispersal pathways, which may then affect the total dispersal kernel </w:t>
       </w:r>
       <w:r>
         <w:rPr>
@@ -6540,16 +6459,7 @@
           <w:szCs w:val="24"/>
         </w:rPr>
         <w:lastRenderedPageBreak/>
-        <w:t>as a whole</w:t>
-      </w:r>
-      <w:proofErr w:type="gramEnd"/>
-      <w:r>
-        <w:rPr>
-          <w:rFonts w:ascii="Times New Roman" w:hAnsi="Times New Roman" w:cs="Times New Roman"/>
-          <w:sz w:val="24"/>
-          <w:szCs w:val="24"/>
-        </w:rPr>
-        <w:t>. For example,</w:t>
+        <w:t>as a whole. For example,</w:t>
       </w:r>
       <w:r>
         <w:rPr>
@@ -6761,25 +6671,7 @@
           <w:sz w:val="24"/>
           <w:szCs w:val="24"/>
         </w:rPr>
-        <w:t xml:space="preserve">.; SOURCES) or the abundance of animals that disperse the seeds (SOURCES), also causing changes in the total dispersal kernel. In these cases, the shape of the dispersal kernel for a particular component of the total dispersal kernel is changed, and consequently the shape of the total dispersal kernel itself is changed; </w:t>
-      </w:r>
-      <w:proofErr w:type="gramStart"/>
-      <w:r>
-        <w:rPr>
-          <w:rFonts w:ascii="Times New Roman" w:hAnsi="Times New Roman" w:cs="Times New Roman"/>
-          <w:sz w:val="24"/>
-          <w:szCs w:val="24"/>
-        </w:rPr>
-        <w:t>this changes</w:t>
-      </w:r>
-      <w:proofErr w:type="gramEnd"/>
-      <w:r>
-        <w:rPr>
-          <w:rFonts w:ascii="Times New Roman" w:hAnsi="Times New Roman" w:cs="Times New Roman"/>
-          <w:sz w:val="24"/>
-          <w:szCs w:val="24"/>
-        </w:rPr>
-        <w:t xml:space="preserve"> how far seeds are dispersed, thus affecting the speed at which the plant population in question expands.</w:t>
+        <w:t>.; SOURCES) or the abundance of animals that disperse the seeds (SOURCES), also causing changes in the total dispersal kernel. In these cases, the shape of the dispersal kernel for a particular component of the total dispersal kernel is changed, and consequently the shape of the total dispersal kernel itself is changed; this changes how far seeds are dispersed, thus affecting the speed at which the plant population in question expands.</w:t>
       </w:r>
     </w:p>
     <w:p>
@@ -6919,25 +6811,7 @@
           <w:sz w:val="24"/>
           <w:szCs w:val="24"/>
         </w:rPr>
-        <w:t xml:space="preserve"> which factors of the model (</w:t>
-      </w:r>
-      <w:proofErr w:type="gramStart"/>
-      <w:r>
-        <w:rPr>
-          <w:rFonts w:ascii="Times New Roman" w:hAnsi="Times New Roman" w:cs="Times New Roman"/>
-          <w:sz w:val="24"/>
-          <w:szCs w:val="24"/>
-        </w:rPr>
-        <w:t>e.g.</w:t>
-      </w:r>
-      <w:proofErr w:type="gramEnd"/>
-      <w:r>
-        <w:rPr>
-          <w:rFonts w:ascii="Times New Roman" w:hAnsi="Times New Roman" w:cs="Times New Roman"/>
-          <w:sz w:val="24"/>
-          <w:szCs w:val="24"/>
-        </w:rPr>
-        <w:t xml:space="preserve"> wind speeds, plant height, seed removal rate, etc.) have the largest effects on overall </w:t>
+        <w:t xml:space="preserve"> which factors of the model (e.g. wind speeds, plant height, seed removal rate, etc.) have the largest effects on overall </w:t>
       </w:r>
       <w:r>
         <w:rPr>
@@ -7190,25 +7064,7 @@
           <w:sz w:val="24"/>
           <w:szCs w:val="24"/>
         </w:rPr>
-        <w:t xml:space="preserve"> exclusively by </w:t>
-      </w:r>
-      <w:proofErr w:type="gramStart"/>
-      <w:r>
-        <w:rPr>
-          <w:rFonts w:ascii="Times New Roman" w:hAnsi="Times New Roman" w:cs="Times New Roman"/>
-          <w:sz w:val="24"/>
-          <w:szCs w:val="24"/>
-        </w:rPr>
-        <w:t>seed, and</w:t>
-      </w:r>
-      <w:proofErr w:type="gramEnd"/>
-      <w:r>
-        <w:rPr>
-          <w:rFonts w:ascii="Times New Roman" w:hAnsi="Times New Roman" w:cs="Times New Roman"/>
-          <w:sz w:val="24"/>
-          <w:szCs w:val="24"/>
-        </w:rPr>
-        <w:t xml:space="preserve"> ha</w:t>
+        <w:t xml:space="preserve"> exclusively by seed, and ha</w:t>
       </w:r>
       <w:r>
         <w:rPr>
@@ -7302,16 +7158,7 @@
           <w:sz w:val="24"/>
           <w:szCs w:val="24"/>
         </w:rPr>
-        <w:t xml:space="preserve"> 1982). In addition to pastures, these thistles occur in other highly disturbed areas such as drainages and </w:t>
-      </w:r>
-      <w:proofErr w:type="gramStart"/>
-      <w:r>
-        <w:rPr>
-          <w:rFonts w:ascii="Times New Roman" w:hAnsi="Times New Roman" w:cs="Times New Roman"/>
-          <w:sz w:val="24"/>
-          <w:szCs w:val="24"/>
-        </w:rPr>
-        <w:t>roadsides</w:t>
+        <w:t xml:space="preserve"> 1982). In addition to pastures, these thistles occur in other highly disturbed areas such as drainages and roadsides</w:t>
       </w:r>
       <w:r>
         <w:rPr>
@@ -7327,16 +7174,7 @@
           <w:sz w:val="24"/>
           <w:szCs w:val="24"/>
         </w:rPr>
-        <w:t>and</w:t>
-      </w:r>
-      <w:proofErr w:type="gramEnd"/>
-      <w:r>
-        <w:rPr>
-          <w:rFonts w:ascii="Times New Roman" w:hAnsi="Times New Roman" w:cs="Times New Roman"/>
-          <w:sz w:val="24"/>
-          <w:szCs w:val="24"/>
-        </w:rPr>
-        <w:t xml:space="preserve"> are listed as noxious weeds in several states (Skinner </w:t>
+        <w:t xml:space="preserve">and are listed as noxious weeds in several states (Skinner </w:t>
       </w:r>
       <w:r>
         <w:rPr>
@@ -7503,25 +7341,7 @@
           <w:sz w:val="24"/>
           <w:szCs w:val="24"/>
         </w:rPr>
-        <w:t xml:space="preserve"> that are thought to play a role in ant-mediated dispersal (Pemberton and Irving 1990</w:t>
-      </w:r>
-      <w:proofErr w:type="gramStart"/>
-      <w:r>
-        <w:rPr>
-          <w:rFonts w:ascii="Times New Roman" w:hAnsi="Times New Roman" w:cs="Times New Roman"/>
-          <w:sz w:val="24"/>
-          <w:szCs w:val="24"/>
-        </w:rPr>
-        <w:t>), and</w:t>
-      </w:r>
-      <w:proofErr w:type="gramEnd"/>
-      <w:r>
-        <w:rPr>
-          <w:rFonts w:ascii="Times New Roman" w:hAnsi="Times New Roman" w:cs="Times New Roman"/>
-          <w:sz w:val="24"/>
-          <w:szCs w:val="24"/>
-        </w:rPr>
-        <w:t xml:space="preserve"> have been documented to be moved by insects and small mammals</w:t>
+        <w:t xml:space="preserve"> that are thought to play a role in ant-mediated dispersal (Pemberton and Irving 1990), and have been documented to be moved by insects and small mammals</w:t>
       </w:r>
       <w:r>
         <w:rPr>
@@ -7679,23 +7499,7 @@
           <w:sz w:val="24"/>
           <w:szCs w:val="24"/>
         </w:rPr>
-        <w:t xml:space="preserve">from which </w:t>
-      </w:r>
-      <w:r>
-        <w:rPr>
-          <w:rFonts w:ascii="Times New Roman" w:hAnsi="Times New Roman" w:cs="Times New Roman"/>
-          <w:sz w:val="24"/>
-          <w:szCs w:val="24"/>
-        </w:rPr>
-        <w:t>demographic data were collected</w:t>
-      </w:r>
-      <w:r>
-        <w:rPr>
-          <w:rFonts w:ascii="Times New Roman" w:hAnsi="Times New Roman" w:cs="Times New Roman"/>
-          <w:sz w:val="24"/>
-          <w:szCs w:val="24"/>
-        </w:rPr>
-        <w:t xml:space="preserve"> </w:t>
+        <w:t xml:space="preserve">from which demographic data were collected </w:t>
       </w:r>
       <w:commentRangeStart w:id="2"/>
       <w:r>
@@ -7737,25 +7541,7 @@
           <w:sz w:val="24"/>
           <w:szCs w:val="24"/>
         </w:rPr>
-        <w:t xml:space="preserve"> Individuals in this experiment were started from seed in a greenhouse for approximately one month before being transplanted; after transplanting in the autumn, initial rosette size was measured as a diameter, and individuals were allowed to complete their life cycle, reaching senescence at the end of the following summer. During this time, survival and flowering status were recorded, as were the heights of each flower head on </w:t>
-      </w:r>
-      <w:proofErr w:type="gramStart"/>
-      <w:r>
-        <w:rPr>
-          <w:rFonts w:ascii="Times New Roman" w:hAnsi="Times New Roman" w:cs="Times New Roman"/>
-          <w:sz w:val="24"/>
-          <w:szCs w:val="24"/>
-        </w:rPr>
-        <w:t>each individual</w:t>
-      </w:r>
-      <w:proofErr w:type="gramEnd"/>
-      <w:r>
-        <w:rPr>
-          <w:rFonts w:ascii="Times New Roman" w:hAnsi="Times New Roman" w:cs="Times New Roman"/>
-          <w:sz w:val="24"/>
-          <w:szCs w:val="24"/>
-        </w:rPr>
-        <w:t xml:space="preserve">. </w:t>
+        <w:t xml:space="preserve"> Individuals in this experiment were started from seed in a greenhouse for approximately one month before being transplanted; after transplanting in the autumn, initial rosette size was measured as a diameter, and individuals were allowed to complete their life cycle, reaching senescence at the end of the following summer. During this time, survival and flowering status were recorded, as were the heights of each flower head on each individual. </w:t>
       </w:r>
       <w:r>
         <w:rPr>
@@ -8189,25 +7975,7 @@
           <w:sz w:val="24"/>
           <w:szCs w:val="24"/>
         </w:rPr>
-        <w:t xml:space="preserve">Because not </w:t>
-      </w:r>
-      <w:proofErr w:type="gramStart"/>
-      <w:r>
-        <w:rPr>
-          <w:rFonts w:ascii="Times New Roman" w:hAnsi="Times New Roman" w:cs="Times New Roman"/>
-          <w:sz w:val="24"/>
-          <w:szCs w:val="24"/>
-        </w:rPr>
-        <w:t>all of</w:t>
-      </w:r>
-      <w:proofErr w:type="gramEnd"/>
-      <w:r>
-        <w:rPr>
-          <w:rFonts w:ascii="Times New Roman" w:hAnsi="Times New Roman" w:cs="Times New Roman"/>
-          <w:sz w:val="24"/>
-          <w:szCs w:val="24"/>
-        </w:rPr>
-        <w:t xml:space="preserve"> the parameters necessary for a full demographic model were able to be collected from our experiment, several demographic rates used in our model were sourced from similar experiments on </w:t>
+        <w:t xml:space="preserve">Because not all of the parameters necessary for a full demographic model were able to be collected from our experiment, several demographic rates used in our model were sourced from similar experiments on </w:t>
       </w:r>
       <w:r>
         <w:rPr>
@@ -8419,25 +8187,7 @@
           <w:sz w:val="24"/>
           <w:szCs w:val="24"/>
         </w:rPr>
-        <w:t xml:space="preserve">, given the extremely similar life history of these two </w:t>
-      </w:r>
-      <w:proofErr w:type="gramStart"/>
-      <w:r>
-        <w:rPr>
-          <w:rFonts w:ascii="Times New Roman" w:hAnsi="Times New Roman" w:cs="Times New Roman"/>
-          <w:sz w:val="24"/>
-          <w:szCs w:val="24"/>
-        </w:rPr>
-        <w:t>closely-related</w:t>
-      </w:r>
-      <w:proofErr w:type="gramEnd"/>
-      <w:r>
-        <w:rPr>
-          <w:rFonts w:ascii="Times New Roman" w:hAnsi="Times New Roman" w:cs="Times New Roman"/>
-          <w:sz w:val="24"/>
-          <w:szCs w:val="24"/>
-        </w:rPr>
-        <w:t xml:space="preserve"> species.</w:t>
+        <w:t>, given the extremely similar life history of these two closely-related species.</w:t>
       </w:r>
     </w:p>
     <w:p>
@@ -10154,25 +9904,7 @@
           <w:sz w:val="24"/>
           <w:szCs w:val="24"/>
         </w:rPr>
-        <w:t xml:space="preserve"> are the probability density functions for seed terminal velocity and wind speed, respectively. Wind speed data were obtained from a local weather station, and the distribution of terminal velocities from seed drop experiments i</w:t>
-      </w:r>
-      <w:proofErr w:type="spellStart"/>
-      <w:r>
-        <w:rPr>
-          <w:rFonts w:ascii="Times New Roman" w:eastAsiaTheme="minorEastAsia" w:hAnsi="Times New Roman" w:cs="Times New Roman"/>
-          <w:sz w:val="24"/>
-          <w:szCs w:val="24"/>
-        </w:rPr>
-        <w:t>n</w:t>
-      </w:r>
-      <w:proofErr w:type="spellEnd"/>
-      <w:r>
-        <w:rPr>
-          <w:rFonts w:ascii="Times New Roman" w:eastAsiaTheme="minorEastAsia" w:hAnsi="Times New Roman" w:cs="Times New Roman"/>
-          <w:sz w:val="24"/>
-          <w:szCs w:val="24"/>
-        </w:rPr>
-        <w:t xml:space="preserve"> a laboratory setting. We build upon this by also integrating across the distribution of seed release heights </w:t>
+        <w:t xml:space="preserve"> are the probability density functions for seed terminal velocity and wind speed, respectively. Wind speed data were obtained from a local weather station, and the distribution of terminal velocities from seed drop experiments in a laboratory setting. We build upon this by also integrating across the distribution of seed release heights </w:t>
       </w:r>
       <m:oMath>
         <m:r>
@@ -10374,23 +10106,13 @@
           <w:szCs w:val="24"/>
         </w:rPr>
       </w:pPr>
-      <w:proofErr w:type="gramStart"/>
-      <w:r>
-        <w:rPr>
-          <w:rFonts w:ascii="Times New Roman" w:hAnsi="Times New Roman" w:cs="Times New Roman"/>
-          <w:sz w:val="24"/>
-          <w:szCs w:val="24"/>
-        </w:rPr>
-        <w:t>so</w:t>
-      </w:r>
-      <w:proofErr w:type="gramEnd"/>
-      <w:r>
-        <w:rPr>
-          <w:rFonts w:ascii="Times New Roman" w:hAnsi="Times New Roman" w:cs="Times New Roman"/>
-          <w:sz w:val="24"/>
-          <w:szCs w:val="24"/>
-        </w:rPr>
-        <w:t xml:space="preserve"> the new dispersal kernel accounts for variation in wind speed and seed terminal velocity as well as all of the different flower heights that seeds can be released from (</w:t>
+      <w:r>
+        <w:rPr>
+          <w:rFonts w:ascii="Times New Roman" w:hAnsi="Times New Roman" w:cs="Times New Roman"/>
+          <w:sz w:val="24"/>
+          <w:szCs w:val="24"/>
+        </w:rPr>
+        <w:t>so the new dispersal kernel accounts for variation in wind speed and seed terminal velocity as well as all of the different flower heights that seeds can be released from (</w:t>
       </w:r>
       <w:proofErr w:type="spellStart"/>
       <w:r>
@@ -10576,7 +10298,7 @@
           <w:sz w:val="24"/>
           <w:szCs w:val="24"/>
         </w:rPr>
-        <w:t xml:space="preserve">is a fairly large body of literature on ant foraging behaviours, </w:t>
+        <w:t>exist</w:t>
       </w:r>
       <w:r>
         <w:rPr>
@@ -10584,7 +10306,7 @@
           <w:sz w:val="24"/>
           <w:szCs w:val="24"/>
         </w:rPr>
-        <w:t>the number of</w:t>
+        <w:t xml:space="preserve"> studies</w:t>
       </w:r>
       <w:r>
         <w:rPr>
@@ -10592,7 +10314,7 @@
           <w:sz w:val="24"/>
           <w:szCs w:val="24"/>
         </w:rPr>
-        <w:t xml:space="preserve"> studies</w:t>
+        <w:t xml:space="preserve"> </w:t>
       </w:r>
       <w:r>
         <w:rPr>
@@ -10600,7 +10322,7 @@
           <w:sz w:val="24"/>
           <w:szCs w:val="24"/>
         </w:rPr>
-        <w:t xml:space="preserve"> </w:t>
+        <w:t xml:space="preserve">that quantify </w:t>
       </w:r>
       <w:r>
         <w:rPr>
@@ -10608,7 +10330,7 @@
           <w:sz w:val="24"/>
           <w:szCs w:val="24"/>
         </w:rPr>
-        <w:t xml:space="preserve">that quantify the frequency or likelihood of </w:t>
+        <w:t>dispersal curves</w:t>
       </w:r>
       <w:r>
         <w:rPr>
@@ -10616,7 +10338,7 @@
           <w:sz w:val="24"/>
           <w:szCs w:val="24"/>
         </w:rPr>
-        <w:t>seeds</w:t>
+        <w:t xml:space="preserve"> </w:t>
       </w:r>
       <w:r>
         <w:rPr>
@@ -10624,7 +10346,7 @@
           <w:sz w:val="24"/>
           <w:szCs w:val="24"/>
         </w:rPr>
-        <w:t xml:space="preserve"> a certain distance from </w:t>
+        <w:t>of ant-mediated dispersal distances</w:t>
       </w:r>
       <w:r>
         <w:rPr>
@@ -10632,7 +10354,7 @@
           <w:sz w:val="24"/>
           <w:szCs w:val="24"/>
         </w:rPr>
-        <w:t xml:space="preserve">a given ant nest being taken back to said nest </w:t>
+        <w:t xml:space="preserve"> for certain plant species</w:t>
       </w:r>
       <w:r>
         <w:rPr>
@@ -10640,25 +10362,202 @@
           <w:sz w:val="24"/>
           <w:szCs w:val="24"/>
         </w:rPr>
-        <w:t>(</w:t>
-      </w:r>
-      <w:proofErr w:type="gramStart"/>
+        <w:t xml:space="preserve"> (e.g.</w:t>
+      </w:r>
       <w:r>
         <w:rPr>
           <w:rFonts w:ascii="Times New Roman" w:eastAsiaTheme="minorEastAsia" w:hAnsi="Times New Roman" w:cs="Times New Roman"/>
           <w:sz w:val="24"/>
           <w:szCs w:val="24"/>
         </w:rPr>
-        <w:t>e.g.</w:t>
-      </w:r>
-      <w:proofErr w:type="gramEnd"/>
+        <w:t xml:space="preserve"> </w:t>
+      </w:r>
+      <w:r>
+        <w:rPr>
+          <w:rFonts w:ascii="Times New Roman" w:hAnsi="Times New Roman" w:cs="Times New Roman"/>
+          <w:sz w:val="24"/>
+          <w:szCs w:val="24"/>
+        </w:rPr>
+        <w:t>Gómez</w:t>
+      </w:r>
+      <w:r>
+        <w:rPr>
+          <w:rFonts w:ascii="Times New Roman" w:hAnsi="Times New Roman" w:cs="Times New Roman"/>
+          <w:sz w:val="24"/>
+          <w:szCs w:val="24"/>
+        </w:rPr>
+        <w:t xml:space="preserve"> </w:t>
+      </w:r>
+      <w:r>
+        <w:rPr>
+          <w:rFonts w:ascii="Times New Roman" w:hAnsi="Times New Roman" w:cs="Times New Roman"/>
+          <w:sz w:val="24"/>
+          <w:szCs w:val="24"/>
+        </w:rPr>
+        <w:t xml:space="preserve">and </w:t>
+      </w:r>
+      <w:proofErr w:type="spellStart"/>
+      <w:r>
+        <w:rPr>
+          <w:rFonts w:ascii="Times New Roman" w:hAnsi="Times New Roman" w:cs="Times New Roman"/>
+          <w:sz w:val="24"/>
+          <w:szCs w:val="24"/>
+        </w:rPr>
+        <w:t>Espadaler</w:t>
+      </w:r>
+      <w:proofErr w:type="spellEnd"/>
+      <w:r>
+        <w:rPr>
+          <w:rFonts w:ascii="Times New Roman" w:hAnsi="Times New Roman" w:cs="Times New Roman"/>
+          <w:sz w:val="24"/>
+          <w:szCs w:val="24"/>
+        </w:rPr>
+        <w:t xml:space="preserve"> 1998</w:t>
+      </w:r>
+      <w:r>
+        <w:rPr>
+          <w:rFonts w:ascii="Times New Roman" w:hAnsi="Times New Roman" w:cs="Times New Roman"/>
+          <w:sz w:val="24"/>
+          <w:szCs w:val="24"/>
+        </w:rPr>
+        <w:t xml:space="preserve">; </w:t>
+      </w:r>
       <w:r>
         <w:rPr>
           <w:rFonts w:ascii="Times New Roman" w:eastAsiaTheme="minorEastAsia" w:hAnsi="Times New Roman" w:cs="Times New Roman"/>
           <w:sz w:val="24"/>
           <w:szCs w:val="24"/>
         </w:rPr>
-        <w:t xml:space="preserve"> Andersen </w:t>
+        <w:t>Hughes and Westoby 1992</w:t>
+      </w:r>
+      <w:r>
+        <w:rPr>
+          <w:rFonts w:ascii="Times New Roman" w:eastAsiaTheme="minorEastAsia" w:hAnsi="Times New Roman" w:cs="Times New Roman"/>
+          <w:sz w:val="24"/>
+          <w:szCs w:val="24"/>
+        </w:rPr>
+        <w:t>)</w:t>
+      </w:r>
+      <w:r>
+        <w:rPr>
+          <w:rFonts w:ascii="Times New Roman" w:eastAsiaTheme="minorEastAsia" w:hAnsi="Times New Roman" w:cs="Times New Roman"/>
+          <w:sz w:val="24"/>
+          <w:szCs w:val="24"/>
+        </w:rPr>
+        <w:t xml:space="preserve">, these curves often look at the frequency of dispersal distances for all nests in </w:t>
+      </w:r>
+      <w:r>
+        <w:rPr>
+          <w:rFonts w:ascii="Times New Roman" w:eastAsiaTheme="minorEastAsia" w:hAnsi="Times New Roman" w:cs="Times New Roman"/>
+          <w:sz w:val="24"/>
+          <w:szCs w:val="24"/>
+        </w:rPr>
+        <w:lastRenderedPageBreak/>
+        <w:t>a given study area</w:t>
+      </w:r>
+      <w:r>
+        <w:rPr>
+          <w:rFonts w:ascii="Times New Roman" w:eastAsiaTheme="minorEastAsia" w:hAnsi="Times New Roman" w:cs="Times New Roman"/>
+          <w:sz w:val="24"/>
+          <w:szCs w:val="24"/>
+        </w:rPr>
+        <w:t xml:space="preserve">; </w:t>
+      </w:r>
+      <w:r>
+        <w:rPr>
+          <w:rFonts w:ascii="Times New Roman" w:eastAsiaTheme="minorEastAsia" w:hAnsi="Times New Roman" w:cs="Times New Roman"/>
+          <w:sz w:val="24"/>
+          <w:szCs w:val="24"/>
+        </w:rPr>
+        <w:t>such dispersal</w:t>
+      </w:r>
+      <w:r>
+        <w:rPr>
+          <w:rFonts w:ascii="Times New Roman" w:eastAsiaTheme="minorEastAsia" w:hAnsi="Times New Roman" w:cs="Times New Roman"/>
+          <w:sz w:val="24"/>
+          <w:szCs w:val="24"/>
+        </w:rPr>
+        <w:t xml:space="preserve"> curves</w:t>
+      </w:r>
+      <w:r>
+        <w:rPr>
+          <w:rFonts w:ascii="Times New Roman" w:eastAsiaTheme="minorEastAsia" w:hAnsi="Times New Roman" w:cs="Times New Roman"/>
+          <w:sz w:val="24"/>
+          <w:szCs w:val="24"/>
+        </w:rPr>
+        <w:t xml:space="preserve"> can be dependent upon the</w:t>
+      </w:r>
+      <w:r>
+        <w:rPr>
+          <w:rFonts w:ascii="Times New Roman" w:eastAsiaTheme="minorEastAsia" w:hAnsi="Times New Roman" w:cs="Times New Roman"/>
+          <w:sz w:val="24"/>
+          <w:szCs w:val="24"/>
+        </w:rPr>
+        <w:t xml:space="preserve"> local</w:t>
+      </w:r>
+      <w:r>
+        <w:rPr>
+          <w:rFonts w:ascii="Times New Roman" w:eastAsiaTheme="minorEastAsia" w:hAnsi="Times New Roman" w:cs="Times New Roman"/>
+          <w:sz w:val="24"/>
+          <w:szCs w:val="24"/>
+        </w:rPr>
+        <w:t xml:space="preserve"> density of nests (Andersen 1988), which can be problematic in instances like ours where the density of ant nests</w:t>
+      </w:r>
+      <w:r>
+        <w:rPr>
+          <w:rFonts w:ascii="Times New Roman" w:eastAsiaTheme="minorEastAsia" w:hAnsi="Times New Roman" w:cs="Times New Roman"/>
+          <w:sz w:val="24"/>
+          <w:szCs w:val="24"/>
+        </w:rPr>
+        <w:t xml:space="preserve"> </w:t>
+      </w:r>
+      <w:r>
+        <w:rPr>
+          <w:rFonts w:ascii="Times New Roman" w:eastAsiaTheme="minorEastAsia" w:hAnsi="Times New Roman" w:cs="Times New Roman"/>
+          <w:sz w:val="24"/>
+          <w:szCs w:val="24"/>
+        </w:rPr>
+        <w:t>with</w:t>
+      </w:r>
+      <w:r>
+        <w:rPr>
+          <w:rFonts w:ascii="Times New Roman" w:eastAsiaTheme="minorEastAsia" w:hAnsi="Times New Roman" w:cs="Times New Roman"/>
+          <w:sz w:val="24"/>
+          <w:szCs w:val="24"/>
+        </w:rPr>
+        <w:t>in a particular study area</w:t>
+      </w:r>
+      <w:r>
+        <w:rPr>
+          <w:rFonts w:ascii="Times New Roman" w:eastAsiaTheme="minorEastAsia" w:hAnsi="Times New Roman" w:cs="Times New Roman"/>
+          <w:sz w:val="24"/>
+          <w:szCs w:val="24"/>
+        </w:rPr>
+        <w:t xml:space="preserve"> is unknown.</w:t>
+      </w:r>
+      <w:r>
+        <w:rPr>
+          <w:rFonts w:ascii="Times New Roman" w:eastAsiaTheme="minorEastAsia" w:hAnsi="Times New Roman" w:cs="Times New Roman"/>
+          <w:sz w:val="24"/>
+          <w:szCs w:val="24"/>
+        </w:rPr>
+        <w:t xml:space="preserve"> As a workaround to this issue,</w:t>
+      </w:r>
+      <w:r>
+        <w:rPr>
+          <w:rFonts w:ascii="Times New Roman" w:eastAsiaTheme="minorEastAsia" w:hAnsi="Times New Roman" w:cs="Times New Roman"/>
+          <w:sz w:val="24"/>
+          <w:szCs w:val="24"/>
+        </w:rPr>
+        <w:t xml:space="preserve"> </w:t>
+      </w:r>
+      <w:r>
+        <w:rPr>
+          <w:rFonts w:ascii="Times New Roman" w:eastAsiaTheme="minorEastAsia" w:hAnsi="Times New Roman" w:cs="Times New Roman"/>
+          <w:sz w:val="24"/>
+          <w:szCs w:val="24"/>
+        </w:rPr>
+        <w:t xml:space="preserve">we can instead use a curve quantifying the probability of seed removal as a function of distance to the nearest nest; Higashi </w:t>
       </w:r>
       <w:r>
         <w:rPr>
@@ -10673,53 +10572,12 @@
       <w:r>
         <w:rPr>
           <w:rFonts w:ascii="Times New Roman" w:eastAsiaTheme="minorEastAsia" w:hAnsi="Times New Roman" w:cs="Times New Roman"/>
-          <w:sz w:val="24"/>
-          <w:szCs w:val="24"/>
-        </w:rPr>
-        <w:t xml:space="preserve">. 1988; </w:t>
-      </w:r>
-      <w:r>
-        <w:rPr>
-          <w:rFonts w:ascii="Times New Roman" w:hAnsi="Times New Roman" w:cs="Times New Roman"/>
-          <w:sz w:val="24"/>
-          <w:szCs w:val="24"/>
-        </w:rPr>
-        <w:t>Gómez</w:t>
-      </w:r>
-      <w:r>
-        <w:rPr>
-          <w:rFonts w:ascii="Times New Roman" w:hAnsi="Times New Roman" w:cs="Times New Roman"/>
-          <w:sz w:val="24"/>
-          <w:szCs w:val="24"/>
-        </w:rPr>
-        <w:t xml:space="preserve"> </w:t>
-      </w:r>
-      <w:r>
-        <w:rPr>
-          <w:rFonts w:ascii="Times New Roman" w:hAnsi="Times New Roman" w:cs="Times New Roman"/>
-          <w:sz w:val="24"/>
-          <w:szCs w:val="24"/>
-        </w:rPr>
-        <w:t xml:space="preserve">and </w:t>
-      </w:r>
-      <w:proofErr w:type="spellStart"/>
-      <w:r>
-        <w:rPr>
-          <w:rFonts w:ascii="Times New Roman" w:hAnsi="Times New Roman" w:cs="Times New Roman"/>
-          <w:sz w:val="24"/>
-          <w:szCs w:val="24"/>
-        </w:rPr>
-        <w:lastRenderedPageBreak/>
-        <w:t>Espadaler</w:t>
-      </w:r>
-      <w:proofErr w:type="spellEnd"/>
-      <w:r>
-        <w:rPr>
-          <w:rFonts w:ascii="Times New Roman" w:hAnsi="Times New Roman" w:cs="Times New Roman"/>
-          <w:sz w:val="24"/>
-          <w:szCs w:val="24"/>
-        </w:rPr>
-        <w:t xml:space="preserve"> 1998</w:t>
+          <w:i/>
+          <w:iCs/>
+          <w:sz w:val="24"/>
+          <w:szCs w:val="24"/>
+        </w:rPr>
+        <w:t>.</w:t>
       </w:r>
       <w:r>
         <w:rPr>
@@ -10727,7 +10585,7 @@
           <w:sz w:val="24"/>
           <w:szCs w:val="24"/>
         </w:rPr>
-        <w:t>)</w:t>
+        <w:t xml:space="preserve"> (1989)</w:t>
       </w:r>
       <w:r>
         <w:rPr>
@@ -10735,7 +10593,7 @@
           <w:sz w:val="24"/>
           <w:szCs w:val="24"/>
         </w:rPr>
-        <w:t xml:space="preserve"> are less common; this is likely due to difficulty arising from</w:t>
+        <w:t xml:space="preserve"> provide an example of such a </w:t>
       </w:r>
       <w:r>
         <w:rPr>
@@ -10743,7 +10601,7 @@
           <w:sz w:val="24"/>
           <w:szCs w:val="24"/>
         </w:rPr>
-        <w:t xml:space="preserve"> factors such as the small sizes of the seeds involved (SOURCE), making it difficult to track seed movement without extended periods of direct observation.</w:t>
+        <w:t>function as a</w:t>
       </w:r>
       <w:r>
         <w:rPr>
@@ -10751,16 +10609,115 @@
           <w:sz w:val="24"/>
           <w:szCs w:val="24"/>
         </w:rPr>
-        <w:t xml:space="preserve"> </w:t>
+        <w:t xml:space="preserve"> significant</w:t>
       </w:r>
       <w:r>
         <w:rPr>
           <w:rFonts w:ascii="Times New Roman" w:eastAsiaTheme="minorEastAsia" w:hAnsi="Times New Roman" w:cs="Times New Roman"/>
           <w:sz w:val="24"/>
           <w:szCs w:val="24"/>
-          <w:highlight w:val="yellow"/>
-        </w:rPr>
-        <w:t>Stuff about what study we’re using as a placeholder and why.</w:t>
+        </w:rPr>
+        <w:t xml:space="preserve"> linear relationship</w:t>
+      </w:r>
+      <w:r>
+        <w:rPr>
+          <w:rFonts w:ascii="Times New Roman" w:eastAsiaTheme="minorEastAsia" w:hAnsi="Times New Roman" w:cs="Times New Roman"/>
+          <w:sz w:val="24"/>
+          <w:szCs w:val="24"/>
+        </w:rPr>
+        <w:t xml:space="preserve"> with decreasing seed removal probability as a function of increasing distance from the nearest nest</w:t>
+      </w:r>
+      <w:r>
+        <w:rPr>
+          <w:rFonts w:ascii="Times New Roman" w:eastAsiaTheme="minorEastAsia" w:hAnsi="Times New Roman" w:cs="Times New Roman"/>
+          <w:sz w:val="24"/>
+          <w:szCs w:val="24"/>
+        </w:rPr>
+        <w:t>, which we use as a placeholder</w:t>
+      </w:r>
+      <w:r>
+        <w:rPr>
+          <w:rFonts w:ascii="Times New Roman" w:eastAsiaTheme="minorEastAsia" w:hAnsi="Times New Roman" w:cs="Times New Roman"/>
+          <w:sz w:val="24"/>
+          <w:szCs w:val="24"/>
+        </w:rPr>
+        <w:t xml:space="preserve"> due to our lack of dispersal data</w:t>
+      </w:r>
+      <w:r>
+        <w:rPr>
+          <w:rFonts w:ascii="Times New Roman" w:eastAsiaTheme="minorEastAsia" w:hAnsi="Times New Roman" w:cs="Times New Roman"/>
+          <w:sz w:val="24"/>
+          <w:szCs w:val="24"/>
+        </w:rPr>
+        <w:t>.</w:t>
+      </w:r>
+      <w:r>
+        <w:rPr>
+          <w:rFonts w:ascii="Times New Roman" w:eastAsiaTheme="minorEastAsia" w:hAnsi="Times New Roman" w:cs="Times New Roman"/>
+          <w:sz w:val="24"/>
+          <w:szCs w:val="24"/>
+        </w:rPr>
+        <w:t xml:space="preserve"> </w:t>
+      </w:r>
+      <w:r>
+        <w:rPr>
+          <w:rFonts w:ascii="Times New Roman" w:eastAsiaTheme="minorEastAsia" w:hAnsi="Times New Roman" w:cs="Times New Roman"/>
+          <w:sz w:val="24"/>
+          <w:szCs w:val="24"/>
+        </w:rPr>
+        <w:t>However, it should be noted that</w:t>
+      </w:r>
+      <w:r>
+        <w:rPr>
+          <w:rFonts w:ascii="Times New Roman" w:eastAsiaTheme="minorEastAsia" w:hAnsi="Times New Roman" w:cs="Times New Roman"/>
+          <w:sz w:val="24"/>
+          <w:szCs w:val="24"/>
+        </w:rPr>
+        <w:t xml:space="preserve"> the relationship between seed removal rate and distance to the nearest nest need not be linear</w:t>
+      </w:r>
+      <w:r>
+        <w:rPr>
+          <w:rFonts w:ascii="Times New Roman" w:eastAsiaTheme="minorEastAsia" w:hAnsi="Times New Roman" w:cs="Times New Roman"/>
+          <w:sz w:val="24"/>
+          <w:szCs w:val="24"/>
+        </w:rPr>
+        <w:t xml:space="preserve">; </w:t>
+      </w:r>
+      <w:proofErr w:type="spellStart"/>
+      <w:r>
+        <w:rPr>
+          <w:rFonts w:ascii="Times New Roman" w:eastAsiaTheme="minorEastAsia" w:hAnsi="Times New Roman" w:cs="Times New Roman"/>
+          <w:sz w:val="24"/>
+          <w:szCs w:val="24"/>
+        </w:rPr>
+        <w:t>Rabelo</w:t>
+      </w:r>
+      <w:proofErr w:type="spellEnd"/>
+      <w:r>
+        <w:rPr>
+          <w:rFonts w:ascii="Times New Roman" w:eastAsiaTheme="minorEastAsia" w:hAnsi="Times New Roman" w:cs="Times New Roman"/>
+          <w:sz w:val="24"/>
+          <w:szCs w:val="24"/>
+        </w:rPr>
+        <w:t xml:space="preserve"> </w:t>
+      </w:r>
+      <w:r>
+        <w:rPr>
+          <w:rFonts w:ascii="Times New Roman" w:eastAsiaTheme="minorEastAsia" w:hAnsi="Times New Roman" w:cs="Times New Roman"/>
+          <w:i/>
+          <w:iCs/>
+          <w:sz w:val="24"/>
+          <w:szCs w:val="24"/>
+        </w:rPr>
+        <w:t>et al</w:t>
+      </w:r>
+      <w:r>
+        <w:rPr>
+          <w:rFonts w:ascii="Times New Roman" w:eastAsiaTheme="minorEastAsia" w:hAnsi="Times New Roman" w:cs="Times New Roman"/>
+          <w:sz w:val="24"/>
+          <w:szCs w:val="24"/>
+        </w:rPr>
+        <w:t>. (2021) provide an example of this, though the resulting curves are not significant.</w:t>
       </w:r>
     </w:p>
     <w:p>
@@ -10780,61 +10737,27 @@
           <w:sz w:val="24"/>
           <w:szCs w:val="24"/>
         </w:rPr>
-        <w:t xml:space="preserve">While </w:t>
-      </w:r>
-      <w:proofErr w:type="gramStart"/>
-      <w:r>
-        <w:rPr>
-          <w:rFonts w:ascii="Times New Roman" w:hAnsi="Times New Roman" w:cs="Times New Roman"/>
-          <w:sz w:val="24"/>
-          <w:szCs w:val="24"/>
-        </w:rPr>
-        <w:t>all of</w:t>
-      </w:r>
-      <w:proofErr w:type="gramEnd"/>
-      <w:r>
-        <w:rPr>
-          <w:rFonts w:ascii="Times New Roman" w:hAnsi="Times New Roman" w:cs="Times New Roman"/>
-          <w:sz w:val="24"/>
-          <w:szCs w:val="24"/>
-        </w:rPr>
-        <w:t xml:space="preserve"> the demographic parameters</w:t>
-      </w:r>
-      <w:r>
-        <w:rPr>
-          <w:rFonts w:ascii="Times New Roman" w:hAnsi="Times New Roman" w:cs="Times New Roman"/>
-          <w:sz w:val="24"/>
-          <w:szCs w:val="24"/>
-        </w:rPr>
-        <w:t xml:space="preserve"> and dispersal parameters</w:t>
-      </w:r>
-      <w:r>
-        <w:rPr>
-          <w:rFonts w:ascii="Times New Roman" w:hAnsi="Times New Roman" w:cs="Times New Roman"/>
-          <w:sz w:val="24"/>
-          <w:szCs w:val="24"/>
-        </w:rPr>
-        <w:t xml:space="preserve"> </w:t>
-      </w:r>
-      <w:r>
-        <w:rPr>
-          <w:rFonts w:ascii="Times New Roman" w:hAnsi="Times New Roman" w:cs="Times New Roman"/>
-          <w:sz w:val="24"/>
-          <w:szCs w:val="24"/>
-        </w:rPr>
-        <w:t>discussed so far</w:t>
-      </w:r>
-      <w:r>
-        <w:rPr>
-          <w:rFonts w:ascii="Times New Roman" w:hAnsi="Times New Roman" w:cs="Times New Roman"/>
-          <w:sz w:val="24"/>
-          <w:szCs w:val="24"/>
-        </w:rPr>
-        <w:t xml:space="preserve"> are derived empirically in some form or another, the only one that is not is the rate of seed predation after dispersal. Rates of seed predation are extremely difficult to capture in a natural setting (SOURCES), and while experiments on seed removal are easier to conduct, studies often incorrectly assume that all removed seeds are consumed (Vander Wall 2005). While there are data on </w:t>
-      </w:r>
-      <w:r>
-        <w:rPr>
-          <w:rFonts w:ascii="Times New Roman" w:hAnsi="Times New Roman" w:cs="Times New Roman"/>
+        <w:t>In addition to the lack of information regarding ant nest densities</w:t>
+      </w:r>
+      <w:r>
+        <w:rPr>
+          <w:rFonts w:ascii="Times New Roman" w:hAnsi="Times New Roman" w:cs="Times New Roman"/>
+          <w:sz w:val="24"/>
+          <w:szCs w:val="24"/>
+        </w:rPr>
+        <w:t>, as well as that regarding</w:t>
+      </w:r>
+      <w:r>
+        <w:rPr>
+          <w:rFonts w:ascii="Times New Roman" w:hAnsi="Times New Roman" w:cs="Times New Roman"/>
+          <w:sz w:val="24"/>
+          <w:szCs w:val="24"/>
+        </w:rPr>
+        <w:t xml:space="preserve"> seed removal probability in relation to distance to the nearest ant nest, we also lack data on rates of </w:t>
+      </w:r>
+      <w:r>
+        <w:rPr>
+          <w:rFonts w:ascii="Times New Roman" w:eastAsiaTheme="minorEastAsia" w:hAnsi="Times New Roman" w:cs="Times New Roman"/>
           <w:i/>
           <w:iCs/>
           <w:sz w:val="24"/>
@@ -10844,7 +10767,7 @@
       </w:r>
       <w:r>
         <w:rPr>
-          <w:rFonts w:ascii="Times New Roman" w:hAnsi="Times New Roman" w:cs="Times New Roman"/>
+          <w:rFonts w:ascii="Times New Roman" w:eastAsiaTheme="minorEastAsia" w:hAnsi="Times New Roman" w:cs="Times New Roman"/>
           <w:sz w:val="24"/>
           <w:szCs w:val="24"/>
         </w:rPr>
@@ -10852,7 +10775,7 @@
       </w:r>
       <w:r>
         <w:rPr>
-          <w:rFonts w:ascii="Times New Roman" w:hAnsi="Times New Roman" w:cs="Times New Roman"/>
+          <w:rFonts w:ascii="Times New Roman" w:eastAsiaTheme="minorEastAsia" w:hAnsi="Times New Roman" w:cs="Times New Roman"/>
           <w:i/>
           <w:iCs/>
           <w:sz w:val="24"/>
@@ -10863,7 +10786,7 @@
       <w:proofErr w:type="spellStart"/>
       <w:r>
         <w:rPr>
-          <w:rFonts w:ascii="Times New Roman" w:hAnsi="Times New Roman" w:cs="Times New Roman"/>
+          <w:rFonts w:ascii="Times New Roman" w:eastAsiaTheme="minorEastAsia" w:hAnsi="Times New Roman" w:cs="Times New Roman"/>
           <w:i/>
           <w:iCs/>
           <w:sz w:val="24"/>
@@ -10875,46 +10798,52 @@
       <w:r>
         <w:rPr>
           <w:rFonts w:ascii="Times New Roman" w:hAnsi="Times New Roman" w:cs="Times New Roman"/>
+          <w:sz w:val="24"/>
+          <w:szCs w:val="24"/>
+        </w:rPr>
+        <w:t xml:space="preserve"> seed predation</w:t>
+      </w:r>
+      <w:r>
+        <w:rPr>
+          <w:rFonts w:ascii="Times New Roman" w:hAnsi="Times New Roman" w:cs="Times New Roman"/>
+          <w:sz w:val="24"/>
+          <w:szCs w:val="24"/>
+        </w:rPr>
+        <w:t>. Rates of seed predation</w:t>
+      </w:r>
+      <w:r>
+        <w:rPr>
+          <w:rFonts w:ascii="Times New Roman" w:hAnsi="Times New Roman" w:cs="Times New Roman"/>
+          <w:sz w:val="24"/>
+          <w:szCs w:val="24"/>
+        </w:rPr>
+        <w:t xml:space="preserve"> in general</w:t>
+      </w:r>
+      <w:r>
+        <w:rPr>
+          <w:rFonts w:ascii="Times New Roman" w:hAnsi="Times New Roman" w:cs="Times New Roman"/>
+          <w:sz w:val="24"/>
+          <w:szCs w:val="24"/>
+        </w:rPr>
+        <w:t xml:space="preserve"> are extremely difficult to capture in a natural setting (SOURCES), and while experiments on seed removal are easier to conduct, studies often incorrectly assume that all removed seeds are consumed (Vander Wall 2005). While data on </w:t>
+      </w:r>
+      <w:r>
+        <w:rPr>
+          <w:rFonts w:ascii="Times New Roman" w:hAnsi="Times New Roman" w:cs="Times New Roman"/>
           <w:i/>
           <w:iCs/>
           <w:sz w:val="24"/>
           <w:szCs w:val="24"/>
         </w:rPr>
-        <w:t xml:space="preserve"> </w:t>
-      </w:r>
-      <w:r>
-        <w:rPr>
-          <w:rFonts w:ascii="Times New Roman" w:hAnsi="Times New Roman" w:cs="Times New Roman"/>
-          <w:sz w:val="24"/>
-          <w:szCs w:val="24"/>
-        </w:rPr>
-        <w:t>seed removal rates (</w:t>
-      </w:r>
-      <w:proofErr w:type="spellStart"/>
-      <w:r>
-        <w:rPr>
-          <w:rFonts w:ascii="Times New Roman" w:hAnsi="Times New Roman" w:cs="Times New Roman"/>
-          <w:sz w:val="24"/>
-          <w:szCs w:val="24"/>
-        </w:rPr>
-        <w:t>Jongejans</w:t>
-      </w:r>
-      <w:proofErr w:type="spellEnd"/>
-      <w:r>
-        <w:rPr>
-          <w:rFonts w:ascii="Times New Roman" w:hAnsi="Times New Roman" w:cs="Times New Roman"/>
-          <w:sz w:val="24"/>
-          <w:szCs w:val="24"/>
-        </w:rPr>
-        <w:t xml:space="preserve"> et al. 2015</w:t>
-      </w:r>
-      <w:r>
-        <w:rPr>
-          <w:rFonts w:ascii="Times New Roman" w:hAnsi="Times New Roman" w:cs="Times New Roman"/>
-          <w:sz w:val="24"/>
-          <w:szCs w:val="24"/>
-        </w:rPr>
-        <w:t xml:space="preserve">, Drees and Shea, </w:t>
+        <w:t>C. nutans</w:t>
+      </w:r>
+      <w:r>
+        <w:rPr>
+          <w:rFonts w:ascii="Times New Roman" w:hAnsi="Times New Roman" w:cs="Times New Roman"/>
+          <w:sz w:val="24"/>
+          <w:szCs w:val="24"/>
+        </w:rPr>
+        <w:t xml:space="preserve"> and </w:t>
       </w:r>
       <w:r>
         <w:rPr>
@@ -10924,6 +10853,96 @@
           <w:sz w:val="24"/>
           <w:szCs w:val="24"/>
         </w:rPr>
+        <w:t xml:space="preserve">C. </w:t>
+      </w:r>
+      <w:proofErr w:type="spellStart"/>
+      <w:r>
+        <w:rPr>
+          <w:rFonts w:ascii="Times New Roman" w:hAnsi="Times New Roman" w:cs="Times New Roman"/>
+          <w:i/>
+          <w:iCs/>
+          <w:sz w:val="24"/>
+          <w:szCs w:val="24"/>
+        </w:rPr>
+        <w:t>acanthoides</w:t>
+      </w:r>
+      <w:proofErr w:type="spellEnd"/>
+      <w:r>
+        <w:rPr>
+          <w:rFonts w:ascii="Times New Roman" w:hAnsi="Times New Roman" w:cs="Times New Roman"/>
+          <w:i/>
+          <w:iCs/>
+          <w:sz w:val="24"/>
+          <w:szCs w:val="24"/>
+        </w:rPr>
+        <w:t xml:space="preserve"> </w:t>
+      </w:r>
+      <w:r>
+        <w:rPr>
+          <w:rFonts w:ascii="Times New Roman" w:hAnsi="Times New Roman" w:cs="Times New Roman"/>
+          <w:sz w:val="24"/>
+          <w:szCs w:val="24"/>
+        </w:rPr>
+        <w:t>seed removal rates</w:t>
+      </w:r>
+      <w:r>
+        <w:rPr>
+          <w:rFonts w:ascii="Times New Roman" w:hAnsi="Times New Roman" w:cs="Times New Roman"/>
+          <w:sz w:val="24"/>
+          <w:szCs w:val="24"/>
+        </w:rPr>
+        <w:t xml:space="preserve"> </w:t>
+      </w:r>
+      <w:r>
+        <w:rPr>
+          <w:rFonts w:ascii="Times New Roman" w:hAnsi="Times New Roman" w:cs="Times New Roman"/>
+          <w:sz w:val="24"/>
+          <w:szCs w:val="24"/>
+        </w:rPr>
+        <w:t>(</w:t>
+      </w:r>
+      <w:proofErr w:type="spellStart"/>
+      <w:r>
+        <w:rPr>
+          <w:rFonts w:ascii="Times New Roman" w:hAnsi="Times New Roman" w:cs="Times New Roman"/>
+          <w:sz w:val="24"/>
+          <w:szCs w:val="24"/>
+        </w:rPr>
+        <w:t>Jongejans</w:t>
+      </w:r>
+      <w:proofErr w:type="spellEnd"/>
+      <w:r>
+        <w:rPr>
+          <w:rFonts w:ascii="Times New Roman" w:hAnsi="Times New Roman" w:cs="Times New Roman"/>
+          <w:sz w:val="24"/>
+          <w:szCs w:val="24"/>
+        </w:rPr>
+        <w:t xml:space="preserve"> et al. 2015</w:t>
+      </w:r>
+      <w:r>
+        <w:rPr>
+          <w:rFonts w:ascii="Times New Roman" w:hAnsi="Times New Roman" w:cs="Times New Roman"/>
+          <w:sz w:val="24"/>
+          <w:szCs w:val="24"/>
+        </w:rPr>
+        <w:t>;</w:t>
+      </w:r>
+      <w:r>
+        <w:rPr>
+          <w:rFonts w:ascii="Times New Roman" w:hAnsi="Times New Roman" w:cs="Times New Roman"/>
+          <w:sz w:val="24"/>
+          <w:szCs w:val="24"/>
+        </w:rPr>
+        <w:t xml:space="preserve"> Drees and Shea, </w:t>
+      </w:r>
+      <w:r>
+        <w:rPr>
+          <w:rFonts w:ascii="Times New Roman" w:hAnsi="Times New Roman" w:cs="Times New Roman"/>
+          <w:i/>
+          <w:iCs/>
+          <w:sz w:val="24"/>
+          <w:szCs w:val="24"/>
+        </w:rPr>
         <w:t>in prep.</w:t>
       </w:r>
       <w:r>
@@ -10932,43 +10951,111 @@
           <w:sz w:val="24"/>
           <w:szCs w:val="24"/>
         </w:rPr>
-        <w:t xml:space="preserve">) that indicate </w:t>
-      </w:r>
-      <w:proofErr w:type="gramStart"/>
-      <w:r>
-        <w:rPr>
-          <w:rFonts w:ascii="Times New Roman" w:hAnsi="Times New Roman" w:cs="Times New Roman"/>
-          <w:sz w:val="24"/>
-          <w:szCs w:val="24"/>
-        </w:rPr>
-        <w:t>the overwhelming majority of</w:t>
-      </w:r>
-      <w:proofErr w:type="gramEnd"/>
-      <w:r>
-        <w:rPr>
-          <w:rFonts w:ascii="Times New Roman" w:hAnsi="Times New Roman" w:cs="Times New Roman"/>
-          <w:sz w:val="24"/>
-          <w:szCs w:val="24"/>
-        </w:rPr>
-        <w:t xml:space="preserve"> seeds are moved by secondary dispersal vectors, assuming that all of these seeds are consumed would drastically underestimate population spread rates. Thus, </w:t>
-      </w:r>
-      <w:proofErr w:type="gramStart"/>
-      <w:r>
-        <w:rPr>
-          <w:rFonts w:ascii="Times New Roman" w:hAnsi="Times New Roman" w:cs="Times New Roman"/>
-          <w:sz w:val="24"/>
-          <w:szCs w:val="24"/>
-        </w:rPr>
-        <w:t>in light of</w:t>
-      </w:r>
-      <w:proofErr w:type="gramEnd"/>
-      <w:r>
-        <w:rPr>
-          <w:rFonts w:ascii="Times New Roman" w:hAnsi="Times New Roman" w:cs="Times New Roman"/>
-          <w:sz w:val="24"/>
-          <w:szCs w:val="24"/>
-        </w:rPr>
-        <w:t xml:space="preserve"> this problem, we arbitrarily set the probability of seed predation at 0.90; our justification for this is that we are more interested in the relative effects of model parameters on the </w:t>
+        <w:t xml:space="preserve">) </w:t>
+      </w:r>
+      <w:r>
+        <w:rPr>
+          <w:rFonts w:ascii="Times New Roman" w:hAnsi="Times New Roman" w:cs="Times New Roman"/>
+          <w:sz w:val="24"/>
+          <w:szCs w:val="24"/>
+        </w:rPr>
+        <w:t>indicat</w:t>
+      </w:r>
+      <w:r>
+        <w:rPr>
+          <w:rFonts w:ascii="Times New Roman" w:hAnsi="Times New Roman" w:cs="Times New Roman"/>
+          <w:sz w:val="24"/>
+          <w:szCs w:val="24"/>
+        </w:rPr>
+        <w:t>e</w:t>
+      </w:r>
+      <w:r>
+        <w:rPr>
+          <w:rFonts w:ascii="Times New Roman" w:hAnsi="Times New Roman" w:cs="Times New Roman"/>
+          <w:sz w:val="24"/>
+          <w:szCs w:val="24"/>
+        </w:rPr>
+        <w:t xml:space="preserve"> that</w:t>
+      </w:r>
+      <w:r>
+        <w:rPr>
+          <w:rFonts w:ascii="Times New Roman" w:hAnsi="Times New Roman" w:cs="Times New Roman"/>
+          <w:sz w:val="24"/>
+          <w:szCs w:val="24"/>
+        </w:rPr>
+        <w:t xml:space="preserve"> the overwhelming majority of seeds are moved by secondary dispersal vectors, </w:t>
+      </w:r>
+      <w:r>
+        <w:rPr>
+          <w:rFonts w:ascii="Times New Roman" w:hAnsi="Times New Roman" w:cs="Times New Roman"/>
+          <w:sz w:val="24"/>
+          <w:szCs w:val="24"/>
+        </w:rPr>
+        <w:t xml:space="preserve">rates of seed consumption are unknown, and </w:t>
+      </w:r>
+      <w:r>
+        <w:rPr>
+          <w:rFonts w:ascii="Times New Roman" w:hAnsi="Times New Roman" w:cs="Times New Roman"/>
+          <w:sz w:val="24"/>
+          <w:szCs w:val="24"/>
+        </w:rPr>
+        <w:t xml:space="preserve">assuming that all of these seeds are </w:t>
+      </w:r>
+      <w:r>
+        <w:rPr>
+          <w:rFonts w:ascii="Times New Roman" w:hAnsi="Times New Roman" w:cs="Times New Roman"/>
+          <w:sz w:val="24"/>
+          <w:szCs w:val="24"/>
+        </w:rPr>
+        <w:t>destroyed via consumption</w:t>
+      </w:r>
+      <w:r>
+        <w:rPr>
+          <w:rFonts w:ascii="Times New Roman" w:hAnsi="Times New Roman" w:cs="Times New Roman"/>
+          <w:sz w:val="24"/>
+          <w:szCs w:val="24"/>
+        </w:rPr>
+        <w:t xml:space="preserve"> would drastically underestimate population spread rates. Thus, in light of this problem</w:t>
+      </w:r>
+      <w:r>
+        <w:rPr>
+          <w:rFonts w:ascii="Times New Roman" w:hAnsi="Times New Roman" w:cs="Times New Roman"/>
+          <w:sz w:val="24"/>
+          <w:szCs w:val="24"/>
+        </w:rPr>
+        <w:t>,</w:t>
+      </w:r>
+      <w:r>
+        <w:rPr>
+          <w:rFonts w:ascii="Times New Roman" w:hAnsi="Times New Roman" w:cs="Times New Roman"/>
+          <w:sz w:val="24"/>
+          <w:szCs w:val="24"/>
+        </w:rPr>
+        <w:t xml:space="preserve"> we </w:t>
+      </w:r>
+      <w:r>
+        <w:rPr>
+          <w:rFonts w:ascii="Times New Roman" w:hAnsi="Times New Roman" w:cs="Times New Roman"/>
+          <w:sz w:val="24"/>
+          <w:szCs w:val="24"/>
+        </w:rPr>
+        <w:t>choose arbitrary values for</w:t>
+      </w:r>
+      <w:r>
+        <w:rPr>
+          <w:rFonts w:ascii="Times New Roman" w:hAnsi="Times New Roman" w:cs="Times New Roman"/>
+          <w:sz w:val="24"/>
+          <w:szCs w:val="24"/>
+        </w:rPr>
+        <w:t xml:space="preserve"> the predation rate as well as the ant nest density;</w:t>
+      </w:r>
+      <w:r>
+        <w:rPr>
+          <w:rFonts w:ascii="Times New Roman" w:hAnsi="Times New Roman" w:cs="Times New Roman"/>
+          <w:sz w:val="24"/>
+          <w:szCs w:val="24"/>
+        </w:rPr>
+        <w:t xml:space="preserve"> our justification for this is that we are more interested in the relative effects of model parameters on the </w:t>
       </w:r>
       <w:proofErr w:type="spellStart"/>
       <w:r>
@@ -11004,7 +11091,39 @@
           <w:sz w:val="24"/>
           <w:szCs w:val="24"/>
         </w:rPr>
-        <w:t xml:space="preserve"> itself, and that should sensitivity analyses demonstrate a disproportional effect from seed predation, then it is clear that seed predation is a parameter necessary for estimating </w:t>
+        <w:t xml:space="preserve"> itself, and that should sensitivity analyses demonstrate a disproportional effect from seed predation</w:t>
+      </w:r>
+      <w:r>
+        <w:rPr>
+          <w:rFonts w:ascii="Times New Roman" w:hAnsi="Times New Roman" w:cs="Times New Roman"/>
+          <w:sz w:val="24"/>
+          <w:szCs w:val="24"/>
+        </w:rPr>
+        <w:t xml:space="preserve"> and/or ant nest density</w:t>
+      </w:r>
+      <w:r>
+        <w:rPr>
+          <w:rFonts w:ascii="Times New Roman" w:hAnsi="Times New Roman" w:cs="Times New Roman"/>
+          <w:sz w:val="24"/>
+          <w:szCs w:val="24"/>
+        </w:rPr>
+        <w:t xml:space="preserve">, then it is clear </w:t>
+      </w:r>
+      <w:r>
+        <w:rPr>
+          <w:rFonts w:ascii="Times New Roman" w:hAnsi="Times New Roman" w:cs="Times New Roman"/>
+          <w:sz w:val="24"/>
+          <w:szCs w:val="24"/>
+        </w:rPr>
+        <w:t>these parameters may be</w:t>
+      </w:r>
+      <w:r>
+        <w:rPr>
+          <w:rFonts w:ascii="Times New Roman" w:hAnsi="Times New Roman" w:cs="Times New Roman"/>
+          <w:sz w:val="24"/>
+          <w:szCs w:val="24"/>
+        </w:rPr>
+        <w:t xml:space="preserve"> necessary for estimating </w:t>
       </w:r>
       <w:proofErr w:type="spellStart"/>
       <w:r>
@@ -11739,25 +11858,7 @@
           <w:sz w:val="24"/>
           <w:szCs w:val="24"/>
         </w:rPr>
-        <w:t xml:space="preserve">The number of seeds produced by </w:t>
-      </w:r>
-      <w:proofErr w:type="gramStart"/>
-      <w:r>
-        <w:rPr>
-          <w:rFonts w:ascii="Times New Roman" w:hAnsi="Times New Roman" w:cs="Times New Roman"/>
-          <w:sz w:val="24"/>
-          <w:szCs w:val="24"/>
-        </w:rPr>
-        <w:t>each individual</w:t>
-      </w:r>
-      <w:proofErr w:type="gramEnd"/>
-      <w:r>
-        <w:rPr>
-          <w:rFonts w:ascii="Times New Roman" w:hAnsi="Times New Roman" w:cs="Times New Roman"/>
-          <w:sz w:val="24"/>
-          <w:szCs w:val="24"/>
-        </w:rPr>
-        <w:t xml:space="preserve"> was then estimated and di</w:t>
+        <w:t>The number of seeds produced by each individual was then estimated and di</w:t>
       </w:r>
       <w:r>
         <w:rPr>
@@ -11809,6 +11910,7 @@
           <w:sz w:val="24"/>
           <w:szCs w:val="24"/>
         </w:rPr>
+        <w:lastRenderedPageBreak/>
         <w:t xml:space="preserve">After the simulation of primary dispersal via wind in a given growth year, </w:t>
       </w:r>
       <w:r>
@@ -11873,25 +11975,7 @@
           <w:sz w:val="24"/>
           <w:szCs w:val="24"/>
         </w:rPr>
-        <w:t xml:space="preserve"> were also simulated. In doing so, we first assume that some </w:t>
-      </w:r>
-      <w:proofErr w:type="gramStart"/>
-      <w:r>
-        <w:rPr>
-          <w:rFonts w:ascii="Times New Roman" w:hAnsi="Times New Roman" w:cs="Times New Roman"/>
-          <w:sz w:val="24"/>
-          <w:szCs w:val="24"/>
-        </w:rPr>
-        <w:t>proportion</w:t>
-      </w:r>
-      <w:proofErr w:type="gramEnd"/>
-      <w:r>
-        <w:rPr>
-          <w:rFonts w:ascii="Times New Roman" w:hAnsi="Times New Roman" w:cs="Times New Roman"/>
-          <w:sz w:val="24"/>
-          <w:szCs w:val="24"/>
-        </w:rPr>
-        <w:t xml:space="preserve"> of seeds are destroyed by a variety of animal and insect sources, and then assume that all remaining seeds have the chance to be dispersed by ants, </w:t>
+        <w:t xml:space="preserve"> were also simulated. In doing so, we first assume that some proportion of seeds are destroyed by a variety of animal and insect sources, and then assume that all remaining seeds have the chance to be dispersed by ants, </w:t>
       </w:r>
       <w:commentRangeStart w:id="5"/>
       <w:r>
@@ -11971,16 +12055,7 @@
           <w:sz w:val="24"/>
           <w:szCs w:val="24"/>
         </w:rPr>
-        <w:t xml:space="preserve">one of three outcomes </w:t>
-      </w:r>
-      <w:r>
-        <w:rPr>
-          <w:rFonts w:ascii="Times New Roman" w:hAnsi="Times New Roman" w:cs="Times New Roman"/>
-          <w:sz w:val="24"/>
-          <w:szCs w:val="24"/>
-        </w:rPr>
-        <w:lastRenderedPageBreak/>
-        <w:t>occu</w:t>
+        <w:t>one of three outcomes occu</w:t>
       </w:r>
       <w:r>
         <w:rPr>
@@ -12036,25 +12111,7 @@
           <w:sz w:val="24"/>
           <w:szCs w:val="24"/>
         </w:rPr>
-        <w:t>, or died (</w:t>
-      </w:r>
-      <w:proofErr w:type="gramStart"/>
-      <w:r>
-        <w:rPr>
-          <w:rFonts w:ascii="Times New Roman" w:hAnsi="Times New Roman" w:cs="Times New Roman"/>
-          <w:sz w:val="24"/>
-          <w:szCs w:val="24"/>
-        </w:rPr>
-        <w:t>i.e.</w:t>
-      </w:r>
-      <w:proofErr w:type="gramEnd"/>
-      <w:r>
-        <w:rPr>
-          <w:rFonts w:ascii="Times New Roman" w:hAnsi="Times New Roman" w:cs="Times New Roman"/>
-          <w:sz w:val="24"/>
-          <w:szCs w:val="24"/>
-        </w:rPr>
-        <w:t xml:space="preserve"> failed to either establish or enter the seed bank).</w:t>
+        <w:t>, or died (i.e. failed to either establish or enter the seed bank).</w:t>
       </w:r>
       <w:r>
         <w:rPr>
@@ -12238,33 +12295,15 @@
           <w:sz w:val="24"/>
           <w:szCs w:val="24"/>
         </w:rPr>
-        <w:t xml:space="preserve"> from the simulation </w:t>
-      </w:r>
-      <w:proofErr w:type="gramStart"/>
-      <w:r>
-        <w:rPr>
-          <w:rFonts w:ascii="Times New Roman" w:hAnsi="Times New Roman" w:cs="Times New Roman"/>
-          <w:sz w:val="24"/>
-          <w:szCs w:val="24"/>
-        </w:rPr>
-        <w:t>in order</w:t>
-      </w:r>
-      <w:r>
-        <w:rPr>
-          <w:rFonts w:ascii="Times New Roman" w:hAnsi="Times New Roman" w:cs="Times New Roman"/>
-          <w:sz w:val="24"/>
-          <w:szCs w:val="24"/>
-        </w:rPr>
-        <w:t xml:space="preserve"> to</w:t>
-      </w:r>
-      <w:proofErr w:type="gramEnd"/>
-      <w:r>
-        <w:rPr>
-          <w:rFonts w:ascii="Times New Roman" w:hAnsi="Times New Roman" w:cs="Times New Roman"/>
-          <w:sz w:val="24"/>
-          <w:szCs w:val="24"/>
-        </w:rPr>
-        <w:t xml:space="preserve"> save computational resources; this distance was found to </w:t>
+        <w:t xml:space="preserve"> from the simulation in order</w:t>
+      </w:r>
+      <w:r>
+        <w:rPr>
+          <w:rFonts w:ascii="Times New Roman" w:hAnsi="Times New Roman" w:cs="Times New Roman"/>
+          <w:sz w:val="24"/>
+          <w:szCs w:val="24"/>
+        </w:rPr>
+        <w:t xml:space="preserve"> to save computational resources; this distance was found to </w:t>
       </w:r>
       <w:r>
         <w:rPr>
@@ -12420,25 +12459,7 @@
           <w:sz w:val="24"/>
           <w:szCs w:val="24"/>
         </w:rPr>
-        <w:t>To assess the relative contributions of the various dispersal and demographic parameters in Table 1 to the speed of the invading population, we calculated the elasticity of each of these parameters, as has been done on similar studies using these thistle species (</w:t>
-      </w:r>
-      <w:proofErr w:type="gramStart"/>
-      <w:r>
-        <w:rPr>
-          <w:rFonts w:ascii="Times New Roman" w:hAnsi="Times New Roman" w:cs="Times New Roman"/>
-          <w:sz w:val="24"/>
-          <w:szCs w:val="24"/>
-        </w:rPr>
-        <w:t>e.g.</w:t>
-      </w:r>
-      <w:proofErr w:type="gramEnd"/>
-      <w:r>
-        <w:rPr>
-          <w:rFonts w:ascii="Times New Roman" w:hAnsi="Times New Roman" w:cs="Times New Roman"/>
-          <w:sz w:val="24"/>
-          <w:szCs w:val="24"/>
-        </w:rPr>
-        <w:t xml:space="preserve"> </w:t>
+        <w:t xml:space="preserve">To assess the relative contributions of the various dispersal and demographic parameters in Table 1 to the speed of the invading population, we calculated the elasticity of each of these parameters, as has been done on similar studies using these thistle species (e.g. </w:t>
       </w:r>
       <w:proofErr w:type="spellStart"/>
       <w:r>
@@ -12612,25 +12633,7 @@
           <w:sz w:val="24"/>
           <w:szCs w:val="24"/>
         </w:rPr>
-        <w:t xml:space="preserve"> For </w:t>
-      </w:r>
-      <w:proofErr w:type="gramStart"/>
-      <w:r>
-        <w:rPr>
-          <w:rFonts w:ascii="Times New Roman" w:hAnsi="Times New Roman" w:cs="Times New Roman"/>
-          <w:sz w:val="24"/>
-          <w:szCs w:val="24"/>
-        </w:rPr>
-        <w:t>numerically-solved</w:t>
-      </w:r>
-      <w:proofErr w:type="gramEnd"/>
-      <w:r>
-        <w:rPr>
-          <w:rFonts w:ascii="Times New Roman" w:hAnsi="Times New Roman" w:cs="Times New Roman"/>
-          <w:sz w:val="24"/>
-          <w:szCs w:val="24"/>
-        </w:rPr>
-        <w:t xml:space="preserve"> </w:t>
+        <w:t xml:space="preserve"> For numerically-solved </w:t>
       </w:r>
       <w:proofErr w:type="spellStart"/>
       <w:r>
@@ -13075,25 +13078,7 @@
           <w:sz w:val="24"/>
           <w:szCs w:val="24"/>
         </w:rPr>
-        <w:t xml:space="preserve"> was estimated using the equation above; these elasticity values were then rescaled by dividing by the sum of their absolute values, </w:t>
-      </w:r>
-      <w:proofErr w:type="gramStart"/>
-      <w:r>
-        <w:rPr>
-          <w:rFonts w:ascii="Times New Roman" w:eastAsiaTheme="minorEastAsia" w:hAnsi="Times New Roman" w:cs="Times New Roman"/>
-          <w:sz w:val="24"/>
-          <w:szCs w:val="24"/>
-        </w:rPr>
-        <w:t>similar to</w:t>
-      </w:r>
-      <w:proofErr w:type="gramEnd"/>
-      <w:r>
-        <w:rPr>
-          <w:rFonts w:ascii="Times New Roman" w:eastAsiaTheme="minorEastAsia" w:hAnsi="Times New Roman" w:cs="Times New Roman"/>
-          <w:sz w:val="24"/>
-          <w:szCs w:val="24"/>
-        </w:rPr>
-        <w:t xml:space="preserve"> the technique used by </w:t>
+        <w:t xml:space="preserve"> was estimated using the equation above; these elasticity values were then rescaled by dividing by the sum of their absolute values, similar to the technique used by </w:t>
       </w:r>
       <w:proofErr w:type="spellStart"/>
       <w:r>
@@ -14375,6 +14360,7 @@
           <w:sz w:val="32"/>
           <w:szCs w:val="32"/>
         </w:rPr>
+        <w:lastRenderedPageBreak/>
         <w:t>Discussion</w:t>
       </w:r>
     </w:p>
@@ -15547,6 +15533,420 @@
           <w:sz w:val="24"/>
           <w:szCs w:val="24"/>
         </w:rPr>
+        <w:t xml:space="preserve"> </w:t>
+      </w:r>
+      <w:proofErr w:type="spellStart"/>
+      <w:r>
+        <w:rPr>
+          <w:rFonts w:ascii="Times New Roman" w:hAnsi="Times New Roman" w:cs="Times New Roman"/>
+          <w:sz w:val="24"/>
+          <w:szCs w:val="24"/>
+        </w:rPr>
+        <w:t>text</w:t>
+      </w:r>
+      <w:proofErr w:type="spellEnd"/>
+      <w:r>
+        <w:rPr>
+          <w:rFonts w:ascii="Times New Roman" w:hAnsi="Times New Roman" w:cs="Times New Roman"/>
+          <w:sz w:val="24"/>
+          <w:szCs w:val="24"/>
+        </w:rPr>
+        <w:t xml:space="preserve"> </w:t>
+      </w:r>
+      <w:proofErr w:type="spellStart"/>
+      <w:r>
+        <w:rPr>
+          <w:rFonts w:ascii="Times New Roman" w:hAnsi="Times New Roman" w:cs="Times New Roman"/>
+          <w:sz w:val="24"/>
+          <w:szCs w:val="24"/>
+        </w:rPr>
+        <w:t>text</w:t>
+      </w:r>
+      <w:proofErr w:type="spellEnd"/>
+      <w:r>
+        <w:rPr>
+          <w:rFonts w:ascii="Times New Roman" w:hAnsi="Times New Roman" w:cs="Times New Roman"/>
+          <w:sz w:val="24"/>
+          <w:szCs w:val="24"/>
+        </w:rPr>
+        <w:t xml:space="preserve"> </w:t>
+      </w:r>
+      <w:proofErr w:type="spellStart"/>
+      <w:r>
+        <w:rPr>
+          <w:rFonts w:ascii="Times New Roman" w:hAnsi="Times New Roman" w:cs="Times New Roman"/>
+          <w:sz w:val="24"/>
+          <w:szCs w:val="24"/>
+        </w:rPr>
+        <w:t>text</w:t>
+      </w:r>
+      <w:proofErr w:type="spellEnd"/>
+      <w:r>
+        <w:rPr>
+          <w:rFonts w:ascii="Times New Roman" w:hAnsi="Times New Roman" w:cs="Times New Roman"/>
+          <w:sz w:val="24"/>
+          <w:szCs w:val="24"/>
+        </w:rPr>
+        <w:t xml:space="preserve"> </w:t>
+      </w:r>
+      <w:proofErr w:type="spellStart"/>
+      <w:r>
+        <w:rPr>
+          <w:rFonts w:ascii="Times New Roman" w:hAnsi="Times New Roman" w:cs="Times New Roman"/>
+          <w:sz w:val="24"/>
+          <w:szCs w:val="24"/>
+        </w:rPr>
+        <w:t>text</w:t>
+      </w:r>
+      <w:proofErr w:type="spellEnd"/>
+      <w:r>
+        <w:rPr>
+          <w:rFonts w:ascii="Times New Roman" w:hAnsi="Times New Roman" w:cs="Times New Roman"/>
+          <w:sz w:val="24"/>
+          <w:szCs w:val="24"/>
+        </w:rPr>
+        <w:t xml:space="preserve"> </w:t>
+      </w:r>
+      <w:proofErr w:type="spellStart"/>
+      <w:r>
+        <w:rPr>
+          <w:rFonts w:ascii="Times New Roman" w:hAnsi="Times New Roman" w:cs="Times New Roman"/>
+          <w:sz w:val="24"/>
+          <w:szCs w:val="24"/>
+        </w:rPr>
+        <w:t>text</w:t>
+      </w:r>
+      <w:proofErr w:type="spellEnd"/>
+      <w:r>
+        <w:rPr>
+          <w:rFonts w:ascii="Times New Roman" w:hAnsi="Times New Roman" w:cs="Times New Roman"/>
+          <w:sz w:val="24"/>
+          <w:szCs w:val="24"/>
+        </w:rPr>
+        <w:t xml:space="preserve"> </w:t>
+      </w:r>
+      <w:proofErr w:type="spellStart"/>
+      <w:r>
+        <w:rPr>
+          <w:rFonts w:ascii="Times New Roman" w:hAnsi="Times New Roman" w:cs="Times New Roman"/>
+          <w:sz w:val="24"/>
+          <w:szCs w:val="24"/>
+        </w:rPr>
+        <w:t>text</w:t>
+      </w:r>
+      <w:proofErr w:type="spellEnd"/>
+      <w:r>
+        <w:rPr>
+          <w:rFonts w:ascii="Times New Roman" w:hAnsi="Times New Roman" w:cs="Times New Roman"/>
+          <w:sz w:val="24"/>
+          <w:szCs w:val="24"/>
+        </w:rPr>
+        <w:t xml:space="preserve"> </w:t>
+      </w:r>
+      <w:proofErr w:type="spellStart"/>
+      <w:r>
+        <w:rPr>
+          <w:rFonts w:ascii="Times New Roman" w:hAnsi="Times New Roman" w:cs="Times New Roman"/>
+          <w:sz w:val="24"/>
+          <w:szCs w:val="24"/>
+        </w:rPr>
+        <w:t>text</w:t>
+      </w:r>
+      <w:proofErr w:type="spellEnd"/>
+      <w:r>
+        <w:rPr>
+          <w:rFonts w:ascii="Times New Roman" w:hAnsi="Times New Roman" w:cs="Times New Roman"/>
+          <w:sz w:val="24"/>
+          <w:szCs w:val="24"/>
+        </w:rPr>
+        <w:t xml:space="preserve"> </w:t>
+      </w:r>
+      <w:proofErr w:type="spellStart"/>
+      <w:r>
+        <w:rPr>
+          <w:rFonts w:ascii="Times New Roman" w:hAnsi="Times New Roman" w:cs="Times New Roman"/>
+          <w:sz w:val="24"/>
+          <w:szCs w:val="24"/>
+        </w:rPr>
+        <w:t>text</w:t>
+      </w:r>
+      <w:proofErr w:type="spellEnd"/>
+      <w:r>
+        <w:rPr>
+          <w:rFonts w:ascii="Times New Roman" w:hAnsi="Times New Roman" w:cs="Times New Roman"/>
+          <w:sz w:val="24"/>
+          <w:szCs w:val="24"/>
+        </w:rPr>
+        <w:t xml:space="preserve"> </w:t>
+      </w:r>
+      <w:proofErr w:type="spellStart"/>
+      <w:r>
+        <w:rPr>
+          <w:rFonts w:ascii="Times New Roman" w:hAnsi="Times New Roman" w:cs="Times New Roman"/>
+          <w:sz w:val="24"/>
+          <w:szCs w:val="24"/>
+        </w:rPr>
+        <w:t>text</w:t>
+      </w:r>
+      <w:proofErr w:type="spellEnd"/>
+      <w:r>
+        <w:rPr>
+          <w:rFonts w:ascii="Times New Roman" w:hAnsi="Times New Roman" w:cs="Times New Roman"/>
+          <w:sz w:val="24"/>
+          <w:szCs w:val="24"/>
+        </w:rPr>
+        <w:t xml:space="preserve"> </w:t>
+      </w:r>
+      <w:proofErr w:type="spellStart"/>
+      <w:r>
+        <w:rPr>
+          <w:rFonts w:ascii="Times New Roman" w:hAnsi="Times New Roman" w:cs="Times New Roman"/>
+          <w:sz w:val="24"/>
+          <w:szCs w:val="24"/>
+        </w:rPr>
+        <w:t>text</w:t>
+      </w:r>
+      <w:proofErr w:type="spellEnd"/>
+      <w:r>
+        <w:rPr>
+          <w:rFonts w:ascii="Times New Roman" w:hAnsi="Times New Roman" w:cs="Times New Roman"/>
+          <w:sz w:val="24"/>
+          <w:szCs w:val="24"/>
+        </w:rPr>
+        <w:t xml:space="preserve"> </w:t>
+      </w:r>
+      <w:proofErr w:type="spellStart"/>
+      <w:r>
+        <w:rPr>
+          <w:rFonts w:ascii="Times New Roman" w:hAnsi="Times New Roman" w:cs="Times New Roman"/>
+          <w:sz w:val="24"/>
+          <w:szCs w:val="24"/>
+        </w:rPr>
+        <w:t>text</w:t>
+      </w:r>
+      <w:proofErr w:type="spellEnd"/>
+      <w:r>
+        <w:rPr>
+          <w:rFonts w:ascii="Times New Roman" w:hAnsi="Times New Roman" w:cs="Times New Roman"/>
+          <w:sz w:val="24"/>
+          <w:szCs w:val="24"/>
+        </w:rPr>
+        <w:t xml:space="preserve"> </w:t>
+      </w:r>
+      <w:proofErr w:type="spellStart"/>
+      <w:r>
+        <w:rPr>
+          <w:rFonts w:ascii="Times New Roman" w:hAnsi="Times New Roman" w:cs="Times New Roman"/>
+          <w:sz w:val="24"/>
+          <w:szCs w:val="24"/>
+        </w:rPr>
+        <w:t>text</w:t>
+      </w:r>
+      <w:proofErr w:type="spellEnd"/>
+      <w:r>
+        <w:rPr>
+          <w:rFonts w:ascii="Times New Roman" w:hAnsi="Times New Roman" w:cs="Times New Roman"/>
+          <w:sz w:val="24"/>
+          <w:szCs w:val="24"/>
+        </w:rPr>
+        <w:t xml:space="preserve"> </w:t>
+      </w:r>
+      <w:proofErr w:type="spellStart"/>
+      <w:r>
+        <w:rPr>
+          <w:rFonts w:ascii="Times New Roman" w:hAnsi="Times New Roman" w:cs="Times New Roman"/>
+          <w:sz w:val="24"/>
+          <w:szCs w:val="24"/>
+        </w:rPr>
+        <w:t>text</w:t>
+      </w:r>
+      <w:proofErr w:type="spellEnd"/>
+      <w:r>
+        <w:rPr>
+          <w:rFonts w:ascii="Times New Roman" w:hAnsi="Times New Roman" w:cs="Times New Roman"/>
+          <w:sz w:val="24"/>
+          <w:szCs w:val="24"/>
+        </w:rPr>
+        <w:t xml:space="preserve"> </w:t>
+      </w:r>
+      <w:proofErr w:type="spellStart"/>
+      <w:r>
+        <w:rPr>
+          <w:rFonts w:ascii="Times New Roman" w:hAnsi="Times New Roman" w:cs="Times New Roman"/>
+          <w:sz w:val="24"/>
+          <w:szCs w:val="24"/>
+        </w:rPr>
+        <w:t>text</w:t>
+      </w:r>
+      <w:proofErr w:type="spellEnd"/>
+      <w:r>
+        <w:rPr>
+          <w:rFonts w:ascii="Times New Roman" w:hAnsi="Times New Roman" w:cs="Times New Roman"/>
+          <w:sz w:val="24"/>
+          <w:szCs w:val="24"/>
+        </w:rPr>
+        <w:t xml:space="preserve"> </w:t>
+      </w:r>
+      <w:proofErr w:type="spellStart"/>
+      <w:r>
+        <w:rPr>
+          <w:rFonts w:ascii="Times New Roman" w:hAnsi="Times New Roman" w:cs="Times New Roman"/>
+          <w:sz w:val="24"/>
+          <w:szCs w:val="24"/>
+        </w:rPr>
+        <w:t>text</w:t>
+      </w:r>
+      <w:proofErr w:type="spellEnd"/>
+      <w:r>
+        <w:rPr>
+          <w:rFonts w:ascii="Times New Roman" w:hAnsi="Times New Roman" w:cs="Times New Roman"/>
+          <w:sz w:val="24"/>
+          <w:szCs w:val="24"/>
+        </w:rPr>
+        <w:t xml:space="preserve"> </w:t>
+      </w:r>
+      <w:proofErr w:type="spellStart"/>
+      <w:r>
+        <w:rPr>
+          <w:rFonts w:ascii="Times New Roman" w:hAnsi="Times New Roman" w:cs="Times New Roman"/>
+          <w:sz w:val="24"/>
+          <w:szCs w:val="24"/>
+        </w:rPr>
+        <w:t>text</w:t>
+      </w:r>
+      <w:proofErr w:type="spellEnd"/>
+      <w:r>
+        <w:rPr>
+          <w:rFonts w:ascii="Times New Roman" w:hAnsi="Times New Roman" w:cs="Times New Roman"/>
+          <w:sz w:val="24"/>
+          <w:szCs w:val="24"/>
+        </w:rPr>
+        <w:t xml:space="preserve"> </w:t>
+      </w:r>
+      <w:proofErr w:type="spellStart"/>
+      <w:r>
+        <w:rPr>
+          <w:rFonts w:ascii="Times New Roman" w:hAnsi="Times New Roman" w:cs="Times New Roman"/>
+          <w:sz w:val="24"/>
+          <w:szCs w:val="24"/>
+        </w:rPr>
+        <w:t>text</w:t>
+      </w:r>
+      <w:proofErr w:type="spellEnd"/>
+      <w:r>
+        <w:rPr>
+          <w:rFonts w:ascii="Times New Roman" w:hAnsi="Times New Roman" w:cs="Times New Roman"/>
+          <w:sz w:val="24"/>
+          <w:szCs w:val="24"/>
+        </w:rPr>
+        <w:t xml:space="preserve"> </w:t>
+      </w:r>
+      <w:proofErr w:type="spellStart"/>
+      <w:r>
+        <w:rPr>
+          <w:rFonts w:ascii="Times New Roman" w:hAnsi="Times New Roman" w:cs="Times New Roman"/>
+          <w:sz w:val="24"/>
+          <w:szCs w:val="24"/>
+        </w:rPr>
+        <w:t>text</w:t>
+      </w:r>
+      <w:proofErr w:type="spellEnd"/>
+      <w:r>
+        <w:rPr>
+          <w:rFonts w:ascii="Times New Roman" w:hAnsi="Times New Roman" w:cs="Times New Roman"/>
+          <w:sz w:val="24"/>
+          <w:szCs w:val="24"/>
+        </w:rPr>
+        <w:t xml:space="preserve"> </w:t>
+      </w:r>
+      <w:proofErr w:type="spellStart"/>
+      <w:r>
+        <w:rPr>
+          <w:rFonts w:ascii="Times New Roman" w:hAnsi="Times New Roman" w:cs="Times New Roman"/>
+          <w:sz w:val="24"/>
+          <w:szCs w:val="24"/>
+        </w:rPr>
+        <w:t>text</w:t>
+      </w:r>
+      <w:proofErr w:type="spellEnd"/>
+      <w:r>
+        <w:rPr>
+          <w:rFonts w:ascii="Times New Roman" w:hAnsi="Times New Roman" w:cs="Times New Roman"/>
+          <w:sz w:val="24"/>
+          <w:szCs w:val="24"/>
+        </w:rPr>
+        <w:t xml:space="preserve"> </w:t>
+      </w:r>
+      <w:proofErr w:type="spellStart"/>
+      <w:r>
+        <w:rPr>
+          <w:rFonts w:ascii="Times New Roman" w:hAnsi="Times New Roman" w:cs="Times New Roman"/>
+          <w:sz w:val="24"/>
+          <w:szCs w:val="24"/>
+        </w:rPr>
+        <w:t>text</w:t>
+      </w:r>
+      <w:proofErr w:type="spellEnd"/>
+      <w:r>
+        <w:rPr>
+          <w:rFonts w:ascii="Times New Roman" w:hAnsi="Times New Roman" w:cs="Times New Roman"/>
+          <w:sz w:val="24"/>
+          <w:szCs w:val="24"/>
+        </w:rPr>
+        <w:t xml:space="preserve"> </w:t>
+      </w:r>
+      <w:proofErr w:type="spellStart"/>
+      <w:r>
+        <w:rPr>
+          <w:rFonts w:ascii="Times New Roman" w:hAnsi="Times New Roman" w:cs="Times New Roman"/>
+          <w:sz w:val="24"/>
+          <w:szCs w:val="24"/>
+        </w:rPr>
+        <w:t>text</w:t>
+      </w:r>
+      <w:proofErr w:type="spellEnd"/>
+      <w:r>
+        <w:rPr>
+          <w:rFonts w:ascii="Times New Roman" w:hAnsi="Times New Roman" w:cs="Times New Roman"/>
+          <w:sz w:val="24"/>
+          <w:szCs w:val="24"/>
+        </w:rPr>
+        <w:t xml:space="preserve"> </w:t>
+      </w:r>
+      <w:proofErr w:type="spellStart"/>
+      <w:r>
+        <w:rPr>
+          <w:rFonts w:ascii="Times New Roman" w:hAnsi="Times New Roman" w:cs="Times New Roman"/>
+          <w:sz w:val="24"/>
+          <w:szCs w:val="24"/>
+        </w:rPr>
+        <w:t>text</w:t>
+      </w:r>
+      <w:proofErr w:type="spellEnd"/>
+      <w:r>
+        <w:rPr>
+          <w:rFonts w:ascii="Times New Roman" w:hAnsi="Times New Roman" w:cs="Times New Roman"/>
+          <w:sz w:val="24"/>
+          <w:szCs w:val="24"/>
+        </w:rPr>
+        <w:t xml:space="preserve"> </w:t>
+      </w:r>
+      <w:proofErr w:type="spellStart"/>
+      <w:r>
+        <w:rPr>
+          <w:rFonts w:ascii="Times New Roman" w:hAnsi="Times New Roman" w:cs="Times New Roman"/>
+          <w:sz w:val="24"/>
+          <w:szCs w:val="24"/>
+        </w:rPr>
+        <w:t>text</w:t>
+      </w:r>
+      <w:proofErr w:type="spellEnd"/>
+      <w:r>
+        <w:rPr>
+          <w:rFonts w:ascii="Times New Roman" w:hAnsi="Times New Roman" w:cs="Times New Roman"/>
+          <w:sz w:val="24"/>
+          <w:szCs w:val="24"/>
+        </w:rPr>
         <w:t>.</w:t>
       </w:r>
     </w:p>
@@ -15980,7 +16380,61 @@
           <w:sz w:val="24"/>
           <w:szCs w:val="24"/>
         </w:rPr>
-        <w:t>Howe, H.F., 1986. Seed dispersal by fruit-eating birds and mammals. Seed dispersal, 123, p.189.</w:t>
+        <w:t xml:space="preserve">Higashi, S., </w:t>
+      </w:r>
+      <w:proofErr w:type="spellStart"/>
+      <w:r>
+        <w:rPr>
+          <w:rFonts w:ascii="Times New Roman" w:hAnsi="Times New Roman" w:cs="Times New Roman"/>
+          <w:sz w:val="24"/>
+          <w:szCs w:val="24"/>
+        </w:rPr>
+        <w:t>Tsuyuzaki</w:t>
+      </w:r>
+      <w:proofErr w:type="spellEnd"/>
+      <w:r>
+        <w:rPr>
+          <w:rFonts w:ascii="Times New Roman" w:hAnsi="Times New Roman" w:cs="Times New Roman"/>
+          <w:sz w:val="24"/>
+          <w:szCs w:val="24"/>
+        </w:rPr>
+        <w:t xml:space="preserve">, S., Ohara, M. and Ito, F., 1989. Adaptive advantages of ant-dispersed seeds in the </w:t>
+      </w:r>
+      <w:proofErr w:type="spellStart"/>
+      <w:r>
+        <w:rPr>
+          <w:rFonts w:ascii="Times New Roman" w:hAnsi="Times New Roman" w:cs="Times New Roman"/>
+          <w:sz w:val="24"/>
+          <w:szCs w:val="24"/>
+        </w:rPr>
+        <w:t>myrmecochorous</w:t>
+      </w:r>
+      <w:proofErr w:type="spellEnd"/>
+      <w:r>
+        <w:rPr>
+          <w:rFonts w:ascii="Times New Roman" w:hAnsi="Times New Roman" w:cs="Times New Roman"/>
+          <w:sz w:val="24"/>
+          <w:szCs w:val="24"/>
+        </w:rPr>
+        <w:t xml:space="preserve"> plant Trillium </w:t>
+      </w:r>
+      <w:proofErr w:type="spellStart"/>
+      <w:r>
+        <w:rPr>
+          <w:rFonts w:ascii="Times New Roman" w:hAnsi="Times New Roman" w:cs="Times New Roman"/>
+          <w:sz w:val="24"/>
+          <w:szCs w:val="24"/>
+        </w:rPr>
+        <w:t>tschonoskii</w:t>
+      </w:r>
+      <w:proofErr w:type="spellEnd"/>
+      <w:r>
+        <w:rPr>
+          <w:rFonts w:ascii="Times New Roman" w:hAnsi="Times New Roman" w:cs="Times New Roman"/>
+          <w:sz w:val="24"/>
+          <w:szCs w:val="24"/>
+        </w:rPr>
+        <w:t xml:space="preserve"> (Liliaceae). Oikos, pp.389-394.</w:t>
       </w:r>
     </w:p>
     <w:p>
@@ -16000,7 +16454,7 @@
           <w:sz w:val="24"/>
           <w:szCs w:val="24"/>
         </w:rPr>
-        <w:t>Howe, H.F., 1990. Seed dispersal by birds and mammals. Reproductive ecology of tropical forest plants, pp.191-218.</w:t>
+        <w:t>Howe, H.F., 1986. Seed dispersal by fruit-eating birds and mammals. Seed dispersal, 123, p.189.</w:t>
       </w:r>
     </w:p>
     <w:p>
@@ -16020,25 +16474,7 @@
           <w:sz w:val="24"/>
           <w:szCs w:val="24"/>
         </w:rPr>
-        <w:t xml:space="preserve">Jensen, T.S. and Nielsen, O.F., 1986. Rodents as seed dispersers in a heath—oak wood succession. </w:t>
-      </w:r>
-      <w:proofErr w:type="spellStart"/>
-      <w:r>
-        <w:rPr>
-          <w:rFonts w:ascii="Times New Roman" w:hAnsi="Times New Roman" w:cs="Times New Roman"/>
-          <w:sz w:val="24"/>
-          <w:szCs w:val="24"/>
-        </w:rPr>
-        <w:t>Oecologia</w:t>
-      </w:r>
-      <w:proofErr w:type="spellEnd"/>
-      <w:r>
-        <w:rPr>
-          <w:rFonts w:ascii="Times New Roman" w:hAnsi="Times New Roman" w:cs="Times New Roman"/>
-          <w:sz w:val="24"/>
-          <w:szCs w:val="24"/>
-        </w:rPr>
-        <w:t>, 70(2), pp.214-221.</w:t>
+        <w:t>Howe, H.F., 1990. Seed dispersal by birds and mammals. Reproductive ecology of tropical forest plants, pp.191-218.</w:t>
       </w:r>
     </w:p>
     <w:p>
@@ -16052,41 +16488,13 @@
           <w:szCs w:val="24"/>
         </w:rPr>
       </w:pPr>
-      <w:proofErr w:type="spellStart"/>
-      <w:r>
-        <w:rPr>
-          <w:rFonts w:ascii="Times New Roman" w:hAnsi="Times New Roman" w:cs="Times New Roman"/>
-          <w:sz w:val="24"/>
-          <w:szCs w:val="24"/>
-        </w:rPr>
-        <w:t>Jongejans</w:t>
-      </w:r>
-      <w:proofErr w:type="spellEnd"/>
-      <w:r>
-        <w:rPr>
-          <w:rFonts w:ascii="Times New Roman" w:hAnsi="Times New Roman" w:cs="Times New Roman"/>
-          <w:sz w:val="24"/>
-          <w:szCs w:val="24"/>
-        </w:rPr>
-        <w:t xml:space="preserve">, E. and Schippers, P., 1999. </w:t>
-      </w:r>
-      <w:proofErr w:type="spellStart"/>
-      <w:r>
-        <w:rPr>
-          <w:rFonts w:ascii="Times New Roman" w:hAnsi="Times New Roman" w:cs="Times New Roman"/>
-          <w:sz w:val="24"/>
-          <w:szCs w:val="24"/>
-        </w:rPr>
-        <w:t>Modeling</w:t>
-      </w:r>
-      <w:proofErr w:type="spellEnd"/>
-      <w:r>
-        <w:rPr>
-          <w:rFonts w:ascii="Times New Roman" w:hAnsi="Times New Roman" w:cs="Times New Roman"/>
-          <w:sz w:val="24"/>
-          <w:szCs w:val="24"/>
-        </w:rPr>
-        <w:t xml:space="preserve"> seed dispersal by wind in herbaceous species. Oikos, pp.362-372.</w:t>
+      <w:r>
+        <w:rPr>
+          <w:rFonts w:ascii="Times New Roman" w:hAnsi="Times New Roman" w:cs="Times New Roman"/>
+          <w:sz w:val="24"/>
+          <w:szCs w:val="24"/>
+        </w:rPr>
+        <w:t>Hughes, L. and Westoby, M., 1992. Fate of seeds adapted for dispersal by ants in Australian sclerophyll vegetation. Ecology, 73(4), pp.1285-1299.</w:t>
       </w:r>
     </w:p>
     <w:p>
@@ -16100,13 +16508,100 @@
           <w:szCs w:val="24"/>
         </w:rPr>
       </w:pPr>
-      <w:proofErr w:type="spellStart"/>
-      <w:r>
-        <w:rPr>
-          <w:rFonts w:ascii="Times New Roman" w:hAnsi="Times New Roman" w:cs="Times New Roman"/>
-          <w:sz w:val="24"/>
-          <w:szCs w:val="24"/>
-        </w:rPr>
+      <w:r>
+        <w:rPr>
+          <w:rFonts w:ascii="Times New Roman" w:hAnsi="Times New Roman" w:cs="Times New Roman"/>
+          <w:sz w:val="24"/>
+          <w:szCs w:val="24"/>
+        </w:rPr>
+        <w:t xml:space="preserve">Jensen, T.S. and Nielsen, O.F., 1986. Rodents as seed dispersers in a heath—oak wood succession. </w:t>
+      </w:r>
+      <w:proofErr w:type="spellStart"/>
+      <w:r>
+        <w:rPr>
+          <w:rFonts w:ascii="Times New Roman" w:hAnsi="Times New Roman" w:cs="Times New Roman"/>
+          <w:sz w:val="24"/>
+          <w:szCs w:val="24"/>
+        </w:rPr>
+        <w:t>Oecologia</w:t>
+      </w:r>
+      <w:proofErr w:type="spellEnd"/>
+      <w:r>
+        <w:rPr>
+          <w:rFonts w:ascii="Times New Roman" w:hAnsi="Times New Roman" w:cs="Times New Roman"/>
+          <w:sz w:val="24"/>
+          <w:szCs w:val="24"/>
+        </w:rPr>
+        <w:t>, 70(2), pp.214-221.</w:t>
+      </w:r>
+    </w:p>
+    <w:p>
+      <w:pPr>
+        <w:spacing w:line="240" w:lineRule="auto"/>
+        <w:ind w:left="284" w:hanging="284"/>
+        <w:jc w:val="both"/>
+        <w:rPr>
+          <w:rFonts w:ascii="Times New Roman" w:hAnsi="Times New Roman" w:cs="Times New Roman"/>
+          <w:sz w:val="24"/>
+          <w:szCs w:val="24"/>
+        </w:rPr>
+      </w:pPr>
+      <w:proofErr w:type="spellStart"/>
+      <w:r>
+        <w:rPr>
+          <w:rFonts w:ascii="Times New Roman" w:hAnsi="Times New Roman" w:cs="Times New Roman"/>
+          <w:sz w:val="24"/>
+          <w:szCs w:val="24"/>
+        </w:rPr>
+        <w:t>Jongejans</w:t>
+      </w:r>
+      <w:proofErr w:type="spellEnd"/>
+      <w:r>
+        <w:rPr>
+          <w:rFonts w:ascii="Times New Roman" w:hAnsi="Times New Roman" w:cs="Times New Roman"/>
+          <w:sz w:val="24"/>
+          <w:szCs w:val="24"/>
+        </w:rPr>
+        <w:t xml:space="preserve">, E. and Schippers, P., 1999. </w:t>
+      </w:r>
+      <w:proofErr w:type="spellStart"/>
+      <w:r>
+        <w:rPr>
+          <w:rFonts w:ascii="Times New Roman" w:hAnsi="Times New Roman" w:cs="Times New Roman"/>
+          <w:sz w:val="24"/>
+          <w:szCs w:val="24"/>
+        </w:rPr>
+        <w:t>Modeling</w:t>
+      </w:r>
+      <w:proofErr w:type="spellEnd"/>
+      <w:r>
+        <w:rPr>
+          <w:rFonts w:ascii="Times New Roman" w:hAnsi="Times New Roman" w:cs="Times New Roman"/>
+          <w:sz w:val="24"/>
+          <w:szCs w:val="24"/>
+        </w:rPr>
+        <w:t xml:space="preserve"> seed dispersal by wind in herbaceous species. Oikos, pp.362-372.</w:t>
+      </w:r>
+    </w:p>
+    <w:p>
+      <w:pPr>
+        <w:spacing w:line="240" w:lineRule="auto"/>
+        <w:ind w:left="284" w:hanging="284"/>
+        <w:jc w:val="both"/>
+        <w:rPr>
+          <w:rFonts w:ascii="Times New Roman" w:hAnsi="Times New Roman" w:cs="Times New Roman"/>
+          <w:sz w:val="24"/>
+          <w:szCs w:val="24"/>
+        </w:rPr>
+      </w:pPr>
+      <w:proofErr w:type="spellStart"/>
+      <w:r>
+        <w:rPr>
+          <w:rFonts w:ascii="Times New Roman" w:hAnsi="Times New Roman" w:cs="Times New Roman"/>
+          <w:sz w:val="24"/>
+          <w:szCs w:val="24"/>
+        </w:rPr>
+        <w:lastRenderedPageBreak/>
         <w:t>Jongejans</w:t>
       </w:r>
       <w:proofErr w:type="spellEnd"/>
@@ -16315,7 +16810,6 @@
           <w:sz w:val="24"/>
           <w:szCs w:val="24"/>
         </w:rPr>
-        <w:lastRenderedPageBreak/>
         <w:t>Jordano</w:t>
       </w:r>
       <w:proofErr w:type="spellEnd"/>
@@ -16463,25 +16957,7 @@
           <w:sz w:val="24"/>
           <w:szCs w:val="24"/>
         </w:rPr>
-        <w:t xml:space="preserve">, M., Lewis, </w:t>
-      </w:r>
-      <w:proofErr w:type="gramStart"/>
-      <w:r>
-        <w:rPr>
-          <w:rFonts w:ascii="Times New Roman" w:hAnsi="Times New Roman" w:cs="Times New Roman"/>
-          <w:sz w:val="24"/>
-          <w:szCs w:val="24"/>
-        </w:rPr>
-        <w:t>M.A.</w:t>
-      </w:r>
-      <w:proofErr w:type="gramEnd"/>
-      <w:r>
-        <w:rPr>
-          <w:rFonts w:ascii="Times New Roman" w:hAnsi="Times New Roman" w:cs="Times New Roman"/>
-          <w:sz w:val="24"/>
-          <w:szCs w:val="24"/>
-        </w:rPr>
-        <w:t xml:space="preserve"> and van den </w:t>
+        <w:t xml:space="preserve">, M., Lewis, M.A. and van den </w:t>
       </w:r>
       <w:proofErr w:type="spellStart"/>
       <w:r>
@@ -16945,6 +17421,7 @@
           <w:sz w:val="24"/>
           <w:szCs w:val="24"/>
         </w:rPr>
+        <w:lastRenderedPageBreak/>
         <w:t>Neubert, M.G. and Caswell, H., 2000. Demography and dispersal: calculation and sensitivity analysis of invasion speed for structured populations. Ecology, 81(6), pp.1613-1628.</w:t>
       </w:r>
     </w:p>
@@ -17040,6 +17517,108 @@
           <w:szCs w:val="24"/>
           <w:shd w:val="clear" w:color="auto" w:fill="FFFFFF"/>
         </w:rPr>
+        <w:t>Rabelo</w:t>
+      </w:r>
+      <w:proofErr w:type="spellEnd"/>
+      <w:r>
+        <w:rPr>
+          <w:rFonts w:ascii="Times New Roman" w:hAnsi="Times New Roman" w:cs="Times New Roman"/>
+          <w:color w:val="222222"/>
+          <w:sz w:val="24"/>
+          <w:szCs w:val="24"/>
+          <w:shd w:val="clear" w:color="auto" w:fill="FFFFFF"/>
+        </w:rPr>
+        <w:t xml:space="preserve">, M.A., </w:t>
+      </w:r>
+      <w:proofErr w:type="spellStart"/>
+      <w:r>
+        <w:rPr>
+          <w:rFonts w:ascii="Times New Roman" w:hAnsi="Times New Roman" w:cs="Times New Roman"/>
+          <w:color w:val="222222"/>
+          <w:sz w:val="24"/>
+          <w:szCs w:val="24"/>
+          <w:shd w:val="clear" w:color="auto" w:fill="FFFFFF"/>
+        </w:rPr>
+        <w:t>Angotti</w:t>
+      </w:r>
+      <w:proofErr w:type="spellEnd"/>
+      <w:r>
+        <w:rPr>
+          <w:rFonts w:ascii="Times New Roman" w:hAnsi="Times New Roman" w:cs="Times New Roman"/>
+          <w:color w:val="222222"/>
+          <w:sz w:val="24"/>
+          <w:szCs w:val="24"/>
+          <w:shd w:val="clear" w:color="auto" w:fill="FFFFFF"/>
+        </w:rPr>
+        <w:t xml:space="preserve">, M.A., da Silva, G.S., da Cruz Reis, A. and </w:t>
+      </w:r>
+      <w:proofErr w:type="spellStart"/>
+      <w:r>
+        <w:rPr>
+          <w:rFonts w:ascii="Times New Roman" w:hAnsi="Times New Roman" w:cs="Times New Roman"/>
+          <w:color w:val="222222"/>
+          <w:sz w:val="24"/>
+          <w:szCs w:val="24"/>
+          <w:shd w:val="clear" w:color="auto" w:fill="FFFFFF"/>
+        </w:rPr>
+        <w:t>Ribas</w:t>
+      </w:r>
+      <w:proofErr w:type="spellEnd"/>
+      <w:r>
+        <w:rPr>
+          <w:rFonts w:ascii="Times New Roman" w:hAnsi="Times New Roman" w:cs="Times New Roman"/>
+          <w:color w:val="222222"/>
+          <w:sz w:val="24"/>
+          <w:szCs w:val="24"/>
+          <w:shd w:val="clear" w:color="auto" w:fill="FFFFFF"/>
+        </w:rPr>
+        <w:t xml:space="preserve">, C.R., 2021. Removal of diaspores by ants: What factors to evaluate?. Acta </w:t>
+      </w:r>
+      <w:proofErr w:type="spellStart"/>
+      <w:r>
+        <w:rPr>
+          <w:rFonts w:ascii="Times New Roman" w:hAnsi="Times New Roman" w:cs="Times New Roman"/>
+          <w:color w:val="222222"/>
+          <w:sz w:val="24"/>
+          <w:szCs w:val="24"/>
+          <w:shd w:val="clear" w:color="auto" w:fill="FFFFFF"/>
+        </w:rPr>
+        <w:t>Oecologica</w:t>
+      </w:r>
+      <w:proofErr w:type="spellEnd"/>
+      <w:r>
+        <w:rPr>
+          <w:rFonts w:ascii="Times New Roman" w:hAnsi="Times New Roman" w:cs="Times New Roman"/>
+          <w:color w:val="222222"/>
+          <w:sz w:val="24"/>
+          <w:szCs w:val="24"/>
+          <w:shd w:val="clear" w:color="auto" w:fill="FFFFFF"/>
+        </w:rPr>
+        <w:t>, 111, p.103736.</w:t>
+      </w:r>
+    </w:p>
+    <w:p>
+      <w:pPr>
+        <w:spacing w:after="120" w:line="240" w:lineRule="auto"/>
+        <w:ind w:left="284" w:hanging="284"/>
+        <w:jc w:val="both"/>
+        <w:rPr>
+          <w:rFonts w:ascii="Times New Roman" w:hAnsi="Times New Roman" w:cs="Times New Roman"/>
+          <w:color w:val="222222"/>
+          <w:sz w:val="24"/>
+          <w:szCs w:val="24"/>
+          <w:shd w:val="clear" w:color="auto" w:fill="FFFFFF"/>
+        </w:rPr>
+      </w:pPr>
+      <w:proofErr w:type="spellStart"/>
+      <w:r>
+        <w:rPr>
+          <w:rFonts w:ascii="Times New Roman" w:hAnsi="Times New Roman" w:cs="Times New Roman"/>
+          <w:color w:val="222222"/>
+          <w:sz w:val="24"/>
+          <w:szCs w:val="24"/>
+          <w:shd w:val="clear" w:color="auto" w:fill="FFFFFF"/>
+        </w:rPr>
         <w:t>Raupach</w:t>
       </w:r>
       <w:proofErr w:type="spellEnd"/>
@@ -17071,7 +17650,6 @@
           <w:sz w:val="24"/>
           <w:szCs w:val="24"/>
         </w:rPr>
-        <w:lastRenderedPageBreak/>
         <w:t xml:space="preserve">Rogers, H.S., Beckman, N.G., </w:t>
       </w:r>
       <w:proofErr w:type="spellStart"/>
@@ -17270,25 +17848,7 @@
           <w:sz w:val="24"/>
           <w:szCs w:val="24"/>
         </w:rPr>
-        <w:t xml:space="preserve">, E., &amp; Shea, K. (2011). Are the best dispersers the best colonizers? Seed mass, </w:t>
-      </w:r>
-      <w:proofErr w:type="gramStart"/>
-      <w:r>
-        <w:rPr>
-          <w:rFonts w:ascii="Times New Roman" w:hAnsi="Times New Roman" w:cs="Times New Roman"/>
-          <w:sz w:val="24"/>
-          <w:szCs w:val="24"/>
-        </w:rPr>
-        <w:t>dispersal</w:t>
-      </w:r>
-      <w:proofErr w:type="gramEnd"/>
-      <w:r>
-        <w:rPr>
-          <w:rFonts w:ascii="Times New Roman" w:hAnsi="Times New Roman" w:cs="Times New Roman"/>
-          <w:sz w:val="24"/>
-          <w:szCs w:val="24"/>
-        </w:rPr>
-        <w:t xml:space="preserve"> and establishment in Carduus thistles. Evolutionary Ecology, 25(1), 155-169.</w:t>
+        <w:t>, E., &amp; Shea, K. (2011). Are the best dispersers the best colonizers? Seed mass, dispersal and establishment in Carduus thistles. Evolutionary Ecology, 25(1), 155-169.</w:t>
       </w:r>
     </w:p>
     <w:p>
@@ -17496,25 +18056,7 @@
           <w:sz w:val="24"/>
           <w:szCs w:val="24"/>
         </w:rPr>
-        <w:t xml:space="preserve">, S., 2003. Dandelion seed dispersal: the horizontal wind speed does not matter for long‐distance dispersal‐it is </w:t>
-      </w:r>
-      <w:proofErr w:type="gramStart"/>
-      <w:r>
-        <w:rPr>
-          <w:rFonts w:ascii="Times New Roman" w:hAnsi="Times New Roman" w:cs="Times New Roman"/>
-          <w:sz w:val="24"/>
-          <w:szCs w:val="24"/>
-        </w:rPr>
-        <w:t>updraft!.</w:t>
-      </w:r>
-      <w:proofErr w:type="gramEnd"/>
-      <w:r>
-        <w:rPr>
-          <w:rFonts w:ascii="Times New Roman" w:hAnsi="Times New Roman" w:cs="Times New Roman"/>
-          <w:sz w:val="24"/>
-          <w:szCs w:val="24"/>
-        </w:rPr>
-        <w:t xml:space="preserve"> Plant Biology, 5(5), pp.451-454.</w:t>
+        <w:t>, S., 2003. Dandelion seed dispersal: the horizontal wind speed does not matter for long‐distance dispersal‐it is updraft!. Plant Biology, 5(5), pp.451-454.</w:t>
       </w:r>
     </w:p>
     <w:p>
@@ -17602,7 +18144,43 @@
           <w:sz w:val="24"/>
           <w:szCs w:val="24"/>
         </w:rPr>
-        <w:t>Vander Wall, S.B., Kuhn, K.M. and Beck, M.J., 2005b. Seed removal, seed predation, and secondary dispersal. Ecology, 86(3), pp.801-806.</w:t>
+        <w:t xml:space="preserve">Vander Wall, S.B. and </w:t>
+      </w:r>
+      <w:proofErr w:type="spellStart"/>
+      <w:r>
+        <w:rPr>
+          <w:rFonts w:ascii="Times New Roman" w:hAnsi="Times New Roman" w:cs="Times New Roman"/>
+          <w:sz w:val="24"/>
+          <w:szCs w:val="24"/>
+        </w:rPr>
+        <w:t>Longland</w:t>
+      </w:r>
+      <w:proofErr w:type="spellEnd"/>
+      <w:r>
+        <w:rPr>
+          <w:rFonts w:ascii="Times New Roman" w:hAnsi="Times New Roman" w:cs="Times New Roman"/>
+          <w:sz w:val="24"/>
+          <w:szCs w:val="24"/>
+        </w:rPr>
+        <w:t xml:space="preserve">, W.S., 2004. </w:t>
+      </w:r>
+      <w:proofErr w:type="spellStart"/>
+      <w:r>
+        <w:rPr>
+          <w:rFonts w:ascii="Times New Roman" w:hAnsi="Times New Roman" w:cs="Times New Roman"/>
+          <w:sz w:val="24"/>
+          <w:szCs w:val="24"/>
+        </w:rPr>
+        <w:t>Diplochory</w:t>
+      </w:r>
+      <w:proofErr w:type="spellEnd"/>
+      <w:r>
+        <w:rPr>
+          <w:rFonts w:ascii="Times New Roman" w:hAnsi="Times New Roman" w:cs="Times New Roman"/>
+          <w:sz w:val="24"/>
+          <w:szCs w:val="24"/>
+        </w:rPr>
+        <w:t>: are two seed dispersers better than one? Trends in ecology &amp; evolution, 19(3), pp.155-161.</w:t>
       </w:r>
     </w:p>
     <w:p>
@@ -17616,23 +18194,13 @@
           <w:szCs w:val="24"/>
         </w:rPr>
       </w:pPr>
-      <w:proofErr w:type="spellStart"/>
-      <w:r>
-        <w:rPr>
-          <w:rFonts w:ascii="Times New Roman" w:hAnsi="Times New Roman" w:cs="Times New Roman"/>
-          <w:sz w:val="24"/>
-          <w:szCs w:val="24"/>
-        </w:rPr>
-        <w:t>Wiernga</w:t>
-      </w:r>
-      <w:proofErr w:type="spellEnd"/>
-      <w:r>
-        <w:rPr>
-          <w:rFonts w:ascii="Times New Roman" w:hAnsi="Times New Roman" w:cs="Times New Roman"/>
-          <w:sz w:val="24"/>
-          <w:szCs w:val="24"/>
-        </w:rPr>
-        <w:t>, J. (1993). Representative roughness parameters for homogeneous terrain. Boundary-Layer Meteorology, 63(4), 323-363.</w:t>
+      <w:r>
+        <w:rPr>
+          <w:rFonts w:ascii="Times New Roman" w:hAnsi="Times New Roman" w:cs="Times New Roman"/>
+          <w:sz w:val="24"/>
+          <w:szCs w:val="24"/>
+        </w:rPr>
+        <w:t>Vander Wall, S.B., Kuhn, K.M. and Beck, M.J., 2005. Seed removal, seed predation, and secondary dispersal. Ecology, 86(3), pp.801-806.</w:t>
       </w:r>
     </w:p>
     <w:p>
@@ -17646,23 +18214,45 @@
           <w:szCs w:val="24"/>
         </w:rPr>
       </w:pPr>
-      <w:r>
-        <w:rPr>
-          <w:rFonts w:ascii="Times New Roman" w:hAnsi="Times New Roman" w:cs="Times New Roman"/>
-          <w:sz w:val="24"/>
-          <w:szCs w:val="24"/>
-        </w:rPr>
-        <w:t>Zhang, R., Post, E., &amp; Shea, K. (2012). Warming leads to divergent responses but similarly improved performance of two invasive thistles. Population ecology, 54(4), 583-589.</w:t>
+      <w:proofErr w:type="spellStart"/>
+      <w:r>
+        <w:rPr>
+          <w:rFonts w:ascii="Times New Roman" w:hAnsi="Times New Roman" w:cs="Times New Roman"/>
+          <w:sz w:val="24"/>
+          <w:szCs w:val="24"/>
+        </w:rPr>
+        <w:t>Wiernga</w:t>
+      </w:r>
+      <w:proofErr w:type="spellEnd"/>
+      <w:r>
+        <w:rPr>
+          <w:rFonts w:ascii="Times New Roman" w:hAnsi="Times New Roman" w:cs="Times New Roman"/>
+          <w:sz w:val="24"/>
+          <w:szCs w:val="24"/>
+        </w:rPr>
+        <w:t>, J. (1993). Representative roughness parameters for homogeneous terrain. Boundary-Layer Meteorology, 63(4), 323-363.</w:t>
       </w:r>
     </w:p>
     <w:p>
       <w:pPr>
+        <w:spacing w:line="240" w:lineRule="auto"/>
+        <w:ind w:left="284" w:hanging="284"/>
+        <w:jc w:val="both"/>
         <w:rPr>
           <w:rFonts w:ascii="Times New Roman" w:hAnsi="Times New Roman" w:cs="Times New Roman"/>
           <w:sz w:val="24"/>
           <w:szCs w:val="24"/>
         </w:rPr>
       </w:pPr>
+      <w:r>
+        <w:rPr>
+          <w:rFonts w:ascii="Times New Roman" w:hAnsi="Times New Roman" w:cs="Times New Roman"/>
+          <w:sz w:val="24"/>
+          <w:szCs w:val="24"/>
+        </w:rPr>
+        <w:lastRenderedPageBreak/>
+        <w:t>Zhang, R., Post, E., &amp; Shea, K. (2012). Warming leads to divergent responses but similarly improved performance of two invasive thistles. Population ecology, 54(4), 583-589.</w:t>
+      </w:r>
       <w:r>
         <w:rPr>
           <w:rFonts w:ascii="Times New Roman" w:hAnsi="Times New Roman" w:cs="Times New Roman"/>
@@ -18659,110 +19249,6 @@
                 <w:sz w:val="20"/>
                 <w:szCs w:val="20"/>
               </w:rPr>
-              <w:t>Probability of seed predation</w:t>
-            </w:r>
-          </w:p>
-        </w:tc>
-        <w:tc>
-          <w:tcPr>
-            <w:tcW w:w="992" w:type="dxa"/>
-          </w:tcPr>
-          <w:p>
-            <w:pPr>
-              <w:jc w:val="both"/>
-              <w:rPr>
-                <w:rFonts w:ascii="Times New Roman" w:hAnsi="Times New Roman" w:cs="Times New Roman"/>
-                <w:sz w:val="20"/>
-                <w:szCs w:val="20"/>
-              </w:rPr>
-            </w:pPr>
-            <w:r>
-              <w:rPr>
-                <w:rFonts w:ascii="Times New Roman" w:hAnsi="Times New Roman" w:cs="Times New Roman"/>
-                <w:sz w:val="20"/>
-                <w:szCs w:val="20"/>
-              </w:rPr>
-              <w:t>0.900</w:t>
-            </w:r>
-            <w:r>
-              <w:rPr>
-                <w:rFonts w:ascii="Times New Roman" w:hAnsi="Times New Roman" w:cs="Times New Roman"/>
-                <w:sz w:val="20"/>
-                <w:szCs w:val="20"/>
-                <w:vertAlign w:val="superscript"/>
-              </w:rPr>
-              <w:t>**</w:t>
-            </w:r>
-          </w:p>
-        </w:tc>
-        <w:tc>
-          <w:tcPr>
-            <w:tcW w:w="1134" w:type="dxa"/>
-          </w:tcPr>
-          <w:p>
-            <w:pPr>
-              <w:jc w:val="both"/>
-              <w:rPr>
-                <w:rFonts w:ascii="Times New Roman" w:hAnsi="Times New Roman" w:cs="Times New Roman"/>
-                <w:sz w:val="20"/>
-                <w:szCs w:val="20"/>
-              </w:rPr>
-            </w:pPr>
-            <w:r>
-              <w:rPr>
-                <w:rFonts w:ascii="Times New Roman" w:hAnsi="Times New Roman" w:cs="Times New Roman"/>
-                <w:sz w:val="20"/>
-                <w:szCs w:val="20"/>
-              </w:rPr>
-              <w:t>0.900</w:t>
-            </w:r>
-            <w:r>
-              <w:rPr>
-                <w:rFonts w:ascii="Times New Roman" w:hAnsi="Times New Roman" w:cs="Times New Roman"/>
-                <w:sz w:val="20"/>
-                <w:szCs w:val="20"/>
-                <w:vertAlign w:val="superscript"/>
-              </w:rPr>
-              <w:t>**</w:t>
-            </w:r>
-          </w:p>
-        </w:tc>
-        <w:tc>
-          <w:tcPr>
-            <w:tcW w:w="2551" w:type="dxa"/>
-          </w:tcPr>
-          <w:p>
-            <w:pPr>
-              <w:jc w:val="both"/>
-              <w:rPr>
-                <w:rFonts w:ascii="Times New Roman" w:hAnsi="Times New Roman" w:cs="Times New Roman"/>
-                <w:sz w:val="20"/>
-                <w:szCs w:val="20"/>
-              </w:rPr>
-            </w:pPr>
-          </w:p>
-        </w:tc>
-      </w:tr>
-      <w:tr>
-        <w:tc>
-          <w:tcPr>
-            <w:tcW w:w="4678" w:type="dxa"/>
-          </w:tcPr>
-          <w:p>
-            <w:pPr>
-              <w:jc w:val="both"/>
-              <w:rPr>
-                <w:rFonts w:ascii="Times New Roman" w:hAnsi="Times New Roman" w:cs="Times New Roman"/>
-                <w:sz w:val="20"/>
-                <w:szCs w:val="20"/>
-              </w:rPr>
-            </w:pPr>
-            <w:r>
-              <w:rPr>
-                <w:rFonts w:ascii="Times New Roman" w:hAnsi="Times New Roman" w:cs="Times New Roman"/>
-                <w:sz w:val="20"/>
-                <w:szCs w:val="20"/>
-              </w:rPr>
               <w:t>Proportion of rosettes reaching adulthood in one year</w:t>
             </w:r>
           </w:p>
@@ -19940,6 +20426,478 @@
                 <w:szCs w:val="20"/>
               </w:rPr>
             </w:pPr>
+          </w:p>
+        </w:tc>
+      </w:tr>
+      <w:tr>
+        <w:tc>
+          <w:tcPr>
+            <w:tcW w:w="4678" w:type="dxa"/>
+          </w:tcPr>
+          <w:p>
+            <w:pPr>
+              <w:jc w:val="both"/>
+              <w:rPr>
+                <w:rFonts w:ascii="Times New Roman" w:hAnsi="Times New Roman" w:cs="Times New Roman"/>
+                <w:sz w:val="20"/>
+                <w:szCs w:val="20"/>
+              </w:rPr>
+            </w:pPr>
+            <w:r>
+              <w:rPr>
+                <w:rFonts w:ascii="Times New Roman" w:hAnsi="Times New Roman" w:cs="Times New Roman"/>
+                <w:sz w:val="20"/>
+                <w:szCs w:val="20"/>
+              </w:rPr>
+              <w:t>Probability of seed predation</w:t>
+            </w:r>
+          </w:p>
+        </w:tc>
+        <w:tc>
+          <w:tcPr>
+            <w:tcW w:w="992" w:type="dxa"/>
+          </w:tcPr>
+          <w:p>
+            <w:pPr>
+              <w:jc w:val="both"/>
+              <w:rPr>
+                <w:rFonts w:ascii="Times New Roman" w:hAnsi="Times New Roman" w:cs="Times New Roman"/>
+                <w:sz w:val="20"/>
+                <w:szCs w:val="20"/>
+              </w:rPr>
+            </w:pPr>
+            <w:r>
+              <w:rPr>
+                <w:rFonts w:ascii="Times New Roman" w:hAnsi="Times New Roman" w:cs="Times New Roman"/>
+                <w:sz w:val="20"/>
+                <w:szCs w:val="20"/>
+              </w:rPr>
+              <w:t>0.900</w:t>
+            </w:r>
+            <w:r>
+              <w:rPr>
+                <w:rFonts w:ascii="Times New Roman" w:hAnsi="Times New Roman" w:cs="Times New Roman"/>
+                <w:sz w:val="20"/>
+                <w:szCs w:val="20"/>
+                <w:vertAlign w:val="superscript"/>
+              </w:rPr>
+              <w:t>**</w:t>
+            </w:r>
+          </w:p>
+        </w:tc>
+        <w:tc>
+          <w:tcPr>
+            <w:tcW w:w="1134" w:type="dxa"/>
+          </w:tcPr>
+          <w:p>
+            <w:pPr>
+              <w:jc w:val="both"/>
+              <w:rPr>
+                <w:rFonts w:ascii="Times New Roman" w:hAnsi="Times New Roman" w:cs="Times New Roman"/>
+                <w:sz w:val="20"/>
+                <w:szCs w:val="20"/>
+              </w:rPr>
+            </w:pPr>
+            <w:r>
+              <w:rPr>
+                <w:rFonts w:ascii="Times New Roman" w:hAnsi="Times New Roman" w:cs="Times New Roman"/>
+                <w:sz w:val="20"/>
+                <w:szCs w:val="20"/>
+              </w:rPr>
+              <w:t>0.900</w:t>
+            </w:r>
+            <w:r>
+              <w:rPr>
+                <w:rFonts w:ascii="Times New Roman" w:hAnsi="Times New Roman" w:cs="Times New Roman"/>
+                <w:sz w:val="20"/>
+                <w:szCs w:val="20"/>
+                <w:vertAlign w:val="superscript"/>
+              </w:rPr>
+              <w:t>**</w:t>
+            </w:r>
+          </w:p>
+        </w:tc>
+        <w:tc>
+          <w:tcPr>
+            <w:tcW w:w="2551" w:type="dxa"/>
+          </w:tcPr>
+          <w:p>
+            <w:pPr>
+              <w:jc w:val="both"/>
+              <w:rPr>
+                <w:rFonts w:ascii="Times New Roman" w:hAnsi="Times New Roman" w:cs="Times New Roman"/>
+                <w:sz w:val="20"/>
+                <w:szCs w:val="20"/>
+              </w:rPr>
+            </w:pPr>
+          </w:p>
+        </w:tc>
+      </w:tr>
+      <w:tr>
+        <w:tc>
+          <w:tcPr>
+            <w:tcW w:w="4678" w:type="dxa"/>
+          </w:tcPr>
+          <w:p>
+            <w:pPr>
+              <w:jc w:val="both"/>
+              <w:rPr>
+                <w:rFonts w:ascii="Times New Roman" w:hAnsi="Times New Roman" w:cs="Times New Roman"/>
+                <w:sz w:val="20"/>
+                <w:szCs w:val="20"/>
+              </w:rPr>
+            </w:pPr>
+            <w:r>
+              <w:rPr>
+                <w:rFonts w:ascii="Times New Roman" w:hAnsi="Times New Roman" w:cs="Times New Roman"/>
+                <w:sz w:val="20"/>
+                <w:szCs w:val="20"/>
+              </w:rPr>
+              <w:t>Ant nest density (nests/m)</w:t>
+            </w:r>
+          </w:p>
+        </w:tc>
+        <w:tc>
+          <w:tcPr>
+            <w:tcW w:w="992" w:type="dxa"/>
+          </w:tcPr>
+          <w:p>
+            <w:pPr>
+              <w:jc w:val="both"/>
+              <w:rPr>
+                <w:rFonts w:ascii="Times New Roman" w:hAnsi="Times New Roman" w:cs="Times New Roman"/>
+                <w:sz w:val="20"/>
+                <w:szCs w:val="20"/>
+              </w:rPr>
+            </w:pPr>
+            <w:r>
+              <w:rPr>
+                <w:rFonts w:ascii="Times New Roman" w:hAnsi="Times New Roman" w:cs="Times New Roman"/>
+                <w:sz w:val="20"/>
+                <w:szCs w:val="20"/>
+              </w:rPr>
+              <w:t>0.5</w:t>
+            </w:r>
+            <w:r>
+              <w:rPr>
+                <w:rFonts w:ascii="Times New Roman" w:hAnsi="Times New Roman" w:cs="Times New Roman"/>
+                <w:sz w:val="20"/>
+                <w:szCs w:val="20"/>
+                <w:vertAlign w:val="superscript"/>
+              </w:rPr>
+              <w:t>**</w:t>
+            </w:r>
+          </w:p>
+        </w:tc>
+        <w:tc>
+          <w:tcPr>
+            <w:tcW w:w="1134" w:type="dxa"/>
+          </w:tcPr>
+          <w:p>
+            <w:pPr>
+              <w:jc w:val="both"/>
+              <w:rPr>
+                <w:rFonts w:ascii="Times New Roman" w:hAnsi="Times New Roman" w:cs="Times New Roman"/>
+                <w:sz w:val="20"/>
+                <w:szCs w:val="20"/>
+              </w:rPr>
+            </w:pPr>
+            <w:r>
+              <w:rPr>
+                <w:rFonts w:ascii="Times New Roman" w:hAnsi="Times New Roman" w:cs="Times New Roman"/>
+                <w:sz w:val="20"/>
+                <w:szCs w:val="20"/>
+              </w:rPr>
+              <w:t>0.5</w:t>
+            </w:r>
+            <w:r>
+              <w:rPr>
+                <w:rFonts w:ascii="Times New Roman" w:hAnsi="Times New Roman" w:cs="Times New Roman"/>
+                <w:sz w:val="20"/>
+                <w:szCs w:val="20"/>
+                <w:vertAlign w:val="superscript"/>
+              </w:rPr>
+              <w:t>**</w:t>
+            </w:r>
+          </w:p>
+        </w:tc>
+        <w:tc>
+          <w:tcPr>
+            <w:tcW w:w="2551" w:type="dxa"/>
+          </w:tcPr>
+          <w:p>
+            <w:pPr>
+              <w:jc w:val="both"/>
+              <w:rPr>
+                <w:rFonts w:ascii="Times New Roman" w:hAnsi="Times New Roman" w:cs="Times New Roman"/>
+                <w:sz w:val="20"/>
+                <w:szCs w:val="20"/>
+              </w:rPr>
+            </w:pPr>
+          </w:p>
+        </w:tc>
+      </w:tr>
+      <w:tr>
+        <w:tc>
+          <w:tcPr>
+            <w:tcW w:w="4678" w:type="dxa"/>
+          </w:tcPr>
+          <w:p>
+            <w:pPr>
+              <w:jc w:val="both"/>
+              <w:rPr>
+                <w:rFonts w:ascii="Times New Roman" w:hAnsi="Times New Roman" w:cs="Times New Roman"/>
+                <w:sz w:val="20"/>
+                <w:szCs w:val="20"/>
+              </w:rPr>
+            </w:pPr>
+            <w:r>
+              <w:rPr>
+                <w:rFonts w:ascii="Times New Roman" w:hAnsi="Times New Roman" w:cs="Times New Roman"/>
+                <w:sz w:val="20"/>
+                <w:szCs w:val="20"/>
+              </w:rPr>
+              <w:t>Seed removal vs. distance (m) intercept</w:t>
+            </w:r>
+          </w:p>
+        </w:tc>
+        <w:tc>
+          <w:tcPr>
+            <w:tcW w:w="992" w:type="dxa"/>
+          </w:tcPr>
+          <w:p>
+            <w:pPr>
+              <w:jc w:val="both"/>
+              <w:rPr>
+                <w:rFonts w:ascii="Times New Roman" w:hAnsi="Times New Roman" w:cs="Times New Roman"/>
+                <w:sz w:val="20"/>
+                <w:szCs w:val="20"/>
+              </w:rPr>
+            </w:pPr>
+            <w:r>
+              <w:rPr>
+                <w:rFonts w:ascii="Times New Roman" w:hAnsi="Times New Roman" w:cs="Times New Roman"/>
+                <w:sz w:val="20"/>
+                <w:szCs w:val="20"/>
+              </w:rPr>
+              <w:t>0.482</w:t>
+            </w:r>
+          </w:p>
+        </w:tc>
+        <w:tc>
+          <w:tcPr>
+            <w:tcW w:w="1134" w:type="dxa"/>
+          </w:tcPr>
+          <w:p>
+            <w:pPr>
+              <w:jc w:val="both"/>
+              <w:rPr>
+                <w:rFonts w:ascii="Times New Roman" w:hAnsi="Times New Roman" w:cs="Times New Roman"/>
+                <w:sz w:val="20"/>
+                <w:szCs w:val="20"/>
+              </w:rPr>
+            </w:pPr>
+            <w:r>
+              <w:rPr>
+                <w:rFonts w:ascii="Times New Roman" w:hAnsi="Times New Roman" w:cs="Times New Roman"/>
+                <w:sz w:val="20"/>
+                <w:szCs w:val="20"/>
+              </w:rPr>
+              <w:t>0.482</w:t>
+            </w:r>
+          </w:p>
+        </w:tc>
+        <w:tc>
+          <w:tcPr>
+            <w:tcW w:w="2551" w:type="dxa"/>
+          </w:tcPr>
+          <w:p>
+            <w:pPr>
+              <w:jc w:val="both"/>
+              <w:rPr>
+                <w:rFonts w:ascii="Times New Roman" w:hAnsi="Times New Roman" w:cs="Times New Roman"/>
+                <w:sz w:val="20"/>
+                <w:szCs w:val="20"/>
+              </w:rPr>
+            </w:pPr>
+            <w:r>
+              <w:rPr>
+                <w:rFonts w:ascii="Times New Roman" w:hAnsi="Times New Roman" w:cs="Times New Roman"/>
+                <w:sz w:val="20"/>
+                <w:szCs w:val="20"/>
+              </w:rPr>
+              <w:t>Higashi</w:t>
+            </w:r>
+            <w:r>
+              <w:rPr>
+                <w:rFonts w:ascii="Times New Roman" w:hAnsi="Times New Roman" w:cs="Times New Roman"/>
+                <w:sz w:val="20"/>
+                <w:szCs w:val="20"/>
+              </w:rPr>
+              <w:t xml:space="preserve"> </w:t>
+            </w:r>
+            <w:r>
+              <w:rPr>
+                <w:rFonts w:ascii="Times New Roman" w:hAnsi="Times New Roman" w:cs="Times New Roman"/>
+                <w:i/>
+                <w:iCs/>
+                <w:sz w:val="20"/>
+                <w:szCs w:val="20"/>
+              </w:rPr>
+              <w:t>et al</w:t>
+            </w:r>
+            <w:r>
+              <w:rPr>
+                <w:rFonts w:ascii="Times New Roman" w:hAnsi="Times New Roman" w:cs="Times New Roman"/>
+                <w:sz w:val="20"/>
+                <w:szCs w:val="20"/>
+              </w:rPr>
+              <w:t>. (1989)</w:t>
+            </w:r>
+          </w:p>
+        </w:tc>
+      </w:tr>
+      <w:tr>
+        <w:tc>
+          <w:tcPr>
+            <w:tcW w:w="4678" w:type="dxa"/>
+          </w:tcPr>
+          <w:p>
+            <w:pPr>
+              <w:jc w:val="both"/>
+              <w:rPr>
+                <w:rFonts w:ascii="Times New Roman" w:hAnsi="Times New Roman" w:cs="Times New Roman"/>
+                <w:sz w:val="20"/>
+                <w:szCs w:val="20"/>
+              </w:rPr>
+            </w:pPr>
+            <w:r>
+              <w:rPr>
+                <w:rFonts w:ascii="Times New Roman" w:hAnsi="Times New Roman" w:cs="Times New Roman"/>
+                <w:sz w:val="20"/>
+                <w:szCs w:val="20"/>
+              </w:rPr>
+              <w:t>Seed removal vs. distance</w:t>
+            </w:r>
+            <w:r>
+              <w:rPr>
+                <w:rFonts w:ascii="Times New Roman" w:hAnsi="Times New Roman" w:cs="Times New Roman"/>
+                <w:sz w:val="20"/>
+                <w:szCs w:val="20"/>
+              </w:rPr>
+              <w:t xml:space="preserve"> (m)</w:t>
+            </w:r>
+            <w:r>
+              <w:rPr>
+                <w:rFonts w:ascii="Times New Roman" w:hAnsi="Times New Roman" w:cs="Times New Roman"/>
+                <w:sz w:val="20"/>
+                <w:szCs w:val="20"/>
+              </w:rPr>
+              <w:t xml:space="preserve"> </w:t>
+            </w:r>
+            <w:r>
+              <w:rPr>
+                <w:rFonts w:ascii="Times New Roman" w:hAnsi="Times New Roman" w:cs="Times New Roman"/>
+                <w:sz w:val="20"/>
+                <w:szCs w:val="20"/>
+              </w:rPr>
+              <w:t>slope</w:t>
+            </w:r>
+          </w:p>
+        </w:tc>
+        <w:tc>
+          <w:tcPr>
+            <w:tcW w:w="992" w:type="dxa"/>
+          </w:tcPr>
+          <w:p>
+            <w:pPr>
+              <w:jc w:val="both"/>
+              <w:rPr>
+                <w:rFonts w:ascii="Times New Roman" w:hAnsi="Times New Roman" w:cs="Times New Roman"/>
+                <w:sz w:val="20"/>
+                <w:szCs w:val="20"/>
+              </w:rPr>
+            </w:pPr>
+            <w:r>
+              <w:rPr>
+                <w:rFonts w:ascii="Times New Roman" w:hAnsi="Times New Roman" w:cs="Times New Roman"/>
+                <w:sz w:val="20"/>
+                <w:szCs w:val="20"/>
+              </w:rPr>
+              <w:t>-0.290</w:t>
+            </w:r>
+          </w:p>
+        </w:tc>
+        <w:tc>
+          <w:tcPr>
+            <w:tcW w:w="1134" w:type="dxa"/>
+          </w:tcPr>
+          <w:p>
+            <w:pPr>
+              <w:jc w:val="both"/>
+              <w:rPr>
+                <w:rFonts w:ascii="Times New Roman" w:hAnsi="Times New Roman" w:cs="Times New Roman"/>
+                <w:sz w:val="20"/>
+                <w:szCs w:val="20"/>
+              </w:rPr>
+            </w:pPr>
+            <w:r>
+              <w:rPr>
+                <w:rFonts w:ascii="Times New Roman" w:hAnsi="Times New Roman" w:cs="Times New Roman"/>
+                <w:sz w:val="20"/>
+                <w:szCs w:val="20"/>
+              </w:rPr>
+              <w:t>-0.290</w:t>
+            </w:r>
+          </w:p>
+        </w:tc>
+        <w:tc>
+          <w:tcPr>
+            <w:tcW w:w="2551" w:type="dxa"/>
+          </w:tcPr>
+          <w:p>
+            <w:pPr>
+              <w:jc w:val="both"/>
+              <w:rPr>
+                <w:rFonts w:ascii="Times New Roman" w:hAnsi="Times New Roman" w:cs="Times New Roman"/>
+                <w:sz w:val="20"/>
+                <w:szCs w:val="20"/>
+              </w:rPr>
+            </w:pPr>
+            <w:r>
+              <w:rPr>
+                <w:rFonts w:ascii="Times New Roman" w:hAnsi="Times New Roman" w:cs="Times New Roman"/>
+                <w:sz w:val="20"/>
+                <w:szCs w:val="20"/>
+              </w:rPr>
+              <w:t>Higashi</w:t>
+            </w:r>
+            <w:r>
+              <w:rPr>
+                <w:rFonts w:ascii="Times New Roman" w:hAnsi="Times New Roman" w:cs="Times New Roman"/>
+                <w:sz w:val="20"/>
+                <w:szCs w:val="20"/>
+              </w:rPr>
+              <w:t xml:space="preserve"> </w:t>
+            </w:r>
+            <w:r>
+              <w:rPr>
+                <w:rFonts w:ascii="Times New Roman" w:hAnsi="Times New Roman" w:cs="Times New Roman"/>
+                <w:i/>
+                <w:iCs/>
+                <w:sz w:val="20"/>
+                <w:szCs w:val="20"/>
+              </w:rPr>
+              <w:t>et al</w:t>
+            </w:r>
+            <w:r>
+              <w:rPr>
+                <w:rFonts w:ascii="Times New Roman" w:hAnsi="Times New Roman" w:cs="Times New Roman"/>
+                <w:sz w:val="20"/>
+                <w:szCs w:val="20"/>
+              </w:rPr>
+              <w:t>. (1989)</w:t>
+            </w:r>
           </w:p>
         </w:tc>
       </w:tr>
@@ -20049,15 +21007,7 @@
         <w:annotationRef/>
       </w:r>
       <w:r>
-        <w:t xml:space="preserve">Note: this is straight out of my other paper. Placeholder for </w:t>
-      </w:r>
-      <w:proofErr w:type="gramStart"/>
-      <w:r>
-        <w:t>now, but</w:t>
-      </w:r>
-      <w:proofErr w:type="gramEnd"/>
-      <w:r>
-        <w:t xml:space="preserve"> will have to find a creative way to reword it.</w:t>
+        <w:t>Note: this is straight out of my other paper. Placeholder for now, but will have to find a creative way to reword it.</w:t>
       </w:r>
     </w:p>
   </w:comment>
@@ -20089,10 +21039,7 @@
         <w:annotationRef/>
       </w:r>
       <w:r>
-        <w:t>This is the same as what I wrote in the ant seed removal paper</w:t>
-      </w:r>
-      <w:r>
-        <w:t>.</w:t>
+        <w:t>This is the same as what I wrote in the ant seed removal paper.</w:t>
       </w:r>
     </w:p>
   </w:comment>
@@ -20154,15 +21101,7 @@
       </w:r>
       <w:proofErr w:type="spellEnd"/>
       <w:r>
-        <w:t xml:space="preserve"> study both show that almost all seeds are removed after a few days, the chance of seeds being dispersed could </w:t>
-      </w:r>
-      <w:proofErr w:type="gramStart"/>
-      <w:r>
-        <w:t>actually be</w:t>
-      </w:r>
-      <w:proofErr w:type="gramEnd"/>
-      <w:r>
-        <w:t xml:space="preserve"> higher. This may be due to a greater density of ant nests than we may think; however, because the distribution and density of ant nests in these two studies are unknown, it’s difficult to say whether almost all seeds were removed because of high nest density of because of a larger than expected foraging radius. Also, we don’t know if predation occurred after removal.</w:t>
+        <w:t xml:space="preserve"> study both show that almost all seeds are removed after a few days, the chance of seeds being dispersed could actually be higher. This may be due to a greater density of ant nests than we may think; however, because the distribution and density of ant nests in these two studies are unknown, it’s difficult to say whether almost all seeds were removed because of high nest density of because of a larger than expected foraging radius. Also, we don’t know if predation occurred after removal.</w:t>
       </w:r>
     </w:p>
   </w:comment>

--- a/CombinedDispersalMS_v1.docx
+++ b/CombinedDispersalMS_v1.docx
@@ -5636,23 +5636,41 @@
           <w:sz w:val="24"/>
           <w:szCs w:val="24"/>
         </w:rPr>
-        <w:t xml:space="preserve"> particular</w:t>
-      </w:r>
-      <w:r>
-        <w:rPr>
-          <w:rFonts w:ascii="Times New Roman" w:hAnsi="Times New Roman" w:cs="Times New Roman"/>
-          <w:sz w:val="24"/>
-          <w:szCs w:val="24"/>
-        </w:rPr>
-        <w:t xml:space="preserve"> </w:t>
-      </w:r>
-      <w:r>
-        <w:rPr>
-          <w:rFonts w:ascii="Times New Roman" w:hAnsi="Times New Roman" w:cs="Times New Roman"/>
-          <w:sz w:val="24"/>
-          <w:szCs w:val="24"/>
-        </w:rPr>
-        <w:t>species spreads across a landscape</w:t>
+        <w:t xml:space="preserve"> </w:t>
+      </w:r>
+      <w:proofErr w:type="gramStart"/>
+      <w:r>
+        <w:rPr>
+          <w:rFonts w:ascii="Times New Roman" w:hAnsi="Times New Roman" w:cs="Times New Roman"/>
+          <w:sz w:val="24"/>
+          <w:szCs w:val="24"/>
+        </w:rPr>
+        <w:t>particular</w:t>
+      </w:r>
+      <w:r>
+        <w:rPr>
+          <w:rFonts w:ascii="Times New Roman" w:hAnsi="Times New Roman" w:cs="Times New Roman"/>
+          <w:sz w:val="24"/>
+          <w:szCs w:val="24"/>
+        </w:rPr>
+        <w:t xml:space="preserve"> </w:t>
+      </w:r>
+      <w:r>
+        <w:rPr>
+          <w:rFonts w:ascii="Times New Roman" w:hAnsi="Times New Roman" w:cs="Times New Roman"/>
+          <w:sz w:val="24"/>
+          <w:szCs w:val="24"/>
+        </w:rPr>
+        <w:t>species spreads</w:t>
+      </w:r>
+      <w:proofErr w:type="gramEnd"/>
+      <w:r>
+        <w:rPr>
+          <w:rFonts w:ascii="Times New Roman" w:hAnsi="Times New Roman" w:cs="Times New Roman"/>
+          <w:sz w:val="24"/>
+          <w:szCs w:val="24"/>
+        </w:rPr>
+        <w:t xml:space="preserve"> across a landscape</w:t>
       </w:r>
       <w:r>
         <w:rPr>
@@ -6010,7 +6028,25 @@
           <w:sz w:val="24"/>
           <w:szCs w:val="24"/>
         </w:rPr>
-        <w:t xml:space="preserve"> Such changes in dispersal vectors thus affect how plants spread, and may have profound impacts on the structure and function of plant communities.</w:t>
+        <w:t xml:space="preserve"> Such changes in dispersal vectors thus affect how plants </w:t>
+      </w:r>
+      <w:proofErr w:type="gramStart"/>
+      <w:r>
+        <w:rPr>
+          <w:rFonts w:ascii="Times New Roman" w:hAnsi="Times New Roman" w:cs="Times New Roman"/>
+          <w:sz w:val="24"/>
+          <w:szCs w:val="24"/>
+        </w:rPr>
+        <w:t>spread, and</w:t>
+      </w:r>
+      <w:proofErr w:type="gramEnd"/>
+      <w:r>
+        <w:rPr>
+          <w:rFonts w:ascii="Times New Roman" w:hAnsi="Times New Roman" w:cs="Times New Roman"/>
+          <w:sz w:val="24"/>
+          <w:szCs w:val="24"/>
+        </w:rPr>
+        <w:t xml:space="preserve"> may have profound impacts on the structure and function of plant communities.</w:t>
       </w:r>
     </w:p>
     <w:p>
@@ -6242,7 +6278,25 @@
           <w:sz w:val="24"/>
           <w:szCs w:val="24"/>
         </w:rPr>
-        <w:t xml:space="preserve"> identifying all of the dispersal vectors involved, which can be complicated in systems with many dispersers</w:t>
+        <w:t xml:space="preserve"> identifying </w:t>
+      </w:r>
+      <w:proofErr w:type="gramStart"/>
+      <w:r>
+        <w:rPr>
+          <w:rFonts w:ascii="Times New Roman" w:hAnsi="Times New Roman" w:cs="Times New Roman"/>
+          <w:sz w:val="24"/>
+          <w:szCs w:val="24"/>
+        </w:rPr>
+        <w:t>all of</w:t>
+      </w:r>
+      <w:proofErr w:type="gramEnd"/>
+      <w:r>
+        <w:rPr>
+          <w:rFonts w:ascii="Times New Roman" w:hAnsi="Times New Roman" w:cs="Times New Roman"/>
+          <w:sz w:val="24"/>
+          <w:szCs w:val="24"/>
+        </w:rPr>
+        <w:t xml:space="preserve"> the dispersal vectors involved, which can be complicated in systems with many dispersers</w:t>
       </w:r>
       <w:r>
         <w:rPr>
@@ -6332,7 +6386,25 @@
           <w:sz w:val="24"/>
           <w:szCs w:val="24"/>
         </w:rPr>
-        <w:t xml:space="preserve"> the challenge of actually quantifying how far seeds travel from the parent plant; while techniques vary depending on what aspect of dispersal is being assessed (e.g. seed traps for plants dispersed by wind or gravity, or analysis of scat for seeds dispersed by small mammals or birds), there are still </w:t>
+        <w:t xml:space="preserve"> the challenge of actually quantifying how far seeds travel from the parent plant; while techniques vary depending on what aspect of dispersal is being assessed (</w:t>
+      </w:r>
+      <w:proofErr w:type="gramStart"/>
+      <w:r>
+        <w:rPr>
+          <w:rFonts w:ascii="Times New Roman" w:hAnsi="Times New Roman" w:cs="Times New Roman"/>
+          <w:sz w:val="24"/>
+          <w:szCs w:val="24"/>
+        </w:rPr>
+        <w:t>e.g.</w:t>
+      </w:r>
+      <w:proofErr w:type="gramEnd"/>
+      <w:r>
+        <w:rPr>
+          <w:rFonts w:ascii="Times New Roman" w:hAnsi="Times New Roman" w:cs="Times New Roman"/>
+          <w:sz w:val="24"/>
+          <w:szCs w:val="24"/>
+        </w:rPr>
+        <w:t xml:space="preserve"> seed traps for plants dispersed by wind or gravity, or analysis of scat for seeds dispersed by small mammals or birds), there are still </w:t>
       </w:r>
       <w:r>
         <w:rPr>
@@ -6450,7 +6522,16 @@
           <w:sz w:val="24"/>
           <w:szCs w:val="24"/>
         </w:rPr>
-        <w:t xml:space="preserve">Climate change may have profound effects on how plants spread across the landscape by altering one or more individual dispersal pathways, which may then affect the total dispersal kernel </w:t>
+        <w:t xml:space="preserve">Climate change may have profound effects on how plants spread across the landscape by altering one or more individual dispersal pathways, which may then affect the total dispersal </w:t>
+      </w:r>
+      <w:proofErr w:type="gramStart"/>
+      <w:r>
+        <w:rPr>
+          <w:rFonts w:ascii="Times New Roman" w:hAnsi="Times New Roman" w:cs="Times New Roman"/>
+          <w:sz w:val="24"/>
+          <w:szCs w:val="24"/>
+        </w:rPr>
+        <w:t xml:space="preserve">kernel </w:t>
       </w:r>
       <w:r>
         <w:rPr>
@@ -6459,7 +6540,16 @@
           <w:szCs w:val="24"/>
         </w:rPr>
         <w:lastRenderedPageBreak/>
-        <w:t>as a whole. For example,</w:t>
+        <w:t>as a whole</w:t>
+      </w:r>
+      <w:proofErr w:type="gramEnd"/>
+      <w:r>
+        <w:rPr>
+          <w:rFonts w:ascii="Times New Roman" w:hAnsi="Times New Roman" w:cs="Times New Roman"/>
+          <w:sz w:val="24"/>
+          <w:szCs w:val="24"/>
+        </w:rPr>
+        <w:t>. For example,</w:t>
       </w:r>
       <w:r>
         <w:rPr>
@@ -6671,7 +6761,25 @@
           <w:sz w:val="24"/>
           <w:szCs w:val="24"/>
         </w:rPr>
-        <w:t>.; SOURCES) or the abundance of animals that disperse the seeds (SOURCES), also causing changes in the total dispersal kernel. In these cases, the shape of the dispersal kernel for a particular component of the total dispersal kernel is changed, and consequently the shape of the total dispersal kernel itself is changed; this changes how far seeds are dispersed, thus affecting the speed at which the plant population in question expands.</w:t>
+        <w:t xml:space="preserve">.; SOURCES) or the abundance of animals that disperse the seeds (SOURCES), also causing changes in the total dispersal kernel. In these cases, the shape of the dispersal kernel for a particular component of the total dispersal kernel is changed, and consequently the shape of the total dispersal kernel itself is changed; </w:t>
+      </w:r>
+      <w:proofErr w:type="gramStart"/>
+      <w:r>
+        <w:rPr>
+          <w:rFonts w:ascii="Times New Roman" w:hAnsi="Times New Roman" w:cs="Times New Roman"/>
+          <w:sz w:val="24"/>
+          <w:szCs w:val="24"/>
+        </w:rPr>
+        <w:t>this changes</w:t>
+      </w:r>
+      <w:proofErr w:type="gramEnd"/>
+      <w:r>
+        <w:rPr>
+          <w:rFonts w:ascii="Times New Roman" w:hAnsi="Times New Roman" w:cs="Times New Roman"/>
+          <w:sz w:val="24"/>
+          <w:szCs w:val="24"/>
+        </w:rPr>
+        <w:t xml:space="preserve"> how far seeds are dispersed, thus affecting the speed at which the plant population in question expands.</w:t>
       </w:r>
     </w:p>
     <w:p>
@@ -6811,7 +6919,25 @@
           <w:sz w:val="24"/>
           <w:szCs w:val="24"/>
         </w:rPr>
-        <w:t xml:space="preserve"> which factors of the model (e.g. wind speeds, plant height, seed removal rate, etc.) have the largest effects on overall </w:t>
+        <w:t xml:space="preserve"> which factors of the model (</w:t>
+      </w:r>
+      <w:proofErr w:type="gramStart"/>
+      <w:r>
+        <w:rPr>
+          <w:rFonts w:ascii="Times New Roman" w:hAnsi="Times New Roman" w:cs="Times New Roman"/>
+          <w:sz w:val="24"/>
+          <w:szCs w:val="24"/>
+        </w:rPr>
+        <w:t>e.g.</w:t>
+      </w:r>
+      <w:proofErr w:type="gramEnd"/>
+      <w:r>
+        <w:rPr>
+          <w:rFonts w:ascii="Times New Roman" w:hAnsi="Times New Roman" w:cs="Times New Roman"/>
+          <w:sz w:val="24"/>
+          <w:szCs w:val="24"/>
+        </w:rPr>
+        <w:t xml:space="preserve"> wind speeds, plant height, seed removal rate, etc.) have the largest effects on overall </w:t>
       </w:r>
       <w:r>
         <w:rPr>
@@ -7064,7 +7190,25 @@
           <w:sz w:val="24"/>
           <w:szCs w:val="24"/>
         </w:rPr>
-        <w:t xml:space="preserve"> exclusively by seed, and ha</w:t>
+        <w:t xml:space="preserve"> exclusively by </w:t>
+      </w:r>
+      <w:proofErr w:type="gramStart"/>
+      <w:r>
+        <w:rPr>
+          <w:rFonts w:ascii="Times New Roman" w:hAnsi="Times New Roman" w:cs="Times New Roman"/>
+          <w:sz w:val="24"/>
+          <w:szCs w:val="24"/>
+        </w:rPr>
+        <w:t>seed, and</w:t>
+      </w:r>
+      <w:proofErr w:type="gramEnd"/>
+      <w:r>
+        <w:rPr>
+          <w:rFonts w:ascii="Times New Roman" w:hAnsi="Times New Roman" w:cs="Times New Roman"/>
+          <w:sz w:val="24"/>
+          <w:szCs w:val="24"/>
+        </w:rPr>
+        <w:t xml:space="preserve"> ha</w:t>
       </w:r>
       <w:r>
         <w:rPr>
@@ -7158,7 +7302,16 @@
           <w:sz w:val="24"/>
           <w:szCs w:val="24"/>
         </w:rPr>
-        <w:t xml:space="preserve"> 1982). In addition to pastures, these thistles occur in other highly disturbed areas such as drainages and roadsides</w:t>
+        <w:t xml:space="preserve"> 1982). In addition to pastures, these thistles occur in other highly disturbed areas such as drainages and </w:t>
+      </w:r>
+      <w:proofErr w:type="gramStart"/>
+      <w:r>
+        <w:rPr>
+          <w:rFonts w:ascii="Times New Roman" w:hAnsi="Times New Roman" w:cs="Times New Roman"/>
+          <w:sz w:val="24"/>
+          <w:szCs w:val="24"/>
+        </w:rPr>
+        <w:t>roadsides</w:t>
       </w:r>
       <w:r>
         <w:rPr>
@@ -7174,7 +7327,16 @@
           <w:sz w:val="24"/>
           <w:szCs w:val="24"/>
         </w:rPr>
-        <w:t xml:space="preserve">and are listed as noxious weeds in several states (Skinner </w:t>
+        <w:t>and</w:t>
+      </w:r>
+      <w:proofErr w:type="gramEnd"/>
+      <w:r>
+        <w:rPr>
+          <w:rFonts w:ascii="Times New Roman" w:hAnsi="Times New Roman" w:cs="Times New Roman"/>
+          <w:sz w:val="24"/>
+          <w:szCs w:val="24"/>
+        </w:rPr>
+        <w:t xml:space="preserve"> are listed as noxious weeds in several states (Skinner </w:t>
       </w:r>
       <w:r>
         <w:rPr>
@@ -7341,7 +7503,25 @@
           <w:sz w:val="24"/>
           <w:szCs w:val="24"/>
         </w:rPr>
-        <w:t xml:space="preserve"> that are thought to play a role in ant-mediated dispersal (Pemberton and Irving 1990), and have been documented to be moved by insects and small mammals</w:t>
+        <w:t xml:space="preserve"> that are thought to play a role in ant-mediated dispersal (Pemberton and Irving 1990</w:t>
+      </w:r>
+      <w:proofErr w:type="gramStart"/>
+      <w:r>
+        <w:rPr>
+          <w:rFonts w:ascii="Times New Roman" w:hAnsi="Times New Roman" w:cs="Times New Roman"/>
+          <w:sz w:val="24"/>
+          <w:szCs w:val="24"/>
+        </w:rPr>
+        <w:t>), and</w:t>
+      </w:r>
+      <w:proofErr w:type="gramEnd"/>
+      <w:r>
+        <w:rPr>
+          <w:rFonts w:ascii="Times New Roman" w:hAnsi="Times New Roman" w:cs="Times New Roman"/>
+          <w:sz w:val="24"/>
+          <w:szCs w:val="24"/>
+        </w:rPr>
+        <w:t xml:space="preserve"> have been documented to be moved by insects and small mammals</w:t>
       </w:r>
       <w:r>
         <w:rPr>
@@ -7541,7 +7721,25 @@
           <w:sz w:val="24"/>
           <w:szCs w:val="24"/>
         </w:rPr>
-        <w:t xml:space="preserve"> Individuals in this experiment were started from seed in a greenhouse for approximately one month before being transplanted; after transplanting in the autumn, initial rosette size was measured as a diameter, and individuals were allowed to complete their life cycle, reaching senescence at the end of the following summer. During this time, survival and flowering status were recorded, as were the heights of each flower head on each individual. </w:t>
+        <w:t xml:space="preserve"> Individuals in this experiment were started from seed in a greenhouse for approximately one month before being transplanted; after transplanting in the autumn, initial rosette size was measured as a diameter, and individuals were allowed to complete their life cycle, reaching senescence at the end of the following summer. During this time, survival and flowering status were recorded, as were the heights of each flower head on </w:t>
+      </w:r>
+      <w:proofErr w:type="gramStart"/>
+      <w:r>
+        <w:rPr>
+          <w:rFonts w:ascii="Times New Roman" w:hAnsi="Times New Roman" w:cs="Times New Roman"/>
+          <w:sz w:val="24"/>
+          <w:szCs w:val="24"/>
+        </w:rPr>
+        <w:t>each individual</w:t>
+      </w:r>
+      <w:proofErr w:type="gramEnd"/>
+      <w:r>
+        <w:rPr>
+          <w:rFonts w:ascii="Times New Roman" w:hAnsi="Times New Roman" w:cs="Times New Roman"/>
+          <w:sz w:val="24"/>
+          <w:szCs w:val="24"/>
+        </w:rPr>
+        <w:t xml:space="preserve">. </w:t>
       </w:r>
       <w:r>
         <w:rPr>
@@ -7975,7 +8173,25 @@
           <w:sz w:val="24"/>
           <w:szCs w:val="24"/>
         </w:rPr>
-        <w:t xml:space="preserve">Because not all of the parameters necessary for a full demographic model were able to be collected from our experiment, several demographic rates used in our model were sourced from similar experiments on </w:t>
+        <w:t xml:space="preserve">Because not </w:t>
+      </w:r>
+      <w:proofErr w:type="gramStart"/>
+      <w:r>
+        <w:rPr>
+          <w:rFonts w:ascii="Times New Roman" w:hAnsi="Times New Roman" w:cs="Times New Roman"/>
+          <w:sz w:val="24"/>
+          <w:szCs w:val="24"/>
+        </w:rPr>
+        <w:t>all of</w:t>
+      </w:r>
+      <w:proofErr w:type="gramEnd"/>
+      <w:r>
+        <w:rPr>
+          <w:rFonts w:ascii="Times New Roman" w:hAnsi="Times New Roman" w:cs="Times New Roman"/>
+          <w:sz w:val="24"/>
+          <w:szCs w:val="24"/>
+        </w:rPr>
+        <w:t xml:space="preserve"> the parameters necessary for a full demographic model were able to be collected from our experiment, several demographic rates used in our model were sourced from similar experiments on </w:t>
       </w:r>
       <w:r>
         <w:rPr>
@@ -8187,7 +8403,25 @@
           <w:sz w:val="24"/>
           <w:szCs w:val="24"/>
         </w:rPr>
-        <w:t>, given the extremely similar life history of these two closely-related species.</w:t>
+        <w:t xml:space="preserve">, given the extremely similar life history of these two </w:t>
+      </w:r>
+      <w:proofErr w:type="gramStart"/>
+      <w:r>
+        <w:rPr>
+          <w:rFonts w:ascii="Times New Roman" w:hAnsi="Times New Roman" w:cs="Times New Roman"/>
+          <w:sz w:val="24"/>
+          <w:szCs w:val="24"/>
+        </w:rPr>
+        <w:t>closely-related</w:t>
+      </w:r>
+      <w:proofErr w:type="gramEnd"/>
+      <w:r>
+        <w:rPr>
+          <w:rFonts w:ascii="Times New Roman" w:hAnsi="Times New Roman" w:cs="Times New Roman"/>
+          <w:sz w:val="24"/>
+          <w:szCs w:val="24"/>
+        </w:rPr>
+        <w:t xml:space="preserve"> species.</w:t>
       </w:r>
     </w:p>
     <w:p>
@@ -10106,13 +10340,23 @@
           <w:szCs w:val="24"/>
         </w:rPr>
       </w:pPr>
-      <w:r>
-        <w:rPr>
-          <w:rFonts w:ascii="Times New Roman" w:hAnsi="Times New Roman" w:cs="Times New Roman"/>
-          <w:sz w:val="24"/>
-          <w:szCs w:val="24"/>
-        </w:rPr>
-        <w:t>so the new dispersal kernel accounts for variation in wind speed and seed terminal velocity as well as all of the different flower heights that seeds can be released from (</w:t>
+      <w:proofErr w:type="gramStart"/>
+      <w:r>
+        <w:rPr>
+          <w:rFonts w:ascii="Times New Roman" w:hAnsi="Times New Roman" w:cs="Times New Roman"/>
+          <w:sz w:val="24"/>
+          <w:szCs w:val="24"/>
+        </w:rPr>
+        <w:t>so</w:t>
+      </w:r>
+      <w:proofErr w:type="gramEnd"/>
+      <w:r>
+        <w:rPr>
+          <w:rFonts w:ascii="Times New Roman" w:hAnsi="Times New Roman" w:cs="Times New Roman"/>
+          <w:sz w:val="24"/>
+          <w:szCs w:val="24"/>
+        </w:rPr>
+        <w:t xml:space="preserve"> the new dispersal kernel accounts for variation in wind speed and seed terminal velocity as well as all of the different flower heights that seeds can be released from (</w:t>
       </w:r>
       <w:proofErr w:type="spellStart"/>
       <w:r>
@@ -10541,7 +10785,7 @@
           <w:sz w:val="24"/>
           <w:szCs w:val="24"/>
         </w:rPr>
-        <w:t xml:space="preserve"> As a workaround to this issue,</w:t>
+        <w:t xml:space="preserve"> </w:t>
       </w:r>
       <w:r>
         <w:rPr>
@@ -10549,7 +10793,7 @@
           <w:sz w:val="24"/>
           <w:szCs w:val="24"/>
         </w:rPr>
-        <w:t xml:space="preserve"> </w:t>
+        <w:t>As a workaround to this issue,</w:t>
       </w:r>
       <w:r>
         <w:rPr>
@@ -10557,7 +10801,23 @@
           <w:sz w:val="24"/>
           <w:szCs w:val="24"/>
         </w:rPr>
-        <w:t xml:space="preserve">we can instead use a curve quantifying the probability of seed removal as a function of distance to the nearest nest; Higashi </w:t>
+        <w:t xml:space="preserve"> </w:t>
+      </w:r>
+      <w:r>
+        <w:rPr>
+          <w:rFonts w:ascii="Times New Roman" w:eastAsiaTheme="minorEastAsia" w:hAnsi="Times New Roman" w:cs="Times New Roman"/>
+          <w:sz w:val="24"/>
+          <w:szCs w:val="24"/>
+        </w:rPr>
+        <w:t xml:space="preserve">we can instead use a curve quantifying the probability of seed removal as a function of distance to the nearest nest; </w:t>
+      </w:r>
+      <w:r>
+        <w:rPr>
+          <w:rFonts w:ascii="Times New Roman" w:eastAsiaTheme="minorEastAsia" w:hAnsi="Times New Roman" w:cs="Times New Roman"/>
+          <w:sz w:val="24"/>
+          <w:szCs w:val="24"/>
+        </w:rPr>
+        <w:t xml:space="preserve">Rabelo </w:t>
       </w:r>
       <w:r>
         <w:rPr>
@@ -10567,7 +10827,63 @@
           <w:sz w:val="24"/>
           <w:szCs w:val="24"/>
         </w:rPr>
-        <w:t>et al</w:t>
+        <w:t xml:space="preserve">et al. </w:t>
+      </w:r>
+      <w:r>
+        <w:rPr>
+          <w:rFonts w:ascii="Times New Roman" w:eastAsiaTheme="minorEastAsia" w:hAnsi="Times New Roman" w:cs="Times New Roman"/>
+          <w:sz w:val="24"/>
+          <w:szCs w:val="24"/>
+        </w:rPr>
+        <w:t xml:space="preserve">(2021) </w:t>
+      </w:r>
+      <w:r>
+        <w:rPr>
+          <w:rFonts w:ascii="Times New Roman" w:eastAsiaTheme="minorEastAsia" w:hAnsi="Times New Roman" w:cs="Times New Roman"/>
+          <w:sz w:val="24"/>
+          <w:szCs w:val="24"/>
+        </w:rPr>
+        <w:t xml:space="preserve">provide an example of such a </w:t>
+      </w:r>
+      <w:r>
+        <w:rPr>
+          <w:rFonts w:ascii="Times New Roman" w:eastAsiaTheme="minorEastAsia" w:hAnsi="Times New Roman" w:cs="Times New Roman"/>
+          <w:sz w:val="24"/>
+          <w:szCs w:val="24"/>
+        </w:rPr>
+        <w:t xml:space="preserve">function as </w:t>
+      </w:r>
+      <w:r>
+        <w:rPr>
+          <w:rFonts w:ascii="Times New Roman" w:eastAsiaTheme="minorEastAsia" w:hAnsi="Times New Roman" w:cs="Times New Roman"/>
+          <w:sz w:val="24"/>
+          <w:szCs w:val="24"/>
+        </w:rPr>
+        <w:t>an exponential relationship</w:t>
+      </w:r>
+      <w:r>
+        <w:rPr>
+          <w:rFonts w:ascii="Times New Roman" w:eastAsiaTheme="minorEastAsia" w:hAnsi="Times New Roman" w:cs="Times New Roman"/>
+          <w:sz w:val="24"/>
+          <w:szCs w:val="24"/>
+        </w:rPr>
+        <w:t xml:space="preserve"> with decreasing seed removal probability as a function of increasing distance from the nearest nest</w:t>
+      </w:r>
+      <w:r>
+        <w:rPr>
+          <w:rFonts w:ascii="Times New Roman" w:eastAsiaTheme="minorEastAsia" w:hAnsi="Times New Roman" w:cs="Times New Roman"/>
+          <w:sz w:val="24"/>
+          <w:szCs w:val="24"/>
+        </w:rPr>
+        <w:t>, which we use as a placeholder</w:t>
+      </w:r>
+      <w:r>
+        <w:rPr>
+          <w:rFonts w:ascii="Times New Roman" w:eastAsiaTheme="minorEastAsia" w:hAnsi="Times New Roman" w:cs="Times New Roman"/>
+          <w:sz w:val="24"/>
+          <w:szCs w:val="24"/>
+        </w:rPr>
+        <w:t xml:space="preserve"> for </w:t>
       </w:r>
       <w:r>
         <w:rPr>
@@ -10577,7 +10893,7 @@
           <w:sz w:val="24"/>
           <w:szCs w:val="24"/>
         </w:rPr>
-        <w:t>.</w:t>
+        <w:t xml:space="preserve">C. nutans </w:t>
       </w:r>
       <w:r>
         <w:rPr>
@@ -10585,121 +10901,7 @@
           <w:sz w:val="24"/>
           <w:szCs w:val="24"/>
         </w:rPr>
-        <w:t xml:space="preserve"> (1989)</w:t>
-      </w:r>
-      <w:r>
-        <w:rPr>
-          <w:rFonts w:ascii="Times New Roman" w:eastAsiaTheme="minorEastAsia" w:hAnsi="Times New Roman" w:cs="Times New Roman"/>
-          <w:sz w:val="24"/>
-          <w:szCs w:val="24"/>
-        </w:rPr>
-        <w:t xml:space="preserve"> provide an example of such a </w:t>
-      </w:r>
-      <w:r>
-        <w:rPr>
-          <w:rFonts w:ascii="Times New Roman" w:eastAsiaTheme="minorEastAsia" w:hAnsi="Times New Roman" w:cs="Times New Roman"/>
-          <w:sz w:val="24"/>
-          <w:szCs w:val="24"/>
-        </w:rPr>
-        <w:t>function as a</w:t>
-      </w:r>
-      <w:r>
-        <w:rPr>
-          <w:rFonts w:ascii="Times New Roman" w:eastAsiaTheme="minorEastAsia" w:hAnsi="Times New Roman" w:cs="Times New Roman"/>
-          <w:sz w:val="24"/>
-          <w:szCs w:val="24"/>
-        </w:rPr>
-        <w:t xml:space="preserve"> significant</w:t>
-      </w:r>
-      <w:r>
-        <w:rPr>
-          <w:rFonts w:ascii="Times New Roman" w:eastAsiaTheme="minorEastAsia" w:hAnsi="Times New Roman" w:cs="Times New Roman"/>
-          <w:sz w:val="24"/>
-          <w:szCs w:val="24"/>
-        </w:rPr>
-        <w:t xml:space="preserve"> linear relationship</w:t>
-      </w:r>
-      <w:r>
-        <w:rPr>
-          <w:rFonts w:ascii="Times New Roman" w:eastAsiaTheme="minorEastAsia" w:hAnsi="Times New Roman" w:cs="Times New Roman"/>
-          <w:sz w:val="24"/>
-          <w:szCs w:val="24"/>
-        </w:rPr>
-        <w:t xml:space="preserve"> with decreasing seed removal probability as a function of increasing distance from the nearest nest</w:t>
-      </w:r>
-      <w:r>
-        <w:rPr>
-          <w:rFonts w:ascii="Times New Roman" w:eastAsiaTheme="minorEastAsia" w:hAnsi="Times New Roman" w:cs="Times New Roman"/>
-          <w:sz w:val="24"/>
-          <w:szCs w:val="24"/>
-        </w:rPr>
-        <w:t>, which we use as a placeholder</w:t>
-      </w:r>
-      <w:r>
-        <w:rPr>
-          <w:rFonts w:ascii="Times New Roman" w:eastAsiaTheme="minorEastAsia" w:hAnsi="Times New Roman" w:cs="Times New Roman"/>
-          <w:sz w:val="24"/>
-          <w:szCs w:val="24"/>
-        </w:rPr>
-        <w:t xml:space="preserve"> due to our lack of dispersal data</w:t>
-      </w:r>
-      <w:r>
-        <w:rPr>
-          <w:rFonts w:ascii="Times New Roman" w:eastAsiaTheme="minorEastAsia" w:hAnsi="Times New Roman" w:cs="Times New Roman"/>
-          <w:sz w:val="24"/>
-          <w:szCs w:val="24"/>
-        </w:rPr>
-        <w:t>.</w:t>
-      </w:r>
-      <w:r>
-        <w:rPr>
-          <w:rFonts w:ascii="Times New Roman" w:eastAsiaTheme="minorEastAsia" w:hAnsi="Times New Roman" w:cs="Times New Roman"/>
-          <w:sz w:val="24"/>
-          <w:szCs w:val="24"/>
-        </w:rPr>
-        <w:t xml:space="preserve"> </w:t>
-      </w:r>
-      <w:r>
-        <w:rPr>
-          <w:rFonts w:ascii="Times New Roman" w:eastAsiaTheme="minorEastAsia" w:hAnsi="Times New Roman" w:cs="Times New Roman"/>
-          <w:sz w:val="24"/>
-          <w:szCs w:val="24"/>
-        </w:rPr>
-        <w:t>However, it should be noted that</w:t>
-      </w:r>
-      <w:r>
-        <w:rPr>
-          <w:rFonts w:ascii="Times New Roman" w:eastAsiaTheme="minorEastAsia" w:hAnsi="Times New Roman" w:cs="Times New Roman"/>
-          <w:sz w:val="24"/>
-          <w:szCs w:val="24"/>
-        </w:rPr>
-        <w:t xml:space="preserve"> the relationship between seed removal rate and distance to the nearest nest need not be linear</w:t>
-      </w:r>
-      <w:r>
-        <w:rPr>
-          <w:rFonts w:ascii="Times New Roman" w:eastAsiaTheme="minorEastAsia" w:hAnsi="Times New Roman" w:cs="Times New Roman"/>
-          <w:sz w:val="24"/>
-          <w:szCs w:val="24"/>
-        </w:rPr>
-        <w:t xml:space="preserve">; </w:t>
-      </w:r>
-      <w:proofErr w:type="spellStart"/>
-      <w:r>
-        <w:rPr>
-          <w:rFonts w:ascii="Times New Roman" w:eastAsiaTheme="minorEastAsia" w:hAnsi="Times New Roman" w:cs="Times New Roman"/>
-          <w:sz w:val="24"/>
-          <w:szCs w:val="24"/>
-        </w:rPr>
-        <w:t>Rabelo</w:t>
-      </w:r>
-      <w:proofErr w:type="spellEnd"/>
-      <w:r>
-        <w:rPr>
-          <w:rFonts w:ascii="Times New Roman" w:eastAsiaTheme="minorEastAsia" w:hAnsi="Times New Roman" w:cs="Times New Roman"/>
-          <w:sz w:val="24"/>
-          <w:szCs w:val="24"/>
-        </w:rPr>
-        <w:t xml:space="preserve"> </w:t>
+        <w:t xml:space="preserve"> and </w:t>
       </w:r>
       <w:r>
         <w:rPr>
@@ -10709,15 +10911,133 @@
           <w:sz w:val="24"/>
           <w:szCs w:val="24"/>
         </w:rPr>
-        <w:t>et al</w:t>
-      </w:r>
+        <w:t xml:space="preserve">C. </w:t>
+      </w:r>
+      <w:proofErr w:type="spellStart"/>
       <w:r>
         <w:rPr>
           <w:rFonts w:ascii="Times New Roman" w:eastAsiaTheme="minorEastAsia" w:hAnsi="Times New Roman" w:cs="Times New Roman"/>
-          <w:sz w:val="24"/>
-          <w:szCs w:val="24"/>
-        </w:rPr>
-        <w:t>. (2021) provide an example of this, though the resulting curves are not significant.</w:t>
+          <w:i/>
+          <w:iCs/>
+          <w:sz w:val="24"/>
+          <w:szCs w:val="24"/>
+        </w:rPr>
+        <w:t>acanthoides</w:t>
+      </w:r>
+      <w:proofErr w:type="spellEnd"/>
+      <w:r>
+        <w:rPr>
+          <w:rFonts w:ascii="Times New Roman" w:eastAsiaTheme="minorEastAsia" w:hAnsi="Times New Roman" w:cs="Times New Roman"/>
+          <w:sz w:val="24"/>
+          <w:szCs w:val="24"/>
+        </w:rPr>
+        <w:t xml:space="preserve"> due to our lack of dispersal data</w:t>
+      </w:r>
+      <w:r>
+        <w:rPr>
+          <w:rFonts w:ascii="Times New Roman" w:eastAsiaTheme="minorEastAsia" w:hAnsi="Times New Roman" w:cs="Times New Roman"/>
+          <w:sz w:val="24"/>
+          <w:szCs w:val="24"/>
+        </w:rPr>
+        <w:t>.</w:t>
+      </w:r>
+      <w:r>
+        <w:rPr>
+          <w:rFonts w:ascii="Times New Roman" w:eastAsiaTheme="minorEastAsia" w:hAnsi="Times New Roman" w:cs="Times New Roman"/>
+          <w:sz w:val="24"/>
+          <w:szCs w:val="24"/>
+        </w:rPr>
+        <w:t xml:space="preserve"> </w:t>
+      </w:r>
+      <w:r>
+        <w:rPr>
+          <w:rFonts w:ascii="Times New Roman" w:eastAsiaTheme="minorEastAsia" w:hAnsi="Times New Roman" w:cs="Times New Roman"/>
+          <w:sz w:val="24"/>
+          <w:szCs w:val="24"/>
+        </w:rPr>
+        <w:t>However, it should be noted that</w:t>
+      </w:r>
+      <w:r>
+        <w:rPr>
+          <w:rFonts w:ascii="Times New Roman" w:eastAsiaTheme="minorEastAsia" w:hAnsi="Times New Roman" w:cs="Times New Roman"/>
+          <w:sz w:val="24"/>
+          <w:szCs w:val="24"/>
+        </w:rPr>
+        <w:t xml:space="preserve"> the relationship between seed removal rate and distance to the nearest nest need not </w:t>
+      </w:r>
+      <w:r>
+        <w:rPr>
+          <w:rFonts w:ascii="Times New Roman" w:eastAsiaTheme="minorEastAsia" w:hAnsi="Times New Roman" w:cs="Times New Roman"/>
+          <w:sz w:val="24"/>
+          <w:szCs w:val="24"/>
+        </w:rPr>
+        <w:t>take the same form</w:t>
+      </w:r>
+      <w:r>
+        <w:rPr>
+          <w:rFonts w:ascii="Times New Roman" w:eastAsiaTheme="minorEastAsia" w:hAnsi="Times New Roman" w:cs="Times New Roman"/>
+          <w:sz w:val="24"/>
+          <w:szCs w:val="24"/>
+        </w:rPr>
+        <w:t xml:space="preserve">; </w:t>
+      </w:r>
+      <w:r>
+        <w:rPr>
+          <w:rFonts w:ascii="Times New Roman" w:eastAsiaTheme="minorEastAsia" w:hAnsi="Times New Roman" w:cs="Times New Roman"/>
+          <w:sz w:val="24"/>
+          <w:szCs w:val="24"/>
+        </w:rPr>
+        <w:t xml:space="preserve">for example, </w:t>
+      </w:r>
+      <w:r>
+        <w:rPr>
+          <w:rFonts w:ascii="Times New Roman" w:eastAsiaTheme="minorEastAsia" w:hAnsi="Times New Roman" w:cs="Times New Roman"/>
+          <w:sz w:val="24"/>
+          <w:szCs w:val="24"/>
+        </w:rPr>
+        <w:t xml:space="preserve">Higashi </w:t>
+      </w:r>
+      <w:r>
+        <w:rPr>
+          <w:rFonts w:ascii="Times New Roman" w:eastAsiaTheme="minorEastAsia" w:hAnsi="Times New Roman" w:cs="Times New Roman"/>
+          <w:i/>
+          <w:iCs/>
+          <w:sz w:val="24"/>
+          <w:szCs w:val="24"/>
+        </w:rPr>
+        <w:t>et al.</w:t>
+      </w:r>
+      <w:r>
+        <w:rPr>
+          <w:rFonts w:ascii="Times New Roman" w:eastAsiaTheme="minorEastAsia" w:hAnsi="Times New Roman" w:cs="Times New Roman"/>
+          <w:sz w:val="24"/>
+          <w:szCs w:val="24"/>
+        </w:rPr>
+        <w:t xml:space="preserve"> (1989)</w:t>
+      </w:r>
+      <w:r>
+        <w:rPr>
+          <w:rFonts w:ascii="Times New Roman" w:eastAsiaTheme="minorEastAsia" w:hAnsi="Times New Roman" w:cs="Times New Roman"/>
+          <w:sz w:val="24"/>
+          <w:szCs w:val="24"/>
+        </w:rPr>
+        <w:t xml:space="preserve"> </w:t>
+      </w:r>
+      <w:r>
+        <w:rPr>
+          <w:rFonts w:ascii="Times New Roman" w:eastAsiaTheme="minorEastAsia" w:hAnsi="Times New Roman" w:cs="Times New Roman"/>
+          <w:sz w:val="24"/>
+          <w:szCs w:val="24"/>
+        </w:rPr>
+        <w:t xml:space="preserve">provide an example </w:t>
+      </w:r>
+      <w:r>
+        <w:rPr>
+          <w:rFonts w:ascii="Times New Roman" w:eastAsiaTheme="minorEastAsia" w:hAnsi="Times New Roman" w:cs="Times New Roman"/>
+          <w:sz w:val="24"/>
+          <w:szCs w:val="24"/>
+        </w:rPr>
+        <w:t>a linear relationship between probability of seed removal and distance to the nearest nest.</w:t>
       </w:r>
     </w:p>
     <w:p>
@@ -10983,7 +11303,25 @@
           <w:sz w:val="24"/>
           <w:szCs w:val="24"/>
         </w:rPr>
-        <w:t xml:space="preserve"> the overwhelming majority of seeds are moved by secondary dispersal vectors, </w:t>
+        <w:t xml:space="preserve"> </w:t>
+      </w:r>
+      <w:proofErr w:type="gramStart"/>
+      <w:r>
+        <w:rPr>
+          <w:rFonts w:ascii="Times New Roman" w:hAnsi="Times New Roman" w:cs="Times New Roman"/>
+          <w:sz w:val="24"/>
+          <w:szCs w:val="24"/>
+        </w:rPr>
+        <w:t>the overwhelming majority of</w:t>
+      </w:r>
+      <w:proofErr w:type="gramEnd"/>
+      <w:r>
+        <w:rPr>
+          <w:rFonts w:ascii="Times New Roman" w:hAnsi="Times New Roman" w:cs="Times New Roman"/>
+          <w:sz w:val="24"/>
+          <w:szCs w:val="24"/>
+        </w:rPr>
+        <w:t xml:space="preserve"> seeds are moved by secondary dispersal vectors, </w:t>
       </w:r>
       <w:r>
         <w:rPr>
@@ -11015,7 +11353,25 @@
           <w:sz w:val="24"/>
           <w:szCs w:val="24"/>
         </w:rPr>
-        <w:t xml:space="preserve"> would drastically underestimate population spread rates. Thus, in light of this problem</w:t>
+        <w:t xml:space="preserve"> would drastically underestimate population spread rates. Thus, </w:t>
+      </w:r>
+      <w:proofErr w:type="gramStart"/>
+      <w:r>
+        <w:rPr>
+          <w:rFonts w:ascii="Times New Roman" w:hAnsi="Times New Roman" w:cs="Times New Roman"/>
+          <w:sz w:val="24"/>
+          <w:szCs w:val="24"/>
+        </w:rPr>
+        <w:t>in light of</w:t>
+      </w:r>
+      <w:proofErr w:type="gramEnd"/>
+      <w:r>
+        <w:rPr>
+          <w:rFonts w:ascii="Times New Roman" w:hAnsi="Times New Roman" w:cs="Times New Roman"/>
+          <w:sz w:val="24"/>
+          <w:szCs w:val="24"/>
+        </w:rPr>
+        <w:t xml:space="preserve"> this problem</w:t>
       </w:r>
       <w:r>
         <w:rPr>
@@ -11858,7 +12214,25 @@
           <w:sz w:val="24"/>
           <w:szCs w:val="24"/>
         </w:rPr>
-        <w:t>The number of seeds produced by each individual was then estimated and di</w:t>
+        <w:t xml:space="preserve">The number of seeds produced by </w:t>
+      </w:r>
+      <w:proofErr w:type="gramStart"/>
+      <w:r>
+        <w:rPr>
+          <w:rFonts w:ascii="Times New Roman" w:hAnsi="Times New Roman" w:cs="Times New Roman"/>
+          <w:sz w:val="24"/>
+          <w:szCs w:val="24"/>
+        </w:rPr>
+        <w:t>each individual</w:t>
+      </w:r>
+      <w:proofErr w:type="gramEnd"/>
+      <w:r>
+        <w:rPr>
+          <w:rFonts w:ascii="Times New Roman" w:hAnsi="Times New Roman" w:cs="Times New Roman"/>
+          <w:sz w:val="24"/>
+          <w:szCs w:val="24"/>
+        </w:rPr>
+        <w:t xml:space="preserve"> was then estimated and di</w:t>
       </w:r>
       <w:r>
         <w:rPr>
@@ -11975,7 +12349,25 @@
           <w:sz w:val="24"/>
           <w:szCs w:val="24"/>
         </w:rPr>
-        <w:t xml:space="preserve"> were also simulated. In doing so, we first assume that some proportion of seeds are destroyed by a variety of animal and insect sources, and then assume that all remaining seeds have the chance to be dispersed by ants, </w:t>
+        <w:t xml:space="preserve"> were also simulated. In doing so, we first assume that some </w:t>
+      </w:r>
+      <w:proofErr w:type="gramStart"/>
+      <w:r>
+        <w:rPr>
+          <w:rFonts w:ascii="Times New Roman" w:hAnsi="Times New Roman" w:cs="Times New Roman"/>
+          <w:sz w:val="24"/>
+          <w:szCs w:val="24"/>
+        </w:rPr>
+        <w:t>proportion</w:t>
+      </w:r>
+      <w:proofErr w:type="gramEnd"/>
+      <w:r>
+        <w:rPr>
+          <w:rFonts w:ascii="Times New Roman" w:hAnsi="Times New Roman" w:cs="Times New Roman"/>
+          <w:sz w:val="24"/>
+          <w:szCs w:val="24"/>
+        </w:rPr>
+        <w:t xml:space="preserve"> of seeds are destroyed by a variety of animal and insect sources, and then assume that all remaining seeds have the chance to be dispersed by ants, </w:t>
       </w:r>
       <w:commentRangeStart w:id="5"/>
       <w:r>
@@ -12111,7 +12503,25 @@
           <w:sz w:val="24"/>
           <w:szCs w:val="24"/>
         </w:rPr>
-        <w:t>, or died (i.e. failed to either establish or enter the seed bank).</w:t>
+        <w:t>, or died (</w:t>
+      </w:r>
+      <w:proofErr w:type="gramStart"/>
+      <w:r>
+        <w:rPr>
+          <w:rFonts w:ascii="Times New Roman" w:hAnsi="Times New Roman" w:cs="Times New Roman"/>
+          <w:sz w:val="24"/>
+          <w:szCs w:val="24"/>
+        </w:rPr>
+        <w:t>i.e.</w:t>
+      </w:r>
+      <w:proofErr w:type="gramEnd"/>
+      <w:r>
+        <w:rPr>
+          <w:rFonts w:ascii="Times New Roman" w:hAnsi="Times New Roman" w:cs="Times New Roman"/>
+          <w:sz w:val="24"/>
+          <w:szCs w:val="24"/>
+        </w:rPr>
+        <w:t xml:space="preserve"> failed to either establish or enter the seed bank).</w:t>
       </w:r>
       <w:r>
         <w:rPr>
@@ -12295,15 +12705,33 @@
           <w:sz w:val="24"/>
           <w:szCs w:val="24"/>
         </w:rPr>
-        <w:t xml:space="preserve"> from the simulation in order</w:t>
-      </w:r>
-      <w:r>
-        <w:rPr>
-          <w:rFonts w:ascii="Times New Roman" w:hAnsi="Times New Roman" w:cs="Times New Roman"/>
-          <w:sz w:val="24"/>
-          <w:szCs w:val="24"/>
-        </w:rPr>
-        <w:t xml:space="preserve"> to save computational resources; this distance was found to </w:t>
+        <w:t xml:space="preserve"> from the simulation </w:t>
+      </w:r>
+      <w:proofErr w:type="gramStart"/>
+      <w:r>
+        <w:rPr>
+          <w:rFonts w:ascii="Times New Roman" w:hAnsi="Times New Roman" w:cs="Times New Roman"/>
+          <w:sz w:val="24"/>
+          <w:szCs w:val="24"/>
+        </w:rPr>
+        <w:t>in order</w:t>
+      </w:r>
+      <w:r>
+        <w:rPr>
+          <w:rFonts w:ascii="Times New Roman" w:hAnsi="Times New Roman" w:cs="Times New Roman"/>
+          <w:sz w:val="24"/>
+          <w:szCs w:val="24"/>
+        </w:rPr>
+        <w:t xml:space="preserve"> to</w:t>
+      </w:r>
+      <w:proofErr w:type="gramEnd"/>
+      <w:r>
+        <w:rPr>
+          <w:rFonts w:ascii="Times New Roman" w:hAnsi="Times New Roman" w:cs="Times New Roman"/>
+          <w:sz w:val="24"/>
+          <w:szCs w:val="24"/>
+        </w:rPr>
+        <w:t xml:space="preserve"> save computational resources; this distance was found to </w:t>
       </w:r>
       <w:r>
         <w:rPr>
@@ -12459,7 +12887,25 @@
           <w:sz w:val="24"/>
           <w:szCs w:val="24"/>
         </w:rPr>
-        <w:t xml:space="preserve">To assess the relative contributions of the various dispersal and demographic parameters in Table 1 to the speed of the invading population, we calculated the elasticity of each of these parameters, as has been done on similar studies using these thistle species (e.g. </w:t>
+        <w:t>To assess the relative contributions of the various dispersal and demographic parameters in Table 1 to the speed of the invading population, we calculated the elasticity of each of these parameters, as has been done on similar studies using these thistle species (</w:t>
+      </w:r>
+      <w:proofErr w:type="gramStart"/>
+      <w:r>
+        <w:rPr>
+          <w:rFonts w:ascii="Times New Roman" w:hAnsi="Times New Roman" w:cs="Times New Roman"/>
+          <w:sz w:val="24"/>
+          <w:szCs w:val="24"/>
+        </w:rPr>
+        <w:t>e.g.</w:t>
+      </w:r>
+      <w:proofErr w:type="gramEnd"/>
+      <w:r>
+        <w:rPr>
+          <w:rFonts w:ascii="Times New Roman" w:hAnsi="Times New Roman" w:cs="Times New Roman"/>
+          <w:sz w:val="24"/>
+          <w:szCs w:val="24"/>
+        </w:rPr>
+        <w:t xml:space="preserve"> </w:t>
       </w:r>
       <w:proofErr w:type="spellStart"/>
       <w:r>
@@ -12633,7 +13079,25 @@
           <w:sz w:val="24"/>
           <w:szCs w:val="24"/>
         </w:rPr>
-        <w:t xml:space="preserve"> For numerically-solved </w:t>
+        <w:t xml:space="preserve"> For </w:t>
+      </w:r>
+      <w:proofErr w:type="gramStart"/>
+      <w:r>
+        <w:rPr>
+          <w:rFonts w:ascii="Times New Roman" w:hAnsi="Times New Roman" w:cs="Times New Roman"/>
+          <w:sz w:val="24"/>
+          <w:szCs w:val="24"/>
+        </w:rPr>
+        <w:t>numerically-solved</w:t>
+      </w:r>
+      <w:proofErr w:type="gramEnd"/>
+      <w:r>
+        <w:rPr>
+          <w:rFonts w:ascii="Times New Roman" w:hAnsi="Times New Roman" w:cs="Times New Roman"/>
+          <w:sz w:val="24"/>
+          <w:szCs w:val="24"/>
+        </w:rPr>
+        <w:t xml:space="preserve"> </w:t>
       </w:r>
       <w:proofErr w:type="spellStart"/>
       <w:r>
@@ -13078,7 +13542,25 @@
           <w:sz w:val="24"/>
           <w:szCs w:val="24"/>
         </w:rPr>
-        <w:t xml:space="preserve"> was estimated using the equation above; these elasticity values were then rescaled by dividing by the sum of their absolute values, similar to the technique used by </w:t>
+        <w:t xml:space="preserve"> was estimated using the equation above; these elasticity values were then rescaled by dividing by the sum of their absolute values, </w:t>
+      </w:r>
+      <w:proofErr w:type="gramStart"/>
+      <w:r>
+        <w:rPr>
+          <w:rFonts w:ascii="Times New Roman" w:eastAsiaTheme="minorEastAsia" w:hAnsi="Times New Roman" w:cs="Times New Roman"/>
+          <w:sz w:val="24"/>
+          <w:szCs w:val="24"/>
+        </w:rPr>
+        <w:t>similar to</w:t>
+      </w:r>
+      <w:proofErr w:type="gramEnd"/>
+      <w:r>
+        <w:rPr>
+          <w:rFonts w:ascii="Times New Roman" w:eastAsiaTheme="minorEastAsia" w:hAnsi="Times New Roman" w:cs="Times New Roman"/>
+          <w:sz w:val="24"/>
+          <w:szCs w:val="24"/>
+        </w:rPr>
+        <w:t xml:space="preserve"> the technique used by </w:t>
       </w:r>
       <w:proofErr w:type="spellStart"/>
       <w:r>
@@ -16957,7 +17439,25 @@
           <w:sz w:val="24"/>
           <w:szCs w:val="24"/>
         </w:rPr>
-        <w:t xml:space="preserve">, M., Lewis, M.A. and van den </w:t>
+        <w:t xml:space="preserve">, M., Lewis, </w:t>
+      </w:r>
+      <w:proofErr w:type="gramStart"/>
+      <w:r>
+        <w:rPr>
+          <w:rFonts w:ascii="Times New Roman" w:hAnsi="Times New Roman" w:cs="Times New Roman"/>
+          <w:sz w:val="24"/>
+          <w:szCs w:val="24"/>
+        </w:rPr>
+        <w:t>M.A.</w:t>
+      </w:r>
+      <w:proofErr w:type="gramEnd"/>
+      <w:r>
+        <w:rPr>
+          <w:rFonts w:ascii="Times New Roman" w:hAnsi="Times New Roman" w:cs="Times New Roman"/>
+          <w:sz w:val="24"/>
+          <w:szCs w:val="24"/>
+        </w:rPr>
+        <w:t xml:space="preserve"> and van den </w:t>
       </w:r>
       <w:proofErr w:type="spellStart"/>
       <w:r>
@@ -17508,7 +18008,6 @@
           <w:shd w:val="clear" w:color="auto" w:fill="FFFFFF"/>
         </w:rPr>
       </w:pPr>
-      <w:proofErr w:type="spellStart"/>
       <w:r>
         <w:rPr>
           <w:rFonts w:ascii="Times New Roman" w:hAnsi="Times New Roman" w:cs="Times New Roman"/>
@@ -17517,9 +18016,9 @@
           <w:szCs w:val="24"/>
           <w:shd w:val="clear" w:color="auto" w:fill="FFFFFF"/>
         </w:rPr>
-        <w:t>Rabelo</w:t>
-      </w:r>
-      <w:proofErr w:type="spellEnd"/>
+        <w:t xml:space="preserve">Rabelo, M.A., </w:t>
+      </w:r>
+      <w:proofErr w:type="spellStart"/>
       <w:r>
         <w:rPr>
           <w:rFonts w:ascii="Times New Roman" w:hAnsi="Times New Roman" w:cs="Times New Roman"/>
@@ -17528,9 +18027,9 @@
           <w:szCs w:val="24"/>
           <w:shd w:val="clear" w:color="auto" w:fill="FFFFFF"/>
         </w:rPr>
-        <w:t xml:space="preserve">, M.A., </w:t>
-      </w:r>
-      <w:proofErr w:type="spellStart"/>
+        <w:t>Angotti</w:t>
+      </w:r>
+      <w:proofErr w:type="spellEnd"/>
       <w:r>
         <w:rPr>
           <w:rFonts w:ascii="Times New Roman" w:hAnsi="Times New Roman" w:cs="Times New Roman"/>
@@ -17539,9 +18038,9 @@
           <w:szCs w:val="24"/>
           <w:shd w:val="clear" w:color="auto" w:fill="FFFFFF"/>
         </w:rPr>
-        <w:t>Angotti</w:t>
-      </w:r>
-      <w:proofErr w:type="spellEnd"/>
+        <w:t xml:space="preserve">, M.A., da Silva, G.S., da Cruz Reis, A. and </w:t>
+      </w:r>
+      <w:proofErr w:type="spellStart"/>
       <w:r>
         <w:rPr>
           <w:rFonts w:ascii="Times New Roman" w:hAnsi="Times New Roman" w:cs="Times New Roman"/>
@@ -17550,9 +18049,9 @@
           <w:szCs w:val="24"/>
           <w:shd w:val="clear" w:color="auto" w:fill="FFFFFF"/>
         </w:rPr>
-        <w:t xml:space="preserve">, M.A., da Silva, G.S., da Cruz Reis, A. and </w:t>
-      </w:r>
-      <w:proofErr w:type="spellStart"/>
+        <w:t>Ribas</w:t>
+      </w:r>
+      <w:proofErr w:type="spellEnd"/>
       <w:r>
         <w:rPr>
           <w:rFonts w:ascii="Times New Roman" w:hAnsi="Times New Roman" w:cs="Times New Roman"/>
@@ -17561,9 +18060,9 @@
           <w:szCs w:val="24"/>
           <w:shd w:val="clear" w:color="auto" w:fill="FFFFFF"/>
         </w:rPr>
-        <w:t>Ribas</w:t>
-      </w:r>
-      <w:proofErr w:type="spellEnd"/>
+        <w:t xml:space="preserve">, C.R., 2021. Removal of diaspores by ants: What factors to </w:t>
+      </w:r>
+      <w:proofErr w:type="gramStart"/>
       <w:r>
         <w:rPr>
           <w:rFonts w:ascii="Times New Roman" w:hAnsi="Times New Roman" w:cs="Times New Roman"/>
@@ -17572,7 +18071,18 @@
           <w:szCs w:val="24"/>
           <w:shd w:val="clear" w:color="auto" w:fill="FFFFFF"/>
         </w:rPr>
-        <w:t xml:space="preserve">, C.R., 2021. Removal of diaspores by ants: What factors to evaluate?. Acta </w:t>
+        <w:t>evaluate?.</w:t>
+      </w:r>
+      <w:proofErr w:type="gramEnd"/>
+      <w:r>
+        <w:rPr>
+          <w:rFonts w:ascii="Times New Roman" w:hAnsi="Times New Roman" w:cs="Times New Roman"/>
+          <w:color w:val="222222"/>
+          <w:sz w:val="24"/>
+          <w:szCs w:val="24"/>
+          <w:shd w:val="clear" w:color="auto" w:fill="FFFFFF"/>
+        </w:rPr>
+        <w:t xml:space="preserve"> Acta </w:t>
       </w:r>
       <w:proofErr w:type="spellStart"/>
       <w:r>
@@ -17848,7 +18358,25 @@
           <w:sz w:val="24"/>
           <w:szCs w:val="24"/>
         </w:rPr>
-        <w:t>, E., &amp; Shea, K. (2011). Are the best dispersers the best colonizers? Seed mass, dispersal and establishment in Carduus thistles. Evolutionary Ecology, 25(1), 155-169.</w:t>
+        <w:t xml:space="preserve">, E., &amp; Shea, K. (2011). Are the best dispersers the best colonizers? Seed mass, </w:t>
+      </w:r>
+      <w:proofErr w:type="gramStart"/>
+      <w:r>
+        <w:rPr>
+          <w:rFonts w:ascii="Times New Roman" w:hAnsi="Times New Roman" w:cs="Times New Roman"/>
+          <w:sz w:val="24"/>
+          <w:szCs w:val="24"/>
+        </w:rPr>
+        <w:t>dispersal</w:t>
+      </w:r>
+      <w:proofErr w:type="gramEnd"/>
+      <w:r>
+        <w:rPr>
+          <w:rFonts w:ascii="Times New Roman" w:hAnsi="Times New Roman" w:cs="Times New Roman"/>
+          <w:sz w:val="24"/>
+          <w:szCs w:val="24"/>
+        </w:rPr>
+        <w:t xml:space="preserve"> and establishment in Carduus thistles. Evolutionary Ecology, 25(1), 155-169.</w:t>
       </w:r>
     </w:p>
     <w:p>
@@ -18056,7 +18584,25 @@
           <w:sz w:val="24"/>
           <w:szCs w:val="24"/>
         </w:rPr>
-        <w:t>, S., 2003. Dandelion seed dispersal: the horizontal wind speed does not matter for long‐distance dispersal‐it is updraft!. Plant Biology, 5(5), pp.451-454.</w:t>
+        <w:t xml:space="preserve">, S., 2003. Dandelion seed dispersal: the horizontal wind speed does not matter for long‐distance dispersal‐it is </w:t>
+      </w:r>
+      <w:proofErr w:type="gramStart"/>
+      <w:r>
+        <w:rPr>
+          <w:rFonts w:ascii="Times New Roman" w:hAnsi="Times New Roman" w:cs="Times New Roman"/>
+          <w:sz w:val="24"/>
+          <w:szCs w:val="24"/>
+        </w:rPr>
+        <w:t>updraft!.</w:t>
+      </w:r>
+      <w:proofErr w:type="gramEnd"/>
+      <w:r>
+        <w:rPr>
+          <w:rFonts w:ascii="Times New Roman" w:hAnsi="Times New Roman" w:cs="Times New Roman"/>
+          <w:sz w:val="24"/>
+          <w:szCs w:val="24"/>
+        </w:rPr>
+        <w:t xml:space="preserve"> Plant Biology, 5(5), pp.451-454.</w:t>
       </w:r>
     </w:p>
     <w:p>
@@ -19342,7 +19888,15 @@
                 <w:sz w:val="20"/>
                 <w:szCs w:val="20"/>
               </w:rPr>
-              <w:t>11.60</w:t>
+              <w:t>11.</w:t>
+            </w:r>
+            <w:r>
+              <w:rPr>
+                <w:rFonts w:ascii="Times New Roman" w:hAnsi="Times New Roman" w:cs="Times New Roman"/>
+                <w:sz w:val="20"/>
+                <w:szCs w:val="20"/>
+              </w:rPr>
+              <w:t>595</w:t>
             </w:r>
           </w:p>
         </w:tc>
@@ -19366,6 +19920,14 @@
                 <w:szCs w:val="20"/>
               </w:rPr>
               <w:t>11.39</w:t>
+            </w:r>
+            <w:r>
+              <w:rPr>
+                <w:rFonts w:ascii="Times New Roman" w:hAnsi="Times New Roman" w:cs="Times New Roman"/>
+                <w:sz w:val="20"/>
+                <w:szCs w:val="20"/>
+              </w:rPr>
+              <w:t>0</w:t>
             </w:r>
           </w:p>
         </w:tc>
@@ -19430,6 +19992,14 @@
               </w:rPr>
               <w:t>4.13</w:t>
             </w:r>
+            <w:r>
+              <w:rPr>
+                <w:rFonts w:ascii="Times New Roman" w:hAnsi="Times New Roman" w:cs="Times New Roman"/>
+                <w:sz w:val="20"/>
+                <w:szCs w:val="20"/>
+              </w:rPr>
+              <w:t>0</w:t>
+            </w:r>
           </w:p>
         </w:tc>
         <w:tc>
@@ -19452,6 +20022,14 @@
                 <w:szCs w:val="20"/>
               </w:rPr>
               <w:t>3.76</w:t>
+            </w:r>
+            <w:r>
+              <w:rPr>
+                <w:rFonts w:ascii="Times New Roman" w:hAnsi="Times New Roman" w:cs="Times New Roman"/>
+                <w:sz w:val="20"/>
+                <w:szCs w:val="20"/>
+              </w:rPr>
+              <w:t>3</w:t>
             </w:r>
           </w:p>
         </w:tc>
@@ -19608,7 +20186,15 @@
                 <w:sz w:val="20"/>
                 <w:szCs w:val="20"/>
               </w:rPr>
-              <w:t>2.90</w:t>
+              <w:t>2.</w:t>
+            </w:r>
+            <w:r>
+              <w:rPr>
+                <w:rFonts w:ascii="Times New Roman" w:hAnsi="Times New Roman" w:cs="Times New Roman"/>
+                <w:sz w:val="20"/>
+                <w:szCs w:val="20"/>
+              </w:rPr>
+              <w:t>899</w:t>
             </w:r>
           </w:p>
         </w:tc>
@@ -19631,7 +20217,15 @@
                 <w:sz w:val="20"/>
                 <w:szCs w:val="20"/>
               </w:rPr>
-              <w:t>14.50</w:t>
+              <w:t>14.5</w:t>
+            </w:r>
+            <w:r>
+              <w:rPr>
+                <w:rFonts w:ascii="Times New Roman" w:hAnsi="Times New Roman" w:cs="Times New Roman"/>
+                <w:sz w:val="20"/>
+                <w:szCs w:val="20"/>
+              </w:rPr>
+              <w:t>13</w:t>
             </w:r>
           </w:p>
         </w:tc>
@@ -19696,6 +20290,14 @@
               </w:rPr>
               <w:t>0.36</w:t>
             </w:r>
+            <w:r>
+              <w:rPr>
+                <w:rFonts w:ascii="Times New Roman" w:hAnsi="Times New Roman" w:cs="Times New Roman"/>
+                <w:sz w:val="20"/>
+                <w:szCs w:val="20"/>
+              </w:rPr>
+              <w:t>3</w:t>
+            </w:r>
           </w:p>
         </w:tc>
         <w:tc>
@@ -19866,7 +20468,15 @@
                 <w:sz w:val="20"/>
                 <w:szCs w:val="20"/>
               </w:rPr>
-              <w:t>92.22</w:t>
+              <w:t>92.2</w:t>
+            </w:r>
+            <w:r>
+              <w:rPr>
+                <w:rFonts w:ascii="Times New Roman" w:hAnsi="Times New Roman" w:cs="Times New Roman"/>
+                <w:sz w:val="20"/>
+                <w:szCs w:val="20"/>
+              </w:rPr>
+              <w:t>18</w:t>
             </w:r>
           </w:p>
         </w:tc>
@@ -19889,7 +20499,15 @@
                 <w:sz w:val="20"/>
                 <w:szCs w:val="20"/>
               </w:rPr>
-              <w:t>81.63</w:t>
+              <w:t>81.6</w:t>
+            </w:r>
+            <w:r>
+              <w:rPr>
+                <w:rFonts w:ascii="Times New Roman" w:hAnsi="Times New Roman" w:cs="Times New Roman"/>
+                <w:sz w:val="20"/>
+                <w:szCs w:val="20"/>
+              </w:rPr>
+              <w:t>26</w:t>
             </w:r>
           </w:p>
         </w:tc>
@@ -19954,6 +20572,14 @@
               </w:rPr>
               <w:t>23.04</w:t>
             </w:r>
+            <w:r>
+              <w:rPr>
+                <w:rFonts w:ascii="Times New Roman" w:hAnsi="Times New Roman" w:cs="Times New Roman"/>
+                <w:sz w:val="20"/>
+                <w:szCs w:val="20"/>
+              </w:rPr>
+              <w:t>3</w:t>
+            </w:r>
           </w:p>
         </w:tc>
         <w:tc>
@@ -19976,6 +20602,14 @@
                 <w:szCs w:val="20"/>
               </w:rPr>
               <w:t>16.73</w:t>
+            </w:r>
+            <w:r>
+              <w:rPr>
+                <w:rFonts w:ascii="Times New Roman" w:hAnsi="Times New Roman" w:cs="Times New Roman"/>
+                <w:sz w:val="20"/>
+                <w:szCs w:val="20"/>
+              </w:rPr>
+              <w:t>5</w:t>
             </w:r>
           </w:p>
         </w:tc>
@@ -20092,6 +20726,14 @@
                 <w:szCs w:val="20"/>
               </w:rPr>
             </w:pPr>
+            <w:r>
+              <w:rPr>
+                <w:rFonts w:ascii="Times New Roman" w:hAnsi="Times New Roman" w:cs="Times New Roman"/>
+                <w:sz w:val="20"/>
+                <w:szCs w:val="20"/>
+              </w:rPr>
+              <w:t>0.513</w:t>
+            </w:r>
           </w:p>
         </w:tc>
         <w:tc>
@@ -20107,6 +20749,14 @@
                 <w:szCs w:val="20"/>
               </w:rPr>
             </w:pPr>
+            <w:r>
+              <w:rPr>
+                <w:rFonts w:ascii="Times New Roman" w:hAnsi="Times New Roman" w:cs="Times New Roman"/>
+                <w:sz w:val="20"/>
+                <w:szCs w:val="20"/>
+              </w:rPr>
+              <w:t>0.492</w:t>
+            </w:r>
           </w:p>
         </w:tc>
         <w:tc>
@@ -20145,7 +20795,7 @@
                 <w:sz w:val="20"/>
                 <w:szCs w:val="20"/>
               </w:rPr>
-              <w:t>SD</w:t>
+              <w:t>Variance</w:t>
             </w:r>
             <w:r>
               <w:rPr>
@@ -20170,6 +20820,14 @@
                 <w:szCs w:val="20"/>
               </w:rPr>
             </w:pPr>
+            <w:r>
+              <w:rPr>
+                <w:rFonts w:ascii="Times New Roman" w:hAnsi="Times New Roman" w:cs="Times New Roman"/>
+                <w:sz w:val="20"/>
+                <w:szCs w:val="20"/>
+              </w:rPr>
+              <w:t>0.020</w:t>
+            </w:r>
           </w:p>
         </w:tc>
         <w:tc>
@@ -20185,6 +20843,14 @@
                 <w:szCs w:val="20"/>
               </w:rPr>
             </w:pPr>
+            <w:r>
+              <w:rPr>
+                <w:rFonts w:ascii="Times New Roman" w:hAnsi="Times New Roman" w:cs="Times New Roman"/>
+                <w:sz w:val="20"/>
+                <w:szCs w:val="20"/>
+              </w:rPr>
+              <w:t>0.012</w:t>
+            </w:r>
           </w:p>
         </w:tc>
         <w:tc>
@@ -20240,6 +20906,14 @@
                 <w:szCs w:val="20"/>
               </w:rPr>
             </w:pPr>
+            <w:r>
+              <w:rPr>
+                <w:rFonts w:ascii="Times New Roman" w:hAnsi="Times New Roman" w:cs="Times New Roman"/>
+                <w:sz w:val="20"/>
+                <w:szCs w:val="20"/>
+              </w:rPr>
+              <w:t>2.147</w:t>
+            </w:r>
           </w:p>
         </w:tc>
         <w:tc>
@@ -20255,6 +20929,22 @@
                 <w:szCs w:val="20"/>
               </w:rPr>
             </w:pPr>
+            <w:r>
+              <w:rPr>
+                <w:rFonts w:ascii="Times New Roman" w:hAnsi="Times New Roman" w:cs="Times New Roman"/>
+                <w:sz w:val="20"/>
+                <w:szCs w:val="20"/>
+              </w:rPr>
+              <w:t>2.1</w:t>
+            </w:r>
+            <w:r>
+              <w:rPr>
+                <w:rFonts w:ascii="Times New Roman" w:hAnsi="Times New Roman" w:cs="Times New Roman"/>
+                <w:sz w:val="20"/>
+                <w:szCs w:val="20"/>
+              </w:rPr>
+              <w:t>47</w:t>
+            </w:r>
           </w:p>
         </w:tc>
         <w:tc>
@@ -20293,7 +20983,15 @@
                 <w:sz w:val="20"/>
                 <w:szCs w:val="20"/>
               </w:rPr>
-              <w:t>SD wind speed (m/s)</w:t>
+              <w:t>Variance</w:t>
+            </w:r>
+            <w:r>
+              <w:rPr>
+                <w:rFonts w:ascii="Times New Roman" w:hAnsi="Times New Roman" w:cs="Times New Roman"/>
+                <w:sz w:val="20"/>
+                <w:szCs w:val="20"/>
+              </w:rPr>
+              <w:t xml:space="preserve"> wind speed (m/s)</w:t>
             </w:r>
           </w:p>
         </w:tc>
@@ -20310,6 +21008,14 @@
                 <w:szCs w:val="20"/>
               </w:rPr>
             </w:pPr>
+            <w:r>
+              <w:rPr>
+                <w:rFonts w:ascii="Times New Roman" w:hAnsi="Times New Roman" w:cs="Times New Roman"/>
+                <w:sz w:val="20"/>
+                <w:szCs w:val="20"/>
+              </w:rPr>
+              <w:t>3.007</w:t>
+            </w:r>
           </w:p>
         </w:tc>
         <w:tc>
@@ -20325,6 +21031,22 @@
                 <w:szCs w:val="20"/>
               </w:rPr>
             </w:pPr>
+            <w:r>
+              <w:rPr>
+                <w:rFonts w:ascii="Times New Roman" w:hAnsi="Times New Roman" w:cs="Times New Roman"/>
+                <w:sz w:val="20"/>
+                <w:szCs w:val="20"/>
+              </w:rPr>
+              <w:t>3.0</w:t>
+            </w:r>
+            <w:r>
+              <w:rPr>
+                <w:rFonts w:ascii="Times New Roman" w:hAnsi="Times New Roman" w:cs="Times New Roman"/>
+                <w:sz w:val="20"/>
+                <w:szCs w:val="20"/>
+              </w:rPr>
+              <w:t>07</w:t>
+            </w:r>
           </w:p>
         </w:tc>
         <w:tc>
@@ -20388,6 +21110,14 @@
               </w:rPr>
               <w:t>0.15</w:t>
             </w:r>
+            <w:r>
+              <w:rPr>
+                <w:rFonts w:ascii="Times New Roman" w:hAnsi="Times New Roman" w:cs="Times New Roman"/>
+                <w:sz w:val="20"/>
+                <w:szCs w:val="20"/>
+              </w:rPr>
+              <w:t>0</w:t>
+            </w:r>
           </w:p>
         </w:tc>
         <w:tc>
@@ -20410,6 +21140,14 @@
                 <w:szCs w:val="20"/>
               </w:rPr>
               <w:t>0.15</w:t>
+            </w:r>
+            <w:r>
+              <w:rPr>
+                <w:rFonts w:ascii="Times New Roman" w:hAnsi="Times New Roman" w:cs="Times New Roman"/>
+                <w:sz w:val="20"/>
+                <w:szCs w:val="20"/>
+              </w:rPr>
+              <w:t>0</w:t>
             </w:r>
           </w:p>
         </w:tc>
@@ -20583,6 +21321,14 @@
                 <w:rFonts w:ascii="Times New Roman" w:hAnsi="Times New Roman" w:cs="Times New Roman"/>
                 <w:sz w:val="20"/>
                 <w:szCs w:val="20"/>
+              </w:rPr>
+              <w:t>00</w:t>
+            </w:r>
+            <w:r>
+              <w:rPr>
+                <w:rFonts w:ascii="Times New Roman" w:hAnsi="Times New Roman" w:cs="Times New Roman"/>
+                <w:sz w:val="20"/>
+                <w:szCs w:val="20"/>
                 <w:vertAlign w:val="superscript"/>
               </w:rPr>
               <w:t>**</w:t>
@@ -20609,6 +21355,14 @@
                 <w:szCs w:val="20"/>
               </w:rPr>
               <w:t>0.5</w:t>
+            </w:r>
+            <w:r>
+              <w:rPr>
+                <w:rFonts w:ascii="Times New Roman" w:hAnsi="Times New Roman" w:cs="Times New Roman"/>
+                <w:sz w:val="20"/>
+                <w:szCs w:val="20"/>
+              </w:rPr>
+              <w:t>00</w:t>
             </w:r>
             <w:r>
               <w:rPr>
@@ -20657,7 +21411,23 @@
                 <w:sz w:val="20"/>
                 <w:szCs w:val="20"/>
               </w:rPr>
-              <w:t>Seed removal vs. distance (m) intercept</w:t>
+              <w:t>Intercept log s</w:t>
+            </w:r>
+            <w:r>
+              <w:rPr>
+                <w:rFonts w:ascii="Times New Roman" w:hAnsi="Times New Roman" w:cs="Times New Roman"/>
+                <w:sz w:val="20"/>
+                <w:szCs w:val="20"/>
+              </w:rPr>
+              <w:t>eed removal</w:t>
+            </w:r>
+            <w:r>
+              <w:rPr>
+                <w:rFonts w:ascii="Times New Roman" w:hAnsi="Times New Roman" w:cs="Times New Roman"/>
+                <w:sz w:val="20"/>
+                <w:szCs w:val="20"/>
+              </w:rPr>
+              <w:t xml:space="preserve"> proportion</w:t>
             </w:r>
           </w:p>
         </w:tc>
@@ -20680,7 +21450,16 @@
                 <w:sz w:val="20"/>
                 <w:szCs w:val="20"/>
               </w:rPr>
-              <w:t>0.482</w:t>
+              <w:t>-0.560</w:t>
+            </w:r>
+            <w:r>
+              <w:rPr>
+                <w:rFonts w:ascii="Times New Roman" w:hAnsi="Times New Roman" w:cs="Times New Roman"/>
+                <w:sz w:val="20"/>
+                <w:szCs w:val="20"/>
+                <w:vertAlign w:val="superscript"/>
+              </w:rPr>
+              <w:t>**</w:t>
             </w:r>
           </w:p>
         </w:tc>
@@ -20703,7 +21482,16 @@
                 <w:sz w:val="20"/>
                 <w:szCs w:val="20"/>
               </w:rPr>
-              <w:t>0.482</w:t>
+              <w:t>-0.560</w:t>
+            </w:r>
+            <w:r>
+              <w:rPr>
+                <w:rFonts w:ascii="Times New Roman" w:hAnsi="Times New Roman" w:cs="Times New Roman"/>
+                <w:sz w:val="20"/>
+                <w:szCs w:val="20"/>
+                <w:vertAlign w:val="superscript"/>
+              </w:rPr>
+              <w:t>**</w:t>
             </w:r>
           </w:p>
         </w:tc>
@@ -20726,7 +21514,7 @@
                 <w:sz w:val="20"/>
                 <w:szCs w:val="20"/>
               </w:rPr>
-              <w:t>Higashi</w:t>
+              <w:t>Rabelo</w:t>
             </w:r>
             <w:r>
               <w:rPr>
@@ -20752,7 +21540,23 @@
                 <w:sz w:val="20"/>
                 <w:szCs w:val="20"/>
               </w:rPr>
-              <w:t>. (1989)</w:t>
+              <w:t>. (</w:t>
+            </w:r>
+            <w:r>
+              <w:rPr>
+                <w:rFonts w:ascii="Times New Roman" w:hAnsi="Times New Roman" w:cs="Times New Roman"/>
+                <w:sz w:val="20"/>
+                <w:szCs w:val="20"/>
+              </w:rPr>
+              <w:t>2021</w:t>
+            </w:r>
+            <w:r>
+              <w:rPr>
+                <w:rFonts w:ascii="Times New Roman" w:hAnsi="Times New Roman" w:cs="Times New Roman"/>
+                <w:sz w:val="20"/>
+                <w:szCs w:val="20"/>
+              </w:rPr>
+              <w:t>)</w:t>
             </w:r>
           </w:p>
         </w:tc>
@@ -20777,7 +21581,7 @@
                 <w:sz w:val="20"/>
                 <w:szCs w:val="20"/>
               </w:rPr>
-              <w:t>Seed removal vs. distance</w:t>
+              <w:t>D</w:t>
             </w:r>
             <w:r>
               <w:rPr>
@@ -20785,7 +21589,23 @@
                 <w:sz w:val="20"/>
                 <w:szCs w:val="20"/>
               </w:rPr>
-              <w:t xml:space="preserve"> (m)</w:t>
+              <w:t>istance-slope</w:t>
+            </w:r>
+            <w:r>
+              <w:rPr>
+                <w:rFonts w:ascii="Times New Roman" w:hAnsi="Times New Roman" w:cs="Times New Roman"/>
+                <w:sz w:val="20"/>
+                <w:szCs w:val="20"/>
+              </w:rPr>
+              <w:t xml:space="preserve"> log s</w:t>
+            </w:r>
+            <w:r>
+              <w:rPr>
+                <w:rFonts w:ascii="Times New Roman" w:hAnsi="Times New Roman" w:cs="Times New Roman"/>
+                <w:sz w:val="20"/>
+                <w:szCs w:val="20"/>
+              </w:rPr>
+              <w:t>eed removal</w:t>
             </w:r>
             <w:r>
               <w:rPr>
@@ -20801,7 +21621,7 @@
                 <w:sz w:val="20"/>
                 <w:szCs w:val="20"/>
               </w:rPr>
-              <w:t>slope</w:t>
+              <w:t>proportion</w:t>
             </w:r>
           </w:p>
         </w:tc>
@@ -20824,7 +21644,16 @@
                 <w:sz w:val="20"/>
                 <w:szCs w:val="20"/>
               </w:rPr>
-              <w:t>-0.290</w:t>
+              <w:t>-0.360</w:t>
+            </w:r>
+            <w:r>
+              <w:rPr>
+                <w:rFonts w:ascii="Times New Roman" w:hAnsi="Times New Roman" w:cs="Times New Roman"/>
+                <w:sz w:val="20"/>
+                <w:szCs w:val="20"/>
+                <w:vertAlign w:val="superscript"/>
+              </w:rPr>
+              <w:t>**</w:t>
             </w:r>
           </w:p>
         </w:tc>
@@ -20847,7 +21676,16 @@
                 <w:sz w:val="20"/>
                 <w:szCs w:val="20"/>
               </w:rPr>
-              <w:t>-0.290</w:t>
+              <w:t>-0.360</w:t>
+            </w:r>
+            <w:r>
+              <w:rPr>
+                <w:rFonts w:ascii="Times New Roman" w:hAnsi="Times New Roman" w:cs="Times New Roman"/>
+                <w:sz w:val="20"/>
+                <w:szCs w:val="20"/>
+                <w:vertAlign w:val="superscript"/>
+              </w:rPr>
+              <w:t>**</w:t>
             </w:r>
           </w:p>
         </w:tc>
@@ -20870,15 +21708,7 @@
                 <w:sz w:val="20"/>
                 <w:szCs w:val="20"/>
               </w:rPr>
-              <w:t>Higashi</w:t>
-            </w:r>
-            <w:r>
-              <w:rPr>
-                <w:rFonts w:ascii="Times New Roman" w:hAnsi="Times New Roman" w:cs="Times New Roman"/>
-                <w:sz w:val="20"/>
-                <w:szCs w:val="20"/>
-              </w:rPr>
-              <w:t xml:space="preserve"> </w:t>
+              <w:t xml:space="preserve">Rabelo </w:t>
             </w:r>
             <w:r>
               <w:rPr>
@@ -20896,7 +21726,23 @@
                 <w:sz w:val="20"/>
                 <w:szCs w:val="20"/>
               </w:rPr>
-              <w:t>. (1989)</w:t>
+              <w:t>. (</w:t>
+            </w:r>
+            <w:r>
+              <w:rPr>
+                <w:rFonts w:ascii="Times New Roman" w:hAnsi="Times New Roman" w:cs="Times New Roman"/>
+                <w:sz w:val="20"/>
+                <w:szCs w:val="20"/>
+              </w:rPr>
+              <w:t>2021</w:t>
+            </w:r>
+            <w:r>
+              <w:rPr>
+                <w:rFonts w:ascii="Times New Roman" w:hAnsi="Times New Roman" w:cs="Times New Roman"/>
+                <w:sz w:val="20"/>
+                <w:szCs w:val="20"/>
+              </w:rPr>
+              <w:t>)</w:t>
             </w:r>
           </w:p>
         </w:tc>
@@ -21007,7 +21853,15 @@
         <w:annotationRef/>
       </w:r>
       <w:r>
-        <w:t>Note: this is straight out of my other paper. Placeholder for now, but will have to find a creative way to reword it.</w:t>
+        <w:t xml:space="preserve">Note: this is straight out of my other paper. Placeholder for </w:t>
+      </w:r>
+      <w:proofErr w:type="gramStart"/>
+      <w:r>
+        <w:t>now, but</w:t>
+      </w:r>
+      <w:proofErr w:type="gramEnd"/>
+      <w:r>
+        <w:t xml:space="preserve"> will have to find a creative way to reword it.</w:t>
       </w:r>
     </w:p>
   </w:comment>
@@ -21101,7 +21955,15 @@
       </w:r>
       <w:proofErr w:type="spellEnd"/>
       <w:r>
-        <w:t xml:space="preserve"> study both show that almost all seeds are removed after a few days, the chance of seeds being dispersed could actually be higher. This may be due to a greater density of ant nests than we may think; however, because the distribution and density of ant nests in these two studies are unknown, it’s difficult to say whether almost all seeds were removed because of high nest density of because of a larger than expected foraging radius. Also, we don’t know if predation occurred after removal.</w:t>
+        <w:t xml:space="preserve"> study both show that almost all seeds are removed after a few days, the chance of seeds being dispersed could </w:t>
+      </w:r>
+      <w:proofErr w:type="gramStart"/>
+      <w:r>
+        <w:t>actually be</w:t>
+      </w:r>
+      <w:proofErr w:type="gramEnd"/>
+      <w:r>
+        <w:t xml:space="preserve"> higher. This may be due to a greater density of ant nests than we may think; however, because the distribution and density of ant nests in these two studies are unknown, it’s difficult to say whether almost all seeds were removed because of high nest density of because of a larger than expected foraging radius. Also, we don’t know if predation occurred after removal.</w:t>
       </w:r>
     </w:p>
   </w:comment>

--- a/CombinedDispersalMS_v1.docx
+++ b/CombinedDispersalMS_v1.docx
@@ -4571,7 +4571,39 @@
           <w:sz w:val="24"/>
           <w:szCs w:val="24"/>
         </w:rPr>
-        <w:t xml:space="preserve"> and are then dispersed by a variety of birds as well as mammals such as foxes and badgers, but birds also consume the seeds from the tree (Herrera and Jordano 1981</w:t>
+        <w:t xml:space="preserve"> and are then dispersed by a variety of birds as well as mammals such as foxes and badgers, but birds also </w:t>
+      </w:r>
+      <w:r>
+        <w:rPr>
+          <w:rFonts w:ascii="Times New Roman" w:hAnsi="Times New Roman" w:cs="Times New Roman"/>
+          <w:sz w:val="24"/>
+          <w:szCs w:val="24"/>
+        </w:rPr>
+        <w:t>move seeds</w:t>
+      </w:r>
+      <w:r>
+        <w:rPr>
+          <w:rFonts w:ascii="Times New Roman" w:hAnsi="Times New Roman" w:cs="Times New Roman"/>
+          <w:sz w:val="24"/>
+          <w:szCs w:val="24"/>
+        </w:rPr>
+        <w:t xml:space="preserve"> </w:t>
+      </w:r>
+      <w:r>
+        <w:rPr>
+          <w:rFonts w:ascii="Times New Roman" w:hAnsi="Times New Roman" w:cs="Times New Roman"/>
+          <w:sz w:val="24"/>
+          <w:szCs w:val="24"/>
+        </w:rPr>
+        <w:t>directly</w:t>
+      </w:r>
+      <w:r>
+        <w:rPr>
+          <w:rFonts w:ascii="Times New Roman" w:hAnsi="Times New Roman" w:cs="Times New Roman"/>
+          <w:sz w:val="24"/>
+          <w:szCs w:val="24"/>
+        </w:rPr>
+        <w:t xml:space="preserve"> from the tree (Herrera and Jordano 1981</w:t>
       </w:r>
       <w:r>
         <w:rPr>
@@ -4671,16 +4703,24 @@
           <w:sz w:val="24"/>
           <w:szCs w:val="24"/>
         </w:rPr>
+        <w:t>fox</w:t>
+      </w:r>
+      <w:r>
+        <w:rPr>
+          <w:rFonts w:ascii="Times New Roman" w:hAnsi="Times New Roman" w:cs="Times New Roman"/>
+          <w:sz w:val="24"/>
+          <w:szCs w:val="24"/>
+        </w:rPr>
+        <w:t xml:space="preserve"> </w:t>
+      </w:r>
+      <w:r>
+        <w:rPr>
+          <w:rFonts w:ascii="Times New Roman" w:hAnsi="Times New Roman" w:cs="Times New Roman"/>
+          <w:sz w:val="24"/>
+          <w:szCs w:val="24"/>
+        </w:rPr>
         <w:lastRenderedPageBreak/>
-        <w:t>fox</w:t>
-      </w:r>
-      <w:r>
-        <w:rPr>
-          <w:rFonts w:ascii="Times New Roman" w:hAnsi="Times New Roman" w:cs="Times New Roman"/>
-          <w:sz w:val="24"/>
-          <w:szCs w:val="24"/>
-        </w:rPr>
-        <w:t xml:space="preserve"> would be an example of two dispersal events in series, and a bird removing the fruit directly from the tree and dispersing it would run parallel to </w:t>
+        <w:t xml:space="preserve">would be an example of two dispersal events in series, and a bird removing the fruit directly from the tree and dispersing it would run parallel to </w:t>
       </w:r>
       <w:r>
         <w:rPr>
@@ -4940,7 +4980,23 @@
           <w:sz w:val="24"/>
           <w:szCs w:val="24"/>
         </w:rPr>
-        <w:t xml:space="preserve"> dispersal kernels are used in </w:t>
+        <w:t xml:space="preserve"> dispersal kernels are</w:t>
+      </w:r>
+      <w:r>
+        <w:rPr>
+          <w:rFonts w:ascii="Times New Roman" w:hAnsi="Times New Roman" w:cs="Times New Roman"/>
+          <w:sz w:val="24"/>
+          <w:szCs w:val="24"/>
+        </w:rPr>
+        <w:t xml:space="preserve"> typically</w:t>
+      </w:r>
+      <w:r>
+        <w:rPr>
+          <w:rFonts w:ascii="Times New Roman" w:hAnsi="Times New Roman" w:cs="Times New Roman"/>
+          <w:sz w:val="24"/>
+          <w:szCs w:val="24"/>
+        </w:rPr>
+        <w:t xml:space="preserve"> used in </w:t>
       </w:r>
       <w:r>
         <w:rPr>
@@ -5202,7 +5258,23 @@
           <w:sz w:val="24"/>
           <w:szCs w:val="24"/>
         </w:rPr>
-        <w:t xml:space="preserve">; in plants where wind is the main dispersal vector, shifts in wind speeds induced by climate change may also alter the dispersal and spread of these anemochorous plants (Bullock </w:t>
+        <w:t xml:space="preserve">; in plants where wind is the main dispersal vector, shifts in wind speeds induced by climate change may also alter the dispersal and spread of </w:t>
+      </w:r>
+      <w:r>
+        <w:rPr>
+          <w:rFonts w:ascii="Times New Roman" w:hAnsi="Times New Roman" w:cs="Times New Roman"/>
+          <w:sz w:val="24"/>
+          <w:szCs w:val="24"/>
+        </w:rPr>
+        <w:t>such</w:t>
+      </w:r>
+      <w:r>
+        <w:rPr>
+          <w:rFonts w:ascii="Times New Roman" w:hAnsi="Times New Roman" w:cs="Times New Roman"/>
+          <w:sz w:val="24"/>
+          <w:szCs w:val="24"/>
+        </w:rPr>
+        <w:t xml:space="preserve"> anemochorous plants (Bullock </w:t>
       </w:r>
       <w:r>
         <w:rPr>
@@ -6265,7 +6337,6 @@
           <w:szCs w:val="24"/>
         </w:rPr>
       </w:pPr>
-      <w:commentRangeStart w:id="0"/>
       <w:r>
         <w:rPr>
           <w:rFonts w:ascii="Times New Roman" w:hAnsi="Times New Roman" w:cs="Times New Roman"/>
@@ -6279,164 +6350,20 @@
       <w:r>
         <w:rPr>
           <w:rFonts w:ascii="Times New Roman" w:hAnsi="Times New Roman" w:cs="Times New Roman"/>
-          <w:sz w:val="24"/>
-          <w:szCs w:val="24"/>
-        </w:rPr>
-        <w:t xml:space="preserve"> L. (“musk thistle” or “nodding thistle”) </w:t>
-      </w:r>
-      <w:r>
-        <w:rPr>
-          <w:rFonts w:ascii="Times New Roman" w:hAnsi="Times New Roman" w:cs="Times New Roman"/>
-          <w:sz w:val="24"/>
-          <w:szCs w:val="24"/>
-        </w:rPr>
-        <w:t>is an invasive thistle</w:t>
-      </w:r>
-      <w:r>
-        <w:rPr>
-          <w:rFonts w:ascii="Times New Roman" w:hAnsi="Times New Roman" w:cs="Times New Roman"/>
-          <w:sz w:val="24"/>
-          <w:szCs w:val="24"/>
-        </w:rPr>
-        <w:t xml:space="preserve"> in the Asteraceae family</w:t>
-      </w:r>
-      <w:r>
-        <w:rPr>
-          <w:rFonts w:ascii="Times New Roman" w:hAnsi="Times New Roman" w:cs="Times New Roman"/>
-          <w:sz w:val="24"/>
-          <w:szCs w:val="24"/>
-        </w:rPr>
-        <w:t>, g</w:t>
-      </w:r>
-      <w:r>
-        <w:rPr>
-          <w:rFonts w:ascii="Times New Roman" w:hAnsi="Times New Roman" w:cs="Times New Roman"/>
-          <w:sz w:val="24"/>
-          <w:szCs w:val="24"/>
-        </w:rPr>
-        <w:t>erminat</w:t>
-      </w:r>
-      <w:r>
-        <w:rPr>
-          <w:rFonts w:ascii="Times New Roman" w:hAnsi="Times New Roman" w:cs="Times New Roman"/>
-          <w:sz w:val="24"/>
-          <w:szCs w:val="24"/>
-        </w:rPr>
-        <w:t>ing</w:t>
-      </w:r>
-      <w:r>
-        <w:rPr>
-          <w:rFonts w:ascii="Times New Roman" w:hAnsi="Times New Roman" w:cs="Times New Roman"/>
-          <w:sz w:val="24"/>
-          <w:szCs w:val="24"/>
-        </w:rPr>
-        <w:t xml:space="preserve"> in autumn or spring and bolt</w:t>
-      </w:r>
-      <w:r>
-        <w:rPr>
-          <w:rFonts w:ascii="Times New Roman" w:hAnsi="Times New Roman" w:cs="Times New Roman"/>
-          <w:sz w:val="24"/>
-          <w:szCs w:val="24"/>
-        </w:rPr>
-        <w:t>ing</w:t>
-      </w:r>
-      <w:r>
-        <w:rPr>
-          <w:rFonts w:ascii="Times New Roman" w:hAnsi="Times New Roman" w:cs="Times New Roman"/>
-          <w:sz w:val="24"/>
-          <w:szCs w:val="24"/>
-        </w:rPr>
-        <w:t xml:space="preserve"> in the early summer (Zhang </w:t>
-      </w:r>
-      <w:r>
-        <w:rPr>
-          <w:rFonts w:ascii="Times New Roman" w:hAnsi="Times New Roman" w:cs="Times New Roman"/>
           <w:i/>
           <w:iCs/>
           <w:sz w:val="24"/>
           <w:szCs w:val="24"/>
         </w:rPr>
-        <w:t>et al</w:t>
-      </w:r>
-      <w:r>
-        <w:rPr>
-          <w:rFonts w:ascii="Times New Roman" w:hAnsi="Times New Roman" w:cs="Times New Roman"/>
-          <w:sz w:val="24"/>
-          <w:szCs w:val="24"/>
-        </w:rPr>
-        <w:t>. 2012)</w:t>
-      </w:r>
-      <w:r>
-        <w:rPr>
-          <w:rFonts w:ascii="Times New Roman" w:hAnsi="Times New Roman" w:cs="Times New Roman"/>
-          <w:sz w:val="24"/>
-          <w:szCs w:val="24"/>
-        </w:rPr>
-        <w:t>. This species</w:t>
-      </w:r>
-      <w:r>
-        <w:rPr>
-          <w:rFonts w:ascii="Times New Roman" w:hAnsi="Times New Roman" w:cs="Times New Roman"/>
-          <w:sz w:val="24"/>
-          <w:szCs w:val="24"/>
-        </w:rPr>
-        <w:t xml:space="preserve"> reproduce</w:t>
-      </w:r>
-      <w:r>
-        <w:rPr>
-          <w:rFonts w:ascii="Times New Roman" w:hAnsi="Times New Roman" w:cs="Times New Roman"/>
-          <w:sz w:val="24"/>
-          <w:szCs w:val="24"/>
-        </w:rPr>
-        <w:t>s</w:t>
-      </w:r>
-      <w:r>
-        <w:rPr>
-          <w:rFonts w:ascii="Times New Roman" w:hAnsi="Times New Roman" w:cs="Times New Roman"/>
-          <w:sz w:val="24"/>
-          <w:szCs w:val="24"/>
-        </w:rPr>
-        <w:t xml:space="preserve"> exclusively by seed, and ha</w:t>
-      </w:r>
-      <w:r>
-        <w:rPr>
-          <w:rFonts w:ascii="Times New Roman" w:hAnsi="Times New Roman" w:cs="Times New Roman"/>
-          <w:sz w:val="24"/>
-          <w:szCs w:val="24"/>
-        </w:rPr>
-        <w:t>s a</w:t>
-      </w:r>
-      <w:r>
-        <w:rPr>
-          <w:rFonts w:ascii="Times New Roman" w:hAnsi="Times New Roman" w:cs="Times New Roman"/>
-          <w:sz w:val="24"/>
-          <w:szCs w:val="24"/>
-        </w:rPr>
-        <w:t xml:space="preserve"> monocarpic perennial life cycle that have been demonstrated to shift from biennial towards annual under warming conditions (Keller and Shea </w:t>
-      </w:r>
-      <w:r>
-        <w:rPr>
-          <w:rFonts w:ascii="Times New Roman" w:hAnsi="Times New Roman" w:cs="Times New Roman"/>
-          <w:sz w:val="24"/>
-          <w:szCs w:val="24"/>
-        </w:rPr>
-        <w:t>2021</w:t>
-      </w:r>
-      <w:r>
-        <w:rPr>
-          <w:rFonts w:ascii="Times New Roman" w:hAnsi="Times New Roman" w:cs="Times New Roman"/>
-          <w:sz w:val="24"/>
-          <w:szCs w:val="24"/>
-        </w:rPr>
-        <w:t>).</w:t>
-      </w:r>
-      <w:r>
-        <w:rPr>
-          <w:rFonts w:ascii="Times New Roman" w:hAnsi="Times New Roman" w:cs="Times New Roman"/>
-          <w:sz w:val="24"/>
-          <w:szCs w:val="24"/>
-        </w:rPr>
-        <w:t xml:space="preserve"> </w:t>
+        <w:t xml:space="preserve"> </w:t>
+      </w:r>
+      <w:r>
+        <w:rPr>
+          <w:rFonts w:ascii="Times New Roman" w:hAnsi="Times New Roman" w:cs="Times New Roman"/>
+          <w:sz w:val="24"/>
+          <w:szCs w:val="24"/>
+        </w:rPr>
+        <w:t xml:space="preserve">and </w:t>
       </w:r>
       <w:r>
         <w:rPr>
@@ -6446,31 +6373,15 @@
           <w:sz w:val="24"/>
           <w:szCs w:val="24"/>
         </w:rPr>
-        <w:t xml:space="preserve">C. nutans </w:t>
-      </w:r>
-      <w:r>
-        <w:rPr>
-          <w:rFonts w:ascii="Times New Roman" w:hAnsi="Times New Roman" w:cs="Times New Roman"/>
-          <w:sz w:val="24"/>
-          <w:szCs w:val="24"/>
-        </w:rPr>
-        <w:t>have high reproductive potential and are a considerable agricultural pest since they thrive in pastures, are unpalatable to most grazers, and decrease pasture productivity (Trumble and Kok 1982). In addition to pastures, these thistles occur in other highly disturbed areas such as drainages and roadsides</w:t>
-      </w:r>
-      <w:r>
-        <w:rPr>
-          <w:rFonts w:ascii="Times New Roman" w:hAnsi="Times New Roman" w:cs="Times New Roman"/>
-          <w:sz w:val="24"/>
-          <w:szCs w:val="24"/>
-        </w:rPr>
-        <w:t xml:space="preserve">, </w:t>
-      </w:r>
-      <w:r>
-        <w:rPr>
-          <w:rFonts w:ascii="Times New Roman" w:hAnsi="Times New Roman" w:cs="Times New Roman"/>
-          <w:sz w:val="24"/>
-          <w:szCs w:val="24"/>
-        </w:rPr>
-        <w:t xml:space="preserve">and are listed as noxious weeds in several states (Skinner </w:t>
+        <w:t>Carduus acanthoides</w:t>
+      </w:r>
+      <w:r>
+        <w:rPr>
+          <w:rFonts w:ascii="Times New Roman" w:hAnsi="Times New Roman" w:cs="Times New Roman"/>
+          <w:sz w:val="24"/>
+          <w:szCs w:val="24"/>
+        </w:rPr>
+        <w:t xml:space="preserve"> are</w:t>
       </w:r>
       <w:r>
         <w:rPr>
@@ -6480,6 +6391,136 @@
           <w:sz w:val="24"/>
           <w:szCs w:val="24"/>
         </w:rPr>
+        <w:t xml:space="preserve"> </w:t>
+      </w:r>
+      <w:r>
+        <w:rPr>
+          <w:rFonts w:ascii="Times New Roman" w:hAnsi="Times New Roman" w:cs="Times New Roman"/>
+          <w:sz w:val="24"/>
+          <w:szCs w:val="24"/>
+        </w:rPr>
+        <w:t xml:space="preserve">thistles in </w:t>
+      </w:r>
+      <w:r>
+        <w:rPr>
+          <w:rFonts w:ascii="Times New Roman" w:hAnsi="Times New Roman" w:cs="Times New Roman"/>
+          <w:sz w:val="24"/>
+          <w:szCs w:val="24"/>
+        </w:rPr>
+        <w:t>the Asteraceae family</w:t>
+      </w:r>
+      <w:r>
+        <w:rPr>
+          <w:rFonts w:ascii="Times New Roman" w:hAnsi="Times New Roman" w:cs="Times New Roman"/>
+          <w:sz w:val="24"/>
+          <w:szCs w:val="24"/>
+        </w:rPr>
+        <w:t xml:space="preserve"> that are native to Eurasia and have become invasive across various parts of the world</w:t>
+      </w:r>
+      <w:r>
+        <w:rPr>
+          <w:rFonts w:ascii="Times New Roman" w:hAnsi="Times New Roman" w:cs="Times New Roman"/>
+          <w:sz w:val="24"/>
+          <w:szCs w:val="24"/>
+        </w:rPr>
+        <w:t>.</w:t>
+      </w:r>
+      <w:r>
+        <w:rPr>
+          <w:rFonts w:ascii="Times New Roman" w:hAnsi="Times New Roman" w:cs="Times New Roman"/>
+          <w:sz w:val="24"/>
+          <w:szCs w:val="24"/>
+        </w:rPr>
+        <w:t xml:space="preserve"> </w:t>
+      </w:r>
+      <w:r>
+        <w:rPr>
+          <w:rFonts w:ascii="Times New Roman" w:hAnsi="Times New Roman" w:cs="Times New Roman"/>
+          <w:sz w:val="24"/>
+          <w:szCs w:val="24"/>
+        </w:rPr>
+        <w:t>Both species have been widely reported across</w:t>
+      </w:r>
+      <w:r>
+        <w:rPr>
+          <w:rFonts w:ascii="Times New Roman" w:hAnsi="Times New Roman" w:cs="Times New Roman"/>
+          <w:sz w:val="24"/>
+          <w:szCs w:val="24"/>
+        </w:rPr>
+        <w:t xml:space="preserve"> the United States, where they are considered an agricultural nuisance and are </w:t>
+      </w:r>
+      <w:r>
+        <w:rPr>
+          <w:rFonts w:ascii="Times New Roman" w:hAnsi="Times New Roman" w:cs="Times New Roman"/>
+          <w:sz w:val="24"/>
+          <w:szCs w:val="24"/>
+        </w:rPr>
+        <w:t>commonly</w:t>
+      </w:r>
+      <w:r>
+        <w:rPr>
+          <w:rFonts w:ascii="Times New Roman" w:hAnsi="Times New Roman" w:cs="Times New Roman"/>
+          <w:sz w:val="24"/>
+          <w:szCs w:val="24"/>
+        </w:rPr>
+        <w:t xml:space="preserve"> listed as noxious weeds due to their high reproductive potential</w:t>
+      </w:r>
+      <w:r>
+        <w:rPr>
+          <w:rFonts w:ascii="Times New Roman" w:hAnsi="Times New Roman" w:cs="Times New Roman"/>
+          <w:sz w:val="24"/>
+          <w:szCs w:val="24"/>
+        </w:rPr>
+        <w:t>, strong success in disturbed areas,</w:t>
+      </w:r>
+      <w:r>
+        <w:rPr>
+          <w:rFonts w:ascii="Times New Roman" w:hAnsi="Times New Roman" w:cs="Times New Roman"/>
+          <w:sz w:val="24"/>
+          <w:szCs w:val="24"/>
+        </w:rPr>
+        <w:t xml:space="preserve"> and </w:t>
+      </w:r>
+      <w:r>
+        <w:rPr>
+          <w:rFonts w:ascii="Times New Roman" w:hAnsi="Times New Roman" w:cs="Times New Roman"/>
+          <w:sz w:val="24"/>
+          <w:szCs w:val="24"/>
+        </w:rPr>
+        <w:t>lack of palatability</w:t>
+      </w:r>
+      <w:r>
+        <w:rPr>
+          <w:rFonts w:ascii="Times New Roman" w:hAnsi="Times New Roman" w:cs="Times New Roman"/>
+          <w:sz w:val="24"/>
+          <w:szCs w:val="24"/>
+        </w:rPr>
+        <w:t xml:space="preserve"> to grazers</w:t>
+      </w:r>
+      <w:r>
+        <w:rPr>
+          <w:rFonts w:ascii="Times New Roman" w:hAnsi="Times New Roman" w:cs="Times New Roman"/>
+          <w:sz w:val="24"/>
+          <w:szCs w:val="24"/>
+        </w:rPr>
+        <w:t xml:space="preserve"> (</w:t>
+      </w:r>
+      <w:r>
+        <w:rPr>
+          <w:rFonts w:ascii="Times New Roman" w:hAnsi="Times New Roman" w:cs="Times New Roman"/>
+          <w:sz w:val="24"/>
+          <w:szCs w:val="24"/>
+        </w:rPr>
+        <w:t xml:space="preserve">Skinner </w:t>
+      </w:r>
+      <w:r>
+        <w:rPr>
+          <w:rFonts w:ascii="Times New Roman" w:hAnsi="Times New Roman" w:cs="Times New Roman"/>
+          <w:i/>
+          <w:iCs/>
+          <w:sz w:val="24"/>
+          <w:szCs w:val="24"/>
+        </w:rPr>
         <w:t>et al.</w:t>
       </w:r>
       <w:r>
@@ -6488,172 +6529,414 @@
           <w:sz w:val="24"/>
           <w:szCs w:val="24"/>
         </w:rPr>
-        <w:t xml:space="preserve"> 2000).</w:t>
-      </w:r>
-      <w:commentRangeEnd w:id="0"/>
-      <w:r>
-        <w:rPr>
-          <w:rStyle w:val="CommentReference"/>
-        </w:rPr>
-        <w:commentReference w:id="0"/>
+        <w:t xml:space="preserve"> 2000</w:t>
+      </w:r>
+      <w:r>
+        <w:rPr>
+          <w:rFonts w:ascii="Times New Roman" w:hAnsi="Times New Roman" w:cs="Times New Roman"/>
+          <w:sz w:val="24"/>
+          <w:szCs w:val="24"/>
+        </w:rPr>
+        <w:t xml:space="preserve">). </w:t>
+      </w:r>
+      <w:r>
+        <w:rPr>
+          <w:rFonts w:ascii="Times New Roman" w:hAnsi="Times New Roman" w:cs="Times New Roman"/>
+          <w:i/>
+          <w:iCs/>
+          <w:sz w:val="24"/>
+          <w:szCs w:val="24"/>
+        </w:rPr>
+        <w:t xml:space="preserve">C. nutans </w:t>
+      </w:r>
+      <w:r>
+        <w:rPr>
+          <w:rFonts w:ascii="Times New Roman" w:hAnsi="Times New Roman" w:cs="Times New Roman"/>
+          <w:sz w:val="24"/>
+          <w:szCs w:val="24"/>
+        </w:rPr>
+        <w:t xml:space="preserve">and </w:t>
+      </w:r>
+      <w:r>
+        <w:rPr>
+          <w:rFonts w:ascii="Times New Roman" w:hAnsi="Times New Roman" w:cs="Times New Roman"/>
+          <w:i/>
+          <w:iCs/>
+          <w:sz w:val="24"/>
+          <w:szCs w:val="24"/>
+        </w:rPr>
+        <w:t>C. acanthoides</w:t>
+      </w:r>
+      <w:r>
+        <w:rPr>
+          <w:rFonts w:ascii="Times New Roman" w:hAnsi="Times New Roman" w:cs="Times New Roman"/>
+          <w:sz w:val="24"/>
+          <w:szCs w:val="24"/>
+        </w:rPr>
+        <w:t xml:space="preserve"> reproduce exclusively by seed and </w:t>
+      </w:r>
+      <w:r>
+        <w:rPr>
+          <w:rFonts w:ascii="Times New Roman" w:hAnsi="Times New Roman" w:cs="Times New Roman"/>
+          <w:sz w:val="24"/>
+          <w:szCs w:val="24"/>
+        </w:rPr>
+        <w:t>follow a</w:t>
+      </w:r>
+      <w:r>
+        <w:rPr>
+          <w:rFonts w:ascii="Times New Roman" w:hAnsi="Times New Roman" w:cs="Times New Roman"/>
+          <w:sz w:val="24"/>
+          <w:szCs w:val="24"/>
+        </w:rPr>
+        <w:t xml:space="preserve"> monocarpic perennial lifecycle; </w:t>
+      </w:r>
+      <w:r>
+        <w:rPr>
+          <w:rFonts w:ascii="Times New Roman" w:hAnsi="Times New Roman" w:cs="Times New Roman"/>
+          <w:sz w:val="24"/>
+          <w:szCs w:val="24"/>
+        </w:rPr>
+        <w:t>bolt</w:t>
+      </w:r>
+      <w:r>
+        <w:rPr>
+          <w:rFonts w:ascii="Times New Roman" w:hAnsi="Times New Roman" w:cs="Times New Roman"/>
+          <w:sz w:val="24"/>
+          <w:szCs w:val="24"/>
+        </w:rPr>
+        <w:t>ing</w:t>
+      </w:r>
+      <w:r>
+        <w:rPr>
+          <w:rFonts w:ascii="Times New Roman" w:hAnsi="Times New Roman" w:cs="Times New Roman"/>
+          <w:sz w:val="24"/>
+          <w:szCs w:val="24"/>
+        </w:rPr>
+        <w:t xml:space="preserve"> </w:t>
+      </w:r>
+      <w:r>
+        <w:rPr>
+          <w:rFonts w:ascii="Times New Roman" w:hAnsi="Times New Roman" w:cs="Times New Roman"/>
+          <w:sz w:val="24"/>
+          <w:szCs w:val="24"/>
+        </w:rPr>
+        <w:t xml:space="preserve">tends to occur </w:t>
+      </w:r>
+      <w:r>
+        <w:rPr>
+          <w:rFonts w:ascii="Times New Roman" w:hAnsi="Times New Roman" w:cs="Times New Roman"/>
+          <w:sz w:val="24"/>
+          <w:szCs w:val="24"/>
+        </w:rPr>
+        <w:t>in the early summer</w:t>
+      </w:r>
+      <w:r>
+        <w:rPr>
+          <w:rFonts w:ascii="Times New Roman" w:hAnsi="Times New Roman" w:cs="Times New Roman"/>
+          <w:sz w:val="24"/>
+          <w:szCs w:val="24"/>
+        </w:rPr>
+        <w:t xml:space="preserve"> with reproduction later in the season</w:t>
+      </w:r>
+      <w:r>
+        <w:rPr>
+          <w:rFonts w:ascii="Times New Roman" w:hAnsi="Times New Roman" w:cs="Times New Roman"/>
+          <w:sz w:val="24"/>
+          <w:szCs w:val="24"/>
+        </w:rPr>
+        <w:t xml:space="preserve"> (Zhang </w:t>
+      </w:r>
+      <w:r>
+        <w:rPr>
+          <w:rFonts w:ascii="Times New Roman" w:hAnsi="Times New Roman" w:cs="Times New Roman"/>
+          <w:i/>
+          <w:iCs/>
+          <w:sz w:val="24"/>
+          <w:szCs w:val="24"/>
+        </w:rPr>
+        <w:t>et al</w:t>
+      </w:r>
+      <w:r>
+        <w:rPr>
+          <w:rFonts w:ascii="Times New Roman" w:hAnsi="Times New Roman" w:cs="Times New Roman"/>
+          <w:sz w:val="24"/>
+          <w:szCs w:val="24"/>
+        </w:rPr>
+        <w:t>. 2012)</w:t>
+      </w:r>
+      <w:r>
+        <w:rPr>
+          <w:rFonts w:ascii="Times New Roman" w:hAnsi="Times New Roman" w:cs="Times New Roman"/>
+          <w:sz w:val="24"/>
+          <w:szCs w:val="24"/>
+        </w:rPr>
+        <w:t xml:space="preserve"> </w:t>
+      </w:r>
+      <w:r>
+        <w:rPr>
+          <w:rFonts w:ascii="Times New Roman" w:hAnsi="Times New Roman" w:cs="Times New Roman"/>
+          <w:sz w:val="24"/>
+          <w:szCs w:val="24"/>
+        </w:rPr>
+        <w:t xml:space="preserve">and while many individuals complete their life cycle in approximately two years, </w:t>
+      </w:r>
+      <w:r>
+        <w:rPr>
+          <w:rFonts w:ascii="Times New Roman" w:hAnsi="Times New Roman" w:cs="Times New Roman"/>
+          <w:sz w:val="24"/>
+          <w:szCs w:val="24"/>
+        </w:rPr>
+        <w:t>germination and reproduction are possible in a</w:t>
+      </w:r>
+      <w:r>
+        <w:rPr>
+          <w:rFonts w:ascii="Times New Roman" w:hAnsi="Times New Roman" w:cs="Times New Roman"/>
+          <w:sz w:val="24"/>
+          <w:szCs w:val="24"/>
+        </w:rPr>
+        <w:t xml:space="preserve"> single year under warming conditions </w:t>
+      </w:r>
+      <w:r>
+        <w:rPr>
+          <w:rFonts w:ascii="Times New Roman" w:hAnsi="Times New Roman" w:cs="Times New Roman"/>
+          <w:sz w:val="24"/>
+          <w:szCs w:val="24"/>
+        </w:rPr>
+        <w:t xml:space="preserve">(Keller and Shea </w:t>
+      </w:r>
+      <w:r>
+        <w:rPr>
+          <w:rFonts w:ascii="Times New Roman" w:hAnsi="Times New Roman" w:cs="Times New Roman"/>
+          <w:sz w:val="24"/>
+          <w:szCs w:val="24"/>
+        </w:rPr>
+        <w:t>2021</w:t>
+      </w:r>
+      <w:r>
+        <w:rPr>
+          <w:rFonts w:ascii="Times New Roman" w:hAnsi="Times New Roman" w:cs="Times New Roman"/>
+          <w:sz w:val="24"/>
+          <w:szCs w:val="24"/>
+        </w:rPr>
+        <w:t>).</w:t>
+      </w:r>
+      <w:r>
+        <w:rPr>
+          <w:rFonts w:ascii="Times New Roman" w:hAnsi="Times New Roman" w:cs="Times New Roman"/>
+          <w:sz w:val="24"/>
+          <w:szCs w:val="24"/>
+        </w:rPr>
+        <w:t xml:space="preserve"> Seeds of both species are primarily dispersed by wind, made possible by a lightweight pappus attached to the distal end of the seed achene</w:t>
+      </w:r>
+      <w:r>
+        <w:rPr>
+          <w:rFonts w:ascii="Times New Roman" w:hAnsi="Times New Roman" w:cs="Times New Roman"/>
+          <w:sz w:val="24"/>
+          <w:szCs w:val="24"/>
+        </w:rPr>
+        <w:t xml:space="preserve">; this pappus allows wind to carry the seeds quite far, with seeds of </w:t>
+      </w:r>
+      <w:r>
+        <w:rPr>
+          <w:rFonts w:ascii="Times New Roman" w:hAnsi="Times New Roman" w:cs="Times New Roman"/>
+          <w:i/>
+          <w:iCs/>
+          <w:sz w:val="24"/>
+          <w:szCs w:val="24"/>
+        </w:rPr>
+        <w:t>C. nutans</w:t>
+      </w:r>
+      <w:r>
+        <w:rPr>
+          <w:rFonts w:ascii="Times New Roman" w:hAnsi="Times New Roman" w:cs="Times New Roman"/>
+          <w:sz w:val="24"/>
+          <w:szCs w:val="24"/>
+        </w:rPr>
+        <w:t xml:space="preserve"> </w:t>
+      </w:r>
+      <w:r>
+        <w:rPr>
+          <w:rFonts w:ascii="Times New Roman" w:hAnsi="Times New Roman" w:cs="Times New Roman"/>
+          <w:sz w:val="24"/>
+          <w:szCs w:val="24"/>
+        </w:rPr>
+        <w:t xml:space="preserve">having been </w:t>
+      </w:r>
+      <w:r>
+        <w:rPr>
+          <w:rFonts w:ascii="Times New Roman" w:hAnsi="Times New Roman" w:cs="Times New Roman"/>
+          <w:sz w:val="24"/>
+          <w:szCs w:val="24"/>
+        </w:rPr>
+        <w:t xml:space="preserve">detected </w:t>
+      </w:r>
+      <w:r>
+        <w:rPr>
+          <w:rFonts w:ascii="Times New Roman" w:hAnsi="Times New Roman" w:cs="Times New Roman"/>
+          <w:sz w:val="24"/>
+          <w:szCs w:val="24"/>
+        </w:rPr>
+        <w:t>up to 96 m</w:t>
+      </w:r>
+      <w:r>
+        <w:rPr>
+          <w:rFonts w:ascii="Times New Roman" w:hAnsi="Times New Roman" w:cs="Times New Roman"/>
+          <w:sz w:val="24"/>
+          <w:szCs w:val="24"/>
+        </w:rPr>
+        <w:t xml:space="preserve"> from the parent plant (</w:t>
+      </w:r>
+      <w:r>
+        <w:rPr>
+          <w:rFonts w:ascii="Times New Roman" w:hAnsi="Times New Roman" w:cs="Times New Roman"/>
+          <w:sz w:val="24"/>
+          <w:szCs w:val="24"/>
+        </w:rPr>
+        <w:t>Skarpaas and Shea</w:t>
+      </w:r>
+      <w:r>
+        <w:rPr>
+          <w:rFonts w:ascii="Times New Roman" w:hAnsi="Times New Roman" w:cs="Times New Roman"/>
+          <w:sz w:val="24"/>
+          <w:szCs w:val="24"/>
+        </w:rPr>
+        <w:t xml:space="preserve"> </w:t>
+      </w:r>
+      <w:r>
+        <w:rPr>
+          <w:rFonts w:ascii="Times New Roman" w:hAnsi="Times New Roman" w:cs="Times New Roman"/>
+          <w:sz w:val="24"/>
+          <w:szCs w:val="24"/>
+        </w:rPr>
+        <w:t>2007)</w:t>
+      </w:r>
+      <w:r>
+        <w:rPr>
+          <w:rFonts w:ascii="Times New Roman" w:hAnsi="Times New Roman" w:cs="Times New Roman"/>
+          <w:sz w:val="24"/>
+          <w:szCs w:val="24"/>
+        </w:rPr>
+        <w:t>, and higher dispersal distances possible under extreme conditions.</w:t>
+      </w:r>
+      <w:r>
+        <w:rPr>
+          <w:rFonts w:ascii="Times New Roman" w:hAnsi="Times New Roman" w:cs="Times New Roman"/>
+          <w:sz w:val="24"/>
+          <w:szCs w:val="24"/>
+        </w:rPr>
+        <w:t xml:space="preserve"> </w:t>
+      </w:r>
+      <w:r>
+        <w:rPr>
+          <w:rFonts w:ascii="Times New Roman" w:hAnsi="Times New Roman" w:cs="Times New Roman"/>
+          <w:sz w:val="24"/>
+          <w:szCs w:val="24"/>
+        </w:rPr>
+        <w:t>Evidence of secondary dispersal also exists in both species, as</w:t>
+      </w:r>
+      <w:r>
+        <w:rPr>
+          <w:rFonts w:ascii="Times New Roman" w:hAnsi="Times New Roman" w:cs="Times New Roman"/>
+          <w:sz w:val="24"/>
+          <w:szCs w:val="24"/>
+        </w:rPr>
+        <w:t xml:space="preserve"> seeds also contain nutrient-rich elaiosomes thought to play a role in ant-mediated </w:t>
+      </w:r>
+      <w:r>
+        <w:rPr>
+          <w:rFonts w:ascii="Times New Roman" w:hAnsi="Times New Roman" w:cs="Times New Roman"/>
+          <w:sz w:val="24"/>
+          <w:szCs w:val="24"/>
+        </w:rPr>
+        <w:t>movement</w:t>
+      </w:r>
+      <w:r>
+        <w:rPr>
+          <w:rFonts w:ascii="Times New Roman" w:hAnsi="Times New Roman" w:cs="Times New Roman"/>
+          <w:sz w:val="24"/>
+          <w:szCs w:val="24"/>
+        </w:rPr>
+        <w:t xml:space="preserve"> (Pemberton and Irving 1990),</w:t>
+      </w:r>
+      <w:r>
+        <w:rPr>
+          <w:rFonts w:ascii="Times New Roman" w:hAnsi="Times New Roman" w:cs="Times New Roman"/>
+          <w:sz w:val="24"/>
+          <w:szCs w:val="24"/>
+        </w:rPr>
+        <w:t xml:space="preserve"> with previous studies </w:t>
+      </w:r>
+      <w:r>
+        <w:rPr>
+          <w:rFonts w:ascii="Times New Roman" w:hAnsi="Times New Roman" w:cs="Times New Roman"/>
+          <w:sz w:val="24"/>
+          <w:szCs w:val="24"/>
+        </w:rPr>
+        <w:t>demonstrating</w:t>
+      </w:r>
+      <w:r>
+        <w:rPr>
+          <w:rFonts w:ascii="Times New Roman" w:hAnsi="Times New Roman" w:cs="Times New Roman"/>
+          <w:sz w:val="24"/>
+          <w:szCs w:val="24"/>
+        </w:rPr>
+        <w:t xml:space="preserve"> that ants </w:t>
+      </w:r>
+      <w:r>
+        <w:rPr>
+          <w:rFonts w:ascii="Times New Roman" w:hAnsi="Times New Roman" w:cs="Times New Roman"/>
+          <w:sz w:val="24"/>
+          <w:szCs w:val="24"/>
+        </w:rPr>
+        <w:t>transport</w:t>
+      </w:r>
+      <w:r>
+        <w:rPr>
+          <w:rFonts w:ascii="Times New Roman" w:hAnsi="Times New Roman" w:cs="Times New Roman"/>
+          <w:sz w:val="24"/>
+          <w:szCs w:val="24"/>
+        </w:rPr>
+        <w:t xml:space="preserve"> these seeds (</w:t>
+      </w:r>
+      <w:r>
+        <w:rPr>
+          <w:rFonts w:ascii="Times New Roman" w:hAnsi="Times New Roman" w:cs="Times New Roman"/>
+          <w:sz w:val="24"/>
+          <w:szCs w:val="24"/>
+        </w:rPr>
+        <w:t>Jongejans et al. 2015</w:t>
+      </w:r>
+      <w:r>
+        <w:rPr>
+          <w:rFonts w:ascii="Times New Roman" w:hAnsi="Times New Roman" w:cs="Times New Roman"/>
+          <w:sz w:val="24"/>
+          <w:szCs w:val="24"/>
+        </w:rPr>
+        <w:t xml:space="preserve">, Drees and Shea </w:t>
+      </w:r>
+      <w:r>
+        <w:rPr>
+          <w:rFonts w:ascii="Times New Roman" w:hAnsi="Times New Roman" w:cs="Times New Roman"/>
+          <w:i/>
+          <w:iCs/>
+          <w:sz w:val="24"/>
+          <w:szCs w:val="24"/>
+        </w:rPr>
+        <w:t>in prep</w:t>
+      </w:r>
+      <w:r>
+        <w:rPr>
+          <w:rFonts w:ascii="Times New Roman" w:hAnsi="Times New Roman" w:cs="Times New Roman"/>
+          <w:sz w:val="24"/>
+          <w:szCs w:val="24"/>
+        </w:rPr>
+        <w:t>.).</w:t>
       </w:r>
     </w:p>
     <w:p>
       <w:pPr>
         <w:spacing w:line="240" w:lineRule="auto"/>
-        <w:ind w:firstLine="284"/>
-        <w:jc w:val="both"/>
-        <w:rPr>
-          <w:rFonts w:ascii="Times New Roman" w:hAnsi="Times New Roman" w:cs="Times New Roman"/>
-          <w:sz w:val="24"/>
-          <w:szCs w:val="24"/>
-        </w:rPr>
-      </w:pPr>
-      <w:commentRangeStart w:id="1"/>
-      <w:r>
-        <w:rPr>
-          <w:rFonts w:ascii="Times New Roman" w:hAnsi="Times New Roman" w:cs="Times New Roman"/>
-          <w:sz w:val="24"/>
-          <w:szCs w:val="24"/>
-        </w:rPr>
-        <w:t xml:space="preserve">Wind serves as the primary dispersal vector in </w:t>
-      </w:r>
-      <w:r>
-        <w:rPr>
-          <w:rFonts w:ascii="Times New Roman" w:hAnsi="Times New Roman" w:cs="Times New Roman"/>
-          <w:i/>
-          <w:iCs/>
-          <w:sz w:val="24"/>
-          <w:szCs w:val="24"/>
-        </w:rPr>
-        <w:t>C. nutans</w:t>
-      </w:r>
-      <w:r>
-        <w:rPr>
-          <w:rFonts w:ascii="Times New Roman" w:hAnsi="Times New Roman" w:cs="Times New Roman"/>
-          <w:sz w:val="24"/>
-          <w:szCs w:val="24"/>
-        </w:rPr>
-        <w:t>, as its seeds</w:t>
-      </w:r>
-      <w:r>
-        <w:rPr>
-          <w:rFonts w:ascii="Times New Roman" w:hAnsi="Times New Roman" w:cs="Times New Roman"/>
-          <w:sz w:val="24"/>
-          <w:szCs w:val="24"/>
-        </w:rPr>
-        <w:t xml:space="preserve"> display a prominent pappus that</w:t>
-      </w:r>
-      <w:r>
-        <w:rPr>
-          <w:rFonts w:ascii="Times New Roman" w:hAnsi="Times New Roman" w:cs="Times New Roman"/>
-          <w:sz w:val="24"/>
-          <w:szCs w:val="24"/>
-        </w:rPr>
-        <w:t xml:space="preserve"> </w:t>
-      </w:r>
-      <w:r>
-        <w:rPr>
-          <w:rFonts w:ascii="Times New Roman" w:hAnsi="Times New Roman" w:cs="Times New Roman"/>
-          <w:sz w:val="24"/>
-          <w:szCs w:val="24"/>
-        </w:rPr>
-        <w:t xml:space="preserve">increases hang time and makes it possible for </w:t>
-      </w:r>
-      <w:r>
-        <w:rPr>
-          <w:rFonts w:ascii="Times New Roman" w:hAnsi="Times New Roman" w:cs="Times New Roman"/>
-          <w:sz w:val="24"/>
-          <w:szCs w:val="24"/>
-        </w:rPr>
-        <w:t>them</w:t>
-      </w:r>
-      <w:r>
-        <w:rPr>
-          <w:rFonts w:ascii="Times New Roman" w:hAnsi="Times New Roman" w:cs="Times New Roman"/>
-          <w:sz w:val="24"/>
-          <w:szCs w:val="24"/>
-        </w:rPr>
-        <w:t xml:space="preserve"> to be carried at long distances</w:t>
-      </w:r>
-      <w:r>
-        <w:rPr>
-          <w:rFonts w:ascii="Times New Roman" w:hAnsi="Times New Roman" w:cs="Times New Roman"/>
-          <w:sz w:val="24"/>
-          <w:szCs w:val="24"/>
-        </w:rPr>
-        <w:t>. However, dispersal</w:t>
-      </w:r>
-      <w:r>
-        <w:rPr>
-          <w:rFonts w:ascii="Times New Roman" w:hAnsi="Times New Roman" w:cs="Times New Roman"/>
-          <w:sz w:val="24"/>
-          <w:szCs w:val="24"/>
-        </w:rPr>
-        <w:t xml:space="preserve"> of these seeds also extends beyond wind, with paths of secondary dispersal possible after seeds have hit the ground. </w:t>
-      </w:r>
-      <w:r>
-        <w:rPr>
-          <w:rFonts w:ascii="Times New Roman" w:hAnsi="Times New Roman" w:cs="Times New Roman"/>
-          <w:i/>
-          <w:iCs/>
-          <w:sz w:val="24"/>
-          <w:szCs w:val="24"/>
-        </w:rPr>
-        <w:t>C. nutans</w:t>
-      </w:r>
-      <w:r>
-        <w:rPr>
-          <w:rFonts w:ascii="Times New Roman" w:hAnsi="Times New Roman" w:cs="Times New Roman"/>
-          <w:sz w:val="24"/>
-          <w:szCs w:val="24"/>
-        </w:rPr>
-        <w:t xml:space="preserve"> </w:t>
-      </w:r>
-      <w:r>
-        <w:rPr>
-          <w:rFonts w:ascii="Times New Roman" w:hAnsi="Times New Roman" w:cs="Times New Roman"/>
-          <w:sz w:val="24"/>
-          <w:szCs w:val="24"/>
-        </w:rPr>
-        <w:t>s</w:t>
-      </w:r>
-      <w:r>
-        <w:rPr>
-          <w:rFonts w:ascii="Times New Roman" w:hAnsi="Times New Roman" w:cs="Times New Roman"/>
-          <w:sz w:val="24"/>
-          <w:szCs w:val="24"/>
-        </w:rPr>
-        <w:t>eeds contain elaiosomes that are thought to play a role in ant-mediated dispersal (Pemberton and Irving 1990), and have been documented to be moved by insects and small mammals</w:t>
-      </w:r>
-      <w:r>
-        <w:rPr>
-          <w:rFonts w:ascii="Times New Roman" w:hAnsi="Times New Roman" w:cs="Times New Roman"/>
-          <w:sz w:val="24"/>
-          <w:szCs w:val="24"/>
-        </w:rPr>
-        <w:t>, with insects such as ants, crickets, and grasshoppers likely playing a significant role in the movement of seeds</w:t>
-      </w:r>
-      <w:r>
-        <w:rPr>
-          <w:rFonts w:ascii="Times New Roman" w:hAnsi="Times New Roman" w:cs="Times New Roman"/>
-          <w:sz w:val="24"/>
-          <w:szCs w:val="24"/>
-        </w:rPr>
-        <w:t xml:space="preserve"> (Jongejans et al. 2015).</w:t>
-      </w:r>
-      <w:commentRangeEnd w:id="1"/>
-      <w:r>
-        <w:rPr>
-          <w:rStyle w:val="CommentReference"/>
-        </w:rPr>
-        <w:commentReference w:id="1"/>
-      </w:r>
-    </w:p>
-    <w:p>
-      <w:pPr>
-        <w:spacing w:line="240" w:lineRule="auto"/>
-        <w:ind w:firstLine="284"/>
         <w:jc w:val="both"/>
       </w:pPr>
     </w:p>
@@ -6730,7 +7013,23 @@
           <w:sz w:val="24"/>
           <w:szCs w:val="24"/>
         </w:rPr>
-        <w:t>from which demographic data were collected were grown as part of a</w:t>
+        <w:t xml:space="preserve">from which demographic data </w:t>
+      </w:r>
+      <w:r>
+        <w:rPr>
+          <w:rFonts w:ascii="Times New Roman" w:hAnsi="Times New Roman" w:cs="Times New Roman"/>
+          <w:sz w:val="24"/>
+          <w:szCs w:val="24"/>
+        </w:rPr>
+        <w:t>are</w:t>
+      </w:r>
+      <w:r>
+        <w:rPr>
+          <w:rFonts w:ascii="Times New Roman" w:hAnsi="Times New Roman" w:cs="Times New Roman"/>
+          <w:sz w:val="24"/>
+          <w:szCs w:val="24"/>
+        </w:rPr>
+        <w:t xml:space="preserve"> collected were grown as part of a</w:t>
       </w:r>
       <w:r>
         <w:rPr>
@@ -7170,7 +7469,63 @@
           <w:sz w:val="24"/>
           <w:szCs w:val="24"/>
         </w:rPr>
-        <w:t>. 2012). Generalised linear mixed-effects models</w:t>
+        <w:t>. 2012).</w:t>
+      </w:r>
+      <w:r>
+        <w:rPr>
+          <w:rFonts w:ascii="Times New Roman" w:hAnsi="Times New Roman" w:cs="Times New Roman"/>
+          <w:sz w:val="24"/>
+          <w:szCs w:val="24"/>
+        </w:rPr>
+        <w:t xml:space="preserve"> A</w:t>
+      </w:r>
+      <w:r>
+        <w:rPr>
+          <w:rFonts w:ascii="Times New Roman" w:hAnsi="Times New Roman" w:cs="Times New Roman"/>
+          <w:sz w:val="24"/>
+          <w:szCs w:val="24"/>
+        </w:rPr>
+        <w:t xml:space="preserve"> linear mixed-effects model fit with number of flower heads a response initially contained initial rosette size</w:t>
+      </w:r>
+      <w:r>
+        <w:rPr>
+          <w:rFonts w:ascii="Times New Roman" w:hAnsi="Times New Roman" w:cs="Times New Roman"/>
+          <w:sz w:val="24"/>
+          <w:szCs w:val="24"/>
+        </w:rPr>
+        <w:t xml:space="preserve"> (</w:t>
+      </w:r>
+      <w:r>
+        <w:rPr>
+          <w:rFonts w:ascii="Times New Roman" w:hAnsi="Times New Roman" w:cs="Times New Roman"/>
+          <w:sz w:val="24"/>
+          <w:szCs w:val="24"/>
+        </w:rPr>
+        <w:t xml:space="preserve">natural logarithm of </w:t>
+      </w:r>
+      <w:r>
+        <w:rPr>
+          <w:rFonts w:ascii="Times New Roman" w:hAnsi="Times New Roman" w:cs="Times New Roman"/>
+          <w:sz w:val="24"/>
+          <w:szCs w:val="24"/>
+        </w:rPr>
+        <w:t>area in square centimetres)</w:t>
+      </w:r>
+      <w:r>
+        <w:rPr>
+          <w:rFonts w:ascii="Times New Roman" w:hAnsi="Times New Roman" w:cs="Times New Roman"/>
+          <w:sz w:val="24"/>
+          <w:szCs w:val="24"/>
+        </w:rPr>
+        <w:t xml:space="preserve"> as a covariate, a Gaussian link function, and a nested random effect consisting of block, group within block, and individual within group; terms were then removed from the model until Akaike’s information criterion (AIC) was minimised.</w:t>
+      </w:r>
+      <w:r>
+        <w:rPr>
+          <w:rFonts w:ascii="Times New Roman" w:hAnsi="Times New Roman" w:cs="Times New Roman"/>
+          <w:sz w:val="24"/>
+          <w:szCs w:val="24"/>
+        </w:rPr>
+        <w:t xml:space="preserve"> Generalised linear mixed-effects models</w:t>
       </w:r>
       <w:r>
         <w:rPr>
@@ -7234,15 +7589,33 @@
           <w:sz w:val="24"/>
           <w:szCs w:val="24"/>
         </w:rPr>
-        <w:t xml:space="preserve">; however, because the number of deaths and instances where individuals did not flower were so small that they would likely induce a small-sample bias, both flowering and survival were simply expressed as flat rates for each species. </w:t>
-      </w:r>
-      <w:r>
-        <w:rPr>
-          <w:rFonts w:ascii="Times New Roman" w:hAnsi="Times New Roman" w:cs="Times New Roman"/>
-          <w:sz w:val="24"/>
-          <w:szCs w:val="24"/>
-        </w:rPr>
-        <w:t>The linear mixed-effects model fit with number of flower heads a response initially contained initial rosette size as a covariate, a Gaussian link function, and a nested random effect consisting of block, group within block, and individual within group; terms were then removed from the model until Akaike’s information criterion (AIC) was minimised.</w:t>
+        <w:t>; however, because the number of deaths and instances where individuals did not flower were so small that they would likely induce a small-sample bias, both flowering and survival were simply expressed as flat rates for each species.</w:t>
+      </w:r>
+      <w:r>
+        <w:rPr>
+          <w:rFonts w:ascii="Times New Roman" w:hAnsi="Times New Roman" w:cs="Times New Roman"/>
+          <w:sz w:val="24"/>
+          <w:szCs w:val="24"/>
+        </w:rPr>
+        <w:t xml:space="preserve"> For </w:t>
+      </w:r>
+      <w:r>
+        <w:rPr>
+          <w:rFonts w:ascii="Times New Roman" w:hAnsi="Times New Roman" w:cs="Times New Roman"/>
+          <w:i/>
+          <w:iCs/>
+          <w:sz w:val="24"/>
+          <w:szCs w:val="24"/>
+        </w:rPr>
+        <w:t>C. nutans</w:t>
+      </w:r>
+      <w:r>
+        <w:rPr>
+          <w:rFonts w:ascii="Times New Roman" w:hAnsi="Times New Roman" w:cs="Times New Roman"/>
+          <w:sz w:val="24"/>
+          <w:szCs w:val="24"/>
+        </w:rPr>
+        <w:t>, because there are data available from other studies on the relationship between rosette size and both flowering and survival probability, we also test the effects of using these data in place of our flat-rate estimates when modelling wavespeeds.</w:t>
       </w:r>
     </w:p>
     <w:p>
@@ -7430,6 +7803,22 @@
         </w:rPr>
         <w:t>, given the extremely similar life history of these two closely-related species.</w:t>
       </w:r>
+      <w:r>
+        <w:rPr>
+          <w:rFonts w:ascii="Times New Roman" w:hAnsi="Times New Roman" w:cs="Times New Roman"/>
+          <w:sz w:val="24"/>
+          <w:szCs w:val="24"/>
+        </w:rPr>
+        <w:t xml:space="preserve"> </w:t>
+      </w:r>
+      <w:r>
+        <w:rPr>
+          <w:rFonts w:ascii="Times New Roman" w:hAnsi="Times New Roman" w:cs="Times New Roman"/>
+          <w:sz w:val="24"/>
+          <w:szCs w:val="24"/>
+        </w:rPr>
+        <w:t>A complete list of demographic parameters used in our models is given in Table 1.</w:t>
+      </w:r>
     </w:p>
     <w:p>
       <w:pPr>
@@ -7551,7 +7940,16 @@
           <w:sz w:val="24"/>
           <w:szCs w:val="24"/>
         </w:rPr>
-        <w:t xml:space="preserve"> that uses factors such as wind speed and seed terminal velocity to quantify the distribution of propagule dispersal distances. Under several simplifying assumptions discussed in greater detail by </w:t>
+        <w:t xml:space="preserve"> that uses factors such as wind speed and </w:t>
+      </w:r>
+      <w:r>
+        <w:rPr>
+          <w:rFonts w:ascii="Times New Roman" w:hAnsi="Times New Roman" w:cs="Times New Roman"/>
+          <w:sz w:val="24"/>
+          <w:szCs w:val="24"/>
+        </w:rPr>
+        <w:lastRenderedPageBreak/>
+        <w:t xml:space="preserve">seed terminal velocity to quantify the distribution of propagule dispersal distances. Under several simplifying assumptions discussed in greater detail by </w:t>
       </w:r>
       <w:r>
         <w:rPr>
@@ -7655,7 +8053,6 @@
                 <w:szCs w:val="24"/>
               </w:rPr>
             </w:pPr>
-            <w:commentRangeStart w:id="2"/>
             <m:oMathPara>
               <m:oMath>
                 <m:r>
@@ -8074,16 +8471,6 @@
                     </m:d>
                   </m:e>
                 </m:func>
-                <w:commentRangeEnd w:id="2"/>
-                <m:r>
-                  <m:rPr>
-                    <m:sty m:val="p"/>
-                  </m:rPr>
-                  <w:rPr>
-                    <w:rStyle w:val="CommentReference"/>
-                  </w:rPr>
-                  <w:commentReference w:id="2"/>
-                </m:r>
               </m:oMath>
             </m:oMathPara>
           </w:p>
@@ -8532,62 +8919,6 @@
           <w:szCs w:val="24"/>
         </w:rPr>
         <w:t>Given that the WALD model is typically evaluated using mean wind speed and terminal velocity, it may not capture the full range of possible dispersal distances in instances where variation in these parameters is quite pronounced. In addition to this, seeds are typically released from different heights rather than a single point source, so ignoring variation in seed release heights may yield inaccurate dispersal estimates. As such, we integrate across the distribution of wind speeds, seed terminal velocities, and seed release heights such that we obtain the kernel</w:t>
-      </w:r>
-    </w:p>
-    <w:p>
-      <w:pPr>
-        <w:spacing w:after="120" w:line="240" w:lineRule="auto"/>
-        <w:ind w:firstLine="284"/>
-        <w:jc w:val="both"/>
-        <w:rPr>
-          <w:rFonts w:ascii="Times New Roman" w:hAnsi="Times New Roman" w:cs="Times New Roman"/>
-          <w:sz w:val="24"/>
-          <w:szCs w:val="24"/>
-        </w:rPr>
-      </w:pPr>
-      <w:r>
-        <w:rPr>
-          <w:rFonts w:ascii="Times New Roman" w:hAnsi="Times New Roman" w:cs="Times New Roman"/>
-          <w:sz w:val="24"/>
-          <w:szCs w:val="24"/>
-        </w:rPr>
-        <w:t xml:space="preserve">While the WALD model can be evaluated using mean measurements of wind speed and terminal velocity, failure to account for variation in these parameters may over- or under- estimate dispersal. To better account for the effects of variation in wind speed and terminal velocity we integrate over them using the same methods as Skarpaas and Shea (2007), who have applied this technique to both </w:t>
-      </w:r>
-      <w:r>
-        <w:rPr>
-          <w:rFonts w:ascii="Times New Roman" w:hAnsi="Times New Roman" w:cs="Times New Roman"/>
-          <w:i/>
-          <w:iCs/>
-          <w:sz w:val="24"/>
-          <w:szCs w:val="24"/>
-        </w:rPr>
-        <w:t>C. nutans</w:t>
-      </w:r>
-      <w:r>
-        <w:rPr>
-          <w:rFonts w:ascii="Times New Roman" w:hAnsi="Times New Roman" w:cs="Times New Roman"/>
-          <w:sz w:val="24"/>
-          <w:szCs w:val="24"/>
-        </w:rPr>
-        <w:t xml:space="preserve"> and </w:t>
-      </w:r>
-      <w:r>
-        <w:rPr>
-          <w:rFonts w:ascii="Times New Roman" w:hAnsi="Times New Roman" w:cs="Times New Roman"/>
-          <w:i/>
-          <w:iCs/>
-          <w:sz w:val="24"/>
-          <w:szCs w:val="24"/>
-        </w:rPr>
-        <w:t>C. acanthoides</w:t>
-      </w:r>
-      <w:r>
-        <w:rPr>
-          <w:rFonts w:ascii="Times New Roman" w:hAnsi="Times New Roman" w:cs="Times New Roman"/>
-          <w:sz w:val="24"/>
-          <w:szCs w:val="24"/>
-        </w:rPr>
-        <w:t>, to get a modified kernel</w:t>
       </w:r>
     </w:p>
     <w:tbl>
@@ -9602,7 +9933,7 @@
           <w:sz w:val="24"/>
           <w:szCs w:val="24"/>
         </w:rPr>
-        <w:t xml:space="preserve">, these curves often look at the frequency of dispersal distances for all nests in </w:t>
+        <w:t>, these curves often look at the frequency of dispersal distances for all nests in a given study area</w:t>
       </w:r>
       <w:r>
         <w:rPr>
@@ -9610,47 +9941,39 @@
           <w:sz w:val="24"/>
           <w:szCs w:val="24"/>
         </w:rPr>
+        <w:t xml:space="preserve">; </w:t>
+      </w:r>
+      <w:r>
+        <w:rPr>
+          <w:rFonts w:ascii="Times New Roman" w:eastAsiaTheme="minorEastAsia" w:hAnsi="Times New Roman" w:cs="Times New Roman"/>
+          <w:sz w:val="24"/>
+          <w:szCs w:val="24"/>
+        </w:rPr>
+        <w:t>such dispersal</w:t>
+      </w:r>
+      <w:r>
+        <w:rPr>
+          <w:rFonts w:ascii="Times New Roman" w:eastAsiaTheme="minorEastAsia" w:hAnsi="Times New Roman" w:cs="Times New Roman"/>
+          <w:sz w:val="24"/>
+          <w:szCs w:val="24"/>
+        </w:rPr>
+        <w:t xml:space="preserve"> curves can be dependent upon the local density of nests (Andersen 1988), which can be problematic in instances like ours where the density of ant nests</w:t>
+      </w:r>
+      <w:r>
+        <w:rPr>
+          <w:rFonts w:ascii="Times New Roman" w:eastAsiaTheme="minorEastAsia" w:hAnsi="Times New Roman" w:cs="Times New Roman"/>
+          <w:sz w:val="24"/>
+          <w:szCs w:val="24"/>
+        </w:rPr>
+        <w:t xml:space="preserve"> </w:t>
+      </w:r>
+      <w:r>
+        <w:rPr>
+          <w:rFonts w:ascii="Times New Roman" w:eastAsiaTheme="minorEastAsia" w:hAnsi="Times New Roman" w:cs="Times New Roman"/>
+          <w:sz w:val="24"/>
+          <w:szCs w:val="24"/>
+        </w:rPr>
         <w:lastRenderedPageBreak/>
-        <w:t>a given study area</w:t>
-      </w:r>
-      <w:r>
-        <w:rPr>
-          <w:rFonts w:ascii="Times New Roman" w:eastAsiaTheme="minorEastAsia" w:hAnsi="Times New Roman" w:cs="Times New Roman"/>
-          <w:sz w:val="24"/>
-          <w:szCs w:val="24"/>
-        </w:rPr>
-        <w:t xml:space="preserve">; </w:t>
-      </w:r>
-      <w:r>
-        <w:rPr>
-          <w:rFonts w:ascii="Times New Roman" w:eastAsiaTheme="minorEastAsia" w:hAnsi="Times New Roman" w:cs="Times New Roman"/>
-          <w:sz w:val="24"/>
-          <w:szCs w:val="24"/>
-        </w:rPr>
-        <w:t>such dispersal</w:t>
-      </w:r>
-      <w:r>
-        <w:rPr>
-          <w:rFonts w:ascii="Times New Roman" w:eastAsiaTheme="minorEastAsia" w:hAnsi="Times New Roman" w:cs="Times New Roman"/>
-          <w:sz w:val="24"/>
-          <w:szCs w:val="24"/>
-        </w:rPr>
-        <w:t xml:space="preserve"> curves can be dependent upon the local density of nests (Andersen 1988), which can be problematic in instances like ours where the density of ant nests</w:t>
-      </w:r>
-      <w:r>
-        <w:rPr>
-          <w:rFonts w:ascii="Times New Roman" w:eastAsiaTheme="minorEastAsia" w:hAnsi="Times New Roman" w:cs="Times New Roman"/>
-          <w:sz w:val="24"/>
-          <w:szCs w:val="24"/>
-        </w:rPr>
-        <w:t xml:space="preserve"> </w:t>
-      </w:r>
-      <w:r>
-        <w:rPr>
-          <w:rFonts w:ascii="Times New Roman" w:eastAsiaTheme="minorEastAsia" w:hAnsi="Times New Roman" w:cs="Times New Roman"/>
-          <w:sz w:val="24"/>
-          <w:szCs w:val="24"/>
-        </w:rPr>
         <w:t>with</w:t>
       </w:r>
       <w:r>
@@ -10979,7 +11302,7 @@
         </w:rPr>
         <w:t xml:space="preserve"> were also simulated. In doing so, we first assume that some proportion of seeds are destroyed by a variety of animal and insect sources, and then assume that all remaining seeds have the chance to be dispersed by ants, </w:t>
       </w:r>
-      <w:commentRangeStart w:id="3"/>
+      <w:commentRangeStart w:id="0"/>
       <w:r>
         <w:rPr>
           <w:rFonts w:ascii="Times New Roman" w:hAnsi="Times New Roman" w:cs="Times New Roman"/>
@@ -10996,12 +11319,12 @@
         </w:rPr>
         <w:t xml:space="preserve"> the nearest ant nest</w:t>
       </w:r>
-      <w:commentRangeEnd w:id="3"/>
+      <w:commentRangeEnd w:id="0"/>
       <w:r>
         <w:rPr>
           <w:rStyle w:val="CommentReference"/>
         </w:rPr>
-        <w:commentReference w:id="3"/>
+        <w:commentReference w:id="0"/>
       </w:r>
       <w:r>
         <w:rPr>
@@ -11089,7 +11412,7 @@
           <w:sz w:val="24"/>
           <w:szCs w:val="24"/>
         </w:rPr>
-        <w:t xml:space="preserve">: the seed either entered the seed bank, or survived </w:t>
+        <w:t xml:space="preserve">: the seed either entered the seed bank, survived </w:t>
       </w:r>
       <w:r>
         <w:rPr>
@@ -11114,46 +11437,6 @@
           <w:szCs w:val="24"/>
         </w:rPr>
         <w:t>, or died (i.e. failed to either establish or enter the seed bank).</w:t>
-      </w:r>
-      <w:r>
-        <w:rPr>
-          <w:rFonts w:ascii="Times New Roman" w:hAnsi="Times New Roman" w:cs="Times New Roman"/>
-          <w:sz w:val="24"/>
-          <w:szCs w:val="24"/>
-        </w:rPr>
-        <w:t xml:space="preserve"> A complete list of the demographic and dispersal parameters used in this model, as well as the origin of parameters that were unable to be obtained from our experimental thistle populations, can be found in Table 1</w:t>
-      </w:r>
-      <w:r>
-        <w:rPr>
-          <w:rFonts w:ascii="Times New Roman" w:hAnsi="Times New Roman" w:cs="Times New Roman"/>
-          <w:sz w:val="24"/>
-          <w:szCs w:val="24"/>
-        </w:rPr>
-        <w:t xml:space="preserve">; the code used to simulate </w:t>
-      </w:r>
-      <w:r>
-        <w:rPr>
-          <w:rFonts w:ascii="Times New Roman" w:hAnsi="Times New Roman" w:cs="Times New Roman"/>
-          <w:sz w:val="24"/>
-          <w:szCs w:val="24"/>
-        </w:rPr>
-        <w:t>wavespeeds</w:t>
-      </w:r>
-      <w:r>
-        <w:rPr>
-          <w:rFonts w:ascii="Times New Roman" w:hAnsi="Times New Roman" w:cs="Times New Roman"/>
-          <w:sz w:val="24"/>
-          <w:szCs w:val="24"/>
-        </w:rPr>
-        <w:t xml:space="preserve"> can be found </w:t>
-      </w:r>
-      <w:r>
-        <w:rPr>
-          <w:rFonts w:ascii="Times New Roman" w:hAnsi="Times New Roman" w:cs="Times New Roman"/>
-          <w:sz w:val="24"/>
-          <w:szCs w:val="24"/>
-        </w:rPr>
-        <w:t>in Appendix 1.</w:t>
       </w:r>
     </w:p>
     <w:p>
@@ -11269,7 +11552,31 @@
           <w:sz w:val="24"/>
           <w:szCs w:val="24"/>
         </w:rPr>
-        <w:t xml:space="preserve"> 500 m behind the wavefront were trimmed</w:t>
+        <w:t xml:space="preserve"> </w:t>
+      </w:r>
+      <w:r>
+        <w:rPr>
+          <w:rFonts w:ascii="Times New Roman" w:hAnsi="Times New Roman" w:cs="Times New Roman"/>
+          <w:sz w:val="24"/>
+          <w:szCs w:val="24"/>
+        </w:rPr>
+        <w:t>1</w:t>
+      </w:r>
+      <w:r>
+        <w:rPr>
+          <w:rFonts w:ascii="Times New Roman" w:hAnsi="Times New Roman" w:cs="Times New Roman"/>
+          <w:sz w:val="24"/>
+          <w:szCs w:val="24"/>
+        </w:rPr>
+        <w:t>500 m</w:t>
+      </w:r>
+      <w:r>
+        <w:rPr>
+          <w:rFonts w:ascii="Times New Roman" w:hAnsi="Times New Roman" w:cs="Times New Roman"/>
+          <w:sz w:val="24"/>
+          <w:szCs w:val="24"/>
+        </w:rPr>
+        <w:t xml:space="preserve"> behind the wavefront were trimmed</w:t>
       </w:r>
       <w:r>
         <w:rPr>
@@ -11285,7 +11592,23 @@
           <w:sz w:val="24"/>
           <w:szCs w:val="24"/>
         </w:rPr>
-        <w:t xml:space="preserve"> to save computational resources; this distance was found to </w:t>
+        <w:t xml:space="preserve"> to save computational resources; this distance was found to</w:t>
+      </w:r>
+      <w:r>
+        <w:rPr>
+          <w:rFonts w:ascii="Times New Roman" w:hAnsi="Times New Roman" w:cs="Times New Roman"/>
+          <w:sz w:val="24"/>
+          <w:szCs w:val="24"/>
+        </w:rPr>
+        <w:t xml:space="preserve"> be</w:t>
+      </w:r>
+      <w:r>
+        <w:rPr>
+          <w:rFonts w:ascii="Times New Roman" w:hAnsi="Times New Roman" w:cs="Times New Roman"/>
+          <w:sz w:val="24"/>
+          <w:szCs w:val="24"/>
+        </w:rPr>
+        <w:t xml:space="preserve"> </w:t>
       </w:r>
       <w:r>
         <w:rPr>
@@ -11301,15 +11624,31 @@
           <w:sz w:val="24"/>
           <w:szCs w:val="24"/>
         </w:rPr>
-        <w:t xml:space="preserve"> such that dispersal events from any position before this cutoff had </w:t>
-      </w:r>
-      <w:r>
-        <w:rPr>
-          <w:rFonts w:ascii="Times New Roman" w:hAnsi="Times New Roman" w:cs="Times New Roman"/>
-          <w:sz w:val="24"/>
-          <w:szCs w:val="24"/>
-        </w:rPr>
-        <w:t>little to</w:t>
+        <w:t xml:space="preserve"> such that dispersal events from any position before this </w:t>
+      </w:r>
+      <w:r>
+        <w:rPr>
+          <w:rFonts w:ascii="Times New Roman" w:hAnsi="Times New Roman" w:cs="Times New Roman"/>
+          <w:sz w:val="24"/>
+          <w:szCs w:val="24"/>
+        </w:rPr>
+        <w:t>point</w:t>
+      </w:r>
+      <w:r>
+        <w:rPr>
+          <w:rFonts w:ascii="Times New Roman" w:hAnsi="Times New Roman" w:cs="Times New Roman"/>
+          <w:sz w:val="24"/>
+          <w:szCs w:val="24"/>
+        </w:rPr>
+        <w:t xml:space="preserve"> had </w:t>
+      </w:r>
+      <w:r>
+        <w:rPr>
+          <w:rFonts w:ascii="Times New Roman" w:hAnsi="Times New Roman" w:cs="Times New Roman"/>
+          <w:sz w:val="24"/>
+          <w:szCs w:val="24"/>
+        </w:rPr>
+        <w:t>minimal or</w:t>
       </w:r>
       <w:r>
         <w:rPr>
@@ -11354,6 +11693,26 @@
           <w:szCs w:val="24"/>
         </w:rPr>
         <w:t>).</w:t>
+      </w:r>
+    </w:p>
+    <w:p>
+      <w:pPr>
+        <w:spacing w:line="240" w:lineRule="auto"/>
+        <w:ind w:firstLine="284"/>
+        <w:jc w:val="both"/>
+        <w:rPr>
+          <w:rFonts w:ascii="Times New Roman" w:hAnsi="Times New Roman" w:cs="Times New Roman"/>
+          <w:sz w:val="24"/>
+          <w:szCs w:val="24"/>
+        </w:rPr>
+      </w:pPr>
+      <w:r>
+        <w:rPr>
+          <w:rFonts w:ascii="Times New Roman" w:hAnsi="Times New Roman" w:cs="Times New Roman"/>
+          <w:sz w:val="24"/>
+          <w:szCs w:val="24"/>
+        </w:rPr>
+        <w:t>A complete list of the demographic and dispersal parameters used in this model, as well as the origin of parameters that were unable to be obtained from our experimental thistle populations, can be found in Table 1; the code used to simulate wavespeeds can be found in Appendix 1.</w:t>
       </w:r>
     </w:p>
     <w:p>
@@ -15125,7 +15484,7 @@
           <w:szCs w:val="24"/>
         </w:rPr>
       </w:pPr>
-      <w:commentRangeStart w:id="4"/>
+      <w:commentRangeStart w:id="1"/>
       <w:r>
         <w:rPr>
           <w:rFonts w:ascii="Times New Roman" w:hAnsi="Times New Roman" w:cs="Times New Roman"/>
@@ -15134,12 +15493,12 @@
         </w:rPr>
         <w:t>Marchetto, K.M., 2008. Abiotic and biotic factors affecting seed release and dispersal of the invasive thistles Carduus nutans and Carduus acanthoides.</w:t>
       </w:r>
-      <w:commentRangeEnd w:id="4"/>
+      <w:commentRangeEnd w:id="1"/>
       <w:r>
         <w:rPr>
           <w:rStyle w:val="CommentReference"/>
         </w:rPr>
-        <w:commentReference w:id="4"/>
+        <w:commentReference w:id="1"/>
       </w:r>
     </w:p>
     <w:p>
@@ -15637,7 +15996,7 @@
           <w:sz w:val="24"/>
           <w:szCs w:val="24"/>
         </w:rPr>
-        <w:t>Trumble, J.T. and Kok, L.T., 1982. Integrated pest management techniques in thistle suppression in pastures of North America. Weed Research, 22(6), pp.345-359.</w:t>
+        <w:t>Vander Wall, S.B., 2001. The evolutionary ecology of nut dispersal. The Botanical Review, 67(1), pp.74-117.</w:t>
       </w:r>
     </w:p>
     <w:p>
@@ -15657,7 +16016,7 @@
           <w:sz w:val="24"/>
           <w:szCs w:val="24"/>
         </w:rPr>
-        <w:t>Vander Wall, S.B., 2001. The evolutionary ecology of nut dispersal. The Botanical Review, 67(1), pp.74-117.</w:t>
+        <w:t>Vander Wall, S.B. and Longland, W.S., 2004. Diplochory: are two seed dispersers better than one? Trends in ecology &amp; evolution, 19(3), pp.155-161.</w:t>
       </w:r>
     </w:p>
     <w:p>
@@ -15677,7 +16036,7 @@
           <w:sz w:val="24"/>
           <w:szCs w:val="24"/>
         </w:rPr>
-        <w:t>Vander Wall, S.B. and Longland, W.S., 2004. Diplochory: are two seed dispersers better than one? Trends in ecology &amp; evolution, 19(3), pp.155-161.</w:t>
+        <w:t>Vander Wall, S.B., Kuhn, K.M. and Beck, M.J., 2005. Seed removal, seed predation, and secondary dispersal. Ecology, 86(3), pp.801-806.</w:t>
       </w:r>
     </w:p>
     <w:p>
@@ -15697,7 +16056,7 @@
           <w:sz w:val="24"/>
           <w:szCs w:val="24"/>
         </w:rPr>
-        <w:t>Vander Wall, S.B., Kuhn, K.M. and Beck, M.J., 2005. Seed removal, seed predation, and secondary dispersal. Ecology, 86(3), pp.801-806.</w:t>
+        <w:t>Wais, P., 2017. A review of Weibull functions in wind sector. Renewable and Sustainable Energy Reviews, 70, pp.1099-1107.</w:t>
       </w:r>
     </w:p>
     <w:p>
@@ -15717,7 +16076,7 @@
           <w:sz w:val="24"/>
           <w:szCs w:val="24"/>
         </w:rPr>
-        <w:t>Wais, P., 2017. A review of Weibull functions in wind sector. Renewable and Sustainable Energy Reviews, 70, pp.1099-1107.</w:t>
+        <w:t>Wiernga, J. (1993). Representative roughness parameters for homogeneous terrain. Boundary-Layer Meteorology, 63(4), 323-363.</w:t>
       </w:r>
     </w:p>
     <w:p>
@@ -15737,26 +16096,6 @@
           <w:sz w:val="24"/>
           <w:szCs w:val="24"/>
         </w:rPr>
-        <w:t>Wiernga, J. (1993). Representative roughness parameters for homogeneous terrain. Boundary-Layer Meteorology, 63(4), 323-363.</w:t>
-      </w:r>
-    </w:p>
-    <w:p>
-      <w:pPr>
-        <w:spacing w:line="240" w:lineRule="auto"/>
-        <w:ind w:left="284" w:hanging="284"/>
-        <w:jc w:val="both"/>
-        <w:rPr>
-          <w:rFonts w:ascii="Times New Roman" w:hAnsi="Times New Roman" w:cs="Times New Roman"/>
-          <w:sz w:val="24"/>
-          <w:szCs w:val="24"/>
-        </w:rPr>
-      </w:pPr>
-      <w:r>
-        <w:rPr>
-          <w:rFonts w:ascii="Times New Roman" w:hAnsi="Times New Roman" w:cs="Times New Roman"/>
-          <w:sz w:val="24"/>
-          <w:szCs w:val="24"/>
-        </w:rPr>
         <w:t>Zhang, R., Post, E., &amp; Shea, K. (2012). Warming leads to divergent responses but similarly improved performance of two invasive thistles. Population ecology, 54(4), 583-589.</w:t>
       </w:r>
       <w:r>
@@ -15839,7 +16178,57 @@
           <w:sz w:val="24"/>
           <w:szCs w:val="24"/>
         </w:rPr>
-        <w:t xml:space="preserve"> (CA). Sources are listed for rates and measurements that were not able to be determined from our experiments.</w:t>
+        <w:t xml:space="preserve"> (CA).</w:t>
+      </w:r>
+      <w:r>
+        <w:rPr>
+          <w:rFonts w:ascii="Times New Roman" w:hAnsi="Times New Roman" w:cs="Times New Roman"/>
+          <w:sz w:val="24"/>
+          <w:szCs w:val="24"/>
+        </w:rPr>
+        <w:t xml:space="preserve"> The two sets of parameters for </w:t>
+      </w:r>
+      <w:r>
+        <w:rPr>
+          <w:rFonts w:ascii="Times New Roman" w:hAnsi="Times New Roman" w:cs="Times New Roman"/>
+          <w:i/>
+          <w:iCs/>
+          <w:sz w:val="24"/>
+          <w:szCs w:val="24"/>
+        </w:rPr>
+        <w:t>Carduus nutans</w:t>
+      </w:r>
+      <w:r>
+        <w:rPr>
+          <w:rFonts w:ascii="Times New Roman" w:hAnsi="Times New Roman" w:cs="Times New Roman"/>
+          <w:sz w:val="24"/>
+          <w:szCs w:val="24"/>
+        </w:rPr>
+        <w:t xml:space="preserve"> indicate models using flat rates (1) versus size-dependent rates (2) </w:t>
+      </w:r>
+      <w:r>
+        <w:rPr>
+          <w:rFonts w:ascii="Times New Roman" w:hAnsi="Times New Roman" w:cs="Times New Roman"/>
+          <w:sz w:val="24"/>
+          <w:szCs w:val="24"/>
+        </w:rPr>
+        <w:t>for survival and flowering</w:t>
+      </w:r>
+      <w:r>
+        <w:rPr>
+          <w:rFonts w:ascii="Times New Roman" w:hAnsi="Times New Roman" w:cs="Times New Roman"/>
+          <w:sz w:val="24"/>
+          <w:szCs w:val="24"/>
+        </w:rPr>
+        <w:t>.</w:t>
+      </w:r>
+      <w:r>
+        <w:rPr>
+          <w:rFonts w:ascii="Times New Roman" w:hAnsi="Times New Roman" w:cs="Times New Roman"/>
+          <w:sz w:val="24"/>
+          <w:szCs w:val="24"/>
+        </w:rPr>
+        <w:t xml:space="preserve"> Sources are listed for rates and measurements that were not able to be determined from our experiments.</w:t>
       </w:r>
     </w:p>
     <w:tbl>
@@ -15850,15 +16239,16 @@
         <w:tblLook w:val="04A0" w:firstRow="1" w:lastRow="0" w:firstColumn="1" w:lastColumn="0" w:noHBand="0" w:noVBand="1"/>
       </w:tblPr>
       <w:tblGrid>
-        <w:gridCol w:w="4678"/>
+        <w:gridCol w:w="4253"/>
         <w:gridCol w:w="992"/>
-        <w:gridCol w:w="1134"/>
-        <w:gridCol w:w="2551"/>
+        <w:gridCol w:w="992"/>
+        <w:gridCol w:w="982"/>
+        <w:gridCol w:w="2136"/>
       </w:tblGrid>
       <w:tr>
         <w:tc>
           <w:tcPr>
-            <w:tcW w:w="4678" w:type="dxa"/>
+            <w:tcW w:w="4253" w:type="dxa"/>
           </w:tcPr>
           <w:p>
             <w:pPr>
@@ -15906,13 +16296,40 @@
                 <w:sz w:val="24"/>
                 <w:szCs w:val="24"/>
               </w:rPr>
-              <w:t>CN</w:t>
+              <w:t>CN [1]</w:t>
             </w:r>
           </w:p>
         </w:tc>
         <w:tc>
           <w:tcPr>
-            <w:tcW w:w="1134" w:type="dxa"/>
+            <w:tcW w:w="992" w:type="dxa"/>
+          </w:tcPr>
+          <w:p>
+            <w:pPr>
+              <w:jc w:val="both"/>
+              <w:rPr>
+                <w:rFonts w:ascii="Times New Roman" w:hAnsi="Times New Roman" w:cs="Times New Roman"/>
+                <w:b/>
+                <w:bCs/>
+                <w:sz w:val="24"/>
+                <w:szCs w:val="24"/>
+              </w:rPr>
+            </w:pPr>
+            <w:r>
+              <w:rPr>
+                <w:rFonts w:ascii="Times New Roman" w:hAnsi="Times New Roman" w:cs="Times New Roman"/>
+                <w:b/>
+                <w:bCs/>
+                <w:sz w:val="24"/>
+                <w:szCs w:val="24"/>
+              </w:rPr>
+              <w:t>CN [2]</w:t>
+            </w:r>
+          </w:p>
+        </w:tc>
+        <w:tc>
+          <w:tcPr>
+            <w:tcW w:w="982" w:type="dxa"/>
           </w:tcPr>
           <w:p>
             <w:pPr>
@@ -15939,7 +16356,7 @@
         </w:tc>
         <w:tc>
           <w:tcPr>
-            <w:tcW w:w="2551" w:type="dxa"/>
+            <w:tcW w:w="2136" w:type="dxa"/>
           </w:tcPr>
           <w:p>
             <w:pPr>
@@ -15969,7 +16386,7 @@
         <w:tc>
           <w:tcPr>
             <w:tcW w:w="9355" w:type="dxa"/>
-            <w:gridSpan w:val="4"/>
+            <w:gridSpan w:val="5"/>
           </w:tcPr>
           <w:p>
             <w:pPr>
@@ -15991,7 +16408,7 @@
         <w:tc>
           <w:tcPr>
             <w:tcW w:w="9355" w:type="dxa"/>
-            <w:gridSpan w:val="4"/>
+            <w:gridSpan w:val="5"/>
           </w:tcPr>
           <w:p>
             <w:pPr>
@@ -16024,7 +16441,7 @@
       <w:tr>
         <w:tc>
           <w:tcPr>
-            <w:tcW w:w="4678" w:type="dxa"/>
+            <w:tcW w:w="4253" w:type="dxa"/>
           </w:tcPr>
           <w:p>
             <w:pPr>
@@ -16070,7 +16487,30 @@
         </w:tc>
         <w:tc>
           <w:tcPr>
-            <w:tcW w:w="1134" w:type="dxa"/>
+            <w:tcW w:w="992" w:type="dxa"/>
+          </w:tcPr>
+          <w:p>
+            <w:pPr>
+              <w:jc w:val="both"/>
+              <w:rPr>
+                <w:rFonts w:ascii="Times New Roman" w:hAnsi="Times New Roman" w:cs="Times New Roman"/>
+                <w:sz w:val="20"/>
+                <w:szCs w:val="20"/>
+              </w:rPr>
+            </w:pPr>
+            <w:r>
+              <w:rPr>
+                <w:rFonts w:ascii="Times New Roman" w:hAnsi="Times New Roman" w:cs="Times New Roman"/>
+                <w:sz w:val="20"/>
+                <w:szCs w:val="20"/>
+              </w:rPr>
+              <w:t>160</w:t>
+            </w:r>
+          </w:p>
+        </w:tc>
+        <w:tc>
+          <w:tcPr>
+            <w:tcW w:w="982" w:type="dxa"/>
           </w:tcPr>
           <w:p>
             <w:pPr>
@@ -16093,7 +16533,7 @@
         </w:tc>
         <w:tc>
           <w:tcPr>
-            <w:tcW w:w="2551" w:type="dxa"/>
+            <w:tcW w:w="2136" w:type="dxa"/>
           </w:tcPr>
           <w:p>
             <w:pPr>
@@ -16110,7 +16550,7 @@
       <w:tr>
         <w:tc>
           <w:tcPr>
-            <w:tcW w:w="4678" w:type="dxa"/>
+            <w:tcW w:w="4253" w:type="dxa"/>
           </w:tcPr>
           <w:p>
             <w:pPr>
@@ -16156,7 +16596,30 @@
         </w:tc>
         <w:tc>
           <w:tcPr>
-            <w:tcW w:w="1134" w:type="dxa"/>
+            <w:tcW w:w="992" w:type="dxa"/>
+          </w:tcPr>
+          <w:p>
+            <w:pPr>
+              <w:jc w:val="both"/>
+              <w:rPr>
+                <w:rFonts w:ascii="Times New Roman" w:hAnsi="Times New Roman" w:cs="Times New Roman"/>
+                <w:sz w:val="20"/>
+                <w:szCs w:val="20"/>
+              </w:rPr>
+            </w:pPr>
+            <w:r>
+              <w:rPr>
+                <w:rFonts w:ascii="Times New Roman" w:hAnsi="Times New Roman" w:cs="Times New Roman"/>
+                <w:sz w:val="20"/>
+                <w:szCs w:val="20"/>
+              </w:rPr>
+              <w:t>0.147</w:t>
+            </w:r>
+          </w:p>
+        </w:tc>
+        <w:tc>
+          <w:tcPr>
+            <w:tcW w:w="982" w:type="dxa"/>
           </w:tcPr>
           <w:p>
             <w:pPr>
@@ -16179,7 +16642,7 @@
         </w:tc>
         <w:tc>
           <w:tcPr>
-            <w:tcW w:w="2551" w:type="dxa"/>
+            <w:tcW w:w="2136" w:type="dxa"/>
           </w:tcPr>
           <w:p>
             <w:pPr>
@@ -16222,7 +16685,7 @@
       <w:tr>
         <w:tc>
           <w:tcPr>
-            <w:tcW w:w="4678" w:type="dxa"/>
+            <w:tcW w:w="4253" w:type="dxa"/>
           </w:tcPr>
           <w:p>
             <w:pPr>
@@ -16268,7 +16731,30 @@
         </w:tc>
         <w:tc>
           <w:tcPr>
-            <w:tcW w:w="1134" w:type="dxa"/>
+            <w:tcW w:w="992" w:type="dxa"/>
+          </w:tcPr>
+          <w:p>
+            <w:pPr>
+              <w:jc w:val="both"/>
+              <w:rPr>
+                <w:rFonts w:ascii="Times New Roman" w:hAnsi="Times New Roman" w:cs="Times New Roman"/>
+                <w:sz w:val="20"/>
+                <w:szCs w:val="20"/>
+              </w:rPr>
+            </w:pPr>
+            <w:r>
+              <w:rPr>
+                <w:rFonts w:ascii="Times New Roman" w:hAnsi="Times New Roman" w:cs="Times New Roman"/>
+                <w:sz w:val="20"/>
+                <w:szCs w:val="20"/>
+              </w:rPr>
+              <w:t>0.233</w:t>
+            </w:r>
+          </w:p>
+        </w:tc>
+        <w:tc>
+          <w:tcPr>
+            <w:tcW w:w="982" w:type="dxa"/>
           </w:tcPr>
           <w:p>
             <w:pPr>
@@ -16300,7 +16786,7 @@
         </w:tc>
         <w:tc>
           <w:tcPr>
-            <w:tcW w:w="2551" w:type="dxa"/>
+            <w:tcW w:w="2136" w:type="dxa"/>
           </w:tcPr>
           <w:p>
             <w:pPr>
@@ -16343,7 +16829,7 @@
       <w:tr>
         <w:tc>
           <w:tcPr>
-            <w:tcW w:w="4678" w:type="dxa"/>
+            <w:tcW w:w="4253" w:type="dxa"/>
           </w:tcPr>
           <w:p>
             <w:pPr>
@@ -16389,7 +16875,30 @@
         </w:tc>
         <w:tc>
           <w:tcPr>
-            <w:tcW w:w="1134" w:type="dxa"/>
+            <w:tcW w:w="992" w:type="dxa"/>
+          </w:tcPr>
+          <w:p>
+            <w:pPr>
+              <w:jc w:val="both"/>
+              <w:rPr>
+                <w:rFonts w:ascii="Times New Roman" w:hAnsi="Times New Roman" w:cs="Times New Roman"/>
+                <w:sz w:val="20"/>
+                <w:szCs w:val="20"/>
+              </w:rPr>
+            </w:pPr>
+            <w:r>
+              <w:rPr>
+                <w:rFonts w:ascii="Times New Roman" w:hAnsi="Times New Roman" w:cs="Times New Roman"/>
+                <w:sz w:val="20"/>
+                <w:szCs w:val="20"/>
+              </w:rPr>
+              <w:t>0.233</w:t>
+            </w:r>
+          </w:p>
+        </w:tc>
+        <w:tc>
+          <w:tcPr>
+            <w:tcW w:w="982" w:type="dxa"/>
           </w:tcPr>
           <w:p>
             <w:pPr>
@@ -16421,7 +16930,7 @@
         </w:tc>
         <w:tc>
           <w:tcPr>
-            <w:tcW w:w="2551" w:type="dxa"/>
+            <w:tcW w:w="2136" w:type="dxa"/>
           </w:tcPr>
           <w:p>
             <w:pPr>
@@ -16464,7 +16973,7 @@
       <w:tr>
         <w:tc>
           <w:tcPr>
-            <w:tcW w:w="4678" w:type="dxa"/>
+            <w:tcW w:w="4253" w:type="dxa"/>
           </w:tcPr>
           <w:p>
             <w:pPr>
@@ -16510,7 +17019,30 @@
         </w:tc>
         <w:tc>
           <w:tcPr>
-            <w:tcW w:w="1134" w:type="dxa"/>
+            <w:tcW w:w="992" w:type="dxa"/>
+          </w:tcPr>
+          <w:p>
+            <w:pPr>
+              <w:jc w:val="both"/>
+              <w:rPr>
+                <w:rFonts w:ascii="Times New Roman" w:hAnsi="Times New Roman" w:cs="Times New Roman"/>
+                <w:sz w:val="20"/>
+                <w:szCs w:val="20"/>
+              </w:rPr>
+            </w:pPr>
+            <w:r>
+              <w:rPr>
+                <w:rFonts w:ascii="Times New Roman" w:hAnsi="Times New Roman" w:cs="Times New Roman"/>
+                <w:sz w:val="20"/>
+                <w:szCs w:val="20"/>
+              </w:rPr>
+              <w:t>0.260</w:t>
+            </w:r>
+          </w:p>
+        </w:tc>
+        <w:tc>
+          <w:tcPr>
+            <w:tcW w:w="982" w:type="dxa"/>
           </w:tcPr>
           <w:p>
             <w:pPr>
@@ -16542,7 +17074,7 @@
         </w:tc>
         <w:tc>
           <w:tcPr>
-            <w:tcW w:w="2551" w:type="dxa"/>
+            <w:tcW w:w="2136" w:type="dxa"/>
           </w:tcPr>
           <w:p>
             <w:pPr>
@@ -16585,7 +17117,7 @@
       <w:tr>
         <w:tc>
           <w:tcPr>
-            <w:tcW w:w="4678" w:type="dxa"/>
+            <w:tcW w:w="4253" w:type="dxa"/>
           </w:tcPr>
           <w:p>
             <w:pPr>
@@ -16631,7 +17163,30 @@
         </w:tc>
         <w:tc>
           <w:tcPr>
-            <w:tcW w:w="1134" w:type="dxa"/>
+            <w:tcW w:w="992" w:type="dxa"/>
+          </w:tcPr>
+          <w:p>
+            <w:pPr>
+              <w:jc w:val="both"/>
+              <w:rPr>
+                <w:rFonts w:ascii="Times New Roman" w:hAnsi="Times New Roman" w:cs="Times New Roman"/>
+                <w:sz w:val="20"/>
+                <w:szCs w:val="20"/>
+              </w:rPr>
+            </w:pPr>
+            <w:r>
+              <w:rPr>
+                <w:rFonts w:ascii="Times New Roman" w:hAnsi="Times New Roman" w:cs="Times New Roman"/>
+                <w:sz w:val="20"/>
+                <w:szCs w:val="20"/>
+              </w:rPr>
+              <w:t>0.850</w:t>
+            </w:r>
+          </w:p>
+        </w:tc>
+        <w:tc>
+          <w:tcPr>
+            <w:tcW w:w="982" w:type="dxa"/>
           </w:tcPr>
           <w:p>
             <w:pPr>
@@ -16663,7 +17218,7 @@
         </w:tc>
         <w:tc>
           <w:tcPr>
-            <w:tcW w:w="2551" w:type="dxa"/>
+            <w:tcW w:w="2136" w:type="dxa"/>
           </w:tcPr>
           <w:p>
             <w:pPr>
@@ -16706,7 +17261,7 @@
       <w:tr>
         <w:tc>
           <w:tcPr>
-            <w:tcW w:w="4678" w:type="dxa"/>
+            <w:tcW w:w="4253" w:type="dxa"/>
           </w:tcPr>
           <w:p>
             <w:pPr>
@@ -16760,7 +17315,38 @@
         </w:tc>
         <w:tc>
           <w:tcPr>
-            <w:tcW w:w="1134" w:type="dxa"/>
+            <w:tcW w:w="992" w:type="dxa"/>
+          </w:tcPr>
+          <w:p>
+            <w:pPr>
+              <w:jc w:val="both"/>
+              <w:rPr>
+                <w:rFonts w:ascii="Times New Roman" w:hAnsi="Times New Roman" w:cs="Times New Roman"/>
+                <w:sz w:val="20"/>
+                <w:szCs w:val="20"/>
+              </w:rPr>
+            </w:pPr>
+            <w:r>
+              <w:rPr>
+                <w:rFonts w:ascii="Times New Roman" w:hAnsi="Times New Roman" w:cs="Times New Roman"/>
+                <w:sz w:val="20"/>
+                <w:szCs w:val="20"/>
+              </w:rPr>
+              <w:t>11.</w:t>
+            </w:r>
+            <w:r>
+              <w:rPr>
+                <w:rFonts w:ascii="Times New Roman" w:hAnsi="Times New Roman" w:cs="Times New Roman"/>
+                <w:sz w:val="20"/>
+                <w:szCs w:val="20"/>
+              </w:rPr>
+              <w:t>595</w:t>
+            </w:r>
+          </w:p>
+        </w:tc>
+        <w:tc>
+          <w:tcPr>
+            <w:tcW w:w="982" w:type="dxa"/>
           </w:tcPr>
           <w:p>
             <w:pPr>
@@ -16791,7 +17377,7 @@
         </w:tc>
         <w:tc>
           <w:tcPr>
-            <w:tcW w:w="2551" w:type="dxa"/>
+            <w:tcW w:w="2136" w:type="dxa"/>
           </w:tcPr>
           <w:p>
             <w:pPr>
@@ -16808,7 +17394,7 @@
       <w:tr>
         <w:tc>
           <w:tcPr>
-            <w:tcW w:w="4678" w:type="dxa"/>
+            <w:tcW w:w="4253" w:type="dxa"/>
           </w:tcPr>
           <w:p>
             <w:pPr>
@@ -16862,7 +17448,38 @@
         </w:tc>
         <w:tc>
           <w:tcPr>
-            <w:tcW w:w="1134" w:type="dxa"/>
+            <w:tcW w:w="992" w:type="dxa"/>
+          </w:tcPr>
+          <w:p>
+            <w:pPr>
+              <w:jc w:val="both"/>
+              <w:rPr>
+                <w:rFonts w:ascii="Times New Roman" w:hAnsi="Times New Roman" w:cs="Times New Roman"/>
+                <w:sz w:val="20"/>
+                <w:szCs w:val="20"/>
+              </w:rPr>
+            </w:pPr>
+            <w:r>
+              <w:rPr>
+                <w:rFonts w:ascii="Times New Roman" w:hAnsi="Times New Roman" w:cs="Times New Roman"/>
+                <w:sz w:val="20"/>
+                <w:szCs w:val="20"/>
+              </w:rPr>
+              <w:t>4.13</w:t>
+            </w:r>
+            <w:r>
+              <w:rPr>
+                <w:rFonts w:ascii="Times New Roman" w:hAnsi="Times New Roman" w:cs="Times New Roman"/>
+                <w:sz w:val="20"/>
+                <w:szCs w:val="20"/>
+              </w:rPr>
+              <w:t>0</w:t>
+            </w:r>
+          </w:p>
+        </w:tc>
+        <w:tc>
+          <w:tcPr>
+            <w:tcW w:w="982" w:type="dxa"/>
           </w:tcPr>
           <w:p>
             <w:pPr>
@@ -16893,7 +17510,7 @@
         </w:tc>
         <w:tc>
           <w:tcPr>
-            <w:tcW w:w="2551" w:type="dxa"/>
+            <w:tcW w:w="2136" w:type="dxa"/>
           </w:tcPr>
           <w:p>
             <w:pPr>
@@ -16910,7 +17527,7 @@
       <w:tr>
         <w:tc>
           <w:tcPr>
-            <w:tcW w:w="4678" w:type="dxa"/>
+            <w:tcW w:w="4253" w:type="dxa"/>
           </w:tcPr>
           <w:p>
             <w:pPr>
@@ -16927,7 +17544,7 @@
                 <w:sz w:val="20"/>
                 <w:szCs w:val="20"/>
               </w:rPr>
-              <w:t>Bolting/Flowering probability</w:t>
+              <w:t>Flat-rate rosette survival probability</w:t>
             </w:r>
           </w:p>
         </w:tc>
@@ -16950,13 +17567,13 @@
                 <w:sz w:val="20"/>
                 <w:szCs w:val="20"/>
               </w:rPr>
-              <w:t>0.987</w:t>
+              <w:t>0.975</w:t>
             </w:r>
           </w:p>
         </w:tc>
         <w:tc>
           <w:tcPr>
-            <w:tcW w:w="1134" w:type="dxa"/>
+            <w:tcW w:w="992" w:type="dxa"/>
           </w:tcPr>
           <w:p>
             <w:pPr>
@@ -16967,19 +17584,34 @@
                 <w:szCs w:val="20"/>
               </w:rPr>
             </w:pPr>
+          </w:p>
+        </w:tc>
+        <w:tc>
+          <w:tcPr>
+            <w:tcW w:w="982" w:type="dxa"/>
+          </w:tcPr>
+          <w:p>
+            <w:pPr>
+              <w:jc w:val="both"/>
+              <w:rPr>
+                <w:rFonts w:ascii="Times New Roman" w:hAnsi="Times New Roman" w:cs="Times New Roman"/>
+                <w:sz w:val="20"/>
+                <w:szCs w:val="20"/>
+              </w:rPr>
+            </w:pPr>
             <w:r>
               <w:rPr>
                 <w:rFonts w:ascii="Times New Roman" w:hAnsi="Times New Roman" w:cs="Times New Roman"/>
                 <w:sz w:val="20"/>
                 <w:szCs w:val="20"/>
               </w:rPr>
-              <w:t>0.970</w:t>
+              <w:t>0.942</w:t>
             </w:r>
           </w:p>
         </w:tc>
         <w:tc>
           <w:tcPr>
-            <w:tcW w:w="2551" w:type="dxa"/>
+            <w:tcW w:w="2136" w:type="dxa"/>
           </w:tcPr>
           <w:p>
             <w:pPr>
@@ -16996,7 +17628,640 @@
       <w:tr>
         <w:tc>
           <w:tcPr>
-            <w:tcW w:w="4678" w:type="dxa"/>
+            <w:tcW w:w="4253" w:type="dxa"/>
+          </w:tcPr>
+          <w:p>
+            <w:pPr>
+              <w:jc w:val="both"/>
+              <w:rPr>
+                <w:rFonts w:ascii="Times New Roman" w:hAnsi="Times New Roman" w:cs="Times New Roman"/>
+                <w:sz w:val="20"/>
+                <w:szCs w:val="20"/>
+              </w:rPr>
+            </w:pPr>
+            <w:r>
+              <w:rPr>
+                <w:rFonts w:ascii="Times New Roman" w:hAnsi="Times New Roman" w:cs="Times New Roman"/>
+                <w:sz w:val="20"/>
+                <w:szCs w:val="20"/>
+              </w:rPr>
+              <w:t>Flat-rate f</w:t>
+            </w:r>
+            <w:r>
+              <w:rPr>
+                <w:rFonts w:ascii="Times New Roman" w:hAnsi="Times New Roman" w:cs="Times New Roman"/>
+                <w:sz w:val="20"/>
+                <w:szCs w:val="20"/>
+              </w:rPr>
+              <w:t>lowering probability</w:t>
+            </w:r>
+          </w:p>
+        </w:tc>
+        <w:tc>
+          <w:tcPr>
+            <w:tcW w:w="992" w:type="dxa"/>
+          </w:tcPr>
+          <w:p>
+            <w:pPr>
+              <w:jc w:val="both"/>
+              <w:rPr>
+                <w:rFonts w:ascii="Times New Roman" w:hAnsi="Times New Roman" w:cs="Times New Roman"/>
+                <w:sz w:val="20"/>
+                <w:szCs w:val="20"/>
+              </w:rPr>
+            </w:pPr>
+            <w:r>
+              <w:rPr>
+                <w:rFonts w:ascii="Times New Roman" w:hAnsi="Times New Roman" w:cs="Times New Roman"/>
+                <w:sz w:val="20"/>
+                <w:szCs w:val="20"/>
+              </w:rPr>
+              <w:t>0.987</w:t>
+            </w:r>
+          </w:p>
+        </w:tc>
+        <w:tc>
+          <w:tcPr>
+            <w:tcW w:w="992" w:type="dxa"/>
+          </w:tcPr>
+          <w:p>
+            <w:pPr>
+              <w:jc w:val="both"/>
+              <w:rPr>
+                <w:rFonts w:ascii="Times New Roman" w:hAnsi="Times New Roman" w:cs="Times New Roman"/>
+                <w:sz w:val="20"/>
+                <w:szCs w:val="20"/>
+              </w:rPr>
+            </w:pPr>
+          </w:p>
+        </w:tc>
+        <w:tc>
+          <w:tcPr>
+            <w:tcW w:w="982" w:type="dxa"/>
+          </w:tcPr>
+          <w:p>
+            <w:pPr>
+              <w:jc w:val="both"/>
+              <w:rPr>
+                <w:rFonts w:ascii="Times New Roman" w:hAnsi="Times New Roman" w:cs="Times New Roman"/>
+                <w:sz w:val="20"/>
+                <w:szCs w:val="20"/>
+              </w:rPr>
+            </w:pPr>
+            <w:r>
+              <w:rPr>
+                <w:rFonts w:ascii="Times New Roman" w:hAnsi="Times New Roman" w:cs="Times New Roman"/>
+                <w:sz w:val="20"/>
+                <w:szCs w:val="20"/>
+              </w:rPr>
+              <w:t>0.970</w:t>
+            </w:r>
+          </w:p>
+        </w:tc>
+        <w:tc>
+          <w:tcPr>
+            <w:tcW w:w="2136" w:type="dxa"/>
+          </w:tcPr>
+          <w:p>
+            <w:pPr>
+              <w:jc w:val="both"/>
+              <w:rPr>
+                <w:rFonts w:ascii="Times New Roman" w:hAnsi="Times New Roman" w:cs="Times New Roman"/>
+                <w:sz w:val="20"/>
+                <w:szCs w:val="20"/>
+              </w:rPr>
+            </w:pPr>
+          </w:p>
+        </w:tc>
+      </w:tr>
+      <w:tr>
+        <w:tc>
+          <w:tcPr>
+            <w:tcW w:w="4253" w:type="dxa"/>
+          </w:tcPr>
+          <w:p>
+            <w:pPr>
+              <w:jc w:val="both"/>
+              <w:rPr>
+                <w:rFonts w:ascii="Times New Roman" w:hAnsi="Times New Roman" w:cs="Times New Roman"/>
+                <w:sz w:val="20"/>
+                <w:szCs w:val="20"/>
+              </w:rPr>
+            </w:pPr>
+            <w:r>
+              <w:rPr>
+                <w:rFonts w:ascii="Times New Roman" w:hAnsi="Times New Roman" w:cs="Times New Roman"/>
+                <w:sz w:val="20"/>
+                <w:szCs w:val="20"/>
+              </w:rPr>
+              <w:t>Intercept flowering probability</w:t>
+            </w:r>
+          </w:p>
+        </w:tc>
+        <w:tc>
+          <w:tcPr>
+            <w:tcW w:w="992" w:type="dxa"/>
+          </w:tcPr>
+          <w:p>
+            <w:pPr>
+              <w:jc w:val="both"/>
+              <w:rPr>
+                <w:rFonts w:ascii="Times New Roman" w:hAnsi="Times New Roman" w:cs="Times New Roman"/>
+                <w:sz w:val="20"/>
+                <w:szCs w:val="20"/>
+              </w:rPr>
+            </w:pPr>
+          </w:p>
+        </w:tc>
+        <w:tc>
+          <w:tcPr>
+            <w:tcW w:w="992" w:type="dxa"/>
+          </w:tcPr>
+          <w:p>
+            <w:pPr>
+              <w:jc w:val="both"/>
+              <w:rPr>
+                <w:rFonts w:ascii="Times New Roman" w:hAnsi="Times New Roman" w:cs="Times New Roman"/>
+                <w:sz w:val="20"/>
+                <w:szCs w:val="20"/>
+              </w:rPr>
+            </w:pPr>
+            <w:r>
+              <w:rPr>
+                <w:rFonts w:ascii="Times New Roman" w:hAnsi="Times New Roman" w:cs="Times New Roman"/>
+                <w:sz w:val="20"/>
+                <w:szCs w:val="20"/>
+              </w:rPr>
+              <w:t>-2.107</w:t>
+            </w:r>
+          </w:p>
+        </w:tc>
+        <w:tc>
+          <w:tcPr>
+            <w:tcW w:w="982" w:type="dxa"/>
+          </w:tcPr>
+          <w:p>
+            <w:pPr>
+              <w:jc w:val="both"/>
+              <w:rPr>
+                <w:rFonts w:ascii="Times New Roman" w:hAnsi="Times New Roman" w:cs="Times New Roman"/>
+                <w:sz w:val="20"/>
+                <w:szCs w:val="20"/>
+              </w:rPr>
+            </w:pPr>
+          </w:p>
+        </w:tc>
+        <w:tc>
+          <w:tcPr>
+            <w:tcW w:w="2136" w:type="dxa"/>
+          </w:tcPr>
+          <w:p>
+            <w:pPr>
+              <w:jc w:val="both"/>
+              <w:rPr>
+                <w:rFonts w:ascii="Times New Roman" w:hAnsi="Times New Roman" w:cs="Times New Roman"/>
+                <w:sz w:val="20"/>
+                <w:szCs w:val="20"/>
+              </w:rPr>
+            </w:pPr>
+            <w:r>
+              <w:rPr>
+                <w:rFonts w:ascii="Times New Roman" w:hAnsi="Times New Roman" w:cs="Times New Roman"/>
+                <w:sz w:val="20"/>
+                <w:szCs w:val="20"/>
+              </w:rPr>
+              <w:t xml:space="preserve">Jongejans </w:t>
+            </w:r>
+            <w:r>
+              <w:rPr>
+                <w:rFonts w:ascii="Times New Roman" w:hAnsi="Times New Roman" w:cs="Times New Roman"/>
+                <w:i/>
+                <w:iCs/>
+                <w:sz w:val="20"/>
+                <w:szCs w:val="20"/>
+              </w:rPr>
+              <w:t>et al</w:t>
+            </w:r>
+            <w:r>
+              <w:rPr>
+                <w:rFonts w:ascii="Times New Roman" w:hAnsi="Times New Roman" w:cs="Times New Roman"/>
+                <w:sz w:val="20"/>
+                <w:szCs w:val="20"/>
+              </w:rPr>
+              <w:t>. (2011)</w:t>
+            </w:r>
+          </w:p>
+        </w:tc>
+      </w:tr>
+      <w:tr>
+        <w:tc>
+          <w:tcPr>
+            <w:tcW w:w="4253" w:type="dxa"/>
+          </w:tcPr>
+          <w:p>
+            <w:pPr>
+              <w:jc w:val="both"/>
+              <w:rPr>
+                <w:rFonts w:ascii="Times New Roman" w:hAnsi="Times New Roman" w:cs="Times New Roman"/>
+                <w:sz w:val="20"/>
+                <w:szCs w:val="20"/>
+              </w:rPr>
+            </w:pPr>
+            <w:r>
+              <w:rPr>
+                <w:rFonts w:ascii="Times New Roman" w:hAnsi="Times New Roman" w:cs="Times New Roman"/>
+                <w:sz w:val="20"/>
+                <w:szCs w:val="20"/>
+              </w:rPr>
+              <w:t>Size-slope</w:t>
+            </w:r>
+            <w:r>
+              <w:rPr>
+                <w:rFonts w:ascii="Times New Roman" w:hAnsi="Times New Roman" w:cs="Times New Roman"/>
+                <w:sz w:val="20"/>
+                <w:szCs w:val="20"/>
+              </w:rPr>
+              <w:t xml:space="preserve"> flowering probability</w:t>
+            </w:r>
+          </w:p>
+        </w:tc>
+        <w:tc>
+          <w:tcPr>
+            <w:tcW w:w="992" w:type="dxa"/>
+          </w:tcPr>
+          <w:p>
+            <w:pPr>
+              <w:jc w:val="both"/>
+              <w:rPr>
+                <w:rFonts w:ascii="Times New Roman" w:hAnsi="Times New Roman" w:cs="Times New Roman"/>
+                <w:sz w:val="20"/>
+                <w:szCs w:val="20"/>
+              </w:rPr>
+            </w:pPr>
+          </w:p>
+        </w:tc>
+        <w:tc>
+          <w:tcPr>
+            <w:tcW w:w="992" w:type="dxa"/>
+          </w:tcPr>
+          <w:p>
+            <w:pPr>
+              <w:jc w:val="both"/>
+              <w:rPr>
+                <w:rFonts w:ascii="Times New Roman" w:hAnsi="Times New Roman" w:cs="Times New Roman"/>
+                <w:sz w:val="20"/>
+                <w:szCs w:val="20"/>
+              </w:rPr>
+            </w:pPr>
+            <w:r>
+              <w:rPr>
+                <w:rFonts w:ascii="Times New Roman" w:hAnsi="Times New Roman" w:cs="Times New Roman"/>
+                <w:sz w:val="20"/>
+                <w:szCs w:val="20"/>
+              </w:rPr>
+              <w:t>0.860</w:t>
+            </w:r>
+          </w:p>
+        </w:tc>
+        <w:tc>
+          <w:tcPr>
+            <w:tcW w:w="982" w:type="dxa"/>
+          </w:tcPr>
+          <w:p>
+            <w:pPr>
+              <w:jc w:val="both"/>
+              <w:rPr>
+                <w:rFonts w:ascii="Times New Roman" w:hAnsi="Times New Roman" w:cs="Times New Roman"/>
+                <w:sz w:val="20"/>
+                <w:szCs w:val="20"/>
+              </w:rPr>
+            </w:pPr>
+          </w:p>
+        </w:tc>
+        <w:tc>
+          <w:tcPr>
+            <w:tcW w:w="2136" w:type="dxa"/>
+          </w:tcPr>
+          <w:p>
+            <w:pPr>
+              <w:jc w:val="both"/>
+              <w:rPr>
+                <w:rFonts w:ascii="Times New Roman" w:hAnsi="Times New Roman" w:cs="Times New Roman"/>
+                <w:sz w:val="20"/>
+                <w:szCs w:val="20"/>
+              </w:rPr>
+            </w:pPr>
+            <w:r>
+              <w:rPr>
+                <w:rFonts w:ascii="Times New Roman" w:hAnsi="Times New Roman" w:cs="Times New Roman"/>
+                <w:sz w:val="20"/>
+                <w:szCs w:val="20"/>
+              </w:rPr>
+              <w:t xml:space="preserve">Jongejans </w:t>
+            </w:r>
+            <w:r>
+              <w:rPr>
+                <w:rFonts w:ascii="Times New Roman" w:hAnsi="Times New Roman" w:cs="Times New Roman"/>
+                <w:i/>
+                <w:iCs/>
+                <w:sz w:val="20"/>
+                <w:szCs w:val="20"/>
+              </w:rPr>
+              <w:t>et al</w:t>
+            </w:r>
+            <w:r>
+              <w:rPr>
+                <w:rFonts w:ascii="Times New Roman" w:hAnsi="Times New Roman" w:cs="Times New Roman"/>
+                <w:sz w:val="20"/>
+                <w:szCs w:val="20"/>
+              </w:rPr>
+              <w:t>. (2011)</w:t>
+            </w:r>
+          </w:p>
+        </w:tc>
+      </w:tr>
+      <w:tr>
+        <w:tc>
+          <w:tcPr>
+            <w:tcW w:w="4253" w:type="dxa"/>
+          </w:tcPr>
+          <w:p>
+            <w:pPr>
+              <w:jc w:val="both"/>
+              <w:rPr>
+                <w:rFonts w:ascii="Times New Roman" w:hAnsi="Times New Roman" w:cs="Times New Roman"/>
+                <w:sz w:val="20"/>
+                <w:szCs w:val="20"/>
+              </w:rPr>
+            </w:pPr>
+            <w:r>
+              <w:rPr>
+                <w:rFonts w:ascii="Times New Roman" w:hAnsi="Times New Roman" w:cs="Times New Roman"/>
+                <w:sz w:val="20"/>
+                <w:szCs w:val="20"/>
+              </w:rPr>
+              <w:t xml:space="preserve">Intercept </w:t>
+            </w:r>
+            <w:r>
+              <w:rPr>
+                <w:rFonts w:ascii="Times New Roman" w:hAnsi="Times New Roman" w:cs="Times New Roman"/>
+                <w:sz w:val="20"/>
+                <w:szCs w:val="20"/>
+              </w:rPr>
+              <w:t>rosette survival</w:t>
+            </w:r>
+            <w:r>
+              <w:rPr>
+                <w:rFonts w:ascii="Times New Roman" w:hAnsi="Times New Roman" w:cs="Times New Roman"/>
+                <w:sz w:val="20"/>
+                <w:szCs w:val="20"/>
+              </w:rPr>
+              <w:t xml:space="preserve"> probability</w:t>
+            </w:r>
+          </w:p>
+        </w:tc>
+        <w:tc>
+          <w:tcPr>
+            <w:tcW w:w="992" w:type="dxa"/>
+          </w:tcPr>
+          <w:p>
+            <w:pPr>
+              <w:jc w:val="both"/>
+              <w:rPr>
+                <w:rFonts w:ascii="Times New Roman" w:hAnsi="Times New Roman" w:cs="Times New Roman"/>
+                <w:sz w:val="20"/>
+                <w:szCs w:val="20"/>
+              </w:rPr>
+            </w:pPr>
+          </w:p>
+        </w:tc>
+        <w:tc>
+          <w:tcPr>
+            <w:tcW w:w="992" w:type="dxa"/>
+          </w:tcPr>
+          <w:p>
+            <w:pPr>
+              <w:jc w:val="both"/>
+              <w:rPr>
+                <w:rFonts w:ascii="Times New Roman" w:hAnsi="Times New Roman" w:cs="Times New Roman"/>
+                <w:sz w:val="20"/>
+                <w:szCs w:val="20"/>
+              </w:rPr>
+            </w:pPr>
+            <w:r>
+              <w:rPr>
+                <w:rFonts w:ascii="Times New Roman" w:hAnsi="Times New Roman" w:cs="Times New Roman"/>
+                <w:sz w:val="20"/>
+                <w:szCs w:val="20"/>
+              </w:rPr>
+              <w:t>-</w:t>
+            </w:r>
+            <w:r>
+              <w:rPr>
+                <w:rFonts w:ascii="Times New Roman" w:hAnsi="Times New Roman" w:cs="Times New Roman"/>
+                <w:sz w:val="20"/>
+                <w:szCs w:val="20"/>
+              </w:rPr>
+              <w:t>2.270</w:t>
+            </w:r>
+          </w:p>
+        </w:tc>
+        <w:tc>
+          <w:tcPr>
+            <w:tcW w:w="982" w:type="dxa"/>
+          </w:tcPr>
+          <w:p>
+            <w:pPr>
+              <w:jc w:val="both"/>
+              <w:rPr>
+                <w:rFonts w:ascii="Times New Roman" w:hAnsi="Times New Roman" w:cs="Times New Roman"/>
+                <w:sz w:val="20"/>
+                <w:szCs w:val="20"/>
+              </w:rPr>
+            </w:pPr>
+          </w:p>
+        </w:tc>
+        <w:tc>
+          <w:tcPr>
+            <w:tcW w:w="2136" w:type="dxa"/>
+          </w:tcPr>
+          <w:p>
+            <w:pPr>
+              <w:jc w:val="both"/>
+              <w:rPr>
+                <w:rFonts w:ascii="Times New Roman" w:hAnsi="Times New Roman" w:cs="Times New Roman"/>
+                <w:sz w:val="20"/>
+                <w:szCs w:val="20"/>
+              </w:rPr>
+            </w:pPr>
+            <w:r>
+              <w:rPr>
+                <w:rFonts w:ascii="Times New Roman" w:hAnsi="Times New Roman" w:cs="Times New Roman"/>
+                <w:sz w:val="20"/>
+                <w:szCs w:val="20"/>
+              </w:rPr>
+              <w:t xml:space="preserve">Jongejans </w:t>
+            </w:r>
+            <w:r>
+              <w:rPr>
+                <w:rFonts w:ascii="Times New Roman" w:hAnsi="Times New Roman" w:cs="Times New Roman"/>
+                <w:i/>
+                <w:iCs/>
+                <w:sz w:val="20"/>
+                <w:szCs w:val="20"/>
+              </w:rPr>
+              <w:t>et al</w:t>
+            </w:r>
+            <w:r>
+              <w:rPr>
+                <w:rFonts w:ascii="Times New Roman" w:hAnsi="Times New Roman" w:cs="Times New Roman"/>
+                <w:sz w:val="20"/>
+                <w:szCs w:val="20"/>
+              </w:rPr>
+              <w:t>. (2011)</w:t>
+            </w:r>
+          </w:p>
+        </w:tc>
+      </w:tr>
+      <w:tr>
+        <w:tc>
+          <w:tcPr>
+            <w:tcW w:w="4253" w:type="dxa"/>
+          </w:tcPr>
+          <w:p>
+            <w:pPr>
+              <w:jc w:val="both"/>
+              <w:rPr>
+                <w:rFonts w:ascii="Times New Roman" w:hAnsi="Times New Roman" w:cs="Times New Roman"/>
+                <w:sz w:val="20"/>
+                <w:szCs w:val="20"/>
+              </w:rPr>
+            </w:pPr>
+            <w:r>
+              <w:rPr>
+                <w:rFonts w:ascii="Times New Roman" w:hAnsi="Times New Roman" w:cs="Times New Roman"/>
+                <w:sz w:val="20"/>
+                <w:szCs w:val="20"/>
+              </w:rPr>
+              <w:t>Size</w:t>
+            </w:r>
+            <w:r>
+              <w:rPr>
+                <w:rFonts w:ascii="Times New Roman" w:hAnsi="Times New Roman" w:cs="Times New Roman"/>
+                <w:sz w:val="20"/>
+                <w:szCs w:val="20"/>
+              </w:rPr>
+              <w:t>-</w:t>
+            </w:r>
+            <w:r>
+              <w:rPr>
+                <w:rFonts w:ascii="Times New Roman" w:hAnsi="Times New Roman" w:cs="Times New Roman"/>
+                <w:sz w:val="20"/>
+                <w:szCs w:val="20"/>
+              </w:rPr>
+              <w:t>slope rosette survival probability</w:t>
+            </w:r>
+          </w:p>
+        </w:tc>
+        <w:tc>
+          <w:tcPr>
+            <w:tcW w:w="992" w:type="dxa"/>
+          </w:tcPr>
+          <w:p>
+            <w:pPr>
+              <w:jc w:val="both"/>
+              <w:rPr>
+                <w:rFonts w:ascii="Times New Roman" w:hAnsi="Times New Roman" w:cs="Times New Roman"/>
+                <w:sz w:val="20"/>
+                <w:szCs w:val="20"/>
+              </w:rPr>
+            </w:pPr>
+          </w:p>
+        </w:tc>
+        <w:tc>
+          <w:tcPr>
+            <w:tcW w:w="992" w:type="dxa"/>
+          </w:tcPr>
+          <w:p>
+            <w:pPr>
+              <w:jc w:val="both"/>
+              <w:rPr>
+                <w:rFonts w:ascii="Times New Roman" w:hAnsi="Times New Roman" w:cs="Times New Roman"/>
+                <w:sz w:val="20"/>
+                <w:szCs w:val="20"/>
+              </w:rPr>
+            </w:pPr>
+            <w:r>
+              <w:rPr>
+                <w:rFonts w:ascii="Times New Roman" w:hAnsi="Times New Roman" w:cs="Times New Roman"/>
+                <w:sz w:val="20"/>
+                <w:szCs w:val="20"/>
+              </w:rPr>
+              <w:t>0.569</w:t>
+            </w:r>
+          </w:p>
+        </w:tc>
+        <w:tc>
+          <w:tcPr>
+            <w:tcW w:w="982" w:type="dxa"/>
+          </w:tcPr>
+          <w:p>
+            <w:pPr>
+              <w:jc w:val="both"/>
+              <w:rPr>
+                <w:rFonts w:ascii="Times New Roman" w:hAnsi="Times New Roman" w:cs="Times New Roman"/>
+                <w:sz w:val="20"/>
+                <w:szCs w:val="20"/>
+              </w:rPr>
+            </w:pPr>
+          </w:p>
+        </w:tc>
+        <w:tc>
+          <w:tcPr>
+            <w:tcW w:w="2136" w:type="dxa"/>
+          </w:tcPr>
+          <w:p>
+            <w:pPr>
+              <w:jc w:val="both"/>
+              <w:rPr>
+                <w:rFonts w:ascii="Times New Roman" w:hAnsi="Times New Roman" w:cs="Times New Roman"/>
+                <w:sz w:val="20"/>
+                <w:szCs w:val="20"/>
+              </w:rPr>
+            </w:pPr>
+            <w:r>
+              <w:rPr>
+                <w:rFonts w:ascii="Times New Roman" w:hAnsi="Times New Roman" w:cs="Times New Roman"/>
+                <w:sz w:val="20"/>
+                <w:szCs w:val="20"/>
+              </w:rPr>
+              <w:t xml:space="preserve">Jongejans </w:t>
+            </w:r>
+            <w:r>
+              <w:rPr>
+                <w:rFonts w:ascii="Times New Roman" w:hAnsi="Times New Roman" w:cs="Times New Roman"/>
+                <w:i/>
+                <w:iCs/>
+                <w:sz w:val="20"/>
+                <w:szCs w:val="20"/>
+              </w:rPr>
+              <w:t>et al</w:t>
+            </w:r>
+            <w:r>
+              <w:rPr>
+                <w:rFonts w:ascii="Times New Roman" w:hAnsi="Times New Roman" w:cs="Times New Roman"/>
+                <w:sz w:val="20"/>
+                <w:szCs w:val="20"/>
+              </w:rPr>
+              <w:t>. (2011)</w:t>
+            </w:r>
+          </w:p>
+        </w:tc>
+      </w:tr>
+      <w:tr>
+        <w:tc>
+          <w:tcPr>
+            <w:tcW w:w="4253" w:type="dxa"/>
           </w:tcPr>
           <w:p>
             <w:pPr>
@@ -17050,7 +18315,38 @@
         </w:tc>
         <w:tc>
           <w:tcPr>
-            <w:tcW w:w="1134" w:type="dxa"/>
+            <w:tcW w:w="992" w:type="dxa"/>
+          </w:tcPr>
+          <w:p>
+            <w:pPr>
+              <w:jc w:val="both"/>
+              <w:rPr>
+                <w:rFonts w:ascii="Times New Roman" w:hAnsi="Times New Roman" w:cs="Times New Roman"/>
+                <w:sz w:val="20"/>
+                <w:szCs w:val="20"/>
+              </w:rPr>
+            </w:pPr>
+            <w:r>
+              <w:rPr>
+                <w:rFonts w:ascii="Times New Roman" w:hAnsi="Times New Roman" w:cs="Times New Roman"/>
+                <w:sz w:val="20"/>
+                <w:szCs w:val="20"/>
+              </w:rPr>
+              <w:t>2.</w:t>
+            </w:r>
+            <w:r>
+              <w:rPr>
+                <w:rFonts w:ascii="Times New Roman" w:hAnsi="Times New Roman" w:cs="Times New Roman"/>
+                <w:sz w:val="20"/>
+                <w:szCs w:val="20"/>
+              </w:rPr>
+              <w:t>899</w:t>
+            </w:r>
+          </w:p>
+        </w:tc>
+        <w:tc>
+          <w:tcPr>
+            <w:tcW w:w="982" w:type="dxa"/>
           </w:tcPr>
           <w:p>
             <w:pPr>
@@ -17081,7 +18377,7 @@
         </w:tc>
         <w:tc>
           <w:tcPr>
-            <w:tcW w:w="2551" w:type="dxa"/>
+            <w:tcW w:w="2136" w:type="dxa"/>
           </w:tcPr>
           <w:p>
             <w:pPr>
@@ -17098,7 +18394,7 @@
       <w:tr>
         <w:tc>
           <w:tcPr>
-            <w:tcW w:w="4678" w:type="dxa"/>
+            <w:tcW w:w="4253" w:type="dxa"/>
           </w:tcPr>
           <w:p>
             <w:pPr>
@@ -17152,7 +18448,38 @@
         </w:tc>
         <w:tc>
           <w:tcPr>
-            <w:tcW w:w="1134" w:type="dxa"/>
+            <w:tcW w:w="992" w:type="dxa"/>
+          </w:tcPr>
+          <w:p>
+            <w:pPr>
+              <w:jc w:val="both"/>
+              <w:rPr>
+                <w:rFonts w:ascii="Times New Roman" w:hAnsi="Times New Roman" w:cs="Times New Roman"/>
+                <w:sz w:val="20"/>
+                <w:szCs w:val="20"/>
+              </w:rPr>
+            </w:pPr>
+            <w:r>
+              <w:rPr>
+                <w:rFonts w:ascii="Times New Roman" w:hAnsi="Times New Roman" w:cs="Times New Roman"/>
+                <w:sz w:val="20"/>
+                <w:szCs w:val="20"/>
+              </w:rPr>
+              <w:t>0.36</w:t>
+            </w:r>
+            <w:r>
+              <w:rPr>
+                <w:rFonts w:ascii="Times New Roman" w:hAnsi="Times New Roman" w:cs="Times New Roman"/>
+                <w:sz w:val="20"/>
+                <w:szCs w:val="20"/>
+              </w:rPr>
+              <w:t>3</w:t>
+            </w:r>
+          </w:p>
+        </w:tc>
+        <w:tc>
+          <w:tcPr>
+            <w:tcW w:w="982" w:type="dxa"/>
           </w:tcPr>
           <w:p>
             <w:pPr>
@@ -17167,7 +18494,7 @@
         </w:tc>
         <w:tc>
           <w:tcPr>
-            <w:tcW w:w="2551" w:type="dxa"/>
+            <w:tcW w:w="2136" w:type="dxa"/>
           </w:tcPr>
           <w:p>
             <w:pPr>
@@ -17184,101 +18511,7 @@
       <w:tr>
         <w:tc>
           <w:tcPr>
-            <w:tcW w:w="4678" w:type="dxa"/>
-          </w:tcPr>
-          <w:p>
-            <w:pPr>
-              <w:jc w:val="both"/>
-              <w:rPr>
-                <w:rFonts w:ascii="Times New Roman" w:hAnsi="Times New Roman" w:cs="Times New Roman"/>
-                <w:sz w:val="20"/>
-                <w:szCs w:val="20"/>
-              </w:rPr>
-            </w:pPr>
-            <w:r>
-              <w:rPr>
-                <w:rFonts w:ascii="Times New Roman" w:hAnsi="Times New Roman" w:cs="Times New Roman"/>
-                <w:sz w:val="20"/>
-                <w:szCs w:val="20"/>
-              </w:rPr>
-              <w:t>Rosette survival</w:t>
-            </w:r>
-            <w:r>
-              <w:rPr>
-                <w:rFonts w:ascii="Times New Roman" w:hAnsi="Times New Roman" w:cs="Times New Roman"/>
-                <w:sz w:val="20"/>
-                <w:szCs w:val="20"/>
-              </w:rPr>
-              <w:t xml:space="preserve"> probability</w:t>
-            </w:r>
-          </w:p>
-        </w:tc>
-        <w:tc>
-          <w:tcPr>
-            <w:tcW w:w="992" w:type="dxa"/>
-          </w:tcPr>
-          <w:p>
-            <w:pPr>
-              <w:jc w:val="both"/>
-              <w:rPr>
-                <w:rFonts w:ascii="Times New Roman" w:hAnsi="Times New Roman" w:cs="Times New Roman"/>
-                <w:sz w:val="20"/>
-                <w:szCs w:val="20"/>
-              </w:rPr>
-            </w:pPr>
-            <w:r>
-              <w:rPr>
-                <w:rFonts w:ascii="Times New Roman" w:hAnsi="Times New Roman" w:cs="Times New Roman"/>
-                <w:sz w:val="20"/>
-                <w:szCs w:val="20"/>
-              </w:rPr>
-              <w:t>0.975</w:t>
-            </w:r>
-          </w:p>
-        </w:tc>
-        <w:tc>
-          <w:tcPr>
-            <w:tcW w:w="1134" w:type="dxa"/>
-          </w:tcPr>
-          <w:p>
-            <w:pPr>
-              <w:jc w:val="both"/>
-              <w:rPr>
-                <w:rFonts w:ascii="Times New Roman" w:hAnsi="Times New Roman" w:cs="Times New Roman"/>
-                <w:sz w:val="20"/>
-                <w:szCs w:val="20"/>
-              </w:rPr>
-            </w:pPr>
-            <w:r>
-              <w:rPr>
-                <w:rFonts w:ascii="Times New Roman" w:hAnsi="Times New Roman" w:cs="Times New Roman"/>
-                <w:sz w:val="20"/>
-                <w:szCs w:val="20"/>
-              </w:rPr>
-              <w:t>0.942</w:t>
-            </w:r>
-          </w:p>
-        </w:tc>
-        <w:tc>
-          <w:tcPr>
-            <w:tcW w:w="2551" w:type="dxa"/>
-          </w:tcPr>
-          <w:p>
-            <w:pPr>
-              <w:jc w:val="both"/>
-              <w:rPr>
-                <w:rFonts w:ascii="Times New Roman" w:hAnsi="Times New Roman" w:cs="Times New Roman"/>
-                <w:sz w:val="20"/>
-                <w:szCs w:val="20"/>
-              </w:rPr>
-            </w:pPr>
-          </w:p>
-        </w:tc>
-      </w:tr>
-      <w:tr>
-        <w:tc>
-          <w:tcPr>
-            <w:tcW w:w="4678" w:type="dxa"/>
+            <w:tcW w:w="4253" w:type="dxa"/>
           </w:tcPr>
           <w:p>
             <w:pPr>
@@ -17332,7 +18565,38 @@
         </w:tc>
         <w:tc>
           <w:tcPr>
-            <w:tcW w:w="1134" w:type="dxa"/>
+            <w:tcW w:w="992" w:type="dxa"/>
+          </w:tcPr>
+          <w:p>
+            <w:pPr>
+              <w:jc w:val="both"/>
+              <w:rPr>
+                <w:rFonts w:ascii="Times New Roman" w:hAnsi="Times New Roman" w:cs="Times New Roman"/>
+                <w:sz w:val="20"/>
+                <w:szCs w:val="20"/>
+              </w:rPr>
+            </w:pPr>
+            <w:r>
+              <w:rPr>
+                <w:rFonts w:ascii="Times New Roman" w:hAnsi="Times New Roman" w:cs="Times New Roman"/>
+                <w:sz w:val="20"/>
+                <w:szCs w:val="20"/>
+              </w:rPr>
+              <w:t>92.2</w:t>
+            </w:r>
+            <w:r>
+              <w:rPr>
+                <w:rFonts w:ascii="Times New Roman" w:hAnsi="Times New Roman" w:cs="Times New Roman"/>
+                <w:sz w:val="20"/>
+                <w:szCs w:val="20"/>
+              </w:rPr>
+              <w:t>18</w:t>
+            </w:r>
+          </w:p>
+        </w:tc>
+        <w:tc>
+          <w:tcPr>
+            <w:tcW w:w="982" w:type="dxa"/>
           </w:tcPr>
           <w:p>
             <w:pPr>
@@ -17363,7 +18627,7 @@
         </w:tc>
         <w:tc>
           <w:tcPr>
-            <w:tcW w:w="2551" w:type="dxa"/>
+            <w:tcW w:w="2136" w:type="dxa"/>
           </w:tcPr>
           <w:p>
             <w:pPr>
@@ -17380,7 +18644,7 @@
       <w:tr>
         <w:tc>
           <w:tcPr>
-            <w:tcW w:w="4678" w:type="dxa"/>
+            <w:tcW w:w="4253" w:type="dxa"/>
           </w:tcPr>
           <w:p>
             <w:pPr>
@@ -17434,7 +18698,38 @@
         </w:tc>
         <w:tc>
           <w:tcPr>
-            <w:tcW w:w="1134" w:type="dxa"/>
+            <w:tcW w:w="992" w:type="dxa"/>
+          </w:tcPr>
+          <w:p>
+            <w:pPr>
+              <w:jc w:val="both"/>
+              <w:rPr>
+                <w:rFonts w:ascii="Times New Roman" w:hAnsi="Times New Roman" w:cs="Times New Roman"/>
+                <w:sz w:val="20"/>
+                <w:szCs w:val="20"/>
+              </w:rPr>
+            </w:pPr>
+            <w:r>
+              <w:rPr>
+                <w:rFonts w:ascii="Times New Roman" w:hAnsi="Times New Roman" w:cs="Times New Roman"/>
+                <w:sz w:val="20"/>
+                <w:szCs w:val="20"/>
+              </w:rPr>
+              <w:t>23.04</w:t>
+            </w:r>
+            <w:r>
+              <w:rPr>
+                <w:rFonts w:ascii="Times New Roman" w:hAnsi="Times New Roman" w:cs="Times New Roman"/>
+                <w:sz w:val="20"/>
+                <w:szCs w:val="20"/>
+              </w:rPr>
+              <w:t>3</w:t>
+            </w:r>
+          </w:p>
+        </w:tc>
+        <w:tc>
+          <w:tcPr>
+            <w:tcW w:w="982" w:type="dxa"/>
           </w:tcPr>
           <w:p>
             <w:pPr>
@@ -17465,7 +18760,7 @@
         </w:tc>
         <w:tc>
           <w:tcPr>
-            <w:tcW w:w="2551" w:type="dxa"/>
+            <w:tcW w:w="2136" w:type="dxa"/>
           </w:tcPr>
           <w:p>
             <w:pPr>
@@ -17483,7 +18778,7 @@
         <w:tc>
           <w:tcPr>
             <w:tcW w:w="9355" w:type="dxa"/>
-            <w:gridSpan w:val="4"/>
+            <w:gridSpan w:val="5"/>
           </w:tcPr>
           <w:p>
             <w:pPr>
@@ -17501,7 +18796,7 @@
         <w:tc>
           <w:tcPr>
             <w:tcW w:w="9355" w:type="dxa"/>
-            <w:gridSpan w:val="4"/>
+            <w:gridSpan w:val="5"/>
           </w:tcPr>
           <w:p>
             <w:pPr>
@@ -17542,7 +18837,7 @@
       <w:tr>
         <w:tc>
           <w:tcPr>
-            <w:tcW w:w="4678" w:type="dxa"/>
+            <w:tcW w:w="4253" w:type="dxa"/>
           </w:tcPr>
           <w:p>
             <w:pPr>
@@ -17588,7 +18883,30 @@
         </w:tc>
         <w:tc>
           <w:tcPr>
-            <w:tcW w:w="1134" w:type="dxa"/>
+            <w:tcW w:w="992" w:type="dxa"/>
+          </w:tcPr>
+          <w:p>
+            <w:pPr>
+              <w:jc w:val="both"/>
+              <w:rPr>
+                <w:rFonts w:ascii="Times New Roman" w:hAnsi="Times New Roman" w:cs="Times New Roman"/>
+                <w:sz w:val="20"/>
+                <w:szCs w:val="20"/>
+              </w:rPr>
+            </w:pPr>
+            <w:r>
+              <w:rPr>
+                <w:rFonts w:ascii="Times New Roman" w:hAnsi="Times New Roman" w:cs="Times New Roman"/>
+                <w:sz w:val="20"/>
+                <w:szCs w:val="20"/>
+              </w:rPr>
+              <w:t>0.513</w:t>
+            </w:r>
+          </w:p>
+        </w:tc>
+        <w:tc>
+          <w:tcPr>
+            <w:tcW w:w="982" w:type="dxa"/>
           </w:tcPr>
           <w:p>
             <w:pPr>
@@ -17611,7 +18929,7 @@
         </w:tc>
         <w:tc>
           <w:tcPr>
-            <w:tcW w:w="2551" w:type="dxa"/>
+            <w:tcW w:w="2136" w:type="dxa"/>
           </w:tcPr>
           <w:p>
             <w:pPr>
@@ -17628,7 +18946,7 @@
       <w:tr>
         <w:tc>
           <w:tcPr>
-            <w:tcW w:w="4678" w:type="dxa"/>
+            <w:tcW w:w="4253" w:type="dxa"/>
           </w:tcPr>
           <w:p>
             <w:pPr>
@@ -17682,7 +19000,30 @@
         </w:tc>
         <w:tc>
           <w:tcPr>
-            <w:tcW w:w="1134" w:type="dxa"/>
+            <w:tcW w:w="992" w:type="dxa"/>
+          </w:tcPr>
+          <w:p>
+            <w:pPr>
+              <w:jc w:val="both"/>
+              <w:rPr>
+                <w:rFonts w:ascii="Times New Roman" w:hAnsi="Times New Roman" w:cs="Times New Roman"/>
+                <w:sz w:val="20"/>
+                <w:szCs w:val="20"/>
+              </w:rPr>
+            </w:pPr>
+            <w:r>
+              <w:rPr>
+                <w:rFonts w:ascii="Times New Roman" w:hAnsi="Times New Roman" w:cs="Times New Roman"/>
+                <w:sz w:val="20"/>
+                <w:szCs w:val="20"/>
+              </w:rPr>
+              <w:t>0.020</w:t>
+            </w:r>
+          </w:p>
+        </w:tc>
+        <w:tc>
+          <w:tcPr>
+            <w:tcW w:w="982" w:type="dxa"/>
           </w:tcPr>
           <w:p>
             <w:pPr>
@@ -17705,7 +19046,7 @@
         </w:tc>
         <w:tc>
           <w:tcPr>
-            <w:tcW w:w="2551" w:type="dxa"/>
+            <w:tcW w:w="2136" w:type="dxa"/>
           </w:tcPr>
           <w:p>
             <w:pPr>
@@ -17722,7 +19063,7 @@
       <w:tr>
         <w:tc>
           <w:tcPr>
-            <w:tcW w:w="4678" w:type="dxa"/>
+            <w:tcW w:w="4253" w:type="dxa"/>
           </w:tcPr>
           <w:p>
             <w:pPr>
@@ -17768,7 +19109,7 @@
         </w:tc>
         <w:tc>
           <w:tcPr>
-            <w:tcW w:w="1134" w:type="dxa"/>
+            <w:tcW w:w="992" w:type="dxa"/>
           </w:tcPr>
           <w:p>
             <w:pPr>
@@ -17791,7 +19132,30 @@
         </w:tc>
         <w:tc>
           <w:tcPr>
-            <w:tcW w:w="2551" w:type="dxa"/>
+            <w:tcW w:w="982" w:type="dxa"/>
+          </w:tcPr>
+          <w:p>
+            <w:pPr>
+              <w:jc w:val="both"/>
+              <w:rPr>
+                <w:rFonts w:ascii="Times New Roman" w:hAnsi="Times New Roman" w:cs="Times New Roman"/>
+                <w:sz w:val="20"/>
+                <w:szCs w:val="20"/>
+              </w:rPr>
+            </w:pPr>
+            <w:r>
+              <w:rPr>
+                <w:rFonts w:ascii="Times New Roman" w:hAnsi="Times New Roman" w:cs="Times New Roman"/>
+                <w:sz w:val="20"/>
+                <w:szCs w:val="20"/>
+              </w:rPr>
+              <w:t>2.147</w:t>
+            </w:r>
+          </w:p>
+        </w:tc>
+        <w:tc>
+          <w:tcPr>
+            <w:tcW w:w="2136" w:type="dxa"/>
           </w:tcPr>
           <w:p>
             <w:pPr>
@@ -17808,7 +19172,7 @@
       <w:tr>
         <w:tc>
           <w:tcPr>
-            <w:tcW w:w="4678" w:type="dxa"/>
+            <w:tcW w:w="4253" w:type="dxa"/>
           </w:tcPr>
           <w:p>
             <w:pPr>
@@ -17825,15 +19189,7 @@
                 <w:sz w:val="20"/>
                 <w:szCs w:val="20"/>
               </w:rPr>
-              <w:t>Variance</w:t>
-            </w:r>
-            <w:r>
-              <w:rPr>
-                <w:rFonts w:ascii="Times New Roman" w:hAnsi="Times New Roman" w:cs="Times New Roman"/>
-                <w:sz w:val="20"/>
-                <w:szCs w:val="20"/>
-              </w:rPr>
-              <w:t xml:space="preserve"> wind speed (m/s)</w:t>
+              <w:t>Variance wind speed (m/s)</w:t>
             </w:r>
           </w:p>
         </w:tc>
@@ -17862,7 +19218,7 @@
         </w:tc>
         <w:tc>
           <w:tcPr>
-            <w:tcW w:w="1134" w:type="dxa"/>
+            <w:tcW w:w="992" w:type="dxa"/>
           </w:tcPr>
           <w:p>
             <w:pPr>
@@ -17885,7 +19241,30 @@
         </w:tc>
         <w:tc>
           <w:tcPr>
-            <w:tcW w:w="2551" w:type="dxa"/>
+            <w:tcW w:w="982" w:type="dxa"/>
+          </w:tcPr>
+          <w:p>
+            <w:pPr>
+              <w:jc w:val="both"/>
+              <w:rPr>
+                <w:rFonts w:ascii="Times New Roman" w:hAnsi="Times New Roman" w:cs="Times New Roman"/>
+                <w:sz w:val="20"/>
+                <w:szCs w:val="20"/>
+              </w:rPr>
+            </w:pPr>
+            <w:r>
+              <w:rPr>
+                <w:rFonts w:ascii="Times New Roman" w:hAnsi="Times New Roman" w:cs="Times New Roman"/>
+                <w:sz w:val="20"/>
+                <w:szCs w:val="20"/>
+              </w:rPr>
+              <w:t>3.007</w:t>
+            </w:r>
+          </w:p>
+        </w:tc>
+        <w:tc>
+          <w:tcPr>
+            <w:tcW w:w="2136" w:type="dxa"/>
           </w:tcPr>
           <w:p>
             <w:pPr>
@@ -17902,7 +19281,7 @@
       <w:tr>
         <w:tc>
           <w:tcPr>
-            <w:tcW w:w="4678" w:type="dxa"/>
+            <w:tcW w:w="4253" w:type="dxa"/>
           </w:tcPr>
           <w:p>
             <w:pPr>
@@ -17942,21 +19321,13 @@
                 <w:sz w:val="20"/>
                 <w:szCs w:val="20"/>
               </w:rPr>
-              <w:t>0.15</w:t>
-            </w:r>
-            <w:r>
-              <w:rPr>
-                <w:rFonts w:ascii="Times New Roman" w:hAnsi="Times New Roman" w:cs="Times New Roman"/>
-                <w:sz w:val="20"/>
-                <w:szCs w:val="20"/>
-              </w:rPr>
-              <w:t>0</w:t>
+              <w:t>0.150</w:t>
             </w:r>
           </w:p>
         </w:tc>
         <w:tc>
           <w:tcPr>
-            <w:tcW w:w="1134" w:type="dxa"/>
+            <w:tcW w:w="992" w:type="dxa"/>
           </w:tcPr>
           <w:p>
             <w:pPr>
@@ -17973,21 +19344,36 @@
                 <w:sz w:val="20"/>
                 <w:szCs w:val="20"/>
               </w:rPr>
-              <w:t>0.15</w:t>
-            </w:r>
-            <w:r>
-              <w:rPr>
-                <w:rFonts w:ascii="Times New Roman" w:hAnsi="Times New Roman" w:cs="Times New Roman"/>
-                <w:sz w:val="20"/>
-                <w:szCs w:val="20"/>
-              </w:rPr>
-              <w:t>0</w:t>
+              <w:t>0.150</w:t>
             </w:r>
           </w:p>
         </w:tc>
         <w:tc>
           <w:tcPr>
-            <w:tcW w:w="2551" w:type="dxa"/>
+            <w:tcW w:w="982" w:type="dxa"/>
+          </w:tcPr>
+          <w:p>
+            <w:pPr>
+              <w:jc w:val="both"/>
+              <w:rPr>
+                <w:rFonts w:ascii="Times New Roman" w:hAnsi="Times New Roman" w:cs="Times New Roman"/>
+                <w:sz w:val="20"/>
+                <w:szCs w:val="20"/>
+              </w:rPr>
+            </w:pPr>
+            <w:r>
+              <w:rPr>
+                <w:rFonts w:ascii="Times New Roman" w:hAnsi="Times New Roman" w:cs="Times New Roman"/>
+                <w:sz w:val="20"/>
+                <w:szCs w:val="20"/>
+              </w:rPr>
+              <w:t>0.150</w:t>
+            </w:r>
+          </w:p>
+        </w:tc>
+        <w:tc>
+          <w:tcPr>
+            <w:tcW w:w="2136" w:type="dxa"/>
           </w:tcPr>
           <w:p>
             <w:pPr>
@@ -18004,7 +19390,7 @@
       <w:tr>
         <w:tc>
           <w:tcPr>
-            <w:tcW w:w="4678" w:type="dxa"/>
+            <w:tcW w:w="4253" w:type="dxa"/>
           </w:tcPr>
           <w:p>
             <w:pPr>
@@ -18059,7 +19445,7 @@
         </w:tc>
         <w:tc>
           <w:tcPr>
-            <w:tcW w:w="1134" w:type="dxa"/>
+            <w:tcW w:w="992" w:type="dxa"/>
           </w:tcPr>
           <w:p>
             <w:pPr>
@@ -18091,7 +19477,39 @@
         </w:tc>
         <w:tc>
           <w:tcPr>
-            <w:tcW w:w="2551" w:type="dxa"/>
+            <w:tcW w:w="982" w:type="dxa"/>
+          </w:tcPr>
+          <w:p>
+            <w:pPr>
+              <w:jc w:val="both"/>
+              <w:rPr>
+                <w:rFonts w:ascii="Times New Roman" w:hAnsi="Times New Roman" w:cs="Times New Roman"/>
+                <w:sz w:val="20"/>
+                <w:szCs w:val="20"/>
+              </w:rPr>
+            </w:pPr>
+            <w:r>
+              <w:rPr>
+                <w:rFonts w:ascii="Times New Roman" w:hAnsi="Times New Roman" w:cs="Times New Roman"/>
+                <w:sz w:val="20"/>
+                <w:szCs w:val="20"/>
+              </w:rPr>
+              <w:t>0.900</w:t>
+            </w:r>
+            <w:r>
+              <w:rPr>
+                <w:rFonts w:ascii="Times New Roman" w:hAnsi="Times New Roman" w:cs="Times New Roman"/>
+                <w:sz w:val="20"/>
+                <w:szCs w:val="20"/>
+                <w:vertAlign w:val="superscript"/>
+              </w:rPr>
+              <w:t>**</w:t>
+            </w:r>
+          </w:p>
+        </w:tc>
+        <w:tc>
+          <w:tcPr>
+            <w:tcW w:w="2136" w:type="dxa"/>
           </w:tcPr>
           <w:p>
             <w:pPr>
@@ -18108,7 +19526,7 @@
       <w:tr>
         <w:tc>
           <w:tcPr>
-            <w:tcW w:w="4678" w:type="dxa"/>
+            <w:tcW w:w="4253" w:type="dxa"/>
           </w:tcPr>
           <w:p>
             <w:pPr>
@@ -18148,120 +19566,16 @@
                 <w:sz w:val="20"/>
                 <w:szCs w:val="20"/>
               </w:rPr>
-              <w:t>0.5</w:t>
+              <w:t>0.500</w:t>
             </w:r>
             <w:r>
               <w:rPr>
                 <w:rFonts w:ascii="Times New Roman" w:hAnsi="Times New Roman" w:cs="Times New Roman"/>
                 <w:sz w:val="20"/>
                 <w:szCs w:val="20"/>
-              </w:rPr>
-              <w:t>00</w:t>
-            </w:r>
-            <w:r>
-              <w:rPr>
-                <w:rFonts w:ascii="Times New Roman" w:hAnsi="Times New Roman" w:cs="Times New Roman"/>
-                <w:sz w:val="20"/>
-                <w:szCs w:val="20"/>
                 <w:vertAlign w:val="superscript"/>
               </w:rPr>
               <w:t>**</w:t>
-            </w:r>
-          </w:p>
-        </w:tc>
-        <w:tc>
-          <w:tcPr>
-            <w:tcW w:w="1134" w:type="dxa"/>
-          </w:tcPr>
-          <w:p>
-            <w:pPr>
-              <w:jc w:val="both"/>
-              <w:rPr>
-                <w:rFonts w:ascii="Times New Roman" w:hAnsi="Times New Roman" w:cs="Times New Roman"/>
-                <w:sz w:val="20"/>
-                <w:szCs w:val="20"/>
-              </w:rPr>
-            </w:pPr>
-            <w:r>
-              <w:rPr>
-                <w:rFonts w:ascii="Times New Roman" w:hAnsi="Times New Roman" w:cs="Times New Roman"/>
-                <w:sz w:val="20"/>
-                <w:szCs w:val="20"/>
-              </w:rPr>
-              <w:t>0.5</w:t>
-            </w:r>
-            <w:r>
-              <w:rPr>
-                <w:rFonts w:ascii="Times New Roman" w:hAnsi="Times New Roman" w:cs="Times New Roman"/>
-                <w:sz w:val="20"/>
-                <w:szCs w:val="20"/>
-              </w:rPr>
-              <w:t>00</w:t>
-            </w:r>
-            <w:r>
-              <w:rPr>
-                <w:rFonts w:ascii="Times New Roman" w:hAnsi="Times New Roman" w:cs="Times New Roman"/>
-                <w:sz w:val="20"/>
-                <w:szCs w:val="20"/>
-                <w:vertAlign w:val="superscript"/>
-              </w:rPr>
-              <w:t>**</w:t>
-            </w:r>
-          </w:p>
-        </w:tc>
-        <w:tc>
-          <w:tcPr>
-            <w:tcW w:w="2551" w:type="dxa"/>
-          </w:tcPr>
-          <w:p>
-            <w:pPr>
-              <w:jc w:val="both"/>
-              <w:rPr>
-                <w:rFonts w:ascii="Times New Roman" w:hAnsi="Times New Roman" w:cs="Times New Roman"/>
-                <w:sz w:val="20"/>
-                <w:szCs w:val="20"/>
-              </w:rPr>
-            </w:pPr>
-          </w:p>
-        </w:tc>
-      </w:tr>
-      <w:tr>
-        <w:tc>
-          <w:tcPr>
-            <w:tcW w:w="4678" w:type="dxa"/>
-          </w:tcPr>
-          <w:p>
-            <w:pPr>
-              <w:jc w:val="both"/>
-              <w:rPr>
-                <w:rFonts w:ascii="Times New Roman" w:hAnsi="Times New Roman" w:cs="Times New Roman"/>
-                <w:sz w:val="20"/>
-                <w:szCs w:val="20"/>
-              </w:rPr>
-            </w:pPr>
-            <w:r>
-              <w:rPr>
-                <w:rFonts w:ascii="Times New Roman" w:hAnsi="Times New Roman" w:cs="Times New Roman"/>
-                <w:sz w:val="20"/>
-                <w:szCs w:val="20"/>
-              </w:rPr>
-              <w:t>Intercept log s</w:t>
-            </w:r>
-            <w:r>
-              <w:rPr>
-                <w:rFonts w:ascii="Times New Roman" w:hAnsi="Times New Roman" w:cs="Times New Roman"/>
-                <w:sz w:val="20"/>
-                <w:szCs w:val="20"/>
-              </w:rPr>
-              <w:t>eed removal</w:t>
-            </w:r>
-            <w:r>
-              <w:rPr>
-                <w:rFonts w:ascii="Times New Roman" w:hAnsi="Times New Roman" w:cs="Times New Roman"/>
-                <w:sz w:val="20"/>
-                <w:szCs w:val="20"/>
-              </w:rPr>
-              <w:t xml:space="preserve"> proportion</w:t>
             </w:r>
           </w:p>
         </w:tc>
@@ -18284,7 +19598,7 @@
                 <w:sz w:val="20"/>
                 <w:szCs w:val="20"/>
               </w:rPr>
-              <w:t>-0.560</w:t>
+              <w:t>0.500</w:t>
             </w:r>
             <w:r>
               <w:rPr>
@@ -18299,7 +19613,7 @@
         </w:tc>
         <w:tc>
           <w:tcPr>
-            <w:tcW w:w="1134" w:type="dxa"/>
+            <w:tcW w:w="982" w:type="dxa"/>
           </w:tcPr>
           <w:p>
             <w:pPr>
@@ -18316,7 +19630,7 @@
                 <w:sz w:val="20"/>
                 <w:szCs w:val="20"/>
               </w:rPr>
-              <w:t>-0.560</w:t>
+              <w:t>0.500</w:t>
             </w:r>
             <w:r>
               <w:rPr>
@@ -18331,7 +19645,7 @@
         </w:tc>
         <w:tc>
           <w:tcPr>
-            <w:tcW w:w="2551" w:type="dxa"/>
+            <w:tcW w:w="2136" w:type="dxa"/>
           </w:tcPr>
           <w:p>
             <w:pPr>
@@ -18342,63 +19656,13 @@
                 <w:szCs w:val="20"/>
               </w:rPr>
             </w:pPr>
-            <w:r>
-              <w:rPr>
-                <w:rFonts w:ascii="Times New Roman" w:hAnsi="Times New Roman" w:cs="Times New Roman"/>
-                <w:sz w:val="20"/>
-                <w:szCs w:val="20"/>
-              </w:rPr>
-              <w:t>Rabelo</w:t>
-            </w:r>
-            <w:r>
-              <w:rPr>
-                <w:rFonts w:ascii="Times New Roman" w:hAnsi="Times New Roman" w:cs="Times New Roman"/>
-                <w:sz w:val="20"/>
-                <w:szCs w:val="20"/>
-              </w:rPr>
-              <w:t xml:space="preserve"> </w:t>
-            </w:r>
-            <w:r>
-              <w:rPr>
-                <w:rFonts w:ascii="Times New Roman" w:hAnsi="Times New Roman" w:cs="Times New Roman"/>
-                <w:i/>
-                <w:iCs/>
-                <w:sz w:val="20"/>
-                <w:szCs w:val="20"/>
-              </w:rPr>
-              <w:t>et al</w:t>
-            </w:r>
-            <w:r>
-              <w:rPr>
-                <w:rFonts w:ascii="Times New Roman" w:hAnsi="Times New Roman" w:cs="Times New Roman"/>
-                <w:sz w:val="20"/>
-                <w:szCs w:val="20"/>
-              </w:rPr>
-              <w:t>. (</w:t>
-            </w:r>
-            <w:r>
-              <w:rPr>
-                <w:rFonts w:ascii="Times New Roman" w:hAnsi="Times New Roman" w:cs="Times New Roman"/>
-                <w:sz w:val="20"/>
-                <w:szCs w:val="20"/>
-              </w:rPr>
-              <w:t>2021</w:t>
-            </w:r>
-            <w:r>
-              <w:rPr>
-                <w:rFonts w:ascii="Times New Roman" w:hAnsi="Times New Roman" w:cs="Times New Roman"/>
-                <w:sz w:val="20"/>
-                <w:szCs w:val="20"/>
-              </w:rPr>
-              <w:t>)</w:t>
-            </w:r>
           </w:p>
         </w:tc>
       </w:tr>
       <w:tr>
         <w:tc>
           <w:tcPr>
-            <w:tcW w:w="4678" w:type="dxa"/>
+            <w:tcW w:w="4253" w:type="dxa"/>
           </w:tcPr>
           <w:p>
             <w:pPr>
@@ -18415,23 +19679,7 @@
                 <w:sz w:val="20"/>
                 <w:szCs w:val="20"/>
               </w:rPr>
-              <w:t>Distance-slope log s</w:t>
-            </w:r>
-            <w:r>
-              <w:rPr>
-                <w:rFonts w:ascii="Times New Roman" w:hAnsi="Times New Roman" w:cs="Times New Roman"/>
-                <w:sz w:val="20"/>
-                <w:szCs w:val="20"/>
-              </w:rPr>
-              <w:t>eed removal</w:t>
-            </w:r>
-            <w:r>
-              <w:rPr>
-                <w:rFonts w:ascii="Times New Roman" w:hAnsi="Times New Roman" w:cs="Times New Roman"/>
-                <w:sz w:val="20"/>
-                <w:szCs w:val="20"/>
-              </w:rPr>
-              <w:t xml:space="preserve"> proportion</w:t>
+              <w:t>Intercept log seed removal proportion</w:t>
             </w:r>
           </w:p>
         </w:tc>
@@ -18454,7 +19702,7 @@
                 <w:sz w:val="20"/>
                 <w:szCs w:val="20"/>
               </w:rPr>
-              <w:t>-0.360</w:t>
+              <w:t>-0.560</w:t>
             </w:r>
             <w:r>
               <w:rPr>
@@ -18469,7 +19717,7 @@
         </w:tc>
         <w:tc>
           <w:tcPr>
-            <w:tcW w:w="1134" w:type="dxa"/>
+            <w:tcW w:w="992" w:type="dxa"/>
           </w:tcPr>
           <w:p>
             <w:pPr>
@@ -18486,7 +19734,7 @@
                 <w:sz w:val="20"/>
                 <w:szCs w:val="20"/>
               </w:rPr>
-              <w:t>-0.360</w:t>
+              <w:t>-0.560</w:t>
             </w:r>
             <w:r>
               <w:rPr>
@@ -18501,7 +19749,7 @@
         </w:tc>
         <w:tc>
           <w:tcPr>
-            <w:tcW w:w="2551" w:type="dxa"/>
+            <w:tcW w:w="982" w:type="dxa"/>
           </w:tcPr>
           <w:p>
             <w:pPr>
@@ -18518,6 +19766,38 @@
                 <w:sz w:val="20"/>
                 <w:szCs w:val="20"/>
               </w:rPr>
+              <w:t>-0.560</w:t>
+            </w:r>
+            <w:r>
+              <w:rPr>
+                <w:rFonts w:ascii="Times New Roman" w:hAnsi="Times New Roman" w:cs="Times New Roman"/>
+                <w:sz w:val="20"/>
+                <w:szCs w:val="20"/>
+                <w:vertAlign w:val="superscript"/>
+              </w:rPr>
+              <w:t>**</w:t>
+            </w:r>
+          </w:p>
+        </w:tc>
+        <w:tc>
+          <w:tcPr>
+            <w:tcW w:w="2136" w:type="dxa"/>
+          </w:tcPr>
+          <w:p>
+            <w:pPr>
+              <w:jc w:val="both"/>
+              <w:rPr>
+                <w:rFonts w:ascii="Times New Roman" w:hAnsi="Times New Roman" w:cs="Times New Roman"/>
+                <w:sz w:val="20"/>
+                <w:szCs w:val="20"/>
+              </w:rPr>
+            </w:pPr>
+            <w:r>
+              <w:rPr>
+                <w:rFonts w:ascii="Times New Roman" w:hAnsi="Times New Roman" w:cs="Times New Roman"/>
+                <w:sz w:val="20"/>
+                <w:szCs w:val="20"/>
+              </w:rPr>
               <w:t xml:space="preserve">Rabelo </w:t>
             </w:r>
             <w:r>
@@ -18536,23 +19816,169 @@
                 <w:sz w:val="20"/>
                 <w:szCs w:val="20"/>
               </w:rPr>
-              <w:t>. (</w:t>
+              <w:t>. (2021)</w:t>
+            </w:r>
+          </w:p>
+        </w:tc>
+      </w:tr>
+      <w:tr>
+        <w:tc>
+          <w:tcPr>
+            <w:tcW w:w="4253" w:type="dxa"/>
+          </w:tcPr>
+          <w:p>
+            <w:pPr>
+              <w:jc w:val="both"/>
+              <w:rPr>
+                <w:rFonts w:ascii="Times New Roman" w:hAnsi="Times New Roman" w:cs="Times New Roman"/>
+                <w:sz w:val="20"/>
+                <w:szCs w:val="20"/>
+              </w:rPr>
+            </w:pPr>
+            <w:r>
+              <w:rPr>
+                <w:rFonts w:ascii="Times New Roman" w:hAnsi="Times New Roman" w:cs="Times New Roman"/>
+                <w:sz w:val="20"/>
+                <w:szCs w:val="20"/>
+              </w:rPr>
+              <w:t>Distance-slope log seed removal proportion</w:t>
+            </w:r>
+          </w:p>
+        </w:tc>
+        <w:tc>
+          <w:tcPr>
+            <w:tcW w:w="992" w:type="dxa"/>
+          </w:tcPr>
+          <w:p>
+            <w:pPr>
+              <w:jc w:val="both"/>
+              <w:rPr>
+                <w:rFonts w:ascii="Times New Roman" w:hAnsi="Times New Roman" w:cs="Times New Roman"/>
+                <w:sz w:val="20"/>
+                <w:szCs w:val="20"/>
+              </w:rPr>
+            </w:pPr>
+            <w:r>
+              <w:rPr>
+                <w:rFonts w:ascii="Times New Roman" w:hAnsi="Times New Roman" w:cs="Times New Roman"/>
+                <w:sz w:val="20"/>
+                <w:szCs w:val="20"/>
+              </w:rPr>
+              <w:t>-0.360</w:t>
             </w:r>
             <w:r>
               <w:rPr>
                 <w:rFonts w:ascii="Times New Roman" w:hAnsi="Times New Roman" w:cs="Times New Roman"/>
                 <w:sz w:val="20"/>
                 <w:szCs w:val="20"/>
-              </w:rPr>
-              <w:t>2021</w:t>
+                <w:vertAlign w:val="superscript"/>
+              </w:rPr>
+              <w:t>**</w:t>
+            </w:r>
+          </w:p>
+        </w:tc>
+        <w:tc>
+          <w:tcPr>
+            <w:tcW w:w="992" w:type="dxa"/>
+          </w:tcPr>
+          <w:p>
+            <w:pPr>
+              <w:jc w:val="both"/>
+              <w:rPr>
+                <w:rFonts w:ascii="Times New Roman" w:hAnsi="Times New Roman" w:cs="Times New Roman"/>
+                <w:sz w:val="20"/>
+                <w:szCs w:val="20"/>
+              </w:rPr>
+            </w:pPr>
+            <w:r>
+              <w:rPr>
+                <w:rFonts w:ascii="Times New Roman" w:hAnsi="Times New Roman" w:cs="Times New Roman"/>
+                <w:sz w:val="20"/>
+                <w:szCs w:val="20"/>
+              </w:rPr>
+              <w:t>-0.360</w:t>
             </w:r>
             <w:r>
               <w:rPr>
                 <w:rFonts w:ascii="Times New Roman" w:hAnsi="Times New Roman" w:cs="Times New Roman"/>
                 <w:sz w:val="20"/>
                 <w:szCs w:val="20"/>
-              </w:rPr>
-              <w:t>)</w:t>
+                <w:vertAlign w:val="superscript"/>
+              </w:rPr>
+              <w:t>**</w:t>
+            </w:r>
+          </w:p>
+        </w:tc>
+        <w:tc>
+          <w:tcPr>
+            <w:tcW w:w="982" w:type="dxa"/>
+          </w:tcPr>
+          <w:p>
+            <w:pPr>
+              <w:jc w:val="both"/>
+              <w:rPr>
+                <w:rFonts w:ascii="Times New Roman" w:hAnsi="Times New Roman" w:cs="Times New Roman"/>
+                <w:sz w:val="20"/>
+                <w:szCs w:val="20"/>
+              </w:rPr>
+            </w:pPr>
+            <w:r>
+              <w:rPr>
+                <w:rFonts w:ascii="Times New Roman" w:hAnsi="Times New Roman" w:cs="Times New Roman"/>
+                <w:sz w:val="20"/>
+                <w:szCs w:val="20"/>
+              </w:rPr>
+              <w:t>-0.360</w:t>
+            </w:r>
+            <w:r>
+              <w:rPr>
+                <w:rFonts w:ascii="Times New Roman" w:hAnsi="Times New Roman" w:cs="Times New Roman"/>
+                <w:sz w:val="20"/>
+                <w:szCs w:val="20"/>
+                <w:vertAlign w:val="superscript"/>
+              </w:rPr>
+              <w:t>**</w:t>
+            </w:r>
+          </w:p>
+        </w:tc>
+        <w:tc>
+          <w:tcPr>
+            <w:tcW w:w="2136" w:type="dxa"/>
+          </w:tcPr>
+          <w:p>
+            <w:pPr>
+              <w:jc w:val="both"/>
+              <w:rPr>
+                <w:rFonts w:ascii="Times New Roman" w:hAnsi="Times New Roman" w:cs="Times New Roman"/>
+                <w:sz w:val="20"/>
+                <w:szCs w:val="20"/>
+              </w:rPr>
+            </w:pPr>
+            <w:r>
+              <w:rPr>
+                <w:rFonts w:ascii="Times New Roman" w:hAnsi="Times New Roman" w:cs="Times New Roman"/>
+                <w:sz w:val="20"/>
+                <w:szCs w:val="20"/>
+              </w:rPr>
+              <w:t xml:space="preserve">Rabelo </w:t>
+            </w:r>
+            <w:r>
+              <w:rPr>
+                <w:rFonts w:ascii="Times New Roman" w:hAnsi="Times New Roman" w:cs="Times New Roman"/>
+                <w:i/>
+                <w:iCs/>
+                <w:sz w:val="20"/>
+                <w:szCs w:val="20"/>
+              </w:rPr>
+              <w:t>et al</w:t>
+            </w:r>
+            <w:r>
+              <w:rPr>
+                <w:rFonts w:ascii="Times New Roman" w:hAnsi="Times New Roman" w:cs="Times New Roman"/>
+                <w:sz w:val="20"/>
+                <w:szCs w:val="20"/>
+              </w:rPr>
+              <w:t>. (2021)</w:t>
             </w:r>
           </w:p>
         </w:tc>
@@ -18639,7 +20065,7 @@
 
 <file path=word/comments.xml><?xml version="1.0" encoding="utf-8"?>
 <w:comments xmlns:wpc="http://schemas.microsoft.com/office/word/2010/wordprocessingCanvas" xmlns:cx="http://schemas.microsoft.com/office/drawing/2014/chartex" xmlns:cx1="http://schemas.microsoft.com/office/drawing/2015/9/8/chartex" xmlns:cx2="http://schemas.microsoft.com/office/drawing/2015/10/21/chartex" xmlns:cx3="http://schemas.microsoft.com/office/drawing/2016/5/9/chartex" xmlns:cx4="http://schemas.microsoft.com/office/drawing/2016/5/10/chartex" xmlns:cx5="http://schemas.microsoft.com/office/drawing/2016/5/11/chartex" xmlns:cx6="http://schemas.microsoft.com/office/drawing/2016/5/12/chartex" xmlns:cx7="http://schemas.microsoft.com/office/drawing/2016/5/13/chartex" xmlns:cx8="http://schemas.microsoft.com/office/drawing/2016/5/14/chartex" xmlns:mc="http://schemas.openxmlformats.org/markup-compatibility/2006" xmlns:aink="http://schemas.microsoft.com/office/drawing/2016/ink" xmlns:am3d="http://schemas.microsoft.com/office/drawing/2017/model3d" xmlns:o="urn:schemas-microsoft-com:office:office" xmlns:r="http://schemas.openxmlformats.org/officeDocument/2006/relationships" xmlns:m="http://schemas.openxmlformats.org/officeDocument/2006/math" xmlns:v="urn:schemas-microsoft-com:vml" xmlns:wp14="http://schemas.microsoft.com/office/word/2010/wordprocessingDrawing" xmlns:wp="http://schemas.openxmlformats.org/drawingml/2006/wordprocessingDrawing" xmlns:w10="urn:schemas-microsoft-com:office:word" xmlns:w="http://schemas.openxmlformats.org/wordprocessingml/2006/main" xmlns:w14="http://schemas.microsoft.com/office/word/2010/wordml" xmlns:w15="http://schemas.microsoft.com/office/word/2012/wordml" xmlns:w16cex="http://schemas.microsoft.com/office/word/2018/wordml/cex" xmlns:w16cid="http://schemas.microsoft.com/office/word/2016/wordml/cid" xmlns:w16="http://schemas.microsoft.com/office/word/2018/wordml" xmlns:w16sdtdh="http://schemas.microsoft.com/office/word/2020/wordml/sdtdatahash" xmlns:w16se="http://schemas.microsoft.com/office/word/2015/wordml/symex" xmlns:wpg="http://schemas.microsoft.com/office/word/2010/wordprocessingGroup" xmlns:wpi="http://schemas.microsoft.com/office/word/2010/wordprocessingInk" xmlns:wne="http://schemas.microsoft.com/office/word/2006/wordml" xmlns:wps="http://schemas.microsoft.com/office/word/2010/wordprocessingShape" mc:Ignorable="w14 w15 w16se w16cid w16 w16cex w16sdtdh wp14">
-  <w:comment w:id="0" w:author="Trevor D." w:date="2021-04-06T12:16:00Z" w:initials="TD">
+  <w:comment w:id="0" w:author="Trevor D." w:date="2021-09-12T18:57:00Z" w:initials="TD">
     <w:p>
       <w:pPr>
         <w:pStyle w:val="CommentText"/>
@@ -18651,59 +20077,11 @@
         <w:annotationRef/>
       </w:r>
       <w:r>
-        <w:t>Note: this is straight out of my other paper. Placeholder for now, but will have to find a creative way to reword it.</w:t>
+        <w:t>Note that this may underestimate secondary dispersal; because my study and Eelke’s study both show that almost all seeds are removed after a few days, the chance of seeds being dispersed could actually be higher. This may be due to a greater density of ant nests than we may think; however, because the distribution and density of ant nests in these two studies are unknown, it’s difficult to say whether almost all seeds were removed because of high nest density of because of a larger than expected foraging radius. Also, we don’t know if predation occurred after removal.</w:t>
       </w:r>
     </w:p>
   </w:comment>
-  <w:comment w:id="1" w:author="Trevor D." w:date="2021-04-06T16:36:00Z" w:initials="TD">
-    <w:p>
-      <w:pPr>
-        <w:pStyle w:val="CommentText"/>
-      </w:pPr>
-      <w:r>
-        <w:rPr>
-          <w:rStyle w:val="CommentReference"/>
-        </w:rPr>
-        <w:annotationRef/>
-      </w:r>
-      <w:r>
-        <w:t>Same as above.</w:t>
-      </w:r>
-    </w:p>
-  </w:comment>
-  <w:comment w:id="2" w:author="Trevor D." w:date="2021-03-03T11:31:00Z" w:initials="TD">
-    <w:p>
-      <w:pPr>
-        <w:pStyle w:val="CommentText"/>
-      </w:pPr>
-      <w:r>
-        <w:rPr>
-          <w:rStyle w:val="CommentReference"/>
-        </w:rPr>
-        <w:annotationRef/>
-      </w:r>
-      <w:r>
-        <w:t>This equation, as well as the ones that follow, will eventually be labelled.</w:t>
-      </w:r>
-    </w:p>
-  </w:comment>
-  <w:comment w:id="3" w:author="Trevor D." w:date="2021-09-12T18:57:00Z" w:initials="TD">
-    <w:p>
-      <w:pPr>
-        <w:pStyle w:val="CommentText"/>
-      </w:pPr>
-      <w:r>
-        <w:rPr>
-          <w:rStyle w:val="CommentReference"/>
-        </w:rPr>
-        <w:annotationRef/>
-      </w:r>
-      <w:r>
-        <w:t>Note that this may underestimate secondary dispersal; because my study and Eelke’s study both show that almost all seeds are removed after a few days, the chance of seeds being dispersed could actually be higher. This may be due to a greater density of ant nests than we may think; however, because the distribution and density of ant nests in these two studies are unknown, it’s difficult to say whether almost all seeds were removed because of high nest density of because of a larger than expected foraging radius. Also, we don’t know if predation occurred after removal.</w:t>
-      </w:r>
-    </w:p>
-  </w:comment>
-  <w:comment w:id="4" w:author="Trevor D." w:date="2021-07-17T12:13:00Z" w:initials="TD">
+  <w:comment w:id="1" w:author="Trevor D." w:date="2021-07-17T12:13:00Z" w:initials="TD">
     <w:p>
       <w:pPr>
         <w:pStyle w:val="CommentText"/>
@@ -18724,9 +20102,6 @@
 
 <file path=word/commentsExtended.xml><?xml version="1.0" encoding="utf-8"?>
 <w15:commentsEx xmlns:wpc="http://schemas.microsoft.com/office/word/2010/wordprocessingCanvas" xmlns:cx="http://schemas.microsoft.com/office/drawing/2014/chartex" xmlns:cx1="http://schemas.microsoft.com/office/drawing/2015/9/8/chartex" xmlns:cx2="http://schemas.microsoft.com/office/drawing/2015/10/21/chartex" xmlns:cx3="http://schemas.microsoft.com/office/drawing/2016/5/9/chartex" xmlns:cx4="http://schemas.microsoft.com/office/drawing/2016/5/10/chartex" xmlns:cx5="http://schemas.microsoft.com/office/drawing/2016/5/11/chartex" xmlns:cx6="http://schemas.microsoft.com/office/drawing/2016/5/12/chartex" xmlns:cx7="http://schemas.microsoft.com/office/drawing/2016/5/13/chartex" xmlns:cx8="http://schemas.microsoft.com/office/drawing/2016/5/14/chartex" xmlns:mc="http://schemas.openxmlformats.org/markup-compatibility/2006" xmlns:aink="http://schemas.microsoft.com/office/drawing/2016/ink" xmlns:am3d="http://schemas.microsoft.com/office/drawing/2017/model3d" xmlns:o="urn:schemas-microsoft-com:office:office" xmlns:r="http://schemas.openxmlformats.org/officeDocument/2006/relationships" xmlns:m="http://schemas.openxmlformats.org/officeDocument/2006/math" xmlns:v="urn:schemas-microsoft-com:vml" xmlns:wp14="http://schemas.microsoft.com/office/word/2010/wordprocessingDrawing" xmlns:wp="http://schemas.openxmlformats.org/drawingml/2006/wordprocessingDrawing" xmlns:w10="urn:schemas-microsoft-com:office:word" xmlns:w="http://schemas.openxmlformats.org/wordprocessingml/2006/main" xmlns:w14="http://schemas.microsoft.com/office/word/2010/wordml" xmlns:w15="http://schemas.microsoft.com/office/word/2012/wordml" xmlns:w16cex="http://schemas.microsoft.com/office/word/2018/wordml/cex" xmlns:w16cid="http://schemas.microsoft.com/office/word/2016/wordml/cid" xmlns:w16="http://schemas.microsoft.com/office/word/2018/wordml" xmlns:w16sdtdh="http://schemas.microsoft.com/office/word/2020/wordml/sdtdatahash" xmlns:w16se="http://schemas.microsoft.com/office/word/2015/wordml/symex" xmlns:wpg="http://schemas.microsoft.com/office/word/2010/wordprocessingGroup" xmlns:wpi="http://schemas.microsoft.com/office/word/2010/wordprocessingInk" xmlns:wne="http://schemas.microsoft.com/office/word/2006/wordml" xmlns:wps="http://schemas.microsoft.com/office/word/2010/wordprocessingShape" mc:Ignorable="w14 w15 w16se w16cid w16 w16cex w16sdtdh wp14">
-  <w15:commentEx w15:paraId="47B0008A" w15:done="0"/>
-  <w15:commentEx w15:paraId="461180B4" w15:done="0"/>
-  <w15:commentEx w15:paraId="730CE651" w15:done="0"/>
   <w15:commentEx w15:paraId="3F490CAE" w15:done="0"/>
   <w15:commentEx w15:paraId="6FC1DD26" w15:done="0"/>
 </w15:commentsEx>
@@ -18734,9 +20109,6 @@
 
 <file path=word/commentsExtensible.xml><?xml version="1.0" encoding="utf-8"?>
 <w16cex:commentsExtensible xmlns:wpc="http://schemas.microsoft.com/office/word/2010/wordprocessingCanvas" xmlns:cx="http://schemas.microsoft.com/office/drawing/2014/chartex" xmlns:cx1="http://schemas.microsoft.com/office/drawing/2015/9/8/chartex" xmlns:cx2="http://schemas.microsoft.com/office/drawing/2015/10/21/chartex" xmlns:cx3="http://schemas.microsoft.com/office/drawing/2016/5/9/chartex" xmlns:cx4="http://schemas.microsoft.com/office/drawing/2016/5/10/chartex" xmlns:cx5="http://schemas.microsoft.com/office/drawing/2016/5/11/chartex" xmlns:cx6="http://schemas.microsoft.com/office/drawing/2016/5/12/chartex" xmlns:cx7="http://schemas.microsoft.com/office/drawing/2016/5/13/chartex" xmlns:cx8="http://schemas.microsoft.com/office/drawing/2016/5/14/chartex" xmlns:mc="http://schemas.openxmlformats.org/markup-compatibility/2006" xmlns:aink="http://schemas.microsoft.com/office/drawing/2016/ink" xmlns:am3d="http://schemas.microsoft.com/office/drawing/2017/model3d" xmlns:o="urn:schemas-microsoft-com:office:office" xmlns:r="http://schemas.openxmlformats.org/officeDocument/2006/relationships" xmlns:m="http://schemas.openxmlformats.org/officeDocument/2006/math" xmlns:v="urn:schemas-microsoft-com:vml" xmlns:wp14="http://schemas.microsoft.com/office/word/2010/wordprocessingDrawing" xmlns:wp="http://schemas.openxmlformats.org/drawingml/2006/wordprocessingDrawing" xmlns:w10="urn:schemas-microsoft-com:office:word" xmlns:w="http://schemas.openxmlformats.org/wordprocessingml/2006/main" xmlns:w14="http://schemas.microsoft.com/office/word/2010/wordml" xmlns:w15="http://schemas.microsoft.com/office/word/2012/wordml" xmlns:w16cex="http://schemas.microsoft.com/office/word/2018/wordml/cex" xmlns:w16cid="http://schemas.microsoft.com/office/word/2016/wordml/cid" xmlns:w16="http://schemas.microsoft.com/office/word/2018/wordml" xmlns:w16sdtdh="http://schemas.microsoft.com/office/word/2020/wordml/sdtdatahash" xmlns:w16se="http://schemas.microsoft.com/office/word/2015/wordml/symex" xmlns:wpg="http://schemas.microsoft.com/office/word/2010/wordprocessingGroup" xmlns:wpi="http://schemas.microsoft.com/office/word/2010/wordprocessingInk" xmlns:wne="http://schemas.microsoft.com/office/word/2006/wordml" xmlns:wps="http://schemas.microsoft.com/office/word/2010/wordprocessingShape" mc:Ignorable="w14 w15 w16se w16cid w16 w16cex w16sdtdh wp14">
-  <w16cex:commentExtensible w16cex:durableId="2416CFAB" w16cex:dateUtc="2021-04-06T16:16:00Z"/>
-  <w16cex:commentExtensible w16cex:durableId="24170C77" w16cex:dateUtc="2021-04-06T20:36:00Z"/>
-  <w16cex:commentExtensible w16cex:durableId="23E9F20F" w16cex:dateUtc="2021-03-03T16:31:00Z"/>
   <w16cex:commentExtensible w16cex:durableId="24E8CC18" w16cex:dateUtc="2021-09-12T22:57:00Z"/>
   <w16cex:commentExtensible w16cex:durableId="249D47EB" w16cex:dateUtc="2021-07-17T16:13:00Z"/>
 </w16cex:commentsExtensible>
@@ -18744,9 +20116,6 @@
 
 <file path=word/commentsIds.xml><?xml version="1.0" encoding="utf-8"?>
 <w16cid:commentsIds xmlns:wpc="http://schemas.microsoft.com/office/word/2010/wordprocessingCanvas" xmlns:cx="http://schemas.microsoft.com/office/drawing/2014/chartex" xmlns:cx1="http://schemas.microsoft.com/office/drawing/2015/9/8/chartex" xmlns:cx2="http://schemas.microsoft.com/office/drawing/2015/10/21/chartex" xmlns:cx3="http://schemas.microsoft.com/office/drawing/2016/5/9/chartex" xmlns:cx4="http://schemas.microsoft.com/office/drawing/2016/5/10/chartex" xmlns:cx5="http://schemas.microsoft.com/office/drawing/2016/5/11/chartex" xmlns:cx6="http://schemas.microsoft.com/office/drawing/2016/5/12/chartex" xmlns:cx7="http://schemas.microsoft.com/office/drawing/2016/5/13/chartex" xmlns:cx8="http://schemas.microsoft.com/office/drawing/2016/5/14/chartex" xmlns:mc="http://schemas.openxmlformats.org/markup-compatibility/2006" xmlns:aink="http://schemas.microsoft.com/office/drawing/2016/ink" xmlns:am3d="http://schemas.microsoft.com/office/drawing/2017/model3d" xmlns:o="urn:schemas-microsoft-com:office:office" xmlns:r="http://schemas.openxmlformats.org/officeDocument/2006/relationships" xmlns:m="http://schemas.openxmlformats.org/officeDocument/2006/math" xmlns:v="urn:schemas-microsoft-com:vml" xmlns:wp14="http://schemas.microsoft.com/office/word/2010/wordprocessingDrawing" xmlns:wp="http://schemas.openxmlformats.org/drawingml/2006/wordprocessingDrawing" xmlns:w10="urn:schemas-microsoft-com:office:word" xmlns:w="http://schemas.openxmlformats.org/wordprocessingml/2006/main" xmlns:w14="http://schemas.microsoft.com/office/word/2010/wordml" xmlns:w15="http://schemas.microsoft.com/office/word/2012/wordml" xmlns:w16cex="http://schemas.microsoft.com/office/word/2018/wordml/cex" xmlns:w16cid="http://schemas.microsoft.com/office/word/2016/wordml/cid" xmlns:w16="http://schemas.microsoft.com/office/word/2018/wordml" xmlns:w16sdtdh="http://schemas.microsoft.com/office/word/2020/wordml/sdtdatahash" xmlns:w16se="http://schemas.microsoft.com/office/word/2015/wordml/symex" xmlns:wpg="http://schemas.microsoft.com/office/word/2010/wordprocessingGroup" xmlns:wpi="http://schemas.microsoft.com/office/word/2010/wordprocessingInk" xmlns:wne="http://schemas.microsoft.com/office/word/2006/wordml" xmlns:wps="http://schemas.microsoft.com/office/word/2010/wordprocessingShape" mc:Ignorable="w14 w15 w16se w16cid w16 w16cex w16sdtdh wp14">
-  <w16cid:commentId w16cid:paraId="47B0008A" w16cid:durableId="2416CFAB"/>
-  <w16cid:commentId w16cid:paraId="461180B4" w16cid:durableId="24170C77"/>
-  <w16cid:commentId w16cid:paraId="730CE651" w16cid:durableId="23E9F20F"/>
   <w16cid:commentId w16cid:paraId="3F490CAE" w16cid:durableId="24E8CC18"/>
   <w16cid:commentId w16cid:paraId="6FC1DD26" w16cid:durableId="249D47EB"/>
 </w16cid:commentsIds>

--- a/CombinedDispersalMS_v1.docx
+++ b/CombinedDispersalMS_v1.docx
@@ -5909,7 +5909,111 @@
           <w:sz w:val="24"/>
           <w:szCs w:val="24"/>
         </w:rPr>
-        <w:t xml:space="preserve"> </w:t>
+        <w:t xml:space="preserve"> particular</w:t>
+      </w:r>
+      <w:r>
+        <w:rPr>
+          <w:rFonts w:ascii="Times New Roman" w:hAnsi="Times New Roman" w:cs="Times New Roman"/>
+          <w:sz w:val="24"/>
+          <w:szCs w:val="24"/>
+        </w:rPr>
+        <w:t xml:space="preserve"> </w:t>
+      </w:r>
+      <w:r>
+        <w:rPr>
+          <w:rFonts w:ascii="Times New Roman" w:hAnsi="Times New Roman" w:cs="Times New Roman"/>
+          <w:sz w:val="24"/>
+          <w:szCs w:val="24"/>
+        </w:rPr>
+        <w:t>species spreads across a landscape</w:t>
+      </w:r>
+      <w:r>
+        <w:rPr>
+          <w:rFonts w:ascii="Times New Roman" w:hAnsi="Times New Roman" w:cs="Times New Roman"/>
+          <w:sz w:val="24"/>
+          <w:szCs w:val="24"/>
+        </w:rPr>
+        <w:t>, as</w:t>
+      </w:r>
+      <w:r>
+        <w:rPr>
+          <w:rFonts w:ascii="Times New Roman" w:hAnsi="Times New Roman" w:cs="Times New Roman"/>
+          <w:sz w:val="24"/>
+          <w:szCs w:val="24"/>
+        </w:rPr>
+        <w:t xml:space="preserve"> dispersal kernels are</w:t>
+      </w:r>
+      <w:r>
+        <w:rPr>
+          <w:rFonts w:ascii="Times New Roman" w:hAnsi="Times New Roman" w:cs="Times New Roman"/>
+          <w:sz w:val="24"/>
+          <w:szCs w:val="24"/>
+        </w:rPr>
+        <w:t xml:space="preserve"> typically</w:t>
+      </w:r>
+      <w:r>
+        <w:rPr>
+          <w:rFonts w:ascii="Times New Roman" w:hAnsi="Times New Roman" w:cs="Times New Roman"/>
+          <w:sz w:val="24"/>
+          <w:szCs w:val="24"/>
+        </w:rPr>
+        <w:t xml:space="preserve"> used in </w:t>
+      </w:r>
+      <w:r>
+        <w:rPr>
+          <w:rFonts w:ascii="Times New Roman" w:hAnsi="Times New Roman" w:cs="Times New Roman"/>
+          <w:sz w:val="24"/>
+          <w:szCs w:val="24"/>
+        </w:rPr>
+        <w:t>modelling</w:t>
+      </w:r>
+      <w:r>
+        <w:rPr>
+          <w:rFonts w:ascii="Times New Roman" w:hAnsi="Times New Roman" w:cs="Times New Roman"/>
+          <w:sz w:val="24"/>
+          <w:szCs w:val="24"/>
+        </w:rPr>
+        <w:t xml:space="preserve"> </w:t>
+      </w:r>
+      <w:r>
+        <w:rPr>
+          <w:rFonts w:ascii="Times New Roman" w:hAnsi="Times New Roman" w:cs="Times New Roman"/>
+          <w:sz w:val="24"/>
+          <w:szCs w:val="24"/>
+        </w:rPr>
+        <w:t>population movement</w:t>
+      </w:r>
+      <w:r>
+        <w:rPr>
+          <w:rFonts w:ascii="Times New Roman" w:hAnsi="Times New Roman" w:cs="Times New Roman"/>
+          <w:sz w:val="24"/>
+          <w:szCs w:val="24"/>
+        </w:rPr>
+        <w:t xml:space="preserve"> </w:t>
+      </w:r>
+      <w:r>
+        <w:rPr>
+          <w:rFonts w:ascii="Times New Roman" w:hAnsi="Times New Roman" w:cs="Times New Roman"/>
+          <w:sz w:val="24"/>
+          <w:szCs w:val="24"/>
+        </w:rPr>
+        <w:t>through frameworks such as</w:t>
+      </w:r>
+      <w:r>
+        <w:rPr>
+          <w:rFonts w:ascii="Times New Roman" w:hAnsi="Times New Roman" w:cs="Times New Roman"/>
+          <w:sz w:val="24"/>
+          <w:szCs w:val="24"/>
+        </w:rPr>
+        <w:t xml:space="preserve"> integral projection models</w:t>
+      </w:r>
+      <w:r>
+        <w:rPr>
+          <w:rFonts w:ascii="Times New Roman" w:hAnsi="Times New Roman" w:cs="Times New Roman"/>
+          <w:sz w:val="24"/>
+          <w:szCs w:val="24"/>
+        </w:rPr>
+        <w:t xml:space="preserve"> (</w:t>
       </w:r>
       <w:proofErr w:type="gramStart"/>
       <w:r>
@@ -5918,23 +6022,7 @@
           <w:sz w:val="24"/>
           <w:szCs w:val="24"/>
         </w:rPr>
-        <w:t>particular</w:t>
-      </w:r>
-      <w:r>
-        <w:rPr>
-          <w:rFonts w:ascii="Times New Roman" w:hAnsi="Times New Roman" w:cs="Times New Roman"/>
-          <w:sz w:val="24"/>
-          <w:szCs w:val="24"/>
-        </w:rPr>
-        <w:t xml:space="preserve"> </w:t>
-      </w:r>
-      <w:r>
-        <w:rPr>
-          <w:rFonts w:ascii="Times New Roman" w:hAnsi="Times New Roman" w:cs="Times New Roman"/>
-          <w:sz w:val="24"/>
-          <w:szCs w:val="24"/>
-        </w:rPr>
-        <w:t>species spreads</w:t>
+        <w:t>e.g.</w:t>
       </w:r>
       <w:proofErr w:type="gramEnd"/>
       <w:r>
@@ -5943,103 +6031,7 @@
           <w:sz w:val="24"/>
           <w:szCs w:val="24"/>
         </w:rPr>
-        <w:t xml:space="preserve"> across a landscape</w:t>
-      </w:r>
-      <w:r>
-        <w:rPr>
-          <w:rFonts w:ascii="Times New Roman" w:hAnsi="Times New Roman" w:cs="Times New Roman"/>
-          <w:sz w:val="24"/>
-          <w:szCs w:val="24"/>
-        </w:rPr>
-        <w:t>, as</w:t>
-      </w:r>
-      <w:r>
-        <w:rPr>
-          <w:rFonts w:ascii="Times New Roman" w:hAnsi="Times New Roman" w:cs="Times New Roman"/>
-          <w:sz w:val="24"/>
-          <w:szCs w:val="24"/>
-        </w:rPr>
-        <w:t xml:space="preserve"> dispersal kernels are</w:t>
-      </w:r>
-      <w:r>
-        <w:rPr>
-          <w:rFonts w:ascii="Times New Roman" w:hAnsi="Times New Roman" w:cs="Times New Roman"/>
-          <w:sz w:val="24"/>
-          <w:szCs w:val="24"/>
-        </w:rPr>
-        <w:t xml:space="preserve"> typically</w:t>
-      </w:r>
-      <w:r>
-        <w:rPr>
-          <w:rFonts w:ascii="Times New Roman" w:hAnsi="Times New Roman" w:cs="Times New Roman"/>
-          <w:sz w:val="24"/>
-          <w:szCs w:val="24"/>
-        </w:rPr>
-        <w:t xml:space="preserve"> used in </w:t>
-      </w:r>
-      <w:r>
-        <w:rPr>
-          <w:rFonts w:ascii="Times New Roman" w:hAnsi="Times New Roman" w:cs="Times New Roman"/>
-          <w:sz w:val="24"/>
-          <w:szCs w:val="24"/>
-        </w:rPr>
-        <w:t>modelling</w:t>
-      </w:r>
-      <w:r>
-        <w:rPr>
-          <w:rFonts w:ascii="Times New Roman" w:hAnsi="Times New Roman" w:cs="Times New Roman"/>
-          <w:sz w:val="24"/>
-          <w:szCs w:val="24"/>
-        </w:rPr>
-        <w:t xml:space="preserve"> </w:t>
-      </w:r>
-      <w:r>
-        <w:rPr>
-          <w:rFonts w:ascii="Times New Roman" w:hAnsi="Times New Roman" w:cs="Times New Roman"/>
-          <w:sz w:val="24"/>
-          <w:szCs w:val="24"/>
-        </w:rPr>
-        <w:t>population movement</w:t>
-      </w:r>
-      <w:r>
-        <w:rPr>
-          <w:rFonts w:ascii="Times New Roman" w:hAnsi="Times New Roman" w:cs="Times New Roman"/>
-          <w:sz w:val="24"/>
-          <w:szCs w:val="24"/>
-        </w:rPr>
-        <w:t xml:space="preserve"> </w:t>
-      </w:r>
-      <w:r>
-        <w:rPr>
-          <w:rFonts w:ascii="Times New Roman" w:hAnsi="Times New Roman" w:cs="Times New Roman"/>
-          <w:sz w:val="24"/>
-          <w:szCs w:val="24"/>
-        </w:rPr>
-        <w:t>through frameworks such as</w:t>
-      </w:r>
-      <w:r>
-        <w:rPr>
-          <w:rFonts w:ascii="Times New Roman" w:hAnsi="Times New Roman" w:cs="Times New Roman"/>
-          <w:sz w:val="24"/>
-          <w:szCs w:val="24"/>
-        </w:rPr>
-        <w:t xml:space="preserve"> integral projection models</w:t>
-      </w:r>
-      <w:r>
-        <w:rPr>
-          <w:rFonts w:ascii="Times New Roman" w:hAnsi="Times New Roman" w:cs="Times New Roman"/>
-          <w:sz w:val="24"/>
-          <w:szCs w:val="24"/>
-        </w:rPr>
-        <w:t xml:space="preserve"> (</w:t>
-      </w:r>
-      <w:r>
-        <w:rPr>
-          <w:rFonts w:ascii="Times New Roman" w:hAnsi="Times New Roman" w:cs="Times New Roman"/>
-          <w:sz w:val="24"/>
-          <w:szCs w:val="24"/>
-        </w:rPr>
-        <w:t xml:space="preserve">e.g. </w:t>
+        <w:t xml:space="preserve"> </w:t>
       </w:r>
       <w:proofErr w:type="spellStart"/>
       <w:r>
@@ -6358,7 +6350,7 @@
       <w:pPr>
         <w:spacing w:line="240" w:lineRule="auto"/>
         <w:ind w:firstLine="284"/>
-        <w:jc w:val="both"/>
+        <w:jc w:val="center"/>
         <w:rPr>
           <w:rFonts w:ascii="Times New Roman" w:hAnsi="Times New Roman" w:cs="Times New Roman"/>
           <w:sz w:val="24"/>
@@ -6844,7 +6836,33 @@
           <w:sz w:val="24"/>
           <w:szCs w:val="24"/>
         </w:rPr>
-        <w:t xml:space="preserve"> (Vander Wall 2005)</w:t>
+        <w:t xml:space="preserve"> (Vander Wall </w:t>
+      </w:r>
+      <w:r>
+        <w:rPr>
+          <w:rFonts w:ascii="Times New Roman" w:hAnsi="Times New Roman" w:cs="Times New Roman"/>
+          <w:i/>
+          <w:iCs/>
+          <w:sz w:val="24"/>
+          <w:szCs w:val="24"/>
+        </w:rPr>
+        <w:t>et al</w:t>
+      </w:r>
+      <w:r>
+        <w:rPr>
+          <w:rFonts w:ascii="Times New Roman" w:hAnsi="Times New Roman" w:cs="Times New Roman"/>
+          <w:sz w:val="24"/>
+          <w:szCs w:val="24"/>
+        </w:rPr>
+        <w:t xml:space="preserve">. </w:t>
+      </w:r>
+      <w:r>
+        <w:rPr>
+          <w:rFonts w:ascii="Times New Roman" w:hAnsi="Times New Roman" w:cs="Times New Roman"/>
+          <w:sz w:val="24"/>
+          <w:szCs w:val="24"/>
+        </w:rPr>
+        <w:t>2005)</w:t>
       </w:r>
       <w:r>
         <w:rPr>
@@ -6853,14 +6871,6 @@
           <w:szCs w:val="24"/>
         </w:rPr>
         <w:t>.</w:t>
-      </w:r>
-      <w:r>
-        <w:rPr>
-          <w:rFonts w:ascii="Times New Roman" w:hAnsi="Times New Roman" w:cs="Times New Roman"/>
-          <w:sz w:val="24"/>
-          <w:szCs w:val="24"/>
-        </w:rPr>
-        <w:t xml:space="preserve"> </w:t>
       </w:r>
     </w:p>
     <w:p>
@@ -10273,25 +10283,7 @@
           <w:sz w:val="24"/>
           <w:szCs w:val="24"/>
         </w:rPr>
-        <w:t xml:space="preserve"> and rele</w:t>
-      </w:r>
-      <w:proofErr w:type="spellStart"/>
-      <w:r>
-        <w:rPr>
-          <w:rFonts w:ascii="Times New Roman" w:eastAsiaTheme="minorEastAsia" w:hAnsi="Times New Roman" w:cs="Times New Roman"/>
-          <w:sz w:val="24"/>
-          <w:szCs w:val="24"/>
-        </w:rPr>
-        <w:t>ase</w:t>
-      </w:r>
-      <w:proofErr w:type="spellEnd"/>
-      <w:r>
-        <w:rPr>
-          <w:rFonts w:ascii="Times New Roman" w:eastAsiaTheme="minorEastAsia" w:hAnsi="Times New Roman" w:cs="Times New Roman"/>
-          <w:sz w:val="24"/>
-          <w:szCs w:val="24"/>
-        </w:rPr>
-        <w:t xml:space="preserve"> height </w:t>
+        <w:t xml:space="preserve"> and release height </w:t>
       </w:r>
       <m:oMath>
         <m:r>
@@ -12031,7 +12023,41 @@
           <w:sz w:val="24"/>
           <w:szCs w:val="24"/>
         </w:rPr>
-        <w:t xml:space="preserve"> are extremely difficult to capture in a natural setting, and while experiments on seed removal are easier to conduct, studies often incorrectly assume that all removed seeds are consumed (Vander Wall 2005). While data on </w:t>
+        <w:t xml:space="preserve"> are extremely difficult to capture in a natural setting, and while experiments on seed removal are easier to conduct, studies often incorrectly assume that all removed seeds are consumed (Vander Wall</w:t>
+      </w:r>
+      <w:r>
+        <w:rPr>
+          <w:rFonts w:ascii="Times New Roman" w:hAnsi="Times New Roman" w:cs="Times New Roman"/>
+          <w:sz w:val="24"/>
+          <w:szCs w:val="24"/>
+        </w:rPr>
+        <w:t xml:space="preserve"> </w:t>
+      </w:r>
+      <w:r>
+        <w:rPr>
+          <w:rFonts w:ascii="Times New Roman" w:hAnsi="Times New Roman" w:cs="Times New Roman"/>
+          <w:i/>
+          <w:iCs/>
+          <w:sz w:val="24"/>
+          <w:szCs w:val="24"/>
+        </w:rPr>
+        <w:t>et al</w:t>
+      </w:r>
+      <w:r>
+        <w:rPr>
+          <w:rFonts w:ascii="Times New Roman" w:hAnsi="Times New Roman" w:cs="Times New Roman"/>
+          <w:sz w:val="24"/>
+          <w:szCs w:val="24"/>
+        </w:rPr>
+        <w:t>.</w:t>
+      </w:r>
+      <w:r>
+        <w:rPr>
+          <w:rFonts w:ascii="Times New Roman" w:hAnsi="Times New Roman" w:cs="Times New Roman"/>
+          <w:sz w:val="24"/>
+          <w:szCs w:val="24"/>
+        </w:rPr>
+        <w:t xml:space="preserve"> 2005). While data on </w:t>
       </w:r>
       <w:r>
         <w:rPr>
@@ -14524,25 +14550,7 @@
           <w:sz w:val="24"/>
           <w:szCs w:val="24"/>
         </w:rPr>
-        <w:t xml:space="preserve"> was estimated using the equation above; these elastic</w:t>
-      </w:r>
-      <w:proofErr w:type="spellStart"/>
-      <w:r>
-        <w:rPr>
-          <w:rFonts w:ascii="Times New Roman" w:eastAsiaTheme="minorEastAsia" w:hAnsi="Times New Roman" w:cs="Times New Roman"/>
-          <w:sz w:val="24"/>
-          <w:szCs w:val="24"/>
-        </w:rPr>
-        <w:t>ity</w:t>
-      </w:r>
-      <w:proofErr w:type="spellEnd"/>
-      <w:r>
-        <w:rPr>
-          <w:rFonts w:ascii="Times New Roman" w:eastAsiaTheme="minorEastAsia" w:hAnsi="Times New Roman" w:cs="Times New Roman"/>
-          <w:sz w:val="24"/>
-          <w:szCs w:val="24"/>
-        </w:rPr>
-        <w:t xml:space="preserve"> values were then rescaled by dividing by the sum of their absolute values, </w:t>
+        <w:t xml:space="preserve"> was estimated using the equation above; these elasticity values were then rescaled by dividing by the sum of their absolute values, </w:t>
       </w:r>
       <w:proofErr w:type="gramStart"/>
       <w:r>

--- a/CombinedDispersalMS_v1.docx
+++ b/CombinedDispersalMS_v1.docx
@@ -6350,7 +6350,7 @@
       <w:pPr>
         <w:spacing w:line="240" w:lineRule="auto"/>
         <w:ind w:firstLine="284"/>
-        <w:jc w:val="center"/>
+        <w:jc w:val="both"/>
         <w:rPr>
           <w:rFonts w:ascii="Times New Roman" w:hAnsi="Times New Roman" w:cs="Times New Roman"/>
           <w:sz w:val="24"/>

--- a/CombinedDispersalMS_v1.docx
+++ b/CombinedDispersalMS_v1.docx
@@ -6146,7 +6146,6 @@
           <w:szCs w:val="24"/>
         </w:rPr>
       </w:pPr>
-      <w:bookmarkStart w:id="3" w:name="_Hlk86582389"/>
       <w:r>
         <w:rPr>
           <w:rFonts w:ascii="Times New Roman" w:hAnsi="Times New Roman" w:cs="Times New Roman"/>
@@ -6359,7 +6358,6 @@
         <w:t>Demographic models</w:t>
       </w:r>
     </w:p>
-    <w:bookmarkEnd w:id="3"/>
     <w:p>
       <w:pPr>
         <w:spacing w:line="22" w:lineRule="atLeast"/>
@@ -9378,7 +9376,7 @@
           <w:sz w:val="24"/>
           <w:szCs w:val="24"/>
         </w:rPr>
-        <w:t xml:space="preserve">. 2015a; Drees and Shea, </w:t>
+        <w:t xml:space="preserve">. 2015; Drees and Shea, </w:t>
       </w:r>
       <w:r>
         <w:rPr>
@@ -9834,7 +9832,7 @@
         </w:rPr>
         <w:t xml:space="preserve"> of seeds are destroyed by a variety of animal and insect sources, and then assume that all remaining seeds have the chance to be dispersed by ants, </w:t>
       </w:r>
-      <w:commentRangeStart w:id="4"/>
+      <w:commentRangeStart w:id="3"/>
       <w:r>
         <w:rPr>
           <w:rFonts w:ascii="Times New Roman" w:hAnsi="Times New Roman" w:cs="Times New Roman"/>
@@ -9843,12 +9841,12 @@
         </w:rPr>
         <w:t>with the probability of secondary dispersal a function of seed distance from the nearest ant nest</w:t>
       </w:r>
-      <w:commentRangeEnd w:id="4"/>
+      <w:commentRangeEnd w:id="3"/>
       <w:r>
         <w:rPr>
           <w:rStyle w:val="CommentReference"/>
         </w:rPr>
-        <w:commentReference w:id="4"/>
+        <w:commentReference w:id="3"/>
       </w:r>
       <w:r>
         <w:rPr>
@@ -10056,7 +10054,7 @@
           <w:szCs w:val="24"/>
         </w:rPr>
       </w:pPr>
-      <w:bookmarkStart w:id="5" w:name="_Hlk86582434"/>
+      <w:bookmarkStart w:id="4" w:name="_Hlk86582434"/>
       <w:r>
         <w:rPr>
           <w:rFonts w:ascii="Times New Roman" w:hAnsi="Times New Roman" w:cs="Times New Roman"/>
@@ -13583,8 +13581,8 @@
           <w:szCs w:val="24"/>
         </w:rPr>
       </w:pPr>
-      <w:bookmarkStart w:id="6" w:name="_Hlk86582442"/>
-      <w:bookmarkEnd w:id="5"/>
+      <w:bookmarkStart w:id="5" w:name="_Hlk86582442"/>
+      <w:bookmarkEnd w:id="4"/>
     </w:p>
     <w:p>
       <w:pPr>
@@ -13609,10 +13607,10 @@
         <w:t>References</w:t>
       </w:r>
     </w:p>
-    <w:bookmarkEnd w:id="6"/>
+    <w:bookmarkEnd w:id="5"/>
     <w:p>
       <w:pPr>
-        <w:spacing w:line="240" w:lineRule="auto"/>
+        <w:spacing w:line="22" w:lineRule="atLeast"/>
         <w:ind w:left="284" w:hanging="284"/>
         <w:jc w:val="both"/>
         <w:rPr>
@@ -13627,12 +13625,14 @@
           <w:sz w:val="24"/>
           <w:szCs w:val="24"/>
         </w:rPr>
-        <w:t xml:space="preserve">Andersen, A.N., 1988. Dispersal distance as a benefit of myrmecochory. </w:t>
-      </w:r>
-      <w:proofErr w:type="spellStart"/>
-      <w:r>
-        <w:rPr>
-          <w:rFonts w:ascii="Times New Roman" w:hAnsi="Times New Roman" w:cs="Times New Roman"/>
+        <w:t xml:space="preserve">Andersen, A.N. (1988). Dispersal distance as a benefit of myrmecochory. </w:t>
+      </w:r>
+      <w:proofErr w:type="spellStart"/>
+      <w:r>
+        <w:rPr>
+          <w:rFonts w:ascii="Times New Roman" w:hAnsi="Times New Roman" w:cs="Times New Roman"/>
+          <w:i/>
+          <w:iCs/>
           <w:sz w:val="24"/>
           <w:szCs w:val="24"/>
         </w:rPr>
@@ -13645,7 +13645,3516 @@
           <w:sz w:val="24"/>
           <w:szCs w:val="24"/>
         </w:rPr>
-        <w:t>, 75(4), pp.507-511.</w:t>
+        <w:t>, 75(4), 507-511.</w:t>
+      </w:r>
+    </w:p>
+    <w:p>
+      <w:pPr>
+        <w:spacing w:line="22" w:lineRule="atLeast"/>
+        <w:ind w:left="284" w:hanging="284"/>
+        <w:jc w:val="both"/>
+        <w:rPr>
+          <w:rFonts w:ascii="Times New Roman" w:hAnsi="Times New Roman" w:cs="Times New Roman"/>
+          <w:sz w:val="24"/>
+          <w:szCs w:val="24"/>
+        </w:rPr>
+      </w:pPr>
+      <w:r>
+        <w:rPr>
+          <w:rFonts w:ascii="Times New Roman" w:hAnsi="Times New Roman" w:cs="Times New Roman"/>
+          <w:sz w:val="24"/>
+          <w:szCs w:val="24"/>
+        </w:rPr>
+        <w:t xml:space="preserve">Bates, D., </w:t>
+      </w:r>
+      <w:proofErr w:type="spellStart"/>
+      <w:r>
+        <w:rPr>
+          <w:rFonts w:ascii="Times New Roman" w:hAnsi="Times New Roman" w:cs="Times New Roman"/>
+          <w:sz w:val="24"/>
+          <w:szCs w:val="24"/>
+        </w:rPr>
+        <w:t>Maechler</w:t>
+      </w:r>
+      <w:proofErr w:type="spellEnd"/>
+      <w:r>
+        <w:rPr>
+          <w:rFonts w:ascii="Times New Roman" w:hAnsi="Times New Roman" w:cs="Times New Roman"/>
+          <w:sz w:val="24"/>
+          <w:szCs w:val="24"/>
+        </w:rPr>
+        <w:t xml:space="preserve">, M., </w:t>
+      </w:r>
+      <w:proofErr w:type="spellStart"/>
+      <w:r>
+        <w:rPr>
+          <w:rFonts w:ascii="Times New Roman" w:hAnsi="Times New Roman" w:cs="Times New Roman"/>
+          <w:sz w:val="24"/>
+          <w:szCs w:val="24"/>
+        </w:rPr>
+        <w:t>Bolker</w:t>
+      </w:r>
+      <w:proofErr w:type="spellEnd"/>
+      <w:r>
+        <w:rPr>
+          <w:rFonts w:ascii="Times New Roman" w:hAnsi="Times New Roman" w:cs="Times New Roman"/>
+          <w:sz w:val="24"/>
+          <w:szCs w:val="24"/>
+        </w:rPr>
+        <w:t>, B., &amp; Walker, S. (2012). Package ‘lme4’. CRAN. R Foundation for Statistical Computing, Vienna, Austria.</w:t>
+      </w:r>
+    </w:p>
+    <w:p>
+      <w:pPr>
+        <w:spacing w:line="22" w:lineRule="atLeast"/>
+        <w:ind w:left="284" w:hanging="284"/>
+        <w:jc w:val="both"/>
+        <w:rPr>
+          <w:rFonts w:ascii="Times New Roman" w:hAnsi="Times New Roman" w:cs="Times New Roman"/>
+          <w:sz w:val="24"/>
+          <w:szCs w:val="24"/>
+        </w:rPr>
+      </w:pPr>
+      <w:r>
+        <w:rPr>
+          <w:rFonts w:ascii="Times New Roman" w:hAnsi="Times New Roman" w:cs="Times New Roman"/>
+          <w:sz w:val="24"/>
+          <w:szCs w:val="24"/>
+        </w:rPr>
+        <w:t xml:space="preserve">Berg, R.Y. (1975). </w:t>
+      </w:r>
+      <w:proofErr w:type="spellStart"/>
+      <w:r>
+        <w:rPr>
+          <w:rFonts w:ascii="Times New Roman" w:hAnsi="Times New Roman" w:cs="Times New Roman"/>
+          <w:sz w:val="24"/>
+          <w:szCs w:val="24"/>
+        </w:rPr>
+        <w:t>Myrmecochorous</w:t>
+      </w:r>
+      <w:proofErr w:type="spellEnd"/>
+      <w:r>
+        <w:rPr>
+          <w:rFonts w:ascii="Times New Roman" w:hAnsi="Times New Roman" w:cs="Times New Roman"/>
+          <w:sz w:val="24"/>
+          <w:szCs w:val="24"/>
+        </w:rPr>
+        <w:t xml:space="preserve"> plants in Australia and their dispersal by ants. </w:t>
+      </w:r>
+      <w:r>
+        <w:rPr>
+          <w:rFonts w:ascii="Times New Roman" w:hAnsi="Times New Roman" w:cs="Times New Roman"/>
+          <w:i/>
+          <w:iCs/>
+          <w:sz w:val="24"/>
+          <w:szCs w:val="24"/>
+        </w:rPr>
+        <w:t>Australian</w:t>
+      </w:r>
+      <w:r>
+        <w:rPr>
+          <w:rFonts w:ascii="Times New Roman" w:hAnsi="Times New Roman" w:cs="Times New Roman"/>
+          <w:sz w:val="24"/>
+          <w:szCs w:val="24"/>
+        </w:rPr>
+        <w:t xml:space="preserve"> </w:t>
+      </w:r>
+      <w:r>
+        <w:rPr>
+          <w:rFonts w:ascii="Times New Roman" w:hAnsi="Times New Roman" w:cs="Times New Roman"/>
+          <w:i/>
+          <w:iCs/>
+          <w:sz w:val="24"/>
+          <w:szCs w:val="24"/>
+        </w:rPr>
+        <w:t>Journal of Botany</w:t>
+      </w:r>
+      <w:r>
+        <w:rPr>
+          <w:rFonts w:ascii="Times New Roman" w:hAnsi="Times New Roman" w:cs="Times New Roman"/>
+          <w:sz w:val="24"/>
+          <w:szCs w:val="24"/>
+        </w:rPr>
+        <w:t>, 23(3), 475-508.</w:t>
+      </w:r>
+    </w:p>
+    <w:p>
+      <w:pPr>
+        <w:spacing w:line="22" w:lineRule="atLeast"/>
+        <w:ind w:left="284" w:hanging="284"/>
+        <w:jc w:val="both"/>
+        <w:rPr>
+          <w:rFonts w:ascii="Times New Roman" w:hAnsi="Times New Roman" w:cs="Times New Roman"/>
+          <w:sz w:val="24"/>
+          <w:szCs w:val="24"/>
+        </w:rPr>
+      </w:pPr>
+      <w:r>
+        <w:rPr>
+          <w:rFonts w:ascii="Times New Roman" w:hAnsi="Times New Roman" w:cs="Times New Roman"/>
+          <w:sz w:val="24"/>
+          <w:szCs w:val="24"/>
+        </w:rPr>
+        <w:t xml:space="preserve">Bowden, G.J., Barker, P.R., </w:t>
+      </w:r>
+      <w:proofErr w:type="spellStart"/>
+      <w:r>
+        <w:rPr>
+          <w:rFonts w:ascii="Times New Roman" w:hAnsi="Times New Roman" w:cs="Times New Roman"/>
+          <w:sz w:val="24"/>
+          <w:szCs w:val="24"/>
+        </w:rPr>
+        <w:t>Shestopal</w:t>
+      </w:r>
+      <w:proofErr w:type="spellEnd"/>
+      <w:r>
+        <w:rPr>
+          <w:rFonts w:ascii="Times New Roman" w:hAnsi="Times New Roman" w:cs="Times New Roman"/>
+          <w:sz w:val="24"/>
+          <w:szCs w:val="24"/>
+        </w:rPr>
+        <w:t xml:space="preserve">, V.O., &amp; </w:t>
+      </w:r>
+      <w:proofErr w:type="spellStart"/>
+      <w:r>
+        <w:rPr>
+          <w:rFonts w:ascii="Times New Roman" w:hAnsi="Times New Roman" w:cs="Times New Roman"/>
+          <w:sz w:val="24"/>
+          <w:szCs w:val="24"/>
+        </w:rPr>
+        <w:t>Twidell</w:t>
+      </w:r>
+      <w:proofErr w:type="spellEnd"/>
+      <w:r>
+        <w:rPr>
+          <w:rFonts w:ascii="Times New Roman" w:hAnsi="Times New Roman" w:cs="Times New Roman"/>
+          <w:sz w:val="24"/>
+          <w:szCs w:val="24"/>
+        </w:rPr>
+        <w:t xml:space="preserve">, J.W. (1983). The Weibull distribution function and wind power statistics. </w:t>
+      </w:r>
+      <w:r>
+        <w:rPr>
+          <w:rFonts w:ascii="Times New Roman" w:hAnsi="Times New Roman" w:cs="Times New Roman"/>
+          <w:i/>
+          <w:iCs/>
+          <w:sz w:val="24"/>
+          <w:szCs w:val="24"/>
+        </w:rPr>
+        <w:t>Wind Engineering</w:t>
+      </w:r>
+      <w:r>
+        <w:rPr>
+          <w:rFonts w:ascii="Times New Roman" w:hAnsi="Times New Roman" w:cs="Times New Roman"/>
+          <w:sz w:val="24"/>
+          <w:szCs w:val="24"/>
+        </w:rPr>
+        <w:t>, 7(2), 85-98.</w:t>
+      </w:r>
+    </w:p>
+    <w:p>
+      <w:pPr>
+        <w:spacing w:line="22" w:lineRule="atLeast"/>
+        <w:ind w:left="284" w:hanging="284"/>
+        <w:jc w:val="both"/>
+        <w:rPr>
+          <w:rFonts w:ascii="Times New Roman" w:hAnsi="Times New Roman" w:cs="Times New Roman"/>
+          <w:sz w:val="24"/>
+          <w:szCs w:val="24"/>
+        </w:rPr>
+      </w:pPr>
+      <w:r>
+        <w:rPr>
+          <w:rFonts w:ascii="Times New Roman" w:hAnsi="Times New Roman" w:cs="Times New Roman"/>
+          <w:sz w:val="24"/>
+          <w:szCs w:val="24"/>
+        </w:rPr>
+        <w:t xml:space="preserve">Bullock, J.M., White, S.M., Prudhomme, C., Tansey, C., </w:t>
+      </w:r>
+      <w:proofErr w:type="spellStart"/>
+      <w:r>
+        <w:rPr>
+          <w:rFonts w:ascii="Times New Roman" w:hAnsi="Times New Roman" w:cs="Times New Roman"/>
+          <w:sz w:val="24"/>
+          <w:szCs w:val="24"/>
+        </w:rPr>
+        <w:t>Perea</w:t>
+      </w:r>
+      <w:proofErr w:type="spellEnd"/>
+      <w:r>
+        <w:rPr>
+          <w:rFonts w:ascii="Times New Roman" w:hAnsi="Times New Roman" w:cs="Times New Roman"/>
+          <w:sz w:val="24"/>
+          <w:szCs w:val="24"/>
+        </w:rPr>
+        <w:t xml:space="preserve">, R., &amp; </w:t>
+      </w:r>
+      <w:proofErr w:type="spellStart"/>
+      <w:r>
+        <w:rPr>
+          <w:rFonts w:ascii="Times New Roman" w:hAnsi="Times New Roman" w:cs="Times New Roman"/>
+          <w:sz w:val="24"/>
+          <w:szCs w:val="24"/>
+        </w:rPr>
+        <w:t>Hooftman</w:t>
+      </w:r>
+      <w:proofErr w:type="spellEnd"/>
+      <w:r>
+        <w:rPr>
+          <w:rFonts w:ascii="Times New Roman" w:hAnsi="Times New Roman" w:cs="Times New Roman"/>
+          <w:sz w:val="24"/>
+          <w:szCs w:val="24"/>
+        </w:rPr>
+        <w:t xml:space="preserve">, D.A. (2012). Modelling spread of British wind‐dispersed plants under future wind speeds in a changing climate. </w:t>
+      </w:r>
+      <w:r>
+        <w:rPr>
+          <w:rFonts w:ascii="Times New Roman" w:hAnsi="Times New Roman" w:cs="Times New Roman"/>
+          <w:i/>
+          <w:iCs/>
+          <w:sz w:val="24"/>
+          <w:szCs w:val="24"/>
+        </w:rPr>
+        <w:t>Journal of Ecology</w:t>
+      </w:r>
+      <w:r>
+        <w:rPr>
+          <w:rFonts w:ascii="Times New Roman" w:hAnsi="Times New Roman" w:cs="Times New Roman"/>
+          <w:sz w:val="24"/>
+          <w:szCs w:val="24"/>
+        </w:rPr>
+        <w:t>, 100(1), 104-115.</w:t>
+      </w:r>
+    </w:p>
+    <w:p>
+      <w:pPr>
+        <w:spacing w:line="22" w:lineRule="atLeast"/>
+        <w:ind w:left="284" w:hanging="284"/>
+        <w:jc w:val="both"/>
+        <w:rPr>
+          <w:rFonts w:ascii="Times New Roman" w:hAnsi="Times New Roman" w:cs="Times New Roman"/>
+          <w:sz w:val="24"/>
+          <w:szCs w:val="24"/>
+        </w:rPr>
+      </w:pPr>
+      <w:proofErr w:type="spellStart"/>
+      <w:r>
+        <w:rPr>
+          <w:rFonts w:ascii="Times New Roman" w:hAnsi="Times New Roman" w:cs="Times New Roman"/>
+          <w:sz w:val="24"/>
+          <w:szCs w:val="24"/>
+        </w:rPr>
+        <w:t>Conradsen</w:t>
+      </w:r>
+      <w:proofErr w:type="spellEnd"/>
+      <w:r>
+        <w:rPr>
+          <w:rFonts w:ascii="Times New Roman" w:hAnsi="Times New Roman" w:cs="Times New Roman"/>
+          <w:sz w:val="24"/>
+          <w:szCs w:val="24"/>
+        </w:rPr>
+        <w:t xml:space="preserve">, K., Nielsen, L.B., &amp; </w:t>
+      </w:r>
+      <w:proofErr w:type="spellStart"/>
+      <w:r>
+        <w:rPr>
+          <w:rFonts w:ascii="Times New Roman" w:hAnsi="Times New Roman" w:cs="Times New Roman"/>
+          <w:sz w:val="24"/>
+          <w:szCs w:val="24"/>
+        </w:rPr>
+        <w:t>Prahm</w:t>
+      </w:r>
+      <w:proofErr w:type="spellEnd"/>
+      <w:r>
+        <w:rPr>
+          <w:rFonts w:ascii="Times New Roman" w:hAnsi="Times New Roman" w:cs="Times New Roman"/>
+          <w:sz w:val="24"/>
+          <w:szCs w:val="24"/>
+        </w:rPr>
+        <w:t xml:space="preserve">, L.P. (1984). Review of Weibull statistics for estimation of wind speed distributions. </w:t>
+      </w:r>
+      <w:r>
+        <w:rPr>
+          <w:rFonts w:ascii="Times New Roman" w:hAnsi="Times New Roman" w:cs="Times New Roman"/>
+          <w:i/>
+          <w:iCs/>
+          <w:sz w:val="24"/>
+          <w:szCs w:val="24"/>
+        </w:rPr>
+        <w:t>Journal of Applied Meteorology and Climatology</w:t>
+      </w:r>
+      <w:r>
+        <w:rPr>
+          <w:rFonts w:ascii="Times New Roman" w:hAnsi="Times New Roman" w:cs="Times New Roman"/>
+          <w:sz w:val="24"/>
+          <w:szCs w:val="24"/>
+        </w:rPr>
+        <w:t>, 23(8), 1173-1183.</w:t>
+      </w:r>
+    </w:p>
+    <w:p>
+      <w:pPr>
+        <w:spacing w:line="22" w:lineRule="atLeast"/>
+        <w:ind w:left="284" w:hanging="284"/>
+        <w:jc w:val="both"/>
+        <w:rPr>
+          <w:rFonts w:ascii="Times New Roman" w:hAnsi="Times New Roman" w:cs="Times New Roman"/>
+          <w:color w:val="FF0000"/>
+          <w:sz w:val="24"/>
+          <w:szCs w:val="24"/>
+        </w:rPr>
+      </w:pPr>
+      <w:r>
+        <w:rPr>
+          <w:rFonts w:ascii="Times New Roman" w:hAnsi="Times New Roman" w:cs="Times New Roman"/>
+          <w:color w:val="FF0000"/>
+          <w:sz w:val="24"/>
+          <w:szCs w:val="24"/>
+        </w:rPr>
+        <w:t xml:space="preserve">Drees and Shea, </w:t>
+      </w:r>
+      <w:r>
+        <w:rPr>
+          <w:rFonts w:ascii="Times New Roman" w:hAnsi="Times New Roman" w:cs="Times New Roman"/>
+          <w:i/>
+          <w:iCs/>
+          <w:color w:val="FF0000"/>
+          <w:sz w:val="24"/>
+          <w:szCs w:val="24"/>
+        </w:rPr>
+        <w:t>in prep</w:t>
+      </w:r>
+      <w:r>
+        <w:rPr>
+          <w:rFonts w:ascii="Times New Roman" w:hAnsi="Times New Roman" w:cs="Times New Roman"/>
+          <w:color w:val="FF0000"/>
+          <w:sz w:val="24"/>
+          <w:szCs w:val="24"/>
+        </w:rPr>
+        <w:t>.</w:t>
+      </w:r>
+    </w:p>
+    <w:p>
+      <w:pPr>
+        <w:spacing w:line="22" w:lineRule="atLeast"/>
+        <w:ind w:left="284" w:hanging="284"/>
+        <w:jc w:val="both"/>
+        <w:rPr>
+          <w:rFonts w:ascii="Times New Roman" w:hAnsi="Times New Roman" w:cs="Times New Roman"/>
+          <w:sz w:val="24"/>
+          <w:szCs w:val="24"/>
+        </w:rPr>
+      </w:pPr>
+      <w:r>
+        <w:rPr>
+          <w:rFonts w:ascii="Times New Roman" w:hAnsi="Times New Roman" w:cs="Times New Roman"/>
+          <w:sz w:val="24"/>
+          <w:szCs w:val="24"/>
+        </w:rPr>
+        <w:t xml:space="preserve">Gómez, C. &amp; </w:t>
+      </w:r>
+      <w:proofErr w:type="spellStart"/>
+      <w:r>
+        <w:rPr>
+          <w:rFonts w:ascii="Times New Roman" w:hAnsi="Times New Roman" w:cs="Times New Roman"/>
+          <w:sz w:val="24"/>
+          <w:szCs w:val="24"/>
+        </w:rPr>
+        <w:t>Espadaler</w:t>
+      </w:r>
+      <w:proofErr w:type="spellEnd"/>
+      <w:r>
+        <w:rPr>
+          <w:rFonts w:ascii="Times New Roman" w:hAnsi="Times New Roman" w:cs="Times New Roman"/>
+          <w:sz w:val="24"/>
+          <w:szCs w:val="24"/>
+        </w:rPr>
+        <w:t xml:space="preserve">, X. (1998). Seed dispersal curve of a Mediterranean </w:t>
+      </w:r>
+      <w:proofErr w:type="spellStart"/>
+      <w:r>
+        <w:rPr>
+          <w:rFonts w:ascii="Times New Roman" w:hAnsi="Times New Roman" w:cs="Times New Roman"/>
+          <w:sz w:val="24"/>
+          <w:szCs w:val="24"/>
+        </w:rPr>
+        <w:t>myrmecochore</w:t>
+      </w:r>
+      <w:proofErr w:type="spellEnd"/>
+      <w:r>
+        <w:rPr>
+          <w:rFonts w:ascii="Times New Roman" w:hAnsi="Times New Roman" w:cs="Times New Roman"/>
+          <w:sz w:val="24"/>
+          <w:szCs w:val="24"/>
+        </w:rPr>
+        <w:t xml:space="preserve">: influence of ant size and the distance to nests. </w:t>
+      </w:r>
+      <w:r>
+        <w:rPr>
+          <w:rFonts w:ascii="Times New Roman" w:hAnsi="Times New Roman" w:cs="Times New Roman"/>
+          <w:i/>
+          <w:iCs/>
+          <w:sz w:val="24"/>
+          <w:szCs w:val="24"/>
+        </w:rPr>
+        <w:t>Ecological Research</w:t>
+      </w:r>
+      <w:r>
+        <w:rPr>
+          <w:rFonts w:ascii="Times New Roman" w:hAnsi="Times New Roman" w:cs="Times New Roman"/>
+          <w:sz w:val="24"/>
+          <w:szCs w:val="24"/>
+        </w:rPr>
+        <w:t>, 13(3), 347-354.</w:t>
+      </w:r>
+    </w:p>
+    <w:p>
+      <w:pPr>
+        <w:spacing w:line="22" w:lineRule="atLeast"/>
+        <w:ind w:left="284" w:hanging="284"/>
+        <w:jc w:val="both"/>
+        <w:rPr>
+          <w:rFonts w:ascii="Times New Roman" w:hAnsi="Times New Roman" w:cs="Times New Roman"/>
+          <w:sz w:val="24"/>
+          <w:szCs w:val="24"/>
+        </w:rPr>
+      </w:pPr>
+      <w:r>
+        <w:rPr>
+          <w:rFonts w:ascii="Times New Roman" w:hAnsi="Times New Roman" w:cs="Times New Roman"/>
+          <w:sz w:val="24"/>
+          <w:szCs w:val="24"/>
+        </w:rPr>
+        <w:t xml:space="preserve">Handel, S.N. &amp; Beattie, A.J. (1990). Seed dispersal by ants. </w:t>
+      </w:r>
+      <w:r>
+        <w:rPr>
+          <w:rFonts w:ascii="Times New Roman" w:hAnsi="Times New Roman" w:cs="Times New Roman"/>
+          <w:i/>
+          <w:iCs/>
+          <w:sz w:val="24"/>
+          <w:szCs w:val="24"/>
+        </w:rPr>
+        <w:t>Scientific American</w:t>
+      </w:r>
+      <w:r>
+        <w:rPr>
+          <w:rFonts w:ascii="Times New Roman" w:hAnsi="Times New Roman" w:cs="Times New Roman"/>
+          <w:sz w:val="24"/>
+          <w:szCs w:val="24"/>
+        </w:rPr>
+        <w:t>, 263(2), 76-83B.</w:t>
+      </w:r>
+    </w:p>
+    <w:p>
+      <w:pPr>
+        <w:spacing w:line="22" w:lineRule="atLeast"/>
+        <w:ind w:left="284" w:hanging="284"/>
+        <w:jc w:val="both"/>
+        <w:rPr>
+          <w:rFonts w:ascii="Times New Roman" w:hAnsi="Times New Roman" w:cs="Times New Roman"/>
+          <w:sz w:val="24"/>
+          <w:szCs w:val="24"/>
+        </w:rPr>
+      </w:pPr>
+      <w:r>
+        <w:rPr>
+          <w:rFonts w:ascii="Times New Roman" w:hAnsi="Times New Roman" w:cs="Times New Roman"/>
+          <w:sz w:val="24"/>
+          <w:szCs w:val="24"/>
+        </w:rPr>
+        <w:t xml:space="preserve">Herrera, C.M. &amp; </w:t>
+      </w:r>
+      <w:proofErr w:type="spellStart"/>
+      <w:r>
+        <w:rPr>
+          <w:rFonts w:ascii="Times New Roman" w:hAnsi="Times New Roman" w:cs="Times New Roman"/>
+          <w:sz w:val="24"/>
+          <w:szCs w:val="24"/>
+        </w:rPr>
+        <w:t>Jordano</w:t>
+      </w:r>
+      <w:proofErr w:type="spellEnd"/>
+      <w:r>
+        <w:rPr>
+          <w:rFonts w:ascii="Times New Roman" w:hAnsi="Times New Roman" w:cs="Times New Roman"/>
+          <w:sz w:val="24"/>
+          <w:szCs w:val="24"/>
+        </w:rPr>
+        <w:t xml:space="preserve">, P. (1981). Prunus mahaleb and birds: the high‐efficiency seed dispersal system of a temperate fruiting tree. </w:t>
+      </w:r>
+      <w:r>
+        <w:rPr>
+          <w:rFonts w:ascii="Times New Roman" w:hAnsi="Times New Roman" w:cs="Times New Roman"/>
+          <w:i/>
+          <w:iCs/>
+          <w:sz w:val="24"/>
+          <w:szCs w:val="24"/>
+        </w:rPr>
+        <w:t>Ecological monographs</w:t>
+      </w:r>
+      <w:r>
+        <w:rPr>
+          <w:rFonts w:ascii="Times New Roman" w:hAnsi="Times New Roman" w:cs="Times New Roman"/>
+          <w:sz w:val="24"/>
+          <w:szCs w:val="24"/>
+        </w:rPr>
+        <w:t>, 51(2), 203-218.</w:t>
+      </w:r>
+    </w:p>
+    <w:p>
+      <w:pPr>
+        <w:spacing w:line="22" w:lineRule="atLeast"/>
+        <w:ind w:left="284" w:hanging="284"/>
+        <w:jc w:val="both"/>
+        <w:rPr>
+          <w:rFonts w:ascii="Times New Roman" w:hAnsi="Times New Roman" w:cs="Times New Roman"/>
+          <w:sz w:val="24"/>
+          <w:szCs w:val="24"/>
+        </w:rPr>
+      </w:pPr>
+      <w:r>
+        <w:rPr>
+          <w:rFonts w:ascii="Times New Roman" w:hAnsi="Times New Roman" w:cs="Times New Roman"/>
+          <w:sz w:val="24"/>
+          <w:szCs w:val="24"/>
+        </w:rPr>
+        <w:t xml:space="preserve">Higashi, S., </w:t>
+      </w:r>
+      <w:proofErr w:type="spellStart"/>
+      <w:r>
+        <w:rPr>
+          <w:rFonts w:ascii="Times New Roman" w:hAnsi="Times New Roman" w:cs="Times New Roman"/>
+          <w:sz w:val="24"/>
+          <w:szCs w:val="24"/>
+        </w:rPr>
+        <w:t>Tsuyuzaki</w:t>
+      </w:r>
+      <w:proofErr w:type="spellEnd"/>
+      <w:r>
+        <w:rPr>
+          <w:rFonts w:ascii="Times New Roman" w:hAnsi="Times New Roman" w:cs="Times New Roman"/>
+          <w:sz w:val="24"/>
+          <w:szCs w:val="24"/>
+        </w:rPr>
+        <w:t xml:space="preserve">, S., Ohara, M., &amp; Ito, F. (1989). Adaptive advantages of ant-dispersed seeds in the </w:t>
+      </w:r>
+      <w:proofErr w:type="spellStart"/>
+      <w:r>
+        <w:rPr>
+          <w:rFonts w:ascii="Times New Roman" w:hAnsi="Times New Roman" w:cs="Times New Roman"/>
+          <w:sz w:val="24"/>
+          <w:szCs w:val="24"/>
+        </w:rPr>
+        <w:t>myrmecochorous</w:t>
+      </w:r>
+      <w:proofErr w:type="spellEnd"/>
+      <w:r>
+        <w:rPr>
+          <w:rFonts w:ascii="Times New Roman" w:hAnsi="Times New Roman" w:cs="Times New Roman"/>
+          <w:sz w:val="24"/>
+          <w:szCs w:val="24"/>
+        </w:rPr>
+        <w:t xml:space="preserve"> plant Trillium </w:t>
+      </w:r>
+      <w:proofErr w:type="spellStart"/>
+      <w:r>
+        <w:rPr>
+          <w:rFonts w:ascii="Times New Roman" w:hAnsi="Times New Roman" w:cs="Times New Roman"/>
+          <w:sz w:val="24"/>
+          <w:szCs w:val="24"/>
+        </w:rPr>
+        <w:t>tschonoskii</w:t>
+      </w:r>
+      <w:proofErr w:type="spellEnd"/>
+      <w:r>
+        <w:rPr>
+          <w:rFonts w:ascii="Times New Roman" w:hAnsi="Times New Roman" w:cs="Times New Roman"/>
+          <w:sz w:val="24"/>
+          <w:szCs w:val="24"/>
+        </w:rPr>
+        <w:t xml:space="preserve"> (Liliaceae). </w:t>
+      </w:r>
+      <w:r>
+        <w:rPr>
+          <w:rFonts w:ascii="Times New Roman" w:hAnsi="Times New Roman" w:cs="Times New Roman"/>
+          <w:i/>
+          <w:iCs/>
+          <w:sz w:val="24"/>
+          <w:szCs w:val="24"/>
+        </w:rPr>
+        <w:t>Oikos</w:t>
+      </w:r>
+      <w:r>
+        <w:rPr>
+          <w:rFonts w:ascii="Times New Roman" w:hAnsi="Times New Roman" w:cs="Times New Roman"/>
+          <w:sz w:val="24"/>
+          <w:szCs w:val="24"/>
+        </w:rPr>
+        <w:t>, 54(3), 389-394.</w:t>
+      </w:r>
+    </w:p>
+    <w:p>
+      <w:pPr>
+        <w:spacing w:line="22" w:lineRule="atLeast"/>
+        <w:ind w:left="284" w:hanging="284"/>
+        <w:jc w:val="both"/>
+        <w:rPr>
+          <w:rFonts w:ascii="Times New Roman" w:hAnsi="Times New Roman" w:cs="Times New Roman"/>
+          <w:sz w:val="24"/>
+          <w:szCs w:val="24"/>
+        </w:rPr>
+      </w:pPr>
+      <w:r>
+        <w:rPr>
+          <w:rFonts w:ascii="Times New Roman" w:hAnsi="Times New Roman" w:cs="Times New Roman"/>
+          <w:sz w:val="24"/>
+          <w:szCs w:val="24"/>
+        </w:rPr>
+        <w:t xml:space="preserve">Howe, H.F. (1986). Seed dispersal by fruit-eating birds and mammals. In </w:t>
+      </w:r>
+      <w:r>
+        <w:rPr>
+          <w:rFonts w:ascii="Times New Roman" w:hAnsi="Times New Roman" w:cs="Times New Roman"/>
+          <w:i/>
+          <w:iCs/>
+          <w:sz w:val="24"/>
+          <w:szCs w:val="24"/>
+        </w:rPr>
+        <w:t>Seed dispersal</w:t>
+      </w:r>
+      <w:r>
+        <w:rPr>
+          <w:rFonts w:ascii="Times New Roman" w:hAnsi="Times New Roman" w:cs="Times New Roman"/>
+          <w:sz w:val="24"/>
+          <w:szCs w:val="24"/>
+        </w:rPr>
+        <w:t>, 123-189.</w:t>
+      </w:r>
+    </w:p>
+    <w:p>
+      <w:pPr>
+        <w:spacing w:line="22" w:lineRule="atLeast"/>
+        <w:ind w:left="284" w:hanging="284"/>
+        <w:jc w:val="both"/>
+        <w:rPr>
+          <w:rFonts w:ascii="Times New Roman" w:hAnsi="Times New Roman" w:cs="Times New Roman"/>
+          <w:sz w:val="24"/>
+          <w:szCs w:val="24"/>
+        </w:rPr>
+      </w:pPr>
+      <w:r>
+        <w:rPr>
+          <w:rFonts w:ascii="Times New Roman" w:hAnsi="Times New Roman" w:cs="Times New Roman"/>
+          <w:sz w:val="24"/>
+          <w:szCs w:val="24"/>
+        </w:rPr>
+        <w:t xml:space="preserve">Howe, H. F. (1990). Seed dispersal by birds and mammals. In </w:t>
+      </w:r>
+      <w:r>
+        <w:rPr>
+          <w:rFonts w:ascii="Times New Roman" w:hAnsi="Times New Roman" w:cs="Times New Roman"/>
+          <w:i/>
+          <w:iCs/>
+          <w:sz w:val="24"/>
+          <w:szCs w:val="24"/>
+        </w:rPr>
+        <w:t>Reproductive ecology of tropical forest plants</w:t>
+      </w:r>
+      <w:r>
+        <w:rPr>
+          <w:rFonts w:ascii="Times New Roman" w:hAnsi="Times New Roman" w:cs="Times New Roman"/>
+          <w:sz w:val="24"/>
+          <w:szCs w:val="24"/>
+        </w:rPr>
+        <w:t>, 191-218.</w:t>
+      </w:r>
+    </w:p>
+    <w:p>
+      <w:pPr>
+        <w:spacing w:line="22" w:lineRule="atLeast"/>
+        <w:ind w:left="284" w:hanging="284"/>
+        <w:jc w:val="both"/>
+        <w:rPr>
+          <w:rFonts w:ascii="Times New Roman" w:hAnsi="Times New Roman" w:cs="Times New Roman"/>
+          <w:sz w:val="24"/>
+          <w:szCs w:val="24"/>
+        </w:rPr>
+      </w:pPr>
+      <w:r>
+        <w:rPr>
+          <w:rFonts w:ascii="Times New Roman" w:hAnsi="Times New Roman" w:cs="Times New Roman"/>
+          <w:sz w:val="24"/>
+          <w:szCs w:val="24"/>
+        </w:rPr>
+        <w:t xml:space="preserve">Hughes, L. &amp; Westoby, M. (1992). Effect of diaspore characteristics on removal of seeds adapted for dispersal by ants. </w:t>
+      </w:r>
+      <w:r>
+        <w:rPr>
+          <w:rFonts w:ascii="Times New Roman" w:hAnsi="Times New Roman" w:cs="Times New Roman"/>
+          <w:i/>
+          <w:iCs/>
+          <w:sz w:val="24"/>
+          <w:szCs w:val="24"/>
+        </w:rPr>
+        <w:t>Ecology</w:t>
+      </w:r>
+      <w:r>
+        <w:rPr>
+          <w:rFonts w:ascii="Times New Roman" w:hAnsi="Times New Roman" w:cs="Times New Roman"/>
+          <w:sz w:val="24"/>
+          <w:szCs w:val="24"/>
+        </w:rPr>
+        <w:t>, 73(4), 1300-1312.</w:t>
+      </w:r>
+    </w:p>
+    <w:p>
+      <w:pPr>
+        <w:spacing w:line="22" w:lineRule="atLeast"/>
+        <w:ind w:left="284" w:hanging="284"/>
+        <w:jc w:val="both"/>
+        <w:rPr>
+          <w:rFonts w:ascii="Times New Roman" w:hAnsi="Times New Roman" w:cs="Times New Roman"/>
+          <w:sz w:val="24"/>
+          <w:szCs w:val="24"/>
+        </w:rPr>
+      </w:pPr>
+      <w:r>
+        <w:rPr>
+          <w:rFonts w:ascii="Times New Roman" w:hAnsi="Times New Roman" w:cs="Times New Roman"/>
+          <w:sz w:val="24"/>
+          <w:szCs w:val="24"/>
+        </w:rPr>
+        <w:lastRenderedPageBreak/>
+        <w:t>Jensen, T.S. &amp; Nielsen, O</w:t>
+      </w:r>
+      <w:r>
+        <w:rPr>
+          <w:rFonts w:ascii="Times New Roman" w:hAnsi="Times New Roman" w:cs="Times New Roman"/>
+          <w:sz w:val="24"/>
+          <w:szCs w:val="24"/>
+        </w:rPr>
+        <w:t>.</w:t>
+      </w:r>
+      <w:r>
+        <w:rPr>
+          <w:rFonts w:ascii="Times New Roman" w:hAnsi="Times New Roman" w:cs="Times New Roman"/>
+          <w:sz w:val="24"/>
+          <w:szCs w:val="24"/>
+        </w:rPr>
+        <w:t>F. (1986). Rodents as seed dispersers in a heath</w:t>
+      </w:r>
+      <w:r>
+        <w:rPr>
+          <w:rFonts w:ascii="Times New Roman" w:hAnsi="Times New Roman" w:cs="Times New Roman"/>
+          <w:sz w:val="24"/>
+          <w:szCs w:val="24"/>
+        </w:rPr>
+        <w:t>-</w:t>
+      </w:r>
+      <w:r>
+        <w:rPr>
+          <w:rFonts w:ascii="Times New Roman" w:hAnsi="Times New Roman" w:cs="Times New Roman"/>
+          <w:sz w:val="24"/>
+          <w:szCs w:val="24"/>
+        </w:rPr>
+        <w:t xml:space="preserve">oak wood succession. </w:t>
+      </w:r>
+      <w:proofErr w:type="spellStart"/>
+      <w:r>
+        <w:rPr>
+          <w:rFonts w:ascii="Times New Roman" w:hAnsi="Times New Roman" w:cs="Times New Roman"/>
+          <w:i/>
+          <w:iCs/>
+          <w:sz w:val="24"/>
+          <w:szCs w:val="24"/>
+        </w:rPr>
+        <w:t>Oecologia</w:t>
+      </w:r>
+      <w:proofErr w:type="spellEnd"/>
+      <w:r>
+        <w:rPr>
+          <w:rFonts w:ascii="Times New Roman" w:hAnsi="Times New Roman" w:cs="Times New Roman"/>
+          <w:sz w:val="24"/>
+          <w:szCs w:val="24"/>
+        </w:rPr>
+        <w:t>, 70(2), 214-221.</w:t>
+      </w:r>
+    </w:p>
+    <w:p>
+      <w:pPr>
+        <w:spacing w:line="22" w:lineRule="atLeast"/>
+        <w:ind w:left="284" w:hanging="284"/>
+        <w:jc w:val="both"/>
+        <w:rPr>
+          <w:rFonts w:ascii="Times New Roman" w:hAnsi="Times New Roman" w:cs="Times New Roman"/>
+          <w:sz w:val="24"/>
+          <w:szCs w:val="24"/>
+        </w:rPr>
+      </w:pPr>
+      <w:proofErr w:type="spellStart"/>
+      <w:r>
+        <w:rPr>
+          <w:rFonts w:ascii="Times New Roman" w:hAnsi="Times New Roman" w:cs="Times New Roman"/>
+          <w:sz w:val="24"/>
+          <w:szCs w:val="24"/>
+        </w:rPr>
+        <w:t>Jongejans</w:t>
+      </w:r>
+      <w:proofErr w:type="spellEnd"/>
+      <w:r>
+        <w:rPr>
+          <w:rFonts w:ascii="Times New Roman" w:hAnsi="Times New Roman" w:cs="Times New Roman"/>
+          <w:sz w:val="24"/>
+          <w:szCs w:val="24"/>
+        </w:rPr>
+        <w:t xml:space="preserve">, E. &amp; Schippers, P. (1999). </w:t>
+      </w:r>
+      <w:proofErr w:type="spellStart"/>
+      <w:r>
+        <w:rPr>
+          <w:rFonts w:ascii="Times New Roman" w:hAnsi="Times New Roman" w:cs="Times New Roman"/>
+          <w:sz w:val="24"/>
+          <w:szCs w:val="24"/>
+        </w:rPr>
+        <w:t>Modeling</w:t>
+      </w:r>
+      <w:proofErr w:type="spellEnd"/>
+      <w:r>
+        <w:rPr>
+          <w:rFonts w:ascii="Times New Roman" w:hAnsi="Times New Roman" w:cs="Times New Roman"/>
+          <w:sz w:val="24"/>
+          <w:szCs w:val="24"/>
+        </w:rPr>
+        <w:t xml:space="preserve"> seed dispersal by wind in herbaceous species. </w:t>
+      </w:r>
+      <w:r>
+        <w:rPr>
+          <w:rFonts w:ascii="Times New Roman" w:hAnsi="Times New Roman" w:cs="Times New Roman"/>
+          <w:i/>
+          <w:iCs/>
+          <w:sz w:val="24"/>
+          <w:szCs w:val="24"/>
+        </w:rPr>
+        <w:t>Oikos</w:t>
+      </w:r>
+      <w:r>
+        <w:rPr>
+          <w:rFonts w:ascii="Times New Roman" w:hAnsi="Times New Roman" w:cs="Times New Roman"/>
+          <w:sz w:val="24"/>
+          <w:szCs w:val="24"/>
+        </w:rPr>
+        <w:t>, 87(2), 362-372.</w:t>
+      </w:r>
+    </w:p>
+    <w:p>
+      <w:pPr>
+        <w:spacing w:line="22" w:lineRule="atLeast"/>
+        <w:ind w:left="284" w:hanging="284"/>
+        <w:jc w:val="both"/>
+        <w:rPr>
+          <w:rFonts w:ascii="Times New Roman" w:hAnsi="Times New Roman" w:cs="Times New Roman"/>
+          <w:sz w:val="24"/>
+          <w:szCs w:val="24"/>
+        </w:rPr>
+      </w:pPr>
+      <w:proofErr w:type="spellStart"/>
+      <w:r>
+        <w:rPr>
+          <w:rFonts w:ascii="Times New Roman" w:hAnsi="Times New Roman" w:cs="Times New Roman"/>
+          <w:sz w:val="24"/>
+          <w:szCs w:val="24"/>
+        </w:rPr>
+        <w:t>Jongejans</w:t>
+      </w:r>
+      <w:proofErr w:type="spellEnd"/>
+      <w:r>
+        <w:rPr>
+          <w:rFonts w:ascii="Times New Roman" w:hAnsi="Times New Roman" w:cs="Times New Roman"/>
+          <w:sz w:val="24"/>
+          <w:szCs w:val="24"/>
+        </w:rPr>
+        <w:t xml:space="preserve">, E., Shea, K., </w:t>
+      </w:r>
+      <w:proofErr w:type="spellStart"/>
+      <w:r>
+        <w:rPr>
+          <w:rFonts w:ascii="Times New Roman" w:hAnsi="Times New Roman" w:cs="Times New Roman"/>
+          <w:sz w:val="24"/>
+          <w:szCs w:val="24"/>
+        </w:rPr>
+        <w:t>Skarpaas</w:t>
+      </w:r>
+      <w:proofErr w:type="spellEnd"/>
+      <w:r>
+        <w:rPr>
+          <w:rFonts w:ascii="Times New Roman" w:hAnsi="Times New Roman" w:cs="Times New Roman"/>
+          <w:sz w:val="24"/>
+          <w:szCs w:val="24"/>
+        </w:rPr>
+        <w:t xml:space="preserve">, O., Kelly, D., Sheppard, A.W., &amp; Woodburn, T.L. (2008). Dispersal and demography contributions to population spread of Carduus nutans in its native and invaded ranges. </w:t>
+      </w:r>
+      <w:r>
+        <w:rPr>
+          <w:rFonts w:ascii="Times New Roman" w:hAnsi="Times New Roman" w:cs="Times New Roman"/>
+          <w:i/>
+          <w:iCs/>
+          <w:sz w:val="24"/>
+          <w:szCs w:val="24"/>
+        </w:rPr>
+        <w:t>Journal of Ecology</w:t>
+      </w:r>
+      <w:r>
+        <w:rPr>
+          <w:rFonts w:ascii="Times New Roman" w:hAnsi="Times New Roman" w:cs="Times New Roman"/>
+          <w:sz w:val="24"/>
+          <w:szCs w:val="24"/>
+        </w:rPr>
+        <w:t>, 96(4), 687-697.</w:t>
+      </w:r>
+    </w:p>
+    <w:p>
+      <w:pPr>
+        <w:spacing w:line="22" w:lineRule="atLeast"/>
+        <w:ind w:left="284" w:hanging="284"/>
+        <w:jc w:val="both"/>
+        <w:rPr>
+          <w:rFonts w:ascii="Times New Roman" w:hAnsi="Times New Roman" w:cs="Times New Roman"/>
+          <w:sz w:val="24"/>
+          <w:szCs w:val="24"/>
+        </w:rPr>
+      </w:pPr>
+      <w:proofErr w:type="spellStart"/>
+      <w:r>
+        <w:rPr>
+          <w:rFonts w:ascii="Times New Roman" w:hAnsi="Times New Roman" w:cs="Times New Roman"/>
+          <w:sz w:val="24"/>
+          <w:szCs w:val="24"/>
+        </w:rPr>
+        <w:t>Jongejans</w:t>
+      </w:r>
+      <w:proofErr w:type="spellEnd"/>
+      <w:r>
+        <w:rPr>
+          <w:rFonts w:ascii="Times New Roman" w:hAnsi="Times New Roman" w:cs="Times New Roman"/>
+          <w:sz w:val="24"/>
+          <w:szCs w:val="24"/>
+        </w:rPr>
+        <w:t xml:space="preserve">, E., Shea, K., </w:t>
+      </w:r>
+      <w:proofErr w:type="spellStart"/>
+      <w:r>
+        <w:rPr>
+          <w:rFonts w:ascii="Times New Roman" w:hAnsi="Times New Roman" w:cs="Times New Roman"/>
+          <w:sz w:val="24"/>
+          <w:szCs w:val="24"/>
+        </w:rPr>
+        <w:t>Skarpaas</w:t>
+      </w:r>
+      <w:proofErr w:type="spellEnd"/>
+      <w:r>
+        <w:rPr>
+          <w:rFonts w:ascii="Times New Roman" w:hAnsi="Times New Roman" w:cs="Times New Roman"/>
+          <w:sz w:val="24"/>
+          <w:szCs w:val="24"/>
+        </w:rPr>
+        <w:t xml:space="preserve">, O., Kelly, D., &amp; </w:t>
+      </w:r>
+      <w:proofErr w:type="spellStart"/>
+      <w:r>
+        <w:rPr>
+          <w:rFonts w:ascii="Times New Roman" w:hAnsi="Times New Roman" w:cs="Times New Roman"/>
+          <w:sz w:val="24"/>
+          <w:szCs w:val="24"/>
+        </w:rPr>
+        <w:t>Ellner</w:t>
+      </w:r>
+      <w:proofErr w:type="spellEnd"/>
+      <w:r>
+        <w:rPr>
+          <w:rFonts w:ascii="Times New Roman" w:hAnsi="Times New Roman" w:cs="Times New Roman"/>
+          <w:sz w:val="24"/>
+          <w:szCs w:val="24"/>
+        </w:rPr>
+        <w:t xml:space="preserve">, S.P. (2011). Importance of individual and environmental variation for invasive species spread: a spatial integral projection model. </w:t>
+      </w:r>
+      <w:r>
+        <w:rPr>
+          <w:rFonts w:ascii="Times New Roman" w:hAnsi="Times New Roman" w:cs="Times New Roman"/>
+          <w:i/>
+          <w:iCs/>
+          <w:sz w:val="24"/>
+          <w:szCs w:val="24"/>
+        </w:rPr>
+        <w:t>Ecology</w:t>
+      </w:r>
+      <w:r>
+        <w:rPr>
+          <w:rFonts w:ascii="Times New Roman" w:hAnsi="Times New Roman" w:cs="Times New Roman"/>
+          <w:sz w:val="24"/>
+          <w:szCs w:val="24"/>
+        </w:rPr>
+        <w:t>, 92(1), 86-97.</w:t>
+      </w:r>
+    </w:p>
+    <w:p>
+      <w:pPr>
+        <w:spacing w:line="22" w:lineRule="atLeast"/>
+        <w:ind w:left="284" w:hanging="284"/>
+        <w:jc w:val="both"/>
+        <w:rPr>
+          <w:rFonts w:ascii="Times New Roman" w:hAnsi="Times New Roman" w:cs="Times New Roman"/>
+          <w:sz w:val="24"/>
+          <w:szCs w:val="24"/>
+        </w:rPr>
+      </w:pPr>
+      <w:proofErr w:type="spellStart"/>
+      <w:r>
+        <w:rPr>
+          <w:rFonts w:ascii="Times New Roman" w:hAnsi="Times New Roman" w:cs="Times New Roman"/>
+          <w:sz w:val="24"/>
+          <w:szCs w:val="24"/>
+        </w:rPr>
+        <w:t>Jongejans</w:t>
+      </w:r>
+      <w:proofErr w:type="spellEnd"/>
+      <w:r>
+        <w:rPr>
+          <w:rFonts w:ascii="Times New Roman" w:hAnsi="Times New Roman" w:cs="Times New Roman"/>
+          <w:sz w:val="24"/>
+          <w:szCs w:val="24"/>
+        </w:rPr>
+        <w:t xml:space="preserve">, E., Silverman, E.J., </w:t>
+      </w:r>
+      <w:proofErr w:type="spellStart"/>
+      <w:r>
+        <w:rPr>
+          <w:rFonts w:ascii="Times New Roman" w:hAnsi="Times New Roman" w:cs="Times New Roman"/>
+          <w:sz w:val="24"/>
+          <w:szCs w:val="24"/>
+        </w:rPr>
+        <w:t>Skarpaas</w:t>
+      </w:r>
+      <w:proofErr w:type="spellEnd"/>
+      <w:r>
+        <w:rPr>
+          <w:rFonts w:ascii="Times New Roman" w:hAnsi="Times New Roman" w:cs="Times New Roman"/>
+          <w:sz w:val="24"/>
+          <w:szCs w:val="24"/>
+        </w:rPr>
+        <w:t xml:space="preserve">, O., &amp; Shea, K. (2015). Post-dispersal seed removal of Carduus nutans and C. </w:t>
+      </w:r>
+      <w:proofErr w:type="spellStart"/>
+      <w:r>
+        <w:rPr>
+          <w:rFonts w:ascii="Times New Roman" w:hAnsi="Times New Roman" w:cs="Times New Roman"/>
+          <w:sz w:val="24"/>
+          <w:szCs w:val="24"/>
+        </w:rPr>
+        <w:t>acanthoides</w:t>
+      </w:r>
+      <w:proofErr w:type="spellEnd"/>
+      <w:r>
+        <w:rPr>
+          <w:rFonts w:ascii="Times New Roman" w:hAnsi="Times New Roman" w:cs="Times New Roman"/>
+          <w:sz w:val="24"/>
+          <w:szCs w:val="24"/>
+        </w:rPr>
+        <w:t xml:space="preserve"> by insects and small mammals. </w:t>
+      </w:r>
+      <w:r>
+        <w:rPr>
+          <w:rFonts w:ascii="Times New Roman" w:hAnsi="Times New Roman" w:cs="Times New Roman"/>
+          <w:i/>
+          <w:iCs/>
+          <w:sz w:val="24"/>
+          <w:szCs w:val="24"/>
+        </w:rPr>
+        <w:t>Ecological research</w:t>
+      </w:r>
+      <w:r>
+        <w:rPr>
+          <w:rFonts w:ascii="Times New Roman" w:hAnsi="Times New Roman" w:cs="Times New Roman"/>
+          <w:sz w:val="24"/>
+          <w:szCs w:val="24"/>
+        </w:rPr>
+        <w:t>, 30(1), 173-180.</w:t>
+      </w:r>
+    </w:p>
+    <w:p>
+      <w:pPr>
+        <w:spacing w:line="22" w:lineRule="atLeast"/>
+        <w:ind w:left="284" w:hanging="284"/>
+        <w:jc w:val="both"/>
+        <w:rPr>
+          <w:rFonts w:ascii="Times New Roman" w:hAnsi="Times New Roman" w:cs="Times New Roman"/>
+          <w:sz w:val="24"/>
+          <w:szCs w:val="24"/>
+        </w:rPr>
+      </w:pPr>
+      <w:proofErr w:type="spellStart"/>
+      <w:r>
+        <w:rPr>
+          <w:rFonts w:ascii="Times New Roman" w:hAnsi="Times New Roman" w:cs="Times New Roman"/>
+          <w:sz w:val="24"/>
+          <w:szCs w:val="24"/>
+        </w:rPr>
+        <w:t>Jordano</w:t>
+      </w:r>
+      <w:proofErr w:type="spellEnd"/>
+      <w:r>
+        <w:rPr>
+          <w:rFonts w:ascii="Times New Roman" w:hAnsi="Times New Roman" w:cs="Times New Roman"/>
+          <w:sz w:val="24"/>
+          <w:szCs w:val="24"/>
+        </w:rPr>
+        <w:t>, P., García, C., Godoy, J.A., &amp; García-</w:t>
+      </w:r>
+      <w:proofErr w:type="spellStart"/>
+      <w:r>
+        <w:rPr>
+          <w:rFonts w:ascii="Times New Roman" w:hAnsi="Times New Roman" w:cs="Times New Roman"/>
+          <w:sz w:val="24"/>
+          <w:szCs w:val="24"/>
+        </w:rPr>
+        <w:t>Castaño</w:t>
+      </w:r>
+      <w:proofErr w:type="spellEnd"/>
+      <w:r>
+        <w:rPr>
+          <w:rFonts w:ascii="Times New Roman" w:hAnsi="Times New Roman" w:cs="Times New Roman"/>
+          <w:sz w:val="24"/>
+          <w:szCs w:val="24"/>
+        </w:rPr>
+        <w:t xml:space="preserve">, J.L. (2007). Differential contribution of frugivores to complex seed dispersal patterns. </w:t>
+      </w:r>
+      <w:r>
+        <w:rPr>
+          <w:rFonts w:ascii="Times New Roman" w:hAnsi="Times New Roman" w:cs="Times New Roman"/>
+          <w:i/>
+          <w:iCs/>
+          <w:sz w:val="24"/>
+          <w:szCs w:val="24"/>
+        </w:rPr>
+        <w:t>Proceedings of the National Academy of Sciences</w:t>
+      </w:r>
+      <w:r>
+        <w:rPr>
+          <w:rFonts w:ascii="Times New Roman" w:hAnsi="Times New Roman" w:cs="Times New Roman"/>
+          <w:sz w:val="24"/>
+          <w:szCs w:val="24"/>
+        </w:rPr>
+        <w:t>, 104(9), 3278-3282.</w:t>
+      </w:r>
+    </w:p>
+    <w:p>
+      <w:pPr>
+        <w:spacing w:line="22" w:lineRule="atLeast"/>
+        <w:ind w:left="284" w:hanging="284"/>
+        <w:jc w:val="both"/>
+        <w:rPr>
+          <w:rFonts w:ascii="Times New Roman" w:hAnsi="Times New Roman" w:cs="Times New Roman"/>
+          <w:sz w:val="24"/>
+          <w:szCs w:val="24"/>
+        </w:rPr>
+      </w:pPr>
+      <w:proofErr w:type="spellStart"/>
+      <w:r>
+        <w:rPr>
+          <w:rFonts w:ascii="Times New Roman" w:hAnsi="Times New Roman" w:cs="Times New Roman"/>
+          <w:sz w:val="24"/>
+          <w:szCs w:val="24"/>
+        </w:rPr>
+        <w:t>Katul</w:t>
+      </w:r>
+      <w:proofErr w:type="spellEnd"/>
+      <w:r>
+        <w:rPr>
+          <w:rFonts w:ascii="Times New Roman" w:hAnsi="Times New Roman" w:cs="Times New Roman"/>
+          <w:sz w:val="24"/>
+          <w:szCs w:val="24"/>
+        </w:rPr>
+        <w:t xml:space="preserve">, G.G., </w:t>
+      </w:r>
+      <w:proofErr w:type="spellStart"/>
+      <w:r>
+        <w:rPr>
+          <w:rFonts w:ascii="Times New Roman" w:hAnsi="Times New Roman" w:cs="Times New Roman"/>
+          <w:sz w:val="24"/>
+          <w:szCs w:val="24"/>
+        </w:rPr>
+        <w:t>Porporato</w:t>
+      </w:r>
+      <w:proofErr w:type="spellEnd"/>
+      <w:r>
+        <w:rPr>
+          <w:rFonts w:ascii="Times New Roman" w:hAnsi="Times New Roman" w:cs="Times New Roman"/>
+          <w:sz w:val="24"/>
+          <w:szCs w:val="24"/>
+        </w:rPr>
+        <w:t xml:space="preserve">, A., Nathan, R., Siqueira, M., </w:t>
+      </w:r>
+      <w:proofErr w:type="spellStart"/>
+      <w:r>
+        <w:rPr>
+          <w:rFonts w:ascii="Times New Roman" w:hAnsi="Times New Roman" w:cs="Times New Roman"/>
+          <w:sz w:val="24"/>
+          <w:szCs w:val="24"/>
+        </w:rPr>
+        <w:t>Soons</w:t>
+      </w:r>
+      <w:proofErr w:type="spellEnd"/>
+      <w:r>
+        <w:rPr>
+          <w:rFonts w:ascii="Times New Roman" w:hAnsi="Times New Roman" w:cs="Times New Roman"/>
+          <w:sz w:val="24"/>
+          <w:szCs w:val="24"/>
+        </w:rPr>
+        <w:t xml:space="preserve">, M.B., Poggi, D., Horn, H.S., &amp; Levin, S.A. (2005). </w:t>
+      </w:r>
+      <w:r>
+        <w:rPr>
+          <w:rFonts w:ascii="Times New Roman" w:hAnsi="Times New Roman" w:cs="Times New Roman"/>
+          <w:sz w:val="24"/>
+          <w:szCs w:val="24"/>
+        </w:rPr>
+        <w:t xml:space="preserve">Mechanistic analytical models for long-distance seed dispersal by wind. </w:t>
+      </w:r>
+      <w:r>
+        <w:rPr>
+          <w:rFonts w:ascii="Times New Roman" w:hAnsi="Times New Roman" w:cs="Times New Roman"/>
+          <w:i/>
+          <w:iCs/>
+          <w:sz w:val="24"/>
+          <w:szCs w:val="24"/>
+        </w:rPr>
+        <w:t>The American Naturalist</w:t>
+      </w:r>
+      <w:r>
+        <w:rPr>
+          <w:rFonts w:ascii="Times New Roman" w:hAnsi="Times New Roman" w:cs="Times New Roman"/>
+          <w:sz w:val="24"/>
+          <w:szCs w:val="24"/>
+        </w:rPr>
+        <w:t>, 166(3), 368-381.</w:t>
+      </w:r>
+    </w:p>
+    <w:p>
+      <w:pPr>
+        <w:spacing w:line="22" w:lineRule="atLeast"/>
+        <w:ind w:left="284" w:hanging="284"/>
+        <w:jc w:val="both"/>
+        <w:rPr>
+          <w:rFonts w:ascii="Times New Roman" w:hAnsi="Times New Roman" w:cs="Times New Roman"/>
+          <w:sz w:val="24"/>
+          <w:szCs w:val="24"/>
+        </w:rPr>
+      </w:pPr>
+      <w:r>
+        <w:rPr>
+          <w:rFonts w:ascii="Times New Roman" w:hAnsi="Times New Roman" w:cs="Times New Roman"/>
+          <w:sz w:val="24"/>
+          <w:szCs w:val="24"/>
+        </w:rPr>
+        <w:t xml:space="preserve">Keller, J.A. &amp; Shea, K. (2021). Warming and shifting phenology accelerate an invasive plant life cycle. </w:t>
+      </w:r>
+      <w:r>
+        <w:rPr>
+          <w:rFonts w:ascii="Times New Roman" w:hAnsi="Times New Roman" w:cs="Times New Roman"/>
+          <w:i/>
+          <w:iCs/>
+          <w:sz w:val="24"/>
+          <w:szCs w:val="24"/>
+        </w:rPr>
+        <w:t>Ecology</w:t>
+      </w:r>
+      <w:r>
+        <w:rPr>
+          <w:rFonts w:ascii="Times New Roman" w:hAnsi="Times New Roman" w:cs="Times New Roman"/>
+          <w:sz w:val="24"/>
+          <w:szCs w:val="24"/>
+        </w:rPr>
+        <w:t>, 102(1), e03219.</w:t>
+      </w:r>
+    </w:p>
+    <w:p>
+      <w:pPr>
+        <w:spacing w:line="22" w:lineRule="atLeast"/>
+        <w:ind w:left="284" w:hanging="284"/>
+        <w:jc w:val="both"/>
+        <w:rPr>
+          <w:rFonts w:ascii="Times New Roman" w:hAnsi="Times New Roman" w:cs="Times New Roman"/>
+          <w:sz w:val="24"/>
+          <w:szCs w:val="24"/>
+        </w:rPr>
+      </w:pPr>
+      <w:proofErr w:type="spellStart"/>
+      <w:r>
+        <w:rPr>
+          <w:rFonts w:ascii="Times New Roman" w:hAnsi="Times New Roman" w:cs="Times New Roman"/>
+          <w:sz w:val="24"/>
+          <w:szCs w:val="24"/>
+        </w:rPr>
+        <w:t>Kempter</w:t>
+      </w:r>
+      <w:proofErr w:type="spellEnd"/>
+      <w:r>
+        <w:rPr>
+          <w:rFonts w:ascii="Times New Roman" w:hAnsi="Times New Roman" w:cs="Times New Roman"/>
+          <w:sz w:val="24"/>
+          <w:szCs w:val="24"/>
+        </w:rPr>
+        <w:t xml:space="preserve">, I., </w:t>
+      </w:r>
+      <w:proofErr w:type="spellStart"/>
+      <w:r>
+        <w:rPr>
+          <w:rFonts w:ascii="Times New Roman" w:hAnsi="Times New Roman" w:cs="Times New Roman"/>
+          <w:sz w:val="24"/>
+          <w:szCs w:val="24"/>
+        </w:rPr>
+        <w:t>Nopp</w:t>
+      </w:r>
+      <w:proofErr w:type="spellEnd"/>
+      <w:r>
+        <w:rPr>
+          <w:rFonts w:ascii="Times New Roman" w:hAnsi="Times New Roman" w:cs="Times New Roman"/>
+          <w:sz w:val="24"/>
+          <w:szCs w:val="24"/>
+        </w:rPr>
+        <w:t xml:space="preserve">-Mayr, U., </w:t>
+      </w:r>
+      <w:proofErr w:type="spellStart"/>
+      <w:r>
+        <w:rPr>
+          <w:rFonts w:ascii="Times New Roman" w:hAnsi="Times New Roman" w:cs="Times New Roman"/>
+          <w:sz w:val="24"/>
+          <w:szCs w:val="24"/>
+        </w:rPr>
+        <w:t>Hausleithner</w:t>
+      </w:r>
+      <w:proofErr w:type="spellEnd"/>
+      <w:r>
+        <w:rPr>
+          <w:rFonts w:ascii="Times New Roman" w:hAnsi="Times New Roman" w:cs="Times New Roman"/>
+          <w:sz w:val="24"/>
+          <w:szCs w:val="24"/>
+        </w:rPr>
+        <w:t xml:space="preserve">, C., &amp; </w:t>
+      </w:r>
+      <w:proofErr w:type="spellStart"/>
+      <w:r>
+        <w:rPr>
+          <w:rFonts w:ascii="Times New Roman" w:hAnsi="Times New Roman" w:cs="Times New Roman"/>
+          <w:sz w:val="24"/>
+          <w:szCs w:val="24"/>
+        </w:rPr>
+        <w:t>Gratzer</w:t>
+      </w:r>
+      <w:proofErr w:type="spellEnd"/>
+      <w:r>
+        <w:rPr>
+          <w:rFonts w:ascii="Times New Roman" w:hAnsi="Times New Roman" w:cs="Times New Roman"/>
+          <w:sz w:val="24"/>
+          <w:szCs w:val="24"/>
+        </w:rPr>
+        <w:t xml:space="preserve">, G. (2018). Tricky to track: comparing different tagging methods for tracing beechnut dispersal by small mammals. </w:t>
+      </w:r>
+      <w:r>
+        <w:rPr>
+          <w:rFonts w:ascii="Times New Roman" w:hAnsi="Times New Roman" w:cs="Times New Roman"/>
+          <w:i/>
+          <w:iCs/>
+          <w:sz w:val="24"/>
+          <w:szCs w:val="24"/>
+        </w:rPr>
+        <w:t>Ecological research</w:t>
+      </w:r>
+      <w:r>
+        <w:rPr>
+          <w:rFonts w:ascii="Times New Roman" w:hAnsi="Times New Roman" w:cs="Times New Roman"/>
+          <w:sz w:val="24"/>
+          <w:szCs w:val="24"/>
+        </w:rPr>
+        <w:t>, 33(6), 1219-1231.</w:t>
+      </w:r>
+    </w:p>
+    <w:p>
+      <w:pPr>
+        <w:spacing w:line="22" w:lineRule="atLeast"/>
+        <w:ind w:left="284" w:hanging="284"/>
+        <w:jc w:val="both"/>
+        <w:rPr>
+          <w:rFonts w:ascii="Times New Roman" w:hAnsi="Times New Roman" w:cs="Times New Roman"/>
+          <w:sz w:val="24"/>
+          <w:szCs w:val="24"/>
+        </w:rPr>
+      </w:pPr>
+      <w:r>
+        <w:rPr>
+          <w:rFonts w:ascii="Times New Roman" w:hAnsi="Times New Roman" w:cs="Times New Roman"/>
+          <w:sz w:val="24"/>
+          <w:szCs w:val="24"/>
+        </w:rPr>
+        <w:t xml:space="preserve">Kling, M.M. &amp; </w:t>
+      </w:r>
+      <w:proofErr w:type="spellStart"/>
+      <w:r>
+        <w:rPr>
+          <w:rFonts w:ascii="Times New Roman" w:hAnsi="Times New Roman" w:cs="Times New Roman"/>
+          <w:sz w:val="24"/>
+          <w:szCs w:val="24"/>
+        </w:rPr>
+        <w:t>Ackerly</w:t>
+      </w:r>
+      <w:proofErr w:type="spellEnd"/>
+      <w:r>
+        <w:rPr>
+          <w:rFonts w:ascii="Times New Roman" w:hAnsi="Times New Roman" w:cs="Times New Roman"/>
+          <w:sz w:val="24"/>
+          <w:szCs w:val="24"/>
+        </w:rPr>
+        <w:t xml:space="preserve">, D.D. (2020). Global wind patterns and the vulnerability of wind-dispersed species to climate change. </w:t>
+      </w:r>
+      <w:r>
+        <w:rPr>
+          <w:rFonts w:ascii="Times New Roman" w:hAnsi="Times New Roman" w:cs="Times New Roman"/>
+          <w:i/>
+          <w:iCs/>
+          <w:sz w:val="24"/>
+          <w:szCs w:val="24"/>
+        </w:rPr>
+        <w:t>Nature Climate Change</w:t>
+      </w:r>
+      <w:r>
+        <w:rPr>
+          <w:rFonts w:ascii="Times New Roman" w:hAnsi="Times New Roman" w:cs="Times New Roman"/>
+          <w:sz w:val="24"/>
+          <w:szCs w:val="24"/>
+        </w:rPr>
+        <w:t>, 10(9), 868-875.</w:t>
+      </w:r>
+    </w:p>
+    <w:p>
+      <w:pPr>
+        <w:spacing w:line="22" w:lineRule="atLeast"/>
+        <w:ind w:left="284" w:hanging="284"/>
+        <w:jc w:val="both"/>
+        <w:rPr>
+          <w:rFonts w:ascii="Times New Roman" w:hAnsi="Times New Roman" w:cs="Times New Roman"/>
+          <w:sz w:val="24"/>
+          <w:szCs w:val="24"/>
+        </w:rPr>
+      </w:pPr>
+      <w:proofErr w:type="spellStart"/>
+      <w:r>
+        <w:rPr>
+          <w:rFonts w:ascii="Times New Roman" w:hAnsi="Times New Roman" w:cs="Times New Roman"/>
+          <w:sz w:val="24"/>
+          <w:szCs w:val="24"/>
+        </w:rPr>
+        <w:t>Kot</w:t>
+      </w:r>
+      <w:proofErr w:type="spellEnd"/>
+      <w:r>
+        <w:rPr>
+          <w:rFonts w:ascii="Times New Roman" w:hAnsi="Times New Roman" w:cs="Times New Roman"/>
+          <w:sz w:val="24"/>
+          <w:szCs w:val="24"/>
+        </w:rPr>
+        <w:t xml:space="preserve">, M., Lewis, M.A., &amp; van den </w:t>
+      </w:r>
+      <w:proofErr w:type="spellStart"/>
+      <w:r>
+        <w:rPr>
+          <w:rFonts w:ascii="Times New Roman" w:hAnsi="Times New Roman" w:cs="Times New Roman"/>
+          <w:sz w:val="24"/>
+          <w:szCs w:val="24"/>
+        </w:rPr>
+        <w:t>Driessche</w:t>
+      </w:r>
+      <w:proofErr w:type="spellEnd"/>
+      <w:r>
+        <w:rPr>
+          <w:rFonts w:ascii="Times New Roman" w:hAnsi="Times New Roman" w:cs="Times New Roman"/>
+          <w:sz w:val="24"/>
+          <w:szCs w:val="24"/>
+        </w:rPr>
+        <w:t xml:space="preserve">, P. (1996). Dispersal data and the spread of invading organisms. </w:t>
+      </w:r>
+      <w:r>
+        <w:rPr>
+          <w:rFonts w:ascii="Times New Roman" w:hAnsi="Times New Roman" w:cs="Times New Roman"/>
+          <w:i/>
+          <w:iCs/>
+          <w:sz w:val="24"/>
+          <w:szCs w:val="24"/>
+        </w:rPr>
+        <w:t>Ecology</w:t>
+      </w:r>
+      <w:r>
+        <w:rPr>
+          <w:rFonts w:ascii="Times New Roman" w:hAnsi="Times New Roman" w:cs="Times New Roman"/>
+          <w:sz w:val="24"/>
+          <w:szCs w:val="24"/>
+        </w:rPr>
+        <w:t>, 77(7), 2027-2042.</w:t>
+      </w:r>
+    </w:p>
+    <w:p>
+      <w:pPr>
+        <w:spacing w:line="22" w:lineRule="atLeast"/>
+        <w:ind w:left="284" w:hanging="284"/>
+        <w:jc w:val="both"/>
+        <w:rPr>
+          <w:rFonts w:ascii="Times New Roman" w:hAnsi="Times New Roman" w:cs="Times New Roman"/>
+          <w:sz w:val="24"/>
+          <w:szCs w:val="24"/>
+        </w:rPr>
+      </w:pPr>
+      <w:proofErr w:type="spellStart"/>
+      <w:r>
+        <w:rPr>
+          <w:rFonts w:ascii="Times New Roman" w:hAnsi="Times New Roman" w:cs="Times New Roman"/>
+          <w:sz w:val="24"/>
+          <w:szCs w:val="24"/>
+        </w:rPr>
+        <w:t>Kuparinen</w:t>
+      </w:r>
+      <w:proofErr w:type="spellEnd"/>
+      <w:r>
+        <w:rPr>
+          <w:rFonts w:ascii="Times New Roman" w:hAnsi="Times New Roman" w:cs="Times New Roman"/>
+          <w:sz w:val="24"/>
+          <w:szCs w:val="24"/>
+        </w:rPr>
+        <w:t xml:space="preserve">, A., </w:t>
+      </w:r>
+      <w:proofErr w:type="spellStart"/>
+      <w:r>
+        <w:rPr>
+          <w:rFonts w:ascii="Times New Roman" w:hAnsi="Times New Roman" w:cs="Times New Roman"/>
+          <w:sz w:val="24"/>
+          <w:szCs w:val="24"/>
+        </w:rPr>
+        <w:t>Katul</w:t>
+      </w:r>
+      <w:proofErr w:type="spellEnd"/>
+      <w:r>
+        <w:rPr>
+          <w:rFonts w:ascii="Times New Roman" w:hAnsi="Times New Roman" w:cs="Times New Roman"/>
+          <w:sz w:val="24"/>
+          <w:szCs w:val="24"/>
+        </w:rPr>
+        <w:t xml:space="preserve">, G., Nathan, R., &amp; </w:t>
+      </w:r>
+      <w:proofErr w:type="spellStart"/>
+      <w:r>
+        <w:rPr>
+          <w:rFonts w:ascii="Times New Roman" w:hAnsi="Times New Roman" w:cs="Times New Roman"/>
+          <w:sz w:val="24"/>
+          <w:szCs w:val="24"/>
+        </w:rPr>
+        <w:t>Schurr</w:t>
+      </w:r>
+      <w:proofErr w:type="spellEnd"/>
+      <w:r>
+        <w:rPr>
+          <w:rFonts w:ascii="Times New Roman" w:hAnsi="Times New Roman" w:cs="Times New Roman"/>
+          <w:sz w:val="24"/>
+          <w:szCs w:val="24"/>
+        </w:rPr>
+        <w:t xml:space="preserve">, F.M. (2009). Increases in air temperature can promote wind-driven dispersal and spread of plants. </w:t>
+      </w:r>
+      <w:r>
+        <w:rPr>
+          <w:rFonts w:ascii="Times New Roman" w:hAnsi="Times New Roman" w:cs="Times New Roman"/>
+          <w:i/>
+          <w:iCs/>
+          <w:sz w:val="24"/>
+          <w:szCs w:val="24"/>
+        </w:rPr>
+        <w:t>Proceedings of the Royal Society B: Biological Sciences</w:t>
+      </w:r>
+      <w:r>
+        <w:rPr>
+          <w:rFonts w:ascii="Times New Roman" w:hAnsi="Times New Roman" w:cs="Times New Roman"/>
+          <w:sz w:val="24"/>
+          <w:szCs w:val="24"/>
+        </w:rPr>
+        <w:t>, 276(1670), 3081-3087.</w:t>
+      </w:r>
+    </w:p>
+    <w:p>
+      <w:pPr>
+        <w:spacing w:line="22" w:lineRule="atLeast"/>
+        <w:ind w:left="284" w:hanging="284"/>
+        <w:jc w:val="both"/>
+        <w:rPr>
+          <w:rFonts w:ascii="Times New Roman" w:hAnsi="Times New Roman" w:cs="Times New Roman"/>
+          <w:sz w:val="24"/>
+          <w:szCs w:val="24"/>
+        </w:rPr>
+      </w:pPr>
+      <w:commentRangeStart w:id="6"/>
+      <w:proofErr w:type="spellStart"/>
+      <w:r>
+        <w:rPr>
+          <w:rFonts w:ascii="Times New Roman" w:hAnsi="Times New Roman" w:cs="Times New Roman"/>
+          <w:sz w:val="24"/>
+          <w:szCs w:val="24"/>
+        </w:rPr>
+        <w:t>Marchetto</w:t>
+      </w:r>
+      <w:proofErr w:type="spellEnd"/>
+      <w:r>
+        <w:rPr>
+          <w:rFonts w:ascii="Times New Roman" w:hAnsi="Times New Roman" w:cs="Times New Roman"/>
+          <w:sz w:val="24"/>
+          <w:szCs w:val="24"/>
+        </w:rPr>
+        <w:t xml:space="preserve">, K.M., 2008. Abiotic and biotic factors affecting seed release and dispersal of the invasive thistles Carduus nutans and Carduus </w:t>
+      </w:r>
+      <w:proofErr w:type="spellStart"/>
+      <w:r>
+        <w:rPr>
+          <w:rFonts w:ascii="Times New Roman" w:hAnsi="Times New Roman" w:cs="Times New Roman"/>
+          <w:sz w:val="24"/>
+          <w:szCs w:val="24"/>
+        </w:rPr>
+        <w:t>acanthoides</w:t>
+      </w:r>
+      <w:proofErr w:type="spellEnd"/>
+      <w:r>
+        <w:rPr>
+          <w:rFonts w:ascii="Times New Roman" w:hAnsi="Times New Roman" w:cs="Times New Roman"/>
+          <w:sz w:val="24"/>
+          <w:szCs w:val="24"/>
+        </w:rPr>
+        <w:t>.</w:t>
+      </w:r>
+      <w:commentRangeEnd w:id="6"/>
+      <w:r>
+        <w:rPr>
+          <w:rStyle w:val="CommentReference"/>
+        </w:rPr>
+        <w:commentReference w:id="6"/>
+      </w:r>
+    </w:p>
+    <w:p>
+      <w:pPr>
+        <w:spacing w:line="22" w:lineRule="atLeast"/>
+        <w:ind w:left="284" w:hanging="284"/>
+        <w:jc w:val="both"/>
+        <w:rPr>
+          <w:rFonts w:ascii="Times New Roman" w:hAnsi="Times New Roman" w:cs="Times New Roman"/>
+          <w:sz w:val="24"/>
+          <w:szCs w:val="24"/>
+        </w:rPr>
+      </w:pPr>
+      <w:proofErr w:type="spellStart"/>
+      <w:r>
+        <w:rPr>
+          <w:rFonts w:ascii="Times New Roman" w:hAnsi="Times New Roman" w:cs="Times New Roman"/>
+          <w:sz w:val="24"/>
+          <w:szCs w:val="24"/>
+        </w:rPr>
+        <w:t>Marchetto</w:t>
+      </w:r>
+      <w:proofErr w:type="spellEnd"/>
+      <w:r>
+        <w:rPr>
+          <w:rFonts w:ascii="Times New Roman" w:hAnsi="Times New Roman" w:cs="Times New Roman"/>
+          <w:sz w:val="24"/>
+          <w:szCs w:val="24"/>
+        </w:rPr>
+        <w:t xml:space="preserve">, K.M., Shea, K., Kelly, D., </w:t>
+      </w:r>
+      <w:proofErr w:type="spellStart"/>
+      <w:r>
+        <w:rPr>
+          <w:rFonts w:ascii="Times New Roman" w:hAnsi="Times New Roman" w:cs="Times New Roman"/>
+          <w:sz w:val="24"/>
+          <w:szCs w:val="24"/>
+        </w:rPr>
+        <w:t>Groenteman</w:t>
+      </w:r>
+      <w:proofErr w:type="spellEnd"/>
+      <w:r>
+        <w:rPr>
+          <w:rFonts w:ascii="Times New Roman" w:hAnsi="Times New Roman" w:cs="Times New Roman"/>
+          <w:sz w:val="24"/>
+          <w:szCs w:val="24"/>
+        </w:rPr>
+        <w:t xml:space="preserve">, R., </w:t>
+      </w:r>
+      <w:proofErr w:type="spellStart"/>
+      <w:r>
+        <w:rPr>
+          <w:rFonts w:ascii="Times New Roman" w:hAnsi="Times New Roman" w:cs="Times New Roman"/>
+          <w:sz w:val="24"/>
+          <w:szCs w:val="24"/>
+        </w:rPr>
+        <w:t>Sezen</w:t>
+      </w:r>
+      <w:proofErr w:type="spellEnd"/>
+      <w:r>
+        <w:rPr>
+          <w:rFonts w:ascii="Times New Roman" w:hAnsi="Times New Roman" w:cs="Times New Roman"/>
+          <w:sz w:val="24"/>
+          <w:szCs w:val="24"/>
+        </w:rPr>
+        <w:t xml:space="preserve">, Z., &amp; </w:t>
+      </w:r>
+      <w:proofErr w:type="spellStart"/>
+      <w:r>
+        <w:rPr>
+          <w:rFonts w:ascii="Times New Roman" w:hAnsi="Times New Roman" w:cs="Times New Roman"/>
+          <w:sz w:val="24"/>
+          <w:szCs w:val="24"/>
+        </w:rPr>
+        <w:t>Jongejans</w:t>
+      </w:r>
+      <w:proofErr w:type="spellEnd"/>
+      <w:r>
+        <w:rPr>
+          <w:rFonts w:ascii="Times New Roman" w:hAnsi="Times New Roman" w:cs="Times New Roman"/>
+          <w:sz w:val="24"/>
+          <w:szCs w:val="24"/>
+        </w:rPr>
+        <w:t xml:space="preserve">, E. (2014). Unrecognized impact of a biocontrol agent on the spread rate of an invasive thistle. </w:t>
+      </w:r>
+      <w:r>
+        <w:rPr>
+          <w:rFonts w:ascii="Times New Roman" w:hAnsi="Times New Roman" w:cs="Times New Roman"/>
+          <w:i/>
+          <w:iCs/>
+          <w:sz w:val="24"/>
+          <w:szCs w:val="24"/>
+        </w:rPr>
+        <w:t>Ecological Applications</w:t>
+      </w:r>
+      <w:r>
+        <w:rPr>
+          <w:rFonts w:ascii="Times New Roman" w:hAnsi="Times New Roman" w:cs="Times New Roman"/>
+          <w:sz w:val="24"/>
+          <w:szCs w:val="24"/>
+        </w:rPr>
+        <w:t>, 24(5), 1178-1187.</w:t>
+      </w:r>
+    </w:p>
+    <w:p>
+      <w:pPr>
+        <w:spacing w:line="22" w:lineRule="atLeast"/>
+        <w:ind w:left="284" w:hanging="284"/>
+        <w:jc w:val="both"/>
+        <w:rPr>
+          <w:rFonts w:ascii="Times New Roman" w:hAnsi="Times New Roman" w:cs="Times New Roman"/>
+          <w:sz w:val="24"/>
+          <w:szCs w:val="24"/>
+        </w:rPr>
+      </w:pPr>
+      <w:proofErr w:type="spellStart"/>
+      <w:r>
+        <w:rPr>
+          <w:rFonts w:ascii="Times New Roman" w:hAnsi="Times New Roman" w:cs="Times New Roman"/>
+          <w:sz w:val="24"/>
+          <w:szCs w:val="24"/>
+        </w:rPr>
+        <w:t>Mokany</w:t>
+      </w:r>
+      <w:proofErr w:type="spellEnd"/>
+      <w:r>
+        <w:rPr>
+          <w:rFonts w:ascii="Times New Roman" w:hAnsi="Times New Roman" w:cs="Times New Roman"/>
+          <w:sz w:val="24"/>
+          <w:szCs w:val="24"/>
+        </w:rPr>
+        <w:t xml:space="preserve">, K., Prasad, S., &amp; Westcott, D.A. (2014). Loss of frugivore seed dispersal services under climate change. </w:t>
+      </w:r>
+      <w:r>
+        <w:rPr>
+          <w:rFonts w:ascii="Times New Roman" w:hAnsi="Times New Roman" w:cs="Times New Roman"/>
+          <w:i/>
+          <w:iCs/>
+          <w:sz w:val="24"/>
+          <w:szCs w:val="24"/>
+        </w:rPr>
+        <w:t>Nature Communications</w:t>
+      </w:r>
+      <w:r>
+        <w:rPr>
+          <w:rFonts w:ascii="Times New Roman" w:hAnsi="Times New Roman" w:cs="Times New Roman"/>
+          <w:sz w:val="24"/>
+          <w:szCs w:val="24"/>
+        </w:rPr>
+        <w:t>, 5(1), 1-7.</w:t>
+      </w:r>
+    </w:p>
+    <w:p>
+      <w:pPr>
+        <w:spacing w:line="22" w:lineRule="atLeast"/>
+        <w:ind w:left="284" w:hanging="284"/>
+        <w:jc w:val="both"/>
+        <w:rPr>
+          <w:rFonts w:ascii="Times New Roman" w:hAnsi="Times New Roman" w:cs="Times New Roman"/>
+          <w:sz w:val="24"/>
+          <w:szCs w:val="24"/>
+        </w:rPr>
+      </w:pPr>
+      <w:proofErr w:type="spellStart"/>
+      <w:r>
+        <w:rPr>
+          <w:rFonts w:ascii="Times New Roman" w:hAnsi="Times New Roman" w:cs="Times New Roman"/>
+          <w:sz w:val="24"/>
+          <w:szCs w:val="24"/>
+        </w:rPr>
+        <w:lastRenderedPageBreak/>
+        <w:t>Mokany</w:t>
+      </w:r>
+      <w:proofErr w:type="spellEnd"/>
+      <w:r>
+        <w:rPr>
+          <w:rFonts w:ascii="Times New Roman" w:hAnsi="Times New Roman" w:cs="Times New Roman"/>
+          <w:sz w:val="24"/>
+          <w:szCs w:val="24"/>
+        </w:rPr>
+        <w:t xml:space="preserve">, K., Prasad, S., &amp; Westcott, D.A. (2015). Impacts of climate change and management responses in tropical forests depend on complex frugivore‐mediated seed dispersal. </w:t>
+      </w:r>
+      <w:r>
+        <w:rPr>
+          <w:rFonts w:ascii="Times New Roman" w:hAnsi="Times New Roman" w:cs="Times New Roman"/>
+          <w:i/>
+          <w:iCs/>
+          <w:sz w:val="24"/>
+          <w:szCs w:val="24"/>
+        </w:rPr>
+        <w:t>Global Ecology and Biogeography</w:t>
+      </w:r>
+      <w:r>
+        <w:rPr>
+          <w:rFonts w:ascii="Times New Roman" w:hAnsi="Times New Roman" w:cs="Times New Roman"/>
+          <w:sz w:val="24"/>
+          <w:szCs w:val="24"/>
+        </w:rPr>
+        <w:t>, 24(6), 685-694.</w:t>
+      </w:r>
+    </w:p>
+    <w:p>
+      <w:pPr>
+        <w:spacing w:line="22" w:lineRule="atLeast"/>
+        <w:ind w:left="284" w:hanging="284"/>
+        <w:jc w:val="both"/>
+        <w:rPr>
+          <w:rFonts w:ascii="Times New Roman" w:hAnsi="Times New Roman" w:cs="Times New Roman"/>
+          <w:sz w:val="24"/>
+          <w:szCs w:val="24"/>
+        </w:rPr>
+      </w:pPr>
+      <w:r>
+        <w:rPr>
+          <w:rFonts w:ascii="Times New Roman" w:hAnsi="Times New Roman" w:cs="Times New Roman"/>
+          <w:sz w:val="24"/>
+          <w:szCs w:val="24"/>
+        </w:rPr>
+        <w:t xml:space="preserve">Murray, D.R. (1986). Seed dispersal by water. In </w:t>
+      </w:r>
+      <w:r>
+        <w:rPr>
+          <w:rFonts w:ascii="Times New Roman" w:hAnsi="Times New Roman" w:cs="Times New Roman"/>
+          <w:i/>
+          <w:iCs/>
+          <w:sz w:val="24"/>
+          <w:szCs w:val="24"/>
+        </w:rPr>
+        <w:t>Seed dispersal</w:t>
+      </w:r>
+      <w:r>
+        <w:rPr>
+          <w:rFonts w:ascii="Times New Roman" w:hAnsi="Times New Roman" w:cs="Times New Roman"/>
+          <w:sz w:val="24"/>
+          <w:szCs w:val="24"/>
+        </w:rPr>
+        <w:t>, 49-85.</w:t>
+      </w:r>
+    </w:p>
+    <w:p>
+      <w:pPr>
+        <w:spacing w:line="22" w:lineRule="atLeast"/>
+        <w:ind w:left="284" w:hanging="284"/>
+        <w:jc w:val="both"/>
+        <w:rPr>
+          <w:rFonts w:ascii="Times New Roman" w:hAnsi="Times New Roman" w:cs="Times New Roman"/>
+          <w:sz w:val="24"/>
+          <w:szCs w:val="24"/>
+        </w:rPr>
+      </w:pPr>
+      <w:r>
+        <w:rPr>
+          <w:rFonts w:ascii="Times New Roman" w:hAnsi="Times New Roman" w:cs="Times New Roman"/>
+          <w:sz w:val="24"/>
+          <w:szCs w:val="24"/>
+        </w:rPr>
+        <w:t xml:space="preserve">Nathan, R., Perry, G., Cronin, J.T., Strand, A.E., &amp; Cain, M.L. (2003). Methods for estimating long‐distance dispersal. </w:t>
+      </w:r>
+      <w:r>
+        <w:rPr>
+          <w:rFonts w:ascii="Times New Roman" w:hAnsi="Times New Roman" w:cs="Times New Roman"/>
+          <w:i/>
+          <w:iCs/>
+          <w:sz w:val="24"/>
+          <w:szCs w:val="24"/>
+        </w:rPr>
+        <w:t>Oikos</w:t>
+      </w:r>
+      <w:r>
+        <w:rPr>
+          <w:rFonts w:ascii="Times New Roman" w:hAnsi="Times New Roman" w:cs="Times New Roman"/>
+          <w:sz w:val="24"/>
+          <w:szCs w:val="24"/>
+        </w:rPr>
+        <w:t>, 103(2), 261-273.</w:t>
+      </w:r>
+    </w:p>
+    <w:p>
+      <w:pPr>
+        <w:spacing w:line="22" w:lineRule="atLeast"/>
+        <w:ind w:left="284" w:hanging="284"/>
+        <w:jc w:val="both"/>
+        <w:rPr>
+          <w:rFonts w:ascii="Times New Roman" w:hAnsi="Times New Roman" w:cs="Times New Roman"/>
+          <w:sz w:val="24"/>
+          <w:szCs w:val="24"/>
+        </w:rPr>
+      </w:pPr>
+      <w:r>
+        <w:rPr>
+          <w:rFonts w:ascii="Times New Roman" w:hAnsi="Times New Roman" w:cs="Times New Roman"/>
+          <w:sz w:val="24"/>
+          <w:szCs w:val="24"/>
+        </w:rPr>
+        <w:t xml:space="preserve">Nathan, R. (2006). Long-distance dispersal of plants. </w:t>
+      </w:r>
+      <w:r>
+        <w:rPr>
+          <w:rFonts w:ascii="Times New Roman" w:hAnsi="Times New Roman" w:cs="Times New Roman"/>
+          <w:i/>
+          <w:iCs/>
+          <w:sz w:val="24"/>
+          <w:szCs w:val="24"/>
+        </w:rPr>
+        <w:t>Science</w:t>
+      </w:r>
+      <w:r>
+        <w:rPr>
+          <w:rFonts w:ascii="Times New Roman" w:hAnsi="Times New Roman" w:cs="Times New Roman"/>
+          <w:sz w:val="24"/>
+          <w:szCs w:val="24"/>
+        </w:rPr>
+        <w:t>, 313(5788), 786-788.</w:t>
+      </w:r>
+    </w:p>
+    <w:p>
+      <w:pPr>
+        <w:spacing w:line="22" w:lineRule="atLeast"/>
+        <w:ind w:left="284" w:hanging="284"/>
+        <w:jc w:val="both"/>
+        <w:rPr>
+          <w:rFonts w:ascii="Times New Roman" w:hAnsi="Times New Roman" w:cs="Times New Roman"/>
+          <w:sz w:val="24"/>
+          <w:szCs w:val="24"/>
+        </w:rPr>
+      </w:pPr>
+      <w:bookmarkStart w:id="7" w:name="_Hlk100852446"/>
+      <w:r>
+        <w:rPr>
+          <w:rFonts w:ascii="Times New Roman" w:hAnsi="Times New Roman" w:cs="Times New Roman"/>
+          <w:sz w:val="24"/>
+          <w:szCs w:val="24"/>
+        </w:rPr>
+        <w:t xml:space="preserve">Nathan, R. (2007). Total dispersal kernels and the evaluation of diversity and similarity in complex dispersal systems. In </w:t>
+      </w:r>
+      <w:r>
+        <w:rPr>
+          <w:rFonts w:ascii="Times New Roman" w:hAnsi="Times New Roman" w:cs="Times New Roman"/>
+          <w:i/>
+          <w:iCs/>
+          <w:sz w:val="24"/>
+          <w:szCs w:val="24"/>
+        </w:rPr>
+        <w:t>Seed dispersal: theory and its application in a changing world</w:t>
+      </w:r>
+      <w:r>
+        <w:rPr>
+          <w:rFonts w:ascii="Times New Roman" w:hAnsi="Times New Roman" w:cs="Times New Roman"/>
+          <w:sz w:val="24"/>
+          <w:szCs w:val="24"/>
+        </w:rPr>
+        <w:t>, 252-276.</w:t>
+      </w:r>
+    </w:p>
+    <w:bookmarkEnd w:id="7"/>
+    <w:p>
+      <w:pPr>
+        <w:spacing w:line="22" w:lineRule="atLeast"/>
+        <w:ind w:left="284" w:hanging="284"/>
+        <w:jc w:val="both"/>
+        <w:rPr>
+          <w:rFonts w:ascii="Times New Roman" w:hAnsi="Times New Roman" w:cs="Times New Roman"/>
+          <w:sz w:val="24"/>
+          <w:szCs w:val="24"/>
+        </w:rPr>
+      </w:pPr>
+      <w:r>
+        <w:rPr>
+          <w:rFonts w:ascii="Times New Roman" w:hAnsi="Times New Roman" w:cs="Times New Roman"/>
+          <w:sz w:val="24"/>
+          <w:szCs w:val="24"/>
+        </w:rPr>
+        <w:t xml:space="preserve">Nathan, R., </w:t>
+      </w:r>
+      <w:proofErr w:type="spellStart"/>
+      <w:r>
+        <w:rPr>
+          <w:rFonts w:ascii="Times New Roman" w:hAnsi="Times New Roman" w:cs="Times New Roman"/>
+          <w:sz w:val="24"/>
+          <w:szCs w:val="24"/>
+        </w:rPr>
+        <w:t>Katul</w:t>
+      </w:r>
+      <w:proofErr w:type="spellEnd"/>
+      <w:r>
+        <w:rPr>
+          <w:rFonts w:ascii="Times New Roman" w:hAnsi="Times New Roman" w:cs="Times New Roman"/>
+          <w:sz w:val="24"/>
+          <w:szCs w:val="24"/>
+        </w:rPr>
+        <w:t xml:space="preserve">, G.G., </w:t>
+      </w:r>
+      <w:proofErr w:type="spellStart"/>
+      <w:r>
+        <w:rPr>
+          <w:rFonts w:ascii="Times New Roman" w:hAnsi="Times New Roman" w:cs="Times New Roman"/>
+          <w:sz w:val="24"/>
+          <w:szCs w:val="24"/>
+        </w:rPr>
+        <w:t>Bohrer</w:t>
+      </w:r>
+      <w:proofErr w:type="spellEnd"/>
+      <w:r>
+        <w:rPr>
+          <w:rFonts w:ascii="Times New Roman" w:hAnsi="Times New Roman" w:cs="Times New Roman"/>
+          <w:sz w:val="24"/>
+          <w:szCs w:val="24"/>
+        </w:rPr>
+        <w:t xml:space="preserve">, G., </w:t>
+      </w:r>
+      <w:proofErr w:type="spellStart"/>
+      <w:r>
+        <w:rPr>
+          <w:rFonts w:ascii="Times New Roman" w:hAnsi="Times New Roman" w:cs="Times New Roman"/>
+          <w:sz w:val="24"/>
+          <w:szCs w:val="24"/>
+        </w:rPr>
+        <w:t>Kuparinen</w:t>
+      </w:r>
+      <w:proofErr w:type="spellEnd"/>
+      <w:r>
+        <w:rPr>
+          <w:rFonts w:ascii="Times New Roman" w:hAnsi="Times New Roman" w:cs="Times New Roman"/>
+          <w:sz w:val="24"/>
+          <w:szCs w:val="24"/>
+        </w:rPr>
+        <w:t xml:space="preserve">, A., </w:t>
+      </w:r>
+      <w:proofErr w:type="spellStart"/>
+      <w:r>
+        <w:rPr>
+          <w:rFonts w:ascii="Times New Roman" w:hAnsi="Times New Roman" w:cs="Times New Roman"/>
+          <w:sz w:val="24"/>
+          <w:szCs w:val="24"/>
+        </w:rPr>
+        <w:t>Soons</w:t>
+      </w:r>
+      <w:proofErr w:type="spellEnd"/>
+      <w:r>
+        <w:rPr>
+          <w:rFonts w:ascii="Times New Roman" w:hAnsi="Times New Roman" w:cs="Times New Roman"/>
+          <w:sz w:val="24"/>
+          <w:szCs w:val="24"/>
+        </w:rPr>
+        <w:t xml:space="preserve">, M.B., Thompson, S.E., </w:t>
+      </w:r>
+      <w:proofErr w:type="spellStart"/>
+      <w:r>
+        <w:rPr>
+          <w:rFonts w:ascii="Times New Roman" w:hAnsi="Times New Roman" w:cs="Times New Roman"/>
+          <w:sz w:val="24"/>
+          <w:szCs w:val="24"/>
+        </w:rPr>
+        <w:t>Trakhtenbrot</w:t>
+      </w:r>
+      <w:proofErr w:type="spellEnd"/>
+      <w:r>
+        <w:rPr>
+          <w:rFonts w:ascii="Times New Roman" w:hAnsi="Times New Roman" w:cs="Times New Roman"/>
+          <w:sz w:val="24"/>
+          <w:szCs w:val="24"/>
+        </w:rPr>
+        <w:t>, A</w:t>
+      </w:r>
+      <w:r>
+        <w:rPr>
+          <w:rFonts w:ascii="Times New Roman" w:hAnsi="Times New Roman" w:cs="Times New Roman"/>
+          <w:sz w:val="24"/>
+          <w:szCs w:val="24"/>
+        </w:rPr>
+        <w:t>.,</w:t>
+      </w:r>
+      <w:r>
+        <w:rPr>
+          <w:rFonts w:ascii="Times New Roman" w:hAnsi="Times New Roman" w:cs="Times New Roman"/>
+          <w:sz w:val="24"/>
+          <w:szCs w:val="24"/>
+        </w:rPr>
+        <w:t xml:space="preserve"> </w:t>
+      </w:r>
+      <w:r>
+        <w:rPr>
+          <w:rFonts w:ascii="Times New Roman" w:hAnsi="Times New Roman" w:cs="Times New Roman"/>
+          <w:sz w:val="24"/>
+          <w:szCs w:val="24"/>
+        </w:rPr>
+        <w:t xml:space="preserve">&amp; Horn, H.S. (2011). </w:t>
+      </w:r>
+      <w:r>
+        <w:rPr>
+          <w:rFonts w:ascii="Times New Roman" w:hAnsi="Times New Roman" w:cs="Times New Roman"/>
+          <w:sz w:val="24"/>
+          <w:szCs w:val="24"/>
+        </w:rPr>
+        <w:t>Mechanistic models of seed dispersal by wind</w:t>
+      </w:r>
+      <w:r>
+        <w:rPr>
+          <w:rFonts w:ascii="Times New Roman" w:hAnsi="Times New Roman" w:cs="Times New Roman"/>
+          <w:sz w:val="24"/>
+          <w:szCs w:val="24"/>
+        </w:rPr>
+        <w:t xml:space="preserve">. </w:t>
+      </w:r>
+      <w:r>
+        <w:rPr>
+          <w:rFonts w:ascii="Times New Roman" w:hAnsi="Times New Roman" w:cs="Times New Roman"/>
+          <w:i/>
+          <w:iCs/>
+          <w:sz w:val="24"/>
+          <w:szCs w:val="24"/>
+        </w:rPr>
+        <w:t>Theoretical Ecology</w:t>
+      </w:r>
+      <w:r>
+        <w:rPr>
+          <w:rFonts w:ascii="Times New Roman" w:hAnsi="Times New Roman" w:cs="Times New Roman"/>
+          <w:sz w:val="24"/>
+          <w:szCs w:val="24"/>
+        </w:rPr>
+        <w:t>, 4(2), 113-132.</w:t>
+      </w:r>
+    </w:p>
+    <w:p>
+      <w:pPr>
+        <w:spacing w:line="22" w:lineRule="atLeast"/>
+        <w:ind w:left="284" w:hanging="284"/>
+        <w:jc w:val="both"/>
+        <w:rPr>
+          <w:rFonts w:ascii="Times New Roman" w:hAnsi="Times New Roman" w:cs="Times New Roman"/>
+          <w:sz w:val="24"/>
+          <w:szCs w:val="24"/>
+        </w:rPr>
+      </w:pPr>
+      <w:r>
+        <w:rPr>
+          <w:rFonts w:ascii="Times New Roman" w:hAnsi="Times New Roman" w:cs="Times New Roman"/>
+          <w:sz w:val="24"/>
+          <w:szCs w:val="24"/>
+        </w:rPr>
+        <w:t xml:space="preserve">Neubert, M.G., &amp; Caswell, H. (2000). Demography and dispersal: calculation and sensitivity analysis of invasion speed for structured populations. </w:t>
+      </w:r>
+      <w:r>
+        <w:rPr>
+          <w:rFonts w:ascii="Times New Roman" w:hAnsi="Times New Roman" w:cs="Times New Roman"/>
+          <w:i/>
+          <w:iCs/>
+          <w:sz w:val="24"/>
+          <w:szCs w:val="24"/>
+        </w:rPr>
+        <w:t>Ecology</w:t>
+      </w:r>
+      <w:r>
+        <w:rPr>
+          <w:rFonts w:ascii="Times New Roman" w:hAnsi="Times New Roman" w:cs="Times New Roman"/>
+          <w:sz w:val="24"/>
+          <w:szCs w:val="24"/>
+        </w:rPr>
+        <w:t>, 81(6), 1613-1628.</w:t>
+      </w:r>
+    </w:p>
+    <w:p>
+      <w:pPr>
+        <w:spacing w:line="22" w:lineRule="atLeast"/>
+        <w:ind w:left="284" w:hanging="284"/>
+        <w:jc w:val="both"/>
+        <w:rPr>
+          <w:rFonts w:ascii="Times New Roman" w:hAnsi="Times New Roman" w:cs="Times New Roman"/>
+          <w:sz w:val="24"/>
+          <w:szCs w:val="24"/>
+        </w:rPr>
+      </w:pPr>
+      <w:bookmarkStart w:id="8" w:name="_Hlk100852462"/>
+      <w:r>
+        <w:rPr>
+          <w:rFonts w:ascii="Times New Roman" w:hAnsi="Times New Roman" w:cs="Times New Roman"/>
+          <w:sz w:val="24"/>
+          <w:szCs w:val="24"/>
+        </w:rPr>
+        <w:t xml:space="preserve">Pemberton, R.W. &amp; Irving, D.W. (1990). </w:t>
+      </w:r>
+      <w:proofErr w:type="spellStart"/>
+      <w:r>
+        <w:rPr>
+          <w:rFonts w:ascii="Times New Roman" w:hAnsi="Times New Roman" w:cs="Times New Roman"/>
+          <w:sz w:val="24"/>
+          <w:szCs w:val="24"/>
+        </w:rPr>
+        <w:t>Elaiosomes</w:t>
+      </w:r>
+      <w:proofErr w:type="spellEnd"/>
+      <w:r>
+        <w:rPr>
+          <w:rFonts w:ascii="Times New Roman" w:hAnsi="Times New Roman" w:cs="Times New Roman"/>
+          <w:sz w:val="24"/>
+          <w:szCs w:val="24"/>
+        </w:rPr>
+        <w:t xml:space="preserve"> on weed seeds and the potential for myrmecochory in naturalized plants. </w:t>
+      </w:r>
+      <w:r>
+        <w:rPr>
+          <w:rFonts w:ascii="Times New Roman" w:hAnsi="Times New Roman" w:cs="Times New Roman"/>
+          <w:i/>
+          <w:iCs/>
+          <w:sz w:val="24"/>
+          <w:szCs w:val="24"/>
+        </w:rPr>
+        <w:t>Weed Science</w:t>
+      </w:r>
+      <w:r>
+        <w:rPr>
+          <w:rFonts w:ascii="Times New Roman" w:hAnsi="Times New Roman" w:cs="Times New Roman"/>
+          <w:sz w:val="24"/>
+          <w:szCs w:val="24"/>
+        </w:rPr>
+        <w:t>, 38(6), 615-619.</w:t>
+      </w:r>
+    </w:p>
+    <w:p>
+      <w:pPr>
+        <w:spacing w:line="22" w:lineRule="atLeast"/>
+        <w:ind w:left="284" w:hanging="284"/>
+        <w:jc w:val="both"/>
+        <w:rPr>
+          <w:rFonts w:ascii="Times New Roman" w:hAnsi="Times New Roman" w:cs="Times New Roman"/>
+          <w:sz w:val="24"/>
+          <w:szCs w:val="24"/>
+        </w:rPr>
+      </w:pPr>
+      <w:bookmarkStart w:id="9" w:name="_Hlk100852624"/>
+      <w:bookmarkEnd w:id="8"/>
+      <w:r>
+        <w:rPr>
+          <w:rFonts w:ascii="Times New Roman" w:hAnsi="Times New Roman" w:cs="Times New Roman"/>
+          <w:sz w:val="24"/>
+          <w:szCs w:val="24"/>
+        </w:rPr>
+        <w:t>R Development Core Team (2009)</w:t>
+      </w:r>
+      <w:r>
+        <w:rPr>
+          <w:rFonts w:ascii="Times New Roman" w:hAnsi="Times New Roman" w:cs="Times New Roman"/>
+          <w:sz w:val="24"/>
+          <w:szCs w:val="24"/>
+        </w:rPr>
+        <w:t>.</w:t>
+      </w:r>
+      <w:r>
+        <w:rPr>
+          <w:rFonts w:ascii="Times New Roman" w:hAnsi="Times New Roman" w:cs="Times New Roman"/>
+          <w:sz w:val="24"/>
+          <w:szCs w:val="24"/>
+        </w:rPr>
+        <w:t xml:space="preserve"> R: A language and environment for statistical computing. </w:t>
+      </w:r>
+      <w:r>
+        <w:rPr>
+          <w:rFonts w:ascii="Times New Roman" w:hAnsi="Times New Roman" w:cs="Times New Roman"/>
+          <w:sz w:val="24"/>
+          <w:szCs w:val="24"/>
+        </w:rPr>
+        <w:t>R Foundation for Statistical Computing</w:t>
+      </w:r>
+      <w:r>
+        <w:rPr>
+          <w:rFonts w:ascii="Times New Roman" w:hAnsi="Times New Roman" w:cs="Times New Roman"/>
+          <w:sz w:val="24"/>
+          <w:szCs w:val="24"/>
+        </w:rPr>
+        <w:t>, Vienna, Austria.</w:t>
+      </w:r>
+    </w:p>
+    <w:bookmarkEnd w:id="9"/>
+    <w:p>
+      <w:pPr>
+        <w:spacing w:line="22" w:lineRule="atLeast"/>
+        <w:ind w:left="284" w:hanging="284"/>
+        <w:jc w:val="both"/>
+        <w:rPr>
+          <w:rFonts w:ascii="Times New Roman" w:hAnsi="Times New Roman" w:cs="Times New Roman"/>
+          <w:sz w:val="24"/>
+          <w:szCs w:val="24"/>
+        </w:rPr>
+      </w:pPr>
+      <w:proofErr w:type="spellStart"/>
+      <w:r>
+        <w:rPr>
+          <w:rFonts w:ascii="Times New Roman" w:hAnsi="Times New Roman" w:cs="Times New Roman"/>
+          <w:sz w:val="24"/>
+          <w:szCs w:val="24"/>
+        </w:rPr>
+        <w:t>Rabelo</w:t>
+      </w:r>
+      <w:proofErr w:type="spellEnd"/>
+      <w:r>
+        <w:rPr>
+          <w:rFonts w:ascii="Times New Roman" w:hAnsi="Times New Roman" w:cs="Times New Roman"/>
+          <w:sz w:val="24"/>
+          <w:szCs w:val="24"/>
+        </w:rPr>
+        <w:t xml:space="preserve">, M.A., </w:t>
+      </w:r>
+      <w:proofErr w:type="spellStart"/>
+      <w:r>
+        <w:rPr>
+          <w:rFonts w:ascii="Times New Roman" w:hAnsi="Times New Roman" w:cs="Times New Roman"/>
+          <w:sz w:val="24"/>
+          <w:szCs w:val="24"/>
+        </w:rPr>
+        <w:t>Angotti</w:t>
+      </w:r>
+      <w:proofErr w:type="spellEnd"/>
+      <w:r>
+        <w:rPr>
+          <w:rFonts w:ascii="Times New Roman" w:hAnsi="Times New Roman" w:cs="Times New Roman"/>
+          <w:sz w:val="24"/>
+          <w:szCs w:val="24"/>
+        </w:rPr>
+        <w:t xml:space="preserve">, M.A., da Silva, G.S., da Cruz Reis, A., &amp; </w:t>
+      </w:r>
+      <w:proofErr w:type="spellStart"/>
+      <w:r>
+        <w:rPr>
+          <w:rFonts w:ascii="Times New Roman" w:hAnsi="Times New Roman" w:cs="Times New Roman"/>
+          <w:sz w:val="24"/>
+          <w:szCs w:val="24"/>
+        </w:rPr>
+        <w:t>Ribas</w:t>
+      </w:r>
+      <w:proofErr w:type="spellEnd"/>
+      <w:r>
+        <w:rPr>
+          <w:rFonts w:ascii="Times New Roman" w:hAnsi="Times New Roman" w:cs="Times New Roman"/>
+          <w:sz w:val="24"/>
+          <w:szCs w:val="24"/>
+        </w:rPr>
+        <w:t xml:space="preserve">, C.R. (2021). Removal of diaspores by ants: What factors to evaluate? </w:t>
+      </w:r>
+      <w:r>
+        <w:rPr>
+          <w:rFonts w:ascii="Times New Roman" w:hAnsi="Times New Roman" w:cs="Times New Roman"/>
+          <w:i/>
+          <w:iCs/>
+          <w:sz w:val="24"/>
+          <w:szCs w:val="24"/>
+        </w:rPr>
+        <w:t xml:space="preserve">Acta </w:t>
+      </w:r>
+      <w:proofErr w:type="spellStart"/>
+      <w:r>
+        <w:rPr>
+          <w:rFonts w:ascii="Times New Roman" w:hAnsi="Times New Roman" w:cs="Times New Roman"/>
+          <w:i/>
+          <w:iCs/>
+          <w:sz w:val="24"/>
+          <w:szCs w:val="24"/>
+        </w:rPr>
+        <w:t>Oecologica</w:t>
+      </w:r>
+      <w:proofErr w:type="spellEnd"/>
+      <w:r>
+        <w:rPr>
+          <w:rFonts w:ascii="Times New Roman" w:hAnsi="Times New Roman" w:cs="Times New Roman"/>
+          <w:sz w:val="24"/>
+          <w:szCs w:val="24"/>
+        </w:rPr>
+        <w:t>, 111, 103736.</w:t>
+      </w:r>
+    </w:p>
+    <w:p>
+      <w:pPr>
+        <w:spacing w:line="22" w:lineRule="atLeast"/>
+        <w:ind w:left="284" w:hanging="284"/>
+        <w:jc w:val="both"/>
+        <w:rPr>
+          <w:rFonts w:ascii="Times New Roman" w:hAnsi="Times New Roman" w:cs="Times New Roman"/>
+          <w:sz w:val="24"/>
+          <w:szCs w:val="24"/>
+        </w:rPr>
+      </w:pPr>
+      <w:proofErr w:type="spellStart"/>
+      <w:r>
+        <w:rPr>
+          <w:rFonts w:ascii="Times New Roman" w:hAnsi="Times New Roman" w:cs="Times New Roman"/>
+          <w:sz w:val="24"/>
+          <w:szCs w:val="24"/>
+        </w:rPr>
+        <w:t>Raupach</w:t>
+      </w:r>
+      <w:proofErr w:type="spellEnd"/>
+      <w:r>
+        <w:rPr>
+          <w:rFonts w:ascii="Times New Roman" w:hAnsi="Times New Roman" w:cs="Times New Roman"/>
+          <w:sz w:val="24"/>
+          <w:szCs w:val="24"/>
+        </w:rPr>
+        <w:t xml:space="preserve">, M.R. (1994). Simplified expressions for vegetation roughness length and zero-plane displacement as functions of canopy height and area index. </w:t>
+      </w:r>
+      <w:r>
+        <w:rPr>
+          <w:rFonts w:ascii="Times New Roman" w:hAnsi="Times New Roman" w:cs="Times New Roman"/>
+          <w:i/>
+          <w:iCs/>
+          <w:sz w:val="24"/>
+          <w:szCs w:val="24"/>
+        </w:rPr>
+        <w:t>Boundary-layer meteorology</w:t>
+      </w:r>
+      <w:r>
+        <w:rPr>
+          <w:rFonts w:ascii="Times New Roman" w:hAnsi="Times New Roman" w:cs="Times New Roman"/>
+          <w:sz w:val="24"/>
+          <w:szCs w:val="24"/>
+        </w:rPr>
+        <w:t>, 71(1), 211-216.</w:t>
+      </w:r>
+    </w:p>
+    <w:p>
+      <w:pPr>
+        <w:spacing w:line="22" w:lineRule="atLeast"/>
+        <w:ind w:left="284" w:hanging="284"/>
+        <w:jc w:val="both"/>
+        <w:rPr>
+          <w:rFonts w:ascii="Times New Roman" w:hAnsi="Times New Roman" w:cs="Times New Roman"/>
+          <w:sz w:val="24"/>
+          <w:szCs w:val="24"/>
+        </w:rPr>
+      </w:pPr>
+      <w:r>
+        <w:rPr>
+          <w:rFonts w:ascii="Times New Roman" w:hAnsi="Times New Roman" w:cs="Times New Roman"/>
+          <w:sz w:val="24"/>
+          <w:szCs w:val="24"/>
+        </w:rPr>
+        <w:t xml:space="preserve">Rogers, H.S., Beckman, N.G., </w:t>
+      </w:r>
+      <w:proofErr w:type="spellStart"/>
+      <w:r>
+        <w:rPr>
+          <w:rFonts w:ascii="Times New Roman" w:hAnsi="Times New Roman" w:cs="Times New Roman"/>
+          <w:sz w:val="24"/>
+          <w:szCs w:val="24"/>
+        </w:rPr>
+        <w:t>Hartig</w:t>
+      </w:r>
+      <w:proofErr w:type="spellEnd"/>
+      <w:r>
+        <w:rPr>
+          <w:rFonts w:ascii="Times New Roman" w:hAnsi="Times New Roman" w:cs="Times New Roman"/>
+          <w:sz w:val="24"/>
+          <w:szCs w:val="24"/>
+        </w:rPr>
+        <w:t xml:space="preserve">, F., Johnson, J.S., </w:t>
+      </w:r>
+      <w:proofErr w:type="spellStart"/>
+      <w:r>
+        <w:rPr>
+          <w:rFonts w:ascii="Times New Roman" w:hAnsi="Times New Roman" w:cs="Times New Roman"/>
+          <w:sz w:val="24"/>
+          <w:szCs w:val="24"/>
+        </w:rPr>
+        <w:t>Pufal</w:t>
+      </w:r>
+      <w:proofErr w:type="spellEnd"/>
+      <w:r>
+        <w:rPr>
+          <w:rFonts w:ascii="Times New Roman" w:hAnsi="Times New Roman" w:cs="Times New Roman"/>
+          <w:sz w:val="24"/>
+          <w:szCs w:val="24"/>
+        </w:rPr>
+        <w:t xml:space="preserve">, G., Shea, K., </w:t>
+      </w:r>
+      <w:proofErr w:type="spellStart"/>
+      <w:r>
+        <w:rPr>
+          <w:rFonts w:ascii="Times New Roman" w:hAnsi="Times New Roman" w:cs="Times New Roman"/>
+          <w:sz w:val="24"/>
+          <w:szCs w:val="24"/>
+        </w:rPr>
+        <w:t>Zurell</w:t>
+      </w:r>
+      <w:proofErr w:type="spellEnd"/>
+      <w:r>
+        <w:rPr>
+          <w:rFonts w:ascii="Times New Roman" w:hAnsi="Times New Roman" w:cs="Times New Roman"/>
+          <w:sz w:val="24"/>
+          <w:szCs w:val="24"/>
+        </w:rPr>
+        <w:t xml:space="preserve">, D., Bullock, J.M., Cantrell, R.S., Loiselle, B., </w:t>
+      </w:r>
+      <w:proofErr w:type="spellStart"/>
+      <w:r>
+        <w:rPr>
+          <w:rFonts w:ascii="Times New Roman" w:hAnsi="Times New Roman" w:cs="Times New Roman"/>
+          <w:sz w:val="24"/>
+          <w:szCs w:val="24"/>
+        </w:rPr>
+        <w:t>Pejchar</w:t>
+      </w:r>
+      <w:proofErr w:type="spellEnd"/>
+      <w:r>
+        <w:rPr>
+          <w:rFonts w:ascii="Times New Roman" w:hAnsi="Times New Roman" w:cs="Times New Roman"/>
+          <w:sz w:val="24"/>
+          <w:szCs w:val="24"/>
+        </w:rPr>
+        <w:t xml:space="preserve">, L., </w:t>
+      </w:r>
+      <w:proofErr w:type="spellStart"/>
+      <w:r>
+        <w:rPr>
+          <w:rFonts w:ascii="Times New Roman" w:hAnsi="Times New Roman" w:cs="Times New Roman"/>
+          <w:sz w:val="24"/>
+          <w:szCs w:val="24"/>
+        </w:rPr>
+        <w:t>Razafindratsima</w:t>
+      </w:r>
+      <w:proofErr w:type="spellEnd"/>
+      <w:r>
+        <w:rPr>
+          <w:rFonts w:ascii="Times New Roman" w:hAnsi="Times New Roman" w:cs="Times New Roman"/>
+          <w:sz w:val="24"/>
+          <w:szCs w:val="24"/>
+        </w:rPr>
+        <w:t>, O.H., Sandor, M.E., Schupp, E.W., Strickland, W.C.,</w:t>
+      </w:r>
+      <w:r>
+        <w:rPr>
+          <w:rFonts w:ascii="Times New Roman" w:hAnsi="Times New Roman" w:cs="Times New Roman"/>
+          <w:sz w:val="24"/>
+          <w:szCs w:val="24"/>
+        </w:rPr>
+        <w:t xml:space="preserve"> &amp; Zambrano, J. (2019). The total dispersal kernel: a review and future directions. </w:t>
+      </w:r>
+      <w:proofErr w:type="spellStart"/>
+      <w:r>
+        <w:rPr>
+          <w:rFonts w:ascii="Times New Roman" w:hAnsi="Times New Roman" w:cs="Times New Roman"/>
+          <w:i/>
+          <w:iCs/>
+          <w:sz w:val="24"/>
+          <w:szCs w:val="24"/>
+        </w:rPr>
+        <w:t>AoB</w:t>
+      </w:r>
+      <w:proofErr w:type="spellEnd"/>
+      <w:r>
+        <w:rPr>
+          <w:rFonts w:ascii="Times New Roman" w:hAnsi="Times New Roman" w:cs="Times New Roman"/>
+          <w:i/>
+          <w:iCs/>
+          <w:sz w:val="24"/>
+          <w:szCs w:val="24"/>
+        </w:rPr>
+        <w:t xml:space="preserve"> Plants</w:t>
+      </w:r>
+      <w:r>
+        <w:rPr>
+          <w:rFonts w:ascii="Times New Roman" w:hAnsi="Times New Roman" w:cs="Times New Roman"/>
+          <w:sz w:val="24"/>
+          <w:szCs w:val="24"/>
+        </w:rPr>
+        <w:t>, 11(5), plz042.</w:t>
+      </w:r>
+    </w:p>
+    <w:p>
+      <w:pPr>
+        <w:spacing w:line="22" w:lineRule="atLeast"/>
+        <w:ind w:left="284" w:hanging="284"/>
+        <w:jc w:val="both"/>
+        <w:rPr>
+          <w:rFonts w:ascii="Times New Roman" w:hAnsi="Times New Roman" w:cs="Times New Roman"/>
+          <w:sz w:val="24"/>
+          <w:szCs w:val="24"/>
+        </w:rPr>
+      </w:pPr>
+      <w:r>
+        <w:rPr>
+          <w:rFonts w:ascii="Times New Roman" w:hAnsi="Times New Roman" w:cs="Times New Roman"/>
+          <w:sz w:val="24"/>
+          <w:szCs w:val="24"/>
+        </w:rPr>
+        <w:t xml:space="preserve">Sales, L.P., Kissling, W.D., </w:t>
+      </w:r>
+      <w:proofErr w:type="spellStart"/>
+      <w:r>
+        <w:rPr>
+          <w:rFonts w:ascii="Times New Roman" w:hAnsi="Times New Roman" w:cs="Times New Roman"/>
+          <w:sz w:val="24"/>
+          <w:szCs w:val="24"/>
+        </w:rPr>
+        <w:t>Galetti</w:t>
+      </w:r>
+      <w:proofErr w:type="spellEnd"/>
+      <w:r>
+        <w:rPr>
+          <w:rFonts w:ascii="Times New Roman" w:hAnsi="Times New Roman" w:cs="Times New Roman"/>
+          <w:sz w:val="24"/>
+          <w:szCs w:val="24"/>
+        </w:rPr>
+        <w:t xml:space="preserve">, M., </w:t>
+      </w:r>
+      <w:proofErr w:type="spellStart"/>
+      <w:r>
+        <w:rPr>
+          <w:rFonts w:ascii="Times New Roman" w:hAnsi="Times New Roman" w:cs="Times New Roman"/>
+          <w:sz w:val="24"/>
+          <w:szCs w:val="24"/>
+        </w:rPr>
+        <w:t>Naimi</w:t>
+      </w:r>
+      <w:proofErr w:type="spellEnd"/>
+      <w:r>
+        <w:rPr>
+          <w:rFonts w:ascii="Times New Roman" w:hAnsi="Times New Roman" w:cs="Times New Roman"/>
+          <w:sz w:val="24"/>
+          <w:szCs w:val="24"/>
+        </w:rPr>
+        <w:t>, B., &amp; Pires, M.</w:t>
+      </w:r>
+      <w:r>
+        <w:rPr>
+          <w:rFonts w:ascii="Times New Roman" w:hAnsi="Times New Roman" w:cs="Times New Roman"/>
+          <w:sz w:val="24"/>
+          <w:szCs w:val="24"/>
+        </w:rPr>
+        <w:t>M.</w:t>
+      </w:r>
+      <w:r>
+        <w:rPr>
+          <w:rFonts w:ascii="Times New Roman" w:hAnsi="Times New Roman" w:cs="Times New Roman"/>
+          <w:sz w:val="24"/>
+          <w:szCs w:val="24"/>
+        </w:rPr>
+        <w:t xml:space="preserve"> (2021). Climate change reshapes the eco‐evolutionary dynamics of a Neotropical seed dispersal system. </w:t>
+      </w:r>
+      <w:r>
+        <w:rPr>
+          <w:rFonts w:ascii="Times New Roman" w:hAnsi="Times New Roman" w:cs="Times New Roman"/>
+          <w:i/>
+          <w:iCs/>
+          <w:sz w:val="24"/>
+          <w:szCs w:val="24"/>
+        </w:rPr>
+        <w:t>Global Ecology and Biogeography</w:t>
+      </w:r>
+      <w:r>
+        <w:rPr>
+          <w:rFonts w:ascii="Times New Roman" w:hAnsi="Times New Roman" w:cs="Times New Roman"/>
+          <w:sz w:val="24"/>
+          <w:szCs w:val="24"/>
+        </w:rPr>
+        <w:t>, 30(5), 1129-1138.</w:t>
+      </w:r>
+    </w:p>
+    <w:p>
+      <w:pPr>
+        <w:spacing w:line="22" w:lineRule="atLeast"/>
+        <w:ind w:left="284" w:hanging="284"/>
+        <w:jc w:val="both"/>
+        <w:rPr>
+          <w:rFonts w:ascii="Times New Roman" w:hAnsi="Times New Roman" w:cs="Times New Roman"/>
+          <w:sz w:val="24"/>
+          <w:szCs w:val="24"/>
+        </w:rPr>
+      </w:pPr>
+      <w:proofErr w:type="spellStart"/>
+      <w:r>
+        <w:rPr>
+          <w:rFonts w:ascii="Times New Roman" w:hAnsi="Times New Roman" w:cs="Times New Roman"/>
+          <w:sz w:val="24"/>
+          <w:szCs w:val="24"/>
+        </w:rPr>
+        <w:t>Schurr</w:t>
+      </w:r>
+      <w:proofErr w:type="spellEnd"/>
+      <w:r>
+        <w:rPr>
+          <w:rFonts w:ascii="Times New Roman" w:hAnsi="Times New Roman" w:cs="Times New Roman"/>
+          <w:sz w:val="24"/>
+          <w:szCs w:val="24"/>
+        </w:rPr>
+        <w:t xml:space="preserve">, F.M., Bond, W.J., Midgley, G.F., &amp; Higgins, S.I. (2005). A mechanistic model for secondary seed dispersal by wind and its experimental validation. </w:t>
+      </w:r>
+      <w:r>
+        <w:rPr>
+          <w:rFonts w:ascii="Times New Roman" w:hAnsi="Times New Roman" w:cs="Times New Roman"/>
+          <w:i/>
+          <w:iCs/>
+          <w:sz w:val="24"/>
+          <w:szCs w:val="24"/>
+        </w:rPr>
+        <w:t>Journal of Ecology</w:t>
+      </w:r>
+      <w:r>
+        <w:rPr>
+          <w:rFonts w:ascii="Times New Roman" w:hAnsi="Times New Roman" w:cs="Times New Roman"/>
+          <w:sz w:val="24"/>
+          <w:szCs w:val="24"/>
+        </w:rPr>
+        <w:t>, 93(5), 1017-1028.</w:t>
+      </w:r>
+    </w:p>
+    <w:p>
+      <w:pPr>
+        <w:spacing w:line="22" w:lineRule="atLeast"/>
+        <w:ind w:left="284" w:hanging="284"/>
+        <w:jc w:val="both"/>
+        <w:rPr>
+          <w:rFonts w:ascii="Times New Roman" w:hAnsi="Times New Roman" w:cs="Times New Roman"/>
+          <w:sz w:val="24"/>
+          <w:szCs w:val="24"/>
+        </w:rPr>
+      </w:pPr>
+      <w:proofErr w:type="spellStart"/>
+      <w:r>
+        <w:rPr>
+          <w:rFonts w:ascii="Times New Roman" w:hAnsi="Times New Roman" w:cs="Times New Roman"/>
+          <w:sz w:val="24"/>
+          <w:szCs w:val="24"/>
+        </w:rPr>
+        <w:t>Skarpaas</w:t>
+      </w:r>
+      <w:proofErr w:type="spellEnd"/>
+      <w:r>
+        <w:rPr>
+          <w:rFonts w:ascii="Times New Roman" w:hAnsi="Times New Roman" w:cs="Times New Roman"/>
+          <w:sz w:val="24"/>
+          <w:szCs w:val="24"/>
+        </w:rPr>
+        <w:t xml:space="preserve">, O. &amp; Shea, K. (2007). Dispersal patterns, dispersal mechanisms, and invasion wave speeds for invasive thistles. </w:t>
+      </w:r>
+      <w:r>
+        <w:rPr>
+          <w:rFonts w:ascii="Times New Roman" w:hAnsi="Times New Roman" w:cs="Times New Roman"/>
+          <w:i/>
+          <w:iCs/>
+          <w:sz w:val="24"/>
+          <w:szCs w:val="24"/>
+        </w:rPr>
+        <w:t>The American Naturalist</w:t>
+      </w:r>
+      <w:r>
+        <w:rPr>
+          <w:rFonts w:ascii="Times New Roman" w:hAnsi="Times New Roman" w:cs="Times New Roman"/>
+          <w:sz w:val="24"/>
+          <w:szCs w:val="24"/>
+        </w:rPr>
+        <w:t>, 170(3), 421-430.</w:t>
+      </w:r>
+    </w:p>
+    <w:p>
+      <w:pPr>
+        <w:spacing w:line="22" w:lineRule="atLeast"/>
+        <w:ind w:left="284" w:hanging="284"/>
+        <w:jc w:val="both"/>
+        <w:rPr>
+          <w:rFonts w:ascii="Times New Roman" w:hAnsi="Times New Roman" w:cs="Times New Roman"/>
+          <w:sz w:val="24"/>
+          <w:szCs w:val="24"/>
+        </w:rPr>
+      </w:pPr>
+      <w:proofErr w:type="spellStart"/>
+      <w:r>
+        <w:rPr>
+          <w:rFonts w:ascii="Times New Roman" w:hAnsi="Times New Roman" w:cs="Times New Roman"/>
+          <w:sz w:val="24"/>
+          <w:szCs w:val="24"/>
+        </w:rPr>
+        <w:t>Skarpaas</w:t>
+      </w:r>
+      <w:proofErr w:type="spellEnd"/>
+      <w:r>
+        <w:rPr>
+          <w:rFonts w:ascii="Times New Roman" w:hAnsi="Times New Roman" w:cs="Times New Roman"/>
+          <w:sz w:val="24"/>
+          <w:szCs w:val="24"/>
+        </w:rPr>
+        <w:t xml:space="preserve">, O., Silverman, E.J., </w:t>
+      </w:r>
+      <w:proofErr w:type="spellStart"/>
+      <w:r>
+        <w:rPr>
+          <w:rFonts w:ascii="Times New Roman" w:hAnsi="Times New Roman" w:cs="Times New Roman"/>
+          <w:sz w:val="24"/>
+          <w:szCs w:val="24"/>
+        </w:rPr>
+        <w:t>Jongejans</w:t>
+      </w:r>
+      <w:proofErr w:type="spellEnd"/>
+      <w:r>
+        <w:rPr>
+          <w:rFonts w:ascii="Times New Roman" w:hAnsi="Times New Roman" w:cs="Times New Roman"/>
+          <w:sz w:val="24"/>
+          <w:szCs w:val="24"/>
+        </w:rPr>
+        <w:t xml:space="preserve">, E., &amp; Shea, K. (2011). Are the best dispersers the best colonizers? Seed mass, </w:t>
+      </w:r>
+      <w:proofErr w:type="gramStart"/>
+      <w:r>
+        <w:rPr>
+          <w:rFonts w:ascii="Times New Roman" w:hAnsi="Times New Roman" w:cs="Times New Roman"/>
+          <w:sz w:val="24"/>
+          <w:szCs w:val="24"/>
+        </w:rPr>
+        <w:t>dispersal</w:t>
+      </w:r>
+      <w:proofErr w:type="gramEnd"/>
+      <w:r>
+        <w:rPr>
+          <w:rFonts w:ascii="Times New Roman" w:hAnsi="Times New Roman" w:cs="Times New Roman"/>
+          <w:sz w:val="24"/>
+          <w:szCs w:val="24"/>
+        </w:rPr>
+        <w:t xml:space="preserve"> and establishment in Carduus thistles. </w:t>
+      </w:r>
+      <w:r>
+        <w:rPr>
+          <w:rFonts w:ascii="Times New Roman" w:hAnsi="Times New Roman" w:cs="Times New Roman"/>
+          <w:i/>
+          <w:iCs/>
+          <w:sz w:val="24"/>
+          <w:szCs w:val="24"/>
+        </w:rPr>
+        <w:t>Evolutionary Ecology</w:t>
+      </w:r>
+      <w:r>
+        <w:rPr>
+          <w:rFonts w:ascii="Times New Roman" w:hAnsi="Times New Roman" w:cs="Times New Roman"/>
+          <w:sz w:val="24"/>
+          <w:szCs w:val="24"/>
+        </w:rPr>
+        <w:t>, 25(1), 155-169.</w:t>
+      </w:r>
+    </w:p>
+    <w:p>
+      <w:pPr>
+        <w:spacing w:line="22" w:lineRule="atLeast"/>
+        <w:ind w:left="284" w:hanging="284"/>
+        <w:jc w:val="both"/>
+        <w:rPr>
+          <w:rFonts w:ascii="Times New Roman" w:hAnsi="Times New Roman" w:cs="Times New Roman"/>
+          <w:sz w:val="24"/>
+          <w:szCs w:val="24"/>
+        </w:rPr>
+      </w:pPr>
+      <w:proofErr w:type="spellStart"/>
+      <w:r>
+        <w:rPr>
+          <w:rFonts w:ascii="Times New Roman" w:hAnsi="Times New Roman" w:cs="Times New Roman"/>
+          <w:sz w:val="24"/>
+          <w:szCs w:val="24"/>
+        </w:rPr>
+        <w:lastRenderedPageBreak/>
+        <w:t>Soons</w:t>
+      </w:r>
+      <w:proofErr w:type="spellEnd"/>
+      <w:r>
+        <w:rPr>
+          <w:rFonts w:ascii="Times New Roman" w:hAnsi="Times New Roman" w:cs="Times New Roman"/>
+          <w:sz w:val="24"/>
+          <w:szCs w:val="24"/>
+        </w:rPr>
+        <w:t xml:space="preserve">, M.B., Heil, G.W., Nathan, R., &amp; </w:t>
+      </w:r>
+      <w:proofErr w:type="spellStart"/>
+      <w:r>
+        <w:rPr>
+          <w:rFonts w:ascii="Times New Roman" w:hAnsi="Times New Roman" w:cs="Times New Roman"/>
+          <w:sz w:val="24"/>
+          <w:szCs w:val="24"/>
+        </w:rPr>
+        <w:t>Katul</w:t>
+      </w:r>
+      <w:proofErr w:type="spellEnd"/>
+      <w:r>
+        <w:rPr>
+          <w:rFonts w:ascii="Times New Roman" w:hAnsi="Times New Roman" w:cs="Times New Roman"/>
+          <w:sz w:val="24"/>
+          <w:szCs w:val="24"/>
+        </w:rPr>
+        <w:t>, G. G. (2004</w:t>
+      </w:r>
+      <w:r>
+        <w:rPr>
+          <w:rFonts w:ascii="Times New Roman" w:hAnsi="Times New Roman" w:cs="Times New Roman"/>
+          <w:sz w:val="24"/>
+          <w:szCs w:val="24"/>
+        </w:rPr>
+        <w:t>a</w:t>
+      </w:r>
+      <w:r>
+        <w:rPr>
+          <w:rFonts w:ascii="Times New Roman" w:hAnsi="Times New Roman" w:cs="Times New Roman"/>
+          <w:sz w:val="24"/>
+          <w:szCs w:val="24"/>
+        </w:rPr>
+        <w:t xml:space="preserve">). Determinants of long‐distance seed dispersal by wind in grasslands. </w:t>
+      </w:r>
+      <w:r>
+        <w:rPr>
+          <w:rFonts w:ascii="Times New Roman" w:hAnsi="Times New Roman" w:cs="Times New Roman"/>
+          <w:i/>
+          <w:iCs/>
+          <w:sz w:val="24"/>
+          <w:szCs w:val="24"/>
+        </w:rPr>
+        <w:t>Ecology</w:t>
+      </w:r>
+      <w:r>
+        <w:rPr>
+          <w:rFonts w:ascii="Times New Roman" w:hAnsi="Times New Roman" w:cs="Times New Roman"/>
+          <w:sz w:val="24"/>
+          <w:szCs w:val="24"/>
+        </w:rPr>
+        <w:t>, 85(11), 3056-3068.</w:t>
+      </w:r>
+    </w:p>
+    <w:p>
+      <w:pPr>
+        <w:spacing w:line="22" w:lineRule="atLeast"/>
+        <w:ind w:left="284" w:hanging="284"/>
+        <w:jc w:val="both"/>
+        <w:rPr>
+          <w:rFonts w:ascii="Times New Roman" w:hAnsi="Times New Roman" w:cs="Times New Roman"/>
+          <w:sz w:val="24"/>
+          <w:szCs w:val="24"/>
+        </w:rPr>
+      </w:pPr>
+      <w:proofErr w:type="spellStart"/>
+      <w:r>
+        <w:rPr>
+          <w:rFonts w:ascii="Times New Roman" w:hAnsi="Times New Roman" w:cs="Times New Roman"/>
+          <w:sz w:val="24"/>
+          <w:szCs w:val="24"/>
+        </w:rPr>
+        <w:t>Soons</w:t>
+      </w:r>
+      <w:proofErr w:type="spellEnd"/>
+      <w:r>
+        <w:rPr>
+          <w:rFonts w:ascii="Times New Roman" w:hAnsi="Times New Roman" w:cs="Times New Roman"/>
+          <w:sz w:val="24"/>
+          <w:szCs w:val="24"/>
+        </w:rPr>
+        <w:t xml:space="preserve">, M.B., Nathan, R., &amp; </w:t>
+      </w:r>
+      <w:proofErr w:type="spellStart"/>
+      <w:r>
+        <w:rPr>
+          <w:rFonts w:ascii="Times New Roman" w:hAnsi="Times New Roman" w:cs="Times New Roman"/>
+          <w:sz w:val="24"/>
+          <w:szCs w:val="24"/>
+        </w:rPr>
+        <w:t>Katul</w:t>
+      </w:r>
+      <w:proofErr w:type="spellEnd"/>
+      <w:r>
+        <w:rPr>
+          <w:rFonts w:ascii="Times New Roman" w:hAnsi="Times New Roman" w:cs="Times New Roman"/>
+          <w:sz w:val="24"/>
+          <w:szCs w:val="24"/>
+        </w:rPr>
+        <w:t>, G.G. (2004</w:t>
+      </w:r>
+      <w:r>
+        <w:rPr>
+          <w:rFonts w:ascii="Times New Roman" w:hAnsi="Times New Roman" w:cs="Times New Roman"/>
+          <w:sz w:val="24"/>
+          <w:szCs w:val="24"/>
+        </w:rPr>
+        <w:t>b</w:t>
+      </w:r>
+      <w:r>
+        <w:rPr>
+          <w:rFonts w:ascii="Times New Roman" w:hAnsi="Times New Roman" w:cs="Times New Roman"/>
+          <w:sz w:val="24"/>
+          <w:szCs w:val="24"/>
+        </w:rPr>
+        <w:t xml:space="preserve">). Human effects on long‐distance wind dispersal and colonization by grassland plants. </w:t>
+      </w:r>
+      <w:r>
+        <w:rPr>
+          <w:rFonts w:ascii="Times New Roman" w:hAnsi="Times New Roman" w:cs="Times New Roman"/>
+          <w:i/>
+          <w:iCs/>
+          <w:sz w:val="24"/>
+          <w:szCs w:val="24"/>
+        </w:rPr>
+        <w:t>Ecology</w:t>
+      </w:r>
+      <w:r>
+        <w:rPr>
+          <w:rFonts w:ascii="Times New Roman" w:hAnsi="Times New Roman" w:cs="Times New Roman"/>
+          <w:sz w:val="24"/>
+          <w:szCs w:val="24"/>
+        </w:rPr>
+        <w:t>, 85(11), 3069-3079.</w:t>
+      </w:r>
+    </w:p>
+    <w:p>
+      <w:pPr>
+        <w:spacing w:line="22" w:lineRule="atLeast"/>
+        <w:ind w:left="284" w:hanging="284"/>
+        <w:jc w:val="both"/>
+        <w:rPr>
+          <w:rFonts w:ascii="Times New Roman" w:hAnsi="Times New Roman" w:cs="Times New Roman"/>
+          <w:sz w:val="24"/>
+          <w:szCs w:val="24"/>
+        </w:rPr>
+      </w:pPr>
+      <w:proofErr w:type="spellStart"/>
+      <w:r>
+        <w:rPr>
+          <w:rFonts w:ascii="Times New Roman" w:hAnsi="Times New Roman" w:cs="Times New Roman"/>
+          <w:sz w:val="24"/>
+          <w:szCs w:val="24"/>
+        </w:rPr>
+        <w:t>Tackenberg</w:t>
+      </w:r>
+      <w:proofErr w:type="spellEnd"/>
+      <w:r>
+        <w:rPr>
+          <w:rFonts w:ascii="Times New Roman" w:hAnsi="Times New Roman" w:cs="Times New Roman"/>
+          <w:sz w:val="24"/>
+          <w:szCs w:val="24"/>
+        </w:rPr>
+        <w:t xml:space="preserve">, O., </w:t>
+      </w:r>
+      <w:proofErr w:type="spellStart"/>
+      <w:r>
+        <w:rPr>
+          <w:rFonts w:ascii="Times New Roman" w:hAnsi="Times New Roman" w:cs="Times New Roman"/>
+          <w:sz w:val="24"/>
+          <w:szCs w:val="24"/>
+        </w:rPr>
+        <w:t>Poschlod</w:t>
+      </w:r>
+      <w:proofErr w:type="spellEnd"/>
+      <w:r>
+        <w:rPr>
+          <w:rFonts w:ascii="Times New Roman" w:hAnsi="Times New Roman" w:cs="Times New Roman"/>
+          <w:sz w:val="24"/>
+          <w:szCs w:val="24"/>
+        </w:rPr>
+        <w:t xml:space="preserve">, P., &amp; </w:t>
+      </w:r>
+      <w:proofErr w:type="spellStart"/>
+      <w:r>
+        <w:rPr>
+          <w:rFonts w:ascii="Times New Roman" w:hAnsi="Times New Roman" w:cs="Times New Roman"/>
+          <w:sz w:val="24"/>
+          <w:szCs w:val="24"/>
+        </w:rPr>
+        <w:t>Kahmen</w:t>
+      </w:r>
+      <w:proofErr w:type="spellEnd"/>
+      <w:r>
+        <w:rPr>
+          <w:rFonts w:ascii="Times New Roman" w:hAnsi="Times New Roman" w:cs="Times New Roman"/>
+          <w:sz w:val="24"/>
+          <w:szCs w:val="24"/>
+        </w:rPr>
+        <w:t>, S. (2003). Dandelion seed dispersal: the horizontal wind speed does not matter for long-distance dispersal</w:t>
+      </w:r>
+      <w:r>
+        <w:rPr>
+          <w:rFonts w:ascii="Times New Roman" w:hAnsi="Times New Roman" w:cs="Times New Roman"/>
+          <w:sz w:val="24"/>
+          <w:szCs w:val="24"/>
+        </w:rPr>
+        <w:t xml:space="preserve"> </w:t>
+      </w:r>
+      <w:r>
+        <w:rPr>
+          <w:rFonts w:ascii="Times New Roman" w:hAnsi="Times New Roman" w:cs="Times New Roman"/>
+          <w:sz w:val="24"/>
+          <w:szCs w:val="24"/>
+        </w:rPr>
+        <w:t>-</w:t>
+      </w:r>
+      <w:r>
+        <w:rPr>
+          <w:rFonts w:ascii="Times New Roman" w:hAnsi="Times New Roman" w:cs="Times New Roman"/>
+          <w:sz w:val="24"/>
+          <w:szCs w:val="24"/>
+        </w:rPr>
+        <w:t xml:space="preserve"> </w:t>
+      </w:r>
+      <w:r>
+        <w:rPr>
+          <w:rFonts w:ascii="Times New Roman" w:hAnsi="Times New Roman" w:cs="Times New Roman"/>
+          <w:sz w:val="24"/>
+          <w:szCs w:val="24"/>
+        </w:rPr>
+        <w:t xml:space="preserve">it is updraft! </w:t>
+      </w:r>
+      <w:r>
+        <w:rPr>
+          <w:rFonts w:ascii="Times New Roman" w:hAnsi="Times New Roman" w:cs="Times New Roman"/>
+          <w:i/>
+          <w:iCs/>
+          <w:sz w:val="24"/>
+          <w:szCs w:val="24"/>
+        </w:rPr>
+        <w:t>Plant biology</w:t>
+      </w:r>
+      <w:r>
+        <w:rPr>
+          <w:rFonts w:ascii="Times New Roman" w:hAnsi="Times New Roman" w:cs="Times New Roman"/>
+          <w:sz w:val="24"/>
+          <w:szCs w:val="24"/>
+        </w:rPr>
+        <w:t>, 5(05), 451-454.</w:t>
+      </w:r>
+    </w:p>
+    <w:p>
+      <w:pPr>
+        <w:spacing w:line="22" w:lineRule="atLeast"/>
+        <w:ind w:left="284" w:hanging="284"/>
+        <w:jc w:val="both"/>
+        <w:rPr>
+          <w:rFonts w:ascii="Times New Roman" w:hAnsi="Times New Roman" w:cs="Times New Roman"/>
+          <w:sz w:val="24"/>
+          <w:szCs w:val="24"/>
+        </w:rPr>
+      </w:pPr>
+      <w:r>
+        <w:rPr>
+          <w:rFonts w:ascii="Times New Roman" w:hAnsi="Times New Roman" w:cs="Times New Roman"/>
+          <w:sz w:val="24"/>
+          <w:szCs w:val="24"/>
+        </w:rPr>
+        <w:t xml:space="preserve">Vander Wall, S.B. (2001). The evolutionary ecology of nut dispersal. </w:t>
+      </w:r>
+      <w:r>
+        <w:rPr>
+          <w:rFonts w:ascii="Times New Roman" w:hAnsi="Times New Roman" w:cs="Times New Roman"/>
+          <w:i/>
+          <w:iCs/>
+          <w:sz w:val="24"/>
+          <w:szCs w:val="24"/>
+        </w:rPr>
+        <w:t>The Botanical Review</w:t>
+      </w:r>
+      <w:r>
+        <w:rPr>
+          <w:rFonts w:ascii="Times New Roman" w:hAnsi="Times New Roman" w:cs="Times New Roman"/>
+          <w:sz w:val="24"/>
+          <w:szCs w:val="24"/>
+        </w:rPr>
+        <w:t>, 67(1), 74-117.</w:t>
+      </w:r>
+    </w:p>
+    <w:p>
+      <w:pPr>
+        <w:spacing w:line="22" w:lineRule="atLeast"/>
+        <w:ind w:left="284" w:hanging="284"/>
+        <w:jc w:val="both"/>
+        <w:rPr>
+          <w:rFonts w:ascii="Times New Roman" w:hAnsi="Times New Roman" w:cs="Times New Roman"/>
+          <w:sz w:val="24"/>
+          <w:szCs w:val="24"/>
+        </w:rPr>
+      </w:pPr>
+      <w:r>
+        <w:rPr>
+          <w:rFonts w:ascii="Times New Roman" w:hAnsi="Times New Roman" w:cs="Times New Roman"/>
+          <w:sz w:val="24"/>
+          <w:szCs w:val="24"/>
+        </w:rPr>
+        <w:t xml:space="preserve">Vander Wall, S.B., &amp; </w:t>
+      </w:r>
+      <w:proofErr w:type="spellStart"/>
+      <w:r>
+        <w:rPr>
+          <w:rFonts w:ascii="Times New Roman" w:hAnsi="Times New Roman" w:cs="Times New Roman"/>
+          <w:sz w:val="24"/>
+          <w:szCs w:val="24"/>
+        </w:rPr>
+        <w:t>Longland</w:t>
+      </w:r>
+      <w:proofErr w:type="spellEnd"/>
+      <w:r>
+        <w:rPr>
+          <w:rFonts w:ascii="Times New Roman" w:hAnsi="Times New Roman" w:cs="Times New Roman"/>
+          <w:sz w:val="24"/>
+          <w:szCs w:val="24"/>
+        </w:rPr>
+        <w:t xml:space="preserve">, W.S. (2004). </w:t>
+      </w:r>
+      <w:proofErr w:type="spellStart"/>
+      <w:r>
+        <w:rPr>
+          <w:rFonts w:ascii="Times New Roman" w:hAnsi="Times New Roman" w:cs="Times New Roman"/>
+          <w:sz w:val="24"/>
+          <w:szCs w:val="24"/>
+        </w:rPr>
+        <w:t>Diplochory</w:t>
+      </w:r>
+      <w:proofErr w:type="spellEnd"/>
+      <w:r>
+        <w:rPr>
+          <w:rFonts w:ascii="Times New Roman" w:hAnsi="Times New Roman" w:cs="Times New Roman"/>
+          <w:sz w:val="24"/>
+          <w:szCs w:val="24"/>
+        </w:rPr>
+        <w:t xml:space="preserve">: are two seed dispersers better than </w:t>
+      </w:r>
+      <w:proofErr w:type="gramStart"/>
+      <w:r>
+        <w:rPr>
+          <w:rFonts w:ascii="Times New Roman" w:hAnsi="Times New Roman" w:cs="Times New Roman"/>
+          <w:sz w:val="24"/>
+          <w:szCs w:val="24"/>
+        </w:rPr>
+        <w:t>one?.</w:t>
+      </w:r>
+      <w:proofErr w:type="gramEnd"/>
+      <w:r>
+        <w:rPr>
+          <w:rFonts w:ascii="Times New Roman" w:hAnsi="Times New Roman" w:cs="Times New Roman"/>
+          <w:sz w:val="24"/>
+          <w:szCs w:val="24"/>
+        </w:rPr>
+        <w:t xml:space="preserve"> </w:t>
+      </w:r>
+      <w:r>
+        <w:rPr>
+          <w:rFonts w:ascii="Times New Roman" w:hAnsi="Times New Roman" w:cs="Times New Roman"/>
+          <w:i/>
+          <w:iCs/>
+          <w:sz w:val="24"/>
+          <w:szCs w:val="24"/>
+        </w:rPr>
+        <w:t>Trends in ecology &amp; evolution</w:t>
+      </w:r>
+      <w:r>
+        <w:rPr>
+          <w:rFonts w:ascii="Times New Roman" w:hAnsi="Times New Roman" w:cs="Times New Roman"/>
+          <w:sz w:val="24"/>
+          <w:szCs w:val="24"/>
+        </w:rPr>
+        <w:t>, 19(3), 155-161.</w:t>
+      </w:r>
+    </w:p>
+    <w:p>
+      <w:pPr>
+        <w:spacing w:line="22" w:lineRule="atLeast"/>
+        <w:ind w:left="284" w:hanging="284"/>
+        <w:jc w:val="both"/>
+        <w:rPr>
+          <w:rFonts w:ascii="Times New Roman" w:hAnsi="Times New Roman" w:cs="Times New Roman"/>
+          <w:sz w:val="24"/>
+          <w:szCs w:val="24"/>
+        </w:rPr>
+      </w:pPr>
+      <w:r>
+        <w:rPr>
+          <w:rFonts w:ascii="Times New Roman" w:hAnsi="Times New Roman" w:cs="Times New Roman"/>
+          <w:sz w:val="24"/>
+          <w:szCs w:val="24"/>
+        </w:rPr>
+        <w:t xml:space="preserve">Vander Wall, S.B., Kuhn, K.M., &amp; Beck, M.J. (2005). Seed removal, seed predation, and secondary dispersal. </w:t>
+      </w:r>
+      <w:r>
+        <w:rPr>
+          <w:rFonts w:ascii="Times New Roman" w:hAnsi="Times New Roman" w:cs="Times New Roman"/>
+          <w:i/>
+          <w:iCs/>
+          <w:sz w:val="24"/>
+          <w:szCs w:val="24"/>
+        </w:rPr>
+        <w:t>Ecology</w:t>
+      </w:r>
+      <w:r>
+        <w:rPr>
+          <w:rFonts w:ascii="Times New Roman" w:hAnsi="Times New Roman" w:cs="Times New Roman"/>
+          <w:sz w:val="24"/>
+          <w:szCs w:val="24"/>
+        </w:rPr>
+        <w:t>, 86(3), 801-806.</w:t>
+      </w:r>
+    </w:p>
+    <w:p>
+      <w:pPr>
+        <w:spacing w:line="22" w:lineRule="atLeast"/>
+        <w:ind w:left="284" w:hanging="284"/>
+        <w:jc w:val="both"/>
+        <w:rPr>
+          <w:rFonts w:ascii="Times New Roman" w:hAnsi="Times New Roman" w:cs="Times New Roman"/>
+          <w:sz w:val="24"/>
+          <w:szCs w:val="24"/>
+        </w:rPr>
+      </w:pPr>
+      <w:proofErr w:type="spellStart"/>
+      <w:r>
+        <w:rPr>
+          <w:rFonts w:ascii="Times New Roman" w:hAnsi="Times New Roman" w:cs="Times New Roman"/>
+          <w:sz w:val="24"/>
+          <w:szCs w:val="24"/>
+        </w:rPr>
+        <w:t>Wais</w:t>
+      </w:r>
+      <w:proofErr w:type="spellEnd"/>
+      <w:r>
+        <w:rPr>
+          <w:rFonts w:ascii="Times New Roman" w:hAnsi="Times New Roman" w:cs="Times New Roman"/>
+          <w:sz w:val="24"/>
+          <w:szCs w:val="24"/>
+        </w:rPr>
+        <w:t xml:space="preserve">, P. (2017). A review of Weibull functions in wind sector. </w:t>
+      </w:r>
+      <w:r>
+        <w:rPr>
+          <w:rFonts w:ascii="Times New Roman" w:hAnsi="Times New Roman" w:cs="Times New Roman"/>
+          <w:i/>
+          <w:iCs/>
+          <w:sz w:val="24"/>
+          <w:szCs w:val="24"/>
+        </w:rPr>
+        <w:t>Renewable and Sustainable Energy Reviews</w:t>
+      </w:r>
+      <w:r>
+        <w:rPr>
+          <w:rFonts w:ascii="Times New Roman" w:hAnsi="Times New Roman" w:cs="Times New Roman"/>
+          <w:sz w:val="24"/>
+          <w:szCs w:val="24"/>
+        </w:rPr>
+        <w:t>, 70, 1099-1107.</w:t>
+      </w:r>
+    </w:p>
+    <w:p>
+      <w:pPr>
+        <w:spacing w:line="22" w:lineRule="atLeast"/>
+        <w:ind w:left="284" w:hanging="284"/>
+        <w:jc w:val="both"/>
+        <w:rPr>
+          <w:rFonts w:ascii="Times New Roman" w:hAnsi="Times New Roman" w:cs="Times New Roman"/>
+          <w:sz w:val="24"/>
+          <w:szCs w:val="24"/>
+        </w:rPr>
+      </w:pPr>
+      <w:proofErr w:type="spellStart"/>
+      <w:r>
+        <w:rPr>
+          <w:rFonts w:ascii="Times New Roman" w:hAnsi="Times New Roman" w:cs="Times New Roman"/>
+          <w:sz w:val="24"/>
+          <w:szCs w:val="24"/>
+        </w:rPr>
+        <w:t>Wiernga</w:t>
+      </w:r>
+      <w:proofErr w:type="spellEnd"/>
+      <w:r>
+        <w:rPr>
+          <w:rFonts w:ascii="Times New Roman" w:hAnsi="Times New Roman" w:cs="Times New Roman"/>
+          <w:sz w:val="24"/>
+          <w:szCs w:val="24"/>
+        </w:rPr>
+        <w:t xml:space="preserve">, J. (1993). Representative roughness parameters for homogeneous terrain. </w:t>
+      </w:r>
+      <w:r>
+        <w:rPr>
+          <w:rFonts w:ascii="Times New Roman" w:hAnsi="Times New Roman" w:cs="Times New Roman"/>
+          <w:i/>
+          <w:iCs/>
+          <w:sz w:val="24"/>
+          <w:szCs w:val="24"/>
+        </w:rPr>
+        <w:t>Boundary-Layer Meteorology</w:t>
+      </w:r>
+      <w:r>
+        <w:rPr>
+          <w:rFonts w:ascii="Times New Roman" w:hAnsi="Times New Roman" w:cs="Times New Roman"/>
+          <w:sz w:val="24"/>
+          <w:szCs w:val="24"/>
+        </w:rPr>
+        <w:t>, 63(4), 323-363.</w:t>
+      </w:r>
+    </w:p>
+    <w:p>
+      <w:pPr>
+        <w:spacing w:line="22" w:lineRule="atLeast"/>
+        <w:ind w:left="284" w:hanging="284"/>
+        <w:jc w:val="both"/>
+        <w:rPr>
+          <w:rFonts w:ascii="Times New Roman" w:hAnsi="Times New Roman" w:cs="Times New Roman"/>
+          <w:sz w:val="24"/>
+          <w:szCs w:val="24"/>
+        </w:rPr>
+      </w:pPr>
+      <w:r>
+        <w:rPr>
+          <w:rFonts w:ascii="Times New Roman" w:hAnsi="Times New Roman" w:cs="Times New Roman"/>
+          <w:sz w:val="24"/>
+          <w:szCs w:val="24"/>
+        </w:rPr>
+        <w:t xml:space="preserve">Zhang, R., Post, E., &amp; Shea, K. (2012). Warming leads to divergent responses but similarly improved performance of two invasive thistles. </w:t>
+      </w:r>
+      <w:r>
+        <w:rPr>
+          <w:rFonts w:ascii="Times New Roman" w:hAnsi="Times New Roman" w:cs="Times New Roman"/>
+          <w:i/>
+          <w:iCs/>
+          <w:sz w:val="24"/>
+          <w:szCs w:val="24"/>
+        </w:rPr>
+        <w:t>Population ecology</w:t>
+      </w:r>
+      <w:r>
+        <w:rPr>
+          <w:rFonts w:ascii="Times New Roman" w:hAnsi="Times New Roman" w:cs="Times New Roman"/>
+          <w:sz w:val="24"/>
+          <w:szCs w:val="24"/>
+        </w:rPr>
+        <w:t>, 54(4), 583-589.</w:t>
       </w:r>
     </w:p>
     <w:p>
@@ -13659,2639 +17168,6 @@
           <w:szCs w:val="24"/>
         </w:rPr>
       </w:pPr>
-      <w:r>
-        <w:rPr>
-          <w:rFonts w:ascii="Times New Roman" w:hAnsi="Times New Roman" w:cs="Times New Roman"/>
-          <w:sz w:val="24"/>
-          <w:szCs w:val="24"/>
-        </w:rPr>
-        <w:t xml:space="preserve">Bates, D., </w:t>
-      </w:r>
-      <w:proofErr w:type="spellStart"/>
-      <w:r>
-        <w:rPr>
-          <w:rFonts w:ascii="Times New Roman" w:hAnsi="Times New Roman" w:cs="Times New Roman"/>
-          <w:sz w:val="24"/>
-          <w:szCs w:val="24"/>
-        </w:rPr>
-        <w:t>Maechler</w:t>
-      </w:r>
-      <w:proofErr w:type="spellEnd"/>
-      <w:r>
-        <w:rPr>
-          <w:rFonts w:ascii="Times New Roman" w:hAnsi="Times New Roman" w:cs="Times New Roman"/>
-          <w:sz w:val="24"/>
-          <w:szCs w:val="24"/>
-        </w:rPr>
-        <w:t xml:space="preserve">, M., </w:t>
-      </w:r>
-      <w:proofErr w:type="spellStart"/>
-      <w:r>
-        <w:rPr>
-          <w:rFonts w:ascii="Times New Roman" w:hAnsi="Times New Roman" w:cs="Times New Roman"/>
-          <w:sz w:val="24"/>
-          <w:szCs w:val="24"/>
-        </w:rPr>
-        <w:t>Bolker</w:t>
-      </w:r>
-      <w:proofErr w:type="spellEnd"/>
-      <w:r>
-        <w:rPr>
-          <w:rFonts w:ascii="Times New Roman" w:hAnsi="Times New Roman" w:cs="Times New Roman"/>
-          <w:sz w:val="24"/>
-          <w:szCs w:val="24"/>
-        </w:rPr>
-        <w:t xml:space="preserve">, B., Walker, S., Christensen, R. H. B., </w:t>
-      </w:r>
-      <w:proofErr w:type="spellStart"/>
-      <w:r>
-        <w:rPr>
-          <w:rFonts w:ascii="Times New Roman" w:hAnsi="Times New Roman" w:cs="Times New Roman"/>
-          <w:sz w:val="24"/>
-          <w:szCs w:val="24"/>
-        </w:rPr>
-        <w:t>Singmann</w:t>
-      </w:r>
-      <w:proofErr w:type="spellEnd"/>
-      <w:r>
-        <w:rPr>
-          <w:rFonts w:ascii="Times New Roman" w:hAnsi="Times New Roman" w:cs="Times New Roman"/>
-          <w:sz w:val="24"/>
-          <w:szCs w:val="24"/>
-        </w:rPr>
-        <w:t xml:space="preserve">, H., ... &amp; </w:t>
-      </w:r>
-      <w:proofErr w:type="spellStart"/>
-      <w:r>
-        <w:rPr>
-          <w:rFonts w:ascii="Times New Roman" w:hAnsi="Times New Roman" w:cs="Times New Roman"/>
-          <w:sz w:val="24"/>
-          <w:szCs w:val="24"/>
-        </w:rPr>
-        <w:t>Scheipl</w:t>
-      </w:r>
-      <w:proofErr w:type="spellEnd"/>
-      <w:r>
-        <w:rPr>
-          <w:rFonts w:ascii="Times New Roman" w:hAnsi="Times New Roman" w:cs="Times New Roman"/>
-          <w:sz w:val="24"/>
-          <w:szCs w:val="24"/>
-        </w:rPr>
-        <w:t>, F. (2012). Package ‘lme4’. CRAN. R Foundation for Statistical Computing, Vienna, Austria.</w:t>
-      </w:r>
-    </w:p>
-    <w:p>
-      <w:pPr>
-        <w:spacing w:line="240" w:lineRule="auto"/>
-        <w:ind w:left="284" w:hanging="284"/>
-        <w:jc w:val="both"/>
-        <w:rPr>
-          <w:rFonts w:ascii="Times New Roman" w:hAnsi="Times New Roman" w:cs="Times New Roman"/>
-          <w:sz w:val="24"/>
-          <w:szCs w:val="24"/>
-        </w:rPr>
-      </w:pPr>
-      <w:r>
-        <w:rPr>
-          <w:rFonts w:ascii="Times New Roman" w:hAnsi="Times New Roman" w:cs="Times New Roman"/>
-          <w:sz w:val="24"/>
-          <w:szCs w:val="24"/>
-        </w:rPr>
-        <w:t xml:space="preserve">Berg, R.Y., 1975. </w:t>
-      </w:r>
-      <w:proofErr w:type="spellStart"/>
-      <w:r>
-        <w:rPr>
-          <w:rFonts w:ascii="Times New Roman" w:hAnsi="Times New Roman" w:cs="Times New Roman"/>
-          <w:sz w:val="24"/>
-          <w:szCs w:val="24"/>
-        </w:rPr>
-        <w:t>Myrmecochorous</w:t>
-      </w:r>
-      <w:proofErr w:type="spellEnd"/>
-      <w:r>
-        <w:rPr>
-          <w:rFonts w:ascii="Times New Roman" w:hAnsi="Times New Roman" w:cs="Times New Roman"/>
-          <w:sz w:val="24"/>
-          <w:szCs w:val="24"/>
-        </w:rPr>
-        <w:t xml:space="preserve"> plants in Australia and their dispersal by ants. Australian Journal of Botany, 23(3), pp.475-508.</w:t>
-      </w:r>
-    </w:p>
-    <w:p>
-      <w:pPr>
-        <w:spacing w:line="240" w:lineRule="auto"/>
-        <w:ind w:left="284" w:hanging="284"/>
-        <w:jc w:val="both"/>
-        <w:rPr>
-          <w:rFonts w:ascii="Times New Roman" w:hAnsi="Times New Roman" w:cs="Times New Roman"/>
-          <w:sz w:val="24"/>
-          <w:szCs w:val="24"/>
-        </w:rPr>
-      </w:pPr>
-      <w:r>
-        <w:rPr>
-          <w:rFonts w:ascii="Times New Roman" w:hAnsi="Times New Roman" w:cs="Times New Roman"/>
-          <w:sz w:val="24"/>
-          <w:szCs w:val="24"/>
-        </w:rPr>
-        <w:t xml:space="preserve">Bowden, G.J., Barker, P.R., </w:t>
-      </w:r>
-      <w:proofErr w:type="spellStart"/>
-      <w:r>
-        <w:rPr>
-          <w:rFonts w:ascii="Times New Roman" w:hAnsi="Times New Roman" w:cs="Times New Roman"/>
-          <w:sz w:val="24"/>
-          <w:szCs w:val="24"/>
-        </w:rPr>
-        <w:t>Shestopal</w:t>
-      </w:r>
-      <w:proofErr w:type="spellEnd"/>
-      <w:r>
-        <w:rPr>
-          <w:rFonts w:ascii="Times New Roman" w:hAnsi="Times New Roman" w:cs="Times New Roman"/>
-          <w:sz w:val="24"/>
-          <w:szCs w:val="24"/>
-        </w:rPr>
-        <w:t xml:space="preserve">, V.O. and </w:t>
-      </w:r>
-      <w:proofErr w:type="spellStart"/>
-      <w:r>
-        <w:rPr>
-          <w:rFonts w:ascii="Times New Roman" w:hAnsi="Times New Roman" w:cs="Times New Roman"/>
-          <w:sz w:val="24"/>
-          <w:szCs w:val="24"/>
-        </w:rPr>
-        <w:t>Twidell</w:t>
-      </w:r>
-      <w:proofErr w:type="spellEnd"/>
-      <w:r>
-        <w:rPr>
-          <w:rFonts w:ascii="Times New Roman" w:hAnsi="Times New Roman" w:cs="Times New Roman"/>
-          <w:sz w:val="24"/>
-          <w:szCs w:val="24"/>
-        </w:rPr>
-        <w:t>, J.W., 1983. The Weibull distribution function and wind power statistics. Wind Engineering, pp.85-98.</w:t>
-      </w:r>
-    </w:p>
-    <w:p>
-      <w:pPr>
-        <w:spacing w:line="240" w:lineRule="auto"/>
-        <w:ind w:left="284" w:hanging="284"/>
-        <w:jc w:val="both"/>
-        <w:rPr>
-          <w:rFonts w:ascii="Times New Roman" w:hAnsi="Times New Roman" w:cs="Times New Roman"/>
-          <w:sz w:val="24"/>
-          <w:szCs w:val="24"/>
-        </w:rPr>
-      </w:pPr>
-      <w:r>
-        <w:rPr>
-          <w:rFonts w:ascii="Times New Roman" w:hAnsi="Times New Roman" w:cs="Times New Roman"/>
-          <w:sz w:val="24"/>
-          <w:szCs w:val="24"/>
-        </w:rPr>
-        <w:t xml:space="preserve">Bullock, J. M., White, S. M., Prudhomme, C., Tansey, C., </w:t>
-      </w:r>
-      <w:proofErr w:type="spellStart"/>
-      <w:r>
-        <w:rPr>
-          <w:rFonts w:ascii="Times New Roman" w:hAnsi="Times New Roman" w:cs="Times New Roman"/>
-          <w:sz w:val="24"/>
-          <w:szCs w:val="24"/>
-        </w:rPr>
-        <w:t>Perea</w:t>
-      </w:r>
-      <w:proofErr w:type="spellEnd"/>
-      <w:r>
-        <w:rPr>
-          <w:rFonts w:ascii="Times New Roman" w:hAnsi="Times New Roman" w:cs="Times New Roman"/>
-          <w:sz w:val="24"/>
-          <w:szCs w:val="24"/>
-        </w:rPr>
-        <w:t xml:space="preserve">, R., &amp; </w:t>
-      </w:r>
-      <w:proofErr w:type="spellStart"/>
-      <w:r>
-        <w:rPr>
-          <w:rFonts w:ascii="Times New Roman" w:hAnsi="Times New Roman" w:cs="Times New Roman"/>
-          <w:sz w:val="24"/>
-          <w:szCs w:val="24"/>
-        </w:rPr>
-        <w:t>Hooftman</w:t>
-      </w:r>
-      <w:proofErr w:type="spellEnd"/>
-      <w:r>
-        <w:rPr>
-          <w:rFonts w:ascii="Times New Roman" w:hAnsi="Times New Roman" w:cs="Times New Roman"/>
-          <w:sz w:val="24"/>
-          <w:szCs w:val="24"/>
-        </w:rPr>
-        <w:t>, D. A. (2012). Modelling spread of British wind‐dispersed plants under future wind speeds in a changing climate. Journal of Ecology, 100(1), 104-115.</w:t>
-      </w:r>
-    </w:p>
-    <w:p>
-      <w:pPr>
-        <w:spacing w:line="240" w:lineRule="auto"/>
-        <w:ind w:left="284" w:hanging="284"/>
-        <w:jc w:val="both"/>
-        <w:rPr>
-          <w:rFonts w:ascii="Times New Roman" w:hAnsi="Times New Roman" w:cs="Times New Roman"/>
-          <w:sz w:val="24"/>
-          <w:szCs w:val="24"/>
-        </w:rPr>
-      </w:pPr>
-      <w:proofErr w:type="spellStart"/>
-      <w:r>
-        <w:rPr>
-          <w:rFonts w:ascii="Times New Roman" w:hAnsi="Times New Roman" w:cs="Times New Roman"/>
-          <w:sz w:val="24"/>
-          <w:szCs w:val="24"/>
-        </w:rPr>
-        <w:t>Conradsen</w:t>
-      </w:r>
-      <w:proofErr w:type="spellEnd"/>
-      <w:r>
-        <w:rPr>
-          <w:rFonts w:ascii="Times New Roman" w:hAnsi="Times New Roman" w:cs="Times New Roman"/>
-          <w:sz w:val="24"/>
-          <w:szCs w:val="24"/>
-        </w:rPr>
-        <w:t xml:space="preserve">, K., Nielsen, L.B. and </w:t>
-      </w:r>
-      <w:proofErr w:type="spellStart"/>
-      <w:r>
-        <w:rPr>
-          <w:rFonts w:ascii="Times New Roman" w:hAnsi="Times New Roman" w:cs="Times New Roman"/>
-          <w:sz w:val="24"/>
-          <w:szCs w:val="24"/>
-        </w:rPr>
-        <w:t>Prahm</w:t>
-      </w:r>
-      <w:proofErr w:type="spellEnd"/>
-      <w:r>
-        <w:rPr>
-          <w:rFonts w:ascii="Times New Roman" w:hAnsi="Times New Roman" w:cs="Times New Roman"/>
-          <w:sz w:val="24"/>
-          <w:szCs w:val="24"/>
-        </w:rPr>
-        <w:t>, L.P., 1984. Review of Weibull statistics for estimation of wind speed distributions. Journal of Applied Meteorology and Climatology, 23(8), pp.1173-1183.</w:t>
-      </w:r>
-    </w:p>
-    <w:p>
-      <w:pPr>
-        <w:spacing w:line="240" w:lineRule="auto"/>
-        <w:ind w:left="284" w:hanging="284"/>
-        <w:jc w:val="both"/>
-        <w:rPr>
-          <w:rFonts w:ascii="Times New Roman" w:hAnsi="Times New Roman" w:cs="Times New Roman"/>
-          <w:color w:val="FF0000"/>
-          <w:sz w:val="24"/>
-          <w:szCs w:val="24"/>
-        </w:rPr>
-      </w:pPr>
-      <w:r>
-        <w:rPr>
-          <w:rFonts w:ascii="Times New Roman" w:hAnsi="Times New Roman" w:cs="Times New Roman"/>
-          <w:color w:val="FF0000"/>
-          <w:sz w:val="24"/>
-          <w:szCs w:val="24"/>
-        </w:rPr>
-        <w:t xml:space="preserve">Drees and Shea, </w:t>
-      </w:r>
-      <w:r>
-        <w:rPr>
-          <w:rFonts w:ascii="Times New Roman" w:hAnsi="Times New Roman" w:cs="Times New Roman"/>
-          <w:i/>
-          <w:iCs/>
-          <w:color w:val="FF0000"/>
-          <w:sz w:val="24"/>
-          <w:szCs w:val="24"/>
-        </w:rPr>
-        <w:t>in prep</w:t>
-      </w:r>
-      <w:r>
-        <w:rPr>
-          <w:rFonts w:ascii="Times New Roman" w:hAnsi="Times New Roman" w:cs="Times New Roman"/>
-          <w:color w:val="FF0000"/>
-          <w:sz w:val="24"/>
-          <w:szCs w:val="24"/>
-        </w:rPr>
-        <w:t>.</w:t>
-      </w:r>
-    </w:p>
-    <w:p>
-      <w:pPr>
-        <w:spacing w:line="240" w:lineRule="auto"/>
-        <w:ind w:left="284" w:hanging="284"/>
-        <w:jc w:val="both"/>
-        <w:rPr>
-          <w:rFonts w:ascii="Times New Roman" w:hAnsi="Times New Roman" w:cs="Times New Roman"/>
-          <w:sz w:val="24"/>
-          <w:szCs w:val="24"/>
-        </w:rPr>
-      </w:pPr>
-      <w:r>
-        <w:rPr>
-          <w:rFonts w:ascii="Times New Roman" w:hAnsi="Times New Roman" w:cs="Times New Roman"/>
-          <w:sz w:val="24"/>
-          <w:szCs w:val="24"/>
-        </w:rPr>
-        <w:t xml:space="preserve">Gómez, C. and </w:t>
-      </w:r>
-      <w:proofErr w:type="spellStart"/>
-      <w:r>
-        <w:rPr>
-          <w:rFonts w:ascii="Times New Roman" w:hAnsi="Times New Roman" w:cs="Times New Roman"/>
-          <w:sz w:val="24"/>
-          <w:szCs w:val="24"/>
-        </w:rPr>
-        <w:t>Espadaler</w:t>
-      </w:r>
-      <w:proofErr w:type="spellEnd"/>
-      <w:r>
-        <w:rPr>
-          <w:rFonts w:ascii="Times New Roman" w:hAnsi="Times New Roman" w:cs="Times New Roman"/>
-          <w:sz w:val="24"/>
-          <w:szCs w:val="24"/>
-        </w:rPr>
-        <w:t xml:space="preserve">, X., 1998. Seed dispersal curve of a Mediterranean </w:t>
-      </w:r>
-      <w:proofErr w:type="spellStart"/>
-      <w:r>
-        <w:rPr>
-          <w:rFonts w:ascii="Times New Roman" w:hAnsi="Times New Roman" w:cs="Times New Roman"/>
-          <w:sz w:val="24"/>
-          <w:szCs w:val="24"/>
-        </w:rPr>
-        <w:t>myrmecochore</w:t>
-      </w:r>
-      <w:proofErr w:type="spellEnd"/>
-      <w:r>
-        <w:rPr>
-          <w:rFonts w:ascii="Times New Roman" w:hAnsi="Times New Roman" w:cs="Times New Roman"/>
-          <w:sz w:val="24"/>
-          <w:szCs w:val="24"/>
-        </w:rPr>
-        <w:t>: influence of ant size and the distance to nests. Ecological Research, 13(3), pp.347-354.</w:t>
-      </w:r>
-    </w:p>
-    <w:p>
-      <w:pPr>
-        <w:spacing w:line="240" w:lineRule="auto"/>
-        <w:ind w:left="284" w:hanging="284"/>
-        <w:jc w:val="both"/>
-        <w:rPr>
-          <w:rFonts w:ascii="Times New Roman" w:hAnsi="Times New Roman" w:cs="Times New Roman"/>
-          <w:sz w:val="24"/>
-          <w:szCs w:val="24"/>
-        </w:rPr>
-      </w:pPr>
-      <w:r>
-        <w:rPr>
-          <w:rFonts w:ascii="Times New Roman" w:hAnsi="Times New Roman" w:cs="Times New Roman"/>
-          <w:sz w:val="24"/>
-          <w:szCs w:val="24"/>
-        </w:rPr>
-        <w:t>Handel, S.N. and Beattie, A.J., 1990. Seed dispersal by ants. Scientific American, 263(2), pp.76-83B.</w:t>
-      </w:r>
-    </w:p>
-    <w:p>
-      <w:pPr>
-        <w:spacing w:line="240" w:lineRule="auto"/>
-        <w:ind w:left="284" w:hanging="284"/>
-        <w:jc w:val="both"/>
-        <w:rPr>
-          <w:rFonts w:ascii="Times New Roman" w:hAnsi="Times New Roman" w:cs="Times New Roman"/>
-          <w:sz w:val="24"/>
-          <w:szCs w:val="24"/>
-        </w:rPr>
-      </w:pPr>
-      <w:r>
-        <w:rPr>
-          <w:rFonts w:ascii="Times New Roman" w:hAnsi="Times New Roman" w:cs="Times New Roman"/>
-          <w:sz w:val="24"/>
-          <w:szCs w:val="24"/>
-        </w:rPr>
-        <w:t xml:space="preserve">Herrera, C.M. and </w:t>
-      </w:r>
-      <w:proofErr w:type="spellStart"/>
-      <w:r>
-        <w:rPr>
-          <w:rFonts w:ascii="Times New Roman" w:hAnsi="Times New Roman" w:cs="Times New Roman"/>
-          <w:sz w:val="24"/>
-          <w:szCs w:val="24"/>
-        </w:rPr>
-        <w:t>Jordano</w:t>
-      </w:r>
-      <w:proofErr w:type="spellEnd"/>
-      <w:r>
-        <w:rPr>
-          <w:rFonts w:ascii="Times New Roman" w:hAnsi="Times New Roman" w:cs="Times New Roman"/>
-          <w:sz w:val="24"/>
-          <w:szCs w:val="24"/>
-        </w:rPr>
-        <w:t>, P., 1981. Prunus mahaleb and birds: the high‐efficiency seed dispersal system of a temperate fruiting tree. Ecological monographs, 51(2), pp.203-218.</w:t>
-      </w:r>
-    </w:p>
-    <w:p>
-      <w:pPr>
-        <w:spacing w:line="240" w:lineRule="auto"/>
-        <w:ind w:left="284" w:hanging="284"/>
-        <w:jc w:val="both"/>
-        <w:rPr>
-          <w:rFonts w:ascii="Times New Roman" w:hAnsi="Times New Roman" w:cs="Times New Roman"/>
-          <w:sz w:val="24"/>
-          <w:szCs w:val="24"/>
-        </w:rPr>
-      </w:pPr>
-      <w:r>
-        <w:rPr>
-          <w:rFonts w:ascii="Times New Roman" w:hAnsi="Times New Roman" w:cs="Times New Roman"/>
-          <w:sz w:val="24"/>
-          <w:szCs w:val="24"/>
-        </w:rPr>
-        <w:t xml:space="preserve">Higashi, S., </w:t>
-      </w:r>
-      <w:proofErr w:type="spellStart"/>
-      <w:r>
-        <w:rPr>
-          <w:rFonts w:ascii="Times New Roman" w:hAnsi="Times New Roman" w:cs="Times New Roman"/>
-          <w:sz w:val="24"/>
-          <w:szCs w:val="24"/>
-        </w:rPr>
-        <w:t>Tsuyuzaki</w:t>
-      </w:r>
-      <w:proofErr w:type="spellEnd"/>
-      <w:r>
-        <w:rPr>
-          <w:rFonts w:ascii="Times New Roman" w:hAnsi="Times New Roman" w:cs="Times New Roman"/>
-          <w:sz w:val="24"/>
-          <w:szCs w:val="24"/>
-        </w:rPr>
-        <w:t xml:space="preserve">, S., Ohara, M. and Ito, F., 1989. Adaptive advantages of ant-dispersed seeds in the </w:t>
-      </w:r>
-      <w:proofErr w:type="spellStart"/>
-      <w:r>
-        <w:rPr>
-          <w:rFonts w:ascii="Times New Roman" w:hAnsi="Times New Roman" w:cs="Times New Roman"/>
-          <w:sz w:val="24"/>
-          <w:szCs w:val="24"/>
-        </w:rPr>
-        <w:t>myrmecochorous</w:t>
-      </w:r>
-      <w:proofErr w:type="spellEnd"/>
-      <w:r>
-        <w:rPr>
-          <w:rFonts w:ascii="Times New Roman" w:hAnsi="Times New Roman" w:cs="Times New Roman"/>
-          <w:sz w:val="24"/>
-          <w:szCs w:val="24"/>
-        </w:rPr>
-        <w:t xml:space="preserve"> plant Trillium </w:t>
-      </w:r>
-      <w:proofErr w:type="spellStart"/>
-      <w:r>
-        <w:rPr>
-          <w:rFonts w:ascii="Times New Roman" w:hAnsi="Times New Roman" w:cs="Times New Roman"/>
-          <w:sz w:val="24"/>
-          <w:szCs w:val="24"/>
-        </w:rPr>
-        <w:t>tschonoskii</w:t>
-      </w:r>
-      <w:proofErr w:type="spellEnd"/>
-      <w:r>
-        <w:rPr>
-          <w:rFonts w:ascii="Times New Roman" w:hAnsi="Times New Roman" w:cs="Times New Roman"/>
-          <w:sz w:val="24"/>
-          <w:szCs w:val="24"/>
-        </w:rPr>
-        <w:t xml:space="preserve"> (Liliaceae). Oikos, pp.389-394.</w:t>
-      </w:r>
-    </w:p>
-    <w:p>
-      <w:pPr>
-        <w:spacing w:line="240" w:lineRule="auto"/>
-        <w:ind w:left="284" w:hanging="284"/>
-        <w:jc w:val="both"/>
-        <w:rPr>
-          <w:rFonts w:ascii="Times New Roman" w:hAnsi="Times New Roman" w:cs="Times New Roman"/>
-          <w:sz w:val="24"/>
-          <w:szCs w:val="24"/>
-        </w:rPr>
-      </w:pPr>
-      <w:r>
-        <w:rPr>
-          <w:rFonts w:ascii="Times New Roman" w:hAnsi="Times New Roman" w:cs="Times New Roman"/>
-          <w:sz w:val="24"/>
-          <w:szCs w:val="24"/>
-        </w:rPr>
-        <w:t>Howe, H.F., 1986. Seed dispersal by fruit-eating birds and mammals. Seed dispersal, 123, p.189.</w:t>
-      </w:r>
-    </w:p>
-    <w:p>
-      <w:pPr>
-        <w:spacing w:line="240" w:lineRule="auto"/>
-        <w:ind w:left="284" w:hanging="284"/>
-        <w:jc w:val="both"/>
-        <w:rPr>
-          <w:rFonts w:ascii="Times New Roman" w:hAnsi="Times New Roman" w:cs="Times New Roman"/>
-          <w:sz w:val="24"/>
-          <w:szCs w:val="24"/>
-        </w:rPr>
-      </w:pPr>
-      <w:r>
-        <w:rPr>
-          <w:rFonts w:ascii="Times New Roman" w:hAnsi="Times New Roman" w:cs="Times New Roman"/>
-          <w:sz w:val="24"/>
-          <w:szCs w:val="24"/>
-        </w:rPr>
-        <w:t>Howe, H.F., 1990. Seed dispersal by birds and mammals. Reproductive ecology of tropical forest plants, pp.191-218.</w:t>
-      </w:r>
-    </w:p>
-    <w:p>
-      <w:pPr>
-        <w:spacing w:line="240" w:lineRule="auto"/>
-        <w:ind w:left="284" w:hanging="284"/>
-        <w:jc w:val="both"/>
-        <w:rPr>
-          <w:rFonts w:ascii="Times New Roman" w:hAnsi="Times New Roman" w:cs="Times New Roman"/>
-          <w:sz w:val="24"/>
-          <w:szCs w:val="24"/>
-        </w:rPr>
-      </w:pPr>
-      <w:r>
-        <w:rPr>
-          <w:rFonts w:ascii="Times New Roman" w:hAnsi="Times New Roman" w:cs="Times New Roman"/>
-          <w:sz w:val="24"/>
-          <w:szCs w:val="24"/>
-        </w:rPr>
-        <w:t>Hughes, L. and Westoby, M., 1992. Fate of seeds adapted for dispersal by ants in Australian sclerophyll vegetation. Ecology, 73(4), pp.1285-1299.</w:t>
-      </w:r>
-    </w:p>
-    <w:p>
-      <w:pPr>
-        <w:spacing w:line="240" w:lineRule="auto"/>
-        <w:ind w:left="284" w:hanging="284"/>
-        <w:jc w:val="both"/>
-        <w:rPr>
-          <w:rFonts w:ascii="Times New Roman" w:hAnsi="Times New Roman" w:cs="Times New Roman"/>
-          <w:sz w:val="24"/>
-          <w:szCs w:val="24"/>
-        </w:rPr>
-      </w:pPr>
-      <w:r>
-        <w:rPr>
-          <w:rFonts w:ascii="Times New Roman" w:hAnsi="Times New Roman" w:cs="Times New Roman"/>
-          <w:sz w:val="24"/>
-          <w:szCs w:val="24"/>
-        </w:rPr>
-        <w:lastRenderedPageBreak/>
-        <w:t xml:space="preserve">Jensen, T.S. and Nielsen, O.F., 1986. Rodents as seed dispersers in a heath—oak wood succession. </w:t>
-      </w:r>
-      <w:proofErr w:type="spellStart"/>
-      <w:r>
-        <w:rPr>
-          <w:rFonts w:ascii="Times New Roman" w:hAnsi="Times New Roman" w:cs="Times New Roman"/>
-          <w:sz w:val="24"/>
-          <w:szCs w:val="24"/>
-        </w:rPr>
-        <w:t>Oecologia</w:t>
-      </w:r>
-      <w:proofErr w:type="spellEnd"/>
-      <w:r>
-        <w:rPr>
-          <w:rFonts w:ascii="Times New Roman" w:hAnsi="Times New Roman" w:cs="Times New Roman"/>
-          <w:sz w:val="24"/>
-          <w:szCs w:val="24"/>
-        </w:rPr>
-        <w:t>, 70(2), pp.214-221.</w:t>
-      </w:r>
-    </w:p>
-    <w:p>
-      <w:pPr>
-        <w:spacing w:line="240" w:lineRule="auto"/>
-        <w:ind w:left="284" w:hanging="284"/>
-        <w:jc w:val="both"/>
-        <w:rPr>
-          <w:rFonts w:ascii="Times New Roman" w:hAnsi="Times New Roman" w:cs="Times New Roman"/>
-          <w:sz w:val="24"/>
-          <w:szCs w:val="24"/>
-        </w:rPr>
-      </w:pPr>
-      <w:proofErr w:type="spellStart"/>
-      <w:r>
-        <w:rPr>
-          <w:rFonts w:ascii="Times New Roman" w:hAnsi="Times New Roman" w:cs="Times New Roman"/>
-          <w:sz w:val="24"/>
-          <w:szCs w:val="24"/>
-        </w:rPr>
-        <w:t>Jongejans</w:t>
-      </w:r>
-      <w:proofErr w:type="spellEnd"/>
-      <w:r>
-        <w:rPr>
-          <w:rFonts w:ascii="Times New Roman" w:hAnsi="Times New Roman" w:cs="Times New Roman"/>
-          <w:sz w:val="24"/>
-          <w:szCs w:val="24"/>
-        </w:rPr>
-        <w:t xml:space="preserve">, E. and Schippers, P., 1999. </w:t>
-      </w:r>
-      <w:proofErr w:type="spellStart"/>
-      <w:r>
-        <w:rPr>
-          <w:rFonts w:ascii="Times New Roman" w:hAnsi="Times New Roman" w:cs="Times New Roman"/>
-          <w:sz w:val="24"/>
-          <w:szCs w:val="24"/>
-        </w:rPr>
-        <w:t>Modeling</w:t>
-      </w:r>
-      <w:proofErr w:type="spellEnd"/>
-      <w:r>
-        <w:rPr>
-          <w:rFonts w:ascii="Times New Roman" w:hAnsi="Times New Roman" w:cs="Times New Roman"/>
-          <w:sz w:val="24"/>
-          <w:szCs w:val="24"/>
-        </w:rPr>
-        <w:t xml:space="preserve"> seed dispersal by wind in herbaceous species. Oikos, pp.362-372.</w:t>
-      </w:r>
-    </w:p>
-    <w:p>
-      <w:pPr>
-        <w:spacing w:line="240" w:lineRule="auto"/>
-        <w:ind w:left="284" w:hanging="284"/>
-        <w:jc w:val="both"/>
-        <w:rPr>
-          <w:rFonts w:ascii="Times New Roman" w:hAnsi="Times New Roman" w:cs="Times New Roman"/>
-          <w:sz w:val="24"/>
-          <w:szCs w:val="24"/>
-        </w:rPr>
-      </w:pPr>
-      <w:proofErr w:type="spellStart"/>
-      <w:r>
-        <w:rPr>
-          <w:rFonts w:ascii="Times New Roman" w:hAnsi="Times New Roman" w:cs="Times New Roman"/>
-          <w:sz w:val="24"/>
-          <w:szCs w:val="24"/>
-        </w:rPr>
-        <w:t>Jongejans</w:t>
-      </w:r>
-      <w:proofErr w:type="spellEnd"/>
-      <w:r>
-        <w:rPr>
-          <w:rFonts w:ascii="Times New Roman" w:hAnsi="Times New Roman" w:cs="Times New Roman"/>
-          <w:sz w:val="24"/>
-          <w:szCs w:val="24"/>
-        </w:rPr>
-        <w:t xml:space="preserve">, E., Shea, K., </w:t>
-      </w:r>
-      <w:proofErr w:type="spellStart"/>
-      <w:r>
-        <w:rPr>
-          <w:rFonts w:ascii="Times New Roman" w:hAnsi="Times New Roman" w:cs="Times New Roman"/>
-          <w:sz w:val="24"/>
-          <w:szCs w:val="24"/>
-        </w:rPr>
-        <w:t>Skarpaas</w:t>
-      </w:r>
-      <w:proofErr w:type="spellEnd"/>
-      <w:r>
-        <w:rPr>
-          <w:rFonts w:ascii="Times New Roman" w:hAnsi="Times New Roman" w:cs="Times New Roman"/>
-          <w:sz w:val="24"/>
-          <w:szCs w:val="24"/>
-        </w:rPr>
-        <w:t>, O., Kelly, D., Sheppard, A.W. and Woodburn, T.L., 2008. Dispersal and demography contributions to population spread of Carduus nutans in its native and invaded ranges. Journal of Ecology, 96(4), pp.687-697.</w:t>
-      </w:r>
-    </w:p>
-    <w:p>
-      <w:pPr>
-        <w:spacing w:after="120" w:line="240" w:lineRule="auto"/>
-        <w:ind w:left="284" w:hanging="284"/>
-        <w:jc w:val="both"/>
-        <w:rPr>
-          <w:rFonts w:ascii="Times New Roman" w:hAnsi="Times New Roman" w:cs="Times New Roman"/>
-          <w:color w:val="222222"/>
-          <w:sz w:val="24"/>
-          <w:szCs w:val="24"/>
-          <w:shd w:val="clear" w:color="auto" w:fill="FFFFFF"/>
-        </w:rPr>
-      </w:pPr>
-      <w:proofErr w:type="spellStart"/>
-      <w:r>
-        <w:rPr>
-          <w:rFonts w:ascii="Times New Roman" w:hAnsi="Times New Roman" w:cs="Times New Roman"/>
-          <w:color w:val="222222"/>
-          <w:sz w:val="24"/>
-          <w:szCs w:val="24"/>
-          <w:shd w:val="clear" w:color="auto" w:fill="FFFFFF"/>
-        </w:rPr>
-        <w:t>Jongejans</w:t>
-      </w:r>
-      <w:proofErr w:type="spellEnd"/>
-      <w:r>
-        <w:rPr>
-          <w:rFonts w:ascii="Times New Roman" w:hAnsi="Times New Roman" w:cs="Times New Roman"/>
-          <w:color w:val="222222"/>
-          <w:sz w:val="24"/>
-          <w:szCs w:val="24"/>
-          <w:shd w:val="clear" w:color="auto" w:fill="FFFFFF"/>
-        </w:rPr>
-        <w:t xml:space="preserve">, E., Shea, K., </w:t>
-      </w:r>
-      <w:proofErr w:type="spellStart"/>
-      <w:r>
-        <w:rPr>
-          <w:rFonts w:ascii="Times New Roman" w:hAnsi="Times New Roman" w:cs="Times New Roman"/>
-          <w:color w:val="222222"/>
-          <w:sz w:val="24"/>
-          <w:szCs w:val="24"/>
-          <w:shd w:val="clear" w:color="auto" w:fill="FFFFFF"/>
-        </w:rPr>
-        <w:t>Skarpaas</w:t>
-      </w:r>
-      <w:proofErr w:type="spellEnd"/>
-      <w:r>
-        <w:rPr>
-          <w:rFonts w:ascii="Times New Roman" w:hAnsi="Times New Roman" w:cs="Times New Roman"/>
-          <w:color w:val="222222"/>
-          <w:sz w:val="24"/>
-          <w:szCs w:val="24"/>
-          <w:shd w:val="clear" w:color="auto" w:fill="FFFFFF"/>
-        </w:rPr>
-        <w:t xml:space="preserve">, O., Kelly, D. and </w:t>
-      </w:r>
-      <w:proofErr w:type="spellStart"/>
-      <w:r>
-        <w:rPr>
-          <w:rFonts w:ascii="Times New Roman" w:hAnsi="Times New Roman" w:cs="Times New Roman"/>
-          <w:color w:val="222222"/>
-          <w:sz w:val="24"/>
-          <w:szCs w:val="24"/>
-          <w:shd w:val="clear" w:color="auto" w:fill="FFFFFF"/>
-        </w:rPr>
-        <w:t>Ellner</w:t>
-      </w:r>
-      <w:proofErr w:type="spellEnd"/>
-      <w:r>
-        <w:rPr>
-          <w:rFonts w:ascii="Times New Roman" w:hAnsi="Times New Roman" w:cs="Times New Roman"/>
-          <w:color w:val="222222"/>
-          <w:sz w:val="24"/>
-          <w:szCs w:val="24"/>
-          <w:shd w:val="clear" w:color="auto" w:fill="FFFFFF"/>
-        </w:rPr>
-        <w:t>, S.P., 2011. Importance of individual and environmental variation for invasive species spread: a spatial integral projection model. Ecology, 92(1), pp.86-97.</w:t>
-      </w:r>
-    </w:p>
-    <w:p>
-      <w:pPr>
-        <w:spacing w:after="120" w:line="240" w:lineRule="auto"/>
-        <w:ind w:left="284" w:hanging="284"/>
-        <w:jc w:val="both"/>
-        <w:rPr>
-          <w:rFonts w:ascii="Times New Roman" w:hAnsi="Times New Roman" w:cs="Times New Roman"/>
-          <w:color w:val="222222"/>
-          <w:sz w:val="24"/>
-          <w:szCs w:val="24"/>
-          <w:shd w:val="clear" w:color="auto" w:fill="FFFFFF"/>
-        </w:rPr>
-      </w:pPr>
-      <w:proofErr w:type="spellStart"/>
-      <w:r>
-        <w:rPr>
-          <w:rFonts w:ascii="Times New Roman" w:hAnsi="Times New Roman" w:cs="Times New Roman"/>
-          <w:color w:val="222222"/>
-          <w:sz w:val="24"/>
-          <w:szCs w:val="24"/>
-          <w:shd w:val="clear" w:color="auto" w:fill="FFFFFF"/>
-        </w:rPr>
-        <w:t>Jongejans</w:t>
-      </w:r>
-      <w:proofErr w:type="spellEnd"/>
-      <w:r>
-        <w:rPr>
-          <w:rFonts w:ascii="Times New Roman" w:hAnsi="Times New Roman" w:cs="Times New Roman"/>
-          <w:color w:val="222222"/>
-          <w:sz w:val="24"/>
-          <w:szCs w:val="24"/>
-          <w:shd w:val="clear" w:color="auto" w:fill="FFFFFF"/>
-        </w:rPr>
-        <w:t xml:space="preserve">, E., Silverman, E. J., </w:t>
-      </w:r>
-      <w:proofErr w:type="spellStart"/>
-      <w:r>
-        <w:rPr>
-          <w:rFonts w:ascii="Times New Roman" w:hAnsi="Times New Roman" w:cs="Times New Roman"/>
-          <w:color w:val="222222"/>
-          <w:sz w:val="24"/>
-          <w:szCs w:val="24"/>
-          <w:shd w:val="clear" w:color="auto" w:fill="FFFFFF"/>
-        </w:rPr>
-        <w:t>Skarpaas</w:t>
-      </w:r>
-      <w:proofErr w:type="spellEnd"/>
-      <w:r>
-        <w:rPr>
-          <w:rFonts w:ascii="Times New Roman" w:hAnsi="Times New Roman" w:cs="Times New Roman"/>
-          <w:color w:val="222222"/>
-          <w:sz w:val="24"/>
-          <w:szCs w:val="24"/>
-          <w:shd w:val="clear" w:color="auto" w:fill="FFFFFF"/>
-        </w:rPr>
-        <w:t xml:space="preserve">, O., &amp; Shea, K. 2015. Post-dispersal seed removal of Carduus nutans and C. </w:t>
-      </w:r>
-      <w:proofErr w:type="spellStart"/>
-      <w:r>
-        <w:rPr>
-          <w:rFonts w:ascii="Times New Roman" w:hAnsi="Times New Roman" w:cs="Times New Roman"/>
-          <w:color w:val="222222"/>
-          <w:sz w:val="24"/>
-          <w:szCs w:val="24"/>
-          <w:shd w:val="clear" w:color="auto" w:fill="FFFFFF"/>
-        </w:rPr>
-        <w:t>acanthoides</w:t>
-      </w:r>
-      <w:proofErr w:type="spellEnd"/>
-      <w:r>
-        <w:rPr>
-          <w:rFonts w:ascii="Times New Roman" w:hAnsi="Times New Roman" w:cs="Times New Roman"/>
-          <w:color w:val="222222"/>
-          <w:sz w:val="24"/>
-          <w:szCs w:val="24"/>
-          <w:shd w:val="clear" w:color="auto" w:fill="FFFFFF"/>
-        </w:rPr>
-        <w:t xml:space="preserve"> by insects and small mammals. Ecological research, 30(1), 173-180.</w:t>
-      </w:r>
-    </w:p>
-    <w:p>
-      <w:pPr>
-        <w:spacing w:line="240" w:lineRule="auto"/>
-        <w:ind w:left="284" w:hanging="284"/>
-        <w:jc w:val="both"/>
-        <w:rPr>
-          <w:rFonts w:ascii="Times New Roman" w:hAnsi="Times New Roman" w:cs="Times New Roman"/>
-          <w:sz w:val="24"/>
-          <w:szCs w:val="24"/>
-        </w:rPr>
-      </w:pPr>
-      <w:proofErr w:type="spellStart"/>
-      <w:r>
-        <w:rPr>
-          <w:rFonts w:ascii="Times New Roman" w:hAnsi="Times New Roman" w:cs="Times New Roman"/>
-          <w:sz w:val="24"/>
-          <w:szCs w:val="24"/>
-        </w:rPr>
-        <w:t>Jordano</w:t>
-      </w:r>
-      <w:proofErr w:type="spellEnd"/>
-      <w:r>
-        <w:rPr>
-          <w:rFonts w:ascii="Times New Roman" w:hAnsi="Times New Roman" w:cs="Times New Roman"/>
-          <w:sz w:val="24"/>
-          <w:szCs w:val="24"/>
-        </w:rPr>
-        <w:t>, P., García, C., Godoy, J.A. and García-</w:t>
-      </w:r>
-      <w:proofErr w:type="spellStart"/>
-      <w:r>
-        <w:rPr>
-          <w:rFonts w:ascii="Times New Roman" w:hAnsi="Times New Roman" w:cs="Times New Roman"/>
-          <w:sz w:val="24"/>
-          <w:szCs w:val="24"/>
-        </w:rPr>
-        <w:t>Castaño</w:t>
-      </w:r>
-      <w:proofErr w:type="spellEnd"/>
-      <w:r>
-        <w:rPr>
-          <w:rFonts w:ascii="Times New Roman" w:hAnsi="Times New Roman" w:cs="Times New Roman"/>
-          <w:sz w:val="24"/>
-          <w:szCs w:val="24"/>
-        </w:rPr>
-        <w:t>, J.L., 2007. Differential contribution of frugivores to complex seed dispersal patterns. Proceedings of the National Academy of Sciences, 104(9), pp.3278-3282.</w:t>
-      </w:r>
-    </w:p>
-    <w:p>
-      <w:pPr>
-        <w:spacing w:line="240" w:lineRule="auto"/>
-        <w:ind w:left="284" w:hanging="284"/>
-        <w:jc w:val="both"/>
-        <w:rPr>
-          <w:rFonts w:ascii="Times New Roman" w:hAnsi="Times New Roman" w:cs="Times New Roman"/>
-          <w:sz w:val="24"/>
-          <w:szCs w:val="24"/>
-        </w:rPr>
-      </w:pPr>
-      <w:proofErr w:type="spellStart"/>
-      <w:r>
-        <w:rPr>
-          <w:rFonts w:ascii="Times New Roman" w:hAnsi="Times New Roman" w:cs="Times New Roman"/>
-          <w:sz w:val="24"/>
-          <w:szCs w:val="24"/>
-        </w:rPr>
-        <w:t>Katul</w:t>
-      </w:r>
-      <w:proofErr w:type="spellEnd"/>
-      <w:r>
-        <w:rPr>
-          <w:rFonts w:ascii="Times New Roman" w:hAnsi="Times New Roman" w:cs="Times New Roman"/>
-          <w:sz w:val="24"/>
-          <w:szCs w:val="24"/>
-        </w:rPr>
-        <w:t xml:space="preserve">, G. G., </w:t>
-      </w:r>
-      <w:proofErr w:type="spellStart"/>
-      <w:r>
-        <w:rPr>
-          <w:rFonts w:ascii="Times New Roman" w:hAnsi="Times New Roman" w:cs="Times New Roman"/>
-          <w:sz w:val="24"/>
-          <w:szCs w:val="24"/>
-        </w:rPr>
-        <w:t>Porporato</w:t>
-      </w:r>
-      <w:proofErr w:type="spellEnd"/>
-      <w:r>
-        <w:rPr>
-          <w:rFonts w:ascii="Times New Roman" w:hAnsi="Times New Roman" w:cs="Times New Roman"/>
-          <w:sz w:val="24"/>
-          <w:szCs w:val="24"/>
-        </w:rPr>
-        <w:t xml:space="preserve">, A., Nathan, R., Siqueira, M., </w:t>
-      </w:r>
-      <w:proofErr w:type="spellStart"/>
-      <w:r>
-        <w:rPr>
-          <w:rFonts w:ascii="Times New Roman" w:hAnsi="Times New Roman" w:cs="Times New Roman"/>
-          <w:sz w:val="24"/>
-          <w:szCs w:val="24"/>
-        </w:rPr>
-        <w:t>Soons</w:t>
-      </w:r>
-      <w:proofErr w:type="spellEnd"/>
-      <w:r>
-        <w:rPr>
-          <w:rFonts w:ascii="Times New Roman" w:hAnsi="Times New Roman" w:cs="Times New Roman"/>
-          <w:sz w:val="24"/>
-          <w:szCs w:val="24"/>
-        </w:rPr>
-        <w:t>, M. B., Poggi, D., ... &amp; Levin, S. A. (2005). Mechanistic analytical models for long-distance seed dispersal by wind. The American Naturalist, 166(3), 368-381.</w:t>
-      </w:r>
-    </w:p>
-    <w:p>
-      <w:pPr>
-        <w:spacing w:after="120" w:line="240" w:lineRule="auto"/>
-        <w:ind w:left="284" w:hanging="284"/>
-        <w:jc w:val="both"/>
-        <w:rPr>
-          <w:rFonts w:ascii="Times New Roman" w:hAnsi="Times New Roman" w:cs="Times New Roman"/>
-          <w:color w:val="222222"/>
-          <w:sz w:val="24"/>
-          <w:szCs w:val="24"/>
-          <w:shd w:val="clear" w:color="auto" w:fill="FFFFFF"/>
-        </w:rPr>
-      </w:pPr>
-      <w:r>
-        <w:rPr>
-          <w:rFonts w:ascii="Times New Roman" w:hAnsi="Times New Roman" w:cs="Times New Roman"/>
-          <w:color w:val="222222"/>
-          <w:sz w:val="24"/>
-          <w:szCs w:val="24"/>
-          <w:shd w:val="clear" w:color="auto" w:fill="FFFFFF"/>
-        </w:rPr>
-        <w:t>Keller, J.A. and Shea, K., 2021. Warming and shifting phenology accelerate an invasive plant life cycle. Ecology, 102(1), p.e03219.</w:t>
-      </w:r>
-    </w:p>
-    <w:p>
-      <w:pPr>
-        <w:spacing w:after="120" w:line="240" w:lineRule="auto"/>
-        <w:ind w:left="284" w:hanging="284"/>
-        <w:jc w:val="both"/>
-        <w:rPr>
-          <w:rFonts w:ascii="Times New Roman" w:hAnsi="Times New Roman" w:cs="Times New Roman"/>
-          <w:color w:val="222222"/>
-          <w:sz w:val="24"/>
-          <w:szCs w:val="24"/>
-          <w:shd w:val="clear" w:color="auto" w:fill="FFFFFF"/>
-        </w:rPr>
-      </w:pPr>
-      <w:proofErr w:type="spellStart"/>
-      <w:r>
-        <w:rPr>
-          <w:rFonts w:ascii="Times New Roman" w:hAnsi="Times New Roman" w:cs="Times New Roman"/>
-          <w:color w:val="222222"/>
-          <w:sz w:val="24"/>
-          <w:szCs w:val="24"/>
-          <w:shd w:val="clear" w:color="auto" w:fill="FFFFFF"/>
-        </w:rPr>
-        <w:t>Kempter</w:t>
-      </w:r>
-      <w:proofErr w:type="spellEnd"/>
-      <w:r>
-        <w:rPr>
-          <w:rFonts w:ascii="Times New Roman" w:hAnsi="Times New Roman" w:cs="Times New Roman"/>
-          <w:color w:val="222222"/>
-          <w:sz w:val="24"/>
-          <w:szCs w:val="24"/>
-          <w:shd w:val="clear" w:color="auto" w:fill="FFFFFF"/>
-        </w:rPr>
-        <w:t xml:space="preserve">, I., </w:t>
-      </w:r>
-      <w:proofErr w:type="spellStart"/>
-      <w:r>
-        <w:rPr>
-          <w:rFonts w:ascii="Times New Roman" w:hAnsi="Times New Roman" w:cs="Times New Roman"/>
-          <w:color w:val="222222"/>
-          <w:sz w:val="24"/>
-          <w:szCs w:val="24"/>
-          <w:shd w:val="clear" w:color="auto" w:fill="FFFFFF"/>
-        </w:rPr>
-        <w:t>Nopp</w:t>
-      </w:r>
-      <w:proofErr w:type="spellEnd"/>
-      <w:r>
-        <w:rPr>
-          <w:rFonts w:ascii="Times New Roman" w:hAnsi="Times New Roman" w:cs="Times New Roman"/>
-          <w:color w:val="222222"/>
-          <w:sz w:val="24"/>
-          <w:szCs w:val="24"/>
-          <w:shd w:val="clear" w:color="auto" w:fill="FFFFFF"/>
-        </w:rPr>
-        <w:t xml:space="preserve">-Mayr, U., </w:t>
-      </w:r>
-      <w:proofErr w:type="spellStart"/>
-      <w:r>
-        <w:rPr>
-          <w:rFonts w:ascii="Times New Roman" w:hAnsi="Times New Roman" w:cs="Times New Roman"/>
-          <w:color w:val="222222"/>
-          <w:sz w:val="24"/>
-          <w:szCs w:val="24"/>
-          <w:shd w:val="clear" w:color="auto" w:fill="FFFFFF"/>
-        </w:rPr>
-        <w:t>Hausleithner</w:t>
-      </w:r>
-      <w:proofErr w:type="spellEnd"/>
-      <w:r>
-        <w:rPr>
-          <w:rFonts w:ascii="Times New Roman" w:hAnsi="Times New Roman" w:cs="Times New Roman"/>
-          <w:color w:val="222222"/>
-          <w:sz w:val="24"/>
-          <w:szCs w:val="24"/>
-          <w:shd w:val="clear" w:color="auto" w:fill="FFFFFF"/>
-        </w:rPr>
-        <w:t xml:space="preserve">, C. and </w:t>
-      </w:r>
-      <w:proofErr w:type="spellStart"/>
-      <w:r>
-        <w:rPr>
-          <w:rFonts w:ascii="Times New Roman" w:hAnsi="Times New Roman" w:cs="Times New Roman"/>
-          <w:color w:val="222222"/>
-          <w:sz w:val="24"/>
-          <w:szCs w:val="24"/>
-          <w:shd w:val="clear" w:color="auto" w:fill="FFFFFF"/>
-        </w:rPr>
-        <w:t>Gratzer</w:t>
-      </w:r>
-      <w:proofErr w:type="spellEnd"/>
-      <w:r>
-        <w:rPr>
-          <w:rFonts w:ascii="Times New Roman" w:hAnsi="Times New Roman" w:cs="Times New Roman"/>
-          <w:color w:val="222222"/>
-          <w:sz w:val="24"/>
-          <w:szCs w:val="24"/>
-          <w:shd w:val="clear" w:color="auto" w:fill="FFFFFF"/>
-        </w:rPr>
-        <w:t>, G., 2018. Tricky to track: comparing different tagging methods for tracing beechnut dispersal by small mammals. Ecological research, 33(6), pp.1219-1231.</w:t>
-      </w:r>
-    </w:p>
-    <w:p>
-      <w:pPr>
-        <w:spacing w:after="120" w:line="240" w:lineRule="auto"/>
-        <w:ind w:left="284" w:hanging="284"/>
-        <w:jc w:val="both"/>
-        <w:rPr>
-          <w:rFonts w:ascii="Times New Roman" w:hAnsi="Times New Roman" w:cs="Times New Roman"/>
-          <w:color w:val="222222"/>
-          <w:sz w:val="24"/>
-          <w:szCs w:val="24"/>
-          <w:shd w:val="clear" w:color="auto" w:fill="FFFFFF"/>
-        </w:rPr>
-      </w:pPr>
-      <w:r>
-        <w:rPr>
-          <w:rFonts w:ascii="Times New Roman" w:hAnsi="Times New Roman" w:cs="Times New Roman"/>
-          <w:color w:val="222222"/>
-          <w:sz w:val="24"/>
-          <w:szCs w:val="24"/>
-          <w:shd w:val="clear" w:color="auto" w:fill="FFFFFF"/>
-        </w:rPr>
-        <w:t xml:space="preserve">Kling, M.M. and </w:t>
-      </w:r>
-      <w:proofErr w:type="spellStart"/>
-      <w:r>
-        <w:rPr>
-          <w:rFonts w:ascii="Times New Roman" w:hAnsi="Times New Roman" w:cs="Times New Roman"/>
-          <w:color w:val="222222"/>
-          <w:sz w:val="24"/>
-          <w:szCs w:val="24"/>
-          <w:shd w:val="clear" w:color="auto" w:fill="FFFFFF"/>
-        </w:rPr>
-        <w:t>Ackerly</w:t>
-      </w:r>
-      <w:proofErr w:type="spellEnd"/>
-      <w:r>
-        <w:rPr>
-          <w:rFonts w:ascii="Times New Roman" w:hAnsi="Times New Roman" w:cs="Times New Roman"/>
-          <w:color w:val="222222"/>
-          <w:sz w:val="24"/>
-          <w:szCs w:val="24"/>
-          <w:shd w:val="clear" w:color="auto" w:fill="FFFFFF"/>
-        </w:rPr>
-        <w:t>, D.D., 2020. Global wind patterns and the vulnerability of wind-dispersed species to climate change. Nature Climate Change, 10(9), pp.868-875.</w:t>
-      </w:r>
-    </w:p>
-    <w:p>
-      <w:pPr>
-        <w:spacing w:line="240" w:lineRule="auto"/>
-        <w:ind w:left="284" w:hanging="284"/>
-        <w:jc w:val="both"/>
-        <w:rPr>
-          <w:rFonts w:ascii="Times New Roman" w:hAnsi="Times New Roman" w:cs="Times New Roman"/>
-          <w:sz w:val="24"/>
-          <w:szCs w:val="24"/>
-        </w:rPr>
-      </w:pPr>
-      <w:proofErr w:type="spellStart"/>
-      <w:r>
-        <w:rPr>
-          <w:rFonts w:ascii="Times New Roman" w:hAnsi="Times New Roman" w:cs="Times New Roman"/>
-          <w:sz w:val="24"/>
-          <w:szCs w:val="24"/>
-        </w:rPr>
-        <w:t>Kot</w:t>
-      </w:r>
-      <w:proofErr w:type="spellEnd"/>
-      <w:r>
-        <w:rPr>
-          <w:rFonts w:ascii="Times New Roman" w:hAnsi="Times New Roman" w:cs="Times New Roman"/>
-          <w:sz w:val="24"/>
-          <w:szCs w:val="24"/>
-        </w:rPr>
-        <w:t xml:space="preserve">, M., Lewis, </w:t>
-      </w:r>
-      <w:proofErr w:type="gramStart"/>
-      <w:r>
-        <w:rPr>
-          <w:rFonts w:ascii="Times New Roman" w:hAnsi="Times New Roman" w:cs="Times New Roman"/>
-          <w:sz w:val="24"/>
-          <w:szCs w:val="24"/>
-        </w:rPr>
-        <w:t>M.A.</w:t>
-      </w:r>
-      <w:proofErr w:type="gramEnd"/>
-      <w:r>
-        <w:rPr>
-          <w:rFonts w:ascii="Times New Roman" w:hAnsi="Times New Roman" w:cs="Times New Roman"/>
-          <w:sz w:val="24"/>
-          <w:szCs w:val="24"/>
-        </w:rPr>
-        <w:t xml:space="preserve"> and van den </w:t>
-      </w:r>
-      <w:proofErr w:type="spellStart"/>
-      <w:r>
-        <w:rPr>
-          <w:rFonts w:ascii="Times New Roman" w:hAnsi="Times New Roman" w:cs="Times New Roman"/>
-          <w:sz w:val="24"/>
-          <w:szCs w:val="24"/>
-        </w:rPr>
-        <w:t>Driessche</w:t>
-      </w:r>
-      <w:proofErr w:type="spellEnd"/>
-      <w:r>
-        <w:rPr>
-          <w:rFonts w:ascii="Times New Roman" w:hAnsi="Times New Roman" w:cs="Times New Roman"/>
-          <w:sz w:val="24"/>
-          <w:szCs w:val="24"/>
-        </w:rPr>
-        <w:t>, P., 1996. Dispersal data and the spread of invading organisms. Ecology, 77(7), pp.2027-2042.</w:t>
-      </w:r>
-    </w:p>
-    <w:p>
-      <w:pPr>
-        <w:spacing w:line="240" w:lineRule="auto"/>
-        <w:ind w:left="284" w:hanging="284"/>
-        <w:jc w:val="both"/>
-        <w:rPr>
-          <w:rFonts w:ascii="Times New Roman" w:hAnsi="Times New Roman" w:cs="Times New Roman"/>
-          <w:sz w:val="24"/>
-          <w:szCs w:val="24"/>
-        </w:rPr>
-      </w:pPr>
-      <w:proofErr w:type="spellStart"/>
-      <w:r>
-        <w:rPr>
-          <w:rFonts w:ascii="Times New Roman" w:hAnsi="Times New Roman" w:cs="Times New Roman"/>
-          <w:sz w:val="24"/>
-          <w:szCs w:val="24"/>
-        </w:rPr>
-        <w:t>Kuparinen</w:t>
-      </w:r>
-      <w:proofErr w:type="spellEnd"/>
-      <w:r>
-        <w:rPr>
-          <w:rFonts w:ascii="Times New Roman" w:hAnsi="Times New Roman" w:cs="Times New Roman"/>
-          <w:sz w:val="24"/>
-          <w:szCs w:val="24"/>
-        </w:rPr>
-        <w:t xml:space="preserve">, A., </w:t>
-      </w:r>
-      <w:proofErr w:type="spellStart"/>
-      <w:r>
-        <w:rPr>
-          <w:rFonts w:ascii="Times New Roman" w:hAnsi="Times New Roman" w:cs="Times New Roman"/>
-          <w:sz w:val="24"/>
-          <w:szCs w:val="24"/>
-        </w:rPr>
-        <w:t>Katul</w:t>
-      </w:r>
-      <w:proofErr w:type="spellEnd"/>
-      <w:r>
-        <w:rPr>
-          <w:rFonts w:ascii="Times New Roman" w:hAnsi="Times New Roman" w:cs="Times New Roman"/>
-          <w:sz w:val="24"/>
-          <w:szCs w:val="24"/>
-        </w:rPr>
-        <w:t xml:space="preserve">, G., Nathan, R. and </w:t>
-      </w:r>
-      <w:proofErr w:type="spellStart"/>
-      <w:r>
-        <w:rPr>
-          <w:rFonts w:ascii="Times New Roman" w:hAnsi="Times New Roman" w:cs="Times New Roman"/>
-          <w:sz w:val="24"/>
-          <w:szCs w:val="24"/>
-        </w:rPr>
-        <w:t>Schurr</w:t>
-      </w:r>
-      <w:proofErr w:type="spellEnd"/>
-      <w:r>
-        <w:rPr>
-          <w:rFonts w:ascii="Times New Roman" w:hAnsi="Times New Roman" w:cs="Times New Roman"/>
-          <w:sz w:val="24"/>
-          <w:szCs w:val="24"/>
-        </w:rPr>
-        <w:t>, F.M., 2009. Increases in air temperature can promote wind-driven dispersal and spread of plants. Proceedings of the Royal Society B: Biological Sciences, 276(1670), pp.3081-3087.</w:t>
-      </w:r>
-    </w:p>
-    <w:p>
-      <w:pPr>
-        <w:spacing w:line="240" w:lineRule="auto"/>
-        <w:ind w:left="284" w:hanging="284"/>
-        <w:jc w:val="both"/>
-        <w:rPr>
-          <w:rFonts w:ascii="Times New Roman" w:hAnsi="Times New Roman" w:cs="Times New Roman"/>
-          <w:sz w:val="24"/>
-          <w:szCs w:val="24"/>
-        </w:rPr>
-      </w:pPr>
-      <w:commentRangeStart w:id="7"/>
-      <w:proofErr w:type="spellStart"/>
-      <w:r>
-        <w:rPr>
-          <w:rFonts w:ascii="Times New Roman" w:hAnsi="Times New Roman" w:cs="Times New Roman"/>
-          <w:sz w:val="24"/>
-          <w:szCs w:val="24"/>
-        </w:rPr>
-        <w:t>Marchetto</w:t>
-      </w:r>
-      <w:proofErr w:type="spellEnd"/>
-      <w:r>
-        <w:rPr>
-          <w:rFonts w:ascii="Times New Roman" w:hAnsi="Times New Roman" w:cs="Times New Roman"/>
-          <w:sz w:val="24"/>
-          <w:szCs w:val="24"/>
-        </w:rPr>
-        <w:t xml:space="preserve">, K.M., 2008. Abiotic and biotic factors affecting seed release and dispersal of the invasive thistles Carduus nutans and Carduus </w:t>
-      </w:r>
-      <w:proofErr w:type="spellStart"/>
-      <w:r>
-        <w:rPr>
-          <w:rFonts w:ascii="Times New Roman" w:hAnsi="Times New Roman" w:cs="Times New Roman"/>
-          <w:sz w:val="24"/>
-          <w:szCs w:val="24"/>
-        </w:rPr>
-        <w:t>acanthoides</w:t>
-      </w:r>
-      <w:proofErr w:type="spellEnd"/>
-      <w:r>
-        <w:rPr>
-          <w:rFonts w:ascii="Times New Roman" w:hAnsi="Times New Roman" w:cs="Times New Roman"/>
-          <w:sz w:val="24"/>
-          <w:szCs w:val="24"/>
-        </w:rPr>
-        <w:t>.</w:t>
-      </w:r>
-      <w:commentRangeEnd w:id="7"/>
-      <w:r>
-        <w:rPr>
-          <w:rStyle w:val="CommentReference"/>
-        </w:rPr>
-        <w:commentReference w:id="7"/>
-      </w:r>
-    </w:p>
-    <w:p>
-      <w:pPr>
-        <w:spacing w:line="240" w:lineRule="auto"/>
-        <w:ind w:left="284" w:hanging="284"/>
-        <w:jc w:val="both"/>
-        <w:rPr>
-          <w:rFonts w:ascii="Times New Roman" w:hAnsi="Times New Roman" w:cs="Times New Roman"/>
-          <w:sz w:val="24"/>
-          <w:szCs w:val="24"/>
-        </w:rPr>
-      </w:pPr>
-      <w:proofErr w:type="spellStart"/>
-      <w:r>
-        <w:rPr>
-          <w:rFonts w:ascii="Times New Roman" w:hAnsi="Times New Roman" w:cs="Times New Roman"/>
-          <w:sz w:val="24"/>
-          <w:szCs w:val="24"/>
-        </w:rPr>
-        <w:t>Marchetto</w:t>
-      </w:r>
-      <w:proofErr w:type="spellEnd"/>
-      <w:r>
-        <w:rPr>
-          <w:rFonts w:ascii="Times New Roman" w:hAnsi="Times New Roman" w:cs="Times New Roman"/>
-          <w:sz w:val="24"/>
-          <w:szCs w:val="24"/>
-        </w:rPr>
-        <w:t xml:space="preserve">, K.M., Shea, K., Kelly, D., </w:t>
-      </w:r>
-      <w:proofErr w:type="spellStart"/>
-      <w:r>
-        <w:rPr>
-          <w:rFonts w:ascii="Times New Roman" w:hAnsi="Times New Roman" w:cs="Times New Roman"/>
-          <w:sz w:val="24"/>
-          <w:szCs w:val="24"/>
-        </w:rPr>
-        <w:t>Groenteman</w:t>
-      </w:r>
-      <w:proofErr w:type="spellEnd"/>
-      <w:r>
-        <w:rPr>
-          <w:rFonts w:ascii="Times New Roman" w:hAnsi="Times New Roman" w:cs="Times New Roman"/>
-          <w:sz w:val="24"/>
-          <w:szCs w:val="24"/>
-        </w:rPr>
-        <w:t xml:space="preserve">, R., </w:t>
-      </w:r>
-      <w:proofErr w:type="spellStart"/>
-      <w:r>
-        <w:rPr>
-          <w:rFonts w:ascii="Times New Roman" w:hAnsi="Times New Roman" w:cs="Times New Roman"/>
-          <w:sz w:val="24"/>
-          <w:szCs w:val="24"/>
-        </w:rPr>
-        <w:t>Sezen</w:t>
-      </w:r>
-      <w:proofErr w:type="spellEnd"/>
-      <w:r>
-        <w:rPr>
-          <w:rFonts w:ascii="Times New Roman" w:hAnsi="Times New Roman" w:cs="Times New Roman"/>
-          <w:sz w:val="24"/>
-          <w:szCs w:val="24"/>
-        </w:rPr>
-        <w:t xml:space="preserve">, Z. and </w:t>
-      </w:r>
-      <w:proofErr w:type="spellStart"/>
-      <w:r>
-        <w:rPr>
-          <w:rFonts w:ascii="Times New Roman" w:hAnsi="Times New Roman" w:cs="Times New Roman"/>
-          <w:sz w:val="24"/>
-          <w:szCs w:val="24"/>
-        </w:rPr>
-        <w:t>Jongejans</w:t>
-      </w:r>
-      <w:proofErr w:type="spellEnd"/>
-      <w:r>
-        <w:rPr>
-          <w:rFonts w:ascii="Times New Roman" w:hAnsi="Times New Roman" w:cs="Times New Roman"/>
-          <w:sz w:val="24"/>
-          <w:szCs w:val="24"/>
-        </w:rPr>
-        <w:t>, E., 2014. Unrecognized impact of a biocontrol agent on the spread rate of an invasive thistle. Ecological Applications, 24(5), pp.1178-1187.</w:t>
-      </w:r>
-    </w:p>
-    <w:p>
-      <w:pPr>
-        <w:spacing w:line="240" w:lineRule="auto"/>
-        <w:ind w:left="284" w:hanging="284"/>
-        <w:jc w:val="both"/>
-        <w:rPr>
-          <w:rFonts w:ascii="Times New Roman" w:hAnsi="Times New Roman" w:cs="Times New Roman"/>
-          <w:sz w:val="24"/>
-          <w:szCs w:val="24"/>
-        </w:rPr>
-      </w:pPr>
-      <w:proofErr w:type="spellStart"/>
-      <w:r>
-        <w:rPr>
-          <w:rFonts w:ascii="Times New Roman" w:hAnsi="Times New Roman" w:cs="Times New Roman"/>
-          <w:sz w:val="24"/>
-          <w:szCs w:val="24"/>
-        </w:rPr>
-        <w:t>Mokany</w:t>
-      </w:r>
-      <w:proofErr w:type="spellEnd"/>
-      <w:r>
-        <w:rPr>
-          <w:rFonts w:ascii="Times New Roman" w:hAnsi="Times New Roman" w:cs="Times New Roman"/>
-          <w:sz w:val="24"/>
-          <w:szCs w:val="24"/>
-        </w:rPr>
-        <w:t>, K., Prasad, S. and Westcott, D.A., 2014. Loss of frugivore seed dispersal services under climate change. Nature Communications, 5(1), pp.1-7.</w:t>
-      </w:r>
-    </w:p>
-    <w:p>
-      <w:pPr>
-        <w:spacing w:line="240" w:lineRule="auto"/>
-        <w:ind w:left="284" w:hanging="284"/>
-        <w:jc w:val="both"/>
-        <w:rPr>
-          <w:rFonts w:ascii="Times New Roman" w:hAnsi="Times New Roman" w:cs="Times New Roman"/>
-          <w:sz w:val="24"/>
-          <w:szCs w:val="24"/>
-        </w:rPr>
-      </w:pPr>
-      <w:proofErr w:type="spellStart"/>
-      <w:r>
-        <w:rPr>
-          <w:rFonts w:ascii="Times New Roman" w:hAnsi="Times New Roman" w:cs="Times New Roman"/>
-          <w:sz w:val="24"/>
-          <w:szCs w:val="24"/>
-        </w:rPr>
-        <w:lastRenderedPageBreak/>
-        <w:t>Mokany</w:t>
-      </w:r>
-      <w:proofErr w:type="spellEnd"/>
-      <w:r>
-        <w:rPr>
-          <w:rFonts w:ascii="Times New Roman" w:hAnsi="Times New Roman" w:cs="Times New Roman"/>
-          <w:sz w:val="24"/>
-          <w:szCs w:val="24"/>
-        </w:rPr>
-        <w:t>, K., Prasad, S. and Westcott, D.A., 2015. Impacts of climate change and management responses in tropical forests depend on complex frugivore‐mediated seed dispersal. Global Ecology and Biogeography, 24(6), pp.685-694.</w:t>
-      </w:r>
-    </w:p>
-    <w:p>
-      <w:pPr>
-        <w:spacing w:line="240" w:lineRule="auto"/>
-        <w:ind w:left="284" w:hanging="284"/>
-        <w:jc w:val="both"/>
-        <w:rPr>
-          <w:rFonts w:ascii="Times New Roman" w:hAnsi="Times New Roman" w:cs="Times New Roman"/>
-          <w:sz w:val="24"/>
-          <w:szCs w:val="24"/>
-        </w:rPr>
-      </w:pPr>
-      <w:r>
-        <w:rPr>
-          <w:rFonts w:ascii="Times New Roman" w:hAnsi="Times New Roman" w:cs="Times New Roman"/>
-          <w:sz w:val="24"/>
-          <w:szCs w:val="24"/>
-        </w:rPr>
-        <w:t>Murray, D.R., 1986. Seed dispersal by water. Seed dispersal, pp.49-85.</w:t>
-      </w:r>
-    </w:p>
-    <w:p>
-      <w:pPr>
-        <w:spacing w:line="240" w:lineRule="auto"/>
-        <w:ind w:left="284" w:hanging="284"/>
-        <w:jc w:val="both"/>
-        <w:rPr>
-          <w:rFonts w:ascii="Times New Roman" w:hAnsi="Times New Roman" w:cs="Times New Roman"/>
-          <w:sz w:val="24"/>
-          <w:szCs w:val="24"/>
-        </w:rPr>
-      </w:pPr>
-      <w:r>
-        <w:rPr>
-          <w:rFonts w:ascii="Times New Roman" w:hAnsi="Times New Roman" w:cs="Times New Roman"/>
-          <w:sz w:val="24"/>
-          <w:szCs w:val="24"/>
-        </w:rPr>
-        <w:t>Nathan, R., Perry, G., Cronin, J.T., Strand, A.E. and Cain, M.L., 2003. Methods for estimating long‐distance dispersal. Oikos, 103(2), pp.261-273.</w:t>
-      </w:r>
-    </w:p>
-    <w:p>
-      <w:pPr>
-        <w:spacing w:line="240" w:lineRule="auto"/>
-        <w:ind w:left="284" w:hanging="284"/>
-        <w:jc w:val="both"/>
-        <w:rPr>
-          <w:rFonts w:ascii="Times New Roman" w:hAnsi="Times New Roman" w:cs="Times New Roman"/>
-          <w:sz w:val="24"/>
-          <w:szCs w:val="24"/>
-        </w:rPr>
-      </w:pPr>
-      <w:r>
-        <w:rPr>
-          <w:rFonts w:ascii="Times New Roman" w:hAnsi="Times New Roman" w:cs="Times New Roman"/>
-          <w:sz w:val="24"/>
-          <w:szCs w:val="24"/>
-        </w:rPr>
-        <w:t>Nathan, R., 2006. Long-distance dispersal of plants. Science, 313(5788), pp.786-788.</w:t>
-      </w:r>
-    </w:p>
-    <w:p>
-      <w:pPr>
-        <w:spacing w:line="240" w:lineRule="auto"/>
-        <w:ind w:left="284" w:hanging="284"/>
-        <w:jc w:val="both"/>
-        <w:rPr>
-          <w:rFonts w:ascii="Times New Roman" w:hAnsi="Times New Roman" w:cs="Times New Roman"/>
-          <w:sz w:val="24"/>
-          <w:szCs w:val="24"/>
-        </w:rPr>
-      </w:pPr>
-      <w:r>
-        <w:rPr>
-          <w:rFonts w:ascii="Times New Roman" w:hAnsi="Times New Roman" w:cs="Times New Roman"/>
-          <w:sz w:val="24"/>
-          <w:szCs w:val="24"/>
-        </w:rPr>
-        <w:t>Nathan, R., 2007. Total dispersal kernels and the evaluation of diversity and similarity in complex dispersal systems. Seed dispersal: theory and its application in a changing world, pp.252-276.</w:t>
-      </w:r>
-    </w:p>
-    <w:p>
-      <w:pPr>
-        <w:spacing w:line="240" w:lineRule="auto"/>
-        <w:ind w:left="284" w:hanging="284"/>
-        <w:jc w:val="both"/>
-        <w:rPr>
-          <w:rFonts w:ascii="Times New Roman" w:hAnsi="Times New Roman" w:cs="Times New Roman"/>
-          <w:sz w:val="24"/>
-          <w:szCs w:val="24"/>
-        </w:rPr>
-      </w:pPr>
-      <w:r>
-        <w:rPr>
-          <w:rFonts w:ascii="Times New Roman" w:hAnsi="Times New Roman" w:cs="Times New Roman"/>
-          <w:sz w:val="24"/>
-          <w:szCs w:val="24"/>
-        </w:rPr>
-        <w:t xml:space="preserve">Nathan, R., </w:t>
-      </w:r>
-      <w:proofErr w:type="spellStart"/>
-      <w:r>
-        <w:rPr>
-          <w:rFonts w:ascii="Times New Roman" w:hAnsi="Times New Roman" w:cs="Times New Roman"/>
-          <w:sz w:val="24"/>
-          <w:szCs w:val="24"/>
-        </w:rPr>
-        <w:t>Katul</w:t>
-      </w:r>
-      <w:proofErr w:type="spellEnd"/>
-      <w:r>
-        <w:rPr>
-          <w:rFonts w:ascii="Times New Roman" w:hAnsi="Times New Roman" w:cs="Times New Roman"/>
-          <w:sz w:val="24"/>
-          <w:szCs w:val="24"/>
-        </w:rPr>
-        <w:t xml:space="preserve">, G.G., </w:t>
-      </w:r>
-      <w:proofErr w:type="spellStart"/>
-      <w:r>
-        <w:rPr>
-          <w:rFonts w:ascii="Times New Roman" w:hAnsi="Times New Roman" w:cs="Times New Roman"/>
-          <w:sz w:val="24"/>
-          <w:szCs w:val="24"/>
-        </w:rPr>
-        <w:t>Bohrer</w:t>
-      </w:r>
-      <w:proofErr w:type="spellEnd"/>
-      <w:r>
-        <w:rPr>
-          <w:rFonts w:ascii="Times New Roman" w:hAnsi="Times New Roman" w:cs="Times New Roman"/>
-          <w:sz w:val="24"/>
-          <w:szCs w:val="24"/>
-        </w:rPr>
-        <w:t xml:space="preserve">, G., </w:t>
-      </w:r>
-      <w:proofErr w:type="spellStart"/>
-      <w:r>
-        <w:rPr>
-          <w:rFonts w:ascii="Times New Roman" w:hAnsi="Times New Roman" w:cs="Times New Roman"/>
-          <w:sz w:val="24"/>
-          <w:szCs w:val="24"/>
-        </w:rPr>
-        <w:t>Kuparinen</w:t>
-      </w:r>
-      <w:proofErr w:type="spellEnd"/>
-      <w:r>
-        <w:rPr>
-          <w:rFonts w:ascii="Times New Roman" w:hAnsi="Times New Roman" w:cs="Times New Roman"/>
-          <w:sz w:val="24"/>
-          <w:szCs w:val="24"/>
-        </w:rPr>
-        <w:t xml:space="preserve">, A., </w:t>
-      </w:r>
-      <w:proofErr w:type="spellStart"/>
-      <w:r>
-        <w:rPr>
-          <w:rFonts w:ascii="Times New Roman" w:hAnsi="Times New Roman" w:cs="Times New Roman"/>
-          <w:sz w:val="24"/>
-          <w:szCs w:val="24"/>
-        </w:rPr>
-        <w:t>Soons</w:t>
-      </w:r>
-      <w:proofErr w:type="spellEnd"/>
-      <w:r>
-        <w:rPr>
-          <w:rFonts w:ascii="Times New Roman" w:hAnsi="Times New Roman" w:cs="Times New Roman"/>
-          <w:sz w:val="24"/>
-          <w:szCs w:val="24"/>
-        </w:rPr>
-        <w:t xml:space="preserve">, M.B., Thompson, S.E., </w:t>
-      </w:r>
-      <w:proofErr w:type="spellStart"/>
-      <w:r>
-        <w:rPr>
-          <w:rFonts w:ascii="Times New Roman" w:hAnsi="Times New Roman" w:cs="Times New Roman"/>
-          <w:sz w:val="24"/>
-          <w:szCs w:val="24"/>
-        </w:rPr>
-        <w:t>Trakhtenbrot</w:t>
-      </w:r>
-      <w:proofErr w:type="spellEnd"/>
-      <w:r>
-        <w:rPr>
-          <w:rFonts w:ascii="Times New Roman" w:hAnsi="Times New Roman" w:cs="Times New Roman"/>
-          <w:sz w:val="24"/>
-          <w:szCs w:val="24"/>
-        </w:rPr>
-        <w:t>, A. and Horn, H.S., 2011. Mechanistic models of seed dispersal by wind. Theoretical Ecology, 4(2), pp.113-132.</w:t>
-      </w:r>
-    </w:p>
-    <w:p>
-      <w:pPr>
-        <w:spacing w:line="240" w:lineRule="auto"/>
-        <w:ind w:left="284" w:hanging="284"/>
-        <w:jc w:val="both"/>
-        <w:rPr>
-          <w:rFonts w:ascii="Times New Roman" w:hAnsi="Times New Roman" w:cs="Times New Roman"/>
-          <w:sz w:val="24"/>
-          <w:szCs w:val="24"/>
-        </w:rPr>
-      </w:pPr>
-      <w:r>
-        <w:rPr>
-          <w:rFonts w:ascii="Times New Roman" w:hAnsi="Times New Roman" w:cs="Times New Roman"/>
-          <w:sz w:val="24"/>
-          <w:szCs w:val="24"/>
-        </w:rPr>
-        <w:t>Neubert, M.G. and Caswell, H., 2000. Demography and dispersal: calculation and sensitivity analysis of invasion speed for structured populations. Ecology, 81(6), pp.1613-1628.</w:t>
-      </w:r>
-    </w:p>
-    <w:p>
-      <w:pPr>
-        <w:spacing w:after="120" w:line="240" w:lineRule="auto"/>
-        <w:ind w:left="284" w:hanging="284"/>
-        <w:jc w:val="both"/>
-        <w:rPr>
-          <w:rFonts w:ascii="Times New Roman" w:hAnsi="Times New Roman" w:cs="Times New Roman"/>
-          <w:color w:val="222222"/>
-          <w:sz w:val="24"/>
-          <w:szCs w:val="24"/>
-          <w:shd w:val="clear" w:color="auto" w:fill="FFFFFF"/>
-        </w:rPr>
-      </w:pPr>
-      <w:r>
-        <w:rPr>
-          <w:rFonts w:ascii="Times New Roman" w:hAnsi="Times New Roman" w:cs="Times New Roman"/>
-          <w:color w:val="222222"/>
-          <w:sz w:val="24"/>
-          <w:szCs w:val="24"/>
-          <w:shd w:val="clear" w:color="auto" w:fill="FFFFFF"/>
-        </w:rPr>
-        <w:t xml:space="preserve">Pemberton, R. W., &amp; Irving, D. W. (1990). </w:t>
-      </w:r>
-      <w:proofErr w:type="spellStart"/>
-      <w:r>
-        <w:rPr>
-          <w:rFonts w:ascii="Times New Roman" w:hAnsi="Times New Roman" w:cs="Times New Roman"/>
-          <w:color w:val="222222"/>
-          <w:sz w:val="24"/>
-          <w:szCs w:val="24"/>
-          <w:shd w:val="clear" w:color="auto" w:fill="FFFFFF"/>
-        </w:rPr>
-        <w:t>Elaiosomes</w:t>
-      </w:r>
-      <w:proofErr w:type="spellEnd"/>
-      <w:r>
-        <w:rPr>
-          <w:rFonts w:ascii="Times New Roman" w:hAnsi="Times New Roman" w:cs="Times New Roman"/>
-          <w:color w:val="222222"/>
-          <w:sz w:val="24"/>
-          <w:szCs w:val="24"/>
-          <w:shd w:val="clear" w:color="auto" w:fill="FFFFFF"/>
-        </w:rPr>
-        <w:t xml:space="preserve"> on weed seeds and the potential for myrmecochory in naturalized plants. Weed Science, 615-619.</w:t>
-      </w:r>
-    </w:p>
-    <w:p>
-      <w:pPr>
-        <w:spacing w:after="120" w:line="240" w:lineRule="auto"/>
-        <w:ind w:left="284" w:hanging="284"/>
-        <w:jc w:val="both"/>
-        <w:rPr>
-          <w:rFonts w:ascii="Times New Roman" w:hAnsi="Times New Roman" w:cs="Times New Roman"/>
-          <w:color w:val="222222"/>
-          <w:sz w:val="24"/>
-          <w:szCs w:val="24"/>
-          <w:shd w:val="clear" w:color="auto" w:fill="FFFFFF"/>
-        </w:rPr>
-      </w:pPr>
-      <w:r>
-        <w:rPr>
-          <w:rFonts w:ascii="Times New Roman" w:hAnsi="Times New Roman" w:cs="Times New Roman"/>
-          <w:color w:val="222222"/>
-          <w:sz w:val="24"/>
-          <w:szCs w:val="24"/>
-          <w:shd w:val="clear" w:color="auto" w:fill="FFFFFF"/>
-        </w:rPr>
-        <w:t>R Development Core Team (2009) R: A language and environment for statistical computing. R Foundation for Statistical Computing, Vienna, Austria.</w:t>
-      </w:r>
-    </w:p>
-    <w:p>
-      <w:pPr>
-        <w:spacing w:after="120" w:line="240" w:lineRule="auto"/>
-        <w:ind w:left="284" w:hanging="284"/>
-        <w:jc w:val="both"/>
-        <w:rPr>
-          <w:rFonts w:ascii="Times New Roman" w:hAnsi="Times New Roman" w:cs="Times New Roman"/>
-          <w:color w:val="222222"/>
-          <w:sz w:val="24"/>
-          <w:szCs w:val="24"/>
-          <w:shd w:val="clear" w:color="auto" w:fill="FFFFFF"/>
-        </w:rPr>
-      </w:pPr>
-      <w:proofErr w:type="spellStart"/>
-      <w:r>
-        <w:rPr>
-          <w:rFonts w:ascii="Times New Roman" w:hAnsi="Times New Roman" w:cs="Times New Roman"/>
-          <w:color w:val="222222"/>
-          <w:sz w:val="24"/>
-          <w:szCs w:val="24"/>
-          <w:shd w:val="clear" w:color="auto" w:fill="FFFFFF"/>
-        </w:rPr>
-        <w:t>Rabelo</w:t>
-      </w:r>
-      <w:proofErr w:type="spellEnd"/>
-      <w:r>
-        <w:rPr>
-          <w:rFonts w:ascii="Times New Roman" w:hAnsi="Times New Roman" w:cs="Times New Roman"/>
-          <w:color w:val="222222"/>
-          <w:sz w:val="24"/>
-          <w:szCs w:val="24"/>
-          <w:shd w:val="clear" w:color="auto" w:fill="FFFFFF"/>
-        </w:rPr>
-        <w:t xml:space="preserve">, M.A., </w:t>
-      </w:r>
-      <w:proofErr w:type="spellStart"/>
-      <w:r>
-        <w:rPr>
-          <w:rFonts w:ascii="Times New Roman" w:hAnsi="Times New Roman" w:cs="Times New Roman"/>
-          <w:color w:val="222222"/>
-          <w:sz w:val="24"/>
-          <w:szCs w:val="24"/>
-          <w:shd w:val="clear" w:color="auto" w:fill="FFFFFF"/>
-        </w:rPr>
-        <w:t>Angotti</w:t>
-      </w:r>
-      <w:proofErr w:type="spellEnd"/>
-      <w:r>
-        <w:rPr>
-          <w:rFonts w:ascii="Times New Roman" w:hAnsi="Times New Roman" w:cs="Times New Roman"/>
-          <w:color w:val="222222"/>
-          <w:sz w:val="24"/>
-          <w:szCs w:val="24"/>
-          <w:shd w:val="clear" w:color="auto" w:fill="FFFFFF"/>
-        </w:rPr>
-        <w:t xml:space="preserve">, M.A., da Silva, G.S., da Cruz Reis, A. and </w:t>
-      </w:r>
-      <w:proofErr w:type="spellStart"/>
-      <w:r>
-        <w:rPr>
-          <w:rFonts w:ascii="Times New Roman" w:hAnsi="Times New Roman" w:cs="Times New Roman"/>
-          <w:color w:val="222222"/>
-          <w:sz w:val="24"/>
-          <w:szCs w:val="24"/>
-          <w:shd w:val="clear" w:color="auto" w:fill="FFFFFF"/>
-        </w:rPr>
-        <w:t>Ribas</w:t>
-      </w:r>
-      <w:proofErr w:type="spellEnd"/>
-      <w:r>
-        <w:rPr>
-          <w:rFonts w:ascii="Times New Roman" w:hAnsi="Times New Roman" w:cs="Times New Roman"/>
-          <w:color w:val="222222"/>
-          <w:sz w:val="24"/>
-          <w:szCs w:val="24"/>
-          <w:shd w:val="clear" w:color="auto" w:fill="FFFFFF"/>
-        </w:rPr>
-        <w:t xml:space="preserve">, C.R., 2021. Removal of diaspores by ants: What factors to </w:t>
-      </w:r>
-      <w:proofErr w:type="gramStart"/>
-      <w:r>
-        <w:rPr>
-          <w:rFonts w:ascii="Times New Roman" w:hAnsi="Times New Roman" w:cs="Times New Roman"/>
-          <w:color w:val="222222"/>
-          <w:sz w:val="24"/>
-          <w:szCs w:val="24"/>
-          <w:shd w:val="clear" w:color="auto" w:fill="FFFFFF"/>
-        </w:rPr>
-        <w:t>evaluate?.</w:t>
-      </w:r>
-      <w:proofErr w:type="gramEnd"/>
-      <w:r>
-        <w:rPr>
-          <w:rFonts w:ascii="Times New Roman" w:hAnsi="Times New Roman" w:cs="Times New Roman"/>
-          <w:color w:val="222222"/>
-          <w:sz w:val="24"/>
-          <w:szCs w:val="24"/>
-          <w:shd w:val="clear" w:color="auto" w:fill="FFFFFF"/>
-        </w:rPr>
-        <w:t xml:space="preserve"> Acta </w:t>
-      </w:r>
-      <w:proofErr w:type="spellStart"/>
-      <w:r>
-        <w:rPr>
-          <w:rFonts w:ascii="Times New Roman" w:hAnsi="Times New Roman" w:cs="Times New Roman"/>
-          <w:color w:val="222222"/>
-          <w:sz w:val="24"/>
-          <w:szCs w:val="24"/>
-          <w:shd w:val="clear" w:color="auto" w:fill="FFFFFF"/>
-        </w:rPr>
-        <w:t>Oecologica</w:t>
-      </w:r>
-      <w:proofErr w:type="spellEnd"/>
-      <w:r>
-        <w:rPr>
-          <w:rFonts w:ascii="Times New Roman" w:hAnsi="Times New Roman" w:cs="Times New Roman"/>
-          <w:color w:val="222222"/>
-          <w:sz w:val="24"/>
-          <w:szCs w:val="24"/>
-          <w:shd w:val="clear" w:color="auto" w:fill="FFFFFF"/>
-        </w:rPr>
-        <w:t>, 111, p.103736.</w:t>
-      </w:r>
-    </w:p>
-    <w:p>
-      <w:pPr>
-        <w:spacing w:after="120" w:line="240" w:lineRule="auto"/>
-        <w:ind w:left="284" w:hanging="284"/>
-        <w:jc w:val="both"/>
-        <w:rPr>
-          <w:rFonts w:ascii="Times New Roman" w:hAnsi="Times New Roman" w:cs="Times New Roman"/>
-          <w:color w:val="222222"/>
-          <w:sz w:val="24"/>
-          <w:szCs w:val="24"/>
-          <w:shd w:val="clear" w:color="auto" w:fill="FFFFFF"/>
-        </w:rPr>
-      </w:pPr>
-      <w:proofErr w:type="spellStart"/>
-      <w:r>
-        <w:rPr>
-          <w:rFonts w:ascii="Times New Roman" w:hAnsi="Times New Roman" w:cs="Times New Roman"/>
-          <w:color w:val="222222"/>
-          <w:sz w:val="24"/>
-          <w:szCs w:val="24"/>
-          <w:shd w:val="clear" w:color="auto" w:fill="FFFFFF"/>
-        </w:rPr>
-        <w:t>Raupach</w:t>
-      </w:r>
-      <w:proofErr w:type="spellEnd"/>
-      <w:r>
-        <w:rPr>
-          <w:rFonts w:ascii="Times New Roman" w:hAnsi="Times New Roman" w:cs="Times New Roman"/>
-          <w:color w:val="222222"/>
-          <w:sz w:val="24"/>
-          <w:szCs w:val="24"/>
-          <w:shd w:val="clear" w:color="auto" w:fill="FFFFFF"/>
-        </w:rPr>
-        <w:t>, M. R. (1994). Simplified expressions for vegetation roughness length and zero-plane displacement as functions of canopy height and area index. Boundary-layer meteorology, 71(1), 211-216.</w:t>
-      </w:r>
-    </w:p>
-    <w:p>
-      <w:pPr>
-        <w:spacing w:line="240" w:lineRule="auto"/>
-        <w:ind w:left="284" w:hanging="284"/>
-        <w:jc w:val="both"/>
-        <w:rPr>
-          <w:rFonts w:ascii="Times New Roman" w:hAnsi="Times New Roman" w:cs="Times New Roman"/>
-          <w:sz w:val="24"/>
-          <w:szCs w:val="24"/>
-        </w:rPr>
-      </w:pPr>
-      <w:r>
-        <w:rPr>
-          <w:rFonts w:ascii="Times New Roman" w:hAnsi="Times New Roman" w:cs="Times New Roman"/>
-          <w:sz w:val="24"/>
-          <w:szCs w:val="24"/>
-        </w:rPr>
-        <w:t xml:space="preserve">Rogers, H.S., Beckman, N.G., </w:t>
-      </w:r>
-      <w:proofErr w:type="spellStart"/>
-      <w:r>
-        <w:rPr>
-          <w:rFonts w:ascii="Times New Roman" w:hAnsi="Times New Roman" w:cs="Times New Roman"/>
-          <w:sz w:val="24"/>
-          <w:szCs w:val="24"/>
-        </w:rPr>
-        <w:t>Hartig</w:t>
-      </w:r>
-      <w:proofErr w:type="spellEnd"/>
-      <w:r>
-        <w:rPr>
-          <w:rFonts w:ascii="Times New Roman" w:hAnsi="Times New Roman" w:cs="Times New Roman"/>
-          <w:sz w:val="24"/>
-          <w:szCs w:val="24"/>
-        </w:rPr>
-        <w:t xml:space="preserve">, F., Johnson, J.S., </w:t>
-      </w:r>
-      <w:proofErr w:type="spellStart"/>
-      <w:r>
-        <w:rPr>
-          <w:rFonts w:ascii="Times New Roman" w:hAnsi="Times New Roman" w:cs="Times New Roman"/>
-          <w:sz w:val="24"/>
-          <w:szCs w:val="24"/>
-        </w:rPr>
-        <w:t>Pufal</w:t>
-      </w:r>
-      <w:proofErr w:type="spellEnd"/>
-      <w:r>
-        <w:rPr>
-          <w:rFonts w:ascii="Times New Roman" w:hAnsi="Times New Roman" w:cs="Times New Roman"/>
-          <w:sz w:val="24"/>
-          <w:szCs w:val="24"/>
-        </w:rPr>
-        <w:t xml:space="preserve">, G., Shea, K., </w:t>
-      </w:r>
-      <w:proofErr w:type="spellStart"/>
-      <w:r>
-        <w:rPr>
-          <w:rFonts w:ascii="Times New Roman" w:hAnsi="Times New Roman" w:cs="Times New Roman"/>
-          <w:sz w:val="24"/>
-          <w:szCs w:val="24"/>
-        </w:rPr>
-        <w:t>Zurell</w:t>
-      </w:r>
-      <w:proofErr w:type="spellEnd"/>
-      <w:r>
-        <w:rPr>
-          <w:rFonts w:ascii="Times New Roman" w:hAnsi="Times New Roman" w:cs="Times New Roman"/>
-          <w:sz w:val="24"/>
-          <w:szCs w:val="24"/>
-        </w:rPr>
-        <w:t xml:space="preserve">, D., Bullock, J.M., Cantrell, R.S., Loiselle, B. and </w:t>
-      </w:r>
-      <w:proofErr w:type="spellStart"/>
-      <w:r>
-        <w:rPr>
-          <w:rFonts w:ascii="Times New Roman" w:hAnsi="Times New Roman" w:cs="Times New Roman"/>
-          <w:sz w:val="24"/>
-          <w:szCs w:val="24"/>
-        </w:rPr>
-        <w:t>Pejchar</w:t>
-      </w:r>
-      <w:proofErr w:type="spellEnd"/>
-      <w:r>
-        <w:rPr>
-          <w:rFonts w:ascii="Times New Roman" w:hAnsi="Times New Roman" w:cs="Times New Roman"/>
-          <w:sz w:val="24"/>
-          <w:szCs w:val="24"/>
-        </w:rPr>
-        <w:t xml:space="preserve">, L., 2019. The total dispersal kernel: a review and future directions. </w:t>
-      </w:r>
-      <w:proofErr w:type="spellStart"/>
-      <w:r>
-        <w:rPr>
-          <w:rFonts w:ascii="Times New Roman" w:hAnsi="Times New Roman" w:cs="Times New Roman"/>
-          <w:sz w:val="24"/>
-          <w:szCs w:val="24"/>
-        </w:rPr>
-        <w:t>AoB</w:t>
-      </w:r>
-      <w:proofErr w:type="spellEnd"/>
-      <w:r>
-        <w:rPr>
-          <w:rFonts w:ascii="Times New Roman" w:hAnsi="Times New Roman" w:cs="Times New Roman"/>
-          <w:sz w:val="24"/>
-          <w:szCs w:val="24"/>
-        </w:rPr>
-        <w:t xml:space="preserve"> Plants, 11(5), p.plz042.</w:t>
-      </w:r>
-    </w:p>
-    <w:p>
-      <w:pPr>
-        <w:spacing w:line="240" w:lineRule="auto"/>
-        <w:ind w:left="284" w:hanging="284"/>
-        <w:jc w:val="both"/>
-        <w:rPr>
-          <w:rFonts w:ascii="Times New Roman" w:hAnsi="Times New Roman" w:cs="Times New Roman"/>
-          <w:sz w:val="24"/>
-          <w:szCs w:val="24"/>
-        </w:rPr>
-      </w:pPr>
-      <w:r>
-        <w:rPr>
-          <w:rFonts w:ascii="Times New Roman" w:hAnsi="Times New Roman" w:cs="Times New Roman"/>
-          <w:sz w:val="24"/>
-          <w:szCs w:val="24"/>
-        </w:rPr>
-        <w:t xml:space="preserve">Sales, L.P., Kissling, W.D., </w:t>
-      </w:r>
-      <w:proofErr w:type="spellStart"/>
-      <w:r>
-        <w:rPr>
-          <w:rFonts w:ascii="Times New Roman" w:hAnsi="Times New Roman" w:cs="Times New Roman"/>
-          <w:sz w:val="24"/>
-          <w:szCs w:val="24"/>
-        </w:rPr>
-        <w:t>Galetti</w:t>
-      </w:r>
-      <w:proofErr w:type="spellEnd"/>
-      <w:r>
-        <w:rPr>
-          <w:rFonts w:ascii="Times New Roman" w:hAnsi="Times New Roman" w:cs="Times New Roman"/>
-          <w:sz w:val="24"/>
-          <w:szCs w:val="24"/>
-        </w:rPr>
-        <w:t xml:space="preserve">, M., </w:t>
-      </w:r>
-      <w:proofErr w:type="spellStart"/>
-      <w:r>
-        <w:rPr>
-          <w:rFonts w:ascii="Times New Roman" w:hAnsi="Times New Roman" w:cs="Times New Roman"/>
-          <w:sz w:val="24"/>
-          <w:szCs w:val="24"/>
-        </w:rPr>
-        <w:t>Naimi</w:t>
-      </w:r>
-      <w:proofErr w:type="spellEnd"/>
-      <w:r>
-        <w:rPr>
-          <w:rFonts w:ascii="Times New Roman" w:hAnsi="Times New Roman" w:cs="Times New Roman"/>
-          <w:sz w:val="24"/>
-          <w:szCs w:val="24"/>
-        </w:rPr>
-        <w:t>, B. and Pires, M.</w:t>
-      </w:r>
-      <w:r>
-        <w:rPr>
-          <w:rFonts w:ascii="Times New Roman" w:hAnsi="Times New Roman" w:cs="Times New Roman"/>
-          <w:sz w:val="24"/>
-          <w:szCs w:val="24"/>
-        </w:rPr>
-        <w:t>M.</w:t>
-      </w:r>
-      <w:r>
-        <w:rPr>
-          <w:rFonts w:ascii="Times New Roman" w:hAnsi="Times New Roman" w:cs="Times New Roman"/>
-          <w:sz w:val="24"/>
-          <w:szCs w:val="24"/>
-        </w:rPr>
-        <w:t>, 2021. Climate change reshapes the eco‐evolutionary dynamics of a Neotropical seed dispersal system. Global Ecology and Biogeography, 30(5), pp.1129-1138.</w:t>
-      </w:r>
-    </w:p>
-    <w:p>
-      <w:pPr>
-        <w:spacing w:line="240" w:lineRule="auto"/>
-        <w:ind w:left="284" w:hanging="284"/>
-        <w:jc w:val="both"/>
-        <w:rPr>
-          <w:rFonts w:ascii="Times New Roman" w:hAnsi="Times New Roman" w:cs="Times New Roman"/>
-          <w:sz w:val="24"/>
-          <w:szCs w:val="24"/>
-        </w:rPr>
-      </w:pPr>
-      <w:proofErr w:type="spellStart"/>
-      <w:r>
-        <w:rPr>
-          <w:rFonts w:ascii="Times New Roman" w:hAnsi="Times New Roman" w:cs="Times New Roman"/>
-          <w:sz w:val="24"/>
-          <w:szCs w:val="24"/>
-        </w:rPr>
-        <w:t>Schurr</w:t>
-      </w:r>
-      <w:proofErr w:type="spellEnd"/>
-      <w:r>
-        <w:rPr>
-          <w:rFonts w:ascii="Times New Roman" w:hAnsi="Times New Roman" w:cs="Times New Roman"/>
-          <w:sz w:val="24"/>
-          <w:szCs w:val="24"/>
-        </w:rPr>
-        <w:t>, F.M., Bond, W.J., Midgley, G.F. and Higgins, S.I., 2005. A mechanistic model for secondary seed dispersal by wind and its experimental validation. Journal of Ecology, 93(5), pp.1017-1028.</w:t>
-      </w:r>
-    </w:p>
-    <w:p>
-      <w:pPr>
-        <w:spacing w:line="240" w:lineRule="auto"/>
-        <w:ind w:left="284" w:hanging="284"/>
-        <w:jc w:val="both"/>
-        <w:rPr>
-          <w:rFonts w:ascii="Times New Roman" w:hAnsi="Times New Roman" w:cs="Times New Roman"/>
-          <w:sz w:val="24"/>
-          <w:szCs w:val="24"/>
-        </w:rPr>
-      </w:pPr>
-      <w:proofErr w:type="spellStart"/>
-      <w:r>
-        <w:rPr>
-          <w:rFonts w:ascii="Times New Roman" w:hAnsi="Times New Roman" w:cs="Times New Roman"/>
-          <w:sz w:val="24"/>
-          <w:szCs w:val="24"/>
-        </w:rPr>
-        <w:t>Skarpaas</w:t>
-      </w:r>
-      <w:proofErr w:type="spellEnd"/>
-      <w:r>
-        <w:rPr>
-          <w:rFonts w:ascii="Times New Roman" w:hAnsi="Times New Roman" w:cs="Times New Roman"/>
-          <w:sz w:val="24"/>
-          <w:szCs w:val="24"/>
-        </w:rPr>
-        <w:t>, O., &amp; Shea, K. (2007). Dispersal patterns, dispersal mechanisms, and invasion wave speeds for invasive thistles. The American Naturalist, 170(3), 421-430.</w:t>
-      </w:r>
-    </w:p>
-    <w:p>
-      <w:pPr>
-        <w:spacing w:line="240" w:lineRule="auto"/>
-        <w:ind w:left="284" w:hanging="284"/>
-        <w:jc w:val="both"/>
-        <w:rPr>
-          <w:rFonts w:ascii="Times New Roman" w:hAnsi="Times New Roman" w:cs="Times New Roman"/>
-          <w:sz w:val="24"/>
-          <w:szCs w:val="24"/>
-        </w:rPr>
-      </w:pPr>
-      <w:proofErr w:type="spellStart"/>
-      <w:r>
-        <w:rPr>
-          <w:rFonts w:ascii="Times New Roman" w:hAnsi="Times New Roman" w:cs="Times New Roman"/>
-          <w:sz w:val="24"/>
-          <w:szCs w:val="24"/>
-        </w:rPr>
-        <w:t>Skarpaas</w:t>
-      </w:r>
-      <w:proofErr w:type="spellEnd"/>
-      <w:r>
-        <w:rPr>
-          <w:rFonts w:ascii="Times New Roman" w:hAnsi="Times New Roman" w:cs="Times New Roman"/>
-          <w:sz w:val="24"/>
-          <w:szCs w:val="24"/>
-        </w:rPr>
-        <w:t xml:space="preserve">, O., Silverman, E. J., </w:t>
-      </w:r>
-      <w:proofErr w:type="spellStart"/>
-      <w:r>
-        <w:rPr>
-          <w:rFonts w:ascii="Times New Roman" w:hAnsi="Times New Roman" w:cs="Times New Roman"/>
-          <w:sz w:val="24"/>
-          <w:szCs w:val="24"/>
-        </w:rPr>
-        <w:t>Jongejans</w:t>
-      </w:r>
-      <w:proofErr w:type="spellEnd"/>
-      <w:r>
-        <w:rPr>
-          <w:rFonts w:ascii="Times New Roman" w:hAnsi="Times New Roman" w:cs="Times New Roman"/>
-          <w:sz w:val="24"/>
-          <w:szCs w:val="24"/>
-        </w:rPr>
-        <w:t xml:space="preserve">, E., &amp; Shea, K. (2011). Are the best dispersers the best colonizers? Seed mass, </w:t>
-      </w:r>
-      <w:proofErr w:type="gramStart"/>
-      <w:r>
-        <w:rPr>
-          <w:rFonts w:ascii="Times New Roman" w:hAnsi="Times New Roman" w:cs="Times New Roman"/>
-          <w:sz w:val="24"/>
-          <w:szCs w:val="24"/>
-        </w:rPr>
-        <w:t>dispersal</w:t>
-      </w:r>
-      <w:proofErr w:type="gramEnd"/>
-      <w:r>
-        <w:rPr>
-          <w:rFonts w:ascii="Times New Roman" w:hAnsi="Times New Roman" w:cs="Times New Roman"/>
-          <w:sz w:val="24"/>
-          <w:szCs w:val="24"/>
-        </w:rPr>
-        <w:t xml:space="preserve"> and establishment in Carduus thistles. Evolutionary Ecology, 25(1), 155-169.</w:t>
-      </w:r>
-    </w:p>
-    <w:p>
-      <w:pPr>
-        <w:spacing w:line="240" w:lineRule="auto"/>
-        <w:ind w:left="284" w:hanging="284"/>
-        <w:jc w:val="both"/>
-        <w:rPr>
-          <w:rFonts w:ascii="Times New Roman" w:hAnsi="Times New Roman" w:cs="Times New Roman"/>
-          <w:sz w:val="24"/>
-          <w:szCs w:val="24"/>
-        </w:rPr>
-      </w:pPr>
-      <w:proofErr w:type="spellStart"/>
-      <w:r>
-        <w:rPr>
-          <w:rFonts w:ascii="Times New Roman" w:hAnsi="Times New Roman" w:cs="Times New Roman"/>
-          <w:sz w:val="24"/>
-          <w:szCs w:val="24"/>
-        </w:rPr>
-        <w:lastRenderedPageBreak/>
-        <w:t>Soons</w:t>
-      </w:r>
-      <w:proofErr w:type="spellEnd"/>
-      <w:r>
-        <w:rPr>
-          <w:rFonts w:ascii="Times New Roman" w:hAnsi="Times New Roman" w:cs="Times New Roman"/>
-          <w:sz w:val="24"/>
-          <w:szCs w:val="24"/>
-        </w:rPr>
-        <w:t xml:space="preserve">, M.B., Heil, G.W., Nathan, R. and </w:t>
-      </w:r>
-      <w:proofErr w:type="spellStart"/>
-      <w:r>
-        <w:rPr>
-          <w:rFonts w:ascii="Times New Roman" w:hAnsi="Times New Roman" w:cs="Times New Roman"/>
-          <w:sz w:val="24"/>
-          <w:szCs w:val="24"/>
-        </w:rPr>
-        <w:t>Katul</w:t>
-      </w:r>
-      <w:proofErr w:type="spellEnd"/>
-      <w:r>
-        <w:rPr>
-          <w:rFonts w:ascii="Times New Roman" w:hAnsi="Times New Roman" w:cs="Times New Roman"/>
-          <w:sz w:val="24"/>
-          <w:szCs w:val="24"/>
-        </w:rPr>
-        <w:t>, G.G., 2004</w:t>
-      </w:r>
-      <w:r>
-        <w:rPr>
-          <w:rFonts w:ascii="Times New Roman" w:hAnsi="Times New Roman" w:cs="Times New Roman"/>
-          <w:sz w:val="24"/>
-          <w:szCs w:val="24"/>
-        </w:rPr>
-        <w:t>a</w:t>
-      </w:r>
-      <w:r>
-        <w:rPr>
-          <w:rFonts w:ascii="Times New Roman" w:hAnsi="Times New Roman" w:cs="Times New Roman"/>
-          <w:sz w:val="24"/>
-          <w:szCs w:val="24"/>
-        </w:rPr>
-        <w:t>. Determinants of long‐distance seed dispersal by wind in grasslands. Ecology, 85(11), pp.3056-3068.</w:t>
-      </w:r>
-    </w:p>
-    <w:p>
-      <w:pPr>
-        <w:spacing w:after="120" w:line="240" w:lineRule="auto"/>
-        <w:ind w:left="284" w:hanging="284"/>
-        <w:jc w:val="both"/>
-        <w:rPr>
-          <w:rFonts w:ascii="Times New Roman" w:hAnsi="Times New Roman" w:cs="Times New Roman"/>
-          <w:color w:val="222222"/>
-          <w:sz w:val="24"/>
-          <w:szCs w:val="24"/>
-          <w:shd w:val="clear" w:color="auto" w:fill="FFFFFF"/>
-        </w:rPr>
-      </w:pPr>
-      <w:proofErr w:type="spellStart"/>
-      <w:r>
-        <w:rPr>
-          <w:rFonts w:ascii="Times New Roman" w:hAnsi="Times New Roman" w:cs="Times New Roman"/>
-          <w:color w:val="222222"/>
-          <w:sz w:val="24"/>
-          <w:szCs w:val="24"/>
-          <w:shd w:val="clear" w:color="auto" w:fill="FFFFFF"/>
-        </w:rPr>
-        <w:t>Soons</w:t>
-      </w:r>
-      <w:proofErr w:type="spellEnd"/>
-      <w:r>
-        <w:rPr>
-          <w:rFonts w:ascii="Times New Roman" w:hAnsi="Times New Roman" w:cs="Times New Roman"/>
-          <w:color w:val="222222"/>
-          <w:sz w:val="24"/>
-          <w:szCs w:val="24"/>
-          <w:shd w:val="clear" w:color="auto" w:fill="FFFFFF"/>
-        </w:rPr>
-        <w:t xml:space="preserve">, M.B., Nathan, R. and </w:t>
-      </w:r>
-      <w:proofErr w:type="spellStart"/>
-      <w:r>
-        <w:rPr>
-          <w:rFonts w:ascii="Times New Roman" w:hAnsi="Times New Roman" w:cs="Times New Roman"/>
-          <w:color w:val="222222"/>
-          <w:sz w:val="24"/>
-          <w:szCs w:val="24"/>
-          <w:shd w:val="clear" w:color="auto" w:fill="FFFFFF"/>
-        </w:rPr>
-        <w:t>Katul</w:t>
-      </w:r>
-      <w:proofErr w:type="spellEnd"/>
-      <w:r>
-        <w:rPr>
-          <w:rFonts w:ascii="Times New Roman" w:hAnsi="Times New Roman" w:cs="Times New Roman"/>
-          <w:color w:val="222222"/>
-          <w:sz w:val="24"/>
-          <w:szCs w:val="24"/>
-          <w:shd w:val="clear" w:color="auto" w:fill="FFFFFF"/>
-        </w:rPr>
-        <w:t>, G.G., 2004</w:t>
-      </w:r>
-      <w:r>
-        <w:rPr>
-          <w:rFonts w:ascii="Times New Roman" w:hAnsi="Times New Roman" w:cs="Times New Roman"/>
-          <w:color w:val="222222"/>
-          <w:sz w:val="24"/>
-          <w:szCs w:val="24"/>
-          <w:shd w:val="clear" w:color="auto" w:fill="FFFFFF"/>
-        </w:rPr>
-        <w:t>b</w:t>
-      </w:r>
-      <w:r>
-        <w:rPr>
-          <w:rFonts w:ascii="Times New Roman" w:hAnsi="Times New Roman" w:cs="Times New Roman"/>
-          <w:color w:val="222222"/>
-          <w:sz w:val="24"/>
-          <w:szCs w:val="24"/>
-          <w:shd w:val="clear" w:color="auto" w:fill="FFFFFF"/>
-        </w:rPr>
-        <w:t>. Human effects on long‐distance wind dispersal and colonization by grassland plants. Ecology, 85(11), pp.3069-3079.</w:t>
-      </w:r>
-    </w:p>
-    <w:p>
-      <w:pPr>
-        <w:spacing w:line="240" w:lineRule="auto"/>
-        <w:ind w:left="284" w:hanging="284"/>
-        <w:jc w:val="both"/>
-        <w:rPr>
-          <w:rFonts w:ascii="Times New Roman" w:hAnsi="Times New Roman" w:cs="Times New Roman"/>
-          <w:sz w:val="24"/>
-          <w:szCs w:val="24"/>
-        </w:rPr>
-      </w:pPr>
-      <w:proofErr w:type="spellStart"/>
-      <w:r>
-        <w:rPr>
-          <w:rFonts w:ascii="Times New Roman" w:hAnsi="Times New Roman" w:cs="Times New Roman"/>
-          <w:sz w:val="24"/>
-          <w:szCs w:val="24"/>
-        </w:rPr>
-        <w:t>Tackenberg</w:t>
-      </w:r>
-      <w:proofErr w:type="spellEnd"/>
-      <w:r>
-        <w:rPr>
-          <w:rFonts w:ascii="Times New Roman" w:hAnsi="Times New Roman" w:cs="Times New Roman"/>
-          <w:sz w:val="24"/>
-          <w:szCs w:val="24"/>
-        </w:rPr>
-        <w:t xml:space="preserve">, O., </w:t>
-      </w:r>
-      <w:proofErr w:type="spellStart"/>
-      <w:r>
-        <w:rPr>
-          <w:rFonts w:ascii="Times New Roman" w:hAnsi="Times New Roman" w:cs="Times New Roman"/>
-          <w:sz w:val="24"/>
-          <w:szCs w:val="24"/>
-        </w:rPr>
-        <w:t>Poschlod</w:t>
-      </w:r>
-      <w:proofErr w:type="spellEnd"/>
-      <w:r>
-        <w:rPr>
-          <w:rFonts w:ascii="Times New Roman" w:hAnsi="Times New Roman" w:cs="Times New Roman"/>
-          <w:sz w:val="24"/>
-          <w:szCs w:val="24"/>
-        </w:rPr>
-        <w:t xml:space="preserve">, P. and </w:t>
-      </w:r>
-      <w:proofErr w:type="spellStart"/>
-      <w:r>
-        <w:rPr>
-          <w:rFonts w:ascii="Times New Roman" w:hAnsi="Times New Roman" w:cs="Times New Roman"/>
-          <w:sz w:val="24"/>
-          <w:szCs w:val="24"/>
-        </w:rPr>
-        <w:t>Kahmen</w:t>
-      </w:r>
-      <w:proofErr w:type="spellEnd"/>
-      <w:r>
-        <w:rPr>
-          <w:rFonts w:ascii="Times New Roman" w:hAnsi="Times New Roman" w:cs="Times New Roman"/>
-          <w:sz w:val="24"/>
-          <w:szCs w:val="24"/>
-        </w:rPr>
-        <w:t xml:space="preserve">, S., 2003. Dandelion seed dispersal: the horizontal wind speed does not matter for long‐distance dispersal‐it is </w:t>
-      </w:r>
-      <w:proofErr w:type="gramStart"/>
-      <w:r>
-        <w:rPr>
-          <w:rFonts w:ascii="Times New Roman" w:hAnsi="Times New Roman" w:cs="Times New Roman"/>
-          <w:sz w:val="24"/>
-          <w:szCs w:val="24"/>
-        </w:rPr>
-        <w:t>updraft!.</w:t>
-      </w:r>
-      <w:proofErr w:type="gramEnd"/>
-      <w:r>
-        <w:rPr>
-          <w:rFonts w:ascii="Times New Roman" w:hAnsi="Times New Roman" w:cs="Times New Roman"/>
-          <w:sz w:val="24"/>
-          <w:szCs w:val="24"/>
-        </w:rPr>
-        <w:t xml:space="preserve"> Plant Biology, 5(5), pp.451-454.</w:t>
-      </w:r>
-    </w:p>
-    <w:p>
-      <w:pPr>
-        <w:spacing w:line="240" w:lineRule="auto"/>
-        <w:ind w:left="284" w:hanging="284"/>
-        <w:jc w:val="both"/>
-        <w:rPr>
-          <w:rFonts w:ascii="Times New Roman" w:hAnsi="Times New Roman" w:cs="Times New Roman"/>
-          <w:sz w:val="24"/>
-          <w:szCs w:val="24"/>
-        </w:rPr>
-      </w:pPr>
-      <w:r>
-        <w:rPr>
-          <w:rFonts w:ascii="Times New Roman" w:hAnsi="Times New Roman" w:cs="Times New Roman"/>
-          <w:sz w:val="24"/>
-          <w:szCs w:val="24"/>
-        </w:rPr>
-        <w:t>Vander Wall, S.B., 2001. The evolutionary ecology of nut dispersal. The Botanical Review, 67(1), pp.74-117.</w:t>
-      </w:r>
-    </w:p>
-    <w:p>
-      <w:pPr>
-        <w:spacing w:line="240" w:lineRule="auto"/>
-        <w:ind w:left="284" w:hanging="284"/>
-        <w:jc w:val="both"/>
-        <w:rPr>
-          <w:rFonts w:ascii="Times New Roman" w:hAnsi="Times New Roman" w:cs="Times New Roman"/>
-          <w:sz w:val="24"/>
-          <w:szCs w:val="24"/>
-        </w:rPr>
-      </w:pPr>
-      <w:r>
-        <w:rPr>
-          <w:rFonts w:ascii="Times New Roman" w:hAnsi="Times New Roman" w:cs="Times New Roman"/>
-          <w:sz w:val="24"/>
-          <w:szCs w:val="24"/>
-        </w:rPr>
-        <w:t xml:space="preserve">Vander Wall, S.B. and </w:t>
-      </w:r>
-      <w:proofErr w:type="spellStart"/>
-      <w:r>
-        <w:rPr>
-          <w:rFonts w:ascii="Times New Roman" w:hAnsi="Times New Roman" w:cs="Times New Roman"/>
-          <w:sz w:val="24"/>
-          <w:szCs w:val="24"/>
-        </w:rPr>
-        <w:t>Longland</w:t>
-      </w:r>
-      <w:proofErr w:type="spellEnd"/>
-      <w:r>
-        <w:rPr>
-          <w:rFonts w:ascii="Times New Roman" w:hAnsi="Times New Roman" w:cs="Times New Roman"/>
-          <w:sz w:val="24"/>
-          <w:szCs w:val="24"/>
-        </w:rPr>
-        <w:t xml:space="preserve">, W.S., 2004. </w:t>
-      </w:r>
-      <w:proofErr w:type="spellStart"/>
-      <w:r>
-        <w:rPr>
-          <w:rFonts w:ascii="Times New Roman" w:hAnsi="Times New Roman" w:cs="Times New Roman"/>
-          <w:sz w:val="24"/>
-          <w:szCs w:val="24"/>
-        </w:rPr>
-        <w:t>Diplochory</w:t>
-      </w:r>
-      <w:proofErr w:type="spellEnd"/>
-      <w:r>
-        <w:rPr>
-          <w:rFonts w:ascii="Times New Roman" w:hAnsi="Times New Roman" w:cs="Times New Roman"/>
-          <w:sz w:val="24"/>
-          <w:szCs w:val="24"/>
-        </w:rPr>
-        <w:t>: are two seed dispersers better than one? Trends in ecology &amp; evolution, 19(3), pp.155-161.</w:t>
-      </w:r>
-    </w:p>
-    <w:p>
-      <w:pPr>
-        <w:spacing w:line="240" w:lineRule="auto"/>
-        <w:ind w:left="284" w:hanging="284"/>
-        <w:jc w:val="both"/>
-        <w:rPr>
-          <w:rFonts w:ascii="Times New Roman" w:hAnsi="Times New Roman" w:cs="Times New Roman"/>
-          <w:sz w:val="24"/>
-          <w:szCs w:val="24"/>
-        </w:rPr>
-      </w:pPr>
-      <w:r>
-        <w:rPr>
-          <w:rFonts w:ascii="Times New Roman" w:hAnsi="Times New Roman" w:cs="Times New Roman"/>
-          <w:sz w:val="24"/>
-          <w:szCs w:val="24"/>
-        </w:rPr>
-        <w:t>Vander Wall, S.B., Kuhn, K.M. and Beck, M.J., 2005. Seed removal, seed predation, and secondary dispersal. Ecology, 86(3), pp.801-806.</w:t>
-      </w:r>
-    </w:p>
-    <w:p>
-      <w:pPr>
-        <w:spacing w:line="240" w:lineRule="auto"/>
-        <w:ind w:left="284" w:hanging="284"/>
-        <w:jc w:val="both"/>
-        <w:rPr>
-          <w:rFonts w:ascii="Times New Roman" w:hAnsi="Times New Roman" w:cs="Times New Roman"/>
-          <w:sz w:val="24"/>
-          <w:szCs w:val="24"/>
-        </w:rPr>
-      </w:pPr>
-      <w:proofErr w:type="spellStart"/>
-      <w:r>
-        <w:rPr>
-          <w:rFonts w:ascii="Times New Roman" w:hAnsi="Times New Roman" w:cs="Times New Roman"/>
-          <w:sz w:val="24"/>
-          <w:szCs w:val="24"/>
-        </w:rPr>
-        <w:t>Wais</w:t>
-      </w:r>
-      <w:proofErr w:type="spellEnd"/>
-      <w:r>
-        <w:rPr>
-          <w:rFonts w:ascii="Times New Roman" w:hAnsi="Times New Roman" w:cs="Times New Roman"/>
-          <w:sz w:val="24"/>
-          <w:szCs w:val="24"/>
-        </w:rPr>
-        <w:t>, P., 2017. A review of Weibull functions in wind sector. Renewable and Sustainable Energy Reviews, 70, pp.1099-1107.</w:t>
-      </w:r>
-    </w:p>
-    <w:p>
-      <w:pPr>
-        <w:spacing w:line="240" w:lineRule="auto"/>
-        <w:ind w:left="284" w:hanging="284"/>
-        <w:jc w:val="both"/>
-        <w:rPr>
-          <w:rFonts w:ascii="Times New Roman" w:hAnsi="Times New Roman" w:cs="Times New Roman"/>
-          <w:sz w:val="24"/>
-          <w:szCs w:val="24"/>
-        </w:rPr>
-      </w:pPr>
-      <w:proofErr w:type="spellStart"/>
-      <w:r>
-        <w:rPr>
-          <w:rFonts w:ascii="Times New Roman" w:hAnsi="Times New Roman" w:cs="Times New Roman"/>
-          <w:sz w:val="24"/>
-          <w:szCs w:val="24"/>
-        </w:rPr>
-        <w:t>Wiernga</w:t>
-      </w:r>
-      <w:proofErr w:type="spellEnd"/>
-      <w:r>
-        <w:rPr>
-          <w:rFonts w:ascii="Times New Roman" w:hAnsi="Times New Roman" w:cs="Times New Roman"/>
-          <w:sz w:val="24"/>
-          <w:szCs w:val="24"/>
-        </w:rPr>
-        <w:t>, J. (1993). Representative roughness parameters for homogeneous terrain. Boundary-Layer Meteorology, 63(4), 323-363.</w:t>
-      </w:r>
-    </w:p>
-    <w:p>
-      <w:pPr>
-        <w:spacing w:line="240" w:lineRule="auto"/>
-        <w:ind w:left="284" w:hanging="284"/>
-        <w:jc w:val="both"/>
-        <w:rPr>
-          <w:rFonts w:ascii="Times New Roman" w:hAnsi="Times New Roman" w:cs="Times New Roman"/>
-          <w:sz w:val="24"/>
-          <w:szCs w:val="24"/>
-        </w:rPr>
-      </w:pPr>
-      <w:r>
-        <w:rPr>
-          <w:rFonts w:ascii="Times New Roman" w:hAnsi="Times New Roman" w:cs="Times New Roman"/>
-          <w:sz w:val="24"/>
-          <w:szCs w:val="24"/>
-        </w:rPr>
-        <w:t>Zhang, R., Post, E., &amp; Shea, K. (2012). Warming leads to divergent responses but similarly improved performance of two invasive thistles. Population ecology, 54(4), 583-589.</w:t>
-      </w:r>
       <w:r>
         <w:rPr>
           <w:rFonts w:ascii="Times New Roman" w:hAnsi="Times New Roman" w:cs="Times New Roman"/>
@@ -20267,7 +21143,7 @@
 
 <file path=word/comments.xml><?xml version="1.0" encoding="utf-8"?>
 <w:comments xmlns:wpc="http://schemas.microsoft.com/office/word/2010/wordprocessingCanvas" xmlns:cx="http://schemas.microsoft.com/office/drawing/2014/chartex" xmlns:cx1="http://schemas.microsoft.com/office/drawing/2015/9/8/chartex" xmlns:cx2="http://schemas.microsoft.com/office/drawing/2015/10/21/chartex" xmlns:cx3="http://schemas.microsoft.com/office/drawing/2016/5/9/chartex" xmlns:cx4="http://schemas.microsoft.com/office/drawing/2016/5/10/chartex" xmlns:cx5="http://schemas.microsoft.com/office/drawing/2016/5/11/chartex" xmlns:cx6="http://schemas.microsoft.com/office/drawing/2016/5/12/chartex" xmlns:cx7="http://schemas.microsoft.com/office/drawing/2016/5/13/chartex" xmlns:cx8="http://schemas.microsoft.com/office/drawing/2016/5/14/chartex" xmlns:mc="http://schemas.openxmlformats.org/markup-compatibility/2006" xmlns:aink="http://schemas.microsoft.com/office/drawing/2016/ink" xmlns:am3d="http://schemas.microsoft.com/office/drawing/2017/model3d" xmlns:o="urn:schemas-microsoft-com:office:office" xmlns:r="http://schemas.openxmlformats.org/officeDocument/2006/relationships" xmlns:m="http://schemas.openxmlformats.org/officeDocument/2006/math" xmlns:v="urn:schemas-microsoft-com:vml" xmlns:wp14="http://schemas.microsoft.com/office/word/2010/wordprocessingDrawing" xmlns:wp="http://schemas.openxmlformats.org/drawingml/2006/wordprocessingDrawing" xmlns:w10="urn:schemas-microsoft-com:office:word" xmlns:w="http://schemas.openxmlformats.org/wordprocessingml/2006/main" xmlns:w14="http://schemas.microsoft.com/office/word/2010/wordml" xmlns:w15="http://schemas.microsoft.com/office/word/2012/wordml" xmlns:w16cex="http://schemas.microsoft.com/office/word/2018/wordml/cex" xmlns:w16cid="http://schemas.microsoft.com/office/word/2016/wordml/cid" xmlns:w16="http://schemas.microsoft.com/office/word/2018/wordml" xmlns:w16sdtdh="http://schemas.microsoft.com/office/word/2020/wordml/sdtdatahash" xmlns:w16se="http://schemas.microsoft.com/office/word/2015/wordml/symex" xmlns:wpg="http://schemas.microsoft.com/office/word/2010/wordprocessingGroup" xmlns:wpi="http://schemas.microsoft.com/office/word/2010/wordprocessingInk" xmlns:wne="http://schemas.microsoft.com/office/word/2006/wordml" xmlns:wps="http://schemas.microsoft.com/office/word/2010/wordprocessingShape" mc:Ignorable="w14 w15 w16se w16cid w16 w16cex w16sdtdh wp14">
-  <w:comment w:id="4" w:author="Trevor D." w:date="2022-04-20T20:56:00Z" w:initials="TD">
+  <w:comment w:id="3" w:author="Trevor D." w:date="2022-04-20T20:56:00Z" w:initials="TD">
     <w:p>
       <w:pPr>
         <w:pStyle w:val="CommentText"/>
@@ -20299,7 +21175,7 @@
       </w:r>
     </w:p>
   </w:comment>
-  <w:comment w:id="7" w:author="Trevor D." w:date="2021-07-17T12:13:00Z" w:initials="TD">
+  <w:comment w:id="6" w:author="Trevor D." w:date="2021-07-17T12:13:00Z" w:initials="TD">
     <w:p>
       <w:pPr>
         <w:pStyle w:val="CommentText"/>

--- a/CombinedDispersalMS_v1.docx
+++ b/CombinedDispersalMS_v1.docx
@@ -1,6 +1,6 @@
 
 <file path=word/document.xml><?xml version="1.0" encoding="utf-8"?>
-<w:document xmlns:wpc="http://schemas.microsoft.com/office/word/2010/wordprocessingCanvas" xmlns:cx="http://schemas.microsoft.com/office/drawing/2014/chartex" xmlns:cx1="http://schemas.microsoft.com/office/drawing/2015/9/8/chartex" xmlns:cx2="http://schemas.microsoft.com/office/drawing/2015/10/21/chartex" xmlns:cx3="http://schemas.microsoft.com/office/drawing/2016/5/9/chartex" xmlns:cx4="http://schemas.microsoft.com/office/drawing/2016/5/10/chartex" xmlns:cx5="http://schemas.microsoft.com/office/drawing/2016/5/11/chartex" xmlns:cx6="http://schemas.microsoft.com/office/drawing/2016/5/12/chartex" xmlns:cx7="http://schemas.microsoft.com/office/drawing/2016/5/13/chartex" xmlns:cx8="http://schemas.microsoft.com/office/drawing/2016/5/14/chartex" xmlns:mc="http://schemas.openxmlformats.org/markup-compatibility/2006" xmlns:aink="http://schemas.microsoft.com/office/drawing/2016/ink" xmlns:am3d="http://schemas.microsoft.com/office/drawing/2017/model3d" xmlns:o="urn:schemas-microsoft-com:office:office" xmlns:r="http://schemas.openxmlformats.org/officeDocument/2006/relationships" xmlns:m="http://schemas.openxmlformats.org/officeDocument/2006/math" xmlns:v="urn:schemas-microsoft-com:vml" xmlns:wp14="http://schemas.microsoft.com/office/word/2010/wordprocessingDrawing" xmlns:wp="http://schemas.openxmlformats.org/drawingml/2006/wordprocessingDrawing" xmlns:w10="urn:schemas-microsoft-com:office:word" xmlns:w="http://schemas.openxmlformats.org/wordprocessingml/2006/main" xmlns:w14="http://schemas.microsoft.com/office/word/2010/wordml" xmlns:w15="http://schemas.microsoft.com/office/word/2012/wordml" xmlns:w16cex="http://schemas.microsoft.com/office/word/2018/wordml/cex" xmlns:w16cid="http://schemas.microsoft.com/office/word/2016/wordml/cid" xmlns:w16="http://schemas.microsoft.com/office/word/2018/wordml" xmlns:w16sdtdh="http://schemas.microsoft.com/office/word/2020/wordml/sdtdatahash" xmlns:w16se="http://schemas.microsoft.com/office/word/2015/wordml/symex" xmlns:wpg="http://schemas.microsoft.com/office/word/2010/wordprocessingGroup" xmlns:wpi="http://schemas.microsoft.com/office/word/2010/wordprocessingInk" xmlns:wne="http://schemas.microsoft.com/office/word/2006/wordml" xmlns:wps="http://schemas.microsoft.com/office/word/2010/wordprocessingShape" mc:Ignorable="w14 w15 w16se w16cid w16 w16cex w16sdtdh wp14">
+<w:document xmlns:wpc="http://schemas.microsoft.com/office/word/2010/wordprocessingCanvas" xmlns:cx="http://schemas.microsoft.com/office/drawing/2014/chartex" xmlns:cx1="http://schemas.microsoft.com/office/drawing/2015/9/8/chartex" xmlns:cx2="http://schemas.microsoft.com/office/drawing/2015/10/21/chartex" xmlns:cx3="http://schemas.microsoft.com/office/drawing/2016/5/9/chartex" xmlns:cx4="http://schemas.microsoft.com/office/drawing/2016/5/10/chartex" xmlns:cx5="http://schemas.microsoft.com/office/drawing/2016/5/11/chartex" xmlns:cx6="http://schemas.microsoft.com/office/drawing/2016/5/12/chartex" xmlns:cx7="http://schemas.microsoft.com/office/drawing/2016/5/13/chartex" xmlns:cx8="http://schemas.microsoft.com/office/drawing/2016/5/14/chartex" xmlns:mc="http://schemas.openxmlformats.org/markup-compatibility/2006" xmlns:aink="http://schemas.microsoft.com/office/drawing/2016/ink" xmlns:am3d="http://schemas.microsoft.com/office/drawing/2017/model3d" xmlns:o="urn:schemas-microsoft-com:office:office" xmlns:oel="http://schemas.microsoft.com/office/2019/extlst" xmlns:r="http://schemas.openxmlformats.org/officeDocument/2006/relationships" xmlns:m="http://schemas.openxmlformats.org/officeDocument/2006/math" xmlns:v="urn:schemas-microsoft-com:vml" xmlns:wp14="http://schemas.microsoft.com/office/word/2010/wordprocessingDrawing" xmlns:wp="http://schemas.openxmlformats.org/drawingml/2006/wordprocessingDrawing" xmlns:w10="urn:schemas-microsoft-com:office:word" xmlns:w="http://schemas.openxmlformats.org/wordprocessingml/2006/main" xmlns:w14="http://schemas.microsoft.com/office/word/2010/wordml" xmlns:w15="http://schemas.microsoft.com/office/word/2012/wordml" xmlns:w16cex="http://schemas.microsoft.com/office/word/2018/wordml/cex" xmlns:w16cid="http://schemas.microsoft.com/office/word/2016/wordml/cid" xmlns:w16="http://schemas.microsoft.com/office/word/2018/wordml" xmlns:w16sdtdh="http://schemas.microsoft.com/office/word/2020/wordml/sdtdatahash" xmlns:w16se="http://schemas.microsoft.com/office/word/2015/wordml/symex" xmlns:wpg="http://schemas.microsoft.com/office/word/2010/wordprocessingGroup" xmlns:wpi="http://schemas.microsoft.com/office/word/2010/wordprocessingInk" xmlns:wne="http://schemas.microsoft.com/office/word/2006/wordml" xmlns:wps="http://schemas.microsoft.com/office/word/2010/wordprocessingShape" mc:Ignorable="w14 w15 w16se w16cid w16 w16cex w16sdtdh wp14">
   <w:body>
     <w:p>
       <w:pPr>
@@ -43,7 +43,7 @@
           <w:sz w:val="24"/>
           <w:szCs w:val="24"/>
         </w:rPr>
-        <w:t>Effects of climate on the relative importance of primary and secondary invasive pathways in two invasive thistles</w:t>
+        <w:t>Relative importance of demographic determinants, primary dispersal, and secondary dispersal in the expansion of invasive thistle populations</w:t>
       </w:r>
     </w:p>
     <w:p>
@@ -113,25 +113,7 @@
           <w:sz w:val="24"/>
           <w:szCs w:val="24"/>
         </w:rPr>
-        <w:t xml:space="preserve">, </w:t>
-      </w:r>
-      <w:proofErr w:type="spellStart"/>
-      <w:r>
-        <w:rPr>
-          <w:rFonts w:ascii="Times New Roman" w:hAnsi="Times New Roman" w:cs="Times New Roman"/>
-          <w:sz w:val="24"/>
-          <w:szCs w:val="24"/>
-        </w:rPr>
-        <w:t>Katriona</w:t>
-      </w:r>
-      <w:proofErr w:type="spellEnd"/>
-      <w:r>
-        <w:rPr>
-          <w:rFonts w:ascii="Times New Roman" w:hAnsi="Times New Roman" w:cs="Times New Roman"/>
-          <w:sz w:val="24"/>
-          <w:szCs w:val="24"/>
-        </w:rPr>
-        <w:t xml:space="preserve"> Shea</w:t>
+        <w:t>, Katriona Shea</w:t>
       </w:r>
       <w:r>
         <w:rPr>
@@ -4550,25 +4532,7 @@
           <w:sz w:val="24"/>
           <w:szCs w:val="24"/>
         </w:rPr>
-        <w:t xml:space="preserve"> and Schippers 1999; </w:t>
-      </w:r>
-      <w:proofErr w:type="spellStart"/>
-      <w:r>
-        <w:rPr>
-          <w:rFonts w:ascii="Times New Roman" w:hAnsi="Times New Roman" w:cs="Times New Roman"/>
-          <w:sz w:val="24"/>
-          <w:szCs w:val="24"/>
-        </w:rPr>
-        <w:t>Soons</w:t>
-      </w:r>
-      <w:proofErr w:type="spellEnd"/>
-      <w:r>
-        <w:rPr>
-          <w:rFonts w:ascii="Times New Roman" w:hAnsi="Times New Roman" w:cs="Times New Roman"/>
-          <w:sz w:val="24"/>
-          <w:szCs w:val="24"/>
-        </w:rPr>
-        <w:t xml:space="preserve"> </w:t>
+        <w:t xml:space="preserve"> and Schippers 1999; Soons </w:t>
       </w:r>
       <w:r>
         <w:rPr>
@@ -4604,25 +4568,7 @@
           <w:sz w:val="24"/>
           <w:szCs w:val="24"/>
         </w:rPr>
-        <w:t>. 2011). Models have even been devised to capture how seeds are further moved by wind even after they have hit the ground (</w:t>
-      </w:r>
-      <w:proofErr w:type="spellStart"/>
-      <w:r>
-        <w:rPr>
-          <w:rFonts w:ascii="Times New Roman" w:hAnsi="Times New Roman" w:cs="Times New Roman"/>
-          <w:sz w:val="24"/>
-          <w:szCs w:val="24"/>
-        </w:rPr>
-        <w:t>Schurr</w:t>
-      </w:r>
-      <w:proofErr w:type="spellEnd"/>
-      <w:r>
-        <w:rPr>
-          <w:rFonts w:ascii="Times New Roman" w:hAnsi="Times New Roman" w:cs="Times New Roman"/>
-          <w:sz w:val="24"/>
-          <w:szCs w:val="24"/>
-        </w:rPr>
-        <w:t xml:space="preserve"> </w:t>
+        <w:t xml:space="preserve">. 2011). Models have even been devised to capture how seeds are further moved by wind even after they have hit the ground (Schurr </w:t>
       </w:r>
       <w:r>
         <w:rPr>
@@ -4640,25 +4586,7 @@
           <w:sz w:val="24"/>
           <w:szCs w:val="24"/>
         </w:rPr>
-        <w:t xml:space="preserve">. 2005). A variety of seeds can also be dispersed by water through runoff, rivers, flooding, and even ocean currents (Murray 1986). Many seeds and propagules experience dispersal by biotic vectors, too. For example, acorns are often dispersed by small mammals such as mice and squirrels (Jensen and Nielsen 1986; Vander Wall 2001), some fruits are dispersed by variety of frugivorous birds (Herrera and </w:t>
-      </w:r>
-      <w:proofErr w:type="spellStart"/>
-      <w:r>
-        <w:rPr>
-          <w:rFonts w:ascii="Times New Roman" w:hAnsi="Times New Roman" w:cs="Times New Roman"/>
-          <w:sz w:val="24"/>
-          <w:szCs w:val="24"/>
-        </w:rPr>
-        <w:t>Jordano</w:t>
-      </w:r>
-      <w:proofErr w:type="spellEnd"/>
-      <w:r>
-        <w:rPr>
-          <w:rFonts w:ascii="Times New Roman" w:hAnsi="Times New Roman" w:cs="Times New Roman"/>
-          <w:sz w:val="24"/>
-          <w:szCs w:val="24"/>
-        </w:rPr>
-        <w:t xml:space="preserve"> </w:t>
+        <w:t xml:space="preserve">. 2005). A variety of seeds can also be dispersed by water through runoff, rivers, flooding, and even ocean currents (Murray 1986). Many seeds and propagules experience dispersal by biotic vectors, too. For example, acorns are often dispersed by small mammals such as mice and squirrels (Jensen and Nielsen 1986; Vander Wall 2001), some fruits are dispersed by variety of frugivorous birds (Herrera and Jordano </w:t>
       </w:r>
       <w:r>
         <w:rPr>
@@ -4667,25 +4595,7 @@
           <w:szCs w:val="24"/>
         </w:rPr>
         <w:lastRenderedPageBreak/>
-        <w:t xml:space="preserve">1981; Howe 1986, 1990), and a variety of seeds are dispersed by ants (Berg 1975; Handel and Beattie 1990; Vander Wall and </w:t>
-      </w:r>
-      <w:proofErr w:type="spellStart"/>
-      <w:r>
-        <w:rPr>
-          <w:rFonts w:ascii="Times New Roman" w:hAnsi="Times New Roman" w:cs="Times New Roman"/>
-          <w:sz w:val="24"/>
-          <w:szCs w:val="24"/>
-        </w:rPr>
-        <w:t>Longland</w:t>
-      </w:r>
-      <w:proofErr w:type="spellEnd"/>
-      <w:r>
-        <w:rPr>
-          <w:rFonts w:ascii="Times New Roman" w:hAnsi="Times New Roman" w:cs="Times New Roman"/>
-          <w:sz w:val="24"/>
-          <w:szCs w:val="24"/>
-        </w:rPr>
-        <w:t xml:space="preserve"> 2004). In many cases, seeds of a given species are dispersed through both abiotic and biotic means.  For example, initial dispersal may be driven by wind until a seed hits the ground, where it is then dispersed by an animal; this would be an example of </w:t>
+        <w:t xml:space="preserve">1981; Howe 1986, 1990), and a variety of seeds are dispersed by ants (Berg 1975; Handel and Beattie 1990; Vander Wall and Longland 2004). In many cases, seeds of a given species are dispersed through both abiotic and biotic means.  For example, initial dispersal may be driven by wind until a seed hits the ground, where it is then dispersed by an animal; this would be an example of </w:t>
       </w:r>
       <w:r>
         <w:rPr>
@@ -4776,43 +4686,7 @@
           <w:sz w:val="24"/>
           <w:szCs w:val="24"/>
         </w:rPr>
-        <w:t xml:space="preserve">, seeds fall from the tree and are then dispersed by a variety of birds as well as mammals such as foxes and badgers, but birds also move seeds directly from the tree (Herrera and </w:t>
-      </w:r>
-      <w:proofErr w:type="spellStart"/>
-      <w:r>
-        <w:rPr>
-          <w:rFonts w:ascii="Times New Roman" w:hAnsi="Times New Roman" w:cs="Times New Roman"/>
-          <w:sz w:val="24"/>
-          <w:szCs w:val="24"/>
-        </w:rPr>
-        <w:t>Jordano</w:t>
-      </w:r>
-      <w:proofErr w:type="spellEnd"/>
-      <w:r>
-        <w:rPr>
-          <w:rFonts w:ascii="Times New Roman" w:hAnsi="Times New Roman" w:cs="Times New Roman"/>
-          <w:sz w:val="24"/>
-          <w:szCs w:val="24"/>
-        </w:rPr>
-        <w:t xml:space="preserve"> 1981; </w:t>
-      </w:r>
-      <w:proofErr w:type="spellStart"/>
-      <w:r>
-        <w:rPr>
-          <w:rFonts w:ascii="Times New Roman" w:hAnsi="Times New Roman" w:cs="Times New Roman"/>
-          <w:sz w:val="24"/>
-          <w:szCs w:val="24"/>
-        </w:rPr>
-        <w:t>Jordano</w:t>
-      </w:r>
-      <w:proofErr w:type="spellEnd"/>
-      <w:r>
-        <w:rPr>
-          <w:rFonts w:ascii="Times New Roman" w:hAnsi="Times New Roman" w:cs="Times New Roman"/>
-          <w:sz w:val="24"/>
-          <w:szCs w:val="24"/>
-        </w:rPr>
-        <w:t xml:space="preserve"> </w:t>
+        <w:t xml:space="preserve">, seeds fall from the tree and are then dispersed by a variety of birds as well as mammals such as foxes and badgers, but birds also move seeds directly from the tree (Herrera and Jordano 1981; Jordano </w:t>
       </w:r>
       <w:r>
         <w:rPr>
@@ -5085,43 +4959,7 @@
           <w:sz w:val="24"/>
           <w:szCs w:val="24"/>
         </w:rPr>
-        <w:t>. 2019). There is then the challenge of actually quantifying how far seeds travel from the parent plant; while techniques vary depending on what aspect of dispersal is being assessed (</w:t>
-      </w:r>
-      <w:proofErr w:type="gramStart"/>
-      <w:r>
-        <w:rPr>
-          <w:rFonts w:ascii="Times New Roman" w:hAnsi="Times New Roman" w:cs="Times New Roman"/>
-          <w:sz w:val="24"/>
-          <w:szCs w:val="24"/>
-        </w:rPr>
-        <w:t>e.g.</w:t>
-      </w:r>
-      <w:proofErr w:type="gramEnd"/>
-      <w:r>
-        <w:rPr>
-          <w:rFonts w:ascii="Times New Roman" w:hAnsi="Times New Roman" w:cs="Times New Roman"/>
-          <w:sz w:val="24"/>
-          <w:szCs w:val="24"/>
-        </w:rPr>
-        <w:t xml:space="preserve"> seed traps for plants dispersed by wind, or analysis of scat for seeds dispersed by small mammals or birds), there are still difficulties associated with tracking seed dispersers across a heterogeneous landscape, or tracking seeds themselves if they are too small (</w:t>
-      </w:r>
-      <w:proofErr w:type="spellStart"/>
-      <w:r>
-        <w:rPr>
-          <w:rFonts w:ascii="Times New Roman" w:hAnsi="Times New Roman" w:cs="Times New Roman"/>
-          <w:sz w:val="24"/>
-          <w:szCs w:val="24"/>
-        </w:rPr>
-        <w:t>Kempter</w:t>
-      </w:r>
-      <w:proofErr w:type="spellEnd"/>
-      <w:r>
-        <w:rPr>
-          <w:rFonts w:ascii="Times New Roman" w:hAnsi="Times New Roman" w:cs="Times New Roman"/>
-          <w:sz w:val="24"/>
-          <w:szCs w:val="24"/>
-        </w:rPr>
-        <w:t xml:space="preserve"> </w:t>
+        <w:t xml:space="preserve">. 2019). There is then the challenge of actually quantifying how far seeds travel from the parent plant; while techniques vary depending on what aspect of dispersal is being assessed (e.g. seed traps for plants dispersed by wind, or analysis of scat for seeds dispersed by small mammals or birds), there are still difficulties associated with tracking seed dispersers across a heterogeneous landscape, or tracking seeds themselves if they are too small (Kempter </w:t>
       </w:r>
       <w:r>
         <w:rPr>
@@ -5194,43 +5032,7 @@
           <w:sz w:val="24"/>
           <w:szCs w:val="24"/>
         </w:rPr>
-        <w:t xml:space="preserve">. 2012; Kling and </w:t>
-      </w:r>
-      <w:proofErr w:type="spellStart"/>
-      <w:r>
-        <w:rPr>
-          <w:rFonts w:ascii="Times New Roman" w:hAnsi="Times New Roman" w:cs="Times New Roman"/>
-          <w:sz w:val="24"/>
-          <w:szCs w:val="24"/>
-        </w:rPr>
-        <w:t>Ackerly</w:t>
-      </w:r>
-      <w:proofErr w:type="spellEnd"/>
-      <w:r>
-        <w:rPr>
-          <w:rFonts w:ascii="Times New Roman" w:hAnsi="Times New Roman" w:cs="Times New Roman"/>
-          <w:sz w:val="24"/>
-          <w:szCs w:val="24"/>
-        </w:rPr>
-        <w:t xml:space="preserve"> 2020), increases in air temperatures are believed to increase seed dispersal distances by increasing air turbulence (</w:t>
-      </w:r>
-      <w:proofErr w:type="spellStart"/>
-      <w:r>
-        <w:rPr>
-          <w:rFonts w:ascii="Times New Roman" w:hAnsi="Times New Roman" w:cs="Times New Roman"/>
-          <w:sz w:val="24"/>
-          <w:szCs w:val="24"/>
-        </w:rPr>
-        <w:t>Kuparinen</w:t>
-      </w:r>
-      <w:proofErr w:type="spellEnd"/>
-      <w:r>
-        <w:rPr>
-          <w:rFonts w:ascii="Times New Roman" w:hAnsi="Times New Roman" w:cs="Times New Roman"/>
-          <w:sz w:val="24"/>
-          <w:szCs w:val="24"/>
-        </w:rPr>
-        <w:t xml:space="preserve"> </w:t>
+        <w:t xml:space="preserve">. 2012; Kling and Ackerly 2020), increases in air temperatures are believed to increase seed dispersal distances by increasing air turbulence (Kuparinen </w:t>
       </w:r>
       <w:r>
         <w:rPr>
@@ -5248,25 +5050,7 @@
           <w:sz w:val="24"/>
           <w:szCs w:val="24"/>
         </w:rPr>
-        <w:t>. 2009), and increased frequency of extreme wind events may lead to long-distance dispersal events becoming more common (</w:t>
-      </w:r>
-      <w:proofErr w:type="spellStart"/>
-      <w:r>
-        <w:rPr>
-          <w:rFonts w:ascii="Times New Roman" w:hAnsi="Times New Roman" w:cs="Times New Roman"/>
-          <w:sz w:val="24"/>
-          <w:szCs w:val="24"/>
-        </w:rPr>
-        <w:t>Soons</w:t>
-      </w:r>
-      <w:proofErr w:type="spellEnd"/>
-      <w:r>
-        <w:rPr>
-          <w:rFonts w:ascii="Times New Roman" w:hAnsi="Times New Roman" w:cs="Times New Roman"/>
-          <w:sz w:val="24"/>
-          <w:szCs w:val="24"/>
-        </w:rPr>
-        <w:t xml:space="preserve"> </w:t>
+        <w:t xml:space="preserve">. 2009), and increased frequency of extreme wind events may lead to long-distance dispersal events becoming more common (Soons </w:t>
       </w:r>
       <w:r>
         <w:rPr>
@@ -8817,25 +8601,7 @@
           <w:sz w:val="24"/>
           <w:szCs w:val="24"/>
         </w:rPr>
-        <w:t xml:space="preserve">1982; </w:t>
-      </w:r>
-      <w:proofErr w:type="spellStart"/>
-      <w:r>
-        <w:rPr>
-          <w:rFonts w:ascii="Times New Roman" w:eastAsiaTheme="minorEastAsia" w:hAnsi="Times New Roman" w:cs="Times New Roman"/>
-          <w:sz w:val="24"/>
-          <w:szCs w:val="24"/>
-        </w:rPr>
-        <w:t>Conradsen</w:t>
-      </w:r>
-      <w:proofErr w:type="spellEnd"/>
-      <w:r>
-        <w:rPr>
-          <w:rFonts w:ascii="Times New Roman" w:eastAsiaTheme="minorEastAsia" w:hAnsi="Times New Roman" w:cs="Times New Roman"/>
-          <w:sz w:val="24"/>
-          <w:szCs w:val="24"/>
-        </w:rPr>
-        <w:t xml:space="preserve"> </w:t>
+        <w:t xml:space="preserve">1982; Conradsen </w:t>
       </w:r>
       <w:r>
         <w:rPr>
@@ -9076,25 +8842,7 @@
           <w:sz w:val="24"/>
           <w:szCs w:val="24"/>
         </w:rPr>
-        <w:t xml:space="preserve"> 1998; Hughes and Westoby 1992), these curves often look at the frequency of dispersal distances for all nests in a given study area; such dispersal curves may depend upon the local density of nests (Andersen 1988), which can be problematic in instances like ours where the density of ant nests within a particular study area is unknown. As a workaround to this issue, we can instead use a curve quantifying the probability of seed removal as a function of distance to the nearest nest; </w:t>
-      </w:r>
-      <w:proofErr w:type="spellStart"/>
-      <w:r>
-        <w:rPr>
-          <w:rFonts w:ascii="Times New Roman" w:eastAsiaTheme="minorEastAsia" w:hAnsi="Times New Roman" w:cs="Times New Roman"/>
-          <w:sz w:val="24"/>
-          <w:szCs w:val="24"/>
-        </w:rPr>
-        <w:t>Rabelo</w:t>
-      </w:r>
-      <w:proofErr w:type="spellEnd"/>
-      <w:r>
-        <w:rPr>
-          <w:rFonts w:ascii="Times New Roman" w:eastAsiaTheme="minorEastAsia" w:hAnsi="Times New Roman" w:cs="Times New Roman"/>
-          <w:sz w:val="24"/>
-          <w:szCs w:val="24"/>
-        </w:rPr>
-        <w:t xml:space="preserve"> </w:t>
+        <w:t xml:space="preserve"> 1998; Hughes and Westoby 1992), these curves often look at the frequency of dispersal distances for all nests in a given study area; such dispersal curves may depend upon the local density of nests (Andersen 1988), which can be problematic in instances like ours where the density of ant nests within a particular study area is unknown. As a workaround to this issue, we can instead use a curve quantifying the probability of seed removal as a function of distance to the nearest nest; Rabelo </w:t>
       </w:r>
       <w:r>
         <w:rPr>
@@ -9122,16 +8870,9 @@
           <w:sz w:val="24"/>
           <w:szCs w:val="24"/>
         </w:rPr>
-        <w:t xml:space="preserve">C. nutans </w:t>
-      </w:r>
-      <w:r>
-        <w:rPr>
-          <w:rFonts w:ascii="Times New Roman" w:eastAsiaTheme="minorEastAsia" w:hAnsi="Times New Roman" w:cs="Times New Roman"/>
-          <w:sz w:val="24"/>
-          <w:szCs w:val="24"/>
-        </w:rPr>
-        <w:t xml:space="preserve"> and </w:t>
-      </w:r>
+        <w:t xml:space="preserve">C. </w:t>
+      </w:r>
+      <w:proofErr w:type="gramStart"/>
       <w:r>
         <w:rPr>
           <w:rFonts w:ascii="Times New Roman" w:eastAsiaTheme="minorEastAsia" w:hAnsi="Times New Roman" w:cs="Times New Roman"/>
@@ -9140,9 +8881,25 @@
           <w:sz w:val="24"/>
           <w:szCs w:val="24"/>
         </w:rPr>
-        <w:t xml:space="preserve">C. </w:t>
-      </w:r>
-      <w:proofErr w:type="spellStart"/>
+        <w:t xml:space="preserve">nutans </w:t>
+      </w:r>
+      <w:r>
+        <w:rPr>
+          <w:rFonts w:ascii="Times New Roman" w:eastAsiaTheme="minorEastAsia" w:hAnsi="Times New Roman" w:cs="Times New Roman"/>
+          <w:sz w:val="24"/>
+          <w:szCs w:val="24"/>
+        </w:rPr>
+        <w:t xml:space="preserve"> and</w:t>
+      </w:r>
+      <w:proofErr w:type="gramEnd"/>
+      <w:r>
+        <w:rPr>
+          <w:rFonts w:ascii="Times New Roman" w:eastAsiaTheme="minorEastAsia" w:hAnsi="Times New Roman" w:cs="Times New Roman"/>
+          <w:sz w:val="24"/>
+          <w:szCs w:val="24"/>
+        </w:rPr>
+        <w:t xml:space="preserve"> </w:t>
+      </w:r>
       <w:r>
         <w:rPr>
           <w:rFonts w:ascii="Times New Roman" w:eastAsiaTheme="minorEastAsia" w:hAnsi="Times New Roman" w:cs="Times New Roman"/>
@@ -9151,6 +8908,17 @@
           <w:sz w:val="24"/>
           <w:szCs w:val="24"/>
         </w:rPr>
+        <w:t xml:space="preserve">C. </w:t>
+      </w:r>
+      <w:proofErr w:type="spellStart"/>
+      <w:r>
+        <w:rPr>
+          <w:rFonts w:ascii="Times New Roman" w:eastAsiaTheme="minorEastAsia" w:hAnsi="Times New Roman" w:cs="Times New Roman"/>
+          <w:i/>
+          <w:iCs/>
+          <w:sz w:val="24"/>
+          <w:szCs w:val="24"/>
+        </w:rPr>
         <w:t>acanthoides</w:t>
       </w:r>
       <w:proofErr w:type="spellEnd"/>
@@ -9160,25 +8928,7 @@
           <w:sz w:val="24"/>
           <w:szCs w:val="24"/>
         </w:rPr>
-        <w:t xml:space="preserve"> due to our lack of direct dispersal </w:t>
-      </w:r>
-      <w:proofErr w:type="gramStart"/>
-      <w:r>
-        <w:rPr>
-          <w:rFonts w:ascii="Times New Roman" w:eastAsiaTheme="minorEastAsia" w:hAnsi="Times New Roman" w:cs="Times New Roman"/>
-          <w:sz w:val="24"/>
-          <w:szCs w:val="24"/>
-        </w:rPr>
-        <w:t>data, and</w:t>
-      </w:r>
-      <w:proofErr w:type="gramEnd"/>
-      <w:r>
-        <w:rPr>
-          <w:rFonts w:ascii="Times New Roman" w:eastAsiaTheme="minorEastAsia" w:hAnsi="Times New Roman" w:cs="Times New Roman"/>
-          <w:sz w:val="24"/>
-          <w:szCs w:val="24"/>
-        </w:rPr>
-        <w:t xml:space="preserve"> conduct sensitivity analyses to assess the importance of this assumption. However, it should be noted that the relationship between seed removal rate and distance to the nearest nest need not take the same form; for example, Higashi </w:t>
+        <w:t xml:space="preserve"> due to our lack of direct dispersal data, and conduct sensitivity analyses to assess the importance of this assumption. However, it should be noted that the relationship between seed removal rate and distance to the nearest nest need not take the same form; for example, Higashi </w:t>
       </w:r>
       <w:r>
         <w:rPr>
@@ -9702,25 +9452,7 @@
           <w:sz w:val="24"/>
           <w:szCs w:val="24"/>
         </w:rPr>
-        <w:t xml:space="preserve">. 2011a, </w:t>
-      </w:r>
-      <w:proofErr w:type="spellStart"/>
-      <w:r>
-        <w:rPr>
-          <w:rFonts w:ascii="Times New Roman" w:hAnsi="Times New Roman" w:cs="Times New Roman"/>
-          <w:sz w:val="24"/>
-          <w:szCs w:val="24"/>
-        </w:rPr>
-        <w:t>Marchetto</w:t>
-      </w:r>
-      <w:proofErr w:type="spellEnd"/>
-      <w:r>
-        <w:rPr>
-          <w:rFonts w:ascii="Times New Roman" w:hAnsi="Times New Roman" w:cs="Times New Roman"/>
-          <w:sz w:val="24"/>
-          <w:szCs w:val="24"/>
-        </w:rPr>
-        <w:t xml:space="preserve"> </w:t>
+        <w:t xml:space="preserve">. 2011a, Marchetto </w:t>
       </w:r>
       <w:r>
         <w:rPr>
@@ -10659,25 +10391,7 @@
           <w:sz w:val="24"/>
           <w:szCs w:val="24"/>
         </w:rPr>
-        <w:t xml:space="preserve"> was estimated using the equation above; these elastic</w:t>
-      </w:r>
-      <w:proofErr w:type="spellStart"/>
-      <w:r>
-        <w:rPr>
-          <w:rFonts w:ascii="Times New Roman" w:hAnsi="Times New Roman" w:cs="Times New Roman"/>
-          <w:sz w:val="24"/>
-          <w:szCs w:val="24"/>
-        </w:rPr>
-        <w:t>ity</w:t>
-      </w:r>
-      <w:proofErr w:type="spellEnd"/>
-      <w:r>
-        <w:rPr>
-          <w:rFonts w:ascii="Times New Roman" w:hAnsi="Times New Roman" w:cs="Times New Roman"/>
-          <w:sz w:val="24"/>
-          <w:szCs w:val="24"/>
-        </w:rPr>
-        <w:t xml:space="preserve"> values were then rescaled by dividing by the sum of their absolute values, </w:t>
+        <w:t xml:space="preserve"> was estimated using the equation above; these elasticity values were then rescaled by dividing by the sum of their absolute values, </w:t>
       </w:r>
       <w:proofErr w:type="gramStart"/>
       <w:r>
@@ -13683,25 +13397,7 @@
           <w:sz w:val="24"/>
           <w:szCs w:val="24"/>
         </w:rPr>
-        <w:t xml:space="preserve">, M., </w:t>
-      </w:r>
-      <w:proofErr w:type="spellStart"/>
-      <w:r>
-        <w:rPr>
-          <w:rFonts w:ascii="Times New Roman" w:hAnsi="Times New Roman" w:cs="Times New Roman"/>
-          <w:sz w:val="24"/>
-          <w:szCs w:val="24"/>
-        </w:rPr>
-        <w:t>Bolker</w:t>
-      </w:r>
-      <w:proofErr w:type="spellEnd"/>
-      <w:r>
-        <w:rPr>
-          <w:rFonts w:ascii="Times New Roman" w:hAnsi="Times New Roman" w:cs="Times New Roman"/>
-          <w:sz w:val="24"/>
-          <w:szCs w:val="24"/>
-        </w:rPr>
-        <w:t>, B., &amp; Walker, S. (2012). Package ‘lme4’. CRAN. R Foundation for Statistical Computing, Vienna, Austria.</w:t>
+        <w:t>, M., Bolker, B., &amp; Walker, S. (2012). Package ‘lme4’. CRAN. R Foundation for Statistical Computing, Vienna, Austria.</w:t>
       </w:r>
     </w:p>
     <w:p>
@@ -13721,25 +13417,7 @@
           <w:sz w:val="24"/>
           <w:szCs w:val="24"/>
         </w:rPr>
-        <w:t xml:space="preserve">Berg, R.Y. (1975). </w:t>
-      </w:r>
-      <w:proofErr w:type="spellStart"/>
-      <w:r>
-        <w:rPr>
-          <w:rFonts w:ascii="Times New Roman" w:hAnsi="Times New Roman" w:cs="Times New Roman"/>
-          <w:sz w:val="24"/>
-          <w:szCs w:val="24"/>
-        </w:rPr>
-        <w:t>Myrmecochorous</w:t>
-      </w:r>
-      <w:proofErr w:type="spellEnd"/>
-      <w:r>
-        <w:rPr>
-          <w:rFonts w:ascii="Times New Roman" w:hAnsi="Times New Roman" w:cs="Times New Roman"/>
-          <w:sz w:val="24"/>
-          <w:szCs w:val="24"/>
-        </w:rPr>
-        <w:t xml:space="preserve"> plants in Australia and their dispersal by ants. </w:t>
+        <w:t xml:space="preserve">Berg, R.Y. (1975). Myrmecochorous plants in Australia and their dispersal by ants. </w:t>
       </w:r>
       <w:r>
         <w:rPr>
@@ -13869,25 +13547,7 @@
           <w:sz w:val="24"/>
           <w:szCs w:val="24"/>
         </w:rPr>
-        <w:t xml:space="preserve">Bullock, J.M., White, S.M., Prudhomme, C., Tansey, C., </w:t>
-      </w:r>
-      <w:proofErr w:type="spellStart"/>
-      <w:r>
-        <w:rPr>
-          <w:rFonts w:ascii="Times New Roman" w:hAnsi="Times New Roman" w:cs="Times New Roman"/>
-          <w:sz w:val="24"/>
-          <w:szCs w:val="24"/>
-        </w:rPr>
-        <w:t>Perea</w:t>
-      </w:r>
-      <w:proofErr w:type="spellEnd"/>
-      <w:r>
-        <w:rPr>
-          <w:rFonts w:ascii="Times New Roman" w:hAnsi="Times New Roman" w:cs="Times New Roman"/>
-          <w:sz w:val="24"/>
-          <w:szCs w:val="24"/>
-        </w:rPr>
-        <w:t xml:space="preserve">, R., &amp; </w:t>
+        <w:t xml:space="preserve">Bullock, J.M., White, S.M., Prudhomme, C., Tansey, C., Perea, R., &amp; </w:t>
       </w:r>
       <w:proofErr w:type="spellStart"/>
       <w:r>
@@ -13937,41 +13597,13 @@
           <w:szCs w:val="24"/>
         </w:rPr>
       </w:pPr>
-      <w:proofErr w:type="spellStart"/>
-      <w:r>
-        <w:rPr>
-          <w:rFonts w:ascii="Times New Roman" w:hAnsi="Times New Roman" w:cs="Times New Roman"/>
-          <w:sz w:val="24"/>
-          <w:szCs w:val="24"/>
-        </w:rPr>
-        <w:t>Conradsen</w:t>
-      </w:r>
-      <w:proofErr w:type="spellEnd"/>
-      <w:r>
-        <w:rPr>
-          <w:rFonts w:ascii="Times New Roman" w:hAnsi="Times New Roman" w:cs="Times New Roman"/>
-          <w:sz w:val="24"/>
-          <w:szCs w:val="24"/>
-        </w:rPr>
-        <w:t xml:space="preserve">, K., Nielsen, L.B., &amp; </w:t>
-      </w:r>
-      <w:proofErr w:type="spellStart"/>
-      <w:r>
-        <w:rPr>
-          <w:rFonts w:ascii="Times New Roman" w:hAnsi="Times New Roman" w:cs="Times New Roman"/>
-          <w:sz w:val="24"/>
-          <w:szCs w:val="24"/>
-        </w:rPr>
-        <w:t>Prahm</w:t>
-      </w:r>
-      <w:proofErr w:type="spellEnd"/>
-      <w:r>
-        <w:rPr>
-          <w:rFonts w:ascii="Times New Roman" w:hAnsi="Times New Roman" w:cs="Times New Roman"/>
-          <w:sz w:val="24"/>
-          <w:szCs w:val="24"/>
-        </w:rPr>
-        <w:t xml:space="preserve">, L.P. (1984). Review of Weibull statistics for estimation of wind speed distributions. </w:t>
+      <w:r>
+        <w:rPr>
+          <w:rFonts w:ascii="Times New Roman" w:hAnsi="Times New Roman" w:cs="Times New Roman"/>
+          <w:sz w:val="24"/>
+          <w:szCs w:val="24"/>
+        </w:rPr>
+        <w:t xml:space="preserve">Conradsen, K., Nielsen, L.B., &amp; Prahm, L.P. (1984). Review of Weibull statistics for estimation of wind speed distributions. </w:t>
       </w:r>
       <w:r>
         <w:rPr>
@@ -14163,25 +13795,7 @@
           <w:sz w:val="24"/>
           <w:szCs w:val="24"/>
         </w:rPr>
-        <w:t xml:space="preserve">Herrera, C.M. &amp; </w:t>
-      </w:r>
-      <w:proofErr w:type="spellStart"/>
-      <w:r>
-        <w:rPr>
-          <w:rFonts w:ascii="Times New Roman" w:hAnsi="Times New Roman" w:cs="Times New Roman"/>
-          <w:sz w:val="24"/>
-          <w:szCs w:val="24"/>
-        </w:rPr>
-        <w:t>Jordano</w:t>
-      </w:r>
-      <w:proofErr w:type="spellEnd"/>
-      <w:r>
-        <w:rPr>
-          <w:rFonts w:ascii="Times New Roman" w:hAnsi="Times New Roman" w:cs="Times New Roman"/>
-          <w:sz w:val="24"/>
-          <w:szCs w:val="24"/>
-        </w:rPr>
-        <w:t xml:space="preserve">, P. (1981). Prunus mahaleb and birds: the high‐efficiency seed dispersal system of a temperate fruiting tree. </w:t>
+        <w:t xml:space="preserve">Herrera, C.M. &amp; Jordano, P. (1981). Prunus mahaleb and birds: the high‐efficiency seed dispersal system of a temperate fruiting tree. </w:t>
       </w:r>
       <w:r>
         <w:rPr>
@@ -14658,25 +14272,7 @@
           <w:sz w:val="24"/>
           <w:szCs w:val="24"/>
         </w:rPr>
-        <w:t xml:space="preserve">, O., Kelly, D., &amp; </w:t>
-      </w:r>
-      <w:proofErr w:type="spellStart"/>
-      <w:r>
-        <w:rPr>
-          <w:rFonts w:ascii="Times New Roman" w:hAnsi="Times New Roman" w:cs="Times New Roman"/>
-          <w:sz w:val="24"/>
-          <w:szCs w:val="24"/>
-        </w:rPr>
-        <w:t>Ellner</w:t>
-      </w:r>
-      <w:proofErr w:type="spellEnd"/>
-      <w:r>
-        <w:rPr>
-          <w:rFonts w:ascii="Times New Roman" w:hAnsi="Times New Roman" w:cs="Times New Roman"/>
-          <w:sz w:val="24"/>
-          <w:szCs w:val="24"/>
-        </w:rPr>
-        <w:t xml:space="preserve">, S.P. (2011). Importance of individual and environmental variation for invasive species spread: a spatial integral projection model. </w:t>
+        <w:t xml:space="preserve">, O., Kelly, D., &amp; Ellner, S.P. (2011). Importance of individual and environmental variation for invasive species spread: a spatial integral projection model. </w:t>
       </w:r>
       <w:r>
         <w:rPr>
@@ -14792,41 +14388,13 @@
           <w:szCs w:val="24"/>
         </w:rPr>
       </w:pPr>
-      <w:proofErr w:type="spellStart"/>
-      <w:r>
-        <w:rPr>
-          <w:rFonts w:ascii="Times New Roman" w:hAnsi="Times New Roman" w:cs="Times New Roman"/>
-          <w:sz w:val="24"/>
-          <w:szCs w:val="24"/>
-        </w:rPr>
-        <w:t>Jordano</w:t>
-      </w:r>
-      <w:proofErr w:type="spellEnd"/>
-      <w:r>
-        <w:rPr>
-          <w:rFonts w:ascii="Times New Roman" w:hAnsi="Times New Roman" w:cs="Times New Roman"/>
-          <w:sz w:val="24"/>
-          <w:szCs w:val="24"/>
-        </w:rPr>
-        <w:t>, P., García, C., Godoy, J.A., &amp; García-</w:t>
-      </w:r>
-      <w:proofErr w:type="spellStart"/>
-      <w:r>
-        <w:rPr>
-          <w:rFonts w:ascii="Times New Roman" w:hAnsi="Times New Roman" w:cs="Times New Roman"/>
-          <w:sz w:val="24"/>
-          <w:szCs w:val="24"/>
-        </w:rPr>
-        <w:t>Castaño</w:t>
-      </w:r>
-      <w:proofErr w:type="spellEnd"/>
-      <w:r>
-        <w:rPr>
-          <w:rFonts w:ascii="Times New Roman" w:hAnsi="Times New Roman" w:cs="Times New Roman"/>
-          <w:sz w:val="24"/>
-          <w:szCs w:val="24"/>
-        </w:rPr>
-        <w:t xml:space="preserve">, J.L. (2007). Differential contribution of frugivores to complex seed dispersal patterns. </w:t>
+      <w:r>
+        <w:rPr>
+          <w:rFonts w:ascii="Times New Roman" w:hAnsi="Times New Roman" w:cs="Times New Roman"/>
+          <w:sz w:val="24"/>
+          <w:szCs w:val="24"/>
+        </w:rPr>
+        <w:t xml:space="preserve">Jordano, P., García, C., Godoy, J.A., &amp; García-Castaño, J.L. (2007). Differential contribution of frugivores to complex seed dispersal patterns. </w:t>
       </w:r>
       <w:r>
         <w:rPr>
@@ -14892,25 +14460,7 @@
           <w:sz w:val="24"/>
           <w:szCs w:val="24"/>
         </w:rPr>
-        <w:t xml:space="preserve">, A., Nathan, R., Siqueira, M., </w:t>
-      </w:r>
-      <w:proofErr w:type="spellStart"/>
-      <w:r>
-        <w:rPr>
-          <w:rFonts w:ascii="Times New Roman" w:hAnsi="Times New Roman" w:cs="Times New Roman"/>
-          <w:sz w:val="24"/>
-          <w:szCs w:val="24"/>
-        </w:rPr>
-        <w:t>Soons</w:t>
-      </w:r>
-      <w:proofErr w:type="spellEnd"/>
-      <w:r>
-        <w:rPr>
-          <w:rFonts w:ascii="Times New Roman" w:hAnsi="Times New Roman" w:cs="Times New Roman"/>
-          <w:sz w:val="24"/>
-          <w:szCs w:val="24"/>
-        </w:rPr>
-        <w:t xml:space="preserve">, M.B., Poggi, D., Horn, H.S., &amp; Levin, S.A. (2005). </w:t>
+        <w:t xml:space="preserve">, A., Nathan, R., Siqueira, M., Soons, M.B., Poggi, D., Horn, H.S., &amp; Levin, S.A. (2005). </w:t>
       </w:r>
       <w:r>
         <w:rPr>
@@ -14988,23 +14538,13 @@
           <w:szCs w:val="24"/>
         </w:rPr>
       </w:pPr>
-      <w:proofErr w:type="spellStart"/>
-      <w:r>
-        <w:rPr>
-          <w:rFonts w:ascii="Times New Roman" w:hAnsi="Times New Roman" w:cs="Times New Roman"/>
-          <w:sz w:val="24"/>
-          <w:szCs w:val="24"/>
-        </w:rPr>
-        <w:t>Kempter</w:t>
-      </w:r>
-      <w:proofErr w:type="spellEnd"/>
-      <w:r>
-        <w:rPr>
-          <w:rFonts w:ascii="Times New Roman" w:hAnsi="Times New Roman" w:cs="Times New Roman"/>
-          <w:sz w:val="24"/>
-          <w:szCs w:val="24"/>
-        </w:rPr>
-        <w:t xml:space="preserve">, I., </w:t>
+      <w:r>
+        <w:rPr>
+          <w:rFonts w:ascii="Times New Roman" w:hAnsi="Times New Roman" w:cs="Times New Roman"/>
+          <w:sz w:val="24"/>
+          <w:szCs w:val="24"/>
+        </w:rPr>
+        <w:t xml:space="preserve">Kempter, I., </w:t>
       </w:r>
       <w:proofErr w:type="spellStart"/>
       <w:r>
@@ -15040,25 +14580,7 @@
           <w:sz w:val="24"/>
           <w:szCs w:val="24"/>
         </w:rPr>
-        <w:t xml:space="preserve">, C., &amp; </w:t>
-      </w:r>
-      <w:proofErr w:type="spellStart"/>
-      <w:r>
-        <w:rPr>
-          <w:rFonts w:ascii="Times New Roman" w:hAnsi="Times New Roman" w:cs="Times New Roman"/>
-          <w:sz w:val="24"/>
-          <w:szCs w:val="24"/>
-        </w:rPr>
-        <w:t>Gratzer</w:t>
-      </w:r>
-      <w:proofErr w:type="spellEnd"/>
-      <w:r>
-        <w:rPr>
-          <w:rFonts w:ascii="Times New Roman" w:hAnsi="Times New Roman" w:cs="Times New Roman"/>
-          <w:sz w:val="24"/>
-          <w:szCs w:val="24"/>
-        </w:rPr>
-        <w:t xml:space="preserve">, G. (2018). Tricky to track: comparing different tagging methods for tracing beechnut dispersal by small mammals. </w:t>
+        <w:t xml:space="preserve">, C., &amp; Gratzer, G. (2018). Tricky to track: comparing different tagging methods for tracing beechnut dispersal by small mammals. </w:t>
       </w:r>
       <w:r>
         <w:rPr>
@@ -15096,25 +14618,7 @@
           <w:sz w:val="24"/>
           <w:szCs w:val="24"/>
         </w:rPr>
-        <w:t xml:space="preserve">Kling, M.M. &amp; </w:t>
-      </w:r>
-      <w:proofErr w:type="spellStart"/>
-      <w:r>
-        <w:rPr>
-          <w:rFonts w:ascii="Times New Roman" w:hAnsi="Times New Roman" w:cs="Times New Roman"/>
-          <w:sz w:val="24"/>
-          <w:szCs w:val="24"/>
-        </w:rPr>
-        <w:t>Ackerly</w:t>
-      </w:r>
-      <w:proofErr w:type="spellEnd"/>
-      <w:r>
-        <w:rPr>
-          <w:rFonts w:ascii="Times New Roman" w:hAnsi="Times New Roman" w:cs="Times New Roman"/>
-          <w:sz w:val="24"/>
-          <w:szCs w:val="24"/>
-        </w:rPr>
-        <w:t xml:space="preserve">, D.D. (2020). Global wind patterns and the vulnerability of wind-dispersed species to climate change. </w:t>
+        <w:t xml:space="preserve">Kling, M.M. &amp; Ackerly, D.D. (2020). Global wind patterns and the vulnerability of wind-dispersed species to climate change. </w:t>
       </w:r>
       <w:r>
         <w:rPr>
@@ -15162,25 +14666,7 @@
           <w:sz w:val="24"/>
           <w:szCs w:val="24"/>
         </w:rPr>
-        <w:t xml:space="preserve">, M., Lewis, M.A., &amp; van den </w:t>
-      </w:r>
-      <w:proofErr w:type="spellStart"/>
-      <w:r>
-        <w:rPr>
-          <w:rFonts w:ascii="Times New Roman" w:hAnsi="Times New Roman" w:cs="Times New Roman"/>
-          <w:sz w:val="24"/>
-          <w:szCs w:val="24"/>
-        </w:rPr>
-        <w:t>Driessche</w:t>
-      </w:r>
-      <w:proofErr w:type="spellEnd"/>
-      <w:r>
-        <w:rPr>
-          <w:rFonts w:ascii="Times New Roman" w:hAnsi="Times New Roman" w:cs="Times New Roman"/>
-          <w:sz w:val="24"/>
-          <w:szCs w:val="24"/>
-        </w:rPr>
-        <w:t xml:space="preserve">, P. (1996). Dispersal data and the spread of invading organisms. </w:t>
+        <w:t xml:space="preserve">, M., Lewis, M.A., &amp; van den Driessche, P. (1996). Dispersal data and the spread of invading organisms. </w:t>
       </w:r>
       <w:r>
         <w:rPr>
@@ -15212,23 +14698,13 @@
           <w:szCs w:val="24"/>
         </w:rPr>
       </w:pPr>
-      <w:proofErr w:type="spellStart"/>
-      <w:r>
-        <w:rPr>
-          <w:rFonts w:ascii="Times New Roman" w:hAnsi="Times New Roman" w:cs="Times New Roman"/>
-          <w:sz w:val="24"/>
-          <w:szCs w:val="24"/>
-        </w:rPr>
-        <w:t>Kuparinen</w:t>
-      </w:r>
-      <w:proofErr w:type="spellEnd"/>
-      <w:r>
-        <w:rPr>
-          <w:rFonts w:ascii="Times New Roman" w:hAnsi="Times New Roman" w:cs="Times New Roman"/>
-          <w:sz w:val="24"/>
-          <w:szCs w:val="24"/>
-        </w:rPr>
-        <w:t xml:space="preserve">, A., </w:t>
+      <w:r>
+        <w:rPr>
+          <w:rFonts w:ascii="Times New Roman" w:hAnsi="Times New Roman" w:cs="Times New Roman"/>
+          <w:sz w:val="24"/>
+          <w:szCs w:val="24"/>
+        </w:rPr>
+        <w:t xml:space="preserve">Kuparinen, A., </w:t>
       </w:r>
       <w:proofErr w:type="spellStart"/>
       <w:r>
@@ -15246,25 +14722,7 @@
           <w:sz w:val="24"/>
           <w:szCs w:val="24"/>
         </w:rPr>
-        <w:t xml:space="preserve">, G., Nathan, R., &amp; </w:t>
-      </w:r>
-      <w:proofErr w:type="spellStart"/>
-      <w:r>
-        <w:rPr>
-          <w:rFonts w:ascii="Times New Roman" w:hAnsi="Times New Roman" w:cs="Times New Roman"/>
-          <w:sz w:val="24"/>
-          <w:szCs w:val="24"/>
-        </w:rPr>
-        <w:t>Schurr</w:t>
-      </w:r>
-      <w:proofErr w:type="spellEnd"/>
-      <w:r>
-        <w:rPr>
-          <w:rFonts w:ascii="Times New Roman" w:hAnsi="Times New Roman" w:cs="Times New Roman"/>
-          <w:sz w:val="24"/>
-          <w:szCs w:val="24"/>
-        </w:rPr>
-        <w:t xml:space="preserve">, F.M. (2009). Increases in air temperature can promote wind-driven dispersal and spread of plants. </w:t>
+        <w:t xml:space="preserve">, G., Nathan, R., &amp; Schurr, F.M. (2009). Increases in air temperature can promote wind-driven dispersal and spread of plants. </w:t>
       </w:r>
       <w:r>
         <w:rPr>
@@ -15297,23 +14755,13 @@
         </w:rPr>
       </w:pPr>
       <w:commentRangeStart w:id="6"/>
-      <w:proofErr w:type="spellStart"/>
-      <w:r>
-        <w:rPr>
-          <w:rFonts w:ascii="Times New Roman" w:hAnsi="Times New Roman" w:cs="Times New Roman"/>
-          <w:sz w:val="24"/>
-          <w:szCs w:val="24"/>
-        </w:rPr>
-        <w:t>Marchetto</w:t>
-      </w:r>
-      <w:proofErr w:type="spellEnd"/>
-      <w:r>
-        <w:rPr>
-          <w:rFonts w:ascii="Times New Roman" w:hAnsi="Times New Roman" w:cs="Times New Roman"/>
-          <w:sz w:val="24"/>
-          <w:szCs w:val="24"/>
-        </w:rPr>
-        <w:t xml:space="preserve">, K.M., 2008. Abiotic and biotic factors affecting seed release and dispersal of the invasive thistles Carduus nutans and Carduus </w:t>
+      <w:r>
+        <w:rPr>
+          <w:rFonts w:ascii="Times New Roman" w:hAnsi="Times New Roman" w:cs="Times New Roman"/>
+          <w:sz w:val="24"/>
+          <w:szCs w:val="24"/>
+        </w:rPr>
+        <w:t xml:space="preserve">Marchetto, K.M., 2008. Abiotic and biotic factors affecting seed release and dispersal of the invasive thistles Carduus nutans and Carduus </w:t>
       </w:r>
       <w:proofErr w:type="spellStart"/>
       <w:r>
@@ -15352,23 +14800,13 @@
           <w:szCs w:val="24"/>
         </w:rPr>
       </w:pPr>
-      <w:proofErr w:type="spellStart"/>
-      <w:r>
-        <w:rPr>
-          <w:rFonts w:ascii="Times New Roman" w:hAnsi="Times New Roman" w:cs="Times New Roman"/>
-          <w:sz w:val="24"/>
-          <w:szCs w:val="24"/>
-        </w:rPr>
-        <w:t>Marchetto</w:t>
-      </w:r>
-      <w:proofErr w:type="spellEnd"/>
-      <w:r>
-        <w:rPr>
-          <w:rFonts w:ascii="Times New Roman" w:hAnsi="Times New Roman" w:cs="Times New Roman"/>
-          <w:sz w:val="24"/>
-          <w:szCs w:val="24"/>
-        </w:rPr>
-        <w:t xml:space="preserve">, K.M., Shea, K., Kelly, D., </w:t>
+      <w:r>
+        <w:rPr>
+          <w:rFonts w:ascii="Times New Roman" w:hAnsi="Times New Roman" w:cs="Times New Roman"/>
+          <w:sz w:val="24"/>
+          <w:szCs w:val="24"/>
+        </w:rPr>
+        <w:t xml:space="preserve">Marchetto, K.M., Shea, K., Kelly, D., </w:t>
       </w:r>
       <w:proofErr w:type="spellStart"/>
       <w:r>
@@ -15386,25 +14824,7 @@
           <w:sz w:val="24"/>
           <w:szCs w:val="24"/>
         </w:rPr>
-        <w:t xml:space="preserve">, R., </w:t>
-      </w:r>
-      <w:proofErr w:type="spellStart"/>
-      <w:r>
-        <w:rPr>
-          <w:rFonts w:ascii="Times New Roman" w:hAnsi="Times New Roman" w:cs="Times New Roman"/>
-          <w:sz w:val="24"/>
-          <w:szCs w:val="24"/>
-        </w:rPr>
-        <w:t>Sezen</w:t>
-      </w:r>
-      <w:proofErr w:type="spellEnd"/>
-      <w:r>
-        <w:rPr>
-          <w:rFonts w:ascii="Times New Roman" w:hAnsi="Times New Roman" w:cs="Times New Roman"/>
-          <w:sz w:val="24"/>
-          <w:szCs w:val="24"/>
-        </w:rPr>
-        <w:t xml:space="preserve">, Z., &amp; </w:t>
+        <w:t xml:space="preserve">, R., Sezen, Z., &amp; </w:t>
       </w:r>
       <w:proofErr w:type="spellStart"/>
       <w:r>
@@ -15729,61 +15149,7 @@
           <w:sz w:val="24"/>
           <w:szCs w:val="24"/>
         </w:rPr>
-        <w:t xml:space="preserve">, G.G., </w:t>
-      </w:r>
-      <w:proofErr w:type="spellStart"/>
-      <w:r>
-        <w:rPr>
-          <w:rFonts w:ascii="Times New Roman" w:hAnsi="Times New Roman" w:cs="Times New Roman"/>
-          <w:sz w:val="24"/>
-          <w:szCs w:val="24"/>
-        </w:rPr>
-        <w:t>Bohrer</w:t>
-      </w:r>
-      <w:proofErr w:type="spellEnd"/>
-      <w:r>
-        <w:rPr>
-          <w:rFonts w:ascii="Times New Roman" w:hAnsi="Times New Roman" w:cs="Times New Roman"/>
-          <w:sz w:val="24"/>
-          <w:szCs w:val="24"/>
-        </w:rPr>
-        <w:t xml:space="preserve">, G., </w:t>
-      </w:r>
-      <w:proofErr w:type="spellStart"/>
-      <w:r>
-        <w:rPr>
-          <w:rFonts w:ascii="Times New Roman" w:hAnsi="Times New Roman" w:cs="Times New Roman"/>
-          <w:sz w:val="24"/>
-          <w:szCs w:val="24"/>
-        </w:rPr>
-        <w:t>Kuparinen</w:t>
-      </w:r>
-      <w:proofErr w:type="spellEnd"/>
-      <w:r>
-        <w:rPr>
-          <w:rFonts w:ascii="Times New Roman" w:hAnsi="Times New Roman" w:cs="Times New Roman"/>
-          <w:sz w:val="24"/>
-          <w:szCs w:val="24"/>
-        </w:rPr>
-        <w:t xml:space="preserve">, A., </w:t>
-      </w:r>
-      <w:proofErr w:type="spellStart"/>
-      <w:r>
-        <w:rPr>
-          <w:rFonts w:ascii="Times New Roman" w:hAnsi="Times New Roman" w:cs="Times New Roman"/>
-          <w:sz w:val="24"/>
-          <w:szCs w:val="24"/>
-        </w:rPr>
-        <w:t>Soons</w:t>
-      </w:r>
-      <w:proofErr w:type="spellEnd"/>
-      <w:r>
-        <w:rPr>
-          <w:rFonts w:ascii="Times New Roman" w:hAnsi="Times New Roman" w:cs="Times New Roman"/>
-          <w:sz w:val="24"/>
-          <w:szCs w:val="24"/>
-        </w:rPr>
-        <w:t xml:space="preserve">, M.B., Thompson, S.E., </w:t>
+        <w:t xml:space="preserve">, G.G., Bohrer, G., Kuparinen, A., Soons, M.B., Thompson, S.E., </w:t>
       </w:r>
       <w:proofErr w:type="spellStart"/>
       <w:r>
@@ -16023,41 +15389,13 @@
           <w:szCs w:val="24"/>
         </w:rPr>
       </w:pPr>
-      <w:proofErr w:type="spellStart"/>
-      <w:r>
-        <w:rPr>
-          <w:rFonts w:ascii="Times New Roman" w:hAnsi="Times New Roman" w:cs="Times New Roman"/>
-          <w:sz w:val="24"/>
-          <w:szCs w:val="24"/>
-        </w:rPr>
-        <w:t>Rabelo</w:t>
-      </w:r>
-      <w:proofErr w:type="spellEnd"/>
-      <w:r>
-        <w:rPr>
-          <w:rFonts w:ascii="Times New Roman" w:hAnsi="Times New Roman" w:cs="Times New Roman"/>
-          <w:sz w:val="24"/>
-          <w:szCs w:val="24"/>
-        </w:rPr>
-        <w:t xml:space="preserve">, M.A., </w:t>
-      </w:r>
-      <w:proofErr w:type="spellStart"/>
-      <w:r>
-        <w:rPr>
-          <w:rFonts w:ascii="Times New Roman" w:hAnsi="Times New Roman" w:cs="Times New Roman"/>
-          <w:sz w:val="24"/>
-          <w:szCs w:val="24"/>
-        </w:rPr>
-        <w:t>Angotti</w:t>
-      </w:r>
-      <w:proofErr w:type="spellEnd"/>
-      <w:r>
-        <w:rPr>
-          <w:rFonts w:ascii="Times New Roman" w:hAnsi="Times New Roman" w:cs="Times New Roman"/>
-          <w:sz w:val="24"/>
-          <w:szCs w:val="24"/>
-        </w:rPr>
-        <w:t xml:space="preserve">, M.A., da Silva, G.S., da Cruz Reis, A., &amp; </w:t>
+      <w:r>
+        <w:rPr>
+          <w:rFonts w:ascii="Times New Roman" w:hAnsi="Times New Roman" w:cs="Times New Roman"/>
+          <w:sz w:val="24"/>
+          <w:szCs w:val="24"/>
+        </w:rPr>
+        <w:t xml:space="preserve">Rabelo, M.A., Angotti, M.A., da Silva, G.S., da Cruz Reis, A., &amp; </w:t>
       </w:r>
       <w:proofErr w:type="spellStart"/>
       <w:r>
@@ -16119,23 +15457,13 @@
           <w:szCs w:val="24"/>
         </w:rPr>
       </w:pPr>
-      <w:proofErr w:type="spellStart"/>
-      <w:r>
-        <w:rPr>
-          <w:rFonts w:ascii="Times New Roman" w:hAnsi="Times New Roman" w:cs="Times New Roman"/>
-          <w:sz w:val="24"/>
-          <w:szCs w:val="24"/>
-        </w:rPr>
-        <w:t>Raupach</w:t>
-      </w:r>
-      <w:proofErr w:type="spellEnd"/>
-      <w:r>
-        <w:rPr>
-          <w:rFonts w:ascii="Times New Roman" w:hAnsi="Times New Roman" w:cs="Times New Roman"/>
-          <w:sz w:val="24"/>
-          <w:szCs w:val="24"/>
-        </w:rPr>
-        <w:t xml:space="preserve">, M.R. (1994). Simplified expressions for vegetation roughness length and zero-plane displacement as functions of canopy height and area index. </w:t>
+      <w:r>
+        <w:rPr>
+          <w:rFonts w:ascii="Times New Roman" w:hAnsi="Times New Roman" w:cs="Times New Roman"/>
+          <w:sz w:val="24"/>
+          <w:szCs w:val="24"/>
+        </w:rPr>
+        <w:t xml:space="preserve">Raupach, M.R. (1994). Simplified expressions for vegetation roughness length and zero-plane displacement as functions of canopy height and area index. </w:t>
       </w:r>
       <w:r>
         <w:rPr>
@@ -16173,25 +15501,7 @@
           <w:sz w:val="24"/>
           <w:szCs w:val="24"/>
         </w:rPr>
-        <w:t xml:space="preserve">Rogers, H.S., Beckman, N.G., </w:t>
-      </w:r>
-      <w:proofErr w:type="spellStart"/>
-      <w:r>
-        <w:rPr>
-          <w:rFonts w:ascii="Times New Roman" w:hAnsi="Times New Roman" w:cs="Times New Roman"/>
-          <w:sz w:val="24"/>
-          <w:szCs w:val="24"/>
-        </w:rPr>
-        <w:t>Hartig</w:t>
-      </w:r>
-      <w:proofErr w:type="spellEnd"/>
-      <w:r>
-        <w:rPr>
-          <w:rFonts w:ascii="Times New Roman" w:hAnsi="Times New Roman" w:cs="Times New Roman"/>
-          <w:sz w:val="24"/>
-          <w:szCs w:val="24"/>
-        </w:rPr>
-        <w:t xml:space="preserve">, F., Johnson, J.S., </w:t>
+        <w:t xml:space="preserve">Rogers, H.S., Beckman, N.G., Hartig, F., Johnson, J.S., </w:t>
       </w:r>
       <w:proofErr w:type="spellStart"/>
       <w:r>
@@ -16321,43 +15631,7 @@
           <w:sz w:val="24"/>
           <w:szCs w:val="24"/>
         </w:rPr>
-        <w:t xml:space="preserve">Sales, L.P., Kissling, W.D., </w:t>
-      </w:r>
-      <w:proofErr w:type="spellStart"/>
-      <w:r>
-        <w:rPr>
-          <w:rFonts w:ascii="Times New Roman" w:hAnsi="Times New Roman" w:cs="Times New Roman"/>
-          <w:sz w:val="24"/>
-          <w:szCs w:val="24"/>
-        </w:rPr>
-        <w:t>Galetti</w:t>
-      </w:r>
-      <w:proofErr w:type="spellEnd"/>
-      <w:r>
-        <w:rPr>
-          <w:rFonts w:ascii="Times New Roman" w:hAnsi="Times New Roman" w:cs="Times New Roman"/>
-          <w:sz w:val="24"/>
-          <w:szCs w:val="24"/>
-        </w:rPr>
-        <w:t xml:space="preserve">, M., </w:t>
-      </w:r>
-      <w:proofErr w:type="spellStart"/>
-      <w:r>
-        <w:rPr>
-          <w:rFonts w:ascii="Times New Roman" w:hAnsi="Times New Roman" w:cs="Times New Roman"/>
-          <w:sz w:val="24"/>
-          <w:szCs w:val="24"/>
-        </w:rPr>
-        <w:t>Naimi</w:t>
-      </w:r>
-      <w:proofErr w:type="spellEnd"/>
-      <w:r>
-        <w:rPr>
-          <w:rFonts w:ascii="Times New Roman" w:hAnsi="Times New Roman" w:cs="Times New Roman"/>
-          <w:sz w:val="24"/>
-          <w:szCs w:val="24"/>
-        </w:rPr>
-        <w:t>, B., &amp; Pires, M.</w:t>
+        <w:t>Sales, L.P., Kissling, W.D., Galetti, M., Naimi, B., &amp; Pires, M.</w:t>
       </w:r>
       <w:r>
         <w:rPr>
@@ -16405,23 +15679,13 @@
           <w:szCs w:val="24"/>
         </w:rPr>
       </w:pPr>
-      <w:proofErr w:type="spellStart"/>
-      <w:r>
-        <w:rPr>
-          <w:rFonts w:ascii="Times New Roman" w:hAnsi="Times New Roman" w:cs="Times New Roman"/>
-          <w:sz w:val="24"/>
-          <w:szCs w:val="24"/>
-        </w:rPr>
-        <w:t>Schurr</w:t>
-      </w:r>
-      <w:proofErr w:type="spellEnd"/>
-      <w:r>
-        <w:rPr>
-          <w:rFonts w:ascii="Times New Roman" w:hAnsi="Times New Roman" w:cs="Times New Roman"/>
-          <w:sz w:val="24"/>
-          <w:szCs w:val="24"/>
-        </w:rPr>
-        <w:t xml:space="preserve">, F.M., Bond, W.J., Midgley, G.F., &amp; Higgins, S.I. (2005). A mechanistic model for secondary seed dispersal by wind and its experimental validation. </w:t>
+      <w:r>
+        <w:rPr>
+          <w:rFonts w:ascii="Times New Roman" w:hAnsi="Times New Roman" w:cs="Times New Roman"/>
+          <w:sz w:val="24"/>
+          <w:szCs w:val="24"/>
+        </w:rPr>
+        <w:t xml:space="preserve">Schurr, F.M., Bond, W.J., Midgley, G.F., &amp; Higgins, S.I. (2005). A mechanistic model for secondary seed dispersal by wind and its experimental validation. </w:t>
       </w:r>
       <w:r>
         <w:rPr>
@@ -16535,25 +15799,7 @@
           <w:sz w:val="24"/>
           <w:szCs w:val="24"/>
         </w:rPr>
-        <w:t xml:space="preserve">, E., &amp; Shea, K. (2011). Are the best dispersers the best colonizers? Seed mass, </w:t>
-      </w:r>
-      <w:proofErr w:type="gramStart"/>
-      <w:r>
-        <w:rPr>
-          <w:rFonts w:ascii="Times New Roman" w:hAnsi="Times New Roman" w:cs="Times New Roman"/>
-          <w:sz w:val="24"/>
-          <w:szCs w:val="24"/>
-        </w:rPr>
-        <w:t>dispersal</w:t>
-      </w:r>
-      <w:proofErr w:type="gramEnd"/>
-      <w:r>
-        <w:rPr>
-          <w:rFonts w:ascii="Times New Roman" w:hAnsi="Times New Roman" w:cs="Times New Roman"/>
-          <w:sz w:val="24"/>
-          <w:szCs w:val="24"/>
-        </w:rPr>
-        <w:t xml:space="preserve"> and establishment in Carduus thistles. </w:t>
+        <w:t xml:space="preserve">, E., &amp; Shea, K. (2011). Are the best dispersers the best colonizers? Seed mass, dispersal and establishment in Carduus thistles. </w:t>
       </w:r>
       <w:r>
         <w:rPr>
@@ -16585,7 +15831,6 @@
           <w:szCs w:val="24"/>
         </w:rPr>
       </w:pPr>
-      <w:proofErr w:type="spellStart"/>
       <w:r>
         <w:rPr>
           <w:rFonts w:ascii="Times New Roman" w:hAnsi="Times New Roman" w:cs="Times New Roman"/>
@@ -16593,16 +15838,7 @@
           <w:szCs w:val="24"/>
         </w:rPr>
         <w:lastRenderedPageBreak/>
-        <w:t>Soons</w:t>
-      </w:r>
-      <w:proofErr w:type="spellEnd"/>
-      <w:r>
-        <w:rPr>
-          <w:rFonts w:ascii="Times New Roman" w:hAnsi="Times New Roman" w:cs="Times New Roman"/>
-          <w:sz w:val="24"/>
-          <w:szCs w:val="24"/>
-        </w:rPr>
-        <w:t xml:space="preserve">, M.B., Heil, G.W., Nathan, R., &amp; </w:t>
+        <w:t xml:space="preserve">Soons, M.B., Heil, G.W., Nathan, R., &amp; </w:t>
       </w:r>
       <w:proofErr w:type="spellStart"/>
       <w:r>
@@ -16668,23 +15904,13 @@
           <w:szCs w:val="24"/>
         </w:rPr>
       </w:pPr>
-      <w:proofErr w:type="spellStart"/>
-      <w:r>
-        <w:rPr>
-          <w:rFonts w:ascii="Times New Roman" w:hAnsi="Times New Roman" w:cs="Times New Roman"/>
-          <w:sz w:val="24"/>
-          <w:szCs w:val="24"/>
-        </w:rPr>
-        <w:t>Soons</w:t>
-      </w:r>
-      <w:proofErr w:type="spellEnd"/>
-      <w:r>
-        <w:rPr>
-          <w:rFonts w:ascii="Times New Roman" w:hAnsi="Times New Roman" w:cs="Times New Roman"/>
-          <w:sz w:val="24"/>
-          <w:szCs w:val="24"/>
-        </w:rPr>
-        <w:t xml:space="preserve">, M.B., Nathan, R., &amp; </w:t>
+      <w:r>
+        <w:rPr>
+          <w:rFonts w:ascii="Times New Roman" w:hAnsi="Times New Roman" w:cs="Times New Roman"/>
+          <w:sz w:val="24"/>
+          <w:szCs w:val="24"/>
+        </w:rPr>
+        <w:t xml:space="preserve">Soons, M.B., Nathan, R., &amp; </w:t>
       </w:r>
       <w:proofErr w:type="spellStart"/>
       <w:r>
@@ -16784,25 +16010,7 @@
           <w:sz w:val="24"/>
           <w:szCs w:val="24"/>
         </w:rPr>
-        <w:t xml:space="preserve">, P., &amp; </w:t>
-      </w:r>
-      <w:proofErr w:type="spellStart"/>
-      <w:r>
-        <w:rPr>
-          <w:rFonts w:ascii="Times New Roman" w:hAnsi="Times New Roman" w:cs="Times New Roman"/>
-          <w:sz w:val="24"/>
-          <w:szCs w:val="24"/>
-        </w:rPr>
-        <w:t>Kahmen</w:t>
-      </w:r>
-      <w:proofErr w:type="spellEnd"/>
-      <w:r>
-        <w:rPr>
-          <w:rFonts w:ascii="Times New Roman" w:hAnsi="Times New Roman" w:cs="Times New Roman"/>
-          <w:sz w:val="24"/>
-          <w:szCs w:val="24"/>
-        </w:rPr>
-        <w:t>, S. (2003). Dandelion seed dispersal: the horizontal wind speed does not matter for long-distance dispersal</w:t>
+        <w:t>, P., &amp; Kahmen, S. (2003). Dandelion seed dispersal: the horizontal wind speed does not matter for long-distance dispersal</w:t>
       </w:r>
       <w:r>
         <w:rPr>
@@ -16910,25 +16118,7 @@
           <w:sz w:val="24"/>
           <w:szCs w:val="24"/>
         </w:rPr>
-        <w:t xml:space="preserve">Vander Wall, S.B., &amp; </w:t>
-      </w:r>
-      <w:proofErr w:type="spellStart"/>
-      <w:r>
-        <w:rPr>
-          <w:rFonts w:ascii="Times New Roman" w:hAnsi="Times New Roman" w:cs="Times New Roman"/>
-          <w:sz w:val="24"/>
-          <w:szCs w:val="24"/>
-        </w:rPr>
-        <w:t>Longland</w:t>
-      </w:r>
-      <w:proofErr w:type="spellEnd"/>
-      <w:r>
-        <w:rPr>
-          <w:rFonts w:ascii="Times New Roman" w:hAnsi="Times New Roman" w:cs="Times New Roman"/>
-          <w:sz w:val="24"/>
-          <w:szCs w:val="24"/>
-        </w:rPr>
-        <w:t xml:space="preserve">, W.S. (2004). </w:t>
+        <w:t xml:space="preserve">Vander Wall, S.B., &amp; Longland, W.S. (2004). </w:t>
       </w:r>
       <w:proofErr w:type="spellStart"/>
       <w:r>
@@ -20838,23 +20028,13 @@
                 <w:szCs w:val="20"/>
               </w:rPr>
             </w:pPr>
-            <w:proofErr w:type="spellStart"/>
             <w:r>
               <w:rPr>
                 <w:rFonts w:ascii="Times New Roman" w:hAnsi="Times New Roman" w:cs="Times New Roman"/>
                 <w:sz w:val="20"/>
                 <w:szCs w:val="20"/>
               </w:rPr>
-              <w:t>Rabelo</w:t>
-            </w:r>
-            <w:proofErr w:type="spellEnd"/>
-            <w:r>
-              <w:rPr>
-                <w:rFonts w:ascii="Times New Roman" w:hAnsi="Times New Roman" w:cs="Times New Roman"/>
-                <w:sz w:val="20"/>
-                <w:szCs w:val="20"/>
-              </w:rPr>
-              <w:t xml:space="preserve"> </w:t>
+              <w:t xml:space="preserve">Rabelo </w:t>
             </w:r>
             <w:r>
               <w:rPr>
@@ -21010,23 +20190,13 @@
                 <w:szCs w:val="20"/>
               </w:rPr>
             </w:pPr>
-            <w:proofErr w:type="spellStart"/>
             <w:r>
               <w:rPr>
                 <w:rFonts w:ascii="Times New Roman" w:hAnsi="Times New Roman" w:cs="Times New Roman"/>
                 <w:sz w:val="20"/>
                 <w:szCs w:val="20"/>
               </w:rPr>
-              <w:t>Rabelo</w:t>
-            </w:r>
-            <w:proofErr w:type="spellEnd"/>
-            <w:r>
-              <w:rPr>
-                <w:rFonts w:ascii="Times New Roman" w:hAnsi="Times New Roman" w:cs="Times New Roman"/>
-                <w:sz w:val="20"/>
-                <w:szCs w:val="20"/>
-              </w:rPr>
-              <w:t xml:space="preserve"> </w:t>
+              <w:t xml:space="preserve">Rabelo </w:t>
             </w:r>
             <w:r>
               <w:rPr>
@@ -21142,7 +20312,7 @@
 </file>
 
 <file path=word/comments.xml><?xml version="1.0" encoding="utf-8"?>
-<w:comments xmlns:wpc="http://schemas.microsoft.com/office/word/2010/wordprocessingCanvas" xmlns:cx="http://schemas.microsoft.com/office/drawing/2014/chartex" xmlns:cx1="http://schemas.microsoft.com/office/drawing/2015/9/8/chartex" xmlns:cx2="http://schemas.microsoft.com/office/drawing/2015/10/21/chartex" xmlns:cx3="http://schemas.microsoft.com/office/drawing/2016/5/9/chartex" xmlns:cx4="http://schemas.microsoft.com/office/drawing/2016/5/10/chartex" xmlns:cx5="http://schemas.microsoft.com/office/drawing/2016/5/11/chartex" xmlns:cx6="http://schemas.microsoft.com/office/drawing/2016/5/12/chartex" xmlns:cx7="http://schemas.microsoft.com/office/drawing/2016/5/13/chartex" xmlns:cx8="http://schemas.microsoft.com/office/drawing/2016/5/14/chartex" xmlns:mc="http://schemas.openxmlformats.org/markup-compatibility/2006" xmlns:aink="http://schemas.microsoft.com/office/drawing/2016/ink" xmlns:am3d="http://schemas.microsoft.com/office/drawing/2017/model3d" xmlns:o="urn:schemas-microsoft-com:office:office" xmlns:r="http://schemas.openxmlformats.org/officeDocument/2006/relationships" xmlns:m="http://schemas.openxmlformats.org/officeDocument/2006/math" xmlns:v="urn:schemas-microsoft-com:vml" xmlns:wp14="http://schemas.microsoft.com/office/word/2010/wordprocessingDrawing" xmlns:wp="http://schemas.openxmlformats.org/drawingml/2006/wordprocessingDrawing" xmlns:w10="urn:schemas-microsoft-com:office:word" xmlns:w="http://schemas.openxmlformats.org/wordprocessingml/2006/main" xmlns:w14="http://schemas.microsoft.com/office/word/2010/wordml" xmlns:w15="http://schemas.microsoft.com/office/word/2012/wordml" xmlns:w16cex="http://schemas.microsoft.com/office/word/2018/wordml/cex" xmlns:w16cid="http://schemas.microsoft.com/office/word/2016/wordml/cid" xmlns:w16="http://schemas.microsoft.com/office/word/2018/wordml" xmlns:w16sdtdh="http://schemas.microsoft.com/office/word/2020/wordml/sdtdatahash" xmlns:w16se="http://schemas.microsoft.com/office/word/2015/wordml/symex" xmlns:wpg="http://schemas.microsoft.com/office/word/2010/wordprocessingGroup" xmlns:wpi="http://schemas.microsoft.com/office/word/2010/wordprocessingInk" xmlns:wne="http://schemas.microsoft.com/office/word/2006/wordml" xmlns:wps="http://schemas.microsoft.com/office/word/2010/wordprocessingShape" mc:Ignorable="w14 w15 w16se w16cid w16 w16cex w16sdtdh wp14">
+<w:comments xmlns:wpc="http://schemas.microsoft.com/office/word/2010/wordprocessingCanvas" xmlns:cx="http://schemas.microsoft.com/office/drawing/2014/chartex" xmlns:cx1="http://schemas.microsoft.com/office/drawing/2015/9/8/chartex" xmlns:cx2="http://schemas.microsoft.com/office/drawing/2015/10/21/chartex" xmlns:cx3="http://schemas.microsoft.com/office/drawing/2016/5/9/chartex" xmlns:cx4="http://schemas.microsoft.com/office/drawing/2016/5/10/chartex" xmlns:cx5="http://schemas.microsoft.com/office/drawing/2016/5/11/chartex" xmlns:cx6="http://schemas.microsoft.com/office/drawing/2016/5/12/chartex" xmlns:cx7="http://schemas.microsoft.com/office/drawing/2016/5/13/chartex" xmlns:cx8="http://schemas.microsoft.com/office/drawing/2016/5/14/chartex" xmlns:mc="http://schemas.openxmlformats.org/markup-compatibility/2006" xmlns:aink="http://schemas.microsoft.com/office/drawing/2016/ink" xmlns:am3d="http://schemas.microsoft.com/office/drawing/2017/model3d" xmlns:o="urn:schemas-microsoft-com:office:office" xmlns:oel="http://schemas.microsoft.com/office/2019/extlst" xmlns:r="http://schemas.openxmlformats.org/officeDocument/2006/relationships" xmlns:m="http://schemas.openxmlformats.org/officeDocument/2006/math" xmlns:v="urn:schemas-microsoft-com:vml" xmlns:wp14="http://schemas.microsoft.com/office/word/2010/wordprocessingDrawing" xmlns:wp="http://schemas.openxmlformats.org/drawingml/2006/wordprocessingDrawing" xmlns:w10="urn:schemas-microsoft-com:office:word" xmlns:w="http://schemas.openxmlformats.org/wordprocessingml/2006/main" xmlns:w14="http://schemas.microsoft.com/office/word/2010/wordml" xmlns:w15="http://schemas.microsoft.com/office/word/2012/wordml" xmlns:w16cex="http://schemas.microsoft.com/office/word/2018/wordml/cex" xmlns:w16cid="http://schemas.microsoft.com/office/word/2016/wordml/cid" xmlns:w16="http://schemas.microsoft.com/office/word/2018/wordml" xmlns:w16sdtdh="http://schemas.microsoft.com/office/word/2020/wordml/sdtdatahash" xmlns:w16se="http://schemas.microsoft.com/office/word/2015/wordml/symex" xmlns:wpg="http://schemas.microsoft.com/office/word/2010/wordprocessingGroup" xmlns:wpi="http://schemas.microsoft.com/office/word/2010/wordprocessingInk" xmlns:wne="http://schemas.microsoft.com/office/word/2006/wordml" xmlns:wps="http://schemas.microsoft.com/office/word/2010/wordprocessingShape" mc:Ignorable="w14 w15 w16se w16cid w16 w16cex w16sdtdh wp14">
   <w:comment w:id="3" w:author="Trevor D." w:date="2022-04-20T20:56:00Z" w:initials="TD">
     <w:p>
       <w:pPr>
@@ -21155,23 +20325,7 @@
         <w:annotationRef/>
       </w:r>
       <w:r>
-        <w:t xml:space="preserve">Note that this may underestimate secondary dispersal; because my study and </w:t>
-      </w:r>
-      <w:proofErr w:type="spellStart"/>
-      <w:r>
-        <w:t>Eelke’s</w:t>
-      </w:r>
-      <w:proofErr w:type="spellEnd"/>
-      <w:r>
-        <w:t xml:space="preserve"> study both show that almost all seeds are removed after a few days, the chance of seeds being dispersed could </w:t>
-      </w:r>
-      <w:proofErr w:type="gramStart"/>
-      <w:r>
-        <w:t>actually be</w:t>
-      </w:r>
-      <w:proofErr w:type="gramEnd"/>
-      <w:r>
-        <w:t xml:space="preserve"> higher. This may be due to a greater density of ant nests than we may think; however, because the distribution and density of ant nests in these two studies are unknown, it’s difficult to say whether almost all seeds were removed because of high nest density of because of a larger than expected foraging radius. Also, we don’t know if predation occurred after removal.</w:t>
+        <w:t>Note that this may underestimate secondary dispersal; because my study and Eelke’s study both show that almost all seeds are removed after a few days, the chance of seeds being dispersed could actually be higher. This may be due to a greater density of ant nests than we may think; however, because the distribution and density of ant nests in these two studies are unknown, it’s difficult to say whether almost all seeds were removed because of high nest density of because of a larger than expected foraging radius. Also, we don’t know if predation occurred after removal.</w:t>
       </w:r>
     </w:p>
   </w:comment>
@@ -21195,28 +20349,28 @@
 </file>
 
 <file path=word/commentsExtended.xml><?xml version="1.0" encoding="utf-8"?>
-<w15:commentsEx xmlns:wpc="http://schemas.microsoft.com/office/word/2010/wordprocessingCanvas" xmlns:cx="http://schemas.microsoft.com/office/drawing/2014/chartex" xmlns:cx1="http://schemas.microsoft.com/office/drawing/2015/9/8/chartex" xmlns:cx2="http://schemas.microsoft.com/office/drawing/2015/10/21/chartex" xmlns:cx3="http://schemas.microsoft.com/office/drawing/2016/5/9/chartex" xmlns:cx4="http://schemas.microsoft.com/office/drawing/2016/5/10/chartex" xmlns:cx5="http://schemas.microsoft.com/office/drawing/2016/5/11/chartex" xmlns:cx6="http://schemas.microsoft.com/office/drawing/2016/5/12/chartex" xmlns:cx7="http://schemas.microsoft.com/office/drawing/2016/5/13/chartex" xmlns:cx8="http://schemas.microsoft.com/office/drawing/2016/5/14/chartex" xmlns:mc="http://schemas.openxmlformats.org/markup-compatibility/2006" xmlns:aink="http://schemas.microsoft.com/office/drawing/2016/ink" xmlns:am3d="http://schemas.microsoft.com/office/drawing/2017/model3d" xmlns:o="urn:schemas-microsoft-com:office:office" xmlns:r="http://schemas.openxmlformats.org/officeDocument/2006/relationships" xmlns:m="http://schemas.openxmlformats.org/officeDocument/2006/math" xmlns:v="urn:schemas-microsoft-com:vml" xmlns:wp14="http://schemas.microsoft.com/office/word/2010/wordprocessingDrawing" xmlns:wp="http://schemas.openxmlformats.org/drawingml/2006/wordprocessingDrawing" xmlns:w10="urn:schemas-microsoft-com:office:word" xmlns:w="http://schemas.openxmlformats.org/wordprocessingml/2006/main" xmlns:w14="http://schemas.microsoft.com/office/word/2010/wordml" xmlns:w15="http://schemas.microsoft.com/office/word/2012/wordml" xmlns:w16cex="http://schemas.microsoft.com/office/word/2018/wordml/cex" xmlns:w16cid="http://schemas.microsoft.com/office/word/2016/wordml/cid" xmlns:w16="http://schemas.microsoft.com/office/word/2018/wordml" xmlns:w16sdtdh="http://schemas.microsoft.com/office/word/2020/wordml/sdtdatahash" xmlns:w16se="http://schemas.microsoft.com/office/word/2015/wordml/symex" xmlns:wpg="http://schemas.microsoft.com/office/word/2010/wordprocessingGroup" xmlns:wpi="http://schemas.microsoft.com/office/word/2010/wordprocessingInk" xmlns:wne="http://schemas.microsoft.com/office/word/2006/wordml" xmlns:wps="http://schemas.microsoft.com/office/word/2010/wordprocessingShape" mc:Ignorable="w14 w15 w16se w16cid w16 w16cex w16sdtdh wp14">
+<w15:commentsEx xmlns:wpc="http://schemas.microsoft.com/office/word/2010/wordprocessingCanvas" xmlns:cx="http://schemas.microsoft.com/office/drawing/2014/chartex" xmlns:cx1="http://schemas.microsoft.com/office/drawing/2015/9/8/chartex" xmlns:cx2="http://schemas.microsoft.com/office/drawing/2015/10/21/chartex" xmlns:cx3="http://schemas.microsoft.com/office/drawing/2016/5/9/chartex" xmlns:cx4="http://schemas.microsoft.com/office/drawing/2016/5/10/chartex" xmlns:cx5="http://schemas.microsoft.com/office/drawing/2016/5/11/chartex" xmlns:cx6="http://schemas.microsoft.com/office/drawing/2016/5/12/chartex" xmlns:cx7="http://schemas.microsoft.com/office/drawing/2016/5/13/chartex" xmlns:cx8="http://schemas.microsoft.com/office/drawing/2016/5/14/chartex" xmlns:mc="http://schemas.openxmlformats.org/markup-compatibility/2006" xmlns:aink="http://schemas.microsoft.com/office/drawing/2016/ink" xmlns:am3d="http://schemas.microsoft.com/office/drawing/2017/model3d" xmlns:o="urn:schemas-microsoft-com:office:office" xmlns:oel="http://schemas.microsoft.com/office/2019/extlst" xmlns:r="http://schemas.openxmlformats.org/officeDocument/2006/relationships" xmlns:m="http://schemas.openxmlformats.org/officeDocument/2006/math" xmlns:v="urn:schemas-microsoft-com:vml" xmlns:wp14="http://schemas.microsoft.com/office/word/2010/wordprocessingDrawing" xmlns:wp="http://schemas.openxmlformats.org/drawingml/2006/wordprocessingDrawing" xmlns:w10="urn:schemas-microsoft-com:office:word" xmlns:w="http://schemas.openxmlformats.org/wordprocessingml/2006/main" xmlns:w14="http://schemas.microsoft.com/office/word/2010/wordml" xmlns:w15="http://schemas.microsoft.com/office/word/2012/wordml" xmlns:w16cex="http://schemas.microsoft.com/office/word/2018/wordml/cex" xmlns:w16cid="http://schemas.microsoft.com/office/word/2016/wordml/cid" xmlns:w16="http://schemas.microsoft.com/office/word/2018/wordml" xmlns:w16sdtdh="http://schemas.microsoft.com/office/word/2020/wordml/sdtdatahash" xmlns:w16se="http://schemas.microsoft.com/office/word/2015/wordml/symex" xmlns:wpg="http://schemas.microsoft.com/office/word/2010/wordprocessingGroup" xmlns:wpi="http://schemas.microsoft.com/office/word/2010/wordprocessingInk" xmlns:wne="http://schemas.microsoft.com/office/word/2006/wordml" xmlns:wps="http://schemas.microsoft.com/office/word/2010/wordprocessingShape" mc:Ignorable="w14 w15 w16se w16cid w16 w16cex w16sdtdh wp14">
   <w15:commentEx w15:paraId="1ED46D63" w15:done="0"/>
   <w15:commentEx w15:paraId="6FC1DD26" w15:done="0"/>
 </w15:commentsEx>
 </file>
 
 <file path=word/commentsExtensible.xml><?xml version="1.0" encoding="utf-8"?>
-<w16cex:commentsExtensible xmlns:wpc="http://schemas.microsoft.com/office/word/2010/wordprocessingCanvas" xmlns:cx="http://schemas.microsoft.com/office/drawing/2014/chartex" xmlns:cx1="http://schemas.microsoft.com/office/drawing/2015/9/8/chartex" xmlns:cx2="http://schemas.microsoft.com/office/drawing/2015/10/21/chartex" xmlns:cx3="http://schemas.microsoft.com/office/drawing/2016/5/9/chartex" xmlns:cx4="http://schemas.microsoft.com/office/drawing/2016/5/10/chartex" xmlns:cx5="http://schemas.microsoft.com/office/drawing/2016/5/11/chartex" xmlns:cx6="http://schemas.microsoft.com/office/drawing/2016/5/12/chartex" xmlns:cx7="http://schemas.microsoft.com/office/drawing/2016/5/13/chartex" xmlns:cx8="http://schemas.microsoft.com/office/drawing/2016/5/14/chartex" xmlns:mc="http://schemas.openxmlformats.org/markup-compatibility/2006" xmlns:aink="http://schemas.microsoft.com/office/drawing/2016/ink" xmlns:am3d="http://schemas.microsoft.com/office/drawing/2017/model3d" xmlns:o="urn:schemas-microsoft-com:office:office" xmlns:r="http://schemas.openxmlformats.org/officeDocument/2006/relationships" xmlns:m="http://schemas.openxmlformats.org/officeDocument/2006/math" xmlns:v="urn:schemas-microsoft-com:vml" xmlns:wp14="http://schemas.microsoft.com/office/word/2010/wordprocessingDrawing" xmlns:wp="http://schemas.openxmlformats.org/drawingml/2006/wordprocessingDrawing" xmlns:w10="urn:schemas-microsoft-com:office:word" xmlns:w="http://schemas.openxmlformats.org/wordprocessingml/2006/main" xmlns:w14="http://schemas.microsoft.com/office/word/2010/wordml" xmlns:w15="http://schemas.microsoft.com/office/word/2012/wordml" xmlns:w16cex="http://schemas.microsoft.com/office/word/2018/wordml/cex" xmlns:w16cid="http://schemas.microsoft.com/office/word/2016/wordml/cid" xmlns:w16="http://schemas.microsoft.com/office/word/2018/wordml" xmlns:w16sdtdh="http://schemas.microsoft.com/office/word/2020/wordml/sdtdatahash" xmlns:w16se="http://schemas.microsoft.com/office/word/2015/wordml/symex" xmlns:wpg="http://schemas.microsoft.com/office/word/2010/wordprocessingGroup" xmlns:wpi="http://schemas.microsoft.com/office/word/2010/wordprocessingInk" xmlns:wne="http://schemas.microsoft.com/office/word/2006/wordml" xmlns:wps="http://schemas.microsoft.com/office/word/2010/wordprocessingShape" mc:Ignorable="w14 w15 w16se w16cid w16 w16cex w16sdtdh wp14">
+<w16cex:commentsExtensible xmlns:wpc="http://schemas.microsoft.com/office/word/2010/wordprocessingCanvas" xmlns:cx="http://schemas.microsoft.com/office/drawing/2014/chartex" xmlns:cx1="http://schemas.microsoft.com/office/drawing/2015/9/8/chartex" xmlns:cx2="http://schemas.microsoft.com/office/drawing/2015/10/21/chartex" xmlns:cx3="http://schemas.microsoft.com/office/drawing/2016/5/9/chartex" xmlns:cx4="http://schemas.microsoft.com/office/drawing/2016/5/10/chartex" xmlns:cx5="http://schemas.microsoft.com/office/drawing/2016/5/11/chartex" xmlns:cx6="http://schemas.microsoft.com/office/drawing/2016/5/12/chartex" xmlns:cx7="http://schemas.microsoft.com/office/drawing/2016/5/13/chartex" xmlns:cx8="http://schemas.microsoft.com/office/drawing/2016/5/14/chartex" xmlns:cr="http://schemas.microsoft.com/office/comments/2020/reactions" xmlns:mc="http://schemas.openxmlformats.org/markup-compatibility/2006" xmlns:aink="http://schemas.microsoft.com/office/drawing/2016/ink" xmlns:am3d="http://schemas.microsoft.com/office/drawing/2017/model3d" xmlns:o="urn:schemas-microsoft-com:office:office" xmlns:oel="http://schemas.microsoft.com/office/2019/extlst" xmlns:r="http://schemas.openxmlformats.org/officeDocument/2006/relationships" xmlns:m="http://schemas.openxmlformats.org/officeDocument/2006/math" xmlns:v="urn:schemas-microsoft-com:vml" xmlns:wp14="http://schemas.microsoft.com/office/word/2010/wordprocessingDrawing" xmlns:wp="http://schemas.openxmlformats.org/drawingml/2006/wordprocessingDrawing" xmlns:w10="urn:schemas-microsoft-com:office:word" xmlns:w="http://schemas.openxmlformats.org/wordprocessingml/2006/main" xmlns:w14="http://schemas.microsoft.com/office/word/2010/wordml" xmlns:w15="http://schemas.microsoft.com/office/word/2012/wordml" xmlns:w16cex="http://schemas.microsoft.com/office/word/2018/wordml/cex" xmlns:w16cid="http://schemas.microsoft.com/office/word/2016/wordml/cid" xmlns:w16="http://schemas.microsoft.com/office/word/2018/wordml" xmlns:w16sdtdh="http://schemas.microsoft.com/office/word/2020/wordml/sdtdatahash" xmlns:w16se="http://schemas.microsoft.com/office/word/2015/wordml/symex" xmlns:wpg="http://schemas.microsoft.com/office/word/2010/wordprocessingGroup" xmlns:wpi="http://schemas.microsoft.com/office/word/2010/wordprocessingInk" xmlns:wne="http://schemas.microsoft.com/office/word/2006/wordml" xmlns:wps="http://schemas.microsoft.com/office/word/2010/wordprocessingShape" mc:Ignorable="w14 w15 w16se w16cid w16 w16cex w16sdtdh cr wp14">
   <w16cex:commentExtensible w16cex:durableId="260AF1FB" w16cex:dateUtc="2022-04-21T00:56:00Z"/>
   <w16cex:commentExtensible w16cex:durableId="249D47EB" w16cex:dateUtc="2021-07-17T16:13:00Z"/>
 </w16cex:commentsExtensible>
 </file>
 
 <file path=word/commentsIds.xml><?xml version="1.0" encoding="utf-8"?>
-<w16cid:commentsIds xmlns:wpc="http://schemas.microsoft.com/office/word/2010/wordprocessingCanvas" xmlns:cx="http://schemas.microsoft.com/office/drawing/2014/chartex" xmlns:cx1="http://schemas.microsoft.com/office/drawing/2015/9/8/chartex" xmlns:cx2="http://schemas.microsoft.com/office/drawing/2015/10/21/chartex" xmlns:cx3="http://schemas.microsoft.com/office/drawing/2016/5/9/chartex" xmlns:cx4="http://schemas.microsoft.com/office/drawing/2016/5/10/chartex" xmlns:cx5="http://schemas.microsoft.com/office/drawing/2016/5/11/chartex" xmlns:cx6="http://schemas.microsoft.com/office/drawing/2016/5/12/chartex" xmlns:cx7="http://schemas.microsoft.com/office/drawing/2016/5/13/chartex" xmlns:cx8="http://schemas.microsoft.com/office/drawing/2016/5/14/chartex" xmlns:mc="http://schemas.openxmlformats.org/markup-compatibility/2006" xmlns:aink="http://schemas.microsoft.com/office/drawing/2016/ink" xmlns:am3d="http://schemas.microsoft.com/office/drawing/2017/model3d" xmlns:o="urn:schemas-microsoft-com:office:office" xmlns:r="http://schemas.openxmlformats.org/officeDocument/2006/relationships" xmlns:m="http://schemas.openxmlformats.org/officeDocument/2006/math" xmlns:v="urn:schemas-microsoft-com:vml" xmlns:wp14="http://schemas.microsoft.com/office/word/2010/wordprocessingDrawing" xmlns:wp="http://schemas.openxmlformats.org/drawingml/2006/wordprocessingDrawing" xmlns:w10="urn:schemas-microsoft-com:office:word" xmlns:w="http://schemas.openxmlformats.org/wordprocessingml/2006/main" xmlns:w14="http://schemas.microsoft.com/office/word/2010/wordml" xmlns:w15="http://schemas.microsoft.com/office/word/2012/wordml" xmlns:w16cex="http://schemas.microsoft.com/office/word/2018/wordml/cex" xmlns:w16cid="http://schemas.microsoft.com/office/word/2016/wordml/cid" xmlns:w16="http://schemas.microsoft.com/office/word/2018/wordml" xmlns:w16sdtdh="http://schemas.microsoft.com/office/word/2020/wordml/sdtdatahash" xmlns:w16se="http://schemas.microsoft.com/office/word/2015/wordml/symex" xmlns:wpg="http://schemas.microsoft.com/office/word/2010/wordprocessingGroup" xmlns:wpi="http://schemas.microsoft.com/office/word/2010/wordprocessingInk" xmlns:wne="http://schemas.microsoft.com/office/word/2006/wordml" xmlns:wps="http://schemas.microsoft.com/office/word/2010/wordprocessingShape" mc:Ignorable="w14 w15 w16se w16cid w16 w16cex w16sdtdh wp14">
+<w16cid:commentsIds xmlns:wpc="http://schemas.microsoft.com/office/word/2010/wordprocessingCanvas" xmlns:cx="http://schemas.microsoft.com/office/drawing/2014/chartex" xmlns:cx1="http://schemas.microsoft.com/office/drawing/2015/9/8/chartex" xmlns:cx2="http://schemas.microsoft.com/office/drawing/2015/10/21/chartex" xmlns:cx3="http://schemas.microsoft.com/office/drawing/2016/5/9/chartex" xmlns:cx4="http://schemas.microsoft.com/office/drawing/2016/5/10/chartex" xmlns:cx5="http://schemas.microsoft.com/office/drawing/2016/5/11/chartex" xmlns:cx6="http://schemas.microsoft.com/office/drawing/2016/5/12/chartex" xmlns:cx7="http://schemas.microsoft.com/office/drawing/2016/5/13/chartex" xmlns:cx8="http://schemas.microsoft.com/office/drawing/2016/5/14/chartex" xmlns:mc="http://schemas.openxmlformats.org/markup-compatibility/2006" xmlns:aink="http://schemas.microsoft.com/office/drawing/2016/ink" xmlns:am3d="http://schemas.microsoft.com/office/drawing/2017/model3d" xmlns:o="urn:schemas-microsoft-com:office:office" xmlns:oel="http://schemas.microsoft.com/office/2019/extlst" xmlns:r="http://schemas.openxmlformats.org/officeDocument/2006/relationships" xmlns:m="http://schemas.openxmlformats.org/officeDocument/2006/math" xmlns:v="urn:schemas-microsoft-com:vml" xmlns:wp14="http://schemas.microsoft.com/office/word/2010/wordprocessingDrawing" xmlns:wp="http://schemas.openxmlformats.org/drawingml/2006/wordprocessingDrawing" xmlns:w10="urn:schemas-microsoft-com:office:word" xmlns:w="http://schemas.openxmlformats.org/wordprocessingml/2006/main" xmlns:w14="http://schemas.microsoft.com/office/word/2010/wordml" xmlns:w15="http://schemas.microsoft.com/office/word/2012/wordml" xmlns:w16cex="http://schemas.microsoft.com/office/word/2018/wordml/cex" xmlns:w16cid="http://schemas.microsoft.com/office/word/2016/wordml/cid" xmlns:w16="http://schemas.microsoft.com/office/word/2018/wordml" xmlns:w16sdtdh="http://schemas.microsoft.com/office/word/2020/wordml/sdtdatahash" xmlns:w16se="http://schemas.microsoft.com/office/word/2015/wordml/symex" xmlns:wpg="http://schemas.microsoft.com/office/word/2010/wordprocessingGroup" xmlns:wpi="http://schemas.microsoft.com/office/word/2010/wordprocessingInk" xmlns:wne="http://schemas.microsoft.com/office/word/2006/wordml" xmlns:wps="http://schemas.microsoft.com/office/word/2010/wordprocessingShape" mc:Ignorable="w14 w15 w16se w16cid w16 w16cex w16sdtdh wp14">
   <w16cid:commentId w16cid:paraId="1ED46D63" w16cid:durableId="260AF1FB"/>
   <w16cid:commentId w16cid:paraId="6FC1DD26" w16cid:durableId="249D47EB"/>
 </w16cid:commentsIds>
 </file>
 
 <file path=word/people.xml><?xml version="1.0" encoding="utf-8"?>
-<w15:people xmlns:wpc="http://schemas.microsoft.com/office/word/2010/wordprocessingCanvas" xmlns:cx="http://schemas.microsoft.com/office/drawing/2014/chartex" xmlns:cx1="http://schemas.microsoft.com/office/drawing/2015/9/8/chartex" xmlns:cx2="http://schemas.microsoft.com/office/drawing/2015/10/21/chartex" xmlns:cx3="http://schemas.microsoft.com/office/drawing/2016/5/9/chartex" xmlns:cx4="http://schemas.microsoft.com/office/drawing/2016/5/10/chartex" xmlns:cx5="http://schemas.microsoft.com/office/drawing/2016/5/11/chartex" xmlns:cx6="http://schemas.microsoft.com/office/drawing/2016/5/12/chartex" xmlns:cx7="http://schemas.microsoft.com/office/drawing/2016/5/13/chartex" xmlns:cx8="http://schemas.microsoft.com/office/drawing/2016/5/14/chartex" xmlns:mc="http://schemas.openxmlformats.org/markup-compatibility/2006" xmlns:aink="http://schemas.microsoft.com/office/drawing/2016/ink" xmlns:am3d="http://schemas.microsoft.com/office/drawing/2017/model3d" xmlns:o="urn:schemas-microsoft-com:office:office" xmlns:r="http://schemas.openxmlformats.org/officeDocument/2006/relationships" xmlns:m="http://schemas.openxmlformats.org/officeDocument/2006/math" xmlns:v="urn:schemas-microsoft-com:vml" xmlns:wp14="http://schemas.microsoft.com/office/word/2010/wordprocessingDrawing" xmlns:wp="http://schemas.openxmlformats.org/drawingml/2006/wordprocessingDrawing" xmlns:w10="urn:schemas-microsoft-com:office:word" xmlns:w="http://schemas.openxmlformats.org/wordprocessingml/2006/main" xmlns:w14="http://schemas.microsoft.com/office/word/2010/wordml" xmlns:w15="http://schemas.microsoft.com/office/word/2012/wordml" xmlns:w16cex="http://schemas.microsoft.com/office/word/2018/wordml/cex" xmlns:w16cid="http://schemas.microsoft.com/office/word/2016/wordml/cid" xmlns:w16="http://schemas.microsoft.com/office/word/2018/wordml" xmlns:w16sdtdh="http://schemas.microsoft.com/office/word/2020/wordml/sdtdatahash" xmlns:w16se="http://schemas.microsoft.com/office/word/2015/wordml/symex" xmlns:wpg="http://schemas.microsoft.com/office/word/2010/wordprocessingGroup" xmlns:wpi="http://schemas.microsoft.com/office/word/2010/wordprocessingInk" xmlns:wne="http://schemas.microsoft.com/office/word/2006/wordml" xmlns:wps="http://schemas.microsoft.com/office/word/2010/wordprocessingShape" mc:Ignorable="w14 w15 w16se w16cid w16 w16cex w16sdtdh wp14">
+<w15:people xmlns:wpc="http://schemas.microsoft.com/office/word/2010/wordprocessingCanvas" xmlns:cx="http://schemas.microsoft.com/office/drawing/2014/chartex" xmlns:cx1="http://schemas.microsoft.com/office/drawing/2015/9/8/chartex" xmlns:cx2="http://schemas.microsoft.com/office/drawing/2015/10/21/chartex" xmlns:cx3="http://schemas.microsoft.com/office/drawing/2016/5/9/chartex" xmlns:cx4="http://schemas.microsoft.com/office/drawing/2016/5/10/chartex" xmlns:cx5="http://schemas.microsoft.com/office/drawing/2016/5/11/chartex" xmlns:cx6="http://schemas.microsoft.com/office/drawing/2016/5/12/chartex" xmlns:cx7="http://schemas.microsoft.com/office/drawing/2016/5/13/chartex" xmlns:cx8="http://schemas.microsoft.com/office/drawing/2016/5/14/chartex" xmlns:mc="http://schemas.openxmlformats.org/markup-compatibility/2006" xmlns:aink="http://schemas.microsoft.com/office/drawing/2016/ink" xmlns:am3d="http://schemas.microsoft.com/office/drawing/2017/model3d" xmlns:o="urn:schemas-microsoft-com:office:office" xmlns:oel="http://schemas.microsoft.com/office/2019/extlst" xmlns:r="http://schemas.openxmlformats.org/officeDocument/2006/relationships" xmlns:m="http://schemas.openxmlformats.org/officeDocument/2006/math" xmlns:v="urn:schemas-microsoft-com:vml" xmlns:wp14="http://schemas.microsoft.com/office/word/2010/wordprocessingDrawing" xmlns:wp="http://schemas.openxmlformats.org/drawingml/2006/wordprocessingDrawing" xmlns:w10="urn:schemas-microsoft-com:office:word" xmlns:w="http://schemas.openxmlformats.org/wordprocessingml/2006/main" xmlns:w14="http://schemas.microsoft.com/office/word/2010/wordml" xmlns:w15="http://schemas.microsoft.com/office/word/2012/wordml" xmlns:w16cex="http://schemas.microsoft.com/office/word/2018/wordml/cex" xmlns:w16cid="http://schemas.microsoft.com/office/word/2016/wordml/cid" xmlns:w16="http://schemas.microsoft.com/office/word/2018/wordml" xmlns:w16sdtdh="http://schemas.microsoft.com/office/word/2020/wordml/sdtdatahash" xmlns:w16se="http://schemas.microsoft.com/office/word/2015/wordml/symex" xmlns:wpg="http://schemas.microsoft.com/office/word/2010/wordprocessingGroup" xmlns:wpi="http://schemas.microsoft.com/office/word/2010/wordprocessingInk" xmlns:wne="http://schemas.microsoft.com/office/word/2006/wordml" xmlns:wps="http://schemas.microsoft.com/office/word/2010/wordprocessingShape" mc:Ignorable="w14 w15 w16se w16cid w16 w16cex w16sdtdh wp14">
   <w15:person w15:author="Trevor D.">
     <w15:presenceInfo w15:providerId="Windows Live" w15:userId="e4666eeaa5b7951d"/>
   </w15:person>
@@ -21629,6 +20783,7 @@
   <w:style w:type="character" w:default="1" w:styleId="DefaultParagraphFont">
     <w:name w:val="Default Paragraph Font"/>
     <w:uiPriority w:val="1"/>
+    <w:semiHidden/>
     <w:unhideWhenUsed/>
   </w:style>
   <w:style w:type="table" w:default="1" w:styleId="TableNormal">

--- a/CombinedDispersalMS_v1.docx
+++ b/CombinedDispersalMS_v1.docx
@@ -5684,6 +5684,7 @@
           <w:iCs/>
           <w:sz w:val="24"/>
           <w:szCs w:val="24"/>
+          <w:highlight w:val="yellow"/>
         </w:rPr>
         <w:t>in prep</w:t>
       </w:r>
@@ -7065,6 +7066,7 @@
           <w:iCs/>
           <w:sz w:val="24"/>
           <w:szCs w:val="24"/>
+          <w:highlight w:val="yellow"/>
         </w:rPr>
         <w:t>in prep</w:t>
       </w:r>
@@ -7169,32 +7171,9 @@
           <w:iCs/>
           <w:sz w:val="24"/>
           <w:szCs w:val="24"/>
-        </w:rPr>
-        <w:t>in prep.</w:t>
-      </w:r>
-      <w:r>
-        <w:rPr>
-          <w:rFonts w:ascii="Times New Roman" w:hAnsi="Times New Roman" w:cs="Times New Roman"/>
-          <w:sz w:val="24"/>
-          <w:szCs w:val="24"/>
-        </w:rPr>
-        <w:t xml:space="preserve">), </w:t>
-      </w:r>
-      <w:r>
-        <w:rPr>
-          <w:rFonts w:ascii="Times New Roman" w:hAnsi="Times New Roman" w:cs="Times New Roman"/>
-          <w:sz w:val="24"/>
-          <w:szCs w:val="24"/>
-        </w:rPr>
-        <w:t>where</w:t>
-      </w:r>
-      <w:r>
-        <w:rPr>
-          <w:rFonts w:ascii="Times New Roman" w:hAnsi="Times New Roman" w:cs="Times New Roman"/>
-          <w:sz w:val="24"/>
-          <w:szCs w:val="24"/>
-        </w:rPr>
-        <w:t xml:space="preserve"> the experimental setup is discussed in greater detail. We repeat the salient details here for completeness. In this experiment, control and ambient warming treatments were applied to </w:t>
+          <w:highlight w:val="yellow"/>
+        </w:rPr>
+        <w:t>in prep</w:t>
       </w:r>
       <w:r>
         <w:rPr>
@@ -7204,6 +7183,40 @@
           <w:sz w:val="24"/>
           <w:szCs w:val="24"/>
         </w:rPr>
+        <w:t>.</w:t>
+      </w:r>
+      <w:r>
+        <w:rPr>
+          <w:rFonts w:ascii="Times New Roman" w:hAnsi="Times New Roman" w:cs="Times New Roman"/>
+          <w:sz w:val="24"/>
+          <w:szCs w:val="24"/>
+        </w:rPr>
+        <w:t xml:space="preserve">), </w:t>
+      </w:r>
+      <w:r>
+        <w:rPr>
+          <w:rFonts w:ascii="Times New Roman" w:hAnsi="Times New Roman" w:cs="Times New Roman"/>
+          <w:sz w:val="24"/>
+          <w:szCs w:val="24"/>
+        </w:rPr>
+        <w:t>where</w:t>
+      </w:r>
+      <w:r>
+        <w:rPr>
+          <w:rFonts w:ascii="Times New Roman" w:hAnsi="Times New Roman" w:cs="Times New Roman"/>
+          <w:sz w:val="24"/>
+          <w:szCs w:val="24"/>
+        </w:rPr>
+        <w:t xml:space="preserve"> the experimental setup is discussed in greater detail. We repeat the salient details here for completeness. In this experiment, control and ambient warming treatments were applied to </w:t>
+      </w:r>
+      <w:r>
+        <w:rPr>
+          <w:rFonts w:ascii="Times New Roman" w:hAnsi="Times New Roman" w:cs="Times New Roman"/>
+          <w:i/>
+          <w:iCs/>
+          <w:sz w:val="24"/>
+          <w:szCs w:val="24"/>
+        </w:rPr>
         <w:t>C. nutans</w:t>
       </w:r>
       <w:r>
@@ -7390,8 +7403,19 @@
           <w:iCs/>
           <w:sz w:val="24"/>
           <w:szCs w:val="24"/>
-        </w:rPr>
-        <w:t>in prep.</w:t>
+          <w:highlight w:val="yellow"/>
+        </w:rPr>
+        <w:t>in prep</w:t>
+      </w:r>
+      <w:r>
+        <w:rPr>
+          <w:rFonts w:ascii="Times New Roman" w:hAnsi="Times New Roman" w:cs="Times New Roman"/>
+          <w:i/>
+          <w:iCs/>
+          <w:sz w:val="24"/>
+          <w:szCs w:val="24"/>
+        </w:rPr>
+        <w:t>.</w:t>
       </w:r>
       <w:r>
         <w:rPr>
@@ -7428,11 +7452,34 @@
       <w:r>
         <w:rPr>
           <w:rFonts w:ascii="Times New Roman" w:hAnsi="Times New Roman" w:cs="Times New Roman"/>
-          <w:sz w:val="24"/>
-          <w:szCs w:val="24"/>
-          <w:highlight w:val="yellow"/>
-        </w:rPr>
-        <w:t>SOURCES</w:t>
+          <w:color w:val="222222"/>
+          <w:sz w:val="24"/>
+          <w:szCs w:val="24"/>
+          <w:shd w:val="clear" w:color="auto" w:fill="FFFFFF"/>
+        </w:rPr>
+        <w:t xml:space="preserve">Zhang </w:t>
+      </w:r>
+      <w:r>
+        <w:rPr>
+          <w:rFonts w:ascii="Times New Roman" w:hAnsi="Times New Roman" w:cs="Times New Roman"/>
+          <w:i/>
+          <w:iCs/>
+          <w:color w:val="222222"/>
+          <w:sz w:val="24"/>
+          <w:szCs w:val="24"/>
+          <w:shd w:val="clear" w:color="auto" w:fill="FFFFFF"/>
+        </w:rPr>
+        <w:t>et al</w:t>
+      </w:r>
+      <w:r>
+        <w:rPr>
+          <w:rFonts w:ascii="Times New Roman" w:hAnsi="Times New Roman" w:cs="Times New Roman"/>
+          <w:color w:val="222222"/>
+          <w:sz w:val="24"/>
+          <w:szCs w:val="24"/>
+          <w:shd w:val="clear" w:color="auto" w:fill="FFFFFF"/>
+        </w:rPr>
+        <w:t>. 2011</w:t>
       </w:r>
       <w:r>
         <w:rPr>
@@ -7546,32 +7593,15 @@
           <w:sz w:val="24"/>
           <w:szCs w:val="24"/>
         </w:rPr>
-        <w:t xml:space="preserve"> were performed in R</w:t>
-      </w:r>
-      <w:r>
-        <w:rPr>
-          <w:rFonts w:ascii="Times New Roman" w:hAnsi="Times New Roman" w:cs="Times New Roman"/>
-          <w:sz w:val="24"/>
-          <w:szCs w:val="24"/>
-        </w:rPr>
-        <w:t xml:space="preserve"> </w:t>
-      </w:r>
-      <w:r>
-        <w:rPr>
-          <w:rFonts w:ascii="Times New Roman" w:hAnsi="Times New Roman" w:cs="Times New Roman"/>
-          <w:sz w:val="24"/>
-          <w:szCs w:val="24"/>
-        </w:rPr>
-        <w:t xml:space="preserve">version </w:t>
-      </w:r>
-      <w:r>
-        <w:rPr>
-          <w:rFonts w:ascii="Times New Roman" w:hAnsi="Times New Roman" w:cs="Times New Roman"/>
-          <w:sz w:val="24"/>
-          <w:szCs w:val="24"/>
-          <w:highlight w:val="yellow"/>
-        </w:rPr>
-        <w:t>4.0.3 (R Development Core Team, 2009)</w:t>
+        <w:t xml:space="preserve"> were performed in </w:t>
+      </w:r>
+      <w:r>
+        <w:rPr>
+          <w:rFonts w:ascii="Times New Roman" w:hAnsi="Times New Roman" w:cs="Times New Roman"/>
+          <w:sz w:val="24"/>
+          <w:szCs w:val="24"/>
+        </w:rPr>
+        <w:t>R version 4.2.2 (R Development Core Team 2022)</w:t>
       </w:r>
       <w:r>
         <w:rPr>
@@ -7737,7 +7767,32 @@
           <w:sz w:val="24"/>
           <w:szCs w:val="24"/>
         </w:rPr>
-        <w:t xml:space="preserve"> (Bates </w:t>
+        <w:t xml:space="preserve"> </w:t>
+      </w:r>
+      <w:r>
+        <w:rPr>
+          <w:rFonts w:ascii="Times New Roman" w:hAnsi="Times New Roman" w:cs="Times New Roman"/>
+          <w:sz w:val="24"/>
+          <w:szCs w:val="24"/>
+          <w:lang w:val="en-US"/>
+        </w:rPr>
+        <w:t>version 1.1-31</w:t>
+      </w:r>
+      <w:r>
+        <w:rPr>
+          <w:rFonts w:ascii="Times New Roman" w:hAnsi="Times New Roman" w:cs="Times New Roman"/>
+          <w:sz w:val="24"/>
+          <w:szCs w:val="24"/>
+        </w:rPr>
+        <w:t xml:space="preserve"> </w:t>
+      </w:r>
+      <w:r>
+        <w:rPr>
+          <w:rFonts w:ascii="Times New Roman" w:hAnsi="Times New Roman" w:cs="Times New Roman"/>
+          <w:sz w:val="24"/>
+          <w:szCs w:val="24"/>
+        </w:rPr>
+        <w:t xml:space="preserve">(Bates </w:t>
       </w:r>
       <w:r>
         <w:rPr>
@@ -7755,7 +7810,23 @@
           <w:sz w:val="24"/>
           <w:szCs w:val="24"/>
         </w:rPr>
-        <w:t>. 2012).</w:t>
+        <w:t>. 20</w:t>
+      </w:r>
+      <w:r>
+        <w:rPr>
+          <w:rFonts w:ascii="Times New Roman" w:hAnsi="Times New Roman" w:cs="Times New Roman"/>
+          <w:sz w:val="24"/>
+          <w:szCs w:val="24"/>
+        </w:rPr>
+        <w:t>2</w:t>
+      </w:r>
+      <w:r>
+        <w:rPr>
+          <w:rFonts w:ascii="Times New Roman" w:hAnsi="Times New Roman" w:cs="Times New Roman"/>
+          <w:sz w:val="24"/>
+          <w:szCs w:val="24"/>
+        </w:rPr>
+        <w:t>2).</w:t>
       </w:r>
       <w:r>
         <w:rPr>
@@ -8553,7 +8624,7 @@
           <w:sz w:val="24"/>
           <w:szCs w:val="24"/>
         </w:rPr>
-        <w:t xml:space="preserve"> denotes a given distance</w:t>
+        <w:t xml:space="preserve"> denotes distance</w:t>
       </w:r>
       <w:r>
         <w:rPr>
@@ -8898,8 +8969,19 @@
           <w:iCs/>
           <w:sz w:val="24"/>
           <w:szCs w:val="24"/>
-        </w:rPr>
-        <w:t>in prep.</w:t>
+          <w:highlight w:val="yellow"/>
+        </w:rPr>
+        <w:t>in prep</w:t>
+      </w:r>
+      <w:r>
+        <w:rPr>
+          <w:rFonts w:ascii="Times New Roman" w:eastAsiaTheme="minorEastAsia" w:hAnsi="Times New Roman" w:cs="Times New Roman"/>
+          <w:i/>
+          <w:iCs/>
+          <w:sz w:val="24"/>
+          <w:szCs w:val="24"/>
+        </w:rPr>
+        <w:t>.</w:t>
       </w:r>
       <w:r>
         <w:rPr>
@@ -9305,24 +9387,7 @@
           <w:sz w:val="24"/>
           <w:szCs w:val="24"/>
         </w:rPr>
-        <w:t>. Seed terminal velocities were calculated from a series of seed drop experiments in a laboratory setting (</w:t>
-      </w:r>
-      <w:r>
-        <w:rPr>
-          <w:rFonts w:ascii="Times New Roman" w:eastAsiaTheme="minorEastAsia" w:hAnsi="Times New Roman" w:cs="Times New Roman"/>
-          <w:sz w:val="24"/>
-          <w:szCs w:val="24"/>
-          <w:highlight w:val="yellow"/>
-        </w:rPr>
-        <w:t>SOURCE</w:t>
-      </w:r>
-      <w:r>
-        <w:rPr>
-          <w:rFonts w:ascii="Times New Roman" w:eastAsiaTheme="minorEastAsia" w:hAnsi="Times New Roman" w:cs="Times New Roman"/>
-          <w:sz w:val="24"/>
-          <w:szCs w:val="24"/>
-        </w:rPr>
-        <w:t>),</w:t>
+        <w:t>. Seed terminal velocities were calculated from a series of seed drop experiments in a laboratory setting,</w:t>
       </w:r>
       <w:r>
         <w:rPr>
@@ -9410,7 +9475,17 @@
           <w:szCs w:val="24"/>
           <w:shd w:val="clear" w:color="auto" w:fill="FFFFFF"/>
         </w:rPr>
-        <w:t>. 2012</w:t>
+        <w:t>. 201</w:t>
+      </w:r>
+      <w:r>
+        <w:rPr>
+          <w:rFonts w:ascii="Times New Roman" w:hAnsi="Times New Roman" w:cs="Times New Roman"/>
+          <w:color w:val="222222"/>
+          <w:sz w:val="24"/>
+          <w:szCs w:val="24"/>
+          <w:shd w:val="clear" w:color="auto" w:fill="FFFFFF"/>
+        </w:rPr>
+        <w:t>1</w:t>
       </w:r>
       <w:r>
         <w:rPr>
@@ -9506,7 +9581,7 @@
           <w:sz w:val="24"/>
           <w:szCs w:val="24"/>
         </w:rPr>
-        <w:t xml:space="preserve"> from the data collected by Drees and Shea (</w:t>
+        <w:t xml:space="preserve"> from data collected by Drees and Shea (</w:t>
       </w:r>
       <w:r>
         <w:rPr>
@@ -9515,6 +9590,7 @@
           <w:iCs/>
           <w:sz w:val="24"/>
           <w:szCs w:val="24"/>
+          <w:highlight w:val="yellow"/>
         </w:rPr>
         <w:t>in prep</w:t>
       </w:r>
@@ -9754,6 +9830,22 @@
           <w:sz w:val="24"/>
           <w:szCs w:val="24"/>
         </w:rPr>
+        <w:t xml:space="preserve"> version </w:t>
+      </w:r>
+      <w:r>
+        <w:rPr>
+          <w:rFonts w:ascii="Times New Roman" w:eastAsiaTheme="minorEastAsia" w:hAnsi="Times New Roman" w:cs="Times New Roman"/>
+          <w:sz w:val="24"/>
+          <w:szCs w:val="24"/>
+        </w:rPr>
+        <w:t>7.3-58.1</w:t>
+      </w:r>
+      <w:r>
+        <w:rPr>
+          <w:rFonts w:ascii="Times New Roman" w:eastAsiaTheme="minorEastAsia" w:hAnsi="Times New Roman" w:cs="Times New Roman"/>
+          <w:sz w:val="24"/>
+          <w:szCs w:val="24"/>
+        </w:rPr>
         <w:t xml:space="preserve"> (</w:t>
       </w:r>
       <w:r>
@@ -9761,9 +9853,26 @@
           <w:rFonts w:ascii="Times New Roman" w:eastAsiaTheme="minorEastAsia" w:hAnsi="Times New Roman" w:cs="Times New Roman"/>
           <w:sz w:val="24"/>
           <w:szCs w:val="24"/>
-          <w:highlight w:val="yellow"/>
-        </w:rPr>
-        <w:t>SOURCE</w:t>
+        </w:rPr>
+        <w:t xml:space="preserve">Ripley </w:t>
+      </w:r>
+      <w:r>
+        <w:rPr>
+          <w:rFonts w:ascii="Times New Roman" w:eastAsiaTheme="minorEastAsia" w:hAnsi="Times New Roman" w:cs="Times New Roman"/>
+          <w:i/>
+          <w:iCs/>
+          <w:sz w:val="24"/>
+          <w:szCs w:val="24"/>
+        </w:rPr>
+        <w:t>et al</w:t>
+      </w:r>
+      <w:r>
+        <w:rPr>
+          <w:rFonts w:ascii="Times New Roman" w:eastAsiaTheme="minorEastAsia" w:hAnsi="Times New Roman" w:cs="Times New Roman"/>
+          <w:sz w:val="24"/>
+          <w:szCs w:val="24"/>
+        </w:rPr>
+        <w:t>. 2022</w:t>
       </w:r>
       <w:r>
         <w:rPr>
@@ -10003,32 +10112,7 @@
           <w:sz w:val="24"/>
           <w:szCs w:val="24"/>
         </w:rPr>
-        <w:t>.</w:t>
-      </w:r>
-      <w:r>
-        <w:rPr>
-          <w:rFonts w:ascii="Times New Roman" w:eastAsiaTheme="minorEastAsia" w:hAnsi="Times New Roman" w:cs="Times New Roman"/>
-          <w:sz w:val="24"/>
-          <w:szCs w:val="24"/>
-        </w:rPr>
-        <w:t xml:space="preserve"> </w:t>
-      </w:r>
-      <w:r>
-        <w:rPr>
-          <w:rFonts w:ascii="Times New Roman" w:eastAsiaTheme="minorEastAsia" w:hAnsi="Times New Roman" w:cs="Times New Roman"/>
-          <w:sz w:val="24"/>
-          <w:szCs w:val="24"/>
-          <w:highlight w:val="yellow"/>
-        </w:rPr>
-        <w:t>Note rates of pre-dispersal predation.</w:t>
-      </w:r>
-      <w:r>
-        <w:rPr>
-          <w:rFonts w:ascii="Times New Roman" w:eastAsiaTheme="minorEastAsia" w:hAnsi="Times New Roman" w:cs="Times New Roman"/>
-          <w:sz w:val="24"/>
-          <w:szCs w:val="24"/>
-        </w:rPr>
-        <w:t xml:space="preserve"> Rates of seed predation in general are extremely difficult to capture in a natural setting, and while experiments on seed removal are easier to conduct, studies often incorrectly assume that all removed seeds are consumed (Vander Wall </w:t>
+        <w:t xml:space="preserve">. Rates of seed predation in general are extremely difficult to capture in a natural setting, and while experiments on seed removal are easier to conduct, studies often incorrectly assume that all removed seeds are consumed (Vander Wall </w:t>
       </w:r>
       <w:r>
         <w:rPr>
@@ -10082,16 +10166,7 @@
           <w:sz w:val="24"/>
           <w:szCs w:val="24"/>
         </w:rPr>
-        <w:t xml:space="preserve">seed removal </w:t>
-      </w:r>
-      <w:r>
-        <w:rPr>
-          <w:rFonts w:ascii="Times New Roman" w:eastAsiaTheme="minorEastAsia" w:hAnsi="Times New Roman" w:cs="Times New Roman"/>
-          <w:sz w:val="24"/>
-          <w:szCs w:val="24"/>
-        </w:rPr>
-        <w:lastRenderedPageBreak/>
-        <w:t xml:space="preserve">rates (Jongejans </w:t>
+        <w:t xml:space="preserve">seed removal rates (Jongejans </w:t>
       </w:r>
       <w:r>
         <w:rPr>
@@ -10109,7 +10184,16 @@
           <w:sz w:val="24"/>
           <w:szCs w:val="24"/>
         </w:rPr>
-        <w:t xml:space="preserve">. 2015; Drees and Shea, </w:t>
+        <w:t xml:space="preserve">. 2015; </w:t>
+      </w:r>
+      <w:r>
+        <w:rPr>
+          <w:rFonts w:ascii="Times New Roman" w:eastAsiaTheme="minorEastAsia" w:hAnsi="Times New Roman" w:cs="Times New Roman"/>
+          <w:sz w:val="24"/>
+          <w:szCs w:val="24"/>
+        </w:rPr>
+        <w:lastRenderedPageBreak/>
+        <w:t xml:space="preserve">Drees and Shea, </w:t>
       </w:r>
       <w:r>
         <w:rPr>
@@ -10118,6 +10202,7 @@
           <w:iCs/>
           <w:sz w:val="24"/>
           <w:szCs w:val="24"/>
+          <w:highlight w:val="yellow"/>
         </w:rPr>
         <w:t>in prep.</w:t>
       </w:r>
@@ -10255,7 +10340,7 @@
           <w:sz w:val="24"/>
           <w:szCs w:val="24"/>
         </w:rPr>
-        <w:t xml:space="preserve">. 2011a, Marchetto </w:t>
+        <w:t xml:space="preserve">. 2011, Marchetto </w:t>
       </w:r>
       <w:r>
         <w:rPr>
@@ -10396,15 +10481,7 @@
           <w:sz w:val="24"/>
           <w:szCs w:val="24"/>
         </w:rPr>
-        <w:t xml:space="preserve"> outlined in Figure 1.</w:t>
-      </w:r>
-      <w:r>
-        <w:rPr>
-          <w:rFonts w:ascii="Times New Roman" w:hAnsi="Times New Roman" w:cs="Times New Roman"/>
-          <w:sz w:val="24"/>
-          <w:szCs w:val="24"/>
-        </w:rPr>
-        <w:t xml:space="preserve"> </w:t>
+        <w:t xml:space="preserve"> outlined in Figure 1. </w:t>
       </w:r>
       <w:r>
         <w:rPr>
@@ -10428,15 +10505,7 @@
           <w:sz w:val="24"/>
           <w:szCs w:val="24"/>
         </w:rPr>
-        <w:t>B</w:t>
-      </w:r>
-      <w:r>
-        <w:rPr>
-          <w:rFonts w:ascii="Times New Roman" w:hAnsi="Times New Roman" w:cs="Times New Roman"/>
-          <w:sz w:val="24"/>
-          <w:szCs w:val="24"/>
-        </w:rPr>
-        <w:t xml:space="preserve">olting and </w:t>
+        <w:t xml:space="preserve">Bolting and </w:t>
       </w:r>
       <w:r>
         <w:rPr>
@@ -10460,15 +10529,7 @@
           <w:sz w:val="24"/>
           <w:szCs w:val="24"/>
         </w:rPr>
-        <w:t xml:space="preserve"> simulated</w:t>
-      </w:r>
-      <w:r>
-        <w:rPr>
-          <w:rFonts w:ascii="Times New Roman" w:hAnsi="Times New Roman" w:cs="Times New Roman"/>
-          <w:sz w:val="24"/>
-          <w:szCs w:val="24"/>
-        </w:rPr>
-        <w:t xml:space="preserve"> </w:t>
+        <w:t xml:space="preserve"> simulated </w:t>
       </w:r>
       <w:r>
         <w:rPr>
@@ -10516,15 +10577,7 @@
           <w:sz w:val="24"/>
           <w:szCs w:val="24"/>
         </w:rPr>
-        <w:t>h</w:t>
-      </w:r>
-      <w:r>
-        <w:rPr>
-          <w:rFonts w:ascii="Times New Roman" w:hAnsi="Times New Roman" w:cs="Times New Roman"/>
-          <w:sz w:val="24"/>
-          <w:szCs w:val="24"/>
-        </w:rPr>
-        <w:t xml:space="preserve">eights for each flower head </w:t>
+        <w:t xml:space="preserve">heights for each flower head </w:t>
       </w:r>
       <w:r>
         <w:rPr>
@@ -10895,7 +10948,79 @@
           <w:sz w:val="24"/>
           <w:szCs w:val="24"/>
         </w:rPr>
-        <w:t xml:space="preserve">he base case, warmed case, and each parameter perturbation in the sensitivity </w:t>
+        <w:t xml:space="preserve">he base case, warmed case, and each parameter perturbation in the sensitivity analyses were </w:t>
+      </w:r>
+      <w:r>
+        <w:rPr>
+          <w:rFonts w:ascii="Times New Roman" w:hAnsi="Times New Roman" w:cs="Times New Roman"/>
+          <w:sz w:val="24"/>
+          <w:szCs w:val="24"/>
+        </w:rPr>
+        <w:t>each run at</w:t>
+      </w:r>
+      <w:r>
+        <w:rPr>
+          <w:rFonts w:ascii="Times New Roman" w:hAnsi="Times New Roman" w:cs="Times New Roman"/>
+          <w:sz w:val="24"/>
+          <w:szCs w:val="24"/>
+        </w:rPr>
+        <w:t xml:space="preserve"> 1000 years</w:t>
+      </w:r>
+      <w:r>
+        <w:rPr>
+          <w:rFonts w:ascii="Times New Roman" w:hAnsi="Times New Roman" w:cs="Times New Roman"/>
+          <w:sz w:val="24"/>
+          <w:szCs w:val="24"/>
+        </w:rPr>
+        <w:t>,</w:t>
+      </w:r>
+      <w:r>
+        <w:rPr>
+          <w:rFonts w:ascii="Times New Roman" w:hAnsi="Times New Roman" w:cs="Times New Roman"/>
+          <w:sz w:val="24"/>
+          <w:szCs w:val="24"/>
+        </w:rPr>
+        <w:t xml:space="preserve"> thus yielding 1000 wavepseeds per simulation.</w:t>
+      </w:r>
+      <w:r>
+        <w:rPr>
+          <w:rFonts w:ascii="Times New Roman" w:hAnsi="Times New Roman" w:cs="Times New Roman"/>
+          <w:sz w:val="24"/>
+          <w:szCs w:val="24"/>
+        </w:rPr>
+        <w:t xml:space="preserve"> </w:t>
+      </w:r>
+      <w:r>
+        <w:rPr>
+          <w:rFonts w:ascii="Times New Roman" w:hAnsi="Times New Roman" w:cs="Times New Roman"/>
+          <w:sz w:val="24"/>
+          <w:szCs w:val="24"/>
+        </w:rPr>
+        <w:t>W</w:t>
+      </w:r>
+      <w:r>
+        <w:rPr>
+          <w:rFonts w:ascii="Times New Roman" w:hAnsi="Times New Roman" w:cs="Times New Roman"/>
+          <w:sz w:val="24"/>
+          <w:szCs w:val="24"/>
+        </w:rPr>
+        <w:t>avespeed</w:t>
+      </w:r>
+      <w:r>
+        <w:rPr>
+          <w:rFonts w:ascii="Times New Roman" w:hAnsi="Times New Roman" w:cs="Times New Roman"/>
+          <w:sz w:val="24"/>
+          <w:szCs w:val="24"/>
+        </w:rPr>
+        <w:t>s</w:t>
+      </w:r>
+      <w:r>
+        <w:rPr>
+          <w:rFonts w:ascii="Times New Roman" w:hAnsi="Times New Roman" w:cs="Times New Roman"/>
+          <w:sz w:val="24"/>
+          <w:szCs w:val="24"/>
+        </w:rPr>
+        <w:t xml:space="preserve"> </w:t>
       </w:r>
       <w:r>
         <w:rPr>
@@ -10904,79 +11029,7 @@
           <w:szCs w:val="24"/>
         </w:rPr>
         <w:lastRenderedPageBreak/>
-        <w:t xml:space="preserve">analyses were </w:t>
-      </w:r>
-      <w:r>
-        <w:rPr>
-          <w:rFonts w:ascii="Times New Roman" w:hAnsi="Times New Roman" w:cs="Times New Roman"/>
-          <w:sz w:val="24"/>
-          <w:szCs w:val="24"/>
-        </w:rPr>
-        <w:t>each run at</w:t>
-      </w:r>
-      <w:r>
-        <w:rPr>
-          <w:rFonts w:ascii="Times New Roman" w:hAnsi="Times New Roman" w:cs="Times New Roman"/>
-          <w:sz w:val="24"/>
-          <w:szCs w:val="24"/>
-        </w:rPr>
-        <w:t xml:space="preserve"> 1000 years</w:t>
-      </w:r>
-      <w:r>
-        <w:rPr>
-          <w:rFonts w:ascii="Times New Roman" w:hAnsi="Times New Roman" w:cs="Times New Roman"/>
-          <w:sz w:val="24"/>
-          <w:szCs w:val="24"/>
-        </w:rPr>
-        <w:t>,</w:t>
-      </w:r>
-      <w:r>
-        <w:rPr>
-          <w:rFonts w:ascii="Times New Roman" w:hAnsi="Times New Roman" w:cs="Times New Roman"/>
-          <w:sz w:val="24"/>
-          <w:szCs w:val="24"/>
-        </w:rPr>
-        <w:t xml:space="preserve"> thus yielding 1000 wavepseeds per simulation.</w:t>
-      </w:r>
-      <w:r>
-        <w:rPr>
-          <w:rFonts w:ascii="Times New Roman" w:hAnsi="Times New Roman" w:cs="Times New Roman"/>
-          <w:sz w:val="24"/>
-          <w:szCs w:val="24"/>
-        </w:rPr>
-        <w:t xml:space="preserve"> </w:t>
-      </w:r>
-      <w:r>
-        <w:rPr>
-          <w:rFonts w:ascii="Times New Roman" w:hAnsi="Times New Roman" w:cs="Times New Roman"/>
-          <w:sz w:val="24"/>
-          <w:szCs w:val="24"/>
-        </w:rPr>
-        <w:t>W</w:t>
-      </w:r>
-      <w:r>
-        <w:rPr>
-          <w:rFonts w:ascii="Times New Roman" w:hAnsi="Times New Roman" w:cs="Times New Roman"/>
-          <w:sz w:val="24"/>
-          <w:szCs w:val="24"/>
-        </w:rPr>
-        <w:t>avespeed</w:t>
-      </w:r>
-      <w:r>
-        <w:rPr>
-          <w:rFonts w:ascii="Times New Roman" w:hAnsi="Times New Roman" w:cs="Times New Roman"/>
-          <w:sz w:val="24"/>
-          <w:szCs w:val="24"/>
-        </w:rPr>
-        <w:t>s</w:t>
-      </w:r>
-      <w:r>
-        <w:rPr>
-          <w:rFonts w:ascii="Times New Roman" w:hAnsi="Times New Roman" w:cs="Times New Roman"/>
-          <w:sz w:val="24"/>
-          <w:szCs w:val="24"/>
-        </w:rPr>
-        <w:t xml:space="preserve"> r</w:t>
+        <w:t>r</w:t>
       </w:r>
       <w:r>
         <w:rPr>
@@ -11354,7 +11407,23 @@
           <w:sz w:val="24"/>
           <w:szCs w:val="24"/>
         </w:rPr>
-        <w:t xml:space="preserve"> 2011a). For numerically-solved wavespeeds like the ones estimated by our model, we can calculate the wavespeed elasticity for a parameter such that</w:t>
+        <w:t xml:space="preserve"> 2011). For numerically-solved wavespeeds like the ones estimated by our model, we can calculate the wavespeed elasticity for a</w:t>
+      </w:r>
+      <w:r>
+        <w:rPr>
+          <w:rFonts w:ascii="Times New Roman" w:hAnsi="Times New Roman" w:cs="Times New Roman"/>
+          <w:sz w:val="24"/>
+          <w:szCs w:val="24"/>
+        </w:rPr>
+        <w:t xml:space="preserve"> given</w:t>
+      </w:r>
+      <w:r>
+        <w:rPr>
+          <w:rFonts w:ascii="Times New Roman" w:hAnsi="Times New Roman" w:cs="Times New Roman"/>
+          <w:sz w:val="24"/>
+          <w:szCs w:val="24"/>
+        </w:rPr>
+        <w:t xml:space="preserve"> parameter such that</w:t>
       </w:r>
     </w:p>
     <w:tbl>
@@ -11680,7 +11749,7 @@
           <w:sz w:val="24"/>
           <w:szCs w:val="24"/>
         </w:rPr>
-        <w:t xml:space="preserve"> is the estimated wavespeed without any changes in parameter, and </w:t>
+        <w:t xml:space="preserve"> is the estimated wavespeed without changes in parameter, and </w:t>
       </w:r>
       <m:oMath>
         <m:r>
@@ -11808,7 +11877,23 @@
           <w:sz w:val="24"/>
           <w:szCs w:val="24"/>
         </w:rPr>
-        <w:t xml:space="preserve"> (2008).</w:t>
+        <w:t xml:space="preserve"> (2008</w:t>
+      </w:r>
+      <w:r>
+        <w:rPr>
+          <w:rFonts w:ascii="Times New Roman" w:hAnsi="Times New Roman" w:cs="Times New Roman"/>
+          <w:sz w:val="24"/>
+          <w:szCs w:val="24"/>
+        </w:rPr>
+        <w:t>, 2011</w:t>
+      </w:r>
+      <w:r>
+        <w:rPr>
+          <w:rFonts w:ascii="Times New Roman" w:hAnsi="Times New Roman" w:cs="Times New Roman"/>
+          <w:sz w:val="24"/>
+          <w:szCs w:val="24"/>
+        </w:rPr>
+        <w:t>).</w:t>
       </w:r>
     </w:p>
     <w:p>
@@ -13056,7 +13141,7 @@
           <w:sz w:val="24"/>
           <w:szCs w:val="24"/>
         </w:rPr>
-        <w:t xml:space="preserve"> runoff, rivers, flooding, and even ocean currents (Murray 1986). Many seeds and propagules experience dispersal by biotic </w:t>
+        <w:t xml:space="preserve"> runoff, rivers, flooding, and even ocean currents (Murray 1986). Many seeds and propagules experience dispersal by biotic vectors, too. For example, acorns are often dispersed by small mammals such as mice and squirrels </w:t>
       </w:r>
       <w:r>
         <w:rPr>
@@ -13065,7 +13150,7 @@
           <w:szCs w:val="24"/>
         </w:rPr>
         <w:lastRenderedPageBreak/>
-        <w:t>vectors, too. For example, acorns are often dispersed by small mammals such as mice and squirrels (Jensen and Nielsen 1986; Vander Wall 2001), some fruits are dispersed by variety of frugivorous birds (Herrera and Jordano 1981; Howe 1986, 1990), and a variety of seeds are dispersed by ants (Berg 1975; Handel and Beattie 1990; Vander Wall and Longland 2004). In many cases, seeds of a given species are dispersed through both abiotic and biotic means.</w:t>
+        <w:t>(Jensen and Nielsen 1986; Vander Wall 2001), some fruits are dispersed by variety of frugivorous birds (Herrera and Jordano 1981; Howe 1986, 1990), and a variety of seeds are dispersed by ants (Berg 1975; Handel and Beattie 1990; Vander Wall and Longland 2004). In many cases, seeds of a given species are dispersed through both abiotic and biotic means.</w:t>
       </w:r>
     </w:p>
     <w:p>
@@ -13157,7 +13242,15 @@
           <w:sz w:val="24"/>
           <w:szCs w:val="24"/>
         </w:rPr>
-        <w:t>Bates, D., Maechler, M., Bolker, B., &amp; Walker, S. (2012). Package ‘lme4’. CRAN. R Foundation for Statistical Computing, Vienna, Austria.</w:t>
+        <w:t xml:space="preserve">Bates, D., Maechler, M., Bolker, B., &amp; Walker, S. (2022). Package ‘lme4’, version 1.1-31. </w:t>
+      </w:r>
+      <w:r>
+        <w:rPr>
+          <w:rFonts w:ascii="Times New Roman" w:hAnsi="Times New Roman" w:cs="Times New Roman"/>
+          <w:sz w:val="24"/>
+          <w:szCs w:val="24"/>
+        </w:rPr>
+        <w:t>https://cran.r-project.org/web/packages/lme4/index.html</w:t>
       </w:r>
     </w:p>
     <w:p>
@@ -13359,6 +13452,7 @@
           <w:color w:val="FF0000"/>
           <w:sz w:val="24"/>
           <w:szCs w:val="24"/>
+          <w:highlight w:val="yellow"/>
         </w:rPr>
         <w:t>in prep</w:t>
       </w:r>
@@ -14557,6 +14651,7 @@
         <w:t>, 38(6), 615-619.</w:t>
       </w:r>
     </w:p>
+    <w:bookmarkEnd w:id="9"/>
     <w:p>
       <w:pPr>
         <w:spacing w:line="22" w:lineRule="atLeast"/>
@@ -14568,86 +14663,21 @@
           <w:szCs w:val="24"/>
         </w:rPr>
       </w:pPr>
-      <w:bookmarkStart w:id="10" w:name="_Hlk100852624"/>
-      <w:bookmarkEnd w:id="9"/>
-      <w:r>
-        <w:rPr>
-          <w:rFonts w:ascii="Times New Roman" w:hAnsi="Times New Roman" w:cs="Times New Roman"/>
-          <w:sz w:val="24"/>
-          <w:szCs w:val="24"/>
-        </w:rPr>
-        <w:t>R Development Core Team (2009)</w:t>
-      </w:r>
-      <w:r>
-        <w:rPr>
-          <w:rFonts w:ascii="Times New Roman" w:hAnsi="Times New Roman" w:cs="Times New Roman"/>
-          <w:sz w:val="24"/>
-          <w:szCs w:val="24"/>
-        </w:rPr>
-        <w:t>.</w:t>
-      </w:r>
-      <w:r>
-        <w:rPr>
-          <w:rFonts w:ascii="Times New Roman" w:hAnsi="Times New Roman" w:cs="Times New Roman"/>
-          <w:sz w:val="24"/>
-          <w:szCs w:val="24"/>
-        </w:rPr>
-        <w:t xml:space="preserve"> R: A language and environment for statistical computing. </w:t>
-      </w:r>
-      <w:r>
-        <w:rPr>
-          <w:rFonts w:ascii="Times New Roman" w:hAnsi="Times New Roman" w:cs="Times New Roman"/>
-          <w:sz w:val="24"/>
-          <w:szCs w:val="24"/>
-        </w:rPr>
-        <w:t>R Foundation for Statistical Computing</w:t>
-      </w:r>
-      <w:r>
-        <w:rPr>
-          <w:rFonts w:ascii="Times New Roman" w:hAnsi="Times New Roman" w:cs="Times New Roman"/>
-          <w:sz w:val="24"/>
-          <w:szCs w:val="24"/>
-        </w:rPr>
-        <w:t>, Vienna, Austria.</w:t>
-      </w:r>
-    </w:p>
-    <w:bookmarkEnd w:id="10"/>
-    <w:p>
-      <w:pPr>
-        <w:spacing w:line="22" w:lineRule="atLeast"/>
-        <w:ind w:left="284" w:hanging="284"/>
-        <w:jc w:val="both"/>
-        <w:rPr>
-          <w:rFonts w:ascii="Times New Roman" w:hAnsi="Times New Roman" w:cs="Times New Roman"/>
-          <w:sz w:val="24"/>
-          <w:szCs w:val="24"/>
-        </w:rPr>
-      </w:pPr>
-      <w:r>
-        <w:rPr>
-          <w:rFonts w:ascii="Times New Roman" w:hAnsi="Times New Roman" w:cs="Times New Roman"/>
-          <w:sz w:val="24"/>
-          <w:szCs w:val="24"/>
-        </w:rPr>
-        <w:t xml:space="preserve">Rabelo, M.A., Angotti, M.A., da Silva, G.S., da Cruz Reis, A., &amp; Ribas, C.R. (2021). Removal of diaspores by ants: What factors to evaluate? </w:t>
-      </w:r>
-      <w:r>
-        <w:rPr>
-          <w:rFonts w:ascii="Times New Roman" w:hAnsi="Times New Roman" w:cs="Times New Roman"/>
-          <w:i/>
-          <w:iCs/>
-          <w:sz w:val="24"/>
-          <w:szCs w:val="24"/>
-        </w:rPr>
-        <w:t>Acta Oecologica</w:t>
-      </w:r>
-      <w:r>
-        <w:rPr>
-          <w:rFonts w:ascii="Times New Roman" w:hAnsi="Times New Roman" w:cs="Times New Roman"/>
-          <w:sz w:val="24"/>
-          <w:szCs w:val="24"/>
-        </w:rPr>
-        <w:t>, 111, 103736.</w:t>
+      <w:r>
+        <w:rPr>
+          <w:rFonts w:ascii="Times New Roman" w:hAnsi="Times New Roman" w:cs="Times New Roman"/>
+          <w:sz w:val="24"/>
+          <w:szCs w:val="24"/>
+        </w:rPr>
+        <w:t xml:space="preserve">R Development Core Team (2022). R: A language and environment for statistical computing. R Foundation for Statistical Computing, Vienna, Austria. </w:t>
+      </w:r>
+      <w:r>
+        <w:rPr>
+          <w:rFonts w:ascii="Times New Roman" w:hAnsi="Times New Roman" w:cs="Times New Roman"/>
+          <w:sz w:val="24"/>
+          <w:szCs w:val="24"/>
+        </w:rPr>
+        <w:t>https://www.r-project.org/</w:t>
       </w:r>
     </w:p>
     <w:p>
@@ -14667,7 +14697,7 @@
           <w:sz w:val="24"/>
           <w:szCs w:val="24"/>
         </w:rPr>
-        <w:t xml:space="preserve">Raupach, M.R. (1994). Simplified expressions for vegetation roughness length and zero-plane displacement as functions of canopy height and area index. </w:t>
+        <w:t xml:space="preserve">Rabelo, M.A., Angotti, M.A., da Silva, G.S., da Cruz Reis, A., &amp; Ribas, C.R. (2021). Removal of diaspores by ants: What factors to evaluate? </w:t>
       </w:r>
       <w:r>
         <w:rPr>
@@ -14677,15 +14707,15 @@
           <w:sz w:val="24"/>
           <w:szCs w:val="24"/>
         </w:rPr>
-        <w:t>Boundary-layer meteorology</w:t>
-      </w:r>
-      <w:r>
-        <w:rPr>
-          <w:rFonts w:ascii="Times New Roman" w:hAnsi="Times New Roman" w:cs="Times New Roman"/>
-          <w:sz w:val="24"/>
-          <w:szCs w:val="24"/>
-        </w:rPr>
-        <w:t>, 71(1), 211-216.</w:t>
+        <w:t>Acta Oecologica</w:t>
+      </w:r>
+      <w:r>
+        <w:rPr>
+          <w:rFonts w:ascii="Times New Roman" w:hAnsi="Times New Roman" w:cs="Times New Roman"/>
+          <w:sz w:val="24"/>
+          <w:szCs w:val="24"/>
+        </w:rPr>
+        <w:t>, 111, 103736.</w:t>
       </w:r>
     </w:p>
     <w:p>
@@ -14705,39 +14735,7 @@
           <w:sz w:val="24"/>
           <w:szCs w:val="24"/>
         </w:rPr>
-        <w:t xml:space="preserve">Rogers, H.S., Beckman, N.G., Hartig, F., Johnson, J.S., Pufal, G., Shea, K., </w:t>
-      </w:r>
-      <w:r>
-        <w:rPr>
-          <w:rFonts w:ascii="Times New Roman" w:hAnsi="Times New Roman" w:cs="Times New Roman"/>
-          <w:sz w:val="24"/>
-          <w:szCs w:val="24"/>
-        </w:rPr>
-        <w:t xml:space="preserve">Zurell, D., Bullock, J.M., Cantrell, R.S., Loiselle, B., Pejchar, L., </w:t>
-      </w:r>
-      <w:r>
-        <w:rPr>
-          <w:rFonts w:ascii="Times New Roman" w:hAnsi="Times New Roman" w:cs="Times New Roman"/>
-          <w:sz w:val="24"/>
-          <w:szCs w:val="24"/>
-        </w:rPr>
-        <w:t>Razafindratsima</w:t>
-      </w:r>
-      <w:r>
-        <w:rPr>
-          <w:rFonts w:ascii="Times New Roman" w:hAnsi="Times New Roman" w:cs="Times New Roman"/>
-          <w:sz w:val="24"/>
-          <w:szCs w:val="24"/>
-        </w:rPr>
-        <w:t>, O.H., Sandor, M.E., Schupp, E.W., Strickland, W.C.,</w:t>
-      </w:r>
-      <w:r>
-        <w:rPr>
-          <w:rFonts w:ascii="Times New Roman" w:hAnsi="Times New Roman" w:cs="Times New Roman"/>
-          <w:sz w:val="24"/>
-          <w:szCs w:val="24"/>
-        </w:rPr>
-        <w:t xml:space="preserve"> &amp; Zambrano, J. (2019). The total dispersal kernel: a review and future directions. </w:t>
+        <w:t xml:space="preserve">Raupach, M.R. (1994). Simplified expressions for vegetation roughness length and zero-plane displacement as functions of canopy height and area index. </w:t>
       </w:r>
       <w:r>
         <w:rPr>
@@ -14747,15 +14745,15 @@
           <w:sz w:val="24"/>
           <w:szCs w:val="24"/>
         </w:rPr>
-        <w:t>AoB Plants</w:t>
-      </w:r>
-      <w:r>
-        <w:rPr>
-          <w:rFonts w:ascii="Times New Roman" w:hAnsi="Times New Roman" w:cs="Times New Roman"/>
-          <w:sz w:val="24"/>
-          <w:szCs w:val="24"/>
-        </w:rPr>
-        <w:t>, 11(5), plz042.</w:t>
+        <w:t>Boundary-layer meteorology</w:t>
+      </w:r>
+      <w:r>
+        <w:rPr>
+          <w:rFonts w:ascii="Times New Roman" w:hAnsi="Times New Roman" w:cs="Times New Roman"/>
+          <w:sz w:val="24"/>
+          <w:szCs w:val="24"/>
+        </w:rPr>
+        <w:t>, 71(1), 211-216.</w:t>
       </w:r>
     </w:p>
     <w:p>
@@ -14775,41 +14773,95 @@
           <w:sz w:val="24"/>
           <w:szCs w:val="24"/>
         </w:rPr>
-        <w:t>Sales, L.P., Kissling, W.D., Galetti, M., Naimi, B., &amp; Pires, M.</w:t>
-      </w:r>
-      <w:r>
-        <w:rPr>
-          <w:rFonts w:ascii="Times New Roman" w:hAnsi="Times New Roman" w:cs="Times New Roman"/>
-          <w:sz w:val="24"/>
-          <w:szCs w:val="24"/>
-        </w:rPr>
-        <w:t>M.</w:t>
-      </w:r>
-      <w:r>
-        <w:rPr>
-          <w:rFonts w:ascii="Times New Roman" w:hAnsi="Times New Roman" w:cs="Times New Roman"/>
-          <w:sz w:val="24"/>
-          <w:szCs w:val="24"/>
-        </w:rPr>
-        <w:t xml:space="preserve"> (2021). Climate change reshapes the eco‐evolutionary dynamics of a Neotropical seed dispersal system. </w:t>
-      </w:r>
-      <w:r>
-        <w:rPr>
-          <w:rFonts w:ascii="Times New Roman" w:hAnsi="Times New Roman" w:cs="Times New Roman"/>
-          <w:i/>
-          <w:iCs/>
-          <w:sz w:val="24"/>
-          <w:szCs w:val="24"/>
-        </w:rPr>
-        <w:t>Global Ecology and Biogeography</w:t>
-      </w:r>
-      <w:r>
-        <w:rPr>
-          <w:rFonts w:ascii="Times New Roman" w:hAnsi="Times New Roman" w:cs="Times New Roman"/>
-          <w:sz w:val="24"/>
-          <w:szCs w:val="24"/>
-        </w:rPr>
-        <w:t>, 30(5), 1129-1138.</w:t>
+        <w:t>Ripley, B., Venables, B., Bates, D.M., Hornik, K., Gebhardt, A.,</w:t>
+      </w:r>
+      <w:r>
+        <w:rPr>
+          <w:rFonts w:ascii="Times New Roman" w:hAnsi="Times New Roman" w:cs="Times New Roman"/>
+          <w:sz w:val="24"/>
+          <w:szCs w:val="24"/>
+        </w:rPr>
+        <w:t xml:space="preserve"> &amp;</w:t>
+      </w:r>
+      <w:r>
+        <w:rPr>
+          <w:rFonts w:ascii="Times New Roman" w:hAnsi="Times New Roman" w:cs="Times New Roman"/>
+          <w:sz w:val="24"/>
+          <w:szCs w:val="24"/>
+        </w:rPr>
+        <w:t xml:space="preserve"> Firth, D</w:t>
+      </w:r>
+      <w:r>
+        <w:rPr>
+          <w:rFonts w:ascii="Times New Roman" w:hAnsi="Times New Roman" w:cs="Times New Roman"/>
+          <w:sz w:val="24"/>
+          <w:szCs w:val="24"/>
+        </w:rPr>
+        <w:t>.</w:t>
+      </w:r>
+      <w:r>
+        <w:rPr>
+          <w:rFonts w:ascii="Times New Roman" w:hAnsi="Times New Roman" w:cs="Times New Roman"/>
+          <w:sz w:val="24"/>
+          <w:szCs w:val="24"/>
+        </w:rPr>
+        <w:t xml:space="preserve"> (2022). Package ‘</w:t>
+      </w:r>
+      <w:r>
+        <w:rPr>
+          <w:rFonts w:ascii="Times New Roman" w:hAnsi="Times New Roman" w:cs="Times New Roman"/>
+          <w:sz w:val="24"/>
+          <w:szCs w:val="24"/>
+        </w:rPr>
+        <w:t>MASS</w:t>
+      </w:r>
+      <w:r>
+        <w:rPr>
+          <w:rFonts w:ascii="Times New Roman" w:hAnsi="Times New Roman" w:cs="Times New Roman"/>
+          <w:sz w:val="24"/>
+          <w:szCs w:val="24"/>
+        </w:rPr>
+        <w:t xml:space="preserve">’, version </w:t>
+      </w:r>
+      <w:r>
+        <w:rPr>
+          <w:rFonts w:ascii="Times New Roman" w:hAnsi="Times New Roman" w:cs="Times New Roman"/>
+          <w:sz w:val="24"/>
+          <w:szCs w:val="24"/>
+        </w:rPr>
+        <w:t>7</w:t>
+      </w:r>
+      <w:r>
+        <w:rPr>
+          <w:rFonts w:ascii="Times New Roman" w:hAnsi="Times New Roman" w:cs="Times New Roman"/>
+          <w:sz w:val="24"/>
+          <w:szCs w:val="24"/>
+        </w:rPr>
+        <w:t>.</w:t>
+      </w:r>
+      <w:r>
+        <w:rPr>
+          <w:rFonts w:ascii="Times New Roman" w:hAnsi="Times New Roman" w:cs="Times New Roman"/>
+          <w:sz w:val="24"/>
+          <w:szCs w:val="24"/>
+        </w:rPr>
+        <w:t>3-58.1</w:t>
+      </w:r>
+      <w:r>
+        <w:rPr>
+          <w:rFonts w:ascii="Times New Roman" w:hAnsi="Times New Roman" w:cs="Times New Roman"/>
+          <w:sz w:val="24"/>
+          <w:szCs w:val="24"/>
+        </w:rPr>
+        <w:t xml:space="preserve">. </w:t>
+      </w:r>
+      <w:r>
+        <w:rPr>
+          <w:rFonts w:ascii="Times New Roman" w:hAnsi="Times New Roman" w:cs="Times New Roman"/>
+          <w:sz w:val="24"/>
+          <w:szCs w:val="24"/>
+        </w:rPr>
+        <w:t>https://cran.r-project.org/web/packages/MASS/index.html</w:t>
       </w:r>
     </w:p>
     <w:p>
@@ -14829,7 +14881,39 @@
           <w:sz w:val="24"/>
           <w:szCs w:val="24"/>
         </w:rPr>
-        <w:t xml:space="preserve">Schurr, F.M., Bond, W.J., Midgley, G.F., &amp; Higgins, S.I. (2005). A mechanistic model for secondary seed dispersal by wind and its experimental validation. </w:t>
+        <w:t xml:space="preserve">Rogers, H.S., Beckman, N.G., Hartig, F., Johnson, J.S., Pufal, G., Shea, K., </w:t>
+      </w:r>
+      <w:r>
+        <w:rPr>
+          <w:rFonts w:ascii="Times New Roman" w:hAnsi="Times New Roman" w:cs="Times New Roman"/>
+          <w:sz w:val="24"/>
+          <w:szCs w:val="24"/>
+        </w:rPr>
+        <w:t xml:space="preserve">Zurell, D., Bullock, J.M., Cantrell, R.S., Loiselle, B., Pejchar, L., </w:t>
+      </w:r>
+      <w:r>
+        <w:rPr>
+          <w:rFonts w:ascii="Times New Roman" w:hAnsi="Times New Roman" w:cs="Times New Roman"/>
+          <w:sz w:val="24"/>
+          <w:szCs w:val="24"/>
+        </w:rPr>
+        <w:t>Razafindratsima</w:t>
+      </w:r>
+      <w:r>
+        <w:rPr>
+          <w:rFonts w:ascii="Times New Roman" w:hAnsi="Times New Roman" w:cs="Times New Roman"/>
+          <w:sz w:val="24"/>
+          <w:szCs w:val="24"/>
+        </w:rPr>
+        <w:t>, O.H., Sandor, M.E., Schupp, E.W., Strickland, W.C.,</w:t>
+      </w:r>
+      <w:r>
+        <w:rPr>
+          <w:rFonts w:ascii="Times New Roman" w:hAnsi="Times New Roman" w:cs="Times New Roman"/>
+          <w:sz w:val="24"/>
+          <w:szCs w:val="24"/>
+        </w:rPr>
+        <w:t xml:space="preserve"> &amp; Zambrano, J. (2019). The total dispersal kernel: a review and future directions. </w:t>
       </w:r>
       <w:r>
         <w:rPr>
@@ -14839,15 +14923,15 @@
           <w:sz w:val="24"/>
           <w:szCs w:val="24"/>
         </w:rPr>
-        <w:t>Journal of Ecology</w:t>
-      </w:r>
-      <w:r>
-        <w:rPr>
-          <w:rFonts w:ascii="Times New Roman" w:hAnsi="Times New Roman" w:cs="Times New Roman"/>
-          <w:sz w:val="24"/>
-          <w:szCs w:val="24"/>
-        </w:rPr>
-        <w:t>, 93(5), 1017-1028.</w:t>
+        <w:t>AoB Plants</w:t>
+      </w:r>
+      <w:r>
+        <w:rPr>
+          <w:rFonts w:ascii="Times New Roman" w:hAnsi="Times New Roman" w:cs="Times New Roman"/>
+          <w:sz w:val="24"/>
+          <w:szCs w:val="24"/>
+        </w:rPr>
+        <w:t>, 11(5), plz042.</w:t>
       </w:r>
     </w:p>
     <w:p>
@@ -14867,7 +14951,23 @@
           <w:sz w:val="24"/>
           <w:szCs w:val="24"/>
         </w:rPr>
-        <w:t xml:space="preserve">Skarpaas, O. &amp; Shea, K. (2007). Dispersal patterns, dispersal mechanisms, and invasion wave speeds for invasive thistles. </w:t>
+        <w:t>Sales, L.P., Kissling, W.D., Galetti, M., Naimi, B., &amp; Pires, M.</w:t>
+      </w:r>
+      <w:r>
+        <w:rPr>
+          <w:rFonts w:ascii="Times New Roman" w:hAnsi="Times New Roman" w:cs="Times New Roman"/>
+          <w:sz w:val="24"/>
+          <w:szCs w:val="24"/>
+        </w:rPr>
+        <w:t>M.</w:t>
+      </w:r>
+      <w:r>
+        <w:rPr>
+          <w:rFonts w:ascii="Times New Roman" w:hAnsi="Times New Roman" w:cs="Times New Roman"/>
+          <w:sz w:val="24"/>
+          <w:szCs w:val="24"/>
+        </w:rPr>
+        <w:t xml:space="preserve"> (2021). Climate change reshapes the eco‐evolutionary dynamics of a Neotropical seed dispersal system. </w:t>
       </w:r>
       <w:r>
         <w:rPr>
@@ -14877,15 +14977,15 @@
           <w:sz w:val="24"/>
           <w:szCs w:val="24"/>
         </w:rPr>
-        <w:t>The American Naturalist</w:t>
-      </w:r>
-      <w:r>
-        <w:rPr>
-          <w:rFonts w:ascii="Times New Roman" w:hAnsi="Times New Roman" w:cs="Times New Roman"/>
-          <w:sz w:val="24"/>
-          <w:szCs w:val="24"/>
-        </w:rPr>
-        <w:t>, 170(3), 421-430.</w:t>
+        <w:t>Global Ecology and Biogeography</w:t>
+      </w:r>
+      <w:r>
+        <w:rPr>
+          <w:rFonts w:ascii="Times New Roman" w:hAnsi="Times New Roman" w:cs="Times New Roman"/>
+          <w:sz w:val="24"/>
+          <w:szCs w:val="24"/>
+        </w:rPr>
+        <w:t>, 30(5), 1129-1138.</w:t>
       </w:r>
     </w:p>
     <w:p>
@@ -14905,7 +15005,7 @@
           <w:sz w:val="24"/>
           <w:szCs w:val="24"/>
         </w:rPr>
-        <w:t xml:space="preserve">Skarpaas, O., Silverman, E.J., Jongejans, E., &amp; Shea, K. (2011). Are the best dispersers the best colonizers? Seed mass, dispersal and establishment in Carduus thistles. </w:t>
+        <w:t xml:space="preserve">Schurr, F.M., Bond, W.J., Midgley, G.F., &amp; Higgins, S.I. (2005). A mechanistic model for secondary seed dispersal by wind and its experimental validation. </w:t>
       </w:r>
       <w:r>
         <w:rPr>
@@ -14915,15 +15015,15 @@
           <w:sz w:val="24"/>
           <w:szCs w:val="24"/>
         </w:rPr>
-        <w:t>Evolutionary Ecology</w:t>
-      </w:r>
-      <w:r>
-        <w:rPr>
-          <w:rFonts w:ascii="Times New Roman" w:hAnsi="Times New Roman" w:cs="Times New Roman"/>
-          <w:sz w:val="24"/>
-          <w:szCs w:val="24"/>
-        </w:rPr>
-        <w:t>, 25(1), 155-169.</w:t>
+        <w:t>Journal of Ecology</w:t>
+      </w:r>
+      <w:r>
+        <w:rPr>
+          <w:rFonts w:ascii="Times New Roman" w:hAnsi="Times New Roman" w:cs="Times New Roman"/>
+          <w:sz w:val="24"/>
+          <w:szCs w:val="24"/>
+        </w:rPr>
+        <w:t>, 93(5), 1017-1028.</w:t>
       </w:r>
     </w:p>
     <w:p>
@@ -14943,23 +15043,7 @@
           <w:sz w:val="24"/>
           <w:szCs w:val="24"/>
         </w:rPr>
-        <w:t>Soons, M.B., Heil, G.W., Nathan, R., &amp; Katul, G. G. (2004</w:t>
-      </w:r>
-      <w:r>
-        <w:rPr>
-          <w:rFonts w:ascii="Times New Roman" w:hAnsi="Times New Roman" w:cs="Times New Roman"/>
-          <w:sz w:val="24"/>
-          <w:szCs w:val="24"/>
-        </w:rPr>
-        <w:t>a</w:t>
-      </w:r>
-      <w:r>
-        <w:rPr>
-          <w:rFonts w:ascii="Times New Roman" w:hAnsi="Times New Roman" w:cs="Times New Roman"/>
-          <w:sz w:val="24"/>
-          <w:szCs w:val="24"/>
-        </w:rPr>
-        <w:t xml:space="preserve">). Determinants of long‐distance seed dispersal by wind in grasslands. </w:t>
+        <w:t xml:space="preserve">Skarpaas, O. &amp; Shea, K. (2007). Dispersal patterns, dispersal mechanisms, and invasion wave speeds for invasive thistles. </w:t>
       </w:r>
       <w:r>
         <w:rPr>
@@ -14969,15 +15053,15 @@
           <w:sz w:val="24"/>
           <w:szCs w:val="24"/>
         </w:rPr>
-        <w:t>Ecology</w:t>
-      </w:r>
-      <w:r>
-        <w:rPr>
-          <w:rFonts w:ascii="Times New Roman" w:hAnsi="Times New Roman" w:cs="Times New Roman"/>
-          <w:sz w:val="24"/>
-          <w:szCs w:val="24"/>
-        </w:rPr>
-        <w:t>, 85(11), 3056-3068.</w:t>
+        <w:t>The American Naturalist</w:t>
+      </w:r>
+      <w:r>
+        <w:rPr>
+          <w:rFonts w:ascii="Times New Roman" w:hAnsi="Times New Roman" w:cs="Times New Roman"/>
+          <w:sz w:val="24"/>
+          <w:szCs w:val="24"/>
+        </w:rPr>
+        <w:t>, 170(3), 421-430.</w:t>
       </w:r>
     </w:p>
     <w:p>
@@ -14997,23 +15081,7 @@
           <w:sz w:val="24"/>
           <w:szCs w:val="24"/>
         </w:rPr>
-        <w:t>Soons, M.B., Nathan, R., &amp; Katul, G.G. (2004</w:t>
-      </w:r>
-      <w:r>
-        <w:rPr>
-          <w:rFonts w:ascii="Times New Roman" w:hAnsi="Times New Roman" w:cs="Times New Roman"/>
-          <w:sz w:val="24"/>
-          <w:szCs w:val="24"/>
-        </w:rPr>
-        <w:t>b</w:t>
-      </w:r>
-      <w:r>
-        <w:rPr>
-          <w:rFonts w:ascii="Times New Roman" w:hAnsi="Times New Roman" w:cs="Times New Roman"/>
-          <w:sz w:val="24"/>
-          <w:szCs w:val="24"/>
-        </w:rPr>
-        <w:t xml:space="preserve">). Human effects on long‐distance wind dispersal and colonization by grassland plants. </w:t>
+        <w:t xml:space="preserve">Skarpaas, O., Silverman, E.J., Jongejans, E., &amp; Shea, K. (2011). Are the best dispersers the best colonizers? Seed mass, dispersal and establishment in Carduus thistles. </w:t>
       </w:r>
       <w:r>
         <w:rPr>
@@ -15023,15 +15091,15 @@
           <w:sz w:val="24"/>
           <w:szCs w:val="24"/>
         </w:rPr>
-        <w:t>Ecology</w:t>
-      </w:r>
-      <w:r>
-        <w:rPr>
-          <w:rFonts w:ascii="Times New Roman" w:hAnsi="Times New Roman" w:cs="Times New Roman"/>
-          <w:sz w:val="24"/>
-          <w:szCs w:val="24"/>
-        </w:rPr>
-        <w:t>, 85(11), 3069-3079.</w:t>
+        <w:t>Evolutionary Ecology</w:t>
+      </w:r>
+      <w:r>
+        <w:rPr>
+          <w:rFonts w:ascii="Times New Roman" w:hAnsi="Times New Roman" w:cs="Times New Roman"/>
+          <w:sz w:val="24"/>
+          <w:szCs w:val="24"/>
+        </w:rPr>
+        <w:t>, 25(1), 155-169.</w:t>
       </w:r>
     </w:p>
     <w:p>
@@ -15051,40 +15119,23 @@
           <w:sz w:val="24"/>
           <w:szCs w:val="24"/>
         </w:rPr>
-        <w:lastRenderedPageBreak/>
-        <w:t>Tackenberg, O., Poschlod, P., &amp; Kahmen, S. (2003). Dandelion seed dispersal: the horizontal wind speed does not matter for long-distance dispersal</w:t>
-      </w:r>
-      <w:r>
-        <w:rPr>
-          <w:rFonts w:ascii="Times New Roman" w:hAnsi="Times New Roman" w:cs="Times New Roman"/>
-          <w:sz w:val="24"/>
-          <w:szCs w:val="24"/>
-        </w:rPr>
-        <w:t xml:space="preserve"> </w:t>
-      </w:r>
-      <w:r>
-        <w:rPr>
-          <w:rFonts w:ascii="Times New Roman" w:hAnsi="Times New Roman" w:cs="Times New Roman"/>
-          <w:sz w:val="24"/>
-          <w:szCs w:val="24"/>
-        </w:rPr>
-        <w:t>-</w:t>
-      </w:r>
-      <w:r>
-        <w:rPr>
-          <w:rFonts w:ascii="Times New Roman" w:hAnsi="Times New Roman" w:cs="Times New Roman"/>
-          <w:sz w:val="24"/>
-          <w:szCs w:val="24"/>
-        </w:rPr>
-        <w:t xml:space="preserve"> </w:t>
-      </w:r>
-      <w:r>
-        <w:rPr>
-          <w:rFonts w:ascii="Times New Roman" w:hAnsi="Times New Roman" w:cs="Times New Roman"/>
-          <w:sz w:val="24"/>
-          <w:szCs w:val="24"/>
-        </w:rPr>
-        <w:t xml:space="preserve">it is updraft! </w:t>
+        <w:t>Soons, M.B., Heil, G.W., Nathan, R., &amp; Katul, G. G. (2004</w:t>
+      </w:r>
+      <w:r>
+        <w:rPr>
+          <w:rFonts w:ascii="Times New Roman" w:hAnsi="Times New Roman" w:cs="Times New Roman"/>
+          <w:sz w:val="24"/>
+          <w:szCs w:val="24"/>
+        </w:rPr>
+        <w:t>a</w:t>
+      </w:r>
+      <w:r>
+        <w:rPr>
+          <w:rFonts w:ascii="Times New Roman" w:hAnsi="Times New Roman" w:cs="Times New Roman"/>
+          <w:sz w:val="24"/>
+          <w:szCs w:val="24"/>
+        </w:rPr>
+        <w:t xml:space="preserve">). Determinants of long‐distance seed dispersal by wind in grasslands. </w:t>
       </w:r>
       <w:r>
         <w:rPr>
@@ -15094,15 +15145,15 @@
           <w:sz w:val="24"/>
           <w:szCs w:val="24"/>
         </w:rPr>
-        <w:t>Plant biology</w:t>
-      </w:r>
-      <w:r>
-        <w:rPr>
-          <w:rFonts w:ascii="Times New Roman" w:hAnsi="Times New Roman" w:cs="Times New Roman"/>
-          <w:sz w:val="24"/>
-          <w:szCs w:val="24"/>
-        </w:rPr>
-        <w:t>, 5(05), 451-454.</w:t>
+        <w:t>Ecology</w:t>
+      </w:r>
+      <w:r>
+        <w:rPr>
+          <w:rFonts w:ascii="Times New Roman" w:hAnsi="Times New Roman" w:cs="Times New Roman"/>
+          <w:sz w:val="24"/>
+          <w:szCs w:val="24"/>
+        </w:rPr>
+        <w:t>, 85(11), 3056-3068.</w:t>
       </w:r>
     </w:p>
     <w:p>
@@ -15122,7 +15173,24 @@
           <w:sz w:val="24"/>
           <w:szCs w:val="24"/>
         </w:rPr>
-        <w:t xml:space="preserve">Vander Wall, S.B. (2001). The evolutionary ecology of nut dispersal. </w:t>
+        <w:lastRenderedPageBreak/>
+        <w:t>Soons, M.B., Nathan, R., &amp; Katul, G.G. (2004</w:t>
+      </w:r>
+      <w:r>
+        <w:rPr>
+          <w:rFonts w:ascii="Times New Roman" w:hAnsi="Times New Roman" w:cs="Times New Roman"/>
+          <w:sz w:val="24"/>
+          <w:szCs w:val="24"/>
+        </w:rPr>
+        <w:t>b</w:t>
+      </w:r>
+      <w:r>
+        <w:rPr>
+          <w:rFonts w:ascii="Times New Roman" w:hAnsi="Times New Roman" w:cs="Times New Roman"/>
+          <w:sz w:val="24"/>
+          <w:szCs w:val="24"/>
+        </w:rPr>
+        <w:t xml:space="preserve">). Human effects on long‐distance wind dispersal and colonization by grassland plants. </w:t>
       </w:r>
       <w:r>
         <w:rPr>
@@ -15132,15 +15200,15 @@
           <w:sz w:val="24"/>
           <w:szCs w:val="24"/>
         </w:rPr>
-        <w:t>The Botanical Review</w:t>
-      </w:r>
-      <w:r>
-        <w:rPr>
-          <w:rFonts w:ascii="Times New Roman" w:hAnsi="Times New Roman" w:cs="Times New Roman"/>
-          <w:sz w:val="24"/>
-          <w:szCs w:val="24"/>
-        </w:rPr>
-        <w:t>, 67(1), 74-117.</w:t>
+        <w:t>Ecology</w:t>
+      </w:r>
+      <w:r>
+        <w:rPr>
+          <w:rFonts w:ascii="Times New Roman" w:hAnsi="Times New Roman" w:cs="Times New Roman"/>
+          <w:sz w:val="24"/>
+          <w:szCs w:val="24"/>
+        </w:rPr>
+        <w:t>, 85(11), 3069-3079.</w:t>
       </w:r>
     </w:p>
     <w:p>
@@ -15160,7 +15228,39 @@
           <w:sz w:val="24"/>
           <w:szCs w:val="24"/>
         </w:rPr>
-        <w:t xml:space="preserve">Vander Wall, S.B., &amp; Longland, W.S. (2004). Diplochory: are two seed dispersers better than one?. </w:t>
+        <w:t>Tackenberg, O., Poschlod, P., &amp; Kahmen, S. (2003). Dandelion seed dispersal: the horizontal wind speed does not matter for long-distance dispersal</w:t>
+      </w:r>
+      <w:r>
+        <w:rPr>
+          <w:rFonts w:ascii="Times New Roman" w:hAnsi="Times New Roman" w:cs="Times New Roman"/>
+          <w:sz w:val="24"/>
+          <w:szCs w:val="24"/>
+        </w:rPr>
+        <w:t xml:space="preserve"> </w:t>
+      </w:r>
+      <w:r>
+        <w:rPr>
+          <w:rFonts w:ascii="Times New Roman" w:hAnsi="Times New Roman" w:cs="Times New Roman"/>
+          <w:sz w:val="24"/>
+          <w:szCs w:val="24"/>
+        </w:rPr>
+        <w:t>-</w:t>
+      </w:r>
+      <w:r>
+        <w:rPr>
+          <w:rFonts w:ascii="Times New Roman" w:hAnsi="Times New Roman" w:cs="Times New Roman"/>
+          <w:sz w:val="24"/>
+          <w:szCs w:val="24"/>
+        </w:rPr>
+        <w:t xml:space="preserve"> </w:t>
+      </w:r>
+      <w:r>
+        <w:rPr>
+          <w:rFonts w:ascii="Times New Roman" w:hAnsi="Times New Roman" w:cs="Times New Roman"/>
+          <w:sz w:val="24"/>
+          <w:szCs w:val="24"/>
+        </w:rPr>
+        <w:t xml:space="preserve">it is updraft! </w:t>
       </w:r>
       <w:r>
         <w:rPr>
@@ -15170,15 +15270,15 @@
           <w:sz w:val="24"/>
           <w:szCs w:val="24"/>
         </w:rPr>
-        <w:t>Trends in ecology &amp; evolution</w:t>
-      </w:r>
-      <w:r>
-        <w:rPr>
-          <w:rFonts w:ascii="Times New Roman" w:hAnsi="Times New Roman" w:cs="Times New Roman"/>
-          <w:sz w:val="24"/>
-          <w:szCs w:val="24"/>
-        </w:rPr>
-        <w:t>, 19(3), 155-161.</w:t>
+        <w:t>Plant biology</w:t>
+      </w:r>
+      <w:r>
+        <w:rPr>
+          <w:rFonts w:ascii="Times New Roman" w:hAnsi="Times New Roman" w:cs="Times New Roman"/>
+          <w:sz w:val="24"/>
+          <w:szCs w:val="24"/>
+        </w:rPr>
+        <w:t>, 5(05), 451-454.</w:t>
       </w:r>
     </w:p>
     <w:p>
@@ -15198,7 +15298,7 @@
           <w:sz w:val="24"/>
           <w:szCs w:val="24"/>
         </w:rPr>
-        <w:t xml:space="preserve">Vander Wall, S.B., Kuhn, K.M., &amp; Beck, M.J. (2005). Seed removal, seed predation, and secondary dispersal. </w:t>
+        <w:t xml:space="preserve">Vander Wall, S.B. (2001). The evolutionary ecology of nut dispersal. </w:t>
       </w:r>
       <w:r>
         <w:rPr>
@@ -15208,15 +15308,15 @@
           <w:sz w:val="24"/>
           <w:szCs w:val="24"/>
         </w:rPr>
-        <w:t>Ecology</w:t>
-      </w:r>
-      <w:r>
-        <w:rPr>
-          <w:rFonts w:ascii="Times New Roman" w:hAnsi="Times New Roman" w:cs="Times New Roman"/>
-          <w:sz w:val="24"/>
-          <w:szCs w:val="24"/>
-        </w:rPr>
-        <w:t>, 86(3), 801-806.</w:t>
+        <w:t>The Botanical Review</w:t>
+      </w:r>
+      <w:r>
+        <w:rPr>
+          <w:rFonts w:ascii="Times New Roman" w:hAnsi="Times New Roman" w:cs="Times New Roman"/>
+          <w:sz w:val="24"/>
+          <w:szCs w:val="24"/>
+        </w:rPr>
+        <w:t>, 67(1), 74-117.</w:t>
       </w:r>
     </w:p>
     <w:p>
@@ -15236,7 +15336,7 @@
           <w:sz w:val="24"/>
           <w:szCs w:val="24"/>
         </w:rPr>
-        <w:t xml:space="preserve">Wais, P. (2017). A review of Weibull functions in wind sector. </w:t>
+        <w:t xml:space="preserve">Vander Wall, S.B., &amp; Longland, W.S. (2004). Diplochory: are two seed dispersers better than one?. </w:t>
       </w:r>
       <w:r>
         <w:rPr>
@@ -15246,15 +15346,15 @@
           <w:sz w:val="24"/>
           <w:szCs w:val="24"/>
         </w:rPr>
-        <w:t>Renewable and Sustainable Energy Reviews</w:t>
-      </w:r>
-      <w:r>
-        <w:rPr>
-          <w:rFonts w:ascii="Times New Roman" w:hAnsi="Times New Roman" w:cs="Times New Roman"/>
-          <w:sz w:val="24"/>
-          <w:szCs w:val="24"/>
-        </w:rPr>
-        <w:t>, 70, 1099-1107.</w:t>
+        <w:t>Trends in ecology &amp; evolution</w:t>
+      </w:r>
+      <w:r>
+        <w:rPr>
+          <w:rFonts w:ascii="Times New Roman" w:hAnsi="Times New Roman" w:cs="Times New Roman"/>
+          <w:sz w:val="24"/>
+          <w:szCs w:val="24"/>
+        </w:rPr>
+        <w:t>, 19(3), 155-161.</w:t>
       </w:r>
     </w:p>
     <w:p>
@@ -15274,7 +15374,7 @@
           <w:sz w:val="24"/>
           <w:szCs w:val="24"/>
         </w:rPr>
-        <w:t xml:space="preserve">Wiernga, J. (1993). Representative roughness parameters for homogeneous terrain. </w:t>
+        <w:t xml:space="preserve">Vander Wall, S.B., Kuhn, K.M., &amp; Beck, M.J. (2005). Seed removal, seed predation, and secondary dispersal. </w:t>
       </w:r>
       <w:r>
         <w:rPr>
@@ -15284,6 +15384,82 @@
           <w:sz w:val="24"/>
           <w:szCs w:val="24"/>
         </w:rPr>
+        <w:t>Ecology</w:t>
+      </w:r>
+      <w:r>
+        <w:rPr>
+          <w:rFonts w:ascii="Times New Roman" w:hAnsi="Times New Roman" w:cs="Times New Roman"/>
+          <w:sz w:val="24"/>
+          <w:szCs w:val="24"/>
+        </w:rPr>
+        <w:t>, 86(3), 801-806.</w:t>
+      </w:r>
+    </w:p>
+    <w:p>
+      <w:pPr>
+        <w:spacing w:line="22" w:lineRule="atLeast"/>
+        <w:ind w:left="284" w:hanging="284"/>
+        <w:jc w:val="both"/>
+        <w:rPr>
+          <w:rFonts w:ascii="Times New Roman" w:hAnsi="Times New Roman" w:cs="Times New Roman"/>
+          <w:sz w:val="24"/>
+          <w:szCs w:val="24"/>
+        </w:rPr>
+      </w:pPr>
+      <w:r>
+        <w:rPr>
+          <w:rFonts w:ascii="Times New Roman" w:hAnsi="Times New Roman" w:cs="Times New Roman"/>
+          <w:sz w:val="24"/>
+          <w:szCs w:val="24"/>
+        </w:rPr>
+        <w:t xml:space="preserve">Wais, P. (2017). A review of Weibull functions in wind sector. </w:t>
+      </w:r>
+      <w:r>
+        <w:rPr>
+          <w:rFonts w:ascii="Times New Roman" w:hAnsi="Times New Roman" w:cs="Times New Roman"/>
+          <w:i/>
+          <w:iCs/>
+          <w:sz w:val="24"/>
+          <w:szCs w:val="24"/>
+        </w:rPr>
+        <w:t>Renewable and Sustainable Energy Reviews</w:t>
+      </w:r>
+      <w:r>
+        <w:rPr>
+          <w:rFonts w:ascii="Times New Roman" w:hAnsi="Times New Roman" w:cs="Times New Roman"/>
+          <w:sz w:val="24"/>
+          <w:szCs w:val="24"/>
+        </w:rPr>
+        <w:t>, 70, 1099-1107.</w:t>
+      </w:r>
+    </w:p>
+    <w:p>
+      <w:pPr>
+        <w:spacing w:line="22" w:lineRule="atLeast"/>
+        <w:ind w:left="284" w:hanging="284"/>
+        <w:jc w:val="both"/>
+        <w:rPr>
+          <w:rFonts w:ascii="Times New Roman" w:hAnsi="Times New Roman" w:cs="Times New Roman"/>
+          <w:sz w:val="24"/>
+          <w:szCs w:val="24"/>
+        </w:rPr>
+      </w:pPr>
+      <w:r>
+        <w:rPr>
+          <w:rFonts w:ascii="Times New Roman" w:hAnsi="Times New Roman" w:cs="Times New Roman"/>
+          <w:sz w:val="24"/>
+          <w:szCs w:val="24"/>
+        </w:rPr>
+        <w:t xml:space="preserve">Wiernga, J. (1993). Representative roughness parameters for homogeneous terrain. </w:t>
+      </w:r>
+      <w:r>
+        <w:rPr>
+          <w:rFonts w:ascii="Times New Roman" w:hAnsi="Times New Roman" w:cs="Times New Roman"/>
+          <w:i/>
+          <w:iCs/>
+          <w:sz w:val="24"/>
+          <w:szCs w:val="24"/>
+        </w:rPr>
         <w:t>Boundary-Layer Meteorology</w:t>
       </w:r>
       <w:r>
@@ -15293,6 +15469,77 @@
           <w:szCs w:val="24"/>
         </w:rPr>
         <w:t>, 63(4), 323-363.</w:t>
+      </w:r>
+    </w:p>
+    <w:p>
+      <w:pPr>
+        <w:spacing w:line="22" w:lineRule="atLeast"/>
+        <w:ind w:left="284" w:hanging="284"/>
+        <w:jc w:val="both"/>
+        <w:rPr>
+          <w:rFonts w:ascii="Times New Roman" w:hAnsi="Times New Roman" w:cs="Times New Roman"/>
+          <w:sz w:val="24"/>
+          <w:szCs w:val="24"/>
+        </w:rPr>
+      </w:pPr>
+      <w:r>
+        <w:rPr>
+          <w:rFonts w:ascii="Times New Roman" w:hAnsi="Times New Roman" w:cs="Times New Roman"/>
+          <w:color w:val="222222"/>
+          <w:sz w:val="24"/>
+          <w:szCs w:val="24"/>
+          <w:shd w:val="clear" w:color="auto" w:fill="FFFFFF"/>
+          <w:lang w:val="en-US"/>
+        </w:rPr>
+        <w:t xml:space="preserve">Zhang, R., Jongejans, E., &amp; Shea, K. (2011). Warming increases the spread of an invasive thistle. </w:t>
+      </w:r>
+      <w:r>
+        <w:rPr>
+          <w:rFonts w:ascii="Times New Roman" w:hAnsi="Times New Roman" w:cs="Times New Roman"/>
+          <w:i/>
+          <w:iCs/>
+          <w:color w:val="222222"/>
+          <w:sz w:val="24"/>
+          <w:szCs w:val="24"/>
+          <w:shd w:val="clear" w:color="auto" w:fill="FFFFFF"/>
+          <w:lang w:val="en-US"/>
+        </w:rPr>
+        <w:t>PLoS</w:t>
+      </w:r>
+      <w:r>
+        <w:rPr>
+          <w:rFonts w:ascii="Times New Roman" w:hAnsi="Times New Roman" w:cs="Times New Roman"/>
+          <w:color w:val="222222"/>
+          <w:sz w:val="24"/>
+          <w:szCs w:val="24"/>
+          <w:shd w:val="clear" w:color="auto" w:fill="FFFFFF"/>
+          <w:lang w:val="en-US"/>
+        </w:rPr>
+        <w:t xml:space="preserve"> </w:t>
+      </w:r>
+      <w:r>
+        <w:rPr>
+          <w:rFonts w:ascii="Times New Roman" w:hAnsi="Times New Roman" w:cs="Times New Roman"/>
+          <w:i/>
+          <w:iCs/>
+          <w:color w:val="222222"/>
+          <w:sz w:val="24"/>
+          <w:szCs w:val="24"/>
+          <w:shd w:val="clear" w:color="auto" w:fill="FFFFFF"/>
+          <w:lang w:val="en-US"/>
+        </w:rPr>
+        <w:t>One</w:t>
+      </w:r>
+      <w:r>
+        <w:rPr>
+          <w:rFonts w:ascii="Times New Roman" w:hAnsi="Times New Roman" w:cs="Times New Roman"/>
+          <w:color w:val="222222"/>
+          <w:sz w:val="24"/>
+          <w:szCs w:val="24"/>
+          <w:shd w:val="clear" w:color="auto" w:fill="FFFFFF"/>
+          <w:lang w:val="en-US"/>
+        </w:rPr>
+        <w:t>, 6(6), e21725.</w:t>
       </w:r>
     </w:p>
     <w:p>
@@ -16051,7 +16298,23 @@
                 <w:sz w:val="20"/>
                 <w:szCs w:val="20"/>
               </w:rPr>
-              <w:t xml:space="preserve"> (2012)</w:t>
+              <w:t xml:space="preserve"> (201</w:t>
+            </w:r>
+            <w:r>
+              <w:rPr>
+                <w:rFonts w:ascii="Times New Roman" w:hAnsi="Times New Roman" w:cs="Times New Roman"/>
+                <w:sz w:val="20"/>
+                <w:szCs w:val="20"/>
+              </w:rPr>
+              <w:t>1</w:t>
+            </w:r>
+            <w:r>
+              <w:rPr>
+                <w:rFonts w:ascii="Times New Roman" w:hAnsi="Times New Roman" w:cs="Times New Roman"/>
+                <w:sz w:val="20"/>
+                <w:szCs w:val="20"/>
+              </w:rPr>
+              <w:t>)</w:t>
             </w:r>
           </w:p>
         </w:tc>
@@ -16195,7 +16458,23 @@
                 <w:sz w:val="20"/>
                 <w:szCs w:val="20"/>
               </w:rPr>
-              <w:t xml:space="preserve"> (2012)</w:t>
+              <w:t xml:space="preserve"> (201</w:t>
+            </w:r>
+            <w:r>
+              <w:rPr>
+                <w:rFonts w:ascii="Times New Roman" w:hAnsi="Times New Roman" w:cs="Times New Roman"/>
+                <w:sz w:val="20"/>
+                <w:szCs w:val="20"/>
+              </w:rPr>
+              <w:t>1</w:t>
+            </w:r>
+            <w:r>
+              <w:rPr>
+                <w:rFonts w:ascii="Times New Roman" w:hAnsi="Times New Roman" w:cs="Times New Roman"/>
+                <w:sz w:val="20"/>
+                <w:szCs w:val="20"/>
+              </w:rPr>
+              <w:t>)</w:t>
             </w:r>
           </w:p>
         </w:tc>
@@ -16339,7 +16618,23 @@
                 <w:sz w:val="20"/>
                 <w:szCs w:val="20"/>
               </w:rPr>
-              <w:t xml:space="preserve"> (2012)</w:t>
+              <w:t xml:space="preserve"> (201</w:t>
+            </w:r>
+            <w:r>
+              <w:rPr>
+                <w:rFonts w:ascii="Times New Roman" w:hAnsi="Times New Roman" w:cs="Times New Roman"/>
+                <w:sz w:val="20"/>
+                <w:szCs w:val="20"/>
+              </w:rPr>
+              <w:t>1</w:t>
+            </w:r>
+            <w:r>
+              <w:rPr>
+                <w:rFonts w:ascii="Times New Roman" w:hAnsi="Times New Roman" w:cs="Times New Roman"/>
+                <w:sz w:val="20"/>
+                <w:szCs w:val="20"/>
+              </w:rPr>
+              <w:t>)</w:t>
             </w:r>
           </w:p>
         </w:tc>
@@ -16483,7 +16778,23 @@
                 <w:sz w:val="20"/>
                 <w:szCs w:val="20"/>
               </w:rPr>
-              <w:t xml:space="preserve"> (2012)</w:t>
+              <w:t xml:space="preserve"> (201</w:t>
+            </w:r>
+            <w:r>
+              <w:rPr>
+                <w:rFonts w:ascii="Times New Roman" w:hAnsi="Times New Roman" w:cs="Times New Roman"/>
+                <w:sz w:val="20"/>
+                <w:szCs w:val="20"/>
+              </w:rPr>
+              <w:t>1</w:t>
+            </w:r>
+            <w:r>
+              <w:rPr>
+                <w:rFonts w:ascii="Times New Roman" w:hAnsi="Times New Roman" w:cs="Times New Roman"/>
+                <w:sz w:val="20"/>
+                <w:szCs w:val="20"/>
+              </w:rPr>
+              <w:t>)</w:t>
             </w:r>
           </w:p>
         </w:tc>
@@ -19850,6 +20161,18 @@
       <w:u w:val="single"/>
     </w:rPr>
   </w:style>
+  <w:style w:type="character" w:styleId="UnresolvedMention">
+    <w:name w:val="Unresolved Mention"/>
+    <w:basedOn w:val="DefaultParagraphFont"/>
+    <w:uiPriority w:val="99"/>
+    <w:semiHidden/>
+    <w:unhideWhenUsed/>
+    <w:rsid w:val="00F92317"/>
+    <w:rPr>
+      <w:color w:val="605E5C"/>
+      <w:shd w:val="clear" w:color="auto" w:fill="E1DFDD"/>
+    </w:rPr>
+  </w:style>
 </w:styles>
 </file>
 

--- a/CombinedDispersalMS_v1.docx
+++ b/CombinedDispersalMS_v1.docx
@@ -6235,7 +6235,27 @@
           <w:sz w:val="32"/>
           <w:szCs w:val="32"/>
         </w:rPr>
-        <w:t>Materials and Methods</w:t>
+        <w:t xml:space="preserve">Materials and </w:t>
+      </w:r>
+      <w:r>
+        <w:rPr>
+          <w:rFonts w:ascii="Times New Roman" w:hAnsi="Times New Roman" w:cs="Times New Roman"/>
+          <w:b/>
+          <w:bCs/>
+          <w:sz w:val="32"/>
+          <w:szCs w:val="32"/>
+        </w:rPr>
+        <w:t>m</w:t>
+      </w:r>
+      <w:r>
+        <w:rPr>
+          <w:rFonts w:ascii="Times New Roman" w:hAnsi="Times New Roman" w:cs="Times New Roman"/>
+          <w:b/>
+          <w:bCs/>
+          <w:sz w:val="32"/>
+          <w:szCs w:val="32"/>
+        </w:rPr>
+        <w:t>ethods</w:t>
       </w:r>
     </w:p>
     <w:p>
@@ -6262,7 +6282,31 @@
           <w:sz w:val="24"/>
           <w:szCs w:val="24"/>
         </w:rPr>
-        <w:t>Study Species</w:t>
+        <w:t xml:space="preserve">Study </w:t>
+      </w:r>
+      <w:r>
+        <w:rPr>
+          <w:rFonts w:ascii="Times New Roman" w:hAnsi="Times New Roman" w:cs="Times New Roman"/>
+          <w:b/>
+          <w:bCs/>
+          <w:i/>
+          <w:iCs/>
+          <w:sz w:val="24"/>
+          <w:szCs w:val="24"/>
+        </w:rPr>
+        <w:t>s</w:t>
+      </w:r>
+      <w:r>
+        <w:rPr>
+          <w:rFonts w:ascii="Times New Roman" w:hAnsi="Times New Roman" w:cs="Times New Roman"/>
+          <w:b/>
+          <w:bCs/>
+          <w:i/>
+          <w:iCs/>
+          <w:sz w:val="24"/>
+          <w:szCs w:val="24"/>
+        </w:rPr>
+        <w:t>pecies</w:t>
       </w:r>
     </w:p>
     <w:p>
@@ -12943,11 +12987,14 @@
     </w:p>
     <w:p>
       <w:pPr>
+        <w:spacing w:line="240" w:lineRule="auto"/>
         <w:jc w:val="both"/>
         <w:rPr>
           <w:rFonts w:ascii="Times New Roman" w:hAnsi="Times New Roman" w:cs="Times New Roman"/>
-          <w:sz w:val="24"/>
-          <w:szCs w:val="24"/>
+          <w:b/>
+          <w:bCs/>
+          <w:sz w:val="32"/>
+          <w:szCs w:val="32"/>
         </w:rPr>
       </w:pPr>
     </w:p>
@@ -12963,6 +13010,193 @@
           <w:szCs w:val="32"/>
         </w:rPr>
       </w:pPr>
+      <w:r>
+        <w:rPr>
+          <w:rFonts w:ascii="Times New Roman" w:hAnsi="Times New Roman" w:cs="Times New Roman"/>
+          <w:b/>
+          <w:bCs/>
+          <w:sz w:val="32"/>
+          <w:szCs w:val="32"/>
+        </w:rPr>
+        <w:t>Discussion</w:t>
+      </w:r>
+    </w:p>
+    <w:p>
+      <w:pPr>
+        <w:ind w:firstLine="284"/>
+        <w:jc w:val="both"/>
+        <w:rPr>
+          <w:rFonts w:ascii="Times New Roman" w:hAnsi="Times New Roman" w:cs="Times New Roman"/>
+          <w:sz w:val="24"/>
+          <w:szCs w:val="24"/>
+        </w:rPr>
+      </w:pPr>
+      <w:bookmarkStart w:id="6" w:name="_Hlk86582442"/>
+      <w:bookmarkEnd w:id="5"/>
+      <w:r>
+        <w:rPr>
+          <w:rFonts w:ascii="Times New Roman" w:hAnsi="Times New Roman" w:cs="Times New Roman"/>
+          <w:sz w:val="24"/>
+          <w:szCs w:val="24"/>
+        </w:rPr>
+        <w:t xml:space="preserve">For example, anemochorous plants such as dandelions have lightweight seeds with structures specialised for being carried by updrafts (Tackenberg </w:t>
+      </w:r>
+      <w:r>
+        <w:rPr>
+          <w:rFonts w:ascii="Times New Roman" w:hAnsi="Times New Roman" w:cs="Times New Roman"/>
+          <w:i/>
+          <w:iCs/>
+          <w:sz w:val="24"/>
+          <w:szCs w:val="24"/>
+        </w:rPr>
+        <w:t>et al</w:t>
+      </w:r>
+      <w:r>
+        <w:rPr>
+          <w:rFonts w:ascii="Times New Roman" w:hAnsi="Times New Roman" w:cs="Times New Roman"/>
+          <w:sz w:val="24"/>
+          <w:szCs w:val="24"/>
+        </w:rPr>
+        <w:t xml:space="preserve">. 2003) and have become the focus for mechanistic models on wind dispersal (Jongejans and Schippers 1999; Soons </w:t>
+      </w:r>
+      <w:r>
+        <w:rPr>
+          <w:rFonts w:ascii="Times New Roman" w:hAnsi="Times New Roman" w:cs="Times New Roman"/>
+          <w:i/>
+          <w:iCs/>
+          <w:sz w:val="24"/>
+          <w:szCs w:val="24"/>
+        </w:rPr>
+        <w:t>et al</w:t>
+      </w:r>
+      <w:r>
+        <w:rPr>
+          <w:rFonts w:ascii="Times New Roman" w:hAnsi="Times New Roman" w:cs="Times New Roman"/>
+          <w:sz w:val="24"/>
+          <w:szCs w:val="24"/>
+        </w:rPr>
+        <w:t xml:space="preserve">. 2004a; Nathan </w:t>
+      </w:r>
+      <w:r>
+        <w:rPr>
+          <w:rFonts w:ascii="Times New Roman" w:hAnsi="Times New Roman" w:cs="Times New Roman"/>
+          <w:i/>
+          <w:iCs/>
+          <w:sz w:val="24"/>
+          <w:szCs w:val="24"/>
+        </w:rPr>
+        <w:t>et al</w:t>
+      </w:r>
+      <w:r>
+        <w:rPr>
+          <w:rFonts w:ascii="Times New Roman" w:hAnsi="Times New Roman" w:cs="Times New Roman"/>
+          <w:sz w:val="24"/>
+          <w:szCs w:val="24"/>
+        </w:rPr>
+        <w:t>. 2011)</w:t>
+      </w:r>
+      <w:r>
+        <w:rPr>
+          <w:rFonts w:ascii="Times New Roman" w:hAnsi="Times New Roman" w:cs="Times New Roman"/>
+          <w:sz w:val="24"/>
+          <w:szCs w:val="24"/>
+        </w:rPr>
+        <w:t xml:space="preserve">, with some </w:t>
+      </w:r>
+      <w:r>
+        <w:rPr>
+          <w:rFonts w:ascii="Times New Roman" w:hAnsi="Times New Roman" w:cs="Times New Roman"/>
+          <w:sz w:val="24"/>
+          <w:szCs w:val="24"/>
+        </w:rPr>
+        <w:t xml:space="preserve">seeds further moved by wind even after they have hit the ground (Schurr </w:t>
+      </w:r>
+      <w:r>
+        <w:rPr>
+          <w:rFonts w:ascii="Times New Roman" w:hAnsi="Times New Roman" w:cs="Times New Roman"/>
+          <w:i/>
+          <w:iCs/>
+          <w:sz w:val="24"/>
+          <w:szCs w:val="24"/>
+        </w:rPr>
+        <w:t>et al</w:t>
+      </w:r>
+      <w:r>
+        <w:rPr>
+          <w:rFonts w:ascii="Times New Roman" w:hAnsi="Times New Roman" w:cs="Times New Roman"/>
+          <w:sz w:val="24"/>
+          <w:szCs w:val="24"/>
+        </w:rPr>
+        <w:t xml:space="preserve">. 2005). </w:t>
+      </w:r>
+      <w:r>
+        <w:rPr>
+          <w:rFonts w:ascii="Times New Roman" w:hAnsi="Times New Roman" w:cs="Times New Roman"/>
+          <w:sz w:val="24"/>
+          <w:szCs w:val="24"/>
+        </w:rPr>
+        <w:t>Other plants</w:t>
+      </w:r>
+      <w:r>
+        <w:rPr>
+          <w:rFonts w:ascii="Times New Roman" w:hAnsi="Times New Roman" w:cs="Times New Roman"/>
+          <w:sz w:val="24"/>
+          <w:szCs w:val="24"/>
+        </w:rPr>
+        <w:t xml:space="preserve"> can also </w:t>
+      </w:r>
+      <w:r>
+        <w:rPr>
+          <w:rFonts w:ascii="Times New Roman" w:hAnsi="Times New Roman" w:cs="Times New Roman"/>
+          <w:sz w:val="24"/>
+          <w:szCs w:val="24"/>
+        </w:rPr>
+        <w:t>have their seeds</w:t>
+      </w:r>
+      <w:r>
+        <w:rPr>
+          <w:rFonts w:ascii="Times New Roman" w:hAnsi="Times New Roman" w:cs="Times New Roman"/>
+          <w:sz w:val="24"/>
+          <w:szCs w:val="24"/>
+        </w:rPr>
+        <w:t xml:space="preserve"> dispersed by water </w:t>
+      </w:r>
+      <w:r>
+        <w:rPr>
+          <w:rFonts w:ascii="Times New Roman" w:hAnsi="Times New Roman" w:cs="Times New Roman"/>
+          <w:sz w:val="24"/>
+          <w:szCs w:val="24"/>
+        </w:rPr>
+        <w:t>via</w:t>
+      </w:r>
+      <w:r>
+        <w:rPr>
+          <w:rFonts w:ascii="Times New Roman" w:hAnsi="Times New Roman" w:cs="Times New Roman"/>
+          <w:sz w:val="24"/>
+          <w:szCs w:val="24"/>
+        </w:rPr>
+        <w:t xml:space="preserve"> runoff, rivers, flooding, and even ocean currents (Murray 1986). Many seeds and propagules experience dispersal by biotic vectors, too. For example, acorns are often dispersed by small mammals such as mice and squirrels (Jensen and Nielsen 1986; Vander Wall 2001), some fruits are dispersed by variety of frugivorous birds (Herrera and Jordano 1981; Howe 1986, 1990), and a variety of seeds are dispersed by ants </w:t>
+      </w:r>
+      <w:r>
+        <w:rPr>
+          <w:rFonts w:ascii="Times New Roman" w:hAnsi="Times New Roman" w:cs="Times New Roman"/>
+          <w:sz w:val="24"/>
+          <w:szCs w:val="24"/>
+        </w:rPr>
+        <w:lastRenderedPageBreak/>
+        <w:t>(Berg 1975; Handel and Beattie 1990; Vander Wall and Longland 2004). In many cases, seeds of a given species are dispersed through both abiotic and biotic means.</w:t>
+      </w:r>
+    </w:p>
+    <w:p>
+      <w:pPr>
+        <w:ind w:firstLine="284"/>
+        <w:jc w:val="both"/>
+        <w:rPr>
+          <w:rFonts w:ascii="Times New Roman" w:hAnsi="Times New Roman" w:cs="Times New Roman"/>
+          <w:sz w:val="24"/>
+          <w:szCs w:val="24"/>
+        </w:rPr>
+      </w:pPr>
     </w:p>
     <w:p>
       <w:pPr>
@@ -12984,7 +13218,7 @@
           <w:sz w:val="32"/>
           <w:szCs w:val="32"/>
         </w:rPr>
-        <w:t>Discussion</w:t>
+        <w:t>Acknowledgements</w:t>
       </w:r>
     </w:p>
     <w:p>
@@ -12997,15 +13231,53 @@
           <w:szCs w:val="24"/>
         </w:rPr>
       </w:pPr>
-      <w:bookmarkStart w:id="6" w:name="_Hlk86582442"/>
-      <w:bookmarkEnd w:id="5"/>
-      <w:r>
-        <w:rPr>
-          <w:rFonts w:ascii="Times New Roman" w:hAnsi="Times New Roman" w:cs="Times New Roman"/>
-          <w:sz w:val="24"/>
-          <w:szCs w:val="24"/>
-        </w:rPr>
-        <w:t xml:space="preserve">For example, anemochorous plants such as dandelions have lightweight seeds with structures specialised for being carried by updrafts (Tackenberg </w:t>
+      <w:r>
+        <w:rPr>
+          <w:rFonts w:ascii="Times New Roman" w:hAnsi="Times New Roman" w:cs="Times New Roman"/>
+          <w:sz w:val="24"/>
+          <w:szCs w:val="24"/>
+        </w:rPr>
+        <w:t xml:space="preserve">The authors would like to thank </w:t>
+      </w:r>
+      <w:r>
+        <w:rPr>
+          <w:rFonts w:ascii="Times New Roman" w:hAnsi="Times New Roman" w:cs="Times New Roman"/>
+          <w:sz w:val="24"/>
+          <w:szCs w:val="24"/>
+        </w:rPr>
+        <w:t xml:space="preserve">K. Marchetto and E. Jongejans </w:t>
+      </w:r>
+      <w:r>
+        <w:rPr>
+          <w:rFonts w:ascii="Times New Roman" w:hAnsi="Times New Roman" w:cs="Times New Roman"/>
+          <w:sz w:val="24"/>
+          <w:szCs w:val="24"/>
+        </w:rPr>
+        <w:t>for</w:t>
+      </w:r>
+      <w:r>
+        <w:rPr>
+          <w:rFonts w:ascii="Times New Roman" w:hAnsi="Times New Roman" w:cs="Times New Roman"/>
+          <w:sz w:val="24"/>
+          <w:szCs w:val="24"/>
+        </w:rPr>
+        <w:t xml:space="preserve"> provid</w:t>
+      </w:r>
+      <w:r>
+        <w:rPr>
+          <w:rFonts w:ascii="Times New Roman" w:hAnsi="Times New Roman" w:cs="Times New Roman"/>
+          <w:sz w:val="24"/>
+          <w:szCs w:val="24"/>
+        </w:rPr>
+        <w:t>ing</w:t>
+      </w:r>
+      <w:r>
+        <w:rPr>
+          <w:rFonts w:ascii="Times New Roman" w:hAnsi="Times New Roman" w:cs="Times New Roman"/>
+          <w:sz w:val="24"/>
+          <w:szCs w:val="24"/>
+        </w:rPr>
+        <w:t xml:space="preserve"> </w:t>
       </w:r>
       <w:r>
         <w:rPr>
@@ -13015,146 +13287,203 @@
           <w:sz w:val="24"/>
           <w:szCs w:val="24"/>
         </w:rPr>
-        <w:t>et al</w:t>
-      </w:r>
-      <w:r>
-        <w:rPr>
-          <w:rFonts w:ascii="Times New Roman" w:hAnsi="Times New Roman" w:cs="Times New Roman"/>
-          <w:sz w:val="24"/>
-          <w:szCs w:val="24"/>
-        </w:rPr>
-        <w:t xml:space="preserve">. 2003) and have become the focus for mechanistic models on wind dispersal (Jongejans and Schippers 1999; Soons </w:t>
-      </w:r>
-      <w:r>
-        <w:rPr>
-          <w:rFonts w:ascii="Times New Roman" w:hAnsi="Times New Roman" w:cs="Times New Roman"/>
-          <w:i/>
-          <w:iCs/>
-          <w:sz w:val="24"/>
-          <w:szCs w:val="24"/>
-        </w:rPr>
-        <w:t>et al</w:t>
-      </w:r>
-      <w:r>
-        <w:rPr>
-          <w:rFonts w:ascii="Times New Roman" w:hAnsi="Times New Roman" w:cs="Times New Roman"/>
-          <w:sz w:val="24"/>
-          <w:szCs w:val="24"/>
-        </w:rPr>
-        <w:t xml:space="preserve">. 2004a; Nathan </w:t>
-      </w:r>
-      <w:r>
-        <w:rPr>
-          <w:rFonts w:ascii="Times New Roman" w:hAnsi="Times New Roman" w:cs="Times New Roman"/>
-          <w:i/>
-          <w:iCs/>
-          <w:sz w:val="24"/>
-          <w:szCs w:val="24"/>
-        </w:rPr>
-        <w:t>et al</w:t>
-      </w:r>
-      <w:r>
-        <w:rPr>
-          <w:rFonts w:ascii="Times New Roman" w:hAnsi="Times New Roman" w:cs="Times New Roman"/>
-          <w:sz w:val="24"/>
-          <w:szCs w:val="24"/>
-        </w:rPr>
-        <w:t>. 2011)</w:t>
-      </w:r>
-      <w:r>
-        <w:rPr>
-          <w:rFonts w:ascii="Times New Roman" w:hAnsi="Times New Roman" w:cs="Times New Roman"/>
-          <w:sz w:val="24"/>
-          <w:szCs w:val="24"/>
-        </w:rPr>
-        <w:t xml:space="preserve">, with some </w:t>
-      </w:r>
-      <w:r>
-        <w:rPr>
-          <w:rFonts w:ascii="Times New Roman" w:hAnsi="Times New Roman" w:cs="Times New Roman"/>
-          <w:sz w:val="24"/>
-          <w:szCs w:val="24"/>
-        </w:rPr>
-        <w:t xml:space="preserve">seeds further moved by wind even after they have hit the ground (Schurr </w:t>
-      </w:r>
-      <w:r>
-        <w:rPr>
-          <w:rFonts w:ascii="Times New Roman" w:hAnsi="Times New Roman" w:cs="Times New Roman"/>
-          <w:i/>
-          <w:iCs/>
-          <w:sz w:val="24"/>
-          <w:szCs w:val="24"/>
-        </w:rPr>
-        <w:t>et al</w:t>
-      </w:r>
-      <w:r>
-        <w:rPr>
-          <w:rFonts w:ascii="Times New Roman" w:hAnsi="Times New Roman" w:cs="Times New Roman"/>
-          <w:sz w:val="24"/>
-          <w:szCs w:val="24"/>
-        </w:rPr>
-        <w:t xml:space="preserve">. 2005). </w:t>
-      </w:r>
-      <w:r>
-        <w:rPr>
-          <w:rFonts w:ascii="Times New Roman" w:hAnsi="Times New Roman" w:cs="Times New Roman"/>
-          <w:sz w:val="24"/>
-          <w:szCs w:val="24"/>
-        </w:rPr>
-        <w:t>Other plants</w:t>
-      </w:r>
-      <w:r>
-        <w:rPr>
-          <w:rFonts w:ascii="Times New Roman" w:hAnsi="Times New Roman" w:cs="Times New Roman"/>
-          <w:sz w:val="24"/>
-          <w:szCs w:val="24"/>
-        </w:rPr>
-        <w:t xml:space="preserve"> can also </w:t>
-      </w:r>
-      <w:r>
-        <w:rPr>
-          <w:rFonts w:ascii="Times New Roman" w:hAnsi="Times New Roman" w:cs="Times New Roman"/>
-          <w:sz w:val="24"/>
-          <w:szCs w:val="24"/>
-        </w:rPr>
-        <w:t>have their seeds</w:t>
-      </w:r>
-      <w:r>
-        <w:rPr>
-          <w:rFonts w:ascii="Times New Roman" w:hAnsi="Times New Roman" w:cs="Times New Roman"/>
-          <w:sz w:val="24"/>
-          <w:szCs w:val="24"/>
-        </w:rPr>
-        <w:t xml:space="preserve"> dispersed by water </w:t>
-      </w:r>
-      <w:r>
-        <w:rPr>
-          <w:rFonts w:ascii="Times New Roman" w:hAnsi="Times New Roman" w:cs="Times New Roman"/>
-          <w:sz w:val="24"/>
-          <w:szCs w:val="24"/>
-        </w:rPr>
-        <w:t>via</w:t>
-      </w:r>
-      <w:r>
-        <w:rPr>
-          <w:rFonts w:ascii="Times New Roman" w:hAnsi="Times New Roman" w:cs="Times New Roman"/>
-          <w:sz w:val="24"/>
-          <w:szCs w:val="24"/>
-        </w:rPr>
-        <w:t xml:space="preserve"> runoff, rivers, flooding, and even ocean currents (Murray 1986). Many seeds and propagules experience dispersal by biotic vectors, too. For example, acorns are often dispersed by small mammals such as mice and squirrels </w:t>
-      </w:r>
-      <w:r>
-        <w:rPr>
-          <w:rFonts w:ascii="Times New Roman" w:hAnsi="Times New Roman" w:cs="Times New Roman"/>
-          <w:sz w:val="24"/>
-          <w:szCs w:val="24"/>
-        </w:rPr>
-        <w:lastRenderedPageBreak/>
-        <w:t>(Jensen and Nielsen 1986; Vander Wall 2001), some fruits are dispersed by variety of frugivorous birds (Herrera and Jordano 1981; Howe 1986, 1990), and a variety of seeds are dispersed by ants (Berg 1975; Handel and Beattie 1990; Vander Wall and Longland 2004). In many cases, seeds of a given species are dispersed through both abiotic and biotic means.</w:t>
+        <w:t>C. nutans</w:t>
+      </w:r>
+      <w:r>
+        <w:rPr>
+          <w:rFonts w:ascii="Times New Roman" w:hAnsi="Times New Roman" w:cs="Times New Roman"/>
+          <w:sz w:val="24"/>
+          <w:szCs w:val="24"/>
+        </w:rPr>
+        <w:t xml:space="preserve"> terminal velocity data for use in wind dispersal models</w:t>
+      </w:r>
+      <w:r>
+        <w:rPr>
+          <w:rFonts w:ascii="Times New Roman" w:hAnsi="Times New Roman" w:cs="Times New Roman"/>
+          <w:sz w:val="24"/>
+          <w:szCs w:val="24"/>
+        </w:rPr>
+        <w:t xml:space="preserve">, and </w:t>
+      </w:r>
+      <w:r>
+        <w:rPr>
+          <w:rFonts w:ascii="Times New Roman" w:hAnsi="Times New Roman" w:cs="Times New Roman"/>
+          <w:sz w:val="24"/>
+          <w:szCs w:val="24"/>
+          <w:lang w:val="en-US"/>
+        </w:rPr>
+        <w:t xml:space="preserve">O. Skarpaas </w:t>
+      </w:r>
+      <w:r>
+        <w:rPr>
+          <w:rFonts w:ascii="Times New Roman" w:hAnsi="Times New Roman" w:cs="Times New Roman"/>
+          <w:sz w:val="24"/>
+          <w:szCs w:val="24"/>
+          <w:lang w:val="en-US"/>
+        </w:rPr>
+        <w:t xml:space="preserve">for </w:t>
+      </w:r>
+      <w:r>
+        <w:rPr>
+          <w:rFonts w:ascii="Times New Roman" w:hAnsi="Times New Roman" w:cs="Times New Roman"/>
+          <w:sz w:val="24"/>
+          <w:szCs w:val="24"/>
+          <w:lang w:val="en-US"/>
+        </w:rPr>
+        <w:t>provid</w:t>
+      </w:r>
+      <w:r>
+        <w:rPr>
+          <w:rFonts w:ascii="Times New Roman" w:hAnsi="Times New Roman" w:cs="Times New Roman"/>
+          <w:sz w:val="24"/>
+          <w:szCs w:val="24"/>
+          <w:lang w:val="en-US"/>
+        </w:rPr>
+        <w:t>ing</w:t>
+      </w:r>
+      <w:r>
+        <w:rPr>
+          <w:rFonts w:ascii="Times New Roman" w:hAnsi="Times New Roman" w:cs="Times New Roman"/>
+          <w:sz w:val="24"/>
+          <w:szCs w:val="24"/>
+          <w:lang w:val="en-US"/>
+        </w:rPr>
+        <w:t xml:space="preserve"> advice on dispersal models</w:t>
+      </w:r>
+      <w:r>
+        <w:rPr>
+          <w:rFonts w:ascii="Times New Roman" w:hAnsi="Times New Roman" w:cs="Times New Roman"/>
+          <w:sz w:val="24"/>
+          <w:szCs w:val="24"/>
+        </w:rPr>
+        <w:t>. E. Hanks, L. Leites, and C. Lowry helped provide feedback on the manuscript. T.H.D. was supported by the Alumni Professor in the Biological Sciences endowment to K.S.</w:t>
       </w:r>
     </w:p>
     <w:p>
       <w:pPr>
+        <w:ind w:firstLine="284"/>
+        <w:jc w:val="both"/>
+        <w:rPr>
+          <w:rFonts w:ascii="Times New Roman" w:hAnsi="Times New Roman" w:cs="Times New Roman"/>
+          <w:sz w:val="24"/>
+          <w:szCs w:val="24"/>
+        </w:rPr>
+      </w:pPr>
+    </w:p>
+    <w:p>
+      <w:pPr>
+        <w:spacing w:line="240" w:lineRule="auto"/>
+        <w:jc w:val="both"/>
+        <w:rPr>
+          <w:rFonts w:ascii="Times New Roman" w:hAnsi="Times New Roman" w:cs="Times New Roman"/>
+          <w:b/>
+          <w:bCs/>
+          <w:sz w:val="32"/>
+          <w:szCs w:val="32"/>
+        </w:rPr>
+      </w:pPr>
+      <w:r>
+        <w:rPr>
+          <w:rFonts w:ascii="Times New Roman" w:hAnsi="Times New Roman" w:cs="Times New Roman"/>
+          <w:b/>
+          <w:bCs/>
+          <w:sz w:val="32"/>
+          <w:szCs w:val="32"/>
+        </w:rPr>
+        <w:t>Conflict of interest statement</w:t>
+      </w:r>
+    </w:p>
+    <w:p>
+      <w:pPr>
+        <w:ind w:firstLine="284"/>
+        <w:jc w:val="both"/>
+        <w:rPr>
+          <w:rFonts w:ascii="Times New Roman" w:hAnsi="Times New Roman" w:cs="Times New Roman"/>
+          <w:sz w:val="24"/>
+          <w:szCs w:val="24"/>
+        </w:rPr>
+      </w:pPr>
+      <w:r>
+        <w:rPr>
+          <w:rFonts w:ascii="Times New Roman" w:hAnsi="Times New Roman" w:cs="Times New Roman"/>
+          <w:sz w:val="24"/>
+          <w:szCs w:val="24"/>
+        </w:rPr>
+        <w:t>The authors have no conflicts of interest to declare.</w:t>
+      </w:r>
+    </w:p>
+    <w:p>
+      <w:pPr>
+        <w:ind w:firstLine="284"/>
+        <w:jc w:val="both"/>
+        <w:rPr>
+          <w:rFonts w:ascii="Times New Roman" w:hAnsi="Times New Roman" w:cs="Times New Roman"/>
+          <w:sz w:val="24"/>
+          <w:szCs w:val="24"/>
+        </w:rPr>
+      </w:pPr>
+    </w:p>
+    <w:p>
+      <w:pPr>
+        <w:spacing w:line="240" w:lineRule="auto"/>
+        <w:jc w:val="both"/>
+        <w:rPr>
+          <w:rFonts w:ascii="Times New Roman" w:hAnsi="Times New Roman" w:cs="Times New Roman"/>
+          <w:b/>
+          <w:bCs/>
+          <w:sz w:val="32"/>
+          <w:szCs w:val="32"/>
+        </w:rPr>
+      </w:pPr>
+      <w:r>
+        <w:rPr>
+          <w:rFonts w:ascii="Times New Roman" w:hAnsi="Times New Roman" w:cs="Times New Roman"/>
+          <w:b/>
+          <w:bCs/>
+          <w:sz w:val="32"/>
+          <w:szCs w:val="32"/>
+        </w:rPr>
+        <w:t>Author contributions</w:t>
+      </w:r>
+    </w:p>
+    <w:p>
+      <w:pPr>
+        <w:ind w:firstLine="284"/>
+        <w:jc w:val="both"/>
+        <w:rPr>
+          <w:rFonts w:ascii="Times New Roman" w:hAnsi="Times New Roman" w:cs="Times New Roman"/>
+          <w:sz w:val="24"/>
+          <w:szCs w:val="24"/>
+        </w:rPr>
+      </w:pPr>
+      <w:r>
+        <w:rPr>
+          <w:rFonts w:ascii="Times New Roman" w:hAnsi="Times New Roman" w:cs="Times New Roman"/>
+          <w:sz w:val="24"/>
+          <w:szCs w:val="24"/>
+        </w:rPr>
+        <w:t xml:space="preserve">T.H.D. </w:t>
+      </w:r>
+      <w:r>
+        <w:rPr>
+          <w:rFonts w:ascii="Times New Roman" w:hAnsi="Times New Roman" w:cs="Times New Roman"/>
+          <w:sz w:val="24"/>
+          <w:szCs w:val="24"/>
+        </w:rPr>
+        <w:t>developed the individual-based spread model, conducted all associated data analyses</w:t>
+      </w:r>
+      <w:r>
+        <w:rPr>
+          <w:rFonts w:ascii="Times New Roman" w:hAnsi="Times New Roman" w:cs="Times New Roman"/>
+          <w:sz w:val="24"/>
+          <w:szCs w:val="24"/>
+        </w:rPr>
+        <w:t>, and led writing of the initial manuscript. T.H.D. and K.S. made contributions to subsequent versions of the manuscript.</w:t>
+      </w:r>
+    </w:p>
+    <w:p>
+      <w:pPr>
+        <w:ind w:firstLine="284"/>
         <w:jc w:val="both"/>
         <w:rPr>
           <w:rFonts w:ascii="Times New Roman" w:hAnsi="Times New Roman" w:cs="Times New Roman"/>
@@ -13483,6 +13812,7 @@
           <w:sz w:val="24"/>
           <w:szCs w:val="24"/>
         </w:rPr>
+        <w:lastRenderedPageBreak/>
         <w:t xml:space="preserve">Gómez, C. &amp; Espadaler, X. (1998). Seed dispersal curve of a Mediterranean myrmecochore: influence of ant size and the distance to nests. </w:t>
       </w:r>
       <w:r>
@@ -13819,7 +14149,6 @@
           <w:sz w:val="24"/>
           <w:szCs w:val="24"/>
         </w:rPr>
-        <w:lastRenderedPageBreak/>
         <w:t xml:space="preserve">Jongejans, E. &amp; Schippers, P. (1999). Modeling seed dispersal by wind in herbaceous species. </w:t>
       </w:r>
       <w:r>
@@ -14170,6 +14499,7 @@
           <w:sz w:val="24"/>
           <w:szCs w:val="24"/>
         </w:rPr>
+        <w:lastRenderedPageBreak/>
         <w:t xml:space="preserve">Kuparinen, A., Katul, G., Nathan, R., &amp; Schurr, F.M. (2009). Increases in air temperature can promote wind-driven dispersal and spread of plants. </w:t>
       </w:r>
       <w:r>
@@ -14388,7 +14718,6 @@
           <w:sz w:val="24"/>
           <w:szCs w:val="24"/>
         </w:rPr>
-        <w:lastRenderedPageBreak/>
         <w:t xml:space="preserve">Nathan, R., Perry, G., Cronin, J.T., Strand, A.E., &amp; Cain, M.L. (2003). Methods for estimating long‐distance dispersal. </w:t>
       </w:r>
       <w:r>
@@ -14905,7 +15234,16 @@
           <w:sz w:val="24"/>
           <w:szCs w:val="24"/>
         </w:rPr>
-        <w:t>, O.H., Sandor, M.E., Schupp, E.W., Strickland, W.C.,</w:t>
+        <w:t xml:space="preserve">, O.H., Sandor, M.E., Schupp, </w:t>
+      </w:r>
+      <w:r>
+        <w:rPr>
+          <w:rFonts w:ascii="Times New Roman" w:hAnsi="Times New Roman" w:cs="Times New Roman"/>
+          <w:sz w:val="24"/>
+          <w:szCs w:val="24"/>
+        </w:rPr>
+        <w:lastRenderedPageBreak/>
+        <w:t>E.W., Strickland, W.C.,</w:t>
       </w:r>
       <w:r>
         <w:rPr>
@@ -15173,7 +15511,6 @@
           <w:sz w:val="24"/>
           <w:szCs w:val="24"/>
         </w:rPr>
-        <w:lastRenderedPageBreak/>
         <w:t>Soons, M.B., Nathan, R., &amp; Katul, G.G. (2004</w:t>
       </w:r>
       <w:r>

--- a/CombinedDispersalMS_v1.docx
+++ b/CombinedDispersalMS_v1.docx
@@ -125,6 +125,7 @@
           <w:lang w:val="en-US"/>
         </w:rPr>
       </w:pPr>
+      <w:bookmarkStart w:id="2" w:name="_Hlk155635695"/>
       <w:r>
         <w:rPr>
           <w:rFonts w:ascii="Times New Roman" w:hAnsi="Times New Roman" w:cs="Times New Roman"/>
@@ -136,6 +137,7 @@
         <w:t>Relative importance of demographic determinants, primary dispersal, and secondary dispersal in the expansion of invasive thistle populations</w:t>
       </w:r>
     </w:p>
+    <w:bookmarkEnd w:id="2"/>
     <w:p>
       <w:pPr>
         <w:spacing w:after="120" w:line="480" w:lineRule="auto"/>
@@ -4822,9 +4824,9 @@
           <w:szCs w:val="24"/>
         </w:rPr>
       </w:pPr>
-      <w:bookmarkStart w:id="2" w:name="_Hlk86582345"/>
+      <w:bookmarkStart w:id="3" w:name="_Hlk86582345"/>
       <w:bookmarkEnd w:id="1"/>
-      <w:commentRangeStart w:id="3"/>
+      <w:commentRangeStart w:id="4"/>
       <w:r>
         <w:rPr>
           <w:rFonts w:ascii="Times New Roman" w:hAnsi="Times New Roman" w:cs="Times New Roman"/>
@@ -4833,12 +4835,12 @@
         </w:rPr>
         <w:t>In many organisms</w:t>
       </w:r>
-      <w:commentRangeEnd w:id="3"/>
+      <w:commentRangeEnd w:id="4"/>
       <w:r>
         <w:rPr>
           <w:rStyle w:val="CommentReference"/>
         </w:rPr>
-        <w:commentReference w:id="3"/>
+        <w:commentReference w:id="4"/>
       </w:r>
       <w:r>
         <w:rPr>
@@ -5436,6 +5438,7 @@
           <w:sz w:val="24"/>
           <w:szCs w:val="24"/>
         </w:rPr>
+        <w:lastRenderedPageBreak/>
         <w:t>can</w:t>
       </w:r>
       <w:r>
@@ -5500,16 +5503,7 @@
           <w:sz w:val="24"/>
           <w:szCs w:val="24"/>
         </w:rPr>
-        <w:t xml:space="preserve"> contribute to the overall </w:t>
-      </w:r>
-      <w:r>
-        <w:rPr>
-          <w:rFonts w:ascii="Times New Roman" w:hAnsi="Times New Roman" w:cs="Times New Roman"/>
-          <w:sz w:val="24"/>
-          <w:szCs w:val="24"/>
-        </w:rPr>
-        <w:lastRenderedPageBreak/>
-        <w:t>dispersal process</w:t>
+        <w:t xml:space="preserve"> contribute to the overall dispersal process</w:t>
       </w:r>
       <w:r>
         <w:rPr>
@@ -6417,6 +6411,7 @@
           <w:sz w:val="24"/>
           <w:szCs w:val="24"/>
         </w:rPr>
+        <w:lastRenderedPageBreak/>
         <w:t xml:space="preserve">Here, we </w:t>
       </w:r>
       <w:r>
@@ -6593,7 +6588,6 @@
           <w:sz w:val="24"/>
           <w:szCs w:val="24"/>
         </w:rPr>
-        <w:lastRenderedPageBreak/>
         <w:t>model parameters</w:t>
       </w:r>
       <w:r>
@@ -7246,7 +7240,7 @@
         </w:rPr>
         <w:t xml:space="preserve"> and </w:t>
       </w:r>
-      <w:bookmarkEnd w:id="2"/>
+      <w:bookmarkEnd w:id="3"/>
       <w:r>
         <w:rPr>
           <w:rFonts w:ascii="Times New Roman" w:hAnsi="Times New Roman" w:cs="Times New Roman"/>
@@ -8055,7 +8049,16 @@
           <w:sz w:val="24"/>
           <w:szCs w:val="24"/>
         </w:rPr>
-        <w:t xml:space="preserve"> in a greenhouse for approximately one month before transplant; after transplanting in the autumn, initial rosette size was measured as a diameter, and individuals were allowed to complete their life cycle, reaching senescence at the end of the following summer. During this time, survival and flowering status were recorded, as were the heights of each flower head on </w:t>
+        <w:t xml:space="preserve"> in a greenhouse for approximately one month </w:t>
+      </w:r>
+      <w:r>
+        <w:rPr>
+          <w:rFonts w:ascii="Times New Roman" w:hAnsi="Times New Roman" w:cs="Times New Roman"/>
+          <w:sz w:val="24"/>
+          <w:szCs w:val="24"/>
+        </w:rPr>
+        <w:lastRenderedPageBreak/>
+        <w:t xml:space="preserve">before transplant; after transplanting in the autumn, initial rosette size was measured as a diameter, and individuals were allowed to complete their life cycle, reaching senescence at the end of the following summer. During this time, survival and flowering status were recorded, as were the heights of each flower head on </w:t>
       </w:r>
       <w:proofErr w:type="gramStart"/>
       <w:r>
@@ -8129,16 +8132,7 @@
           <w:sz w:val="24"/>
           <w:szCs w:val="24"/>
         </w:rPr>
-        <w:t xml:space="preserve"> given in </w:t>
-      </w:r>
-      <w:r>
-        <w:rPr>
-          <w:rFonts w:ascii="Times New Roman" w:hAnsi="Times New Roman" w:cs="Times New Roman"/>
-          <w:sz w:val="24"/>
-          <w:szCs w:val="24"/>
-        </w:rPr>
-        <w:lastRenderedPageBreak/>
-        <w:t>Table 1</w:t>
+        <w:t xml:space="preserve"> given in Table 1</w:t>
       </w:r>
       <w:r>
         <w:rPr>
@@ -9861,16 +9855,8 @@
           <w:sz w:val="24"/>
           <w:szCs w:val="24"/>
         </w:rPr>
-        <w:t xml:space="preserve">Given that the WALD model is typically evaluated using mean wind speed and terminal velocity, it may not capture the full range of possible dispersal distances in instances where variation in these parameters is quite pronounced. In addition to this, seeds are typically released from different heights rather than a single point source, so ignoring variation in seed release heights </w:t>
-      </w:r>
-      <w:r>
-        <w:rPr>
-          <w:rFonts w:ascii="Times New Roman" w:eastAsiaTheme="minorEastAsia" w:hAnsi="Times New Roman" w:cs="Times New Roman"/>
-          <w:sz w:val="24"/>
-          <w:szCs w:val="24"/>
-        </w:rPr>
         <w:lastRenderedPageBreak/>
-        <w:t xml:space="preserve">may yield inaccurate dispersal estimates. As such, we integrate across the distribution of wind speeds, seed terminal velocities, and seed release heights such that we obtain the </w:t>
+        <w:t xml:space="preserve">Given that the WALD model is typically evaluated using mean wind speed and terminal velocity, it may not capture the full range of possible dispersal distances in instances where variation in these parameters is quite pronounced. In addition to this, seeds are typically released from different heights rather than a single point source, so ignoring variation in seed release heights may yield inaccurate dispersal estimates. As such, we integrate across the distribution of wind speeds, seed terminal velocities, and seed release heights such that we obtain the </w:t>
       </w:r>
       <w:proofErr w:type="gramStart"/>
       <w:r>
@@ -11050,6 +11036,7 @@
           <w:sz w:val="24"/>
           <w:szCs w:val="24"/>
         </w:rPr>
+        <w:lastRenderedPageBreak/>
         <w:t xml:space="preserve">In addition to the lack of information regarding ant nest densities, as well as that regarding seed removal probability in relation to distance to the nearest ant nest, we also lack data on rates of </w:t>
       </w:r>
       <w:r>
@@ -11196,16 +11183,7 @@
           <w:sz w:val="24"/>
           <w:szCs w:val="24"/>
         </w:rPr>
-        <w:t xml:space="preserve">. 2015; </w:t>
-      </w:r>
-      <w:r>
-        <w:rPr>
-          <w:rFonts w:ascii="Times New Roman" w:eastAsiaTheme="minorEastAsia" w:hAnsi="Times New Roman" w:cs="Times New Roman"/>
-          <w:sz w:val="24"/>
-          <w:szCs w:val="24"/>
-        </w:rPr>
-        <w:lastRenderedPageBreak/>
-        <w:t xml:space="preserve">Drees and Shea, </w:t>
+        <w:t xml:space="preserve">. 2015; Drees and Shea, </w:t>
       </w:r>
       <w:r>
         <w:rPr>
@@ -12021,7 +11999,7 @@
         </w:rPr>
         <w:t xml:space="preserve"> of seeds are destroyed by animal and insect sources, and then assume that all remaining seeds have the chance to be dispersed by ants, </w:t>
       </w:r>
-      <w:commentRangeStart w:id="4"/>
+      <w:commentRangeStart w:id="5"/>
       <w:r>
         <w:rPr>
           <w:rFonts w:ascii="Times New Roman" w:hAnsi="Times New Roman" w:cs="Times New Roman"/>
@@ -12030,20 +12008,29 @@
         </w:rPr>
         <w:t>with the probability of secondary dispersal a function of seed distance from the nearest ant nest</w:t>
       </w:r>
-      <w:commentRangeEnd w:id="4"/>
+      <w:commentRangeEnd w:id="5"/>
       <w:r>
         <w:rPr>
           <w:rStyle w:val="CommentReference"/>
         </w:rPr>
-        <w:commentReference w:id="4"/>
-      </w:r>
-      <w:r>
-        <w:rPr>
-          <w:rFonts w:ascii="Times New Roman" w:hAnsi="Times New Roman" w:cs="Times New Roman"/>
-          <w:sz w:val="24"/>
-          <w:szCs w:val="24"/>
-        </w:rPr>
-        <w:t xml:space="preserve">. For any seeds not experiencing pre- or post-dispersal destruction by animals and insects, one of three outcomes occurred: the seed either entered the seed bank, survived without entering the seed bank and established as a rosette </w:t>
+        <w:commentReference w:id="5"/>
+      </w:r>
+      <w:r>
+        <w:rPr>
+          <w:rFonts w:ascii="Times New Roman" w:hAnsi="Times New Roman" w:cs="Times New Roman"/>
+          <w:sz w:val="24"/>
+          <w:szCs w:val="24"/>
+        </w:rPr>
+        <w:t xml:space="preserve">. For any seeds not experiencing pre- or post-dispersal destruction by animals and insects, one of three </w:t>
+      </w:r>
+      <w:r>
+        <w:rPr>
+          <w:rFonts w:ascii="Times New Roman" w:hAnsi="Times New Roman" w:cs="Times New Roman"/>
+          <w:sz w:val="24"/>
+          <w:szCs w:val="24"/>
+        </w:rPr>
+        <w:lastRenderedPageBreak/>
+        <w:t xml:space="preserve">outcomes occurred: the seed either entered the seed bank, survived without entering the seed bank and established as a rosette </w:t>
       </w:r>
       <w:r>
         <w:rPr>
@@ -12284,16 +12271,7 @@
           <w:sz w:val="24"/>
           <w:szCs w:val="24"/>
         </w:rPr>
-        <w:t xml:space="preserve"> </w:t>
-      </w:r>
-      <w:r>
-        <w:rPr>
-          <w:rFonts w:ascii="Times New Roman" w:hAnsi="Times New Roman" w:cs="Times New Roman"/>
-          <w:sz w:val="24"/>
-          <w:szCs w:val="24"/>
-        </w:rPr>
-        <w:lastRenderedPageBreak/>
-        <w:t>r</w:t>
+        <w:t xml:space="preserve"> r</w:t>
       </w:r>
       <w:r>
         <w:rPr>
@@ -12656,7 +12634,7 @@
           <w:szCs w:val="24"/>
         </w:rPr>
       </w:pPr>
-      <w:bookmarkStart w:id="5" w:name="_Hlk86582434"/>
+      <w:bookmarkStart w:id="6" w:name="_Hlk86582434"/>
       <w:r>
         <w:rPr>
           <w:rFonts w:ascii="Times New Roman" w:hAnsi="Times New Roman" w:cs="Times New Roman"/>
@@ -14565,14 +14543,15 @@
           <w:szCs w:val="24"/>
         </w:rPr>
       </w:pPr>
-      <w:bookmarkStart w:id="6" w:name="_Hlk86582442"/>
-      <w:bookmarkEnd w:id="5"/>
-      <w:r>
-        <w:rPr>
-          <w:rFonts w:ascii="Times New Roman" w:hAnsi="Times New Roman" w:cs="Times New Roman"/>
-          <w:sz w:val="24"/>
-          <w:szCs w:val="24"/>
-        </w:rPr>
+      <w:bookmarkStart w:id="7" w:name="_Hlk86582442"/>
+      <w:bookmarkEnd w:id="6"/>
+      <w:r>
+        <w:rPr>
+          <w:rFonts w:ascii="Times New Roman" w:hAnsi="Times New Roman" w:cs="Times New Roman"/>
+          <w:sz w:val="24"/>
+          <w:szCs w:val="24"/>
+        </w:rPr>
+        <w:lastRenderedPageBreak/>
         <w:t xml:space="preserve">For example, </w:t>
       </w:r>
       <w:proofErr w:type="spellStart"/>
@@ -14763,16 +14742,7 @@
           <w:sz w:val="24"/>
           <w:szCs w:val="24"/>
         </w:rPr>
-        <w:t xml:space="preserve"> runoff, rivers, flooding, and even ocean currents (Murray 1986). Many seeds and propagules experience dispersal by biotic vectors, too. For example, acorns are often dispersed by small mammals such as mice and squirrels (Jensen and Nielsen 1986; Vander Wall 2001), some fruits are dispersed by variety of frugivorous birds (Herrera and Jordano 1981; Howe 1986, 1990), and a variety of seeds are dispersed by ants </w:t>
-      </w:r>
-      <w:r>
-        <w:rPr>
-          <w:rFonts w:ascii="Times New Roman" w:hAnsi="Times New Roman" w:cs="Times New Roman"/>
-          <w:sz w:val="24"/>
-          <w:szCs w:val="24"/>
-        </w:rPr>
-        <w:lastRenderedPageBreak/>
-        <w:t>(Berg 1975; Handel and Beattie 1990; Vander Wall and Longland 2004). In many cases, seeds of a given species are dispersed through both abiotic and biotic means.</w:t>
+        <w:t xml:space="preserve"> runoff, rivers, flooding, and even ocean currents (Murray 1986). Many seeds and propagules experience dispersal by biotic vectors, too. For example, acorns are often dispersed by small mammals such as mice and squirrels (Jensen and Nielsen 1986; Vander Wall 2001), some fruits are dispersed by variety of frugivorous birds (Herrera and Jordano 1981; Howe 1986, 1990), and a variety of seeds are dispersed by ants (Berg 1975; Handel and Beattie 1990; Vander Wall and Longland 2004). In many cases, seeds of a given species are dispersed through both abiotic and biotic means.</w:t>
       </w:r>
     </w:p>
     <w:p>
@@ -15141,7 +15111,7 @@
         <w:t>References</w:t>
       </w:r>
     </w:p>
-    <w:bookmarkEnd w:id="6"/>
+    <w:bookmarkEnd w:id="7"/>
     <w:p>
       <w:pPr>
         <w:spacing w:line="22" w:lineRule="atLeast"/>
@@ -15319,6 +15289,7 @@
           <w:sz w:val="24"/>
           <w:szCs w:val="24"/>
         </w:rPr>
+        <w:lastRenderedPageBreak/>
         <w:t xml:space="preserve">Bowden, G.J., Barker, P.R., </w:t>
       </w:r>
       <w:proofErr w:type="spellStart"/>
@@ -15530,7 +15501,6 @@
           <w:sz w:val="24"/>
           <w:szCs w:val="24"/>
         </w:rPr>
-        <w:lastRenderedPageBreak/>
         <w:t xml:space="preserve">Gómez, C. &amp; </w:t>
       </w:r>
       <w:proofErr w:type="spellStart"/>
@@ -16242,6 +16212,7 @@
           <w:sz w:val="24"/>
           <w:szCs w:val="24"/>
         </w:rPr>
+        <w:lastRenderedPageBreak/>
         <w:t>Katul</w:t>
       </w:r>
       <w:proofErr w:type="spellEnd"/>
@@ -16531,7 +16502,6 @@
           <w:sz w:val="24"/>
           <w:szCs w:val="24"/>
         </w:rPr>
-        <w:lastRenderedPageBreak/>
         <w:t xml:space="preserve">Kuparinen, A., </w:t>
       </w:r>
       <w:proofErr w:type="spellStart"/>
@@ -16582,7 +16552,7 @@
           <w:szCs w:val="24"/>
         </w:rPr>
       </w:pPr>
-      <w:commentRangeStart w:id="7"/>
+      <w:commentRangeStart w:id="8"/>
       <w:r>
         <w:rPr>
           <w:rFonts w:ascii="Times New Roman" w:hAnsi="Times New Roman" w:cs="Times New Roman"/>
@@ -16609,12 +16579,12 @@
         </w:rPr>
         <w:t>.</w:t>
       </w:r>
-      <w:commentRangeEnd w:id="7"/>
+      <w:commentRangeEnd w:id="8"/>
       <w:r>
         <w:rPr>
           <w:rStyle w:val="CommentReference"/>
         </w:rPr>
-        <w:commentReference w:id="7"/>
+        <w:commentReference w:id="8"/>
       </w:r>
     </w:p>
     <w:p>
@@ -16912,7 +16882,7 @@
           <w:szCs w:val="24"/>
         </w:rPr>
       </w:pPr>
-      <w:bookmarkStart w:id="8" w:name="_Hlk100852446"/>
+      <w:bookmarkStart w:id="9" w:name="_Hlk100852446"/>
       <w:r>
         <w:rPr>
           <w:rFonts w:ascii="Times New Roman" w:hAnsi="Times New Roman" w:cs="Times New Roman"/>
@@ -16938,216 +16908,6 @@
           <w:szCs w:val="24"/>
         </w:rPr>
         <w:t>, 252-276.</w:t>
-      </w:r>
-    </w:p>
-    <w:bookmarkEnd w:id="8"/>
-    <w:p>
-      <w:pPr>
-        <w:spacing w:line="22" w:lineRule="atLeast"/>
-        <w:ind w:left="284" w:hanging="284"/>
-        <w:jc w:val="both"/>
-        <w:rPr>
-          <w:rFonts w:ascii="Times New Roman" w:hAnsi="Times New Roman" w:cs="Times New Roman"/>
-          <w:sz w:val="24"/>
-          <w:szCs w:val="24"/>
-        </w:rPr>
-      </w:pPr>
-      <w:r>
-        <w:rPr>
-          <w:rFonts w:ascii="Times New Roman" w:hAnsi="Times New Roman" w:cs="Times New Roman"/>
-          <w:sz w:val="24"/>
-          <w:szCs w:val="24"/>
-        </w:rPr>
-        <w:t xml:space="preserve">Nathan, R., </w:t>
-      </w:r>
-      <w:proofErr w:type="spellStart"/>
-      <w:r>
-        <w:rPr>
-          <w:rFonts w:ascii="Times New Roman" w:hAnsi="Times New Roman" w:cs="Times New Roman"/>
-          <w:sz w:val="24"/>
-          <w:szCs w:val="24"/>
-        </w:rPr>
-        <w:t>Katul</w:t>
-      </w:r>
-      <w:proofErr w:type="spellEnd"/>
-      <w:r>
-        <w:rPr>
-          <w:rFonts w:ascii="Times New Roman" w:hAnsi="Times New Roman" w:cs="Times New Roman"/>
-          <w:sz w:val="24"/>
-          <w:szCs w:val="24"/>
-        </w:rPr>
-        <w:t xml:space="preserve">, G.G., Bohrer, G., Kuparinen, A., Soons, M.B., Thompson, S.E., </w:t>
-      </w:r>
-      <w:proofErr w:type="spellStart"/>
-      <w:r>
-        <w:rPr>
-          <w:rFonts w:ascii="Times New Roman" w:hAnsi="Times New Roman" w:cs="Times New Roman"/>
-          <w:sz w:val="24"/>
-          <w:szCs w:val="24"/>
-        </w:rPr>
-        <w:t>Trakhtenbrot</w:t>
-      </w:r>
-      <w:proofErr w:type="spellEnd"/>
-      <w:r>
-        <w:rPr>
-          <w:rFonts w:ascii="Times New Roman" w:hAnsi="Times New Roman" w:cs="Times New Roman"/>
-          <w:sz w:val="24"/>
-          <w:szCs w:val="24"/>
-        </w:rPr>
-        <w:t>, A</w:t>
-      </w:r>
-      <w:r>
-        <w:rPr>
-          <w:rFonts w:ascii="Times New Roman" w:hAnsi="Times New Roman" w:cs="Times New Roman"/>
-          <w:sz w:val="24"/>
-          <w:szCs w:val="24"/>
-        </w:rPr>
-        <w:t>.,</w:t>
-      </w:r>
-      <w:r>
-        <w:rPr>
-          <w:rFonts w:ascii="Times New Roman" w:hAnsi="Times New Roman" w:cs="Times New Roman"/>
-          <w:sz w:val="24"/>
-          <w:szCs w:val="24"/>
-        </w:rPr>
-        <w:t xml:space="preserve"> </w:t>
-      </w:r>
-      <w:r>
-        <w:rPr>
-          <w:rFonts w:ascii="Times New Roman" w:hAnsi="Times New Roman" w:cs="Times New Roman"/>
-          <w:sz w:val="24"/>
-          <w:szCs w:val="24"/>
-        </w:rPr>
-        <w:t xml:space="preserve">&amp; Horn, H.S. (2011). </w:t>
-      </w:r>
-      <w:r>
-        <w:rPr>
-          <w:rFonts w:ascii="Times New Roman" w:hAnsi="Times New Roman" w:cs="Times New Roman"/>
-          <w:sz w:val="24"/>
-          <w:szCs w:val="24"/>
-        </w:rPr>
-        <w:t>Mechanistic models of seed dispersal by wind</w:t>
-      </w:r>
-      <w:r>
-        <w:rPr>
-          <w:rFonts w:ascii="Times New Roman" w:hAnsi="Times New Roman" w:cs="Times New Roman"/>
-          <w:sz w:val="24"/>
-          <w:szCs w:val="24"/>
-        </w:rPr>
-        <w:t xml:space="preserve">. </w:t>
-      </w:r>
-      <w:r>
-        <w:rPr>
-          <w:rFonts w:ascii="Times New Roman" w:hAnsi="Times New Roman" w:cs="Times New Roman"/>
-          <w:i/>
-          <w:iCs/>
-          <w:sz w:val="24"/>
-          <w:szCs w:val="24"/>
-        </w:rPr>
-        <w:t>Theoretical Ecology</w:t>
-      </w:r>
-      <w:r>
-        <w:rPr>
-          <w:rFonts w:ascii="Times New Roman" w:hAnsi="Times New Roman" w:cs="Times New Roman"/>
-          <w:sz w:val="24"/>
-          <w:szCs w:val="24"/>
-        </w:rPr>
-        <w:t>, 4(2), 113-132.</w:t>
-      </w:r>
-    </w:p>
-    <w:p>
-      <w:pPr>
-        <w:spacing w:line="22" w:lineRule="atLeast"/>
-        <w:ind w:left="284" w:hanging="284"/>
-        <w:jc w:val="both"/>
-        <w:rPr>
-          <w:rFonts w:ascii="Times New Roman" w:hAnsi="Times New Roman" w:cs="Times New Roman"/>
-          <w:sz w:val="24"/>
-          <w:szCs w:val="24"/>
-        </w:rPr>
-      </w:pPr>
-      <w:r>
-        <w:rPr>
-          <w:rFonts w:ascii="Times New Roman" w:hAnsi="Times New Roman" w:cs="Times New Roman"/>
-          <w:sz w:val="24"/>
-          <w:szCs w:val="24"/>
-        </w:rPr>
-        <w:t xml:space="preserve">Neubert, M.G., &amp; Caswell, H. (2000). Demography and dispersal: calculation and sensitivity analysis of invasion speed for structured populations. </w:t>
-      </w:r>
-      <w:r>
-        <w:rPr>
-          <w:rFonts w:ascii="Times New Roman" w:hAnsi="Times New Roman" w:cs="Times New Roman"/>
-          <w:i/>
-          <w:iCs/>
-          <w:sz w:val="24"/>
-          <w:szCs w:val="24"/>
-        </w:rPr>
-        <w:t>Ecology</w:t>
-      </w:r>
-      <w:r>
-        <w:rPr>
-          <w:rFonts w:ascii="Times New Roman" w:hAnsi="Times New Roman" w:cs="Times New Roman"/>
-          <w:sz w:val="24"/>
-          <w:szCs w:val="24"/>
-        </w:rPr>
-        <w:t>, 81(6), 1613-1628.</w:t>
-      </w:r>
-    </w:p>
-    <w:p>
-      <w:pPr>
-        <w:spacing w:line="22" w:lineRule="atLeast"/>
-        <w:ind w:left="284" w:hanging="284"/>
-        <w:jc w:val="both"/>
-        <w:rPr>
-          <w:rFonts w:ascii="Times New Roman" w:hAnsi="Times New Roman" w:cs="Times New Roman"/>
-          <w:sz w:val="24"/>
-          <w:szCs w:val="24"/>
-        </w:rPr>
-      </w:pPr>
-      <w:bookmarkStart w:id="9" w:name="_Hlk100852462"/>
-      <w:r>
-        <w:rPr>
-          <w:rFonts w:ascii="Times New Roman" w:hAnsi="Times New Roman" w:cs="Times New Roman"/>
-          <w:sz w:val="24"/>
-          <w:szCs w:val="24"/>
-        </w:rPr>
-        <w:t xml:space="preserve">Pemberton, R.W. &amp; Irving, D.W. (1990). </w:t>
-      </w:r>
-      <w:proofErr w:type="spellStart"/>
-      <w:r>
-        <w:rPr>
-          <w:rFonts w:ascii="Times New Roman" w:hAnsi="Times New Roman" w:cs="Times New Roman"/>
-          <w:sz w:val="24"/>
-          <w:szCs w:val="24"/>
-        </w:rPr>
-        <w:t>Elaiosomes</w:t>
-      </w:r>
-      <w:proofErr w:type="spellEnd"/>
-      <w:r>
-        <w:rPr>
-          <w:rFonts w:ascii="Times New Roman" w:hAnsi="Times New Roman" w:cs="Times New Roman"/>
-          <w:sz w:val="24"/>
-          <w:szCs w:val="24"/>
-        </w:rPr>
-        <w:t xml:space="preserve"> on weed seeds and the potential for myrmecochory in naturalized plants. </w:t>
-      </w:r>
-      <w:r>
-        <w:rPr>
-          <w:rFonts w:ascii="Times New Roman" w:hAnsi="Times New Roman" w:cs="Times New Roman"/>
-          <w:i/>
-          <w:iCs/>
-          <w:sz w:val="24"/>
-          <w:szCs w:val="24"/>
-        </w:rPr>
-        <w:t>Weed Science</w:t>
-      </w:r>
-      <w:r>
-        <w:rPr>
-          <w:rFonts w:ascii="Times New Roman" w:hAnsi="Times New Roman" w:cs="Times New Roman"/>
-          <w:sz w:val="24"/>
-          <w:szCs w:val="24"/>
-        </w:rPr>
-        <w:t>, 38(6), 615-619.</w:t>
       </w:r>
     </w:p>
     <w:bookmarkEnd w:id="9"/>
@@ -17168,15 +16928,101 @@
           <w:sz w:val="24"/>
           <w:szCs w:val="24"/>
         </w:rPr>
-        <w:t xml:space="preserve">R Development Core Team (2022). R: A language and environment for statistical computing. R Foundation for Statistical Computing, Vienna, Austria. </w:t>
-      </w:r>
-      <w:r>
-        <w:rPr>
-          <w:rFonts w:ascii="Times New Roman" w:hAnsi="Times New Roman" w:cs="Times New Roman"/>
-          <w:sz w:val="24"/>
-          <w:szCs w:val="24"/>
-        </w:rPr>
-        <w:t>https://www.r-project.org/</w:t>
+        <w:t xml:space="preserve">Nathan, R., </w:t>
+      </w:r>
+      <w:proofErr w:type="spellStart"/>
+      <w:r>
+        <w:rPr>
+          <w:rFonts w:ascii="Times New Roman" w:hAnsi="Times New Roman" w:cs="Times New Roman"/>
+          <w:sz w:val="24"/>
+          <w:szCs w:val="24"/>
+        </w:rPr>
+        <w:t>Katul</w:t>
+      </w:r>
+      <w:proofErr w:type="spellEnd"/>
+      <w:r>
+        <w:rPr>
+          <w:rFonts w:ascii="Times New Roman" w:hAnsi="Times New Roman" w:cs="Times New Roman"/>
+          <w:sz w:val="24"/>
+          <w:szCs w:val="24"/>
+        </w:rPr>
+        <w:t xml:space="preserve">, G.G., Bohrer, G., Kuparinen, A., Soons, M.B., Thompson, S.E., </w:t>
+      </w:r>
+      <w:proofErr w:type="spellStart"/>
+      <w:r>
+        <w:rPr>
+          <w:rFonts w:ascii="Times New Roman" w:hAnsi="Times New Roman" w:cs="Times New Roman"/>
+          <w:sz w:val="24"/>
+          <w:szCs w:val="24"/>
+        </w:rPr>
+        <w:t>Trakhtenbrot</w:t>
+      </w:r>
+      <w:proofErr w:type="spellEnd"/>
+      <w:r>
+        <w:rPr>
+          <w:rFonts w:ascii="Times New Roman" w:hAnsi="Times New Roman" w:cs="Times New Roman"/>
+          <w:sz w:val="24"/>
+          <w:szCs w:val="24"/>
+        </w:rPr>
+        <w:t>, A</w:t>
+      </w:r>
+      <w:r>
+        <w:rPr>
+          <w:rFonts w:ascii="Times New Roman" w:hAnsi="Times New Roman" w:cs="Times New Roman"/>
+          <w:sz w:val="24"/>
+          <w:szCs w:val="24"/>
+        </w:rPr>
+        <w:t>.,</w:t>
+      </w:r>
+      <w:r>
+        <w:rPr>
+          <w:rFonts w:ascii="Times New Roman" w:hAnsi="Times New Roman" w:cs="Times New Roman"/>
+          <w:sz w:val="24"/>
+          <w:szCs w:val="24"/>
+        </w:rPr>
+        <w:t xml:space="preserve"> </w:t>
+      </w:r>
+      <w:r>
+        <w:rPr>
+          <w:rFonts w:ascii="Times New Roman" w:hAnsi="Times New Roman" w:cs="Times New Roman"/>
+          <w:sz w:val="24"/>
+          <w:szCs w:val="24"/>
+        </w:rPr>
+        <w:t xml:space="preserve">&amp; Horn, H.S. (2011). </w:t>
+      </w:r>
+      <w:r>
+        <w:rPr>
+          <w:rFonts w:ascii="Times New Roman" w:hAnsi="Times New Roman" w:cs="Times New Roman"/>
+          <w:sz w:val="24"/>
+          <w:szCs w:val="24"/>
+        </w:rPr>
+        <w:t>Mechanistic models of seed dispersal by wind</w:t>
+      </w:r>
+      <w:r>
+        <w:rPr>
+          <w:rFonts w:ascii="Times New Roman" w:hAnsi="Times New Roman" w:cs="Times New Roman"/>
+          <w:sz w:val="24"/>
+          <w:szCs w:val="24"/>
+        </w:rPr>
+        <w:t xml:space="preserve">. </w:t>
+      </w:r>
+      <w:r>
+        <w:rPr>
+          <w:rFonts w:ascii="Times New Roman" w:hAnsi="Times New Roman" w:cs="Times New Roman"/>
+          <w:i/>
+          <w:iCs/>
+          <w:sz w:val="24"/>
+          <w:szCs w:val="24"/>
+        </w:rPr>
+        <w:t>Theoretical Ecology</w:t>
+      </w:r>
+      <w:r>
+        <w:rPr>
+          <w:rFonts w:ascii="Times New Roman" w:hAnsi="Times New Roman" w:cs="Times New Roman"/>
+          <w:sz w:val="24"/>
+          <w:szCs w:val="24"/>
+        </w:rPr>
+        <w:t>, 4(2), 113-132.</w:t>
       </w:r>
     </w:p>
     <w:p>
@@ -17196,25 +17042,7 @@
           <w:sz w:val="24"/>
           <w:szCs w:val="24"/>
         </w:rPr>
-        <w:t xml:space="preserve">Rabelo, M.A., Angotti, M.A., da Silva, G.S., da Cruz Reis, A., &amp; </w:t>
-      </w:r>
-      <w:proofErr w:type="spellStart"/>
-      <w:r>
-        <w:rPr>
-          <w:rFonts w:ascii="Times New Roman" w:hAnsi="Times New Roman" w:cs="Times New Roman"/>
-          <w:sz w:val="24"/>
-          <w:szCs w:val="24"/>
-        </w:rPr>
-        <w:t>Ribas</w:t>
-      </w:r>
-      <w:proofErr w:type="spellEnd"/>
-      <w:r>
-        <w:rPr>
-          <w:rFonts w:ascii="Times New Roman" w:hAnsi="Times New Roman" w:cs="Times New Roman"/>
-          <w:sz w:val="24"/>
-          <w:szCs w:val="24"/>
-        </w:rPr>
-        <w:t xml:space="preserve">, C.R. (2021). Removal of diaspores by ants: What factors to evaluate? </w:t>
+        <w:t xml:space="preserve">Neubert, M.G., &amp; Caswell, H. (2000). Demography and dispersal: calculation and sensitivity analysis of invasion speed for structured populations. </w:t>
       </w:r>
       <w:r>
         <w:rPr>
@@ -17224,27 +17052,15 @@
           <w:sz w:val="24"/>
           <w:szCs w:val="24"/>
         </w:rPr>
-        <w:t xml:space="preserve">Acta </w:t>
-      </w:r>
-      <w:proofErr w:type="spellStart"/>
-      <w:r>
-        <w:rPr>
-          <w:rFonts w:ascii="Times New Roman" w:hAnsi="Times New Roman" w:cs="Times New Roman"/>
-          <w:i/>
-          <w:iCs/>
-          <w:sz w:val="24"/>
-          <w:szCs w:val="24"/>
-        </w:rPr>
-        <w:t>Oecologica</w:t>
-      </w:r>
-      <w:proofErr w:type="spellEnd"/>
-      <w:r>
-        <w:rPr>
-          <w:rFonts w:ascii="Times New Roman" w:hAnsi="Times New Roman" w:cs="Times New Roman"/>
-          <w:sz w:val="24"/>
-          <w:szCs w:val="24"/>
-        </w:rPr>
-        <w:t>, 111, 103736.</w:t>
+        <w:t>Ecology</w:t>
+      </w:r>
+      <w:r>
+        <w:rPr>
+          <w:rFonts w:ascii="Times New Roman" w:hAnsi="Times New Roman" w:cs="Times New Roman"/>
+          <w:sz w:val="24"/>
+          <w:szCs w:val="24"/>
+        </w:rPr>
+        <w:t>, 81(6), 1613-1628.</w:t>
       </w:r>
     </w:p>
     <w:p>
@@ -17258,13 +17074,33 @@
           <w:szCs w:val="24"/>
         </w:rPr>
       </w:pPr>
-      <w:r>
-        <w:rPr>
-          <w:rFonts w:ascii="Times New Roman" w:hAnsi="Times New Roman" w:cs="Times New Roman"/>
-          <w:sz w:val="24"/>
-          <w:szCs w:val="24"/>
-        </w:rPr>
-        <w:t xml:space="preserve">Raupach, M.R. (1994). Simplified expressions for vegetation roughness length and zero-plane displacement as functions of canopy height and area index. </w:t>
+      <w:bookmarkStart w:id="10" w:name="_Hlk100852462"/>
+      <w:r>
+        <w:rPr>
+          <w:rFonts w:ascii="Times New Roman" w:hAnsi="Times New Roman" w:cs="Times New Roman"/>
+          <w:sz w:val="24"/>
+          <w:szCs w:val="24"/>
+        </w:rPr>
+        <w:lastRenderedPageBreak/>
+        <w:t xml:space="preserve">Pemberton, R.W. &amp; Irving, D.W. (1990). </w:t>
+      </w:r>
+      <w:proofErr w:type="spellStart"/>
+      <w:r>
+        <w:rPr>
+          <w:rFonts w:ascii="Times New Roman" w:hAnsi="Times New Roman" w:cs="Times New Roman"/>
+          <w:sz w:val="24"/>
+          <w:szCs w:val="24"/>
+        </w:rPr>
+        <w:t>Elaiosomes</w:t>
+      </w:r>
+      <w:proofErr w:type="spellEnd"/>
+      <w:r>
+        <w:rPr>
+          <w:rFonts w:ascii="Times New Roman" w:hAnsi="Times New Roman" w:cs="Times New Roman"/>
+          <w:sz w:val="24"/>
+          <w:szCs w:val="24"/>
+        </w:rPr>
+        <w:t xml:space="preserve"> on weed seeds and the potential for myrmecochory in naturalized plants. </w:t>
       </w:r>
       <w:r>
         <w:rPr>
@@ -17274,15 +17110,44 @@
           <w:sz w:val="24"/>
           <w:szCs w:val="24"/>
         </w:rPr>
-        <w:t>Boundary-layer meteorology</w:t>
-      </w:r>
-      <w:r>
-        <w:rPr>
-          <w:rFonts w:ascii="Times New Roman" w:hAnsi="Times New Roman" w:cs="Times New Roman"/>
-          <w:sz w:val="24"/>
-          <w:szCs w:val="24"/>
-        </w:rPr>
-        <w:t>, 71(1), 211-216.</w:t>
+        <w:t>Weed Science</w:t>
+      </w:r>
+      <w:r>
+        <w:rPr>
+          <w:rFonts w:ascii="Times New Roman" w:hAnsi="Times New Roman" w:cs="Times New Roman"/>
+          <w:sz w:val="24"/>
+          <w:szCs w:val="24"/>
+        </w:rPr>
+        <w:t>, 38(6), 615-619.</w:t>
+      </w:r>
+    </w:p>
+    <w:bookmarkEnd w:id="10"/>
+    <w:p>
+      <w:pPr>
+        <w:spacing w:line="22" w:lineRule="atLeast"/>
+        <w:ind w:left="284" w:hanging="284"/>
+        <w:jc w:val="both"/>
+        <w:rPr>
+          <w:rFonts w:ascii="Times New Roman" w:hAnsi="Times New Roman" w:cs="Times New Roman"/>
+          <w:sz w:val="24"/>
+          <w:szCs w:val="24"/>
+        </w:rPr>
+      </w:pPr>
+      <w:r>
+        <w:rPr>
+          <w:rFonts w:ascii="Times New Roman" w:hAnsi="Times New Roman" w:cs="Times New Roman"/>
+          <w:sz w:val="24"/>
+          <w:szCs w:val="24"/>
+        </w:rPr>
+        <w:t xml:space="preserve">R Development Core Team (2022). R: A language and environment for statistical computing. R Foundation for Statistical Computing, Vienna, Austria. </w:t>
+      </w:r>
+      <w:r>
+        <w:rPr>
+          <w:rFonts w:ascii="Times New Roman" w:hAnsi="Times New Roman" w:cs="Times New Roman"/>
+          <w:sz w:val="24"/>
+          <w:szCs w:val="24"/>
+        </w:rPr>
+        <w:t>https://www.r-project.org/</w:t>
       </w:r>
     </w:p>
     <w:p>
@@ -17302,95 +17167,55 @@
           <w:sz w:val="24"/>
           <w:szCs w:val="24"/>
         </w:rPr>
-        <w:t>Ripley, B., Venables, B., Bates, D.M., Hornik, K., Gebhardt, A.,</w:t>
-      </w:r>
-      <w:r>
-        <w:rPr>
-          <w:rFonts w:ascii="Times New Roman" w:hAnsi="Times New Roman" w:cs="Times New Roman"/>
-          <w:sz w:val="24"/>
-          <w:szCs w:val="24"/>
-        </w:rPr>
-        <w:t xml:space="preserve"> &amp;</w:t>
-      </w:r>
-      <w:r>
-        <w:rPr>
-          <w:rFonts w:ascii="Times New Roman" w:hAnsi="Times New Roman" w:cs="Times New Roman"/>
-          <w:sz w:val="24"/>
-          <w:szCs w:val="24"/>
-        </w:rPr>
-        <w:t xml:space="preserve"> Firth, D</w:t>
-      </w:r>
-      <w:r>
-        <w:rPr>
-          <w:rFonts w:ascii="Times New Roman" w:hAnsi="Times New Roman" w:cs="Times New Roman"/>
-          <w:sz w:val="24"/>
-          <w:szCs w:val="24"/>
-        </w:rPr>
-        <w:t>.</w:t>
-      </w:r>
-      <w:r>
-        <w:rPr>
-          <w:rFonts w:ascii="Times New Roman" w:hAnsi="Times New Roman" w:cs="Times New Roman"/>
-          <w:sz w:val="24"/>
-          <w:szCs w:val="24"/>
-        </w:rPr>
-        <w:t xml:space="preserve"> (2022). Package ‘</w:t>
-      </w:r>
-      <w:r>
-        <w:rPr>
-          <w:rFonts w:ascii="Times New Roman" w:hAnsi="Times New Roman" w:cs="Times New Roman"/>
-          <w:sz w:val="24"/>
-          <w:szCs w:val="24"/>
-        </w:rPr>
-        <w:t>MASS</w:t>
-      </w:r>
-      <w:r>
-        <w:rPr>
-          <w:rFonts w:ascii="Times New Roman" w:hAnsi="Times New Roman" w:cs="Times New Roman"/>
-          <w:sz w:val="24"/>
-          <w:szCs w:val="24"/>
-        </w:rPr>
-        <w:t xml:space="preserve">’, version </w:t>
-      </w:r>
-      <w:r>
-        <w:rPr>
-          <w:rFonts w:ascii="Times New Roman" w:hAnsi="Times New Roman" w:cs="Times New Roman"/>
-          <w:sz w:val="24"/>
-          <w:szCs w:val="24"/>
-        </w:rPr>
-        <w:t>7</w:t>
-      </w:r>
-      <w:r>
-        <w:rPr>
-          <w:rFonts w:ascii="Times New Roman" w:hAnsi="Times New Roman" w:cs="Times New Roman"/>
-          <w:sz w:val="24"/>
-          <w:szCs w:val="24"/>
-        </w:rPr>
-        <w:t>.</w:t>
-      </w:r>
-      <w:r>
-        <w:rPr>
-          <w:rFonts w:ascii="Times New Roman" w:hAnsi="Times New Roman" w:cs="Times New Roman"/>
-          <w:sz w:val="24"/>
-          <w:szCs w:val="24"/>
-        </w:rPr>
-        <w:t>3-58.1</w:t>
-      </w:r>
-      <w:r>
-        <w:rPr>
-          <w:rFonts w:ascii="Times New Roman" w:hAnsi="Times New Roman" w:cs="Times New Roman"/>
-          <w:sz w:val="24"/>
-          <w:szCs w:val="24"/>
-        </w:rPr>
-        <w:t xml:space="preserve">. </w:t>
-      </w:r>
-      <w:r>
-        <w:rPr>
-          <w:rFonts w:ascii="Times New Roman" w:hAnsi="Times New Roman" w:cs="Times New Roman"/>
-          <w:sz w:val="24"/>
-          <w:szCs w:val="24"/>
-        </w:rPr>
-        <w:t>https://cran.r-project.org/web/packages/MASS/index.html</w:t>
+        <w:t xml:space="preserve">Rabelo, M.A., Angotti, M.A., da Silva, G.S., da Cruz Reis, A., &amp; </w:t>
+      </w:r>
+      <w:proofErr w:type="spellStart"/>
+      <w:r>
+        <w:rPr>
+          <w:rFonts w:ascii="Times New Roman" w:hAnsi="Times New Roman" w:cs="Times New Roman"/>
+          <w:sz w:val="24"/>
+          <w:szCs w:val="24"/>
+        </w:rPr>
+        <w:t>Ribas</w:t>
+      </w:r>
+      <w:proofErr w:type="spellEnd"/>
+      <w:r>
+        <w:rPr>
+          <w:rFonts w:ascii="Times New Roman" w:hAnsi="Times New Roman" w:cs="Times New Roman"/>
+          <w:sz w:val="24"/>
+          <w:szCs w:val="24"/>
+        </w:rPr>
+        <w:t xml:space="preserve">, C.R. (2021). Removal of diaspores by ants: What factors to evaluate? </w:t>
+      </w:r>
+      <w:r>
+        <w:rPr>
+          <w:rFonts w:ascii="Times New Roman" w:hAnsi="Times New Roman" w:cs="Times New Roman"/>
+          <w:i/>
+          <w:iCs/>
+          <w:sz w:val="24"/>
+          <w:szCs w:val="24"/>
+        </w:rPr>
+        <w:t xml:space="preserve">Acta </w:t>
+      </w:r>
+      <w:proofErr w:type="spellStart"/>
+      <w:r>
+        <w:rPr>
+          <w:rFonts w:ascii="Times New Roman" w:hAnsi="Times New Roman" w:cs="Times New Roman"/>
+          <w:i/>
+          <w:iCs/>
+          <w:sz w:val="24"/>
+          <w:szCs w:val="24"/>
+        </w:rPr>
+        <w:t>Oecologica</w:t>
+      </w:r>
+      <w:proofErr w:type="spellEnd"/>
+      <w:r>
+        <w:rPr>
+          <w:rFonts w:ascii="Times New Roman" w:hAnsi="Times New Roman" w:cs="Times New Roman"/>
+          <w:sz w:val="24"/>
+          <w:szCs w:val="24"/>
+        </w:rPr>
+        <w:t>, 111, 103736.</w:t>
       </w:r>
     </w:p>
     <w:p>
@@ -17410,98 +17235,8 @@
           <w:sz w:val="24"/>
           <w:szCs w:val="24"/>
         </w:rPr>
-        <w:t xml:space="preserve">Rogers, H.S., Beckman, N.G., Hartig, F., Johnson, J.S., </w:t>
-      </w:r>
-      <w:proofErr w:type="spellStart"/>
-      <w:r>
-        <w:rPr>
-          <w:rFonts w:ascii="Times New Roman" w:hAnsi="Times New Roman" w:cs="Times New Roman"/>
-          <w:sz w:val="24"/>
-          <w:szCs w:val="24"/>
-        </w:rPr>
-        <w:t>Pufal</w:t>
-      </w:r>
-      <w:proofErr w:type="spellEnd"/>
-      <w:r>
-        <w:rPr>
-          <w:rFonts w:ascii="Times New Roman" w:hAnsi="Times New Roman" w:cs="Times New Roman"/>
-          <w:sz w:val="24"/>
-          <w:szCs w:val="24"/>
-        </w:rPr>
-        <w:t xml:space="preserve">, G., Shea, K., </w:t>
-      </w:r>
-      <w:proofErr w:type="spellStart"/>
-      <w:r>
-        <w:rPr>
-          <w:rFonts w:ascii="Times New Roman" w:hAnsi="Times New Roman" w:cs="Times New Roman"/>
-          <w:sz w:val="24"/>
-          <w:szCs w:val="24"/>
-        </w:rPr>
-        <w:t>Zurell</w:t>
-      </w:r>
-      <w:proofErr w:type="spellEnd"/>
-      <w:r>
-        <w:rPr>
-          <w:rFonts w:ascii="Times New Roman" w:hAnsi="Times New Roman" w:cs="Times New Roman"/>
-          <w:sz w:val="24"/>
-          <w:szCs w:val="24"/>
-        </w:rPr>
-        <w:t xml:space="preserve">, D., Bullock, J.M., Cantrell, R.S., Loiselle, B., </w:t>
-      </w:r>
-      <w:proofErr w:type="spellStart"/>
-      <w:r>
-        <w:rPr>
-          <w:rFonts w:ascii="Times New Roman" w:hAnsi="Times New Roman" w:cs="Times New Roman"/>
-          <w:sz w:val="24"/>
-          <w:szCs w:val="24"/>
-        </w:rPr>
-        <w:t>Pejchar</w:t>
-      </w:r>
-      <w:proofErr w:type="spellEnd"/>
-      <w:r>
-        <w:rPr>
-          <w:rFonts w:ascii="Times New Roman" w:hAnsi="Times New Roman" w:cs="Times New Roman"/>
-          <w:sz w:val="24"/>
-          <w:szCs w:val="24"/>
-        </w:rPr>
-        <w:t xml:space="preserve">, L., </w:t>
-      </w:r>
-      <w:proofErr w:type="spellStart"/>
-      <w:r>
-        <w:rPr>
-          <w:rFonts w:ascii="Times New Roman" w:hAnsi="Times New Roman" w:cs="Times New Roman"/>
-          <w:sz w:val="24"/>
-          <w:szCs w:val="24"/>
-        </w:rPr>
-        <w:t>Razafindratsima</w:t>
-      </w:r>
-      <w:proofErr w:type="spellEnd"/>
-      <w:r>
-        <w:rPr>
-          <w:rFonts w:ascii="Times New Roman" w:hAnsi="Times New Roman" w:cs="Times New Roman"/>
-          <w:sz w:val="24"/>
-          <w:szCs w:val="24"/>
-        </w:rPr>
-        <w:t xml:space="preserve">, O.H., Sandor, M.E., Schupp, </w:t>
-      </w:r>
-      <w:r>
-        <w:rPr>
-          <w:rFonts w:ascii="Times New Roman" w:hAnsi="Times New Roman" w:cs="Times New Roman"/>
-          <w:sz w:val="24"/>
-          <w:szCs w:val="24"/>
-        </w:rPr>
-        <w:lastRenderedPageBreak/>
-        <w:t>E.W., Strickland, W.C.,</w:t>
-      </w:r>
-      <w:r>
-        <w:rPr>
-          <w:rFonts w:ascii="Times New Roman" w:hAnsi="Times New Roman" w:cs="Times New Roman"/>
-          <w:sz w:val="24"/>
-          <w:szCs w:val="24"/>
-        </w:rPr>
-        <w:t xml:space="preserve"> &amp; Zambrano, J. (2019). The total dispersal kernel: a review and future directions. </w:t>
-      </w:r>
-      <w:proofErr w:type="spellStart"/>
+        <w:t xml:space="preserve">Raupach, M.R. (1994). Simplified expressions for vegetation roughness length and zero-plane displacement as functions of canopy height and area index. </w:t>
+      </w:r>
       <w:r>
         <w:rPr>
           <w:rFonts w:ascii="Times New Roman" w:hAnsi="Times New Roman" w:cs="Times New Roman"/>
@@ -17510,26 +17245,15 @@
           <w:sz w:val="24"/>
           <w:szCs w:val="24"/>
         </w:rPr>
-        <w:t>AoB</w:t>
-      </w:r>
-      <w:proofErr w:type="spellEnd"/>
-      <w:r>
-        <w:rPr>
-          <w:rFonts w:ascii="Times New Roman" w:hAnsi="Times New Roman" w:cs="Times New Roman"/>
-          <w:i/>
-          <w:iCs/>
-          <w:sz w:val="24"/>
-          <w:szCs w:val="24"/>
-        </w:rPr>
-        <w:t xml:space="preserve"> Plants</w:t>
-      </w:r>
-      <w:r>
-        <w:rPr>
-          <w:rFonts w:ascii="Times New Roman" w:hAnsi="Times New Roman" w:cs="Times New Roman"/>
-          <w:sz w:val="24"/>
-          <w:szCs w:val="24"/>
-        </w:rPr>
-        <w:t>, 11(5), plz042.</w:t>
+        <w:t>Boundary-layer meteorology</w:t>
+      </w:r>
+      <w:r>
+        <w:rPr>
+          <w:rFonts w:ascii="Times New Roman" w:hAnsi="Times New Roman" w:cs="Times New Roman"/>
+          <w:sz w:val="24"/>
+          <w:szCs w:val="24"/>
+        </w:rPr>
+        <w:t>, 71(1), 211-216.</w:t>
       </w:r>
     </w:p>
     <w:p>
@@ -17549,41 +17273,95 @@
           <w:sz w:val="24"/>
           <w:szCs w:val="24"/>
         </w:rPr>
-        <w:t>Sales, L.P., Kissling, W.D., Galetti, M., Naimi, B., &amp; Pires, M.</w:t>
-      </w:r>
-      <w:r>
-        <w:rPr>
-          <w:rFonts w:ascii="Times New Roman" w:hAnsi="Times New Roman" w:cs="Times New Roman"/>
-          <w:sz w:val="24"/>
-          <w:szCs w:val="24"/>
-        </w:rPr>
-        <w:t>M.</w:t>
-      </w:r>
-      <w:r>
-        <w:rPr>
-          <w:rFonts w:ascii="Times New Roman" w:hAnsi="Times New Roman" w:cs="Times New Roman"/>
-          <w:sz w:val="24"/>
-          <w:szCs w:val="24"/>
-        </w:rPr>
-        <w:t xml:space="preserve"> (2021). Climate change reshapes the eco‐evolutionary dynamics of a Neotropical seed dispersal system. </w:t>
-      </w:r>
-      <w:r>
-        <w:rPr>
-          <w:rFonts w:ascii="Times New Roman" w:hAnsi="Times New Roman" w:cs="Times New Roman"/>
-          <w:i/>
-          <w:iCs/>
-          <w:sz w:val="24"/>
-          <w:szCs w:val="24"/>
-        </w:rPr>
-        <w:t>Global Ecology and Biogeography</w:t>
-      </w:r>
-      <w:r>
-        <w:rPr>
-          <w:rFonts w:ascii="Times New Roman" w:hAnsi="Times New Roman" w:cs="Times New Roman"/>
-          <w:sz w:val="24"/>
-          <w:szCs w:val="24"/>
-        </w:rPr>
-        <w:t>, 30(5), 1129-1138.</w:t>
+        <w:t>Ripley, B., Venables, B., Bates, D.M., Hornik, K., Gebhardt, A.,</w:t>
+      </w:r>
+      <w:r>
+        <w:rPr>
+          <w:rFonts w:ascii="Times New Roman" w:hAnsi="Times New Roman" w:cs="Times New Roman"/>
+          <w:sz w:val="24"/>
+          <w:szCs w:val="24"/>
+        </w:rPr>
+        <w:t xml:space="preserve"> &amp;</w:t>
+      </w:r>
+      <w:r>
+        <w:rPr>
+          <w:rFonts w:ascii="Times New Roman" w:hAnsi="Times New Roman" w:cs="Times New Roman"/>
+          <w:sz w:val="24"/>
+          <w:szCs w:val="24"/>
+        </w:rPr>
+        <w:t xml:space="preserve"> Firth, D</w:t>
+      </w:r>
+      <w:r>
+        <w:rPr>
+          <w:rFonts w:ascii="Times New Roman" w:hAnsi="Times New Roman" w:cs="Times New Roman"/>
+          <w:sz w:val="24"/>
+          <w:szCs w:val="24"/>
+        </w:rPr>
+        <w:t>.</w:t>
+      </w:r>
+      <w:r>
+        <w:rPr>
+          <w:rFonts w:ascii="Times New Roman" w:hAnsi="Times New Roman" w:cs="Times New Roman"/>
+          <w:sz w:val="24"/>
+          <w:szCs w:val="24"/>
+        </w:rPr>
+        <w:t xml:space="preserve"> (2022). Package ‘</w:t>
+      </w:r>
+      <w:r>
+        <w:rPr>
+          <w:rFonts w:ascii="Times New Roman" w:hAnsi="Times New Roman" w:cs="Times New Roman"/>
+          <w:sz w:val="24"/>
+          <w:szCs w:val="24"/>
+        </w:rPr>
+        <w:t>MASS</w:t>
+      </w:r>
+      <w:r>
+        <w:rPr>
+          <w:rFonts w:ascii="Times New Roman" w:hAnsi="Times New Roman" w:cs="Times New Roman"/>
+          <w:sz w:val="24"/>
+          <w:szCs w:val="24"/>
+        </w:rPr>
+        <w:t xml:space="preserve">’, version </w:t>
+      </w:r>
+      <w:r>
+        <w:rPr>
+          <w:rFonts w:ascii="Times New Roman" w:hAnsi="Times New Roman" w:cs="Times New Roman"/>
+          <w:sz w:val="24"/>
+          <w:szCs w:val="24"/>
+        </w:rPr>
+        <w:t>7</w:t>
+      </w:r>
+      <w:r>
+        <w:rPr>
+          <w:rFonts w:ascii="Times New Roman" w:hAnsi="Times New Roman" w:cs="Times New Roman"/>
+          <w:sz w:val="24"/>
+          <w:szCs w:val="24"/>
+        </w:rPr>
+        <w:t>.</w:t>
+      </w:r>
+      <w:r>
+        <w:rPr>
+          <w:rFonts w:ascii="Times New Roman" w:hAnsi="Times New Roman" w:cs="Times New Roman"/>
+          <w:sz w:val="24"/>
+          <w:szCs w:val="24"/>
+        </w:rPr>
+        <w:t>3-58.1</w:t>
+      </w:r>
+      <w:r>
+        <w:rPr>
+          <w:rFonts w:ascii="Times New Roman" w:hAnsi="Times New Roman" w:cs="Times New Roman"/>
+          <w:sz w:val="24"/>
+          <w:szCs w:val="24"/>
+        </w:rPr>
+        <w:t xml:space="preserve">. </w:t>
+      </w:r>
+      <w:r>
+        <w:rPr>
+          <w:rFonts w:ascii="Times New Roman" w:hAnsi="Times New Roman" w:cs="Times New Roman"/>
+          <w:sz w:val="24"/>
+          <w:szCs w:val="24"/>
+        </w:rPr>
+        <w:t>https://cran.r-project.org/web/packages/MASS/index.html</w:t>
       </w:r>
     </w:p>
     <w:p>
@@ -17603,8 +17381,89 @@
           <w:sz w:val="24"/>
           <w:szCs w:val="24"/>
         </w:rPr>
-        <w:t xml:space="preserve">Schurr, F.M., Bond, W.J., Midgley, G.F., &amp; Higgins, S.I. (2005). A mechanistic model for secondary seed dispersal by wind and its experimental validation. </w:t>
-      </w:r>
+        <w:t xml:space="preserve">Rogers, H.S., Beckman, N.G., Hartig, F., Johnson, J.S., </w:t>
+      </w:r>
+      <w:proofErr w:type="spellStart"/>
+      <w:r>
+        <w:rPr>
+          <w:rFonts w:ascii="Times New Roman" w:hAnsi="Times New Roman" w:cs="Times New Roman"/>
+          <w:sz w:val="24"/>
+          <w:szCs w:val="24"/>
+        </w:rPr>
+        <w:t>Pufal</w:t>
+      </w:r>
+      <w:proofErr w:type="spellEnd"/>
+      <w:r>
+        <w:rPr>
+          <w:rFonts w:ascii="Times New Roman" w:hAnsi="Times New Roman" w:cs="Times New Roman"/>
+          <w:sz w:val="24"/>
+          <w:szCs w:val="24"/>
+        </w:rPr>
+        <w:t xml:space="preserve">, G., Shea, K., </w:t>
+      </w:r>
+      <w:proofErr w:type="spellStart"/>
+      <w:r>
+        <w:rPr>
+          <w:rFonts w:ascii="Times New Roman" w:hAnsi="Times New Roman" w:cs="Times New Roman"/>
+          <w:sz w:val="24"/>
+          <w:szCs w:val="24"/>
+        </w:rPr>
+        <w:t>Zurell</w:t>
+      </w:r>
+      <w:proofErr w:type="spellEnd"/>
+      <w:r>
+        <w:rPr>
+          <w:rFonts w:ascii="Times New Roman" w:hAnsi="Times New Roman" w:cs="Times New Roman"/>
+          <w:sz w:val="24"/>
+          <w:szCs w:val="24"/>
+        </w:rPr>
+        <w:t xml:space="preserve">, D., Bullock, J.M., Cantrell, R.S., Loiselle, B., </w:t>
+      </w:r>
+      <w:proofErr w:type="spellStart"/>
+      <w:r>
+        <w:rPr>
+          <w:rFonts w:ascii="Times New Roman" w:hAnsi="Times New Roman" w:cs="Times New Roman"/>
+          <w:sz w:val="24"/>
+          <w:szCs w:val="24"/>
+        </w:rPr>
+        <w:t>Pejchar</w:t>
+      </w:r>
+      <w:proofErr w:type="spellEnd"/>
+      <w:r>
+        <w:rPr>
+          <w:rFonts w:ascii="Times New Roman" w:hAnsi="Times New Roman" w:cs="Times New Roman"/>
+          <w:sz w:val="24"/>
+          <w:szCs w:val="24"/>
+        </w:rPr>
+        <w:t xml:space="preserve">, L., </w:t>
+      </w:r>
+      <w:proofErr w:type="spellStart"/>
+      <w:r>
+        <w:rPr>
+          <w:rFonts w:ascii="Times New Roman" w:hAnsi="Times New Roman" w:cs="Times New Roman"/>
+          <w:sz w:val="24"/>
+          <w:szCs w:val="24"/>
+        </w:rPr>
+        <w:t>Razafindratsima</w:t>
+      </w:r>
+      <w:proofErr w:type="spellEnd"/>
+      <w:r>
+        <w:rPr>
+          <w:rFonts w:ascii="Times New Roman" w:hAnsi="Times New Roman" w:cs="Times New Roman"/>
+          <w:sz w:val="24"/>
+          <w:szCs w:val="24"/>
+        </w:rPr>
+        <w:t>, O.H., Sandor, M.E., Schupp, E.W., Strickland, W.C.,</w:t>
+      </w:r>
+      <w:r>
+        <w:rPr>
+          <w:rFonts w:ascii="Times New Roman" w:hAnsi="Times New Roman" w:cs="Times New Roman"/>
+          <w:sz w:val="24"/>
+          <w:szCs w:val="24"/>
+        </w:rPr>
+        <w:t xml:space="preserve"> &amp; Zambrano, J. (2019). The total dispersal kernel: a review and future directions. </w:t>
+      </w:r>
+      <w:proofErr w:type="spellStart"/>
       <w:r>
         <w:rPr>
           <w:rFonts w:ascii="Times New Roman" w:hAnsi="Times New Roman" w:cs="Times New Roman"/>
@@ -17613,15 +17472,26 @@
           <w:sz w:val="24"/>
           <w:szCs w:val="24"/>
         </w:rPr>
-        <w:t>Journal of Ecology</w:t>
-      </w:r>
-      <w:r>
-        <w:rPr>
-          <w:rFonts w:ascii="Times New Roman" w:hAnsi="Times New Roman" w:cs="Times New Roman"/>
-          <w:sz w:val="24"/>
-          <w:szCs w:val="24"/>
-        </w:rPr>
-        <w:t>, 93(5), 1017-1028.</w:t>
+        <w:t>AoB</w:t>
+      </w:r>
+      <w:proofErr w:type="spellEnd"/>
+      <w:r>
+        <w:rPr>
+          <w:rFonts w:ascii="Times New Roman" w:hAnsi="Times New Roman" w:cs="Times New Roman"/>
+          <w:i/>
+          <w:iCs/>
+          <w:sz w:val="24"/>
+          <w:szCs w:val="24"/>
+        </w:rPr>
+        <w:t xml:space="preserve"> Plants</w:t>
+      </w:r>
+      <w:r>
+        <w:rPr>
+          <w:rFonts w:ascii="Times New Roman" w:hAnsi="Times New Roman" w:cs="Times New Roman"/>
+          <w:sz w:val="24"/>
+          <w:szCs w:val="24"/>
+        </w:rPr>
+        <w:t>, 11(5), plz042.</w:t>
       </w:r>
     </w:p>
     <w:p>
@@ -17635,23 +17505,29 @@
           <w:szCs w:val="24"/>
         </w:rPr>
       </w:pPr>
-      <w:proofErr w:type="spellStart"/>
-      <w:r>
-        <w:rPr>
-          <w:rFonts w:ascii="Times New Roman" w:hAnsi="Times New Roman" w:cs="Times New Roman"/>
-          <w:sz w:val="24"/>
-          <w:szCs w:val="24"/>
-        </w:rPr>
-        <w:t>Skarpaas</w:t>
-      </w:r>
-      <w:proofErr w:type="spellEnd"/>
-      <w:r>
-        <w:rPr>
-          <w:rFonts w:ascii="Times New Roman" w:hAnsi="Times New Roman" w:cs="Times New Roman"/>
-          <w:sz w:val="24"/>
-          <w:szCs w:val="24"/>
-        </w:rPr>
-        <w:t xml:space="preserve">, O. &amp; Shea, K. (2007). Dispersal patterns, dispersal mechanisms, and invasion wave speeds for invasive thistles. </w:t>
+      <w:r>
+        <w:rPr>
+          <w:rFonts w:ascii="Times New Roman" w:hAnsi="Times New Roman" w:cs="Times New Roman"/>
+          <w:sz w:val="24"/>
+          <w:szCs w:val="24"/>
+        </w:rPr>
+        <w:t>Sales, L.P., Kissling, W.D., Galetti, M., Naimi, B., &amp; Pires, M.</w:t>
+      </w:r>
+      <w:r>
+        <w:rPr>
+          <w:rFonts w:ascii="Times New Roman" w:hAnsi="Times New Roman" w:cs="Times New Roman"/>
+          <w:sz w:val="24"/>
+          <w:szCs w:val="24"/>
+        </w:rPr>
+        <w:t>M.</w:t>
+      </w:r>
+      <w:r>
+        <w:rPr>
+          <w:rFonts w:ascii="Times New Roman" w:hAnsi="Times New Roman" w:cs="Times New Roman"/>
+          <w:sz w:val="24"/>
+          <w:szCs w:val="24"/>
+        </w:rPr>
+        <w:t xml:space="preserve"> (2021). Climate change reshapes the eco‐evolutionary dynamics of a Neotropical seed dispersal system. </w:t>
       </w:r>
       <w:r>
         <w:rPr>
@@ -17661,15 +17537,15 @@
           <w:sz w:val="24"/>
           <w:szCs w:val="24"/>
         </w:rPr>
-        <w:t>The American Naturalist</w:t>
-      </w:r>
-      <w:r>
-        <w:rPr>
-          <w:rFonts w:ascii="Times New Roman" w:hAnsi="Times New Roman" w:cs="Times New Roman"/>
-          <w:sz w:val="24"/>
-          <w:szCs w:val="24"/>
-        </w:rPr>
-        <w:t>, 170(3), 421-430.</w:t>
+        <w:t>Global Ecology and Biogeography</w:t>
+      </w:r>
+      <w:r>
+        <w:rPr>
+          <w:rFonts w:ascii="Times New Roman" w:hAnsi="Times New Roman" w:cs="Times New Roman"/>
+          <w:sz w:val="24"/>
+          <w:szCs w:val="24"/>
+        </w:rPr>
+        <w:t>, 30(5), 1129-1138.</w:t>
       </w:r>
     </w:p>
     <w:p>
@@ -17683,59 +17559,13 @@
           <w:szCs w:val="24"/>
         </w:rPr>
       </w:pPr>
-      <w:proofErr w:type="spellStart"/>
-      <w:r>
-        <w:rPr>
-          <w:rFonts w:ascii="Times New Roman" w:hAnsi="Times New Roman" w:cs="Times New Roman"/>
-          <w:sz w:val="24"/>
-          <w:szCs w:val="24"/>
-        </w:rPr>
-        <w:t>Skarpaas</w:t>
-      </w:r>
-      <w:proofErr w:type="spellEnd"/>
-      <w:r>
-        <w:rPr>
-          <w:rFonts w:ascii="Times New Roman" w:hAnsi="Times New Roman" w:cs="Times New Roman"/>
-          <w:sz w:val="24"/>
-          <w:szCs w:val="24"/>
-        </w:rPr>
-        <w:t xml:space="preserve">, O., Silverman, E.J., </w:t>
-      </w:r>
-      <w:proofErr w:type="spellStart"/>
-      <w:r>
-        <w:rPr>
-          <w:rFonts w:ascii="Times New Roman" w:hAnsi="Times New Roman" w:cs="Times New Roman"/>
-          <w:sz w:val="24"/>
-          <w:szCs w:val="24"/>
-        </w:rPr>
-        <w:t>Jongejans</w:t>
-      </w:r>
-      <w:proofErr w:type="spellEnd"/>
-      <w:r>
-        <w:rPr>
-          <w:rFonts w:ascii="Times New Roman" w:hAnsi="Times New Roman" w:cs="Times New Roman"/>
-          <w:sz w:val="24"/>
-          <w:szCs w:val="24"/>
-        </w:rPr>
-        <w:t xml:space="preserve">, E., &amp; Shea, K. (2011). Are the best dispersers the best colonizers? Seed mass, </w:t>
-      </w:r>
-      <w:proofErr w:type="gramStart"/>
-      <w:r>
-        <w:rPr>
-          <w:rFonts w:ascii="Times New Roman" w:hAnsi="Times New Roman" w:cs="Times New Roman"/>
-          <w:sz w:val="24"/>
-          <w:szCs w:val="24"/>
-        </w:rPr>
-        <w:t>dispersal</w:t>
-      </w:r>
-      <w:proofErr w:type="gramEnd"/>
-      <w:r>
-        <w:rPr>
-          <w:rFonts w:ascii="Times New Roman" w:hAnsi="Times New Roman" w:cs="Times New Roman"/>
-          <w:sz w:val="24"/>
-          <w:szCs w:val="24"/>
-        </w:rPr>
-        <w:t xml:space="preserve"> and establishment in Carduus thistles. </w:t>
+      <w:r>
+        <w:rPr>
+          <w:rFonts w:ascii="Times New Roman" w:hAnsi="Times New Roman" w:cs="Times New Roman"/>
+          <w:sz w:val="24"/>
+          <w:szCs w:val="24"/>
+        </w:rPr>
+        <w:t xml:space="preserve">Schurr, F.M., Bond, W.J., Midgley, G.F., &amp; Higgins, S.I. (2005). A mechanistic model for secondary seed dispersal by wind and its experimental validation. </w:t>
       </w:r>
       <w:r>
         <w:rPr>
@@ -17745,15 +17575,15 @@
           <w:sz w:val="24"/>
           <w:szCs w:val="24"/>
         </w:rPr>
-        <w:t>Evolutionary Ecology</w:t>
-      </w:r>
-      <w:r>
-        <w:rPr>
-          <w:rFonts w:ascii="Times New Roman" w:hAnsi="Times New Roman" w:cs="Times New Roman"/>
-          <w:sz w:val="24"/>
-          <w:szCs w:val="24"/>
-        </w:rPr>
-        <w:t>, 25(1), 155-169.</w:t>
+        <w:t>Journal of Ecology</w:t>
+      </w:r>
+      <w:r>
+        <w:rPr>
+          <w:rFonts w:ascii="Times New Roman" w:hAnsi="Times New Roman" w:cs="Times New Roman"/>
+          <w:sz w:val="24"/>
+          <w:szCs w:val="24"/>
+        </w:rPr>
+        <w:t>, 93(5), 1017-1028.</w:t>
       </w:r>
     </w:p>
     <w:p>
@@ -17767,47 +17597,23 @@
           <w:szCs w:val="24"/>
         </w:rPr>
       </w:pPr>
-      <w:r>
-        <w:rPr>
-          <w:rFonts w:ascii="Times New Roman" w:hAnsi="Times New Roman" w:cs="Times New Roman"/>
-          <w:sz w:val="24"/>
-          <w:szCs w:val="24"/>
-        </w:rPr>
-        <w:t xml:space="preserve">Soons, M.B., Heil, G.W., Nathan, R., &amp; </w:t>
-      </w:r>
-      <w:proofErr w:type="spellStart"/>
-      <w:r>
-        <w:rPr>
-          <w:rFonts w:ascii="Times New Roman" w:hAnsi="Times New Roman" w:cs="Times New Roman"/>
-          <w:sz w:val="24"/>
-          <w:szCs w:val="24"/>
-        </w:rPr>
-        <w:t>Katul</w:t>
-      </w:r>
-      <w:proofErr w:type="spellEnd"/>
-      <w:r>
-        <w:rPr>
-          <w:rFonts w:ascii="Times New Roman" w:hAnsi="Times New Roman" w:cs="Times New Roman"/>
-          <w:sz w:val="24"/>
-          <w:szCs w:val="24"/>
-        </w:rPr>
-        <w:t>, G. G. (2004</w:t>
-      </w:r>
-      <w:r>
-        <w:rPr>
-          <w:rFonts w:ascii="Times New Roman" w:hAnsi="Times New Roman" w:cs="Times New Roman"/>
-          <w:sz w:val="24"/>
-          <w:szCs w:val="24"/>
-        </w:rPr>
-        <w:t>a</w:t>
-      </w:r>
-      <w:r>
-        <w:rPr>
-          <w:rFonts w:ascii="Times New Roman" w:hAnsi="Times New Roman" w:cs="Times New Roman"/>
-          <w:sz w:val="24"/>
-          <w:szCs w:val="24"/>
-        </w:rPr>
-        <w:t xml:space="preserve">). Determinants of long‐distance seed dispersal by wind in grasslands. </w:t>
+      <w:proofErr w:type="spellStart"/>
+      <w:r>
+        <w:rPr>
+          <w:rFonts w:ascii="Times New Roman" w:hAnsi="Times New Roman" w:cs="Times New Roman"/>
+          <w:sz w:val="24"/>
+          <w:szCs w:val="24"/>
+        </w:rPr>
+        <w:t>Skarpaas</w:t>
+      </w:r>
+      <w:proofErr w:type="spellEnd"/>
+      <w:r>
+        <w:rPr>
+          <w:rFonts w:ascii="Times New Roman" w:hAnsi="Times New Roman" w:cs="Times New Roman"/>
+          <w:sz w:val="24"/>
+          <w:szCs w:val="24"/>
+        </w:rPr>
+        <w:t xml:space="preserve">, O. &amp; Shea, K. (2007). Dispersal patterns, dispersal mechanisms, and invasion wave speeds for invasive thistles. </w:t>
       </w:r>
       <w:r>
         <w:rPr>
@@ -17817,15 +17623,15 @@
           <w:sz w:val="24"/>
           <w:szCs w:val="24"/>
         </w:rPr>
-        <w:t>Ecology</w:t>
-      </w:r>
-      <w:r>
-        <w:rPr>
-          <w:rFonts w:ascii="Times New Roman" w:hAnsi="Times New Roman" w:cs="Times New Roman"/>
-          <w:sz w:val="24"/>
-          <w:szCs w:val="24"/>
-        </w:rPr>
-        <w:t>, 85(11), 3056-3068.</w:t>
+        <w:t>The American Naturalist</w:t>
+      </w:r>
+      <w:r>
+        <w:rPr>
+          <w:rFonts w:ascii="Times New Roman" w:hAnsi="Times New Roman" w:cs="Times New Roman"/>
+          <w:sz w:val="24"/>
+          <w:szCs w:val="24"/>
+        </w:rPr>
+        <w:t>, 170(3), 421-430.</w:t>
       </w:r>
     </w:p>
     <w:p>
@@ -17839,47 +17645,59 @@
           <w:szCs w:val="24"/>
         </w:rPr>
       </w:pPr>
-      <w:r>
-        <w:rPr>
-          <w:rFonts w:ascii="Times New Roman" w:hAnsi="Times New Roman" w:cs="Times New Roman"/>
-          <w:sz w:val="24"/>
-          <w:szCs w:val="24"/>
-        </w:rPr>
-        <w:t xml:space="preserve">Soons, M.B., Nathan, R., &amp; </w:t>
-      </w:r>
-      <w:proofErr w:type="spellStart"/>
-      <w:r>
-        <w:rPr>
-          <w:rFonts w:ascii="Times New Roman" w:hAnsi="Times New Roman" w:cs="Times New Roman"/>
-          <w:sz w:val="24"/>
-          <w:szCs w:val="24"/>
-        </w:rPr>
-        <w:t>Katul</w:t>
-      </w:r>
-      <w:proofErr w:type="spellEnd"/>
-      <w:r>
-        <w:rPr>
-          <w:rFonts w:ascii="Times New Roman" w:hAnsi="Times New Roman" w:cs="Times New Roman"/>
-          <w:sz w:val="24"/>
-          <w:szCs w:val="24"/>
-        </w:rPr>
-        <w:t>, G.G. (2004</w:t>
-      </w:r>
-      <w:r>
-        <w:rPr>
-          <w:rFonts w:ascii="Times New Roman" w:hAnsi="Times New Roman" w:cs="Times New Roman"/>
-          <w:sz w:val="24"/>
-          <w:szCs w:val="24"/>
-        </w:rPr>
-        <w:t>b</w:t>
-      </w:r>
-      <w:r>
-        <w:rPr>
-          <w:rFonts w:ascii="Times New Roman" w:hAnsi="Times New Roman" w:cs="Times New Roman"/>
-          <w:sz w:val="24"/>
-          <w:szCs w:val="24"/>
-        </w:rPr>
-        <w:t xml:space="preserve">). Human effects on long‐distance wind dispersal and colonization by grassland plants. </w:t>
+      <w:proofErr w:type="spellStart"/>
+      <w:r>
+        <w:rPr>
+          <w:rFonts w:ascii="Times New Roman" w:hAnsi="Times New Roman" w:cs="Times New Roman"/>
+          <w:sz w:val="24"/>
+          <w:szCs w:val="24"/>
+        </w:rPr>
+        <w:t>Skarpaas</w:t>
+      </w:r>
+      <w:proofErr w:type="spellEnd"/>
+      <w:r>
+        <w:rPr>
+          <w:rFonts w:ascii="Times New Roman" w:hAnsi="Times New Roman" w:cs="Times New Roman"/>
+          <w:sz w:val="24"/>
+          <w:szCs w:val="24"/>
+        </w:rPr>
+        <w:t xml:space="preserve">, O., Silverman, E.J., </w:t>
+      </w:r>
+      <w:proofErr w:type="spellStart"/>
+      <w:r>
+        <w:rPr>
+          <w:rFonts w:ascii="Times New Roman" w:hAnsi="Times New Roman" w:cs="Times New Roman"/>
+          <w:sz w:val="24"/>
+          <w:szCs w:val="24"/>
+        </w:rPr>
+        <w:t>Jongejans</w:t>
+      </w:r>
+      <w:proofErr w:type="spellEnd"/>
+      <w:r>
+        <w:rPr>
+          <w:rFonts w:ascii="Times New Roman" w:hAnsi="Times New Roman" w:cs="Times New Roman"/>
+          <w:sz w:val="24"/>
+          <w:szCs w:val="24"/>
+        </w:rPr>
+        <w:t xml:space="preserve">, E., &amp; Shea, K. (2011). Are the best dispersers the best colonizers? Seed mass, </w:t>
+      </w:r>
+      <w:proofErr w:type="gramStart"/>
+      <w:r>
+        <w:rPr>
+          <w:rFonts w:ascii="Times New Roman" w:hAnsi="Times New Roman" w:cs="Times New Roman"/>
+          <w:sz w:val="24"/>
+          <w:szCs w:val="24"/>
+        </w:rPr>
+        <w:t>dispersal</w:t>
+      </w:r>
+      <w:proofErr w:type="gramEnd"/>
+      <w:r>
+        <w:rPr>
+          <w:rFonts w:ascii="Times New Roman" w:hAnsi="Times New Roman" w:cs="Times New Roman"/>
+          <w:sz w:val="24"/>
+          <w:szCs w:val="24"/>
+        </w:rPr>
+        <w:t xml:space="preserve"> and establishment in Carduus thistles. </w:t>
       </w:r>
       <w:r>
         <w:rPr>
@@ -17889,15 +17707,15 @@
           <w:sz w:val="24"/>
           <w:szCs w:val="24"/>
         </w:rPr>
-        <w:t>Ecology</w:t>
-      </w:r>
-      <w:r>
-        <w:rPr>
-          <w:rFonts w:ascii="Times New Roman" w:hAnsi="Times New Roman" w:cs="Times New Roman"/>
-          <w:sz w:val="24"/>
-          <w:szCs w:val="24"/>
-        </w:rPr>
-        <w:t>, 85(11), 3069-3079.</w:t>
+        <w:t>Evolutionary Ecology</w:t>
+      </w:r>
+      <w:r>
+        <w:rPr>
+          <w:rFonts w:ascii="Times New Roman" w:hAnsi="Times New Roman" w:cs="Times New Roman"/>
+          <w:sz w:val="24"/>
+          <w:szCs w:val="24"/>
+        </w:rPr>
+        <w:t>, 25(1), 155-169.</w:t>
       </w:r>
     </w:p>
     <w:p>
@@ -17911,73 +17729,47 @@
           <w:szCs w:val="24"/>
         </w:rPr>
       </w:pPr>
-      <w:proofErr w:type="spellStart"/>
-      <w:r>
-        <w:rPr>
-          <w:rFonts w:ascii="Times New Roman" w:hAnsi="Times New Roman" w:cs="Times New Roman"/>
-          <w:sz w:val="24"/>
-          <w:szCs w:val="24"/>
-        </w:rPr>
-        <w:t>Tackenberg</w:t>
-      </w:r>
-      <w:proofErr w:type="spellEnd"/>
-      <w:r>
-        <w:rPr>
-          <w:rFonts w:ascii="Times New Roman" w:hAnsi="Times New Roman" w:cs="Times New Roman"/>
-          <w:sz w:val="24"/>
-          <w:szCs w:val="24"/>
-        </w:rPr>
-        <w:t xml:space="preserve">, O., </w:t>
-      </w:r>
-      <w:proofErr w:type="spellStart"/>
-      <w:r>
-        <w:rPr>
-          <w:rFonts w:ascii="Times New Roman" w:hAnsi="Times New Roman" w:cs="Times New Roman"/>
-          <w:sz w:val="24"/>
-          <w:szCs w:val="24"/>
-        </w:rPr>
-        <w:t>Poschlod</w:t>
-      </w:r>
-      <w:proofErr w:type="spellEnd"/>
-      <w:r>
-        <w:rPr>
-          <w:rFonts w:ascii="Times New Roman" w:hAnsi="Times New Roman" w:cs="Times New Roman"/>
-          <w:sz w:val="24"/>
-          <w:szCs w:val="24"/>
-        </w:rPr>
-        <w:t>, P., &amp; Kahmen, S. (2003). Dandelion seed dispersal: the horizontal wind speed does not matter for long-distance dispersal</w:t>
-      </w:r>
-      <w:r>
-        <w:rPr>
-          <w:rFonts w:ascii="Times New Roman" w:hAnsi="Times New Roman" w:cs="Times New Roman"/>
-          <w:sz w:val="24"/>
-          <w:szCs w:val="24"/>
-        </w:rPr>
-        <w:t xml:space="preserve"> </w:t>
-      </w:r>
-      <w:r>
-        <w:rPr>
-          <w:rFonts w:ascii="Times New Roman" w:hAnsi="Times New Roman" w:cs="Times New Roman"/>
-          <w:sz w:val="24"/>
-          <w:szCs w:val="24"/>
-        </w:rPr>
-        <w:t>-</w:t>
-      </w:r>
-      <w:r>
-        <w:rPr>
-          <w:rFonts w:ascii="Times New Roman" w:hAnsi="Times New Roman" w:cs="Times New Roman"/>
-          <w:sz w:val="24"/>
-          <w:szCs w:val="24"/>
-        </w:rPr>
-        <w:t xml:space="preserve"> </w:t>
-      </w:r>
-      <w:r>
-        <w:rPr>
-          <w:rFonts w:ascii="Times New Roman" w:hAnsi="Times New Roman" w:cs="Times New Roman"/>
-          <w:sz w:val="24"/>
-          <w:szCs w:val="24"/>
-        </w:rPr>
-        <w:t xml:space="preserve">it is updraft! </w:t>
+      <w:r>
+        <w:rPr>
+          <w:rFonts w:ascii="Times New Roman" w:hAnsi="Times New Roman" w:cs="Times New Roman"/>
+          <w:sz w:val="24"/>
+          <w:szCs w:val="24"/>
+        </w:rPr>
+        <w:t xml:space="preserve">Soons, M.B., Heil, G.W., Nathan, R., &amp; </w:t>
+      </w:r>
+      <w:proofErr w:type="spellStart"/>
+      <w:r>
+        <w:rPr>
+          <w:rFonts w:ascii="Times New Roman" w:hAnsi="Times New Roman" w:cs="Times New Roman"/>
+          <w:sz w:val="24"/>
+          <w:szCs w:val="24"/>
+        </w:rPr>
+        <w:t>Katul</w:t>
+      </w:r>
+      <w:proofErr w:type="spellEnd"/>
+      <w:r>
+        <w:rPr>
+          <w:rFonts w:ascii="Times New Roman" w:hAnsi="Times New Roman" w:cs="Times New Roman"/>
+          <w:sz w:val="24"/>
+          <w:szCs w:val="24"/>
+        </w:rPr>
+        <w:t>, G. G. (2004</w:t>
+      </w:r>
+      <w:r>
+        <w:rPr>
+          <w:rFonts w:ascii="Times New Roman" w:hAnsi="Times New Roman" w:cs="Times New Roman"/>
+          <w:sz w:val="24"/>
+          <w:szCs w:val="24"/>
+        </w:rPr>
+        <w:t>a</w:t>
+      </w:r>
+      <w:r>
+        <w:rPr>
+          <w:rFonts w:ascii="Times New Roman" w:hAnsi="Times New Roman" w:cs="Times New Roman"/>
+          <w:sz w:val="24"/>
+          <w:szCs w:val="24"/>
+        </w:rPr>
+        <w:t xml:space="preserve">). Determinants of long‐distance seed dispersal by wind in grasslands. </w:t>
       </w:r>
       <w:r>
         <w:rPr>
@@ -17987,15 +17779,15 @@
           <w:sz w:val="24"/>
           <w:szCs w:val="24"/>
         </w:rPr>
-        <w:t>Plant biology</w:t>
-      </w:r>
-      <w:r>
-        <w:rPr>
-          <w:rFonts w:ascii="Times New Roman" w:hAnsi="Times New Roman" w:cs="Times New Roman"/>
-          <w:sz w:val="24"/>
-          <w:szCs w:val="24"/>
-        </w:rPr>
-        <w:t>, 5(05), 451-454.</w:t>
+        <w:t>Ecology</w:t>
+      </w:r>
+      <w:r>
+        <w:rPr>
+          <w:rFonts w:ascii="Times New Roman" w:hAnsi="Times New Roman" w:cs="Times New Roman"/>
+          <w:sz w:val="24"/>
+          <w:szCs w:val="24"/>
+        </w:rPr>
+        <w:t>, 85(11), 3056-3068.</w:t>
       </w:r>
     </w:p>
     <w:p>
@@ -18015,7 +17807,41 @@
           <w:sz w:val="24"/>
           <w:szCs w:val="24"/>
         </w:rPr>
-        <w:t xml:space="preserve">Vander Wall, S.B. (2001). The evolutionary ecology of nut dispersal. </w:t>
+        <w:t xml:space="preserve">Soons, M.B., Nathan, R., &amp; </w:t>
+      </w:r>
+      <w:proofErr w:type="spellStart"/>
+      <w:r>
+        <w:rPr>
+          <w:rFonts w:ascii="Times New Roman" w:hAnsi="Times New Roman" w:cs="Times New Roman"/>
+          <w:sz w:val="24"/>
+          <w:szCs w:val="24"/>
+        </w:rPr>
+        <w:t>Katul</w:t>
+      </w:r>
+      <w:proofErr w:type="spellEnd"/>
+      <w:r>
+        <w:rPr>
+          <w:rFonts w:ascii="Times New Roman" w:hAnsi="Times New Roman" w:cs="Times New Roman"/>
+          <w:sz w:val="24"/>
+          <w:szCs w:val="24"/>
+        </w:rPr>
+        <w:t>, G.G. (2004</w:t>
+      </w:r>
+      <w:r>
+        <w:rPr>
+          <w:rFonts w:ascii="Times New Roman" w:hAnsi="Times New Roman" w:cs="Times New Roman"/>
+          <w:sz w:val="24"/>
+          <w:szCs w:val="24"/>
+        </w:rPr>
+        <w:t>b</w:t>
+      </w:r>
+      <w:r>
+        <w:rPr>
+          <w:rFonts w:ascii="Times New Roman" w:hAnsi="Times New Roman" w:cs="Times New Roman"/>
+          <w:sz w:val="24"/>
+          <w:szCs w:val="24"/>
+        </w:rPr>
+        <w:t xml:space="preserve">). Human effects on long‐distance wind dispersal and colonization by grassland plants. </w:t>
       </w:r>
       <w:r>
         <w:rPr>
@@ -18025,15 +17851,15 @@
           <w:sz w:val="24"/>
           <w:szCs w:val="24"/>
         </w:rPr>
-        <w:t>The Botanical Review</w:t>
-      </w:r>
-      <w:r>
-        <w:rPr>
-          <w:rFonts w:ascii="Times New Roman" w:hAnsi="Times New Roman" w:cs="Times New Roman"/>
-          <w:sz w:val="24"/>
-          <w:szCs w:val="24"/>
-        </w:rPr>
-        <w:t>, 67(1), 74-117.</w:t>
+        <w:t>Ecology</w:t>
+      </w:r>
+      <w:r>
+        <w:rPr>
+          <w:rFonts w:ascii="Times New Roman" w:hAnsi="Times New Roman" w:cs="Times New Roman"/>
+          <w:sz w:val="24"/>
+          <w:szCs w:val="24"/>
+        </w:rPr>
+        <w:t>, 85(11), 3069-3079.</w:t>
       </w:r>
     </w:p>
     <w:p>
@@ -18047,49 +17873,73 @@
           <w:szCs w:val="24"/>
         </w:rPr>
       </w:pPr>
-      <w:r>
-        <w:rPr>
-          <w:rFonts w:ascii="Times New Roman" w:hAnsi="Times New Roman" w:cs="Times New Roman"/>
-          <w:sz w:val="24"/>
-          <w:szCs w:val="24"/>
-        </w:rPr>
-        <w:t xml:space="preserve">Vander Wall, S.B., &amp; Longland, W.S. (2004). </w:t>
-      </w:r>
-      <w:proofErr w:type="spellStart"/>
-      <w:r>
-        <w:rPr>
-          <w:rFonts w:ascii="Times New Roman" w:hAnsi="Times New Roman" w:cs="Times New Roman"/>
-          <w:sz w:val="24"/>
-          <w:szCs w:val="24"/>
-        </w:rPr>
-        <w:t>Diplochory</w:t>
-      </w:r>
-      <w:proofErr w:type="spellEnd"/>
-      <w:r>
-        <w:rPr>
-          <w:rFonts w:ascii="Times New Roman" w:hAnsi="Times New Roman" w:cs="Times New Roman"/>
-          <w:sz w:val="24"/>
-          <w:szCs w:val="24"/>
-        </w:rPr>
-        <w:t xml:space="preserve">: are two seed dispersers better than </w:t>
-      </w:r>
-      <w:proofErr w:type="gramStart"/>
-      <w:r>
-        <w:rPr>
-          <w:rFonts w:ascii="Times New Roman" w:hAnsi="Times New Roman" w:cs="Times New Roman"/>
-          <w:sz w:val="24"/>
-          <w:szCs w:val="24"/>
-        </w:rPr>
-        <w:t>one?.</w:t>
-      </w:r>
-      <w:proofErr w:type="gramEnd"/>
-      <w:r>
-        <w:rPr>
-          <w:rFonts w:ascii="Times New Roman" w:hAnsi="Times New Roman" w:cs="Times New Roman"/>
-          <w:sz w:val="24"/>
-          <w:szCs w:val="24"/>
-        </w:rPr>
-        <w:t xml:space="preserve"> </w:t>
+      <w:proofErr w:type="spellStart"/>
+      <w:r>
+        <w:rPr>
+          <w:rFonts w:ascii="Times New Roman" w:hAnsi="Times New Roman" w:cs="Times New Roman"/>
+          <w:sz w:val="24"/>
+          <w:szCs w:val="24"/>
+        </w:rPr>
+        <w:t>Tackenberg</w:t>
+      </w:r>
+      <w:proofErr w:type="spellEnd"/>
+      <w:r>
+        <w:rPr>
+          <w:rFonts w:ascii="Times New Roman" w:hAnsi="Times New Roman" w:cs="Times New Roman"/>
+          <w:sz w:val="24"/>
+          <w:szCs w:val="24"/>
+        </w:rPr>
+        <w:t xml:space="preserve">, O., </w:t>
+      </w:r>
+      <w:proofErr w:type="spellStart"/>
+      <w:r>
+        <w:rPr>
+          <w:rFonts w:ascii="Times New Roman" w:hAnsi="Times New Roman" w:cs="Times New Roman"/>
+          <w:sz w:val="24"/>
+          <w:szCs w:val="24"/>
+        </w:rPr>
+        <w:t>Poschlod</w:t>
+      </w:r>
+      <w:proofErr w:type="spellEnd"/>
+      <w:r>
+        <w:rPr>
+          <w:rFonts w:ascii="Times New Roman" w:hAnsi="Times New Roman" w:cs="Times New Roman"/>
+          <w:sz w:val="24"/>
+          <w:szCs w:val="24"/>
+        </w:rPr>
+        <w:t>, P., &amp; Kahmen, S. (2003). Dandelion seed dispersal: the horizontal wind speed does not matter for long-distance dispersal</w:t>
+      </w:r>
+      <w:r>
+        <w:rPr>
+          <w:rFonts w:ascii="Times New Roman" w:hAnsi="Times New Roman" w:cs="Times New Roman"/>
+          <w:sz w:val="24"/>
+          <w:szCs w:val="24"/>
+        </w:rPr>
+        <w:t xml:space="preserve"> </w:t>
+      </w:r>
+      <w:r>
+        <w:rPr>
+          <w:rFonts w:ascii="Times New Roman" w:hAnsi="Times New Roman" w:cs="Times New Roman"/>
+          <w:sz w:val="24"/>
+          <w:szCs w:val="24"/>
+        </w:rPr>
+        <w:t>-</w:t>
+      </w:r>
+      <w:r>
+        <w:rPr>
+          <w:rFonts w:ascii="Times New Roman" w:hAnsi="Times New Roman" w:cs="Times New Roman"/>
+          <w:sz w:val="24"/>
+          <w:szCs w:val="24"/>
+        </w:rPr>
+        <w:t xml:space="preserve"> </w:t>
+      </w:r>
+      <w:r>
+        <w:rPr>
+          <w:rFonts w:ascii="Times New Roman" w:hAnsi="Times New Roman" w:cs="Times New Roman"/>
+          <w:sz w:val="24"/>
+          <w:szCs w:val="24"/>
+        </w:rPr>
+        <w:t xml:space="preserve">it is updraft! </w:t>
       </w:r>
       <w:r>
         <w:rPr>
@@ -18099,15 +17949,15 @@
           <w:sz w:val="24"/>
           <w:szCs w:val="24"/>
         </w:rPr>
-        <w:t>Trends in ecology &amp; evolution</w:t>
-      </w:r>
-      <w:r>
-        <w:rPr>
-          <w:rFonts w:ascii="Times New Roman" w:hAnsi="Times New Roman" w:cs="Times New Roman"/>
-          <w:sz w:val="24"/>
-          <w:szCs w:val="24"/>
-        </w:rPr>
-        <w:t>, 19(3), 155-161.</w:t>
+        <w:t>Plant biology</w:t>
+      </w:r>
+      <w:r>
+        <w:rPr>
+          <w:rFonts w:ascii="Times New Roman" w:hAnsi="Times New Roman" w:cs="Times New Roman"/>
+          <w:sz w:val="24"/>
+          <w:szCs w:val="24"/>
+        </w:rPr>
+        <w:t>, 5(05), 451-454.</w:t>
       </w:r>
     </w:p>
     <w:p>
@@ -18127,7 +17977,7 @@
           <w:sz w:val="24"/>
           <w:szCs w:val="24"/>
         </w:rPr>
-        <w:t xml:space="preserve">Vander Wall, S.B., Kuhn, K.M., &amp; Beck, M.J. (2005). Seed removal, seed predation, and secondary dispersal. </w:t>
+        <w:t xml:space="preserve">Vander Wall, S.B. (2001). The evolutionary ecology of nut dispersal. </w:t>
       </w:r>
       <w:r>
         <w:rPr>
@@ -18137,15 +17987,15 @@
           <w:sz w:val="24"/>
           <w:szCs w:val="24"/>
         </w:rPr>
-        <w:t>Ecology</w:t>
-      </w:r>
-      <w:r>
-        <w:rPr>
-          <w:rFonts w:ascii="Times New Roman" w:hAnsi="Times New Roman" w:cs="Times New Roman"/>
-          <w:sz w:val="24"/>
-          <w:szCs w:val="24"/>
-        </w:rPr>
-        <w:t>, 86(3), 801-806.</w:t>
+        <w:t>The Botanical Review</w:t>
+      </w:r>
+      <w:r>
+        <w:rPr>
+          <w:rFonts w:ascii="Times New Roman" w:hAnsi="Times New Roman" w:cs="Times New Roman"/>
+          <w:sz w:val="24"/>
+          <w:szCs w:val="24"/>
+        </w:rPr>
+        <w:t>, 67(1), 74-117.</w:t>
       </w:r>
     </w:p>
     <w:p>
@@ -18159,23 +18009,49 @@
           <w:szCs w:val="24"/>
         </w:rPr>
       </w:pPr>
-      <w:proofErr w:type="spellStart"/>
-      <w:r>
-        <w:rPr>
-          <w:rFonts w:ascii="Times New Roman" w:hAnsi="Times New Roman" w:cs="Times New Roman"/>
-          <w:sz w:val="24"/>
-          <w:szCs w:val="24"/>
-        </w:rPr>
-        <w:t>Wais</w:t>
-      </w:r>
-      <w:proofErr w:type="spellEnd"/>
-      <w:r>
-        <w:rPr>
-          <w:rFonts w:ascii="Times New Roman" w:hAnsi="Times New Roman" w:cs="Times New Roman"/>
-          <w:sz w:val="24"/>
-          <w:szCs w:val="24"/>
-        </w:rPr>
-        <w:t xml:space="preserve">, P. (2017). A review of Weibull functions in wind sector. </w:t>
+      <w:r>
+        <w:rPr>
+          <w:rFonts w:ascii="Times New Roman" w:hAnsi="Times New Roman" w:cs="Times New Roman"/>
+          <w:sz w:val="24"/>
+          <w:szCs w:val="24"/>
+        </w:rPr>
+        <w:t xml:space="preserve">Vander Wall, S.B., &amp; Longland, W.S. (2004). </w:t>
+      </w:r>
+      <w:proofErr w:type="spellStart"/>
+      <w:r>
+        <w:rPr>
+          <w:rFonts w:ascii="Times New Roman" w:hAnsi="Times New Roman" w:cs="Times New Roman"/>
+          <w:sz w:val="24"/>
+          <w:szCs w:val="24"/>
+        </w:rPr>
+        <w:t>Diplochory</w:t>
+      </w:r>
+      <w:proofErr w:type="spellEnd"/>
+      <w:r>
+        <w:rPr>
+          <w:rFonts w:ascii="Times New Roman" w:hAnsi="Times New Roman" w:cs="Times New Roman"/>
+          <w:sz w:val="24"/>
+          <w:szCs w:val="24"/>
+        </w:rPr>
+        <w:t xml:space="preserve">: are two seed dispersers better than </w:t>
+      </w:r>
+      <w:proofErr w:type="gramStart"/>
+      <w:r>
+        <w:rPr>
+          <w:rFonts w:ascii="Times New Roman" w:hAnsi="Times New Roman" w:cs="Times New Roman"/>
+          <w:sz w:val="24"/>
+          <w:szCs w:val="24"/>
+        </w:rPr>
+        <w:t>one?.</w:t>
+      </w:r>
+      <w:proofErr w:type="gramEnd"/>
+      <w:r>
+        <w:rPr>
+          <w:rFonts w:ascii="Times New Roman" w:hAnsi="Times New Roman" w:cs="Times New Roman"/>
+          <w:sz w:val="24"/>
+          <w:szCs w:val="24"/>
+        </w:rPr>
+        <w:t xml:space="preserve"> </w:t>
       </w:r>
       <w:r>
         <w:rPr>
@@ -18185,15 +18061,15 @@
           <w:sz w:val="24"/>
           <w:szCs w:val="24"/>
         </w:rPr>
-        <w:t>Renewable and Sustainable Energy Reviews</w:t>
-      </w:r>
-      <w:r>
-        <w:rPr>
-          <w:rFonts w:ascii="Times New Roman" w:hAnsi="Times New Roman" w:cs="Times New Roman"/>
-          <w:sz w:val="24"/>
-          <w:szCs w:val="24"/>
-        </w:rPr>
-        <w:t>, 70, 1099-1107.</w:t>
+        <w:t>Trends in ecology &amp; evolution</w:t>
+      </w:r>
+      <w:r>
+        <w:rPr>
+          <w:rFonts w:ascii="Times New Roman" w:hAnsi="Times New Roman" w:cs="Times New Roman"/>
+          <w:sz w:val="24"/>
+          <w:szCs w:val="24"/>
+        </w:rPr>
+        <w:t>, 19(3), 155-161.</w:t>
       </w:r>
     </w:p>
     <w:p>
@@ -18207,23 +18083,14 @@
           <w:szCs w:val="24"/>
         </w:rPr>
       </w:pPr>
-      <w:proofErr w:type="spellStart"/>
-      <w:r>
-        <w:rPr>
-          <w:rFonts w:ascii="Times New Roman" w:hAnsi="Times New Roman" w:cs="Times New Roman"/>
-          <w:sz w:val="24"/>
-          <w:szCs w:val="24"/>
-        </w:rPr>
-        <w:t>Wiernga</w:t>
-      </w:r>
-      <w:proofErr w:type="spellEnd"/>
-      <w:r>
-        <w:rPr>
-          <w:rFonts w:ascii="Times New Roman" w:hAnsi="Times New Roman" w:cs="Times New Roman"/>
-          <w:sz w:val="24"/>
-          <w:szCs w:val="24"/>
-        </w:rPr>
-        <w:t xml:space="preserve">, J. (1993). Representative roughness parameters for homogeneous terrain. </w:t>
+      <w:r>
+        <w:rPr>
+          <w:rFonts w:ascii="Times New Roman" w:hAnsi="Times New Roman" w:cs="Times New Roman"/>
+          <w:sz w:val="24"/>
+          <w:szCs w:val="24"/>
+        </w:rPr>
+        <w:lastRenderedPageBreak/>
+        <w:t xml:space="preserve">Vander Wall, S.B., Kuhn, K.M., &amp; Beck, M.J. (2005). Seed removal, seed predation, and secondary dispersal. </w:t>
       </w:r>
       <w:r>
         <w:rPr>
@@ -18233,15 +18100,15 @@
           <w:sz w:val="24"/>
           <w:szCs w:val="24"/>
         </w:rPr>
-        <w:t>Boundary-Layer Meteorology</w:t>
-      </w:r>
-      <w:r>
-        <w:rPr>
-          <w:rFonts w:ascii="Times New Roman" w:hAnsi="Times New Roman" w:cs="Times New Roman"/>
-          <w:sz w:val="24"/>
-          <w:szCs w:val="24"/>
-        </w:rPr>
-        <w:t>, 63(4), 323-363.</w:t>
+        <w:t>Ecology</w:t>
+      </w:r>
+      <w:r>
+        <w:rPr>
+          <w:rFonts w:ascii="Times New Roman" w:hAnsi="Times New Roman" w:cs="Times New Roman"/>
+          <w:sz w:val="24"/>
+          <w:szCs w:val="24"/>
+        </w:rPr>
+        <w:t>, 86(3), 801-806.</w:t>
       </w:r>
     </w:p>
     <w:p>
@@ -18255,114 +18122,41 @@
           <w:szCs w:val="24"/>
         </w:rPr>
       </w:pPr>
-      <w:r>
-        <w:rPr>
-          <w:rFonts w:ascii="Times New Roman" w:hAnsi="Times New Roman" w:cs="Times New Roman"/>
-          <w:color w:val="222222"/>
-          <w:sz w:val="24"/>
-          <w:szCs w:val="24"/>
-          <w:shd w:val="clear" w:color="auto" w:fill="FFFFFF"/>
-          <w:lang w:val="en-US"/>
-        </w:rPr>
-        <w:t xml:space="preserve">Zhang, R., </w:t>
-      </w:r>
-      <w:proofErr w:type="spellStart"/>
-      <w:r>
-        <w:rPr>
-          <w:rFonts w:ascii="Times New Roman" w:hAnsi="Times New Roman" w:cs="Times New Roman"/>
-          <w:color w:val="222222"/>
-          <w:sz w:val="24"/>
-          <w:szCs w:val="24"/>
-          <w:shd w:val="clear" w:color="auto" w:fill="FFFFFF"/>
-          <w:lang w:val="en-US"/>
-        </w:rPr>
-        <w:t>Jongejans</w:t>
-      </w:r>
-      <w:proofErr w:type="spellEnd"/>
-      <w:r>
-        <w:rPr>
-          <w:rFonts w:ascii="Times New Roman" w:hAnsi="Times New Roman" w:cs="Times New Roman"/>
-          <w:color w:val="222222"/>
-          <w:sz w:val="24"/>
-          <w:szCs w:val="24"/>
-          <w:shd w:val="clear" w:color="auto" w:fill="FFFFFF"/>
-          <w:lang w:val="en-US"/>
-        </w:rPr>
-        <w:t xml:space="preserve">, E., &amp; Shea, K. (2011). Warming increases the spread of </w:t>
-      </w:r>
-      <w:proofErr w:type="gramStart"/>
-      <w:r>
-        <w:rPr>
-          <w:rFonts w:ascii="Times New Roman" w:hAnsi="Times New Roman" w:cs="Times New Roman"/>
-          <w:color w:val="222222"/>
-          <w:sz w:val="24"/>
-          <w:szCs w:val="24"/>
-          <w:shd w:val="clear" w:color="auto" w:fill="FFFFFF"/>
-          <w:lang w:val="en-US"/>
-        </w:rPr>
-        <w:t>an invasive</w:t>
-      </w:r>
-      <w:proofErr w:type="gramEnd"/>
-      <w:r>
-        <w:rPr>
-          <w:rFonts w:ascii="Times New Roman" w:hAnsi="Times New Roman" w:cs="Times New Roman"/>
-          <w:color w:val="222222"/>
-          <w:sz w:val="24"/>
-          <w:szCs w:val="24"/>
-          <w:shd w:val="clear" w:color="auto" w:fill="FFFFFF"/>
-          <w:lang w:val="en-US"/>
-        </w:rPr>
-        <w:t xml:space="preserve"> thistle. </w:t>
-      </w:r>
-      <w:proofErr w:type="spellStart"/>
+      <w:proofErr w:type="spellStart"/>
+      <w:r>
+        <w:rPr>
+          <w:rFonts w:ascii="Times New Roman" w:hAnsi="Times New Roman" w:cs="Times New Roman"/>
+          <w:sz w:val="24"/>
+          <w:szCs w:val="24"/>
+        </w:rPr>
+        <w:t>Wais</w:t>
+      </w:r>
+      <w:proofErr w:type="spellEnd"/>
+      <w:r>
+        <w:rPr>
+          <w:rFonts w:ascii="Times New Roman" w:hAnsi="Times New Roman" w:cs="Times New Roman"/>
+          <w:sz w:val="24"/>
+          <w:szCs w:val="24"/>
+        </w:rPr>
+        <w:t xml:space="preserve">, P. (2017). A review of Weibull functions in wind sector. </w:t>
+      </w:r>
       <w:r>
         <w:rPr>
           <w:rFonts w:ascii="Times New Roman" w:hAnsi="Times New Roman" w:cs="Times New Roman"/>
           <w:i/>
           <w:iCs/>
-          <w:color w:val="222222"/>
-          <w:sz w:val="24"/>
-          <w:szCs w:val="24"/>
-          <w:shd w:val="clear" w:color="auto" w:fill="FFFFFF"/>
-          <w:lang w:val="en-US"/>
-        </w:rPr>
-        <w:t>PLoS</w:t>
-      </w:r>
-      <w:proofErr w:type="spellEnd"/>
-      <w:r>
-        <w:rPr>
-          <w:rFonts w:ascii="Times New Roman" w:hAnsi="Times New Roman" w:cs="Times New Roman"/>
-          <w:color w:val="222222"/>
-          <w:sz w:val="24"/>
-          <w:szCs w:val="24"/>
-          <w:shd w:val="clear" w:color="auto" w:fill="FFFFFF"/>
-          <w:lang w:val="en-US"/>
-        </w:rPr>
-        <w:t xml:space="preserve"> </w:t>
-      </w:r>
-      <w:r>
-        <w:rPr>
-          <w:rFonts w:ascii="Times New Roman" w:hAnsi="Times New Roman" w:cs="Times New Roman"/>
-          <w:i/>
-          <w:iCs/>
-          <w:color w:val="222222"/>
-          <w:sz w:val="24"/>
-          <w:szCs w:val="24"/>
-          <w:shd w:val="clear" w:color="auto" w:fill="FFFFFF"/>
-          <w:lang w:val="en-US"/>
-        </w:rPr>
-        <w:t>One</w:t>
-      </w:r>
-      <w:r>
-        <w:rPr>
-          <w:rFonts w:ascii="Times New Roman" w:hAnsi="Times New Roman" w:cs="Times New Roman"/>
-          <w:color w:val="222222"/>
-          <w:sz w:val="24"/>
-          <w:szCs w:val="24"/>
-          <w:shd w:val="clear" w:color="auto" w:fill="FFFFFF"/>
-          <w:lang w:val="en-US"/>
-        </w:rPr>
-        <w:t>, 6(6), e21725.</w:t>
+          <w:sz w:val="24"/>
+          <w:szCs w:val="24"/>
+        </w:rPr>
+        <w:t>Renewable and Sustainable Energy Reviews</w:t>
+      </w:r>
+      <w:r>
+        <w:rPr>
+          <w:rFonts w:ascii="Times New Roman" w:hAnsi="Times New Roman" w:cs="Times New Roman"/>
+          <w:sz w:val="24"/>
+          <w:szCs w:val="24"/>
+        </w:rPr>
+        <w:t>, 70, 1099-1107.</w:t>
       </w:r>
     </w:p>
     <w:p>
@@ -18376,13 +18170,23 @@
           <w:szCs w:val="24"/>
         </w:rPr>
       </w:pPr>
-      <w:r>
-        <w:rPr>
-          <w:rFonts w:ascii="Times New Roman" w:hAnsi="Times New Roman" w:cs="Times New Roman"/>
-          <w:sz w:val="24"/>
-          <w:szCs w:val="24"/>
-        </w:rPr>
-        <w:t xml:space="preserve">Zhang, R., Post, E., &amp; Shea, K. (2012). Warming leads to divergent responses but similarly improved performance of two invasive thistles. </w:t>
+      <w:proofErr w:type="spellStart"/>
+      <w:r>
+        <w:rPr>
+          <w:rFonts w:ascii="Times New Roman" w:hAnsi="Times New Roman" w:cs="Times New Roman"/>
+          <w:sz w:val="24"/>
+          <w:szCs w:val="24"/>
+        </w:rPr>
+        <w:t>Wiernga</w:t>
+      </w:r>
+      <w:proofErr w:type="spellEnd"/>
+      <w:r>
+        <w:rPr>
+          <w:rFonts w:ascii="Times New Roman" w:hAnsi="Times New Roman" w:cs="Times New Roman"/>
+          <w:sz w:val="24"/>
+          <w:szCs w:val="24"/>
+        </w:rPr>
+        <w:t xml:space="preserve">, J. (1993). Representative roughness parameters for homogeneous terrain. </w:t>
       </w:r>
       <w:r>
         <w:rPr>
@@ -18392,20 +18196,20 @@
           <w:sz w:val="24"/>
           <w:szCs w:val="24"/>
         </w:rPr>
-        <w:t>Population ecology</w:t>
-      </w:r>
-      <w:r>
-        <w:rPr>
-          <w:rFonts w:ascii="Times New Roman" w:hAnsi="Times New Roman" w:cs="Times New Roman"/>
-          <w:sz w:val="24"/>
-          <w:szCs w:val="24"/>
-        </w:rPr>
-        <w:t>, 54(4), 583-589.</w:t>
+        <w:t>Boundary-Layer Meteorology</w:t>
+      </w:r>
+      <w:r>
+        <w:rPr>
+          <w:rFonts w:ascii="Times New Roman" w:hAnsi="Times New Roman" w:cs="Times New Roman"/>
+          <w:sz w:val="24"/>
+          <w:szCs w:val="24"/>
+        </w:rPr>
+        <w:t>, 63(4), 323-363.</w:t>
       </w:r>
     </w:p>
     <w:p>
       <w:pPr>
-        <w:spacing w:line="240" w:lineRule="auto"/>
+        <w:spacing w:line="22" w:lineRule="atLeast"/>
         <w:ind w:left="284" w:hanging="284"/>
         <w:jc w:val="both"/>
         <w:rPr>
@@ -18417,10 +18221,149 @@
       <w:r>
         <w:rPr>
           <w:rFonts w:ascii="Times New Roman" w:hAnsi="Times New Roman" w:cs="Times New Roman"/>
-          <w:sz w:val="24"/>
-          <w:szCs w:val="24"/>
-        </w:rPr>
-        <w:br w:type="page"/>
+          <w:color w:val="222222"/>
+          <w:sz w:val="24"/>
+          <w:szCs w:val="24"/>
+          <w:shd w:val="clear" w:color="auto" w:fill="FFFFFF"/>
+          <w:lang w:val="en-US"/>
+        </w:rPr>
+        <w:t xml:space="preserve">Zhang, R., </w:t>
+      </w:r>
+      <w:proofErr w:type="spellStart"/>
+      <w:r>
+        <w:rPr>
+          <w:rFonts w:ascii="Times New Roman" w:hAnsi="Times New Roman" w:cs="Times New Roman"/>
+          <w:color w:val="222222"/>
+          <w:sz w:val="24"/>
+          <w:szCs w:val="24"/>
+          <w:shd w:val="clear" w:color="auto" w:fill="FFFFFF"/>
+          <w:lang w:val="en-US"/>
+        </w:rPr>
+        <w:t>Jongejans</w:t>
+      </w:r>
+      <w:proofErr w:type="spellEnd"/>
+      <w:r>
+        <w:rPr>
+          <w:rFonts w:ascii="Times New Roman" w:hAnsi="Times New Roman" w:cs="Times New Roman"/>
+          <w:color w:val="222222"/>
+          <w:sz w:val="24"/>
+          <w:szCs w:val="24"/>
+          <w:shd w:val="clear" w:color="auto" w:fill="FFFFFF"/>
+          <w:lang w:val="en-US"/>
+        </w:rPr>
+        <w:t xml:space="preserve">, E., &amp; Shea, K. (2011). Warming increases the spread of </w:t>
+      </w:r>
+      <w:proofErr w:type="gramStart"/>
+      <w:r>
+        <w:rPr>
+          <w:rFonts w:ascii="Times New Roman" w:hAnsi="Times New Roman" w:cs="Times New Roman"/>
+          <w:color w:val="222222"/>
+          <w:sz w:val="24"/>
+          <w:szCs w:val="24"/>
+          <w:shd w:val="clear" w:color="auto" w:fill="FFFFFF"/>
+          <w:lang w:val="en-US"/>
+        </w:rPr>
+        <w:t>an invasive</w:t>
+      </w:r>
+      <w:proofErr w:type="gramEnd"/>
+      <w:r>
+        <w:rPr>
+          <w:rFonts w:ascii="Times New Roman" w:hAnsi="Times New Roman" w:cs="Times New Roman"/>
+          <w:color w:val="222222"/>
+          <w:sz w:val="24"/>
+          <w:szCs w:val="24"/>
+          <w:shd w:val="clear" w:color="auto" w:fill="FFFFFF"/>
+          <w:lang w:val="en-US"/>
+        </w:rPr>
+        <w:t xml:space="preserve"> thistle. </w:t>
+      </w:r>
+      <w:proofErr w:type="spellStart"/>
+      <w:r>
+        <w:rPr>
+          <w:rFonts w:ascii="Times New Roman" w:hAnsi="Times New Roman" w:cs="Times New Roman"/>
+          <w:i/>
+          <w:iCs/>
+          <w:color w:val="222222"/>
+          <w:sz w:val="24"/>
+          <w:szCs w:val="24"/>
+          <w:shd w:val="clear" w:color="auto" w:fill="FFFFFF"/>
+          <w:lang w:val="en-US"/>
+        </w:rPr>
+        <w:t>PLoS</w:t>
+      </w:r>
+      <w:proofErr w:type="spellEnd"/>
+      <w:r>
+        <w:rPr>
+          <w:rFonts w:ascii="Times New Roman" w:hAnsi="Times New Roman" w:cs="Times New Roman"/>
+          <w:color w:val="222222"/>
+          <w:sz w:val="24"/>
+          <w:szCs w:val="24"/>
+          <w:shd w:val="clear" w:color="auto" w:fill="FFFFFF"/>
+          <w:lang w:val="en-US"/>
+        </w:rPr>
+        <w:t xml:space="preserve"> </w:t>
+      </w:r>
+      <w:r>
+        <w:rPr>
+          <w:rFonts w:ascii="Times New Roman" w:hAnsi="Times New Roman" w:cs="Times New Roman"/>
+          <w:i/>
+          <w:iCs/>
+          <w:color w:val="222222"/>
+          <w:sz w:val="24"/>
+          <w:szCs w:val="24"/>
+          <w:shd w:val="clear" w:color="auto" w:fill="FFFFFF"/>
+          <w:lang w:val="en-US"/>
+        </w:rPr>
+        <w:t>One</w:t>
+      </w:r>
+      <w:r>
+        <w:rPr>
+          <w:rFonts w:ascii="Times New Roman" w:hAnsi="Times New Roman" w:cs="Times New Roman"/>
+          <w:color w:val="222222"/>
+          <w:sz w:val="24"/>
+          <w:szCs w:val="24"/>
+          <w:shd w:val="clear" w:color="auto" w:fill="FFFFFF"/>
+          <w:lang w:val="en-US"/>
+        </w:rPr>
+        <w:t>, 6(6), e21725.</w:t>
+      </w:r>
+    </w:p>
+    <w:p>
+      <w:pPr>
+        <w:spacing w:line="22" w:lineRule="atLeast"/>
+        <w:ind w:left="284" w:hanging="284"/>
+        <w:jc w:val="both"/>
+        <w:rPr>
+          <w:rFonts w:ascii="Times New Roman" w:hAnsi="Times New Roman" w:cs="Times New Roman"/>
+          <w:sz w:val="24"/>
+          <w:szCs w:val="24"/>
+        </w:rPr>
+      </w:pPr>
+      <w:r>
+        <w:rPr>
+          <w:rFonts w:ascii="Times New Roman" w:hAnsi="Times New Roman" w:cs="Times New Roman"/>
+          <w:sz w:val="24"/>
+          <w:szCs w:val="24"/>
+        </w:rPr>
+        <w:t xml:space="preserve">Zhang, R., Post, E., &amp; Shea, K. (2012). Warming leads to divergent responses but similarly improved performance of two invasive thistles. </w:t>
+      </w:r>
+      <w:r>
+        <w:rPr>
+          <w:rFonts w:ascii="Times New Roman" w:hAnsi="Times New Roman" w:cs="Times New Roman"/>
+          <w:i/>
+          <w:iCs/>
+          <w:sz w:val="24"/>
+          <w:szCs w:val="24"/>
+        </w:rPr>
+        <w:t>Population ecology</w:t>
+      </w:r>
+      <w:r>
+        <w:rPr>
+          <w:rFonts w:ascii="Times New Roman" w:hAnsi="Times New Roman" w:cs="Times New Roman"/>
+          <w:sz w:val="24"/>
+          <w:szCs w:val="24"/>
+        </w:rPr>
+        <w:t>, 54(4), 583-589.</w:t>
       </w:r>
     </w:p>
     <w:p>
@@ -18433,2605 +18376,7 @@
           <w:szCs w:val="24"/>
         </w:rPr>
       </w:pPr>
-      <w:r>
-        <w:rPr>
-          <w:rFonts w:ascii="Times New Roman" w:hAnsi="Times New Roman" w:cs="Times New Roman"/>
-          <w:b/>
-          <w:bCs/>
-          <w:sz w:val="24"/>
-          <w:szCs w:val="24"/>
-        </w:rPr>
-        <w:lastRenderedPageBreak/>
-        <w:t>Table 1</w:t>
-      </w:r>
-      <w:r>
-        <w:rPr>
-          <w:rFonts w:ascii="Times New Roman" w:hAnsi="Times New Roman" w:cs="Times New Roman"/>
-          <w:sz w:val="24"/>
-          <w:szCs w:val="24"/>
-        </w:rPr>
-        <w:t>.</w:t>
-      </w:r>
-      <w:r>
-        <w:rPr>
-          <w:rFonts w:ascii="Times New Roman" w:hAnsi="Times New Roman" w:cs="Times New Roman"/>
-          <w:sz w:val="24"/>
-          <w:szCs w:val="24"/>
-        </w:rPr>
-        <w:t xml:space="preserve"> </w:t>
-      </w:r>
-      <w:r>
-        <w:rPr>
-          <w:rFonts w:ascii="Times New Roman" w:hAnsi="Times New Roman" w:cs="Times New Roman"/>
-          <w:sz w:val="24"/>
-          <w:szCs w:val="24"/>
-        </w:rPr>
-        <w:t xml:space="preserve">Complete list of </w:t>
-      </w:r>
-      <w:r>
-        <w:rPr>
-          <w:rFonts w:ascii="Times New Roman" w:hAnsi="Times New Roman" w:cs="Times New Roman"/>
-          <w:sz w:val="24"/>
-          <w:szCs w:val="24"/>
-        </w:rPr>
-        <w:t>demography and dispersal model parameters for</w:t>
-      </w:r>
-      <w:r>
-        <w:rPr>
-          <w:rFonts w:ascii="Times New Roman" w:hAnsi="Times New Roman" w:cs="Times New Roman"/>
-          <w:sz w:val="24"/>
-          <w:szCs w:val="24"/>
-        </w:rPr>
-        <w:t xml:space="preserve"> both</w:t>
-      </w:r>
-      <w:r>
-        <w:rPr>
-          <w:rFonts w:ascii="Times New Roman" w:hAnsi="Times New Roman" w:cs="Times New Roman"/>
-          <w:sz w:val="24"/>
-          <w:szCs w:val="24"/>
-        </w:rPr>
-        <w:t xml:space="preserve"> </w:t>
-      </w:r>
-      <w:proofErr w:type="spellStart"/>
-      <w:r>
-        <w:rPr>
-          <w:rFonts w:ascii="Times New Roman" w:hAnsi="Times New Roman" w:cs="Times New Roman"/>
-          <w:sz w:val="24"/>
-          <w:szCs w:val="24"/>
-        </w:rPr>
-        <w:t>unwarmed</w:t>
-      </w:r>
-      <w:proofErr w:type="spellEnd"/>
-      <w:r>
-        <w:rPr>
-          <w:rFonts w:ascii="Times New Roman" w:hAnsi="Times New Roman" w:cs="Times New Roman"/>
-          <w:sz w:val="24"/>
-          <w:szCs w:val="24"/>
-        </w:rPr>
-        <w:t xml:space="preserve"> (NW) and warmed (W)</w:t>
-      </w:r>
-      <w:r>
-        <w:rPr>
-          <w:rFonts w:ascii="Times New Roman" w:hAnsi="Times New Roman" w:cs="Times New Roman"/>
-          <w:sz w:val="24"/>
-          <w:szCs w:val="24"/>
-        </w:rPr>
-        <w:t xml:space="preserve"> </w:t>
-      </w:r>
-      <w:r>
-        <w:rPr>
-          <w:rFonts w:ascii="Times New Roman" w:hAnsi="Times New Roman" w:cs="Times New Roman"/>
-          <w:i/>
-          <w:iCs/>
-          <w:sz w:val="24"/>
-          <w:szCs w:val="24"/>
-        </w:rPr>
-        <w:t xml:space="preserve">Carduus </w:t>
-      </w:r>
-      <w:r>
-        <w:rPr>
-          <w:rFonts w:ascii="Times New Roman" w:hAnsi="Times New Roman" w:cs="Times New Roman"/>
-          <w:sz w:val="24"/>
-          <w:szCs w:val="24"/>
-        </w:rPr>
-        <w:t>nutans</w:t>
-      </w:r>
-      <w:r>
-        <w:rPr>
-          <w:rFonts w:ascii="Times New Roman" w:hAnsi="Times New Roman" w:cs="Times New Roman"/>
-          <w:sz w:val="24"/>
-          <w:szCs w:val="24"/>
-        </w:rPr>
-        <w:t xml:space="preserve">. </w:t>
-      </w:r>
-      <w:r>
-        <w:rPr>
-          <w:rFonts w:ascii="Times New Roman" w:hAnsi="Times New Roman" w:cs="Times New Roman"/>
-          <w:sz w:val="24"/>
-          <w:szCs w:val="24"/>
-        </w:rPr>
-        <w:t>Sources</w:t>
-      </w:r>
-      <w:r>
-        <w:rPr>
-          <w:rFonts w:ascii="Times New Roman" w:hAnsi="Times New Roman" w:cs="Times New Roman"/>
-          <w:sz w:val="24"/>
-          <w:szCs w:val="24"/>
-        </w:rPr>
-        <w:t xml:space="preserve"> are </w:t>
-      </w:r>
-      <w:r>
-        <w:rPr>
-          <w:rFonts w:ascii="Times New Roman" w:hAnsi="Times New Roman" w:cs="Times New Roman"/>
-          <w:sz w:val="24"/>
-          <w:szCs w:val="24"/>
-        </w:rPr>
-        <w:t>provided</w:t>
-      </w:r>
-      <w:r>
-        <w:rPr>
-          <w:rFonts w:ascii="Times New Roman" w:hAnsi="Times New Roman" w:cs="Times New Roman"/>
-          <w:sz w:val="24"/>
-          <w:szCs w:val="24"/>
-        </w:rPr>
-        <w:t xml:space="preserve"> for </w:t>
-      </w:r>
-      <w:r>
-        <w:rPr>
-          <w:rFonts w:ascii="Times New Roman" w:hAnsi="Times New Roman" w:cs="Times New Roman"/>
-          <w:sz w:val="24"/>
-          <w:szCs w:val="24"/>
-        </w:rPr>
-        <w:t>parameters</w:t>
-      </w:r>
-      <w:r>
-        <w:rPr>
-          <w:rFonts w:ascii="Times New Roman" w:hAnsi="Times New Roman" w:cs="Times New Roman"/>
-          <w:sz w:val="24"/>
-          <w:szCs w:val="24"/>
-        </w:rPr>
-        <w:t xml:space="preserve"> that were not able to be </w:t>
-      </w:r>
-      <w:r>
-        <w:rPr>
-          <w:rFonts w:ascii="Times New Roman" w:hAnsi="Times New Roman" w:cs="Times New Roman"/>
-          <w:sz w:val="24"/>
-          <w:szCs w:val="24"/>
-        </w:rPr>
-        <w:t>empirically derived</w:t>
-      </w:r>
-      <w:r>
-        <w:rPr>
-          <w:rFonts w:ascii="Times New Roman" w:hAnsi="Times New Roman" w:cs="Times New Roman"/>
-          <w:sz w:val="24"/>
-          <w:szCs w:val="24"/>
-        </w:rPr>
-        <w:t xml:space="preserve"> from </w:t>
-      </w:r>
-      <w:r>
-        <w:rPr>
-          <w:rFonts w:ascii="Times New Roman" w:eastAsiaTheme="minorEastAsia" w:hAnsi="Times New Roman" w:cs="Times New Roman"/>
-          <w:sz w:val="24"/>
-          <w:szCs w:val="24"/>
-        </w:rPr>
-        <w:t>Drees and Shea (</w:t>
-      </w:r>
-      <w:r>
-        <w:rPr>
-          <w:rFonts w:ascii="Times New Roman" w:eastAsiaTheme="minorEastAsia" w:hAnsi="Times New Roman" w:cs="Times New Roman"/>
-          <w:i/>
-          <w:iCs/>
-          <w:sz w:val="24"/>
-          <w:szCs w:val="24"/>
-          <w:highlight w:val="yellow"/>
-        </w:rPr>
-        <w:t>in prep</w:t>
-      </w:r>
-      <w:r>
-        <w:rPr>
-          <w:rFonts w:ascii="Times New Roman" w:eastAsiaTheme="minorEastAsia" w:hAnsi="Times New Roman" w:cs="Times New Roman"/>
-          <w:sz w:val="24"/>
-          <w:szCs w:val="24"/>
-        </w:rPr>
-        <w:t>.)</w:t>
-      </w:r>
-      <w:r>
-        <w:rPr>
-          <w:rFonts w:ascii="Times New Roman" w:hAnsi="Times New Roman" w:cs="Times New Roman"/>
-          <w:sz w:val="24"/>
-          <w:szCs w:val="24"/>
-        </w:rPr>
-        <w:t>.</w:t>
-      </w:r>
     </w:p>
-    <w:p>
-      <w:pPr>
-        <w:spacing w:line="240" w:lineRule="auto"/>
-        <w:jc w:val="both"/>
-        <w:rPr>
-          <w:rFonts w:ascii="Times New Roman" w:hAnsi="Times New Roman" w:cs="Times New Roman"/>
-          <w:sz w:val="24"/>
-          <w:szCs w:val="24"/>
-        </w:rPr>
-      </w:pPr>
-    </w:p>
-    <w:tbl>
-      <w:tblPr>
-        <w:tblStyle w:val="TableGrid"/>
-        <w:tblW w:w="9356" w:type="dxa"/>
-        <w:tblInd w:w="-5" w:type="dxa"/>
-        <w:tblBorders>
-          <w:top w:val="none" w:sz="0" w:space="0" w:color="auto"/>
-          <w:left w:val="none" w:sz="0" w:space="0" w:color="auto"/>
-          <w:bottom w:val="none" w:sz="0" w:space="0" w:color="auto"/>
-          <w:right w:val="none" w:sz="0" w:space="0" w:color="auto"/>
-          <w:insideH w:val="none" w:sz="0" w:space="0" w:color="auto"/>
-          <w:insideV w:val="none" w:sz="0" w:space="0" w:color="auto"/>
-        </w:tblBorders>
-        <w:tblLook w:val="04A0" w:firstRow="1" w:lastRow="0" w:firstColumn="1" w:lastColumn="0" w:noHBand="0" w:noVBand="1"/>
-      </w:tblPr>
-      <w:tblGrid>
-        <w:gridCol w:w="5245"/>
-        <w:gridCol w:w="992"/>
-        <w:gridCol w:w="993"/>
-        <w:gridCol w:w="2126"/>
-      </w:tblGrid>
-      <w:tr>
-        <w:tc>
-          <w:tcPr>
-            <w:tcW w:w="5245" w:type="dxa"/>
-            <w:tcBorders>
-              <w:bottom w:val="single" w:sz="4" w:space="0" w:color="auto"/>
-            </w:tcBorders>
-          </w:tcPr>
-          <w:p>
-            <w:pPr>
-              <w:jc w:val="both"/>
-              <w:rPr>
-                <w:rFonts w:ascii="Times New Roman" w:hAnsi="Times New Roman" w:cs="Times New Roman"/>
-                <w:b/>
-                <w:bCs/>
-                <w:sz w:val="24"/>
-                <w:szCs w:val="24"/>
-              </w:rPr>
-            </w:pPr>
-            <w:r>
-              <w:rPr>
-                <w:rFonts w:ascii="Times New Roman" w:hAnsi="Times New Roman" w:cs="Times New Roman"/>
-                <w:b/>
-                <w:bCs/>
-                <w:sz w:val="24"/>
-                <w:szCs w:val="24"/>
-              </w:rPr>
-              <w:t>Parameter</w:t>
-            </w:r>
-          </w:p>
-        </w:tc>
-        <w:tc>
-          <w:tcPr>
-            <w:tcW w:w="992" w:type="dxa"/>
-            <w:tcBorders>
-              <w:bottom w:val="single" w:sz="4" w:space="0" w:color="auto"/>
-            </w:tcBorders>
-          </w:tcPr>
-          <w:p>
-            <w:pPr>
-              <w:jc w:val="center"/>
-              <w:rPr>
-                <w:rFonts w:ascii="Times New Roman" w:hAnsi="Times New Roman" w:cs="Times New Roman"/>
-                <w:b/>
-                <w:bCs/>
-                <w:sz w:val="24"/>
-                <w:szCs w:val="24"/>
-              </w:rPr>
-            </w:pPr>
-            <w:r>
-              <w:rPr>
-                <w:rFonts w:ascii="Times New Roman" w:hAnsi="Times New Roman" w:cs="Times New Roman"/>
-                <w:b/>
-                <w:bCs/>
-                <w:sz w:val="24"/>
-                <w:szCs w:val="24"/>
-              </w:rPr>
-              <w:t>NW</w:t>
-            </w:r>
-          </w:p>
-        </w:tc>
-        <w:tc>
-          <w:tcPr>
-            <w:tcW w:w="993" w:type="dxa"/>
-            <w:tcBorders>
-              <w:bottom w:val="single" w:sz="4" w:space="0" w:color="auto"/>
-            </w:tcBorders>
-          </w:tcPr>
-          <w:p>
-            <w:pPr>
-              <w:jc w:val="center"/>
-              <w:rPr>
-                <w:rFonts w:ascii="Times New Roman" w:hAnsi="Times New Roman" w:cs="Times New Roman"/>
-                <w:b/>
-                <w:bCs/>
-                <w:sz w:val="24"/>
-                <w:szCs w:val="24"/>
-              </w:rPr>
-            </w:pPr>
-            <w:r>
-              <w:rPr>
-                <w:rFonts w:ascii="Times New Roman" w:hAnsi="Times New Roman" w:cs="Times New Roman"/>
-                <w:b/>
-                <w:bCs/>
-                <w:sz w:val="24"/>
-                <w:szCs w:val="24"/>
-              </w:rPr>
-              <w:t>W</w:t>
-            </w:r>
-          </w:p>
-        </w:tc>
-        <w:tc>
-          <w:tcPr>
-            <w:tcW w:w="2126" w:type="dxa"/>
-            <w:tcBorders>
-              <w:bottom w:val="single" w:sz="4" w:space="0" w:color="auto"/>
-            </w:tcBorders>
-          </w:tcPr>
-          <w:p>
-            <w:pPr>
-              <w:jc w:val="both"/>
-              <w:rPr>
-                <w:rFonts w:ascii="Times New Roman" w:hAnsi="Times New Roman" w:cs="Times New Roman"/>
-                <w:b/>
-                <w:bCs/>
-                <w:sz w:val="24"/>
-                <w:szCs w:val="24"/>
-              </w:rPr>
-            </w:pPr>
-            <w:r>
-              <w:rPr>
-                <w:rFonts w:ascii="Times New Roman" w:hAnsi="Times New Roman" w:cs="Times New Roman"/>
-                <w:b/>
-                <w:bCs/>
-                <w:sz w:val="24"/>
-                <w:szCs w:val="24"/>
-              </w:rPr>
-              <w:t>Source</w:t>
-            </w:r>
-          </w:p>
-        </w:tc>
-      </w:tr>
-      <w:tr>
-        <w:trPr>
-          <w:trHeight w:val="397"/>
-        </w:trPr>
-        <w:tc>
-          <w:tcPr>
-            <w:tcW w:w="9356" w:type="dxa"/>
-            <w:gridSpan w:val="4"/>
-            <w:tcBorders>
-              <w:top w:val="single" w:sz="4" w:space="0" w:color="auto"/>
-              <w:bottom w:val="single" w:sz="4" w:space="0" w:color="auto"/>
-            </w:tcBorders>
-            <w:vAlign w:val="bottom"/>
-          </w:tcPr>
-          <w:p>
-            <w:pPr>
-              <w:rPr>
-                <w:rFonts w:ascii="Times New Roman" w:hAnsi="Times New Roman" w:cs="Times New Roman"/>
-                <w:b/>
-                <w:bCs/>
-                <w:i/>
-                <w:iCs/>
-              </w:rPr>
-            </w:pPr>
-            <w:r>
-              <w:rPr>
-                <w:rFonts w:ascii="Times New Roman" w:hAnsi="Times New Roman" w:cs="Times New Roman"/>
-                <w:b/>
-                <w:bCs/>
-                <w:i/>
-                <w:iCs/>
-              </w:rPr>
-              <w:t>Demographic parameters</w:t>
-            </w:r>
-          </w:p>
-        </w:tc>
-      </w:tr>
-      <w:tr>
-        <w:trPr>
-          <w:trHeight w:val="295"/>
-        </w:trPr>
-        <w:tc>
-          <w:tcPr>
-            <w:tcW w:w="5245" w:type="dxa"/>
-            <w:tcBorders>
-              <w:top w:val="single" w:sz="4" w:space="0" w:color="auto"/>
-            </w:tcBorders>
-          </w:tcPr>
-          <w:p>
-            <w:pPr>
-              <w:jc w:val="both"/>
-              <w:rPr>
-                <w:rFonts w:ascii="Times New Roman" w:hAnsi="Times New Roman" w:cs="Times New Roman"/>
-              </w:rPr>
-            </w:pPr>
-            <w:r>
-              <w:rPr>
-                <w:rFonts w:ascii="Times New Roman" w:hAnsi="Times New Roman" w:cs="Times New Roman"/>
-              </w:rPr>
-              <w:t>Seeds per flower head</w:t>
-            </w:r>
-          </w:p>
-        </w:tc>
-        <w:tc>
-          <w:tcPr>
-            <w:tcW w:w="992" w:type="dxa"/>
-            <w:tcBorders>
-              <w:top w:val="single" w:sz="4" w:space="0" w:color="auto"/>
-            </w:tcBorders>
-          </w:tcPr>
-          <w:p>
-            <w:pPr>
-              <w:jc w:val="center"/>
-              <w:rPr>
-                <w:rFonts w:ascii="Times New Roman" w:hAnsi="Times New Roman" w:cs="Times New Roman"/>
-              </w:rPr>
-            </w:pPr>
-            <w:r>
-              <w:rPr>
-                <w:rFonts w:ascii="Times New Roman" w:hAnsi="Times New Roman" w:cs="Times New Roman"/>
-              </w:rPr>
-              <w:t>160</w:t>
-            </w:r>
-          </w:p>
-        </w:tc>
-        <w:tc>
-          <w:tcPr>
-            <w:tcW w:w="993" w:type="dxa"/>
-            <w:tcBorders>
-              <w:top w:val="single" w:sz="4" w:space="0" w:color="auto"/>
-            </w:tcBorders>
-          </w:tcPr>
-          <w:p>
-            <w:pPr>
-              <w:jc w:val="center"/>
-              <w:rPr>
-                <w:rFonts w:ascii="Times New Roman" w:hAnsi="Times New Roman" w:cs="Times New Roman"/>
-              </w:rPr>
-            </w:pPr>
-            <w:r>
-              <w:rPr>
-                <w:rFonts w:ascii="Times New Roman" w:hAnsi="Times New Roman" w:cs="Times New Roman"/>
-              </w:rPr>
-              <w:t>160</w:t>
-            </w:r>
-          </w:p>
-        </w:tc>
-        <w:tc>
-          <w:tcPr>
-            <w:tcW w:w="2126" w:type="dxa"/>
-            <w:tcBorders>
-              <w:top w:val="single" w:sz="4" w:space="0" w:color="auto"/>
-            </w:tcBorders>
-          </w:tcPr>
-          <w:p>
-            <w:pPr>
-              <w:jc w:val="both"/>
-              <w:rPr>
-                <w:rFonts w:ascii="Times New Roman" w:hAnsi="Times New Roman" w:cs="Times New Roman"/>
-              </w:rPr>
-            </w:pPr>
-          </w:p>
-        </w:tc>
-      </w:tr>
-      <w:tr>
-        <w:trPr>
-          <w:trHeight w:val="295"/>
-        </w:trPr>
-        <w:tc>
-          <w:tcPr>
-            <w:tcW w:w="5245" w:type="dxa"/>
-          </w:tcPr>
-          <w:p>
-            <w:pPr>
-              <w:jc w:val="both"/>
-              <w:rPr>
-                <w:rFonts w:ascii="Times New Roman" w:hAnsi="Times New Roman" w:cs="Times New Roman"/>
-              </w:rPr>
-            </w:pPr>
-            <w:r>
-              <w:rPr>
-                <w:rFonts w:ascii="Times New Roman" w:hAnsi="Times New Roman" w:cs="Times New Roman"/>
-              </w:rPr>
-              <w:t>Probability of establishment from seed</w:t>
-            </w:r>
-            <w:r>
-              <w:rPr>
-                <w:rFonts w:ascii="Times New Roman" w:hAnsi="Times New Roman" w:cs="Times New Roman"/>
-              </w:rPr>
-              <w:t>*</w:t>
-            </w:r>
-          </w:p>
-        </w:tc>
-        <w:tc>
-          <w:tcPr>
-            <w:tcW w:w="992" w:type="dxa"/>
-          </w:tcPr>
-          <w:p>
-            <w:pPr>
-              <w:jc w:val="center"/>
-              <w:rPr>
-                <w:rFonts w:ascii="Times New Roman" w:hAnsi="Times New Roman" w:cs="Times New Roman"/>
-              </w:rPr>
-            </w:pPr>
-            <w:r>
-              <w:rPr>
-                <w:rFonts w:ascii="Times New Roman" w:hAnsi="Times New Roman" w:cs="Times New Roman"/>
-              </w:rPr>
-              <w:t>0.233</w:t>
-            </w:r>
-          </w:p>
-        </w:tc>
-        <w:tc>
-          <w:tcPr>
-            <w:tcW w:w="993" w:type="dxa"/>
-          </w:tcPr>
-          <w:p>
-            <w:pPr>
-              <w:jc w:val="center"/>
-              <w:rPr>
-                <w:rFonts w:ascii="Times New Roman" w:hAnsi="Times New Roman" w:cs="Times New Roman"/>
-              </w:rPr>
-            </w:pPr>
-            <w:r>
-              <w:rPr>
-                <w:rFonts w:ascii="Times New Roman" w:hAnsi="Times New Roman" w:cs="Times New Roman"/>
-              </w:rPr>
-              <w:t>0.302</w:t>
-            </w:r>
-          </w:p>
-        </w:tc>
-        <w:tc>
-          <w:tcPr>
-            <w:tcW w:w="2126" w:type="dxa"/>
-          </w:tcPr>
-          <w:p>
-            <w:pPr>
-              <w:jc w:val="both"/>
-              <w:rPr>
-                <w:rFonts w:ascii="Times New Roman" w:hAnsi="Times New Roman" w:cs="Times New Roman"/>
-              </w:rPr>
-            </w:pPr>
-            <w:r>
-              <w:rPr>
-                <w:rFonts w:ascii="Times New Roman" w:hAnsi="Times New Roman" w:cs="Times New Roman"/>
-              </w:rPr>
-              <w:t xml:space="preserve">Zhang </w:t>
-            </w:r>
-            <w:r>
-              <w:rPr>
-                <w:rFonts w:ascii="Times New Roman" w:hAnsi="Times New Roman" w:cs="Times New Roman"/>
-                <w:i/>
-                <w:iCs/>
-              </w:rPr>
-              <w:t>et al.</w:t>
-            </w:r>
-            <w:r>
-              <w:rPr>
-                <w:rFonts w:ascii="Times New Roman" w:hAnsi="Times New Roman" w:cs="Times New Roman"/>
-              </w:rPr>
-              <w:t xml:space="preserve"> (2011)</w:t>
-            </w:r>
-          </w:p>
-        </w:tc>
-      </w:tr>
-      <w:tr>
-        <w:trPr>
-          <w:trHeight w:val="295"/>
-        </w:trPr>
-        <w:tc>
-          <w:tcPr>
-            <w:tcW w:w="5245" w:type="dxa"/>
-          </w:tcPr>
-          <w:p>
-            <w:pPr>
-              <w:jc w:val="both"/>
-              <w:rPr>
-                <w:rFonts w:ascii="Times New Roman" w:hAnsi="Times New Roman" w:cs="Times New Roman"/>
-              </w:rPr>
-            </w:pPr>
-            <w:r>
-              <w:rPr>
-                <w:rFonts w:ascii="Times New Roman" w:hAnsi="Times New Roman" w:cs="Times New Roman"/>
-              </w:rPr>
-              <w:t>Probability of seed entering seed bank</w:t>
-            </w:r>
-          </w:p>
-        </w:tc>
-        <w:tc>
-          <w:tcPr>
-            <w:tcW w:w="992" w:type="dxa"/>
-          </w:tcPr>
-          <w:p>
-            <w:pPr>
-              <w:jc w:val="center"/>
-              <w:rPr>
-                <w:rFonts w:ascii="Times New Roman" w:hAnsi="Times New Roman" w:cs="Times New Roman"/>
-              </w:rPr>
-            </w:pPr>
-            <w:r>
-              <w:rPr>
-                <w:rFonts w:ascii="Times New Roman" w:hAnsi="Times New Roman" w:cs="Times New Roman"/>
-              </w:rPr>
-              <w:t>0.233</w:t>
-            </w:r>
-          </w:p>
-        </w:tc>
-        <w:tc>
-          <w:tcPr>
-            <w:tcW w:w="993" w:type="dxa"/>
-          </w:tcPr>
-          <w:p>
-            <w:pPr>
-              <w:jc w:val="center"/>
-              <w:rPr>
-                <w:rFonts w:ascii="Times New Roman" w:hAnsi="Times New Roman" w:cs="Times New Roman"/>
-              </w:rPr>
-            </w:pPr>
-            <w:r>
-              <w:rPr>
-                <w:rFonts w:ascii="Times New Roman" w:hAnsi="Times New Roman" w:cs="Times New Roman"/>
-              </w:rPr>
-              <w:t>0.233</w:t>
-            </w:r>
-          </w:p>
-        </w:tc>
-        <w:tc>
-          <w:tcPr>
-            <w:tcW w:w="2126" w:type="dxa"/>
-          </w:tcPr>
-          <w:p>
-            <w:pPr>
-              <w:jc w:val="both"/>
-              <w:rPr>
-                <w:rFonts w:ascii="Times New Roman" w:hAnsi="Times New Roman" w:cs="Times New Roman"/>
-              </w:rPr>
-            </w:pPr>
-            <w:r>
-              <w:rPr>
-                <w:rFonts w:ascii="Times New Roman" w:hAnsi="Times New Roman" w:cs="Times New Roman"/>
-              </w:rPr>
-              <w:t xml:space="preserve">Zhang </w:t>
-            </w:r>
-            <w:r>
-              <w:rPr>
-                <w:rFonts w:ascii="Times New Roman" w:hAnsi="Times New Roman" w:cs="Times New Roman"/>
-                <w:i/>
-                <w:iCs/>
-              </w:rPr>
-              <w:t>et al.</w:t>
-            </w:r>
-            <w:r>
-              <w:rPr>
-                <w:rFonts w:ascii="Times New Roman" w:hAnsi="Times New Roman" w:cs="Times New Roman"/>
-              </w:rPr>
-              <w:t xml:space="preserve"> (2011)</w:t>
-            </w:r>
-          </w:p>
-        </w:tc>
-      </w:tr>
-      <w:tr>
-        <w:trPr>
-          <w:trHeight w:val="295"/>
-        </w:trPr>
-        <w:tc>
-          <w:tcPr>
-            <w:tcW w:w="5245" w:type="dxa"/>
-          </w:tcPr>
-          <w:p>
-            <w:pPr>
-              <w:jc w:val="both"/>
-              <w:rPr>
-                <w:rFonts w:ascii="Times New Roman" w:hAnsi="Times New Roman" w:cs="Times New Roman"/>
-              </w:rPr>
-            </w:pPr>
-            <w:r>
-              <w:rPr>
-                <w:rFonts w:ascii="Times New Roman" w:hAnsi="Times New Roman" w:cs="Times New Roman"/>
-              </w:rPr>
-              <w:t>Probability of seed establishing from seed bank</w:t>
-            </w:r>
-            <w:r>
-              <w:rPr>
-                <w:rFonts w:ascii="Times New Roman" w:hAnsi="Times New Roman" w:cs="Times New Roman"/>
-              </w:rPr>
-              <w:t>*</w:t>
-            </w:r>
-          </w:p>
-        </w:tc>
-        <w:tc>
-          <w:tcPr>
-            <w:tcW w:w="992" w:type="dxa"/>
-          </w:tcPr>
-          <w:p>
-            <w:pPr>
-              <w:jc w:val="center"/>
-              <w:rPr>
-                <w:rFonts w:ascii="Times New Roman" w:hAnsi="Times New Roman" w:cs="Times New Roman"/>
-              </w:rPr>
-            </w:pPr>
-            <w:r>
-              <w:rPr>
-                <w:rFonts w:ascii="Times New Roman" w:hAnsi="Times New Roman" w:cs="Times New Roman"/>
-              </w:rPr>
-              <w:t>0.233</w:t>
-            </w:r>
-          </w:p>
-        </w:tc>
-        <w:tc>
-          <w:tcPr>
-            <w:tcW w:w="993" w:type="dxa"/>
-          </w:tcPr>
-          <w:p>
-            <w:pPr>
-              <w:jc w:val="center"/>
-              <w:rPr>
-                <w:rFonts w:ascii="Times New Roman" w:hAnsi="Times New Roman" w:cs="Times New Roman"/>
-              </w:rPr>
-            </w:pPr>
-            <w:r>
-              <w:rPr>
-                <w:rFonts w:ascii="Times New Roman" w:hAnsi="Times New Roman" w:cs="Times New Roman"/>
-              </w:rPr>
-              <w:t>0.302</w:t>
-            </w:r>
-          </w:p>
-        </w:tc>
-        <w:tc>
-          <w:tcPr>
-            <w:tcW w:w="2126" w:type="dxa"/>
-          </w:tcPr>
-          <w:p>
-            <w:pPr>
-              <w:jc w:val="both"/>
-              <w:rPr>
-                <w:rFonts w:ascii="Times New Roman" w:hAnsi="Times New Roman" w:cs="Times New Roman"/>
-              </w:rPr>
-            </w:pPr>
-            <w:r>
-              <w:rPr>
-                <w:rFonts w:ascii="Times New Roman" w:hAnsi="Times New Roman" w:cs="Times New Roman"/>
-              </w:rPr>
-              <w:t xml:space="preserve">Zhang </w:t>
-            </w:r>
-            <w:r>
-              <w:rPr>
-                <w:rFonts w:ascii="Times New Roman" w:hAnsi="Times New Roman" w:cs="Times New Roman"/>
-                <w:i/>
-                <w:iCs/>
-              </w:rPr>
-              <w:t>et al.</w:t>
-            </w:r>
-            <w:r>
-              <w:rPr>
-                <w:rFonts w:ascii="Times New Roman" w:hAnsi="Times New Roman" w:cs="Times New Roman"/>
-              </w:rPr>
-              <w:t xml:space="preserve"> (2011)</w:t>
-            </w:r>
-          </w:p>
-        </w:tc>
-      </w:tr>
-      <w:tr>
-        <w:trPr>
-          <w:trHeight w:val="295"/>
-        </w:trPr>
-        <w:tc>
-          <w:tcPr>
-            <w:tcW w:w="5245" w:type="dxa"/>
-          </w:tcPr>
-          <w:p>
-            <w:pPr>
-              <w:jc w:val="both"/>
-              <w:rPr>
-                <w:rFonts w:ascii="Times New Roman" w:hAnsi="Times New Roman" w:cs="Times New Roman"/>
-              </w:rPr>
-            </w:pPr>
-            <w:r>
-              <w:rPr>
-                <w:rFonts w:ascii="Times New Roman" w:hAnsi="Times New Roman" w:cs="Times New Roman"/>
-              </w:rPr>
-              <w:t>Probability of seed survival in seed bank</w:t>
-            </w:r>
-          </w:p>
-        </w:tc>
-        <w:tc>
-          <w:tcPr>
-            <w:tcW w:w="992" w:type="dxa"/>
-          </w:tcPr>
-          <w:p>
-            <w:pPr>
-              <w:jc w:val="center"/>
-              <w:rPr>
-                <w:rFonts w:ascii="Times New Roman" w:hAnsi="Times New Roman" w:cs="Times New Roman"/>
-              </w:rPr>
-            </w:pPr>
-            <w:r>
-              <w:rPr>
-                <w:rFonts w:ascii="Times New Roman" w:hAnsi="Times New Roman" w:cs="Times New Roman"/>
-              </w:rPr>
-              <w:t>0.260</w:t>
-            </w:r>
-          </w:p>
-        </w:tc>
-        <w:tc>
-          <w:tcPr>
-            <w:tcW w:w="993" w:type="dxa"/>
-          </w:tcPr>
-          <w:p>
-            <w:pPr>
-              <w:jc w:val="center"/>
-              <w:rPr>
-                <w:rFonts w:ascii="Times New Roman" w:hAnsi="Times New Roman" w:cs="Times New Roman"/>
-              </w:rPr>
-            </w:pPr>
-            <w:r>
-              <w:rPr>
-                <w:rFonts w:ascii="Times New Roman" w:hAnsi="Times New Roman" w:cs="Times New Roman"/>
-              </w:rPr>
-              <w:t>0.260</w:t>
-            </w:r>
-          </w:p>
-        </w:tc>
-        <w:tc>
-          <w:tcPr>
-            <w:tcW w:w="2126" w:type="dxa"/>
-          </w:tcPr>
-          <w:p>
-            <w:pPr>
-              <w:jc w:val="both"/>
-              <w:rPr>
-                <w:rFonts w:ascii="Times New Roman" w:hAnsi="Times New Roman" w:cs="Times New Roman"/>
-              </w:rPr>
-            </w:pPr>
-            <w:r>
-              <w:rPr>
-                <w:rFonts w:ascii="Times New Roman" w:hAnsi="Times New Roman" w:cs="Times New Roman"/>
-              </w:rPr>
-              <w:t xml:space="preserve">Zhang </w:t>
-            </w:r>
-            <w:r>
-              <w:rPr>
-                <w:rFonts w:ascii="Times New Roman" w:hAnsi="Times New Roman" w:cs="Times New Roman"/>
-                <w:i/>
-                <w:iCs/>
-              </w:rPr>
-              <w:t>et al.</w:t>
-            </w:r>
-            <w:r>
-              <w:rPr>
-                <w:rFonts w:ascii="Times New Roman" w:hAnsi="Times New Roman" w:cs="Times New Roman"/>
-              </w:rPr>
-              <w:t xml:space="preserve"> (2011)</w:t>
-            </w:r>
-          </w:p>
-        </w:tc>
-      </w:tr>
-      <w:tr>
-        <w:trPr>
-          <w:trHeight w:val="295"/>
-        </w:trPr>
-        <w:tc>
-          <w:tcPr>
-            <w:tcW w:w="5245" w:type="dxa"/>
-          </w:tcPr>
-          <w:p>
-            <w:pPr>
-              <w:jc w:val="both"/>
-              <w:rPr>
-                <w:rFonts w:ascii="Times New Roman" w:hAnsi="Times New Roman" w:cs="Times New Roman"/>
-              </w:rPr>
-            </w:pPr>
-            <w:r>
-              <w:rPr>
-                <w:rFonts w:ascii="Times New Roman" w:hAnsi="Times New Roman" w:cs="Times New Roman"/>
-              </w:rPr>
-              <w:t xml:space="preserve">Probability of seed escaping </w:t>
-            </w:r>
-            <w:proofErr w:type="spellStart"/>
-            <w:r>
-              <w:rPr>
-                <w:rFonts w:ascii="Times New Roman" w:hAnsi="Times New Roman" w:cs="Times New Roman"/>
-              </w:rPr>
-              <w:t>florivory</w:t>
-            </w:r>
-            <w:proofErr w:type="spellEnd"/>
-          </w:p>
-        </w:tc>
-        <w:tc>
-          <w:tcPr>
-            <w:tcW w:w="992" w:type="dxa"/>
-          </w:tcPr>
-          <w:p>
-            <w:pPr>
-              <w:jc w:val="center"/>
-              <w:rPr>
-                <w:rFonts w:ascii="Times New Roman" w:hAnsi="Times New Roman" w:cs="Times New Roman"/>
-              </w:rPr>
-            </w:pPr>
-            <w:r>
-              <w:rPr>
-                <w:rFonts w:ascii="Times New Roman" w:hAnsi="Times New Roman" w:cs="Times New Roman"/>
-              </w:rPr>
-              <w:t>0.850</w:t>
-            </w:r>
-          </w:p>
-        </w:tc>
-        <w:tc>
-          <w:tcPr>
-            <w:tcW w:w="993" w:type="dxa"/>
-          </w:tcPr>
-          <w:p>
-            <w:pPr>
-              <w:jc w:val="center"/>
-              <w:rPr>
-                <w:rFonts w:ascii="Times New Roman" w:hAnsi="Times New Roman" w:cs="Times New Roman"/>
-              </w:rPr>
-            </w:pPr>
-            <w:r>
-              <w:rPr>
-                <w:rFonts w:ascii="Times New Roman" w:hAnsi="Times New Roman" w:cs="Times New Roman"/>
-              </w:rPr>
-              <w:t>0.850</w:t>
-            </w:r>
-          </w:p>
-        </w:tc>
-        <w:tc>
-          <w:tcPr>
-            <w:tcW w:w="2126" w:type="dxa"/>
-          </w:tcPr>
-          <w:p>
-            <w:pPr>
-              <w:jc w:val="both"/>
-              <w:rPr>
-                <w:rFonts w:ascii="Times New Roman" w:hAnsi="Times New Roman" w:cs="Times New Roman"/>
-              </w:rPr>
-            </w:pPr>
-            <w:r>
-              <w:rPr>
-                <w:rFonts w:ascii="Times New Roman" w:hAnsi="Times New Roman" w:cs="Times New Roman"/>
-              </w:rPr>
-              <w:t xml:space="preserve">Zhang </w:t>
-            </w:r>
-            <w:r>
-              <w:rPr>
-                <w:rFonts w:ascii="Times New Roman" w:hAnsi="Times New Roman" w:cs="Times New Roman"/>
-                <w:i/>
-                <w:iCs/>
-              </w:rPr>
-              <w:t>et al.</w:t>
-            </w:r>
-            <w:r>
-              <w:rPr>
-                <w:rFonts w:ascii="Times New Roman" w:hAnsi="Times New Roman" w:cs="Times New Roman"/>
-              </w:rPr>
-              <w:t xml:space="preserve"> (2011)</w:t>
-            </w:r>
-          </w:p>
-        </w:tc>
-      </w:tr>
-      <w:tr>
-        <w:trPr>
-          <w:trHeight w:val="295"/>
-        </w:trPr>
-        <w:tc>
-          <w:tcPr>
-            <w:tcW w:w="5245" w:type="dxa"/>
-          </w:tcPr>
-          <w:p>
-            <w:pPr>
-              <w:jc w:val="both"/>
-              <w:rPr>
-                <w:rFonts w:ascii="Times New Roman" w:hAnsi="Times New Roman" w:cs="Times New Roman"/>
-              </w:rPr>
-            </w:pPr>
-            <w:r>
-              <w:rPr>
-                <w:rFonts w:ascii="Times New Roman" w:hAnsi="Times New Roman" w:cs="Times New Roman"/>
-              </w:rPr>
-              <w:t>Mean rosette size upon establishment (cm)</w:t>
-            </w:r>
-            <w:r>
-              <w:rPr>
-                <w:rFonts w:ascii="Times New Roman" w:hAnsi="Times New Roman" w:cs="Times New Roman"/>
-              </w:rPr>
-              <w:t>*</w:t>
-            </w:r>
-          </w:p>
-        </w:tc>
-        <w:tc>
-          <w:tcPr>
-            <w:tcW w:w="992" w:type="dxa"/>
-          </w:tcPr>
-          <w:p>
-            <w:pPr>
-              <w:jc w:val="center"/>
-              <w:rPr>
-                <w:rFonts w:ascii="Times New Roman" w:hAnsi="Times New Roman" w:cs="Times New Roman"/>
-              </w:rPr>
-            </w:pPr>
-            <w:r>
-              <w:rPr>
-                <w:rFonts w:ascii="Times New Roman" w:hAnsi="Times New Roman" w:cs="Times New Roman"/>
-              </w:rPr>
-              <w:t>XXX</w:t>
-            </w:r>
-          </w:p>
-        </w:tc>
-        <w:tc>
-          <w:tcPr>
-            <w:tcW w:w="993" w:type="dxa"/>
-          </w:tcPr>
-          <w:p>
-            <w:pPr>
-              <w:jc w:val="center"/>
-              <w:rPr>
-                <w:rFonts w:ascii="Times New Roman" w:hAnsi="Times New Roman" w:cs="Times New Roman"/>
-              </w:rPr>
-            </w:pPr>
-            <w:r>
-              <w:rPr>
-                <w:rFonts w:ascii="Times New Roman" w:hAnsi="Times New Roman" w:cs="Times New Roman"/>
-              </w:rPr>
-              <w:t>XXX</w:t>
-            </w:r>
-          </w:p>
-        </w:tc>
-        <w:tc>
-          <w:tcPr>
-            <w:tcW w:w="2126" w:type="dxa"/>
-          </w:tcPr>
-          <w:p>
-            <w:pPr>
-              <w:jc w:val="both"/>
-              <w:rPr>
-                <w:rFonts w:ascii="Times New Roman" w:hAnsi="Times New Roman" w:cs="Times New Roman"/>
-              </w:rPr>
-            </w:pPr>
-          </w:p>
-        </w:tc>
-      </w:tr>
-      <w:tr>
-        <w:trPr>
-          <w:trHeight w:val="295"/>
-        </w:trPr>
-        <w:tc>
-          <w:tcPr>
-            <w:tcW w:w="5245" w:type="dxa"/>
-          </w:tcPr>
-          <w:p>
-            <w:pPr>
-              <w:jc w:val="both"/>
-              <w:rPr>
-                <w:rFonts w:ascii="Times New Roman" w:hAnsi="Times New Roman" w:cs="Times New Roman"/>
-              </w:rPr>
-            </w:pPr>
-            <w:r>
-              <w:rPr>
-                <w:rFonts w:ascii="Times New Roman" w:hAnsi="Times New Roman" w:cs="Times New Roman"/>
-              </w:rPr>
-              <w:t>SD rosette size upon establishment (cm)</w:t>
-            </w:r>
-            <w:r>
-              <w:rPr>
-                <w:rFonts w:ascii="Times New Roman" w:hAnsi="Times New Roman" w:cs="Times New Roman"/>
-              </w:rPr>
-              <w:t>*</w:t>
-            </w:r>
-          </w:p>
-        </w:tc>
-        <w:tc>
-          <w:tcPr>
-            <w:tcW w:w="992" w:type="dxa"/>
-          </w:tcPr>
-          <w:p>
-            <w:pPr>
-              <w:jc w:val="center"/>
-              <w:rPr>
-                <w:rFonts w:ascii="Times New Roman" w:hAnsi="Times New Roman" w:cs="Times New Roman"/>
-              </w:rPr>
-            </w:pPr>
-            <w:r>
-              <w:rPr>
-                <w:rFonts w:ascii="Times New Roman" w:hAnsi="Times New Roman" w:cs="Times New Roman"/>
-              </w:rPr>
-              <w:t>XXX</w:t>
-            </w:r>
-          </w:p>
-        </w:tc>
-        <w:tc>
-          <w:tcPr>
-            <w:tcW w:w="993" w:type="dxa"/>
-          </w:tcPr>
-          <w:p>
-            <w:pPr>
-              <w:jc w:val="center"/>
-              <w:rPr>
-                <w:rFonts w:ascii="Times New Roman" w:hAnsi="Times New Roman" w:cs="Times New Roman"/>
-              </w:rPr>
-            </w:pPr>
-            <w:r>
-              <w:rPr>
-                <w:rFonts w:ascii="Times New Roman" w:hAnsi="Times New Roman" w:cs="Times New Roman"/>
-              </w:rPr>
-              <w:t>XXX</w:t>
-            </w:r>
-          </w:p>
-        </w:tc>
-        <w:tc>
-          <w:tcPr>
-            <w:tcW w:w="2126" w:type="dxa"/>
-          </w:tcPr>
-          <w:p>
-            <w:pPr>
-              <w:jc w:val="both"/>
-              <w:rPr>
-                <w:rFonts w:ascii="Times New Roman" w:hAnsi="Times New Roman" w:cs="Times New Roman"/>
-              </w:rPr>
-            </w:pPr>
-          </w:p>
-        </w:tc>
-      </w:tr>
-      <w:tr>
-        <w:trPr>
-          <w:trHeight w:val="295"/>
-        </w:trPr>
-        <w:tc>
-          <w:tcPr>
-            <w:tcW w:w="5245" w:type="dxa"/>
-          </w:tcPr>
-          <w:p>
-            <w:pPr>
-              <w:jc w:val="both"/>
-              <w:rPr>
-                <w:rFonts w:ascii="Times New Roman" w:hAnsi="Times New Roman" w:cs="Times New Roman"/>
-              </w:rPr>
-            </w:pPr>
-            <w:r>
-              <w:rPr>
-                <w:rFonts w:ascii="Times New Roman" w:hAnsi="Times New Roman" w:cs="Times New Roman"/>
-              </w:rPr>
-              <w:t>Rosette survival probability</w:t>
-            </w:r>
-            <w:r>
-              <w:rPr>
-                <w:rFonts w:ascii="Times New Roman" w:hAnsi="Times New Roman" w:cs="Times New Roman"/>
-              </w:rPr>
-              <w:t xml:space="preserve"> after establishment*</w:t>
-            </w:r>
-          </w:p>
-        </w:tc>
-        <w:tc>
-          <w:tcPr>
-            <w:tcW w:w="992" w:type="dxa"/>
-          </w:tcPr>
-          <w:p>
-            <w:pPr>
-              <w:jc w:val="center"/>
-              <w:rPr>
-                <w:rFonts w:ascii="Times New Roman" w:hAnsi="Times New Roman" w:cs="Times New Roman"/>
-              </w:rPr>
-            </w:pPr>
-            <w:r>
-              <w:rPr>
-                <w:rFonts w:ascii="Times New Roman" w:hAnsi="Times New Roman" w:cs="Times New Roman"/>
-              </w:rPr>
-              <w:t>XXX</w:t>
-            </w:r>
-          </w:p>
-        </w:tc>
-        <w:tc>
-          <w:tcPr>
-            <w:tcW w:w="993" w:type="dxa"/>
-          </w:tcPr>
-          <w:p>
-            <w:pPr>
-              <w:jc w:val="center"/>
-              <w:rPr>
-                <w:rFonts w:ascii="Times New Roman" w:hAnsi="Times New Roman" w:cs="Times New Roman"/>
-              </w:rPr>
-            </w:pPr>
-            <w:r>
-              <w:rPr>
-                <w:rFonts w:ascii="Times New Roman" w:hAnsi="Times New Roman" w:cs="Times New Roman"/>
-              </w:rPr>
-              <w:t>XXX</w:t>
-            </w:r>
-          </w:p>
-        </w:tc>
-        <w:tc>
-          <w:tcPr>
-            <w:tcW w:w="2126" w:type="dxa"/>
-          </w:tcPr>
-          <w:p>
-            <w:pPr>
-              <w:jc w:val="both"/>
-              <w:rPr>
-                <w:rFonts w:ascii="Times New Roman" w:hAnsi="Times New Roman" w:cs="Times New Roman"/>
-              </w:rPr>
-            </w:pPr>
-          </w:p>
-        </w:tc>
-      </w:tr>
-      <w:tr>
-        <w:trPr>
-          <w:trHeight w:val="295"/>
-        </w:trPr>
-        <w:tc>
-          <w:tcPr>
-            <w:tcW w:w="5245" w:type="dxa"/>
-          </w:tcPr>
-          <w:p>
-            <w:pPr>
-              <w:jc w:val="both"/>
-              <w:rPr>
-                <w:rFonts w:ascii="Times New Roman" w:hAnsi="Times New Roman" w:cs="Times New Roman"/>
-              </w:rPr>
-            </w:pPr>
-            <w:r>
-              <w:rPr>
-                <w:rFonts w:ascii="Times New Roman" w:hAnsi="Times New Roman" w:cs="Times New Roman"/>
-              </w:rPr>
-              <w:t xml:space="preserve">Rosette </w:t>
-            </w:r>
-            <w:r>
-              <w:rPr>
-                <w:rFonts w:ascii="Times New Roman" w:hAnsi="Times New Roman" w:cs="Times New Roman"/>
-              </w:rPr>
-              <w:t xml:space="preserve">bolting and </w:t>
-            </w:r>
-            <w:r>
-              <w:rPr>
-                <w:rFonts w:ascii="Times New Roman" w:hAnsi="Times New Roman" w:cs="Times New Roman"/>
-              </w:rPr>
-              <w:t>flowering probability</w:t>
-            </w:r>
-            <w:r>
-              <w:rPr>
-                <w:rFonts w:ascii="Times New Roman" w:hAnsi="Times New Roman" w:cs="Times New Roman"/>
-              </w:rPr>
-              <w:t>*</w:t>
-            </w:r>
-          </w:p>
-        </w:tc>
-        <w:tc>
-          <w:tcPr>
-            <w:tcW w:w="992" w:type="dxa"/>
-          </w:tcPr>
-          <w:p>
-            <w:pPr>
-              <w:jc w:val="center"/>
-              <w:rPr>
-                <w:rFonts w:ascii="Times New Roman" w:hAnsi="Times New Roman" w:cs="Times New Roman"/>
-              </w:rPr>
-            </w:pPr>
-            <w:r>
-              <w:rPr>
-                <w:rFonts w:ascii="Times New Roman" w:hAnsi="Times New Roman" w:cs="Times New Roman"/>
-              </w:rPr>
-              <w:t>XXX</w:t>
-            </w:r>
-          </w:p>
-        </w:tc>
-        <w:tc>
-          <w:tcPr>
-            <w:tcW w:w="993" w:type="dxa"/>
-          </w:tcPr>
-          <w:p>
-            <w:pPr>
-              <w:jc w:val="center"/>
-              <w:rPr>
-                <w:rFonts w:ascii="Times New Roman" w:hAnsi="Times New Roman" w:cs="Times New Roman"/>
-              </w:rPr>
-            </w:pPr>
-            <w:r>
-              <w:rPr>
-                <w:rFonts w:ascii="Times New Roman" w:hAnsi="Times New Roman" w:cs="Times New Roman"/>
-              </w:rPr>
-              <w:t>XXX</w:t>
-            </w:r>
-          </w:p>
-        </w:tc>
-        <w:tc>
-          <w:tcPr>
-            <w:tcW w:w="2126" w:type="dxa"/>
-          </w:tcPr>
-          <w:p>
-            <w:pPr>
-              <w:jc w:val="both"/>
-              <w:rPr>
-                <w:rFonts w:ascii="Times New Roman" w:hAnsi="Times New Roman" w:cs="Times New Roman"/>
-              </w:rPr>
-            </w:pPr>
-          </w:p>
-        </w:tc>
-      </w:tr>
-      <w:tr>
-        <w:trPr>
-          <w:trHeight w:val="295"/>
-        </w:trPr>
-        <w:tc>
-          <w:tcPr>
-            <w:tcW w:w="5245" w:type="dxa"/>
-          </w:tcPr>
-          <w:p>
-            <w:pPr>
-              <w:jc w:val="both"/>
-              <w:rPr>
-                <w:rFonts w:ascii="Times New Roman" w:hAnsi="Times New Roman" w:cs="Times New Roman"/>
-              </w:rPr>
-            </w:pPr>
-            <w:r>
-              <w:rPr>
-                <w:rFonts w:ascii="Times New Roman" w:hAnsi="Times New Roman" w:cs="Times New Roman"/>
-              </w:rPr>
-              <w:t xml:space="preserve">Intercept </w:t>
-            </w:r>
-            <w:r>
-              <w:rPr>
-                <w:rFonts w:ascii="Times New Roman" w:hAnsi="Times New Roman" w:cs="Times New Roman"/>
-              </w:rPr>
-              <w:t>number of flower heads*</w:t>
-            </w:r>
-          </w:p>
-        </w:tc>
-        <w:tc>
-          <w:tcPr>
-            <w:tcW w:w="992" w:type="dxa"/>
-          </w:tcPr>
-          <w:p>
-            <w:pPr>
-              <w:jc w:val="center"/>
-              <w:rPr>
-                <w:rFonts w:ascii="Times New Roman" w:hAnsi="Times New Roman" w:cs="Times New Roman"/>
-              </w:rPr>
-            </w:pPr>
-            <w:r>
-              <w:rPr>
-                <w:rFonts w:ascii="Times New Roman" w:hAnsi="Times New Roman" w:cs="Times New Roman"/>
-              </w:rPr>
-              <w:t>XXX</w:t>
-            </w:r>
-          </w:p>
-        </w:tc>
-        <w:tc>
-          <w:tcPr>
-            <w:tcW w:w="993" w:type="dxa"/>
-          </w:tcPr>
-          <w:p>
-            <w:pPr>
-              <w:jc w:val="center"/>
-              <w:rPr>
-                <w:rFonts w:ascii="Times New Roman" w:hAnsi="Times New Roman" w:cs="Times New Roman"/>
-              </w:rPr>
-            </w:pPr>
-            <w:r>
-              <w:rPr>
-                <w:rFonts w:ascii="Times New Roman" w:hAnsi="Times New Roman" w:cs="Times New Roman"/>
-              </w:rPr>
-              <w:t>XXX</w:t>
-            </w:r>
-          </w:p>
-        </w:tc>
-        <w:tc>
-          <w:tcPr>
-            <w:tcW w:w="2126" w:type="dxa"/>
-          </w:tcPr>
-          <w:p>
-            <w:pPr>
-              <w:jc w:val="both"/>
-              <w:rPr>
-                <w:rFonts w:ascii="Times New Roman" w:hAnsi="Times New Roman" w:cs="Times New Roman"/>
-              </w:rPr>
-            </w:pPr>
-          </w:p>
-        </w:tc>
-      </w:tr>
-      <w:tr>
-        <w:trPr>
-          <w:trHeight w:val="295"/>
-        </w:trPr>
-        <w:tc>
-          <w:tcPr>
-            <w:tcW w:w="5245" w:type="dxa"/>
-          </w:tcPr>
-          <w:p>
-            <w:pPr>
-              <w:jc w:val="both"/>
-              <w:rPr>
-                <w:rFonts w:ascii="Times New Roman" w:hAnsi="Times New Roman" w:cs="Times New Roman"/>
-              </w:rPr>
-            </w:pPr>
-            <w:r>
-              <w:rPr>
-                <w:rFonts w:ascii="Times New Roman" w:hAnsi="Times New Roman" w:cs="Times New Roman"/>
-              </w:rPr>
-              <w:t xml:space="preserve">Size-slope </w:t>
-            </w:r>
-            <w:r>
-              <w:rPr>
-                <w:rFonts w:ascii="Times New Roman" w:hAnsi="Times New Roman" w:cs="Times New Roman"/>
-              </w:rPr>
-              <w:t>number of flower heads</w:t>
-            </w:r>
-            <w:r>
-              <w:rPr>
-                <w:rFonts w:ascii="Times New Roman" w:hAnsi="Times New Roman" w:cs="Times New Roman"/>
-              </w:rPr>
-              <w:t>*</w:t>
-            </w:r>
-          </w:p>
-        </w:tc>
-        <w:tc>
-          <w:tcPr>
-            <w:tcW w:w="992" w:type="dxa"/>
-          </w:tcPr>
-          <w:p>
-            <w:pPr>
-              <w:jc w:val="center"/>
-              <w:rPr>
-                <w:rFonts w:ascii="Times New Roman" w:hAnsi="Times New Roman" w:cs="Times New Roman"/>
-              </w:rPr>
-            </w:pPr>
-            <w:r>
-              <w:rPr>
-                <w:rFonts w:ascii="Times New Roman" w:hAnsi="Times New Roman" w:cs="Times New Roman"/>
-              </w:rPr>
-              <w:t>XXX</w:t>
-            </w:r>
-          </w:p>
-        </w:tc>
-        <w:tc>
-          <w:tcPr>
-            <w:tcW w:w="993" w:type="dxa"/>
-          </w:tcPr>
-          <w:p>
-            <w:pPr>
-              <w:jc w:val="center"/>
-              <w:rPr>
-                <w:rFonts w:ascii="Times New Roman" w:hAnsi="Times New Roman" w:cs="Times New Roman"/>
-              </w:rPr>
-            </w:pPr>
-            <w:r>
-              <w:rPr>
-                <w:rFonts w:ascii="Times New Roman" w:hAnsi="Times New Roman" w:cs="Times New Roman"/>
-              </w:rPr>
-              <w:t>XXX</w:t>
-            </w:r>
-          </w:p>
-        </w:tc>
-        <w:tc>
-          <w:tcPr>
-            <w:tcW w:w="2126" w:type="dxa"/>
-          </w:tcPr>
-          <w:p>
-            <w:pPr>
-              <w:jc w:val="both"/>
-              <w:rPr>
-                <w:rFonts w:ascii="Times New Roman" w:hAnsi="Times New Roman" w:cs="Times New Roman"/>
-              </w:rPr>
-            </w:pPr>
-          </w:p>
-        </w:tc>
-      </w:tr>
-      <w:tr>
-        <w:trPr>
-          <w:trHeight w:val="295"/>
-        </w:trPr>
-        <w:tc>
-          <w:tcPr>
-            <w:tcW w:w="5245" w:type="dxa"/>
-          </w:tcPr>
-          <w:p>
-            <w:pPr>
-              <w:jc w:val="both"/>
-              <w:rPr>
-                <w:rFonts w:ascii="Times New Roman" w:hAnsi="Times New Roman" w:cs="Times New Roman"/>
-              </w:rPr>
-            </w:pPr>
-            <w:r>
-              <w:rPr>
-                <w:rFonts w:ascii="Times New Roman" w:hAnsi="Times New Roman" w:cs="Times New Roman"/>
-              </w:rPr>
-              <w:t>Mean flower</w:t>
-            </w:r>
-            <w:r>
-              <w:rPr>
-                <w:rFonts w:ascii="Times New Roman" w:hAnsi="Times New Roman" w:cs="Times New Roman"/>
-              </w:rPr>
-              <w:t xml:space="preserve"> head</w:t>
-            </w:r>
-            <w:r>
-              <w:rPr>
-                <w:rFonts w:ascii="Times New Roman" w:hAnsi="Times New Roman" w:cs="Times New Roman"/>
-              </w:rPr>
-              <w:t xml:space="preserve"> height distribution (cm)</w:t>
-            </w:r>
-            <w:r>
-              <w:rPr>
-                <w:rFonts w:ascii="Times New Roman" w:hAnsi="Times New Roman" w:cs="Times New Roman"/>
-              </w:rPr>
-              <w:t>*</w:t>
-            </w:r>
-          </w:p>
-        </w:tc>
-        <w:tc>
-          <w:tcPr>
-            <w:tcW w:w="992" w:type="dxa"/>
-          </w:tcPr>
-          <w:p>
-            <w:pPr>
-              <w:jc w:val="center"/>
-              <w:rPr>
-                <w:rFonts w:ascii="Times New Roman" w:hAnsi="Times New Roman" w:cs="Times New Roman"/>
-              </w:rPr>
-            </w:pPr>
-            <w:r>
-              <w:rPr>
-                <w:rFonts w:ascii="Times New Roman" w:hAnsi="Times New Roman" w:cs="Times New Roman"/>
-              </w:rPr>
-              <w:t>XXX</w:t>
-            </w:r>
-          </w:p>
-        </w:tc>
-        <w:tc>
-          <w:tcPr>
-            <w:tcW w:w="993" w:type="dxa"/>
-          </w:tcPr>
-          <w:p>
-            <w:pPr>
-              <w:jc w:val="center"/>
-              <w:rPr>
-                <w:rFonts w:ascii="Times New Roman" w:hAnsi="Times New Roman" w:cs="Times New Roman"/>
-              </w:rPr>
-            </w:pPr>
-            <w:r>
-              <w:rPr>
-                <w:rFonts w:ascii="Times New Roman" w:hAnsi="Times New Roman" w:cs="Times New Roman"/>
-              </w:rPr>
-              <w:t>XXX</w:t>
-            </w:r>
-          </w:p>
-        </w:tc>
-        <w:tc>
-          <w:tcPr>
-            <w:tcW w:w="2126" w:type="dxa"/>
-          </w:tcPr>
-          <w:p>
-            <w:pPr>
-              <w:jc w:val="both"/>
-              <w:rPr>
-                <w:rFonts w:ascii="Times New Roman" w:hAnsi="Times New Roman" w:cs="Times New Roman"/>
-              </w:rPr>
-            </w:pPr>
-          </w:p>
-        </w:tc>
-      </w:tr>
-      <w:tr>
-        <w:trPr>
-          <w:trHeight w:val="295"/>
-        </w:trPr>
-        <w:tc>
-          <w:tcPr>
-            <w:tcW w:w="5245" w:type="dxa"/>
-          </w:tcPr>
-          <w:p>
-            <w:pPr>
-              <w:jc w:val="both"/>
-              <w:rPr>
-                <w:rFonts w:ascii="Times New Roman" w:hAnsi="Times New Roman" w:cs="Times New Roman"/>
-              </w:rPr>
-            </w:pPr>
-            <w:r>
-              <w:rPr>
-                <w:rFonts w:ascii="Times New Roman" w:hAnsi="Times New Roman" w:cs="Times New Roman"/>
-              </w:rPr>
-              <w:t xml:space="preserve">SD flower </w:t>
-            </w:r>
-            <w:r>
-              <w:rPr>
-                <w:rFonts w:ascii="Times New Roman" w:hAnsi="Times New Roman" w:cs="Times New Roman"/>
-              </w:rPr>
-              <w:t xml:space="preserve">head </w:t>
-            </w:r>
-            <w:r>
-              <w:rPr>
-                <w:rFonts w:ascii="Times New Roman" w:hAnsi="Times New Roman" w:cs="Times New Roman"/>
-              </w:rPr>
-              <w:t>height distribution (cm)</w:t>
-            </w:r>
-            <w:r>
-              <w:rPr>
-                <w:rFonts w:ascii="Times New Roman" w:hAnsi="Times New Roman" w:cs="Times New Roman"/>
-              </w:rPr>
-              <w:t>*</w:t>
-            </w:r>
-          </w:p>
-        </w:tc>
-        <w:tc>
-          <w:tcPr>
-            <w:tcW w:w="992" w:type="dxa"/>
-          </w:tcPr>
-          <w:p>
-            <w:pPr>
-              <w:jc w:val="center"/>
-              <w:rPr>
-                <w:rFonts w:ascii="Times New Roman" w:hAnsi="Times New Roman" w:cs="Times New Roman"/>
-              </w:rPr>
-            </w:pPr>
-            <w:r>
-              <w:rPr>
-                <w:rFonts w:ascii="Times New Roman" w:hAnsi="Times New Roman" w:cs="Times New Roman"/>
-              </w:rPr>
-              <w:t>XXX</w:t>
-            </w:r>
-          </w:p>
-        </w:tc>
-        <w:tc>
-          <w:tcPr>
-            <w:tcW w:w="993" w:type="dxa"/>
-          </w:tcPr>
-          <w:p>
-            <w:pPr>
-              <w:jc w:val="center"/>
-              <w:rPr>
-                <w:rFonts w:ascii="Times New Roman" w:hAnsi="Times New Roman" w:cs="Times New Roman"/>
-              </w:rPr>
-            </w:pPr>
-            <w:r>
-              <w:rPr>
-                <w:rFonts w:ascii="Times New Roman" w:hAnsi="Times New Roman" w:cs="Times New Roman"/>
-              </w:rPr>
-              <w:t>XXX</w:t>
-            </w:r>
-          </w:p>
-        </w:tc>
-        <w:tc>
-          <w:tcPr>
-            <w:tcW w:w="2126" w:type="dxa"/>
-          </w:tcPr>
-          <w:p>
-            <w:pPr>
-              <w:jc w:val="both"/>
-              <w:rPr>
-                <w:rFonts w:ascii="Times New Roman" w:hAnsi="Times New Roman" w:cs="Times New Roman"/>
-              </w:rPr>
-            </w:pPr>
-          </w:p>
-        </w:tc>
-      </w:tr>
-      <w:tr>
-        <w:trPr>
-          <w:trHeight w:val="397"/>
-        </w:trPr>
-        <w:tc>
-          <w:tcPr>
-            <w:tcW w:w="9356" w:type="dxa"/>
-            <w:gridSpan w:val="4"/>
-            <w:tcBorders>
-              <w:bottom w:val="single" w:sz="4" w:space="0" w:color="auto"/>
-            </w:tcBorders>
-            <w:vAlign w:val="bottom"/>
-          </w:tcPr>
-          <w:p>
-            <w:pPr>
-              <w:rPr>
-                <w:rFonts w:ascii="Times New Roman" w:hAnsi="Times New Roman" w:cs="Times New Roman"/>
-                <w:b/>
-                <w:bCs/>
-                <w:i/>
-                <w:iCs/>
-              </w:rPr>
-            </w:pPr>
-            <w:r>
-              <w:rPr>
-                <w:rFonts w:ascii="Times New Roman" w:hAnsi="Times New Roman" w:cs="Times New Roman"/>
-                <w:b/>
-                <w:bCs/>
-                <w:i/>
-                <w:iCs/>
-              </w:rPr>
-              <w:t>Dispersal parameters</w:t>
-            </w:r>
-          </w:p>
-        </w:tc>
-      </w:tr>
-      <w:tr>
-        <w:trPr>
-          <w:trHeight w:val="295"/>
-        </w:trPr>
-        <w:tc>
-          <w:tcPr>
-            <w:tcW w:w="5245" w:type="dxa"/>
-            <w:tcBorders>
-              <w:top w:val="single" w:sz="4" w:space="0" w:color="auto"/>
-            </w:tcBorders>
-          </w:tcPr>
-          <w:p>
-            <w:pPr>
-              <w:jc w:val="both"/>
-              <w:rPr>
-                <w:rFonts w:ascii="Times New Roman" w:hAnsi="Times New Roman" w:cs="Times New Roman"/>
-              </w:rPr>
-            </w:pPr>
-            <w:r>
-              <w:rPr>
-                <w:rFonts w:ascii="Times New Roman" w:hAnsi="Times New Roman" w:cs="Times New Roman"/>
-              </w:rPr>
-              <w:t>Mean seed terminal velocity (m/s)</w:t>
-            </w:r>
-          </w:p>
-        </w:tc>
-        <w:tc>
-          <w:tcPr>
-            <w:tcW w:w="992" w:type="dxa"/>
-            <w:tcBorders>
-              <w:top w:val="single" w:sz="4" w:space="0" w:color="auto"/>
-            </w:tcBorders>
-          </w:tcPr>
-          <w:p>
-            <w:pPr>
-              <w:jc w:val="center"/>
-              <w:rPr>
-                <w:rFonts w:ascii="Times New Roman" w:hAnsi="Times New Roman" w:cs="Times New Roman"/>
-              </w:rPr>
-            </w:pPr>
-            <w:r>
-              <w:rPr>
-                <w:rFonts w:ascii="Times New Roman" w:hAnsi="Times New Roman" w:cs="Times New Roman"/>
-              </w:rPr>
-              <w:t>XXX</w:t>
-            </w:r>
-          </w:p>
-        </w:tc>
-        <w:tc>
-          <w:tcPr>
-            <w:tcW w:w="993" w:type="dxa"/>
-            <w:tcBorders>
-              <w:top w:val="single" w:sz="4" w:space="0" w:color="auto"/>
-            </w:tcBorders>
-          </w:tcPr>
-          <w:p>
-            <w:pPr>
-              <w:jc w:val="center"/>
-              <w:rPr>
-                <w:rFonts w:ascii="Times New Roman" w:hAnsi="Times New Roman" w:cs="Times New Roman"/>
-              </w:rPr>
-            </w:pPr>
-            <w:r>
-              <w:rPr>
-                <w:rFonts w:ascii="Times New Roman" w:hAnsi="Times New Roman" w:cs="Times New Roman"/>
-              </w:rPr>
-              <w:t>XXX</w:t>
-            </w:r>
-          </w:p>
-        </w:tc>
-        <w:tc>
-          <w:tcPr>
-            <w:tcW w:w="2126" w:type="dxa"/>
-            <w:tcBorders>
-              <w:top w:val="single" w:sz="4" w:space="0" w:color="auto"/>
-            </w:tcBorders>
-          </w:tcPr>
-          <w:p>
-            <w:pPr>
-              <w:jc w:val="both"/>
-              <w:rPr>
-                <w:rFonts w:ascii="Times New Roman" w:hAnsi="Times New Roman" w:cs="Times New Roman"/>
-              </w:rPr>
-            </w:pPr>
-          </w:p>
-        </w:tc>
-      </w:tr>
-      <w:tr>
-        <w:trPr>
-          <w:trHeight w:val="295"/>
-        </w:trPr>
-        <w:tc>
-          <w:tcPr>
-            <w:tcW w:w="5245" w:type="dxa"/>
-          </w:tcPr>
-          <w:p>
-            <w:pPr>
-              <w:jc w:val="both"/>
-              <w:rPr>
-                <w:rFonts w:ascii="Times New Roman" w:hAnsi="Times New Roman" w:cs="Times New Roman"/>
-              </w:rPr>
-            </w:pPr>
-            <w:r>
-              <w:rPr>
-                <w:rFonts w:ascii="Times New Roman" w:hAnsi="Times New Roman" w:cs="Times New Roman"/>
-              </w:rPr>
-              <w:t>SD</w:t>
-            </w:r>
-            <w:r>
-              <w:rPr>
-                <w:rFonts w:ascii="Times New Roman" w:hAnsi="Times New Roman" w:cs="Times New Roman"/>
-              </w:rPr>
-              <w:t xml:space="preserve"> seed terminal velocity (m/s)</w:t>
-            </w:r>
-          </w:p>
-        </w:tc>
-        <w:tc>
-          <w:tcPr>
-            <w:tcW w:w="992" w:type="dxa"/>
-          </w:tcPr>
-          <w:p>
-            <w:pPr>
-              <w:jc w:val="center"/>
-              <w:rPr>
-                <w:rFonts w:ascii="Times New Roman" w:hAnsi="Times New Roman" w:cs="Times New Roman"/>
-              </w:rPr>
-            </w:pPr>
-            <w:r>
-              <w:rPr>
-                <w:rFonts w:ascii="Times New Roman" w:hAnsi="Times New Roman" w:cs="Times New Roman"/>
-              </w:rPr>
-              <w:t>XXX</w:t>
-            </w:r>
-          </w:p>
-        </w:tc>
-        <w:tc>
-          <w:tcPr>
-            <w:tcW w:w="993" w:type="dxa"/>
-          </w:tcPr>
-          <w:p>
-            <w:pPr>
-              <w:jc w:val="center"/>
-              <w:rPr>
-                <w:rFonts w:ascii="Times New Roman" w:hAnsi="Times New Roman" w:cs="Times New Roman"/>
-              </w:rPr>
-            </w:pPr>
-            <w:r>
-              <w:rPr>
-                <w:rFonts w:ascii="Times New Roman" w:hAnsi="Times New Roman" w:cs="Times New Roman"/>
-              </w:rPr>
-              <w:t>XXX</w:t>
-            </w:r>
-          </w:p>
-        </w:tc>
-        <w:tc>
-          <w:tcPr>
-            <w:tcW w:w="2126" w:type="dxa"/>
-          </w:tcPr>
-          <w:p>
-            <w:pPr>
-              <w:jc w:val="both"/>
-              <w:rPr>
-                <w:rFonts w:ascii="Times New Roman" w:hAnsi="Times New Roman" w:cs="Times New Roman"/>
-              </w:rPr>
-            </w:pPr>
-          </w:p>
-        </w:tc>
-      </w:tr>
-      <w:tr>
-        <w:trPr>
-          <w:trHeight w:val="295"/>
-        </w:trPr>
-        <w:tc>
-          <w:tcPr>
-            <w:tcW w:w="5245" w:type="dxa"/>
-          </w:tcPr>
-          <w:p>
-            <w:pPr>
-              <w:jc w:val="both"/>
-              <w:rPr>
-                <w:rFonts w:ascii="Times New Roman" w:hAnsi="Times New Roman" w:cs="Times New Roman"/>
-              </w:rPr>
-            </w:pPr>
-            <w:r>
-              <w:rPr>
-                <w:rFonts w:ascii="Times New Roman" w:hAnsi="Times New Roman" w:cs="Times New Roman"/>
-              </w:rPr>
-              <w:t>Mean wind speed (m/s)</w:t>
-            </w:r>
-          </w:p>
-        </w:tc>
-        <w:tc>
-          <w:tcPr>
-            <w:tcW w:w="992" w:type="dxa"/>
-          </w:tcPr>
-          <w:p>
-            <w:pPr>
-              <w:jc w:val="center"/>
-              <w:rPr>
-                <w:rFonts w:ascii="Times New Roman" w:hAnsi="Times New Roman" w:cs="Times New Roman"/>
-              </w:rPr>
-            </w:pPr>
-            <w:r>
-              <w:rPr>
-                <w:rFonts w:ascii="Times New Roman" w:hAnsi="Times New Roman" w:cs="Times New Roman"/>
-              </w:rPr>
-              <w:t>XXX</w:t>
-            </w:r>
-          </w:p>
-        </w:tc>
-        <w:tc>
-          <w:tcPr>
-            <w:tcW w:w="993" w:type="dxa"/>
-          </w:tcPr>
-          <w:p>
-            <w:pPr>
-              <w:jc w:val="center"/>
-              <w:rPr>
-                <w:rFonts w:ascii="Times New Roman" w:hAnsi="Times New Roman" w:cs="Times New Roman"/>
-              </w:rPr>
-            </w:pPr>
-            <w:r>
-              <w:rPr>
-                <w:rFonts w:ascii="Times New Roman" w:hAnsi="Times New Roman" w:cs="Times New Roman"/>
-              </w:rPr>
-              <w:t>XXX</w:t>
-            </w:r>
-          </w:p>
-        </w:tc>
-        <w:tc>
-          <w:tcPr>
-            <w:tcW w:w="2126" w:type="dxa"/>
-          </w:tcPr>
-          <w:p>
-            <w:pPr>
-              <w:jc w:val="both"/>
-              <w:rPr>
-                <w:rFonts w:ascii="Times New Roman" w:hAnsi="Times New Roman" w:cs="Times New Roman"/>
-              </w:rPr>
-            </w:pPr>
-          </w:p>
-        </w:tc>
-      </w:tr>
-      <w:tr>
-        <w:trPr>
-          <w:trHeight w:val="295"/>
-        </w:trPr>
-        <w:tc>
-          <w:tcPr>
-            <w:tcW w:w="5245" w:type="dxa"/>
-          </w:tcPr>
-          <w:p>
-            <w:pPr>
-              <w:jc w:val="both"/>
-              <w:rPr>
-                <w:rFonts w:ascii="Times New Roman" w:hAnsi="Times New Roman" w:cs="Times New Roman"/>
-              </w:rPr>
-            </w:pPr>
-            <w:r>
-              <w:rPr>
-                <w:rFonts w:ascii="Times New Roman" w:hAnsi="Times New Roman" w:cs="Times New Roman"/>
-              </w:rPr>
-              <w:t>SD</w:t>
-            </w:r>
-            <w:r>
-              <w:rPr>
-                <w:rFonts w:ascii="Times New Roman" w:hAnsi="Times New Roman" w:cs="Times New Roman"/>
-              </w:rPr>
-              <w:t xml:space="preserve"> </w:t>
-            </w:r>
-            <w:r>
-              <w:rPr>
-                <w:rFonts w:ascii="Times New Roman" w:hAnsi="Times New Roman" w:cs="Times New Roman"/>
-              </w:rPr>
-              <w:t>wind speed (m/s)</w:t>
-            </w:r>
-          </w:p>
-        </w:tc>
-        <w:tc>
-          <w:tcPr>
-            <w:tcW w:w="992" w:type="dxa"/>
-          </w:tcPr>
-          <w:p>
-            <w:pPr>
-              <w:jc w:val="center"/>
-              <w:rPr>
-                <w:rFonts w:ascii="Times New Roman" w:hAnsi="Times New Roman" w:cs="Times New Roman"/>
-              </w:rPr>
-            </w:pPr>
-            <w:r>
-              <w:rPr>
-                <w:rFonts w:ascii="Times New Roman" w:hAnsi="Times New Roman" w:cs="Times New Roman"/>
-              </w:rPr>
-              <w:t>XXX</w:t>
-            </w:r>
-          </w:p>
-        </w:tc>
-        <w:tc>
-          <w:tcPr>
-            <w:tcW w:w="993" w:type="dxa"/>
-          </w:tcPr>
-          <w:p>
-            <w:pPr>
-              <w:jc w:val="center"/>
-              <w:rPr>
-                <w:rFonts w:ascii="Times New Roman" w:hAnsi="Times New Roman" w:cs="Times New Roman"/>
-              </w:rPr>
-            </w:pPr>
-            <w:r>
-              <w:rPr>
-                <w:rFonts w:ascii="Times New Roman" w:hAnsi="Times New Roman" w:cs="Times New Roman"/>
-              </w:rPr>
-              <w:t>XXX</w:t>
-            </w:r>
-          </w:p>
-        </w:tc>
-        <w:tc>
-          <w:tcPr>
-            <w:tcW w:w="2126" w:type="dxa"/>
-          </w:tcPr>
-          <w:p>
-            <w:pPr>
-              <w:jc w:val="both"/>
-              <w:rPr>
-                <w:rFonts w:ascii="Times New Roman" w:hAnsi="Times New Roman" w:cs="Times New Roman"/>
-              </w:rPr>
-            </w:pPr>
-          </w:p>
-        </w:tc>
-      </w:tr>
-      <w:tr>
-        <w:trPr>
-          <w:trHeight w:val="295"/>
-        </w:trPr>
-        <w:tc>
-          <w:tcPr>
-            <w:tcW w:w="5245" w:type="dxa"/>
-          </w:tcPr>
-          <w:p>
-            <w:pPr>
-              <w:jc w:val="both"/>
-              <w:rPr>
-                <w:rFonts w:ascii="Times New Roman" w:hAnsi="Times New Roman" w:cs="Times New Roman"/>
-              </w:rPr>
-            </w:pPr>
-            <w:r>
-              <w:rPr>
-                <w:rFonts w:ascii="Times New Roman" w:hAnsi="Times New Roman" w:cs="Times New Roman"/>
-              </w:rPr>
-              <w:t>Vegetation height (m)</w:t>
-            </w:r>
-          </w:p>
-        </w:tc>
-        <w:tc>
-          <w:tcPr>
-            <w:tcW w:w="992" w:type="dxa"/>
-          </w:tcPr>
-          <w:p>
-            <w:pPr>
-              <w:jc w:val="center"/>
-              <w:rPr>
-                <w:rFonts w:ascii="Times New Roman" w:hAnsi="Times New Roman" w:cs="Times New Roman"/>
-              </w:rPr>
-            </w:pPr>
-            <w:r>
-              <w:rPr>
-                <w:rFonts w:ascii="Times New Roman" w:hAnsi="Times New Roman" w:cs="Times New Roman"/>
-              </w:rPr>
-              <w:t>0.150</w:t>
-            </w:r>
-          </w:p>
-        </w:tc>
-        <w:tc>
-          <w:tcPr>
-            <w:tcW w:w="993" w:type="dxa"/>
-          </w:tcPr>
-          <w:p>
-            <w:pPr>
-              <w:jc w:val="center"/>
-              <w:rPr>
-                <w:rFonts w:ascii="Times New Roman" w:hAnsi="Times New Roman" w:cs="Times New Roman"/>
-              </w:rPr>
-            </w:pPr>
-            <w:r>
-              <w:rPr>
-                <w:rFonts w:ascii="Times New Roman" w:hAnsi="Times New Roman" w:cs="Times New Roman"/>
-              </w:rPr>
-              <w:t>0.150</w:t>
-            </w:r>
-          </w:p>
-        </w:tc>
-        <w:tc>
-          <w:tcPr>
-            <w:tcW w:w="2126" w:type="dxa"/>
-          </w:tcPr>
-          <w:p>
-            <w:pPr>
-              <w:jc w:val="both"/>
-              <w:rPr>
-                <w:rFonts w:ascii="Times New Roman" w:hAnsi="Times New Roman" w:cs="Times New Roman"/>
-              </w:rPr>
-            </w:pPr>
-          </w:p>
-        </w:tc>
-      </w:tr>
-      <w:tr>
-        <w:trPr>
-          <w:trHeight w:val="295"/>
-        </w:trPr>
-        <w:tc>
-          <w:tcPr>
-            <w:tcW w:w="5245" w:type="dxa"/>
-          </w:tcPr>
-          <w:p>
-            <w:pPr>
-              <w:jc w:val="both"/>
-              <w:rPr>
-                <w:rFonts w:ascii="Times New Roman" w:hAnsi="Times New Roman" w:cs="Times New Roman"/>
-              </w:rPr>
-            </w:pPr>
-            <w:r>
-              <w:rPr>
-                <w:rFonts w:ascii="Times New Roman" w:hAnsi="Times New Roman" w:cs="Times New Roman"/>
-              </w:rPr>
-              <w:t>Probability of seed predation after wind dispersal</w:t>
-            </w:r>
-            <w:r>
-              <w:rPr>
-                <w:rFonts w:ascii="Times New Roman" w:hAnsi="Times New Roman" w:cs="Times New Roman"/>
-                <w:vertAlign w:val="superscript"/>
-              </w:rPr>
-              <w:t>†</w:t>
-            </w:r>
-          </w:p>
-        </w:tc>
-        <w:tc>
-          <w:tcPr>
-            <w:tcW w:w="992" w:type="dxa"/>
-          </w:tcPr>
-          <w:p>
-            <w:pPr>
-              <w:jc w:val="center"/>
-              <w:rPr>
-                <w:rFonts w:ascii="Times New Roman" w:hAnsi="Times New Roman" w:cs="Times New Roman"/>
-              </w:rPr>
-            </w:pPr>
-            <w:r>
-              <w:rPr>
-                <w:rFonts w:ascii="Times New Roman" w:hAnsi="Times New Roman" w:cs="Times New Roman"/>
-              </w:rPr>
-              <w:t>0.900</w:t>
-            </w:r>
-          </w:p>
-        </w:tc>
-        <w:tc>
-          <w:tcPr>
-            <w:tcW w:w="993" w:type="dxa"/>
-          </w:tcPr>
-          <w:p>
-            <w:pPr>
-              <w:jc w:val="center"/>
-              <w:rPr>
-                <w:rFonts w:ascii="Times New Roman" w:hAnsi="Times New Roman" w:cs="Times New Roman"/>
-              </w:rPr>
-            </w:pPr>
-            <w:r>
-              <w:rPr>
-                <w:rFonts w:ascii="Times New Roman" w:hAnsi="Times New Roman" w:cs="Times New Roman"/>
-              </w:rPr>
-              <w:t>0.900</w:t>
-            </w:r>
-          </w:p>
-        </w:tc>
-        <w:tc>
-          <w:tcPr>
-            <w:tcW w:w="2126" w:type="dxa"/>
-          </w:tcPr>
-          <w:p>
-            <w:pPr>
-              <w:jc w:val="both"/>
-              <w:rPr>
-                <w:rFonts w:ascii="Times New Roman" w:hAnsi="Times New Roman" w:cs="Times New Roman"/>
-              </w:rPr>
-            </w:pPr>
-          </w:p>
-        </w:tc>
-      </w:tr>
-      <w:tr>
-        <w:trPr>
-          <w:trHeight w:val="295"/>
-        </w:trPr>
-        <w:tc>
-          <w:tcPr>
-            <w:tcW w:w="5245" w:type="dxa"/>
-          </w:tcPr>
-          <w:p>
-            <w:pPr>
-              <w:jc w:val="both"/>
-              <w:rPr>
-                <w:rFonts w:ascii="Times New Roman" w:hAnsi="Times New Roman" w:cs="Times New Roman"/>
-              </w:rPr>
-            </w:pPr>
-            <w:r>
-              <w:rPr>
-                <w:rFonts w:ascii="Times New Roman" w:hAnsi="Times New Roman" w:cs="Times New Roman"/>
-              </w:rPr>
-              <w:t>Ant nest density (nests/m)</w:t>
-            </w:r>
-            <w:r>
-              <w:rPr>
-                <w:rFonts w:ascii="Times New Roman" w:hAnsi="Times New Roman" w:cs="Times New Roman"/>
-                <w:vertAlign w:val="superscript"/>
-              </w:rPr>
-              <w:t xml:space="preserve"> </w:t>
-            </w:r>
-            <w:r>
-              <w:rPr>
-                <w:rFonts w:ascii="Times New Roman" w:hAnsi="Times New Roman" w:cs="Times New Roman"/>
-                <w:vertAlign w:val="superscript"/>
-              </w:rPr>
-              <w:t>†</w:t>
-            </w:r>
-          </w:p>
-        </w:tc>
-        <w:tc>
-          <w:tcPr>
-            <w:tcW w:w="992" w:type="dxa"/>
-          </w:tcPr>
-          <w:p>
-            <w:pPr>
-              <w:jc w:val="center"/>
-              <w:rPr>
-                <w:rFonts w:ascii="Times New Roman" w:hAnsi="Times New Roman" w:cs="Times New Roman"/>
-              </w:rPr>
-            </w:pPr>
-            <w:r>
-              <w:rPr>
-                <w:rFonts w:ascii="Times New Roman" w:hAnsi="Times New Roman" w:cs="Times New Roman"/>
-              </w:rPr>
-              <w:t>0.500</w:t>
-            </w:r>
-          </w:p>
-        </w:tc>
-        <w:tc>
-          <w:tcPr>
-            <w:tcW w:w="993" w:type="dxa"/>
-          </w:tcPr>
-          <w:p>
-            <w:pPr>
-              <w:jc w:val="center"/>
-              <w:rPr>
-                <w:rFonts w:ascii="Times New Roman" w:hAnsi="Times New Roman" w:cs="Times New Roman"/>
-              </w:rPr>
-            </w:pPr>
-            <w:r>
-              <w:rPr>
-                <w:rFonts w:ascii="Times New Roman" w:hAnsi="Times New Roman" w:cs="Times New Roman"/>
-              </w:rPr>
-              <w:t>0.500</w:t>
-            </w:r>
-          </w:p>
-        </w:tc>
-        <w:tc>
-          <w:tcPr>
-            <w:tcW w:w="2126" w:type="dxa"/>
-          </w:tcPr>
-          <w:p>
-            <w:pPr>
-              <w:jc w:val="both"/>
-              <w:rPr>
-                <w:rFonts w:ascii="Times New Roman" w:hAnsi="Times New Roman" w:cs="Times New Roman"/>
-              </w:rPr>
-            </w:pPr>
-          </w:p>
-        </w:tc>
-      </w:tr>
-      <w:tr>
-        <w:trPr>
-          <w:trHeight w:val="295"/>
-        </w:trPr>
-        <w:tc>
-          <w:tcPr>
-            <w:tcW w:w="5245" w:type="dxa"/>
-          </w:tcPr>
-          <w:p>
-            <w:pPr>
-              <w:jc w:val="both"/>
-              <w:rPr>
-                <w:rFonts w:ascii="Times New Roman" w:hAnsi="Times New Roman" w:cs="Times New Roman"/>
-              </w:rPr>
-            </w:pPr>
-            <w:r>
-              <w:rPr>
-                <w:rFonts w:ascii="Times New Roman" w:hAnsi="Times New Roman" w:cs="Times New Roman"/>
-              </w:rPr>
-              <w:t>Intercept log seed removal proportion</w:t>
-            </w:r>
-            <w:r>
-              <w:rPr>
-                <w:rFonts w:ascii="Times New Roman" w:hAnsi="Times New Roman" w:cs="Times New Roman"/>
-                <w:vertAlign w:val="superscript"/>
-              </w:rPr>
-              <w:t>†</w:t>
-            </w:r>
-          </w:p>
-        </w:tc>
-        <w:tc>
-          <w:tcPr>
-            <w:tcW w:w="992" w:type="dxa"/>
-          </w:tcPr>
-          <w:p>
-            <w:pPr>
-              <w:jc w:val="center"/>
-              <w:rPr>
-                <w:rFonts w:ascii="Times New Roman" w:hAnsi="Times New Roman" w:cs="Times New Roman"/>
-              </w:rPr>
-            </w:pPr>
-            <w:r>
-              <w:rPr>
-                <w:rFonts w:ascii="Times New Roman" w:hAnsi="Times New Roman" w:cs="Times New Roman"/>
-              </w:rPr>
-              <w:t>-0.560</w:t>
-            </w:r>
-          </w:p>
-        </w:tc>
-        <w:tc>
-          <w:tcPr>
-            <w:tcW w:w="993" w:type="dxa"/>
-          </w:tcPr>
-          <w:p>
-            <w:pPr>
-              <w:jc w:val="center"/>
-              <w:rPr>
-                <w:rFonts w:ascii="Times New Roman" w:hAnsi="Times New Roman" w:cs="Times New Roman"/>
-              </w:rPr>
-            </w:pPr>
-            <w:r>
-              <w:rPr>
-                <w:rFonts w:ascii="Times New Roman" w:hAnsi="Times New Roman" w:cs="Times New Roman"/>
-              </w:rPr>
-              <w:t>-0.560</w:t>
-            </w:r>
-          </w:p>
-        </w:tc>
-        <w:tc>
-          <w:tcPr>
-            <w:tcW w:w="2126" w:type="dxa"/>
-          </w:tcPr>
-          <w:p>
-            <w:pPr>
-              <w:jc w:val="both"/>
-              <w:rPr>
-                <w:rFonts w:ascii="Times New Roman" w:hAnsi="Times New Roman" w:cs="Times New Roman"/>
-              </w:rPr>
-            </w:pPr>
-            <w:r>
-              <w:rPr>
-                <w:rFonts w:ascii="Times New Roman" w:hAnsi="Times New Roman" w:cs="Times New Roman"/>
-              </w:rPr>
-              <w:t xml:space="preserve">Rabelo </w:t>
-            </w:r>
-            <w:r>
-              <w:rPr>
-                <w:rFonts w:ascii="Times New Roman" w:hAnsi="Times New Roman" w:cs="Times New Roman"/>
-                <w:i/>
-                <w:iCs/>
-              </w:rPr>
-              <w:t>et al</w:t>
-            </w:r>
-            <w:r>
-              <w:rPr>
-                <w:rFonts w:ascii="Times New Roman" w:hAnsi="Times New Roman" w:cs="Times New Roman"/>
-              </w:rPr>
-              <w:t>. (2021)</w:t>
-            </w:r>
-          </w:p>
-        </w:tc>
-      </w:tr>
-      <w:tr>
-        <w:trPr>
-          <w:trHeight w:val="295"/>
-        </w:trPr>
-        <w:tc>
-          <w:tcPr>
-            <w:tcW w:w="5245" w:type="dxa"/>
-            <w:tcBorders>
-              <w:bottom w:val="single" w:sz="4" w:space="0" w:color="auto"/>
-            </w:tcBorders>
-          </w:tcPr>
-          <w:p>
-            <w:pPr>
-              <w:jc w:val="both"/>
-              <w:rPr>
-                <w:rFonts w:ascii="Times New Roman" w:hAnsi="Times New Roman" w:cs="Times New Roman"/>
-              </w:rPr>
-            </w:pPr>
-            <w:r>
-              <w:rPr>
-                <w:rFonts w:ascii="Times New Roman" w:hAnsi="Times New Roman" w:cs="Times New Roman"/>
-              </w:rPr>
-              <w:t>Distance-slope log seed removal proportion</w:t>
-            </w:r>
-            <w:r>
-              <w:rPr>
-                <w:rFonts w:ascii="Times New Roman" w:hAnsi="Times New Roman" w:cs="Times New Roman"/>
-                <w:vertAlign w:val="superscript"/>
-              </w:rPr>
-              <w:t>†</w:t>
-            </w:r>
-          </w:p>
-        </w:tc>
-        <w:tc>
-          <w:tcPr>
-            <w:tcW w:w="992" w:type="dxa"/>
-            <w:tcBorders>
-              <w:bottom w:val="single" w:sz="4" w:space="0" w:color="auto"/>
-            </w:tcBorders>
-          </w:tcPr>
-          <w:p>
-            <w:pPr>
-              <w:jc w:val="center"/>
-              <w:rPr>
-                <w:rFonts w:ascii="Times New Roman" w:hAnsi="Times New Roman" w:cs="Times New Roman"/>
-              </w:rPr>
-            </w:pPr>
-            <w:r>
-              <w:rPr>
-                <w:rFonts w:ascii="Times New Roman" w:hAnsi="Times New Roman" w:cs="Times New Roman"/>
-              </w:rPr>
-              <w:t>-0.360</w:t>
-            </w:r>
-          </w:p>
-        </w:tc>
-        <w:tc>
-          <w:tcPr>
-            <w:tcW w:w="993" w:type="dxa"/>
-            <w:tcBorders>
-              <w:bottom w:val="single" w:sz="4" w:space="0" w:color="auto"/>
-            </w:tcBorders>
-          </w:tcPr>
-          <w:p>
-            <w:pPr>
-              <w:jc w:val="center"/>
-              <w:rPr>
-                <w:rFonts w:ascii="Times New Roman" w:hAnsi="Times New Roman" w:cs="Times New Roman"/>
-              </w:rPr>
-            </w:pPr>
-            <w:r>
-              <w:rPr>
-                <w:rFonts w:ascii="Times New Roman" w:hAnsi="Times New Roman" w:cs="Times New Roman"/>
-              </w:rPr>
-              <w:t>-0.360</w:t>
-            </w:r>
-          </w:p>
-        </w:tc>
-        <w:tc>
-          <w:tcPr>
-            <w:tcW w:w="2126" w:type="dxa"/>
-            <w:tcBorders>
-              <w:bottom w:val="single" w:sz="4" w:space="0" w:color="auto"/>
-            </w:tcBorders>
-          </w:tcPr>
-          <w:p>
-            <w:pPr>
-              <w:jc w:val="both"/>
-              <w:rPr>
-                <w:rFonts w:ascii="Times New Roman" w:hAnsi="Times New Roman" w:cs="Times New Roman"/>
-              </w:rPr>
-            </w:pPr>
-            <w:r>
-              <w:rPr>
-                <w:rFonts w:ascii="Times New Roman" w:hAnsi="Times New Roman" w:cs="Times New Roman"/>
-              </w:rPr>
-              <w:t xml:space="preserve">Rabelo </w:t>
-            </w:r>
-            <w:r>
-              <w:rPr>
-                <w:rFonts w:ascii="Times New Roman" w:hAnsi="Times New Roman" w:cs="Times New Roman"/>
-                <w:i/>
-                <w:iCs/>
-              </w:rPr>
-              <w:t>et al</w:t>
-            </w:r>
-            <w:r>
-              <w:rPr>
-                <w:rFonts w:ascii="Times New Roman" w:hAnsi="Times New Roman" w:cs="Times New Roman"/>
-              </w:rPr>
-              <w:t>. (2021)</w:t>
-            </w:r>
-          </w:p>
-        </w:tc>
-      </w:tr>
-    </w:tbl>
-    <w:p>
-      <w:pPr>
-        <w:spacing w:after="0" w:line="240" w:lineRule="auto"/>
-        <w:ind w:left="284" w:hanging="284"/>
-        <w:jc w:val="both"/>
-        <w:rPr>
-          <w:rFonts w:ascii="Times New Roman" w:hAnsi="Times New Roman" w:cs="Times New Roman"/>
-          <w:sz w:val="20"/>
-          <w:szCs w:val="20"/>
-        </w:rPr>
-      </w:pPr>
-    </w:p>
-    <w:p>
-      <w:pPr>
-        <w:spacing w:after="0" w:line="240" w:lineRule="auto"/>
-        <w:ind w:left="284" w:hanging="284"/>
-        <w:jc w:val="both"/>
-        <w:rPr>
-          <w:rFonts w:ascii="Times New Roman" w:hAnsi="Times New Roman" w:cs="Times New Roman"/>
-          <w:sz w:val="20"/>
-          <w:szCs w:val="20"/>
-        </w:rPr>
-      </w:pPr>
-      <w:r>
-        <w:rPr>
-          <w:rFonts w:ascii="Times New Roman" w:hAnsi="Times New Roman" w:cs="Times New Roman"/>
-          <w:sz w:val="20"/>
-          <w:szCs w:val="20"/>
-        </w:rPr>
-        <w:t xml:space="preserve">* </w:t>
-      </w:r>
-      <w:r>
-        <w:rPr>
-          <w:rFonts w:ascii="Times New Roman" w:hAnsi="Times New Roman" w:cs="Times New Roman"/>
-          <w:sz w:val="20"/>
-          <w:szCs w:val="20"/>
-        </w:rPr>
-        <w:t xml:space="preserve">Indicates </w:t>
-      </w:r>
-      <w:r>
-        <w:rPr>
-          <w:rFonts w:ascii="Times New Roman" w:hAnsi="Times New Roman" w:cs="Times New Roman"/>
-          <w:sz w:val="20"/>
-          <w:szCs w:val="20"/>
-        </w:rPr>
-        <w:t xml:space="preserve">values for warmed individuals are different from their </w:t>
-      </w:r>
-      <w:proofErr w:type="spellStart"/>
-      <w:r>
-        <w:rPr>
-          <w:rFonts w:ascii="Times New Roman" w:hAnsi="Times New Roman" w:cs="Times New Roman"/>
-          <w:sz w:val="20"/>
-          <w:szCs w:val="20"/>
-        </w:rPr>
-        <w:t>unwarmed</w:t>
-      </w:r>
-      <w:proofErr w:type="spellEnd"/>
-      <w:r>
-        <w:rPr>
-          <w:rFonts w:ascii="Times New Roman" w:hAnsi="Times New Roman" w:cs="Times New Roman"/>
-          <w:sz w:val="20"/>
-          <w:szCs w:val="20"/>
-        </w:rPr>
-        <w:t xml:space="preserve"> counterparts</w:t>
-      </w:r>
-    </w:p>
-    <w:p>
-      <w:pPr>
-        <w:spacing w:after="0" w:line="240" w:lineRule="auto"/>
-        <w:ind w:left="284" w:hanging="284"/>
-        <w:jc w:val="both"/>
-        <w:rPr>
-          <w:rFonts w:ascii="Times New Roman" w:hAnsi="Times New Roman" w:cs="Times New Roman"/>
-          <w:sz w:val="20"/>
-          <w:szCs w:val="20"/>
-        </w:rPr>
-      </w:pPr>
-      <w:r>
-        <w:rPr>
-          <w:rFonts w:ascii="Times New Roman" w:hAnsi="Times New Roman" w:cs="Times New Roman"/>
-          <w:sz w:val="20"/>
-          <w:szCs w:val="20"/>
-          <w:vertAlign w:val="superscript"/>
-        </w:rPr>
-        <w:t>†</w:t>
-      </w:r>
-      <w:r>
-        <w:rPr>
-          <w:rFonts w:ascii="Times New Roman" w:hAnsi="Times New Roman" w:cs="Times New Roman"/>
-          <w:sz w:val="20"/>
-          <w:szCs w:val="20"/>
-        </w:rPr>
-        <w:t xml:space="preserve"> Assumed value, given no information is available; see methods for more information</w:t>
-      </w:r>
-    </w:p>
-    <w:p/>
     <w:sectPr>
       <w:pgSz w:w="12240" w:h="15840"/>
       <w:pgMar w:top="1440" w:right="1440" w:bottom="1440" w:left="1440" w:header="708" w:footer="708" w:gutter="0"/>
@@ -21044,7 +18389,7 @@
 
 <file path=word/comments.xml><?xml version="1.0" encoding="utf-8"?>
 <w:comments xmlns:wpc="http://schemas.microsoft.com/office/word/2010/wordprocessingCanvas" xmlns:cx="http://schemas.microsoft.com/office/drawing/2014/chartex" xmlns:cx1="http://schemas.microsoft.com/office/drawing/2015/9/8/chartex" xmlns:cx2="http://schemas.microsoft.com/office/drawing/2015/10/21/chartex" xmlns:cx3="http://schemas.microsoft.com/office/drawing/2016/5/9/chartex" xmlns:cx4="http://schemas.microsoft.com/office/drawing/2016/5/10/chartex" xmlns:cx5="http://schemas.microsoft.com/office/drawing/2016/5/11/chartex" xmlns:cx6="http://schemas.microsoft.com/office/drawing/2016/5/12/chartex" xmlns:cx7="http://schemas.microsoft.com/office/drawing/2016/5/13/chartex" xmlns:cx8="http://schemas.microsoft.com/office/drawing/2016/5/14/chartex" xmlns:mc="http://schemas.openxmlformats.org/markup-compatibility/2006" xmlns:aink="http://schemas.microsoft.com/office/drawing/2016/ink" xmlns:am3d="http://schemas.microsoft.com/office/drawing/2017/model3d" xmlns:o="urn:schemas-microsoft-com:office:office" xmlns:oel="http://schemas.microsoft.com/office/2019/extlst" xmlns:r="http://schemas.openxmlformats.org/officeDocument/2006/relationships" xmlns:m="http://schemas.openxmlformats.org/officeDocument/2006/math" xmlns:v="urn:schemas-microsoft-com:vml" xmlns:wp14="http://schemas.microsoft.com/office/word/2010/wordprocessingDrawing" xmlns:wp="http://schemas.openxmlformats.org/drawingml/2006/wordprocessingDrawing" xmlns:w10="urn:schemas-microsoft-com:office:word" xmlns:w="http://schemas.openxmlformats.org/wordprocessingml/2006/main" xmlns:w14="http://schemas.microsoft.com/office/word/2010/wordml" xmlns:w15="http://schemas.microsoft.com/office/word/2012/wordml" xmlns:w16cex="http://schemas.microsoft.com/office/word/2018/wordml/cex" xmlns:w16cid="http://schemas.microsoft.com/office/word/2016/wordml/cid" xmlns:w16="http://schemas.microsoft.com/office/word/2018/wordml" xmlns:w16sdtdh="http://schemas.microsoft.com/office/word/2020/wordml/sdtdatahash" xmlns:w16se="http://schemas.microsoft.com/office/word/2015/wordml/symex" xmlns:wpg="http://schemas.microsoft.com/office/word/2010/wordprocessingGroup" xmlns:wpi="http://schemas.microsoft.com/office/word/2010/wordprocessingInk" xmlns:wne="http://schemas.microsoft.com/office/word/2006/wordml" xmlns:wps="http://schemas.microsoft.com/office/word/2010/wordprocessingShape" mc:Ignorable="w14 w15 w16se w16cid w16 w16cex w16sdtdh wp14">
-  <w:comment w:id="3" w:author="Drees, Trevor" w:date="2023-12-24T17:59:00Z" w:initials="TD">
+  <w:comment w:id="4" w:author="Drees, Trevor" w:date="2023-12-24T17:59:00Z" w:initials="TD">
     <w:p>
       <w:pPr>
         <w:pStyle w:val="CommentText"/>
@@ -21060,7 +18405,7 @@
       </w:r>
     </w:p>
   </w:comment>
-  <w:comment w:id="4" w:author="Trevor D." w:date="2022-04-20T20:56:00Z" w:initials="TD">
+  <w:comment w:id="5" w:author="Trevor D." w:date="2022-04-20T20:56:00Z" w:initials="TD">
     <w:p>
       <w:pPr>
         <w:pStyle w:val="CommentText"/>
@@ -21076,7 +18421,7 @@
       </w:r>
     </w:p>
   </w:comment>
-  <w:comment w:id="7" w:author="Trevor D." w:date="2021-07-17T12:13:00Z" w:initials="TD">
+  <w:comment w:id="8" w:author="Trevor D." w:date="2021-07-17T12:13:00Z" w:initials="TD">
     <w:p>
       <w:pPr>
         <w:pStyle w:val="CommentText"/>

--- a/CombinedDispersalMS_v1.docx
+++ b/CombinedDispersalMS_v1.docx
@@ -1,6 +1,6 @@
 
 <file path=word/document.xml><?xml version="1.0" encoding="utf-8"?>
-<w:document xmlns:wpc="http://schemas.microsoft.com/office/word/2010/wordprocessingCanvas" xmlns:cx="http://schemas.microsoft.com/office/drawing/2014/chartex" xmlns:cx1="http://schemas.microsoft.com/office/drawing/2015/9/8/chartex" xmlns:cx2="http://schemas.microsoft.com/office/drawing/2015/10/21/chartex" xmlns:cx3="http://schemas.microsoft.com/office/drawing/2016/5/9/chartex" xmlns:cx4="http://schemas.microsoft.com/office/drawing/2016/5/10/chartex" xmlns:cx5="http://schemas.microsoft.com/office/drawing/2016/5/11/chartex" xmlns:cx6="http://schemas.microsoft.com/office/drawing/2016/5/12/chartex" xmlns:cx7="http://schemas.microsoft.com/office/drawing/2016/5/13/chartex" xmlns:cx8="http://schemas.microsoft.com/office/drawing/2016/5/14/chartex" xmlns:mc="http://schemas.openxmlformats.org/markup-compatibility/2006" xmlns:aink="http://schemas.microsoft.com/office/drawing/2016/ink" xmlns:am3d="http://schemas.microsoft.com/office/drawing/2017/model3d" xmlns:o="urn:schemas-microsoft-com:office:office" xmlns:oel="http://schemas.microsoft.com/office/2019/extlst" xmlns:r="http://schemas.openxmlformats.org/officeDocument/2006/relationships" xmlns:m="http://schemas.openxmlformats.org/officeDocument/2006/math" xmlns:v="urn:schemas-microsoft-com:vml" xmlns:wp14="http://schemas.microsoft.com/office/word/2010/wordprocessingDrawing" xmlns:wp="http://schemas.openxmlformats.org/drawingml/2006/wordprocessingDrawing" xmlns:w10="urn:schemas-microsoft-com:office:word" xmlns:w="http://schemas.openxmlformats.org/wordprocessingml/2006/main" xmlns:w14="http://schemas.microsoft.com/office/word/2010/wordml" xmlns:w15="http://schemas.microsoft.com/office/word/2012/wordml" xmlns:w16cex="http://schemas.microsoft.com/office/word/2018/wordml/cex" xmlns:w16cid="http://schemas.microsoft.com/office/word/2016/wordml/cid" xmlns:w16="http://schemas.microsoft.com/office/word/2018/wordml" xmlns:w16sdtdh="http://schemas.microsoft.com/office/word/2020/wordml/sdtdatahash" xmlns:w16se="http://schemas.microsoft.com/office/word/2015/wordml/symex" xmlns:wpg="http://schemas.microsoft.com/office/word/2010/wordprocessingGroup" xmlns:wpi="http://schemas.microsoft.com/office/word/2010/wordprocessingInk" xmlns:wne="http://schemas.microsoft.com/office/word/2006/wordml" xmlns:wps="http://schemas.microsoft.com/office/word/2010/wordprocessingShape" mc:Ignorable="w14 w15 w16se w16cid w16 w16cex w16sdtdh wp14">
+<w:document xmlns:wpc="http://schemas.microsoft.com/office/word/2010/wordprocessingCanvas" xmlns:cx="http://schemas.microsoft.com/office/drawing/2014/chartex" xmlns:cx1="http://schemas.microsoft.com/office/drawing/2015/9/8/chartex" xmlns:cx2="http://schemas.microsoft.com/office/drawing/2015/10/21/chartex" xmlns:cx3="http://schemas.microsoft.com/office/drawing/2016/5/9/chartex" xmlns:cx4="http://schemas.microsoft.com/office/drawing/2016/5/10/chartex" xmlns:cx5="http://schemas.microsoft.com/office/drawing/2016/5/11/chartex" xmlns:cx6="http://schemas.microsoft.com/office/drawing/2016/5/12/chartex" xmlns:cx7="http://schemas.microsoft.com/office/drawing/2016/5/13/chartex" xmlns:cx8="http://schemas.microsoft.com/office/drawing/2016/5/14/chartex" xmlns:mc="http://schemas.openxmlformats.org/markup-compatibility/2006" xmlns:aink="http://schemas.microsoft.com/office/drawing/2016/ink" xmlns:am3d="http://schemas.microsoft.com/office/drawing/2017/model3d" xmlns:o="urn:schemas-microsoft-com:office:office" xmlns:oel="http://schemas.microsoft.com/office/2019/extlst" xmlns:r="http://schemas.openxmlformats.org/officeDocument/2006/relationships" xmlns:m="http://schemas.openxmlformats.org/officeDocument/2006/math" xmlns:v="urn:schemas-microsoft-com:vml" xmlns:wp14="http://schemas.microsoft.com/office/word/2010/wordprocessingDrawing" xmlns:wp="http://schemas.openxmlformats.org/drawingml/2006/wordprocessingDrawing" xmlns:w10="urn:schemas-microsoft-com:office:word" xmlns:w="http://schemas.openxmlformats.org/wordprocessingml/2006/main" xmlns:w14="http://schemas.microsoft.com/office/word/2010/wordml" xmlns:w15="http://schemas.microsoft.com/office/word/2012/wordml" xmlns:w16cex="http://schemas.microsoft.com/office/word/2018/wordml/cex" xmlns:w16cid="http://schemas.microsoft.com/office/word/2016/wordml/cid" xmlns:w16="http://schemas.microsoft.com/office/word/2018/wordml" xmlns:w16du="http://schemas.microsoft.com/office/word/2023/wordml/word16du" xmlns:w16sdtdh="http://schemas.microsoft.com/office/word/2020/wordml/sdtdatahash" xmlns:w16se="http://schemas.microsoft.com/office/word/2015/wordml/symex" xmlns:wpg="http://schemas.microsoft.com/office/word/2010/wordprocessingGroup" xmlns:wpi="http://schemas.microsoft.com/office/word/2010/wordprocessingInk" xmlns:wne="http://schemas.microsoft.com/office/word/2006/wordml" xmlns:wps="http://schemas.microsoft.com/office/word/2010/wordprocessingShape" mc:Ignorable="w14 w15 w16se w16cid w16 w16cex w16sdtdh w16du wp14">
   <w:body>
     <w:p>
       <w:pPr>
@@ -2680,15 +2680,47 @@
           <w:sz w:val="24"/>
           <w:szCs w:val="24"/>
         </w:rPr>
-        <w:t xml:space="preserve"> under warmed conditions,</w:t>
-      </w:r>
-      <w:r>
-        <w:rPr>
-          <w:rFonts w:ascii="Times New Roman" w:hAnsi="Times New Roman" w:cs="Times New Roman"/>
-          <w:sz w:val="24"/>
-          <w:szCs w:val="24"/>
-        </w:rPr>
-        <w:t xml:space="preserve"> how can </w:t>
+        <w:t xml:space="preserve"> under </w:t>
+      </w:r>
+      <w:r>
+        <w:rPr>
+          <w:rFonts w:ascii="Times New Roman" w:hAnsi="Times New Roman" w:cs="Times New Roman"/>
+          <w:sz w:val="24"/>
+          <w:szCs w:val="24"/>
+        </w:rPr>
+        <w:t>increased temperatures</w:t>
+      </w:r>
+      <w:r>
+        <w:rPr>
+          <w:rFonts w:ascii="Times New Roman" w:hAnsi="Times New Roman" w:cs="Times New Roman"/>
+          <w:sz w:val="24"/>
+          <w:szCs w:val="24"/>
+        </w:rPr>
+        <w:t>,</w:t>
+      </w:r>
+      <w:r>
+        <w:rPr>
+          <w:rFonts w:ascii="Times New Roman" w:hAnsi="Times New Roman" w:cs="Times New Roman"/>
+          <w:sz w:val="24"/>
+          <w:szCs w:val="24"/>
+        </w:rPr>
+        <w:t xml:space="preserve"> how </w:t>
+      </w:r>
+      <w:r>
+        <w:rPr>
+          <w:rFonts w:ascii="Times New Roman" w:hAnsi="Times New Roman" w:cs="Times New Roman"/>
+          <w:sz w:val="24"/>
+          <w:szCs w:val="24"/>
+        </w:rPr>
+        <w:t>might</w:t>
+      </w:r>
+      <w:r>
+        <w:rPr>
+          <w:rFonts w:ascii="Times New Roman" w:hAnsi="Times New Roman" w:cs="Times New Roman"/>
+          <w:sz w:val="24"/>
+          <w:szCs w:val="24"/>
+        </w:rPr>
+        <w:t xml:space="preserve"> </w:t>
       </w:r>
       <w:r>
         <w:rPr>
@@ -2807,6 +2839,7 @@
           <w:iCs/>
           <w:sz w:val="24"/>
           <w:szCs w:val="24"/>
+          <w:highlight w:val="green"/>
         </w:rPr>
         <w:t xml:space="preserve">Study </w:t>
       </w:r>
@@ -2819,6 +2852,7 @@
           <w:iCs/>
           <w:sz w:val="24"/>
           <w:szCs w:val="24"/>
+          <w:highlight w:val="green"/>
         </w:rPr>
         <w:t>s</w:t>
       </w:r>
@@ -2831,6 +2865,7 @@
           <w:iCs/>
           <w:sz w:val="24"/>
           <w:szCs w:val="24"/>
+          <w:highlight w:val="green"/>
         </w:rPr>
         <w:t>pecies</w:t>
       </w:r>
@@ -3239,23 +3274,15 @@
           <w:sz w:val="24"/>
           <w:szCs w:val="24"/>
         </w:rPr>
-        <w:t xml:space="preserve"> exclusively by seed and </w:t>
-      </w:r>
-      <w:r>
-        <w:rPr>
-          <w:rFonts w:ascii="Times New Roman" w:hAnsi="Times New Roman" w:cs="Times New Roman"/>
-          <w:sz w:val="24"/>
-          <w:szCs w:val="24"/>
-        </w:rPr>
-        <w:t>follow</w:t>
-      </w:r>
-      <w:r>
-        <w:rPr>
-          <w:rFonts w:ascii="Times New Roman" w:hAnsi="Times New Roman" w:cs="Times New Roman"/>
-          <w:sz w:val="24"/>
-          <w:szCs w:val="24"/>
-        </w:rPr>
-        <w:t>s</w:t>
+        <w:t xml:space="preserve"> exclusively by seed </w:t>
+      </w:r>
+      <w:r>
+        <w:rPr>
+          <w:rFonts w:ascii="Times New Roman" w:hAnsi="Times New Roman" w:cs="Times New Roman"/>
+          <w:sz w:val="24"/>
+          <w:szCs w:val="24"/>
+        </w:rPr>
+        <w:t>under</w:t>
       </w:r>
       <w:r>
         <w:rPr>
@@ -3353,6 +3380,14 @@
           <w:sz w:val="24"/>
           <w:szCs w:val="24"/>
         </w:rPr>
+        <w:t>,</w:t>
+      </w:r>
+      <w:r>
+        <w:rPr>
+          <w:rFonts w:ascii="Times New Roman" w:hAnsi="Times New Roman" w:cs="Times New Roman"/>
+          <w:sz w:val="24"/>
+          <w:szCs w:val="24"/>
+        </w:rPr>
         <w:t xml:space="preserve"> </w:t>
       </w:r>
       <w:r>
@@ -3361,7 +3396,23 @@
           <w:sz w:val="24"/>
           <w:szCs w:val="24"/>
         </w:rPr>
-        <w:t xml:space="preserve">and while many individuals complete their life cycle in approximately two years, </w:t>
+        <w:t xml:space="preserve">and </w:t>
+      </w:r>
+      <w:r>
+        <w:rPr>
+          <w:rFonts w:ascii="Times New Roman" w:hAnsi="Times New Roman" w:cs="Times New Roman"/>
+          <w:sz w:val="24"/>
+          <w:szCs w:val="24"/>
+        </w:rPr>
+        <w:t>though</w:t>
+      </w:r>
+      <w:r>
+        <w:rPr>
+          <w:rFonts w:ascii="Times New Roman" w:hAnsi="Times New Roman" w:cs="Times New Roman"/>
+          <w:sz w:val="24"/>
+          <w:szCs w:val="24"/>
+        </w:rPr>
+        <w:t xml:space="preserve"> many individuals complete their life cycle in approximately two years, </w:t>
       </w:r>
       <w:r>
         <w:rPr>
@@ -3627,7 +3678,15 @@
           <w:sz w:val="24"/>
           <w:szCs w:val="24"/>
         </w:rPr>
-        <w:t xml:space="preserve">, Drees and Shea </w:t>
+        <w:t>;</w:t>
+      </w:r>
+      <w:r>
+        <w:rPr>
+          <w:rFonts w:ascii="Times New Roman" w:hAnsi="Times New Roman" w:cs="Times New Roman"/>
+          <w:sz w:val="24"/>
+          <w:szCs w:val="24"/>
+        </w:rPr>
+        <w:t xml:space="preserve"> Drees and Shea </w:t>
       </w:r>
       <w:r>
         <w:rPr>
@@ -3680,6 +3739,7 @@
           <w:iCs/>
           <w:sz w:val="24"/>
           <w:szCs w:val="24"/>
+          <w:highlight w:val="green"/>
         </w:rPr>
         <w:t xml:space="preserve">Demographic </w:t>
       </w:r>
@@ -3692,6 +3752,7 @@
           <w:iCs/>
           <w:sz w:val="24"/>
           <w:szCs w:val="24"/>
+          <w:highlight w:val="green"/>
         </w:rPr>
         <w:t xml:space="preserve">data and </w:t>
       </w:r>
@@ -3704,6 +3765,7 @@
           <w:iCs/>
           <w:sz w:val="24"/>
           <w:szCs w:val="24"/>
+          <w:highlight w:val="green"/>
         </w:rPr>
         <w:t>models</w:t>
       </w:r>
@@ -3786,7 +3848,159 @@
           <w:sz w:val="24"/>
           <w:szCs w:val="24"/>
         </w:rPr>
-        <w:t xml:space="preserve"> individuals, in a greenhouse for approximately one month before transplant; after transplanting in the autumn, initial rosette size was measured as a diameter. In the spring, rosette diameter was measured again before individuals bolted, as was the overwinter survival rate. Almost all individuals completed their life cycle within a year, reaching senescence at the end of the following summer. During this time, flowering status was recorded, as were the heights of each flower head on </w:t>
+        <w:t xml:space="preserve"> individuals, in a greenhouse for approximately one month before transplant; after transplanting in the autumn, </w:t>
+      </w:r>
+      <w:r>
+        <w:rPr>
+          <w:rFonts w:ascii="Times New Roman" w:hAnsi="Times New Roman" w:cs="Times New Roman"/>
+          <w:sz w:val="24"/>
+          <w:szCs w:val="24"/>
+        </w:rPr>
+        <w:t>measurements on initial rosette diameter were captured</w:t>
+      </w:r>
+      <w:r>
+        <w:rPr>
+          <w:rFonts w:ascii="Times New Roman" w:hAnsi="Times New Roman" w:cs="Times New Roman"/>
+          <w:sz w:val="24"/>
+          <w:szCs w:val="24"/>
+        </w:rPr>
+        <w:t>, and were captured again in the spring</w:t>
+      </w:r>
+      <w:r>
+        <w:rPr>
+          <w:rFonts w:ascii="Times New Roman" w:hAnsi="Times New Roman" w:cs="Times New Roman"/>
+          <w:sz w:val="24"/>
+          <w:szCs w:val="24"/>
+        </w:rPr>
+        <w:t xml:space="preserve"> before individuals bolted</w:t>
+      </w:r>
+      <w:r>
+        <w:rPr>
+          <w:rFonts w:ascii="Times New Roman" w:hAnsi="Times New Roman" w:cs="Times New Roman"/>
+          <w:sz w:val="24"/>
+          <w:szCs w:val="24"/>
+        </w:rPr>
+        <w:t xml:space="preserve">. Survival rate was </w:t>
+      </w:r>
+      <w:r>
+        <w:rPr>
+          <w:rFonts w:ascii="Times New Roman" w:hAnsi="Times New Roman" w:cs="Times New Roman"/>
+          <w:sz w:val="24"/>
+          <w:szCs w:val="24"/>
+        </w:rPr>
+        <w:t>estimated</w:t>
+      </w:r>
+      <w:r>
+        <w:rPr>
+          <w:rFonts w:ascii="Times New Roman" w:hAnsi="Times New Roman" w:cs="Times New Roman"/>
+          <w:sz w:val="24"/>
+          <w:szCs w:val="24"/>
+        </w:rPr>
+        <w:t xml:space="preserve"> as well, with most individuals that were alive for the initial rosette measurement also surviving over the winter.</w:t>
+      </w:r>
+      <w:r>
+        <w:rPr>
+          <w:rFonts w:ascii="Times New Roman" w:hAnsi="Times New Roman" w:cs="Times New Roman"/>
+          <w:sz w:val="24"/>
+          <w:szCs w:val="24"/>
+        </w:rPr>
+        <w:t xml:space="preserve"> Almost all </w:t>
+      </w:r>
+      <w:r>
+        <w:rPr>
+          <w:rFonts w:ascii="Times New Roman" w:hAnsi="Times New Roman" w:cs="Times New Roman"/>
+          <w:sz w:val="24"/>
+          <w:szCs w:val="24"/>
+        </w:rPr>
+        <w:t xml:space="preserve">surviving </w:t>
+      </w:r>
+      <w:r>
+        <w:rPr>
+          <w:rFonts w:ascii="Times New Roman" w:hAnsi="Times New Roman" w:cs="Times New Roman"/>
+          <w:sz w:val="24"/>
+          <w:szCs w:val="24"/>
+        </w:rPr>
+        <w:t xml:space="preserve">individuals </w:t>
+      </w:r>
+      <w:r>
+        <w:rPr>
+          <w:rFonts w:ascii="Times New Roman" w:hAnsi="Times New Roman" w:cs="Times New Roman"/>
+          <w:sz w:val="24"/>
+          <w:szCs w:val="24"/>
+        </w:rPr>
+        <w:t xml:space="preserve">reproduced and </w:t>
+      </w:r>
+      <w:r>
+        <w:rPr>
+          <w:rFonts w:ascii="Times New Roman" w:hAnsi="Times New Roman" w:cs="Times New Roman"/>
+          <w:sz w:val="24"/>
+          <w:szCs w:val="24"/>
+        </w:rPr>
+        <w:t>completed their life cycle within a year</w:t>
+      </w:r>
+      <w:r>
+        <w:rPr>
+          <w:rFonts w:ascii="Times New Roman" w:hAnsi="Times New Roman" w:cs="Times New Roman"/>
+          <w:sz w:val="24"/>
+          <w:szCs w:val="24"/>
+        </w:rPr>
+        <w:t xml:space="preserve"> of germination</w:t>
+      </w:r>
+      <w:r>
+        <w:rPr>
+          <w:rFonts w:ascii="Times New Roman" w:hAnsi="Times New Roman" w:cs="Times New Roman"/>
+          <w:sz w:val="24"/>
+          <w:szCs w:val="24"/>
+        </w:rPr>
+        <w:t xml:space="preserve">, reaching senescence at the end of the following summer. During </w:t>
+      </w:r>
+      <w:r>
+        <w:rPr>
+          <w:rFonts w:ascii="Times New Roman" w:hAnsi="Times New Roman" w:cs="Times New Roman"/>
+          <w:sz w:val="24"/>
+          <w:szCs w:val="24"/>
+        </w:rPr>
+        <w:t>the reproductive period</w:t>
+      </w:r>
+      <w:r>
+        <w:rPr>
+          <w:rFonts w:ascii="Times New Roman" w:hAnsi="Times New Roman" w:cs="Times New Roman"/>
+          <w:sz w:val="24"/>
+          <w:szCs w:val="24"/>
+        </w:rPr>
+        <w:t xml:space="preserve">, flowering status was recorded, as were the heights of </w:t>
+      </w:r>
+      <w:r>
+        <w:rPr>
+          <w:rFonts w:ascii="Times New Roman" w:hAnsi="Times New Roman" w:cs="Times New Roman"/>
+          <w:sz w:val="24"/>
+          <w:szCs w:val="24"/>
+        </w:rPr>
+        <w:t>all</w:t>
+      </w:r>
+      <w:r>
+        <w:rPr>
+          <w:rFonts w:ascii="Times New Roman" w:hAnsi="Times New Roman" w:cs="Times New Roman"/>
+          <w:sz w:val="24"/>
+          <w:szCs w:val="24"/>
+        </w:rPr>
+        <w:t xml:space="preserve"> flower head</w:t>
+      </w:r>
+      <w:r>
+        <w:rPr>
+          <w:rFonts w:ascii="Times New Roman" w:hAnsi="Times New Roman" w:cs="Times New Roman"/>
+          <w:sz w:val="24"/>
+          <w:szCs w:val="24"/>
+        </w:rPr>
+        <w:t>s</w:t>
+      </w:r>
+      <w:r>
+        <w:rPr>
+          <w:rFonts w:ascii="Times New Roman" w:hAnsi="Times New Roman" w:cs="Times New Roman"/>
+          <w:sz w:val="24"/>
+          <w:szCs w:val="24"/>
+        </w:rPr>
+        <w:t xml:space="preserve"> on </w:t>
       </w:r>
       <w:proofErr w:type="gramStart"/>
       <w:r>
@@ -3804,7 +4018,95 @@
           <w:sz w:val="24"/>
           <w:szCs w:val="24"/>
         </w:rPr>
-        <w:t>. A complete list of demographic parameters used in the model is given in Appendix S1, Table S1. Because some parameters such as seed production and vital rates for seed bank dynamics were outside the scope of Drees and Shea (2024b) and could thus not be derived using that data, they were instead taken from similar experiments (</w:t>
+        <w:t>.</w:t>
+      </w:r>
+      <w:r>
+        <w:rPr>
+          <w:rFonts w:ascii="Times New Roman" w:hAnsi="Times New Roman" w:cs="Times New Roman"/>
+          <w:sz w:val="24"/>
+          <w:szCs w:val="24"/>
+        </w:rPr>
+        <w:t xml:space="preserve"> S</w:t>
+      </w:r>
+      <w:r>
+        <w:rPr>
+          <w:rFonts w:ascii="Times New Roman" w:hAnsi="Times New Roman" w:cs="Times New Roman"/>
+          <w:sz w:val="24"/>
+          <w:szCs w:val="24"/>
+        </w:rPr>
+        <w:t>ome parameters such as seed production</w:t>
+      </w:r>
+      <w:r>
+        <w:rPr>
+          <w:rFonts w:ascii="Times New Roman" w:hAnsi="Times New Roman" w:cs="Times New Roman"/>
+          <w:sz w:val="24"/>
+          <w:szCs w:val="24"/>
+        </w:rPr>
+        <w:t>, establishment rate,</w:t>
+      </w:r>
+      <w:r>
+        <w:rPr>
+          <w:rFonts w:ascii="Times New Roman" w:hAnsi="Times New Roman" w:cs="Times New Roman"/>
+          <w:sz w:val="24"/>
+          <w:szCs w:val="24"/>
+        </w:rPr>
+        <w:t xml:space="preserve"> and </w:t>
+      </w:r>
+      <w:r>
+        <w:rPr>
+          <w:rFonts w:ascii="Times New Roman" w:hAnsi="Times New Roman" w:cs="Times New Roman"/>
+          <w:sz w:val="24"/>
+          <w:szCs w:val="24"/>
+        </w:rPr>
+        <w:t xml:space="preserve">several </w:t>
+      </w:r>
+      <w:r>
+        <w:rPr>
+          <w:rFonts w:ascii="Times New Roman" w:hAnsi="Times New Roman" w:cs="Times New Roman"/>
+          <w:sz w:val="24"/>
+          <w:szCs w:val="24"/>
+        </w:rPr>
+        <w:t xml:space="preserve">vital rates for seed bank dynamics were outside the scope of Drees and Shea (2024b) and could thus not be derived using </w:t>
+      </w:r>
+      <w:r>
+        <w:rPr>
+          <w:rFonts w:ascii="Times New Roman" w:hAnsi="Times New Roman" w:cs="Times New Roman"/>
+          <w:sz w:val="24"/>
+          <w:szCs w:val="24"/>
+        </w:rPr>
+        <w:t>the data therein</w:t>
+      </w:r>
+      <w:r>
+        <w:rPr>
+          <w:rFonts w:ascii="Times New Roman" w:hAnsi="Times New Roman" w:cs="Times New Roman"/>
+          <w:sz w:val="24"/>
+          <w:szCs w:val="24"/>
+        </w:rPr>
+        <w:t>; these parameters, necessary for constructing the population spread model,</w:t>
+      </w:r>
+      <w:r>
+        <w:rPr>
+          <w:rFonts w:ascii="Times New Roman" w:hAnsi="Times New Roman" w:cs="Times New Roman"/>
+          <w:sz w:val="24"/>
+          <w:szCs w:val="24"/>
+        </w:rPr>
+        <w:t xml:space="preserve"> were instead </w:t>
+      </w:r>
+      <w:r>
+        <w:rPr>
+          <w:rFonts w:ascii="Times New Roman" w:hAnsi="Times New Roman" w:cs="Times New Roman"/>
+          <w:sz w:val="24"/>
+          <w:szCs w:val="24"/>
+        </w:rPr>
+        <w:t>sourced</w:t>
+      </w:r>
+      <w:r>
+        <w:rPr>
+          <w:rFonts w:ascii="Times New Roman" w:hAnsi="Times New Roman" w:cs="Times New Roman"/>
+          <w:sz w:val="24"/>
+          <w:szCs w:val="24"/>
+        </w:rPr>
+        <w:t xml:space="preserve"> from similar experiments (</w:t>
       </w:r>
       <w:r>
         <w:rPr>
@@ -3864,23 +4166,15 @@
           <w:szCs w:val="24"/>
         </w:rPr>
         <w:lastRenderedPageBreak/>
-        <w:t xml:space="preserve">All analyses, </w:t>
-      </w:r>
-      <w:r>
-        <w:rPr>
-          <w:rFonts w:ascii="Times New Roman" w:hAnsi="Times New Roman" w:cs="Times New Roman"/>
-          <w:sz w:val="24"/>
-          <w:szCs w:val="24"/>
-        </w:rPr>
-        <w:t>including</w:t>
-      </w:r>
-      <w:r>
-        <w:rPr>
-          <w:rFonts w:ascii="Times New Roman" w:hAnsi="Times New Roman" w:cs="Times New Roman"/>
-          <w:sz w:val="24"/>
-          <w:szCs w:val="24"/>
-        </w:rPr>
-        <w:t xml:space="preserve"> dispersal and </w:t>
+        <w:t xml:space="preserve">All </w:t>
+      </w:r>
+      <w:r>
+        <w:rPr>
+          <w:rFonts w:ascii="Times New Roman" w:hAnsi="Times New Roman" w:cs="Times New Roman"/>
+          <w:sz w:val="24"/>
+          <w:szCs w:val="24"/>
+        </w:rPr>
+        <w:t xml:space="preserve">demographic, dispersal, and population </w:t>
       </w:r>
       <w:proofErr w:type="spellStart"/>
       <w:r>
@@ -3898,7 +4192,31 @@
           <w:sz w:val="24"/>
           <w:szCs w:val="24"/>
         </w:rPr>
-        <w:t xml:space="preserve"> modelling, were performed in </w:t>
+        <w:t xml:space="preserve"> </w:t>
+      </w:r>
+      <w:r>
+        <w:rPr>
+          <w:rFonts w:ascii="Times New Roman" w:hAnsi="Times New Roman" w:cs="Times New Roman"/>
+          <w:sz w:val="24"/>
+          <w:szCs w:val="24"/>
+        </w:rPr>
+        <w:t>analyses</w:t>
+      </w:r>
+      <w:r>
+        <w:rPr>
+          <w:rFonts w:ascii="Times New Roman" w:hAnsi="Times New Roman" w:cs="Times New Roman"/>
+          <w:sz w:val="24"/>
+          <w:szCs w:val="24"/>
+        </w:rPr>
+        <w:t xml:space="preserve"> </w:t>
+      </w:r>
+      <w:r>
+        <w:rPr>
+          <w:rFonts w:ascii="Times New Roman" w:hAnsi="Times New Roman" w:cs="Times New Roman"/>
+          <w:sz w:val="24"/>
+          <w:szCs w:val="24"/>
+        </w:rPr>
+        <w:t xml:space="preserve">were performed in </w:t>
       </w:r>
       <w:r>
         <w:rPr>
@@ -3922,15 +4240,15 @@
           <w:sz w:val="24"/>
           <w:szCs w:val="24"/>
         </w:rPr>
-        <w:t>I</w:t>
-      </w:r>
-      <w:r>
-        <w:rPr>
-          <w:rFonts w:ascii="Times New Roman" w:hAnsi="Times New Roman" w:cs="Times New Roman"/>
-          <w:sz w:val="24"/>
-          <w:szCs w:val="24"/>
-        </w:rPr>
-        <w:t xml:space="preserve">nitial rosette size upon establishment, </w:t>
+        <w:t>R</w:t>
+      </w:r>
+      <w:r>
+        <w:rPr>
+          <w:rFonts w:ascii="Times New Roman" w:hAnsi="Times New Roman" w:cs="Times New Roman"/>
+          <w:sz w:val="24"/>
+          <w:szCs w:val="24"/>
+        </w:rPr>
+        <w:t xml:space="preserve">osette size upon establishment, </w:t>
       </w:r>
       <w:r>
         <w:rPr>
@@ -4119,23 +4437,7 @@
           <w:sz w:val="24"/>
           <w:szCs w:val="24"/>
         </w:rPr>
-        <w:t xml:space="preserve">; parameter estimates for these models are given in </w:t>
-      </w:r>
-      <w:r>
-        <w:rPr>
-          <w:rFonts w:ascii="Times New Roman" w:hAnsi="Times New Roman" w:cs="Times New Roman"/>
-          <w:sz w:val="24"/>
-          <w:szCs w:val="24"/>
-        </w:rPr>
-        <w:t>Appendix S1, Table S1</w:t>
-      </w:r>
-      <w:r>
-        <w:rPr>
-          <w:rFonts w:ascii="Times New Roman" w:hAnsi="Times New Roman" w:cs="Times New Roman"/>
-          <w:sz w:val="24"/>
-          <w:szCs w:val="24"/>
-        </w:rPr>
-        <w:t xml:space="preserve">. For most of these models, a Gaussian response was </w:t>
+        <w:t xml:space="preserve">; parameter estimates for these models are given in Appendix S1, Table S1. For most of these models, a Gaussian response was </w:t>
       </w:r>
       <w:r>
         <w:rPr>
@@ -4151,7 +4453,23 @@
           <w:sz w:val="24"/>
           <w:szCs w:val="24"/>
         </w:rPr>
-        <w:t xml:space="preserve"> warming treatment and rosette size as fixed effects, an interaction </w:t>
+        <w:t xml:space="preserve"> warming treatment and rosette size as fixed effects, a</w:t>
+      </w:r>
+      <w:r>
+        <w:rPr>
+          <w:rFonts w:ascii="Times New Roman" w:hAnsi="Times New Roman" w:cs="Times New Roman"/>
+          <w:sz w:val="24"/>
+          <w:szCs w:val="24"/>
+        </w:rPr>
+        <w:t xml:space="preserve"> fixed</w:t>
+      </w:r>
+      <w:r>
+        <w:rPr>
+          <w:rFonts w:ascii="Times New Roman" w:hAnsi="Times New Roman" w:cs="Times New Roman"/>
+          <w:sz w:val="24"/>
+          <w:szCs w:val="24"/>
+        </w:rPr>
+        <w:t xml:space="preserve"> interaction </w:t>
       </w:r>
       <w:r>
         <w:rPr>
@@ -4183,7 +4501,107 @@
           <w:sz w:val="24"/>
           <w:szCs w:val="24"/>
         </w:rPr>
-        <w:t xml:space="preserve">, and experimental block as a random effect. </w:t>
+        <w:t xml:space="preserve"> </w:t>
+      </w:r>
+      <w:proofErr w:type="gramStart"/>
+      <w:r>
+        <w:rPr>
+          <w:rFonts w:ascii="Times New Roman" w:hAnsi="Times New Roman" w:cs="Times New Roman"/>
+          <w:sz w:val="24"/>
+          <w:szCs w:val="24"/>
+        </w:rPr>
+        <w:t>aforementioned effects</w:t>
+      </w:r>
+      <w:proofErr w:type="gramEnd"/>
+      <w:r>
+        <w:rPr>
+          <w:rFonts w:ascii="Times New Roman" w:hAnsi="Times New Roman" w:cs="Times New Roman"/>
+          <w:sz w:val="24"/>
+          <w:szCs w:val="24"/>
+        </w:rPr>
+        <w:t>, and experimental block as a random effect.</w:t>
+      </w:r>
+      <w:r>
+        <w:rPr>
+          <w:rFonts w:ascii="Times New Roman" w:hAnsi="Times New Roman" w:cs="Times New Roman"/>
+          <w:sz w:val="24"/>
+          <w:szCs w:val="24"/>
+        </w:rPr>
+        <w:t xml:space="preserve"> </w:t>
+      </w:r>
+      <w:r>
+        <w:rPr>
+          <w:rFonts w:ascii="Times New Roman" w:hAnsi="Times New Roman" w:cs="Times New Roman"/>
+          <w:sz w:val="24"/>
+          <w:szCs w:val="24"/>
+        </w:rPr>
+        <w:t xml:space="preserve">When fitting the models, because data from </w:t>
+      </w:r>
+      <w:r>
+        <w:rPr>
+          <w:rFonts w:ascii="Times New Roman" w:hAnsi="Times New Roman" w:cs="Times New Roman"/>
+          <w:sz w:val="24"/>
+          <w:szCs w:val="24"/>
+        </w:rPr>
+        <w:t>Drees and Shea (2024b)</w:t>
+      </w:r>
+      <w:r>
+        <w:rPr>
+          <w:rFonts w:ascii="Times New Roman" w:hAnsi="Times New Roman" w:cs="Times New Roman"/>
+          <w:sz w:val="24"/>
+          <w:szCs w:val="24"/>
+        </w:rPr>
+        <w:t xml:space="preserve"> </w:t>
+      </w:r>
+      <w:r>
+        <w:rPr>
+          <w:rFonts w:ascii="Times New Roman" w:hAnsi="Times New Roman" w:cs="Times New Roman"/>
+          <w:sz w:val="24"/>
+          <w:szCs w:val="24"/>
+        </w:rPr>
+        <w:t>contain</w:t>
+      </w:r>
+      <w:r>
+        <w:rPr>
+          <w:rFonts w:ascii="Times New Roman" w:hAnsi="Times New Roman" w:cs="Times New Roman"/>
+          <w:sz w:val="24"/>
+          <w:szCs w:val="24"/>
+        </w:rPr>
+        <w:t xml:space="preserve"> </w:t>
+      </w:r>
+      <w:r>
+        <w:rPr>
+          <w:rFonts w:ascii="Times New Roman" w:hAnsi="Times New Roman" w:cs="Times New Roman"/>
+          <w:sz w:val="24"/>
+          <w:szCs w:val="24"/>
+          <w:lang w:val="en-US"/>
+        </w:rPr>
+        <w:t>multiple individuals within a single experimental unit</w:t>
+      </w:r>
+      <w:r>
+        <w:rPr>
+          <w:rFonts w:ascii="Times New Roman" w:hAnsi="Times New Roman" w:cs="Times New Roman"/>
+          <w:sz w:val="24"/>
+          <w:szCs w:val="24"/>
+          <w:lang w:val="en-US"/>
+        </w:rPr>
+        <w:t>,</w:t>
+      </w:r>
+      <w:r>
+        <w:rPr>
+          <w:rFonts w:ascii="Times New Roman" w:hAnsi="Times New Roman" w:cs="Times New Roman"/>
+          <w:sz w:val="24"/>
+          <w:szCs w:val="24"/>
+        </w:rPr>
+        <w:t xml:space="preserve"> predictor and response variables were plot-averaged where applicable.</w:t>
+      </w:r>
+      <w:r>
+        <w:rPr>
+          <w:rFonts w:ascii="Times New Roman" w:hAnsi="Times New Roman" w:cs="Times New Roman"/>
+          <w:sz w:val="24"/>
+          <w:szCs w:val="24"/>
+        </w:rPr>
+        <w:t xml:space="preserve"> </w:t>
       </w:r>
       <w:r>
         <w:rPr>
@@ -4199,7 +4617,23 @@
           <w:sz w:val="24"/>
           <w:szCs w:val="24"/>
         </w:rPr>
-        <w:t>odel selection was performed</w:t>
+        <w:t>odel selection was</w:t>
+      </w:r>
+      <w:r>
+        <w:rPr>
+          <w:rFonts w:ascii="Times New Roman" w:hAnsi="Times New Roman" w:cs="Times New Roman"/>
+          <w:sz w:val="24"/>
+          <w:szCs w:val="24"/>
+        </w:rPr>
+        <w:t xml:space="preserve"> then</w:t>
+      </w:r>
+      <w:r>
+        <w:rPr>
+          <w:rFonts w:ascii="Times New Roman" w:hAnsi="Times New Roman" w:cs="Times New Roman"/>
+          <w:sz w:val="24"/>
+          <w:szCs w:val="24"/>
+        </w:rPr>
+        <w:t xml:space="preserve"> performed</w:t>
       </w:r>
       <w:r>
         <w:rPr>
@@ -4231,6 +4665,38 @@
           <w:sz w:val="24"/>
           <w:szCs w:val="24"/>
         </w:rPr>
+        <w:t xml:space="preserve"> removing terms where necessary to</w:t>
+      </w:r>
+      <w:r>
+        <w:rPr>
+          <w:rFonts w:ascii="Times New Roman" w:hAnsi="Times New Roman" w:cs="Times New Roman"/>
+          <w:sz w:val="24"/>
+          <w:szCs w:val="24"/>
+        </w:rPr>
+        <w:t xml:space="preserve"> minimis</w:t>
+      </w:r>
+      <w:r>
+        <w:rPr>
+          <w:rFonts w:ascii="Times New Roman" w:hAnsi="Times New Roman" w:cs="Times New Roman"/>
+          <w:sz w:val="24"/>
+          <w:szCs w:val="24"/>
+        </w:rPr>
+        <w:t>e</w:t>
+      </w:r>
+      <w:r>
+        <w:rPr>
+          <w:rFonts w:ascii="Times New Roman" w:hAnsi="Times New Roman" w:cs="Times New Roman"/>
+          <w:sz w:val="24"/>
+          <w:szCs w:val="24"/>
+        </w:rPr>
+        <w:t xml:space="preserve"> Akaike’s information criterion (AIC).</w:t>
+      </w:r>
+      <w:r>
+        <w:rPr>
+          <w:rFonts w:ascii="Times New Roman" w:hAnsi="Times New Roman" w:cs="Times New Roman"/>
+          <w:sz w:val="24"/>
+          <w:szCs w:val="24"/>
+        </w:rPr>
         <w:t xml:space="preserve"> </w:t>
       </w:r>
       <w:r>
@@ -4239,23 +4705,129 @@
           <w:sz w:val="24"/>
           <w:szCs w:val="24"/>
         </w:rPr>
-        <w:t>removing terms where necessary</w:t>
-      </w:r>
-      <w:r>
-        <w:rPr>
-          <w:rFonts w:ascii="Times New Roman" w:hAnsi="Times New Roman" w:cs="Times New Roman"/>
-          <w:sz w:val="24"/>
-          <w:szCs w:val="24"/>
-        </w:rPr>
-        <w:t xml:space="preserve"> to</w:t>
-      </w:r>
-      <w:r>
-        <w:rPr>
-          <w:rFonts w:ascii="Times New Roman" w:hAnsi="Times New Roman" w:cs="Times New Roman"/>
-          <w:sz w:val="24"/>
-          <w:szCs w:val="24"/>
-        </w:rPr>
-        <w:t xml:space="preserve"> minimis</w:t>
+        <w:t>All four models</w:t>
+      </w:r>
+      <w:r>
+        <w:rPr>
+          <w:rFonts w:ascii="Times New Roman" w:hAnsi="Times New Roman" w:cs="Times New Roman"/>
+          <w:sz w:val="24"/>
+          <w:szCs w:val="24"/>
+        </w:rPr>
+        <w:t>,</w:t>
+      </w:r>
+      <w:r>
+        <w:rPr>
+          <w:rFonts w:ascii="Times New Roman" w:hAnsi="Times New Roman" w:cs="Times New Roman"/>
+          <w:sz w:val="24"/>
+          <w:szCs w:val="24"/>
+        </w:rPr>
+        <w:t xml:space="preserve"> </w:t>
+      </w:r>
+      <w:r>
+        <w:rPr>
+          <w:rFonts w:ascii="Times New Roman" w:hAnsi="Times New Roman" w:cs="Times New Roman"/>
+          <w:sz w:val="24"/>
+          <w:szCs w:val="24"/>
+        </w:rPr>
+        <w:t>w</w:t>
+      </w:r>
+      <w:r>
+        <w:rPr>
+          <w:rFonts w:ascii="Times New Roman" w:hAnsi="Times New Roman" w:cs="Times New Roman"/>
+          <w:sz w:val="24"/>
+          <w:szCs w:val="24"/>
+        </w:rPr>
+        <w:t xml:space="preserve">hen used in </w:t>
+      </w:r>
+      <w:proofErr w:type="spellStart"/>
+      <w:r>
+        <w:rPr>
+          <w:rFonts w:ascii="Times New Roman" w:hAnsi="Times New Roman" w:cs="Times New Roman"/>
+          <w:sz w:val="24"/>
+          <w:szCs w:val="24"/>
+        </w:rPr>
+        <w:t>wavespeed</w:t>
+      </w:r>
+      <w:proofErr w:type="spellEnd"/>
+      <w:r>
+        <w:rPr>
+          <w:rFonts w:ascii="Times New Roman" w:hAnsi="Times New Roman" w:cs="Times New Roman"/>
+          <w:sz w:val="24"/>
+          <w:szCs w:val="24"/>
+        </w:rPr>
+        <w:t xml:space="preserve"> simulations</w:t>
+      </w:r>
+      <w:r>
+        <w:rPr>
+          <w:rFonts w:ascii="Times New Roman" w:hAnsi="Times New Roman" w:cs="Times New Roman"/>
+          <w:sz w:val="24"/>
+          <w:szCs w:val="24"/>
+        </w:rPr>
+        <w:t>,</w:t>
+      </w:r>
+      <w:r>
+        <w:rPr>
+          <w:rFonts w:ascii="Times New Roman" w:hAnsi="Times New Roman" w:cs="Times New Roman"/>
+          <w:sz w:val="24"/>
+          <w:szCs w:val="24"/>
+        </w:rPr>
+        <w:t xml:space="preserve"> had both deterministic and stochastic components; the former consisted of the model intercept and fixed effects (where applicable), and the latter of a normally distributed term with a mean of zero and standard deviation derived from model errors. This stochastic term allow</w:t>
+      </w:r>
+      <w:r>
+        <w:rPr>
+          <w:rFonts w:ascii="Times New Roman" w:hAnsi="Times New Roman" w:cs="Times New Roman"/>
+          <w:sz w:val="24"/>
+          <w:szCs w:val="24"/>
+        </w:rPr>
+        <w:t>ed</w:t>
+      </w:r>
+      <w:r>
+        <w:rPr>
+          <w:rFonts w:ascii="Times New Roman" w:hAnsi="Times New Roman" w:cs="Times New Roman"/>
+          <w:sz w:val="24"/>
+          <w:szCs w:val="24"/>
+        </w:rPr>
+        <w:t xml:space="preserve"> </w:t>
+      </w:r>
+      <w:r>
+        <w:rPr>
+          <w:rFonts w:ascii="Times New Roman" w:hAnsi="Times New Roman" w:cs="Times New Roman"/>
+          <w:sz w:val="24"/>
+          <w:szCs w:val="24"/>
+        </w:rPr>
+        <w:t>us to capture</w:t>
+      </w:r>
+      <w:r>
+        <w:rPr>
+          <w:rFonts w:ascii="Times New Roman" w:hAnsi="Times New Roman" w:cs="Times New Roman"/>
+          <w:sz w:val="24"/>
+          <w:szCs w:val="24"/>
+        </w:rPr>
+        <w:t xml:space="preserve"> demographic variation</w:t>
+      </w:r>
+      <w:r>
+        <w:rPr>
+          <w:rFonts w:ascii="Times New Roman" w:hAnsi="Times New Roman" w:cs="Times New Roman"/>
+          <w:sz w:val="24"/>
+          <w:szCs w:val="24"/>
+        </w:rPr>
+        <w:t xml:space="preserve"> within our simulations</w:t>
+      </w:r>
+      <w:r>
+        <w:rPr>
+          <w:rFonts w:ascii="Times New Roman" w:hAnsi="Times New Roman" w:cs="Times New Roman"/>
+          <w:sz w:val="24"/>
+          <w:szCs w:val="24"/>
+        </w:rPr>
+        <w:t xml:space="preserve"> </w:t>
+      </w:r>
+      <w:r>
+        <w:rPr>
+          <w:rFonts w:ascii="Times New Roman" w:hAnsi="Times New Roman" w:cs="Times New Roman"/>
+          <w:sz w:val="24"/>
+          <w:szCs w:val="24"/>
+        </w:rPr>
+        <w:t>and determin</w:t>
       </w:r>
       <w:r>
         <w:rPr>
@@ -4271,136 +4843,6 @@
           <w:sz w:val="24"/>
           <w:szCs w:val="24"/>
         </w:rPr>
-        <w:t xml:space="preserve"> Akaike’s information criterion (AIC).</w:t>
-      </w:r>
-      <w:r>
-        <w:rPr>
-          <w:rFonts w:ascii="Times New Roman" w:hAnsi="Times New Roman" w:cs="Times New Roman"/>
-          <w:sz w:val="24"/>
-          <w:szCs w:val="24"/>
-        </w:rPr>
-        <w:t xml:space="preserve"> </w:t>
-      </w:r>
-      <w:r>
-        <w:rPr>
-          <w:rFonts w:ascii="Times New Roman" w:hAnsi="Times New Roman" w:cs="Times New Roman"/>
-          <w:sz w:val="24"/>
-          <w:szCs w:val="24"/>
-        </w:rPr>
-        <w:t>All four models</w:t>
-      </w:r>
-      <w:r>
-        <w:rPr>
-          <w:rFonts w:ascii="Times New Roman" w:hAnsi="Times New Roman" w:cs="Times New Roman"/>
-          <w:sz w:val="24"/>
-          <w:szCs w:val="24"/>
-        </w:rPr>
-        <w:t>,</w:t>
-      </w:r>
-      <w:r>
-        <w:rPr>
-          <w:rFonts w:ascii="Times New Roman" w:hAnsi="Times New Roman" w:cs="Times New Roman"/>
-          <w:sz w:val="24"/>
-          <w:szCs w:val="24"/>
-        </w:rPr>
-        <w:t xml:space="preserve"> </w:t>
-      </w:r>
-      <w:r>
-        <w:rPr>
-          <w:rFonts w:ascii="Times New Roman" w:hAnsi="Times New Roman" w:cs="Times New Roman"/>
-          <w:sz w:val="24"/>
-          <w:szCs w:val="24"/>
-        </w:rPr>
-        <w:t>w</w:t>
-      </w:r>
-      <w:r>
-        <w:rPr>
-          <w:rFonts w:ascii="Times New Roman" w:hAnsi="Times New Roman" w:cs="Times New Roman"/>
-          <w:sz w:val="24"/>
-          <w:szCs w:val="24"/>
-        </w:rPr>
-        <w:t xml:space="preserve">hen used in </w:t>
-      </w:r>
-      <w:proofErr w:type="spellStart"/>
-      <w:r>
-        <w:rPr>
-          <w:rFonts w:ascii="Times New Roman" w:hAnsi="Times New Roman" w:cs="Times New Roman"/>
-          <w:sz w:val="24"/>
-          <w:szCs w:val="24"/>
-        </w:rPr>
-        <w:t>wavespeed</w:t>
-      </w:r>
-      <w:proofErr w:type="spellEnd"/>
-      <w:r>
-        <w:rPr>
-          <w:rFonts w:ascii="Times New Roman" w:hAnsi="Times New Roman" w:cs="Times New Roman"/>
-          <w:sz w:val="24"/>
-          <w:szCs w:val="24"/>
-        </w:rPr>
-        <w:t xml:space="preserve"> simulations</w:t>
-      </w:r>
-      <w:r>
-        <w:rPr>
-          <w:rFonts w:ascii="Times New Roman" w:hAnsi="Times New Roman" w:cs="Times New Roman"/>
-          <w:sz w:val="24"/>
-          <w:szCs w:val="24"/>
-        </w:rPr>
-        <w:t>,</w:t>
-      </w:r>
-      <w:r>
-        <w:rPr>
-          <w:rFonts w:ascii="Times New Roman" w:hAnsi="Times New Roman" w:cs="Times New Roman"/>
-          <w:sz w:val="24"/>
-          <w:szCs w:val="24"/>
-        </w:rPr>
-        <w:t xml:space="preserve"> had both deterministic and stochastic components; the former consisted of the model intercept and fixed effects (where applicable), and the latter of a normally distributed term with a mean of zero and standard deviation derived from model errors. This stochastic term allow</w:t>
-      </w:r>
-      <w:r>
-        <w:rPr>
-          <w:rFonts w:ascii="Times New Roman" w:hAnsi="Times New Roman" w:cs="Times New Roman"/>
-          <w:sz w:val="24"/>
-          <w:szCs w:val="24"/>
-        </w:rPr>
-        <w:t>ed</w:t>
-      </w:r>
-      <w:r>
-        <w:rPr>
-          <w:rFonts w:ascii="Times New Roman" w:hAnsi="Times New Roman" w:cs="Times New Roman"/>
-          <w:sz w:val="24"/>
-          <w:szCs w:val="24"/>
-        </w:rPr>
-        <w:t xml:space="preserve"> </w:t>
-      </w:r>
-      <w:r>
-        <w:rPr>
-          <w:rFonts w:ascii="Times New Roman" w:hAnsi="Times New Roman" w:cs="Times New Roman"/>
-          <w:sz w:val="24"/>
-          <w:szCs w:val="24"/>
-        </w:rPr>
-        <w:t>for capturing</w:t>
-      </w:r>
-      <w:r>
-        <w:rPr>
-          <w:rFonts w:ascii="Times New Roman" w:hAnsi="Times New Roman" w:cs="Times New Roman"/>
-          <w:sz w:val="24"/>
-          <w:szCs w:val="24"/>
-        </w:rPr>
-        <w:t xml:space="preserve"> demographic variation </w:t>
-      </w:r>
-      <w:r>
-        <w:rPr>
-          <w:rFonts w:ascii="Times New Roman" w:hAnsi="Times New Roman" w:cs="Times New Roman"/>
-          <w:sz w:val="24"/>
-          <w:szCs w:val="24"/>
-        </w:rPr>
-        <w:t>and determining</w:t>
-      </w:r>
-      <w:r>
-        <w:rPr>
-          <w:rFonts w:ascii="Times New Roman" w:hAnsi="Times New Roman" w:cs="Times New Roman"/>
-          <w:sz w:val="24"/>
-          <w:szCs w:val="24"/>
-        </w:rPr>
         <w:t xml:space="preserve"> whether this variation has </w:t>
       </w:r>
       <w:r>
@@ -4410,6 +4852,14 @@
           <w:szCs w:val="24"/>
         </w:rPr>
         <w:t>any</w:t>
+      </w:r>
+      <w:r>
+        <w:rPr>
+          <w:rFonts w:ascii="Times New Roman" w:hAnsi="Times New Roman" w:cs="Times New Roman"/>
+          <w:sz w:val="24"/>
+          <w:szCs w:val="24"/>
+        </w:rPr>
+        <w:t xml:space="preserve"> noticeable</w:t>
       </w:r>
       <w:r>
         <w:rPr>
@@ -4462,7 +4912,23 @@
           <w:sz w:val="24"/>
           <w:szCs w:val="24"/>
         </w:rPr>
-        <w:t xml:space="preserve">urvival and flowering rates were initially fit as </w:t>
+        <w:t xml:space="preserve">urvival and </w:t>
+      </w:r>
+      <w:r>
+        <w:rPr>
+          <w:rFonts w:ascii="Times New Roman" w:hAnsi="Times New Roman" w:cs="Times New Roman"/>
+          <w:sz w:val="24"/>
+          <w:szCs w:val="24"/>
+        </w:rPr>
+        <w:t>bolting/</w:t>
+      </w:r>
+      <w:r>
+        <w:rPr>
+          <w:rFonts w:ascii="Times New Roman" w:hAnsi="Times New Roman" w:cs="Times New Roman"/>
+          <w:sz w:val="24"/>
+          <w:szCs w:val="24"/>
+        </w:rPr>
+        <w:t xml:space="preserve">flowering rates were initially fit as </w:t>
       </w:r>
       <w:r>
         <w:rPr>
@@ -4486,31 +4952,31 @@
           <w:sz w:val="24"/>
           <w:szCs w:val="24"/>
         </w:rPr>
-        <w:t xml:space="preserve"> (GLM) with a logit link</w:t>
-      </w:r>
-      <w:r>
-        <w:rPr>
-          <w:rFonts w:ascii="Times New Roman" w:hAnsi="Times New Roman" w:cs="Times New Roman"/>
-          <w:sz w:val="24"/>
-          <w:szCs w:val="24"/>
-        </w:rPr>
-        <w:t xml:space="preserve">, </w:t>
-      </w:r>
-      <w:r>
-        <w:rPr>
-          <w:rFonts w:ascii="Times New Roman" w:hAnsi="Times New Roman" w:cs="Times New Roman"/>
-          <w:sz w:val="24"/>
-          <w:szCs w:val="24"/>
-        </w:rPr>
-        <w:t>warming treatment and rosette size as fixed effects</w:t>
-      </w:r>
-      <w:r>
-        <w:rPr>
-          <w:rFonts w:ascii="Times New Roman" w:hAnsi="Times New Roman" w:cs="Times New Roman"/>
-          <w:sz w:val="24"/>
-          <w:szCs w:val="24"/>
-        </w:rPr>
-        <w:t xml:space="preserve"> (plus an interaction term)</w:t>
+        <w:t xml:space="preserve"> (GLM</w:t>
+      </w:r>
+      <w:r>
+        <w:rPr>
+          <w:rFonts w:ascii="Times New Roman" w:hAnsi="Times New Roman" w:cs="Times New Roman"/>
+          <w:sz w:val="24"/>
+          <w:szCs w:val="24"/>
+        </w:rPr>
+        <w:t>s</w:t>
+      </w:r>
+      <w:r>
+        <w:rPr>
+          <w:rFonts w:ascii="Times New Roman" w:hAnsi="Times New Roman" w:cs="Times New Roman"/>
+          <w:sz w:val="24"/>
+          <w:szCs w:val="24"/>
+        </w:rPr>
+        <w:t>) with a logit link</w:t>
+      </w:r>
+      <w:r>
+        <w:rPr>
+          <w:rFonts w:ascii="Times New Roman" w:hAnsi="Times New Roman" w:cs="Times New Roman"/>
+          <w:sz w:val="24"/>
+          <w:szCs w:val="24"/>
+        </w:rPr>
+        <w:t>, warming treatment and rosette size as fixed effects (plus an interaction term)</w:t>
       </w:r>
       <w:r>
         <w:rPr>
@@ -4526,6 +4992,162 @@
           <w:sz w:val="24"/>
           <w:szCs w:val="24"/>
         </w:rPr>
+        <w:t xml:space="preserve"> and experimental block as a random effect</w:t>
+      </w:r>
+      <w:r>
+        <w:rPr>
+          <w:rFonts w:ascii="Times New Roman" w:hAnsi="Times New Roman" w:cs="Times New Roman"/>
+          <w:sz w:val="24"/>
+          <w:szCs w:val="24"/>
+        </w:rPr>
+        <w:t>. However, this was deemed infeasible because almost all individuals that established survived</w:t>
+      </w:r>
+      <w:r>
+        <w:rPr>
+          <w:rFonts w:ascii="Times New Roman" w:hAnsi="Times New Roman" w:cs="Times New Roman"/>
+          <w:sz w:val="24"/>
+          <w:szCs w:val="24"/>
+        </w:rPr>
+        <w:t xml:space="preserve"> and flowered</w:t>
+      </w:r>
+      <w:r>
+        <w:rPr>
+          <w:rFonts w:ascii="Times New Roman" w:hAnsi="Times New Roman" w:cs="Times New Roman"/>
+          <w:sz w:val="24"/>
+          <w:szCs w:val="24"/>
+        </w:rPr>
+        <w:t xml:space="preserve"> for both the warmed and </w:t>
+      </w:r>
+      <w:proofErr w:type="spellStart"/>
+      <w:r>
+        <w:rPr>
+          <w:rFonts w:ascii="Times New Roman" w:hAnsi="Times New Roman" w:cs="Times New Roman"/>
+          <w:sz w:val="24"/>
+          <w:szCs w:val="24"/>
+        </w:rPr>
+        <w:t>unwarmed</w:t>
+      </w:r>
+      <w:proofErr w:type="spellEnd"/>
+      <w:r>
+        <w:rPr>
+          <w:rFonts w:ascii="Times New Roman" w:hAnsi="Times New Roman" w:cs="Times New Roman"/>
+          <w:sz w:val="24"/>
+          <w:szCs w:val="24"/>
+        </w:rPr>
+        <w:t xml:space="preserve"> treatment groups, causing convergence issues and potential small-sample bias</w:t>
+      </w:r>
+      <w:r>
+        <w:rPr>
+          <w:rFonts w:ascii="Times New Roman" w:hAnsi="Times New Roman" w:cs="Times New Roman"/>
+          <w:sz w:val="24"/>
+          <w:szCs w:val="24"/>
+        </w:rPr>
+        <w:t xml:space="preserve">. Thus, </w:t>
+      </w:r>
+      <w:r>
+        <w:rPr>
+          <w:rFonts w:ascii="Times New Roman" w:hAnsi="Times New Roman" w:cs="Times New Roman"/>
+          <w:sz w:val="24"/>
+          <w:szCs w:val="24"/>
+        </w:rPr>
+        <w:t xml:space="preserve">both </w:t>
+      </w:r>
+      <w:r>
+        <w:rPr>
+          <w:rFonts w:ascii="Times New Roman" w:hAnsi="Times New Roman" w:cs="Times New Roman"/>
+          <w:sz w:val="24"/>
+          <w:szCs w:val="24"/>
+        </w:rPr>
+        <w:t>survival and flowering were expressed as flat rate</w:t>
+      </w:r>
+      <w:r>
+        <w:rPr>
+          <w:rFonts w:ascii="Times New Roman" w:hAnsi="Times New Roman" w:cs="Times New Roman"/>
+          <w:sz w:val="24"/>
+          <w:szCs w:val="24"/>
+        </w:rPr>
+        <w:t>s</w:t>
+      </w:r>
+      <w:r>
+        <w:rPr>
+          <w:rFonts w:ascii="Times New Roman" w:hAnsi="Times New Roman" w:cs="Times New Roman"/>
+          <w:sz w:val="24"/>
+          <w:szCs w:val="24"/>
+        </w:rPr>
+        <w:t>.</w:t>
+      </w:r>
+      <w:r>
+        <w:rPr>
+          <w:rFonts w:ascii="Times New Roman" w:hAnsi="Times New Roman" w:cs="Times New Roman"/>
+          <w:sz w:val="24"/>
+          <w:szCs w:val="24"/>
+        </w:rPr>
+        <w:t xml:space="preserve"> When used in the </w:t>
+      </w:r>
+      <w:proofErr w:type="spellStart"/>
+      <w:r>
+        <w:rPr>
+          <w:rFonts w:ascii="Times New Roman" w:hAnsi="Times New Roman" w:cs="Times New Roman"/>
+          <w:sz w:val="24"/>
+          <w:szCs w:val="24"/>
+        </w:rPr>
+        <w:t>wavespeed</w:t>
+      </w:r>
+      <w:proofErr w:type="spellEnd"/>
+      <w:r>
+        <w:rPr>
+          <w:rFonts w:ascii="Times New Roman" w:hAnsi="Times New Roman" w:cs="Times New Roman"/>
+          <w:sz w:val="24"/>
+          <w:szCs w:val="24"/>
+        </w:rPr>
+        <w:t xml:space="preserve"> simulations,</w:t>
+      </w:r>
+      <w:r>
+        <w:rPr>
+          <w:rFonts w:ascii="Times New Roman" w:hAnsi="Times New Roman" w:cs="Times New Roman"/>
+          <w:sz w:val="24"/>
+          <w:szCs w:val="24"/>
+        </w:rPr>
+        <w:t xml:space="preserve"> survival</w:t>
+      </w:r>
+      <w:r>
+        <w:rPr>
+          <w:rFonts w:ascii="Times New Roman" w:hAnsi="Times New Roman" w:cs="Times New Roman"/>
+          <w:sz w:val="24"/>
+          <w:szCs w:val="24"/>
+        </w:rPr>
+        <w:t xml:space="preserve"> and flowering</w:t>
+      </w:r>
+      <w:r>
+        <w:rPr>
+          <w:rFonts w:ascii="Times New Roman" w:hAnsi="Times New Roman" w:cs="Times New Roman"/>
+          <w:sz w:val="24"/>
+          <w:szCs w:val="24"/>
+        </w:rPr>
+        <w:t xml:space="preserve"> outcomes</w:t>
+      </w:r>
+      <w:r>
+        <w:rPr>
+          <w:rFonts w:ascii="Times New Roman" w:hAnsi="Times New Roman" w:cs="Times New Roman"/>
+          <w:sz w:val="24"/>
+          <w:szCs w:val="24"/>
+        </w:rPr>
+        <w:t xml:space="preserve"> for a given individual w</w:t>
+      </w:r>
+      <w:r>
+        <w:rPr>
+          <w:rFonts w:ascii="Times New Roman" w:hAnsi="Times New Roman" w:cs="Times New Roman"/>
+          <w:sz w:val="24"/>
+          <w:szCs w:val="24"/>
+        </w:rPr>
+        <w:t>ere</w:t>
+      </w:r>
+      <w:r>
+        <w:rPr>
+          <w:rFonts w:ascii="Times New Roman" w:hAnsi="Times New Roman" w:cs="Times New Roman"/>
+          <w:sz w:val="24"/>
+          <w:szCs w:val="24"/>
+        </w:rPr>
         <w:t xml:space="preserve"> </w:t>
       </w:r>
       <w:r>
@@ -4534,57 +5156,73 @@
           <w:sz w:val="24"/>
           <w:szCs w:val="24"/>
         </w:rPr>
-        <w:t>and experimental block as a random effect</w:t>
-      </w:r>
-      <w:r>
-        <w:rPr>
-          <w:rFonts w:ascii="Times New Roman" w:hAnsi="Times New Roman" w:cs="Times New Roman"/>
-          <w:sz w:val="24"/>
-          <w:szCs w:val="24"/>
-        </w:rPr>
-        <w:t>. However, this was deemed infeasible because almost all individuals that established survived</w:t>
-      </w:r>
-      <w:r>
-        <w:rPr>
-          <w:rFonts w:ascii="Times New Roman" w:hAnsi="Times New Roman" w:cs="Times New Roman"/>
-          <w:sz w:val="24"/>
-          <w:szCs w:val="24"/>
-        </w:rPr>
-        <w:t xml:space="preserve"> and flowered</w:t>
-      </w:r>
-      <w:r>
-        <w:rPr>
-          <w:rFonts w:ascii="Times New Roman" w:hAnsi="Times New Roman" w:cs="Times New Roman"/>
-          <w:sz w:val="24"/>
-          <w:szCs w:val="24"/>
-        </w:rPr>
-        <w:t xml:space="preserve"> for both the warmed and </w:t>
-      </w:r>
-      <w:proofErr w:type="spellStart"/>
-      <w:r>
-        <w:rPr>
-          <w:rFonts w:ascii="Times New Roman" w:hAnsi="Times New Roman" w:cs="Times New Roman"/>
-          <w:sz w:val="24"/>
-          <w:szCs w:val="24"/>
-        </w:rPr>
-        <w:t>unwarmed</w:t>
-      </w:r>
-      <w:proofErr w:type="spellEnd"/>
-      <w:r>
-        <w:rPr>
-          <w:rFonts w:ascii="Times New Roman" w:hAnsi="Times New Roman" w:cs="Times New Roman"/>
-          <w:sz w:val="24"/>
-          <w:szCs w:val="24"/>
-        </w:rPr>
-        <w:t xml:space="preserve"> treatment groups, causing convergence issues and potential small-sample bias</w:t>
-      </w:r>
-      <w:r>
-        <w:rPr>
-          <w:rFonts w:ascii="Times New Roman" w:hAnsi="Times New Roman" w:cs="Times New Roman"/>
-          <w:sz w:val="24"/>
-          <w:szCs w:val="24"/>
-        </w:rPr>
-        <w:t>. Thus, survival and flowering were expressed as flat rate</w:t>
+        <w:t>stochastic</w:t>
+      </w:r>
+      <w:r>
+        <w:rPr>
+          <w:rFonts w:ascii="Times New Roman" w:hAnsi="Times New Roman" w:cs="Times New Roman"/>
+          <w:sz w:val="24"/>
+          <w:szCs w:val="24"/>
+        </w:rPr>
+        <w:t xml:space="preserve"> </w:t>
+      </w:r>
+      <w:r>
+        <w:rPr>
+          <w:rFonts w:ascii="Times New Roman" w:hAnsi="Times New Roman" w:cs="Times New Roman"/>
+          <w:sz w:val="24"/>
+          <w:szCs w:val="24"/>
+        </w:rPr>
+        <w:t xml:space="preserve">and </w:t>
+      </w:r>
+      <w:r>
+        <w:rPr>
+          <w:rFonts w:ascii="Times New Roman" w:hAnsi="Times New Roman" w:cs="Times New Roman"/>
+          <w:sz w:val="24"/>
+          <w:szCs w:val="24"/>
+        </w:rPr>
+        <w:t>determined</w:t>
+      </w:r>
+      <w:r>
+        <w:rPr>
+          <w:rFonts w:ascii="Times New Roman" w:hAnsi="Times New Roman" w:cs="Times New Roman"/>
+          <w:sz w:val="24"/>
+          <w:szCs w:val="24"/>
+        </w:rPr>
+        <w:t xml:space="preserve"> by sampling from a Bernoulli distribution with probability of success equal to the </w:t>
+      </w:r>
+      <w:proofErr w:type="gramStart"/>
+      <w:r>
+        <w:rPr>
+          <w:rFonts w:ascii="Times New Roman" w:hAnsi="Times New Roman" w:cs="Times New Roman"/>
+          <w:sz w:val="24"/>
+          <w:szCs w:val="24"/>
+        </w:rPr>
+        <w:t>aforementioned survival</w:t>
+      </w:r>
+      <w:proofErr w:type="gramEnd"/>
+      <w:r>
+        <w:rPr>
+          <w:rFonts w:ascii="Times New Roman" w:hAnsi="Times New Roman" w:cs="Times New Roman"/>
+          <w:sz w:val="24"/>
+          <w:szCs w:val="24"/>
+        </w:rPr>
+        <w:t xml:space="preserve"> </w:t>
+      </w:r>
+      <w:r>
+        <w:rPr>
+          <w:rFonts w:ascii="Times New Roman" w:hAnsi="Times New Roman" w:cs="Times New Roman"/>
+          <w:sz w:val="24"/>
+          <w:szCs w:val="24"/>
+        </w:rPr>
+        <w:t xml:space="preserve">and flowering </w:t>
+      </w:r>
+      <w:r>
+        <w:rPr>
+          <w:rFonts w:ascii="Times New Roman" w:hAnsi="Times New Roman" w:cs="Times New Roman"/>
+          <w:sz w:val="24"/>
+          <w:szCs w:val="24"/>
+        </w:rPr>
+        <w:t>rate</w:t>
       </w:r>
       <w:r>
         <w:rPr>
@@ -4601,170 +5239,6 @@
           <w:szCs w:val="24"/>
         </w:rPr>
         <w:t>.</w:t>
-      </w:r>
-      <w:r>
-        <w:rPr>
-          <w:rFonts w:ascii="Times New Roman" w:hAnsi="Times New Roman" w:cs="Times New Roman"/>
-          <w:sz w:val="24"/>
-          <w:szCs w:val="24"/>
-        </w:rPr>
-        <w:t xml:space="preserve"> When used in the </w:t>
-      </w:r>
-      <w:proofErr w:type="spellStart"/>
-      <w:r>
-        <w:rPr>
-          <w:rFonts w:ascii="Times New Roman" w:hAnsi="Times New Roman" w:cs="Times New Roman"/>
-          <w:sz w:val="24"/>
-          <w:szCs w:val="24"/>
-        </w:rPr>
-        <w:t>wavespeed</w:t>
-      </w:r>
-      <w:proofErr w:type="spellEnd"/>
-      <w:r>
-        <w:rPr>
-          <w:rFonts w:ascii="Times New Roman" w:hAnsi="Times New Roman" w:cs="Times New Roman"/>
-          <w:sz w:val="24"/>
-          <w:szCs w:val="24"/>
-        </w:rPr>
-        <w:t xml:space="preserve"> simulations,</w:t>
-      </w:r>
-      <w:r>
-        <w:rPr>
-          <w:rFonts w:ascii="Times New Roman" w:hAnsi="Times New Roman" w:cs="Times New Roman"/>
-          <w:sz w:val="24"/>
-          <w:szCs w:val="24"/>
-        </w:rPr>
-        <w:t xml:space="preserve"> survival</w:t>
-      </w:r>
-      <w:r>
-        <w:rPr>
-          <w:rFonts w:ascii="Times New Roman" w:hAnsi="Times New Roman" w:cs="Times New Roman"/>
-          <w:sz w:val="24"/>
-          <w:szCs w:val="24"/>
-        </w:rPr>
-        <w:t xml:space="preserve"> and flowering</w:t>
-      </w:r>
-      <w:r>
-        <w:rPr>
-          <w:rFonts w:ascii="Times New Roman" w:hAnsi="Times New Roman" w:cs="Times New Roman"/>
-          <w:sz w:val="24"/>
-          <w:szCs w:val="24"/>
-        </w:rPr>
-        <w:t xml:space="preserve"> for a given individual w</w:t>
-      </w:r>
-      <w:r>
-        <w:rPr>
-          <w:rFonts w:ascii="Times New Roman" w:hAnsi="Times New Roman" w:cs="Times New Roman"/>
-          <w:sz w:val="24"/>
-          <w:szCs w:val="24"/>
-        </w:rPr>
-        <w:t>ere</w:t>
-      </w:r>
-      <w:r>
-        <w:rPr>
-          <w:rFonts w:ascii="Times New Roman" w:hAnsi="Times New Roman" w:cs="Times New Roman"/>
-          <w:sz w:val="24"/>
-          <w:szCs w:val="24"/>
-        </w:rPr>
-        <w:t xml:space="preserve"> </w:t>
-      </w:r>
-      <w:r>
-        <w:rPr>
-          <w:rFonts w:ascii="Times New Roman" w:hAnsi="Times New Roman" w:cs="Times New Roman"/>
-          <w:sz w:val="24"/>
-          <w:szCs w:val="24"/>
-        </w:rPr>
-        <w:t xml:space="preserve">stochastic and </w:t>
-      </w:r>
-      <w:r>
-        <w:rPr>
-          <w:rFonts w:ascii="Times New Roman" w:hAnsi="Times New Roman" w:cs="Times New Roman"/>
-          <w:sz w:val="24"/>
-          <w:szCs w:val="24"/>
-        </w:rPr>
-        <w:t>determined</w:t>
-      </w:r>
-      <w:r>
-        <w:rPr>
-          <w:rFonts w:ascii="Times New Roman" w:hAnsi="Times New Roman" w:cs="Times New Roman"/>
-          <w:sz w:val="24"/>
-          <w:szCs w:val="24"/>
-        </w:rPr>
-        <w:t xml:space="preserve"> by sampling from a Bernoulli distribution with probability of success equal to the </w:t>
-      </w:r>
-      <w:proofErr w:type="gramStart"/>
-      <w:r>
-        <w:rPr>
-          <w:rFonts w:ascii="Times New Roman" w:hAnsi="Times New Roman" w:cs="Times New Roman"/>
-          <w:sz w:val="24"/>
-          <w:szCs w:val="24"/>
-        </w:rPr>
-        <w:t>aforementioned survival</w:t>
-      </w:r>
-      <w:proofErr w:type="gramEnd"/>
-      <w:r>
-        <w:rPr>
-          <w:rFonts w:ascii="Times New Roman" w:hAnsi="Times New Roman" w:cs="Times New Roman"/>
-          <w:sz w:val="24"/>
-          <w:szCs w:val="24"/>
-        </w:rPr>
-        <w:t xml:space="preserve"> </w:t>
-      </w:r>
-      <w:r>
-        <w:rPr>
-          <w:rFonts w:ascii="Times New Roman" w:hAnsi="Times New Roman" w:cs="Times New Roman"/>
-          <w:sz w:val="24"/>
-          <w:szCs w:val="24"/>
-        </w:rPr>
-        <w:t xml:space="preserve">and flowering </w:t>
-      </w:r>
-      <w:r>
-        <w:rPr>
-          <w:rFonts w:ascii="Times New Roman" w:hAnsi="Times New Roman" w:cs="Times New Roman"/>
-          <w:sz w:val="24"/>
-          <w:szCs w:val="24"/>
-        </w:rPr>
-        <w:t>rate</w:t>
-      </w:r>
-      <w:r>
-        <w:rPr>
-          <w:rFonts w:ascii="Times New Roman" w:hAnsi="Times New Roman" w:cs="Times New Roman"/>
-          <w:sz w:val="24"/>
-          <w:szCs w:val="24"/>
-        </w:rPr>
-        <w:t>s</w:t>
-      </w:r>
-      <w:r>
-        <w:rPr>
-          <w:rFonts w:ascii="Times New Roman" w:hAnsi="Times New Roman" w:cs="Times New Roman"/>
-          <w:sz w:val="24"/>
-          <w:szCs w:val="24"/>
-        </w:rPr>
-        <w:t>.</w:t>
-      </w:r>
-      <w:r>
-        <w:rPr>
-          <w:rFonts w:ascii="Times New Roman" w:hAnsi="Times New Roman" w:cs="Times New Roman"/>
-          <w:sz w:val="24"/>
-          <w:szCs w:val="24"/>
-        </w:rPr>
-        <w:t xml:space="preserve"> See </w:t>
-      </w:r>
-      <w:r>
-        <w:rPr>
-          <w:rFonts w:ascii="Times New Roman" w:hAnsi="Times New Roman" w:cs="Times New Roman"/>
-          <w:sz w:val="24"/>
-          <w:szCs w:val="24"/>
-        </w:rPr>
-        <w:t>Appendix S1</w:t>
-      </w:r>
-      <w:r>
-        <w:rPr>
-          <w:rFonts w:ascii="Times New Roman" w:hAnsi="Times New Roman" w:cs="Times New Roman"/>
-          <w:sz w:val="24"/>
-          <w:szCs w:val="24"/>
-        </w:rPr>
-        <w:t xml:space="preserve"> for more details.</w:t>
       </w:r>
     </w:p>
     <w:p>
@@ -4851,31 +5325,23 @@
           <w:sz w:val="24"/>
           <w:szCs w:val="24"/>
         </w:rPr>
-        <w:t xml:space="preserve"> to estimate the number of seeds per flower head that were available for potential dispersal, </w:t>
-      </w:r>
-      <w:r>
-        <w:rPr>
-          <w:rFonts w:ascii="Times New Roman" w:hAnsi="Times New Roman" w:cs="Times New Roman"/>
-          <w:sz w:val="24"/>
-          <w:szCs w:val="24"/>
-        </w:rPr>
-        <w:t xml:space="preserve">were </w:t>
-      </w:r>
-      <w:r>
-        <w:rPr>
-          <w:rFonts w:ascii="Times New Roman" w:hAnsi="Times New Roman" w:cs="Times New Roman"/>
-          <w:sz w:val="24"/>
-          <w:szCs w:val="24"/>
-        </w:rPr>
-        <w:t>both</w:t>
-      </w:r>
-      <w:r>
-        <w:rPr>
-          <w:rFonts w:ascii="Times New Roman" w:hAnsi="Times New Roman" w:cs="Times New Roman"/>
-          <w:sz w:val="24"/>
-          <w:szCs w:val="24"/>
-        </w:rPr>
-        <w:t xml:space="preserve"> modelled as flat rates</w:t>
+        <w:t xml:space="preserve"> to estimate the number of </w:t>
+      </w:r>
+      <w:r>
+        <w:rPr>
+          <w:rFonts w:ascii="Times New Roman" w:hAnsi="Times New Roman" w:cs="Times New Roman"/>
+          <w:sz w:val="24"/>
+          <w:szCs w:val="24"/>
+        </w:rPr>
+        <w:t xml:space="preserve">viable </w:t>
+      </w:r>
+      <w:r>
+        <w:rPr>
+          <w:rFonts w:ascii="Times New Roman" w:hAnsi="Times New Roman" w:cs="Times New Roman"/>
+          <w:sz w:val="24"/>
+          <w:szCs w:val="24"/>
+        </w:rPr>
+        <w:t>seeds per flower head that were available for dispersal, were both modelled as flat rates</w:t>
       </w:r>
       <w:r>
         <w:rPr>
@@ -5018,12 +5484,36 @@
       <w:r>
         <w:rPr>
           <w:rFonts w:ascii="Times New Roman" w:hAnsi="Times New Roman" w:cs="Times New Roman"/>
+          <w:sz w:val="24"/>
+          <w:szCs w:val="24"/>
+        </w:rPr>
+        <w:t>, though were expressed stochastically</w:t>
+      </w:r>
+      <w:r>
+        <w:rPr>
+          <w:rFonts w:ascii="Times New Roman" w:hAnsi="Times New Roman" w:cs="Times New Roman"/>
+          <w:sz w:val="24"/>
+          <w:szCs w:val="24"/>
+        </w:rPr>
+        <w:t xml:space="preserve"> </w:t>
+      </w:r>
+      <w:r>
+        <w:rPr>
+          <w:rFonts w:ascii="Times New Roman" w:hAnsi="Times New Roman" w:cs="Times New Roman"/>
+          <w:sz w:val="24"/>
+          <w:szCs w:val="24"/>
+        </w:rPr>
+        <w:t>using a Bernoulli distribution</w:t>
+      </w:r>
+      <w:r>
+        <w:rPr>
+          <w:rFonts w:ascii="Times New Roman" w:hAnsi="Times New Roman" w:cs="Times New Roman"/>
           <w:color w:val="222222"/>
           <w:sz w:val="24"/>
           <w:szCs w:val="24"/>
           <w:shd w:val="clear" w:color="auto" w:fill="FFFFFF"/>
         </w:rPr>
-        <w:t xml:space="preserve">. More information on these rates, which </w:t>
+        <w:t xml:space="preserve">. More information on these </w:t>
       </w:r>
       <w:r>
         <w:rPr>
@@ -5033,6 +5523,26 @@
           <w:szCs w:val="24"/>
           <w:shd w:val="clear" w:color="auto" w:fill="FFFFFF"/>
         </w:rPr>
+        <w:t>parameters</w:t>
+      </w:r>
+      <w:r>
+        <w:rPr>
+          <w:rFonts w:ascii="Times New Roman" w:hAnsi="Times New Roman" w:cs="Times New Roman"/>
+          <w:color w:val="222222"/>
+          <w:sz w:val="24"/>
+          <w:szCs w:val="24"/>
+          <w:shd w:val="clear" w:color="auto" w:fill="FFFFFF"/>
+        </w:rPr>
+        <w:t xml:space="preserve">, which </w:t>
+      </w:r>
+      <w:r>
+        <w:rPr>
+          <w:rFonts w:ascii="Times New Roman" w:hAnsi="Times New Roman" w:cs="Times New Roman"/>
+          <w:color w:val="222222"/>
+          <w:sz w:val="24"/>
+          <w:szCs w:val="24"/>
+          <w:shd w:val="clear" w:color="auto" w:fill="FFFFFF"/>
+        </w:rPr>
         <w:t>were</w:t>
       </w:r>
       <w:r>
@@ -5043,17 +5553,7 @@
           <w:szCs w:val="24"/>
           <w:shd w:val="clear" w:color="auto" w:fill="FFFFFF"/>
         </w:rPr>
-        <w:t xml:space="preserve"> all sourced from </w:t>
-      </w:r>
-      <w:r>
-        <w:rPr>
-          <w:rFonts w:ascii="Times New Roman" w:hAnsi="Times New Roman" w:cs="Times New Roman"/>
-          <w:color w:val="222222"/>
-          <w:sz w:val="24"/>
-          <w:szCs w:val="24"/>
-          <w:shd w:val="clear" w:color="auto" w:fill="FFFFFF"/>
-        </w:rPr>
-        <w:t xml:space="preserve">Zhang </w:t>
+        <w:t xml:space="preserve"> all sourced from Zhang </w:t>
       </w:r>
       <w:r>
         <w:rPr>
@@ -5075,7 +5575,7 @@
           <w:szCs w:val="24"/>
           <w:shd w:val="clear" w:color="auto" w:fill="FFFFFF"/>
         </w:rPr>
-        <w:t xml:space="preserve">. </w:t>
+        <w:t xml:space="preserve">. (2011), and how they </w:t>
       </w:r>
       <w:r>
         <w:rPr>
@@ -5085,7 +5585,7 @@
           <w:szCs w:val="24"/>
           <w:shd w:val="clear" w:color="auto" w:fill="FFFFFF"/>
         </w:rPr>
-        <w:t>(</w:t>
+        <w:t>were</w:t>
       </w:r>
       <w:r>
         <w:rPr>
@@ -5095,9 +5595,13 @@
           <w:szCs w:val="24"/>
           <w:shd w:val="clear" w:color="auto" w:fill="FFFFFF"/>
         </w:rPr>
-        <w:t>2011</w:t>
-      </w:r>
-      <w:r>
+        <w:t xml:space="preserve"> used in the model can be found in Appendix S1.</w:t>
+      </w:r>
+    </w:p>
+    <w:p>
+      <w:pPr>
+        <w:ind w:firstLine="284"/>
+        <w:jc w:val="both"/>
         <w:rPr>
           <w:rFonts w:ascii="Times New Roman" w:hAnsi="Times New Roman" w:cs="Times New Roman"/>
           <w:color w:val="222222"/>
@@ -5105,38 +5609,7 @@
           <w:szCs w:val="24"/>
           <w:shd w:val="clear" w:color="auto" w:fill="FFFFFF"/>
         </w:rPr>
-        <w:t xml:space="preserve">), and how they </w:t>
-      </w:r>
-      <w:r>
-        <w:rPr>
-          <w:rFonts w:ascii="Times New Roman" w:hAnsi="Times New Roman" w:cs="Times New Roman"/>
-          <w:color w:val="222222"/>
-          <w:sz w:val="24"/>
-          <w:szCs w:val="24"/>
-          <w:shd w:val="clear" w:color="auto" w:fill="FFFFFF"/>
-        </w:rPr>
-        <w:t>were</w:t>
-      </w:r>
-      <w:r>
-        <w:rPr>
-          <w:rFonts w:ascii="Times New Roman" w:hAnsi="Times New Roman" w:cs="Times New Roman"/>
-          <w:color w:val="222222"/>
-          <w:sz w:val="24"/>
-          <w:szCs w:val="24"/>
-          <w:shd w:val="clear" w:color="auto" w:fill="FFFFFF"/>
-        </w:rPr>
-        <w:t xml:space="preserve"> used in the model can be found in Appendix S1.</w:t>
-      </w:r>
-      <w:r>
-        <w:rPr>
-          <w:rFonts w:ascii="Times New Roman" w:hAnsi="Times New Roman" w:cs="Times New Roman"/>
-          <w:color w:val="222222"/>
-          <w:sz w:val="24"/>
-          <w:szCs w:val="24"/>
-          <w:shd w:val="clear" w:color="auto" w:fill="FFFFFF"/>
-        </w:rPr>
-        <w:t xml:space="preserve"> </w:t>
-      </w:r>
+      </w:pPr>
     </w:p>
     <w:p>
       <w:pPr>
@@ -5206,79 +5679,15 @@
           <w:sz w:val="24"/>
           <w:szCs w:val="24"/>
         </w:rPr>
-        <w:t>All wind dispersal events were</w:t>
-      </w:r>
-      <w:r>
-        <w:rPr>
-          <w:rFonts w:ascii="Times New Roman" w:hAnsi="Times New Roman" w:cs="Times New Roman"/>
-          <w:sz w:val="24"/>
-          <w:szCs w:val="24"/>
-        </w:rPr>
-        <w:t xml:space="preserve"> modelled using the Wald analytical long-distance dispersal (WALD) model</w:t>
-      </w:r>
-      <w:r>
-        <w:rPr>
-          <w:rFonts w:ascii="Times New Roman" w:hAnsi="Times New Roman" w:cs="Times New Roman"/>
-          <w:sz w:val="24"/>
-          <w:szCs w:val="24"/>
-        </w:rPr>
-        <w:t>,</w:t>
-      </w:r>
-      <w:r>
-        <w:rPr>
-          <w:rFonts w:ascii="Times New Roman" w:hAnsi="Times New Roman" w:cs="Times New Roman"/>
-          <w:sz w:val="24"/>
-          <w:szCs w:val="24"/>
-        </w:rPr>
-        <w:t xml:space="preserve"> </w:t>
-      </w:r>
-      <w:r>
-        <w:rPr>
-          <w:rFonts w:ascii="Times New Roman" w:hAnsi="Times New Roman" w:cs="Times New Roman"/>
-          <w:sz w:val="24"/>
-          <w:szCs w:val="24"/>
-        </w:rPr>
-        <w:t>a</w:t>
-      </w:r>
-      <w:r>
-        <w:rPr>
-          <w:rFonts w:ascii="Times New Roman" w:hAnsi="Times New Roman" w:cs="Times New Roman"/>
-          <w:sz w:val="24"/>
-          <w:szCs w:val="24"/>
-        </w:rPr>
-        <w:t xml:space="preserve"> mechanistic</w:t>
-      </w:r>
-      <w:r>
-        <w:rPr>
-          <w:rFonts w:ascii="Times New Roman" w:hAnsi="Times New Roman" w:cs="Times New Roman"/>
-          <w:sz w:val="24"/>
-          <w:szCs w:val="24"/>
-        </w:rPr>
-        <w:t xml:space="preserve"> fluid dynamics</w:t>
-      </w:r>
-      <w:r>
-        <w:rPr>
-          <w:rFonts w:ascii="Times New Roman" w:hAnsi="Times New Roman" w:cs="Times New Roman"/>
-          <w:sz w:val="24"/>
-          <w:szCs w:val="24"/>
-        </w:rPr>
-        <w:t xml:space="preserve"> model</w:t>
-      </w:r>
-      <w:r>
-        <w:rPr>
-          <w:rFonts w:ascii="Times New Roman" w:hAnsi="Times New Roman" w:cs="Times New Roman"/>
-          <w:sz w:val="24"/>
-          <w:szCs w:val="24"/>
-        </w:rPr>
-        <w:t xml:space="preserve"> that uses factors such as wind speed and seed terminal velocity to quantify the distribution of propagule dispersal distances. Under several simplifying assumptions discussed in greater detail by </w:t>
-      </w:r>
-      <w:r>
-        <w:rPr>
-          <w:rFonts w:ascii="Times New Roman" w:hAnsi="Times New Roman" w:cs="Times New Roman"/>
-          <w:sz w:val="24"/>
-          <w:szCs w:val="24"/>
-        </w:rPr>
-        <w:t xml:space="preserve">Katul </w:t>
+        <w:t>Only a small proportion of seeds within each flower head were released for wind dispersal (</w:t>
+      </w:r>
+      <w:r>
+        <w:rPr>
+          <w:rFonts w:ascii="Times New Roman" w:hAnsi="Times New Roman" w:cs="Times New Roman"/>
+          <w:sz w:val="24"/>
+          <w:szCs w:val="24"/>
+        </w:rPr>
+        <w:t xml:space="preserve">Teller </w:t>
       </w:r>
       <w:r>
         <w:rPr>
@@ -5296,32 +5705,237 @@
           <w:sz w:val="24"/>
           <w:szCs w:val="24"/>
         </w:rPr>
-        <w:t xml:space="preserve">. </w:t>
-      </w:r>
-      <w:r>
-        <w:rPr>
-          <w:rFonts w:ascii="Times New Roman" w:hAnsi="Times New Roman" w:cs="Times New Roman"/>
-          <w:sz w:val="24"/>
-          <w:szCs w:val="24"/>
-        </w:rPr>
-        <w:t>(</w:t>
-      </w:r>
-      <w:r>
-        <w:rPr>
-          <w:rFonts w:ascii="Times New Roman" w:hAnsi="Times New Roman" w:cs="Times New Roman"/>
-          <w:sz w:val="24"/>
-          <w:szCs w:val="24"/>
-        </w:rPr>
-        <w:t>2005</w:t>
-      </w:r>
-      <w:r>
-        <w:rPr>
-          <w:rFonts w:ascii="Times New Roman" w:hAnsi="Times New Roman" w:cs="Times New Roman"/>
-          <w:sz w:val="24"/>
-          <w:szCs w:val="24"/>
-        </w:rPr>
-        <w:t>), this model results in an inverse Gaussian dispersal kernel of the form</w:t>
-      </w:r>
+        <w:t>. 2016</w:t>
+      </w:r>
+      <w:r>
+        <w:rPr>
+          <w:rFonts w:ascii="Times New Roman" w:hAnsi="Times New Roman" w:cs="Times New Roman"/>
+          <w:sz w:val="24"/>
+          <w:szCs w:val="24"/>
+        </w:rPr>
+        <w:t xml:space="preserve">); seeds not released </w:t>
+      </w:r>
+      <w:r>
+        <w:rPr>
+          <w:rFonts w:ascii="Times New Roman" w:hAnsi="Times New Roman" w:cs="Times New Roman"/>
+          <w:sz w:val="24"/>
+          <w:szCs w:val="24"/>
+        </w:rPr>
+        <w:t>were assumed to travel zero distance</w:t>
+      </w:r>
+      <w:r>
+        <w:rPr>
+          <w:rFonts w:ascii="Times New Roman" w:hAnsi="Times New Roman" w:cs="Times New Roman"/>
+          <w:sz w:val="24"/>
+          <w:szCs w:val="24"/>
+        </w:rPr>
+        <w:t xml:space="preserve">, </w:t>
+      </w:r>
+      <w:r>
+        <w:rPr>
+          <w:rFonts w:ascii="Times New Roman" w:hAnsi="Times New Roman" w:cs="Times New Roman"/>
+          <w:sz w:val="24"/>
+          <w:szCs w:val="24"/>
+        </w:rPr>
+        <w:t xml:space="preserve">representing flower heads decaying and falling </w:t>
+      </w:r>
+      <w:r>
+        <w:rPr>
+          <w:rFonts w:ascii="Times New Roman" w:hAnsi="Times New Roman" w:cs="Times New Roman"/>
+          <w:sz w:val="24"/>
+          <w:szCs w:val="24"/>
+        </w:rPr>
+        <w:t>in place</w:t>
+      </w:r>
+      <w:r>
+        <w:rPr>
+          <w:rFonts w:ascii="Times New Roman" w:hAnsi="Times New Roman" w:cs="Times New Roman"/>
+          <w:sz w:val="24"/>
+          <w:szCs w:val="24"/>
+        </w:rPr>
+        <w:t xml:space="preserve"> with remaining seeds intact</w:t>
+      </w:r>
+      <w:r>
+        <w:rPr>
+          <w:rFonts w:ascii="Times New Roman" w:hAnsi="Times New Roman" w:cs="Times New Roman"/>
+          <w:sz w:val="24"/>
+          <w:szCs w:val="24"/>
+        </w:rPr>
+        <w:t>.</w:t>
+      </w:r>
+      <w:r>
+        <w:rPr>
+          <w:rFonts w:ascii="Times New Roman" w:hAnsi="Times New Roman" w:cs="Times New Roman"/>
+          <w:sz w:val="24"/>
+          <w:szCs w:val="24"/>
+        </w:rPr>
+        <w:t xml:space="preserve"> </w:t>
+      </w:r>
+      <w:r>
+        <w:rPr>
+          <w:rFonts w:ascii="Times New Roman" w:hAnsi="Times New Roman" w:cs="Times New Roman"/>
+          <w:sz w:val="24"/>
+          <w:szCs w:val="24"/>
+        </w:rPr>
+        <w:t>For the seeds that were released, a</w:t>
+      </w:r>
+      <w:r>
+        <w:rPr>
+          <w:rFonts w:ascii="Times New Roman" w:hAnsi="Times New Roman" w:cs="Times New Roman"/>
+          <w:sz w:val="24"/>
+          <w:szCs w:val="24"/>
+        </w:rPr>
+        <w:t>ll wind dispersal events were</w:t>
+      </w:r>
+      <w:r>
+        <w:rPr>
+          <w:rFonts w:ascii="Times New Roman" w:hAnsi="Times New Roman" w:cs="Times New Roman"/>
+          <w:sz w:val="24"/>
+          <w:szCs w:val="24"/>
+        </w:rPr>
+        <w:t xml:space="preserve"> modelled using the Wald analytical long-distance dispersal (WALD) model</w:t>
+      </w:r>
+      <w:r>
+        <w:rPr>
+          <w:rFonts w:ascii="Times New Roman" w:hAnsi="Times New Roman" w:cs="Times New Roman"/>
+          <w:sz w:val="24"/>
+          <w:szCs w:val="24"/>
+        </w:rPr>
+        <w:t>,</w:t>
+      </w:r>
+      <w:r>
+        <w:rPr>
+          <w:rFonts w:ascii="Times New Roman" w:hAnsi="Times New Roman" w:cs="Times New Roman"/>
+          <w:sz w:val="24"/>
+          <w:szCs w:val="24"/>
+        </w:rPr>
+        <w:t xml:space="preserve"> </w:t>
+      </w:r>
+      <w:r>
+        <w:rPr>
+          <w:rFonts w:ascii="Times New Roman" w:hAnsi="Times New Roman" w:cs="Times New Roman"/>
+          <w:sz w:val="24"/>
+          <w:szCs w:val="24"/>
+        </w:rPr>
+        <w:t>a</w:t>
+      </w:r>
+      <w:r>
+        <w:rPr>
+          <w:rFonts w:ascii="Times New Roman" w:hAnsi="Times New Roman" w:cs="Times New Roman"/>
+          <w:sz w:val="24"/>
+          <w:szCs w:val="24"/>
+        </w:rPr>
+        <w:t xml:space="preserve"> mechanistic</w:t>
+      </w:r>
+      <w:r>
+        <w:rPr>
+          <w:rFonts w:ascii="Times New Roman" w:hAnsi="Times New Roman" w:cs="Times New Roman"/>
+          <w:sz w:val="24"/>
+          <w:szCs w:val="24"/>
+        </w:rPr>
+        <w:t xml:space="preserve"> fluid dynamics</w:t>
+      </w:r>
+      <w:r>
+        <w:rPr>
+          <w:rFonts w:ascii="Times New Roman" w:hAnsi="Times New Roman" w:cs="Times New Roman"/>
+          <w:sz w:val="24"/>
+          <w:szCs w:val="24"/>
+        </w:rPr>
+        <w:t xml:space="preserve"> model</w:t>
+      </w:r>
+      <w:r>
+        <w:rPr>
+          <w:rFonts w:ascii="Times New Roman" w:hAnsi="Times New Roman" w:cs="Times New Roman"/>
+          <w:sz w:val="24"/>
+          <w:szCs w:val="24"/>
+        </w:rPr>
+        <w:t xml:space="preserve"> that uses factors such as wind speed and </w:t>
+      </w:r>
+      <w:r>
+        <w:rPr>
+          <w:rFonts w:ascii="Times New Roman" w:hAnsi="Times New Roman" w:cs="Times New Roman"/>
+          <w:sz w:val="24"/>
+          <w:szCs w:val="24"/>
+        </w:rPr>
+        <w:lastRenderedPageBreak/>
+        <w:t xml:space="preserve">seed terminal velocity to quantify the </w:t>
+      </w:r>
+      <w:r>
+        <w:rPr>
+          <w:rFonts w:ascii="Times New Roman" w:hAnsi="Times New Roman" w:cs="Times New Roman"/>
+          <w:sz w:val="24"/>
+          <w:szCs w:val="24"/>
+        </w:rPr>
+        <w:t xml:space="preserve">probability </w:t>
+      </w:r>
+      <w:r>
+        <w:rPr>
+          <w:rFonts w:ascii="Times New Roman" w:hAnsi="Times New Roman" w:cs="Times New Roman"/>
+          <w:sz w:val="24"/>
+          <w:szCs w:val="24"/>
+        </w:rPr>
+        <w:t xml:space="preserve">distribution of propagule dispersal distances. Under several </w:t>
+      </w:r>
+      <w:r>
+        <w:rPr>
+          <w:rFonts w:ascii="Times New Roman" w:hAnsi="Times New Roman" w:cs="Times New Roman"/>
+          <w:sz w:val="24"/>
+          <w:szCs w:val="24"/>
+        </w:rPr>
+        <w:t xml:space="preserve">simplifying </w:t>
+      </w:r>
+      <w:r>
+        <w:rPr>
+          <w:rFonts w:ascii="Times New Roman" w:hAnsi="Times New Roman" w:cs="Times New Roman"/>
+          <w:sz w:val="24"/>
+          <w:szCs w:val="24"/>
+        </w:rPr>
+        <w:t xml:space="preserve">assumptions discussed in greater detail by Katul </w:t>
+      </w:r>
+      <w:r>
+        <w:rPr>
+          <w:rFonts w:ascii="Times New Roman" w:hAnsi="Times New Roman" w:cs="Times New Roman"/>
+          <w:i/>
+          <w:iCs/>
+          <w:sz w:val="24"/>
+          <w:szCs w:val="24"/>
+        </w:rPr>
+        <w:t>et al</w:t>
+      </w:r>
+      <w:r>
+        <w:rPr>
+          <w:rFonts w:ascii="Times New Roman" w:hAnsi="Times New Roman" w:cs="Times New Roman"/>
+          <w:sz w:val="24"/>
+          <w:szCs w:val="24"/>
+        </w:rPr>
+        <w:t xml:space="preserve">. (2005), this model </w:t>
+      </w:r>
+      <w:r>
+        <w:rPr>
+          <w:rFonts w:ascii="Times New Roman" w:hAnsi="Times New Roman" w:cs="Times New Roman"/>
+          <w:sz w:val="24"/>
+          <w:szCs w:val="24"/>
+        </w:rPr>
+        <w:t>can be expressed as</w:t>
+      </w:r>
+      <w:r>
+        <w:rPr>
+          <w:rFonts w:ascii="Times New Roman" w:hAnsi="Times New Roman" w:cs="Times New Roman"/>
+          <w:sz w:val="24"/>
+          <w:szCs w:val="24"/>
+        </w:rPr>
+        <w:t xml:space="preserve"> an inverse Gaussian dispersal kernel of the </w:t>
+      </w:r>
+      <w:proofErr w:type="gramStart"/>
+      <w:r>
+        <w:rPr>
+          <w:rFonts w:ascii="Times New Roman" w:hAnsi="Times New Roman" w:cs="Times New Roman"/>
+          <w:sz w:val="24"/>
+          <w:szCs w:val="24"/>
+        </w:rPr>
+        <w:t>form</w:t>
+      </w:r>
+      <w:proofErr w:type="gramEnd"/>
     </w:p>
     <w:tbl>
       <w:tblPr>
@@ -6038,16 +6652,7 @@
           <w:sz w:val="24"/>
           <w:szCs w:val="24"/>
         </w:rPr>
-        <w:t xml:space="preserve">represents a scale parameter; these two parameters can be </w:t>
-      </w:r>
-      <w:r>
-        <w:rPr>
-          <w:rFonts w:ascii="Times New Roman" w:eastAsiaTheme="minorEastAsia" w:hAnsi="Times New Roman" w:cs="Times New Roman"/>
-          <w:sz w:val="24"/>
-          <w:szCs w:val="24"/>
-        </w:rPr>
-        <w:lastRenderedPageBreak/>
-        <w:t>calculated using</w:t>
+        <w:t>represents a scale parameter; these two parameters can be calculated using</w:t>
       </w:r>
       <w:r>
         <w:rPr>
@@ -6203,31 +6808,7 @@
           <w:sz w:val="24"/>
           <w:szCs w:val="24"/>
         </w:rPr>
-        <w:t>as well as necessary corrections for wind speed at different release heights, can be found in Drees and Shea (</w:t>
-      </w:r>
-      <w:r>
-        <w:rPr>
-          <w:rFonts w:ascii="Times New Roman" w:eastAsiaTheme="minorEastAsia" w:hAnsi="Times New Roman" w:cs="Times New Roman"/>
-          <w:sz w:val="24"/>
-          <w:szCs w:val="24"/>
-        </w:rPr>
-        <w:t>2024b</w:t>
-      </w:r>
-      <w:r>
-        <w:rPr>
-          <w:rFonts w:ascii="Times New Roman" w:eastAsiaTheme="minorEastAsia" w:hAnsi="Times New Roman" w:cs="Times New Roman"/>
-          <w:sz w:val="24"/>
-          <w:szCs w:val="24"/>
-        </w:rPr>
-        <w:t xml:space="preserve">) </w:t>
-      </w:r>
-      <w:r>
-        <w:rPr>
-          <w:rFonts w:ascii="Times New Roman" w:eastAsiaTheme="minorEastAsia" w:hAnsi="Times New Roman" w:cs="Times New Roman"/>
-          <w:sz w:val="24"/>
-          <w:szCs w:val="24"/>
-        </w:rPr>
-        <w:t>or</w:t>
+        <w:t>as well as necessary corrections for wind speed at different release heights, can be found in</w:t>
       </w:r>
       <w:r>
         <w:rPr>
@@ -6237,6 +6818,22 @@
         </w:rPr>
         <w:t xml:space="preserve"> </w:t>
       </w:r>
+      <w:r>
+        <w:rPr>
+          <w:rFonts w:ascii="Times New Roman" w:eastAsiaTheme="minorEastAsia" w:hAnsi="Times New Roman" w:cs="Times New Roman"/>
+          <w:sz w:val="24"/>
+          <w:szCs w:val="24"/>
+        </w:rPr>
+        <w:t>prior</w:t>
+      </w:r>
+      <w:r>
+        <w:rPr>
+          <w:rFonts w:ascii="Times New Roman" w:eastAsiaTheme="minorEastAsia" w:hAnsi="Times New Roman" w:cs="Times New Roman"/>
+          <w:sz w:val="24"/>
+          <w:szCs w:val="24"/>
+        </w:rPr>
+        <w:t xml:space="preserve"> publications (e.g. </w:t>
+      </w:r>
       <w:proofErr w:type="spellStart"/>
       <w:r>
         <w:rPr>
@@ -6253,7 +6850,73 @@
           <w:sz w:val="24"/>
           <w:szCs w:val="24"/>
         </w:rPr>
-        <w:t xml:space="preserve"> and Shea (2007).</w:t>
+        <w:t xml:space="preserve"> and Shea 2007</w:t>
+      </w:r>
+      <w:r>
+        <w:rPr>
+          <w:rFonts w:ascii="Times New Roman" w:eastAsiaTheme="minorEastAsia" w:hAnsi="Times New Roman" w:cs="Times New Roman"/>
+          <w:sz w:val="24"/>
+          <w:szCs w:val="24"/>
+        </w:rPr>
+        <w:t xml:space="preserve">; </w:t>
+      </w:r>
+      <w:r>
+        <w:rPr>
+          <w:rFonts w:ascii="Times New Roman" w:eastAsiaTheme="minorEastAsia" w:hAnsi="Times New Roman" w:cs="Times New Roman"/>
+          <w:sz w:val="24"/>
+          <w:szCs w:val="24"/>
+        </w:rPr>
+        <w:t>Drees and Shea 2024b</w:t>
+      </w:r>
+      <w:r>
+        <w:rPr>
+          <w:rFonts w:ascii="Times New Roman" w:eastAsiaTheme="minorEastAsia" w:hAnsi="Times New Roman" w:cs="Times New Roman"/>
+          <w:sz w:val="24"/>
+          <w:szCs w:val="24"/>
+        </w:rPr>
+        <w:t>; etc.).</w:t>
+      </w:r>
+      <w:r>
+        <w:rPr>
+          <w:rFonts w:ascii="Times New Roman" w:eastAsiaTheme="minorEastAsia" w:hAnsi="Times New Roman" w:cs="Times New Roman"/>
+          <w:sz w:val="24"/>
+          <w:szCs w:val="24"/>
+        </w:rPr>
+        <w:t xml:space="preserve"> A vegetation height of 15 cm was used when correcting the wind speeds and estimating </w:t>
+      </w:r>
+      <m:oMath>
+        <m:r>
+          <w:rPr>
+            <w:rFonts w:ascii="Cambria Math" w:eastAsiaTheme="minorEastAsia" w:hAnsi="Cambria Math" w:cs="Times New Roman"/>
+            <w:sz w:val="24"/>
+            <w:szCs w:val="24"/>
+          </w:rPr>
+          <m:t>σ</m:t>
+        </m:r>
+      </m:oMath>
+      <w:r>
+        <w:rPr>
+          <w:rFonts w:ascii="Times New Roman" w:eastAsiaTheme="minorEastAsia" w:hAnsi="Times New Roman" w:cs="Times New Roman"/>
+          <w:sz w:val="24"/>
+          <w:szCs w:val="24"/>
+        </w:rPr>
+        <w:t xml:space="preserve">, as this height was approximately equal to that at which </w:t>
+      </w:r>
+      <w:r>
+        <w:rPr>
+          <w:rFonts w:ascii="Times New Roman" w:eastAsiaTheme="minorEastAsia" w:hAnsi="Times New Roman" w:cs="Times New Roman"/>
+          <w:sz w:val="24"/>
+          <w:szCs w:val="24"/>
+        </w:rPr>
+        <w:t>growth</w:t>
+      </w:r>
+      <w:r>
+        <w:rPr>
+          <w:rFonts w:ascii="Times New Roman" w:eastAsiaTheme="minorEastAsia" w:hAnsi="Times New Roman" w:cs="Times New Roman"/>
+          <w:sz w:val="24"/>
+          <w:szCs w:val="24"/>
+        </w:rPr>
+        <w:t xml:space="preserve"> surrounding the experimental thistles was trimmed.</w:t>
       </w:r>
     </w:p>
     <w:p>
@@ -6273,8 +6936,146 @@
           <w:sz w:val="24"/>
           <w:szCs w:val="24"/>
         </w:rPr>
-        <w:t>Given that the WALD model is typically evaluated using mean wind speed and terminal velocity, it may not capture the full range of possible dispersal distances in instances where variation in these parameters is quite pronounced. In addition to this, seeds are typically released from different heights rather than a single point source, so ignoring variation in seed release heights may yield inaccurate dispersal estimates. As such, we integrate across the distribution of wind speeds, seed terminal velocities, and seed release heights such that we obtain the kernel</w:t>
-      </w:r>
+        <w:t xml:space="preserve">Given that the WALD model is typically evaluated using mean wind speed and terminal velocity, it may not capture the full range of possible dispersal distances in instances where variation in these parameters is quite pronounced. </w:t>
+      </w:r>
+      <w:r>
+        <w:rPr>
+          <w:rFonts w:ascii="Times New Roman" w:eastAsiaTheme="minorEastAsia" w:hAnsi="Times New Roman" w:cs="Times New Roman"/>
+          <w:sz w:val="24"/>
+          <w:szCs w:val="24"/>
+        </w:rPr>
+        <w:t>As such,</w:t>
+      </w:r>
+      <w:r>
+        <w:rPr>
+          <w:rFonts w:ascii="Times New Roman" w:eastAsiaTheme="minorEastAsia" w:hAnsi="Times New Roman" w:cs="Times New Roman"/>
+          <w:sz w:val="24"/>
+          <w:szCs w:val="24"/>
+        </w:rPr>
+        <w:t xml:space="preserve"> </w:t>
+      </w:r>
+      <w:r>
+        <w:rPr>
+          <w:rFonts w:ascii="Times New Roman" w:eastAsiaTheme="minorEastAsia" w:hAnsi="Times New Roman" w:cs="Times New Roman"/>
+          <w:sz w:val="24"/>
+          <w:szCs w:val="24"/>
+        </w:rPr>
+        <w:t>we design our</w:t>
+      </w:r>
+      <w:r>
+        <w:rPr>
+          <w:rFonts w:ascii="Times New Roman" w:eastAsiaTheme="minorEastAsia" w:hAnsi="Times New Roman" w:cs="Times New Roman"/>
+          <w:sz w:val="24"/>
+          <w:szCs w:val="24"/>
+        </w:rPr>
+        <w:t xml:space="preserve"> dispersal</w:t>
+      </w:r>
+      <w:r>
+        <w:rPr>
+          <w:rFonts w:ascii="Times New Roman" w:eastAsiaTheme="minorEastAsia" w:hAnsi="Times New Roman" w:cs="Times New Roman"/>
+          <w:sz w:val="24"/>
+          <w:szCs w:val="24"/>
+        </w:rPr>
+        <w:t xml:space="preserve"> models to capture variation</w:t>
+      </w:r>
+      <w:r>
+        <w:rPr>
+          <w:rFonts w:ascii="Times New Roman" w:eastAsiaTheme="minorEastAsia" w:hAnsi="Times New Roman" w:cs="Times New Roman"/>
+          <w:sz w:val="24"/>
+          <w:szCs w:val="24"/>
+        </w:rPr>
+        <w:t xml:space="preserve"> </w:t>
+      </w:r>
+      <w:r>
+        <w:rPr>
+          <w:rFonts w:ascii="Times New Roman" w:eastAsiaTheme="minorEastAsia" w:hAnsi="Times New Roman" w:cs="Times New Roman"/>
+          <w:sz w:val="24"/>
+          <w:szCs w:val="24"/>
+        </w:rPr>
+        <w:t>in</w:t>
+      </w:r>
+      <w:r>
+        <w:rPr>
+          <w:rFonts w:ascii="Times New Roman" w:eastAsiaTheme="minorEastAsia" w:hAnsi="Times New Roman" w:cs="Times New Roman"/>
+          <w:sz w:val="24"/>
+          <w:szCs w:val="24"/>
+        </w:rPr>
+        <w:t xml:space="preserve"> wind speeds</w:t>
+      </w:r>
+      <w:r>
+        <w:rPr>
+          <w:rFonts w:ascii="Times New Roman" w:eastAsiaTheme="minorEastAsia" w:hAnsi="Times New Roman" w:cs="Times New Roman"/>
+          <w:sz w:val="24"/>
+          <w:szCs w:val="24"/>
+        </w:rPr>
+        <w:t xml:space="preserve"> and</w:t>
+      </w:r>
+      <w:r>
+        <w:rPr>
+          <w:rFonts w:ascii="Times New Roman" w:eastAsiaTheme="minorEastAsia" w:hAnsi="Times New Roman" w:cs="Times New Roman"/>
+          <w:sz w:val="24"/>
+          <w:szCs w:val="24"/>
+        </w:rPr>
+        <w:t xml:space="preserve"> seed terminal velocities</w:t>
+      </w:r>
+      <w:r>
+        <w:rPr>
+          <w:rFonts w:ascii="Times New Roman" w:eastAsiaTheme="minorEastAsia" w:hAnsi="Times New Roman" w:cs="Times New Roman"/>
+          <w:sz w:val="24"/>
+          <w:szCs w:val="24"/>
+        </w:rPr>
+        <w:t xml:space="preserve"> such that for a given seed release height</w:t>
+      </w:r>
+      <w:r>
+        <w:rPr>
+          <w:rFonts w:ascii="Times New Roman" w:eastAsiaTheme="minorEastAsia" w:hAnsi="Times New Roman" w:cs="Times New Roman"/>
+          <w:sz w:val="24"/>
+          <w:szCs w:val="24"/>
+        </w:rPr>
+        <w:t xml:space="preserve">, the distribution </w:t>
+      </w:r>
+      <w:r>
+        <w:rPr>
+          <w:rFonts w:ascii="Times New Roman" w:eastAsiaTheme="minorEastAsia" w:hAnsi="Times New Roman" w:cs="Times New Roman"/>
+          <w:sz w:val="24"/>
+          <w:szCs w:val="24"/>
+        </w:rPr>
+        <w:t xml:space="preserve">of </w:t>
+      </w:r>
+      <w:r>
+        <w:rPr>
+          <w:rFonts w:ascii="Times New Roman" w:eastAsiaTheme="minorEastAsia" w:hAnsi="Times New Roman" w:cs="Times New Roman"/>
+          <w:sz w:val="24"/>
+          <w:szCs w:val="24"/>
+        </w:rPr>
+        <w:t>dispersal distances can be expressed</w:t>
+      </w:r>
+      <w:r>
+        <w:rPr>
+          <w:rFonts w:ascii="Times New Roman" w:eastAsiaTheme="minorEastAsia" w:hAnsi="Times New Roman" w:cs="Times New Roman"/>
+          <w:sz w:val="24"/>
+          <w:szCs w:val="24"/>
+        </w:rPr>
+        <w:t xml:space="preserve"> </w:t>
+      </w:r>
+      <w:r>
+        <w:rPr>
+          <w:rFonts w:ascii="Times New Roman" w:eastAsiaTheme="minorEastAsia" w:hAnsi="Times New Roman" w:cs="Times New Roman"/>
+          <w:sz w:val="24"/>
+          <w:szCs w:val="24"/>
+        </w:rPr>
+        <w:t xml:space="preserve">using the </w:t>
+      </w:r>
+      <w:proofErr w:type="gramStart"/>
+      <w:r>
+        <w:rPr>
+          <w:rFonts w:ascii="Times New Roman" w:eastAsiaTheme="minorEastAsia" w:hAnsi="Times New Roman" w:cs="Times New Roman"/>
+          <w:sz w:val="24"/>
+          <w:szCs w:val="24"/>
+        </w:rPr>
+        <w:t>kernel</w:t>
+      </w:r>
+      <w:proofErr w:type="gramEnd"/>
     </w:p>
     <w:tbl>
       <w:tblPr>
@@ -6370,7 +7171,7 @@
                 </m:r>
                 <m:nary>
                   <m:naryPr>
-                    <m:chr m:val="∭"/>
+                    <m:chr m:val="∬"/>
                     <m:limLoc m:val="undOvr"/>
                     <m:subHide m:val="1"/>
                     <m:supHide m:val="1"/>
@@ -6452,7 +7253,7 @@
                         <w:sz w:val="24"/>
                         <w:szCs w:val="24"/>
                       </w:rPr>
-                      <m:t>p(H)p</m:t>
+                      <m:t>p</m:t>
                     </m:r>
                     <m:d>
                       <m:dPr>
@@ -6472,15 +7273,7 @@
                             <w:sz w:val="24"/>
                             <w:szCs w:val="24"/>
                           </w:rPr>
-                          <m:t>r</m:t>
-                        </m:r>
-                        <m:r>
-                          <w:rPr>
-                            <w:rFonts w:ascii="Cambria Math" w:hAnsi="Cambria Math" w:cs="Times New Roman"/>
-                            <w:sz w:val="24"/>
-                            <w:szCs w:val="24"/>
-                          </w:rPr>
-                          <m:t>,F,U,H</m:t>
+                          <m:t>r,F,U</m:t>
                         </m:r>
                       </m:e>
                     </m:d>
@@ -6490,7 +7283,7 @@
                         <w:sz w:val="24"/>
                         <w:szCs w:val="24"/>
                       </w:rPr>
-                      <m:t xml:space="preserve"> dFdUdH</m:t>
+                      <m:t xml:space="preserve"> dFdU</m:t>
                     </m:r>
                   </m:e>
                 </m:nary>
@@ -6559,7 +7352,15 @@
           <w:sz w:val="24"/>
           <w:szCs w:val="24"/>
         </w:rPr>
-        <w:t xml:space="preserve">, </w:t>
+        <w:t xml:space="preserve"> and</w:t>
+      </w:r>
+      <w:r>
+        <w:rPr>
+          <w:rFonts w:ascii="Times New Roman" w:eastAsiaTheme="minorEastAsia" w:hAnsi="Times New Roman" w:cs="Times New Roman"/>
+          <w:sz w:val="24"/>
+          <w:szCs w:val="24"/>
+        </w:rPr>
+        <w:t xml:space="preserve"> </w:t>
       </w:r>
       <m:oMath>
         <m:r>
@@ -6577,17 +7378,95 @@
           <w:sz w:val="24"/>
           <w:szCs w:val="24"/>
         </w:rPr>
-        <w:t xml:space="preserve">, and </w:t>
+        <w:t xml:space="preserve"> are the probability density functions for seed terminal velocity</w:t>
+      </w:r>
+      <w:r>
+        <w:rPr>
+          <w:rFonts w:ascii="Times New Roman" w:eastAsiaTheme="minorEastAsia" w:hAnsi="Times New Roman" w:cs="Times New Roman"/>
+          <w:sz w:val="24"/>
+          <w:szCs w:val="24"/>
+        </w:rPr>
+        <w:t xml:space="preserve"> and</w:t>
+      </w:r>
+      <w:r>
+        <w:rPr>
+          <w:rFonts w:ascii="Times New Roman" w:eastAsiaTheme="minorEastAsia" w:hAnsi="Times New Roman" w:cs="Times New Roman"/>
+          <w:sz w:val="24"/>
+          <w:szCs w:val="24"/>
+        </w:rPr>
+        <w:t xml:space="preserve"> </w:t>
+      </w:r>
+      <w:r>
+        <w:rPr>
+          <w:rFonts w:ascii="Times New Roman" w:eastAsiaTheme="minorEastAsia" w:hAnsi="Times New Roman" w:cs="Times New Roman"/>
+          <w:sz w:val="24"/>
+          <w:szCs w:val="24"/>
+        </w:rPr>
+        <w:t>wind speed</w:t>
+      </w:r>
+      <w:r>
+        <w:rPr>
+          <w:rFonts w:ascii="Times New Roman" w:eastAsiaTheme="minorEastAsia" w:hAnsi="Times New Roman" w:cs="Times New Roman"/>
+          <w:sz w:val="24"/>
+          <w:szCs w:val="24"/>
+        </w:rPr>
+        <w:t>,</w:t>
+      </w:r>
+      <w:r>
+        <w:rPr>
+          <w:rFonts w:ascii="Times New Roman" w:eastAsiaTheme="minorEastAsia" w:hAnsi="Times New Roman" w:cs="Times New Roman"/>
+          <w:sz w:val="24"/>
+          <w:szCs w:val="24"/>
+        </w:rPr>
+        <w:t xml:space="preserve"> respectively</w:t>
+      </w:r>
+      <w:r>
+        <w:rPr>
+          <w:rFonts w:ascii="Times New Roman" w:eastAsiaTheme="minorEastAsia" w:hAnsi="Times New Roman" w:cs="Times New Roman"/>
+          <w:sz w:val="24"/>
+          <w:szCs w:val="24"/>
+        </w:rPr>
+        <w:t xml:space="preserve">, </w:t>
+      </w:r>
+      <w:r>
+        <w:rPr>
+          <w:rFonts w:ascii="Times New Roman" w:eastAsiaTheme="minorEastAsia" w:hAnsi="Times New Roman" w:cs="Times New Roman"/>
+          <w:sz w:val="24"/>
+          <w:szCs w:val="24"/>
+        </w:rPr>
+        <w:t xml:space="preserve">and </w:t>
       </w:r>
       <m:oMath>
         <m:r>
           <w:rPr>
-            <w:rFonts w:ascii="Cambria Math" w:eastAsiaTheme="minorEastAsia" w:hAnsi="Cambria Math" w:cs="Times New Roman"/>
+            <w:rFonts w:ascii="Cambria Math" w:hAnsi="Cambria Math" w:cs="Times New Roman"/>
             <w:sz w:val="24"/>
             <w:szCs w:val="24"/>
           </w:rPr>
-          <m:t>p(H)</m:t>
+          <m:t>p</m:t>
         </m:r>
+        <m:d>
+          <m:dPr>
+            <m:ctrlPr>
+              <w:rPr>
+                <w:rFonts w:ascii="Cambria Math" w:hAnsi="Cambria Math" w:cs="Times New Roman"/>
+                <w:i/>
+                <w:sz w:val="24"/>
+                <w:szCs w:val="24"/>
+              </w:rPr>
+            </m:ctrlPr>
+          </m:dPr>
+          <m:e>
+            <m:r>
+              <w:rPr>
+                <w:rFonts w:ascii="Cambria Math" w:hAnsi="Cambria Math" w:cs="Times New Roman"/>
+                <w:sz w:val="24"/>
+                <w:szCs w:val="24"/>
+              </w:rPr>
+              <m:t>r,F,U</m:t>
+            </m:r>
+          </m:e>
+        </m:d>
       </m:oMath>
       <w:r>
         <w:rPr>
@@ -6595,7 +7474,119 @@
           <w:sz w:val="24"/>
           <w:szCs w:val="24"/>
         </w:rPr>
-        <w:t xml:space="preserve"> are the probability density functions for seed terminal velocity</w:t>
+        <w:t xml:space="preserve"> </w:t>
+      </w:r>
+      <w:r>
+        <w:rPr>
+          <w:rFonts w:ascii="Times New Roman" w:eastAsiaTheme="minorEastAsia" w:hAnsi="Times New Roman" w:cs="Times New Roman"/>
+          <w:sz w:val="24"/>
+          <w:szCs w:val="24"/>
+        </w:rPr>
+        <w:t xml:space="preserve">is the dispersal kernel in Equation 1 </w:t>
+      </w:r>
+      <w:r>
+        <w:rPr>
+          <w:rFonts w:ascii="Times New Roman" w:eastAsiaTheme="minorEastAsia" w:hAnsi="Times New Roman" w:cs="Times New Roman"/>
+          <w:sz w:val="24"/>
+          <w:szCs w:val="24"/>
+        </w:rPr>
+        <w:t xml:space="preserve">but </w:t>
+      </w:r>
+      <w:r>
+        <w:rPr>
+          <w:rFonts w:ascii="Times New Roman" w:eastAsiaTheme="minorEastAsia" w:hAnsi="Times New Roman" w:cs="Times New Roman"/>
+          <w:sz w:val="24"/>
+          <w:szCs w:val="24"/>
+        </w:rPr>
+        <w:t>using variable wind speeds and terminal velocities rather than fixed values</w:t>
+      </w:r>
+      <w:r>
+        <w:rPr>
+          <w:rFonts w:ascii="Times New Roman" w:eastAsiaTheme="minorEastAsia" w:hAnsi="Times New Roman" w:cs="Times New Roman"/>
+          <w:sz w:val="24"/>
+          <w:szCs w:val="24"/>
+        </w:rPr>
+        <w:t>.</w:t>
+      </w:r>
+      <w:r>
+        <w:rPr>
+          <w:rFonts w:ascii="Times New Roman" w:eastAsiaTheme="minorEastAsia" w:hAnsi="Times New Roman" w:cs="Times New Roman"/>
+          <w:sz w:val="24"/>
+          <w:szCs w:val="24"/>
+        </w:rPr>
+        <w:t xml:space="preserve"> </w:t>
+      </w:r>
+      <w:r>
+        <w:rPr>
+          <w:rFonts w:ascii="Times New Roman" w:eastAsiaTheme="minorEastAsia" w:hAnsi="Times New Roman" w:cs="Times New Roman"/>
+          <w:sz w:val="24"/>
+          <w:szCs w:val="24"/>
+        </w:rPr>
+        <w:t>Wind speed data were obtained from a local weather station a few kilometres from the study site, and terminal velocity data from seed drop experiments in a laboratory setting; distributions for these</w:t>
+      </w:r>
+      <w:r>
+        <w:rPr>
+          <w:rFonts w:ascii="Times New Roman" w:eastAsiaTheme="minorEastAsia" w:hAnsi="Times New Roman" w:cs="Times New Roman"/>
+          <w:sz w:val="24"/>
+          <w:szCs w:val="24"/>
+        </w:rPr>
+        <w:t xml:space="preserve"> two</w:t>
+      </w:r>
+      <w:r>
+        <w:rPr>
+          <w:rFonts w:ascii="Times New Roman" w:eastAsiaTheme="minorEastAsia" w:hAnsi="Times New Roman" w:cs="Times New Roman"/>
+          <w:sz w:val="24"/>
+          <w:szCs w:val="24"/>
+        </w:rPr>
+        <w:t xml:space="preserve"> variables were parameterised as Weibull and lognormal, respectively, so that the mean and variance can easily be </w:t>
+      </w:r>
+      <w:r>
+        <w:rPr>
+          <w:rFonts w:ascii="Times New Roman" w:eastAsiaTheme="minorEastAsia" w:hAnsi="Times New Roman" w:cs="Times New Roman"/>
+          <w:sz w:val="24"/>
+          <w:szCs w:val="24"/>
+        </w:rPr>
+        <w:t>changed</w:t>
+      </w:r>
+      <w:r>
+        <w:rPr>
+          <w:rFonts w:ascii="Times New Roman" w:eastAsiaTheme="minorEastAsia" w:hAnsi="Times New Roman" w:cs="Times New Roman"/>
+          <w:sz w:val="24"/>
+          <w:szCs w:val="24"/>
+        </w:rPr>
+        <w:t xml:space="preserve"> as part of sensitivity analyses</w:t>
+      </w:r>
+      <w:r>
+        <w:rPr>
+          <w:rFonts w:ascii="Times New Roman" w:eastAsiaTheme="minorEastAsia" w:hAnsi="Times New Roman" w:cs="Times New Roman"/>
+          <w:sz w:val="24"/>
+          <w:szCs w:val="24"/>
+        </w:rPr>
+        <w:t>.</w:t>
+      </w:r>
+      <w:r>
+        <w:rPr>
+          <w:rFonts w:ascii="Times New Roman" w:eastAsiaTheme="minorEastAsia" w:hAnsi="Times New Roman" w:cs="Times New Roman"/>
+          <w:sz w:val="24"/>
+          <w:szCs w:val="24"/>
+        </w:rPr>
+        <w:t xml:space="preserve"> </w:t>
+      </w:r>
+      <w:r>
+        <w:rPr>
+          <w:rFonts w:ascii="Times New Roman" w:eastAsiaTheme="minorEastAsia" w:hAnsi="Times New Roman" w:cs="Times New Roman"/>
+          <w:sz w:val="24"/>
+          <w:szCs w:val="24"/>
+        </w:rPr>
+        <w:t>In addition</w:t>
+      </w:r>
+      <w:r>
+        <w:rPr>
+          <w:rFonts w:ascii="Times New Roman" w:eastAsiaTheme="minorEastAsia" w:hAnsi="Times New Roman" w:cs="Times New Roman"/>
+          <w:sz w:val="24"/>
+          <w:szCs w:val="24"/>
+        </w:rPr>
+        <w:t xml:space="preserve"> to the variation in wind speed and seed terminal velocity</w:t>
       </w:r>
       <w:r>
         <w:rPr>
@@ -6611,23 +7602,217 @@
           <w:sz w:val="24"/>
           <w:szCs w:val="24"/>
         </w:rPr>
-        <w:t>wind speed,</w:t>
-      </w:r>
-      <w:r>
-        <w:rPr>
-          <w:rFonts w:ascii="Times New Roman" w:eastAsiaTheme="minorEastAsia" w:hAnsi="Times New Roman" w:cs="Times New Roman"/>
-          <w:sz w:val="24"/>
-          <w:szCs w:val="24"/>
-        </w:rPr>
-        <w:t xml:space="preserve"> and seed release height,</w:t>
-      </w:r>
-      <w:r>
-        <w:rPr>
-          <w:rFonts w:ascii="Times New Roman" w:eastAsiaTheme="minorEastAsia" w:hAnsi="Times New Roman" w:cs="Times New Roman"/>
-          <w:sz w:val="24"/>
-          <w:szCs w:val="24"/>
-        </w:rPr>
-        <w:t xml:space="preserve"> respectively</w:t>
+        <w:t xml:space="preserve">we also </w:t>
+      </w:r>
+      <w:r>
+        <w:rPr>
+          <w:rFonts w:ascii="Times New Roman" w:eastAsiaTheme="minorEastAsia" w:hAnsi="Times New Roman" w:cs="Times New Roman"/>
+          <w:sz w:val="24"/>
+          <w:szCs w:val="24"/>
+        </w:rPr>
+        <w:t xml:space="preserve">capture </w:t>
+      </w:r>
+      <w:r>
+        <w:rPr>
+          <w:rFonts w:ascii="Times New Roman" w:eastAsiaTheme="minorEastAsia" w:hAnsi="Times New Roman" w:cs="Times New Roman"/>
+          <w:sz w:val="24"/>
+          <w:szCs w:val="24"/>
+        </w:rPr>
+        <w:t>variation in seed release height, another key determinant of dispersal distance</w:t>
+      </w:r>
+      <w:r>
+        <w:rPr>
+          <w:rFonts w:ascii="Times New Roman" w:eastAsiaTheme="minorEastAsia" w:hAnsi="Times New Roman" w:cs="Times New Roman"/>
+          <w:sz w:val="24"/>
+          <w:szCs w:val="24"/>
+        </w:rPr>
+        <w:t>, via the</w:t>
+      </w:r>
+      <w:r>
+        <w:rPr>
+          <w:rFonts w:ascii="Times New Roman" w:eastAsiaTheme="minorEastAsia" w:hAnsi="Times New Roman" w:cs="Times New Roman"/>
+          <w:sz w:val="24"/>
+          <w:szCs w:val="24"/>
+        </w:rPr>
+        <w:t xml:space="preserve"> stochastic component of our capitulum height demographic model</w:t>
+      </w:r>
+      <w:r>
+        <w:rPr>
+          <w:rFonts w:ascii="Times New Roman" w:eastAsiaTheme="minorEastAsia" w:hAnsi="Times New Roman" w:cs="Times New Roman"/>
+          <w:sz w:val="24"/>
+          <w:szCs w:val="24"/>
+        </w:rPr>
+        <w:t>. A</w:t>
+      </w:r>
+      <w:r>
+        <w:rPr>
+          <w:rFonts w:ascii="Times New Roman" w:eastAsiaTheme="minorEastAsia" w:hAnsi="Times New Roman" w:cs="Times New Roman"/>
+          <w:sz w:val="24"/>
+          <w:szCs w:val="24"/>
+        </w:rPr>
+        <w:t xml:space="preserve">ccounting for </w:t>
+      </w:r>
+      <w:r>
+        <w:rPr>
+          <w:rFonts w:ascii="Times New Roman" w:eastAsiaTheme="minorEastAsia" w:hAnsi="Times New Roman" w:cs="Times New Roman"/>
+          <w:sz w:val="24"/>
+          <w:szCs w:val="24"/>
+        </w:rPr>
+        <w:t xml:space="preserve">this </w:t>
+      </w:r>
+      <w:r>
+        <w:rPr>
+          <w:rFonts w:ascii="Times New Roman" w:eastAsiaTheme="minorEastAsia" w:hAnsi="Times New Roman" w:cs="Times New Roman"/>
+          <w:sz w:val="24"/>
+          <w:szCs w:val="24"/>
+        </w:rPr>
+        <w:t xml:space="preserve">variation in </w:t>
+      </w:r>
+      <w:r>
+        <w:rPr>
+          <w:rFonts w:ascii="Times New Roman" w:eastAsiaTheme="minorEastAsia" w:hAnsi="Times New Roman" w:cs="Times New Roman"/>
+          <w:sz w:val="24"/>
+          <w:szCs w:val="24"/>
+        </w:rPr>
+        <w:t xml:space="preserve">seed </w:t>
+      </w:r>
+      <w:r>
+        <w:rPr>
+          <w:rFonts w:ascii="Times New Roman" w:eastAsiaTheme="minorEastAsia" w:hAnsi="Times New Roman" w:cs="Times New Roman"/>
+          <w:sz w:val="24"/>
+          <w:szCs w:val="24"/>
+        </w:rPr>
+        <w:t xml:space="preserve">release heights can result in more representative estimates than </w:t>
+      </w:r>
+      <w:r>
+        <w:rPr>
+          <w:rFonts w:ascii="Times New Roman" w:eastAsiaTheme="minorEastAsia" w:hAnsi="Times New Roman" w:cs="Times New Roman"/>
+          <w:sz w:val="24"/>
+          <w:szCs w:val="24"/>
+        </w:rPr>
+        <w:t xml:space="preserve">the </w:t>
+      </w:r>
+      <w:r>
+        <w:rPr>
+          <w:rFonts w:ascii="Times New Roman" w:eastAsiaTheme="minorEastAsia" w:hAnsi="Times New Roman" w:cs="Times New Roman"/>
+          <w:sz w:val="24"/>
+          <w:szCs w:val="24"/>
+        </w:rPr>
+        <w:t>simplifying assumptions</w:t>
+      </w:r>
+      <w:r>
+        <w:rPr>
+          <w:rFonts w:ascii="Times New Roman" w:eastAsiaTheme="minorEastAsia" w:hAnsi="Times New Roman" w:cs="Times New Roman"/>
+          <w:sz w:val="24"/>
+          <w:szCs w:val="24"/>
+        </w:rPr>
+        <w:t>, such as using the maximum release height</w:t>
+      </w:r>
+      <w:r>
+        <w:rPr>
+          <w:rFonts w:ascii="Times New Roman" w:eastAsiaTheme="minorEastAsia" w:hAnsi="Times New Roman" w:cs="Times New Roman"/>
+          <w:sz w:val="24"/>
+          <w:szCs w:val="24"/>
+        </w:rPr>
+        <w:t xml:space="preserve"> in lieu of a height distribution</w:t>
+      </w:r>
+      <w:r>
+        <w:rPr>
+          <w:rFonts w:ascii="Times New Roman" w:eastAsiaTheme="minorEastAsia" w:hAnsi="Times New Roman" w:cs="Times New Roman"/>
+          <w:sz w:val="24"/>
+          <w:szCs w:val="24"/>
+        </w:rPr>
+        <w:t>,</w:t>
+      </w:r>
+      <w:r>
+        <w:rPr>
+          <w:rFonts w:ascii="Times New Roman" w:eastAsiaTheme="minorEastAsia" w:hAnsi="Times New Roman" w:cs="Times New Roman"/>
+          <w:sz w:val="24"/>
+          <w:szCs w:val="24"/>
+        </w:rPr>
+        <w:t xml:space="preserve"> </w:t>
+      </w:r>
+      <w:r>
+        <w:rPr>
+          <w:rFonts w:ascii="Times New Roman" w:eastAsiaTheme="minorEastAsia" w:hAnsi="Times New Roman" w:cs="Times New Roman"/>
+          <w:sz w:val="24"/>
+          <w:szCs w:val="24"/>
+        </w:rPr>
+        <w:t xml:space="preserve">that are commonly </w:t>
+      </w:r>
+      <w:r>
+        <w:rPr>
+          <w:rFonts w:ascii="Times New Roman" w:eastAsiaTheme="minorEastAsia" w:hAnsi="Times New Roman" w:cs="Times New Roman"/>
+          <w:sz w:val="24"/>
+          <w:szCs w:val="24"/>
+        </w:rPr>
+        <w:t>employed</w:t>
+      </w:r>
+      <w:r>
+        <w:rPr>
+          <w:rFonts w:ascii="Times New Roman" w:eastAsiaTheme="minorEastAsia" w:hAnsi="Times New Roman" w:cs="Times New Roman"/>
+          <w:sz w:val="24"/>
+          <w:szCs w:val="24"/>
+        </w:rPr>
+        <w:t xml:space="preserve"> in</w:t>
+      </w:r>
+      <w:r>
+        <w:rPr>
+          <w:rFonts w:ascii="Times New Roman" w:eastAsiaTheme="minorEastAsia" w:hAnsi="Times New Roman" w:cs="Times New Roman"/>
+          <w:sz w:val="24"/>
+          <w:szCs w:val="24"/>
+        </w:rPr>
+        <w:t xml:space="preserve"> previous studies</w:t>
+      </w:r>
+      <w:r>
+        <w:rPr>
+          <w:rFonts w:ascii="Times New Roman" w:eastAsiaTheme="minorEastAsia" w:hAnsi="Times New Roman" w:cs="Times New Roman"/>
+          <w:sz w:val="24"/>
+          <w:szCs w:val="24"/>
+        </w:rPr>
+        <w:t xml:space="preserve"> on </w:t>
+      </w:r>
+      <w:r>
+        <w:rPr>
+          <w:rFonts w:ascii="Times New Roman" w:eastAsiaTheme="minorEastAsia" w:hAnsi="Times New Roman" w:cs="Times New Roman"/>
+          <w:i/>
+          <w:iCs/>
+          <w:sz w:val="24"/>
+          <w:szCs w:val="24"/>
+        </w:rPr>
+        <w:t>C. nutans</w:t>
+      </w:r>
+      <w:r>
+        <w:rPr>
+          <w:rFonts w:ascii="Times New Roman" w:eastAsiaTheme="minorEastAsia" w:hAnsi="Times New Roman" w:cs="Times New Roman"/>
+          <w:sz w:val="24"/>
+          <w:szCs w:val="24"/>
+        </w:rPr>
+        <w:t xml:space="preserve"> dispersal</w:t>
+      </w:r>
+      <w:r>
+        <w:rPr>
+          <w:rFonts w:ascii="Times New Roman" w:eastAsiaTheme="minorEastAsia" w:hAnsi="Times New Roman" w:cs="Times New Roman"/>
+          <w:sz w:val="24"/>
+          <w:szCs w:val="24"/>
+        </w:rPr>
+        <w:t xml:space="preserve"> (</w:t>
+      </w:r>
+      <w:r>
+        <w:rPr>
+          <w:rFonts w:ascii="Times New Roman" w:eastAsiaTheme="minorEastAsia" w:hAnsi="Times New Roman" w:cs="Times New Roman"/>
+          <w:sz w:val="24"/>
+          <w:szCs w:val="24"/>
+        </w:rPr>
+        <w:t>Drees and Shea 2024b</w:t>
+      </w:r>
+      <w:r>
+        <w:rPr>
+          <w:rFonts w:ascii="Times New Roman" w:eastAsiaTheme="minorEastAsia" w:hAnsi="Times New Roman" w:cs="Times New Roman"/>
+          <w:sz w:val="24"/>
+          <w:szCs w:val="24"/>
+        </w:rPr>
+        <w:t>)</w:t>
       </w:r>
       <w:r>
         <w:rPr>
@@ -6636,38 +7821,6 @@
           <w:szCs w:val="24"/>
         </w:rPr>
         <w:t>.</w:t>
-      </w:r>
-      <w:r>
-        <w:rPr>
-          <w:rFonts w:ascii="Times New Roman" w:eastAsiaTheme="minorEastAsia" w:hAnsi="Times New Roman" w:cs="Times New Roman"/>
-          <w:sz w:val="24"/>
-          <w:szCs w:val="24"/>
-        </w:rPr>
-        <w:t xml:space="preserve"> Wind speed data were obtained from a local weather station a few kilometres from the study site, and terminal velocity data from seed drop experiments in a laboratory setting; distributions for these two variables were parameterised as Weibull and lognormal distributions, respectively, so that the mean and variance can easily be </w:t>
-      </w:r>
-      <w:r>
-        <w:rPr>
-          <w:rFonts w:ascii="Times New Roman" w:eastAsiaTheme="minorEastAsia" w:hAnsi="Times New Roman" w:cs="Times New Roman"/>
-          <w:sz w:val="24"/>
-          <w:szCs w:val="24"/>
-        </w:rPr>
-        <w:t>changed</w:t>
-      </w:r>
-      <w:r>
-        <w:rPr>
-          <w:rFonts w:ascii="Times New Roman" w:eastAsiaTheme="minorEastAsia" w:hAnsi="Times New Roman" w:cs="Times New Roman"/>
-          <w:sz w:val="24"/>
-          <w:szCs w:val="24"/>
-        </w:rPr>
-        <w:t xml:space="preserve"> as part of sensitivity analyses</w:t>
-      </w:r>
-      <w:r>
-        <w:rPr>
-          <w:rFonts w:ascii="Times New Roman" w:eastAsiaTheme="minorEastAsia" w:hAnsi="Times New Roman" w:cs="Times New Roman"/>
-          <w:sz w:val="24"/>
-          <w:szCs w:val="24"/>
-        </w:rPr>
-        <w:t>. For more information, refer to Appendix S1.</w:t>
       </w:r>
     </w:p>
     <w:p>
@@ -6678,6 +7831,7 @@
           <w:rFonts w:ascii="Times New Roman" w:eastAsiaTheme="minorEastAsia" w:hAnsi="Times New Roman" w:cs="Times New Roman"/>
           <w:sz w:val="24"/>
           <w:szCs w:val="24"/>
+          <w:highlight w:val="yellow"/>
         </w:rPr>
       </w:pPr>
       <w:r>
@@ -6685,6 +7839,7 @@
           <w:rFonts w:ascii="Times New Roman" w:eastAsiaTheme="minorEastAsia" w:hAnsi="Times New Roman" w:cs="Times New Roman"/>
           <w:sz w:val="24"/>
           <w:szCs w:val="24"/>
+          <w:highlight w:val="yellow"/>
         </w:rPr>
         <w:t xml:space="preserve">Though models of wind dispersal like the WALD model have been tested on </w:t>
       </w:r>
@@ -6695,6 +7850,7 @@
           <w:iCs/>
           <w:sz w:val="24"/>
           <w:szCs w:val="24"/>
+          <w:highlight w:val="yellow"/>
         </w:rPr>
         <w:t>C. nutans</w:t>
       </w:r>
@@ -6703,6 +7859,7 @@
           <w:rFonts w:ascii="Times New Roman" w:eastAsiaTheme="minorEastAsia" w:hAnsi="Times New Roman" w:cs="Times New Roman"/>
           <w:sz w:val="24"/>
           <w:szCs w:val="24"/>
+          <w:highlight w:val="yellow"/>
         </w:rPr>
         <w:t xml:space="preserve">, there are so far no models or data regarding the dispersal of seeds by ants in </w:t>
       </w:r>
@@ -6711,6 +7868,7 @@
           <w:rFonts w:ascii="Times New Roman" w:eastAsiaTheme="minorEastAsia" w:hAnsi="Times New Roman" w:cs="Times New Roman"/>
           <w:sz w:val="24"/>
           <w:szCs w:val="24"/>
+          <w:highlight w:val="yellow"/>
         </w:rPr>
         <w:t>this</w:t>
       </w:r>
@@ -6719,111 +7877,30 @@
           <w:rFonts w:ascii="Times New Roman" w:eastAsiaTheme="minorEastAsia" w:hAnsi="Times New Roman" w:cs="Times New Roman"/>
           <w:sz w:val="24"/>
           <w:szCs w:val="24"/>
-        </w:rPr>
-        <w:t xml:space="preserve"> species. While there exist studies that quantify dispersal curves of ant-mediated dispersal distances for certain plant species (e.g. Gómez and Espadaler 1998; Hughes and Westoby 1992), these curves often look at the frequency of dispersal distances for all nests in a given study area; such dispersal curves may depend upon the local density of nests (Andersen 1988), which can be problematic in instances like ours where the density of ant nests within a particular study area is unknown. As a workaround to this issue, we can instead use a curve quantifying the probability of seed removal as a function of distance to the nearest nest; Rabelo </w:t>
-      </w:r>
-      <w:r>
-        <w:rPr>
-          <w:rFonts w:ascii="Times New Roman" w:eastAsiaTheme="minorEastAsia" w:hAnsi="Times New Roman" w:cs="Times New Roman"/>
-          <w:i/>
-          <w:iCs/>
-          <w:sz w:val="24"/>
-          <w:szCs w:val="24"/>
-        </w:rPr>
-        <w:t xml:space="preserve">et al. </w:t>
-      </w:r>
-      <w:r>
-        <w:rPr>
-          <w:rFonts w:ascii="Times New Roman" w:eastAsiaTheme="minorEastAsia" w:hAnsi="Times New Roman" w:cs="Times New Roman"/>
-          <w:sz w:val="24"/>
-          <w:szCs w:val="24"/>
-        </w:rPr>
-        <w:t xml:space="preserve">(2021) provide an example of such a function as an exponential relationship with decreasing seed removal probability as a function of increasing distance from the nearest nest. We base our model on this assumption for </w:t>
-      </w:r>
-      <w:r>
-        <w:rPr>
-          <w:rFonts w:ascii="Times New Roman" w:eastAsiaTheme="minorEastAsia" w:hAnsi="Times New Roman" w:cs="Times New Roman"/>
-          <w:i/>
-          <w:iCs/>
-          <w:sz w:val="24"/>
-          <w:szCs w:val="24"/>
-        </w:rPr>
-        <w:t xml:space="preserve">C. nutans </w:t>
-      </w:r>
-      <w:r>
-        <w:rPr>
-          <w:rFonts w:ascii="Times New Roman" w:eastAsiaTheme="minorEastAsia" w:hAnsi="Times New Roman" w:cs="Times New Roman"/>
-          <w:sz w:val="24"/>
-          <w:szCs w:val="24"/>
-        </w:rPr>
-        <w:t xml:space="preserve"> due to </w:t>
-      </w:r>
-      <w:r>
-        <w:rPr>
-          <w:rFonts w:ascii="Times New Roman" w:eastAsiaTheme="minorEastAsia" w:hAnsi="Times New Roman" w:cs="Times New Roman"/>
-          <w:sz w:val="24"/>
-          <w:szCs w:val="24"/>
-        </w:rPr>
-        <w:t>the lack of ant-driven dispersal distance data for this species</w:t>
-      </w:r>
-      <w:r>
-        <w:rPr>
-          <w:rFonts w:ascii="Times New Roman" w:eastAsiaTheme="minorEastAsia" w:hAnsi="Times New Roman" w:cs="Times New Roman"/>
-          <w:sz w:val="24"/>
-          <w:szCs w:val="24"/>
-        </w:rPr>
-        <w:t xml:space="preserve">, and conduct sensitivity analyses to assess </w:t>
-      </w:r>
-      <w:r>
-        <w:rPr>
-          <w:rFonts w:ascii="Times New Roman" w:eastAsiaTheme="minorEastAsia" w:hAnsi="Times New Roman" w:cs="Times New Roman"/>
-          <w:sz w:val="24"/>
-          <w:szCs w:val="24"/>
-        </w:rPr>
-        <w:t>whether or not this assumption matters</w:t>
-      </w:r>
-      <w:r>
-        <w:rPr>
-          <w:rFonts w:ascii="Times New Roman" w:eastAsiaTheme="minorEastAsia" w:hAnsi="Times New Roman" w:cs="Times New Roman"/>
-          <w:sz w:val="24"/>
-          <w:szCs w:val="24"/>
-        </w:rPr>
-        <w:t xml:space="preserve">. However, it should be noted that the relationship between seed removal rate and distance to the nearest nest need not </w:t>
-      </w:r>
-      <w:r>
-        <w:rPr>
-          <w:rFonts w:ascii="Times New Roman" w:eastAsiaTheme="minorEastAsia" w:hAnsi="Times New Roman" w:cs="Times New Roman"/>
-          <w:sz w:val="24"/>
-          <w:szCs w:val="24"/>
-        </w:rPr>
-        <w:t>take this particular</w:t>
-      </w:r>
-      <w:r>
-        <w:rPr>
-          <w:rFonts w:ascii="Times New Roman" w:eastAsiaTheme="minorEastAsia" w:hAnsi="Times New Roman" w:cs="Times New Roman"/>
-          <w:sz w:val="24"/>
-          <w:szCs w:val="24"/>
-        </w:rPr>
-        <w:t xml:space="preserve"> form; for example, Higashi </w:t>
-      </w:r>
-      <w:r>
-        <w:rPr>
-          <w:rFonts w:ascii="Times New Roman" w:eastAsiaTheme="minorEastAsia" w:hAnsi="Times New Roman" w:cs="Times New Roman"/>
-          <w:i/>
-          <w:iCs/>
-          <w:sz w:val="24"/>
-          <w:szCs w:val="24"/>
-        </w:rPr>
-        <w:t>et al.</w:t>
-      </w:r>
-      <w:r>
-        <w:rPr>
-          <w:rFonts w:ascii="Times New Roman" w:eastAsiaTheme="minorEastAsia" w:hAnsi="Times New Roman" w:cs="Times New Roman"/>
-          <w:sz w:val="24"/>
-          <w:szCs w:val="24"/>
-        </w:rPr>
-        <w:t xml:space="preserve"> (1989) provide an example a linear relationship between probability of seed removal and distance to the nearest nest.</w:t>
-      </w:r>
+          <w:highlight w:val="yellow"/>
+        </w:rPr>
+        <w:t xml:space="preserve"> species. While there exist studies that quantify dispersal curves of ant-mediated dispersal distances for certain plant species (e.g. Gómez and Espadaler 1998; Hughes and Westoby 1992), these curves often look at the frequency of dispersal distances for all nests in a given study area; such dispersal curves may depend upon the local density of nests (Andersen 1988), which can be problematic in instances like ours where the density of ant nests within a particular study area is unknown.</w:t>
+      </w:r>
+      <w:r>
+        <w:rPr>
+          <w:rFonts w:ascii="Times New Roman" w:eastAsiaTheme="minorEastAsia" w:hAnsi="Times New Roman" w:cs="Times New Roman"/>
+          <w:sz w:val="24"/>
+          <w:szCs w:val="24"/>
+          <w:highlight w:val="yellow"/>
+        </w:rPr>
+        <w:t xml:space="preserve"> </w:t>
+      </w:r>
+      <w:proofErr w:type="spellStart"/>
+      <w:r>
+        <w:rPr>
+          <w:rFonts w:ascii="Times New Roman" w:eastAsiaTheme="minorEastAsia" w:hAnsi="Times New Roman" w:cs="Times New Roman"/>
+          <w:sz w:val="24"/>
+          <w:szCs w:val="24"/>
+          <w:highlight w:val="yellow"/>
+        </w:rPr>
+        <w:t>vvvvv</w:t>
+      </w:r>
+      <w:proofErr w:type="spellEnd"/>
     </w:p>
     <w:p>
       <w:pPr>
@@ -6833,6 +7910,7 @@
           <w:rFonts w:ascii="Times New Roman" w:eastAsiaTheme="minorEastAsia" w:hAnsi="Times New Roman" w:cs="Times New Roman"/>
           <w:sz w:val="24"/>
           <w:szCs w:val="24"/>
+          <w:highlight w:val="yellow"/>
         </w:rPr>
       </w:pPr>
       <w:r>
@@ -6840,8 +7918,19 @@
           <w:rFonts w:ascii="Times New Roman" w:eastAsiaTheme="minorEastAsia" w:hAnsi="Times New Roman" w:cs="Times New Roman"/>
           <w:sz w:val="24"/>
           <w:szCs w:val="24"/>
-        </w:rPr>
-        <w:t xml:space="preserve">In addition to the lack of information regarding ant nest densities, as well as that regarding seed removal probability in relation to distance to the nearest ant nest, we also lack data on rates of </w:t>
+          <w:highlight w:val="yellow"/>
+        </w:rPr>
+        <w:lastRenderedPageBreak/>
+        <w:t>In some instances, the relationship between rate of seed removal by ants and distance from the nearest nest has been quantified; see</w:t>
+      </w:r>
+      <w:r>
+        <w:rPr>
+          <w:rFonts w:ascii="Times New Roman" w:eastAsiaTheme="minorEastAsia" w:hAnsi="Times New Roman" w:cs="Times New Roman"/>
+          <w:sz w:val="24"/>
+          <w:szCs w:val="24"/>
+          <w:highlight w:val="yellow"/>
+        </w:rPr>
+        <w:t xml:space="preserve"> Rabelo </w:t>
       </w:r>
       <w:r>
         <w:rPr>
@@ -6850,32 +7939,36 @@
           <w:iCs/>
           <w:sz w:val="24"/>
           <w:szCs w:val="24"/>
-        </w:rPr>
-        <w:t>C. nutans</w:t>
-      </w:r>
-      <w:r>
-        <w:rPr>
-          <w:rFonts w:ascii="Times New Roman" w:eastAsiaTheme="minorEastAsia" w:hAnsi="Times New Roman" w:cs="Times New Roman"/>
-          <w:sz w:val="24"/>
-          <w:szCs w:val="24"/>
-        </w:rPr>
-        <w:t xml:space="preserve"> seed predation</w:t>
-      </w:r>
-      <w:r>
-        <w:rPr>
-          <w:rFonts w:ascii="Times New Roman" w:eastAsiaTheme="minorEastAsia" w:hAnsi="Times New Roman" w:cs="Times New Roman"/>
-          <w:sz w:val="24"/>
-          <w:szCs w:val="24"/>
-        </w:rPr>
-        <w:t xml:space="preserve"> after primary dispersal</w:t>
-      </w:r>
-      <w:r>
-        <w:rPr>
-          <w:rFonts w:ascii="Times New Roman" w:eastAsiaTheme="minorEastAsia" w:hAnsi="Times New Roman" w:cs="Times New Roman"/>
-          <w:sz w:val="24"/>
-          <w:szCs w:val="24"/>
-        </w:rPr>
-        <w:t xml:space="preserve">. Rates of seed predation in general are extremely difficult to capture in a natural setting, and while experiments on seed removal are easier to conduct, studies often incorrectly assume that all removed seeds are consumed (Vander Wall </w:t>
+          <w:highlight w:val="yellow"/>
+        </w:rPr>
+        <w:t xml:space="preserve">et al. </w:t>
+      </w:r>
+      <w:r>
+        <w:rPr>
+          <w:rFonts w:ascii="Times New Roman" w:eastAsiaTheme="minorEastAsia" w:hAnsi="Times New Roman" w:cs="Times New Roman"/>
+          <w:sz w:val="24"/>
+          <w:szCs w:val="24"/>
+          <w:highlight w:val="yellow"/>
+        </w:rPr>
+        <w:t xml:space="preserve">(2021) </w:t>
+      </w:r>
+      <w:r>
+        <w:rPr>
+          <w:rFonts w:ascii="Times New Roman" w:eastAsiaTheme="minorEastAsia" w:hAnsi="Times New Roman" w:cs="Times New Roman"/>
+          <w:sz w:val="24"/>
+          <w:szCs w:val="24"/>
+          <w:highlight w:val="yellow"/>
+        </w:rPr>
+        <w:t xml:space="preserve">and </w:t>
+      </w:r>
+      <w:r>
+        <w:rPr>
+          <w:rFonts w:ascii="Times New Roman" w:eastAsiaTheme="minorEastAsia" w:hAnsi="Times New Roman" w:cs="Times New Roman"/>
+          <w:sz w:val="24"/>
+          <w:szCs w:val="24"/>
+          <w:highlight w:val="yellow"/>
+        </w:rPr>
+        <w:t xml:space="preserve">Higashi </w:t>
       </w:r>
       <w:r>
         <w:rPr>
@@ -6884,16 +7977,45 @@
           <w:iCs/>
           <w:sz w:val="24"/>
           <w:szCs w:val="24"/>
-        </w:rPr>
-        <w:t>et al</w:t>
-      </w:r>
-      <w:r>
-        <w:rPr>
-          <w:rFonts w:ascii="Times New Roman" w:eastAsiaTheme="minorEastAsia" w:hAnsi="Times New Roman" w:cs="Times New Roman"/>
-          <w:sz w:val="24"/>
-          <w:szCs w:val="24"/>
-        </w:rPr>
-        <w:t xml:space="preserve">. 2005b). While data on </w:t>
+          <w:highlight w:val="yellow"/>
+        </w:rPr>
+        <w:t>et al.</w:t>
+      </w:r>
+      <w:r>
+        <w:rPr>
+          <w:rFonts w:ascii="Times New Roman" w:eastAsiaTheme="minorEastAsia" w:hAnsi="Times New Roman" w:cs="Times New Roman"/>
+          <w:sz w:val="24"/>
+          <w:szCs w:val="24"/>
+          <w:highlight w:val="yellow"/>
+        </w:rPr>
+        <w:t xml:space="preserve"> (1989)</w:t>
+      </w:r>
+      <w:r>
+        <w:rPr>
+          <w:rFonts w:ascii="Times New Roman" w:eastAsiaTheme="minorEastAsia" w:hAnsi="Times New Roman" w:cs="Times New Roman"/>
+          <w:sz w:val="24"/>
+          <w:szCs w:val="24"/>
+          <w:highlight w:val="yellow"/>
+        </w:rPr>
+        <w:t xml:space="preserve"> for examples of this</w:t>
+      </w:r>
+      <w:r>
+        <w:rPr>
+          <w:rFonts w:ascii="Times New Roman" w:eastAsiaTheme="minorEastAsia" w:hAnsi="Times New Roman" w:cs="Times New Roman"/>
+          <w:sz w:val="24"/>
+          <w:szCs w:val="24"/>
+          <w:highlight w:val="yellow"/>
+        </w:rPr>
+        <w:t>.</w:t>
+      </w:r>
+      <w:r>
+        <w:rPr>
+          <w:rFonts w:ascii="Times New Roman" w:eastAsiaTheme="minorEastAsia" w:hAnsi="Times New Roman" w:cs="Times New Roman"/>
+          <w:sz w:val="24"/>
+          <w:szCs w:val="24"/>
+          <w:highlight w:val="yellow"/>
+        </w:rPr>
+        <w:t xml:space="preserve"> However, no such data exist for </w:t>
       </w:r>
       <w:r>
         <w:rPr>
@@ -6902,6 +8024,7 @@
           <w:iCs/>
           <w:sz w:val="24"/>
           <w:szCs w:val="24"/>
+          <w:highlight w:val="yellow"/>
         </w:rPr>
         <w:t>C. nutans</w:t>
       </w:r>
@@ -6910,26 +8033,54 @@
           <w:rFonts w:ascii="Times New Roman" w:eastAsiaTheme="minorEastAsia" w:hAnsi="Times New Roman" w:cs="Times New Roman"/>
           <w:sz w:val="24"/>
           <w:szCs w:val="24"/>
-        </w:rPr>
-        <w:t xml:space="preserve"> seed removal rates (</w:t>
-      </w:r>
-      <w:proofErr w:type="spellStart"/>
-      <w:r>
-        <w:rPr>
-          <w:rFonts w:ascii="Times New Roman" w:eastAsiaTheme="minorEastAsia" w:hAnsi="Times New Roman" w:cs="Times New Roman"/>
-          <w:sz w:val="24"/>
-          <w:szCs w:val="24"/>
-        </w:rPr>
-        <w:t>Jongejans</w:t>
-      </w:r>
-      <w:proofErr w:type="spellEnd"/>
-      <w:r>
-        <w:rPr>
-          <w:rFonts w:ascii="Times New Roman" w:eastAsiaTheme="minorEastAsia" w:hAnsi="Times New Roman" w:cs="Times New Roman"/>
-          <w:sz w:val="24"/>
-          <w:szCs w:val="24"/>
-        </w:rPr>
-        <w:t xml:space="preserve"> </w:t>
+          <w:highlight w:val="yellow"/>
+        </w:rPr>
+        <w:t xml:space="preserve">, and we thus operate under the simplifying assumption that the probability of seed removal by ants </w:t>
+      </w:r>
+      <w:r>
+        <w:rPr>
+          <w:rFonts w:ascii="Times New Roman" w:eastAsiaTheme="minorEastAsia" w:hAnsi="Times New Roman" w:cs="Times New Roman"/>
+          <w:sz w:val="24"/>
+          <w:szCs w:val="24"/>
+          <w:highlight w:val="yellow"/>
+        </w:rPr>
+        <w:t xml:space="preserve">is a flat rate independent of location; here, we use data from </w:t>
+      </w:r>
+      <w:r>
+        <w:rPr>
+          <w:rFonts w:ascii="Times New Roman" w:eastAsiaTheme="minorEastAsia" w:hAnsi="Times New Roman" w:cs="Times New Roman"/>
+          <w:sz w:val="24"/>
+          <w:szCs w:val="24"/>
+          <w:highlight w:val="yellow"/>
+        </w:rPr>
+        <w:t xml:space="preserve">Drees and Shea </w:t>
+      </w:r>
+      <w:r>
+        <w:rPr>
+          <w:rFonts w:ascii="Times New Roman" w:eastAsiaTheme="minorEastAsia" w:hAnsi="Times New Roman" w:cs="Times New Roman"/>
+          <w:sz w:val="24"/>
+          <w:szCs w:val="24"/>
+          <w:highlight w:val="yellow"/>
+        </w:rPr>
+        <w:t>(</w:t>
+      </w:r>
+      <w:r>
+        <w:rPr>
+          <w:rFonts w:ascii="Times New Roman" w:eastAsiaTheme="minorEastAsia" w:hAnsi="Times New Roman" w:cs="Times New Roman"/>
+          <w:sz w:val="24"/>
+          <w:szCs w:val="24"/>
+          <w:highlight w:val="yellow"/>
+        </w:rPr>
+        <w:t>2024a</w:t>
+      </w:r>
+      <w:r>
+        <w:rPr>
+          <w:rFonts w:ascii="Times New Roman" w:eastAsiaTheme="minorEastAsia" w:hAnsi="Times New Roman" w:cs="Times New Roman"/>
+          <w:sz w:val="24"/>
+          <w:szCs w:val="24"/>
+          <w:highlight w:val="yellow"/>
+        </w:rPr>
+        <w:t xml:space="preserve">), who found that 94.8% of </w:t>
       </w:r>
       <w:r>
         <w:rPr>
@@ -6938,6 +8089,254 @@
           <w:iCs/>
           <w:sz w:val="24"/>
           <w:szCs w:val="24"/>
+          <w:highlight w:val="yellow"/>
+        </w:rPr>
+        <w:t>C. nutans</w:t>
+      </w:r>
+      <w:r>
+        <w:rPr>
+          <w:rFonts w:ascii="Times New Roman" w:eastAsiaTheme="minorEastAsia" w:hAnsi="Times New Roman" w:cs="Times New Roman"/>
+          <w:sz w:val="24"/>
+          <w:szCs w:val="24"/>
+          <w:highlight w:val="yellow"/>
+        </w:rPr>
+        <w:t xml:space="preserve"> seeds were removed after 48 hours. For seeds removed by ants, we </w:t>
+      </w:r>
+      <w:r>
+        <w:rPr>
+          <w:rFonts w:ascii="Times New Roman" w:eastAsiaTheme="minorEastAsia" w:hAnsi="Times New Roman" w:cs="Times New Roman"/>
+          <w:sz w:val="24"/>
+          <w:szCs w:val="24"/>
+          <w:highlight w:val="yellow"/>
+        </w:rPr>
+        <w:t>make the simplifying assumption that seeds are taken to the nearest nest</w:t>
+      </w:r>
+      <w:r>
+        <w:rPr>
+          <w:rFonts w:ascii="Times New Roman" w:eastAsiaTheme="minorEastAsia" w:hAnsi="Times New Roman" w:cs="Times New Roman"/>
+          <w:sz w:val="24"/>
+          <w:szCs w:val="24"/>
+          <w:highlight w:val="yellow"/>
+        </w:rPr>
+        <w:t>. For the sake of realism, we set a maximum search distance of 25 m.</w:t>
+      </w:r>
+    </w:p>
+    <w:p>
+      <w:pPr>
+        <w:ind w:firstLine="284"/>
+        <w:jc w:val="both"/>
+        <w:rPr>
+          <w:rFonts w:ascii="Times New Roman" w:eastAsiaTheme="minorEastAsia" w:hAnsi="Times New Roman" w:cs="Times New Roman"/>
+          <w:sz w:val="24"/>
+          <w:szCs w:val="24"/>
+        </w:rPr>
+      </w:pPr>
+      <w:r>
+        <w:rPr>
+          <w:rFonts w:ascii="Times New Roman" w:eastAsiaTheme="minorEastAsia" w:hAnsi="Times New Roman" w:cs="Times New Roman"/>
+          <w:sz w:val="24"/>
+          <w:szCs w:val="24"/>
+          <w:highlight w:val="yellow"/>
+        </w:rPr>
+        <w:t xml:space="preserve">^^^^^ </w:t>
+      </w:r>
+      <w:r>
+        <w:rPr>
+          <w:rFonts w:ascii="Times New Roman" w:eastAsiaTheme="minorEastAsia" w:hAnsi="Times New Roman" w:cs="Times New Roman"/>
+          <w:sz w:val="24"/>
+          <w:szCs w:val="24"/>
+          <w:highlight w:val="yellow"/>
+        </w:rPr>
+        <w:t xml:space="preserve">base our model on this assumption for </w:t>
+      </w:r>
+      <w:r>
+        <w:rPr>
+          <w:rFonts w:ascii="Times New Roman" w:eastAsiaTheme="minorEastAsia" w:hAnsi="Times New Roman" w:cs="Times New Roman"/>
+          <w:i/>
+          <w:iCs/>
+          <w:sz w:val="24"/>
+          <w:szCs w:val="24"/>
+          <w:highlight w:val="yellow"/>
+        </w:rPr>
+        <w:t xml:space="preserve">C. </w:t>
+      </w:r>
+      <w:proofErr w:type="gramStart"/>
+      <w:r>
+        <w:rPr>
+          <w:rFonts w:ascii="Times New Roman" w:eastAsiaTheme="minorEastAsia" w:hAnsi="Times New Roman" w:cs="Times New Roman"/>
+          <w:i/>
+          <w:iCs/>
+          <w:sz w:val="24"/>
+          <w:szCs w:val="24"/>
+          <w:highlight w:val="yellow"/>
+        </w:rPr>
+        <w:t xml:space="preserve">nutans </w:t>
+      </w:r>
+      <w:r>
+        <w:rPr>
+          <w:rFonts w:ascii="Times New Roman" w:eastAsiaTheme="minorEastAsia" w:hAnsi="Times New Roman" w:cs="Times New Roman"/>
+          <w:sz w:val="24"/>
+          <w:szCs w:val="24"/>
+          <w:highlight w:val="yellow"/>
+        </w:rPr>
+        <w:t xml:space="preserve"> due</w:t>
+      </w:r>
+      <w:proofErr w:type="gramEnd"/>
+      <w:r>
+        <w:rPr>
+          <w:rFonts w:ascii="Times New Roman" w:eastAsiaTheme="minorEastAsia" w:hAnsi="Times New Roman" w:cs="Times New Roman"/>
+          <w:sz w:val="24"/>
+          <w:szCs w:val="24"/>
+          <w:highlight w:val="yellow"/>
+        </w:rPr>
+        <w:t xml:space="preserve"> to </w:t>
+      </w:r>
+      <w:r>
+        <w:rPr>
+          <w:rFonts w:ascii="Times New Roman" w:eastAsiaTheme="minorEastAsia" w:hAnsi="Times New Roman" w:cs="Times New Roman"/>
+          <w:sz w:val="24"/>
+          <w:szCs w:val="24"/>
+          <w:highlight w:val="yellow"/>
+        </w:rPr>
+        <w:t>the lack of ant-driven dispersal distance data for this species</w:t>
+      </w:r>
+      <w:r>
+        <w:rPr>
+          <w:rFonts w:ascii="Times New Roman" w:eastAsiaTheme="minorEastAsia" w:hAnsi="Times New Roman" w:cs="Times New Roman"/>
+          <w:sz w:val="24"/>
+          <w:szCs w:val="24"/>
+          <w:highlight w:val="yellow"/>
+        </w:rPr>
+        <w:t xml:space="preserve">, and conduct sensitivity analyses to assess </w:t>
+      </w:r>
+      <w:r>
+        <w:rPr>
+          <w:rFonts w:ascii="Times New Roman" w:eastAsiaTheme="minorEastAsia" w:hAnsi="Times New Roman" w:cs="Times New Roman"/>
+          <w:sz w:val="24"/>
+          <w:szCs w:val="24"/>
+          <w:highlight w:val="yellow"/>
+        </w:rPr>
+        <w:t>whether or not this assumption matters</w:t>
+      </w:r>
+      <w:r>
+        <w:rPr>
+          <w:rFonts w:ascii="Times New Roman" w:eastAsiaTheme="minorEastAsia" w:hAnsi="Times New Roman" w:cs="Times New Roman"/>
+          <w:sz w:val="24"/>
+          <w:szCs w:val="24"/>
+          <w:highlight w:val="yellow"/>
+        </w:rPr>
+        <w:t>.</w:t>
+      </w:r>
+    </w:p>
+    <w:p>
+      <w:pPr>
+        <w:ind w:firstLine="284"/>
+        <w:jc w:val="both"/>
+        <w:rPr>
+          <w:rFonts w:ascii="Times New Roman" w:hAnsi="Times New Roman" w:cs="Times New Roman"/>
+          <w:color w:val="222222"/>
+          <w:sz w:val="24"/>
+          <w:szCs w:val="24"/>
+          <w:shd w:val="clear" w:color="auto" w:fill="FFFFFF"/>
+        </w:rPr>
+      </w:pPr>
+      <w:r>
+        <w:rPr>
+          <w:rFonts w:ascii="Times New Roman" w:eastAsiaTheme="minorEastAsia" w:hAnsi="Times New Roman" w:cs="Times New Roman"/>
+          <w:sz w:val="24"/>
+          <w:szCs w:val="24"/>
+        </w:rPr>
+        <w:t xml:space="preserve">In addition to the lack of information regarding ant nest densities, as well as that regarding seed removal probability in relation to distance to the nearest ant nest, </w:t>
+      </w:r>
+      <w:r>
+        <w:rPr>
+          <w:rFonts w:ascii="Times New Roman" w:eastAsiaTheme="minorEastAsia" w:hAnsi="Times New Roman" w:cs="Times New Roman"/>
+          <w:sz w:val="24"/>
+          <w:szCs w:val="24"/>
+        </w:rPr>
+        <w:t>there is also a</w:t>
+      </w:r>
+      <w:r>
+        <w:rPr>
+          <w:rFonts w:ascii="Times New Roman" w:eastAsiaTheme="minorEastAsia" w:hAnsi="Times New Roman" w:cs="Times New Roman"/>
+          <w:sz w:val="24"/>
+          <w:szCs w:val="24"/>
+        </w:rPr>
+        <w:t xml:space="preserve"> lack</w:t>
+      </w:r>
+      <w:r>
+        <w:rPr>
+          <w:rFonts w:ascii="Times New Roman" w:eastAsiaTheme="minorEastAsia" w:hAnsi="Times New Roman" w:cs="Times New Roman"/>
+          <w:sz w:val="24"/>
+          <w:szCs w:val="24"/>
+        </w:rPr>
+        <w:t xml:space="preserve"> of</w:t>
+      </w:r>
+      <w:r>
+        <w:rPr>
+          <w:rFonts w:ascii="Times New Roman" w:eastAsiaTheme="minorEastAsia" w:hAnsi="Times New Roman" w:cs="Times New Roman"/>
+          <w:sz w:val="24"/>
+          <w:szCs w:val="24"/>
+        </w:rPr>
+        <w:t xml:space="preserve"> data on rates of </w:t>
+      </w:r>
+      <w:r>
+        <w:rPr>
+          <w:rFonts w:ascii="Times New Roman" w:eastAsiaTheme="minorEastAsia" w:hAnsi="Times New Roman" w:cs="Times New Roman"/>
+          <w:i/>
+          <w:iCs/>
+          <w:sz w:val="24"/>
+          <w:szCs w:val="24"/>
+        </w:rPr>
+        <w:t>C. nutans</w:t>
+      </w:r>
+      <w:r>
+        <w:rPr>
+          <w:rFonts w:ascii="Times New Roman" w:eastAsiaTheme="minorEastAsia" w:hAnsi="Times New Roman" w:cs="Times New Roman"/>
+          <w:sz w:val="24"/>
+          <w:szCs w:val="24"/>
+        </w:rPr>
+        <w:t xml:space="preserve"> seed predation after primary dispersal. Rates of seed predation in general are extremely difficult to capture in a natural setting, and </w:t>
+      </w:r>
+      <w:r>
+        <w:rPr>
+          <w:rFonts w:ascii="Times New Roman" w:eastAsiaTheme="minorEastAsia" w:hAnsi="Times New Roman" w:cs="Times New Roman"/>
+          <w:sz w:val="24"/>
+          <w:szCs w:val="24"/>
+        </w:rPr>
+        <w:t>though</w:t>
+      </w:r>
+      <w:r>
+        <w:rPr>
+          <w:rFonts w:ascii="Times New Roman" w:eastAsiaTheme="minorEastAsia" w:hAnsi="Times New Roman" w:cs="Times New Roman"/>
+          <w:sz w:val="24"/>
+          <w:szCs w:val="24"/>
+        </w:rPr>
+        <w:t xml:space="preserve"> experiments on seed removal are easier to conduct, studies</w:t>
+      </w:r>
+      <w:r>
+        <w:rPr>
+          <w:rFonts w:ascii="Times New Roman" w:eastAsiaTheme="minorEastAsia" w:hAnsi="Times New Roman" w:cs="Times New Roman"/>
+          <w:sz w:val="24"/>
+          <w:szCs w:val="24"/>
+        </w:rPr>
+        <w:t xml:space="preserve"> doing so</w:t>
+      </w:r>
+      <w:r>
+        <w:rPr>
+          <w:rFonts w:ascii="Times New Roman" w:eastAsiaTheme="minorEastAsia" w:hAnsi="Times New Roman" w:cs="Times New Roman"/>
+          <w:sz w:val="24"/>
+          <w:szCs w:val="24"/>
+        </w:rPr>
+        <w:t xml:space="preserve"> often incorrectly assume that all removed seeds are consumed (Vander Wall </w:t>
+      </w:r>
+      <w:r>
+        <w:rPr>
+          <w:rFonts w:ascii="Times New Roman" w:eastAsiaTheme="minorEastAsia" w:hAnsi="Times New Roman" w:cs="Times New Roman"/>
+          <w:i/>
+          <w:iCs/>
+          <w:sz w:val="24"/>
+          <w:szCs w:val="24"/>
         </w:rPr>
         <w:t>et al</w:t>
       </w:r>
@@ -6947,23 +8346,61 @@
           <w:sz w:val="24"/>
           <w:szCs w:val="24"/>
         </w:rPr>
-        <w:t>. 2015; Drees and Shea</w:t>
-      </w:r>
-      <w:r>
-        <w:rPr>
-          <w:rFonts w:ascii="Times New Roman" w:eastAsiaTheme="minorEastAsia" w:hAnsi="Times New Roman" w:cs="Times New Roman"/>
-          <w:sz w:val="24"/>
-          <w:szCs w:val="24"/>
-        </w:rPr>
-        <w:t xml:space="preserve"> 2024a</w:t>
-      </w:r>
-      <w:r>
-        <w:rPr>
-          <w:rFonts w:ascii="Times New Roman" w:eastAsiaTheme="minorEastAsia" w:hAnsi="Times New Roman" w:cs="Times New Roman"/>
-          <w:sz w:val="24"/>
-          <w:szCs w:val="24"/>
-        </w:rPr>
-        <w:t xml:space="preserve">) indicate that </w:t>
+        <w:t xml:space="preserve">. 2005b). While data on </w:t>
+      </w:r>
+      <w:r>
+        <w:rPr>
+          <w:rFonts w:ascii="Times New Roman" w:eastAsiaTheme="minorEastAsia" w:hAnsi="Times New Roman" w:cs="Times New Roman"/>
+          <w:i/>
+          <w:iCs/>
+          <w:sz w:val="24"/>
+          <w:szCs w:val="24"/>
+        </w:rPr>
+        <w:t>C. nutans</w:t>
+      </w:r>
+      <w:r>
+        <w:rPr>
+          <w:rFonts w:ascii="Times New Roman" w:eastAsiaTheme="minorEastAsia" w:hAnsi="Times New Roman" w:cs="Times New Roman"/>
+          <w:sz w:val="24"/>
+          <w:szCs w:val="24"/>
+        </w:rPr>
+        <w:t xml:space="preserve"> seed removal rates (</w:t>
+      </w:r>
+      <w:proofErr w:type="spellStart"/>
+      <w:r>
+        <w:rPr>
+          <w:rFonts w:ascii="Times New Roman" w:eastAsiaTheme="minorEastAsia" w:hAnsi="Times New Roman" w:cs="Times New Roman"/>
+          <w:sz w:val="24"/>
+          <w:szCs w:val="24"/>
+        </w:rPr>
+        <w:t>Jongejans</w:t>
+      </w:r>
+      <w:proofErr w:type="spellEnd"/>
+      <w:r>
+        <w:rPr>
+          <w:rFonts w:ascii="Times New Roman" w:eastAsiaTheme="minorEastAsia" w:hAnsi="Times New Roman" w:cs="Times New Roman"/>
+          <w:sz w:val="24"/>
+          <w:szCs w:val="24"/>
+        </w:rPr>
+        <w:t xml:space="preserve"> </w:t>
+      </w:r>
+      <w:r>
+        <w:rPr>
+          <w:rFonts w:ascii="Times New Roman" w:eastAsiaTheme="minorEastAsia" w:hAnsi="Times New Roman" w:cs="Times New Roman"/>
+          <w:i/>
+          <w:iCs/>
+          <w:sz w:val="24"/>
+          <w:szCs w:val="24"/>
+        </w:rPr>
+        <w:t>et al</w:t>
+      </w:r>
+      <w:r>
+        <w:rPr>
+          <w:rFonts w:ascii="Times New Roman" w:eastAsiaTheme="minorEastAsia" w:hAnsi="Times New Roman" w:cs="Times New Roman"/>
+          <w:sz w:val="24"/>
+          <w:szCs w:val="24"/>
+        </w:rPr>
+        <w:t xml:space="preserve">. 2015; Drees and Shea 2024a) indicate that </w:t>
       </w:r>
       <w:proofErr w:type="gramStart"/>
       <w:r>
@@ -6981,32 +8418,361 @@
           <w:sz w:val="24"/>
           <w:szCs w:val="24"/>
         </w:rPr>
-        <w:t xml:space="preserve"> seeds are moved by secondary dispersal </w:t>
-      </w:r>
-      <w:r>
-        <w:rPr>
-          <w:rFonts w:ascii="Times New Roman" w:eastAsiaTheme="minorEastAsia" w:hAnsi="Times New Roman" w:cs="Times New Roman"/>
-          <w:sz w:val="24"/>
-          <w:szCs w:val="24"/>
-        </w:rPr>
-        <w:lastRenderedPageBreak/>
-        <w:t>vectors, rates of seed consumption are unknown, and assuming that all of these seeds are destroyed via consumption would drastically underestimate population spread rates. Thus, in light of this problem, we explore the role of a range of predation rates as well as of ant nest densit</w:t>
-      </w:r>
-      <w:r>
-        <w:rPr>
-          <w:rFonts w:ascii="Times New Roman" w:eastAsiaTheme="minorEastAsia" w:hAnsi="Times New Roman" w:cs="Times New Roman"/>
-          <w:sz w:val="24"/>
-          <w:szCs w:val="24"/>
-        </w:rPr>
-        <w:t>ies</w:t>
-      </w:r>
-      <w:r>
-        <w:rPr>
-          <w:rFonts w:ascii="Times New Roman" w:eastAsiaTheme="minorEastAsia" w:hAnsi="Times New Roman" w:cs="Times New Roman"/>
-          <w:sz w:val="24"/>
-          <w:szCs w:val="24"/>
-        </w:rPr>
-        <w:t>. For any given value, we can explore the relative effects of model parameters on the wavespeed (rather than focusing on the value of the wavespeed itself). Should sensitivity analyses demonstrate a disproportional effect of seed predation and/or ant nest density, this identifies these parameters as critical for wavespeed estimation, and thus important foci for future research.</w:t>
+        <w:t xml:space="preserve"> seeds are moved by secondary dispersal vectors, rates of seed consumption are unknown, and assuming that all of these seeds are destroyed via consumption would drastically underestimate population spread rates. Thus, </w:t>
+      </w:r>
+      <w:proofErr w:type="gramStart"/>
+      <w:r>
+        <w:rPr>
+          <w:rFonts w:ascii="Times New Roman" w:eastAsiaTheme="minorEastAsia" w:hAnsi="Times New Roman" w:cs="Times New Roman"/>
+          <w:sz w:val="24"/>
+          <w:szCs w:val="24"/>
+        </w:rPr>
+        <w:t>in light of</w:t>
+      </w:r>
+      <w:proofErr w:type="gramEnd"/>
+      <w:r>
+        <w:rPr>
+          <w:rFonts w:ascii="Times New Roman" w:eastAsiaTheme="minorEastAsia" w:hAnsi="Times New Roman" w:cs="Times New Roman"/>
+          <w:sz w:val="24"/>
+          <w:szCs w:val="24"/>
+        </w:rPr>
+        <w:t xml:space="preserve"> this problem, we </w:t>
+      </w:r>
+      <w:r>
+        <w:rPr>
+          <w:rFonts w:ascii="Times New Roman" w:eastAsiaTheme="minorEastAsia" w:hAnsi="Times New Roman" w:cs="Times New Roman"/>
+          <w:sz w:val="24"/>
+          <w:szCs w:val="24"/>
+        </w:rPr>
+        <w:t xml:space="preserve">assume a post-dispersal predation rate of 0.9 for </w:t>
+      </w:r>
+      <w:r>
+        <w:rPr>
+          <w:rFonts w:ascii="Times New Roman" w:eastAsiaTheme="minorEastAsia" w:hAnsi="Times New Roman" w:cs="Times New Roman"/>
+          <w:sz w:val="24"/>
+          <w:szCs w:val="24"/>
+        </w:rPr>
+        <w:t>seeds moved by ants</w:t>
+      </w:r>
+      <w:r>
+        <w:rPr>
+          <w:rFonts w:ascii="Times New Roman" w:eastAsiaTheme="minorEastAsia" w:hAnsi="Times New Roman" w:cs="Times New Roman"/>
+          <w:sz w:val="24"/>
+          <w:szCs w:val="24"/>
+        </w:rPr>
+        <w:t xml:space="preserve"> and an ant nest density of 10 per metre; we then subject these parameters to sensitivity analyses to understand the magnitude and direction of changes in </w:t>
+      </w:r>
+      <w:proofErr w:type="spellStart"/>
+      <w:r>
+        <w:rPr>
+          <w:rFonts w:ascii="Times New Roman" w:eastAsiaTheme="minorEastAsia" w:hAnsi="Times New Roman" w:cs="Times New Roman"/>
+          <w:sz w:val="24"/>
+          <w:szCs w:val="24"/>
+        </w:rPr>
+        <w:t>wavespeed</w:t>
+      </w:r>
+      <w:proofErr w:type="spellEnd"/>
+      <w:r>
+        <w:rPr>
+          <w:rFonts w:ascii="Times New Roman" w:eastAsiaTheme="minorEastAsia" w:hAnsi="Times New Roman" w:cs="Times New Roman"/>
+          <w:sz w:val="24"/>
+          <w:szCs w:val="24"/>
+        </w:rPr>
+        <w:t xml:space="preserve"> when these parameters are increased or decreased</w:t>
+      </w:r>
+      <w:r>
+        <w:rPr>
+          <w:rFonts w:ascii="Times New Roman" w:eastAsiaTheme="minorEastAsia" w:hAnsi="Times New Roman" w:cs="Times New Roman"/>
+          <w:sz w:val="24"/>
+          <w:szCs w:val="24"/>
+        </w:rPr>
+        <w:t xml:space="preserve">. Should </w:t>
+      </w:r>
+      <w:r>
+        <w:rPr>
+          <w:rFonts w:ascii="Times New Roman" w:eastAsiaTheme="minorEastAsia" w:hAnsi="Times New Roman" w:cs="Times New Roman"/>
+          <w:sz w:val="24"/>
+          <w:szCs w:val="24"/>
+        </w:rPr>
+        <w:t>sensitivity</w:t>
+      </w:r>
+      <w:r>
+        <w:rPr>
+          <w:rFonts w:ascii="Times New Roman" w:eastAsiaTheme="minorEastAsia" w:hAnsi="Times New Roman" w:cs="Times New Roman"/>
+          <w:sz w:val="24"/>
+          <w:szCs w:val="24"/>
+        </w:rPr>
+        <w:t xml:space="preserve"> </w:t>
+      </w:r>
+      <w:r>
+        <w:rPr>
+          <w:rFonts w:ascii="Times New Roman" w:eastAsiaTheme="minorEastAsia" w:hAnsi="Times New Roman" w:cs="Times New Roman"/>
+          <w:sz w:val="24"/>
+          <w:szCs w:val="24"/>
+        </w:rPr>
+        <w:t xml:space="preserve">analyses demonstrate </w:t>
+      </w:r>
+      <w:r>
+        <w:rPr>
+          <w:rFonts w:ascii="Times New Roman" w:eastAsiaTheme="minorEastAsia" w:hAnsi="Times New Roman" w:cs="Times New Roman"/>
+          <w:sz w:val="24"/>
+          <w:szCs w:val="24"/>
+        </w:rPr>
+        <w:t>that</w:t>
+      </w:r>
+      <w:r>
+        <w:rPr>
+          <w:rFonts w:ascii="Times New Roman" w:eastAsiaTheme="minorEastAsia" w:hAnsi="Times New Roman" w:cs="Times New Roman"/>
+          <w:sz w:val="24"/>
+          <w:szCs w:val="24"/>
+        </w:rPr>
+        <w:t xml:space="preserve"> seed predation and/or ant nest density</w:t>
+      </w:r>
+      <w:r>
+        <w:rPr>
+          <w:rFonts w:ascii="Times New Roman" w:eastAsiaTheme="minorEastAsia" w:hAnsi="Times New Roman" w:cs="Times New Roman"/>
+          <w:sz w:val="24"/>
+          <w:szCs w:val="24"/>
+        </w:rPr>
+        <w:t xml:space="preserve"> </w:t>
+      </w:r>
+      <w:r>
+        <w:rPr>
+          <w:rFonts w:ascii="Times New Roman" w:eastAsiaTheme="minorEastAsia" w:hAnsi="Times New Roman" w:cs="Times New Roman"/>
+          <w:sz w:val="24"/>
+          <w:szCs w:val="24"/>
+        </w:rPr>
+        <w:t>have strong effects on</w:t>
+      </w:r>
+      <w:r>
+        <w:rPr>
+          <w:rFonts w:ascii="Times New Roman" w:eastAsiaTheme="minorEastAsia" w:hAnsi="Times New Roman" w:cs="Times New Roman"/>
+          <w:sz w:val="24"/>
+          <w:szCs w:val="24"/>
+        </w:rPr>
+        <w:t xml:space="preserve"> wa</w:t>
+      </w:r>
+      <w:proofErr w:type="spellStart"/>
+      <w:r>
+        <w:rPr>
+          <w:rFonts w:ascii="Times New Roman" w:eastAsiaTheme="minorEastAsia" w:hAnsi="Times New Roman" w:cs="Times New Roman"/>
+          <w:sz w:val="24"/>
+          <w:szCs w:val="24"/>
+        </w:rPr>
+        <w:t>vespeeds</w:t>
+      </w:r>
+      <w:proofErr w:type="spellEnd"/>
+      <w:r>
+        <w:rPr>
+          <w:rFonts w:ascii="Times New Roman" w:eastAsiaTheme="minorEastAsia" w:hAnsi="Times New Roman" w:cs="Times New Roman"/>
+          <w:sz w:val="24"/>
+          <w:szCs w:val="24"/>
+        </w:rPr>
+        <w:t>,</w:t>
+      </w:r>
+      <w:r>
+        <w:rPr>
+          <w:rFonts w:ascii="Times New Roman" w:eastAsiaTheme="minorEastAsia" w:hAnsi="Times New Roman" w:cs="Times New Roman"/>
+          <w:sz w:val="24"/>
+          <w:szCs w:val="24"/>
+        </w:rPr>
+        <w:t xml:space="preserve"> then</w:t>
+      </w:r>
+      <w:r>
+        <w:rPr>
+          <w:rFonts w:ascii="Times New Roman" w:eastAsiaTheme="minorEastAsia" w:hAnsi="Times New Roman" w:cs="Times New Roman"/>
+          <w:sz w:val="24"/>
+          <w:szCs w:val="24"/>
+        </w:rPr>
+        <w:t xml:space="preserve"> this </w:t>
+      </w:r>
+      <w:r>
+        <w:rPr>
+          <w:rFonts w:ascii="Times New Roman" w:eastAsiaTheme="minorEastAsia" w:hAnsi="Times New Roman" w:cs="Times New Roman"/>
+          <w:sz w:val="24"/>
+          <w:szCs w:val="24"/>
+        </w:rPr>
+        <w:t>indicates that</w:t>
+      </w:r>
+      <w:r>
+        <w:rPr>
+          <w:rFonts w:ascii="Times New Roman" w:eastAsiaTheme="minorEastAsia" w:hAnsi="Times New Roman" w:cs="Times New Roman"/>
+          <w:sz w:val="24"/>
+          <w:szCs w:val="24"/>
+        </w:rPr>
+        <w:t xml:space="preserve"> these parameters </w:t>
+      </w:r>
+      <w:r>
+        <w:rPr>
+          <w:rFonts w:ascii="Times New Roman" w:eastAsiaTheme="minorEastAsia" w:hAnsi="Times New Roman" w:cs="Times New Roman"/>
+          <w:sz w:val="24"/>
+          <w:szCs w:val="24"/>
+        </w:rPr>
+        <w:t>are</w:t>
+      </w:r>
+      <w:r>
+        <w:rPr>
+          <w:rFonts w:ascii="Times New Roman" w:eastAsiaTheme="minorEastAsia" w:hAnsi="Times New Roman" w:cs="Times New Roman"/>
+          <w:sz w:val="24"/>
+          <w:szCs w:val="24"/>
+        </w:rPr>
+        <w:t xml:space="preserve"> critical for </w:t>
+      </w:r>
+      <w:proofErr w:type="spellStart"/>
+      <w:r>
+        <w:rPr>
+          <w:rFonts w:ascii="Times New Roman" w:eastAsiaTheme="minorEastAsia" w:hAnsi="Times New Roman" w:cs="Times New Roman"/>
+          <w:sz w:val="24"/>
+          <w:szCs w:val="24"/>
+        </w:rPr>
+        <w:t>wavespeed</w:t>
+      </w:r>
+      <w:proofErr w:type="spellEnd"/>
+      <w:r>
+        <w:rPr>
+          <w:rFonts w:ascii="Times New Roman" w:eastAsiaTheme="minorEastAsia" w:hAnsi="Times New Roman" w:cs="Times New Roman"/>
+          <w:sz w:val="24"/>
+          <w:szCs w:val="24"/>
+        </w:rPr>
+        <w:t xml:space="preserve"> estimation and</w:t>
+      </w:r>
+      <w:r>
+        <w:rPr>
+          <w:rFonts w:ascii="Times New Roman" w:eastAsiaTheme="minorEastAsia" w:hAnsi="Times New Roman" w:cs="Times New Roman"/>
+          <w:sz w:val="24"/>
+          <w:szCs w:val="24"/>
+        </w:rPr>
+        <w:t xml:space="preserve"> </w:t>
+      </w:r>
+      <w:r>
+        <w:rPr>
+          <w:rFonts w:ascii="Times New Roman" w:eastAsiaTheme="minorEastAsia" w:hAnsi="Times New Roman" w:cs="Times New Roman"/>
+          <w:sz w:val="24"/>
+          <w:szCs w:val="24"/>
+        </w:rPr>
+        <w:t>should be</w:t>
+      </w:r>
+      <w:r>
+        <w:rPr>
+          <w:rFonts w:ascii="Times New Roman" w:eastAsiaTheme="minorEastAsia" w:hAnsi="Times New Roman" w:cs="Times New Roman"/>
+          <w:sz w:val="24"/>
+          <w:szCs w:val="24"/>
+        </w:rPr>
+        <w:t xml:space="preserve"> foci for future research</w:t>
+      </w:r>
+      <w:r>
+        <w:rPr>
+          <w:rFonts w:ascii="Times New Roman" w:eastAsiaTheme="minorEastAsia" w:hAnsi="Times New Roman" w:cs="Times New Roman"/>
+          <w:sz w:val="24"/>
+          <w:szCs w:val="24"/>
+        </w:rPr>
+        <w:t xml:space="preserve">; if their effects on </w:t>
+      </w:r>
+      <w:proofErr w:type="spellStart"/>
+      <w:r>
+        <w:rPr>
+          <w:rFonts w:ascii="Times New Roman" w:eastAsiaTheme="minorEastAsia" w:hAnsi="Times New Roman" w:cs="Times New Roman"/>
+          <w:sz w:val="24"/>
+          <w:szCs w:val="24"/>
+        </w:rPr>
+        <w:t>wavespeeds</w:t>
+      </w:r>
+      <w:proofErr w:type="spellEnd"/>
+      <w:r>
+        <w:rPr>
+          <w:rFonts w:ascii="Times New Roman" w:eastAsiaTheme="minorEastAsia" w:hAnsi="Times New Roman" w:cs="Times New Roman"/>
+          <w:sz w:val="24"/>
+          <w:szCs w:val="24"/>
+        </w:rPr>
+        <w:t xml:space="preserve"> are weak, then obtaining accurate estimates </w:t>
+      </w:r>
+      <w:r>
+        <w:rPr>
+          <w:rFonts w:ascii="Times New Roman" w:eastAsiaTheme="minorEastAsia" w:hAnsi="Times New Roman" w:cs="Times New Roman"/>
+          <w:sz w:val="24"/>
+          <w:szCs w:val="24"/>
+        </w:rPr>
+        <w:t xml:space="preserve">for these two parameters may not be </w:t>
+      </w:r>
+      <w:r>
+        <w:rPr>
+          <w:rFonts w:ascii="Times New Roman" w:eastAsiaTheme="minorEastAsia" w:hAnsi="Times New Roman" w:cs="Times New Roman"/>
+          <w:sz w:val="24"/>
+          <w:szCs w:val="24"/>
+        </w:rPr>
+        <w:t>necessary when building dispersal models in the future</w:t>
+      </w:r>
+      <w:r>
+        <w:rPr>
+          <w:rFonts w:ascii="Times New Roman" w:eastAsiaTheme="minorEastAsia" w:hAnsi="Times New Roman" w:cs="Times New Roman"/>
+          <w:sz w:val="24"/>
+          <w:szCs w:val="24"/>
+        </w:rPr>
+        <w:t>.</w:t>
+      </w:r>
+      <w:r>
+        <w:rPr>
+          <w:rFonts w:ascii="Times New Roman" w:eastAsiaTheme="minorEastAsia" w:hAnsi="Times New Roman" w:cs="Times New Roman"/>
+          <w:sz w:val="24"/>
+          <w:szCs w:val="24"/>
+        </w:rPr>
+        <w:t xml:space="preserve"> </w:t>
+      </w:r>
+      <w:r>
+        <w:rPr>
+          <w:rFonts w:ascii="Times New Roman" w:eastAsiaTheme="minorEastAsia" w:hAnsi="Times New Roman" w:cs="Times New Roman"/>
+          <w:sz w:val="24"/>
+          <w:szCs w:val="24"/>
+        </w:rPr>
+        <w:t>Additional</w:t>
+      </w:r>
+      <w:r>
+        <w:rPr>
+          <w:rFonts w:ascii="Times New Roman" w:eastAsiaTheme="minorEastAsia" w:hAnsi="Times New Roman" w:cs="Times New Roman"/>
+          <w:sz w:val="24"/>
+          <w:szCs w:val="24"/>
+        </w:rPr>
+        <w:t xml:space="preserve"> information</w:t>
+      </w:r>
+      <w:r>
+        <w:rPr>
+          <w:rFonts w:ascii="Times New Roman" w:eastAsiaTheme="minorEastAsia" w:hAnsi="Times New Roman" w:cs="Times New Roman"/>
+          <w:sz w:val="24"/>
+          <w:szCs w:val="24"/>
+        </w:rPr>
+        <w:t xml:space="preserve"> on the ant dispersal model</w:t>
+      </w:r>
+      <w:r>
+        <w:rPr>
+          <w:rFonts w:ascii="Times New Roman" w:eastAsiaTheme="minorEastAsia" w:hAnsi="Times New Roman" w:cs="Times New Roman"/>
+          <w:sz w:val="24"/>
+          <w:szCs w:val="24"/>
+        </w:rPr>
+        <w:t>,</w:t>
+      </w:r>
+      <w:r>
+        <w:rPr>
+          <w:rFonts w:ascii="Times New Roman" w:eastAsiaTheme="minorEastAsia" w:hAnsi="Times New Roman" w:cs="Times New Roman"/>
+          <w:sz w:val="24"/>
+          <w:szCs w:val="24"/>
+        </w:rPr>
+        <w:t xml:space="preserve"> the wind dispersal model, and the parameters associated with these models</w:t>
+      </w:r>
+      <w:r>
+        <w:rPr>
+          <w:rFonts w:ascii="Times New Roman" w:eastAsiaTheme="minorEastAsia" w:hAnsi="Times New Roman" w:cs="Times New Roman"/>
+          <w:sz w:val="24"/>
+          <w:szCs w:val="24"/>
+        </w:rPr>
+        <w:t xml:space="preserve"> can be found in</w:t>
+      </w:r>
+      <w:r>
+        <w:rPr>
+          <w:rFonts w:ascii="Times New Roman" w:eastAsiaTheme="minorEastAsia" w:hAnsi="Times New Roman" w:cs="Times New Roman"/>
+          <w:sz w:val="24"/>
+          <w:szCs w:val="24"/>
+        </w:rPr>
+        <w:t xml:space="preserve"> Appendix S1.</w:t>
       </w:r>
     </w:p>
     <w:p>
@@ -7042,6 +8808,7 @@
           <w:iCs/>
           <w:sz w:val="24"/>
           <w:szCs w:val="24"/>
+          <w:highlight w:val="green"/>
         </w:rPr>
         <w:t>Wavespeed models</w:t>
       </w:r>
@@ -7114,7 +8881,81 @@
           <w:sz w:val="24"/>
           <w:szCs w:val="24"/>
         </w:rPr>
-        <w:t xml:space="preserve">using integrodifference or integral projection models (e.g. Skarpaas and Shea 2007, Jongejans </w:t>
+        <w:t>using</w:t>
+      </w:r>
+      <w:r>
+        <w:rPr>
+          <w:rFonts w:ascii="Times New Roman" w:hAnsi="Times New Roman" w:cs="Times New Roman"/>
+          <w:sz w:val="24"/>
+          <w:szCs w:val="24"/>
+        </w:rPr>
+        <w:t xml:space="preserve"> matrix,</w:t>
+      </w:r>
+      <w:r>
+        <w:rPr>
+          <w:rFonts w:ascii="Times New Roman" w:hAnsi="Times New Roman" w:cs="Times New Roman"/>
+          <w:sz w:val="24"/>
+          <w:szCs w:val="24"/>
+        </w:rPr>
+        <w:t xml:space="preserve"> integrodifference</w:t>
+      </w:r>
+      <w:r>
+        <w:rPr>
+          <w:rFonts w:ascii="Times New Roman" w:hAnsi="Times New Roman" w:cs="Times New Roman"/>
+          <w:sz w:val="24"/>
+          <w:szCs w:val="24"/>
+        </w:rPr>
+        <w:t xml:space="preserve">, or </w:t>
+      </w:r>
+      <w:r>
+        <w:rPr>
+          <w:rFonts w:ascii="Times New Roman" w:hAnsi="Times New Roman" w:cs="Times New Roman"/>
+          <w:sz w:val="24"/>
+          <w:szCs w:val="24"/>
+        </w:rPr>
+        <w:t>integral projection models (</w:t>
+      </w:r>
+      <w:r>
+        <w:rPr>
+          <w:rFonts w:ascii="Times New Roman" w:hAnsi="Times New Roman" w:cs="Times New Roman"/>
+          <w:sz w:val="24"/>
+          <w:szCs w:val="24"/>
+        </w:rPr>
+        <w:t>e.g. Skarpaas and Shea 2007</w:t>
+      </w:r>
+      <w:r>
+        <w:rPr>
+          <w:rFonts w:ascii="Times New Roman" w:hAnsi="Times New Roman" w:cs="Times New Roman"/>
+          <w:sz w:val="24"/>
+          <w:szCs w:val="24"/>
+        </w:rPr>
+        <w:t>;</w:t>
+      </w:r>
+      <w:r>
+        <w:rPr>
+          <w:rFonts w:ascii="Times New Roman" w:hAnsi="Times New Roman" w:cs="Times New Roman"/>
+          <w:sz w:val="24"/>
+          <w:szCs w:val="24"/>
+        </w:rPr>
+        <w:t xml:space="preserve"> </w:t>
+      </w:r>
+      <w:proofErr w:type="spellStart"/>
+      <w:r>
+        <w:rPr>
+          <w:rFonts w:ascii="Times New Roman" w:hAnsi="Times New Roman" w:cs="Times New Roman"/>
+          <w:sz w:val="24"/>
+          <w:szCs w:val="24"/>
+        </w:rPr>
+        <w:t>Jongejans</w:t>
+      </w:r>
+      <w:proofErr w:type="spellEnd"/>
+      <w:r>
+        <w:rPr>
+          <w:rFonts w:ascii="Times New Roman" w:hAnsi="Times New Roman" w:cs="Times New Roman"/>
+          <w:sz w:val="24"/>
+          <w:szCs w:val="24"/>
+        </w:rPr>
+        <w:t xml:space="preserve"> </w:t>
       </w:r>
       <w:r>
         <w:rPr>
@@ -7132,7 +8973,23 @@
           <w:sz w:val="24"/>
           <w:szCs w:val="24"/>
         </w:rPr>
-        <w:t xml:space="preserve"> 2011, Zhang </w:t>
+        <w:t xml:space="preserve"> 2011</w:t>
+      </w:r>
+      <w:r>
+        <w:rPr>
+          <w:rFonts w:ascii="Times New Roman" w:hAnsi="Times New Roman" w:cs="Times New Roman"/>
+          <w:sz w:val="24"/>
+          <w:szCs w:val="24"/>
+        </w:rPr>
+        <w:t>;</w:t>
+      </w:r>
+      <w:r>
+        <w:rPr>
+          <w:rFonts w:ascii="Times New Roman" w:hAnsi="Times New Roman" w:cs="Times New Roman"/>
+          <w:sz w:val="24"/>
+          <w:szCs w:val="24"/>
+        </w:rPr>
+        <w:t xml:space="preserve"> Zhang </w:t>
       </w:r>
       <w:r>
         <w:rPr>
@@ -7150,7 +9007,23 @@
           <w:sz w:val="24"/>
           <w:szCs w:val="24"/>
         </w:rPr>
-        <w:t xml:space="preserve">. 2011, Marchetto </w:t>
+        <w:t>. 2011</w:t>
+      </w:r>
+      <w:r>
+        <w:rPr>
+          <w:rFonts w:ascii="Times New Roman" w:hAnsi="Times New Roman" w:cs="Times New Roman"/>
+          <w:sz w:val="24"/>
+          <w:szCs w:val="24"/>
+        </w:rPr>
+        <w:t>;</w:t>
+      </w:r>
+      <w:r>
+        <w:rPr>
+          <w:rFonts w:ascii="Times New Roman" w:hAnsi="Times New Roman" w:cs="Times New Roman"/>
+          <w:sz w:val="24"/>
+          <w:szCs w:val="24"/>
+        </w:rPr>
+        <w:t xml:space="preserve"> Marchetto </w:t>
       </w:r>
       <w:r>
         <w:rPr>
@@ -7168,7 +9041,73 @@
           <w:sz w:val="24"/>
           <w:szCs w:val="24"/>
         </w:rPr>
-        <w:t>. 2014), we tackle the added challenge associated with trying to incorporate ant nests as location-specific seed sinks by</w:t>
+        <w:t>. 2014</w:t>
+      </w:r>
+      <w:r>
+        <w:rPr>
+          <w:rFonts w:ascii="Times New Roman" w:hAnsi="Times New Roman" w:cs="Times New Roman"/>
+          <w:sz w:val="24"/>
+          <w:szCs w:val="24"/>
+        </w:rPr>
+        <w:t xml:space="preserve">; Teller </w:t>
+      </w:r>
+      <w:r>
+        <w:rPr>
+          <w:rFonts w:ascii="Times New Roman" w:hAnsi="Times New Roman" w:cs="Times New Roman"/>
+          <w:i/>
+          <w:iCs/>
+          <w:sz w:val="24"/>
+          <w:szCs w:val="24"/>
+        </w:rPr>
+        <w:t>et al</w:t>
+      </w:r>
+      <w:r>
+        <w:rPr>
+          <w:rFonts w:ascii="Times New Roman" w:hAnsi="Times New Roman" w:cs="Times New Roman"/>
+          <w:sz w:val="24"/>
+          <w:szCs w:val="24"/>
+        </w:rPr>
+        <w:t>. 2016</w:t>
+      </w:r>
+      <w:r>
+        <w:rPr>
+          <w:rFonts w:ascii="Times New Roman" w:hAnsi="Times New Roman" w:cs="Times New Roman"/>
+          <w:sz w:val="24"/>
+          <w:szCs w:val="24"/>
+        </w:rPr>
+        <w:t xml:space="preserve">), we tackle the added challenge </w:t>
+      </w:r>
+      <w:r>
+        <w:rPr>
+          <w:rFonts w:ascii="Times New Roman" w:hAnsi="Times New Roman" w:cs="Times New Roman"/>
+          <w:sz w:val="24"/>
+          <w:szCs w:val="24"/>
+        </w:rPr>
+        <w:t>of</w:t>
+      </w:r>
+      <w:r>
+        <w:rPr>
+          <w:rFonts w:ascii="Times New Roman" w:hAnsi="Times New Roman" w:cs="Times New Roman"/>
+          <w:sz w:val="24"/>
+          <w:szCs w:val="24"/>
+        </w:rPr>
+        <w:t xml:space="preserve"> trying to </w:t>
+      </w:r>
+      <w:r>
+        <w:rPr>
+          <w:rFonts w:ascii="Times New Roman" w:hAnsi="Times New Roman" w:cs="Times New Roman"/>
+          <w:sz w:val="24"/>
+          <w:szCs w:val="24"/>
+        </w:rPr>
+        <w:t>include</w:t>
+      </w:r>
+      <w:r>
+        <w:rPr>
+          <w:rFonts w:ascii="Times New Roman" w:hAnsi="Times New Roman" w:cs="Times New Roman"/>
+          <w:sz w:val="24"/>
+          <w:szCs w:val="24"/>
+        </w:rPr>
+        <w:t xml:space="preserve"> ant nests as location-specific seed sinks by</w:t>
       </w:r>
       <w:r>
         <w:rPr>
@@ -7184,7 +9123,25 @@
           <w:sz w:val="24"/>
           <w:szCs w:val="24"/>
         </w:rPr>
-        <w:t xml:space="preserve"> numerically estimating wavespeeds using an individual-based model</w:t>
+        <w:t xml:space="preserve"> numerically estimating </w:t>
+      </w:r>
+      <w:proofErr w:type="spellStart"/>
+      <w:r>
+        <w:rPr>
+          <w:rFonts w:ascii="Times New Roman" w:hAnsi="Times New Roman" w:cs="Times New Roman"/>
+          <w:sz w:val="24"/>
+          <w:szCs w:val="24"/>
+        </w:rPr>
+        <w:t>wavespeeds</w:t>
+      </w:r>
+      <w:proofErr w:type="spellEnd"/>
+      <w:r>
+        <w:rPr>
+          <w:rFonts w:ascii="Times New Roman" w:hAnsi="Times New Roman" w:cs="Times New Roman"/>
+          <w:sz w:val="24"/>
+          <w:szCs w:val="24"/>
+        </w:rPr>
+        <w:t xml:space="preserve"> using an individual-based model</w:t>
       </w:r>
       <w:r>
         <w:rPr>
@@ -7272,7 +9229,23 @@
           <w:sz w:val="24"/>
           <w:szCs w:val="24"/>
         </w:rPr>
-        <w:t>the incorporation of</w:t>
+        <w:t xml:space="preserve">the </w:t>
+      </w:r>
+      <w:r>
+        <w:rPr>
+          <w:rFonts w:ascii="Times New Roman" w:hAnsi="Times New Roman" w:cs="Times New Roman"/>
+          <w:sz w:val="24"/>
+          <w:szCs w:val="24"/>
+        </w:rPr>
+        <w:t>inclusion</w:t>
+      </w:r>
+      <w:r>
+        <w:rPr>
+          <w:rFonts w:ascii="Times New Roman" w:hAnsi="Times New Roman" w:cs="Times New Roman"/>
+          <w:sz w:val="24"/>
+          <w:szCs w:val="24"/>
+        </w:rPr>
+        <w:t xml:space="preserve"> of</w:t>
       </w:r>
       <w:r>
         <w:rPr>
@@ -7296,7 +9269,23 @@
           <w:sz w:val="24"/>
           <w:szCs w:val="24"/>
         </w:rPr>
-        <w:t xml:space="preserve"> demographic traits such as height, number of flower heads, etc.</w:t>
+        <w:t xml:space="preserve"> demographic traits such as </w:t>
+      </w:r>
+      <w:r>
+        <w:rPr>
+          <w:rFonts w:ascii="Times New Roman" w:hAnsi="Times New Roman" w:cs="Times New Roman"/>
+          <w:sz w:val="24"/>
+          <w:szCs w:val="24"/>
+        </w:rPr>
+        <w:t xml:space="preserve">rosette size, </w:t>
+      </w:r>
+      <w:r>
+        <w:rPr>
+          <w:rFonts w:ascii="Times New Roman" w:hAnsi="Times New Roman" w:cs="Times New Roman"/>
+          <w:sz w:val="24"/>
+          <w:szCs w:val="24"/>
+        </w:rPr>
+        <w:t>number of flower heads,</w:t>
       </w:r>
       <w:r>
         <w:rPr>
@@ -7312,15 +9301,72 @@
           <w:sz w:val="24"/>
           <w:szCs w:val="24"/>
         </w:rPr>
-        <w:t>Our</w:t>
-      </w:r>
-      <w:r>
-        <w:rPr>
-          <w:rFonts w:ascii="Times New Roman" w:hAnsi="Times New Roman" w:cs="Times New Roman"/>
-          <w:sz w:val="24"/>
-          <w:szCs w:val="24"/>
-        </w:rPr>
-        <w:t xml:space="preserve"> model uses a high number of replications to simulate the expansion of a population</w:t>
+        <w:t>flower head height</w:t>
+      </w:r>
+      <w:r>
+        <w:rPr>
+          <w:rFonts w:ascii="Times New Roman" w:hAnsi="Times New Roman" w:cs="Times New Roman"/>
+          <w:sz w:val="24"/>
+          <w:szCs w:val="24"/>
+        </w:rPr>
+        <w:t>,</w:t>
+      </w:r>
+      <w:r>
+        <w:rPr>
+          <w:rFonts w:ascii="Times New Roman" w:hAnsi="Times New Roman" w:cs="Times New Roman"/>
+          <w:sz w:val="24"/>
+          <w:szCs w:val="24"/>
+        </w:rPr>
+        <w:t xml:space="preserve"> etc.</w:t>
+      </w:r>
+      <w:r>
+        <w:rPr>
+          <w:rFonts w:ascii="Times New Roman" w:hAnsi="Times New Roman" w:cs="Times New Roman"/>
+          <w:sz w:val="24"/>
+          <w:szCs w:val="24"/>
+        </w:rPr>
+        <w:t xml:space="preserve"> </w:t>
+      </w:r>
+      <w:r>
+        <w:rPr>
+          <w:rFonts w:ascii="Times New Roman" w:hAnsi="Times New Roman" w:cs="Times New Roman"/>
+          <w:sz w:val="24"/>
+          <w:szCs w:val="24"/>
+        </w:rPr>
+        <w:lastRenderedPageBreak/>
+        <w:t>Using a high number of replications, o</w:t>
+      </w:r>
+      <w:r>
+        <w:rPr>
+          <w:rFonts w:ascii="Times New Roman" w:hAnsi="Times New Roman" w:cs="Times New Roman"/>
+          <w:sz w:val="24"/>
+          <w:szCs w:val="24"/>
+        </w:rPr>
+        <w:t>ur</w:t>
+      </w:r>
+      <w:r>
+        <w:rPr>
+          <w:rFonts w:ascii="Times New Roman" w:hAnsi="Times New Roman" w:cs="Times New Roman"/>
+          <w:sz w:val="24"/>
+          <w:szCs w:val="24"/>
+        </w:rPr>
+        <w:t xml:space="preserve"> model simulate</w:t>
+      </w:r>
+      <w:r>
+        <w:rPr>
+          <w:rFonts w:ascii="Times New Roman" w:hAnsi="Times New Roman" w:cs="Times New Roman"/>
+          <w:sz w:val="24"/>
+          <w:szCs w:val="24"/>
+        </w:rPr>
+        <w:t>s</w:t>
+      </w:r>
+      <w:r>
+        <w:rPr>
+          <w:rFonts w:ascii="Times New Roman" w:hAnsi="Times New Roman" w:cs="Times New Roman"/>
+          <w:sz w:val="24"/>
+          <w:szCs w:val="24"/>
+        </w:rPr>
+        <w:t xml:space="preserve"> the expansion of a population</w:t>
       </w:r>
       <w:r>
         <w:rPr>
@@ -7329,6 +9375,14 @@
           <w:szCs w:val="24"/>
         </w:rPr>
         <w:t xml:space="preserve"> across one-dimensional space</w:t>
+      </w:r>
+      <w:r>
+        <w:rPr>
+          <w:rFonts w:ascii="Times New Roman" w:hAnsi="Times New Roman" w:cs="Times New Roman"/>
+          <w:sz w:val="24"/>
+          <w:szCs w:val="24"/>
+        </w:rPr>
+        <w:t>,</w:t>
       </w:r>
       <w:r>
         <w:rPr>
@@ -7363,7 +9417,81 @@
           <w:sz w:val="24"/>
           <w:szCs w:val="24"/>
         </w:rPr>
-        <w:t xml:space="preserve">The demographic and dispersal algorithm used in this model </w:t>
+        <w:t xml:space="preserve">The </w:t>
+      </w:r>
+      <w:r>
+        <w:rPr>
+          <w:rFonts w:ascii="Times New Roman" w:hAnsi="Times New Roman" w:cs="Times New Roman"/>
+          <w:sz w:val="24"/>
+          <w:szCs w:val="24"/>
+        </w:rPr>
+        <w:t xml:space="preserve">sequence of </w:t>
+      </w:r>
+      <w:r>
+        <w:rPr>
+          <w:rFonts w:ascii="Times New Roman" w:hAnsi="Times New Roman" w:cs="Times New Roman"/>
+          <w:sz w:val="24"/>
+          <w:szCs w:val="24"/>
+        </w:rPr>
+        <w:t xml:space="preserve">demographic and dispersal </w:t>
+      </w:r>
+      <w:r>
+        <w:rPr>
+          <w:rFonts w:ascii="Times New Roman" w:hAnsi="Times New Roman" w:cs="Times New Roman"/>
+          <w:sz w:val="24"/>
+          <w:szCs w:val="24"/>
+        </w:rPr>
+        <w:t>components</w:t>
+      </w:r>
+      <w:r>
+        <w:rPr>
+          <w:rFonts w:ascii="Times New Roman" w:hAnsi="Times New Roman" w:cs="Times New Roman"/>
+          <w:sz w:val="24"/>
+          <w:szCs w:val="24"/>
+        </w:rPr>
+        <w:t xml:space="preserve"> used in </w:t>
+      </w:r>
+      <w:r>
+        <w:rPr>
+          <w:rFonts w:ascii="Times New Roman" w:hAnsi="Times New Roman" w:cs="Times New Roman"/>
+          <w:sz w:val="24"/>
+          <w:szCs w:val="24"/>
+        </w:rPr>
+        <w:t xml:space="preserve">the </w:t>
+      </w:r>
+      <w:proofErr w:type="spellStart"/>
+      <w:r>
+        <w:rPr>
+          <w:rFonts w:ascii="Times New Roman" w:hAnsi="Times New Roman" w:cs="Times New Roman"/>
+          <w:sz w:val="24"/>
+          <w:szCs w:val="24"/>
+        </w:rPr>
+        <w:t>wavespeed</w:t>
+      </w:r>
+      <w:proofErr w:type="spellEnd"/>
+      <w:r>
+        <w:rPr>
+          <w:rFonts w:ascii="Times New Roman" w:hAnsi="Times New Roman" w:cs="Times New Roman"/>
+          <w:sz w:val="24"/>
+          <w:szCs w:val="24"/>
+        </w:rPr>
+        <w:t xml:space="preserve"> </w:t>
+      </w:r>
+      <w:r>
+        <w:rPr>
+          <w:rFonts w:ascii="Times New Roman" w:hAnsi="Times New Roman" w:cs="Times New Roman"/>
+          <w:sz w:val="24"/>
+          <w:szCs w:val="24"/>
+        </w:rPr>
+        <w:t>simulations</w:t>
+      </w:r>
+      <w:r>
+        <w:rPr>
+          <w:rFonts w:ascii="Times New Roman" w:hAnsi="Times New Roman" w:cs="Times New Roman"/>
+          <w:sz w:val="24"/>
+          <w:szCs w:val="24"/>
+        </w:rPr>
+        <w:t xml:space="preserve"> </w:t>
       </w:r>
       <w:r>
         <w:rPr>
@@ -7379,7 +95